--- a/data/outputs/v2/Chemistry/SS1.3_The_Periodic_Table/Chemistry_The_Periodic_Table_CBE_LessonSequence.docx
+++ b/data/outputs/v2/Chemistry/SS1.3_The_Periodic_Table/Chemistry_The_Periodic_Table_CBE_LessonSequence.docx
@@ -3082,7 +3082,7 @@
             <w:pPr>
               <w:spacing w:after="20" w:before="0"/>
             </w:pPr>
-            <w:hyperlink w:history="1" r:id="rIdtgqbzoflq6henswy2zedj">
+            <w:hyperlink w:history="1" r:id="rIdcdse2po7tc8ag1qqylm0t">
               <w:r>
                 <w:rPr>
                   <w:rFonts w:ascii="Arial" w:cs="Arial" w:eastAsia="Arial" w:hAnsi="Arial"/>
@@ -3091,7 +3091,7 @@
                   <w:szCs w:val="16"/>
                   <w:u w:val="single" w:color="2E75B6"/>
                 </w:rPr>
-                <w:t xml:space="preserve">Modeling with systems of inequalities</w:t>
+                <w:t xml:space="preserve">The periodic table - classification of elements</w:t>
               </w:r>
             </w:hyperlink>
           </w:p>
@@ -3115,7 +3115,7 @@
               <w:spacing w:after="10" w:before="0"/>
               <w:ind w:left="120"/>
             </w:pPr>
-            <w:hyperlink w:history="1" r:id="rIdt12nharbubfne22ch_qw9">
+            <w:hyperlink w:history="1" r:id="rIdo5yi4ea26j_fbdl4sfa1d">
               <w:r>
                 <w:rPr>
                   <w:rFonts w:ascii="Arial" w:cs="Arial" w:eastAsia="Arial" w:hAnsi="Arial"/>
@@ -3160,7 +3160,7 @@
             <w:pPr>
               <w:spacing w:after="20" w:before="0"/>
             </w:pPr>
-            <w:hyperlink w:history="1" r:id="rIdew3aus_cmqj60n7nxv7f0">
+            <w:hyperlink w:history="1" r:id="rIdxslhuxxzl4gta2z7xfec7">
               <w:r>
                 <w:rPr>
                   <w:rFonts w:ascii="Arial" w:cs="Arial" w:eastAsia="Arial" w:hAnsi="Arial"/>
@@ -3169,7 +3169,7 @@
                   <w:szCs w:val="16"/>
                   <w:u w:val="single" w:color="2E75B6"/>
                 </w:rPr>
-                <w:t xml:space="preserve">Writing the Periodic Table (PLIX)</w:t>
+                <w:t xml:space="preserve">Modern Periodic Table: Periods and Groups (Flexbook)</w:t>
               </w:r>
             </w:hyperlink>
           </w:p>
@@ -3193,7 +3193,7 @@
               <w:spacing w:after="10" w:before="0"/>
               <w:ind w:left="120"/>
             </w:pPr>
-            <w:hyperlink w:history="1" r:id="rIdeesfaamdha4abi6lz-h99">
+            <w:hyperlink w:history="1" r:id="rId3wqyh-pwcnrw_acyynmtn">
               <w:r>
                 <w:rPr>
                   <w:rFonts w:ascii="Arial" w:cs="Arial" w:eastAsia="Arial" w:hAnsi="Arial"/>
@@ -3388,7 +3388,7 @@
             <w:pPr>
               <w:spacing w:after="20" w:before="0"/>
             </w:pPr>
-            <w:hyperlink w:history="1" r:id="rIdq6a5aanmzrfvxgau0m-3r">
+            <w:hyperlink w:history="1" r:id="rIdbkvfnzqtirr_yfyhbufir">
               <w:r>
                 <w:rPr>
                   <w:rFonts w:ascii="Arial" w:cs="Arial" w:eastAsia="Arial" w:hAnsi="Arial"/>
@@ -3397,7 +3397,7 @@
                   <w:szCs w:val="16"/>
                   <w:u w:val="single" w:color="2E75B6"/>
                 </w:rPr>
-                <w:t xml:space="preserve">Modeling with systems of inequalities</w:t>
+                <w:t xml:space="preserve">Groups of the periodic table</w:t>
               </w:r>
             </w:hyperlink>
           </w:p>
@@ -3421,7 +3421,7 @@
               <w:spacing w:after="10" w:before="0"/>
               <w:ind w:left="120"/>
             </w:pPr>
-            <w:hyperlink w:history="1" r:id="rId8xdadfohgq2ghl5_ueuqu">
+            <w:hyperlink w:history="1" r:id="rIdr4qepl84edctldqijtv2f">
               <w:r>
                 <w:rPr>
                   <w:rFonts w:ascii="Arial" w:cs="Arial" w:eastAsia="Arial" w:hAnsi="Arial"/>
@@ -3466,7 +3466,7 @@
             <w:pPr>
               <w:spacing w:after="20" w:before="0"/>
             </w:pPr>
-            <w:hyperlink w:history="1" r:id="rIduc_ezpn4vvvihglyd-vcm">
+            <w:hyperlink w:history="1" r:id="rIdkeadgjozxj-fjhducp-pw">
               <w:r>
                 <w:rPr>
                   <w:rFonts w:ascii="Arial" w:cs="Arial" w:eastAsia="Arial" w:hAnsi="Arial"/>
@@ -3475,7 +3475,7 @@
                   <w:szCs w:val="16"/>
                   <w:u w:val="single" w:color="2E75B6"/>
                 </w:rPr>
-                <w:t xml:space="preserve">Writing the Periodic Table (PLIX)</w:t>
+                <w:t xml:space="preserve">Mendeleev's Periodic Table (Flexbook)</w:t>
               </w:r>
             </w:hyperlink>
           </w:p>
@@ -3499,7 +3499,7 @@
               <w:spacing w:after="10" w:before="0"/>
               <w:ind w:left="120"/>
             </w:pPr>
-            <w:hyperlink w:history="1" r:id="rIdyatbkdvbbr0_4zvl1hiwc">
+            <w:hyperlink w:history="1" r:id="rId3tkaapxvqgn6v3dxupta1">
               <w:r>
                 <w:rPr>
                   <w:rFonts w:ascii="Arial" w:cs="Arial" w:eastAsia="Arial" w:hAnsi="Arial"/>
@@ -3694,7 +3694,7 @@
             <w:pPr>
               <w:spacing w:after="20" w:before="0"/>
             </w:pPr>
-            <w:hyperlink w:history="1" r:id="rIdrfh2txf0rgtzsyrqdfuqw">
+            <w:hyperlink w:history="1" r:id="rId9o7hjeoovyxjx_ajwemsx">
               <w:r>
                 <w:rPr>
                   <w:rFonts w:ascii="Arial" w:cs="Arial" w:eastAsia="Arial" w:hAnsi="Arial"/>
@@ -3703,7 +3703,7 @@
                   <w:szCs w:val="16"/>
                   <w:u w:val="single" w:color="2E75B6"/>
                 </w:rPr>
-                <w:t xml:space="preserve">Modeling with systems of inequalities</w:t>
+                <w:t xml:space="preserve">Atomic number, mass number, and isotopes</w:t>
               </w:r>
             </w:hyperlink>
           </w:p>
@@ -3727,7 +3727,7 @@
               <w:spacing w:after="10" w:before="0"/>
               <w:ind w:left="120"/>
             </w:pPr>
-            <w:hyperlink w:history="1" r:id="rIdhjgyl-607ozimddn0dess">
+            <w:hyperlink w:history="1" r:id="rIdr12skeu4-n7xfxdgouwm-">
               <w:r>
                 <w:rPr>
                   <w:rFonts w:ascii="Arial" w:cs="Arial" w:eastAsia="Arial" w:hAnsi="Arial"/>
@@ -3765,14 +3765,14 @@
                 <w:sz w:val="16"/>
                 <w:szCs w:val="16"/>
               </w:rPr>
-              <w:t xml:space="preserve">📖 HTML:</w:t>
+              <w:t xml:space="preserve">📖 EXERCISE:</w:t>
             </w:r>
           </w:p>
           <w:p>
             <w:pPr>
               <w:spacing w:after="20" w:before="0"/>
             </w:pPr>
-            <w:hyperlink w:history="1" r:id="rIdfhhqfwjfhjpoaagpfwy3q">
+            <w:hyperlink w:history="1" r:id="rIddurhplgneqmjcngsuajgc">
               <w:r>
                 <w:rPr>
                   <w:rFonts w:ascii="Arial" w:cs="Arial" w:eastAsia="Arial" w:hAnsi="Arial"/>
@@ -3781,7 +3781,7 @@
                   <w:szCs w:val="16"/>
                   <w:u w:val="single" w:color="2E75B6"/>
                 </w:rPr>
-                <w:t xml:space="preserve">Writing the Periodic Table (PLIX)</w:t>
+                <w:t xml:space="preserve">Mendeleev's Periodic Table Practice</w:t>
               </w:r>
             </w:hyperlink>
           </w:p>
@@ -3805,7 +3805,7 @@
               <w:spacing w:after="10" w:before="0"/>
               <w:ind w:left="120"/>
             </w:pPr>
-            <w:hyperlink w:history="1" r:id="rIdzm1hviifjp4gru7nzbt2z">
+            <w:hyperlink w:history="1" r:id="rIdtjo6v41iyikb77uyxf2m4">
               <w:r>
                 <w:rPr>
                   <w:rFonts w:ascii="Arial" w:cs="Arial" w:eastAsia="Arial" w:hAnsi="Arial"/>
@@ -4000,7 +4000,7 @@
             <w:pPr>
               <w:spacing w:after="20" w:before="0"/>
             </w:pPr>
-            <w:hyperlink w:history="1" r:id="rIdzrsr5dz_vabbtjd0uyimx">
+            <w:hyperlink w:history="1" r:id="rId1hww0uet6autsdtfyrdjk">
               <w:r>
                 <w:rPr>
                   <w:rFonts w:ascii="Arial" w:cs="Arial" w:eastAsia="Arial" w:hAnsi="Arial"/>
@@ -4009,7 +4009,7 @@
                   <w:szCs w:val="16"/>
                   <w:u w:val="single" w:color="2E75B6"/>
                 </w:rPr>
-                <w:t xml:space="preserve">Modeling with systems of inequalities</w:t>
+                <w:t xml:space="preserve">Atomic radius trends on periodic table</w:t>
               </w:r>
             </w:hyperlink>
           </w:p>
@@ -4033,7 +4033,7 @@
               <w:spacing w:after="10" w:before="0"/>
               <w:ind w:left="120"/>
             </w:pPr>
-            <w:hyperlink w:history="1" r:id="rIdggwqtilb8_qrkaik2rl5c">
+            <w:hyperlink w:history="1" r:id="rIdvpjvn2hycr3yirls3e8u_">
               <w:r>
                 <w:rPr>
                   <w:rFonts w:ascii="Arial" w:cs="Arial" w:eastAsia="Arial" w:hAnsi="Arial"/>
@@ -4078,7 +4078,7 @@
             <w:pPr>
               <w:spacing w:after="20" w:before="0"/>
             </w:pPr>
-            <w:hyperlink w:history="1" r:id="rIdreikldd4wfiaqicpqec-m">
+            <w:hyperlink w:history="1" r:id="rIda7iiwz7iitwilvqtcknmb">
               <w:r>
                 <w:rPr>
                   <w:rFonts w:ascii="Arial" w:cs="Arial" w:eastAsia="Arial" w:hAnsi="Arial"/>
@@ -4087,7 +4087,7 @@
                   <w:szCs w:val="16"/>
                   <w:u w:val="single" w:color="2E75B6"/>
                 </w:rPr>
-                <w:t xml:space="preserve">Writing the Periodic Table (PLIX)</w:t>
+                <w:t xml:space="preserve">Modern Periodic Table: Periods and Groups (Flexbook)</w:t>
               </w:r>
             </w:hyperlink>
           </w:p>
@@ -4111,7 +4111,7 @@
               <w:spacing w:after="10" w:before="0"/>
               <w:ind w:left="120"/>
             </w:pPr>
-            <w:hyperlink w:history="1" r:id="rIdveuntxcmjgn2ebvwi_zbg">
+            <w:hyperlink w:history="1" r:id="rId02hm113olhiipttjrdxce">
               <w:r>
                 <w:rPr>
                   <w:rFonts w:ascii="Arial" w:cs="Arial" w:eastAsia="Arial" w:hAnsi="Arial"/>
@@ -4306,7 +4306,7 @@
             <w:pPr>
               <w:spacing w:after="20" w:before="0"/>
             </w:pPr>
-            <w:hyperlink w:history="1" r:id="rId78z5mdf9rzfvl5yhgu8u9">
+            <w:hyperlink w:history="1" r:id="rIdu8sat7l4mhccvde_rjcus">
               <w:r>
                 <w:rPr>
                   <w:rFonts w:ascii="Arial" w:cs="Arial" w:eastAsia="Arial" w:hAnsi="Arial"/>
@@ -4315,7 +4315,7 @@
                   <w:szCs w:val="16"/>
                   <w:u w:val="single" w:color="2E75B6"/>
                 </w:rPr>
-                <w:t xml:space="preserve">Modeling with systems of inequalities</w:t>
+                <w:t xml:space="preserve">The periodic table - classification of elements</w:t>
               </w:r>
             </w:hyperlink>
           </w:p>
@@ -4339,7 +4339,7 @@
               <w:spacing w:after="10" w:before="0"/>
               <w:ind w:left="120"/>
             </w:pPr>
-            <w:hyperlink w:history="1" r:id="rIdjzezwb6udlxxft3yfbavt">
+            <w:hyperlink w:history="1" r:id="rId-9wkepnflab7zxnpj22yg">
               <w:r>
                 <w:rPr>
                   <w:rFonts w:ascii="Arial" w:cs="Arial" w:eastAsia="Arial" w:hAnsi="Arial"/>
@@ -4384,7 +4384,7 @@
             <w:pPr>
               <w:spacing w:after="20" w:before="0"/>
             </w:pPr>
-            <w:hyperlink w:history="1" r:id="rIdem8ubakcqh44r4awh3oc6">
+            <w:hyperlink w:history="1" r:id="rIdnj_-2jzzcuih45pxqyqqm">
               <w:r>
                 <w:rPr>
                   <w:rFonts w:ascii="Arial" w:cs="Arial" w:eastAsia="Arial" w:hAnsi="Arial"/>
@@ -4393,7 +4393,7 @@
                   <w:szCs w:val="16"/>
                   <w:u w:val="single" w:color="2E75B6"/>
                 </w:rPr>
-                <w:t xml:space="preserve">Writing the Periodic Table (PLIX)</w:t>
+                <w:t xml:space="preserve">Modern Periodic Table: Periods and Groups (Flexbook)</w:t>
               </w:r>
             </w:hyperlink>
           </w:p>
@@ -4417,7 +4417,7 @@
               <w:spacing w:after="10" w:before="0"/>
               <w:ind w:left="120"/>
             </w:pPr>
-            <w:hyperlink w:history="1" r:id="rIdmtshihtymu7yxjg677lnu">
+            <w:hyperlink w:history="1" r:id="rId3vim5ta6c18x_0ntuquig">
               <w:r>
                 <w:rPr>
                   <w:rFonts w:ascii="Arial" w:cs="Arial" w:eastAsia="Arial" w:hAnsi="Arial"/>
@@ -5999,7 +5999,7 @@
             <w:pPr>
               <w:spacing w:after="20" w:before="0"/>
             </w:pPr>
-            <w:hyperlink w:history="1" r:id="rIdu2ledcc047euz30cxbmng">
+            <w:hyperlink w:history="1" r:id="rIdzhoyfe8s7-k6rmwwed8ty">
               <w:r>
                 <w:rPr>
                   <w:rFonts w:ascii="Arial" w:cs="Arial" w:eastAsia="Arial" w:hAnsi="Arial"/>
@@ -6032,7 +6032,7 @@
               <w:spacing w:after="10" w:before="0"/>
               <w:ind w:left="120"/>
             </w:pPr>
-            <w:hyperlink w:history="1" r:id="rIdgj1a7fykyrrk8e3spzijo">
+            <w:hyperlink w:history="1" r:id="rIdpyzqqwr7ormujk_mkzoqn">
               <w:r>
                 <w:rPr>
                   <w:rFonts w:ascii="Arial" w:cs="Arial" w:eastAsia="Arial" w:hAnsi="Arial"/>
@@ -6077,7 +6077,7 @@
             <w:pPr>
               <w:spacing w:after="20" w:before="0"/>
             </w:pPr>
-            <w:hyperlink w:history="1" r:id="rIdgwh5fuah9s264irdjrlal">
+            <w:hyperlink w:history="1" r:id="rIdmj-mjfyahednfl07esvz-">
               <w:r>
                 <w:rPr>
                   <w:rFonts w:ascii="Arial" w:cs="Arial" w:eastAsia="Arial" w:hAnsi="Arial"/>
@@ -6086,7 +6086,7 @@
                   <w:szCs w:val="16"/>
                   <w:u w:val="single" w:color="2E75B6"/>
                 </w:rPr>
-                <w:t xml:space="preserve">Writing the Periodic Table (PLIX)</w:t>
+                <w:t xml:space="preserve">Mendeleev's Periodic Table (Flexbook)</w:t>
               </w:r>
             </w:hyperlink>
           </w:p>
@@ -6110,7 +6110,7 @@
               <w:spacing w:after="10" w:before="0"/>
               <w:ind w:left="120"/>
             </w:pPr>
-            <w:hyperlink w:history="1" r:id="rId7dz-jebzep4weescrkicd">
+            <w:hyperlink w:history="1" r:id="rIdepvu2ahy5vhqbujucmye2">
               <w:r>
                 <w:rPr>
                   <w:rFonts w:ascii="Arial" w:cs="Arial" w:eastAsia="Arial" w:hAnsi="Arial"/>
@@ -6305,7 +6305,7 @@
             <w:pPr>
               <w:spacing w:after="20" w:before="0"/>
             </w:pPr>
-            <w:hyperlink w:history="1" r:id="rIdcdfwr_vwciaa-5vkowxsy">
+            <w:hyperlink w:history="1" r:id="rIdgujnjsizotqacqkyw6z40">
               <w:r>
                 <w:rPr>
                   <w:rFonts w:ascii="Arial" w:cs="Arial" w:eastAsia="Arial" w:hAnsi="Arial"/>
@@ -6338,7 +6338,7 @@
               <w:spacing w:after="10" w:before="0"/>
               <w:ind w:left="120"/>
             </w:pPr>
-            <w:hyperlink w:history="1" r:id="rId59sf8xpu5bad88wddbi9w">
+            <w:hyperlink w:history="1" r:id="rIdvt6dhd45xqzg157grggkn">
               <w:r>
                 <w:rPr>
                   <w:rFonts w:ascii="Arial" w:cs="Arial" w:eastAsia="Arial" w:hAnsi="Arial"/>
@@ -6376,14 +6376,14 @@
                 <w:sz w:val="16"/>
                 <w:szCs w:val="16"/>
               </w:rPr>
-              <w:t xml:space="preserve">📖 HTML:</w:t>
+              <w:t xml:space="preserve">📖 EXERCISE:</w:t>
             </w:r>
           </w:p>
           <w:p>
             <w:pPr>
               <w:spacing w:after="20" w:before="0"/>
             </w:pPr>
-            <w:hyperlink w:history="1" r:id="rIddpcvqscocduihmqtyd3ji">
+            <w:hyperlink w:history="1" r:id="rIdqljttd37acuibrinmcrv8">
               <w:r>
                 <w:rPr>
                   <w:rFonts w:ascii="Arial" w:cs="Arial" w:eastAsia="Arial" w:hAnsi="Arial"/>
@@ -6392,7 +6392,7 @@
                   <w:szCs w:val="16"/>
                   <w:u w:val="single" w:color="2E75B6"/>
                 </w:rPr>
-                <w:t xml:space="preserve">Writing the Periodic Table (PLIX)</w:t>
+                <w:t xml:space="preserve">Mendeleev's Periodic Table Practice</w:t>
               </w:r>
             </w:hyperlink>
           </w:p>
@@ -6416,7 +6416,7 @@
               <w:spacing w:after="10" w:before="0"/>
               <w:ind w:left="120"/>
             </w:pPr>
-            <w:hyperlink w:history="1" r:id="rIdpnbtek7nrafg1ggfat77y">
+            <w:hyperlink w:history="1" r:id="rIdvexc8x4f8mn1zjxemqpa1">
               <w:r>
                 <w:rPr>
                   <w:rFonts w:ascii="Arial" w:cs="Arial" w:eastAsia="Arial" w:hAnsi="Arial"/>
@@ -6611,7 +6611,7 @@
             <w:pPr>
               <w:spacing w:after="20" w:before="0"/>
             </w:pPr>
-            <w:hyperlink w:history="1" r:id="rIdbogfaje-wcgtx6fkqxp4_">
+            <w:hyperlink w:history="1" r:id="rIdcuqq0oeojl0sqixpk6ssg">
               <w:r>
                 <w:rPr>
                   <w:rFonts w:ascii="Arial" w:cs="Arial" w:eastAsia="Arial" w:hAnsi="Arial"/>
@@ -6644,7 +6644,7 @@
               <w:spacing w:after="10" w:before="0"/>
               <w:ind w:left="120"/>
             </w:pPr>
-            <w:hyperlink w:history="1" r:id="rIdon0rwrm7ao1n5lat3ri_r">
+            <w:hyperlink w:history="1" r:id="rIdytaxlkusjm3skawevgtme">
               <w:r>
                 <w:rPr>
                   <w:rFonts w:ascii="Arial" w:cs="Arial" w:eastAsia="Arial" w:hAnsi="Arial"/>
@@ -6689,7 +6689,7 @@
             <w:pPr>
               <w:spacing w:after="20" w:before="0"/>
             </w:pPr>
-            <w:hyperlink w:history="1" r:id="rIdztk3xlb5dgspnqtvcjgn1">
+            <w:hyperlink w:history="1" r:id="rId9rba2jrqqstgnbeyznuw6">
               <w:r>
                 <w:rPr>
                   <w:rFonts w:ascii="Arial" w:cs="Arial" w:eastAsia="Arial" w:hAnsi="Arial"/>
@@ -6698,7 +6698,7 @@
                   <w:szCs w:val="16"/>
                   <w:u w:val="single" w:color="2E75B6"/>
                 </w:rPr>
-                <w:t xml:space="preserve">Writing the Periodic Table (PLIX)</w:t>
+                <w:t xml:space="preserve">Early History of the Periodic Table (Flexbook)</w:t>
               </w:r>
             </w:hyperlink>
           </w:p>
@@ -6722,7 +6722,7 @@
               <w:spacing w:after="10" w:before="0"/>
               <w:ind w:left="120"/>
             </w:pPr>
-            <w:hyperlink w:history="1" r:id="rIdmrtixgflhamw1r8ipnrfd">
+            <w:hyperlink w:history="1" r:id="rIdiihiverwvdtonau_ignsf">
               <w:r>
                 <w:rPr>
                   <w:rFonts w:ascii="Arial" w:cs="Arial" w:eastAsia="Arial" w:hAnsi="Arial"/>
@@ -6917,7 +6917,7 @@
             <w:pPr>
               <w:spacing w:after="20" w:before="0"/>
             </w:pPr>
-            <w:hyperlink w:history="1" r:id="rIdn9fq98yhmiu9wpzlqmvpv">
+            <w:hyperlink w:history="1" r:id="rIdi8sq-ironcb1oxyuyuc3i">
               <w:r>
                 <w:rPr>
                   <w:rFonts w:ascii="Arial" w:cs="Arial" w:eastAsia="Arial" w:hAnsi="Arial"/>
@@ -6950,7 +6950,7 @@
               <w:spacing w:after="10" w:before="0"/>
               <w:ind w:left="120"/>
             </w:pPr>
-            <w:hyperlink w:history="1" r:id="rIdhkd6guycrdlrshmnj1gil">
+            <w:hyperlink w:history="1" r:id="rId4emvaumwj5q8hbomnxpuw">
               <w:r>
                 <w:rPr>
                   <w:rFonts w:ascii="Arial" w:cs="Arial" w:eastAsia="Arial" w:hAnsi="Arial"/>
@@ -6988,14 +6988,14 @@
                 <w:sz w:val="16"/>
                 <w:szCs w:val="16"/>
               </w:rPr>
-              <w:t xml:space="preserve">📖 HTML:</w:t>
+              <w:t xml:space="preserve">📖 EXERCISE:</w:t>
             </w:r>
           </w:p>
           <w:p>
             <w:pPr>
               <w:spacing w:after="20" w:before="0"/>
             </w:pPr>
-            <w:hyperlink w:history="1" r:id="rIdz9rn6z-dkhhhbc6lkeqcf">
+            <w:hyperlink w:history="1" r:id="rId_grui7yxvhnf8zviqwdfv">
               <w:r>
                 <w:rPr>
                   <w:rFonts w:ascii="Arial" w:cs="Arial" w:eastAsia="Arial" w:hAnsi="Arial"/>
@@ -7004,7 +7004,7 @@
                   <w:szCs w:val="16"/>
                   <w:u w:val="single" w:color="2E75B6"/>
                 </w:rPr>
-                <w:t xml:space="preserve">Writing the Periodic Table (PLIX)</w:t>
+                <w:t xml:space="preserve">Early History of the Periodic Table Practice</w:t>
               </w:r>
             </w:hyperlink>
           </w:p>
@@ -7028,7 +7028,7 @@
               <w:spacing w:after="10" w:before="0"/>
               <w:ind w:left="120"/>
             </w:pPr>
-            <w:hyperlink w:history="1" r:id="rIdaeumscfsxukfdjgutij62">
+            <w:hyperlink w:history="1" r:id="rIdkjfyznvv0qqfjldkdac_g">
               <w:r>
                 <w:rPr>
                   <w:rFonts w:ascii="Arial" w:cs="Arial" w:eastAsia="Arial" w:hAnsi="Arial"/>
@@ -7223,7 +7223,7 @@
             <w:pPr>
               <w:spacing w:after="20" w:before="0"/>
             </w:pPr>
-            <w:hyperlink w:history="1" r:id="rIdx1mgexvx7smgwjhlzwlgk">
+            <w:hyperlink w:history="1" r:id="rIdxdsqbsw5abcassrqydknw">
               <w:r>
                 <w:rPr>
                   <w:rFonts w:ascii="Arial" w:cs="Arial" w:eastAsia="Arial" w:hAnsi="Arial"/>
@@ -7256,7 +7256,7 @@
               <w:spacing w:after="10" w:before="0"/>
               <w:ind w:left="120"/>
             </w:pPr>
-            <w:hyperlink w:history="1" r:id="rIdnx2fostf3nkgt-uwcc3y6">
+            <w:hyperlink w:history="1" r:id="rIdcdv0yjueb7-t-svou6zyv">
               <w:r>
                 <w:rPr>
                   <w:rFonts w:ascii="Arial" w:cs="Arial" w:eastAsia="Arial" w:hAnsi="Arial"/>
@@ -7301,7 +7301,7 @@
             <w:pPr>
               <w:spacing w:after="20" w:before="0"/>
             </w:pPr>
-            <w:hyperlink w:history="1" r:id="rId1ykqdtxyvhg7pg3pksacd">
+            <w:hyperlink w:history="1" r:id="rIdlxuqekapqy71gdhpvadof">
               <w:r>
                 <w:rPr>
                   <w:rFonts w:ascii="Arial" w:cs="Arial" w:eastAsia="Arial" w:hAnsi="Arial"/>
@@ -7310,7 +7310,7 @@
                   <w:szCs w:val="16"/>
                   <w:u w:val="single" w:color="2E75B6"/>
                 </w:rPr>
-                <w:t xml:space="preserve">Writing the Periodic Table (PLIX)</w:t>
+                <w:t xml:space="preserve">Mendeleev's Periodic Table (Flexbook)</w:t>
               </w:r>
             </w:hyperlink>
           </w:p>
@@ -7334,7 +7334,7 @@
               <w:spacing w:after="10" w:before="0"/>
               <w:ind w:left="120"/>
             </w:pPr>
-            <w:hyperlink w:history="1" r:id="rIdeextbdrhibj_8-0z4za7v">
+            <w:hyperlink w:history="1" r:id="rIdb5yb85wxjqmk_zwg40zfa">
               <w:r>
                 <w:rPr>
                   <w:rFonts w:ascii="Arial" w:cs="Arial" w:eastAsia="Arial" w:hAnsi="Arial"/>
@@ -8821,7 +8821,7 @@
             <w:pPr>
               <w:spacing w:after="20" w:before="0"/>
             </w:pPr>
-            <w:hyperlink w:history="1" r:id="rIdphtyyeq8akauzoy3u1ig1">
+            <w:hyperlink w:history="1" r:id="rIdu7fv-5xm4wg3nqmcem7t-">
               <w:r>
                 <w:rPr>
                   <w:rFonts w:ascii="Arial" w:cs="Arial" w:eastAsia="Arial" w:hAnsi="Arial"/>
@@ -8830,7 +8830,7 @@
                   <w:szCs w:val="16"/>
                   <w:u w:val="single" w:color="2E75B6"/>
                 </w:rPr>
-                <w:t xml:space="preserve">De Broglie wavelength</w:t>
+                <w:t xml:space="preserve">The periodic table - classification of elements</w:t>
               </w:r>
             </w:hyperlink>
           </w:p>
@@ -8854,7 +8854,7 @@
               <w:spacing w:after="10" w:before="0"/>
               <w:ind w:left="120"/>
             </w:pPr>
-            <w:hyperlink w:history="1" r:id="rIdyj3ujdd89fck-mqoe1-d5">
+            <w:hyperlink w:history="1" r:id="rId7qkorrvxqfqwcaxs29x3j">
               <w:r>
                 <w:rPr>
                   <w:rFonts w:ascii="Arial" w:cs="Arial" w:eastAsia="Arial" w:hAnsi="Arial"/>
@@ -8899,7 +8899,7 @@
             <w:pPr>
               <w:spacing w:after="20" w:before="0"/>
             </w:pPr>
-            <w:hyperlink w:history="1" r:id="rIdshatvjjo04-sy5cchh6ug">
+            <w:hyperlink w:history="1" r:id="rIdazgwgbfgtj4uwscu9ot0v">
               <w:r>
                 <w:rPr>
                   <w:rFonts w:ascii="Arial" w:cs="Arial" w:eastAsia="Arial" w:hAnsi="Arial"/>
@@ -8908,7 +8908,7 @@
                   <w:szCs w:val="16"/>
                   <w:u w:val="single" w:color="2E75B6"/>
                 </w:rPr>
-                <w:t xml:space="preserve">Electron Cloud Atomic Model (Flexbook)</w:t>
+                <w:t xml:space="preserve">Modern Periodic Table: Periods and Groups (Flexbook)</w:t>
               </w:r>
             </w:hyperlink>
           </w:p>
@@ -8932,7 +8932,7 @@
               <w:spacing w:after="10" w:before="0"/>
               <w:ind w:left="120"/>
             </w:pPr>
-            <w:hyperlink w:history="1" r:id="rId8ivny3n5bezto1um574rt">
+            <w:hyperlink w:history="1" r:id="rIdp5maprpmejz6fzobhwkhq">
               <w:r>
                 <w:rPr>
                   <w:rFonts w:ascii="Arial" w:cs="Arial" w:eastAsia="Arial" w:hAnsi="Arial"/>
@@ -9184,7 +9184,7 @@
             <w:pPr>
               <w:spacing w:after="20" w:before="0"/>
             </w:pPr>
-            <w:hyperlink w:history="1" r:id="rId2xwokanyfiw0vjundveef">
+            <w:hyperlink w:history="1" r:id="rIdkk7idagoxr7tec790rolq">
               <w:r>
                 <w:rPr>
                   <w:rFonts w:ascii="Arial" w:cs="Arial" w:eastAsia="Arial" w:hAnsi="Arial"/>
@@ -9193,7 +9193,7 @@
                   <w:szCs w:val="16"/>
                   <w:u w:val="single" w:color="2E75B6"/>
                 </w:rPr>
-                <w:t xml:space="preserve">De Broglie wavelength</w:t>
+                <w:t xml:space="preserve">Electron configurations for the third and fourth periods</w:t>
               </w:r>
             </w:hyperlink>
           </w:p>
@@ -9217,7 +9217,7 @@
               <w:spacing w:after="10" w:before="0"/>
               <w:ind w:left="120"/>
             </w:pPr>
-            <w:hyperlink w:history="1" r:id="rIdidfp8mfwuy52mpcuxmhi5">
+            <w:hyperlink w:history="1" r:id="rIdvfr6n3-acqf7ujyey6fc0">
               <w:r>
                 <w:rPr>
                   <w:rFonts w:ascii="Arial" w:cs="Arial" w:eastAsia="Arial" w:hAnsi="Arial"/>
@@ -9255,14 +9255,14 @@
                 <w:sz w:val="16"/>
                 <w:szCs w:val="16"/>
               </w:rPr>
-              <w:t xml:space="preserve">📖 HTML:</w:t>
+              <w:t xml:space="preserve">📖 EXERCISE:</w:t>
             </w:r>
           </w:p>
           <w:p>
             <w:pPr>
               <w:spacing w:after="20" w:before="0"/>
             </w:pPr>
-            <w:hyperlink w:history="1" r:id="rIdx_xmblx9wz6iwpxpvl4w6">
+            <w:hyperlink w:history="1" r:id="rIdrzr982qem9ftbw8wdr21y">
               <w:r>
                 <w:rPr>
                   <w:rFonts w:ascii="Arial" w:cs="Arial" w:eastAsia="Arial" w:hAnsi="Arial"/>
@@ -9271,7 +9271,7 @@
                   <w:szCs w:val="16"/>
                   <w:u w:val="single" w:color="2E75B6"/>
                 </w:rPr>
-                <w:t xml:space="preserve">Electron Cloud Atomic Model (Flexbook)</w:t>
+                <w:t xml:space="preserve">Predict the charge on monatomic ions</w:t>
               </w:r>
             </w:hyperlink>
           </w:p>
@@ -9287,7 +9287,7 @@
                 <w:sz w:val="14"/>
                 <w:szCs w:val="14"/>
               </w:rPr>
-              <w:t xml:space="preserve">Source: CK-12</w:t>
+              <w:t xml:space="preserve">Source: Khan Academy (English - US curriculum)</w:t>
             </w:r>
           </w:p>
           <w:p>
@@ -9295,7 +9295,7 @@
               <w:spacing w:after="10" w:before="0"/>
               <w:ind w:left="120"/>
             </w:pPr>
-            <w:hyperlink w:history="1" r:id="rIdechhnyzi-y4itofpdtpew">
+            <w:hyperlink w:history="1" r:id="rIdjaxzsvyaa9xbdq7ygpggw">
               <w:r>
                 <w:rPr>
                   <w:rFonts w:ascii="Arial" w:cs="Arial" w:eastAsia="Arial" w:hAnsi="Arial"/>
@@ -9794,7 +9794,7 @@
             <w:pPr>
               <w:spacing w:after="20" w:before="0"/>
             </w:pPr>
-            <w:hyperlink w:history="1" r:id="rId61xld7a8b9pstobhi1_gi">
+            <w:hyperlink w:history="1" r:id="rId5gtrnnika43pyr5vrh2eo">
               <w:r>
                 <w:rPr>
                   <w:rFonts w:ascii="Arial" w:cs="Arial" w:eastAsia="Arial" w:hAnsi="Arial"/>
@@ -9803,7 +9803,7 @@
                   <w:szCs w:val="16"/>
                   <w:u w:val="single" w:color="2E75B6"/>
                 </w:rPr>
-                <w:t xml:space="preserve">De Broglie wavelength</w:t>
+                <w:t xml:space="preserve">Counting valence electrons for main group elements</w:t>
               </w:r>
             </w:hyperlink>
           </w:p>
@@ -9827,7 +9827,7 @@
               <w:spacing w:after="10" w:before="0"/>
               <w:ind w:left="120"/>
             </w:pPr>
-            <w:hyperlink w:history="1" r:id="rIdt4xyqqwqa9gfwy_fmif6-">
+            <w:hyperlink w:history="1" r:id="rIdin2knwjtswooub0ufus-h">
               <w:r>
                 <w:rPr>
                   <w:rFonts w:ascii="Arial" w:cs="Arial" w:eastAsia="Arial" w:hAnsi="Arial"/>
@@ -9872,7 +9872,7 @@
             <w:pPr>
               <w:spacing w:after="20" w:before="0"/>
             </w:pPr>
-            <w:hyperlink w:history="1" r:id="rIdodqsm9jquajoo-_vnxtw3">
+            <w:hyperlink w:history="1" r:id="rIdnlalhibl9gh3sr0u7tsde">
               <w:r>
                 <w:rPr>
                   <w:rFonts w:ascii="Arial" w:cs="Arial" w:eastAsia="Arial" w:hAnsi="Arial"/>
@@ -9881,7 +9881,7 @@
                   <w:szCs w:val="16"/>
                   <w:u w:val="single" w:color="2E75B6"/>
                 </w:rPr>
-                <w:t xml:space="preserve">Electron Cloud Atomic Model (Flexbook)</w:t>
+                <w:t xml:space="preserve">Modern Periodic Table: Periods and Groups (Flexbook)</w:t>
               </w:r>
             </w:hyperlink>
           </w:p>
@@ -9905,7 +9905,7 @@
               <w:spacing w:after="10" w:before="0"/>
               <w:ind w:left="120"/>
             </w:pPr>
-            <w:hyperlink w:history="1" r:id="rIdszgz-dvlaxy99fog5cnwg">
+            <w:hyperlink w:history="1" r:id="rIdkae07r_0zj9iapasmfqqo">
               <w:r>
                 <w:rPr>
                   <w:rFonts w:ascii="Arial" w:cs="Arial" w:eastAsia="Arial" w:hAnsi="Arial"/>
@@ -10480,7 +10480,7 @@
             <w:pPr>
               <w:spacing w:after="20" w:before="0"/>
             </w:pPr>
-            <w:hyperlink w:history="1" r:id="rIdzlwsgrjz-sxg8ytpfuejn">
+            <w:hyperlink w:history="1" r:id="rIdobjeqyvawfdm-m-pz1itn">
               <w:r>
                 <w:rPr>
                   <w:rFonts w:ascii="Arial" w:cs="Arial" w:eastAsia="Arial" w:hAnsi="Arial"/>
@@ -10489,7 +10489,7 @@
                   <w:szCs w:val="16"/>
                   <w:u w:val="single" w:color="2E75B6"/>
                 </w:rPr>
-                <w:t xml:space="preserve">De Broglie wavelength</w:t>
+                <w:t xml:space="preserve">The periodic table - classification of elements</w:t>
               </w:r>
             </w:hyperlink>
           </w:p>
@@ -10513,7 +10513,7 @@
               <w:spacing w:after="10" w:before="0"/>
               <w:ind w:left="120"/>
             </w:pPr>
-            <w:hyperlink w:history="1" r:id="rId2rveed6drihsfdl8fovfk">
+            <w:hyperlink w:history="1" r:id="rIdrvhv50-omake12il_v-0w">
               <w:r>
                 <w:rPr>
                   <w:rFonts w:ascii="Arial" w:cs="Arial" w:eastAsia="Arial" w:hAnsi="Arial"/>
@@ -10558,7 +10558,7 @@
             <w:pPr>
               <w:spacing w:after="20" w:before="0"/>
             </w:pPr>
-            <w:hyperlink w:history="1" r:id="rIds1ozxmz0mewl5rsc2tvbg">
+            <w:hyperlink w:history="1" r:id="rId2v3dagv4cuokwldnlq0zw">
               <w:r>
                 <w:rPr>
                   <w:rFonts w:ascii="Arial" w:cs="Arial" w:eastAsia="Arial" w:hAnsi="Arial"/>
@@ -10567,7 +10567,7 @@
                   <w:szCs w:val="16"/>
                   <w:u w:val="single" w:color="2E75B6"/>
                 </w:rPr>
-                <w:t xml:space="preserve">Electron Cloud Atomic Model (Flexbook)</w:t>
+                <w:t xml:space="preserve">Modern Periodic Table: Periods and Groups (Flexbook)</w:t>
               </w:r>
             </w:hyperlink>
           </w:p>
@@ -10591,7 +10591,7 @@
               <w:spacing w:after="10" w:before="0"/>
               <w:ind w:left="120"/>
             </w:pPr>
-            <w:hyperlink w:history="1" r:id="rIdtrywvdaqm32akjtigsj4u">
+            <w:hyperlink w:history="1" r:id="rId6nxo3nqgzepiiutlw2drq">
               <w:r>
                 <w:rPr>
                   <w:rFonts w:ascii="Arial" w:cs="Arial" w:eastAsia="Arial" w:hAnsi="Arial"/>
@@ -10862,7 +10862,7 @@
             <w:pPr>
               <w:spacing w:after="20" w:before="0"/>
             </w:pPr>
-            <w:hyperlink w:history="1" r:id="rIdq62jc_ogdb-qzpusbr7li">
+            <w:hyperlink w:history="1" r:id="rIdzzyz6kzwjtcomzzvti_cg">
               <w:r>
                 <w:rPr>
                   <w:rFonts w:ascii="Arial" w:cs="Arial" w:eastAsia="Arial" w:hAnsi="Arial"/>
@@ -10871,7 +10871,7 @@
                   <w:szCs w:val="16"/>
                   <w:u w:val="single" w:color="2E75B6"/>
                 </w:rPr>
-                <w:t xml:space="preserve">De Broglie wavelength</w:t>
+                <w:t xml:space="preserve">The periodic table - classification of elements</w:t>
               </w:r>
             </w:hyperlink>
           </w:p>
@@ -10895,7 +10895,7 @@
               <w:spacing w:after="10" w:before="0"/>
               <w:ind w:left="120"/>
             </w:pPr>
-            <w:hyperlink w:history="1" r:id="rIdqso7aftiwdzvcrygrhu5t">
+            <w:hyperlink w:history="1" r:id="rIdqgkjm9xgsbvl7vv1m9ycv">
               <w:r>
                 <w:rPr>
                   <w:rFonts w:ascii="Arial" w:cs="Arial" w:eastAsia="Arial" w:hAnsi="Arial"/>
@@ -10940,7 +10940,7 @@
             <w:pPr>
               <w:spacing w:after="20" w:before="0"/>
             </w:pPr>
-            <w:hyperlink w:history="1" r:id="rId_sbd-pmb1n_r3w4pre6l-">
+            <w:hyperlink w:history="1" r:id="rIdnpcfvwloydkg7qxlwyaax">
               <w:r>
                 <w:rPr>
                   <w:rFonts w:ascii="Arial" w:cs="Arial" w:eastAsia="Arial" w:hAnsi="Arial"/>
@@ -10949,7 +10949,7 @@
                   <w:szCs w:val="16"/>
                   <w:u w:val="single" w:color="2E75B6"/>
                 </w:rPr>
-                <w:t xml:space="preserve">Electron Cloud Atomic Model (Flexbook)</w:t>
+                <w:t xml:space="preserve">Modern Periodic Table: Periods and Groups (Flexbook)</w:t>
               </w:r>
             </w:hyperlink>
           </w:p>
@@ -10973,7 +10973,7 @@
               <w:spacing w:after="10" w:before="0"/>
               <w:ind w:left="120"/>
             </w:pPr>
-            <w:hyperlink w:history="1" r:id="rIdcjt6puu7js8sh1xlp54tz">
+            <w:hyperlink w:history="1" r:id="rIdpnfjgpqfopetibbkztklc">
               <w:r>
                 <w:rPr>
                   <w:rFonts w:ascii="Arial" w:cs="Arial" w:eastAsia="Arial" w:hAnsi="Arial"/>
@@ -12555,7 +12555,7 @@
             <w:pPr>
               <w:spacing w:after="20" w:before="0"/>
             </w:pPr>
-            <w:hyperlink w:history="1" r:id="rIdz2s0s10tg9kxc778um5cy">
+            <w:hyperlink w:history="1" r:id="rIdtsy4vfy0_cmquwe2b4p2f">
               <w:r>
                 <w:rPr>
                   <w:rFonts w:ascii="Arial" w:cs="Arial" w:eastAsia="Arial" w:hAnsi="Arial"/>
@@ -12564,7 +12564,7 @@
                   <w:szCs w:val="16"/>
                   <w:u w:val="single" w:color="2E75B6"/>
                 </w:rPr>
-                <w:t xml:space="preserve">Naming ions and ionic compounds</w:t>
+                <w:t xml:space="preserve">The periodic table - classification of elements</w:t>
               </w:r>
             </w:hyperlink>
           </w:p>
@@ -12588,7 +12588,7 @@
               <w:spacing w:after="10" w:before="0"/>
               <w:ind w:left="120"/>
             </w:pPr>
-            <w:hyperlink w:history="1" r:id="rIdtfmnh2eksxkcfqndzyyqf">
+            <w:hyperlink w:history="1" r:id="rIdio8jpw38hgy-3i43buhel">
               <w:r>
                 <w:rPr>
                   <w:rFonts w:ascii="Arial" w:cs="Arial" w:eastAsia="Arial" w:hAnsi="Arial"/>
@@ -12633,7 +12633,7 @@
             <w:pPr>
               <w:spacing w:after="20" w:before="0"/>
             </w:pPr>
-            <w:hyperlink w:history="1" r:id="rIdg7n0kv8naknjttpbsen3x">
+            <w:hyperlink w:history="1" r:id="rId9r8sqqi7wiqxoz6lptsol">
               <w:r>
                 <w:rPr>
                   <w:rFonts w:ascii="Arial" w:cs="Arial" w:eastAsia="Arial" w:hAnsi="Arial"/>
@@ -12642,7 +12642,7 @@
                   <w:szCs w:val="16"/>
                   <w:u w:val="single" w:color="2E75B6"/>
                 </w:rPr>
-                <w:t xml:space="preserve">Writing the Periodic Table (PLIX)</w:t>
+                <w:t xml:space="preserve">Modern Periodic Table: Periods and Groups (Flexbook)</w:t>
               </w:r>
             </w:hyperlink>
           </w:p>
@@ -12666,7 +12666,7 @@
               <w:spacing w:after="10" w:before="0"/>
               <w:ind w:left="120"/>
             </w:pPr>
-            <w:hyperlink w:history="1" r:id="rId8lh7uc_rrci5lfdnbwf46">
+            <w:hyperlink w:history="1" r:id="rIdsfecovmf7ktbhf7n6up2u">
               <w:r>
                 <w:rPr>
                   <w:rFonts w:ascii="Arial" w:cs="Arial" w:eastAsia="Arial" w:hAnsi="Arial"/>
@@ -12861,7 +12861,7 @@
             <w:pPr>
               <w:spacing w:after="20" w:before="0"/>
             </w:pPr>
-            <w:hyperlink w:history="1" r:id="rIds8kd26uek35dpqcwnjjjz">
+            <w:hyperlink w:history="1" r:id="rIdh-ocghagt3u9yfk2wtyiz">
               <w:r>
                 <w:rPr>
                   <w:rFonts w:ascii="Arial" w:cs="Arial" w:eastAsia="Arial" w:hAnsi="Arial"/>
@@ -12870,7 +12870,7 @@
                   <w:szCs w:val="16"/>
                   <w:u w:val="single" w:color="2E75B6"/>
                 </w:rPr>
-                <w:t xml:space="preserve">Naming ions and ionic compounds</w:t>
+                <w:t xml:space="preserve">The periodic table - classification of elements</w:t>
               </w:r>
             </w:hyperlink>
           </w:p>
@@ -12894,7 +12894,7 @@
               <w:spacing w:after="10" w:before="0"/>
               <w:ind w:left="120"/>
             </w:pPr>
-            <w:hyperlink w:history="1" r:id="rIdj5sbkwbxr79c_n6bnrgdf">
+            <w:hyperlink w:history="1" r:id="rIdnwnlixxrl18vaqof_n-ju">
               <w:r>
                 <w:rPr>
                   <w:rFonts w:ascii="Arial" w:cs="Arial" w:eastAsia="Arial" w:hAnsi="Arial"/>
@@ -12939,7 +12939,7 @@
             <w:pPr>
               <w:spacing w:after="20" w:before="0"/>
             </w:pPr>
-            <w:hyperlink w:history="1" r:id="rId8bddswgqmsxaa-uyqnawi">
+            <w:hyperlink w:history="1" r:id="rIdzv6_h176frtphavrkekzv">
               <w:r>
                 <w:rPr>
                   <w:rFonts w:ascii="Arial" w:cs="Arial" w:eastAsia="Arial" w:hAnsi="Arial"/>
@@ -12948,7 +12948,7 @@
                   <w:szCs w:val="16"/>
                   <w:u w:val="single" w:color="2E75B6"/>
                 </w:rPr>
-                <w:t xml:space="preserve">Writing the Periodic Table (PLIX)</w:t>
+                <w:t xml:space="preserve">Modern Periodic Table: Periods and Groups (Flexbook)</w:t>
               </w:r>
             </w:hyperlink>
           </w:p>
@@ -12972,7 +12972,7 @@
               <w:spacing w:after="10" w:before="0"/>
               <w:ind w:left="120"/>
             </w:pPr>
-            <w:hyperlink w:history="1" r:id="rIdnojlmdfwnhjng9qtsre4r">
+            <w:hyperlink w:history="1" r:id="rIdzd1obqexbqbzsxod4d1fj">
               <w:r>
                 <w:rPr>
                   <w:rFonts w:ascii="Arial" w:cs="Arial" w:eastAsia="Arial" w:hAnsi="Arial"/>
@@ -13167,7 +13167,7 @@
             <w:pPr>
               <w:spacing w:after="20" w:before="0"/>
             </w:pPr>
-            <w:hyperlink w:history="1" r:id="rIdgldh0chxsn1wprbafbcyd">
+            <w:hyperlink w:history="1" r:id="rIdn2up_mimx_eu-wqvuavju">
               <w:r>
                 <w:rPr>
                   <w:rFonts w:ascii="Arial" w:cs="Arial" w:eastAsia="Arial" w:hAnsi="Arial"/>
@@ -13176,7 +13176,7 @@
                   <w:szCs w:val="16"/>
                   <w:u w:val="single" w:color="2E75B6"/>
                 </w:rPr>
-                <w:t xml:space="preserve">Naming ions and ionic compounds</w:t>
+                <w:t xml:space="preserve">The periodic table - classification of elements</w:t>
               </w:r>
             </w:hyperlink>
           </w:p>
@@ -13200,7 +13200,7 @@
               <w:spacing w:after="10" w:before="0"/>
               <w:ind w:left="120"/>
             </w:pPr>
-            <w:hyperlink w:history="1" r:id="rIdkzn7wykf0df9xbr3qqrbe">
+            <w:hyperlink w:history="1" r:id="rId31rljathpdhykwjcvptkn">
               <w:r>
                 <w:rPr>
                   <w:rFonts w:ascii="Arial" w:cs="Arial" w:eastAsia="Arial" w:hAnsi="Arial"/>
@@ -13245,7 +13245,7 @@
             <w:pPr>
               <w:spacing w:after="20" w:before="0"/>
             </w:pPr>
-            <w:hyperlink w:history="1" r:id="rIdydaxunam8wbjqga0b5egp">
+            <w:hyperlink w:history="1" r:id="rId1ebmhy9r2oruhhsy1cabt">
               <w:r>
                 <w:rPr>
                   <w:rFonts w:ascii="Arial" w:cs="Arial" w:eastAsia="Arial" w:hAnsi="Arial"/>
@@ -13254,7 +13254,7 @@
                   <w:szCs w:val="16"/>
                   <w:u w:val="single" w:color="2E75B6"/>
                 </w:rPr>
-                <w:t xml:space="preserve">Writing the Periodic Table (PLIX)</w:t>
+                <w:t xml:space="preserve">Modern Periodic Table: Periods and Groups (Flexbook)</w:t>
               </w:r>
             </w:hyperlink>
           </w:p>
@@ -13278,7 +13278,7 @@
               <w:spacing w:after="10" w:before="0"/>
               <w:ind w:left="120"/>
             </w:pPr>
-            <w:hyperlink w:history="1" r:id="rIde71hml2yfkbjq3tjr5xva">
+            <w:hyperlink w:history="1" r:id="rIdbktep5ksaq1sg54ccn-tm">
               <w:r>
                 <w:rPr>
                   <w:rFonts w:ascii="Arial" w:cs="Arial" w:eastAsia="Arial" w:hAnsi="Arial"/>
@@ -13473,7 +13473,7 @@
             <w:pPr>
               <w:spacing w:after="20" w:before="0"/>
             </w:pPr>
-            <w:hyperlink w:history="1" r:id="rId6shkea1f23mqugtrpjoql">
+            <w:hyperlink w:history="1" r:id="rId3sna-5rhahhiex2rf2rkn">
               <w:r>
                 <w:rPr>
                   <w:rFonts w:ascii="Arial" w:cs="Arial" w:eastAsia="Arial" w:hAnsi="Arial"/>
@@ -13482,7 +13482,7 @@
                   <w:szCs w:val="16"/>
                   <w:u w:val="single" w:color="2E75B6"/>
                 </w:rPr>
-                <w:t xml:space="preserve">Naming ions and ionic compounds</w:t>
+                <w:t xml:space="preserve">The periodic table - classification of elements</w:t>
               </w:r>
             </w:hyperlink>
           </w:p>
@@ -13506,7 +13506,7 @@
               <w:spacing w:after="10" w:before="0"/>
               <w:ind w:left="120"/>
             </w:pPr>
-            <w:hyperlink w:history="1" r:id="rIdbbx2tqhxdxtkvdbvsnmva">
+            <w:hyperlink w:history="1" r:id="rIdylxdorfbggw9f-t16pkbt">
               <w:r>
                 <w:rPr>
                   <w:rFonts w:ascii="Arial" w:cs="Arial" w:eastAsia="Arial" w:hAnsi="Arial"/>
@@ -13551,7 +13551,7 @@
             <w:pPr>
               <w:spacing w:after="20" w:before="0"/>
             </w:pPr>
-            <w:hyperlink w:history="1" r:id="rId8qkxitmni9zeltqao5d-a">
+            <w:hyperlink w:history="1" r:id="rIdogaipikds62nvnn_mhjc6">
               <w:r>
                 <w:rPr>
                   <w:rFonts w:ascii="Arial" w:cs="Arial" w:eastAsia="Arial" w:hAnsi="Arial"/>
@@ -13560,7 +13560,7 @@
                   <w:szCs w:val="16"/>
                   <w:u w:val="single" w:color="2E75B6"/>
                 </w:rPr>
-                <w:t xml:space="preserve">Writing the Periodic Table (PLIX)</w:t>
+                <w:t xml:space="preserve">Modern Periodic Table: Periods and Groups (Flexbook)</w:t>
               </w:r>
             </w:hyperlink>
           </w:p>
@@ -13584,7 +13584,7 @@
               <w:spacing w:after="10" w:before="0"/>
               <w:ind w:left="120"/>
             </w:pPr>
-            <w:hyperlink w:history="1" r:id="rIdiejfcyqrw1rd4vo7niokl">
+            <w:hyperlink w:history="1" r:id="rIdolimuefk2h-rcudefwtzi">
               <w:r>
                 <w:rPr>
                   <w:rFonts w:ascii="Arial" w:cs="Arial" w:eastAsia="Arial" w:hAnsi="Arial"/>
@@ -13779,7 +13779,7 @@
             <w:pPr>
               <w:spacing w:after="20" w:before="0"/>
             </w:pPr>
-            <w:hyperlink w:history="1" r:id="rIdj50hl13bqikxxajuqef8y">
+            <w:hyperlink w:history="1" r:id="rIdd1aucwvu1-ryekndr4qtv">
               <w:r>
                 <w:rPr>
                   <w:rFonts w:ascii="Arial" w:cs="Arial" w:eastAsia="Arial" w:hAnsi="Arial"/>
@@ -13788,7 +13788,7 @@
                   <w:szCs w:val="16"/>
                   <w:u w:val="single" w:color="2E75B6"/>
                 </w:rPr>
-                <w:t xml:space="preserve">Naming ions and ionic compounds</w:t>
+                <w:t xml:space="preserve">The periodic table - classification of elements</w:t>
               </w:r>
             </w:hyperlink>
           </w:p>
@@ -13812,7 +13812,7 @@
               <w:spacing w:after="10" w:before="0"/>
               <w:ind w:left="120"/>
             </w:pPr>
-            <w:hyperlink w:history="1" r:id="rIdg0fpmjie3b_r4diuwlojp">
+            <w:hyperlink w:history="1" r:id="rId6awvv112myoj8ln2jzgny">
               <w:r>
                 <w:rPr>
                   <w:rFonts w:ascii="Arial" w:cs="Arial" w:eastAsia="Arial" w:hAnsi="Arial"/>
@@ -13857,7 +13857,7 @@
             <w:pPr>
               <w:spacing w:after="20" w:before="0"/>
             </w:pPr>
-            <w:hyperlink w:history="1" r:id="rIdbzjuocahpghd393bvbqud">
+            <w:hyperlink w:history="1" r:id="rIdlwg81r_2bgu2h6cpobqes">
               <w:r>
                 <w:rPr>
                   <w:rFonts w:ascii="Arial" w:cs="Arial" w:eastAsia="Arial" w:hAnsi="Arial"/>
@@ -13866,7 +13866,7 @@
                   <w:szCs w:val="16"/>
                   <w:u w:val="single" w:color="2E75B6"/>
                 </w:rPr>
-                <w:t xml:space="preserve">Writing the Periodic Table (PLIX)</w:t>
+                <w:t xml:space="preserve">Modern Periodic Table: Periods and Groups (Flexbook)</w:t>
               </w:r>
             </w:hyperlink>
           </w:p>
@@ -13890,7 +13890,7 @@
               <w:spacing w:after="10" w:before="0"/>
               <w:ind w:left="120"/>
             </w:pPr>
-            <w:hyperlink w:history="1" r:id="rId3f_96lqoxehvymacaxgsc">
+            <w:hyperlink w:history="1" r:id="rIdiuv5kbv0clkem-i9ocml-">
               <w:r>
                 <w:rPr>
                   <w:rFonts w:ascii="Arial" w:cs="Arial" w:eastAsia="Arial" w:hAnsi="Arial"/>
@@ -15377,7 +15377,7 @@
             <w:pPr>
               <w:spacing w:after="20" w:before="0"/>
             </w:pPr>
-            <w:hyperlink w:history="1" r:id="rId36rbouqtouxiuv4nhlgii">
+            <w:hyperlink w:history="1" r:id="rIdxndmvjru5mnqthoj1ew8f">
               <w:r>
                 <w:rPr>
                   <w:rFonts w:ascii="Arial" w:cs="Arial" w:eastAsia="Arial" w:hAnsi="Arial"/>
@@ -15386,7 +15386,7 @@
                   <w:szCs w:val="16"/>
                   <w:u w:val="single" w:color="2E75B6"/>
                 </w:rPr>
-                <w:t xml:space="preserve">Noble gas configuration</w:t>
+                <w:t xml:space="preserve">Valence Electrons and the Periodic Table - Overview</w:t>
               </w:r>
             </w:hyperlink>
           </w:p>
@@ -15402,7 +15402,7 @@
                 <w:sz w:val="14"/>
                 <w:szCs w:val="14"/>
               </w:rPr>
-              <w:t xml:space="preserve">Source: Khan Academy (English - US curriculum)</w:t>
+              <w:t xml:space="preserve">Source: CK-12</w:t>
             </w:r>
           </w:p>
           <w:p>
@@ -15410,7 +15410,7 @@
               <w:spacing w:after="10" w:before="0"/>
               <w:ind w:left="120"/>
             </w:pPr>
-            <w:hyperlink w:history="1" r:id="rIdy0e6duzml8-gsrwfby24m">
+            <w:hyperlink w:history="1" r:id="rIdy-f2hi0m8yerggmp9pix8">
               <w:r>
                 <w:rPr>
                   <w:rFonts w:ascii="Arial" w:cs="Arial" w:eastAsia="Arial" w:hAnsi="Arial"/>
@@ -15448,14 +15448,14 @@
                 <w:sz w:val="16"/>
                 <w:szCs w:val="16"/>
               </w:rPr>
-              <w:t xml:space="preserve">📖 HTML:</w:t>
+              <w:t xml:space="preserve">📖 EXERCISE:</w:t>
             </w:r>
           </w:p>
           <w:p>
             <w:pPr>
               <w:spacing w:after="20" w:before="0"/>
             </w:pPr>
-            <w:hyperlink w:history="1" r:id="rIdtjirpwv2aduqzf7gd9jht">
+            <w:hyperlink w:history="1" r:id="rIdu4xfi3fjijkbzuthstqts">
               <w:r>
                 <w:rPr>
                   <w:rFonts w:ascii="Arial" w:cs="Arial" w:eastAsia="Arial" w:hAnsi="Arial"/>
@@ -15464,7 +15464,7 @@
                   <w:szCs w:val="16"/>
                   <w:u w:val="single" w:color="2E75B6"/>
                 </w:rPr>
-                <w:t xml:space="preserve">Electron Cloud Atomic Model (Flexbook)</w:t>
+                <w:t xml:space="preserve">Predict the charge on monatomic ions</w:t>
               </w:r>
             </w:hyperlink>
           </w:p>
@@ -15480,7 +15480,7 @@
                 <w:sz w:val="14"/>
                 <w:szCs w:val="14"/>
               </w:rPr>
-              <w:t xml:space="preserve">Source: CK-12</w:t>
+              <w:t xml:space="preserve">Source: Khan Academy (English - US curriculum)</w:t>
             </w:r>
           </w:p>
           <w:p>
@@ -15488,7 +15488,7 @@
               <w:spacing w:after="10" w:before="0"/>
               <w:ind w:left="120"/>
             </w:pPr>
-            <w:hyperlink w:history="1" r:id="rId8c74d4kdq7thtusmthbrd">
+            <w:hyperlink w:history="1" r:id="rIdkkgaoqslhgflau1-vpuet">
               <w:r>
                 <w:rPr>
                   <w:rFonts w:ascii="Arial" w:cs="Arial" w:eastAsia="Arial" w:hAnsi="Arial"/>
@@ -15683,7 +15683,7 @@
             <w:pPr>
               <w:spacing w:after="20" w:before="0"/>
             </w:pPr>
-            <w:hyperlink w:history="1" r:id="rIdxx6hvg07tsa9w2mz_4lnl">
+            <w:hyperlink w:history="1" r:id="rIdxdq5ar3gqwwtrw8wbufrn">
               <w:r>
                 <w:rPr>
                   <w:rFonts w:ascii="Arial" w:cs="Arial" w:eastAsia="Arial" w:hAnsi="Arial"/>
@@ -15692,7 +15692,7 @@
                   <w:szCs w:val="16"/>
                   <w:u w:val="single" w:color="2E75B6"/>
                 </w:rPr>
-                <w:t xml:space="preserve">Noble gas configuration</w:t>
+                <w:t xml:space="preserve">Drawing Lewis diagrams</w:t>
               </w:r>
             </w:hyperlink>
           </w:p>
@@ -15716,7 +15716,7 @@
               <w:spacing w:after="10" w:before="0"/>
               <w:ind w:left="120"/>
             </w:pPr>
-            <w:hyperlink w:history="1" r:id="rIdfvei2i8azeuwydqafxdjl">
+            <w:hyperlink w:history="1" r:id="rIdglnhpv3qrq_jqzb5h5pjd">
               <w:r>
                 <w:rPr>
                   <w:rFonts w:ascii="Arial" w:cs="Arial" w:eastAsia="Arial" w:hAnsi="Arial"/>
@@ -15761,7 +15761,7 @@
             <w:pPr>
               <w:spacing w:after="20" w:before="0"/>
             </w:pPr>
-            <w:hyperlink w:history="1" r:id="rIdfo4clcpy8l5ksjp7xkryp">
+            <w:hyperlink w:history="1" r:id="rIdfofd88h2dfpu_c-akcy2p">
               <w:r>
                 <w:rPr>
                   <w:rFonts w:ascii="Arial" w:cs="Arial" w:eastAsia="Arial" w:hAnsi="Arial"/>
@@ -15770,7 +15770,7 @@
                   <w:szCs w:val="16"/>
                   <w:u w:val="single" w:color="2E75B6"/>
                 </w:rPr>
-                <w:t xml:space="preserve">Electron Cloud Atomic Model (Flexbook)</w:t>
+                <w:t xml:space="preserve">Cation Formation (Flexbook)</w:t>
               </w:r>
             </w:hyperlink>
           </w:p>
@@ -15794,7 +15794,7 @@
               <w:spacing w:after="10" w:before="0"/>
               <w:ind w:left="120"/>
             </w:pPr>
-            <w:hyperlink w:history="1" r:id="rId8mcgxyolk0kexqcrntpao">
+            <w:hyperlink w:history="1" r:id="rIdlz_j4me_s7v5fojzud4cp">
               <w:r>
                 <w:rPr>
                   <w:rFonts w:ascii="Arial" w:cs="Arial" w:eastAsia="Arial" w:hAnsi="Arial"/>
@@ -15989,7 +15989,7 @@
             <w:pPr>
               <w:spacing w:after="20" w:before="0"/>
             </w:pPr>
-            <w:hyperlink w:history="1" r:id="rIdzrkmjgtsies1llk_lr_b8">
+            <w:hyperlink w:history="1" r:id="rIddgx6vhtbnibky7r9qz2gw">
               <w:r>
                 <w:rPr>
                   <w:rFonts w:ascii="Arial" w:cs="Arial" w:eastAsia="Arial" w:hAnsi="Arial"/>
@@ -15998,7 +15998,7 @@
                   <w:szCs w:val="16"/>
                   <w:u w:val="single" w:color="2E75B6"/>
                 </w:rPr>
-                <w:t xml:space="preserve">Noble gas configuration</w:t>
+                <w:t xml:space="preserve">Valence electrons and ionic compounds</w:t>
               </w:r>
             </w:hyperlink>
           </w:p>
@@ -16022,7 +16022,7 @@
               <w:spacing w:after="10" w:before="0"/>
               <w:ind w:left="120"/>
             </w:pPr>
-            <w:hyperlink w:history="1" r:id="rIdwxndpk6bcyhfbidkxxrp9">
+            <w:hyperlink w:history="1" r:id="rIdor-aiyengumwuuaqbu_g8">
               <w:r>
                 <w:rPr>
                   <w:rFonts w:ascii="Arial" w:cs="Arial" w:eastAsia="Arial" w:hAnsi="Arial"/>
@@ -16060,14 +16060,14 @@
                 <w:sz w:val="16"/>
                 <w:szCs w:val="16"/>
               </w:rPr>
-              <w:t xml:space="preserve">📖 HTML:</w:t>
+              <w:t xml:space="preserve">📖 EXERCISE:</w:t>
             </w:r>
           </w:p>
           <w:p>
             <w:pPr>
               <w:spacing w:after="20" w:before="0"/>
             </w:pPr>
-            <w:hyperlink w:history="1" r:id="rIdznmrcx0rcmk0brtlgtdw5">
+            <w:hyperlink w:history="1" r:id="rIdtbuyzw68xkcdwhhyf01ad">
               <w:r>
                 <w:rPr>
                   <w:rFonts w:ascii="Arial" w:cs="Arial" w:eastAsia="Arial" w:hAnsi="Arial"/>
@@ -16076,7 +16076,7 @@
                   <w:szCs w:val="16"/>
                   <w:u w:val="single" w:color="2E75B6"/>
                 </w:rPr>
-                <w:t xml:space="preserve">Electron Cloud Atomic Model (Flexbook)</w:t>
+                <w:t xml:space="preserve">Cation Formation Practice</w:t>
               </w:r>
             </w:hyperlink>
           </w:p>
@@ -16100,7 +16100,7 @@
               <w:spacing w:after="10" w:before="0"/>
               <w:ind w:left="120"/>
             </w:pPr>
-            <w:hyperlink w:history="1" r:id="rIdv2cyd3nwvc8xnfbd7aikz">
+            <w:hyperlink w:history="1" r:id="rIdwv8py7gv2eausgw_gndht">
               <w:r>
                 <w:rPr>
                   <w:rFonts w:ascii="Arial" w:cs="Arial" w:eastAsia="Arial" w:hAnsi="Arial"/>
@@ -16295,7 +16295,7 @@
             <w:pPr>
               <w:spacing w:after="20" w:before="0"/>
             </w:pPr>
-            <w:hyperlink w:history="1" r:id="rId-rdk1tjwcafhcuv-8paqz">
+            <w:hyperlink w:history="1" r:id="rIdrrhjt8svnbxbxazps8ppc">
               <w:r>
                 <w:rPr>
                   <w:rFonts w:ascii="Arial" w:cs="Arial" w:eastAsia="Arial" w:hAnsi="Arial"/>
@@ -16304,7 +16304,7 @@
                   <w:szCs w:val="16"/>
                   <w:u w:val="single" w:color="2E75B6"/>
                 </w:rPr>
-                <w:t xml:space="preserve">Noble gas configuration</w:t>
+                <w:t xml:space="preserve">Groups of the periodic table</w:t>
               </w:r>
             </w:hyperlink>
           </w:p>
@@ -16328,7 +16328,7 @@
               <w:spacing w:after="10" w:before="0"/>
               <w:ind w:left="120"/>
             </w:pPr>
-            <w:hyperlink w:history="1" r:id="rIdnvtgd1bysk0ftcfvurckh">
+            <w:hyperlink w:history="1" r:id="rIditliin5efqclmvoob3ojq">
               <w:r>
                 <w:rPr>
                   <w:rFonts w:ascii="Arial" w:cs="Arial" w:eastAsia="Arial" w:hAnsi="Arial"/>
@@ -16373,7 +16373,7 @@
             <w:pPr>
               <w:spacing w:after="20" w:before="0"/>
             </w:pPr>
-            <w:hyperlink w:history="1" r:id="rId3wjxuwdoknj5sx6qlw5zi">
+            <w:hyperlink w:history="1" r:id="rIdyqgjp2bgaaispop8e7yyn">
               <w:r>
                 <w:rPr>
                   <w:rFonts w:ascii="Arial" w:cs="Arial" w:eastAsia="Arial" w:hAnsi="Arial"/>
@@ -16382,7 +16382,7 @@
                   <w:szCs w:val="16"/>
                   <w:u w:val="single" w:color="2E75B6"/>
                 </w:rPr>
-                <w:t xml:space="preserve">Electron Cloud Atomic Model (Flexbook)</w:t>
+                <w:t xml:space="preserve">Anion Formation (Flexbook)</w:t>
               </w:r>
             </w:hyperlink>
           </w:p>
@@ -16406,7 +16406,7 @@
               <w:spacing w:after="10" w:before="0"/>
               <w:ind w:left="120"/>
             </w:pPr>
-            <w:hyperlink w:history="1" r:id="rIdj6aulu3njvlzbucuyakmk">
+            <w:hyperlink w:history="1" r:id="rIdq324tkv33l36v4fz85ebd">
               <w:r>
                 <w:rPr>
                   <w:rFonts w:ascii="Arial" w:cs="Arial" w:eastAsia="Arial" w:hAnsi="Arial"/>
@@ -16601,7 +16601,7 @@
             <w:pPr>
               <w:spacing w:after="20" w:before="0"/>
             </w:pPr>
-            <w:hyperlink w:history="1" r:id="rIdqsph-pmvkay5_eqfjyq4l">
+            <w:hyperlink w:history="1" r:id="rIdvawjij_xr1uvadwercg1z">
               <w:r>
                 <w:rPr>
                   <w:rFonts w:ascii="Arial" w:cs="Arial" w:eastAsia="Arial" w:hAnsi="Arial"/>
@@ -16610,7 +16610,7 @@
                   <w:szCs w:val="16"/>
                   <w:u w:val="single" w:color="2E75B6"/>
                 </w:rPr>
-                <w:t xml:space="preserve">Noble gas configuration</w:t>
+                <w:t xml:space="preserve">Valence Electrons and the Periodic Table - Overview</w:t>
               </w:r>
             </w:hyperlink>
           </w:p>
@@ -16626,7 +16626,7 @@
                 <w:sz w:val="14"/>
                 <w:szCs w:val="14"/>
               </w:rPr>
-              <w:t xml:space="preserve">Source: Khan Academy (English - US curriculum)</w:t>
+              <w:t xml:space="preserve">Source: CK-12</w:t>
             </w:r>
           </w:p>
           <w:p>
@@ -16634,7 +16634,7 @@
               <w:spacing w:after="10" w:before="0"/>
               <w:ind w:left="120"/>
             </w:pPr>
-            <w:hyperlink w:history="1" r:id="rIdklwcjiqnpm20r8qocvflu">
+            <w:hyperlink w:history="1" r:id="rIddcfkaoszfbmi-ycbxd1cm">
               <w:r>
                 <w:rPr>
                   <w:rFonts w:ascii="Arial" w:cs="Arial" w:eastAsia="Arial" w:hAnsi="Arial"/>
@@ -16672,14 +16672,14 @@
                 <w:sz w:val="16"/>
                 <w:szCs w:val="16"/>
               </w:rPr>
-              <w:t xml:space="preserve">📖 HTML:</w:t>
+              <w:t xml:space="preserve">📖 EXERCISE:</w:t>
             </w:r>
           </w:p>
           <w:p>
             <w:pPr>
               <w:spacing w:after="20" w:before="0"/>
             </w:pPr>
-            <w:hyperlink w:history="1" r:id="rIdzkw6fjlf1wxn-mvt-4see">
+            <w:hyperlink w:history="1" r:id="rIddyg0vylkhh3_4phcvyy2s">
               <w:r>
                 <w:rPr>
                   <w:rFonts w:ascii="Arial" w:cs="Arial" w:eastAsia="Arial" w:hAnsi="Arial"/>
@@ -16688,7 +16688,7 @@
                   <w:szCs w:val="16"/>
                   <w:u w:val="single" w:color="2E75B6"/>
                 </w:rPr>
-                <w:t xml:space="preserve">Electron Cloud Atomic Model (Flexbook)</w:t>
+                <w:t xml:space="preserve">Anion Formation Practice</w:t>
               </w:r>
             </w:hyperlink>
           </w:p>
@@ -16712,7 +16712,7 @@
               <w:spacing w:after="10" w:before="0"/>
               <w:ind w:left="120"/>
             </w:pPr>
-            <w:hyperlink w:history="1" r:id="rIdjpg4u7r0vtmc5wsy2_qza">
+            <w:hyperlink w:history="1" r:id="rIdzmxlitc2xo4xgxkshmrab">
               <w:r>
                 <w:rPr>
                   <w:rFonts w:ascii="Arial" w:cs="Arial" w:eastAsia="Arial" w:hAnsi="Arial"/>
@@ -18199,7 +18199,7 @@
             <w:pPr>
               <w:spacing w:after="20" w:before="0"/>
             </w:pPr>
-            <w:hyperlink w:history="1" r:id="rId6yopppelsh-lvqrwfato6">
+            <w:hyperlink w:history="1" r:id="rIdcoiumjqkwnco34k5op9wz">
               <w:r>
                 <w:rPr>
                   <w:rFonts w:ascii="Arial" w:cs="Arial" w:eastAsia="Arial" w:hAnsi="Arial"/>
@@ -18208,7 +18208,7 @@
                   <w:szCs w:val="16"/>
                   <w:u w:val="single" w:color="2E75B6"/>
                 </w:rPr>
-                <w:t xml:space="preserve">Simplifying Radicals Review Principles - Basic</w:t>
+                <w:t xml:space="preserve">The periodic table - transition metals</w:t>
               </w:r>
             </w:hyperlink>
           </w:p>
@@ -18224,7 +18224,7 @@
                 <w:sz w:val="14"/>
                 <w:szCs w:val="14"/>
               </w:rPr>
-              <w:t xml:space="preserve">Source: CK-12</w:t>
+              <w:t xml:space="preserve">Source: Khan Academy (English - US curriculum)</w:t>
             </w:r>
           </w:p>
           <w:p>
@@ -18232,7 +18232,7 @@
               <w:spacing w:after="10" w:before="0"/>
               <w:ind w:left="120"/>
             </w:pPr>
-            <w:hyperlink w:history="1" r:id="rIdsvftnzouuaj-6poseod32">
+            <w:hyperlink w:history="1" r:id="rIdv5cptlimdrv8qyq8_vivs">
               <w:r>
                 <w:rPr>
                   <w:rFonts w:ascii="Arial" w:cs="Arial" w:eastAsia="Arial" w:hAnsi="Arial"/>
@@ -18270,14 +18270,14 @@
                 <w:sz w:val="16"/>
                 <w:szCs w:val="16"/>
               </w:rPr>
-              <w:t xml:space="preserve">📖 HTML:</w:t>
+              <w:t xml:space="preserve">📖 EXERCISE:</w:t>
             </w:r>
           </w:p>
           <w:p>
             <w:pPr>
               <w:spacing w:after="20" w:before="0"/>
             </w:pPr>
-            <w:hyperlink w:history="1" r:id="rIdvmoxtkwvaclf0nkvcpebv">
+            <w:hyperlink w:history="1" r:id="rIdru6rewqzdqsbn4xonmmze">
               <w:r>
                 <w:rPr>
                   <w:rFonts w:ascii="Arial" w:cs="Arial" w:eastAsia="Arial" w:hAnsi="Arial"/>
@@ -18286,7 +18286,7 @@
                   <w:szCs w:val="16"/>
                   <w:u w:val="single" w:color="2E75B6"/>
                 </w:rPr>
-                <w:t xml:space="preserve">Observation: Penny Oxidation (PLIX)</w:t>
+                <w:t xml:space="preserve">Predict the charge on monatomic ions</w:t>
               </w:r>
             </w:hyperlink>
           </w:p>
@@ -18302,7 +18302,7 @@
                 <w:sz w:val="14"/>
                 <w:szCs w:val="14"/>
               </w:rPr>
-              <w:t xml:space="preserve">Source: CK-12</w:t>
+              <w:t xml:space="preserve">Source: Khan Academy (English - US curriculum)</w:t>
             </w:r>
           </w:p>
           <w:p>
@@ -18310,7 +18310,7 @@
               <w:spacing w:after="10" w:before="0"/>
               <w:ind w:left="120"/>
             </w:pPr>
-            <w:hyperlink w:history="1" r:id="rIdcd5ricpldhn4mn8ecq7jp">
+            <w:hyperlink w:history="1" r:id="rIddnm8xiucdoftiznfb8xbq">
               <w:r>
                 <w:rPr>
                   <w:rFonts w:ascii="Arial" w:cs="Arial" w:eastAsia="Arial" w:hAnsi="Arial"/>
@@ -18505,7 +18505,7 @@
             <w:pPr>
               <w:spacing w:after="20" w:before="0"/>
             </w:pPr>
-            <w:hyperlink w:history="1" r:id="rIdau10znkgvgb7dsqvhgpgk">
+            <w:hyperlink w:history="1" r:id="rId5wau9xxetgmkoek9mjxuq">
               <w:r>
                 <w:rPr>
                   <w:rFonts w:ascii="Arial" w:cs="Arial" w:eastAsia="Arial" w:hAnsi="Arial"/>
@@ -18514,7 +18514,7 @@
                   <w:szCs w:val="16"/>
                   <w:u w:val="single" w:color="2E75B6"/>
                 </w:rPr>
-                <w:t xml:space="preserve">Simplifying Radicals Review Principles - Basic</w:t>
+                <w:t xml:space="preserve">Groups of the periodic table</w:t>
               </w:r>
             </w:hyperlink>
           </w:p>
@@ -18530,7 +18530,7 @@
                 <w:sz w:val="14"/>
                 <w:szCs w:val="14"/>
               </w:rPr>
-              <w:t xml:space="preserve">Source: CK-12</w:t>
+              <w:t xml:space="preserve">Source: Khan Academy (English - US curriculum)</w:t>
             </w:r>
           </w:p>
           <w:p>
@@ -18538,7 +18538,7 @@
               <w:spacing w:after="10" w:before="0"/>
               <w:ind w:left="120"/>
             </w:pPr>
-            <w:hyperlink w:history="1" r:id="rIdpknfnowfhtv1npr1gl5uj">
+            <w:hyperlink w:history="1" r:id="rIdk5jil4lyw39jmxblo4tv0">
               <w:r>
                 <w:rPr>
                   <w:rFonts w:ascii="Arial" w:cs="Arial" w:eastAsia="Arial" w:hAnsi="Arial"/>
@@ -18583,7 +18583,7 @@
             <w:pPr>
               <w:spacing w:after="20" w:before="0"/>
             </w:pPr>
-            <w:hyperlink w:history="1" r:id="rIdaezlzcoqkbjv6ehevqis1">
+            <w:hyperlink w:history="1" r:id="rIde8_bofyomlvqux7oximhr">
               <w:r>
                 <w:rPr>
                   <w:rFonts w:ascii="Arial" w:cs="Arial" w:eastAsia="Arial" w:hAnsi="Arial"/>
@@ -18592,7 +18592,7 @@
                   <w:szCs w:val="16"/>
                   <w:u w:val="single" w:color="2E75B6"/>
                 </w:rPr>
-                <w:t xml:space="preserve">Observation: Penny Oxidation (PLIX)</w:t>
+                <w:t xml:space="preserve">Balancing Redox Reactions: Oxidation Number Change Method (Flexbook)</w:t>
               </w:r>
             </w:hyperlink>
           </w:p>
@@ -18616,7 +18616,7 @@
               <w:spacing w:after="10" w:before="0"/>
               <w:ind w:left="120"/>
             </w:pPr>
-            <w:hyperlink w:history="1" r:id="rIdycklkdq2im8bo4b3y9ix7">
+            <w:hyperlink w:history="1" r:id="rIdawpm1iegmqfwabfc4yq0b">
               <w:r>
                 <w:rPr>
                   <w:rFonts w:ascii="Arial" w:cs="Arial" w:eastAsia="Arial" w:hAnsi="Arial"/>
@@ -18811,7 +18811,7 @@
             <w:pPr>
               <w:spacing w:after="20" w:before="0"/>
             </w:pPr>
-            <w:hyperlink w:history="1" r:id="rIds5unskxyfxzclyhndsjst">
+            <w:hyperlink w:history="1" r:id="rIdgeoxgfyu7ri-706slytye">
               <w:r>
                 <w:rPr>
                   <w:rFonts w:ascii="Arial" w:cs="Arial" w:eastAsia="Arial" w:hAnsi="Arial"/>
@@ -18820,7 +18820,7 @@
                   <w:szCs w:val="16"/>
                   <w:u w:val="single" w:color="2E75B6"/>
                 </w:rPr>
-                <w:t xml:space="preserve">Simplifying Radicals Review Principles - Basic</w:t>
+                <w:t xml:space="preserve">Oxidation state trends in periodic table</w:t>
               </w:r>
             </w:hyperlink>
           </w:p>
@@ -18836,7 +18836,7 @@
                 <w:sz w:val="14"/>
                 <w:szCs w:val="14"/>
               </w:rPr>
-              <w:t xml:space="preserve">Source: CK-12</w:t>
+              <w:t xml:space="preserve">Source: Khan Academy (English - US curriculum)</w:t>
             </w:r>
           </w:p>
           <w:p>
@@ -18844,7 +18844,7 @@
               <w:spacing w:after="10" w:before="0"/>
               <w:ind w:left="120"/>
             </w:pPr>
-            <w:hyperlink w:history="1" r:id="rIdl7tane4huvvzk2wcjykbn">
+            <w:hyperlink w:history="1" r:id="rIdapperlnwflp7mcx6jbexs">
               <w:r>
                 <w:rPr>
                   <w:rFonts w:ascii="Arial" w:cs="Arial" w:eastAsia="Arial" w:hAnsi="Arial"/>
@@ -18882,14 +18882,14 @@
                 <w:sz w:val="16"/>
                 <w:szCs w:val="16"/>
               </w:rPr>
-              <w:t xml:space="preserve">📖 HTML:</w:t>
+              <w:t xml:space="preserve">📖 EXERCISE:</w:t>
             </w:r>
           </w:p>
           <w:p>
             <w:pPr>
               <w:spacing w:after="20" w:before="0"/>
             </w:pPr>
-            <w:hyperlink w:history="1" r:id="rId4rcqhy5eymgcfi6h4es84">
+            <w:hyperlink w:history="1" r:id="rIdt-z6_cx-sqyxoza0schk2">
               <w:r>
                 <w:rPr>
                   <w:rFonts w:ascii="Arial" w:cs="Arial" w:eastAsia="Arial" w:hAnsi="Arial"/>
@@ -18898,7 +18898,7 @@
                   <w:szCs w:val="16"/>
                   <w:u w:val="single" w:color="2E75B6"/>
                 </w:rPr>
-                <w:t xml:space="preserve">Observation: Penny Oxidation (PLIX)</w:t>
+                <w:t xml:space="preserve">Balancing Redox Reactions: Oxidation Number Change Method Practice</w:t>
               </w:r>
             </w:hyperlink>
           </w:p>
@@ -18922,7 +18922,7 @@
               <w:spacing w:after="10" w:before="0"/>
               <w:ind w:left="120"/>
             </w:pPr>
-            <w:hyperlink w:history="1" r:id="rIdrlowmpfegsjnl0zvevwqq">
+            <w:hyperlink w:history="1" r:id="rIdxw2ryb0eeisvinw_qo1p7">
               <w:r>
                 <w:rPr>
                   <w:rFonts w:ascii="Arial" w:cs="Arial" w:eastAsia="Arial" w:hAnsi="Arial"/>
@@ -19117,7 +19117,7 @@
             <w:pPr>
               <w:spacing w:after="20" w:before="0"/>
             </w:pPr>
-            <w:hyperlink w:history="1" r:id="rId2x3i-5zxzl6a8y0z7rkik">
+            <w:hyperlink w:history="1" r:id="rIdafgu2xcla3r6c8j9xrw4x">
               <w:r>
                 <w:rPr>
                   <w:rFonts w:ascii="Arial" w:cs="Arial" w:eastAsia="Arial" w:hAnsi="Arial"/>
@@ -19126,7 +19126,7 @@
                   <w:szCs w:val="16"/>
                   <w:u w:val="single" w:color="2E75B6"/>
                 </w:rPr>
-                <w:t xml:space="preserve">Simplifying Radicals Review Principles - Basic</w:t>
+                <w:t xml:space="preserve">The periodic table - transition metals</w:t>
               </w:r>
             </w:hyperlink>
           </w:p>
@@ -19142,7 +19142,7 @@
                 <w:sz w:val="14"/>
                 <w:szCs w:val="14"/>
               </w:rPr>
-              <w:t xml:space="preserve">Source: CK-12</w:t>
+              <w:t xml:space="preserve">Source: Khan Academy (English - US curriculum)</w:t>
             </w:r>
           </w:p>
           <w:p>
@@ -19150,7 +19150,7 @@
               <w:spacing w:after="10" w:before="0"/>
               <w:ind w:left="120"/>
             </w:pPr>
-            <w:hyperlink w:history="1" r:id="rIdmjamorojv3fxwhj7dfbnn">
+            <w:hyperlink w:history="1" r:id="rIdmrv3cz1m2ccdrvgyfpoos">
               <w:r>
                 <w:rPr>
                   <w:rFonts w:ascii="Arial" w:cs="Arial" w:eastAsia="Arial" w:hAnsi="Arial"/>
@@ -19188,14 +19188,14 @@
                 <w:sz w:val="16"/>
                 <w:szCs w:val="16"/>
               </w:rPr>
-              <w:t xml:space="preserve">📖 HTML:</w:t>
+              <w:t xml:space="preserve">📖 EXERCISE:</w:t>
             </w:r>
           </w:p>
           <w:p>
             <w:pPr>
               <w:spacing w:after="20" w:before="0"/>
             </w:pPr>
-            <w:hyperlink w:history="1" r:id="rId_2t2szctczz8nvzcd_nu_">
+            <w:hyperlink w:history="1" r:id="rIdqarexqplvyeuv_b7fhlp9">
               <w:r>
                 <w:rPr>
                   <w:rFonts w:ascii="Arial" w:cs="Arial" w:eastAsia="Arial" w:hAnsi="Arial"/>
@@ -19204,7 +19204,7 @@
                   <w:szCs w:val="16"/>
                   <w:u w:val="single" w:color="2E75B6"/>
                 </w:rPr>
-                <w:t xml:space="preserve">Observation: Penny Oxidation (PLIX)</w:t>
+                <w:t xml:space="preserve">Predict the charge on monatomic ions</w:t>
               </w:r>
             </w:hyperlink>
           </w:p>
@@ -19220,7 +19220,7 @@
                 <w:sz w:val="14"/>
                 <w:szCs w:val="14"/>
               </w:rPr>
-              <w:t xml:space="preserve">Source: CK-12</w:t>
+              <w:t xml:space="preserve">Source: Khan Academy (English - US curriculum)</w:t>
             </w:r>
           </w:p>
           <w:p>
@@ -19228,7 +19228,7 @@
               <w:spacing w:after="10" w:before="0"/>
               <w:ind w:left="120"/>
             </w:pPr>
-            <w:hyperlink w:history="1" r:id="rIdpitwa_e7gg5xc6iy-6bd0">
+            <w:hyperlink w:history="1" r:id="rIdx8hxrhdmftuovqq5r2xha">
               <w:r>
                 <w:rPr>
                   <w:rFonts w:ascii="Arial" w:cs="Arial" w:eastAsia="Arial" w:hAnsi="Arial"/>
@@ -19423,7 +19423,7 @@
             <w:pPr>
               <w:spacing w:after="20" w:before="0"/>
             </w:pPr>
-            <w:hyperlink w:history="1" r:id="rIdkpjp1j_wrrvce79nkqzgd">
+            <w:hyperlink w:history="1" r:id="rIdvxjai_oddnjmrnupo3ebl">
               <w:r>
                 <w:rPr>
                   <w:rFonts w:ascii="Arial" w:cs="Arial" w:eastAsia="Arial" w:hAnsi="Arial"/>
@@ -19432,7 +19432,7 @@
                   <w:szCs w:val="16"/>
                   <w:u w:val="single" w:color="2E75B6"/>
                 </w:rPr>
-                <w:t xml:space="preserve">Simplifying Radicals Review Principles - Basic</w:t>
+                <w:t xml:space="preserve">The periodic table - transition metals</w:t>
               </w:r>
             </w:hyperlink>
           </w:p>
@@ -19448,7 +19448,7 @@
                 <w:sz w:val="14"/>
                 <w:szCs w:val="14"/>
               </w:rPr>
-              <w:t xml:space="preserve">Source: CK-12</w:t>
+              <w:t xml:space="preserve">Source: Khan Academy (English - US curriculum)</w:t>
             </w:r>
           </w:p>
           <w:p>
@@ -19456,7 +19456,7 @@
               <w:spacing w:after="10" w:before="0"/>
               <w:ind w:left="120"/>
             </w:pPr>
-            <w:hyperlink w:history="1" r:id="rIdyj60y4eedbp4yi81tjddg">
+            <w:hyperlink w:history="1" r:id="rIdoe2zxjxpkmjlu2hac0qrg">
               <w:r>
                 <w:rPr>
                   <w:rFonts w:ascii="Arial" w:cs="Arial" w:eastAsia="Arial" w:hAnsi="Arial"/>
@@ -19494,14 +19494,14 @@
                 <w:sz w:val="16"/>
                 <w:szCs w:val="16"/>
               </w:rPr>
-              <w:t xml:space="preserve">📖 HTML:</w:t>
+              <w:t xml:space="preserve">📖 EXERCISE:</w:t>
             </w:r>
           </w:p>
           <w:p>
             <w:pPr>
               <w:spacing w:after="20" w:before="0"/>
             </w:pPr>
-            <w:hyperlink w:history="1" r:id="rIdd_unh4-g9oky98d4dqncm">
+            <w:hyperlink w:history="1" r:id="rIdqdxfjt2uaw3tuucmasybn">
               <w:r>
                 <w:rPr>
                   <w:rFonts w:ascii="Arial" w:cs="Arial" w:eastAsia="Arial" w:hAnsi="Arial"/>
@@ -19510,7 +19510,7 @@
                   <w:szCs w:val="16"/>
                   <w:u w:val="single" w:color="2E75B6"/>
                 </w:rPr>
-                <w:t xml:space="preserve">Observation: Penny Oxidation (PLIX)</w:t>
+                <w:t xml:space="preserve">Predict the charge on monatomic ions</w:t>
               </w:r>
             </w:hyperlink>
           </w:p>
@@ -19526,7 +19526,7 @@
                 <w:sz w:val="14"/>
                 <w:szCs w:val="14"/>
               </w:rPr>
-              <w:t xml:space="preserve">Source: CK-12</w:t>
+              <w:t xml:space="preserve">Source: Khan Academy (English - US curriculum)</w:t>
             </w:r>
           </w:p>
           <w:p>
@@ -19534,7 +19534,7 @@
               <w:spacing w:after="10" w:before="0"/>
               <w:ind w:left="120"/>
             </w:pPr>
-            <w:hyperlink w:history="1" r:id="rIdiwzo6mkkp5hfkclaidada">
+            <w:hyperlink w:history="1" r:id="rIdrikrdv8zvrpyp_zv7dexj">
               <w:r>
                 <w:rPr>
                   <w:rFonts w:ascii="Arial" w:cs="Arial" w:eastAsia="Arial" w:hAnsi="Arial"/>
@@ -21021,7 +21021,7 @@
             <w:pPr>
               <w:spacing w:after="20" w:before="0"/>
             </w:pPr>
-            <w:hyperlink w:history="1" r:id="rIdqgdcqofduqzvdtcctt12p">
+            <w:hyperlink w:history="1" r:id="rIdmxv8caf7icme_92jwk_wy">
               <w:r>
                 <w:rPr>
                   <w:rFonts w:ascii="Arial" w:cs="Arial" w:eastAsia="Arial" w:hAnsi="Arial"/>
@@ -21030,7 +21030,7 @@
                   <w:szCs w:val="16"/>
                   <w:u w:val="single" w:color="2E75B6"/>
                 </w:rPr>
-                <w:t xml:space="preserve">Second partial derivative test</w:t>
+                <w:t xml:space="preserve">Worked example: Finding the formula of an ionic compound</w:t>
               </w:r>
             </w:hyperlink>
           </w:p>
@@ -21054,7 +21054,7 @@
               <w:spacing w:after="10" w:before="0"/>
               <w:ind w:left="120"/>
             </w:pPr>
-            <w:hyperlink w:history="1" r:id="rId2waprnuck1zvmembbj2og">
+            <w:hyperlink w:history="1" r:id="rIdjozcs_yvllisbsqz_z46z">
               <w:r>
                 <w:rPr>
                   <w:rFonts w:ascii="Arial" w:cs="Arial" w:eastAsia="Arial" w:hAnsi="Arial"/>
@@ -21099,7 +21099,7 @@
             <w:pPr>
               <w:spacing w:after="20" w:before="0"/>
             </w:pPr>
-            <w:hyperlink w:history="1" r:id="rId8q-t6mw9b9vlqegwvimzf">
+            <w:hyperlink w:history="1" r:id="rIdecghv46hr-uihru1ublhy">
               <w:r>
                 <w:rPr>
                   <w:rFonts w:ascii="Arial" w:cs="Arial" w:eastAsia="Arial" w:hAnsi="Arial"/>
@@ -21108,7 +21108,7 @@
                   <w:szCs w:val="16"/>
                   <w:u w:val="single" w:color="2E75B6"/>
                 </w:rPr>
-                <w:t xml:space="preserve">Observation: Penny Oxidation (PLIX)</w:t>
+                <w:t xml:space="preserve">Balancing Redox Reactions: Oxidation Number Change Method (Flexbook)</w:t>
               </w:r>
             </w:hyperlink>
           </w:p>
@@ -21132,7 +21132,7 @@
               <w:spacing w:after="10" w:before="0"/>
               <w:ind w:left="120"/>
             </w:pPr>
-            <w:hyperlink w:history="1" r:id="rIdqjyujdcugumufi5y4wdr_">
+            <w:hyperlink w:history="1" r:id="rIdekcwfhs2qx785db_4splm">
               <w:r>
                 <w:rPr>
                   <w:rFonts w:ascii="Arial" w:cs="Arial" w:eastAsia="Arial" w:hAnsi="Arial"/>
@@ -21327,7 +21327,7 @@
             <w:pPr>
               <w:spacing w:after="20" w:before="0"/>
             </w:pPr>
-            <w:hyperlink w:history="1" r:id="rIdq4mbqcwk1_q8_slhyhmpi">
+            <w:hyperlink w:history="1" r:id="rId0f5-iv6o9id3vhjastor9">
               <w:r>
                 <w:rPr>
                   <w:rFonts w:ascii="Arial" w:cs="Arial" w:eastAsia="Arial" w:hAnsi="Arial"/>
@@ -21336,7 +21336,7 @@
                   <w:szCs w:val="16"/>
                   <w:u w:val="single" w:color="2E75B6"/>
                 </w:rPr>
-                <w:t xml:space="preserve">Second partial derivative test</w:t>
+                <w:t xml:space="preserve">Naming ions and ionic compounds</w:t>
               </w:r>
             </w:hyperlink>
           </w:p>
@@ -21360,7 +21360,7 @@
               <w:spacing w:after="10" w:before="0"/>
               <w:ind w:left="120"/>
             </w:pPr>
-            <w:hyperlink w:history="1" r:id="rId3mdclanu9y1ykjwul5axw">
+            <w:hyperlink w:history="1" r:id="rId5wbk2m5l6qdattranfwjq">
               <w:r>
                 <w:rPr>
                   <w:rFonts w:ascii="Arial" w:cs="Arial" w:eastAsia="Arial" w:hAnsi="Arial"/>
@@ -21398,14 +21398,14 @@
                 <w:sz w:val="16"/>
                 <w:szCs w:val="16"/>
               </w:rPr>
-              <w:t xml:space="preserve">📖 HTML:</w:t>
+              <w:t xml:space="preserve">📖 EXERCISE:</w:t>
             </w:r>
           </w:p>
           <w:p>
             <w:pPr>
               <w:spacing w:after="20" w:before="0"/>
             </w:pPr>
-            <w:hyperlink w:history="1" r:id="rIdoqilfm_rtl6mdlxrpge63">
+            <w:hyperlink w:history="1" r:id="rIdul9xyfn-m0pklyblhglmn">
               <w:r>
                 <w:rPr>
                   <w:rFonts w:ascii="Arial" w:cs="Arial" w:eastAsia="Arial" w:hAnsi="Arial"/>
@@ -21414,7 +21414,7 @@
                   <w:szCs w:val="16"/>
                   <w:u w:val="single" w:color="2E75B6"/>
                 </w:rPr>
-                <w:t xml:space="preserve">Observation: Penny Oxidation (PLIX)</w:t>
+                <w:t xml:space="preserve">Balancing Redox Reactions: Oxidation Number Change Method Practice</w:t>
               </w:r>
             </w:hyperlink>
           </w:p>
@@ -21438,7 +21438,7 @@
               <w:spacing w:after="10" w:before="0"/>
               <w:ind w:left="120"/>
             </w:pPr>
-            <w:hyperlink w:history="1" r:id="rIdeex9h7f8_7urgtfgrthki">
+            <w:hyperlink w:history="1" r:id="rId83x_on578bo_ey7zgs_fl">
               <w:r>
                 <w:rPr>
                   <w:rFonts w:ascii="Arial" w:cs="Arial" w:eastAsia="Arial" w:hAnsi="Arial"/>
@@ -21633,7 +21633,7 @@
             <w:pPr>
               <w:spacing w:after="20" w:before="0"/>
             </w:pPr>
-            <w:hyperlink w:history="1" r:id="rIdle0djjuqpsfas_hkqeoov">
+            <w:hyperlink w:history="1" r:id="rIdy2ynwpizk6htu1x4o39wf">
               <w:r>
                 <w:rPr>
                   <w:rFonts w:ascii="Arial" w:cs="Arial" w:eastAsia="Arial" w:hAnsi="Arial"/>
@@ -21642,7 +21642,7 @@
                   <w:szCs w:val="16"/>
                   <w:u w:val="single" w:color="2E75B6"/>
                 </w:rPr>
-                <w:t xml:space="preserve">Second partial derivative test</w:t>
+                <w:t xml:space="preserve">Atomic and ionic radii</w:t>
               </w:r>
             </w:hyperlink>
           </w:p>
@@ -21666,7 +21666,7 @@
               <w:spacing w:after="10" w:before="0"/>
               <w:ind w:left="120"/>
             </w:pPr>
-            <w:hyperlink w:history="1" r:id="rId8l2w5pq_zxhf7xtm54tef">
+            <w:hyperlink w:history="1" r:id="rIdsgalsiukembnjbd9xcnl4">
               <w:r>
                 <w:rPr>
                   <w:rFonts w:ascii="Arial" w:cs="Arial" w:eastAsia="Arial" w:hAnsi="Arial"/>
@@ -21711,7 +21711,7 @@
             <w:pPr>
               <w:spacing w:after="20" w:before="0"/>
             </w:pPr>
-            <w:hyperlink w:history="1" r:id="rIdcoby0ck6vpeujhqq36ro6">
+            <w:hyperlink w:history="1" r:id="rIdhnsa5yonpfemekqrdyonk">
               <w:r>
                 <w:rPr>
                   <w:rFonts w:ascii="Arial" w:cs="Arial" w:eastAsia="Arial" w:hAnsi="Arial"/>
@@ -21720,7 +21720,7 @@
                   <w:szCs w:val="16"/>
                   <w:u w:val="single" w:color="2E75B6"/>
                 </w:rPr>
-                <w:t xml:space="preserve">Observation: Penny Oxidation (PLIX)</w:t>
+                <w:t xml:space="preserve">Changes in Oxidation Number in Redox Reactions (Flexbook)</w:t>
               </w:r>
             </w:hyperlink>
           </w:p>
@@ -21744,7 +21744,7 @@
               <w:spacing w:after="10" w:before="0"/>
               <w:ind w:left="120"/>
             </w:pPr>
-            <w:hyperlink w:history="1" r:id="rIdzguqd_egp-bh6zvuhsjm-">
+            <w:hyperlink w:history="1" r:id="rIdl7-1yc8jtmzwsqtqbtifo">
               <w:r>
                 <w:rPr>
                   <w:rFonts w:ascii="Arial" w:cs="Arial" w:eastAsia="Arial" w:hAnsi="Arial"/>
@@ -21939,7 +21939,7 @@
             <w:pPr>
               <w:spacing w:after="20" w:before="0"/>
             </w:pPr>
-            <w:hyperlink w:history="1" r:id="rIdfijontqzx9d8_deblrlic">
+            <w:hyperlink w:history="1" r:id="rIdrbh74kiguprvtbujlb5d7">
               <w:r>
                 <w:rPr>
                   <w:rFonts w:ascii="Arial" w:cs="Arial" w:eastAsia="Arial" w:hAnsi="Arial"/>
@@ -21948,7 +21948,7 @@
                   <w:szCs w:val="16"/>
                   <w:u w:val="single" w:color="2E75B6"/>
                 </w:rPr>
-                <w:t xml:space="preserve">Second partial derivative test</w:t>
+                <w:t xml:space="preserve">Worked example: Finding the formula of an ionic compound</w:t>
               </w:r>
             </w:hyperlink>
           </w:p>
@@ -21972,7 +21972,7 @@
               <w:spacing w:after="10" w:before="0"/>
               <w:ind w:left="120"/>
             </w:pPr>
-            <w:hyperlink w:history="1" r:id="rId6o1drpo3dzju8jxmnjczv">
+            <w:hyperlink w:history="1" r:id="rIdnm4beyvqeipoytz65o0qa">
               <w:r>
                 <w:rPr>
                   <w:rFonts w:ascii="Arial" w:cs="Arial" w:eastAsia="Arial" w:hAnsi="Arial"/>
@@ -22010,14 +22010,14 @@
                 <w:sz w:val="16"/>
                 <w:szCs w:val="16"/>
               </w:rPr>
-              <w:t xml:space="preserve">📖 HTML:</w:t>
+              <w:t xml:space="preserve">📖 EXERCISE:</w:t>
             </w:r>
           </w:p>
           <w:p>
             <w:pPr>
               <w:spacing w:after="20" w:before="0"/>
             </w:pPr>
-            <w:hyperlink w:history="1" r:id="rIdpjd4byekym1ifx2j03isv">
+            <w:hyperlink w:history="1" r:id="rIdh676engdcs45ttw7gta__">
               <w:r>
                 <w:rPr>
                   <w:rFonts w:ascii="Arial" w:cs="Arial" w:eastAsia="Arial" w:hAnsi="Arial"/>
@@ -22026,7 +22026,7 @@
                   <w:szCs w:val="16"/>
                   <w:u w:val="single" w:color="2E75B6"/>
                 </w:rPr>
-                <w:t xml:space="preserve">Observation: Penny Oxidation (PLIX)</w:t>
+                <w:t xml:space="preserve">Changes in Oxidation Number in Redox Reactions Practice</w:t>
               </w:r>
             </w:hyperlink>
           </w:p>
@@ -22050,7 +22050,7 @@
               <w:spacing w:after="10" w:before="0"/>
               <w:ind w:left="120"/>
             </w:pPr>
-            <w:hyperlink w:history="1" r:id="rIdc4wvacuo2s6zpmy59cbex">
+            <w:hyperlink w:history="1" r:id="rIdmhile1qco4toq50v7hjit">
               <w:r>
                 <w:rPr>
                   <w:rFonts w:ascii="Arial" w:cs="Arial" w:eastAsia="Arial" w:hAnsi="Arial"/>
@@ -22245,7 +22245,7 @@
             <w:pPr>
               <w:spacing w:after="20" w:before="0"/>
             </w:pPr>
-            <w:hyperlink w:history="1" r:id="rIdrjsgnhpu4lqfc0_ruz3zc">
+            <w:hyperlink w:history="1" r:id="rIdlnjblzt2bggjnzk2gdg8v">
               <w:r>
                 <w:rPr>
                   <w:rFonts w:ascii="Arial" w:cs="Arial" w:eastAsia="Arial" w:hAnsi="Arial"/>
@@ -22254,7 +22254,7 @@
                   <w:szCs w:val="16"/>
                   <w:u w:val="single" w:color="2E75B6"/>
                 </w:rPr>
-                <w:t xml:space="preserve">Second partial derivative test</w:t>
+                <w:t xml:space="preserve">Worked example: Finding the formula of an ionic compound</w:t>
               </w:r>
             </w:hyperlink>
           </w:p>
@@ -22278,7 +22278,7 @@
               <w:spacing w:after="10" w:before="0"/>
               <w:ind w:left="120"/>
             </w:pPr>
-            <w:hyperlink w:history="1" r:id="rIdhmwcssnm37zsxficm2mcc">
+            <w:hyperlink w:history="1" r:id="rId6wje-ih1-ikurlcrgejpj">
               <w:r>
                 <w:rPr>
                   <w:rFonts w:ascii="Arial" w:cs="Arial" w:eastAsia="Arial" w:hAnsi="Arial"/>
@@ -22323,7 +22323,7 @@
             <w:pPr>
               <w:spacing w:after="20" w:before="0"/>
             </w:pPr>
-            <w:hyperlink w:history="1" r:id="rIdpwp-rcmokqxlfnvidqlbr">
+            <w:hyperlink w:history="1" r:id="rIdpis1oxdut0my05beyg18d">
               <w:r>
                 <w:rPr>
                   <w:rFonts w:ascii="Arial" w:cs="Arial" w:eastAsia="Arial" w:hAnsi="Arial"/>
@@ -22332,7 +22332,7 @@
                   <w:szCs w:val="16"/>
                   <w:u w:val="single" w:color="2E75B6"/>
                 </w:rPr>
-                <w:t xml:space="preserve">Observation: Penny Oxidation (PLIX)</w:t>
+                <w:t xml:space="preserve">Chemical Formula (Flexbook)</w:t>
               </w:r>
             </w:hyperlink>
           </w:p>
@@ -22356,7 +22356,7 @@
               <w:spacing w:after="10" w:before="0"/>
               <w:ind w:left="120"/>
             </w:pPr>
-            <w:hyperlink w:history="1" r:id="rIdmvwxym3l2s8yeivh81dkq">
+            <w:hyperlink w:history="1" r:id="rIdwu80a_lsr4bproscheviv">
               <w:r>
                 <w:rPr>
                   <w:rFonts w:ascii="Arial" w:cs="Arial" w:eastAsia="Arial" w:hAnsi="Arial"/>
@@ -23843,7 +23843,7 @@
             <w:pPr>
               <w:spacing w:after="20" w:before="0"/>
             </w:pPr>
-            <w:hyperlink w:history="1" r:id="rIdxh5johnwia8jiqcdl06nf">
+            <w:hyperlink w:history="1" r:id="rIdvakiylv47wjipyjiqkirr">
               <w:r>
                 <w:rPr>
                   <w:rFonts w:ascii="Arial" w:cs="Arial" w:eastAsia="Arial" w:hAnsi="Arial"/>
@@ -23852,7 +23852,7 @@
                   <w:szCs w:val="16"/>
                   <w:u w:val="single" w:color="2E75B6"/>
                 </w:rPr>
-                <w:t xml:space="preserve">It's not only about the American Revolution, Leutze's Washington Crossing the Delaware</w:t>
+                <w:t xml:space="preserve">Visually understanding balancing chemical equations</w:t>
               </w:r>
             </w:hyperlink>
           </w:p>
@@ -23876,7 +23876,7 @@
               <w:spacing w:after="10" w:before="0"/>
               <w:ind w:left="120"/>
             </w:pPr>
-            <w:hyperlink w:history="1" r:id="rIddmatoa7el6xfr36z1n9bf">
+            <w:hyperlink w:history="1" r:id="rId7p9hor8034ofq8un5zjj2">
               <w:r>
                 <w:rPr>
                   <w:rFonts w:ascii="Arial" w:cs="Arial" w:eastAsia="Arial" w:hAnsi="Arial"/>
@@ -23921,7 +23921,7 @@
             <w:pPr>
               <w:spacing w:after="20" w:before="0"/>
             </w:pPr>
-            <w:hyperlink w:history="1" r:id="rIdijhfxdytoweu6300at0eg">
+            <w:hyperlink w:history="1" r:id="rIdqremag2_xpbu1l3zsg9an">
               <w:r>
                 <w:rPr>
                   <w:rFonts w:ascii="Arial" w:cs="Arial" w:eastAsia="Arial" w:hAnsi="Arial"/>
@@ -23930,7 +23930,7 @@
                   <w:szCs w:val="16"/>
                   <w:u w:val="single" w:color="2E75B6"/>
                 </w:rPr>
-                <w:t xml:space="preserve">Use the Percent Equation to Find the Base, b (Flexbook)</w:t>
+                <w:t xml:space="preserve">Balancing Chemical Equations</w:t>
               </w:r>
             </w:hyperlink>
           </w:p>
@@ -23946,7 +23946,7 @@
                 <w:sz w:val="14"/>
                 <w:szCs w:val="14"/>
               </w:rPr>
-              <w:t xml:space="preserve">Source: CK-12</w:t>
+              <w:t xml:space="preserve">Source: PhET Interactive Simulations (English)</w:t>
             </w:r>
           </w:p>
           <w:p>
@@ -23954,7 +23954,7 @@
               <w:spacing w:after="10" w:before="0"/>
               <w:ind w:left="120"/>
             </w:pPr>
-            <w:hyperlink w:history="1" r:id="rIdkpxp2ssuly0pdr13e7nrb">
+            <w:hyperlink w:history="1" r:id="rIdgvkflebyrhjolr7c_g7fl">
               <w:r>
                 <w:rPr>
                   <w:rFonts w:ascii="Arial" w:cs="Arial" w:eastAsia="Arial" w:hAnsi="Arial"/>
@@ -24149,7 +24149,7 @@
             <w:pPr>
               <w:spacing w:after="20" w:before="0"/>
             </w:pPr>
-            <w:hyperlink w:history="1" r:id="rIduodcaqzw-abi2yuvjc3qm">
+            <w:hyperlink w:history="1" r:id="rIdvpw0tkdjfs4ywosnzbhg2">
               <w:r>
                 <w:rPr>
                   <w:rFonts w:ascii="Arial" w:cs="Arial" w:eastAsia="Arial" w:hAnsi="Arial"/>
@@ -24158,7 +24158,7 @@
                   <w:szCs w:val="16"/>
                   <w:u w:val="single" w:color="2E75B6"/>
                 </w:rPr>
-                <w:t xml:space="preserve">It's not only about the American Revolution, Leutze's Washington Crossing the Delaware</w:t>
+                <w:t xml:space="preserve">Introduction to reaction rates</w:t>
               </w:r>
             </w:hyperlink>
           </w:p>
@@ -24182,7 +24182,7 @@
               <w:spacing w:after="10" w:before="0"/>
               <w:ind w:left="120"/>
             </w:pPr>
-            <w:hyperlink w:history="1" r:id="rIdvmjskmky8sgl4updanqsv">
+            <w:hyperlink w:history="1" r:id="rIdkxcrsphtaf3xu6mrb7rbi">
               <w:r>
                 <w:rPr>
                   <w:rFonts w:ascii="Arial" w:cs="Arial" w:eastAsia="Arial" w:hAnsi="Arial"/>
@@ -24227,7 +24227,7 @@
             <w:pPr>
               <w:spacing w:after="20" w:before="0"/>
             </w:pPr>
-            <w:hyperlink w:history="1" r:id="rIdi7ln96tue78wafaeozm3u">
+            <w:hyperlink w:history="1" r:id="rIdt42dkb7dkqhhc4_e8arbc">
               <w:r>
                 <w:rPr>
                   <w:rFonts w:ascii="Arial" w:cs="Arial" w:eastAsia="Arial" w:hAnsi="Arial"/>
@@ -24236,7 +24236,7 @@
                   <w:szCs w:val="16"/>
                   <w:u w:val="single" w:color="2E75B6"/>
                 </w:rPr>
-                <w:t xml:space="preserve">Use the Percent Equation to Find the Base, b (Flexbook)</w:t>
+                <w:t xml:space="preserve">Conservation of Mass in Chemical Reactions (Flexbook)</w:t>
               </w:r>
             </w:hyperlink>
           </w:p>
@@ -24260,7 +24260,7 @@
               <w:spacing w:after="10" w:before="0"/>
               <w:ind w:left="120"/>
             </w:pPr>
-            <w:hyperlink w:history="1" r:id="rIdgwxdwhnygqgxnmrbp4mrn">
+            <w:hyperlink w:history="1" r:id="rIdrohgrowsiurgfvojlklhv">
               <w:r>
                 <w:rPr>
                   <w:rFonts w:ascii="Arial" w:cs="Arial" w:eastAsia="Arial" w:hAnsi="Arial"/>
@@ -24455,7 +24455,7 @@
             <w:pPr>
               <w:spacing w:after="20" w:before="0"/>
             </w:pPr>
-            <w:hyperlink w:history="1" r:id="rIdpa8kwenkmuzei4q33ymd1">
+            <w:hyperlink w:history="1" r:id="rIdmvpg7t1y7bn96q7i3hl47">
               <w:r>
                 <w:rPr>
                   <w:rFonts w:ascii="Arial" w:cs="Arial" w:eastAsia="Arial" w:hAnsi="Arial"/>
@@ -24464,7 +24464,7 @@
                   <w:szCs w:val="16"/>
                   <w:u w:val="single" w:color="2E75B6"/>
                 </w:rPr>
-                <w:t xml:space="preserve">It's not only about the American Revolution, Leutze's Washington Crossing the Delaware</w:t>
+                <w:t xml:space="preserve">Stoichiometry -dubbed(KY)</w:t>
               </w:r>
             </w:hyperlink>
           </w:p>
@@ -24480,7 +24480,7 @@
                 <w:sz w:val="14"/>
                 <w:szCs w:val="14"/>
               </w:rPr>
-              <w:t xml:space="preserve">Source: Khan Academy (English - US curriculum)</w:t>
+              <w:t xml:space="preserve">Source: Khan Academy (Kiswahili)</w:t>
             </w:r>
           </w:p>
           <w:p>
@@ -24488,7 +24488,7 @@
               <w:spacing w:after="10" w:before="0"/>
               <w:ind w:left="120"/>
             </w:pPr>
-            <w:hyperlink w:history="1" r:id="rIdq_8pmvrortd6lcrehnjdu">
+            <w:hyperlink w:history="1" r:id="rId1q9tnhjrhz0jvutxzazy1">
               <w:r>
                 <w:rPr>
                   <w:rFonts w:ascii="Arial" w:cs="Arial" w:eastAsia="Arial" w:hAnsi="Arial"/>
@@ -24526,14 +24526,14 @@
                 <w:sz w:val="16"/>
                 <w:szCs w:val="16"/>
               </w:rPr>
-              <w:t xml:space="preserve">📖 HTML:</w:t>
+              <w:t xml:space="preserve">📖 EXERCISE:</w:t>
             </w:r>
           </w:p>
           <w:p>
             <w:pPr>
               <w:spacing w:after="20" w:before="0"/>
             </w:pPr>
-            <w:hyperlink w:history="1" r:id="rIdq8kjpcgagbpjmnm5iqteu">
+            <w:hyperlink w:history="1" r:id="rIdzvrewocxrn0q8dn-ohoti">
               <w:r>
                 <w:rPr>
                   <w:rFonts w:ascii="Arial" w:cs="Arial" w:eastAsia="Arial" w:hAnsi="Arial"/>
@@ -24542,7 +24542,7 @@
                   <w:szCs w:val="16"/>
                   <w:u w:val="single" w:color="2E75B6"/>
                 </w:rPr>
-                <w:t xml:space="preserve">Use the Percent Equation to Find the Base, b (Flexbook)</w:t>
+                <w:t xml:space="preserve">Conservation of Mass in Chemical Reactions Practice</w:t>
               </w:r>
             </w:hyperlink>
           </w:p>
@@ -24566,7 +24566,7 @@
               <w:spacing w:after="10" w:before="0"/>
               <w:ind w:left="120"/>
             </w:pPr>
-            <w:hyperlink w:history="1" r:id="rIdr74h7cvhktkajhs3_jjeh">
+            <w:hyperlink w:history="1" r:id="rIdvy5vww73lllhf5xisq1dy">
               <w:r>
                 <w:rPr>
                   <w:rFonts w:ascii="Arial" w:cs="Arial" w:eastAsia="Arial" w:hAnsi="Arial"/>
@@ -24761,7 +24761,7 @@
             <w:pPr>
               <w:spacing w:after="20" w:before="0"/>
             </w:pPr>
-            <w:hyperlink w:history="1" r:id="rId0-xir0bpl2vghorwiyspy">
+            <w:hyperlink w:history="1" r:id="rId7rourbxsgfknisn3scnko">
               <w:r>
                 <w:rPr>
                   <w:rFonts w:ascii="Arial" w:cs="Arial" w:eastAsia="Arial" w:hAnsi="Arial"/>
@@ -24770,7 +24770,7 @@
                   <w:szCs w:val="16"/>
                   <w:u w:val="single" w:color="2E75B6"/>
                 </w:rPr>
-                <w:t xml:space="preserve">It's not only about the American Revolution, Leutze's Washington Crossing the Delaware</w:t>
+                <w:t xml:space="preserve">Visualizing chemical equations using particulate models</w:t>
               </w:r>
             </w:hyperlink>
           </w:p>
@@ -24794,7 +24794,7 @@
               <w:spacing w:after="10" w:before="0"/>
               <w:ind w:left="120"/>
             </w:pPr>
-            <w:hyperlink w:history="1" r:id="rId__vjarihtgvtmdbymwqxu">
+            <w:hyperlink w:history="1" r:id="rIddr8ktvzpcaubn7eq2uymd">
               <w:r>
                 <w:rPr>
                   <w:rFonts w:ascii="Arial" w:cs="Arial" w:eastAsia="Arial" w:hAnsi="Arial"/>
@@ -24839,7 +24839,7 @@
             <w:pPr>
               <w:spacing w:after="20" w:before="0"/>
             </w:pPr>
-            <w:hyperlink w:history="1" r:id="rIdwdupvlm7wirxe6jly5al6">
+            <w:hyperlink w:history="1" r:id="rIdfsyfwudcrdc4xrvafa1iy">
               <w:r>
                 <w:rPr>
                   <w:rFonts w:ascii="Arial" w:cs="Arial" w:eastAsia="Arial" w:hAnsi="Arial"/>
@@ -24848,7 +24848,7 @@
                   <w:szCs w:val="16"/>
                   <w:u w:val="single" w:color="2E75B6"/>
                 </w:rPr>
-                <w:t xml:space="preserve">Use the Percent Equation to Find the Base, b (Flexbook)</w:t>
+                <w:t xml:space="preserve">Writing the Periodic Table (PLIX)</w:t>
               </w:r>
             </w:hyperlink>
           </w:p>
@@ -24872,7 +24872,7 @@
               <w:spacing w:after="10" w:before="0"/>
               <w:ind w:left="120"/>
             </w:pPr>
-            <w:hyperlink w:history="1" r:id="rIdsflpk52_0evwyzdq60yc7">
+            <w:hyperlink w:history="1" r:id="rIdacnj4dl6rmmwxsc6svi1q">
               <w:r>
                 <w:rPr>
                   <w:rFonts w:ascii="Arial" w:cs="Arial" w:eastAsia="Arial" w:hAnsi="Arial"/>
@@ -25067,7 +25067,7 @@
             <w:pPr>
               <w:spacing w:after="20" w:before="0"/>
             </w:pPr>
-            <w:hyperlink w:history="1" r:id="rIdwukp_et1-sg84m6igrzkb">
+            <w:hyperlink w:history="1" r:id="rIdz7ixhpnsszfm8b13zcvcd">
               <w:r>
                 <w:rPr>
                   <w:rFonts w:ascii="Arial" w:cs="Arial" w:eastAsia="Arial" w:hAnsi="Arial"/>
@@ -25076,7 +25076,7 @@
                   <w:szCs w:val="16"/>
                   <w:u w:val="single" w:color="2E75B6"/>
                 </w:rPr>
-                <w:t xml:space="preserve">It's not only about the American Revolution, Leutze's Washington Crossing the Delaware</w:t>
+                <w:t xml:space="preserve">Visually understanding balancing chemical equations</w:t>
               </w:r>
             </w:hyperlink>
           </w:p>
@@ -25100,7 +25100,7 @@
               <w:spacing w:after="10" w:before="0"/>
               <w:ind w:left="120"/>
             </w:pPr>
-            <w:hyperlink w:history="1" r:id="rIdvkui3vqtpgeqkikejt2rq">
+            <w:hyperlink w:history="1" r:id="rId5hpvr5xoa8a8ummijcmnx">
               <w:r>
                 <w:rPr>
                   <w:rFonts w:ascii="Arial" w:cs="Arial" w:eastAsia="Arial" w:hAnsi="Arial"/>
@@ -25145,7 +25145,7 @@
             <w:pPr>
               <w:spacing w:after="20" w:before="0"/>
             </w:pPr>
-            <w:hyperlink w:history="1" r:id="rIdbe5adn98deuxtllu-p8my">
+            <w:hyperlink w:history="1" r:id="rIdzmjmnz5niozweonq4eeyg">
               <w:r>
                 <w:rPr>
                   <w:rFonts w:ascii="Arial" w:cs="Arial" w:eastAsia="Arial" w:hAnsi="Arial"/>
@@ -25154,7 +25154,7 @@
                   <w:szCs w:val="16"/>
                   <w:u w:val="single" w:color="2E75B6"/>
                 </w:rPr>
-                <w:t xml:space="preserve">Use the Percent Equation to Find the Base, b (Flexbook)</w:t>
+                <w:t xml:space="preserve">Balancing Chemical Equations</w:t>
               </w:r>
             </w:hyperlink>
           </w:p>
@@ -25170,7 +25170,7 @@
                 <w:sz w:val="14"/>
                 <w:szCs w:val="14"/>
               </w:rPr>
-              <w:t xml:space="preserve">Source: CK-12</w:t>
+              <w:t xml:space="preserve">Source: PhET Interactive Simulations (English)</w:t>
             </w:r>
           </w:p>
           <w:p>
@@ -25178,7 +25178,7 @@
               <w:spacing w:after="10" w:before="0"/>
               <w:ind w:left="120"/>
             </w:pPr>
-            <w:hyperlink w:history="1" r:id="rIdlyym3w1jor3ztdtxqz3x_">
+            <w:hyperlink w:history="1" r:id="rIdkcsb_bepx5j2hmhugnkf8">
               <w:r>
                 <w:rPr>
                   <w:rFonts w:ascii="Arial" w:cs="Arial" w:eastAsia="Arial" w:hAnsi="Arial"/>
@@ -26665,7 +26665,7 @@
             <w:pPr>
               <w:spacing w:after="20" w:before="0"/>
             </w:pPr>
-            <w:hyperlink w:history="1" r:id="rIdmet3ewtrxnniaa6lazsko">
+            <w:hyperlink w:history="1" r:id="rIddrtlkr2keuez5oje9ypjx">
               <w:r>
                 <w:rPr>
                   <w:rFonts w:ascii="Arial" w:cs="Arial" w:eastAsia="Arial" w:hAnsi="Arial"/>
@@ -26674,7 +26674,7 @@
                   <w:szCs w:val="16"/>
                   <w:u w:val="single" w:color="2E75B6"/>
                 </w:rPr>
-                <w:t xml:space="preserve">Valence Electrons and the Periodic Table - Overview</w:t>
+                <w:t xml:space="preserve">Visually understanding balancing chemical equations</w:t>
               </w:r>
             </w:hyperlink>
           </w:p>
@@ -26690,7 +26690,7 @@
                 <w:sz w:val="14"/>
                 <w:szCs w:val="14"/>
               </w:rPr>
-              <w:t xml:space="preserve">Source: CK-12</w:t>
+              <w:t xml:space="preserve">Source: Khan Academy (English - US curriculum)</w:t>
             </w:r>
           </w:p>
           <w:p>
@@ -26698,7 +26698,7 @@
               <w:spacing w:after="10" w:before="0"/>
               <w:ind w:left="120"/>
             </w:pPr>
-            <w:hyperlink w:history="1" r:id="rIdmkpeswtxbu1jy72hz1j4v">
+            <w:hyperlink w:history="1" r:id="rId_zeaai5boxsqz2bs6cszc">
               <w:r>
                 <w:rPr>
                   <w:rFonts w:ascii="Arial" w:cs="Arial" w:eastAsia="Arial" w:hAnsi="Arial"/>
@@ -26736,14 +26736,14 @@
                 <w:sz w:val="16"/>
                 <w:szCs w:val="16"/>
               </w:rPr>
-              <w:t xml:space="preserve">📖 HTML:</w:t>
+              <w:t xml:space="preserve">📖 EXERCISE:</w:t>
             </w:r>
           </w:p>
           <w:p>
             <w:pPr>
               <w:spacing w:after="20" w:before="0"/>
             </w:pPr>
-            <w:hyperlink w:history="1" r:id="rId39_ycour3hqokac3u_dcr">
+            <w:hyperlink w:history="1" r:id="rIdgl1rgf6brs7wlwfua2gzr">
               <w:r>
                 <w:rPr>
                   <w:rFonts w:ascii="Arial" w:cs="Arial" w:eastAsia="Arial" w:hAnsi="Arial"/>
@@ -26752,7 +26752,7 @@
                   <w:szCs w:val="16"/>
                   <w:u w:val="single" w:color="2E75B6"/>
                 </w:rPr>
-                <w:t xml:space="preserve">Writing the Periodic Table (PLIX)</w:t>
+                <w:t xml:space="preserve">Predict the charge on monatomic ions</w:t>
               </w:r>
             </w:hyperlink>
           </w:p>
@@ -26768,7 +26768,7 @@
                 <w:sz w:val="14"/>
                 <w:szCs w:val="14"/>
               </w:rPr>
-              <w:t xml:space="preserve">Source: CK-12</w:t>
+              <w:t xml:space="preserve">Source: Khan Academy (English - US curriculum)</w:t>
             </w:r>
           </w:p>
           <w:p>
@@ -26776,7 +26776,7 @@
               <w:spacing w:after="10" w:before="0"/>
               <w:ind w:left="120"/>
             </w:pPr>
-            <w:hyperlink w:history="1" r:id="rIdywszfck-dxx10eeo0vxua">
+            <w:hyperlink w:history="1" r:id="rIdlxuevz0ztirqvfsxmnfjw">
               <w:r>
                 <w:rPr>
                   <w:rFonts w:ascii="Arial" w:cs="Arial" w:eastAsia="Arial" w:hAnsi="Arial"/>
@@ -26971,7 +26971,7 @@
             <w:pPr>
               <w:spacing w:after="20" w:before="0"/>
             </w:pPr>
-            <w:hyperlink w:history="1" r:id="rIdukf9ozecomxpp4uupqf9z">
+            <w:hyperlink w:history="1" r:id="rIdnwhwbleg_thufsfpmrur4">
               <w:r>
                 <w:rPr>
                   <w:rFonts w:ascii="Arial" w:cs="Arial" w:eastAsia="Arial" w:hAnsi="Arial"/>
@@ -26980,7 +26980,7 @@
                   <w:szCs w:val="16"/>
                   <w:u w:val="single" w:color="2E75B6"/>
                 </w:rPr>
-                <w:t xml:space="preserve">Valence Electrons and the Periodic Table - Overview</w:t>
+                <w:t xml:space="preserve">Solubility and complex ion formation</w:t>
               </w:r>
             </w:hyperlink>
           </w:p>
@@ -26996,7 +26996,7 @@
                 <w:sz w:val="14"/>
                 <w:szCs w:val="14"/>
               </w:rPr>
-              <w:t xml:space="preserve">Source: CK-12</w:t>
+              <w:t xml:space="preserve">Source: Khan Academy (English - US curriculum)</w:t>
             </w:r>
           </w:p>
           <w:p>
@@ -27004,7 +27004,7 @@
               <w:spacing w:after="10" w:before="0"/>
               <w:ind w:left="120"/>
             </w:pPr>
-            <w:hyperlink w:history="1" r:id="rIdy4nfloqe6fhypetwebokp">
+            <w:hyperlink w:history="1" r:id="rIdwctyxym9uivuthpavsxtn">
               <w:r>
                 <w:rPr>
                   <w:rFonts w:ascii="Arial" w:cs="Arial" w:eastAsia="Arial" w:hAnsi="Arial"/>
@@ -27049,7 +27049,7 @@
             <w:pPr>
               <w:spacing w:after="20" w:before="0"/>
             </w:pPr>
-            <w:hyperlink w:history="1" r:id="rIdxjbhby0e_xqaqn0jlfeil">
+            <w:hyperlink w:history="1" r:id="rIdbj6u_8htmahabaer6f7pz">
               <w:r>
                 <w:rPr>
                   <w:rFonts w:ascii="Arial" w:cs="Arial" w:eastAsia="Arial" w:hAnsi="Arial"/>
@@ -27058,7 +27058,7 @@
                   <w:szCs w:val="16"/>
                   <w:u w:val="single" w:color="2E75B6"/>
                 </w:rPr>
-                <w:t xml:space="preserve">Writing the Periodic Table (PLIX)</w:t>
+                <w:t xml:space="preserve">Transition Metal Ion Formation (Flexbook)</w:t>
               </w:r>
             </w:hyperlink>
           </w:p>
@@ -27082,7 +27082,7 @@
               <w:spacing w:after="10" w:before="0"/>
               <w:ind w:left="120"/>
             </w:pPr>
-            <w:hyperlink w:history="1" r:id="rIdsxpwnfqqucrblsqd0sm2r">
+            <w:hyperlink w:history="1" r:id="rId-yp3xtemy-z8ivesafp26">
               <w:r>
                 <w:rPr>
                   <w:rFonts w:ascii="Arial" w:cs="Arial" w:eastAsia="Arial" w:hAnsi="Arial"/>
@@ -27277,7 +27277,7 @@
             <w:pPr>
               <w:spacing w:after="20" w:before="0"/>
             </w:pPr>
-            <w:hyperlink w:history="1" r:id="rIdfgc8wrjnxga_lki35iaek">
+            <w:hyperlink w:history="1" r:id="rIdbhqijnehtvj8lkk_vqhrt">
               <w:r>
                 <w:rPr>
                   <w:rFonts w:ascii="Arial" w:cs="Arial" w:eastAsia="Arial" w:hAnsi="Arial"/>
@@ -27286,7 +27286,7 @@
                   <w:szCs w:val="16"/>
                   <w:u w:val="single" w:color="2E75B6"/>
                 </w:rPr>
-                <w:t xml:space="preserve">Valence Electrons and the Periodic Table - Overview</w:t>
+                <w:t xml:space="preserve">Visually understanding balancing chemical equations</w:t>
               </w:r>
             </w:hyperlink>
           </w:p>
@@ -27302,7 +27302,7 @@
                 <w:sz w:val="14"/>
                 <w:szCs w:val="14"/>
               </w:rPr>
-              <w:t xml:space="preserve">Source: CK-12</w:t>
+              <w:t xml:space="preserve">Source: Khan Academy (English - US curriculum)</w:t>
             </w:r>
           </w:p>
           <w:p>
@@ -27310,7 +27310,7 @@
               <w:spacing w:after="10" w:before="0"/>
               <w:ind w:left="120"/>
             </w:pPr>
-            <w:hyperlink w:history="1" r:id="rId1udts89dfvlfcub3ll_tr">
+            <w:hyperlink w:history="1" r:id="rIdbeb2qavl8comjufusvxgy">
               <w:r>
                 <w:rPr>
                   <w:rFonts w:ascii="Arial" w:cs="Arial" w:eastAsia="Arial" w:hAnsi="Arial"/>
@@ -27355,7 +27355,7 @@
             <w:pPr>
               <w:spacing w:after="20" w:before="0"/>
             </w:pPr>
-            <w:hyperlink w:history="1" r:id="rId9um3i5nulktz1ssycgrep">
+            <w:hyperlink w:history="1" r:id="rIdp110-victwigslfu-vrx_">
               <w:r>
                 <w:rPr>
                   <w:rFonts w:ascii="Arial" w:cs="Arial" w:eastAsia="Arial" w:hAnsi="Arial"/>
@@ -27364,7 +27364,7 @@
                   <w:szCs w:val="16"/>
                   <w:u w:val="single" w:color="2E75B6"/>
                 </w:rPr>
-                <w:t xml:space="preserve">Writing the Periodic Table (PLIX)</w:t>
+                <w:t xml:space="preserve">Balancing Chemical Equations</w:t>
               </w:r>
             </w:hyperlink>
           </w:p>
@@ -27380,7 +27380,7 @@
                 <w:sz w:val="14"/>
                 <w:szCs w:val="14"/>
               </w:rPr>
-              <w:t xml:space="preserve">Source: CK-12</w:t>
+              <w:t xml:space="preserve">Source: PhET Interactive Simulations (English)</w:t>
             </w:r>
           </w:p>
           <w:p>
@@ -27388,7 +27388,7 @@
               <w:spacing w:after="10" w:before="0"/>
               <w:ind w:left="120"/>
             </w:pPr>
-            <w:hyperlink w:history="1" r:id="rIdhaujhllc-dgdh1wt1sjou">
+            <w:hyperlink w:history="1" r:id="rIdwehn2nqdrprgjispdllle">
               <w:r>
                 <w:rPr>
                   <w:rFonts w:ascii="Arial" w:cs="Arial" w:eastAsia="Arial" w:hAnsi="Arial"/>
@@ -27583,7 +27583,7 @@
             <w:pPr>
               <w:spacing w:after="20" w:before="0"/>
             </w:pPr>
-            <w:hyperlink w:history="1" r:id="rIdql8bol7vkw_haxkyzospj">
+            <w:hyperlink w:history="1" r:id="rId2h_cwrrv-ujxg_bt5viwb">
               <w:r>
                 <w:rPr>
                   <w:rFonts w:ascii="Arial" w:cs="Arial" w:eastAsia="Arial" w:hAnsi="Arial"/>
@@ -27592,7 +27592,7 @@
                   <w:szCs w:val="16"/>
                   <w:u w:val="single" w:color="2E75B6"/>
                 </w:rPr>
-                <w:t xml:space="preserve">DNA as the "transforming principle"</w:t>
+                <w:t xml:space="preserve">Visually understanding balancing chemical equations</w:t>
               </w:r>
             </w:hyperlink>
           </w:p>
@@ -27616,7 +27616,7 @@
               <w:spacing w:after="10" w:before="0"/>
               <w:ind w:left="120"/>
             </w:pPr>
-            <w:hyperlink w:history="1" r:id="rIdbukz96elq7v-firjbeqis">
+            <w:hyperlink w:history="1" r:id="rIdlancb3zlkne6pdwokld47">
               <w:r>
                 <w:rPr>
                   <w:rFonts w:ascii="Arial" w:cs="Arial" w:eastAsia="Arial" w:hAnsi="Arial"/>
@@ -27654,14 +27654,14 @@
                 <w:sz w:val="16"/>
                 <w:szCs w:val="16"/>
               </w:rPr>
-              <w:t xml:space="preserve">📖 HTML:</w:t>
+              <w:t xml:space="preserve">📖 EXERCISE:</w:t>
             </w:r>
           </w:p>
           <w:p>
             <w:pPr>
               <w:spacing w:after="20" w:before="0"/>
             </w:pPr>
-            <w:hyperlink w:history="1" r:id="rIdgtphu3cssmzkovl3he554">
+            <w:hyperlink w:history="1" r:id="rIdkriozpy_weozs70ofovew">
               <w:r>
                 <w:rPr>
                   <w:rFonts w:ascii="Arial" w:cs="Arial" w:eastAsia="Arial" w:hAnsi="Arial"/>
@@ -27670,7 +27670,7 @@
                   <w:szCs w:val="16"/>
                   <w:u w:val="single" w:color="2E75B6"/>
                 </w:rPr>
-                <w:t xml:space="preserve">Writing the Periodic Table (PLIX)</w:t>
+                <w:t xml:space="preserve">Predict the charge on monatomic ions</w:t>
               </w:r>
             </w:hyperlink>
           </w:p>
@@ -27686,7 +27686,7 @@
                 <w:sz w:val="14"/>
                 <w:szCs w:val="14"/>
               </w:rPr>
-              <w:t xml:space="preserve">Source: CK-12</w:t>
+              <w:t xml:space="preserve">Source: Khan Academy (English - US curriculum)</w:t>
             </w:r>
           </w:p>
           <w:p>
@@ -27694,7 +27694,7 @@
               <w:spacing w:after="10" w:before="0"/>
               <w:ind w:left="120"/>
             </w:pPr>
-            <w:hyperlink w:history="1" r:id="rIdhvi3jilcoqeb5azlpsjov">
+            <w:hyperlink w:history="1" r:id="rIdkv7vi9vhnwgix1x7p1got">
               <w:r>
                 <w:rPr>
                   <w:rFonts w:ascii="Arial" w:cs="Arial" w:eastAsia="Arial" w:hAnsi="Arial"/>
@@ -27889,7 +27889,7 @@
             <w:pPr>
               <w:spacing w:after="20" w:before="0"/>
             </w:pPr>
-            <w:hyperlink w:history="1" r:id="rIdzq29mnvjd3hja2ds2fa1v">
+            <w:hyperlink w:history="1" r:id="rIdyhn2xqzfe7ttkywji8nzx">
               <w:r>
                 <w:rPr>
                   <w:rFonts w:ascii="Arial" w:cs="Arial" w:eastAsia="Arial" w:hAnsi="Arial"/>
@@ -27898,7 +27898,7 @@
                   <w:szCs w:val="16"/>
                   <w:u w:val="single" w:color="2E75B6"/>
                 </w:rPr>
-                <w:t xml:space="preserve">Valence Electrons and the Periodic Table - Overview</w:t>
+                <w:t xml:space="preserve">Visually understanding balancing chemical equations</w:t>
               </w:r>
             </w:hyperlink>
           </w:p>
@@ -27914,7 +27914,7 @@
                 <w:sz w:val="14"/>
                 <w:szCs w:val="14"/>
               </w:rPr>
-              <w:t xml:space="preserve">Source: CK-12</w:t>
+              <w:t xml:space="preserve">Source: Khan Academy (English - US curriculum)</w:t>
             </w:r>
           </w:p>
           <w:p>
@@ -27922,7 +27922,7 @@
               <w:spacing w:after="10" w:before="0"/>
               <w:ind w:left="120"/>
             </w:pPr>
-            <w:hyperlink w:history="1" r:id="rIdurjnx3pqjvw0w2azfbm5f">
+            <w:hyperlink w:history="1" r:id="rIdggwi6rtupg_8icsneumms">
               <w:r>
                 <w:rPr>
                   <w:rFonts w:ascii="Arial" w:cs="Arial" w:eastAsia="Arial" w:hAnsi="Arial"/>
@@ -27960,14 +27960,14 @@
                 <w:sz w:val="16"/>
                 <w:szCs w:val="16"/>
               </w:rPr>
-              <w:t xml:space="preserve">📖 HTML:</w:t>
+              <w:t xml:space="preserve">📖 EXERCISE:</w:t>
             </w:r>
           </w:p>
           <w:p>
             <w:pPr>
               <w:spacing w:after="20" w:before="0"/>
             </w:pPr>
-            <w:hyperlink w:history="1" r:id="rIdt5m0roqk9wvwflj0ckwxc">
+            <w:hyperlink w:history="1" r:id="rIdnnhygfbcuwboy2j8sf1cc">
               <w:r>
                 <w:rPr>
                   <w:rFonts w:ascii="Arial" w:cs="Arial" w:eastAsia="Arial" w:hAnsi="Arial"/>
@@ -27976,7 +27976,7 @@
                   <w:szCs w:val="16"/>
                   <w:u w:val="single" w:color="2E75B6"/>
                 </w:rPr>
-                <w:t xml:space="preserve">Writing the Periodic Table (PLIX)</w:t>
+                <w:t xml:space="preserve">Predict the charge on monatomic ions</w:t>
               </w:r>
             </w:hyperlink>
           </w:p>
@@ -27992,7 +27992,7 @@
                 <w:sz w:val="14"/>
                 <w:szCs w:val="14"/>
               </w:rPr>
-              <w:t xml:space="preserve">Source: CK-12</w:t>
+              <w:t xml:space="preserve">Source: Khan Academy (English - US curriculum)</w:t>
             </w:r>
           </w:p>
           <w:p>
@@ -28000,7 +28000,7 @@
               <w:spacing w:after="10" w:before="0"/>
               <w:ind w:left="120"/>
             </w:pPr>
-            <w:hyperlink w:history="1" r:id="rIdps_0er6u2uhnjsfd_eel2">
+            <w:hyperlink w:history="1" r:id="rIdm3_mjc5kob49vkxlrigce">
               <w:r>
                 <w:rPr>
                   <w:rFonts w:ascii="Arial" w:cs="Arial" w:eastAsia="Arial" w:hAnsi="Arial"/>
@@ -29487,7 +29487,7 @@
             <w:pPr>
               <w:spacing w:after="20" w:before="0"/>
             </w:pPr>
-            <w:hyperlink w:history="1" r:id="rId7c4scxyvcsy8dj4axpaqu">
+            <w:hyperlink w:history="1" r:id="rIdo0w5bhqy0qyrn5pik36kp">
               <w:r>
                 <w:rPr>
                   <w:rFonts w:ascii="Arial" w:cs="Arial" w:eastAsia="Arial" w:hAnsi="Arial"/>
@@ -29496,7 +29496,7 @@
                   <w:szCs w:val="16"/>
                   <w:u w:val="single" w:color="2E75B6"/>
                 </w:rPr>
-                <w:t xml:space="preserve">Common polyatomic ions</w:t>
+                <w:t xml:space="preserve">The periodic table - classification of elements</w:t>
               </w:r>
             </w:hyperlink>
           </w:p>
@@ -29520,7 +29520,7 @@
               <w:spacing w:after="10" w:before="0"/>
               <w:ind w:left="120"/>
             </w:pPr>
-            <w:hyperlink w:history="1" r:id="rIda0uzimkb1ndhuijbaquji">
+            <w:hyperlink w:history="1" r:id="rId5pphhohxcejsdxtj9bcll">
               <w:r>
                 <w:rPr>
                   <w:rFonts w:ascii="Arial" w:cs="Arial" w:eastAsia="Arial" w:hAnsi="Arial"/>
@@ -29565,7 +29565,7 @@
             <w:pPr>
               <w:spacing w:after="20" w:before="0"/>
             </w:pPr>
-            <w:hyperlink w:history="1" r:id="rIdiqbv5y5dh9vspbyf9l0n3">
+            <w:hyperlink w:history="1" r:id="rId0zapm20iex-x7didyafxr">
               <w:r>
                 <w:rPr>
                   <w:rFonts w:ascii="Arial" w:cs="Arial" w:eastAsia="Arial" w:hAnsi="Arial"/>
@@ -29574,7 +29574,7 @@
                   <w:szCs w:val="16"/>
                   <w:u w:val="single" w:color="2E75B6"/>
                 </w:rPr>
-                <w:t xml:space="preserve">Writing the Periodic Table (PLIX)</w:t>
+                <w:t xml:space="preserve">Transition Metal Ion Formation (Flexbook)</w:t>
               </w:r>
             </w:hyperlink>
           </w:p>
@@ -29598,7 +29598,7 @@
               <w:spacing w:after="10" w:before="0"/>
               <w:ind w:left="120"/>
             </w:pPr>
-            <w:hyperlink w:history="1" r:id="rIdzqcwfxyfewllqlthh6ioz">
+            <w:hyperlink w:history="1" r:id="rIdhktdaivtc9zbat8ojnxjw">
               <w:r>
                 <w:rPr>
                   <w:rFonts w:ascii="Arial" w:cs="Arial" w:eastAsia="Arial" w:hAnsi="Arial"/>
@@ -29793,7 +29793,7 @@
             <w:pPr>
               <w:spacing w:after="20" w:before="0"/>
             </w:pPr>
-            <w:hyperlink w:history="1" r:id="rIdjydo5c-a8tguffkvkprxw">
+            <w:hyperlink w:history="1" r:id="rId1pmkawvwfpwnkpnmywh-r">
               <w:r>
                 <w:rPr>
                   <w:rFonts w:ascii="Arial" w:cs="Arial" w:eastAsia="Arial" w:hAnsi="Arial"/>
@@ -29802,7 +29802,7 @@
                   <w:szCs w:val="16"/>
                   <w:u w:val="single" w:color="2E75B6"/>
                 </w:rPr>
-                <w:t xml:space="preserve">Common polyatomic ions</w:t>
+                <w:t xml:space="preserve">Electron configurations for the third and fourth periods</w:t>
               </w:r>
             </w:hyperlink>
           </w:p>
@@ -29826,7 +29826,7 @@
               <w:spacing w:after="10" w:before="0"/>
               <w:ind w:left="120"/>
             </w:pPr>
-            <w:hyperlink w:history="1" r:id="rIdqw5vt9tm3owjb2vhouszg">
+            <w:hyperlink w:history="1" r:id="rIde_a6yp-nxguwu1dbremoh">
               <w:r>
                 <w:rPr>
                   <w:rFonts w:ascii="Arial" w:cs="Arial" w:eastAsia="Arial" w:hAnsi="Arial"/>
@@ -29871,7 +29871,7 @@
             <w:pPr>
               <w:spacing w:after="20" w:before="0"/>
             </w:pPr>
-            <w:hyperlink w:history="1" r:id="rId25y5dw7xadtdk0nufxlno">
+            <w:hyperlink w:history="1" r:id="rIdyjxdsd55kcbxfs18tpvyk">
               <w:r>
                 <w:rPr>
                   <w:rFonts w:ascii="Arial" w:cs="Arial" w:eastAsia="Arial" w:hAnsi="Arial"/>
@@ -29880,7 +29880,7 @@
                   <w:szCs w:val="16"/>
                   <w:u w:val="single" w:color="2E75B6"/>
                 </w:rPr>
-                <w:t xml:space="preserve">Writing the Periodic Table (PLIX)</w:t>
+                <w:t xml:space="preserve">Transition Metal Ion Formation (Flexbook)</w:t>
               </w:r>
             </w:hyperlink>
           </w:p>
@@ -29904,7 +29904,7 @@
               <w:spacing w:after="10" w:before="0"/>
               <w:ind w:left="120"/>
             </w:pPr>
-            <w:hyperlink w:history="1" r:id="rIdzlcq882wax4kvw1kz07f8">
+            <w:hyperlink w:history="1" r:id="rIdyskjzgx0jhtzx3ijhnoga">
               <w:r>
                 <w:rPr>
                   <w:rFonts w:ascii="Arial" w:cs="Arial" w:eastAsia="Arial" w:hAnsi="Arial"/>
@@ -30099,7 +30099,7 @@
             <w:pPr>
               <w:spacing w:after="20" w:before="0"/>
             </w:pPr>
-            <w:hyperlink w:history="1" r:id="rIdjgsfibfptgutdess9smaz">
+            <w:hyperlink w:history="1" r:id="rIdbv9m5sa-wkfy_odufr6rg">
               <w:r>
                 <w:rPr>
                   <w:rFonts w:ascii="Arial" w:cs="Arial" w:eastAsia="Arial" w:hAnsi="Arial"/>
@@ -30108,7 +30108,7 @@
                   <w:szCs w:val="16"/>
                   <w:u w:val="single" w:color="2E75B6"/>
                 </w:rPr>
-                <w:t xml:space="preserve">Common polyatomic ions</w:t>
+                <w:t xml:space="preserve">The periodic table - classification of elements</w:t>
               </w:r>
             </w:hyperlink>
           </w:p>
@@ -30132,7 +30132,7 @@
               <w:spacing w:after="10" w:before="0"/>
               <w:ind w:left="120"/>
             </w:pPr>
-            <w:hyperlink w:history="1" r:id="rIdxlbmhqyywupxylm-70dm7">
+            <w:hyperlink w:history="1" r:id="rIdsxd-tzeqbyyfu_zl_qw38">
               <w:r>
                 <w:rPr>
                   <w:rFonts w:ascii="Arial" w:cs="Arial" w:eastAsia="Arial" w:hAnsi="Arial"/>
@@ -30177,7 +30177,7 @@
             <w:pPr>
               <w:spacing w:after="20" w:before="0"/>
             </w:pPr>
-            <w:hyperlink w:history="1" r:id="rId-legprlar93bksb49p_kk">
+            <w:hyperlink w:history="1" r:id="rId5ufhsvoaxsh3opnfif0mh">
               <w:r>
                 <w:rPr>
                   <w:rFonts w:ascii="Arial" w:cs="Arial" w:eastAsia="Arial" w:hAnsi="Arial"/>
@@ -30186,7 +30186,7 @@
                   <w:szCs w:val="16"/>
                   <w:u w:val="single" w:color="2E75B6"/>
                 </w:rPr>
-                <w:t xml:space="preserve">Writing the Periodic Table (PLIX)</w:t>
+                <w:t xml:space="preserve">Transition Metal Ion Formation (Flexbook)</w:t>
               </w:r>
             </w:hyperlink>
           </w:p>
@@ -30210,7 +30210,7 @@
               <w:spacing w:after="10" w:before="0"/>
               <w:ind w:left="120"/>
             </w:pPr>
-            <w:hyperlink w:history="1" r:id="rIdspujet4qpw6zvghacbc5f">
+            <w:hyperlink w:history="1" r:id="rId1vguw-wqbbmjcspprsly9">
               <w:r>
                 <w:rPr>
                   <w:rFonts w:ascii="Arial" w:cs="Arial" w:eastAsia="Arial" w:hAnsi="Arial"/>
@@ -30405,7 +30405,7 @@
             <w:pPr>
               <w:spacing w:after="20" w:before="0"/>
             </w:pPr>
-            <w:hyperlink w:history="1" r:id="rIdiwvphsfttybxe1hpnar5o">
+            <w:hyperlink w:history="1" r:id="rIdnm1wbb6rv3kph7dm3p_4h">
               <w:r>
                 <w:rPr>
                   <w:rFonts w:ascii="Arial" w:cs="Arial" w:eastAsia="Arial" w:hAnsi="Arial"/>
@@ -30414,7 +30414,7 @@
                   <w:szCs w:val="16"/>
                   <w:u w:val="single" w:color="2E75B6"/>
                 </w:rPr>
-                <w:t xml:space="preserve">Common polyatomic ions</w:t>
+                <w:t xml:space="preserve">The periodic table - classification of elements</w:t>
               </w:r>
             </w:hyperlink>
           </w:p>
@@ -30438,7 +30438,7 @@
               <w:spacing w:after="10" w:before="0"/>
               <w:ind w:left="120"/>
             </w:pPr>
-            <w:hyperlink w:history="1" r:id="rIdgfjh5lygzvox2mmlxskxg">
+            <w:hyperlink w:history="1" r:id="rIdz6r9bhc_umhnslb69pmjm">
               <w:r>
                 <w:rPr>
                   <w:rFonts w:ascii="Arial" w:cs="Arial" w:eastAsia="Arial" w:hAnsi="Arial"/>
@@ -30483,7 +30483,7 @@
             <w:pPr>
               <w:spacing w:after="20" w:before="0"/>
             </w:pPr>
-            <w:hyperlink w:history="1" r:id="rIdxbcnoowd3nj9muz8nxh2c">
+            <w:hyperlink w:history="1" r:id="rIdanjofjf4qpfoxge2xz5ld">
               <w:r>
                 <w:rPr>
                   <w:rFonts w:ascii="Arial" w:cs="Arial" w:eastAsia="Arial" w:hAnsi="Arial"/>
@@ -30492,7 +30492,7 @@
                   <w:szCs w:val="16"/>
                   <w:u w:val="single" w:color="2E75B6"/>
                 </w:rPr>
-                <w:t xml:space="preserve">Writing the Periodic Table (PLIX)</w:t>
+                <w:t xml:space="preserve">Transition Metal Ion Formation (Flexbook)</w:t>
               </w:r>
             </w:hyperlink>
           </w:p>
@@ -30516,7 +30516,7 @@
               <w:spacing w:after="10" w:before="0"/>
               <w:ind w:left="120"/>
             </w:pPr>
-            <w:hyperlink w:history="1" r:id="rId3dxwle2ecd897tduxxchj">
+            <w:hyperlink w:history="1" r:id="rIdzqhq3wz5me68sulsi9avv">
               <w:r>
                 <w:rPr>
                   <w:rFonts w:ascii="Arial" w:cs="Arial" w:eastAsia="Arial" w:hAnsi="Arial"/>
@@ -30711,7 +30711,7 @@
             <w:pPr>
               <w:spacing w:after="20" w:before="0"/>
             </w:pPr>
-            <w:hyperlink w:history="1" r:id="rIdd-yegpxr4jd00hoy0qkf5">
+            <w:hyperlink w:history="1" r:id="rIdqp7fqy5v09kexznb7jbzd">
               <w:r>
                 <w:rPr>
                   <w:rFonts w:ascii="Arial" w:cs="Arial" w:eastAsia="Arial" w:hAnsi="Arial"/>
@@ -30720,7 +30720,7 @@
                   <w:szCs w:val="16"/>
                   <w:u w:val="single" w:color="2E75B6"/>
                 </w:rPr>
-                <w:t xml:space="preserve">Common polyatomic ions</w:t>
+                <w:t xml:space="preserve">The periodic table - classification of elements</w:t>
               </w:r>
             </w:hyperlink>
           </w:p>
@@ -30744,7 +30744,7 @@
               <w:spacing w:after="10" w:before="0"/>
               <w:ind w:left="120"/>
             </w:pPr>
-            <w:hyperlink w:history="1" r:id="rIdw_cwuhy_n_vkq7hz2my2n">
+            <w:hyperlink w:history="1" r:id="rIdiskh1m_mims5cjloycwtu">
               <w:r>
                 <w:rPr>
                   <w:rFonts w:ascii="Arial" w:cs="Arial" w:eastAsia="Arial" w:hAnsi="Arial"/>
@@ -30789,7 +30789,7 @@
             <w:pPr>
               <w:spacing w:after="20" w:before="0"/>
             </w:pPr>
-            <w:hyperlink w:history="1" r:id="rIdtqmhphyezvapgjkauucer">
+            <w:hyperlink w:history="1" r:id="rIdl96w4tae8xaje_kuopppb">
               <w:r>
                 <w:rPr>
                   <w:rFonts w:ascii="Arial" w:cs="Arial" w:eastAsia="Arial" w:hAnsi="Arial"/>
@@ -30798,7 +30798,7 @@
                   <w:szCs w:val="16"/>
                   <w:u w:val="single" w:color="2E75B6"/>
                 </w:rPr>
-                <w:t xml:space="preserve">Writing the Periodic Table (PLIX)</w:t>
+                <w:t xml:space="preserve">Transition Metal Ion Formation (Flexbook)</w:t>
               </w:r>
             </w:hyperlink>
           </w:p>
@@ -30822,7 +30822,7 @@
               <w:spacing w:after="10" w:before="0"/>
               <w:ind w:left="120"/>
             </w:pPr>
-            <w:hyperlink w:history="1" r:id="rIdr-fskifld3ievu29y_ms9">
+            <w:hyperlink w:history="1" r:id="rId7m38_8vqjtntslku8aylh">
               <w:r>
                 <w:rPr>
                   <w:rFonts w:ascii="Arial" w:cs="Arial" w:eastAsia="Arial" w:hAnsi="Arial"/>

--- a/data/outputs/v2/Chemistry/SS1.3_The_Periodic_Table/Chemistry_The_Periodic_Table_CBE_LessonSequence.docx
+++ b/data/outputs/v2/Chemistry/SS1.3_The_Periodic_Table/Chemistry_The_Periodic_Table_CBE_LessonSequence.docx
@@ -3082,7 +3082,7 @@
             <w:pPr>
               <w:spacing w:after="20" w:before="0"/>
             </w:pPr>
-            <w:hyperlink w:history="1" r:id="rIdcdse2po7tc8ag1qqylm0t">
+            <w:hyperlink w:history="1" r:id="rIdenxybgtr1jajeb4t6dt77">
               <w:r>
                 <w:rPr>
                   <w:rFonts w:ascii="Arial" w:cs="Arial" w:eastAsia="Arial" w:hAnsi="Arial"/>
@@ -3115,7 +3115,7 @@
               <w:spacing w:after="10" w:before="0"/>
               <w:ind w:left="120"/>
             </w:pPr>
-            <w:hyperlink w:history="1" r:id="rIdo5yi4ea26j_fbdl4sfa1d">
+            <w:hyperlink w:history="1" r:id="rIdxj2utio07_ceilotdwll7">
               <w:r>
                 <w:rPr>
                   <w:rFonts w:ascii="Arial" w:cs="Arial" w:eastAsia="Arial" w:hAnsi="Arial"/>
@@ -3160,7 +3160,7 @@
             <w:pPr>
               <w:spacing w:after="20" w:before="0"/>
             </w:pPr>
-            <w:hyperlink w:history="1" r:id="rIdxslhuxxzl4gta2z7xfec7">
+            <w:hyperlink w:history="1" r:id="rIdbvu37gngq1iqh50i71mnz">
               <w:r>
                 <w:rPr>
                   <w:rFonts w:ascii="Arial" w:cs="Arial" w:eastAsia="Arial" w:hAnsi="Arial"/>
@@ -3193,7 +3193,7 @@
               <w:spacing w:after="10" w:before="0"/>
               <w:ind w:left="120"/>
             </w:pPr>
-            <w:hyperlink w:history="1" r:id="rId3wqyh-pwcnrw_acyynmtn">
+            <w:hyperlink w:history="1" r:id="rIdkpdng0u-fgfpw-glpsl81">
               <w:r>
                 <w:rPr>
                   <w:rFonts w:ascii="Arial" w:cs="Arial" w:eastAsia="Arial" w:hAnsi="Arial"/>
@@ -3388,7 +3388,7 @@
             <w:pPr>
               <w:spacing w:after="20" w:before="0"/>
             </w:pPr>
-            <w:hyperlink w:history="1" r:id="rIdbkvfnzqtirr_yfyhbufir">
+            <w:hyperlink w:history="1" r:id="rIdxubivuarxn7_zvlktc1wg">
               <w:r>
                 <w:rPr>
                   <w:rFonts w:ascii="Arial" w:cs="Arial" w:eastAsia="Arial" w:hAnsi="Arial"/>
@@ -3421,7 +3421,7 @@
               <w:spacing w:after="10" w:before="0"/>
               <w:ind w:left="120"/>
             </w:pPr>
-            <w:hyperlink w:history="1" r:id="rIdr4qepl84edctldqijtv2f">
+            <w:hyperlink w:history="1" r:id="rIdzelv0v6bj5uds0xhfivkx">
               <w:r>
                 <w:rPr>
                   <w:rFonts w:ascii="Arial" w:cs="Arial" w:eastAsia="Arial" w:hAnsi="Arial"/>
@@ -3466,7 +3466,7 @@
             <w:pPr>
               <w:spacing w:after="20" w:before="0"/>
             </w:pPr>
-            <w:hyperlink w:history="1" r:id="rIdkeadgjozxj-fjhducp-pw">
+            <w:hyperlink w:history="1" r:id="rIdciimltvzengsytua3a0lk">
               <w:r>
                 <w:rPr>
                   <w:rFonts w:ascii="Arial" w:cs="Arial" w:eastAsia="Arial" w:hAnsi="Arial"/>
@@ -3499,7 +3499,7 @@
               <w:spacing w:after="10" w:before="0"/>
               <w:ind w:left="120"/>
             </w:pPr>
-            <w:hyperlink w:history="1" r:id="rId3tkaapxvqgn6v3dxupta1">
+            <w:hyperlink w:history="1" r:id="rIdejnkiybffqat8eglgs1pe">
               <w:r>
                 <w:rPr>
                   <w:rFonts w:ascii="Arial" w:cs="Arial" w:eastAsia="Arial" w:hAnsi="Arial"/>
@@ -3694,7 +3694,7 @@
             <w:pPr>
               <w:spacing w:after="20" w:before="0"/>
             </w:pPr>
-            <w:hyperlink w:history="1" r:id="rId9o7hjeoovyxjx_ajwemsx">
+            <w:hyperlink w:history="1" r:id="rId6br_tppommlgnecto8way">
               <w:r>
                 <w:rPr>
                   <w:rFonts w:ascii="Arial" w:cs="Arial" w:eastAsia="Arial" w:hAnsi="Arial"/>
@@ -3703,7 +3703,7 @@
                   <w:szCs w:val="16"/>
                   <w:u w:val="single" w:color="2E75B6"/>
                 </w:rPr>
-                <w:t xml:space="preserve">Atomic number, mass number, and isotopes</w:t>
+                <w:t xml:space="preserve">Atomic radius trends on periodic table</w:t>
               </w:r>
             </w:hyperlink>
           </w:p>
@@ -3727,7 +3727,7 @@
               <w:spacing w:after="10" w:before="0"/>
               <w:ind w:left="120"/>
             </w:pPr>
-            <w:hyperlink w:history="1" r:id="rIdr12skeu4-n7xfxdgouwm-">
+            <w:hyperlink w:history="1" r:id="rId1mxzjky5u8m8ngfc4fvkx">
               <w:r>
                 <w:rPr>
                   <w:rFonts w:ascii="Arial" w:cs="Arial" w:eastAsia="Arial" w:hAnsi="Arial"/>
@@ -3772,7 +3772,7 @@
             <w:pPr>
               <w:spacing w:after="20" w:before="0"/>
             </w:pPr>
-            <w:hyperlink w:history="1" r:id="rIddurhplgneqmjcngsuajgc">
+            <w:hyperlink w:history="1" r:id="rIdb5xoraaoiqz0mcgyojndu">
               <w:r>
                 <w:rPr>
                   <w:rFonts w:ascii="Arial" w:cs="Arial" w:eastAsia="Arial" w:hAnsi="Arial"/>
@@ -3805,7 +3805,7 @@
               <w:spacing w:after="10" w:before="0"/>
               <w:ind w:left="120"/>
             </w:pPr>
-            <w:hyperlink w:history="1" r:id="rIdtjo6v41iyikb77uyxf2m4">
+            <w:hyperlink w:history="1" r:id="rIdwtjyp01mmpbvlt1eyzyam">
               <w:r>
                 <w:rPr>
                   <w:rFonts w:ascii="Arial" w:cs="Arial" w:eastAsia="Arial" w:hAnsi="Arial"/>
@@ -4000,7 +4000,7 @@
             <w:pPr>
               <w:spacing w:after="20" w:before="0"/>
             </w:pPr>
-            <w:hyperlink w:history="1" r:id="rId1hww0uet6autsdtfyrdjk">
+            <w:hyperlink w:history="1" r:id="rId3gqesbabhncwey8kl9hmp">
               <w:r>
                 <w:rPr>
                   <w:rFonts w:ascii="Arial" w:cs="Arial" w:eastAsia="Arial" w:hAnsi="Arial"/>
@@ -4009,7 +4009,7 @@
                   <w:szCs w:val="16"/>
                   <w:u w:val="single" w:color="2E75B6"/>
                 </w:rPr>
-                <w:t xml:space="preserve">Atomic radius trends on periodic table</w:t>
+                <w:t xml:space="preserve">The periodic table - classification of elements</w:t>
               </w:r>
             </w:hyperlink>
           </w:p>
@@ -4033,7 +4033,7 @@
               <w:spacing w:after="10" w:before="0"/>
               <w:ind w:left="120"/>
             </w:pPr>
-            <w:hyperlink w:history="1" r:id="rIdvpjvn2hycr3yirls3e8u_">
+            <w:hyperlink w:history="1" r:id="rIdwbes2cxufpski9t3sjfpb">
               <w:r>
                 <w:rPr>
                   <w:rFonts w:ascii="Arial" w:cs="Arial" w:eastAsia="Arial" w:hAnsi="Arial"/>
@@ -4078,7 +4078,7 @@
             <w:pPr>
               <w:spacing w:after="20" w:before="0"/>
             </w:pPr>
-            <w:hyperlink w:history="1" r:id="rIda7iiwz7iitwilvqtcknmb">
+            <w:hyperlink w:history="1" r:id="rIdergpu4cvmony3j8zmndq7">
               <w:r>
                 <w:rPr>
                   <w:rFonts w:ascii="Arial" w:cs="Arial" w:eastAsia="Arial" w:hAnsi="Arial"/>
@@ -4111,7 +4111,7 @@
               <w:spacing w:after="10" w:before="0"/>
               <w:ind w:left="120"/>
             </w:pPr>
-            <w:hyperlink w:history="1" r:id="rId02hm113olhiipttjrdxce">
+            <w:hyperlink w:history="1" r:id="rIdap8qwcixcgmcdzvp8oqsn">
               <w:r>
                 <w:rPr>
                   <w:rFonts w:ascii="Arial" w:cs="Arial" w:eastAsia="Arial" w:hAnsi="Arial"/>
@@ -4306,7 +4306,7 @@
             <w:pPr>
               <w:spacing w:after="20" w:before="0"/>
             </w:pPr>
-            <w:hyperlink w:history="1" r:id="rIdu8sat7l4mhccvde_rjcus">
+            <w:hyperlink w:history="1" r:id="rIdpdnnpuwkj6wlso_0wzkl6">
               <w:r>
                 <w:rPr>
                   <w:rFonts w:ascii="Arial" w:cs="Arial" w:eastAsia="Arial" w:hAnsi="Arial"/>
@@ -4339,7 +4339,7 @@
               <w:spacing w:after="10" w:before="0"/>
               <w:ind w:left="120"/>
             </w:pPr>
-            <w:hyperlink w:history="1" r:id="rId-9wkepnflab7zxnpj22yg">
+            <w:hyperlink w:history="1" r:id="rIdjianbaewhkamlecsn0hkv">
               <w:r>
                 <w:rPr>
                   <w:rFonts w:ascii="Arial" w:cs="Arial" w:eastAsia="Arial" w:hAnsi="Arial"/>
@@ -4384,7 +4384,7 @@
             <w:pPr>
               <w:spacing w:after="20" w:before="0"/>
             </w:pPr>
-            <w:hyperlink w:history="1" r:id="rIdnj_-2jzzcuih45pxqyqqm">
+            <w:hyperlink w:history="1" r:id="rIdmzroa61nhkk0esn0o4zy4">
               <w:r>
                 <w:rPr>
                   <w:rFonts w:ascii="Arial" w:cs="Arial" w:eastAsia="Arial" w:hAnsi="Arial"/>
@@ -4417,7 +4417,7 @@
               <w:spacing w:after="10" w:before="0"/>
               <w:ind w:left="120"/>
             </w:pPr>
-            <w:hyperlink w:history="1" r:id="rId3vim5ta6c18x_0ntuquig">
+            <w:hyperlink w:history="1" r:id="rIdqyvzggerb44gf7rckk2nh">
               <w:r>
                 <w:rPr>
                   <w:rFonts w:ascii="Arial" w:cs="Arial" w:eastAsia="Arial" w:hAnsi="Arial"/>
@@ -5999,7 +5999,7 @@
             <w:pPr>
               <w:spacing w:after="20" w:before="0"/>
             </w:pPr>
-            <w:hyperlink w:history="1" r:id="rIdzhoyfe8s7-k6rmwwed8ty">
+            <w:hyperlink w:history="1" r:id="rIdbqt2kmj-js5vcnndzyiam">
               <w:r>
                 <w:rPr>
                   <w:rFonts w:ascii="Arial" w:cs="Arial" w:eastAsia="Arial" w:hAnsi="Arial"/>
@@ -6032,7 +6032,7 @@
               <w:spacing w:after="10" w:before="0"/>
               <w:ind w:left="120"/>
             </w:pPr>
-            <w:hyperlink w:history="1" r:id="rIdpyzqqwr7ormujk_mkzoqn">
+            <w:hyperlink w:history="1" r:id="rIdrhnmuv_g_25f_9tvbkql4">
               <w:r>
                 <w:rPr>
                   <w:rFonts w:ascii="Arial" w:cs="Arial" w:eastAsia="Arial" w:hAnsi="Arial"/>
@@ -6077,7 +6077,7 @@
             <w:pPr>
               <w:spacing w:after="20" w:before="0"/>
             </w:pPr>
-            <w:hyperlink w:history="1" r:id="rIdmj-mjfyahednfl07esvz-">
+            <w:hyperlink w:history="1" r:id="rId_e1g5oq1dvlkb4pl-qfx-">
               <w:r>
                 <w:rPr>
                   <w:rFonts w:ascii="Arial" w:cs="Arial" w:eastAsia="Arial" w:hAnsi="Arial"/>
@@ -6110,7 +6110,7 @@
               <w:spacing w:after="10" w:before="0"/>
               <w:ind w:left="120"/>
             </w:pPr>
-            <w:hyperlink w:history="1" r:id="rIdepvu2ahy5vhqbujucmye2">
+            <w:hyperlink w:history="1" r:id="rIdgowbo8tx0gwz_hhpadugg">
               <w:r>
                 <w:rPr>
                   <w:rFonts w:ascii="Arial" w:cs="Arial" w:eastAsia="Arial" w:hAnsi="Arial"/>
@@ -6305,7 +6305,7 @@
             <w:pPr>
               <w:spacing w:after="20" w:before="0"/>
             </w:pPr>
-            <w:hyperlink w:history="1" r:id="rIdgujnjsizotqacqkyw6z40">
+            <w:hyperlink w:history="1" r:id="rIdiask-fk3eijhhpuykyrp9">
               <w:r>
                 <w:rPr>
                   <w:rFonts w:ascii="Arial" w:cs="Arial" w:eastAsia="Arial" w:hAnsi="Arial"/>
@@ -6338,7 +6338,7 @@
               <w:spacing w:after="10" w:before="0"/>
               <w:ind w:left="120"/>
             </w:pPr>
-            <w:hyperlink w:history="1" r:id="rIdvt6dhd45xqzg157grggkn">
+            <w:hyperlink w:history="1" r:id="rId1vmosn1fnwivfaqtaje_q">
               <w:r>
                 <w:rPr>
                   <w:rFonts w:ascii="Arial" w:cs="Arial" w:eastAsia="Arial" w:hAnsi="Arial"/>
@@ -6383,7 +6383,7 @@
             <w:pPr>
               <w:spacing w:after="20" w:before="0"/>
             </w:pPr>
-            <w:hyperlink w:history="1" r:id="rIdqljttd37acuibrinmcrv8">
+            <w:hyperlink w:history="1" r:id="rIdoxdn8z5zf0gnf80_ysgxf">
               <w:r>
                 <w:rPr>
                   <w:rFonts w:ascii="Arial" w:cs="Arial" w:eastAsia="Arial" w:hAnsi="Arial"/>
@@ -6416,7 +6416,7 @@
               <w:spacing w:after="10" w:before="0"/>
               <w:ind w:left="120"/>
             </w:pPr>
-            <w:hyperlink w:history="1" r:id="rIdvexc8x4f8mn1zjxemqpa1">
+            <w:hyperlink w:history="1" r:id="rId7wruyyg9_x8mya8b_hosa">
               <w:r>
                 <w:rPr>
                   <w:rFonts w:ascii="Arial" w:cs="Arial" w:eastAsia="Arial" w:hAnsi="Arial"/>
@@ -6611,7 +6611,7 @@
             <w:pPr>
               <w:spacing w:after="20" w:before="0"/>
             </w:pPr>
-            <w:hyperlink w:history="1" r:id="rIdcuqq0oeojl0sqixpk6ssg">
+            <w:hyperlink w:history="1" r:id="rIdwz5g8e-atrvrda9rodvkw">
               <w:r>
                 <w:rPr>
                   <w:rFonts w:ascii="Arial" w:cs="Arial" w:eastAsia="Arial" w:hAnsi="Arial"/>
@@ -6644,7 +6644,7 @@
               <w:spacing w:after="10" w:before="0"/>
               <w:ind w:left="120"/>
             </w:pPr>
-            <w:hyperlink w:history="1" r:id="rIdytaxlkusjm3skawevgtme">
+            <w:hyperlink w:history="1" r:id="rIdisgkcro3equvrmxsj3cql">
               <w:r>
                 <w:rPr>
                   <w:rFonts w:ascii="Arial" w:cs="Arial" w:eastAsia="Arial" w:hAnsi="Arial"/>
@@ -6689,7 +6689,7 @@
             <w:pPr>
               <w:spacing w:after="20" w:before="0"/>
             </w:pPr>
-            <w:hyperlink w:history="1" r:id="rId9rba2jrqqstgnbeyznuw6">
+            <w:hyperlink w:history="1" r:id="rIdjtwddfyszy12b_j9uaflp">
               <w:r>
                 <w:rPr>
                   <w:rFonts w:ascii="Arial" w:cs="Arial" w:eastAsia="Arial" w:hAnsi="Arial"/>
@@ -6722,7 +6722,7 @@
               <w:spacing w:after="10" w:before="0"/>
               <w:ind w:left="120"/>
             </w:pPr>
-            <w:hyperlink w:history="1" r:id="rIdiihiverwvdtonau_ignsf">
+            <w:hyperlink w:history="1" r:id="rIdwkobcxbyrjuqj9rs55ro2">
               <w:r>
                 <w:rPr>
                   <w:rFonts w:ascii="Arial" w:cs="Arial" w:eastAsia="Arial" w:hAnsi="Arial"/>
@@ -6917,7 +6917,7 @@
             <w:pPr>
               <w:spacing w:after="20" w:before="0"/>
             </w:pPr>
-            <w:hyperlink w:history="1" r:id="rIdi8sq-ironcb1oxyuyuc3i">
+            <w:hyperlink w:history="1" r:id="rIdl7bndefo88jfmwlh2clot">
               <w:r>
                 <w:rPr>
                   <w:rFonts w:ascii="Arial" w:cs="Arial" w:eastAsia="Arial" w:hAnsi="Arial"/>
@@ -6950,7 +6950,7 @@
               <w:spacing w:after="10" w:before="0"/>
               <w:ind w:left="120"/>
             </w:pPr>
-            <w:hyperlink w:history="1" r:id="rId4emvaumwj5q8hbomnxpuw">
+            <w:hyperlink w:history="1" r:id="rId--chja2g36r7yyooaxhci">
               <w:r>
                 <w:rPr>
                   <w:rFonts w:ascii="Arial" w:cs="Arial" w:eastAsia="Arial" w:hAnsi="Arial"/>
@@ -6995,7 +6995,7 @@
             <w:pPr>
               <w:spacing w:after="20" w:before="0"/>
             </w:pPr>
-            <w:hyperlink w:history="1" r:id="rId_grui7yxvhnf8zviqwdfv">
+            <w:hyperlink w:history="1" r:id="rIdgktcvj1l5unoray2uzt4h">
               <w:r>
                 <w:rPr>
                   <w:rFonts w:ascii="Arial" w:cs="Arial" w:eastAsia="Arial" w:hAnsi="Arial"/>
@@ -7028,7 +7028,7 @@
               <w:spacing w:after="10" w:before="0"/>
               <w:ind w:left="120"/>
             </w:pPr>
-            <w:hyperlink w:history="1" r:id="rIdkjfyznvv0qqfjldkdac_g">
+            <w:hyperlink w:history="1" r:id="rIdgqmhdvofamndbzdjkza5l">
               <w:r>
                 <w:rPr>
                   <w:rFonts w:ascii="Arial" w:cs="Arial" w:eastAsia="Arial" w:hAnsi="Arial"/>
@@ -7223,7 +7223,7 @@
             <w:pPr>
               <w:spacing w:after="20" w:before="0"/>
             </w:pPr>
-            <w:hyperlink w:history="1" r:id="rIdxdsqbsw5abcassrqydknw">
+            <w:hyperlink w:history="1" r:id="rIdypcrozbyor6zrnagtyvyk">
               <w:r>
                 <w:rPr>
                   <w:rFonts w:ascii="Arial" w:cs="Arial" w:eastAsia="Arial" w:hAnsi="Arial"/>
@@ -7256,7 +7256,7 @@
               <w:spacing w:after="10" w:before="0"/>
               <w:ind w:left="120"/>
             </w:pPr>
-            <w:hyperlink w:history="1" r:id="rIdcdv0yjueb7-t-svou6zyv">
+            <w:hyperlink w:history="1" r:id="rIdedby0f-vklutex5p6-y4u">
               <w:r>
                 <w:rPr>
                   <w:rFonts w:ascii="Arial" w:cs="Arial" w:eastAsia="Arial" w:hAnsi="Arial"/>
@@ -7301,7 +7301,7 @@
             <w:pPr>
               <w:spacing w:after="20" w:before="0"/>
             </w:pPr>
-            <w:hyperlink w:history="1" r:id="rIdlxuqekapqy71gdhpvadof">
+            <w:hyperlink w:history="1" r:id="rIdxl6up89_mkevzjuawxcnx">
               <w:r>
                 <w:rPr>
                   <w:rFonts w:ascii="Arial" w:cs="Arial" w:eastAsia="Arial" w:hAnsi="Arial"/>
@@ -7334,7 +7334,7 @@
               <w:spacing w:after="10" w:before="0"/>
               <w:ind w:left="120"/>
             </w:pPr>
-            <w:hyperlink w:history="1" r:id="rIdb5yb85wxjqmk_zwg40zfa">
+            <w:hyperlink w:history="1" r:id="rIdbofeezwjsxcpfut8hd0x_">
               <w:r>
                 <w:rPr>
                   <w:rFonts w:ascii="Arial" w:cs="Arial" w:eastAsia="Arial" w:hAnsi="Arial"/>
@@ -8821,7 +8821,7 @@
             <w:pPr>
               <w:spacing w:after="20" w:before="0"/>
             </w:pPr>
-            <w:hyperlink w:history="1" r:id="rIdu7fv-5xm4wg3nqmcem7t-">
+            <w:hyperlink w:history="1" r:id="rIdtyqtrpugtxsqzm2qgmgwf">
               <w:r>
                 <w:rPr>
                   <w:rFonts w:ascii="Arial" w:cs="Arial" w:eastAsia="Arial" w:hAnsi="Arial"/>
@@ -8854,7 +8854,7 @@
               <w:spacing w:after="10" w:before="0"/>
               <w:ind w:left="120"/>
             </w:pPr>
-            <w:hyperlink w:history="1" r:id="rId7qkorrvxqfqwcaxs29x3j">
+            <w:hyperlink w:history="1" r:id="rIdjmhier2m_zvegfvitvl0a">
               <w:r>
                 <w:rPr>
                   <w:rFonts w:ascii="Arial" w:cs="Arial" w:eastAsia="Arial" w:hAnsi="Arial"/>
@@ -8899,7 +8899,7 @@
             <w:pPr>
               <w:spacing w:after="20" w:before="0"/>
             </w:pPr>
-            <w:hyperlink w:history="1" r:id="rIdazgwgbfgtj4uwscu9ot0v">
+            <w:hyperlink w:history="1" r:id="rIdksrp7vlwf0o7ipfmmqjjm">
               <w:r>
                 <w:rPr>
                   <w:rFonts w:ascii="Arial" w:cs="Arial" w:eastAsia="Arial" w:hAnsi="Arial"/>
@@ -8932,7 +8932,7 @@
               <w:spacing w:after="10" w:before="0"/>
               <w:ind w:left="120"/>
             </w:pPr>
-            <w:hyperlink w:history="1" r:id="rIdp5maprpmejz6fzobhwkhq">
+            <w:hyperlink w:history="1" r:id="rIddrrbnhf7xbm8asn_3_egb">
               <w:r>
                 <w:rPr>
                   <w:rFonts w:ascii="Arial" w:cs="Arial" w:eastAsia="Arial" w:hAnsi="Arial"/>
@@ -9184,7 +9184,7 @@
             <w:pPr>
               <w:spacing w:after="20" w:before="0"/>
             </w:pPr>
-            <w:hyperlink w:history="1" r:id="rIdkk7idagoxr7tec790rolq">
+            <w:hyperlink w:history="1" r:id="rIdnutftfvibsp4rwynssmgm">
               <w:r>
                 <w:rPr>
                   <w:rFonts w:ascii="Arial" w:cs="Arial" w:eastAsia="Arial" w:hAnsi="Arial"/>
@@ -9193,7 +9193,7 @@
                   <w:szCs w:val="16"/>
                   <w:u w:val="single" w:color="2E75B6"/>
                 </w:rPr>
-                <w:t xml:space="preserve">Electron configurations for the third and fourth periods</w:t>
+                <w:t xml:space="preserve">The periodic table - transition metals</w:t>
               </w:r>
             </w:hyperlink>
           </w:p>
@@ -9217,7 +9217,7 @@
               <w:spacing w:after="10" w:before="0"/>
               <w:ind w:left="120"/>
             </w:pPr>
-            <w:hyperlink w:history="1" r:id="rIdvfr6n3-acqf7ujyey6fc0">
+            <w:hyperlink w:history="1" r:id="rIdm7opdrwu_7hyoqikffdpf">
               <w:r>
                 <w:rPr>
                   <w:rFonts w:ascii="Arial" w:cs="Arial" w:eastAsia="Arial" w:hAnsi="Arial"/>
@@ -9255,14 +9255,14 @@
                 <w:sz w:val="16"/>
                 <w:szCs w:val="16"/>
               </w:rPr>
-              <w:t xml:space="preserve">📖 EXERCISE:</w:t>
+              <w:t xml:space="preserve">📖 HTML:</w:t>
             </w:r>
           </w:p>
           <w:p>
             <w:pPr>
               <w:spacing w:after="20" w:before="0"/>
             </w:pPr>
-            <w:hyperlink w:history="1" r:id="rIdrzr982qem9ftbw8wdr21y">
+            <w:hyperlink w:history="1" r:id="rIdn5fpyst-_3birs8dsey3-">
               <w:r>
                 <w:rPr>
                   <w:rFonts w:ascii="Arial" w:cs="Arial" w:eastAsia="Arial" w:hAnsi="Arial"/>
@@ -9271,7 +9271,7 @@
                   <w:szCs w:val="16"/>
                   <w:u w:val="single" w:color="2E75B6"/>
                 </w:rPr>
-                <w:t xml:space="preserve">Predict the charge on monatomic ions</w:t>
+                <w:t xml:space="preserve">Modern Periodic Table: Periods and Groups (Flexbook)</w:t>
               </w:r>
             </w:hyperlink>
           </w:p>
@@ -9287,7 +9287,7 @@
                 <w:sz w:val="14"/>
                 <w:szCs w:val="14"/>
               </w:rPr>
-              <w:t xml:space="preserve">Source: Khan Academy (English - US curriculum)</w:t>
+              <w:t xml:space="preserve">Source: CK-12</w:t>
             </w:r>
           </w:p>
           <w:p>
@@ -9295,7 +9295,7 @@
               <w:spacing w:after="10" w:before="0"/>
               <w:ind w:left="120"/>
             </w:pPr>
-            <w:hyperlink w:history="1" r:id="rIdjaxzsvyaa9xbdq7ygpggw">
+            <w:hyperlink w:history="1" r:id="rId9dmnuoiahf_z7pq3u7n-q">
               <w:r>
                 <w:rPr>
                   <w:rFonts w:ascii="Arial" w:cs="Arial" w:eastAsia="Arial" w:hAnsi="Arial"/>
@@ -9794,7 +9794,7 @@
             <w:pPr>
               <w:spacing w:after="20" w:before="0"/>
             </w:pPr>
-            <w:hyperlink w:history="1" r:id="rId5gtrnnika43pyr5vrh2eo">
+            <w:hyperlink w:history="1" r:id="rIdi6nivbqo_ru_duucjrkli">
               <w:r>
                 <w:rPr>
                   <w:rFonts w:ascii="Arial" w:cs="Arial" w:eastAsia="Arial" w:hAnsi="Arial"/>
@@ -9803,7 +9803,7 @@
                   <w:szCs w:val="16"/>
                   <w:u w:val="single" w:color="2E75B6"/>
                 </w:rPr>
-                <w:t xml:space="preserve">Counting valence electrons for main group elements</w:t>
+                <w:t xml:space="preserve">The periodic table - classification of elements</w:t>
               </w:r>
             </w:hyperlink>
           </w:p>
@@ -9827,7 +9827,7 @@
               <w:spacing w:after="10" w:before="0"/>
               <w:ind w:left="120"/>
             </w:pPr>
-            <w:hyperlink w:history="1" r:id="rIdin2knwjtswooub0ufus-h">
+            <w:hyperlink w:history="1" r:id="rIdwnte5bhq7z3uje-eychif">
               <w:r>
                 <w:rPr>
                   <w:rFonts w:ascii="Arial" w:cs="Arial" w:eastAsia="Arial" w:hAnsi="Arial"/>
@@ -9872,7 +9872,7 @@
             <w:pPr>
               <w:spacing w:after="20" w:before="0"/>
             </w:pPr>
-            <w:hyperlink w:history="1" r:id="rIdnlalhibl9gh3sr0u7tsde">
+            <w:hyperlink w:history="1" r:id="rIdwlckm2oxzyxluj30hab81">
               <w:r>
                 <w:rPr>
                   <w:rFonts w:ascii="Arial" w:cs="Arial" w:eastAsia="Arial" w:hAnsi="Arial"/>
@@ -9905,7 +9905,7 @@
               <w:spacing w:after="10" w:before="0"/>
               <w:ind w:left="120"/>
             </w:pPr>
-            <w:hyperlink w:history="1" r:id="rIdkae07r_0zj9iapasmfqqo">
+            <w:hyperlink w:history="1" r:id="rIdhosebsjwlbhb6chsrmt_v">
               <w:r>
                 <w:rPr>
                   <w:rFonts w:ascii="Arial" w:cs="Arial" w:eastAsia="Arial" w:hAnsi="Arial"/>
@@ -10480,7 +10480,7 @@
             <w:pPr>
               <w:spacing w:after="20" w:before="0"/>
             </w:pPr>
-            <w:hyperlink w:history="1" r:id="rIdobjeqyvawfdm-m-pz1itn">
+            <w:hyperlink w:history="1" r:id="rId9oimciffp9v19ruq14q0e">
               <w:r>
                 <w:rPr>
                   <w:rFonts w:ascii="Arial" w:cs="Arial" w:eastAsia="Arial" w:hAnsi="Arial"/>
@@ -10513,7 +10513,7 @@
               <w:spacing w:after="10" w:before="0"/>
               <w:ind w:left="120"/>
             </w:pPr>
-            <w:hyperlink w:history="1" r:id="rIdrvhv50-omake12il_v-0w">
+            <w:hyperlink w:history="1" r:id="rIdpazqdg6sn7dfr1mzdtanm">
               <w:r>
                 <w:rPr>
                   <w:rFonts w:ascii="Arial" w:cs="Arial" w:eastAsia="Arial" w:hAnsi="Arial"/>
@@ -10558,7 +10558,7 @@
             <w:pPr>
               <w:spacing w:after="20" w:before="0"/>
             </w:pPr>
-            <w:hyperlink w:history="1" r:id="rId2v3dagv4cuokwldnlq0zw">
+            <w:hyperlink w:history="1" r:id="rIdlv9sa7d09tw-fwglor7mm">
               <w:r>
                 <w:rPr>
                   <w:rFonts w:ascii="Arial" w:cs="Arial" w:eastAsia="Arial" w:hAnsi="Arial"/>
@@ -10591,7 +10591,7 @@
               <w:spacing w:after="10" w:before="0"/>
               <w:ind w:left="120"/>
             </w:pPr>
-            <w:hyperlink w:history="1" r:id="rId6nxo3nqgzepiiutlw2drq">
+            <w:hyperlink w:history="1" r:id="rIdbaf7if6ju-34zllotheny">
               <w:r>
                 <w:rPr>
                   <w:rFonts w:ascii="Arial" w:cs="Arial" w:eastAsia="Arial" w:hAnsi="Arial"/>
@@ -10862,7 +10862,7 @@
             <w:pPr>
               <w:spacing w:after="20" w:before="0"/>
             </w:pPr>
-            <w:hyperlink w:history="1" r:id="rIdzzyz6kzwjtcomzzvti_cg">
+            <w:hyperlink w:history="1" r:id="rIdjljnlco6urr01fcv1ds6c">
               <w:r>
                 <w:rPr>
                   <w:rFonts w:ascii="Arial" w:cs="Arial" w:eastAsia="Arial" w:hAnsi="Arial"/>
@@ -10895,7 +10895,7 @@
               <w:spacing w:after="10" w:before="0"/>
               <w:ind w:left="120"/>
             </w:pPr>
-            <w:hyperlink w:history="1" r:id="rIdqgkjm9xgsbvl7vv1m9ycv">
+            <w:hyperlink w:history="1" r:id="rIdn1b2dp3suppgn02iz3rig">
               <w:r>
                 <w:rPr>
                   <w:rFonts w:ascii="Arial" w:cs="Arial" w:eastAsia="Arial" w:hAnsi="Arial"/>
@@ -10940,7 +10940,7 @@
             <w:pPr>
               <w:spacing w:after="20" w:before="0"/>
             </w:pPr>
-            <w:hyperlink w:history="1" r:id="rIdnpcfvwloydkg7qxlwyaax">
+            <w:hyperlink w:history="1" r:id="rIdobxmmdg6kfw6xlwy3c907">
               <w:r>
                 <w:rPr>
                   <w:rFonts w:ascii="Arial" w:cs="Arial" w:eastAsia="Arial" w:hAnsi="Arial"/>
@@ -10973,7 +10973,7 @@
               <w:spacing w:after="10" w:before="0"/>
               <w:ind w:left="120"/>
             </w:pPr>
-            <w:hyperlink w:history="1" r:id="rIdpnfjgpqfopetibbkztklc">
+            <w:hyperlink w:history="1" r:id="rIdyztj-tcltykdgb3cqguuf">
               <w:r>
                 <w:rPr>
                   <w:rFonts w:ascii="Arial" w:cs="Arial" w:eastAsia="Arial" w:hAnsi="Arial"/>
@@ -12555,7 +12555,7 @@
             <w:pPr>
               <w:spacing w:after="20" w:before="0"/>
             </w:pPr>
-            <w:hyperlink w:history="1" r:id="rIdtsy4vfy0_cmquwe2b4p2f">
+            <w:hyperlink w:history="1" r:id="rIdujv7f4aaib0oxbev717rb">
               <w:r>
                 <w:rPr>
                   <w:rFonts w:ascii="Arial" w:cs="Arial" w:eastAsia="Arial" w:hAnsi="Arial"/>
@@ -12588,7 +12588,7 @@
               <w:spacing w:after="10" w:before="0"/>
               <w:ind w:left="120"/>
             </w:pPr>
-            <w:hyperlink w:history="1" r:id="rIdio8jpw38hgy-3i43buhel">
+            <w:hyperlink w:history="1" r:id="rIdieaxe8qwviwdc4f9lb81-">
               <w:r>
                 <w:rPr>
                   <w:rFonts w:ascii="Arial" w:cs="Arial" w:eastAsia="Arial" w:hAnsi="Arial"/>
@@ -12633,7 +12633,7 @@
             <w:pPr>
               <w:spacing w:after="20" w:before="0"/>
             </w:pPr>
-            <w:hyperlink w:history="1" r:id="rId9r8sqqi7wiqxoz6lptsol">
+            <w:hyperlink w:history="1" r:id="rIdfxmvqqfiqrsz0ieqavkxa">
               <w:r>
                 <w:rPr>
                   <w:rFonts w:ascii="Arial" w:cs="Arial" w:eastAsia="Arial" w:hAnsi="Arial"/>
@@ -12666,7 +12666,7 @@
               <w:spacing w:after="10" w:before="0"/>
               <w:ind w:left="120"/>
             </w:pPr>
-            <w:hyperlink w:history="1" r:id="rIdsfecovmf7ktbhf7n6up2u">
+            <w:hyperlink w:history="1" r:id="rIdyhtduudehlku_gdfrdos1">
               <w:r>
                 <w:rPr>
                   <w:rFonts w:ascii="Arial" w:cs="Arial" w:eastAsia="Arial" w:hAnsi="Arial"/>
@@ -12861,7 +12861,7 @@
             <w:pPr>
               <w:spacing w:after="20" w:before="0"/>
             </w:pPr>
-            <w:hyperlink w:history="1" r:id="rIdh-ocghagt3u9yfk2wtyiz">
+            <w:hyperlink w:history="1" r:id="rId6qshwagq6zuovwuf-7sku">
               <w:r>
                 <w:rPr>
                   <w:rFonts w:ascii="Arial" w:cs="Arial" w:eastAsia="Arial" w:hAnsi="Arial"/>
@@ -12894,7 +12894,7 @@
               <w:spacing w:after="10" w:before="0"/>
               <w:ind w:left="120"/>
             </w:pPr>
-            <w:hyperlink w:history="1" r:id="rIdnwnlixxrl18vaqof_n-ju">
+            <w:hyperlink w:history="1" r:id="rIdqi1klelnu8k2esjubq2jl">
               <w:r>
                 <w:rPr>
                   <w:rFonts w:ascii="Arial" w:cs="Arial" w:eastAsia="Arial" w:hAnsi="Arial"/>
@@ -12939,7 +12939,7 @@
             <w:pPr>
               <w:spacing w:after="20" w:before="0"/>
             </w:pPr>
-            <w:hyperlink w:history="1" r:id="rIdzv6_h176frtphavrkekzv">
+            <w:hyperlink w:history="1" r:id="rIdphpdvppo650iruolbjcqt">
               <w:r>
                 <w:rPr>
                   <w:rFonts w:ascii="Arial" w:cs="Arial" w:eastAsia="Arial" w:hAnsi="Arial"/>
@@ -12972,7 +12972,7 @@
               <w:spacing w:after="10" w:before="0"/>
               <w:ind w:left="120"/>
             </w:pPr>
-            <w:hyperlink w:history="1" r:id="rIdzd1obqexbqbzsxod4d1fj">
+            <w:hyperlink w:history="1" r:id="rIdgbpycaia9avnbpkfkt8o1">
               <w:r>
                 <w:rPr>
                   <w:rFonts w:ascii="Arial" w:cs="Arial" w:eastAsia="Arial" w:hAnsi="Arial"/>
@@ -13167,7 +13167,7 @@
             <w:pPr>
               <w:spacing w:after="20" w:before="0"/>
             </w:pPr>
-            <w:hyperlink w:history="1" r:id="rIdn2up_mimx_eu-wqvuavju">
+            <w:hyperlink w:history="1" r:id="rIdfhaelq7bhegvw2qcf0edh">
               <w:r>
                 <w:rPr>
                   <w:rFonts w:ascii="Arial" w:cs="Arial" w:eastAsia="Arial" w:hAnsi="Arial"/>
@@ -13200,7 +13200,7 @@
               <w:spacing w:after="10" w:before="0"/>
               <w:ind w:left="120"/>
             </w:pPr>
-            <w:hyperlink w:history="1" r:id="rId31rljathpdhykwjcvptkn">
+            <w:hyperlink w:history="1" r:id="rIdalagowj7erk3c-tlmsfka">
               <w:r>
                 <w:rPr>
                   <w:rFonts w:ascii="Arial" w:cs="Arial" w:eastAsia="Arial" w:hAnsi="Arial"/>
@@ -13245,7 +13245,7 @@
             <w:pPr>
               <w:spacing w:after="20" w:before="0"/>
             </w:pPr>
-            <w:hyperlink w:history="1" r:id="rId1ebmhy9r2oruhhsy1cabt">
+            <w:hyperlink w:history="1" r:id="rId6hkyszcigtkw781kgtqdc">
               <w:r>
                 <w:rPr>
                   <w:rFonts w:ascii="Arial" w:cs="Arial" w:eastAsia="Arial" w:hAnsi="Arial"/>
@@ -13278,7 +13278,7 @@
               <w:spacing w:after="10" w:before="0"/>
               <w:ind w:left="120"/>
             </w:pPr>
-            <w:hyperlink w:history="1" r:id="rIdbktep5ksaq1sg54ccn-tm">
+            <w:hyperlink w:history="1" r:id="rIdx2tkkldtybr01wjjn2eh1">
               <w:r>
                 <w:rPr>
                   <w:rFonts w:ascii="Arial" w:cs="Arial" w:eastAsia="Arial" w:hAnsi="Arial"/>
@@ -13473,7 +13473,7 @@
             <w:pPr>
               <w:spacing w:after="20" w:before="0"/>
             </w:pPr>
-            <w:hyperlink w:history="1" r:id="rId3sna-5rhahhiex2rf2rkn">
+            <w:hyperlink w:history="1" r:id="rIdnem6l5mxzaaqsylsumz80">
               <w:r>
                 <w:rPr>
                   <w:rFonts w:ascii="Arial" w:cs="Arial" w:eastAsia="Arial" w:hAnsi="Arial"/>
@@ -13506,7 +13506,7 @@
               <w:spacing w:after="10" w:before="0"/>
               <w:ind w:left="120"/>
             </w:pPr>
-            <w:hyperlink w:history="1" r:id="rIdylxdorfbggw9f-t16pkbt">
+            <w:hyperlink w:history="1" r:id="rId1bsxqqtb59wfg-w8pijfh">
               <w:r>
                 <w:rPr>
                   <w:rFonts w:ascii="Arial" w:cs="Arial" w:eastAsia="Arial" w:hAnsi="Arial"/>
@@ -13551,7 +13551,7 @@
             <w:pPr>
               <w:spacing w:after="20" w:before="0"/>
             </w:pPr>
-            <w:hyperlink w:history="1" r:id="rIdogaipikds62nvnn_mhjc6">
+            <w:hyperlink w:history="1" r:id="rIdt_8knpmm06u0rln-w3pao">
               <w:r>
                 <w:rPr>
                   <w:rFonts w:ascii="Arial" w:cs="Arial" w:eastAsia="Arial" w:hAnsi="Arial"/>
@@ -13584,7 +13584,7 @@
               <w:spacing w:after="10" w:before="0"/>
               <w:ind w:left="120"/>
             </w:pPr>
-            <w:hyperlink w:history="1" r:id="rIdolimuefk2h-rcudefwtzi">
+            <w:hyperlink w:history="1" r:id="rIdczi-gkkh8vtovr_-n5lfw">
               <w:r>
                 <w:rPr>
                   <w:rFonts w:ascii="Arial" w:cs="Arial" w:eastAsia="Arial" w:hAnsi="Arial"/>
@@ -13779,7 +13779,7 @@
             <w:pPr>
               <w:spacing w:after="20" w:before="0"/>
             </w:pPr>
-            <w:hyperlink w:history="1" r:id="rIdd1aucwvu1-ryekndr4qtv">
+            <w:hyperlink w:history="1" r:id="rId81seamrq8d31ladnfc2p4">
               <w:r>
                 <w:rPr>
                   <w:rFonts w:ascii="Arial" w:cs="Arial" w:eastAsia="Arial" w:hAnsi="Arial"/>
@@ -13812,7 +13812,7 @@
               <w:spacing w:after="10" w:before="0"/>
               <w:ind w:left="120"/>
             </w:pPr>
-            <w:hyperlink w:history="1" r:id="rId6awvv112myoj8ln2jzgny">
+            <w:hyperlink w:history="1" r:id="rIdhc4eow--ny4kwsvrtjmhn">
               <w:r>
                 <w:rPr>
                   <w:rFonts w:ascii="Arial" w:cs="Arial" w:eastAsia="Arial" w:hAnsi="Arial"/>
@@ -13857,7 +13857,7 @@
             <w:pPr>
               <w:spacing w:after="20" w:before="0"/>
             </w:pPr>
-            <w:hyperlink w:history="1" r:id="rIdlwg81r_2bgu2h6cpobqes">
+            <w:hyperlink w:history="1" r:id="rIda2lrqgbookw7uhsr5i7e2">
               <w:r>
                 <w:rPr>
                   <w:rFonts w:ascii="Arial" w:cs="Arial" w:eastAsia="Arial" w:hAnsi="Arial"/>
@@ -13890,7 +13890,7 @@
               <w:spacing w:after="10" w:before="0"/>
               <w:ind w:left="120"/>
             </w:pPr>
-            <w:hyperlink w:history="1" r:id="rIdiuv5kbv0clkem-i9ocml-">
+            <w:hyperlink w:history="1" r:id="rIdvqoj4tmmc-gsapn6nc4j6">
               <w:r>
                 <w:rPr>
                   <w:rFonts w:ascii="Arial" w:cs="Arial" w:eastAsia="Arial" w:hAnsi="Arial"/>
@@ -15377,7 +15377,7 @@
             <w:pPr>
               <w:spacing w:after="20" w:before="0"/>
             </w:pPr>
-            <w:hyperlink w:history="1" r:id="rIdxndmvjru5mnqthoj1ew8f">
+            <w:hyperlink w:history="1" r:id="rIdurhzf-r-5al6lgdiuhnoe">
               <w:r>
                 <w:rPr>
                   <w:rFonts w:ascii="Arial" w:cs="Arial" w:eastAsia="Arial" w:hAnsi="Arial"/>
@@ -15410,7 +15410,7 @@
               <w:spacing w:after="10" w:before="0"/>
               <w:ind w:left="120"/>
             </w:pPr>
-            <w:hyperlink w:history="1" r:id="rIdy-f2hi0m8yerggmp9pix8">
+            <w:hyperlink w:history="1" r:id="rId4wx1_6120dq9ptn6f0rhm">
               <w:r>
                 <w:rPr>
                   <w:rFonts w:ascii="Arial" w:cs="Arial" w:eastAsia="Arial" w:hAnsi="Arial"/>
@@ -15455,7 +15455,7 @@
             <w:pPr>
               <w:spacing w:after="20" w:before="0"/>
             </w:pPr>
-            <w:hyperlink w:history="1" r:id="rIdu4xfi3fjijkbzuthstqts">
+            <w:hyperlink w:history="1" r:id="rId3t4uzvgtwevbgknjizsve">
               <w:r>
                 <w:rPr>
                   <w:rFonts w:ascii="Arial" w:cs="Arial" w:eastAsia="Arial" w:hAnsi="Arial"/>
@@ -15488,7 +15488,7 @@
               <w:spacing w:after="10" w:before="0"/>
               <w:ind w:left="120"/>
             </w:pPr>
-            <w:hyperlink w:history="1" r:id="rIdkkgaoqslhgflau1-vpuet">
+            <w:hyperlink w:history="1" r:id="rIdvmcn0stcfan8vh_bzr4bp">
               <w:r>
                 <w:rPr>
                   <w:rFonts w:ascii="Arial" w:cs="Arial" w:eastAsia="Arial" w:hAnsi="Arial"/>
@@ -15683,7 +15683,313 @@
             <w:pPr>
               <w:spacing w:after="20" w:before="0"/>
             </w:pPr>
-            <w:hyperlink w:history="1" r:id="rIdxdq5ar3gqwwtrw8wbufrn">
+            <w:hyperlink w:history="1" r:id="rIdjyrttihhxb2h2ao48l-ex">
+              <w:r>
+                <w:rPr>
+                  <w:rFonts w:ascii="Arial" w:cs="Arial" w:eastAsia="Arial" w:hAnsi="Arial"/>
+                  <w:color w:val="2E75B6"/>
+                  <w:sz w:val="16"/>
+                  <w:szCs w:val="16"/>
+                  <w:u w:val="single" w:color="2E75B6"/>
+                </w:rPr>
+                <w:t xml:space="preserve">Groups of the periodic table</w:t>
+              </w:r>
+            </w:hyperlink>
+          </w:p>
+          <w:p>
+            <w:pPr>
+              <w:spacing w:after="10" w:before="0"/>
+              <w:ind w:left="120"/>
+            </w:pPr>
+            <w:r>
+              <w:rPr>
+                <w:rFonts w:ascii="Arial" w:cs="Arial" w:eastAsia="Arial" w:hAnsi="Arial"/>
+                <w:color w:val="595959"/>
+                <w:sz w:val="14"/>
+                <w:szCs w:val="14"/>
+              </w:rPr>
+              <w:t xml:space="preserve">Source: Khan Academy (English - US curriculum)</w:t>
+            </w:r>
+          </w:p>
+          <w:p>
+            <w:pPr>
+              <w:spacing w:after="10" w:before="0"/>
+              <w:ind w:left="120"/>
+            </w:pPr>
+            <w:hyperlink w:history="1" r:id="rIddnly5abwz9myzzbn3sl3n">
+              <w:r>
+                <w:rPr>
+                  <w:rFonts w:ascii="Arial" w:cs="Arial" w:eastAsia="Arial" w:hAnsi="Arial"/>
+                  <w:color w:val="595959"/>
+                  <w:sz w:val="14"/>
+                  <w:szCs w:val="14"/>
+                  <w:u w:val="single" w:color="595959"/>
+                </w:rPr>
+                <w:t xml:space="preserve">🔍 Search ARES for similar videos</w:t>
+              </w:r>
+            </w:hyperlink>
+          </w:p>
+          <w:p>
+            <w:pPr>
+              <w:spacing w:after="40" w:before="0"/>
+            </w:pPr>
+            <w:r>
+              <w:rPr>
+                <w:sz w:val="14"/>
+                <w:szCs w:val="14"/>
+              </w:rPr>
+              <w:t xml:space="preserve"/>
+            </w:r>
+          </w:p>
+          <w:p>
+            <w:pPr>
+              <w:spacing w:after="20" w:before="0"/>
+            </w:pPr>
+            <w:r>
+              <w:rPr>
+                <w:rFonts w:ascii="Arial" w:cs="Arial" w:eastAsia="Arial" w:hAnsi="Arial"/>
+                <w:b/>
+                <w:bCs/>
+                <w:color w:val="1F3864"/>
+                <w:sz w:val="16"/>
+                <w:szCs w:val="16"/>
+              </w:rPr>
+              <w:t xml:space="preserve">📖 HTML:</w:t>
+            </w:r>
+          </w:p>
+          <w:p>
+            <w:pPr>
+              <w:spacing w:after="20" w:before="0"/>
+            </w:pPr>
+            <w:hyperlink w:history="1" r:id="rIdzwb5yi2o9ojt9_xbhpfdb">
+              <w:r>
+                <w:rPr>
+                  <w:rFonts w:ascii="Arial" w:cs="Arial" w:eastAsia="Arial" w:hAnsi="Arial"/>
+                  <w:color w:val="2E75B6"/>
+                  <w:sz w:val="16"/>
+                  <w:szCs w:val="16"/>
+                  <w:u w:val="single" w:color="2E75B6"/>
+                </w:rPr>
+                <w:t xml:space="preserve">Cation Formation (Flexbook)</w:t>
+              </w:r>
+            </w:hyperlink>
+          </w:p>
+          <w:p>
+            <w:pPr>
+              <w:spacing w:after="10" w:before="0"/>
+              <w:ind w:left="120"/>
+            </w:pPr>
+            <w:r>
+              <w:rPr>
+                <w:rFonts w:ascii="Arial" w:cs="Arial" w:eastAsia="Arial" w:hAnsi="Arial"/>
+                <w:color w:val="595959"/>
+                <w:sz w:val="14"/>
+                <w:szCs w:val="14"/>
+              </w:rPr>
+              <w:t xml:space="preserve">Source: CK-12</w:t>
+            </w:r>
+          </w:p>
+          <w:p>
+            <w:pPr>
+              <w:spacing w:after="10" w:before="0"/>
+              <w:ind w:left="120"/>
+            </w:pPr>
+            <w:hyperlink w:history="1" r:id="rIdgp-glrvcqb2dpr60uomn-">
+              <w:r>
+                <w:rPr>
+                  <w:rFonts w:ascii="Arial" w:cs="Arial" w:eastAsia="Arial" w:hAnsi="Arial"/>
+                  <w:color w:val="595959"/>
+                  <w:sz w:val="14"/>
+                  <w:szCs w:val="14"/>
+                  <w:u w:val="single" w:color="595959"/>
+                </w:rPr>
+                <w:t xml:space="preserve">🔍 Search ARES for similar readings</w:t>
+              </w:r>
+            </w:hyperlink>
+          </w:p>
+        </w:tc>
+        <w:tc>
+          <w:tcPr>
+            <w:tcW w:type="dxa" w:w="3040"/>
+            <w:shd w:fill="FFFFFF" w:color="auto" w:val="clear"/>
+            <w:tcMar>
+              <w:top w:type="dxa" w:w="60"/>
+              <w:left w:type="dxa" w:w="120"/>
+              <w:bottom w:type="dxa" w:w="60"/>
+              <w:right w:type="dxa" w:w="120"/>
+            </w:tcMar>
+            <w:vAlign w:val="top"/>
+          </w:tcPr>
+          <w:p>
+            <w:pPr>
+              <w:spacing w:after="40" w:before="0"/>
+              <w:jc w:val="left"/>
+            </w:pPr>
+            <w:r>
+              <w:rPr>
+                <w:rFonts w:ascii="Arial" w:cs="Arial" w:eastAsia="Arial" w:hAnsi="Arial"/>
+                <w:b w:val="false"/>
+                <w:bCs w:val="false"/>
+                <w:i w:val="false"/>
+                <w:iCs w:val="false"/>
+                <w:color w:val="000000"/>
+                <w:sz w:val="18"/>
+                <w:szCs w:val="18"/>
+              </w:rPr>
+              <w:t xml:space="preserve">Teacher draws a large dot-and-cross diagram for neutral sodium (Na) on the board step by step: nucleus labelled with atomic number 11, then inner shells 2 and 8, then the single outer-shell electron shown as a dot. Teacher then draws the resulting Na+ ion next to it: same nucleus, only two complete shells (2 and 8), no outer electron, and the 1+ charge written in a circle at the top right. Students observe and are NOT asked to copy yet — they are asked to WATCH. Teacher then repeats the process for neutral chlorine (Cl): nucleus 17, shells 2, 8, 7, with the single gap in the outer shell shown clearly. The Cl- ion is drawn beside it: nucleus 17, shells 2, 8, 8, with 1- charge. Only after both diagrams are complete does teacher say: NOW copy both diagrams exactly into your notebook, labelling the charge and writing the ion symbol. Students copy for 3 minutes. Teacher points to the Nairobi Gigiri water-treatment photograph on the Cl card and says: The chlorine added to purify your drinking water exists as Cl- ions in solution — this diagram is showing you what is happening invisibly inside that water tank.</w:t>
+            </w:r>
+          </w:p>
+        </w:tc>
+        <w:tc>
+          <w:tcPr>
+            <w:tcW w:type="dxa" w:w="3040"/>
+            <w:shd w:fill="F2F2F2" w:color="auto" w:val="clear"/>
+            <w:tcMar>
+              <w:top w:type="dxa" w:w="60"/>
+              <w:left w:type="dxa" w:w="120"/>
+              <w:bottom w:type="dxa" w:w="60"/>
+              <w:right w:type="dxa" w:w="120"/>
+            </w:tcMar>
+            <w:vAlign w:val="top"/>
+          </w:tcPr>
+          <w:p>
+            <w:pPr>
+              <w:spacing w:after="40" w:before="0"/>
+              <w:jc w:val="left"/>
+            </w:pPr>
+            <w:r>
+              <w:rPr>
+                <w:rFonts w:ascii="Arial" w:cs="Arial" w:eastAsia="Arial" w:hAnsi="Arial"/>
+                <w:b w:val="false"/>
+                <w:bCs w:val="false"/>
+                <w:i w:val="false"/>
+                <w:iCs w:val="false"/>
+                <w:color w:val="000000"/>
+                <w:sz w:val="18"/>
+                <w:szCs w:val="18"/>
+              </w:rPr>
+              <w:t xml:space="preserve">Teacher narrates aloud while drawing, using precise language: The sodium atom has ONE electron in its outer shell. That outer shell wants to be full or empty for stability. Losing ONE electron costs less energy than gaining SEVEN, so sodium LOSES. The resulting ion has a full second shell — that is the stable configuration. WAIT TIME: After completing the Na+ diagram, teacher pauses for 8 seconds and says nothing, allowing students to process before moving to Cl. Teacher uses a coloured marker (red for electrons lost, blue for electrons gained) consistently throughout the demonstration so students can track direction of transfer visually. After students copy, teacher asks: In one sentence, what is the difference between the Na atom diagram and the Na+ diagram? WAIT TIME of 5 seconds before taking responses. Accept 3 student responses and chart them on the side of the board.</w:t>
+            </w:r>
+          </w:p>
+        </w:tc>
+        <w:tc>
+          <w:tcPr>
+            <w:tcW w:type="dxa" w:w="3040"/>
+            <w:shd w:fill="FFFFFF" w:color="auto" w:val="clear"/>
+            <w:tcMar>
+              <w:top w:type="dxa" w:w="60"/>
+              <w:left w:type="dxa" w:w="120"/>
+              <w:bottom w:type="dxa" w:w="60"/>
+              <w:right w:type="dxa" w:w="120"/>
+            </w:tcMar>
+            <w:vAlign w:val="top"/>
+          </w:tcPr>
+          <w:p>
+            <w:pPr>
+              <w:spacing w:after="40" w:before="0"/>
+              <w:jc w:val="left"/>
+            </w:pPr>
+            <w:r>
+              <w:rPr>
+                <w:rFonts w:ascii="Arial" w:cs="Arial" w:eastAsia="Arial" w:hAnsi="Arial"/>
+                <w:b w:val="false"/>
+                <w:bCs w:val="false"/>
+                <w:i w:val="false"/>
+                <w:iCs w:val="false"/>
+                <w:color w:val="000000"/>
+                <w:sz w:val="18"/>
+                <w:szCs w:val="18"/>
+              </w:rPr>
+              <w:t xml:space="preserve">Observe-before-copy technique (teacher models completely before students reproduce) prevents students from writing and missing the conceptual narrative. Colour coding makes electron transfer direction a visible, observable feature rather than an abstract claim. Connecting to the Gigiri water-treatment photograph re-anchors the observable phenomenon to the invisible mechanism.</w:t>
+            </w:r>
+          </w:p>
+        </w:tc>
+        <w:tc>
+          <w:tcPr>
+            <w:tcW w:type="dxa" w:w="3040"/>
+            <w:shd w:fill="F2F2F2" w:color="auto" w:val="clear"/>
+            <w:tcMar>
+              <w:top w:type="dxa" w:w="60"/>
+              <w:left w:type="dxa" w:w="120"/>
+              <w:bottom w:type="dxa" w:w="60"/>
+              <w:right w:type="dxa" w:w="120"/>
+            </w:tcMar>
+            <w:vAlign w:val="top"/>
+          </w:tcPr>
+          <w:p>
+            <w:pPr>
+              <w:spacing w:after="40" w:before="0"/>
+              <w:jc w:val="left"/>
+            </w:pPr>
+            <w:r>
+              <w:rPr>
+                <w:rFonts w:ascii="Arial" w:cs="Arial" w:eastAsia="Arial" w:hAnsi="Arial"/>
+                <w:b w:val="false"/>
+                <w:bCs w:val="false"/>
+                <w:i w:val="false"/>
+                <w:iCs w:val="false"/>
+                <w:color w:val="000000"/>
+                <w:sz w:val="18"/>
+                <w:szCs w:val="18"/>
+              </w:rPr>
+              <w:t xml:space="preserve">Teacher scans copied diagrams for three common errors: (1) incorrect number of electrons in each shell of the ion; (2) charge omitted or written incorrectly; (3) shells redrawn for the neutral atom rather than the ion. Teacher addresses errors immediately by saying: Check — your Na+ ion diagram should have exactly 10 electrons total. Count them now. Hands up if your count is not 10. This gives real-time data on readiness to proceed to student practice.</w:t>
+            </w:r>
+          </w:p>
+        </w:tc>
+      </w:tr>
+      <w:tr>
+        <w:tc>
+          <w:tcPr>
+            <w:tcW w:type="dxa" w:w="1520"/>
+            <w:shd w:fill="E2EFDA" w:color="auto" w:val="clear"/>
+            <w:tcMar>
+              <w:top w:type="dxa" w:w="60"/>
+              <w:left w:type="dxa" w:w="120"/>
+              <w:bottom w:type="dxa" w:w="60"/>
+              <w:right w:type="dxa" w:w="120"/>
+            </w:tcMar>
+            <w:vAlign w:val="top"/>
+          </w:tcPr>
+          <w:p>
+            <w:pPr>
+              <w:spacing w:after="40" w:before="0"/>
+              <w:jc w:val="left"/>
+            </w:pPr>
+            <w:r>
+              <w:rPr>
+                <w:rFonts w:ascii="Arial" w:cs="Arial" w:eastAsia="Arial" w:hAnsi="Arial"/>
+                <w:b/>
+                <w:bCs/>
+                <w:i w:val="false"/>
+                <w:iCs w:val="false"/>
+                <w:color w:val="000000"/>
+                <w:sz w:val="18"/>
+                <w:szCs w:val="18"/>
+              </w:rPr>
+              <w:t xml:space="preserve">Explain Phase</w:t>
+            </w:r>
+          </w:p>
+          <w:p>
+            <w:pPr>
+              <w:spacing w:after="20" w:before="0"/>
+            </w:pPr>
+            <w:r>
+              <w:rPr>
+                <w:rFonts w:ascii="Arial" w:cs="Arial" w:eastAsia="Arial" w:hAnsi="Arial"/>
+                <w:b/>
+                <w:bCs/>
+                <w:color w:val="1F3864"/>
+                <w:sz w:val="16"/>
+                <w:szCs w:val="16"/>
+              </w:rPr>
+              <w:t xml:space="preserve">📹 VIDEO:</w:t>
+            </w:r>
+          </w:p>
+          <w:p>
+            <w:pPr>
+              <w:spacing w:after="20" w:before="0"/>
+            </w:pPr>
+            <w:hyperlink w:history="1" r:id="rIdoixzd6qwqzv3qiorkhsiy">
               <w:r>
                 <w:rPr>
                   <w:rFonts w:ascii="Arial" w:cs="Arial" w:eastAsia="Arial" w:hAnsi="Arial"/>
@@ -15716,7 +16022,7 @@
               <w:spacing w:after="10" w:before="0"/>
               <w:ind w:left="120"/>
             </w:pPr>
-            <w:hyperlink w:history="1" r:id="rIdglnhpv3qrq_jqzb5h5pjd">
+            <w:hyperlink w:history="1" r:id="rIdq_fnp_5mzsmz0c-80taco">
               <w:r>
                 <w:rPr>
                   <w:rFonts w:ascii="Arial" w:cs="Arial" w:eastAsia="Arial" w:hAnsi="Arial"/>
@@ -15754,14 +16060,14 @@
                 <w:sz w:val="16"/>
                 <w:szCs w:val="16"/>
               </w:rPr>
-              <w:t xml:space="preserve">📖 HTML:</w:t>
+              <w:t xml:space="preserve">📖 EXERCISE:</w:t>
             </w:r>
           </w:p>
           <w:p>
             <w:pPr>
               <w:spacing w:after="20" w:before="0"/>
             </w:pPr>
-            <w:hyperlink w:history="1" r:id="rIdfofd88h2dfpu_c-akcy2p">
+            <w:hyperlink w:history="1" r:id="rIdk7gt411zx2qvx8hsjzfab">
               <w:r>
                 <w:rPr>
                   <w:rFonts w:ascii="Arial" w:cs="Arial" w:eastAsia="Arial" w:hAnsi="Arial"/>
@@ -15770,7 +16076,7 @@
                   <w:szCs w:val="16"/>
                   <w:u w:val="single" w:color="2E75B6"/>
                 </w:rPr>
-                <w:t xml:space="preserve">Cation Formation (Flexbook)</w:t>
+                <w:t xml:space="preserve">Cation Formation Practice</w:t>
               </w:r>
             </w:hyperlink>
           </w:p>
@@ -15794,7 +16100,7 @@
               <w:spacing w:after="10" w:before="0"/>
               <w:ind w:left="120"/>
             </w:pPr>
-            <w:hyperlink w:history="1" r:id="rIdlz_j4me_s7v5fojzud4cp">
+            <w:hyperlink w:history="1" r:id="rIdsbx-3ympvibjjrhufyvtk">
               <w:r>
                 <w:rPr>
                   <w:rFonts w:ascii="Arial" w:cs="Arial" w:eastAsia="Arial" w:hAnsi="Arial"/>
@@ -15836,7 +16142,7 @@
                 <w:sz w:val="18"/>
                 <w:szCs w:val="18"/>
               </w:rPr>
-              <w:t xml:space="preserve">Teacher draws a large dot-and-cross diagram for neutral sodium (Na) on the board step by step: nucleus labelled with atomic number 11, then inner shells 2 and 8, then the single outer-shell electron shown as a dot. Teacher then draws the resulting Na+ ion next to it: same nucleus, only two complete shells (2 and 8), no outer electron, and the 1+ charge written in a circle at the top right. Students observe and are NOT asked to copy yet — they are asked to WATCH. Teacher then repeats the process for neutral chlorine (Cl): nucleus 17, shells 2, 8, 7, with the single gap in the outer shell shown clearly. The Cl- ion is drawn beside it: nucleus 17, shells 2, 8, 8, with 1- charge. Only after both diagrams are complete does teacher say: NOW copy both diagrams exactly into your notebook, labelling the charge and writing the ion symbol. Students copy for 3 minutes. Teacher points to the Nairobi Gigiri water-treatment photograph on the Cl card and says: The chlorine added to purify your drinking water exists as Cl- ions in solution — this diagram is showing you what is happening invisibly inside that water tank.</w:t>
+              <w:t xml:space="preserve">Using the two teacher-drawn models as reference, the class constructs a shared explanation of the octet rule. Teacher writes the term OCTET RULE on the board and asks students to attempt a definition in their own words before giving one. After 3 student suggestions are heard, teacher provides: Atoms react in ways that result in a full outer shell of 8 electrons (or 2 for the first shell), because this arrangement is the most stable. Students then work individually to draw dot-and-cross diagrams for four new ions: K forming K+, Ca forming Ca2+, O forming O2-, and S forming S2-. They write (a) the neutral atom diagram, (b) the ion diagram, (c) the ion symbol with charge, and (d) one sentence stating whether the atom lost or gained electrons and why. Peer-check follows: partners swap books and use a three-point checklist (correct electron count in ion, correct charge symbol, correct ion notation). Misconception segment: Teacher addresses the language trap directly, saying: You may be tempted to write that sodium WANTS to lose an electron. Chemists do not use the word want for atoms — atoms are not alive and do not have desires. We say that losing one electron results in a MORE STABLE arrangement. Rewrite any sentence in your notebook that uses the word want and replace it with a stability-based explanation. Students revise language in their notebooks.</w:t>
             </w:r>
           </w:p>
         </w:tc>
@@ -15868,7 +16174,7 @@
                 <w:sz w:val="18"/>
                 <w:szCs w:val="18"/>
               </w:rPr>
-              <w:t xml:space="preserve">Teacher narrates aloud while drawing, using precise language: The sodium atom has ONE electron in its outer shell. That outer shell wants to be full or empty for stability. Losing ONE electron costs less energy than gaining SEVEN, so sodium LOSES. The resulting ion has a full second shell — that is the stable configuration. WAIT TIME: After completing the Na+ diagram, teacher pauses for 8 seconds and says nothing, allowing students to process before moving to Cl. Teacher uses a coloured marker (red for electrons lost, blue for electrons gained) consistently throughout the demonstration so students can track direction of transfer visually. After students copy, teacher asks: In one sentence, what is the difference between the Na atom diagram and the Na+ diagram? WAIT TIME of 5 seconds before taking responses. Accept 3 student responses and chart them on the side of the board.</w:t>
+              <w:t xml:space="preserve">Teacher circulates during individual diagram work (approximately 6 minutes), asking targeted questions to individual students: How many electrons does calcium have in its outer shell? So will it lose or gain electrons? How many? What charge does the ion carry? WAIT TIME: After each question, teacher waits 5 seconds before offering a prompt. If a student is stuck on Ca2+, teacher says: Look at the electron arrangement 2,8,8,2 — how many are in the outer shell? What is the quickest way to get to a full outer shell? When reviewing peer-checks, teacher asks: Did your partner have the correct electron count in the O2- ion — it should be 10. If not, coach them to find the error before moving on. For the misconception segment, teacher uses a specific quote: Scientists discovered that atoms do not choose anything — the laws of physics make certain configurations more stable. Mendeleev and Moseley did not know about stability the way we do now — that understanding came later.</w:t>
             </w:r>
           </w:p>
         </w:tc>
@@ -15900,7 +16206,7 @@
                 <w:sz w:val="18"/>
                 <w:szCs w:val="18"/>
               </w:rPr>
-              <w:t xml:space="preserve">Observe-before-copy technique (teacher models completely before students reproduce) prevents students from writing and missing the conceptual narrative. Colour coding makes electron transfer direction a visible, observable feature rather than an abstract claim. Connecting to the Gigiri water-treatment photograph re-anchors the observable phenomenon to the invisible mechanism.</w:t>
+              <w:t xml:space="preserve">Gradual release: teacher models two cases fully (Na, Cl), students independently produce four cases (K, Ca, O, S), building procedural fluency. Peer-checking with a specific checklist makes self-correction a social and structured process rather than vague comparison. The misconception-busting language exercise develops scientific precision and models how real chemists think — connecting to the storyline goal of students thinking like the historical chemists on the DQB timeline.</w:t>
             </w:r>
           </w:p>
         </w:tc>
@@ -15932,7 +16238,7 @@
                 <w:sz w:val="18"/>
                 <w:szCs w:val="18"/>
               </w:rPr>
-              <w:t xml:space="preserve">Teacher scans copied diagrams for three common errors: (1) incorrect number of electrons in each shell of the ion; (2) charge omitted or written incorrectly; (3) shells redrawn for the neutral atom rather than the ion. Teacher addresses errors immediately by saying: Check — your Na+ ion diagram should have exactly 10 electrons total. Count them now. Hands up if your count is not 10. This gives real-time data on readiness to proceed to student practice.</w:t>
+              <w:t xml:space="preserve">Peer-check checklist provides immediate feedback on three key accuracy points. Teacher collects 5 random notebooks after the pair-check and quickly reviews Ca2+ and S2- diagrams — these are the two highest-error items. Results inform whether the Model Building phase needs additional scaffolding or can proceed at pace. Teacher also listens for persistence of the word want in student verbal explanations during the misconception segment.</w:t>
             </w:r>
           </w:p>
         </w:tc>
@@ -15941,32 +16247,32 @@
         <w:tc>
           <w:tcPr>
             <w:tcW w:type="dxa" w:w="1520"/>
-            <w:shd w:fill="E2EFDA" w:color="auto" w:val="clear"/>
-            <w:tcMar>
-              <w:top w:type="dxa" w:w="60"/>
-              <w:left w:type="dxa" w:w="120"/>
-              <w:bottom w:type="dxa" w:w="60"/>
-              <w:right w:type="dxa" w:w="120"/>
-            </w:tcMar>
-            <w:vAlign w:val="top"/>
-          </w:tcPr>
-          <w:p>
-            <w:pPr>
-              <w:spacing w:after="40" w:before="0"/>
-              <w:jc w:val="left"/>
-            </w:pPr>
-            <w:r>
-              <w:rPr>
-                <w:rFonts w:ascii="Arial" w:cs="Arial" w:eastAsia="Arial" w:hAnsi="Arial"/>
-                <w:b/>
-                <w:bCs/>
-                <w:i w:val="false"/>
-                <w:iCs w:val="false"/>
-                <w:color w:val="000000"/>
-                <w:sz w:val="18"/>
-                <w:szCs w:val="18"/>
-              </w:rPr>
-              <w:t xml:space="preserve">Explain Phase</w:t>
+            <w:shd w:fill="FCE4D6" w:color="auto" w:val="clear"/>
+            <w:tcMar>
+              <w:top w:type="dxa" w:w="60"/>
+              <w:left w:type="dxa" w:w="120"/>
+              <w:bottom w:type="dxa" w:w="60"/>
+              <w:right w:type="dxa" w:w="120"/>
+            </w:tcMar>
+            <w:vAlign w:val="top"/>
+          </w:tcPr>
+          <w:p>
+            <w:pPr>
+              <w:spacing w:after="40" w:before="0"/>
+              <w:jc w:val="left"/>
+            </w:pPr>
+            <w:r>
+              <w:rPr>
+                <w:rFonts w:ascii="Arial" w:cs="Arial" w:eastAsia="Arial" w:hAnsi="Arial"/>
+                <w:b/>
+                <w:bCs/>
+                <w:i w:val="false"/>
+                <w:iCs w:val="false"/>
+                <w:color w:val="000000"/>
+                <w:sz w:val="18"/>
+                <w:szCs w:val="18"/>
+              </w:rPr>
+              <w:t xml:space="preserve">Driving Question Board (DQB) Creation</w:t>
             </w:r>
           </w:p>
           <w:p>
@@ -15989,7 +16295,7 @@
             <w:pPr>
               <w:spacing w:after="20" w:before="0"/>
             </w:pPr>
-            <w:hyperlink w:history="1" r:id="rIddgx6vhtbnibky7r9qz2gw">
+            <w:hyperlink w:history="1" r:id="rIdbboxdlbqrkkujuenpvwub">
               <w:r>
                 <w:rPr>
                   <w:rFonts w:ascii="Arial" w:cs="Arial" w:eastAsia="Arial" w:hAnsi="Arial"/>
@@ -16022,7 +16328,7 @@
               <w:spacing w:after="10" w:before="0"/>
               <w:ind w:left="120"/>
             </w:pPr>
-            <w:hyperlink w:history="1" r:id="rIdor-aiyengumwuuaqbu_g8">
+            <w:hyperlink w:history="1" r:id="rIdv4l1ujugegdr04x0s4vm_">
               <w:r>
                 <w:rPr>
                   <w:rFonts w:ascii="Arial" w:cs="Arial" w:eastAsia="Arial" w:hAnsi="Arial"/>
@@ -16060,14 +16366,14 @@
                 <w:sz w:val="16"/>
                 <w:szCs w:val="16"/>
               </w:rPr>
-              <w:t xml:space="preserve">📖 EXERCISE:</w:t>
+              <w:t xml:space="preserve">📖 HTML:</w:t>
             </w:r>
           </w:p>
           <w:p>
             <w:pPr>
               <w:spacing w:after="20" w:before="0"/>
             </w:pPr>
-            <w:hyperlink w:history="1" r:id="rIdtbuyzw68xkcdwhhyf01ad">
+            <w:hyperlink w:history="1" r:id="rIdjsjc4vco1tytkehctwc4a">
               <w:r>
                 <w:rPr>
                   <w:rFonts w:ascii="Arial" w:cs="Arial" w:eastAsia="Arial" w:hAnsi="Arial"/>
@@ -16076,7 +16382,7 @@
                   <w:szCs w:val="16"/>
                   <w:u w:val="single" w:color="2E75B6"/>
                 </w:rPr>
-                <w:t xml:space="preserve">Cation Formation Practice</w:t>
+                <w:t xml:space="preserve">Anion Formation (Flexbook)</w:t>
               </w:r>
             </w:hyperlink>
           </w:p>
@@ -16100,7 +16406,7 @@
               <w:spacing w:after="10" w:before="0"/>
               <w:ind w:left="120"/>
             </w:pPr>
-            <w:hyperlink w:history="1" r:id="rIdwv8py7gv2eausgw_gndht">
+            <w:hyperlink w:history="1" r:id="rIdlmiy5t4-p3t5cgdxn-uoe">
               <w:r>
                 <w:rPr>
                   <w:rFonts w:ascii="Arial" w:cs="Arial" w:eastAsia="Arial" w:hAnsi="Arial"/>
@@ -16142,7 +16448,7 @@
                 <w:sz w:val="18"/>
                 <w:szCs w:val="18"/>
               </w:rPr>
-              <w:t xml:space="preserve">Using the two teacher-drawn models as reference, the class constructs a shared explanation of the octet rule. Teacher writes the term OCTET RULE on the board and asks students to attempt a definition in their own words before giving one. After 3 student suggestions are heard, teacher provides: Atoms react in ways that result in a full outer shell of 8 electrons (or 2 for the first shell), because this arrangement is the most stable. Students then work individually to draw dot-and-cross diagrams for four new ions: K forming K+, Ca forming Ca2+, O forming O2-, and S forming S2-. They write (a) the neutral atom diagram, (b) the ion diagram, (c) the ion symbol with charge, and (d) one sentence stating whether the atom lost or gained electrons and why. Peer-check follows: partners swap books and use a three-point checklist (correct electron count in ion, correct charge symbol, correct ion notation). Misconception segment: Teacher addresses the language trap directly, saying: You may be tempted to write that sodium WANTS to lose an electron. Chemists do not use the word want for atoms — atoms are not alive and do not have desires. We say that losing one electron results in a MORE STABLE arrangement. Rewrite any sentence in your notebook that uses the word want and replace it with a stability-based explanation. Students revise language in their notebooks.</w:t>
+              <w:t xml:space="preserve">Students return to the Driving Question Board posted at the front of the room. From Lesson 4, two open questions are displayed: Why does reactivity increase down Group 1 but decrease down Group 17? and How does the position of an element in the periodic table tell us how it will react? Each student receives one sticky note. They write a REVISED or NEW question, or a partial answer to an existing question, that today's lesson now allows them to address. Examples that may emerge: Now I know Na loses 1 electron because it is in Group 1 — does every Group 1 element form a 1+ ion? Why does fluorine form F- and not F+? Does the ion an element forms tell us what compound it will make? Students post their notes on the DQB in two zones: ANSWERED (questions today cleared up) and NEW WONDERS (questions today opened up). The teacher reads 4 to 5 notes aloud and says: Notice how answering one question always opens more questions — that is exactly what happened to Mendeleev when he predicted missing elements.</w:t>
             </w:r>
           </w:p>
         </w:tc>
@@ -16174,7 +16480,7 @@
                 <w:sz w:val="18"/>
                 <w:szCs w:val="18"/>
               </w:rPr>
-              <w:t xml:space="preserve">Teacher circulates during individual diagram work (approximately 6 minutes), asking targeted questions to individual students: How many electrons does calcium have in its outer shell? So will it lose or gain electrons? How many? What charge does the ion carry? WAIT TIME: After each question, teacher waits 5 seconds before offering a prompt. If a student is stuck on Ca2+, teacher says: Look at the electron arrangement 2,8,8,2 — how many are in the outer shell? What is the quickest way to get to a full outer shell? When reviewing peer-checks, teacher asks: Did your partner have the correct electron count in the O2- ion — it should be 10. If not, coach them to find the error before moving on. For the misconception segment, teacher uses a specific quote: Scientists discovered that atoms do not choose anything — the laws of physics make certain configurations more stable. Mendeleev and Moseley did not know about stability the way we do now — that understanding came later.</w:t>
+              <w:t xml:space="preserve">Teacher points to the element card sort photographs from Lesson 1 displayed beside the DQB and says: When you first sorted these cards, you grouped sodium and potassium together because they looked similar on the surface. Today we can say WHY at the electron level — both lose exactly one electron to form 1+ ions. That invisible event is what makes them behave similarly on the outside. Teacher reads the Lesson 4 question about Group 17 reactivity aloud and says: Can anyone post a partial answer using today's ion diagrams as evidence? Accept 2 student responses and acknowledge them by posting the sticky note themselves to model the practice. WAIT TIME: After asking for new questions to post, teacher waits 10 seconds in silence before prompting — this silence signals that thinking is expected, not optional.</w:t>
             </w:r>
           </w:p>
         </w:tc>
@@ -16206,7 +16512,7 @@
                 <w:sz w:val="18"/>
                 <w:szCs w:val="18"/>
               </w:rPr>
-              <w:t xml:space="preserve">Gradual release: teacher models two cases fully (Na, Cl), students independently produce four cases (K, Ca, O, S), building procedural fluency. Peer-checking with a specific checklist makes self-correction a social and structured process rather than vague comparison. The misconception-busting language exercise develops scientific precision and models how real chemists think — connecting to the storyline goal of students thinking like the historical chemists on the DQB timeline.</w:t>
+              <w:t xml:space="preserve">DQB updates make learning visible and cumulative, showing students that the storyline is progressing deliberately. Connecting the updated board back to the Lesson 1 card sort maintains the anchoring phenomenon as the reference point for all new learning. The Mendeleev parallel reinforces the science-as-a-process narrative established in Lesson 2.</w:t>
             </w:r>
           </w:p>
         </w:tc>
@@ -16238,7 +16544,7 @@
                 <w:sz w:val="18"/>
                 <w:szCs w:val="18"/>
               </w:rPr>
-              <w:t xml:space="preserve">Peer-check checklist provides immediate feedback on three key accuracy points. Teacher collects 5 random notebooks after the pair-check and quickly reviews Ca2+ and S2- diagrams — these are the two highest-error items. Results inform whether the Model Building phase needs additional scaffolding or can proceed at pace. Teacher also listens for persistence of the word want in student verbal explanations during the misconception segment.</w:t>
+              <w:t xml:space="preserve">Quality of sticky notes reveals depth of understanding: surface-level notes (e.g., I learned ions have charges) indicate procedural uptake only; deeper notes (e.g., if Group 2 elements lose 2 electrons to form 2+ ions, does that mean they make different compounds from Group 1?) indicate conceptual transfer. Teacher photographs the DQB after each lesson for tracking purposes.</w:t>
             </w:r>
           </w:p>
         </w:tc>
@@ -16247,32 +16553,32 @@
         <w:tc>
           <w:tcPr>
             <w:tcW w:type="dxa" w:w="1520"/>
-            <w:shd w:fill="FCE4D6" w:color="auto" w:val="clear"/>
-            <w:tcMar>
-              <w:top w:type="dxa" w:w="60"/>
-              <w:left w:type="dxa" w:w="120"/>
-              <w:bottom w:type="dxa" w:w="60"/>
-              <w:right w:type="dxa" w:w="120"/>
-            </w:tcMar>
-            <w:vAlign w:val="top"/>
-          </w:tcPr>
-          <w:p>
-            <w:pPr>
-              <w:spacing w:after="40" w:before="0"/>
-              <w:jc w:val="left"/>
-            </w:pPr>
-            <w:r>
-              <w:rPr>
-                <w:rFonts w:ascii="Arial" w:cs="Arial" w:eastAsia="Arial" w:hAnsi="Arial"/>
-                <w:b/>
-                <w:bCs/>
-                <w:i w:val="false"/>
-                <w:iCs w:val="false"/>
-                <w:color w:val="000000"/>
-                <w:sz w:val="18"/>
-                <w:szCs w:val="18"/>
-              </w:rPr>
-              <w:t xml:space="preserve">Driving Question Board (DQB) Creation</w:t>
+            <w:shd w:fill="D5E8F0" w:color="auto" w:val="clear"/>
+            <w:tcMar>
+              <w:top w:type="dxa" w:w="60"/>
+              <w:left w:type="dxa" w:w="120"/>
+              <w:bottom w:type="dxa" w:w="60"/>
+              <w:right w:type="dxa" w:w="120"/>
+            </w:tcMar>
+            <w:vAlign w:val="top"/>
+          </w:tcPr>
+          <w:p>
+            <w:pPr>
+              <w:spacing w:after="40" w:before="0"/>
+              <w:jc w:val="left"/>
+            </w:pPr>
+            <w:r>
+              <w:rPr>
+                <w:rFonts w:ascii="Arial" w:cs="Arial" w:eastAsia="Arial" w:hAnsi="Arial"/>
+                <w:b/>
+                <w:bCs/>
+                <w:i w:val="false"/>
+                <w:iCs w:val="false"/>
+                <w:color w:val="000000"/>
+                <w:sz w:val="18"/>
+                <w:szCs w:val="18"/>
+              </w:rPr>
+              <w:t xml:space="preserve">Model Building Phase</w:t>
             </w:r>
           </w:p>
           <w:p>
@@ -16295,7 +16601,7 @@
             <w:pPr>
               <w:spacing w:after="20" w:before="0"/>
             </w:pPr>
-            <w:hyperlink w:history="1" r:id="rIdrrhjt8svnbxbxazps8ppc">
+            <w:hyperlink w:history="1" r:id="rIdnsntgjyygruwwcuzl8qra">
               <w:r>
                 <w:rPr>
                   <w:rFonts w:ascii="Arial" w:cs="Arial" w:eastAsia="Arial" w:hAnsi="Arial"/>
@@ -16304,7 +16610,7 @@
                   <w:szCs w:val="16"/>
                   <w:u w:val="single" w:color="2E75B6"/>
                 </w:rPr>
-                <w:t xml:space="preserve">Groups of the periodic table</w:t>
+                <w:t xml:space="preserve">Valence Electrons and the Periodic Table - Overview</w:t>
               </w:r>
             </w:hyperlink>
           </w:p>
@@ -16320,7 +16626,7 @@
                 <w:sz w:val="14"/>
                 <w:szCs w:val="14"/>
               </w:rPr>
-              <w:t xml:space="preserve">Source: Khan Academy (English - US curriculum)</w:t>
+              <w:t xml:space="preserve">Source: CK-12</w:t>
             </w:r>
           </w:p>
           <w:p>
@@ -16328,7 +16634,7 @@
               <w:spacing w:after="10" w:before="0"/>
               <w:ind w:left="120"/>
             </w:pPr>
-            <w:hyperlink w:history="1" r:id="rIditliin5efqclmvoob3ojq">
+            <w:hyperlink w:history="1" r:id="rIdgyxhxcheeczomedsjzsbs">
               <w:r>
                 <w:rPr>
                   <w:rFonts w:ascii="Arial" w:cs="Arial" w:eastAsia="Arial" w:hAnsi="Arial"/>
@@ -16366,320 +16672,14 @@
                 <w:sz w:val="16"/>
                 <w:szCs w:val="16"/>
               </w:rPr>
-              <w:t xml:space="preserve">📖 HTML:</w:t>
+              <w:t xml:space="preserve">📖 EXERCISE:</w:t>
             </w:r>
           </w:p>
           <w:p>
             <w:pPr>
               <w:spacing w:after="20" w:before="0"/>
             </w:pPr>
-            <w:hyperlink w:history="1" r:id="rIdyqgjp2bgaaispop8e7yyn">
-              <w:r>
-                <w:rPr>
-                  <w:rFonts w:ascii="Arial" w:cs="Arial" w:eastAsia="Arial" w:hAnsi="Arial"/>
-                  <w:color w:val="2E75B6"/>
-                  <w:sz w:val="16"/>
-                  <w:szCs w:val="16"/>
-                  <w:u w:val="single" w:color="2E75B6"/>
-                </w:rPr>
-                <w:t xml:space="preserve">Anion Formation (Flexbook)</w:t>
-              </w:r>
-            </w:hyperlink>
-          </w:p>
-          <w:p>
-            <w:pPr>
-              <w:spacing w:after="10" w:before="0"/>
-              <w:ind w:left="120"/>
-            </w:pPr>
-            <w:r>
-              <w:rPr>
-                <w:rFonts w:ascii="Arial" w:cs="Arial" w:eastAsia="Arial" w:hAnsi="Arial"/>
-                <w:color w:val="595959"/>
-                <w:sz w:val="14"/>
-                <w:szCs w:val="14"/>
-              </w:rPr>
-              <w:t xml:space="preserve">Source: CK-12</w:t>
-            </w:r>
-          </w:p>
-          <w:p>
-            <w:pPr>
-              <w:spacing w:after="10" w:before="0"/>
-              <w:ind w:left="120"/>
-            </w:pPr>
-            <w:hyperlink w:history="1" r:id="rIdq324tkv33l36v4fz85ebd">
-              <w:r>
-                <w:rPr>
-                  <w:rFonts w:ascii="Arial" w:cs="Arial" w:eastAsia="Arial" w:hAnsi="Arial"/>
-                  <w:color w:val="595959"/>
-                  <w:sz w:val="14"/>
-                  <w:szCs w:val="14"/>
-                  <w:u w:val="single" w:color="595959"/>
-                </w:rPr>
-                <w:t xml:space="preserve">🔍 Search ARES for similar readings</w:t>
-              </w:r>
-            </w:hyperlink>
-          </w:p>
-        </w:tc>
-        <w:tc>
-          <w:tcPr>
-            <w:tcW w:type="dxa" w:w="3040"/>
-            <w:shd w:fill="FFFFFF" w:color="auto" w:val="clear"/>
-            <w:tcMar>
-              <w:top w:type="dxa" w:w="60"/>
-              <w:left w:type="dxa" w:w="120"/>
-              <w:bottom w:type="dxa" w:w="60"/>
-              <w:right w:type="dxa" w:w="120"/>
-            </w:tcMar>
-            <w:vAlign w:val="top"/>
-          </w:tcPr>
-          <w:p>
-            <w:pPr>
-              <w:spacing w:after="40" w:before="0"/>
-              <w:jc w:val="left"/>
-            </w:pPr>
-            <w:r>
-              <w:rPr>
-                <w:rFonts w:ascii="Arial" w:cs="Arial" w:eastAsia="Arial" w:hAnsi="Arial"/>
-                <w:b w:val="false"/>
-                <w:bCs w:val="false"/>
-                <w:i w:val="false"/>
-                <w:iCs w:val="false"/>
-                <w:color w:val="000000"/>
-                <w:sz w:val="18"/>
-                <w:szCs w:val="18"/>
-              </w:rPr>
-              <w:t xml:space="preserve">Students return to the Driving Question Board posted at the front of the room. From Lesson 4, two open questions are displayed: Why does reactivity increase down Group 1 but decrease down Group 17? and How does the position of an element in the periodic table tell us how it will react? Each student receives one sticky note. They write a REVISED or NEW question, or a partial answer to an existing question, that today's lesson now allows them to address. Examples that may emerge: Now I know Na loses 1 electron because it is in Group 1 — does every Group 1 element form a 1+ ion? Why does fluorine form F- and not F+? Does the ion an element forms tell us what compound it will make? Students post their notes on the DQB in two zones: ANSWERED (questions today cleared up) and NEW WONDERS (questions today opened up). The teacher reads 4 to 5 notes aloud and says: Notice how answering one question always opens more questions — that is exactly what happened to Mendeleev when he predicted missing elements.</w:t>
-            </w:r>
-          </w:p>
-        </w:tc>
-        <w:tc>
-          <w:tcPr>
-            <w:tcW w:type="dxa" w:w="3040"/>
-            <w:shd w:fill="F2F2F2" w:color="auto" w:val="clear"/>
-            <w:tcMar>
-              <w:top w:type="dxa" w:w="60"/>
-              <w:left w:type="dxa" w:w="120"/>
-              <w:bottom w:type="dxa" w:w="60"/>
-              <w:right w:type="dxa" w:w="120"/>
-            </w:tcMar>
-            <w:vAlign w:val="top"/>
-          </w:tcPr>
-          <w:p>
-            <w:pPr>
-              <w:spacing w:after="40" w:before="0"/>
-              <w:jc w:val="left"/>
-            </w:pPr>
-            <w:r>
-              <w:rPr>
-                <w:rFonts w:ascii="Arial" w:cs="Arial" w:eastAsia="Arial" w:hAnsi="Arial"/>
-                <w:b w:val="false"/>
-                <w:bCs w:val="false"/>
-                <w:i w:val="false"/>
-                <w:iCs w:val="false"/>
-                <w:color w:val="000000"/>
-                <w:sz w:val="18"/>
-                <w:szCs w:val="18"/>
-              </w:rPr>
-              <w:t xml:space="preserve">Teacher points to the element card sort photographs from Lesson 1 displayed beside the DQB and says: When you first sorted these cards, you grouped sodium and potassium together because they looked similar on the surface. Today we can say WHY at the electron level — both lose exactly one electron to form 1+ ions. That invisible event is what makes them behave similarly on the outside. Teacher reads the Lesson 4 question about Group 17 reactivity aloud and says: Can anyone post a partial answer using today's ion diagrams as evidence? Accept 2 student responses and acknowledge them by posting the sticky note themselves to model the practice. WAIT TIME: After asking for new questions to post, teacher waits 10 seconds in silence before prompting — this silence signals that thinking is expected, not optional.</w:t>
-            </w:r>
-          </w:p>
-        </w:tc>
-        <w:tc>
-          <w:tcPr>
-            <w:tcW w:type="dxa" w:w="3040"/>
-            <w:shd w:fill="FFFFFF" w:color="auto" w:val="clear"/>
-            <w:tcMar>
-              <w:top w:type="dxa" w:w="60"/>
-              <w:left w:type="dxa" w:w="120"/>
-              <w:bottom w:type="dxa" w:w="60"/>
-              <w:right w:type="dxa" w:w="120"/>
-            </w:tcMar>
-            <w:vAlign w:val="top"/>
-          </w:tcPr>
-          <w:p>
-            <w:pPr>
-              <w:spacing w:after="40" w:before="0"/>
-              <w:jc w:val="left"/>
-            </w:pPr>
-            <w:r>
-              <w:rPr>
-                <w:rFonts w:ascii="Arial" w:cs="Arial" w:eastAsia="Arial" w:hAnsi="Arial"/>
-                <w:b w:val="false"/>
-                <w:bCs w:val="false"/>
-                <w:i w:val="false"/>
-                <w:iCs w:val="false"/>
-                <w:color w:val="000000"/>
-                <w:sz w:val="18"/>
-                <w:szCs w:val="18"/>
-              </w:rPr>
-              <w:t xml:space="preserve">DQB updates make learning visible and cumulative, showing students that the storyline is progressing deliberately. Connecting the updated board back to the Lesson 1 card sort maintains the anchoring phenomenon as the reference point for all new learning. The Mendeleev parallel reinforces the science-as-a-process narrative established in Lesson 2.</w:t>
-            </w:r>
-          </w:p>
-        </w:tc>
-        <w:tc>
-          <w:tcPr>
-            <w:tcW w:type="dxa" w:w="3040"/>
-            <w:shd w:fill="F2F2F2" w:color="auto" w:val="clear"/>
-            <w:tcMar>
-              <w:top w:type="dxa" w:w="60"/>
-              <w:left w:type="dxa" w:w="120"/>
-              <w:bottom w:type="dxa" w:w="60"/>
-              <w:right w:type="dxa" w:w="120"/>
-            </w:tcMar>
-            <w:vAlign w:val="top"/>
-          </w:tcPr>
-          <w:p>
-            <w:pPr>
-              <w:spacing w:after="40" w:before="0"/>
-              <w:jc w:val="left"/>
-            </w:pPr>
-            <w:r>
-              <w:rPr>
-                <w:rFonts w:ascii="Arial" w:cs="Arial" w:eastAsia="Arial" w:hAnsi="Arial"/>
-                <w:b w:val="false"/>
-                <w:bCs w:val="false"/>
-                <w:i w:val="false"/>
-                <w:iCs w:val="false"/>
-                <w:color w:val="000000"/>
-                <w:sz w:val="18"/>
-                <w:szCs w:val="18"/>
-              </w:rPr>
-              <w:t xml:space="preserve">Quality of sticky notes reveals depth of understanding: surface-level notes (e.g., I learned ions have charges) indicate procedural uptake only; deeper notes (e.g., if Group 2 elements lose 2 electrons to form 2+ ions, does that mean they make different compounds from Group 1?) indicate conceptual transfer. Teacher photographs the DQB after each lesson for tracking purposes.</w:t>
-            </w:r>
-          </w:p>
-        </w:tc>
-      </w:tr>
-      <w:tr>
-        <w:tc>
-          <w:tcPr>
-            <w:tcW w:type="dxa" w:w="1520"/>
-            <w:shd w:fill="D5E8F0" w:color="auto" w:val="clear"/>
-            <w:tcMar>
-              <w:top w:type="dxa" w:w="60"/>
-              <w:left w:type="dxa" w:w="120"/>
-              <w:bottom w:type="dxa" w:w="60"/>
-              <w:right w:type="dxa" w:w="120"/>
-            </w:tcMar>
-            <w:vAlign w:val="top"/>
-          </w:tcPr>
-          <w:p>
-            <w:pPr>
-              <w:spacing w:after="40" w:before="0"/>
-              <w:jc w:val="left"/>
-            </w:pPr>
-            <w:r>
-              <w:rPr>
-                <w:rFonts w:ascii="Arial" w:cs="Arial" w:eastAsia="Arial" w:hAnsi="Arial"/>
-                <w:b/>
-                <w:bCs/>
-                <w:i w:val="false"/>
-                <w:iCs w:val="false"/>
-                <w:color w:val="000000"/>
-                <w:sz w:val="18"/>
-                <w:szCs w:val="18"/>
-              </w:rPr>
-              <w:t xml:space="preserve">Model Building Phase</w:t>
-            </w:r>
-          </w:p>
-          <w:p>
-            <w:pPr>
-              <w:spacing w:after="20" w:before="0"/>
-            </w:pPr>
-            <w:r>
-              <w:rPr>
-                <w:rFonts w:ascii="Arial" w:cs="Arial" w:eastAsia="Arial" w:hAnsi="Arial"/>
-                <w:b/>
-                <w:bCs/>
-                <w:color w:val="1F3864"/>
-                <w:sz w:val="16"/>
-                <w:szCs w:val="16"/>
-              </w:rPr>
-              <w:t xml:space="preserve">📹 VIDEO:</w:t>
-            </w:r>
-          </w:p>
-          <w:p>
-            <w:pPr>
-              <w:spacing w:after="20" w:before="0"/>
-            </w:pPr>
-            <w:hyperlink w:history="1" r:id="rIdvawjij_xr1uvadwercg1z">
-              <w:r>
-                <w:rPr>
-                  <w:rFonts w:ascii="Arial" w:cs="Arial" w:eastAsia="Arial" w:hAnsi="Arial"/>
-                  <w:color w:val="2E75B6"/>
-                  <w:sz w:val="16"/>
-                  <w:szCs w:val="16"/>
-                  <w:u w:val="single" w:color="2E75B6"/>
-                </w:rPr>
-                <w:t xml:space="preserve">Valence Electrons and the Periodic Table - Overview</w:t>
-              </w:r>
-            </w:hyperlink>
-          </w:p>
-          <w:p>
-            <w:pPr>
-              <w:spacing w:after="10" w:before="0"/>
-              <w:ind w:left="120"/>
-            </w:pPr>
-            <w:r>
-              <w:rPr>
-                <w:rFonts w:ascii="Arial" w:cs="Arial" w:eastAsia="Arial" w:hAnsi="Arial"/>
-                <w:color w:val="595959"/>
-                <w:sz w:val="14"/>
-                <w:szCs w:val="14"/>
-              </w:rPr>
-              <w:t xml:space="preserve">Source: CK-12</w:t>
-            </w:r>
-          </w:p>
-          <w:p>
-            <w:pPr>
-              <w:spacing w:after="10" w:before="0"/>
-              <w:ind w:left="120"/>
-            </w:pPr>
-            <w:hyperlink w:history="1" r:id="rIddcfkaoszfbmi-ycbxd1cm">
-              <w:r>
-                <w:rPr>
-                  <w:rFonts w:ascii="Arial" w:cs="Arial" w:eastAsia="Arial" w:hAnsi="Arial"/>
-                  <w:color w:val="595959"/>
-                  <w:sz w:val="14"/>
-                  <w:szCs w:val="14"/>
-                  <w:u w:val="single" w:color="595959"/>
-                </w:rPr>
-                <w:t xml:space="preserve">🔍 Search ARES for similar videos</w:t>
-              </w:r>
-            </w:hyperlink>
-          </w:p>
-          <w:p>
-            <w:pPr>
-              <w:spacing w:after="40" w:before="0"/>
-            </w:pPr>
-            <w:r>
-              <w:rPr>
-                <w:sz w:val="14"/>
-                <w:szCs w:val="14"/>
-              </w:rPr>
-              <w:t xml:space="preserve"/>
-            </w:r>
-          </w:p>
-          <w:p>
-            <w:pPr>
-              <w:spacing w:after="20" w:before="0"/>
-            </w:pPr>
-            <w:r>
-              <w:rPr>
-                <w:rFonts w:ascii="Arial" w:cs="Arial" w:eastAsia="Arial" w:hAnsi="Arial"/>
-                <w:b/>
-                <w:bCs/>
-                <w:color w:val="1F3864"/>
-                <w:sz w:val="16"/>
-                <w:szCs w:val="16"/>
-              </w:rPr>
-              <w:t xml:space="preserve">📖 EXERCISE:</w:t>
-            </w:r>
-          </w:p>
-          <w:p>
-            <w:pPr>
-              <w:spacing w:after="20" w:before="0"/>
-            </w:pPr>
-            <w:hyperlink w:history="1" r:id="rIddyg0vylkhh3_4phcvyy2s">
+            <w:hyperlink w:history="1" r:id="rId9l1t0azi2pgecjzdvxkzr">
               <w:r>
                 <w:rPr>
                   <w:rFonts w:ascii="Arial" w:cs="Arial" w:eastAsia="Arial" w:hAnsi="Arial"/>
@@ -16712,7 +16712,7 @@
               <w:spacing w:after="10" w:before="0"/>
               <w:ind w:left="120"/>
             </w:pPr>
-            <w:hyperlink w:history="1" r:id="rIdzmxlitc2xo4xgxkshmrab">
+            <w:hyperlink w:history="1" r:id="rIdbmi2zkbezggj-6skxnx_t">
               <w:r>
                 <w:rPr>
                   <w:rFonts w:ascii="Arial" w:cs="Arial" w:eastAsia="Arial" w:hAnsi="Arial"/>
@@ -18199,7 +18199,7 @@
             <w:pPr>
               <w:spacing w:after="20" w:before="0"/>
             </w:pPr>
-            <w:hyperlink w:history="1" r:id="rIdcoiumjqkwnco34k5op9wz">
+            <w:hyperlink w:history="1" r:id="rIdaouxgch902xb-efue8wld">
               <w:r>
                 <w:rPr>
                   <w:rFonts w:ascii="Arial" w:cs="Arial" w:eastAsia="Arial" w:hAnsi="Arial"/>
@@ -18232,7 +18232,7 @@
               <w:spacing w:after="10" w:before="0"/>
               <w:ind w:left="120"/>
             </w:pPr>
-            <w:hyperlink w:history="1" r:id="rIdv5cptlimdrv8qyq8_vivs">
+            <w:hyperlink w:history="1" r:id="rIdozscmsmlaiykumq4qgynz">
               <w:r>
                 <w:rPr>
                   <w:rFonts w:ascii="Arial" w:cs="Arial" w:eastAsia="Arial" w:hAnsi="Arial"/>
@@ -18277,7 +18277,7 @@
             <w:pPr>
               <w:spacing w:after="20" w:before="0"/>
             </w:pPr>
-            <w:hyperlink w:history="1" r:id="rIdru6rewqzdqsbn4xonmmze">
+            <w:hyperlink w:history="1" r:id="rIdjrlljfamgkq6w6dirqpfg">
               <w:r>
                 <w:rPr>
                   <w:rFonts w:ascii="Arial" w:cs="Arial" w:eastAsia="Arial" w:hAnsi="Arial"/>
@@ -18310,7 +18310,7 @@
               <w:spacing w:after="10" w:before="0"/>
               <w:ind w:left="120"/>
             </w:pPr>
-            <w:hyperlink w:history="1" r:id="rIddnm8xiucdoftiznfb8xbq">
+            <w:hyperlink w:history="1" r:id="rIdqtzbolodskrfazscwduca">
               <w:r>
                 <w:rPr>
                   <w:rFonts w:ascii="Arial" w:cs="Arial" w:eastAsia="Arial" w:hAnsi="Arial"/>
@@ -18505,7 +18505,7 @@
             <w:pPr>
               <w:spacing w:after="20" w:before="0"/>
             </w:pPr>
-            <w:hyperlink w:history="1" r:id="rId5wau9xxetgmkoek9mjxuq">
+            <w:hyperlink w:history="1" r:id="rIdbb4b9oxofqbe02fsmrruq">
               <w:r>
                 <w:rPr>
                   <w:rFonts w:ascii="Arial" w:cs="Arial" w:eastAsia="Arial" w:hAnsi="Arial"/>
@@ -18538,7 +18538,7 @@
               <w:spacing w:after="10" w:before="0"/>
               <w:ind w:left="120"/>
             </w:pPr>
-            <w:hyperlink w:history="1" r:id="rIdk5jil4lyw39jmxblo4tv0">
+            <w:hyperlink w:history="1" r:id="rIdhdq-lrs-ggtukwrjwubaq">
               <w:r>
                 <w:rPr>
                   <w:rFonts w:ascii="Arial" w:cs="Arial" w:eastAsia="Arial" w:hAnsi="Arial"/>
@@ -18583,7 +18583,7 @@
             <w:pPr>
               <w:spacing w:after="20" w:before="0"/>
             </w:pPr>
-            <w:hyperlink w:history="1" r:id="rIde8_bofyomlvqux7oximhr">
+            <w:hyperlink w:history="1" r:id="rIdpkrywxwwogtj9za_dlhd7">
               <w:r>
                 <w:rPr>
                   <w:rFonts w:ascii="Arial" w:cs="Arial" w:eastAsia="Arial" w:hAnsi="Arial"/>
@@ -18616,7 +18616,7 @@
               <w:spacing w:after="10" w:before="0"/>
               <w:ind w:left="120"/>
             </w:pPr>
-            <w:hyperlink w:history="1" r:id="rIdawpm1iegmqfwabfc4yq0b">
+            <w:hyperlink w:history="1" r:id="rIduca5_0bsrlakpt1x1qshn">
               <w:r>
                 <w:rPr>
                   <w:rFonts w:ascii="Arial" w:cs="Arial" w:eastAsia="Arial" w:hAnsi="Arial"/>
@@ -18811,7 +18811,7 @@
             <w:pPr>
               <w:spacing w:after="20" w:before="0"/>
             </w:pPr>
-            <w:hyperlink w:history="1" r:id="rIdgeoxgfyu7ri-706slytye">
+            <w:hyperlink w:history="1" r:id="rIdygmwv-0-alth7v7qoxths">
               <w:r>
                 <w:rPr>
                   <w:rFonts w:ascii="Arial" w:cs="Arial" w:eastAsia="Arial" w:hAnsi="Arial"/>
@@ -18844,7 +18844,7 @@
               <w:spacing w:after="10" w:before="0"/>
               <w:ind w:left="120"/>
             </w:pPr>
-            <w:hyperlink w:history="1" r:id="rIdapperlnwflp7mcx6jbexs">
+            <w:hyperlink w:history="1" r:id="rIdskmu1-homsr1nre7n--lq">
               <w:r>
                 <w:rPr>
                   <w:rFonts w:ascii="Arial" w:cs="Arial" w:eastAsia="Arial" w:hAnsi="Arial"/>
@@ -18889,7 +18889,7 @@
             <w:pPr>
               <w:spacing w:after="20" w:before="0"/>
             </w:pPr>
-            <w:hyperlink w:history="1" r:id="rIdt-z6_cx-sqyxoza0schk2">
+            <w:hyperlink w:history="1" r:id="rIdu8cpqgi_pmfmh5exb8qwe">
               <w:r>
                 <w:rPr>
                   <w:rFonts w:ascii="Arial" w:cs="Arial" w:eastAsia="Arial" w:hAnsi="Arial"/>
@@ -18922,7 +18922,7 @@
               <w:spacing w:after="10" w:before="0"/>
               <w:ind w:left="120"/>
             </w:pPr>
-            <w:hyperlink w:history="1" r:id="rIdxw2ryb0eeisvinw_qo1p7">
+            <w:hyperlink w:history="1" r:id="rIdz_sywsmk5zdpbvd8smdm8">
               <w:r>
                 <w:rPr>
                   <w:rFonts w:ascii="Arial" w:cs="Arial" w:eastAsia="Arial" w:hAnsi="Arial"/>
@@ -19117,7 +19117,7 @@
             <w:pPr>
               <w:spacing w:after="20" w:before="0"/>
             </w:pPr>
-            <w:hyperlink w:history="1" r:id="rIdafgu2xcla3r6c8j9xrw4x">
+            <w:hyperlink w:history="1" r:id="rIdknnh2euyw01gs6atcj_7c">
               <w:r>
                 <w:rPr>
                   <w:rFonts w:ascii="Arial" w:cs="Arial" w:eastAsia="Arial" w:hAnsi="Arial"/>
@@ -19150,7 +19150,7 @@
               <w:spacing w:after="10" w:before="0"/>
               <w:ind w:left="120"/>
             </w:pPr>
-            <w:hyperlink w:history="1" r:id="rIdmrv3cz1m2ccdrvgyfpoos">
+            <w:hyperlink w:history="1" r:id="rIdk6fndl_59tt4a9gsfeape">
               <w:r>
                 <w:rPr>
                   <w:rFonts w:ascii="Arial" w:cs="Arial" w:eastAsia="Arial" w:hAnsi="Arial"/>
@@ -19195,7 +19195,7 @@
             <w:pPr>
               <w:spacing w:after="20" w:before="0"/>
             </w:pPr>
-            <w:hyperlink w:history="1" r:id="rIdqarexqplvyeuv_b7fhlp9">
+            <w:hyperlink w:history="1" r:id="rId6rkrmkiwxxii91bbvsm4g">
               <w:r>
                 <w:rPr>
                   <w:rFonts w:ascii="Arial" w:cs="Arial" w:eastAsia="Arial" w:hAnsi="Arial"/>
@@ -19228,7 +19228,7 @@
               <w:spacing w:after="10" w:before="0"/>
               <w:ind w:left="120"/>
             </w:pPr>
-            <w:hyperlink w:history="1" r:id="rIdx8hxrhdmftuovqq5r2xha">
+            <w:hyperlink w:history="1" r:id="rIdji6spdiufiscpcfq1mcpo">
               <w:r>
                 <w:rPr>
                   <w:rFonts w:ascii="Arial" w:cs="Arial" w:eastAsia="Arial" w:hAnsi="Arial"/>
@@ -19423,7 +19423,7 @@
             <w:pPr>
               <w:spacing w:after="20" w:before="0"/>
             </w:pPr>
-            <w:hyperlink w:history="1" r:id="rIdvxjai_oddnjmrnupo3ebl">
+            <w:hyperlink w:history="1" r:id="rIdl1-man1n-jspn6qw6jufg">
               <w:r>
                 <w:rPr>
                   <w:rFonts w:ascii="Arial" w:cs="Arial" w:eastAsia="Arial" w:hAnsi="Arial"/>
@@ -19456,7 +19456,7 @@
               <w:spacing w:after="10" w:before="0"/>
               <w:ind w:left="120"/>
             </w:pPr>
-            <w:hyperlink w:history="1" r:id="rIdoe2zxjxpkmjlu2hac0qrg">
+            <w:hyperlink w:history="1" r:id="rIdt168-fy1ysgp_fimo19kt">
               <w:r>
                 <w:rPr>
                   <w:rFonts w:ascii="Arial" w:cs="Arial" w:eastAsia="Arial" w:hAnsi="Arial"/>
@@ -19501,7 +19501,7 @@
             <w:pPr>
               <w:spacing w:after="20" w:before="0"/>
             </w:pPr>
-            <w:hyperlink w:history="1" r:id="rIdqdxfjt2uaw3tuucmasybn">
+            <w:hyperlink w:history="1" r:id="rIdvxcxnup5sovhczii1yoia">
               <w:r>
                 <w:rPr>
                   <w:rFonts w:ascii="Arial" w:cs="Arial" w:eastAsia="Arial" w:hAnsi="Arial"/>
@@ -19534,7 +19534,7 @@
               <w:spacing w:after="10" w:before="0"/>
               <w:ind w:left="120"/>
             </w:pPr>
-            <w:hyperlink w:history="1" r:id="rIdrikrdv8zvrpyp_zv7dexj">
+            <w:hyperlink w:history="1" r:id="rIdgndtgoc21cftny84-xzy4">
               <w:r>
                 <w:rPr>
                   <w:rFonts w:ascii="Arial" w:cs="Arial" w:eastAsia="Arial" w:hAnsi="Arial"/>
@@ -21021,7 +21021,7 @@
             <w:pPr>
               <w:spacing w:after="20" w:before="0"/>
             </w:pPr>
-            <w:hyperlink w:history="1" r:id="rIdmxv8caf7icme_92jwk_wy">
+            <w:hyperlink w:history="1" r:id="rIdctldpnuhaw05f6cqnpfde">
               <w:r>
                 <w:rPr>
                   <w:rFonts w:ascii="Arial" w:cs="Arial" w:eastAsia="Arial" w:hAnsi="Arial"/>
@@ -21054,7 +21054,7 @@
               <w:spacing w:after="10" w:before="0"/>
               <w:ind w:left="120"/>
             </w:pPr>
-            <w:hyperlink w:history="1" r:id="rIdjozcs_yvllisbsqz_z46z">
+            <w:hyperlink w:history="1" r:id="rIdvoncqu0u5f72tnbwt3ozi">
               <w:r>
                 <w:rPr>
                   <w:rFonts w:ascii="Arial" w:cs="Arial" w:eastAsia="Arial" w:hAnsi="Arial"/>
@@ -21099,7 +21099,7 @@
             <w:pPr>
               <w:spacing w:after="20" w:before="0"/>
             </w:pPr>
-            <w:hyperlink w:history="1" r:id="rIdecghv46hr-uihru1ublhy">
+            <w:hyperlink w:history="1" r:id="rIdaecfrhgnoacwizg245sgy">
               <w:r>
                 <w:rPr>
                   <w:rFonts w:ascii="Arial" w:cs="Arial" w:eastAsia="Arial" w:hAnsi="Arial"/>
@@ -21132,7 +21132,7 @@
               <w:spacing w:after="10" w:before="0"/>
               <w:ind w:left="120"/>
             </w:pPr>
-            <w:hyperlink w:history="1" r:id="rIdekcwfhs2qx785db_4splm">
+            <w:hyperlink w:history="1" r:id="rIdn33fjat7ywv35n1pwx_rh">
               <w:r>
                 <w:rPr>
                   <w:rFonts w:ascii="Arial" w:cs="Arial" w:eastAsia="Arial" w:hAnsi="Arial"/>
@@ -21327,7 +21327,7 @@
             <w:pPr>
               <w:spacing w:after="20" w:before="0"/>
             </w:pPr>
-            <w:hyperlink w:history="1" r:id="rId0f5-iv6o9id3vhjastor9">
+            <w:hyperlink w:history="1" r:id="rId-_vdynbrz4c_pkuy-46-x">
               <w:r>
                 <w:rPr>
                   <w:rFonts w:ascii="Arial" w:cs="Arial" w:eastAsia="Arial" w:hAnsi="Arial"/>
@@ -21360,7 +21360,7 @@
               <w:spacing w:after="10" w:before="0"/>
               <w:ind w:left="120"/>
             </w:pPr>
-            <w:hyperlink w:history="1" r:id="rId5wbk2m5l6qdattranfwjq">
+            <w:hyperlink w:history="1" r:id="rIdcm1jxfasmogrzihqtftiq">
               <w:r>
                 <w:rPr>
                   <w:rFonts w:ascii="Arial" w:cs="Arial" w:eastAsia="Arial" w:hAnsi="Arial"/>
@@ -21405,7 +21405,7 @@
             <w:pPr>
               <w:spacing w:after="20" w:before="0"/>
             </w:pPr>
-            <w:hyperlink w:history="1" r:id="rIdul9xyfn-m0pklyblhglmn">
+            <w:hyperlink w:history="1" r:id="rIdbzo6ooegysmq4hpilwzwy">
               <w:r>
                 <w:rPr>
                   <w:rFonts w:ascii="Arial" w:cs="Arial" w:eastAsia="Arial" w:hAnsi="Arial"/>
@@ -21438,7 +21438,7 @@
               <w:spacing w:after="10" w:before="0"/>
               <w:ind w:left="120"/>
             </w:pPr>
-            <w:hyperlink w:history="1" r:id="rId83x_on578bo_ey7zgs_fl">
+            <w:hyperlink w:history="1" r:id="rIdrfcbvxmyq6l5w11i_nfzw">
               <w:r>
                 <w:rPr>
                   <w:rFonts w:ascii="Arial" w:cs="Arial" w:eastAsia="Arial" w:hAnsi="Arial"/>
@@ -21633,7 +21633,7 @@
             <w:pPr>
               <w:spacing w:after="20" w:before="0"/>
             </w:pPr>
-            <w:hyperlink w:history="1" r:id="rIdy2ynwpizk6htu1x4o39wf">
+            <w:hyperlink w:history="1" r:id="rIdumcmk38snej3wrey4im8h">
               <w:r>
                 <w:rPr>
                   <w:rFonts w:ascii="Arial" w:cs="Arial" w:eastAsia="Arial" w:hAnsi="Arial"/>
@@ -21666,7 +21666,7 @@
               <w:spacing w:after="10" w:before="0"/>
               <w:ind w:left="120"/>
             </w:pPr>
-            <w:hyperlink w:history="1" r:id="rIdsgalsiukembnjbd9xcnl4">
+            <w:hyperlink w:history="1" r:id="rIddyiazw1gh9kdb1r_wyzef">
               <w:r>
                 <w:rPr>
                   <w:rFonts w:ascii="Arial" w:cs="Arial" w:eastAsia="Arial" w:hAnsi="Arial"/>
@@ -21711,7 +21711,7 @@
             <w:pPr>
               <w:spacing w:after="20" w:before="0"/>
             </w:pPr>
-            <w:hyperlink w:history="1" r:id="rIdhnsa5yonpfemekqrdyonk">
+            <w:hyperlink w:history="1" r:id="rId097mesry-hdo26hgjcv0d">
               <w:r>
                 <w:rPr>
                   <w:rFonts w:ascii="Arial" w:cs="Arial" w:eastAsia="Arial" w:hAnsi="Arial"/>
@@ -21744,7 +21744,7 @@
               <w:spacing w:after="10" w:before="0"/>
               <w:ind w:left="120"/>
             </w:pPr>
-            <w:hyperlink w:history="1" r:id="rIdl7-1yc8jtmzwsqtqbtifo">
+            <w:hyperlink w:history="1" r:id="rIdgxldlzmeyitftkp7uglui">
               <w:r>
                 <w:rPr>
                   <w:rFonts w:ascii="Arial" w:cs="Arial" w:eastAsia="Arial" w:hAnsi="Arial"/>
@@ -21939,7 +21939,7 @@
             <w:pPr>
               <w:spacing w:after="20" w:before="0"/>
             </w:pPr>
-            <w:hyperlink w:history="1" r:id="rIdrbh74kiguprvtbujlb5d7">
+            <w:hyperlink w:history="1" r:id="rIduxghwbdxtmbvqjm3seipf">
               <w:r>
                 <w:rPr>
                   <w:rFonts w:ascii="Arial" w:cs="Arial" w:eastAsia="Arial" w:hAnsi="Arial"/>
@@ -21972,7 +21972,7 @@
               <w:spacing w:after="10" w:before="0"/>
               <w:ind w:left="120"/>
             </w:pPr>
-            <w:hyperlink w:history="1" r:id="rIdnm4beyvqeipoytz65o0qa">
+            <w:hyperlink w:history="1" r:id="rId7w5jprdkl7wkbv4gn_0n6">
               <w:r>
                 <w:rPr>
                   <w:rFonts w:ascii="Arial" w:cs="Arial" w:eastAsia="Arial" w:hAnsi="Arial"/>
@@ -22017,7 +22017,7 @@
             <w:pPr>
               <w:spacing w:after="20" w:before="0"/>
             </w:pPr>
-            <w:hyperlink w:history="1" r:id="rIdh676engdcs45ttw7gta__">
+            <w:hyperlink w:history="1" r:id="rIdim5wnn-pqg66uio_ruirc">
               <w:r>
                 <w:rPr>
                   <w:rFonts w:ascii="Arial" w:cs="Arial" w:eastAsia="Arial" w:hAnsi="Arial"/>
@@ -22050,7 +22050,7 @@
               <w:spacing w:after="10" w:before="0"/>
               <w:ind w:left="120"/>
             </w:pPr>
-            <w:hyperlink w:history="1" r:id="rIdmhile1qco4toq50v7hjit">
+            <w:hyperlink w:history="1" r:id="rIdcwnrljuvvcsjrchkn-qpf">
               <w:r>
                 <w:rPr>
                   <w:rFonts w:ascii="Arial" w:cs="Arial" w:eastAsia="Arial" w:hAnsi="Arial"/>
@@ -22245,7 +22245,7 @@
             <w:pPr>
               <w:spacing w:after="20" w:before="0"/>
             </w:pPr>
-            <w:hyperlink w:history="1" r:id="rIdlnjblzt2bggjnzk2gdg8v">
+            <w:hyperlink w:history="1" r:id="rIdesqyo_atvvg3kcinzrz18">
               <w:r>
                 <w:rPr>
                   <w:rFonts w:ascii="Arial" w:cs="Arial" w:eastAsia="Arial" w:hAnsi="Arial"/>
@@ -22278,7 +22278,7 @@
               <w:spacing w:after="10" w:before="0"/>
               <w:ind w:left="120"/>
             </w:pPr>
-            <w:hyperlink w:history="1" r:id="rId6wje-ih1-ikurlcrgejpj">
+            <w:hyperlink w:history="1" r:id="rIdmldvur1njz8t7wsamnpg1">
               <w:r>
                 <w:rPr>
                   <w:rFonts w:ascii="Arial" w:cs="Arial" w:eastAsia="Arial" w:hAnsi="Arial"/>
@@ -22323,7 +22323,7 @@
             <w:pPr>
               <w:spacing w:after="20" w:before="0"/>
             </w:pPr>
-            <w:hyperlink w:history="1" r:id="rIdpis1oxdut0my05beyg18d">
+            <w:hyperlink w:history="1" r:id="rId7gjqe57jxdgel8vzwpqz2">
               <w:r>
                 <w:rPr>
                   <w:rFonts w:ascii="Arial" w:cs="Arial" w:eastAsia="Arial" w:hAnsi="Arial"/>
@@ -22356,7 +22356,7 @@
               <w:spacing w:after="10" w:before="0"/>
               <w:ind w:left="120"/>
             </w:pPr>
-            <w:hyperlink w:history="1" r:id="rIdwu80a_lsr4bproscheviv">
+            <w:hyperlink w:history="1" r:id="rIdl63y2nxppk8skrew6a0kx">
               <w:r>
                 <w:rPr>
                   <w:rFonts w:ascii="Arial" w:cs="Arial" w:eastAsia="Arial" w:hAnsi="Arial"/>
@@ -23843,7 +23843,7 @@
             <w:pPr>
               <w:spacing w:after="20" w:before="0"/>
             </w:pPr>
-            <w:hyperlink w:history="1" r:id="rIdvakiylv47wjipyjiqkirr">
+            <w:hyperlink w:history="1" r:id="rIda_nrszpepin4y69xhxuyz">
               <w:r>
                 <w:rPr>
                   <w:rFonts w:ascii="Arial" w:cs="Arial" w:eastAsia="Arial" w:hAnsi="Arial"/>
@@ -23876,7 +23876,7 @@
               <w:spacing w:after="10" w:before="0"/>
               <w:ind w:left="120"/>
             </w:pPr>
-            <w:hyperlink w:history="1" r:id="rId7p9hor8034ofq8un5zjj2">
+            <w:hyperlink w:history="1" r:id="rIddt4lj_ki8buci15okhag8">
               <w:r>
                 <w:rPr>
                   <w:rFonts w:ascii="Arial" w:cs="Arial" w:eastAsia="Arial" w:hAnsi="Arial"/>
@@ -23921,7 +23921,7 @@
             <w:pPr>
               <w:spacing w:after="20" w:before="0"/>
             </w:pPr>
-            <w:hyperlink w:history="1" r:id="rIdqremag2_xpbu1l3zsg9an">
+            <w:hyperlink w:history="1" r:id="rIdcmdwp4owhhzhcnohtif5_">
               <w:r>
                 <w:rPr>
                   <w:rFonts w:ascii="Arial" w:cs="Arial" w:eastAsia="Arial" w:hAnsi="Arial"/>
@@ -23954,7 +23954,7 @@
               <w:spacing w:after="10" w:before="0"/>
               <w:ind w:left="120"/>
             </w:pPr>
-            <w:hyperlink w:history="1" r:id="rIdgvkflebyrhjolr7c_g7fl">
+            <w:hyperlink w:history="1" r:id="rId-oxx_bgkq-6nmre-xa86a">
               <w:r>
                 <w:rPr>
                   <w:rFonts w:ascii="Arial" w:cs="Arial" w:eastAsia="Arial" w:hAnsi="Arial"/>
@@ -24149,7 +24149,7 @@
             <w:pPr>
               <w:spacing w:after="20" w:before="0"/>
             </w:pPr>
-            <w:hyperlink w:history="1" r:id="rIdvpw0tkdjfs4ywosnzbhg2">
+            <w:hyperlink w:history="1" r:id="rIdcy0ulpvsc8x1uu58cz_u1">
               <w:r>
                 <w:rPr>
                   <w:rFonts w:ascii="Arial" w:cs="Arial" w:eastAsia="Arial" w:hAnsi="Arial"/>
@@ -24182,7 +24182,7 @@
               <w:spacing w:after="10" w:before="0"/>
               <w:ind w:left="120"/>
             </w:pPr>
-            <w:hyperlink w:history="1" r:id="rIdkxcrsphtaf3xu6mrb7rbi">
+            <w:hyperlink w:history="1" r:id="rIdx7zk_umihnvvuqtj6e2rv">
               <w:r>
                 <w:rPr>
                   <w:rFonts w:ascii="Arial" w:cs="Arial" w:eastAsia="Arial" w:hAnsi="Arial"/>
@@ -24227,7 +24227,313 @@
             <w:pPr>
               <w:spacing w:after="20" w:before="0"/>
             </w:pPr>
-            <w:hyperlink w:history="1" r:id="rIdt42dkb7dkqhhc4_e8arbc">
+            <w:hyperlink w:history="1" r:id="rIdhsop-a8bo87vm0d2eze4z">
+              <w:r>
+                <w:rPr>
+                  <w:rFonts w:ascii="Arial" w:cs="Arial" w:eastAsia="Arial" w:hAnsi="Arial"/>
+                  <w:color w:val="2E75B6"/>
+                  <w:sz w:val="16"/>
+                  <w:szCs w:val="16"/>
+                  <w:u w:val="single" w:color="2E75B6"/>
+                </w:rPr>
+                <w:t xml:space="preserve">Writing the Periodic Table (PLIX)</w:t>
+              </w:r>
+            </w:hyperlink>
+          </w:p>
+          <w:p>
+            <w:pPr>
+              <w:spacing w:after="10" w:before="0"/>
+              <w:ind w:left="120"/>
+            </w:pPr>
+            <w:r>
+              <w:rPr>
+                <w:rFonts w:ascii="Arial" w:cs="Arial" w:eastAsia="Arial" w:hAnsi="Arial"/>
+                <w:color w:val="595959"/>
+                <w:sz w:val="14"/>
+                <w:szCs w:val="14"/>
+              </w:rPr>
+              <w:t xml:space="preserve">Source: CK-12</w:t>
+            </w:r>
+          </w:p>
+          <w:p>
+            <w:pPr>
+              <w:spacing w:after="10" w:before="0"/>
+              <w:ind w:left="120"/>
+            </w:pPr>
+            <w:hyperlink w:history="1" r:id="rIduug5cji3sikedfex2olad">
+              <w:r>
+                <w:rPr>
+                  <w:rFonts w:ascii="Arial" w:cs="Arial" w:eastAsia="Arial" w:hAnsi="Arial"/>
+                  <w:color w:val="595959"/>
+                  <w:sz w:val="14"/>
+                  <w:szCs w:val="14"/>
+                  <w:u w:val="single" w:color="595959"/>
+                </w:rPr>
+                <w:t xml:space="preserve">🔍 Search ARES for similar readings</w:t>
+              </w:r>
+            </w:hyperlink>
+          </w:p>
+        </w:tc>
+        <w:tc>
+          <w:tcPr>
+            <w:tcW w:type="dxa" w:w="3040"/>
+            <w:shd w:fill="FFFFFF" w:color="auto" w:val="clear"/>
+            <w:tcMar>
+              <w:top w:type="dxa" w:w="60"/>
+              <w:left w:type="dxa" w:w="120"/>
+              <w:bottom w:type="dxa" w:w="60"/>
+              <w:right w:type="dxa" w:w="120"/>
+            </w:tcMar>
+            <w:vAlign w:val="top"/>
+          </w:tcPr>
+          <w:p>
+            <w:pPr>
+              <w:spacing w:after="40" w:before="0"/>
+              <w:jc w:val="left"/>
+            </w:pPr>
+            <w:r>
+              <w:rPr>
+                <w:rFonts w:ascii="Arial" w:cs="Arial" w:eastAsia="Arial" w:hAnsi="Arial"/>
+                <w:b w:val="false"/>
+                <w:bCs w:val="false"/>
+                <w:i w:val="false"/>
+                <w:iCs w:val="false"/>
+                <w:color w:val="000000"/>
+                <w:sz w:val="18"/>
+                <w:szCs w:val="18"/>
+              </w:rPr>
+              <w:t xml:space="preserve">Teacher writes the three-step framework on the board: Step 1 — Write the word equation. Step 2 — Replace each substance with its correct formula (symbol equation, unbalanced). Step 3 — Build an atom inventory table and adjust coefficients until both sides match. The teacher then models this with two examples. Example 1: Sodium reacts with water to form sodium hydroxide and hydrogen gas (linking directly to the sodium card from the Mystery Element Card Challenge). The teacher writes the word equation, then the unbalanced symbol equation 2Na + 2H2O → 2NaOH + H2, building the atom inventory table column by column on the board with student call-and-response for atom counts. Example 2: Calcium carbonate decomposes on heating to form calcium oxide and carbon dioxide — the exact process used at the Athi River Bamburi Cement works visible to students travelling on the Nairobi–Mombasa highway. CaCO3 → CaO + CO2 is already balanced; teacher uses this to show that sometimes no adjustment is needed and the inventory table confirms it. Students copy the atom inventory tables into their notebooks and annotate each step with marginal notes in their own words.</w:t>
+            </w:r>
+          </w:p>
+        </w:tc>
+        <w:tc>
+          <w:tcPr>
+            <w:tcW w:type="dxa" w:w="3040"/>
+            <w:shd w:fill="F2F2F2" w:color="auto" w:val="clear"/>
+            <w:tcMar>
+              <w:top w:type="dxa" w:w="60"/>
+              <w:left w:type="dxa" w:w="120"/>
+              <w:bottom w:type="dxa" w:w="60"/>
+              <w:right w:type="dxa" w:w="120"/>
+            </w:tcMar>
+            <w:vAlign w:val="top"/>
+          </w:tcPr>
+          <w:p>
+            <w:pPr>
+              <w:spacing w:after="40" w:before="0"/>
+              <w:jc w:val="left"/>
+            </w:pPr>
+            <w:r>
+              <w:rPr>
+                <w:rFonts w:ascii="Arial" w:cs="Arial" w:eastAsia="Arial" w:hAnsi="Arial"/>
+                <w:b w:val="false"/>
+                <w:bCs w:val="false"/>
+                <w:i w:val="false"/>
+                <w:iCs w:val="false"/>
+                <w:color w:val="000000"/>
+                <w:sz w:val="18"/>
+                <w:szCs w:val="18"/>
+              </w:rPr>
+              <w:t xml:space="preserve">For Example 1, write only the word equation first and ask: 'What formula did we derive in Lesson 7 for sodium hydroxide?' Pause for 10 seconds. Accept student responses before writing NaOH. Then write the unbalanced equation Na + H2O → NaOH + H2 and say: 'Let us count atoms on each side. I will make a table — help me fill it in.' Draw a four-column table: Element | Left side | Right side | Balanced? Read each element aloud and ask for counts by show of hands. When the table reveals H is unbalanced (2 on left, 3 on right in the unbalanced version), say: 'We have a problem. Where did that extra hydrogen atom come from? Remember — atoms cannot be created. So what must we do?' WAIT TIME: 15 seconds. Guide students to adjust the coefficient of H2O to 2, then recount. For Example 2, say: 'This reaction happens every day at the Bamburi plant near Athi River — limestone in, lime out, and the CO2 goes into the atmosphere. Let us check if it is already balanced.' After building the inventory table and confirming balance, say: 'Not every equation needs adjustment — the table tells you for certain.' Critical teacher move: explicitly state 'We NEVER change a subscript to balance an equation. Changing a subscript changes the substance itself — NaOH becomes something entirely different if you write NaOH2. We only change the big number in front — the coefficient.' Write this rule in a box on the board.</w:t>
+            </w:r>
+          </w:p>
+        </w:tc>
+        <w:tc>
+          <w:tcPr>
+            <w:tcW w:type="dxa" w:w="3040"/>
+            <w:shd w:fill="FFFFFF" w:color="auto" w:val="clear"/>
+            <w:tcMar>
+              <w:top w:type="dxa" w:w="60"/>
+              <w:left w:type="dxa" w:w="120"/>
+              <w:bottom w:type="dxa" w:w="60"/>
+              <w:right w:type="dxa" w:w="120"/>
+            </w:tcMar>
+            <w:vAlign w:val="top"/>
+          </w:tcPr>
+          <w:p>
+            <w:pPr>
+              <w:spacing w:after="40" w:before="0"/>
+              <w:jc w:val="left"/>
+            </w:pPr>
+            <w:r>
+              <w:rPr>
+                <w:rFonts w:ascii="Arial" w:cs="Arial" w:eastAsia="Arial" w:hAnsi="Arial"/>
+                <w:b w:val="false"/>
+                <w:bCs w:val="false"/>
+                <w:i w:val="false"/>
+                <w:iCs w:val="false"/>
+                <w:color w:val="000000"/>
+                <w:sz w:val="18"/>
+                <w:szCs w:val="18"/>
+              </w:rPr>
+              <w:t xml:space="preserve">The teacher uses a think-aloud modelling strategy combined with student call-and-response to make the invisible atom-counting process visible. Connecting Example 1 to the sodium Mystery Card and Example 2 to a landmark on the Nairobi–Mombasa highway embeds the abstract procedure in the anchoring phenomenon and in Kenyan geography, maintaining storyline coherence.</w:t>
+            </w:r>
+          </w:p>
+        </w:tc>
+        <w:tc>
+          <w:tcPr>
+            <w:tcW w:type="dxa" w:w="3040"/>
+            <w:shd w:fill="F2F2F2" w:color="auto" w:val="clear"/>
+            <w:tcMar>
+              <w:top w:type="dxa" w:w="60"/>
+              <w:left w:type="dxa" w:w="120"/>
+              <w:bottom w:type="dxa" w:w="60"/>
+              <w:right w:type="dxa" w:w="120"/>
+            </w:tcMar>
+            <w:vAlign w:val="top"/>
+          </w:tcPr>
+          <w:p>
+            <w:pPr>
+              <w:spacing w:after="40" w:before="0"/>
+              <w:jc w:val="left"/>
+            </w:pPr>
+            <w:r>
+              <w:rPr>
+                <w:rFonts w:ascii="Arial" w:cs="Arial" w:eastAsia="Arial" w:hAnsi="Arial"/>
+                <w:b w:val="false"/>
+                <w:bCs w:val="false"/>
+                <w:i w:val="false"/>
+                <w:iCs w:val="false"/>
+                <w:color w:val="000000"/>
+                <w:sz w:val="18"/>
+                <w:szCs w:val="18"/>
+              </w:rPr>
+              <w:t xml:space="preserve">During call-and-response atom counting, the teacher notes which students give incorrect counts and which students correctly identify the unbalanced element before the table is complete. If fewer than half the class correctly counts hydrogen in Example 1, the teacher pauses for a second guided example before releasing students to independent practice.</w:t>
+            </w:r>
+          </w:p>
+        </w:tc>
+      </w:tr>
+      <w:tr>
+        <w:tc>
+          <w:tcPr>
+            <w:tcW w:type="dxa" w:w="1520"/>
+            <w:shd w:fill="E2EFDA" w:color="auto" w:val="clear"/>
+            <w:tcMar>
+              <w:top w:type="dxa" w:w="60"/>
+              <w:left w:type="dxa" w:w="120"/>
+              <w:bottom w:type="dxa" w:w="60"/>
+              <w:right w:type="dxa" w:w="120"/>
+            </w:tcMar>
+            <w:vAlign w:val="top"/>
+          </w:tcPr>
+          <w:p>
+            <w:pPr>
+              <w:spacing w:after="40" w:before="0"/>
+              <w:jc w:val="left"/>
+            </w:pPr>
+            <w:r>
+              <w:rPr>
+                <w:rFonts w:ascii="Arial" w:cs="Arial" w:eastAsia="Arial" w:hAnsi="Arial"/>
+                <w:b/>
+                <w:bCs/>
+                <w:i w:val="false"/>
+                <w:iCs w:val="false"/>
+                <w:color w:val="000000"/>
+                <w:sz w:val="18"/>
+                <w:szCs w:val="18"/>
+              </w:rPr>
+              <w:t xml:space="preserve">Explain Phase</w:t>
+            </w:r>
+          </w:p>
+          <w:p>
+            <w:pPr>
+              <w:spacing w:after="20" w:before="0"/>
+            </w:pPr>
+            <w:r>
+              <w:rPr>
+                <w:rFonts w:ascii="Arial" w:cs="Arial" w:eastAsia="Arial" w:hAnsi="Arial"/>
+                <w:b/>
+                <w:bCs/>
+                <w:color w:val="1F3864"/>
+                <w:sz w:val="16"/>
+                <w:szCs w:val="16"/>
+              </w:rPr>
+              <w:t xml:space="preserve">📹 VIDEO:</w:t>
+            </w:r>
+          </w:p>
+          <w:p>
+            <w:pPr>
+              <w:spacing w:after="20" w:before="0"/>
+            </w:pPr>
+            <w:hyperlink w:history="1" r:id="rIdsh4ta7g3vlq4nbfyyis_p">
+              <w:r>
+                <w:rPr>
+                  <w:rFonts w:ascii="Arial" w:cs="Arial" w:eastAsia="Arial" w:hAnsi="Arial"/>
+                  <w:color w:val="2E75B6"/>
+                  <w:sz w:val="16"/>
+                  <w:szCs w:val="16"/>
+                  <w:u w:val="single" w:color="2E75B6"/>
+                </w:rPr>
+                <w:t xml:space="preserve">Stoichiometry -dubbed(KY)</w:t>
+              </w:r>
+            </w:hyperlink>
+          </w:p>
+          <w:p>
+            <w:pPr>
+              <w:spacing w:after="10" w:before="0"/>
+              <w:ind w:left="120"/>
+            </w:pPr>
+            <w:r>
+              <w:rPr>
+                <w:rFonts w:ascii="Arial" w:cs="Arial" w:eastAsia="Arial" w:hAnsi="Arial"/>
+                <w:color w:val="595959"/>
+                <w:sz w:val="14"/>
+                <w:szCs w:val="14"/>
+              </w:rPr>
+              <w:t xml:space="preserve">Source: Khan Academy (Kiswahili)</w:t>
+            </w:r>
+          </w:p>
+          <w:p>
+            <w:pPr>
+              <w:spacing w:after="10" w:before="0"/>
+              <w:ind w:left="120"/>
+            </w:pPr>
+            <w:hyperlink w:history="1" r:id="rIddktcb8df_ywwn-flhbqvg">
+              <w:r>
+                <w:rPr>
+                  <w:rFonts w:ascii="Arial" w:cs="Arial" w:eastAsia="Arial" w:hAnsi="Arial"/>
+                  <w:color w:val="595959"/>
+                  <w:sz w:val="14"/>
+                  <w:szCs w:val="14"/>
+                  <w:u w:val="single" w:color="595959"/>
+                </w:rPr>
+                <w:t xml:space="preserve">🔍 Search ARES for similar videos</w:t>
+              </w:r>
+            </w:hyperlink>
+          </w:p>
+          <w:p>
+            <w:pPr>
+              <w:spacing w:after="40" w:before="0"/>
+            </w:pPr>
+            <w:r>
+              <w:rPr>
+                <w:sz w:val="14"/>
+                <w:szCs w:val="14"/>
+              </w:rPr>
+              <w:t xml:space="preserve"/>
+            </w:r>
+          </w:p>
+          <w:p>
+            <w:pPr>
+              <w:spacing w:after="20" w:before="0"/>
+            </w:pPr>
+            <w:r>
+              <w:rPr>
+                <w:rFonts w:ascii="Arial" w:cs="Arial" w:eastAsia="Arial" w:hAnsi="Arial"/>
+                <w:b/>
+                <w:bCs/>
+                <w:color w:val="1F3864"/>
+                <w:sz w:val="16"/>
+                <w:szCs w:val="16"/>
+              </w:rPr>
+              <w:t xml:space="preserve">📖 HTML:</w:t>
+            </w:r>
+          </w:p>
+          <w:p>
+            <w:pPr>
+              <w:spacing w:after="20" w:before="0"/>
+            </w:pPr>
+            <w:hyperlink w:history="1" r:id="rIdmufroyznsofpanxlbq44h">
               <w:r>
                 <w:rPr>
                   <w:rFonts w:ascii="Arial" w:cs="Arial" w:eastAsia="Arial" w:hAnsi="Arial"/>
@@ -24260,7 +24566,7 @@
               <w:spacing w:after="10" w:before="0"/>
               <w:ind w:left="120"/>
             </w:pPr>
-            <w:hyperlink w:history="1" r:id="rIdrohgrowsiurgfvojlklhv">
+            <w:hyperlink w:history="1" r:id="rIdhqdlnaxyuc80vwi-phgot">
               <w:r>
                 <w:rPr>
                   <w:rFonts w:ascii="Arial" w:cs="Arial" w:eastAsia="Arial" w:hAnsi="Arial"/>
@@ -24302,7 +24608,7 @@
                 <w:sz w:val="18"/>
                 <w:szCs w:val="18"/>
               </w:rPr>
-              <w:t xml:space="preserve">Teacher writes the three-step framework on the board: Step 1 — Write the word equation. Step 2 — Replace each substance with its correct formula (symbol equation, unbalanced). Step 3 — Build an atom inventory table and adjust coefficients until both sides match. The teacher then models this with two examples. Example 1: Sodium reacts with water to form sodium hydroxide and hydrogen gas (linking directly to the sodium card from the Mystery Element Card Challenge). The teacher writes the word equation, then the unbalanced symbol equation 2Na + 2H2O → 2NaOH + H2, building the atom inventory table column by column on the board with student call-and-response for atom counts. Example 2: Calcium carbonate decomposes on heating to form calcium oxide and carbon dioxide — the exact process used at the Athi River Bamburi Cement works visible to students travelling on the Nairobi–Mombasa highway. CaCO3 → CaO + CO2 is already balanced; teacher uses this to show that sometimes no adjustment is needed and the inventory table confirms it. Students copy the atom inventory tables into their notebooks and annotate each step with marginal notes in their own words.</w:t>
+              <w:t xml:space="preserve">Students receive a structured worksheet containing six reactions to balance, all with Kenyan contexts: (1) Magnesium burning in air — magnesium ribbon is used in school labs across Kenya; (2) Calcium carbonate reacting with dilute hydrochloric acid — the effervescent test students will meet in qualitative analysis; (3) Iron reacting with oxygen to form iron(III) oxide — rust on Kisumu Port railings introduced in Lesson 6; (4) Potassium reacting with water to form potassium hydroxide and hydrogen — preparing for the Lesson 9 Nakuru farmer scenario; (5) Sodium carbonate reacting with hydrochloric acid — washing soda used in Kenyan households; (6) Hydrogen gas reacting with oxygen to form water — included to balance a reaction with a diatomic product. For each reaction students first write the word equation, then the symbol equation, then complete a printed atom inventory table, then state the balanced equation and the coefficient used. After 12 minutes of independent work, students exchange worksheets with a different partner (not the shoulder partner used in Predict) and mark using a colour-coded key: green for correct, amber for coefficient error, red for subscript changed illegally. Pairs discuss any red or amber markings before the teacher leads a brief whole-class debrief on the two most common errors seen.</w:t>
             </w:r>
           </w:p>
         </w:tc>
@@ -24334,7 +24640,7 @@
                 <w:sz w:val="18"/>
                 <w:szCs w:val="18"/>
               </w:rPr>
-              <w:t xml:space="preserve">For Example 1, write only the word equation first and ask: 'What formula did we derive in Lesson 7 for sodium hydroxide?' Pause for 10 seconds. Accept student responses before writing NaOH. Then write the unbalanced equation Na + H2O → NaOH + H2 and say: 'Let us count atoms on each side. I will make a table — help me fill it in.' Draw a four-column table: Element | Left side | Right side | Balanced? Read each element aloud and ask for counts by show of hands. When the table reveals H is unbalanced (2 on left, 3 on right in the unbalanced version), say: 'We have a problem. Where did that extra hydrogen atom come from? Remember — atoms cannot be created. So what must we do?' WAIT TIME: 15 seconds. Guide students to adjust the coefficient of H2O to 2, then recount. For Example 2, say: 'This reaction happens every day at the Bamburi plant near Athi River — limestone in, lime out, and the CO2 goes into the atmosphere. Let us check if it is already balanced.' After building the inventory table and confirming balance, say: 'Not every equation needs adjustment — the table tells you for certain.' Critical teacher move: explicitly state 'We NEVER change a subscript to balance an equation. Changing a subscript changes the substance itself — NaOH becomes something entirely different if you write NaOH2. We only change the big number in front — the coefficient.' Write this rule in a box on the board.</w:t>
+              <w:t xml:space="preserve">Distribute the worksheet and say: 'You have 12 minutes. Work independently — no partner discussion yet. Use the three-step method exactly as we practised. If you are stuck, go back to your atom inventory table and recount before changing anything.' Circulate and use targeted prompts rather than giving answers: 'How many oxygen atoms do you have on the right? Count again.' and 'Have you changed a subscript or a coefficient? Point to the number you changed.' After the peer-marking, ask: 'Show me by thumbs up or down — did your partner change any subscripts?' If many thumbs point down (errors found), project the most common error anonymously and ask the class to diagnose it: 'What rule did this student break? How do we fix it without changing the subscript?' WAIT TIME: after asking for diagnosis of the anonymous error, wait 20 seconds for thinking before accepting responses.</w:t>
             </w:r>
           </w:p>
         </w:tc>
@@ -24366,7 +24672,7 @@
                 <w:sz w:val="18"/>
                 <w:szCs w:val="18"/>
               </w:rPr>
-              <w:t xml:space="preserve">The teacher uses a think-aloud modelling strategy combined with student call-and-response to make the invisible atom-counting process visible. Connecting Example 1 to the sodium Mystery Card and Example 2 to a landmark on the Nairobi–Mombasa highway embeds the abstract procedure in the anchoring phenomenon and in Kenyan geography, maintaining storyline coherence.</w:t>
+              <w:t xml:space="preserve">The structured worksheet with printed atom inventory tables scaffolds the procedure while the Kenyan contexts (Kisumu rust, washing soda, Nakuru potassium) maintain relevance. Colour-coded peer marking makes error patterns concrete and non-threatening, transforming marking into a learning activity rather than a judgment. The debrief on the two most common errors consolidates the key conceptual distinction between coefficient and subscript.</w:t>
             </w:r>
           </w:p>
         </w:tc>
@@ -24398,7 +24704,7 @@
                 <w:sz w:val="18"/>
                 <w:szCs w:val="18"/>
               </w:rPr>
-              <w:t xml:space="preserve">During call-and-response atom counting, the teacher notes which students give incorrect counts and which students correctly identify the unbalanced element before the table is complete. If fewer than half the class correctly counts hydrogen in Example 1, the teacher pauses for a second guided example before releasing students to independent practice.</w:t>
+              <w:t xml:space="preserve">Peer-marked worksheets are collected at the end of the lesson. The teacher scans for: proportion of students with all six balanced correctly (target: 70 percent); frequency of the subscript-change error; frequency of omitting brackets around radicals such as OH in Ca(OH)2. Results inform the opening review in Lesson 9.</w:t>
             </w:r>
           </w:p>
         </w:tc>
@@ -24407,32 +24713,32 @@
         <w:tc>
           <w:tcPr>
             <w:tcW w:type="dxa" w:w="1520"/>
-            <w:shd w:fill="E2EFDA" w:color="auto" w:val="clear"/>
-            <w:tcMar>
-              <w:top w:type="dxa" w:w="60"/>
-              <w:left w:type="dxa" w:w="120"/>
-              <w:bottom w:type="dxa" w:w="60"/>
-              <w:right w:type="dxa" w:w="120"/>
-            </w:tcMar>
-            <w:vAlign w:val="top"/>
-          </w:tcPr>
-          <w:p>
-            <w:pPr>
-              <w:spacing w:after="40" w:before="0"/>
-              <w:jc w:val="left"/>
-            </w:pPr>
-            <w:r>
-              <w:rPr>
-                <w:rFonts w:ascii="Arial" w:cs="Arial" w:eastAsia="Arial" w:hAnsi="Arial"/>
-                <w:b/>
-                <w:bCs/>
-                <w:i w:val="false"/>
-                <w:iCs w:val="false"/>
-                <w:color w:val="000000"/>
-                <w:sz w:val="18"/>
-                <w:szCs w:val="18"/>
-              </w:rPr>
-              <w:t xml:space="preserve">Explain Phase</w:t>
+            <w:shd w:fill="FCE4D6" w:color="auto" w:val="clear"/>
+            <w:tcMar>
+              <w:top w:type="dxa" w:w="60"/>
+              <w:left w:type="dxa" w:w="120"/>
+              <w:bottom w:type="dxa" w:w="60"/>
+              <w:right w:type="dxa" w:w="120"/>
+            </w:tcMar>
+            <w:vAlign w:val="top"/>
+          </w:tcPr>
+          <w:p>
+            <w:pPr>
+              <w:spacing w:after="40" w:before="0"/>
+              <w:jc w:val="left"/>
+            </w:pPr>
+            <w:r>
+              <w:rPr>
+                <w:rFonts w:ascii="Arial" w:cs="Arial" w:eastAsia="Arial" w:hAnsi="Arial"/>
+                <w:b/>
+                <w:bCs/>
+                <w:i w:val="false"/>
+                <w:iCs w:val="false"/>
+                <w:color w:val="000000"/>
+                <w:sz w:val="18"/>
+                <w:szCs w:val="18"/>
+              </w:rPr>
+              <w:t xml:space="preserve">Driving Question Board (DQB) Creation</w:t>
             </w:r>
           </w:p>
           <w:p>
@@ -24455,7 +24761,7 @@
             <w:pPr>
               <w:spacing w:after="20" w:before="0"/>
             </w:pPr>
-            <w:hyperlink w:history="1" r:id="rIdmvpg7t1y7bn96q7i3hl47">
+            <w:hyperlink w:history="1" r:id="rIdfworxls69udizqsn4tp6a">
               <w:r>
                 <w:rPr>
                   <w:rFonts w:ascii="Arial" w:cs="Arial" w:eastAsia="Arial" w:hAnsi="Arial"/>
@@ -24464,7 +24770,7 @@
                   <w:szCs w:val="16"/>
                   <w:u w:val="single" w:color="2E75B6"/>
                 </w:rPr>
-                <w:t xml:space="preserve">Stoichiometry -dubbed(KY)</w:t>
+                <w:t xml:space="preserve">Visualizing chemical equations using particulate models</w:t>
               </w:r>
             </w:hyperlink>
           </w:p>
@@ -24480,7 +24786,7 @@
                 <w:sz w:val="14"/>
                 <w:szCs w:val="14"/>
               </w:rPr>
-              <w:t xml:space="preserve">Source: Khan Academy (Kiswahili)</w:t>
+              <w:t xml:space="preserve">Source: Khan Academy (English - US curriculum)</w:t>
             </w:r>
           </w:p>
           <w:p>
@@ -24488,7 +24794,7 @@
               <w:spacing w:after="10" w:before="0"/>
               <w:ind w:left="120"/>
             </w:pPr>
-            <w:hyperlink w:history="1" r:id="rId1q9tnhjrhz0jvutxzazy1">
+            <w:hyperlink w:history="1" r:id="rIduzrwqada5xl5i_0xcp-a-">
               <w:r>
                 <w:rPr>
                   <w:rFonts w:ascii="Arial" w:cs="Arial" w:eastAsia="Arial" w:hAnsi="Arial"/>
@@ -24533,7 +24839,7 @@
             <w:pPr>
               <w:spacing w:after="20" w:before="0"/>
             </w:pPr>
-            <w:hyperlink w:history="1" r:id="rIdzvrewocxrn0q8dn-ohoti">
+            <w:hyperlink w:history="1" r:id="rId9d8tnxxaz8erjtdxksqqa">
               <w:r>
                 <w:rPr>
                   <w:rFonts w:ascii="Arial" w:cs="Arial" w:eastAsia="Arial" w:hAnsi="Arial"/>
@@ -24566,7 +24872,7 @@
               <w:spacing w:after="10" w:before="0"/>
               <w:ind w:left="120"/>
             </w:pPr>
-            <w:hyperlink w:history="1" r:id="rIdvy5vww73lllhf5xisq1dy">
+            <w:hyperlink w:history="1" r:id="rIdw63xpea-g3ozvsttb4oif">
               <w:r>
                 <w:rPr>
                   <w:rFonts w:ascii="Arial" w:cs="Arial" w:eastAsia="Arial" w:hAnsi="Arial"/>
@@ -24608,7 +24914,7 @@
                 <w:sz w:val="18"/>
                 <w:szCs w:val="18"/>
               </w:rPr>
-              <w:t xml:space="preserve">Students receive a structured worksheet containing six reactions to balance, all with Kenyan contexts: (1) Magnesium burning in air — magnesium ribbon is used in school labs across Kenya; (2) Calcium carbonate reacting with dilute hydrochloric acid — the effervescent test students will meet in qualitative analysis; (3) Iron reacting with oxygen to form iron(III) oxide — rust on Kisumu Port railings introduced in Lesson 6; (4) Potassium reacting with water to form potassium hydroxide and hydrogen — preparing for the Lesson 9 Nakuru farmer scenario; (5) Sodium carbonate reacting with hydrochloric acid — washing soda used in Kenyan households; (6) Hydrogen gas reacting with oxygen to form water — included to balance a reaction with a diatomic product. For each reaction students first write the word equation, then the symbol equation, then complete a printed atom inventory table, then state the balanced equation and the coefficient used. After 12 minutes of independent work, students exchange worksheets with a different partner (not the shoulder partner used in Predict) and mark using a colour-coded key: green for correct, amber for coefficient error, red for subscript changed illegally. Pairs discuss any red or amber markings before the teacher leads a brief whole-class debrief on the two most common errors seen.</w:t>
+              <w:t xml:space="preserve">With 5 minutes remaining, the teacher draws attention to the DQB at the front of the room. Students revisit the sticky notes posted in earlier lessons, particularly the Lesson 4 note asking 'Why does reactivity increase down Group 1?' and the Lesson 7 note asking 'How do we know which oxidation number to use?' The teacher asks: 'Balancing an equation means the number of atoms on both sides must be equal. Which law in science does that remind you of?' Students think for 30 seconds, then one student from each group posts a new sticky note. The intended new question is: 'Why must equations be balanced — what law does this connect to?' If students do not generate this question independently, the teacher models posting it and labels it as a question to investigate. A second prompt: 'Looking at the sodium-plus-water equation we balanced today, can you see which bonds were broken and which new bonds formed? Post a question if something is puzzling.' This bridges to Lesson 9 and Sub-Strand 1.4.</w:t>
             </w:r>
           </w:p>
         </w:tc>
@@ -24640,7 +24946,7 @@
                 <w:sz w:val="18"/>
                 <w:szCs w:val="18"/>
               </w:rPr>
-              <w:t xml:space="preserve">Distribute the worksheet and say: 'You have 12 minutes. Work independently — no partner discussion yet. Use the three-step method exactly as we practised. If you are stuck, go back to your atom inventory table and recount before changing anything.' Circulate and use targeted prompts rather than giving answers: 'How many oxygen atoms do you have on the right? Count again.' and 'Have you changed a subscript or a coefficient? Point to the number you changed.' After the peer-marking, ask: 'Show me by thumbs up or down — did your partner change any subscripts?' If many thumbs point down (errors found), project the most common error anonymously and ask the class to diagnose it: 'What rule did this student break? How do we fix it without changing the subscript?' WAIT TIME: after asking for diagnosis of the anonymous error, wait 20 seconds for thinking before accepting responses.</w:t>
+              <w:t xml:space="preserve">Point to the DQB and say: 'Every lesson we have added new questions. Today we discovered that we must balance equations. Why? What deep principle forces us to do this?' Allow 30 seconds of silent thinking. Then say: 'Write your question on a sticky note and post it. If your question is the same as a classmate post it on top — that shows it is an important shared question.' After posting, read the new questions aloud and say: 'The question about conservation of mass will be answered in your physics strand as well — this is one of those ideas that cuts across all of science. Next lesson we will use these balanced equations to solve a real problem for a Kenyan farmer.' WAIT TIME: 30 seconds of silence after posing the conservation-of-mass prompt, with no further teacher talk, so students can genuinely formulate their own questions.</w:t>
             </w:r>
           </w:p>
         </w:tc>
@@ -24672,7 +24978,7 @@
                 <w:sz w:val="18"/>
                 <w:szCs w:val="18"/>
               </w:rPr>
-              <w:t xml:space="preserve">The structured worksheet with printed atom inventory tables scaffolds the procedure while the Kenyan contexts (Kisumu rust, washing soda, Nakuru potassium) maintain relevance. Colour-coded peer marking makes error patterns concrete and non-threatening, transforming marking into a learning activity rather than a judgment. The debrief on the two most common errors consolidates the key conceptual distinction between coefficient and subscript.</w:t>
+              <w:t xml:space="preserve">Returning to the DQB at the end of each lesson reinforces the idea that science proceeds by asking questions and accumulating evidence. Linking the new question about conservation of mass to the driving question ('Why do elements behave so differently?') shows students that even the symbolic representation of reactions is constrained by the same underlying atomic structure they have been studying throughout the unit.</w:t>
             </w:r>
           </w:p>
         </w:tc>
@@ -24704,7 +25010,7 @@
                 <w:sz w:val="18"/>
                 <w:szCs w:val="18"/>
               </w:rPr>
-              <w:t xml:space="preserve">Peer-marked worksheets are collected at the end of the lesson. The teacher scans for: proportion of students with all six balanced correctly (target: 70 percent); frequency of the subscript-change error; frequency of omitting brackets around radicals such as OH in Ca(OH)2. Results inform the opening review in Lesson 9.</w:t>
+              <w:t xml:space="preserve">The quality and specificity of student-generated DQB questions reveals depth of understanding. Vague questions such as 'Why do we balance?' indicate surface engagement; specific questions such as 'Does the mass of the products always equal the mass of the reactants in the sodium-water reaction?' indicate conceptual engagement with conservation. Teacher notes the split for differentiation in Lesson 9.</w:t>
             </w:r>
           </w:p>
         </w:tc>
@@ -24713,32 +25019,32 @@
         <w:tc>
           <w:tcPr>
             <w:tcW w:type="dxa" w:w="1520"/>
-            <w:shd w:fill="FCE4D6" w:color="auto" w:val="clear"/>
-            <w:tcMar>
-              <w:top w:type="dxa" w:w="60"/>
-              <w:left w:type="dxa" w:w="120"/>
-              <w:bottom w:type="dxa" w:w="60"/>
-              <w:right w:type="dxa" w:w="120"/>
-            </w:tcMar>
-            <w:vAlign w:val="top"/>
-          </w:tcPr>
-          <w:p>
-            <w:pPr>
-              <w:spacing w:after="40" w:before="0"/>
-              <w:jc w:val="left"/>
-            </w:pPr>
-            <w:r>
-              <w:rPr>
-                <w:rFonts w:ascii="Arial" w:cs="Arial" w:eastAsia="Arial" w:hAnsi="Arial"/>
-                <w:b/>
-                <w:bCs/>
-                <w:i w:val="false"/>
-                <w:iCs w:val="false"/>
-                <w:color w:val="000000"/>
-                <w:sz w:val="18"/>
-                <w:szCs w:val="18"/>
-              </w:rPr>
-              <w:t xml:space="preserve">Driving Question Board (DQB) Creation</w:t>
+            <w:shd w:fill="D5E8F0" w:color="auto" w:val="clear"/>
+            <w:tcMar>
+              <w:top w:type="dxa" w:w="60"/>
+              <w:left w:type="dxa" w:w="120"/>
+              <w:bottom w:type="dxa" w:w="60"/>
+              <w:right w:type="dxa" w:w="120"/>
+            </w:tcMar>
+            <w:vAlign w:val="top"/>
+          </w:tcPr>
+          <w:p>
+            <w:pPr>
+              <w:spacing w:after="40" w:before="0"/>
+              <w:jc w:val="left"/>
+            </w:pPr>
+            <w:r>
+              <w:rPr>
+                <w:rFonts w:ascii="Arial" w:cs="Arial" w:eastAsia="Arial" w:hAnsi="Arial"/>
+                <w:b/>
+                <w:bCs/>
+                <w:i w:val="false"/>
+                <w:iCs w:val="false"/>
+                <w:color w:val="000000"/>
+                <w:sz w:val="18"/>
+                <w:szCs w:val="18"/>
+              </w:rPr>
+              <w:t xml:space="preserve">Model Building Phase</w:t>
             </w:r>
           </w:p>
           <w:p>
@@ -24761,7 +25067,7 @@
             <w:pPr>
               <w:spacing w:after="20" w:before="0"/>
             </w:pPr>
-            <w:hyperlink w:history="1" r:id="rId7rourbxsgfknisn3scnko">
+            <w:hyperlink w:history="1" r:id="rId7-dkyvtiazmn2albsndul">
               <w:r>
                 <w:rPr>
                   <w:rFonts w:ascii="Arial" w:cs="Arial" w:eastAsia="Arial" w:hAnsi="Arial"/>
@@ -24770,7 +25076,7 @@
                   <w:szCs w:val="16"/>
                   <w:u w:val="single" w:color="2E75B6"/>
                 </w:rPr>
-                <w:t xml:space="preserve">Visualizing chemical equations using particulate models</w:t>
+                <w:t xml:space="preserve">Visually understanding balancing chemical equations</w:t>
               </w:r>
             </w:hyperlink>
           </w:p>
@@ -24794,7 +25100,7 @@
               <w:spacing w:after="10" w:before="0"/>
               <w:ind w:left="120"/>
             </w:pPr>
-            <w:hyperlink w:history="1" r:id="rIddr8ktvzpcaubn7eq2uymd">
+            <w:hyperlink w:history="1" r:id="rIdrtm24mf96mbezrcemhy9i">
               <w:r>
                 <w:rPr>
                   <w:rFonts w:ascii="Arial" w:cs="Arial" w:eastAsia="Arial" w:hAnsi="Arial"/>
@@ -24832,14 +25138,14 @@
                 <w:sz w:val="16"/>
                 <w:szCs w:val="16"/>
               </w:rPr>
-              <w:t xml:space="preserve">📖 HTML:</w:t>
+              <w:t xml:space="preserve">📖 EXERCISE:</w:t>
             </w:r>
           </w:p>
           <w:p>
             <w:pPr>
               <w:spacing w:after="20" w:before="0"/>
             </w:pPr>
-            <w:hyperlink w:history="1" r:id="rIdfsyfwudcrdc4xrvafa1iy">
+            <w:hyperlink w:history="1" r:id="rId-cml4pytlqpfe6dntxmly">
               <w:r>
                 <w:rPr>
                   <w:rFonts w:ascii="Arial" w:cs="Arial" w:eastAsia="Arial" w:hAnsi="Arial"/>
@@ -24848,7 +25154,7 @@
                   <w:szCs w:val="16"/>
                   <w:u w:val="single" w:color="2E75B6"/>
                 </w:rPr>
-                <w:t xml:space="preserve">Writing the Periodic Table (PLIX)</w:t>
+                <w:t xml:space="preserve">Writing equilibrium constant expressions</w:t>
               </w:r>
             </w:hyperlink>
           </w:p>
@@ -24864,7 +25170,7 @@
                 <w:sz w:val="14"/>
                 <w:szCs w:val="14"/>
               </w:rPr>
-              <w:t xml:space="preserve">Source: CK-12</w:t>
+              <w:t xml:space="preserve">Source: Khan Academy (English - US curriculum)</w:t>
             </w:r>
           </w:p>
           <w:p>
@@ -24872,313 +25178,7 @@
               <w:spacing w:after="10" w:before="0"/>
               <w:ind w:left="120"/>
             </w:pPr>
-            <w:hyperlink w:history="1" r:id="rIdacnj4dl6rmmwxsc6svi1q">
-              <w:r>
-                <w:rPr>
-                  <w:rFonts w:ascii="Arial" w:cs="Arial" w:eastAsia="Arial" w:hAnsi="Arial"/>
-                  <w:color w:val="595959"/>
-                  <w:sz w:val="14"/>
-                  <w:szCs w:val="14"/>
-                  <w:u w:val="single" w:color="595959"/>
-                </w:rPr>
-                <w:t xml:space="preserve">🔍 Search ARES for similar readings</w:t>
-              </w:r>
-            </w:hyperlink>
-          </w:p>
-        </w:tc>
-        <w:tc>
-          <w:tcPr>
-            <w:tcW w:type="dxa" w:w="3040"/>
-            <w:shd w:fill="FFFFFF" w:color="auto" w:val="clear"/>
-            <w:tcMar>
-              <w:top w:type="dxa" w:w="60"/>
-              <w:left w:type="dxa" w:w="120"/>
-              <w:bottom w:type="dxa" w:w="60"/>
-              <w:right w:type="dxa" w:w="120"/>
-            </w:tcMar>
-            <w:vAlign w:val="top"/>
-          </w:tcPr>
-          <w:p>
-            <w:pPr>
-              <w:spacing w:after="40" w:before="0"/>
-              <w:jc w:val="left"/>
-            </w:pPr>
-            <w:r>
-              <w:rPr>
-                <w:rFonts w:ascii="Arial" w:cs="Arial" w:eastAsia="Arial" w:hAnsi="Arial"/>
-                <w:b w:val="false"/>
-                <w:bCs w:val="false"/>
-                <w:i w:val="false"/>
-                <w:iCs w:val="false"/>
-                <w:color w:val="000000"/>
-                <w:sz w:val="18"/>
-                <w:szCs w:val="18"/>
-              </w:rPr>
-              <w:t xml:space="preserve">With 5 minutes remaining, the teacher draws attention to the DQB at the front of the room. Students revisit the sticky notes posted in earlier lessons, particularly the Lesson 4 note asking 'Why does reactivity increase down Group 1?' and the Lesson 7 note asking 'How do we know which oxidation number to use?' The teacher asks: 'Balancing an equation means the number of atoms on both sides must be equal. Which law in science does that remind you of?' Students think for 30 seconds, then one student from each group posts a new sticky note. The intended new question is: 'Why must equations be balanced — what law does this connect to?' If students do not generate this question independently, the teacher models posting it and labels it as a question to investigate. A second prompt: 'Looking at the sodium-plus-water equation we balanced today, can you see which bonds were broken and which new bonds formed? Post a question if something is puzzling.' This bridges to Lesson 9 and Sub-Strand 1.4.</w:t>
-            </w:r>
-          </w:p>
-        </w:tc>
-        <w:tc>
-          <w:tcPr>
-            <w:tcW w:type="dxa" w:w="3040"/>
-            <w:shd w:fill="F2F2F2" w:color="auto" w:val="clear"/>
-            <w:tcMar>
-              <w:top w:type="dxa" w:w="60"/>
-              <w:left w:type="dxa" w:w="120"/>
-              <w:bottom w:type="dxa" w:w="60"/>
-              <w:right w:type="dxa" w:w="120"/>
-            </w:tcMar>
-            <w:vAlign w:val="top"/>
-          </w:tcPr>
-          <w:p>
-            <w:pPr>
-              <w:spacing w:after="40" w:before="0"/>
-              <w:jc w:val="left"/>
-            </w:pPr>
-            <w:r>
-              <w:rPr>
-                <w:rFonts w:ascii="Arial" w:cs="Arial" w:eastAsia="Arial" w:hAnsi="Arial"/>
-                <w:b w:val="false"/>
-                <w:bCs w:val="false"/>
-                <w:i w:val="false"/>
-                <w:iCs w:val="false"/>
-                <w:color w:val="000000"/>
-                <w:sz w:val="18"/>
-                <w:szCs w:val="18"/>
-              </w:rPr>
-              <w:t xml:space="preserve">Point to the DQB and say: 'Every lesson we have added new questions. Today we discovered that we must balance equations. Why? What deep principle forces us to do this?' Allow 30 seconds of silent thinking. Then say: 'Write your question on a sticky note and post it. If your question is the same as a classmate post it on top — that shows it is an important shared question.' After posting, read the new questions aloud and say: 'The question about conservation of mass will be answered in your physics strand as well — this is one of those ideas that cuts across all of science. Next lesson we will use these balanced equations to solve a real problem for a Kenyan farmer.' WAIT TIME: 30 seconds of silence after posing the conservation-of-mass prompt, with no further teacher talk, so students can genuinely formulate their own questions.</w:t>
-            </w:r>
-          </w:p>
-        </w:tc>
-        <w:tc>
-          <w:tcPr>
-            <w:tcW w:type="dxa" w:w="3040"/>
-            <w:shd w:fill="FFFFFF" w:color="auto" w:val="clear"/>
-            <w:tcMar>
-              <w:top w:type="dxa" w:w="60"/>
-              <w:left w:type="dxa" w:w="120"/>
-              <w:bottom w:type="dxa" w:w="60"/>
-              <w:right w:type="dxa" w:w="120"/>
-            </w:tcMar>
-            <w:vAlign w:val="top"/>
-          </w:tcPr>
-          <w:p>
-            <w:pPr>
-              <w:spacing w:after="40" w:before="0"/>
-              <w:jc w:val="left"/>
-            </w:pPr>
-            <w:r>
-              <w:rPr>
-                <w:rFonts w:ascii="Arial" w:cs="Arial" w:eastAsia="Arial" w:hAnsi="Arial"/>
-                <w:b w:val="false"/>
-                <w:bCs w:val="false"/>
-                <w:i w:val="false"/>
-                <w:iCs w:val="false"/>
-                <w:color w:val="000000"/>
-                <w:sz w:val="18"/>
-                <w:szCs w:val="18"/>
-              </w:rPr>
-              <w:t xml:space="preserve">Returning to the DQB at the end of each lesson reinforces the idea that science proceeds by asking questions and accumulating evidence. Linking the new question about conservation of mass to the driving question ('Why do elements behave so differently?') shows students that even the symbolic representation of reactions is constrained by the same underlying atomic structure they have been studying throughout the unit.</w:t>
-            </w:r>
-          </w:p>
-        </w:tc>
-        <w:tc>
-          <w:tcPr>
-            <w:tcW w:type="dxa" w:w="3040"/>
-            <w:shd w:fill="F2F2F2" w:color="auto" w:val="clear"/>
-            <w:tcMar>
-              <w:top w:type="dxa" w:w="60"/>
-              <w:left w:type="dxa" w:w="120"/>
-              <w:bottom w:type="dxa" w:w="60"/>
-              <w:right w:type="dxa" w:w="120"/>
-            </w:tcMar>
-            <w:vAlign w:val="top"/>
-          </w:tcPr>
-          <w:p>
-            <w:pPr>
-              <w:spacing w:after="40" w:before="0"/>
-              <w:jc w:val="left"/>
-            </w:pPr>
-            <w:r>
-              <w:rPr>
-                <w:rFonts w:ascii="Arial" w:cs="Arial" w:eastAsia="Arial" w:hAnsi="Arial"/>
-                <w:b w:val="false"/>
-                <w:bCs w:val="false"/>
-                <w:i w:val="false"/>
-                <w:iCs w:val="false"/>
-                <w:color w:val="000000"/>
-                <w:sz w:val="18"/>
-                <w:szCs w:val="18"/>
-              </w:rPr>
-              <w:t xml:space="preserve">The quality and specificity of student-generated DQB questions reveals depth of understanding. Vague questions such as 'Why do we balance?' indicate surface engagement; specific questions such as 'Does the mass of the products always equal the mass of the reactants in the sodium-water reaction?' indicate conceptual engagement with conservation. Teacher notes the split for differentiation in Lesson 9.</w:t>
-            </w:r>
-          </w:p>
-        </w:tc>
-      </w:tr>
-      <w:tr>
-        <w:tc>
-          <w:tcPr>
-            <w:tcW w:type="dxa" w:w="1520"/>
-            <w:shd w:fill="D5E8F0" w:color="auto" w:val="clear"/>
-            <w:tcMar>
-              <w:top w:type="dxa" w:w="60"/>
-              <w:left w:type="dxa" w:w="120"/>
-              <w:bottom w:type="dxa" w:w="60"/>
-              <w:right w:type="dxa" w:w="120"/>
-            </w:tcMar>
-            <w:vAlign w:val="top"/>
-          </w:tcPr>
-          <w:p>
-            <w:pPr>
-              <w:spacing w:after="40" w:before="0"/>
-              <w:jc w:val="left"/>
-            </w:pPr>
-            <w:r>
-              <w:rPr>
-                <w:rFonts w:ascii="Arial" w:cs="Arial" w:eastAsia="Arial" w:hAnsi="Arial"/>
-                <w:b/>
-                <w:bCs/>
-                <w:i w:val="false"/>
-                <w:iCs w:val="false"/>
-                <w:color w:val="000000"/>
-                <w:sz w:val="18"/>
-                <w:szCs w:val="18"/>
-              </w:rPr>
-              <w:t xml:space="preserve">Model Building Phase</w:t>
-            </w:r>
-          </w:p>
-          <w:p>
-            <w:pPr>
-              <w:spacing w:after="20" w:before="0"/>
-            </w:pPr>
-            <w:r>
-              <w:rPr>
-                <w:rFonts w:ascii="Arial" w:cs="Arial" w:eastAsia="Arial" w:hAnsi="Arial"/>
-                <w:b/>
-                <w:bCs/>
-                <w:color w:val="1F3864"/>
-                <w:sz w:val="16"/>
-                <w:szCs w:val="16"/>
-              </w:rPr>
-              <w:t xml:space="preserve">📹 VIDEO:</w:t>
-            </w:r>
-          </w:p>
-          <w:p>
-            <w:pPr>
-              <w:spacing w:after="20" w:before="0"/>
-            </w:pPr>
-            <w:hyperlink w:history="1" r:id="rIdz7ixhpnsszfm8b13zcvcd">
-              <w:r>
-                <w:rPr>
-                  <w:rFonts w:ascii="Arial" w:cs="Arial" w:eastAsia="Arial" w:hAnsi="Arial"/>
-                  <w:color w:val="2E75B6"/>
-                  <w:sz w:val="16"/>
-                  <w:szCs w:val="16"/>
-                  <w:u w:val="single" w:color="2E75B6"/>
-                </w:rPr>
-                <w:t xml:space="preserve">Visually understanding balancing chemical equations</w:t>
-              </w:r>
-            </w:hyperlink>
-          </w:p>
-          <w:p>
-            <w:pPr>
-              <w:spacing w:after="10" w:before="0"/>
-              <w:ind w:left="120"/>
-            </w:pPr>
-            <w:r>
-              <w:rPr>
-                <w:rFonts w:ascii="Arial" w:cs="Arial" w:eastAsia="Arial" w:hAnsi="Arial"/>
-                <w:color w:val="595959"/>
-                <w:sz w:val="14"/>
-                <w:szCs w:val="14"/>
-              </w:rPr>
-              <w:t xml:space="preserve">Source: Khan Academy (English - US curriculum)</w:t>
-            </w:r>
-          </w:p>
-          <w:p>
-            <w:pPr>
-              <w:spacing w:after="10" w:before="0"/>
-              <w:ind w:left="120"/>
-            </w:pPr>
-            <w:hyperlink w:history="1" r:id="rId5hpvr5xoa8a8ummijcmnx">
-              <w:r>
-                <w:rPr>
-                  <w:rFonts w:ascii="Arial" w:cs="Arial" w:eastAsia="Arial" w:hAnsi="Arial"/>
-                  <w:color w:val="595959"/>
-                  <w:sz w:val="14"/>
-                  <w:szCs w:val="14"/>
-                  <w:u w:val="single" w:color="595959"/>
-                </w:rPr>
-                <w:t xml:space="preserve">🔍 Search ARES for similar videos</w:t>
-              </w:r>
-            </w:hyperlink>
-          </w:p>
-          <w:p>
-            <w:pPr>
-              <w:spacing w:after="40" w:before="0"/>
-            </w:pPr>
-            <w:r>
-              <w:rPr>
-                <w:sz w:val="14"/>
-                <w:szCs w:val="14"/>
-              </w:rPr>
-              <w:t xml:space="preserve"/>
-            </w:r>
-          </w:p>
-          <w:p>
-            <w:pPr>
-              <w:spacing w:after="20" w:before="0"/>
-            </w:pPr>
-            <w:r>
-              <w:rPr>
-                <w:rFonts w:ascii="Arial" w:cs="Arial" w:eastAsia="Arial" w:hAnsi="Arial"/>
-                <w:b/>
-                <w:bCs/>
-                <w:color w:val="1F3864"/>
-                <w:sz w:val="16"/>
-                <w:szCs w:val="16"/>
-              </w:rPr>
-              <w:t xml:space="preserve">📖 HTML:</w:t>
-            </w:r>
-          </w:p>
-          <w:p>
-            <w:pPr>
-              <w:spacing w:after="20" w:before="0"/>
-            </w:pPr>
-            <w:hyperlink w:history="1" r:id="rIdzmjmnz5niozweonq4eeyg">
-              <w:r>
-                <w:rPr>
-                  <w:rFonts w:ascii="Arial" w:cs="Arial" w:eastAsia="Arial" w:hAnsi="Arial"/>
-                  <w:color w:val="2E75B6"/>
-                  <w:sz w:val="16"/>
-                  <w:szCs w:val="16"/>
-                  <w:u w:val="single" w:color="2E75B6"/>
-                </w:rPr>
-                <w:t xml:space="preserve">Balancing Chemical Equations</w:t>
-              </w:r>
-            </w:hyperlink>
-          </w:p>
-          <w:p>
-            <w:pPr>
-              <w:spacing w:after="10" w:before="0"/>
-              <w:ind w:left="120"/>
-            </w:pPr>
-            <w:r>
-              <w:rPr>
-                <w:rFonts w:ascii="Arial" w:cs="Arial" w:eastAsia="Arial" w:hAnsi="Arial"/>
-                <w:color w:val="595959"/>
-                <w:sz w:val="14"/>
-                <w:szCs w:val="14"/>
-              </w:rPr>
-              <w:t xml:space="preserve">Source: PhET Interactive Simulations (English)</w:t>
-            </w:r>
-          </w:p>
-          <w:p>
-            <w:pPr>
-              <w:spacing w:after="10" w:before="0"/>
-              <w:ind w:left="120"/>
-            </w:pPr>
-            <w:hyperlink w:history="1" r:id="rIdkcsb_bepx5j2hmhugnkf8">
+            <w:hyperlink w:history="1" r:id="rIdmy8jljj0qhqia7gsdjilw">
               <w:r>
                 <w:rPr>
                   <w:rFonts w:ascii="Arial" w:cs="Arial" w:eastAsia="Arial" w:hAnsi="Arial"/>
@@ -26665,7 +26665,7 @@
             <w:pPr>
               <w:spacing w:after="20" w:before="0"/>
             </w:pPr>
-            <w:hyperlink w:history="1" r:id="rIddrtlkr2keuez5oje9ypjx">
+            <w:hyperlink w:history="1" r:id="rIdjm9y8ekhydm9kvmfayxin">
               <w:r>
                 <w:rPr>
                   <w:rFonts w:ascii="Arial" w:cs="Arial" w:eastAsia="Arial" w:hAnsi="Arial"/>
@@ -26698,7 +26698,7 @@
               <w:spacing w:after="10" w:before="0"/>
               <w:ind w:left="120"/>
             </w:pPr>
-            <w:hyperlink w:history="1" r:id="rId_zeaai5boxsqz2bs6cszc">
+            <w:hyperlink w:history="1" r:id="rIdmlajkw_it62lkmawspa5a">
               <w:r>
                 <w:rPr>
                   <w:rFonts w:ascii="Arial" w:cs="Arial" w:eastAsia="Arial" w:hAnsi="Arial"/>
@@ -26743,7 +26743,7 @@
             <w:pPr>
               <w:spacing w:after="20" w:before="0"/>
             </w:pPr>
-            <w:hyperlink w:history="1" r:id="rIdgl1rgf6brs7wlwfua2gzr">
+            <w:hyperlink w:history="1" r:id="rIdckg8yvowtf7fjfw-i12ud">
               <w:r>
                 <w:rPr>
                   <w:rFonts w:ascii="Arial" w:cs="Arial" w:eastAsia="Arial" w:hAnsi="Arial"/>
@@ -26776,7 +26776,7 @@
               <w:spacing w:after="10" w:before="0"/>
               <w:ind w:left="120"/>
             </w:pPr>
-            <w:hyperlink w:history="1" r:id="rIdlxuevz0ztirqvfsxmnfjw">
+            <w:hyperlink w:history="1" r:id="rIdnj5vqdl7gryhsjje_viln">
               <w:r>
                 <w:rPr>
                   <w:rFonts w:ascii="Arial" w:cs="Arial" w:eastAsia="Arial" w:hAnsi="Arial"/>
@@ -26971,7 +26971,313 @@
             <w:pPr>
               <w:spacing w:after="20" w:before="0"/>
             </w:pPr>
-            <w:hyperlink w:history="1" r:id="rIdnwhwbleg_thufsfpmrur4">
+            <w:hyperlink w:history="1" r:id="rIdowe5jyxdhwqbxprzkhqxo">
+              <w:r>
+                <w:rPr>
+                  <w:rFonts w:ascii="Arial" w:cs="Arial" w:eastAsia="Arial" w:hAnsi="Arial"/>
+                  <w:color w:val="2E75B6"/>
+                  <w:sz w:val="16"/>
+                  <w:szCs w:val="16"/>
+                  <w:u w:val="single" w:color="2E75B6"/>
+                </w:rPr>
+                <w:t xml:space="preserve">The periodic table - classification of elements</w:t>
+              </w:r>
+            </w:hyperlink>
+          </w:p>
+          <w:p>
+            <w:pPr>
+              <w:spacing w:after="10" w:before="0"/>
+              <w:ind w:left="120"/>
+            </w:pPr>
+            <w:r>
+              <w:rPr>
+                <w:rFonts w:ascii="Arial" w:cs="Arial" w:eastAsia="Arial" w:hAnsi="Arial"/>
+                <w:color w:val="595959"/>
+                <w:sz w:val="14"/>
+                <w:szCs w:val="14"/>
+              </w:rPr>
+              <w:t xml:space="preserve">Source: Khan Academy (English - US curriculum)</w:t>
+            </w:r>
+          </w:p>
+          <w:p>
+            <w:pPr>
+              <w:spacing w:after="10" w:before="0"/>
+              <w:ind w:left="120"/>
+            </w:pPr>
+            <w:hyperlink w:history="1" r:id="rIdspgyd7r7zqyawxejgb2s3">
+              <w:r>
+                <w:rPr>
+                  <w:rFonts w:ascii="Arial" w:cs="Arial" w:eastAsia="Arial" w:hAnsi="Arial"/>
+                  <w:color w:val="595959"/>
+                  <w:sz w:val="14"/>
+                  <w:szCs w:val="14"/>
+                  <w:u w:val="single" w:color="595959"/>
+                </w:rPr>
+                <w:t xml:space="preserve">🔍 Search ARES for similar videos</w:t>
+              </w:r>
+            </w:hyperlink>
+          </w:p>
+          <w:p>
+            <w:pPr>
+              <w:spacing w:after="40" w:before="0"/>
+            </w:pPr>
+            <w:r>
+              <w:rPr>
+                <w:sz w:val="14"/>
+                <w:szCs w:val="14"/>
+              </w:rPr>
+              <w:t xml:space="preserve"/>
+            </w:r>
+          </w:p>
+          <w:p>
+            <w:pPr>
+              <w:spacing w:after="20" w:before="0"/>
+            </w:pPr>
+            <w:r>
+              <w:rPr>
+                <w:rFonts w:ascii="Arial" w:cs="Arial" w:eastAsia="Arial" w:hAnsi="Arial"/>
+                <w:b/>
+                <w:bCs/>
+                <w:color w:val="1F3864"/>
+                <w:sz w:val="16"/>
+                <w:szCs w:val="16"/>
+              </w:rPr>
+              <w:t xml:space="preserve">📖 HTML:</w:t>
+            </w:r>
+          </w:p>
+          <w:p>
+            <w:pPr>
+              <w:spacing w:after="20" w:before="0"/>
+            </w:pPr>
+            <w:hyperlink w:history="1" r:id="rIdkae8uh1cgrfuxp7qvhym9">
+              <w:r>
+                <w:rPr>
+                  <w:rFonts w:ascii="Arial" w:cs="Arial" w:eastAsia="Arial" w:hAnsi="Arial"/>
+                  <w:color w:val="2E75B6"/>
+                  <w:sz w:val="16"/>
+                  <w:szCs w:val="16"/>
+                  <w:u w:val="single" w:color="2E75B6"/>
+                </w:rPr>
+                <w:t xml:space="preserve">Transition Metal Ion Formation (Flexbook)</w:t>
+              </w:r>
+            </w:hyperlink>
+          </w:p>
+          <w:p>
+            <w:pPr>
+              <w:spacing w:after="10" w:before="0"/>
+              <w:ind w:left="120"/>
+            </w:pPr>
+            <w:r>
+              <w:rPr>
+                <w:rFonts w:ascii="Arial" w:cs="Arial" w:eastAsia="Arial" w:hAnsi="Arial"/>
+                <w:color w:val="595959"/>
+                <w:sz w:val="14"/>
+                <w:szCs w:val="14"/>
+              </w:rPr>
+              <w:t xml:space="preserve">Source: CK-12</w:t>
+            </w:r>
+          </w:p>
+          <w:p>
+            <w:pPr>
+              <w:spacing w:after="10" w:before="0"/>
+              <w:ind w:left="120"/>
+            </w:pPr>
+            <w:hyperlink w:history="1" r:id="rIdo4vfctld1hwswtbbqf-qr">
+              <w:r>
+                <w:rPr>
+                  <w:rFonts w:ascii="Arial" w:cs="Arial" w:eastAsia="Arial" w:hAnsi="Arial"/>
+                  <w:color w:val="595959"/>
+                  <w:sz w:val="14"/>
+                  <w:szCs w:val="14"/>
+                  <w:u w:val="single" w:color="595959"/>
+                </w:rPr>
+                <w:t xml:space="preserve">🔍 Search ARES for similar readings</w:t>
+              </w:r>
+            </w:hyperlink>
+          </w:p>
+        </w:tc>
+        <w:tc>
+          <w:tcPr>
+            <w:tcW w:type="dxa" w:w="3040"/>
+            <w:shd w:fill="FFFFFF" w:color="auto" w:val="clear"/>
+            <w:tcMar>
+              <w:top w:type="dxa" w:w="60"/>
+              <w:left w:type="dxa" w:w="120"/>
+              <w:bottom w:type="dxa" w:w="60"/>
+              <w:right w:type="dxa" w:w="120"/>
+            </w:tcMar>
+            <w:vAlign w:val="top"/>
+          </w:tcPr>
+          <w:p>
+            <w:pPr>
+              <w:spacing w:after="40" w:before="0"/>
+              <w:jc w:val="left"/>
+            </w:pPr>
+            <w:r>
+              <w:rPr>
+                <w:rFonts w:ascii="Arial" w:cs="Arial" w:eastAsia="Arial" w:hAnsi="Arial"/>
+                <w:b w:val="false"/>
+                <w:bCs w:val="false"/>
+                <w:i w:val="false"/>
+                <w:iCs w:val="false"/>
+                <w:color w:val="000000"/>
+                <w:sz w:val="18"/>
+                <w:szCs w:val="18"/>
+              </w:rPr>
+              <w:t xml:space="preserve">Groups receive a Resource Envelope containing: (A) a mini periodic table with the first 20 elements and their groups highlighted; (B) the valency and oxidation number table from Lesson 6; (C) the atom inventory table template from Lesson 8; (D) their own element cards from Lesson 1 for H, C, N, O, K, Ca, and Cl. Task 1 (6 minutes): Each group locates every element in the three fertilisers on the mini periodic table and completes a group analysis table with columns: Element | Atomic Number | Group | Period | Chemical Family | Outer Electrons | Typical Valency. Task 2 (5 minutes): Groups use the crossover method to derive the formula of KCl from first principles (K has valency 1, Cl has valency 1 — crossover gives K1Cl1, simplified to KCl) and then attempt to derive the formula of Ca(NO3)2, treating NO3 as a radical with valency 1 (charge 1-). Task 3 (5 minutes): Groups write the word equation for potassium reacting with water, then convert to a symbol equation, then use an atom inventory table to balance it. They compare their balanced equation to the one derived for sodium plus water in Lesson 8 and note similarities and differences.</w:t>
+            </w:r>
+          </w:p>
+        </w:tc>
+        <w:tc>
+          <w:tcPr>
+            <w:tcW w:type="dxa" w:w="3040"/>
+            <w:shd w:fill="F2F2F2" w:color="auto" w:val="clear"/>
+            <w:tcMar>
+              <w:top w:type="dxa" w:w="60"/>
+              <w:left w:type="dxa" w:w="120"/>
+              <w:bottom w:type="dxa" w:w="60"/>
+              <w:right w:type="dxa" w:w="120"/>
+            </w:tcMar>
+            <w:vAlign w:val="top"/>
+          </w:tcPr>
+          <w:p>
+            <w:pPr>
+              <w:spacing w:after="40" w:before="0"/>
+              <w:jc w:val="left"/>
+            </w:pPr>
+            <w:r>
+              <w:rPr>
+                <w:rFonts w:ascii="Arial" w:cs="Arial" w:eastAsia="Arial" w:hAnsi="Arial"/>
+                <w:b w:val="false"/>
+                <w:bCs w:val="false"/>
+                <w:i w:val="false"/>
+                <w:iCs w:val="false"/>
+                <w:color w:val="000000"/>
+                <w:sz w:val="18"/>
+                <w:szCs w:val="18"/>
+              </w:rPr>
+              <w:t xml:space="preserve">Teacher says: 'Your envelope has everything you need — the periodic table, valency table, atom inventory template, and your original element cards. These are the same tools that guided you through Lessons 3 to 8. Open the envelope and start Task 1 now.' [WAIT TIME: teacher allows 6 full minutes for Task 1 before speaking again. Circulates and observes without intervening unless a group is completely silent and stuck, in which case teacher points silently to the relevant row of the periodic table without giving the answer.] After Task 1: 'What do you notice about where carbon, nitrogen, and oxygen sit in the periodic table relative to the metals potassium and calcium?' [WAIT TIME: 20 seconds for students to look before a group responds.] After Task 2: Teacher asks one group to write their KCl derivation on the board. Teacher then asks: 'Did everyone get KCl? If you wrote K2Cl or KCl2, look at your valency table again — what valency does chlorine have when it forms a chloride?' [WAIT TIME: 15 seconds.] After Task 3: Teacher asks a group to read their balanced equation for potassium plus water. If any group writes K + H2O → KOH + H without balancing, teacher says: 'Count your hydrogen atoms on each side using the atom inventory table. What do you find?' [WAIT TIME: 20 seconds for students to recount.]</w:t>
+            </w:r>
+          </w:p>
+        </w:tc>
+        <w:tc>
+          <w:tcPr>
+            <w:tcW w:type="dxa" w:w="3040"/>
+            <w:shd w:fill="FFFFFF" w:color="auto" w:val="clear"/>
+            <w:tcMar>
+              <w:top w:type="dxa" w:w="60"/>
+              <w:left w:type="dxa" w:w="120"/>
+              <w:bottom w:type="dxa" w:w="60"/>
+              <w:right w:type="dxa" w:w="120"/>
+            </w:tcMar>
+            <w:vAlign w:val="top"/>
+          </w:tcPr>
+          <w:p>
+            <w:pPr>
+              <w:spacing w:after="40" w:before="0"/>
+              <w:jc w:val="left"/>
+            </w:pPr>
+            <w:r>
+              <w:rPr>
+                <w:rFonts w:ascii="Arial" w:cs="Arial" w:eastAsia="Arial" w:hAnsi="Arial"/>
+                <w:b w:val="false"/>
+                <w:bCs w:val="false"/>
+                <w:i w:val="false"/>
+                <w:iCs w:val="false"/>
+                <w:color w:val="000000"/>
+                <w:sz w:val="18"/>
+                <w:szCs w:val="18"/>
+              </w:rPr>
+              <w:t xml:space="preserve">The Resource Envelope structures the observe phase so that students are reading real data (the periodic table, valency table) rather than receiving information from the teacher. Comparing potassium-plus-water to sodium-plus-water (Lesson 8) uses analogical reasoning — a key scientific practice — and reinforces the group 1 family trend discussed in Lesson 4. Using the original Lesson 1 element cards as part of the envelope physically reconnects this lesson to the anchoring phenomenon.</w:t>
+            </w:r>
+          </w:p>
+        </w:tc>
+        <w:tc>
+          <w:tcPr>
+            <w:tcW w:type="dxa" w:w="3040"/>
+            <w:shd w:fill="F2F2F2" w:color="auto" w:val="clear"/>
+            <w:tcMar>
+              <w:top w:type="dxa" w:w="60"/>
+              <w:left w:type="dxa" w:w="120"/>
+              <w:bottom w:type="dxa" w:w="60"/>
+              <w:right w:type="dxa" w:w="120"/>
+            </w:tcMar>
+            <w:vAlign w:val="top"/>
+          </w:tcPr>
+          <w:p>
+            <w:pPr>
+              <w:spacing w:after="40" w:before="0"/>
+              <w:jc w:val="left"/>
+            </w:pPr>
+            <w:r>
+              <w:rPr>
+                <w:rFonts w:ascii="Arial" w:cs="Arial" w:eastAsia="Arial" w:hAnsi="Arial"/>
+                <w:b w:val="false"/>
+                <w:bCs w:val="false"/>
+                <w:i w:val="false"/>
+                <w:iCs w:val="false"/>
+                <w:color w:val="000000"/>
+                <w:sz w:val="18"/>
+                <w:szCs w:val="18"/>
+              </w:rPr>
+              <w:t xml:space="preserve">Teacher scans group analysis tables for: correct identification of C, N, O as non-metals in Groups 14, 15, 16 respectively; correct identification of K as Group 1 alkali metal and Ca as Group 2 alkaline earth metal; correct identification of Cl as Group 17 halogen. Teacher checks KCl derivation for correct crossover method. Teacher checks atom inventory tables for the equation 2K + 2H2O → 2KOH + H2, looking specifically for correct coefficient of 2 on both K and H2O and the molecular formula H2 (not 2H) for hydrogen gas.</w:t>
+            </w:r>
+          </w:p>
+        </w:tc>
+      </w:tr>
+      <w:tr>
+        <w:tc>
+          <w:tcPr>
+            <w:tcW w:type="dxa" w:w="1520"/>
+            <w:shd w:fill="E2EFDA" w:color="auto" w:val="clear"/>
+            <w:tcMar>
+              <w:top w:type="dxa" w:w="60"/>
+              <w:left w:type="dxa" w:w="120"/>
+              <w:bottom w:type="dxa" w:w="60"/>
+              <w:right w:type="dxa" w:w="120"/>
+            </w:tcMar>
+            <w:vAlign w:val="top"/>
+          </w:tcPr>
+          <w:p>
+            <w:pPr>
+              <w:spacing w:after="40" w:before="0"/>
+              <w:jc w:val="left"/>
+            </w:pPr>
+            <w:r>
+              <w:rPr>
+                <w:rFonts w:ascii="Arial" w:cs="Arial" w:eastAsia="Arial" w:hAnsi="Arial"/>
+                <w:b/>
+                <w:bCs/>
+                <w:i w:val="false"/>
+                <w:iCs w:val="false"/>
+                <w:color w:val="000000"/>
+                <w:sz w:val="18"/>
+                <w:szCs w:val="18"/>
+              </w:rPr>
+              <w:t xml:space="preserve">Explain Phase</w:t>
+            </w:r>
+          </w:p>
+          <w:p>
+            <w:pPr>
+              <w:spacing w:after="20" w:before="0"/>
+            </w:pPr>
+            <w:r>
+              <w:rPr>
+                <w:rFonts w:ascii="Arial" w:cs="Arial" w:eastAsia="Arial" w:hAnsi="Arial"/>
+                <w:b/>
+                <w:bCs/>
+                <w:color w:val="1F3864"/>
+                <w:sz w:val="16"/>
+                <w:szCs w:val="16"/>
+              </w:rPr>
+              <w:t xml:space="preserve">📹 VIDEO:</w:t>
+            </w:r>
+          </w:p>
+          <w:p>
+            <w:pPr>
+              <w:spacing w:after="20" w:before="0"/>
+            </w:pPr>
+            <w:hyperlink w:history="1" r:id="rIdrhpam3jeh8gbm0htwh8dn">
               <w:r>
                 <w:rPr>
                   <w:rFonts w:ascii="Arial" w:cs="Arial" w:eastAsia="Arial" w:hAnsi="Arial"/>
@@ -27004,7 +27310,7 @@
               <w:spacing w:after="10" w:before="0"/>
               <w:ind w:left="120"/>
             </w:pPr>
-            <w:hyperlink w:history="1" r:id="rIdwctyxym9uivuthpavsxtn">
+            <w:hyperlink w:history="1" r:id="rIduqdbh7by-70pctroirrqe">
               <w:r>
                 <w:rPr>
                   <w:rFonts w:ascii="Arial" w:cs="Arial" w:eastAsia="Arial" w:hAnsi="Arial"/>
@@ -27049,7 +27355,7 @@
             <w:pPr>
               <w:spacing w:after="20" w:before="0"/>
             </w:pPr>
-            <w:hyperlink w:history="1" r:id="rIdbj6u_8htmahabaer6f7pz">
+            <w:hyperlink w:history="1" r:id="rId_b7qxhhphunowlk_vzdz2">
               <w:r>
                 <w:rPr>
                   <w:rFonts w:ascii="Arial" w:cs="Arial" w:eastAsia="Arial" w:hAnsi="Arial"/>
@@ -27058,7 +27364,7 @@
                   <w:szCs w:val="16"/>
                   <w:u w:val="single" w:color="2E75B6"/>
                 </w:rPr>
-                <w:t xml:space="preserve">Transition Metal Ion Formation (Flexbook)</w:t>
+                <w:t xml:space="preserve">Balancing Chemical Equations</w:t>
               </w:r>
             </w:hyperlink>
           </w:p>
@@ -27074,7 +27380,7 @@
                 <w:sz w:val="14"/>
                 <w:szCs w:val="14"/>
               </w:rPr>
-              <w:t xml:space="preserve">Source: CK-12</w:t>
+              <w:t xml:space="preserve">Source: PhET Interactive Simulations (English)</w:t>
             </w:r>
           </w:p>
           <w:p>
@@ -27082,7 +27388,7 @@
               <w:spacing w:after="10" w:before="0"/>
               <w:ind w:left="120"/>
             </w:pPr>
-            <w:hyperlink w:history="1" r:id="rId-yp3xtemy-z8ivesafp26">
+            <w:hyperlink w:history="1" r:id="rIdkv9bad2hwodrrcutccwr_">
               <w:r>
                 <w:rPr>
                   <w:rFonts w:ascii="Arial" w:cs="Arial" w:eastAsia="Arial" w:hAnsi="Arial"/>
@@ -27124,7 +27430,7 @@
                 <w:sz w:val="18"/>
                 <w:szCs w:val="18"/>
               </w:rPr>
-              <w:t xml:space="preserve">Groups receive a Resource Envelope containing: (A) a mini periodic table with the first 20 elements and their groups highlighted; (B) the valency and oxidation number table from Lesson 6; (C) the atom inventory table template from Lesson 8; (D) their own element cards from Lesson 1 for H, C, N, O, K, Ca, and Cl. Task 1 (6 minutes): Each group locates every element in the three fertilisers on the mini periodic table and completes a group analysis table with columns: Element | Atomic Number | Group | Period | Chemical Family | Outer Electrons | Typical Valency. Task 2 (5 minutes): Groups use the crossover method to derive the formula of KCl from first principles (K has valency 1, Cl has valency 1 — crossover gives K1Cl1, simplified to KCl) and then attempt to derive the formula of Ca(NO3)2, treating NO3 as a radical with valency 1 (charge 1-). Task 3 (5 minutes): Groups write the word equation for potassium reacting with water, then convert to a symbol equation, then use an atom inventory table to balance it. They compare their balanced equation to the one derived for sodium plus water in Lesson 8 and note similarities and differences.</w:t>
+              <w:t xml:space="preserve">Each group prepares a 2-minute group presentation covering: (1) the completed group analysis table for all elements in the three fertilisers; (2) the derivation of KCl and Ca(NO3)2 from valencies; (3) the balanced equation 2K + 2H2O → 2KOH + H2 with an annotated atom inventory table. While one group presents, all other groups are peer evaluators: they use a Peer Critique Card with three sentence starters — 'The formula is correct because...', 'The equation is balanced because...', and 'I suggest a revision because...'. After each presentation (approximately 2 minutes per group — two groups present in the time available), the class discusses the most interesting critique raised. Teacher facilitates by asking targeted questions based on errors noted during the Observe phase. Teacher explicitly addresses the misconception that NH4+ is a metal (it is the ammonium radical, a polyatomic ion, not an element). Teacher also draws explicit attention to the parallel between K and Na reactions with water, asking: 'What does this similarity tell you about the power of knowing an element is in Group 1?' Teacher writes the chain on the board: Group 1 position → 1 outer electron → loses 1 electron → valency 1 → forms K+ ion → KCl formula → 2K + 2H2O → 2KOH + H2. Students copy this chain into their notebooks as the core model for the lesson.</w:t>
             </w:r>
           </w:p>
         </w:tc>
@@ -27156,7 +27462,7 @@
                 <w:sz w:val="18"/>
                 <w:szCs w:val="18"/>
               </w:rPr>
-              <w:t xml:space="preserve">Teacher says: 'Your envelope has everything you need — the periodic table, valency table, atom inventory template, and your original element cards. These are the same tools that guided you through Lessons 3 to 8. Open the envelope and start Task 1 now.' [WAIT TIME: teacher allows 6 full minutes for Task 1 before speaking again. Circulates and observes without intervening unless a group is completely silent and stuck, in which case teacher points silently to the relevant row of the periodic table without giving the answer.] After Task 1: 'What do you notice about where carbon, nitrogen, and oxygen sit in the periodic table relative to the metals potassium and calcium?' [WAIT TIME: 20 seconds for students to look before a group responds.] After Task 2: Teacher asks one group to write their KCl derivation on the board. Teacher then asks: 'Did everyone get KCl? If you wrote K2Cl or KCl2, look at your valency table again — what valency does chlorine have when it forms a chloride?' [WAIT TIME: 15 seconds.] After Task 3: Teacher asks a group to read their balanced equation for potassium plus water. If any group writes K + H2O → KOH + H without balancing, teacher says: 'Count your hydrogen atoms on each side using the atom inventory table. What do you find?' [WAIT TIME: 20 seconds for students to recount.]</w:t>
+              <w:t xml:space="preserve">Teacher says: 'Group 2, you are up first. The rest of us are peer evaluators. Use your Peer Critique Card. You have 2 minutes, Group 2.' [WAIT TIME: full 2 minutes of uninterrupted presentation.] After presentation: 'Peer evaluators — starting with the first sentence starter: who has a comment about whether the formula is correct?' [WAIT TIME: 10 seconds for hands.] Selects one student, listens fully, then asks presenting group: 'Do you agree with that critique? Why or why not?' [WAIT TIME: 15 seconds.] After both presentations and critiques, teacher says: 'I want to address something I noticed in several notebooks. Some groups wrote NH4+ as if ammonium were a metal element. Look at your periodic table — is ammonium listed there?' [WAIT TIME: 10 seconds.] 'Ammonium is a radical — a group of atoms that travel together and carry a charge. It is not an element and has no place on the periodic table. It behaves like a Group 1 ion because it carries a 1+ charge, but it is NOT potassium.' Teacher then writes the five-step chain on the board, reading each step aloud, pausing after each for students to write. Teacher concludes: 'This chain is the answer to our Driving Question. From position — to electrons — to ions — to formula — to equation. Kamau the farmer may not know this chain, but every formula on his fertiliser bag is built on it.'</w:t>
             </w:r>
           </w:p>
         </w:tc>
@@ -27188,7 +27494,7 @@
                 <w:sz w:val="18"/>
                 <w:szCs w:val="18"/>
               </w:rPr>
-              <w:t xml:space="preserve">The Resource Envelope structures the observe phase so that students are reading real data (the periodic table, valency table) rather than receiving information from the teacher. Comparing potassium-plus-water to sodium-plus-water (Lesson 8) uses analogical reasoning — a key scientific practice — and reinforces the group 1 family trend discussed in Lesson 4. Using the original Lesson 1 element cards as part of the envelope physically reconnects this lesson to the anchoring phenomenon.</w:t>
+              <w:t xml:space="preserve">Peer critique using structured sentence starters elevates the quality of feedback beyond 'it is right' or 'it is wrong' by requiring students to cite evidence. The five-step chain written on the board serves as a visible consolidation model that students can reference in Lesson 10. The NH4+ misconception is addressed through a deliberate Socratic question rather than direct correction, preserving student agency.</w:t>
             </w:r>
           </w:p>
         </w:tc>
@@ -27220,7 +27526,7 @@
                 <w:sz w:val="18"/>
                 <w:szCs w:val="18"/>
               </w:rPr>
-              <w:t xml:space="preserve">Teacher scans group analysis tables for: correct identification of C, N, O as non-metals in Groups 14, 15, 16 respectively; correct identification of K as Group 1 alkali metal and Ca as Group 2 alkaline earth metal; correct identification of Cl as Group 17 halogen. Teacher checks KCl derivation for correct crossover method. Teacher checks atom inventory tables for the equation 2K + 2H2O → 2KOH + H2, looking specifically for correct coefficient of 2 on both K and H2O and the molecular formula H2 (not 2H) for hydrogen gas.</w:t>
+              <w:t xml:space="preserve">Teacher listens to group presentations for: correct chemical family identification; correct use of crossover method; correct balanced equation with H2 (not H) for hydrogen gas. Teacher reads Peer Critique Cards collected at the end of the phase to check whether students can articulate why an equation is balanced (conservation of atoms) rather than just stating that it is. This informs the final consolidation needed in Lesson 10.</w:t>
             </w:r>
           </w:p>
         </w:tc>
@@ -27229,32 +27535,32 @@
         <w:tc>
           <w:tcPr>
             <w:tcW w:type="dxa" w:w="1520"/>
-            <w:shd w:fill="E2EFDA" w:color="auto" w:val="clear"/>
-            <w:tcMar>
-              <w:top w:type="dxa" w:w="60"/>
-              <w:left w:type="dxa" w:w="120"/>
-              <w:bottom w:type="dxa" w:w="60"/>
-              <w:right w:type="dxa" w:w="120"/>
-            </w:tcMar>
-            <w:vAlign w:val="top"/>
-          </w:tcPr>
-          <w:p>
-            <w:pPr>
-              <w:spacing w:after="40" w:before="0"/>
-              <w:jc w:val="left"/>
-            </w:pPr>
-            <w:r>
-              <w:rPr>
-                <w:rFonts w:ascii="Arial" w:cs="Arial" w:eastAsia="Arial" w:hAnsi="Arial"/>
-                <w:b/>
-                <w:bCs/>
-                <w:i w:val="false"/>
-                <w:iCs w:val="false"/>
-                <w:color w:val="000000"/>
-                <w:sz w:val="18"/>
-                <w:szCs w:val="18"/>
-              </w:rPr>
-              <w:t xml:space="preserve">Explain Phase</w:t>
+            <w:shd w:fill="FCE4D6" w:color="auto" w:val="clear"/>
+            <w:tcMar>
+              <w:top w:type="dxa" w:w="60"/>
+              <w:left w:type="dxa" w:w="120"/>
+              <w:bottom w:type="dxa" w:w="60"/>
+              <w:right w:type="dxa" w:w="120"/>
+            </w:tcMar>
+            <w:vAlign w:val="top"/>
+          </w:tcPr>
+          <w:p>
+            <w:pPr>
+              <w:spacing w:after="40" w:before="0"/>
+              <w:jc w:val="left"/>
+            </w:pPr>
+            <w:r>
+              <w:rPr>
+                <w:rFonts w:ascii="Arial" w:cs="Arial" w:eastAsia="Arial" w:hAnsi="Arial"/>
+                <w:b/>
+                <w:bCs/>
+                <w:i w:val="false"/>
+                <w:iCs w:val="false"/>
+                <w:color w:val="000000"/>
+                <w:sz w:val="18"/>
+                <w:szCs w:val="18"/>
+              </w:rPr>
+              <w:t xml:space="preserve">Driving Question Board (DQB) Creation</w:t>
             </w:r>
           </w:p>
           <w:p>
@@ -27277,7 +27583,7 @@
             <w:pPr>
               <w:spacing w:after="20" w:before="0"/>
             </w:pPr>
-            <w:hyperlink w:history="1" r:id="rIdbhqijnehtvj8lkk_vqhrt">
+            <w:hyperlink w:history="1" r:id="rIdc7z21rtzkj2h4l7fnvgmn">
               <w:r>
                 <w:rPr>
                   <w:rFonts w:ascii="Arial" w:cs="Arial" w:eastAsia="Arial" w:hAnsi="Arial"/>
@@ -27310,7 +27616,7 @@
               <w:spacing w:after="10" w:before="0"/>
               <w:ind w:left="120"/>
             </w:pPr>
-            <w:hyperlink w:history="1" r:id="rIdbeb2qavl8comjufusvxgy">
+            <w:hyperlink w:history="1" r:id="rIdghuouxjz6__vk-qalwsle">
               <w:r>
                 <w:rPr>
                   <w:rFonts w:ascii="Arial" w:cs="Arial" w:eastAsia="Arial" w:hAnsi="Arial"/>
@@ -27348,14 +27654,14 @@
                 <w:sz w:val="16"/>
                 <w:szCs w:val="16"/>
               </w:rPr>
-              <w:t xml:space="preserve">📖 HTML:</w:t>
+              <w:t xml:space="preserve">📖 EXERCISE:</w:t>
             </w:r>
           </w:p>
           <w:p>
             <w:pPr>
               <w:spacing w:after="20" w:before="0"/>
             </w:pPr>
-            <w:hyperlink w:history="1" r:id="rIdp110-victwigslfu-vrx_">
+            <w:hyperlink w:history="1" r:id="rIdubw-on5gey6maeivegxzc">
               <w:r>
                 <w:rPr>
                   <w:rFonts w:ascii="Arial" w:cs="Arial" w:eastAsia="Arial" w:hAnsi="Arial"/>
@@ -27364,7 +27670,7 @@
                   <w:szCs w:val="16"/>
                   <w:u w:val="single" w:color="2E75B6"/>
                 </w:rPr>
-                <w:t xml:space="preserve">Balancing Chemical Equations</w:t>
+                <w:t xml:space="preserve">Writing equilibrium constant expressions</w:t>
               </w:r>
             </w:hyperlink>
           </w:p>
@@ -27380,7 +27686,7 @@
                 <w:sz w:val="14"/>
                 <w:szCs w:val="14"/>
               </w:rPr>
-              <w:t xml:space="preserve">Source: PhET Interactive Simulations (English)</w:t>
+              <w:t xml:space="preserve">Source: Khan Academy (English - US curriculum)</w:t>
             </w:r>
           </w:p>
           <w:p>
@@ -27388,7 +27694,7 @@
               <w:spacing w:after="10" w:before="0"/>
               <w:ind w:left="120"/>
             </w:pPr>
-            <w:hyperlink w:history="1" r:id="rIdwehn2nqdrprgjispdllle">
+            <w:hyperlink w:history="1" r:id="rIdwn9dfskcr3pifqappvmmt">
               <w:r>
                 <w:rPr>
                   <w:rFonts w:ascii="Arial" w:cs="Arial" w:eastAsia="Arial" w:hAnsi="Arial"/>
@@ -27430,7 +27736,7 @@
                 <w:sz w:val="18"/>
                 <w:szCs w:val="18"/>
               </w:rPr>
-              <w:t xml:space="preserve">Each group prepares a 2-minute group presentation covering: (1) the completed group analysis table for all elements in the three fertilisers; (2) the derivation of KCl and Ca(NO3)2 from valencies; (3) the balanced equation 2K + 2H2O → 2KOH + H2 with an annotated atom inventory table. While one group presents, all other groups are peer evaluators: they use a Peer Critique Card with three sentence starters — 'The formula is correct because...', 'The equation is balanced because...', and 'I suggest a revision because...'. After each presentation (approximately 2 minutes per group — two groups present in the time available), the class discusses the most interesting critique raised. Teacher facilitates by asking targeted questions based on errors noted during the Observe phase. Teacher explicitly addresses the misconception that NH4+ is a metal (it is the ammonium radical, a polyatomic ion, not an element). Teacher also draws explicit attention to the parallel between K and Na reactions with water, asking: 'What does this similarity tell you about the power of knowing an element is in Group 1?' Teacher writes the chain on the board: Group 1 position → 1 outer electron → loses 1 electron → valency 1 → forms K+ ion → KCl formula → 2K + 2H2O → 2KOH + H2. Students copy this chain into their notebooks as the core model for the lesson.</w:t>
+              <w:t xml:space="preserve">Students return to the class Driving Question Board (posted since Lesson 1). In pairs, they read through the sticky notes accumulated over Lessons 1 to 8. Each pair selects one question from the board and writes a brief answer (2 to 3 sentences) in their notebook using evidence from today's lesson. Suggested pairings offered by the teacher: pairs who focused on the Nakuru scenario answer 'Why does reactivity increase down Group 1?'; pairs who found the NH4+ issue interesting answer 'How do we know which oxidation number to use?'; pairs who wrote the balanced equation answer 'Why must equations be balanced — what law does this connect to?' Two pairs share their answers aloud. The teacher then adds one new sticky note to the DQB in a distinctive colour: 'From one element card, we can now trace all the way to a balanced equation — what else could we predict if we knew only an element s position?' This bridges to Lesson 10 and to Sub-Strand 1.4 on Chemical Bonding.</w:t>
             </w:r>
           </w:p>
         </w:tc>
@@ -27462,7 +27768,7 @@
                 <w:sz w:val="18"/>
                 <w:szCs w:val="18"/>
               </w:rPr>
-              <w:t xml:space="preserve">Teacher says: 'Group 2, you are up first. The rest of us are peer evaluators. Use your Peer Critique Card. You have 2 minutes, Group 2.' [WAIT TIME: full 2 minutes of uninterrupted presentation.] After presentation: 'Peer evaluators — starting with the first sentence starter: who has a comment about whether the formula is correct?' [WAIT TIME: 10 seconds for hands.] Selects one student, listens fully, then asks presenting group: 'Do you agree with that critique? Why or why not?' [WAIT TIME: 15 seconds.] After both presentations and critiques, teacher says: 'I want to address something I noticed in several notebooks. Some groups wrote NH4+ as if ammonium were a metal element. Look at your periodic table — is ammonium listed there?' [WAIT TIME: 10 seconds.] 'Ammonium is a radical — a group of atoms that travel together and carry a charge. It is not an element and has no place on the periodic table. It behaves like a Group 1 ion because it carries a 1+ charge, but it is NOT potassium.' Teacher then writes the five-step chain on the board, reading each step aloud, pausing after each for students to write. Teacher concludes: 'This chain is the answer to our Driving Question. From position — to electrons — to ions — to formula — to equation. Kamau the farmer may not know this chain, but every formula on his fertiliser bag is built on it.'</w:t>
+              <w:t xml:space="preserve">Teacher says: 'Walk to the DQB. Find the question your group or another group posted that today s lesson can now answer. Write a 2-sentence answer in your notebook — use evidence from the scenario card, the periodic table, or the balanced equation.' [WAIT TIME: 3 minutes of quiet reading and writing at the board.] After 3 minutes: 'Pair up with someone next to you and read your answers to each other. Does your partner s evidence make your answer stronger?' [WAIT TIME: 1 minute.] Then: 'Who wants to share an answer that uses the five-step chain we wrote on the board?' Selects two pairs. After sharing: teacher adds the new bridging sticky note and reads it aloud. 'This question will be the starting point for Lesson 10 and for what comes next in Sub-Strand 1.4. Keep it in mind.'</w:t>
             </w:r>
           </w:p>
         </w:tc>
@@ -27494,7 +27800,7 @@
                 <w:sz w:val="18"/>
                 <w:szCs w:val="18"/>
               </w:rPr>
-              <w:t xml:space="preserve">Peer critique using structured sentence starters elevates the quality of feedback beyond 'it is right' or 'it is wrong' by requiring students to cite evidence. The five-step chain written on the board serves as a visible consolidation model that students can reference in Lesson 10. The NH4+ misconception is addressed through a deliberate Socratic question rather than direct correction, preserving student agency.</w:t>
+              <w:t xml:space="preserve">Returning to the DQB makes the intellectual journey of the unit visible and satisfying. Students experience epistemic closure on questions they themselves posted, which builds metacognitive awareness of how scientific understanding develops. The new bridging question maintains productive curiosity and prevents the sense that chemistry is a closed, completed subject.</w:t>
             </w:r>
           </w:p>
         </w:tc>
@@ -27526,7 +27832,7 @@
                 <w:sz w:val="18"/>
                 <w:szCs w:val="18"/>
               </w:rPr>
-              <w:t xml:space="preserve">Teacher listens to group presentations for: correct chemical family identification; correct use of crossover method; correct balanced equation with H2 (not H) for hydrogen gas. Teacher reads Peer Critique Cards collected at the end of the phase to check whether students can articulate why an equation is balanced (conservation of atoms) rather than just stating that it is. This informs the final consolidation needed in Lesson 10.</w:t>
+              <w:t xml:space="preserve">Teacher reads the notebook answers written at the DQB to check whether students can connect today s integrated task back to specific earlier lessons. Look for: use of the word 'conservation' in answers about balanced equations; reference to 'outer electrons' or 'Group 1' in answers about reactivity trends; use of the term 'radical' or 'polyatomic ion' in answers about oxidation numbers.</w:t>
             </w:r>
           </w:p>
         </w:tc>
@@ -27535,32 +27841,32 @@
         <w:tc>
           <w:tcPr>
             <w:tcW w:type="dxa" w:w="1520"/>
-            <w:shd w:fill="FCE4D6" w:color="auto" w:val="clear"/>
-            <w:tcMar>
-              <w:top w:type="dxa" w:w="60"/>
-              <w:left w:type="dxa" w:w="120"/>
-              <w:bottom w:type="dxa" w:w="60"/>
-              <w:right w:type="dxa" w:w="120"/>
-            </w:tcMar>
-            <w:vAlign w:val="top"/>
-          </w:tcPr>
-          <w:p>
-            <w:pPr>
-              <w:spacing w:after="40" w:before="0"/>
-              <w:jc w:val="left"/>
-            </w:pPr>
-            <w:r>
-              <w:rPr>
-                <w:rFonts w:ascii="Arial" w:cs="Arial" w:eastAsia="Arial" w:hAnsi="Arial"/>
-                <w:b/>
-                <w:bCs/>
-                <w:i w:val="false"/>
-                <w:iCs w:val="false"/>
-                <w:color w:val="000000"/>
-                <w:sz w:val="18"/>
-                <w:szCs w:val="18"/>
-              </w:rPr>
-              <w:t xml:space="preserve">Driving Question Board (DQB) Creation</w:t>
+            <w:shd w:fill="D5E8F0" w:color="auto" w:val="clear"/>
+            <w:tcMar>
+              <w:top w:type="dxa" w:w="60"/>
+              <w:left w:type="dxa" w:w="120"/>
+              <w:bottom w:type="dxa" w:w="60"/>
+              <w:right w:type="dxa" w:w="120"/>
+            </w:tcMar>
+            <w:vAlign w:val="top"/>
+          </w:tcPr>
+          <w:p>
+            <w:pPr>
+              <w:spacing w:after="40" w:before="0"/>
+              <w:jc w:val="left"/>
+            </w:pPr>
+            <w:r>
+              <w:rPr>
+                <w:rFonts w:ascii="Arial" w:cs="Arial" w:eastAsia="Arial" w:hAnsi="Arial"/>
+                <w:b/>
+                <w:bCs/>
+                <w:i w:val="false"/>
+                <w:iCs w:val="false"/>
+                <w:color w:val="000000"/>
+                <w:sz w:val="18"/>
+                <w:szCs w:val="18"/>
+              </w:rPr>
+              <w:t xml:space="preserve">Model Building Phase</w:t>
             </w:r>
           </w:p>
           <w:p>
@@ -27583,7 +27889,7 @@
             <w:pPr>
               <w:spacing w:after="20" w:before="0"/>
             </w:pPr>
-            <w:hyperlink w:history="1" r:id="rId2h_cwrrv-ujxg_bt5viwb">
+            <w:hyperlink w:history="1" r:id="rIdzdnsh7phzddc4mt4inn-l">
               <w:r>
                 <w:rPr>
                   <w:rFonts w:ascii="Arial" w:cs="Arial" w:eastAsia="Arial" w:hAnsi="Arial"/>
@@ -27616,7 +27922,7 @@
               <w:spacing w:after="10" w:before="0"/>
               <w:ind w:left="120"/>
             </w:pPr>
-            <w:hyperlink w:history="1" r:id="rIdlancb3zlkne6pdwokld47">
+            <w:hyperlink w:history="1" r:id="rIdnelrb4kuij69okzxkpdqv">
               <w:r>
                 <w:rPr>
                   <w:rFonts w:ascii="Arial" w:cs="Arial" w:eastAsia="Arial" w:hAnsi="Arial"/>
@@ -27661,7 +27967,7 @@
             <w:pPr>
               <w:spacing w:after="20" w:before="0"/>
             </w:pPr>
-            <w:hyperlink w:history="1" r:id="rIdkriozpy_weozs70ofovew">
+            <w:hyperlink w:history="1" r:id="rIdbdqqlb7_gz5mkyzevs8bb">
               <w:r>
                 <w:rPr>
                   <w:rFonts w:ascii="Arial" w:cs="Arial" w:eastAsia="Arial" w:hAnsi="Arial"/>
@@ -27694,313 +28000,7 @@
               <w:spacing w:after="10" w:before="0"/>
               <w:ind w:left="120"/>
             </w:pPr>
-            <w:hyperlink w:history="1" r:id="rIdkv7vi9vhnwgix1x7p1got">
-              <w:r>
-                <w:rPr>
-                  <w:rFonts w:ascii="Arial" w:cs="Arial" w:eastAsia="Arial" w:hAnsi="Arial"/>
-                  <w:color w:val="595959"/>
-                  <w:sz w:val="14"/>
-                  <w:szCs w:val="14"/>
-                  <w:u w:val="single" w:color="595959"/>
-                </w:rPr>
-                <w:t xml:space="preserve">🔍 Search ARES for similar readings</w:t>
-              </w:r>
-            </w:hyperlink>
-          </w:p>
-        </w:tc>
-        <w:tc>
-          <w:tcPr>
-            <w:tcW w:type="dxa" w:w="3040"/>
-            <w:shd w:fill="FFFFFF" w:color="auto" w:val="clear"/>
-            <w:tcMar>
-              <w:top w:type="dxa" w:w="60"/>
-              <w:left w:type="dxa" w:w="120"/>
-              <w:bottom w:type="dxa" w:w="60"/>
-              <w:right w:type="dxa" w:w="120"/>
-            </w:tcMar>
-            <w:vAlign w:val="top"/>
-          </w:tcPr>
-          <w:p>
-            <w:pPr>
-              <w:spacing w:after="40" w:before="0"/>
-              <w:jc w:val="left"/>
-            </w:pPr>
-            <w:r>
-              <w:rPr>
-                <w:rFonts w:ascii="Arial" w:cs="Arial" w:eastAsia="Arial" w:hAnsi="Arial"/>
-                <w:b w:val="false"/>
-                <w:bCs w:val="false"/>
-                <w:i w:val="false"/>
-                <w:iCs w:val="false"/>
-                <w:color w:val="000000"/>
-                <w:sz w:val="18"/>
-                <w:szCs w:val="18"/>
-              </w:rPr>
-              <w:t xml:space="preserve">Students return to the class Driving Question Board (posted since Lesson 1). In pairs, they read through the sticky notes accumulated over Lessons 1 to 8. Each pair selects one question from the board and writes a brief answer (2 to 3 sentences) in their notebook using evidence from today's lesson. Suggested pairings offered by the teacher: pairs who focused on the Nakuru scenario answer 'Why does reactivity increase down Group 1?'; pairs who found the NH4+ issue interesting answer 'How do we know which oxidation number to use?'; pairs who wrote the balanced equation answer 'Why must equations be balanced — what law does this connect to?' Two pairs share their answers aloud. The teacher then adds one new sticky note to the DQB in a distinctive colour: 'From one element card, we can now trace all the way to a balanced equation — what else could we predict if we knew only an element s position?' This bridges to Lesson 10 and to Sub-Strand 1.4 on Chemical Bonding.</w:t>
-            </w:r>
-          </w:p>
-        </w:tc>
-        <w:tc>
-          <w:tcPr>
-            <w:tcW w:type="dxa" w:w="3040"/>
-            <w:shd w:fill="F2F2F2" w:color="auto" w:val="clear"/>
-            <w:tcMar>
-              <w:top w:type="dxa" w:w="60"/>
-              <w:left w:type="dxa" w:w="120"/>
-              <w:bottom w:type="dxa" w:w="60"/>
-              <w:right w:type="dxa" w:w="120"/>
-            </w:tcMar>
-            <w:vAlign w:val="top"/>
-          </w:tcPr>
-          <w:p>
-            <w:pPr>
-              <w:spacing w:after="40" w:before="0"/>
-              <w:jc w:val="left"/>
-            </w:pPr>
-            <w:r>
-              <w:rPr>
-                <w:rFonts w:ascii="Arial" w:cs="Arial" w:eastAsia="Arial" w:hAnsi="Arial"/>
-                <w:b w:val="false"/>
-                <w:bCs w:val="false"/>
-                <w:i w:val="false"/>
-                <w:iCs w:val="false"/>
-                <w:color w:val="000000"/>
-                <w:sz w:val="18"/>
-                <w:szCs w:val="18"/>
-              </w:rPr>
-              <w:t xml:space="preserve">Teacher says: 'Walk to the DQB. Find the question your group or another group posted that today s lesson can now answer. Write a 2-sentence answer in your notebook — use evidence from the scenario card, the periodic table, or the balanced equation.' [WAIT TIME: 3 minutes of quiet reading and writing at the board.] After 3 minutes: 'Pair up with someone next to you and read your answers to each other. Does your partner s evidence make your answer stronger?' [WAIT TIME: 1 minute.] Then: 'Who wants to share an answer that uses the five-step chain we wrote on the board?' Selects two pairs. After sharing: teacher adds the new bridging sticky note and reads it aloud. 'This question will be the starting point for Lesson 10 and for what comes next in Sub-Strand 1.4. Keep it in mind.'</w:t>
-            </w:r>
-          </w:p>
-        </w:tc>
-        <w:tc>
-          <w:tcPr>
-            <w:tcW w:type="dxa" w:w="3040"/>
-            <w:shd w:fill="FFFFFF" w:color="auto" w:val="clear"/>
-            <w:tcMar>
-              <w:top w:type="dxa" w:w="60"/>
-              <w:left w:type="dxa" w:w="120"/>
-              <w:bottom w:type="dxa" w:w="60"/>
-              <w:right w:type="dxa" w:w="120"/>
-            </w:tcMar>
-            <w:vAlign w:val="top"/>
-          </w:tcPr>
-          <w:p>
-            <w:pPr>
-              <w:spacing w:after="40" w:before="0"/>
-              <w:jc w:val="left"/>
-            </w:pPr>
-            <w:r>
-              <w:rPr>
-                <w:rFonts w:ascii="Arial" w:cs="Arial" w:eastAsia="Arial" w:hAnsi="Arial"/>
-                <w:b w:val="false"/>
-                <w:bCs w:val="false"/>
-                <w:i w:val="false"/>
-                <w:iCs w:val="false"/>
-                <w:color w:val="000000"/>
-                <w:sz w:val="18"/>
-                <w:szCs w:val="18"/>
-              </w:rPr>
-              <w:t xml:space="preserve">Returning to the DQB makes the intellectual journey of the unit visible and satisfying. Students experience epistemic closure on questions they themselves posted, which builds metacognitive awareness of how scientific understanding develops. The new bridging question maintains productive curiosity and prevents the sense that chemistry is a closed, completed subject.</w:t>
-            </w:r>
-          </w:p>
-        </w:tc>
-        <w:tc>
-          <w:tcPr>
-            <w:tcW w:type="dxa" w:w="3040"/>
-            <w:shd w:fill="F2F2F2" w:color="auto" w:val="clear"/>
-            <w:tcMar>
-              <w:top w:type="dxa" w:w="60"/>
-              <w:left w:type="dxa" w:w="120"/>
-              <w:bottom w:type="dxa" w:w="60"/>
-              <w:right w:type="dxa" w:w="120"/>
-            </w:tcMar>
-            <w:vAlign w:val="top"/>
-          </w:tcPr>
-          <w:p>
-            <w:pPr>
-              <w:spacing w:after="40" w:before="0"/>
-              <w:jc w:val="left"/>
-            </w:pPr>
-            <w:r>
-              <w:rPr>
-                <w:rFonts w:ascii="Arial" w:cs="Arial" w:eastAsia="Arial" w:hAnsi="Arial"/>
-                <w:b w:val="false"/>
-                <w:bCs w:val="false"/>
-                <w:i w:val="false"/>
-                <w:iCs w:val="false"/>
-                <w:color w:val="000000"/>
-                <w:sz w:val="18"/>
-                <w:szCs w:val="18"/>
-              </w:rPr>
-              <w:t xml:space="preserve">Teacher reads the notebook answers written at the DQB to check whether students can connect today s integrated task back to specific earlier lessons. Look for: use of the word 'conservation' in answers about balanced equations; reference to 'outer electrons' or 'Group 1' in answers about reactivity trends; use of the term 'radical' or 'polyatomic ion' in answers about oxidation numbers.</w:t>
-            </w:r>
-          </w:p>
-        </w:tc>
-      </w:tr>
-      <w:tr>
-        <w:tc>
-          <w:tcPr>
-            <w:tcW w:type="dxa" w:w="1520"/>
-            <w:shd w:fill="D5E8F0" w:color="auto" w:val="clear"/>
-            <w:tcMar>
-              <w:top w:type="dxa" w:w="60"/>
-              <w:left w:type="dxa" w:w="120"/>
-              <w:bottom w:type="dxa" w:w="60"/>
-              <w:right w:type="dxa" w:w="120"/>
-            </w:tcMar>
-            <w:vAlign w:val="top"/>
-          </w:tcPr>
-          <w:p>
-            <w:pPr>
-              <w:spacing w:after="40" w:before="0"/>
-              <w:jc w:val="left"/>
-            </w:pPr>
-            <w:r>
-              <w:rPr>
-                <w:rFonts w:ascii="Arial" w:cs="Arial" w:eastAsia="Arial" w:hAnsi="Arial"/>
-                <w:b/>
-                <w:bCs/>
-                <w:i w:val="false"/>
-                <w:iCs w:val="false"/>
-                <w:color w:val="000000"/>
-                <w:sz w:val="18"/>
-                <w:szCs w:val="18"/>
-              </w:rPr>
-              <w:t xml:space="preserve">Model Building Phase</w:t>
-            </w:r>
-          </w:p>
-          <w:p>
-            <w:pPr>
-              <w:spacing w:after="20" w:before="0"/>
-            </w:pPr>
-            <w:r>
-              <w:rPr>
-                <w:rFonts w:ascii="Arial" w:cs="Arial" w:eastAsia="Arial" w:hAnsi="Arial"/>
-                <w:b/>
-                <w:bCs/>
-                <w:color w:val="1F3864"/>
-                <w:sz w:val="16"/>
-                <w:szCs w:val="16"/>
-              </w:rPr>
-              <w:t xml:space="preserve">📹 VIDEO:</w:t>
-            </w:r>
-          </w:p>
-          <w:p>
-            <w:pPr>
-              <w:spacing w:after="20" w:before="0"/>
-            </w:pPr>
-            <w:hyperlink w:history="1" r:id="rIdyhn2xqzfe7ttkywji8nzx">
-              <w:r>
-                <w:rPr>
-                  <w:rFonts w:ascii="Arial" w:cs="Arial" w:eastAsia="Arial" w:hAnsi="Arial"/>
-                  <w:color w:val="2E75B6"/>
-                  <w:sz w:val="16"/>
-                  <w:szCs w:val="16"/>
-                  <w:u w:val="single" w:color="2E75B6"/>
-                </w:rPr>
-                <w:t xml:space="preserve">Visually understanding balancing chemical equations</w:t>
-              </w:r>
-            </w:hyperlink>
-          </w:p>
-          <w:p>
-            <w:pPr>
-              <w:spacing w:after="10" w:before="0"/>
-              <w:ind w:left="120"/>
-            </w:pPr>
-            <w:r>
-              <w:rPr>
-                <w:rFonts w:ascii="Arial" w:cs="Arial" w:eastAsia="Arial" w:hAnsi="Arial"/>
-                <w:color w:val="595959"/>
-                <w:sz w:val="14"/>
-                <w:szCs w:val="14"/>
-              </w:rPr>
-              <w:t xml:space="preserve">Source: Khan Academy (English - US curriculum)</w:t>
-            </w:r>
-          </w:p>
-          <w:p>
-            <w:pPr>
-              <w:spacing w:after="10" w:before="0"/>
-              <w:ind w:left="120"/>
-            </w:pPr>
-            <w:hyperlink w:history="1" r:id="rIdggwi6rtupg_8icsneumms">
-              <w:r>
-                <w:rPr>
-                  <w:rFonts w:ascii="Arial" w:cs="Arial" w:eastAsia="Arial" w:hAnsi="Arial"/>
-                  <w:color w:val="595959"/>
-                  <w:sz w:val="14"/>
-                  <w:szCs w:val="14"/>
-                  <w:u w:val="single" w:color="595959"/>
-                </w:rPr>
-                <w:t xml:space="preserve">🔍 Search ARES for similar videos</w:t>
-              </w:r>
-            </w:hyperlink>
-          </w:p>
-          <w:p>
-            <w:pPr>
-              <w:spacing w:after="40" w:before="0"/>
-            </w:pPr>
-            <w:r>
-              <w:rPr>
-                <w:sz w:val="14"/>
-                <w:szCs w:val="14"/>
-              </w:rPr>
-              <w:t xml:space="preserve"/>
-            </w:r>
-          </w:p>
-          <w:p>
-            <w:pPr>
-              <w:spacing w:after="20" w:before="0"/>
-            </w:pPr>
-            <w:r>
-              <w:rPr>
-                <w:rFonts w:ascii="Arial" w:cs="Arial" w:eastAsia="Arial" w:hAnsi="Arial"/>
-                <w:b/>
-                <w:bCs/>
-                <w:color w:val="1F3864"/>
-                <w:sz w:val="16"/>
-                <w:szCs w:val="16"/>
-              </w:rPr>
-              <w:t xml:space="preserve">📖 EXERCISE:</w:t>
-            </w:r>
-          </w:p>
-          <w:p>
-            <w:pPr>
-              <w:spacing w:after="20" w:before="0"/>
-            </w:pPr>
-            <w:hyperlink w:history="1" r:id="rIdnnhygfbcuwboy2j8sf1cc">
-              <w:r>
-                <w:rPr>
-                  <w:rFonts w:ascii="Arial" w:cs="Arial" w:eastAsia="Arial" w:hAnsi="Arial"/>
-                  <w:color w:val="2E75B6"/>
-                  <w:sz w:val="16"/>
-                  <w:szCs w:val="16"/>
-                  <w:u w:val="single" w:color="2E75B6"/>
-                </w:rPr>
-                <w:t xml:space="preserve">Predict the charge on monatomic ions</w:t>
-              </w:r>
-            </w:hyperlink>
-          </w:p>
-          <w:p>
-            <w:pPr>
-              <w:spacing w:after="10" w:before="0"/>
-              <w:ind w:left="120"/>
-            </w:pPr>
-            <w:r>
-              <w:rPr>
-                <w:rFonts w:ascii="Arial" w:cs="Arial" w:eastAsia="Arial" w:hAnsi="Arial"/>
-                <w:color w:val="595959"/>
-                <w:sz w:val="14"/>
-                <w:szCs w:val="14"/>
-              </w:rPr>
-              <w:t xml:space="preserve">Source: Khan Academy (English - US curriculum)</w:t>
-            </w:r>
-          </w:p>
-          <w:p>
-            <w:pPr>
-              <w:spacing w:after="10" w:before="0"/>
-              <w:ind w:left="120"/>
-            </w:pPr>
-            <w:hyperlink w:history="1" r:id="rIdm3_mjc5kob49vkxlrigce">
+            <w:hyperlink w:history="1" r:id="rIdutqvmkdpilvul3mgbpnd1">
               <w:r>
                 <w:rPr>
                   <w:rFonts w:ascii="Arial" w:cs="Arial" w:eastAsia="Arial" w:hAnsi="Arial"/>
@@ -29487,7 +29487,7 @@
             <w:pPr>
               <w:spacing w:after="20" w:before="0"/>
             </w:pPr>
-            <w:hyperlink w:history="1" r:id="rIdo0w5bhqy0qyrn5pik36kp">
+            <w:hyperlink w:history="1" r:id="rIdq7sn7w-zcmb4uqybq6tai">
               <w:r>
                 <w:rPr>
                   <w:rFonts w:ascii="Arial" w:cs="Arial" w:eastAsia="Arial" w:hAnsi="Arial"/>
@@ -29520,7 +29520,7 @@
               <w:spacing w:after="10" w:before="0"/>
               <w:ind w:left="120"/>
             </w:pPr>
-            <w:hyperlink w:history="1" r:id="rId5pphhohxcejsdxtj9bcll">
+            <w:hyperlink w:history="1" r:id="rIdrckuhindlwhqatkhvzoal">
               <w:r>
                 <w:rPr>
                   <w:rFonts w:ascii="Arial" w:cs="Arial" w:eastAsia="Arial" w:hAnsi="Arial"/>
@@ -29565,7 +29565,7 @@
             <w:pPr>
               <w:spacing w:after="20" w:before="0"/>
             </w:pPr>
-            <w:hyperlink w:history="1" r:id="rId0zapm20iex-x7didyafxr">
+            <w:hyperlink w:history="1" r:id="rIdcle5c3pfs4dvvhxcpixr-">
               <w:r>
                 <w:rPr>
                   <w:rFonts w:ascii="Arial" w:cs="Arial" w:eastAsia="Arial" w:hAnsi="Arial"/>
@@ -29598,7 +29598,7 @@
               <w:spacing w:after="10" w:before="0"/>
               <w:ind w:left="120"/>
             </w:pPr>
-            <w:hyperlink w:history="1" r:id="rIdhktdaivtc9zbat8ojnxjw">
+            <w:hyperlink w:history="1" r:id="rIdjd5sgwfh8wlmg936oix35">
               <w:r>
                 <w:rPr>
                   <w:rFonts w:ascii="Arial" w:cs="Arial" w:eastAsia="Arial" w:hAnsi="Arial"/>
@@ -29793,7 +29793,7 @@
             <w:pPr>
               <w:spacing w:after="20" w:before="0"/>
             </w:pPr>
-            <w:hyperlink w:history="1" r:id="rId1pmkawvwfpwnkpnmywh-r">
+            <w:hyperlink w:history="1" r:id="rIdnkexz_ppe3g_awkgs7jp3">
               <w:r>
                 <w:rPr>
                   <w:rFonts w:ascii="Arial" w:cs="Arial" w:eastAsia="Arial" w:hAnsi="Arial"/>
@@ -29802,7 +29802,7 @@
                   <w:szCs w:val="16"/>
                   <w:u w:val="single" w:color="2E75B6"/>
                 </w:rPr>
-                <w:t xml:space="preserve">Electron configurations for the third and fourth periods</w:t>
+                <w:t xml:space="preserve">The periodic table - classification of elements</w:t>
               </w:r>
             </w:hyperlink>
           </w:p>
@@ -29826,7 +29826,7 @@
               <w:spacing w:after="10" w:before="0"/>
               <w:ind w:left="120"/>
             </w:pPr>
-            <w:hyperlink w:history="1" r:id="rIde_a6yp-nxguwu1dbremoh">
+            <w:hyperlink w:history="1" r:id="rId4qc7dfx9psh5mchor3tf1">
               <w:r>
                 <w:rPr>
                   <w:rFonts w:ascii="Arial" w:cs="Arial" w:eastAsia="Arial" w:hAnsi="Arial"/>
@@ -29871,7 +29871,7 @@
             <w:pPr>
               <w:spacing w:after="20" w:before="0"/>
             </w:pPr>
-            <w:hyperlink w:history="1" r:id="rIdyjxdsd55kcbxfs18tpvyk">
+            <w:hyperlink w:history="1" r:id="rIdqgviiu2yfl7rkb9jljxyj">
               <w:r>
                 <w:rPr>
                   <w:rFonts w:ascii="Arial" w:cs="Arial" w:eastAsia="Arial" w:hAnsi="Arial"/>
@@ -29904,7 +29904,7 @@
               <w:spacing w:after="10" w:before="0"/>
               <w:ind w:left="120"/>
             </w:pPr>
-            <w:hyperlink w:history="1" r:id="rIdyskjzgx0jhtzx3ijhnoga">
+            <w:hyperlink w:history="1" r:id="rIdhdjv4uawjw02wyaqik7rx">
               <w:r>
                 <w:rPr>
                   <w:rFonts w:ascii="Arial" w:cs="Arial" w:eastAsia="Arial" w:hAnsi="Arial"/>
@@ -30099,7 +30099,7 @@
             <w:pPr>
               <w:spacing w:after="20" w:before="0"/>
             </w:pPr>
-            <w:hyperlink w:history="1" r:id="rIdbv9m5sa-wkfy_odufr6rg">
+            <w:hyperlink w:history="1" r:id="rId9rinnjs_bymmfhdh8y84_">
               <w:r>
                 <w:rPr>
                   <w:rFonts w:ascii="Arial" w:cs="Arial" w:eastAsia="Arial" w:hAnsi="Arial"/>
@@ -30132,7 +30132,7 @@
               <w:spacing w:after="10" w:before="0"/>
               <w:ind w:left="120"/>
             </w:pPr>
-            <w:hyperlink w:history="1" r:id="rIdsxd-tzeqbyyfu_zl_qw38">
+            <w:hyperlink w:history="1" r:id="rIdgszghmpfoeus1o20hqqqy">
               <w:r>
                 <w:rPr>
                   <w:rFonts w:ascii="Arial" w:cs="Arial" w:eastAsia="Arial" w:hAnsi="Arial"/>
@@ -30177,7 +30177,7 @@
             <w:pPr>
               <w:spacing w:after="20" w:before="0"/>
             </w:pPr>
-            <w:hyperlink w:history="1" r:id="rId5ufhsvoaxsh3opnfif0mh">
+            <w:hyperlink w:history="1" r:id="rIdlxe71opuqequmyhfyik0w">
               <w:r>
                 <w:rPr>
                   <w:rFonts w:ascii="Arial" w:cs="Arial" w:eastAsia="Arial" w:hAnsi="Arial"/>
@@ -30210,7 +30210,7 @@
               <w:spacing w:after="10" w:before="0"/>
               <w:ind w:left="120"/>
             </w:pPr>
-            <w:hyperlink w:history="1" r:id="rId1vguw-wqbbmjcspprsly9">
+            <w:hyperlink w:history="1" r:id="rIdde620migqi2g-klljxov9">
               <w:r>
                 <w:rPr>
                   <w:rFonts w:ascii="Arial" w:cs="Arial" w:eastAsia="Arial" w:hAnsi="Arial"/>
@@ -30405,7 +30405,7 @@
             <w:pPr>
               <w:spacing w:after="20" w:before="0"/>
             </w:pPr>
-            <w:hyperlink w:history="1" r:id="rIdnm1wbb6rv3kph7dm3p_4h">
+            <w:hyperlink w:history="1" r:id="rIdnr0nqx3zg4cgaclrgga9r">
               <w:r>
                 <w:rPr>
                   <w:rFonts w:ascii="Arial" w:cs="Arial" w:eastAsia="Arial" w:hAnsi="Arial"/>
@@ -30438,7 +30438,7 @@
               <w:spacing w:after="10" w:before="0"/>
               <w:ind w:left="120"/>
             </w:pPr>
-            <w:hyperlink w:history="1" r:id="rIdz6r9bhc_umhnslb69pmjm">
+            <w:hyperlink w:history="1" r:id="rIdkv_ikccp5v5t9sstshy5h">
               <w:r>
                 <w:rPr>
                   <w:rFonts w:ascii="Arial" w:cs="Arial" w:eastAsia="Arial" w:hAnsi="Arial"/>
@@ -30483,7 +30483,7 @@
             <w:pPr>
               <w:spacing w:after="20" w:before="0"/>
             </w:pPr>
-            <w:hyperlink w:history="1" r:id="rIdanjofjf4qpfoxge2xz5ld">
+            <w:hyperlink w:history="1" r:id="rIdud7tqqnjiihfsd7jwcmtu">
               <w:r>
                 <w:rPr>
                   <w:rFonts w:ascii="Arial" w:cs="Arial" w:eastAsia="Arial" w:hAnsi="Arial"/>
@@ -30516,7 +30516,7 @@
               <w:spacing w:after="10" w:before="0"/>
               <w:ind w:left="120"/>
             </w:pPr>
-            <w:hyperlink w:history="1" r:id="rIdzqhq3wz5me68sulsi9avv">
+            <w:hyperlink w:history="1" r:id="rIdn_i6qntktk3c8yobzuixi">
               <w:r>
                 <w:rPr>
                   <w:rFonts w:ascii="Arial" w:cs="Arial" w:eastAsia="Arial" w:hAnsi="Arial"/>
@@ -30711,7 +30711,7 @@
             <w:pPr>
               <w:spacing w:after="20" w:before="0"/>
             </w:pPr>
-            <w:hyperlink w:history="1" r:id="rIdqp7fqy5v09kexznb7jbzd">
+            <w:hyperlink w:history="1" r:id="rIdsfjki_mhqovw6tnx9deju">
               <w:r>
                 <w:rPr>
                   <w:rFonts w:ascii="Arial" w:cs="Arial" w:eastAsia="Arial" w:hAnsi="Arial"/>
@@ -30744,7 +30744,7 @@
               <w:spacing w:after="10" w:before="0"/>
               <w:ind w:left="120"/>
             </w:pPr>
-            <w:hyperlink w:history="1" r:id="rIdiskh1m_mims5cjloycwtu">
+            <w:hyperlink w:history="1" r:id="rIdobq8qywmak_f9m8yvpmgw">
               <w:r>
                 <w:rPr>
                   <w:rFonts w:ascii="Arial" w:cs="Arial" w:eastAsia="Arial" w:hAnsi="Arial"/>
@@ -30789,7 +30789,7 @@
             <w:pPr>
               <w:spacing w:after="20" w:before="0"/>
             </w:pPr>
-            <w:hyperlink w:history="1" r:id="rIdl96w4tae8xaje_kuopppb">
+            <w:hyperlink w:history="1" r:id="rIdyzgux-lewc-a8z0l98lgj">
               <w:r>
                 <w:rPr>
                   <w:rFonts w:ascii="Arial" w:cs="Arial" w:eastAsia="Arial" w:hAnsi="Arial"/>
@@ -30822,7 +30822,7 @@
               <w:spacing w:after="10" w:before="0"/>
               <w:ind w:left="120"/>
             </w:pPr>
-            <w:hyperlink w:history="1" r:id="rId7m38_8vqjtntslku8aylh">
+            <w:hyperlink w:history="1" r:id="rId44es2a-lhtc41bvshwium">
               <w:r>
                 <w:rPr>
                   <w:rFonts w:ascii="Arial" w:cs="Arial" w:eastAsia="Arial" w:hAnsi="Arial"/>

--- a/data/outputs/v2/Chemistry/SS1.3_The_Periodic_Table/Chemistry_The_Periodic_Table_CBE_LessonSequence.docx
+++ b/data/outputs/v2/Chemistry/SS1.3_The_Periodic_Table/Chemistry_The_Periodic_Table_CBE_LessonSequence.docx
@@ -42,6 +42,177 @@
     </w:p>
     <w:p>
       <w:pPr>
+        <w:spacing w:after="80" w:before="120"/>
+      </w:pPr>
+      <w:r>
+        <w:rPr>
+          <w:rFonts w:ascii="Arial" w:cs="Arial" w:eastAsia="Arial" w:hAnsi="Arial"/>
+          <w:b/>
+          <w:bCs/>
+          <w:color w:val="1F3864"/>
+          <w:sz w:val="20"/>
+          <w:szCs w:val="20"/>
+        </w:rPr>
+        <w:t xml:space="preserve">ATTRIBUTION AND LICENSING</w:t>
+      </w:r>
+    </w:p>
+    <w:p>
+      <w:pPr>
+        <w:spacing w:after="60" w:before="0"/>
+      </w:pPr>
+      <w:r>
+        <w:rPr>
+          <w:rFonts w:ascii="Arial" w:cs="Arial" w:eastAsia="Arial" w:hAnsi="Arial"/>
+          <w:b/>
+          <w:bCs/>
+          <w:sz w:val="17"/>
+          <w:szCs w:val="17"/>
+        </w:rPr>
+        <w:t xml:space="preserve">Curriculum Alignment: </w:t>
+      </w:r>
+      <w:r>
+        <w:rPr>
+          <w:rFonts w:ascii="Arial" w:cs="Arial" w:eastAsia="Arial" w:hAnsi="Arial"/>
+          <w:sz w:val="17"/>
+          <w:szCs w:val="17"/>
+        </w:rPr>
+        <w:t xml:space="preserve">Structured in pedagogical alignment with the competence-based curriculum format and learning outcomes established by the Kenya Institute of Curriculum Development (KICD). This material is independently developed and is not officially endorsed or published by KICD.</w:t>
+      </w:r>
+    </w:p>
+    <w:p>
+      <w:pPr>
+        <w:spacing w:after="60" w:before="0"/>
+      </w:pPr>
+      <w:r>
+        <w:rPr>
+          <w:rFonts w:ascii="Arial" w:cs="Arial" w:eastAsia="Arial" w:hAnsi="Arial"/>
+          <w:b/>
+          <w:bCs/>
+          <w:sz w:val="17"/>
+          <w:szCs w:val="17"/>
+        </w:rPr>
+        <w:t xml:space="preserve">Content &amp; Pedagogy: </w:t>
+      </w:r>
+      <w:r>
+        <w:rPr>
+          <w:rFonts w:ascii="Arial" w:cs="Arial" w:eastAsia="Arial" w:hAnsi="Arial"/>
+          <w:sz w:val="17"/>
+          <w:szCs w:val="17"/>
+        </w:rPr>
+        <w:t xml:space="preserve">Developed and adapted by the educator team at SeaVuria (registered 501(c)(3) in the United States and registered NGO in Kenya, No. 872-850A-BF11), who designed the pedagogical framework, lesson templates and exemplar lessons on which this material is based.</w:t>
+      </w:r>
+    </w:p>
+    <w:p>
+      <w:pPr>
+        <w:spacing w:after="60" w:before="0"/>
+      </w:pPr>
+      <w:r>
+        <w:rPr>
+          <w:rFonts w:ascii="Arial" w:cs="Arial" w:eastAsia="Arial" w:hAnsi="Arial"/>
+          <w:b/>
+          <w:bCs/>
+          <w:sz w:val="17"/>
+          <w:szCs w:val="17"/>
+        </w:rPr>
+        <w:t xml:space="preserve">Production &amp; Layout: </w:t>
+      </w:r>
+      <w:r>
+        <w:rPr>
+          <w:rFonts w:ascii="Arial" w:cs="Arial" w:eastAsia="Arial" w:hAnsi="Arial"/>
+          <w:sz w:val="17"/>
+          <w:szCs w:val="17"/>
+        </w:rPr>
+        <w:t xml:space="preserve">Educational design and curriculum sequencing by SeaVuria. Technical layout, structural formatting, and digital optimization/implementation executed in partnership with ARES Education (registered 501(c)(3) in the United States and Canada (as Afretech Aid) and registered NGO in Kenya), with lesson drafting and compilation assisted by AI (Claude, Anthropic).</w:t>
+      </w:r>
+    </w:p>
+    <w:p>
+      <w:pPr>
+        <w:pBdr>
+          <w:bottom w:val="single" w:color="1F3864" w:sz="6" w:space="6"/>
+        </w:pBdr>
+        <w:spacing w:after="60" w:before="0"/>
+      </w:pPr>
+      <w:r>
+        <w:rPr>
+          <w:rFonts w:ascii="Arial" w:cs="Arial" w:eastAsia="Arial" w:hAnsi="Arial"/>
+          <w:b/>
+          <w:bCs/>
+          <w:sz w:val="17"/>
+          <w:szCs w:val="17"/>
+        </w:rPr>
+        <w:t xml:space="preserve">Licensing &amp; Copyright: </w:t>
+      </w:r>
+      <w:r>
+        <w:rPr>
+          <w:rFonts w:ascii="Arial" w:cs="Arial" w:eastAsia="Arial" w:hAnsi="Arial"/>
+          <w:sz w:val="17"/>
+          <w:szCs w:val="17"/>
+        </w:rPr>
+        <w:t xml:space="preserve">© 2026 SeaVuria and ARES. This work is licensed under a </w:t>
+      </w:r>
+      <w:hyperlink w:history="1" r:id="rIdgivboamsyns_ynv0nu0a6">
+        <w:r>
+          <w:rPr>
+            <w:rFonts w:ascii="Arial" w:cs="Arial" w:eastAsia="Arial" w:hAnsi="Arial"/>
+            <w:color w:val="1F6B75"/>
+            <w:sz w:val="17"/>
+            <w:szCs w:val="17"/>
+            <w:u w:val="single" w:color="1F6B75"/>
+          </w:rPr>
+          <w:t xml:space="preserve">Creative Commons Attribution-NonCommercial 4.0 International License</w:t>
+        </w:r>
+      </w:hyperlink>
+      <w:r>
+        <w:rPr>
+          <w:rFonts w:ascii="Arial" w:cs="Arial" w:eastAsia="Arial" w:hAnsi="Arial"/>
+          <w:sz w:val="17"/>
+          <w:szCs w:val="17"/>
+        </w:rPr>
+        <w:t xml:space="preserve"> (</w:t>
+      </w:r>
+      <w:hyperlink w:history="1" r:id="rIdwhy7eb3h_nijwkljuy4oz">
+        <w:r>
+          <w:rPr>
+            <w:rFonts w:ascii="Arial" w:cs="Arial" w:eastAsia="Arial" w:hAnsi="Arial"/>
+            <w:color w:val="1F6B75"/>
+            <w:sz w:val="17"/>
+            <w:szCs w:val="17"/>
+            <w:u w:val="single" w:color="1F6B75"/>
+          </w:rPr>
+          <w:t xml:space="preserve">CC BY-NC 4.0</w:t>
+        </w:r>
+      </w:hyperlink>
+      <w:r>
+        <w:rPr>
+          <w:rFonts w:ascii="Arial" w:cs="Arial" w:eastAsia="Arial" w:hAnsi="Arial"/>
+          <w:sz w:val="17"/>
+          <w:szCs w:val="17"/>
+        </w:rPr>
+        <w:t xml:space="preserve">). To view a copy of this license, visit </w:t>
+      </w:r>
+      <w:hyperlink w:history="1" r:id="rIdfogvpibqryasse27--ohd">
+        <w:r>
+          <w:rPr>
+            <w:rFonts w:ascii="Arial" w:cs="Arial" w:eastAsia="Arial" w:hAnsi="Arial"/>
+            <w:color w:val="1F6B75"/>
+            <w:sz w:val="17"/>
+            <w:szCs w:val="17"/>
+            <w:u w:val="single" w:color="1F6B75"/>
+          </w:rPr>
+          <w:t xml:space="preserve">https://creativecommons.org/licenses/by-nc/4.0/</w:t>
+        </w:r>
+      </w:hyperlink>
+      <w:r>
+        <w:rPr>
+          <w:rFonts w:ascii="Arial" w:cs="Arial" w:eastAsia="Arial" w:hAnsi="Arial"/>
+          <w:sz w:val="17"/>
+          <w:szCs w:val="17"/>
+        </w:rPr>
+        <w:t xml:space="preserve">. You are free to copy, redistribute, and adapt this material in any medium or format, provided appropriate credit is given and the material is not used for commercial purposes. KICD learning outcomes and curriculum designations reproduced here for alignment purposes remain the property of KICD and are not covered by this license. Linked external resources (e.g. CK-12, Khan Academy, PhET) are subject to their own licenses.</w:t>
+      </w:r>
+    </w:p>
+    <w:p>
+      <w:pPr>
         <w:spacing w:after="120"/>
       </w:pPr>
       <w:r>
@@ -3082,7 +3253,7 @@
             <w:pPr>
               <w:spacing w:after="20" w:before="0"/>
             </w:pPr>
-            <w:hyperlink w:history="1" r:id="rIdenxybgtr1jajeb4t6dt77">
+            <w:hyperlink w:history="1" r:id="rId-d3lzmbm7xrmmcptutzak">
               <w:r>
                 <w:rPr>
                   <w:rFonts w:ascii="Arial" w:cs="Arial" w:eastAsia="Arial" w:hAnsi="Arial"/>
@@ -3115,7 +3286,7 @@
               <w:spacing w:after="10" w:before="0"/>
               <w:ind w:left="120"/>
             </w:pPr>
-            <w:hyperlink w:history="1" r:id="rIdxj2utio07_ceilotdwll7">
+            <w:hyperlink w:history="1" r:id="rIdunmqdc8jwqnoijycr-9fe">
               <w:r>
                 <w:rPr>
                   <w:rFonts w:ascii="Arial" w:cs="Arial" w:eastAsia="Arial" w:hAnsi="Arial"/>
@@ -3160,7 +3331,7 @@
             <w:pPr>
               <w:spacing w:after="20" w:before="0"/>
             </w:pPr>
-            <w:hyperlink w:history="1" r:id="rIdbvu37gngq1iqh50i71mnz">
+            <w:hyperlink w:history="1" r:id="rIdyhxboejf1mjtfn4gqoi-a">
               <w:r>
                 <w:rPr>
                   <w:rFonts w:ascii="Arial" w:cs="Arial" w:eastAsia="Arial" w:hAnsi="Arial"/>
@@ -3193,7 +3364,7 @@
               <w:spacing w:after="10" w:before="0"/>
               <w:ind w:left="120"/>
             </w:pPr>
-            <w:hyperlink w:history="1" r:id="rIdkpdng0u-fgfpw-glpsl81">
+            <w:hyperlink w:history="1" r:id="rIdvamtoxn0y45rvqtnkyrd9">
               <w:r>
                 <w:rPr>
                   <w:rFonts w:ascii="Arial" w:cs="Arial" w:eastAsia="Arial" w:hAnsi="Arial"/>
@@ -3388,7 +3559,7 @@
             <w:pPr>
               <w:spacing w:after="20" w:before="0"/>
             </w:pPr>
-            <w:hyperlink w:history="1" r:id="rIdxubivuarxn7_zvlktc1wg">
+            <w:hyperlink w:history="1" r:id="rIdmfqcwgn-zu4fq2pz60qvn">
               <w:r>
                 <w:rPr>
                   <w:rFonts w:ascii="Arial" w:cs="Arial" w:eastAsia="Arial" w:hAnsi="Arial"/>
@@ -3421,7 +3592,7 @@
               <w:spacing w:after="10" w:before="0"/>
               <w:ind w:left="120"/>
             </w:pPr>
-            <w:hyperlink w:history="1" r:id="rIdzelv0v6bj5uds0xhfivkx">
+            <w:hyperlink w:history="1" r:id="rId1ebjdgl9iqzoxmbxpipy8">
               <w:r>
                 <w:rPr>
                   <w:rFonts w:ascii="Arial" w:cs="Arial" w:eastAsia="Arial" w:hAnsi="Arial"/>
@@ -3466,7 +3637,7 @@
             <w:pPr>
               <w:spacing w:after="20" w:before="0"/>
             </w:pPr>
-            <w:hyperlink w:history="1" r:id="rIdciimltvzengsytua3a0lk">
+            <w:hyperlink w:history="1" r:id="rIdplmaado8xckqkbprkd1o3">
               <w:r>
                 <w:rPr>
                   <w:rFonts w:ascii="Arial" w:cs="Arial" w:eastAsia="Arial" w:hAnsi="Arial"/>
@@ -3499,7 +3670,7 @@
               <w:spacing w:after="10" w:before="0"/>
               <w:ind w:left="120"/>
             </w:pPr>
-            <w:hyperlink w:history="1" r:id="rIdejnkiybffqat8eglgs1pe">
+            <w:hyperlink w:history="1" r:id="rIdf353yxtok4p7mr8waffuf">
               <w:r>
                 <w:rPr>
                   <w:rFonts w:ascii="Arial" w:cs="Arial" w:eastAsia="Arial" w:hAnsi="Arial"/>
@@ -3694,7 +3865,7 @@
             <w:pPr>
               <w:spacing w:after="20" w:before="0"/>
             </w:pPr>
-            <w:hyperlink w:history="1" r:id="rId6br_tppommlgnecto8way">
+            <w:hyperlink w:history="1" r:id="rIdpmo4spibz_qfquonkdhgq">
               <w:r>
                 <w:rPr>
                   <w:rFonts w:ascii="Arial" w:cs="Arial" w:eastAsia="Arial" w:hAnsi="Arial"/>
@@ -3727,7 +3898,7 @@
               <w:spacing w:after="10" w:before="0"/>
               <w:ind w:left="120"/>
             </w:pPr>
-            <w:hyperlink w:history="1" r:id="rId1mxzjky5u8m8ngfc4fvkx">
+            <w:hyperlink w:history="1" r:id="rId3lwj0vnjz8rhb6f5q2hz3">
               <w:r>
                 <w:rPr>
                   <w:rFonts w:ascii="Arial" w:cs="Arial" w:eastAsia="Arial" w:hAnsi="Arial"/>
@@ -3772,7 +3943,7 @@
             <w:pPr>
               <w:spacing w:after="20" w:before="0"/>
             </w:pPr>
-            <w:hyperlink w:history="1" r:id="rIdb5xoraaoiqz0mcgyojndu">
+            <w:hyperlink w:history="1" r:id="rIdu1ctw0nocgqzyim5bpppx">
               <w:r>
                 <w:rPr>
                   <w:rFonts w:ascii="Arial" w:cs="Arial" w:eastAsia="Arial" w:hAnsi="Arial"/>
@@ -3805,7 +3976,7 @@
               <w:spacing w:after="10" w:before="0"/>
               <w:ind w:left="120"/>
             </w:pPr>
-            <w:hyperlink w:history="1" r:id="rIdwtjyp01mmpbvlt1eyzyam">
+            <w:hyperlink w:history="1" r:id="rIdojcw4_h2ist0woaamqjau">
               <w:r>
                 <w:rPr>
                   <w:rFonts w:ascii="Arial" w:cs="Arial" w:eastAsia="Arial" w:hAnsi="Arial"/>
@@ -4000,7 +4171,7 @@
             <w:pPr>
               <w:spacing w:after="20" w:before="0"/>
             </w:pPr>
-            <w:hyperlink w:history="1" r:id="rId3gqesbabhncwey8kl9hmp">
+            <w:hyperlink w:history="1" r:id="rId-w5t7aa4oibkvurltbly5">
               <w:r>
                 <w:rPr>
                   <w:rFonts w:ascii="Arial" w:cs="Arial" w:eastAsia="Arial" w:hAnsi="Arial"/>
@@ -4033,7 +4204,7 @@
               <w:spacing w:after="10" w:before="0"/>
               <w:ind w:left="120"/>
             </w:pPr>
-            <w:hyperlink w:history="1" r:id="rIdwbes2cxufpski9t3sjfpb">
+            <w:hyperlink w:history="1" r:id="rIdm8cluc087c6ynvq-sxn5p">
               <w:r>
                 <w:rPr>
                   <w:rFonts w:ascii="Arial" w:cs="Arial" w:eastAsia="Arial" w:hAnsi="Arial"/>
@@ -4078,7 +4249,7 @@
             <w:pPr>
               <w:spacing w:after="20" w:before="0"/>
             </w:pPr>
-            <w:hyperlink w:history="1" r:id="rIdergpu4cvmony3j8zmndq7">
+            <w:hyperlink w:history="1" r:id="rIdkyj80x5r0onrrix2pxj03">
               <w:r>
                 <w:rPr>
                   <w:rFonts w:ascii="Arial" w:cs="Arial" w:eastAsia="Arial" w:hAnsi="Arial"/>
@@ -4111,7 +4282,7 @@
               <w:spacing w:after="10" w:before="0"/>
               <w:ind w:left="120"/>
             </w:pPr>
-            <w:hyperlink w:history="1" r:id="rIdap8qwcixcgmcdzvp8oqsn">
+            <w:hyperlink w:history="1" r:id="rIdd-cr_g6h1dz-isura1y-4">
               <w:r>
                 <w:rPr>
                   <w:rFonts w:ascii="Arial" w:cs="Arial" w:eastAsia="Arial" w:hAnsi="Arial"/>
@@ -4306,7 +4477,7 @@
             <w:pPr>
               <w:spacing w:after="20" w:before="0"/>
             </w:pPr>
-            <w:hyperlink w:history="1" r:id="rIdpdnnpuwkj6wlso_0wzkl6">
+            <w:hyperlink w:history="1" r:id="rIdvkqq8d0noxayakf5weijf">
               <w:r>
                 <w:rPr>
                   <w:rFonts w:ascii="Arial" w:cs="Arial" w:eastAsia="Arial" w:hAnsi="Arial"/>
@@ -4339,7 +4510,7 @@
               <w:spacing w:after="10" w:before="0"/>
               <w:ind w:left="120"/>
             </w:pPr>
-            <w:hyperlink w:history="1" r:id="rIdjianbaewhkamlecsn0hkv">
+            <w:hyperlink w:history="1" r:id="rIdxq-hxsahctgyu_xtcaxyd">
               <w:r>
                 <w:rPr>
                   <w:rFonts w:ascii="Arial" w:cs="Arial" w:eastAsia="Arial" w:hAnsi="Arial"/>
@@ -4384,7 +4555,7 @@
             <w:pPr>
               <w:spacing w:after="20" w:before="0"/>
             </w:pPr>
-            <w:hyperlink w:history="1" r:id="rIdmzroa61nhkk0esn0o4zy4">
+            <w:hyperlink w:history="1" r:id="rIdjz3maqt6_xiy1xgaazrnd">
               <w:r>
                 <w:rPr>
                   <w:rFonts w:ascii="Arial" w:cs="Arial" w:eastAsia="Arial" w:hAnsi="Arial"/>
@@ -4417,7 +4588,7 @@
               <w:spacing w:after="10" w:before="0"/>
               <w:ind w:left="120"/>
             </w:pPr>
-            <w:hyperlink w:history="1" r:id="rIdqyvzggerb44gf7rckk2nh">
+            <w:hyperlink w:history="1" r:id="rIdagt5wnjxd2s02-83j642e">
               <w:r>
                 <w:rPr>
                   <w:rFonts w:ascii="Arial" w:cs="Arial" w:eastAsia="Arial" w:hAnsi="Arial"/>
@@ -5008,6 +5179,65 @@
         </w:tc>
       </w:tr>
     </w:tbl>
+    <w:p>
+      <w:pPr>
+        <w:pBdr>
+          <w:top w:val="single" w:color="BBBBBB" w:sz="4" w:space="4"/>
+        </w:pBdr>
+        <w:spacing w:after="0" w:before="160"/>
+      </w:pPr>
+      <w:r>
+        <w:rPr>
+          <w:rFonts w:ascii="Arial" w:cs="Arial" w:eastAsia="Arial" w:hAnsi="Arial"/>
+          <w:color w:val="666666"/>
+          <w:sz w:val="14"/>
+          <w:szCs w:val="14"/>
+        </w:rPr>
+        <w:t xml:space="preserve">© 2026 SeaVuria and ARES. Aligned with KICD objectives. Developed by SeaVuria; technical implementation by ARES (with AI assistance from Claude). Licensed under </w:t>
+      </w:r>
+      <w:hyperlink w:history="1" r:id="rIdswobjt90ya3gkg5dkau2y">
+        <w:r>
+          <w:rPr>
+            <w:rFonts w:ascii="Arial" w:cs="Arial" w:eastAsia="Arial" w:hAnsi="Arial"/>
+            <w:color w:val="1F6B75"/>
+            <w:sz w:val="14"/>
+            <w:szCs w:val="14"/>
+            <w:u w:val="single" w:color="1F6B75"/>
+          </w:rPr>
+          <w:t xml:space="preserve">CC BY-NC 4.0</w:t>
+        </w:r>
+      </w:hyperlink>
+      <w:r>
+        <w:rPr>
+          <w:rFonts w:ascii="Arial" w:cs="Arial" w:eastAsia="Arial" w:hAnsi="Arial"/>
+          <w:color w:val="666666"/>
+          <w:sz w:val="14"/>
+          <w:szCs w:val="14"/>
+        </w:rPr>
+        <w:t xml:space="preserve"> (</w:t>
+      </w:r>
+      <w:hyperlink w:history="1" r:id="rIdvuethffk4wqxgbfvqxieu">
+        <w:r>
+          <w:rPr>
+            <w:rFonts w:ascii="Arial" w:cs="Arial" w:eastAsia="Arial" w:hAnsi="Arial"/>
+            <w:color w:val="1F6B75"/>
+            <w:sz w:val="14"/>
+            <w:szCs w:val="14"/>
+            <w:u w:val="single" w:color="1F6B75"/>
+          </w:rPr>
+          <w:t xml:space="preserve">https://creativecommons.org/licenses/by-nc/4.0/</w:t>
+        </w:r>
+      </w:hyperlink>
+      <w:r>
+        <w:rPr>
+          <w:rFonts w:ascii="Arial" w:cs="Arial" w:eastAsia="Arial" w:hAnsi="Arial"/>
+          <w:color w:val="666666"/>
+          <w:sz w:val="14"/>
+          <w:szCs w:val="14"/>
+        </w:rPr>
+        <w:t xml:space="preserve">).</w:t>
+      </w:r>
+    </w:p>
     <w:p>
       <w:r>
         <w:br w:type="page"/>
@@ -5999,7 +6229,7 @@
             <w:pPr>
               <w:spacing w:after="20" w:before="0"/>
             </w:pPr>
-            <w:hyperlink w:history="1" r:id="rIdbqt2kmj-js5vcnndzyiam">
+            <w:hyperlink w:history="1" r:id="rIdlviahbxahx3yw8gmabp1q">
               <w:r>
                 <w:rPr>
                   <w:rFonts w:ascii="Arial" w:cs="Arial" w:eastAsia="Arial" w:hAnsi="Arial"/>
@@ -6032,7 +6262,7 @@
               <w:spacing w:after="10" w:before="0"/>
               <w:ind w:left="120"/>
             </w:pPr>
-            <w:hyperlink w:history="1" r:id="rIdrhnmuv_g_25f_9tvbkql4">
+            <w:hyperlink w:history="1" r:id="rIdnh7psn7bvawxahkqmetgy">
               <w:r>
                 <w:rPr>
                   <w:rFonts w:ascii="Arial" w:cs="Arial" w:eastAsia="Arial" w:hAnsi="Arial"/>
@@ -6077,7 +6307,7 @@
             <w:pPr>
               <w:spacing w:after="20" w:before="0"/>
             </w:pPr>
-            <w:hyperlink w:history="1" r:id="rId_e1g5oq1dvlkb4pl-qfx-">
+            <w:hyperlink w:history="1" r:id="rIdvtgupgyqcz7miuux3rmmz">
               <w:r>
                 <w:rPr>
                   <w:rFonts w:ascii="Arial" w:cs="Arial" w:eastAsia="Arial" w:hAnsi="Arial"/>
@@ -6110,7 +6340,7 @@
               <w:spacing w:after="10" w:before="0"/>
               <w:ind w:left="120"/>
             </w:pPr>
-            <w:hyperlink w:history="1" r:id="rIdgowbo8tx0gwz_hhpadugg">
+            <w:hyperlink w:history="1" r:id="rIdqk58ia8cjj2w4z_l7eza5">
               <w:r>
                 <w:rPr>
                   <w:rFonts w:ascii="Arial" w:cs="Arial" w:eastAsia="Arial" w:hAnsi="Arial"/>
@@ -6305,7 +6535,7 @@
             <w:pPr>
               <w:spacing w:after="20" w:before="0"/>
             </w:pPr>
-            <w:hyperlink w:history="1" r:id="rIdiask-fk3eijhhpuykyrp9">
+            <w:hyperlink w:history="1" r:id="rIdvodft-veskguvwt1wonwy">
               <w:r>
                 <w:rPr>
                   <w:rFonts w:ascii="Arial" w:cs="Arial" w:eastAsia="Arial" w:hAnsi="Arial"/>
@@ -6338,7 +6568,7 @@
               <w:spacing w:after="10" w:before="0"/>
               <w:ind w:left="120"/>
             </w:pPr>
-            <w:hyperlink w:history="1" r:id="rId1vmosn1fnwivfaqtaje_q">
+            <w:hyperlink w:history="1" r:id="rIdqlb6ljf_35dlscsuclgn3">
               <w:r>
                 <w:rPr>
                   <w:rFonts w:ascii="Arial" w:cs="Arial" w:eastAsia="Arial" w:hAnsi="Arial"/>
@@ -6383,7 +6613,7 @@
             <w:pPr>
               <w:spacing w:after="20" w:before="0"/>
             </w:pPr>
-            <w:hyperlink w:history="1" r:id="rIdoxdn8z5zf0gnf80_ysgxf">
+            <w:hyperlink w:history="1" r:id="rIddrf7gaaxgov1llqazs5x7">
               <w:r>
                 <w:rPr>
                   <w:rFonts w:ascii="Arial" w:cs="Arial" w:eastAsia="Arial" w:hAnsi="Arial"/>
@@ -6416,7 +6646,7 @@
               <w:spacing w:after="10" w:before="0"/>
               <w:ind w:left="120"/>
             </w:pPr>
-            <w:hyperlink w:history="1" r:id="rId7wruyyg9_x8mya8b_hosa">
+            <w:hyperlink w:history="1" r:id="rId6qbweurk0fxiqi5iepk8q">
               <w:r>
                 <w:rPr>
                   <w:rFonts w:ascii="Arial" w:cs="Arial" w:eastAsia="Arial" w:hAnsi="Arial"/>
@@ -6611,7 +6841,7 @@
             <w:pPr>
               <w:spacing w:after="20" w:before="0"/>
             </w:pPr>
-            <w:hyperlink w:history="1" r:id="rIdwz5g8e-atrvrda9rodvkw">
+            <w:hyperlink w:history="1" r:id="rIdwowbqtfn2b3b3pslkdds2">
               <w:r>
                 <w:rPr>
                   <w:rFonts w:ascii="Arial" w:cs="Arial" w:eastAsia="Arial" w:hAnsi="Arial"/>
@@ -6644,7 +6874,7 @@
               <w:spacing w:after="10" w:before="0"/>
               <w:ind w:left="120"/>
             </w:pPr>
-            <w:hyperlink w:history="1" r:id="rIdisgkcro3equvrmxsj3cql">
+            <w:hyperlink w:history="1" r:id="rIdz924cplwahep5nqaogkxe">
               <w:r>
                 <w:rPr>
                   <w:rFonts w:ascii="Arial" w:cs="Arial" w:eastAsia="Arial" w:hAnsi="Arial"/>
@@ -6689,7 +6919,7 @@
             <w:pPr>
               <w:spacing w:after="20" w:before="0"/>
             </w:pPr>
-            <w:hyperlink w:history="1" r:id="rIdjtwddfyszy12b_j9uaflp">
+            <w:hyperlink w:history="1" r:id="rId4lozolblj2hf3x1jlp249">
               <w:r>
                 <w:rPr>
                   <w:rFonts w:ascii="Arial" w:cs="Arial" w:eastAsia="Arial" w:hAnsi="Arial"/>
@@ -6722,7 +6952,7 @@
               <w:spacing w:after="10" w:before="0"/>
               <w:ind w:left="120"/>
             </w:pPr>
-            <w:hyperlink w:history="1" r:id="rIdwkobcxbyrjuqj9rs55ro2">
+            <w:hyperlink w:history="1" r:id="rId5c663iyxghxynanbt9yg4">
               <w:r>
                 <w:rPr>
                   <w:rFonts w:ascii="Arial" w:cs="Arial" w:eastAsia="Arial" w:hAnsi="Arial"/>
@@ -6917,7 +7147,7 @@
             <w:pPr>
               <w:spacing w:after="20" w:before="0"/>
             </w:pPr>
-            <w:hyperlink w:history="1" r:id="rIdl7bndefo88jfmwlh2clot">
+            <w:hyperlink w:history="1" r:id="rIdzwubt_icqljcxkv8bctoe">
               <w:r>
                 <w:rPr>
                   <w:rFonts w:ascii="Arial" w:cs="Arial" w:eastAsia="Arial" w:hAnsi="Arial"/>
@@ -6950,7 +7180,7 @@
               <w:spacing w:after="10" w:before="0"/>
               <w:ind w:left="120"/>
             </w:pPr>
-            <w:hyperlink w:history="1" r:id="rId--chja2g36r7yyooaxhci">
+            <w:hyperlink w:history="1" r:id="rIdamn3dvt2nqvtn-y2go3at">
               <w:r>
                 <w:rPr>
                   <w:rFonts w:ascii="Arial" w:cs="Arial" w:eastAsia="Arial" w:hAnsi="Arial"/>
@@ -6995,7 +7225,7 @@
             <w:pPr>
               <w:spacing w:after="20" w:before="0"/>
             </w:pPr>
-            <w:hyperlink w:history="1" r:id="rIdgktcvj1l5unoray2uzt4h">
+            <w:hyperlink w:history="1" r:id="rIdmg1m8z5jplad0lwitehnt">
               <w:r>
                 <w:rPr>
                   <w:rFonts w:ascii="Arial" w:cs="Arial" w:eastAsia="Arial" w:hAnsi="Arial"/>
@@ -7028,7 +7258,7 @@
               <w:spacing w:after="10" w:before="0"/>
               <w:ind w:left="120"/>
             </w:pPr>
-            <w:hyperlink w:history="1" r:id="rIdgqmhdvofamndbzdjkza5l">
+            <w:hyperlink w:history="1" r:id="rIddmwvpp5bjbhcfuem1j7kw">
               <w:r>
                 <w:rPr>
                   <w:rFonts w:ascii="Arial" w:cs="Arial" w:eastAsia="Arial" w:hAnsi="Arial"/>
@@ -7223,7 +7453,7 @@
             <w:pPr>
               <w:spacing w:after="20" w:before="0"/>
             </w:pPr>
-            <w:hyperlink w:history="1" r:id="rIdypcrozbyor6zrnagtyvyk">
+            <w:hyperlink w:history="1" r:id="rIddcpevpotruawamycnmjba">
               <w:r>
                 <w:rPr>
                   <w:rFonts w:ascii="Arial" w:cs="Arial" w:eastAsia="Arial" w:hAnsi="Arial"/>
@@ -7256,7 +7486,7 @@
               <w:spacing w:after="10" w:before="0"/>
               <w:ind w:left="120"/>
             </w:pPr>
-            <w:hyperlink w:history="1" r:id="rIdedby0f-vklutex5p6-y4u">
+            <w:hyperlink w:history="1" r:id="rIdpw3bg34jg4nqlmkun1mlq">
               <w:r>
                 <w:rPr>
                   <w:rFonts w:ascii="Arial" w:cs="Arial" w:eastAsia="Arial" w:hAnsi="Arial"/>
@@ -7301,7 +7531,7 @@
             <w:pPr>
               <w:spacing w:after="20" w:before="0"/>
             </w:pPr>
-            <w:hyperlink w:history="1" r:id="rIdxl6up89_mkevzjuawxcnx">
+            <w:hyperlink w:history="1" r:id="rIdchoqccuirvofyvarokbjx">
               <w:r>
                 <w:rPr>
                   <w:rFonts w:ascii="Arial" w:cs="Arial" w:eastAsia="Arial" w:hAnsi="Arial"/>
@@ -7334,7 +7564,7 @@
               <w:spacing w:after="10" w:before="0"/>
               <w:ind w:left="120"/>
             </w:pPr>
-            <w:hyperlink w:history="1" r:id="rIdbofeezwjsxcpfut8hd0x_">
+            <w:hyperlink w:history="1" r:id="rId0xy4bxndwizyi8n9ejwq6">
               <w:r>
                 <w:rPr>
                   <w:rFonts w:ascii="Arial" w:cs="Arial" w:eastAsia="Arial" w:hAnsi="Arial"/>
@@ -7830,6 +8060,65 @@
         </w:tc>
       </w:tr>
     </w:tbl>
+    <w:p>
+      <w:pPr>
+        <w:pBdr>
+          <w:top w:val="single" w:color="BBBBBB" w:sz="4" w:space="4"/>
+        </w:pBdr>
+        <w:spacing w:after="0" w:before="160"/>
+      </w:pPr>
+      <w:r>
+        <w:rPr>
+          <w:rFonts w:ascii="Arial" w:cs="Arial" w:eastAsia="Arial" w:hAnsi="Arial"/>
+          <w:color w:val="666666"/>
+          <w:sz w:val="14"/>
+          <w:szCs w:val="14"/>
+        </w:rPr>
+        <w:t xml:space="preserve">© 2026 SeaVuria and ARES. Aligned with KICD objectives. Developed by SeaVuria; technical implementation by ARES (with AI assistance from Claude). Licensed under </w:t>
+      </w:r>
+      <w:hyperlink w:history="1" r:id="rIdrnhjks07mz8fztxxcuy-8">
+        <w:r>
+          <w:rPr>
+            <w:rFonts w:ascii="Arial" w:cs="Arial" w:eastAsia="Arial" w:hAnsi="Arial"/>
+            <w:color w:val="1F6B75"/>
+            <w:sz w:val="14"/>
+            <w:szCs w:val="14"/>
+            <w:u w:val="single" w:color="1F6B75"/>
+          </w:rPr>
+          <w:t xml:space="preserve">CC BY-NC 4.0</w:t>
+        </w:r>
+      </w:hyperlink>
+      <w:r>
+        <w:rPr>
+          <w:rFonts w:ascii="Arial" w:cs="Arial" w:eastAsia="Arial" w:hAnsi="Arial"/>
+          <w:color w:val="666666"/>
+          <w:sz w:val="14"/>
+          <w:szCs w:val="14"/>
+        </w:rPr>
+        <w:t xml:space="preserve"> (</w:t>
+      </w:r>
+      <w:hyperlink w:history="1" r:id="rId2iwix-keiv55qjngowqng">
+        <w:r>
+          <w:rPr>
+            <w:rFonts w:ascii="Arial" w:cs="Arial" w:eastAsia="Arial" w:hAnsi="Arial"/>
+            <w:color w:val="1F6B75"/>
+            <w:sz w:val="14"/>
+            <w:szCs w:val="14"/>
+            <w:u w:val="single" w:color="1F6B75"/>
+          </w:rPr>
+          <w:t xml:space="preserve">https://creativecommons.org/licenses/by-nc/4.0/</w:t>
+        </w:r>
+      </w:hyperlink>
+      <w:r>
+        <w:rPr>
+          <w:rFonts w:ascii="Arial" w:cs="Arial" w:eastAsia="Arial" w:hAnsi="Arial"/>
+          <w:color w:val="666666"/>
+          <w:sz w:val="14"/>
+          <w:szCs w:val="14"/>
+        </w:rPr>
+        <w:t xml:space="preserve">).</w:t>
+      </w:r>
+    </w:p>
     <w:p>
       <w:r>
         <w:br w:type="page"/>
@@ -8821,7 +9110,7 @@
             <w:pPr>
               <w:spacing w:after="20" w:before="0"/>
             </w:pPr>
-            <w:hyperlink w:history="1" r:id="rIdtyqtrpugtxsqzm2qgmgwf">
+            <w:hyperlink w:history="1" r:id="rIdrxytpz3xhublzuqnbh_pc">
               <w:r>
                 <w:rPr>
                   <w:rFonts w:ascii="Arial" w:cs="Arial" w:eastAsia="Arial" w:hAnsi="Arial"/>
@@ -8854,7 +9143,7 @@
               <w:spacing w:after="10" w:before="0"/>
               <w:ind w:left="120"/>
             </w:pPr>
-            <w:hyperlink w:history="1" r:id="rIdjmhier2m_zvegfvitvl0a">
+            <w:hyperlink w:history="1" r:id="rIdiakol7n8stgmwtml-4cce">
               <w:r>
                 <w:rPr>
                   <w:rFonts w:ascii="Arial" w:cs="Arial" w:eastAsia="Arial" w:hAnsi="Arial"/>
@@ -8899,7 +9188,7 @@
             <w:pPr>
               <w:spacing w:after="20" w:before="0"/>
             </w:pPr>
-            <w:hyperlink w:history="1" r:id="rIdksrp7vlwf0o7ipfmmqjjm">
+            <w:hyperlink w:history="1" r:id="rIdvtgys50rp_hyudcl5qxkt">
               <w:r>
                 <w:rPr>
                   <w:rFonts w:ascii="Arial" w:cs="Arial" w:eastAsia="Arial" w:hAnsi="Arial"/>
@@ -8932,7 +9221,7 @@
               <w:spacing w:after="10" w:before="0"/>
               <w:ind w:left="120"/>
             </w:pPr>
-            <w:hyperlink w:history="1" r:id="rIddrrbnhf7xbm8asn_3_egb">
+            <w:hyperlink w:history="1" r:id="rIdojs0ssiljr7kkcqspssjz">
               <w:r>
                 <w:rPr>
                   <w:rFonts w:ascii="Arial" w:cs="Arial" w:eastAsia="Arial" w:hAnsi="Arial"/>
@@ -9184,7 +9473,7 @@
             <w:pPr>
               <w:spacing w:after="20" w:before="0"/>
             </w:pPr>
-            <w:hyperlink w:history="1" r:id="rIdnutftfvibsp4rwynssmgm">
+            <w:hyperlink w:history="1" r:id="rIdvb-qhrzqzjlnuh3zvts6s">
               <w:r>
                 <w:rPr>
                   <w:rFonts w:ascii="Arial" w:cs="Arial" w:eastAsia="Arial" w:hAnsi="Arial"/>
@@ -9217,7 +9506,7 @@
               <w:spacing w:after="10" w:before="0"/>
               <w:ind w:left="120"/>
             </w:pPr>
-            <w:hyperlink w:history="1" r:id="rIdm7opdrwu_7hyoqikffdpf">
+            <w:hyperlink w:history="1" r:id="rIdj8pwzqj2yr2weia_ld3cz">
               <w:r>
                 <w:rPr>
                   <w:rFonts w:ascii="Arial" w:cs="Arial" w:eastAsia="Arial" w:hAnsi="Arial"/>
@@ -9262,7 +9551,7 @@
             <w:pPr>
               <w:spacing w:after="20" w:before="0"/>
             </w:pPr>
-            <w:hyperlink w:history="1" r:id="rIdn5fpyst-_3birs8dsey3-">
+            <w:hyperlink w:history="1" r:id="rIdawvei9nw-oxmxics_awjs">
               <w:r>
                 <w:rPr>
                   <w:rFonts w:ascii="Arial" w:cs="Arial" w:eastAsia="Arial" w:hAnsi="Arial"/>
@@ -9295,7 +9584,7 @@
               <w:spacing w:after="10" w:before="0"/>
               <w:ind w:left="120"/>
             </w:pPr>
-            <w:hyperlink w:history="1" r:id="rId9dmnuoiahf_z7pq3u7n-q">
+            <w:hyperlink w:history="1" r:id="rIdtz7zb5u-itebcat5azac7">
               <w:r>
                 <w:rPr>
                   <w:rFonts w:ascii="Arial" w:cs="Arial" w:eastAsia="Arial" w:hAnsi="Arial"/>
@@ -9794,7 +10083,7 @@
             <w:pPr>
               <w:spacing w:after="20" w:before="0"/>
             </w:pPr>
-            <w:hyperlink w:history="1" r:id="rIdi6nivbqo_ru_duucjrkli">
+            <w:hyperlink w:history="1" r:id="rIdng8ge_ahb0r69vmkrcf7p">
               <w:r>
                 <w:rPr>
                   <w:rFonts w:ascii="Arial" w:cs="Arial" w:eastAsia="Arial" w:hAnsi="Arial"/>
@@ -9827,7 +10116,7 @@
               <w:spacing w:after="10" w:before="0"/>
               <w:ind w:left="120"/>
             </w:pPr>
-            <w:hyperlink w:history="1" r:id="rIdwnte5bhq7z3uje-eychif">
+            <w:hyperlink w:history="1" r:id="rIdp0kok77qbwmv7ghr2askq">
               <w:r>
                 <w:rPr>
                   <w:rFonts w:ascii="Arial" w:cs="Arial" w:eastAsia="Arial" w:hAnsi="Arial"/>
@@ -9872,7 +10161,7 @@
             <w:pPr>
               <w:spacing w:after="20" w:before="0"/>
             </w:pPr>
-            <w:hyperlink w:history="1" r:id="rIdwlckm2oxzyxluj30hab81">
+            <w:hyperlink w:history="1" r:id="rIdg1ohfxpvbamqjvo-4ei7z">
               <w:r>
                 <w:rPr>
                   <w:rFonts w:ascii="Arial" w:cs="Arial" w:eastAsia="Arial" w:hAnsi="Arial"/>
@@ -9905,7 +10194,7 @@
               <w:spacing w:after="10" w:before="0"/>
               <w:ind w:left="120"/>
             </w:pPr>
-            <w:hyperlink w:history="1" r:id="rIdhosebsjwlbhb6chsrmt_v">
+            <w:hyperlink w:history="1" r:id="rIdaasmvakqdghpl0tnxkvw4">
               <w:r>
                 <w:rPr>
                   <w:rFonts w:ascii="Arial" w:cs="Arial" w:eastAsia="Arial" w:hAnsi="Arial"/>
@@ -10480,7 +10769,7 @@
             <w:pPr>
               <w:spacing w:after="20" w:before="0"/>
             </w:pPr>
-            <w:hyperlink w:history="1" r:id="rId9oimciffp9v19ruq14q0e">
+            <w:hyperlink w:history="1" r:id="rIdxadsgjnqerwqq5151sfez">
               <w:r>
                 <w:rPr>
                   <w:rFonts w:ascii="Arial" w:cs="Arial" w:eastAsia="Arial" w:hAnsi="Arial"/>
@@ -10513,7 +10802,7 @@
               <w:spacing w:after="10" w:before="0"/>
               <w:ind w:left="120"/>
             </w:pPr>
-            <w:hyperlink w:history="1" r:id="rIdpazqdg6sn7dfr1mzdtanm">
+            <w:hyperlink w:history="1" r:id="rIdnfjgbu-yrngfhfi-bzx5y">
               <w:r>
                 <w:rPr>
                   <w:rFonts w:ascii="Arial" w:cs="Arial" w:eastAsia="Arial" w:hAnsi="Arial"/>
@@ -10558,7 +10847,7 @@
             <w:pPr>
               <w:spacing w:after="20" w:before="0"/>
             </w:pPr>
-            <w:hyperlink w:history="1" r:id="rIdlv9sa7d09tw-fwglor7mm">
+            <w:hyperlink w:history="1" r:id="rIdyn9ncuffsavn0gvquqrgo">
               <w:r>
                 <w:rPr>
                   <w:rFonts w:ascii="Arial" w:cs="Arial" w:eastAsia="Arial" w:hAnsi="Arial"/>
@@ -10591,7 +10880,7 @@
               <w:spacing w:after="10" w:before="0"/>
               <w:ind w:left="120"/>
             </w:pPr>
-            <w:hyperlink w:history="1" r:id="rIdbaf7if6ju-34zllotheny">
+            <w:hyperlink w:history="1" r:id="rIdmhsahvw4k5cyygtfmbjip">
               <w:r>
                 <w:rPr>
                   <w:rFonts w:ascii="Arial" w:cs="Arial" w:eastAsia="Arial" w:hAnsi="Arial"/>
@@ -10862,7 +11151,7 @@
             <w:pPr>
               <w:spacing w:after="20" w:before="0"/>
             </w:pPr>
-            <w:hyperlink w:history="1" r:id="rIdjljnlco6urr01fcv1ds6c">
+            <w:hyperlink w:history="1" r:id="rIdc8dedhu8ooxyvmsaihfja">
               <w:r>
                 <w:rPr>
                   <w:rFonts w:ascii="Arial" w:cs="Arial" w:eastAsia="Arial" w:hAnsi="Arial"/>
@@ -10895,7 +11184,7 @@
               <w:spacing w:after="10" w:before="0"/>
               <w:ind w:left="120"/>
             </w:pPr>
-            <w:hyperlink w:history="1" r:id="rIdn1b2dp3suppgn02iz3rig">
+            <w:hyperlink w:history="1" r:id="rId6n9junsk-vjh0ohfzxrzb">
               <w:r>
                 <w:rPr>
                   <w:rFonts w:ascii="Arial" w:cs="Arial" w:eastAsia="Arial" w:hAnsi="Arial"/>
@@ -10940,7 +11229,7 @@
             <w:pPr>
               <w:spacing w:after="20" w:before="0"/>
             </w:pPr>
-            <w:hyperlink w:history="1" r:id="rIdobxmmdg6kfw6xlwy3c907">
+            <w:hyperlink w:history="1" r:id="rIdafvsuz_jkzn9jwma6sgln">
               <w:r>
                 <w:rPr>
                   <w:rFonts w:ascii="Arial" w:cs="Arial" w:eastAsia="Arial" w:hAnsi="Arial"/>
@@ -10973,7 +11262,7 @@
               <w:spacing w:after="10" w:before="0"/>
               <w:ind w:left="120"/>
             </w:pPr>
-            <w:hyperlink w:history="1" r:id="rIdyztj-tcltykdgb3cqguuf">
+            <w:hyperlink w:history="1" r:id="rId_o9h1hldidbdhbk5yxg5c">
               <w:r>
                 <w:rPr>
                   <w:rFonts w:ascii="Arial" w:cs="Arial" w:eastAsia="Arial" w:hAnsi="Arial"/>
@@ -11564,6 +11853,65 @@
         </w:tc>
       </w:tr>
     </w:tbl>
+    <w:p>
+      <w:pPr>
+        <w:pBdr>
+          <w:top w:val="single" w:color="BBBBBB" w:sz="4" w:space="4"/>
+        </w:pBdr>
+        <w:spacing w:after="0" w:before="160"/>
+      </w:pPr>
+      <w:r>
+        <w:rPr>
+          <w:rFonts w:ascii="Arial" w:cs="Arial" w:eastAsia="Arial" w:hAnsi="Arial"/>
+          <w:color w:val="666666"/>
+          <w:sz w:val="14"/>
+          <w:szCs w:val="14"/>
+        </w:rPr>
+        <w:t xml:space="preserve">© 2026 SeaVuria and ARES. Aligned with KICD objectives. Developed by SeaVuria; technical implementation by ARES (with AI assistance from Claude). Licensed under </w:t>
+      </w:r>
+      <w:hyperlink w:history="1" r:id="rIddhlhnwfi-5gxvuywoaj-d">
+        <w:r>
+          <w:rPr>
+            <w:rFonts w:ascii="Arial" w:cs="Arial" w:eastAsia="Arial" w:hAnsi="Arial"/>
+            <w:color w:val="1F6B75"/>
+            <w:sz w:val="14"/>
+            <w:szCs w:val="14"/>
+            <w:u w:val="single" w:color="1F6B75"/>
+          </w:rPr>
+          <w:t xml:space="preserve">CC BY-NC 4.0</w:t>
+        </w:r>
+      </w:hyperlink>
+      <w:r>
+        <w:rPr>
+          <w:rFonts w:ascii="Arial" w:cs="Arial" w:eastAsia="Arial" w:hAnsi="Arial"/>
+          <w:color w:val="666666"/>
+          <w:sz w:val="14"/>
+          <w:szCs w:val="14"/>
+        </w:rPr>
+        <w:t xml:space="preserve"> (</w:t>
+      </w:r>
+      <w:hyperlink w:history="1" r:id="rIdrxer-vjzvh-fl1tehhblr">
+        <w:r>
+          <w:rPr>
+            <w:rFonts w:ascii="Arial" w:cs="Arial" w:eastAsia="Arial" w:hAnsi="Arial"/>
+            <w:color w:val="1F6B75"/>
+            <w:sz w:val="14"/>
+            <w:szCs w:val="14"/>
+            <w:u w:val="single" w:color="1F6B75"/>
+          </w:rPr>
+          <w:t xml:space="preserve">https://creativecommons.org/licenses/by-nc/4.0/</w:t>
+        </w:r>
+      </w:hyperlink>
+      <w:r>
+        <w:rPr>
+          <w:rFonts w:ascii="Arial" w:cs="Arial" w:eastAsia="Arial" w:hAnsi="Arial"/>
+          <w:color w:val="666666"/>
+          <w:sz w:val="14"/>
+          <w:szCs w:val="14"/>
+        </w:rPr>
+        <w:t xml:space="preserve">).</w:t>
+      </w:r>
+    </w:p>
     <w:p>
       <w:r>
         <w:br w:type="page"/>
@@ -12555,7 +12903,7 @@
             <w:pPr>
               <w:spacing w:after="20" w:before="0"/>
             </w:pPr>
-            <w:hyperlink w:history="1" r:id="rIdujv7f4aaib0oxbev717rb">
+            <w:hyperlink w:history="1" r:id="rIdfd5xjgwnbvringca4tstg">
               <w:r>
                 <w:rPr>
                   <w:rFonts w:ascii="Arial" w:cs="Arial" w:eastAsia="Arial" w:hAnsi="Arial"/>
@@ -12588,7 +12936,7 @@
               <w:spacing w:after="10" w:before="0"/>
               <w:ind w:left="120"/>
             </w:pPr>
-            <w:hyperlink w:history="1" r:id="rIdieaxe8qwviwdc4f9lb81-">
+            <w:hyperlink w:history="1" r:id="rIdcqare031yopk766hsru35">
               <w:r>
                 <w:rPr>
                   <w:rFonts w:ascii="Arial" w:cs="Arial" w:eastAsia="Arial" w:hAnsi="Arial"/>
@@ -12633,7 +12981,7 @@
             <w:pPr>
               <w:spacing w:after="20" w:before="0"/>
             </w:pPr>
-            <w:hyperlink w:history="1" r:id="rIdfxmvqqfiqrsz0ieqavkxa">
+            <w:hyperlink w:history="1" r:id="rId-mylk2xrdp9onhzwh0bjj">
               <w:r>
                 <w:rPr>
                   <w:rFonts w:ascii="Arial" w:cs="Arial" w:eastAsia="Arial" w:hAnsi="Arial"/>
@@ -12666,7 +13014,7 @@
               <w:spacing w:after="10" w:before="0"/>
               <w:ind w:left="120"/>
             </w:pPr>
-            <w:hyperlink w:history="1" r:id="rIdyhtduudehlku_gdfrdos1">
+            <w:hyperlink w:history="1" r:id="rIduwnobww80tgu3axp90ly3">
               <w:r>
                 <w:rPr>
                   <w:rFonts w:ascii="Arial" w:cs="Arial" w:eastAsia="Arial" w:hAnsi="Arial"/>
@@ -12861,7 +13209,7 @@
             <w:pPr>
               <w:spacing w:after="20" w:before="0"/>
             </w:pPr>
-            <w:hyperlink w:history="1" r:id="rId6qshwagq6zuovwuf-7sku">
+            <w:hyperlink w:history="1" r:id="rIdq-p429-4dxk_cuhzjaeow">
               <w:r>
                 <w:rPr>
                   <w:rFonts w:ascii="Arial" w:cs="Arial" w:eastAsia="Arial" w:hAnsi="Arial"/>
@@ -12894,7 +13242,7 @@
               <w:spacing w:after="10" w:before="0"/>
               <w:ind w:left="120"/>
             </w:pPr>
-            <w:hyperlink w:history="1" r:id="rIdqi1klelnu8k2esjubq2jl">
+            <w:hyperlink w:history="1" r:id="rIduymosoelztixdwqg_cwee">
               <w:r>
                 <w:rPr>
                   <w:rFonts w:ascii="Arial" w:cs="Arial" w:eastAsia="Arial" w:hAnsi="Arial"/>
@@ -12939,7 +13287,7 @@
             <w:pPr>
               <w:spacing w:after="20" w:before="0"/>
             </w:pPr>
-            <w:hyperlink w:history="1" r:id="rIdphpdvppo650iruolbjcqt">
+            <w:hyperlink w:history="1" r:id="rIdqgsuvptg1okj-ow7cjk2l">
               <w:r>
                 <w:rPr>
                   <w:rFonts w:ascii="Arial" w:cs="Arial" w:eastAsia="Arial" w:hAnsi="Arial"/>
@@ -12972,7 +13320,7 @@
               <w:spacing w:after="10" w:before="0"/>
               <w:ind w:left="120"/>
             </w:pPr>
-            <w:hyperlink w:history="1" r:id="rIdgbpycaia9avnbpkfkt8o1">
+            <w:hyperlink w:history="1" r:id="rIdsqojrmidnxioyuubm9rse">
               <w:r>
                 <w:rPr>
                   <w:rFonts w:ascii="Arial" w:cs="Arial" w:eastAsia="Arial" w:hAnsi="Arial"/>
@@ -13167,7 +13515,7 @@
             <w:pPr>
               <w:spacing w:after="20" w:before="0"/>
             </w:pPr>
-            <w:hyperlink w:history="1" r:id="rIdfhaelq7bhegvw2qcf0edh">
+            <w:hyperlink w:history="1" r:id="rIdzx1whnwoqhkwe911ddzs8">
               <w:r>
                 <w:rPr>
                   <w:rFonts w:ascii="Arial" w:cs="Arial" w:eastAsia="Arial" w:hAnsi="Arial"/>
@@ -13200,7 +13548,7 @@
               <w:spacing w:after="10" w:before="0"/>
               <w:ind w:left="120"/>
             </w:pPr>
-            <w:hyperlink w:history="1" r:id="rIdalagowj7erk3c-tlmsfka">
+            <w:hyperlink w:history="1" r:id="rId70yfevb6idlrs3ph-kyhb">
               <w:r>
                 <w:rPr>
                   <w:rFonts w:ascii="Arial" w:cs="Arial" w:eastAsia="Arial" w:hAnsi="Arial"/>
@@ -13245,7 +13593,7 @@
             <w:pPr>
               <w:spacing w:after="20" w:before="0"/>
             </w:pPr>
-            <w:hyperlink w:history="1" r:id="rId6hkyszcigtkw781kgtqdc">
+            <w:hyperlink w:history="1" r:id="rId2fjqo4osajw6htmxfno4e">
               <w:r>
                 <w:rPr>
                   <w:rFonts w:ascii="Arial" w:cs="Arial" w:eastAsia="Arial" w:hAnsi="Arial"/>
@@ -13278,7 +13626,7 @@
               <w:spacing w:after="10" w:before="0"/>
               <w:ind w:left="120"/>
             </w:pPr>
-            <w:hyperlink w:history="1" r:id="rIdx2tkkldtybr01wjjn2eh1">
+            <w:hyperlink w:history="1" r:id="rIdloqozfbopuw0jlitg-nad">
               <w:r>
                 <w:rPr>
                   <w:rFonts w:ascii="Arial" w:cs="Arial" w:eastAsia="Arial" w:hAnsi="Arial"/>
@@ -13473,7 +13821,7 @@
             <w:pPr>
               <w:spacing w:after="20" w:before="0"/>
             </w:pPr>
-            <w:hyperlink w:history="1" r:id="rIdnem6l5mxzaaqsylsumz80">
+            <w:hyperlink w:history="1" r:id="rId_yrvoedkn6xeryglbxwgj">
               <w:r>
                 <w:rPr>
                   <w:rFonts w:ascii="Arial" w:cs="Arial" w:eastAsia="Arial" w:hAnsi="Arial"/>
@@ -13506,7 +13854,7 @@
               <w:spacing w:after="10" w:before="0"/>
               <w:ind w:left="120"/>
             </w:pPr>
-            <w:hyperlink w:history="1" r:id="rId1bsxqqtb59wfg-w8pijfh">
+            <w:hyperlink w:history="1" r:id="rIdylvf1r4wrxbqaze4enla7">
               <w:r>
                 <w:rPr>
                   <w:rFonts w:ascii="Arial" w:cs="Arial" w:eastAsia="Arial" w:hAnsi="Arial"/>
@@ -13551,7 +13899,7 @@
             <w:pPr>
               <w:spacing w:after="20" w:before="0"/>
             </w:pPr>
-            <w:hyperlink w:history="1" r:id="rIdt_8knpmm06u0rln-w3pao">
+            <w:hyperlink w:history="1" r:id="rIdmnaithhagbiodp6lzmcgo">
               <w:r>
                 <w:rPr>
                   <w:rFonts w:ascii="Arial" w:cs="Arial" w:eastAsia="Arial" w:hAnsi="Arial"/>
@@ -13584,7 +13932,7 @@
               <w:spacing w:after="10" w:before="0"/>
               <w:ind w:left="120"/>
             </w:pPr>
-            <w:hyperlink w:history="1" r:id="rIdczi-gkkh8vtovr_-n5lfw">
+            <w:hyperlink w:history="1" r:id="rIdishiimbm0npmofr9bkq6x">
               <w:r>
                 <w:rPr>
                   <w:rFonts w:ascii="Arial" w:cs="Arial" w:eastAsia="Arial" w:hAnsi="Arial"/>
@@ -13779,7 +14127,7 @@
             <w:pPr>
               <w:spacing w:after="20" w:before="0"/>
             </w:pPr>
-            <w:hyperlink w:history="1" r:id="rId81seamrq8d31ladnfc2p4">
+            <w:hyperlink w:history="1" r:id="rIdelfziy-acnpbcqspd8olo">
               <w:r>
                 <w:rPr>
                   <w:rFonts w:ascii="Arial" w:cs="Arial" w:eastAsia="Arial" w:hAnsi="Arial"/>
@@ -13812,7 +14160,7 @@
               <w:spacing w:after="10" w:before="0"/>
               <w:ind w:left="120"/>
             </w:pPr>
-            <w:hyperlink w:history="1" r:id="rIdhc4eow--ny4kwsvrtjmhn">
+            <w:hyperlink w:history="1" r:id="rIdjkvwzw0jkuesbtxxioebz">
               <w:r>
                 <w:rPr>
                   <w:rFonts w:ascii="Arial" w:cs="Arial" w:eastAsia="Arial" w:hAnsi="Arial"/>
@@ -13857,7 +14205,7 @@
             <w:pPr>
               <w:spacing w:after="20" w:before="0"/>
             </w:pPr>
-            <w:hyperlink w:history="1" r:id="rIda2lrqgbookw7uhsr5i7e2">
+            <w:hyperlink w:history="1" r:id="rIdpnl6vruat5mk46lloxvrl">
               <w:r>
                 <w:rPr>
                   <w:rFonts w:ascii="Arial" w:cs="Arial" w:eastAsia="Arial" w:hAnsi="Arial"/>
@@ -13890,7 +14238,7 @@
               <w:spacing w:after="10" w:before="0"/>
               <w:ind w:left="120"/>
             </w:pPr>
-            <w:hyperlink w:history="1" r:id="rIdvqoj4tmmc-gsapn6nc4j6">
+            <w:hyperlink w:history="1" r:id="rIdpbw7ywbl4cd2sap3y-ex2">
               <w:r>
                 <w:rPr>
                   <w:rFonts w:ascii="Arial" w:cs="Arial" w:eastAsia="Arial" w:hAnsi="Arial"/>
@@ -14386,6 +14734,65 @@
         </w:tc>
       </w:tr>
     </w:tbl>
+    <w:p>
+      <w:pPr>
+        <w:pBdr>
+          <w:top w:val="single" w:color="BBBBBB" w:sz="4" w:space="4"/>
+        </w:pBdr>
+        <w:spacing w:after="0" w:before="160"/>
+      </w:pPr>
+      <w:r>
+        <w:rPr>
+          <w:rFonts w:ascii="Arial" w:cs="Arial" w:eastAsia="Arial" w:hAnsi="Arial"/>
+          <w:color w:val="666666"/>
+          <w:sz w:val="14"/>
+          <w:szCs w:val="14"/>
+        </w:rPr>
+        <w:t xml:space="preserve">© 2026 SeaVuria and ARES. Aligned with KICD objectives. Developed by SeaVuria; technical implementation by ARES (with AI assistance from Claude). Licensed under </w:t>
+      </w:r>
+      <w:hyperlink w:history="1" r:id="rIdwiat9vj5fslbtr6m2wtnn">
+        <w:r>
+          <w:rPr>
+            <w:rFonts w:ascii="Arial" w:cs="Arial" w:eastAsia="Arial" w:hAnsi="Arial"/>
+            <w:color w:val="1F6B75"/>
+            <w:sz w:val="14"/>
+            <w:szCs w:val="14"/>
+            <w:u w:val="single" w:color="1F6B75"/>
+          </w:rPr>
+          <w:t xml:space="preserve">CC BY-NC 4.0</w:t>
+        </w:r>
+      </w:hyperlink>
+      <w:r>
+        <w:rPr>
+          <w:rFonts w:ascii="Arial" w:cs="Arial" w:eastAsia="Arial" w:hAnsi="Arial"/>
+          <w:color w:val="666666"/>
+          <w:sz w:val="14"/>
+          <w:szCs w:val="14"/>
+        </w:rPr>
+        <w:t xml:space="preserve"> (</w:t>
+      </w:r>
+      <w:hyperlink w:history="1" r:id="rIdadsiqmps39kppk5_ll9p9">
+        <w:r>
+          <w:rPr>
+            <w:rFonts w:ascii="Arial" w:cs="Arial" w:eastAsia="Arial" w:hAnsi="Arial"/>
+            <w:color w:val="1F6B75"/>
+            <w:sz w:val="14"/>
+            <w:szCs w:val="14"/>
+            <w:u w:val="single" w:color="1F6B75"/>
+          </w:rPr>
+          <w:t xml:space="preserve">https://creativecommons.org/licenses/by-nc/4.0/</w:t>
+        </w:r>
+      </w:hyperlink>
+      <w:r>
+        <w:rPr>
+          <w:rFonts w:ascii="Arial" w:cs="Arial" w:eastAsia="Arial" w:hAnsi="Arial"/>
+          <w:color w:val="666666"/>
+          <w:sz w:val="14"/>
+          <w:szCs w:val="14"/>
+        </w:rPr>
+        <w:t xml:space="preserve">).</w:t>
+      </w:r>
+    </w:p>
     <w:p>
       <w:r>
         <w:br w:type="page"/>
@@ -15377,7 +15784,7 @@
             <w:pPr>
               <w:spacing w:after="20" w:before="0"/>
             </w:pPr>
-            <w:hyperlink w:history="1" r:id="rIdurhzf-r-5al6lgdiuhnoe">
+            <w:hyperlink w:history="1" r:id="rId_fyqjju8aruopqpt67ddx">
               <w:r>
                 <w:rPr>
                   <w:rFonts w:ascii="Arial" w:cs="Arial" w:eastAsia="Arial" w:hAnsi="Arial"/>
@@ -15410,7 +15817,7 @@
               <w:spacing w:after="10" w:before="0"/>
               <w:ind w:left="120"/>
             </w:pPr>
-            <w:hyperlink w:history="1" r:id="rId4wx1_6120dq9ptn6f0rhm">
+            <w:hyperlink w:history="1" r:id="rIdguinbjdn4pcyc8ki8mhjt">
               <w:r>
                 <w:rPr>
                   <w:rFonts w:ascii="Arial" w:cs="Arial" w:eastAsia="Arial" w:hAnsi="Arial"/>
@@ -15455,7 +15862,7 @@
             <w:pPr>
               <w:spacing w:after="20" w:before="0"/>
             </w:pPr>
-            <w:hyperlink w:history="1" r:id="rId3t4uzvgtwevbgknjizsve">
+            <w:hyperlink w:history="1" r:id="rIdzxev0zb1jowdeg255_qhl">
               <w:r>
                 <w:rPr>
                   <w:rFonts w:ascii="Arial" w:cs="Arial" w:eastAsia="Arial" w:hAnsi="Arial"/>
@@ -15488,7 +15895,7 @@
               <w:spacing w:after="10" w:before="0"/>
               <w:ind w:left="120"/>
             </w:pPr>
-            <w:hyperlink w:history="1" r:id="rIdvmcn0stcfan8vh_bzr4bp">
+            <w:hyperlink w:history="1" r:id="rId_3ceipf5aau8rqc-usg8r">
               <w:r>
                 <w:rPr>
                   <w:rFonts w:ascii="Arial" w:cs="Arial" w:eastAsia="Arial" w:hAnsi="Arial"/>
@@ -15683,7 +16090,7 @@
             <w:pPr>
               <w:spacing w:after="20" w:before="0"/>
             </w:pPr>
-            <w:hyperlink w:history="1" r:id="rIdjyrttihhxb2h2ao48l-ex">
+            <w:hyperlink w:history="1" r:id="rIdxkbknrj1hfb86fkkdtglj">
               <w:r>
                 <w:rPr>
                   <w:rFonts w:ascii="Arial" w:cs="Arial" w:eastAsia="Arial" w:hAnsi="Arial"/>
@@ -15716,7 +16123,7 @@
               <w:spacing w:after="10" w:before="0"/>
               <w:ind w:left="120"/>
             </w:pPr>
-            <w:hyperlink w:history="1" r:id="rIddnly5abwz9myzzbn3sl3n">
+            <w:hyperlink w:history="1" r:id="rIdwxqwtye2blsuothnu7swn">
               <w:r>
                 <w:rPr>
                   <w:rFonts w:ascii="Arial" w:cs="Arial" w:eastAsia="Arial" w:hAnsi="Arial"/>
@@ -15761,7 +16168,7 @@
             <w:pPr>
               <w:spacing w:after="20" w:before="0"/>
             </w:pPr>
-            <w:hyperlink w:history="1" r:id="rIdzwb5yi2o9ojt9_xbhpfdb">
+            <w:hyperlink w:history="1" r:id="rId9upixf_eb8axemiy4znp2">
               <w:r>
                 <w:rPr>
                   <w:rFonts w:ascii="Arial" w:cs="Arial" w:eastAsia="Arial" w:hAnsi="Arial"/>
@@ -15794,7 +16201,7 @@
               <w:spacing w:after="10" w:before="0"/>
               <w:ind w:left="120"/>
             </w:pPr>
-            <w:hyperlink w:history="1" r:id="rIdgp-glrvcqb2dpr60uomn-">
+            <w:hyperlink w:history="1" r:id="rIdb9zyrys66ry0vimi72eos">
               <w:r>
                 <w:rPr>
                   <w:rFonts w:ascii="Arial" w:cs="Arial" w:eastAsia="Arial" w:hAnsi="Arial"/>
@@ -15989,7 +16396,7 @@
             <w:pPr>
               <w:spacing w:after="20" w:before="0"/>
             </w:pPr>
-            <w:hyperlink w:history="1" r:id="rIdoixzd6qwqzv3qiorkhsiy">
+            <w:hyperlink w:history="1" r:id="rIdx5hic6ef-f--9gxbhiphk">
               <w:r>
                 <w:rPr>
                   <w:rFonts w:ascii="Arial" w:cs="Arial" w:eastAsia="Arial" w:hAnsi="Arial"/>
@@ -16022,7 +16429,7 @@
               <w:spacing w:after="10" w:before="0"/>
               <w:ind w:left="120"/>
             </w:pPr>
-            <w:hyperlink w:history="1" r:id="rIdq_fnp_5mzsmz0c-80taco">
+            <w:hyperlink w:history="1" r:id="rIda2luqfobxwnfz_s1zmmet">
               <w:r>
                 <w:rPr>
                   <w:rFonts w:ascii="Arial" w:cs="Arial" w:eastAsia="Arial" w:hAnsi="Arial"/>
@@ -16067,7 +16474,7 @@
             <w:pPr>
               <w:spacing w:after="20" w:before="0"/>
             </w:pPr>
-            <w:hyperlink w:history="1" r:id="rIdk7gt411zx2qvx8hsjzfab">
+            <w:hyperlink w:history="1" r:id="rId7hijfcpbmez53js9swxox">
               <w:r>
                 <w:rPr>
                   <w:rFonts w:ascii="Arial" w:cs="Arial" w:eastAsia="Arial" w:hAnsi="Arial"/>
@@ -16100,7 +16507,7 @@
               <w:spacing w:after="10" w:before="0"/>
               <w:ind w:left="120"/>
             </w:pPr>
-            <w:hyperlink w:history="1" r:id="rIdsbx-3ympvibjjrhufyvtk">
+            <w:hyperlink w:history="1" r:id="rIddyaaafljbss7bjq4lw7hh">
               <w:r>
                 <w:rPr>
                   <w:rFonts w:ascii="Arial" w:cs="Arial" w:eastAsia="Arial" w:hAnsi="Arial"/>
@@ -16295,7 +16702,7 @@
             <w:pPr>
               <w:spacing w:after="20" w:before="0"/>
             </w:pPr>
-            <w:hyperlink w:history="1" r:id="rIdbboxdlbqrkkujuenpvwub">
+            <w:hyperlink w:history="1" r:id="rIdqcqdasqcsxaqrrqmkxkxm">
               <w:r>
                 <w:rPr>
                   <w:rFonts w:ascii="Arial" w:cs="Arial" w:eastAsia="Arial" w:hAnsi="Arial"/>
@@ -16328,7 +16735,7 @@
               <w:spacing w:after="10" w:before="0"/>
               <w:ind w:left="120"/>
             </w:pPr>
-            <w:hyperlink w:history="1" r:id="rIdv4l1ujugegdr04x0s4vm_">
+            <w:hyperlink w:history="1" r:id="rIdytucdqoue2x0yahhoesek">
               <w:r>
                 <w:rPr>
                   <w:rFonts w:ascii="Arial" w:cs="Arial" w:eastAsia="Arial" w:hAnsi="Arial"/>
@@ -16373,7 +16780,7 @@
             <w:pPr>
               <w:spacing w:after="20" w:before="0"/>
             </w:pPr>
-            <w:hyperlink w:history="1" r:id="rIdjsjc4vco1tytkehctwc4a">
+            <w:hyperlink w:history="1" r:id="rIdtgq0tov9zlgwkj4pgmouk">
               <w:r>
                 <w:rPr>
                   <w:rFonts w:ascii="Arial" w:cs="Arial" w:eastAsia="Arial" w:hAnsi="Arial"/>
@@ -16406,7 +16813,7 @@
               <w:spacing w:after="10" w:before="0"/>
               <w:ind w:left="120"/>
             </w:pPr>
-            <w:hyperlink w:history="1" r:id="rIdlmiy5t4-p3t5cgdxn-uoe">
+            <w:hyperlink w:history="1" r:id="rIdocp2tpypr30os1eq2kiks">
               <w:r>
                 <w:rPr>
                   <w:rFonts w:ascii="Arial" w:cs="Arial" w:eastAsia="Arial" w:hAnsi="Arial"/>
@@ -16601,7 +17008,7 @@
             <w:pPr>
               <w:spacing w:after="20" w:before="0"/>
             </w:pPr>
-            <w:hyperlink w:history="1" r:id="rIdnsntgjyygruwwcuzl8qra">
+            <w:hyperlink w:history="1" r:id="rIdpeca1b5y0ukt-bwknn4xo">
               <w:r>
                 <w:rPr>
                   <w:rFonts w:ascii="Arial" w:cs="Arial" w:eastAsia="Arial" w:hAnsi="Arial"/>
@@ -16634,7 +17041,7 @@
               <w:spacing w:after="10" w:before="0"/>
               <w:ind w:left="120"/>
             </w:pPr>
-            <w:hyperlink w:history="1" r:id="rIdgyxhxcheeczomedsjzsbs">
+            <w:hyperlink w:history="1" r:id="rIdzrcxrohbboen5ghwb_2-x">
               <w:r>
                 <w:rPr>
                   <w:rFonts w:ascii="Arial" w:cs="Arial" w:eastAsia="Arial" w:hAnsi="Arial"/>
@@ -16679,7 +17086,7 @@
             <w:pPr>
               <w:spacing w:after="20" w:before="0"/>
             </w:pPr>
-            <w:hyperlink w:history="1" r:id="rId9l1t0azi2pgecjzdvxkzr">
+            <w:hyperlink w:history="1" r:id="rIdlb1s3yaj9vizd27jtc192">
               <w:r>
                 <w:rPr>
                   <w:rFonts w:ascii="Arial" w:cs="Arial" w:eastAsia="Arial" w:hAnsi="Arial"/>
@@ -16712,7 +17119,7 @@
               <w:spacing w:after="10" w:before="0"/>
               <w:ind w:left="120"/>
             </w:pPr>
-            <w:hyperlink w:history="1" r:id="rIdbmi2zkbezggj-6skxnx_t">
+            <w:hyperlink w:history="1" r:id="rIdmca07olkevs8oyawxwwp-">
               <w:r>
                 <w:rPr>
                   <w:rFonts w:ascii="Arial" w:cs="Arial" w:eastAsia="Arial" w:hAnsi="Arial"/>
@@ -17208,6 +17615,65 @@
         </w:tc>
       </w:tr>
     </w:tbl>
+    <w:p>
+      <w:pPr>
+        <w:pBdr>
+          <w:top w:val="single" w:color="BBBBBB" w:sz="4" w:space="4"/>
+        </w:pBdr>
+        <w:spacing w:after="0" w:before="160"/>
+      </w:pPr>
+      <w:r>
+        <w:rPr>
+          <w:rFonts w:ascii="Arial" w:cs="Arial" w:eastAsia="Arial" w:hAnsi="Arial"/>
+          <w:color w:val="666666"/>
+          <w:sz w:val="14"/>
+          <w:szCs w:val="14"/>
+        </w:rPr>
+        <w:t xml:space="preserve">© 2026 SeaVuria and ARES. Aligned with KICD objectives. Developed by SeaVuria; technical implementation by ARES (with AI assistance from Claude). Licensed under </w:t>
+      </w:r>
+      <w:hyperlink w:history="1" r:id="rIdkkpjvyaainpk9exirk5un">
+        <w:r>
+          <w:rPr>
+            <w:rFonts w:ascii="Arial" w:cs="Arial" w:eastAsia="Arial" w:hAnsi="Arial"/>
+            <w:color w:val="1F6B75"/>
+            <w:sz w:val="14"/>
+            <w:szCs w:val="14"/>
+            <w:u w:val="single" w:color="1F6B75"/>
+          </w:rPr>
+          <w:t xml:space="preserve">CC BY-NC 4.0</w:t>
+        </w:r>
+      </w:hyperlink>
+      <w:r>
+        <w:rPr>
+          <w:rFonts w:ascii="Arial" w:cs="Arial" w:eastAsia="Arial" w:hAnsi="Arial"/>
+          <w:color w:val="666666"/>
+          <w:sz w:val="14"/>
+          <w:szCs w:val="14"/>
+        </w:rPr>
+        <w:t xml:space="preserve"> (</w:t>
+      </w:r>
+      <w:hyperlink w:history="1" r:id="rIdg8jbisosqrnwsv9w1shyr">
+        <w:r>
+          <w:rPr>
+            <w:rFonts w:ascii="Arial" w:cs="Arial" w:eastAsia="Arial" w:hAnsi="Arial"/>
+            <w:color w:val="1F6B75"/>
+            <w:sz w:val="14"/>
+            <w:szCs w:val="14"/>
+            <w:u w:val="single" w:color="1F6B75"/>
+          </w:rPr>
+          <w:t xml:space="preserve">https://creativecommons.org/licenses/by-nc/4.0/</w:t>
+        </w:r>
+      </w:hyperlink>
+      <w:r>
+        <w:rPr>
+          <w:rFonts w:ascii="Arial" w:cs="Arial" w:eastAsia="Arial" w:hAnsi="Arial"/>
+          <w:color w:val="666666"/>
+          <w:sz w:val="14"/>
+          <w:szCs w:val="14"/>
+        </w:rPr>
+        <w:t xml:space="preserve">).</w:t>
+      </w:r>
+    </w:p>
     <w:p>
       <w:r>
         <w:br w:type="page"/>
@@ -18199,7 +18665,7 @@
             <w:pPr>
               <w:spacing w:after="20" w:before="0"/>
             </w:pPr>
-            <w:hyperlink w:history="1" r:id="rIdaouxgch902xb-efue8wld">
+            <w:hyperlink w:history="1" r:id="rIdrvq607ne-d8igwepuwo9-">
               <w:r>
                 <w:rPr>
                   <w:rFonts w:ascii="Arial" w:cs="Arial" w:eastAsia="Arial" w:hAnsi="Arial"/>
@@ -18232,7 +18698,7 @@
               <w:spacing w:after="10" w:before="0"/>
               <w:ind w:left="120"/>
             </w:pPr>
-            <w:hyperlink w:history="1" r:id="rIdozscmsmlaiykumq4qgynz">
+            <w:hyperlink w:history="1" r:id="rIdl6ocdphgw6cbmcxftb-fn">
               <w:r>
                 <w:rPr>
                   <w:rFonts w:ascii="Arial" w:cs="Arial" w:eastAsia="Arial" w:hAnsi="Arial"/>
@@ -18277,7 +18743,7 @@
             <w:pPr>
               <w:spacing w:after="20" w:before="0"/>
             </w:pPr>
-            <w:hyperlink w:history="1" r:id="rIdjrlljfamgkq6w6dirqpfg">
+            <w:hyperlink w:history="1" r:id="rIdeass_5vsdk8ltau2ycunu">
               <w:r>
                 <w:rPr>
                   <w:rFonts w:ascii="Arial" w:cs="Arial" w:eastAsia="Arial" w:hAnsi="Arial"/>
@@ -18310,7 +18776,7 @@
               <w:spacing w:after="10" w:before="0"/>
               <w:ind w:left="120"/>
             </w:pPr>
-            <w:hyperlink w:history="1" r:id="rIdqtzbolodskrfazscwduca">
+            <w:hyperlink w:history="1" r:id="rIdoec5-2vtat7penbme8qph">
               <w:r>
                 <w:rPr>
                   <w:rFonts w:ascii="Arial" w:cs="Arial" w:eastAsia="Arial" w:hAnsi="Arial"/>
@@ -18505,7 +18971,7 @@
             <w:pPr>
               <w:spacing w:after="20" w:before="0"/>
             </w:pPr>
-            <w:hyperlink w:history="1" r:id="rIdbb4b9oxofqbe02fsmrruq">
+            <w:hyperlink w:history="1" r:id="rIdbyjnghpbuivyenpooluhm">
               <w:r>
                 <w:rPr>
                   <w:rFonts w:ascii="Arial" w:cs="Arial" w:eastAsia="Arial" w:hAnsi="Arial"/>
@@ -18538,7 +19004,7 @@
               <w:spacing w:after="10" w:before="0"/>
               <w:ind w:left="120"/>
             </w:pPr>
-            <w:hyperlink w:history="1" r:id="rIdhdq-lrs-ggtukwrjwubaq">
+            <w:hyperlink w:history="1" r:id="rIdgw5eghqtbtfr1ewozywto">
               <w:r>
                 <w:rPr>
                   <w:rFonts w:ascii="Arial" w:cs="Arial" w:eastAsia="Arial" w:hAnsi="Arial"/>
@@ -18583,7 +19049,7 @@
             <w:pPr>
               <w:spacing w:after="20" w:before="0"/>
             </w:pPr>
-            <w:hyperlink w:history="1" r:id="rIdpkrywxwwogtj9za_dlhd7">
+            <w:hyperlink w:history="1" r:id="rIdlsb4fmhb4pwbq25rczdme">
               <w:r>
                 <w:rPr>
                   <w:rFonts w:ascii="Arial" w:cs="Arial" w:eastAsia="Arial" w:hAnsi="Arial"/>
@@ -18616,7 +19082,7 @@
               <w:spacing w:after="10" w:before="0"/>
               <w:ind w:left="120"/>
             </w:pPr>
-            <w:hyperlink w:history="1" r:id="rIduca5_0bsrlakpt1x1qshn">
+            <w:hyperlink w:history="1" r:id="rId9stnciywvqzm4ssqa3rtu">
               <w:r>
                 <w:rPr>
                   <w:rFonts w:ascii="Arial" w:cs="Arial" w:eastAsia="Arial" w:hAnsi="Arial"/>
@@ -18811,7 +19277,7 @@
             <w:pPr>
               <w:spacing w:after="20" w:before="0"/>
             </w:pPr>
-            <w:hyperlink w:history="1" r:id="rIdygmwv-0-alth7v7qoxths">
+            <w:hyperlink w:history="1" r:id="rIde0f6u1zysns_q4bezxv6g">
               <w:r>
                 <w:rPr>
                   <w:rFonts w:ascii="Arial" w:cs="Arial" w:eastAsia="Arial" w:hAnsi="Arial"/>
@@ -18844,7 +19310,7 @@
               <w:spacing w:after="10" w:before="0"/>
               <w:ind w:left="120"/>
             </w:pPr>
-            <w:hyperlink w:history="1" r:id="rIdskmu1-homsr1nre7n--lq">
+            <w:hyperlink w:history="1" r:id="rIdx10lei6q9g6ipancb_vxw">
               <w:r>
                 <w:rPr>
                   <w:rFonts w:ascii="Arial" w:cs="Arial" w:eastAsia="Arial" w:hAnsi="Arial"/>
@@ -18889,7 +19355,7 @@
             <w:pPr>
               <w:spacing w:after="20" w:before="0"/>
             </w:pPr>
-            <w:hyperlink w:history="1" r:id="rIdu8cpqgi_pmfmh5exb8qwe">
+            <w:hyperlink w:history="1" r:id="rIdg9sdpyw2zzn322t8qthqw">
               <w:r>
                 <w:rPr>
                   <w:rFonts w:ascii="Arial" w:cs="Arial" w:eastAsia="Arial" w:hAnsi="Arial"/>
@@ -18922,7 +19388,7 @@
               <w:spacing w:after="10" w:before="0"/>
               <w:ind w:left="120"/>
             </w:pPr>
-            <w:hyperlink w:history="1" r:id="rIdz_sywsmk5zdpbvd8smdm8">
+            <w:hyperlink w:history="1" r:id="rId2bxb2x_utw9avpxafk2f7">
               <w:r>
                 <w:rPr>
                   <w:rFonts w:ascii="Arial" w:cs="Arial" w:eastAsia="Arial" w:hAnsi="Arial"/>
@@ -19117,7 +19583,7 @@
             <w:pPr>
               <w:spacing w:after="20" w:before="0"/>
             </w:pPr>
-            <w:hyperlink w:history="1" r:id="rIdknnh2euyw01gs6atcj_7c">
+            <w:hyperlink w:history="1" r:id="rId_qzb9hk6gsx54etrdc61v">
               <w:r>
                 <w:rPr>
                   <w:rFonts w:ascii="Arial" w:cs="Arial" w:eastAsia="Arial" w:hAnsi="Arial"/>
@@ -19150,7 +19616,7 @@
               <w:spacing w:after="10" w:before="0"/>
               <w:ind w:left="120"/>
             </w:pPr>
-            <w:hyperlink w:history="1" r:id="rIdk6fndl_59tt4a9gsfeape">
+            <w:hyperlink w:history="1" r:id="rId2pny4ei6obg3k5o-lmm_y">
               <w:r>
                 <w:rPr>
                   <w:rFonts w:ascii="Arial" w:cs="Arial" w:eastAsia="Arial" w:hAnsi="Arial"/>
@@ -19195,7 +19661,7 @@
             <w:pPr>
               <w:spacing w:after="20" w:before="0"/>
             </w:pPr>
-            <w:hyperlink w:history="1" r:id="rId6rkrmkiwxxii91bbvsm4g">
+            <w:hyperlink w:history="1" r:id="rId-szmkuy1gpla3thshb0pe">
               <w:r>
                 <w:rPr>
                   <w:rFonts w:ascii="Arial" w:cs="Arial" w:eastAsia="Arial" w:hAnsi="Arial"/>
@@ -19228,7 +19694,7 @@
               <w:spacing w:after="10" w:before="0"/>
               <w:ind w:left="120"/>
             </w:pPr>
-            <w:hyperlink w:history="1" r:id="rIdji6spdiufiscpcfq1mcpo">
+            <w:hyperlink w:history="1" r:id="rId-5jzb2c1tckbu1anx5cbf">
               <w:r>
                 <w:rPr>
                   <w:rFonts w:ascii="Arial" w:cs="Arial" w:eastAsia="Arial" w:hAnsi="Arial"/>
@@ -19423,7 +19889,7 @@
             <w:pPr>
               <w:spacing w:after="20" w:before="0"/>
             </w:pPr>
-            <w:hyperlink w:history="1" r:id="rIdl1-man1n-jspn6qw6jufg">
+            <w:hyperlink w:history="1" r:id="rIdo_svvtjjneoemakgesbas">
               <w:r>
                 <w:rPr>
                   <w:rFonts w:ascii="Arial" w:cs="Arial" w:eastAsia="Arial" w:hAnsi="Arial"/>
@@ -19456,7 +19922,7 @@
               <w:spacing w:after="10" w:before="0"/>
               <w:ind w:left="120"/>
             </w:pPr>
-            <w:hyperlink w:history="1" r:id="rIdt168-fy1ysgp_fimo19kt">
+            <w:hyperlink w:history="1" r:id="rIdx1dfdr_cdz-szjyyfyqfr">
               <w:r>
                 <w:rPr>
                   <w:rFonts w:ascii="Arial" w:cs="Arial" w:eastAsia="Arial" w:hAnsi="Arial"/>
@@ -19501,7 +19967,7 @@
             <w:pPr>
               <w:spacing w:after="20" w:before="0"/>
             </w:pPr>
-            <w:hyperlink w:history="1" r:id="rIdvxcxnup5sovhczii1yoia">
+            <w:hyperlink w:history="1" r:id="rId5d4yn5hsc0yrxj_0mpjkk">
               <w:r>
                 <w:rPr>
                   <w:rFonts w:ascii="Arial" w:cs="Arial" w:eastAsia="Arial" w:hAnsi="Arial"/>
@@ -19534,7 +20000,7 @@
               <w:spacing w:after="10" w:before="0"/>
               <w:ind w:left="120"/>
             </w:pPr>
-            <w:hyperlink w:history="1" r:id="rIdgndtgoc21cftny84-xzy4">
+            <w:hyperlink w:history="1" r:id="rIdkmcwrnwnpao7ypil7lqxs">
               <w:r>
                 <w:rPr>
                   <w:rFonts w:ascii="Arial" w:cs="Arial" w:eastAsia="Arial" w:hAnsi="Arial"/>
@@ -20030,6 +20496,65 @@
         </w:tc>
       </w:tr>
     </w:tbl>
+    <w:p>
+      <w:pPr>
+        <w:pBdr>
+          <w:top w:val="single" w:color="BBBBBB" w:sz="4" w:space="4"/>
+        </w:pBdr>
+        <w:spacing w:after="0" w:before="160"/>
+      </w:pPr>
+      <w:r>
+        <w:rPr>
+          <w:rFonts w:ascii="Arial" w:cs="Arial" w:eastAsia="Arial" w:hAnsi="Arial"/>
+          <w:color w:val="666666"/>
+          <w:sz w:val="14"/>
+          <w:szCs w:val="14"/>
+        </w:rPr>
+        <w:t xml:space="preserve">© 2026 SeaVuria and ARES. Aligned with KICD objectives. Developed by SeaVuria; technical implementation by ARES (with AI assistance from Claude). Licensed under </w:t>
+      </w:r>
+      <w:hyperlink w:history="1" r:id="rIdjcd0bms180floht7dzh9u">
+        <w:r>
+          <w:rPr>
+            <w:rFonts w:ascii="Arial" w:cs="Arial" w:eastAsia="Arial" w:hAnsi="Arial"/>
+            <w:color w:val="1F6B75"/>
+            <w:sz w:val="14"/>
+            <w:szCs w:val="14"/>
+            <w:u w:val="single" w:color="1F6B75"/>
+          </w:rPr>
+          <w:t xml:space="preserve">CC BY-NC 4.0</w:t>
+        </w:r>
+      </w:hyperlink>
+      <w:r>
+        <w:rPr>
+          <w:rFonts w:ascii="Arial" w:cs="Arial" w:eastAsia="Arial" w:hAnsi="Arial"/>
+          <w:color w:val="666666"/>
+          <w:sz w:val="14"/>
+          <w:szCs w:val="14"/>
+        </w:rPr>
+        <w:t xml:space="preserve"> (</w:t>
+      </w:r>
+      <w:hyperlink w:history="1" r:id="rIdpjhfddhs5pw451zmcbcz_">
+        <w:r>
+          <w:rPr>
+            <w:rFonts w:ascii="Arial" w:cs="Arial" w:eastAsia="Arial" w:hAnsi="Arial"/>
+            <w:color w:val="1F6B75"/>
+            <w:sz w:val="14"/>
+            <w:szCs w:val="14"/>
+            <w:u w:val="single" w:color="1F6B75"/>
+          </w:rPr>
+          <w:t xml:space="preserve">https://creativecommons.org/licenses/by-nc/4.0/</w:t>
+        </w:r>
+      </w:hyperlink>
+      <w:r>
+        <w:rPr>
+          <w:rFonts w:ascii="Arial" w:cs="Arial" w:eastAsia="Arial" w:hAnsi="Arial"/>
+          <w:color w:val="666666"/>
+          <w:sz w:val="14"/>
+          <w:szCs w:val="14"/>
+        </w:rPr>
+        <w:t xml:space="preserve">).</w:t>
+      </w:r>
+    </w:p>
     <w:p>
       <w:r>
         <w:br w:type="page"/>
@@ -21021,7 +21546,7 @@
             <w:pPr>
               <w:spacing w:after="20" w:before="0"/>
             </w:pPr>
-            <w:hyperlink w:history="1" r:id="rIdctldpnuhaw05f6cqnpfde">
+            <w:hyperlink w:history="1" r:id="rIda2duymacureyy6og-sukn">
               <w:r>
                 <w:rPr>
                   <w:rFonts w:ascii="Arial" w:cs="Arial" w:eastAsia="Arial" w:hAnsi="Arial"/>
@@ -21054,7 +21579,7 @@
               <w:spacing w:after="10" w:before="0"/>
               <w:ind w:left="120"/>
             </w:pPr>
-            <w:hyperlink w:history="1" r:id="rIdvoncqu0u5f72tnbwt3ozi">
+            <w:hyperlink w:history="1" r:id="rIdjqlojizkm0zbize_k-ixd">
               <w:r>
                 <w:rPr>
                   <w:rFonts w:ascii="Arial" w:cs="Arial" w:eastAsia="Arial" w:hAnsi="Arial"/>
@@ -21099,7 +21624,7 @@
             <w:pPr>
               <w:spacing w:after="20" w:before="0"/>
             </w:pPr>
-            <w:hyperlink w:history="1" r:id="rIdaecfrhgnoacwizg245sgy">
+            <w:hyperlink w:history="1" r:id="rIdm2-wzvqhcikglj1tegquq">
               <w:r>
                 <w:rPr>
                   <w:rFonts w:ascii="Arial" w:cs="Arial" w:eastAsia="Arial" w:hAnsi="Arial"/>
@@ -21132,7 +21657,7 @@
               <w:spacing w:after="10" w:before="0"/>
               <w:ind w:left="120"/>
             </w:pPr>
-            <w:hyperlink w:history="1" r:id="rIdn33fjat7ywv35n1pwx_rh">
+            <w:hyperlink w:history="1" r:id="rIdhh8ctmlazbsrphqjq6__-">
               <w:r>
                 <w:rPr>
                   <w:rFonts w:ascii="Arial" w:cs="Arial" w:eastAsia="Arial" w:hAnsi="Arial"/>
@@ -21327,7 +21852,7 @@
             <w:pPr>
               <w:spacing w:after="20" w:before="0"/>
             </w:pPr>
-            <w:hyperlink w:history="1" r:id="rId-_vdynbrz4c_pkuy-46-x">
+            <w:hyperlink w:history="1" r:id="rIdme_d5tv8-hjhaab__xgk9">
               <w:r>
                 <w:rPr>
                   <w:rFonts w:ascii="Arial" w:cs="Arial" w:eastAsia="Arial" w:hAnsi="Arial"/>
@@ -21360,7 +21885,7 @@
               <w:spacing w:after="10" w:before="0"/>
               <w:ind w:left="120"/>
             </w:pPr>
-            <w:hyperlink w:history="1" r:id="rIdcm1jxfasmogrzihqtftiq">
+            <w:hyperlink w:history="1" r:id="rIda1e7nsrxfzpcgx2wiv8sa">
               <w:r>
                 <w:rPr>
                   <w:rFonts w:ascii="Arial" w:cs="Arial" w:eastAsia="Arial" w:hAnsi="Arial"/>
@@ -21405,7 +21930,7 @@
             <w:pPr>
               <w:spacing w:after="20" w:before="0"/>
             </w:pPr>
-            <w:hyperlink w:history="1" r:id="rIdbzo6ooegysmq4hpilwzwy">
+            <w:hyperlink w:history="1" r:id="rIdwdjvphf_tq0ijxxto0_p8">
               <w:r>
                 <w:rPr>
                   <w:rFonts w:ascii="Arial" w:cs="Arial" w:eastAsia="Arial" w:hAnsi="Arial"/>
@@ -21438,7 +21963,7 @@
               <w:spacing w:after="10" w:before="0"/>
               <w:ind w:left="120"/>
             </w:pPr>
-            <w:hyperlink w:history="1" r:id="rIdrfcbvxmyq6l5w11i_nfzw">
+            <w:hyperlink w:history="1" r:id="rIdbxal59cs1-7azs1yyqkcu">
               <w:r>
                 <w:rPr>
                   <w:rFonts w:ascii="Arial" w:cs="Arial" w:eastAsia="Arial" w:hAnsi="Arial"/>
@@ -21633,7 +22158,7 @@
             <w:pPr>
               <w:spacing w:after="20" w:before="0"/>
             </w:pPr>
-            <w:hyperlink w:history="1" r:id="rIdumcmk38snej3wrey4im8h">
+            <w:hyperlink w:history="1" r:id="rIdt-lcgzj2sqi-ml7qnz3aw">
               <w:r>
                 <w:rPr>
                   <w:rFonts w:ascii="Arial" w:cs="Arial" w:eastAsia="Arial" w:hAnsi="Arial"/>
@@ -21666,7 +22191,7 @@
               <w:spacing w:after="10" w:before="0"/>
               <w:ind w:left="120"/>
             </w:pPr>
-            <w:hyperlink w:history="1" r:id="rIddyiazw1gh9kdb1r_wyzef">
+            <w:hyperlink w:history="1" r:id="rId8yn-5phou8rr3inzmgppo">
               <w:r>
                 <w:rPr>
                   <w:rFonts w:ascii="Arial" w:cs="Arial" w:eastAsia="Arial" w:hAnsi="Arial"/>
@@ -21711,7 +22236,7 @@
             <w:pPr>
               <w:spacing w:after="20" w:before="0"/>
             </w:pPr>
-            <w:hyperlink w:history="1" r:id="rId097mesry-hdo26hgjcv0d">
+            <w:hyperlink w:history="1" r:id="rIdsdqciwfkap9-job1taq8k">
               <w:r>
                 <w:rPr>
                   <w:rFonts w:ascii="Arial" w:cs="Arial" w:eastAsia="Arial" w:hAnsi="Arial"/>
@@ -21744,7 +22269,7 @@
               <w:spacing w:after="10" w:before="0"/>
               <w:ind w:left="120"/>
             </w:pPr>
-            <w:hyperlink w:history="1" r:id="rIdgxldlzmeyitftkp7uglui">
+            <w:hyperlink w:history="1" r:id="rIdgbz1s1sfrqpbuzsrgvbrk">
               <w:r>
                 <w:rPr>
                   <w:rFonts w:ascii="Arial" w:cs="Arial" w:eastAsia="Arial" w:hAnsi="Arial"/>
@@ -21939,7 +22464,7 @@
             <w:pPr>
               <w:spacing w:after="20" w:before="0"/>
             </w:pPr>
-            <w:hyperlink w:history="1" r:id="rIduxghwbdxtmbvqjm3seipf">
+            <w:hyperlink w:history="1" r:id="rIdekl3mxzluqpgey6ayaofo">
               <w:r>
                 <w:rPr>
                   <w:rFonts w:ascii="Arial" w:cs="Arial" w:eastAsia="Arial" w:hAnsi="Arial"/>
@@ -21972,7 +22497,7 @@
               <w:spacing w:after="10" w:before="0"/>
               <w:ind w:left="120"/>
             </w:pPr>
-            <w:hyperlink w:history="1" r:id="rId7w5jprdkl7wkbv4gn_0n6">
+            <w:hyperlink w:history="1" r:id="rIdop0o3jzbr2ifi7joaotmw">
               <w:r>
                 <w:rPr>
                   <w:rFonts w:ascii="Arial" w:cs="Arial" w:eastAsia="Arial" w:hAnsi="Arial"/>
@@ -22017,7 +22542,7 @@
             <w:pPr>
               <w:spacing w:after="20" w:before="0"/>
             </w:pPr>
-            <w:hyperlink w:history="1" r:id="rIdim5wnn-pqg66uio_ruirc">
+            <w:hyperlink w:history="1" r:id="rIdeyejtajpv1jiz0er3kwoe">
               <w:r>
                 <w:rPr>
                   <w:rFonts w:ascii="Arial" w:cs="Arial" w:eastAsia="Arial" w:hAnsi="Arial"/>
@@ -22050,7 +22575,7 @@
               <w:spacing w:after="10" w:before="0"/>
               <w:ind w:left="120"/>
             </w:pPr>
-            <w:hyperlink w:history="1" r:id="rIdcwnrljuvvcsjrchkn-qpf">
+            <w:hyperlink w:history="1" r:id="rId5luyncuk-o-6mkpco5idu">
               <w:r>
                 <w:rPr>
                   <w:rFonts w:ascii="Arial" w:cs="Arial" w:eastAsia="Arial" w:hAnsi="Arial"/>
@@ -22245,7 +22770,7 @@
             <w:pPr>
               <w:spacing w:after="20" w:before="0"/>
             </w:pPr>
-            <w:hyperlink w:history="1" r:id="rIdesqyo_atvvg3kcinzrz18">
+            <w:hyperlink w:history="1" r:id="rIdni5pdatmbx9gx0eq9vuea">
               <w:r>
                 <w:rPr>
                   <w:rFonts w:ascii="Arial" w:cs="Arial" w:eastAsia="Arial" w:hAnsi="Arial"/>
@@ -22278,7 +22803,7 @@
               <w:spacing w:after="10" w:before="0"/>
               <w:ind w:left="120"/>
             </w:pPr>
-            <w:hyperlink w:history="1" r:id="rIdmldvur1njz8t7wsamnpg1">
+            <w:hyperlink w:history="1" r:id="rIdrgtifegdjsov0fcwg8pb-">
               <w:r>
                 <w:rPr>
                   <w:rFonts w:ascii="Arial" w:cs="Arial" w:eastAsia="Arial" w:hAnsi="Arial"/>
@@ -22323,7 +22848,7 @@
             <w:pPr>
               <w:spacing w:after="20" w:before="0"/>
             </w:pPr>
-            <w:hyperlink w:history="1" r:id="rId7gjqe57jxdgel8vzwpqz2">
+            <w:hyperlink w:history="1" r:id="rIdbuna3xt-8jnwiwim1u2xz">
               <w:r>
                 <w:rPr>
                   <w:rFonts w:ascii="Arial" w:cs="Arial" w:eastAsia="Arial" w:hAnsi="Arial"/>
@@ -22356,7 +22881,7 @@
               <w:spacing w:after="10" w:before="0"/>
               <w:ind w:left="120"/>
             </w:pPr>
-            <w:hyperlink w:history="1" r:id="rIdl63y2nxppk8skrew6a0kx">
+            <w:hyperlink w:history="1" r:id="rIdnr5htf7v_ozds48prfttb">
               <w:r>
                 <w:rPr>
                   <w:rFonts w:ascii="Arial" w:cs="Arial" w:eastAsia="Arial" w:hAnsi="Arial"/>
@@ -22852,6 +23377,65 @@
         </w:tc>
       </w:tr>
     </w:tbl>
+    <w:p>
+      <w:pPr>
+        <w:pBdr>
+          <w:top w:val="single" w:color="BBBBBB" w:sz="4" w:space="4"/>
+        </w:pBdr>
+        <w:spacing w:after="0" w:before="160"/>
+      </w:pPr>
+      <w:r>
+        <w:rPr>
+          <w:rFonts w:ascii="Arial" w:cs="Arial" w:eastAsia="Arial" w:hAnsi="Arial"/>
+          <w:color w:val="666666"/>
+          <w:sz w:val="14"/>
+          <w:szCs w:val="14"/>
+        </w:rPr>
+        <w:t xml:space="preserve">© 2026 SeaVuria and ARES. Aligned with KICD objectives. Developed by SeaVuria; technical implementation by ARES (with AI assistance from Claude). Licensed under </w:t>
+      </w:r>
+      <w:hyperlink w:history="1" r:id="rId3my35nxaiojofg_3qcghm">
+        <w:r>
+          <w:rPr>
+            <w:rFonts w:ascii="Arial" w:cs="Arial" w:eastAsia="Arial" w:hAnsi="Arial"/>
+            <w:color w:val="1F6B75"/>
+            <w:sz w:val="14"/>
+            <w:szCs w:val="14"/>
+            <w:u w:val="single" w:color="1F6B75"/>
+          </w:rPr>
+          <w:t xml:space="preserve">CC BY-NC 4.0</w:t>
+        </w:r>
+      </w:hyperlink>
+      <w:r>
+        <w:rPr>
+          <w:rFonts w:ascii="Arial" w:cs="Arial" w:eastAsia="Arial" w:hAnsi="Arial"/>
+          <w:color w:val="666666"/>
+          <w:sz w:val="14"/>
+          <w:szCs w:val="14"/>
+        </w:rPr>
+        <w:t xml:space="preserve"> (</w:t>
+      </w:r>
+      <w:hyperlink w:history="1" r:id="rIdtawi-bxqwuvvcsv4x-peu">
+        <w:r>
+          <w:rPr>
+            <w:rFonts w:ascii="Arial" w:cs="Arial" w:eastAsia="Arial" w:hAnsi="Arial"/>
+            <w:color w:val="1F6B75"/>
+            <w:sz w:val="14"/>
+            <w:szCs w:val="14"/>
+            <w:u w:val="single" w:color="1F6B75"/>
+          </w:rPr>
+          <w:t xml:space="preserve">https://creativecommons.org/licenses/by-nc/4.0/</w:t>
+        </w:r>
+      </w:hyperlink>
+      <w:r>
+        <w:rPr>
+          <w:rFonts w:ascii="Arial" w:cs="Arial" w:eastAsia="Arial" w:hAnsi="Arial"/>
+          <w:color w:val="666666"/>
+          <w:sz w:val="14"/>
+          <w:szCs w:val="14"/>
+        </w:rPr>
+        <w:t xml:space="preserve">).</w:t>
+      </w:r>
+    </w:p>
     <w:p>
       <w:r>
         <w:br w:type="page"/>
@@ -23843,7 +24427,7 @@
             <w:pPr>
               <w:spacing w:after="20" w:before="0"/>
             </w:pPr>
-            <w:hyperlink w:history="1" r:id="rIda_nrszpepin4y69xhxuyz">
+            <w:hyperlink w:history="1" r:id="rIdnrfbgtumk-ss4u2_dyu9z">
               <w:r>
                 <w:rPr>
                   <w:rFonts w:ascii="Arial" w:cs="Arial" w:eastAsia="Arial" w:hAnsi="Arial"/>
@@ -23876,7 +24460,7 @@
               <w:spacing w:after="10" w:before="0"/>
               <w:ind w:left="120"/>
             </w:pPr>
-            <w:hyperlink w:history="1" r:id="rIddt4lj_ki8buci15okhag8">
+            <w:hyperlink w:history="1" r:id="rIdtobiatlvxgko-ps3nyguj">
               <w:r>
                 <w:rPr>
                   <w:rFonts w:ascii="Arial" w:cs="Arial" w:eastAsia="Arial" w:hAnsi="Arial"/>
@@ -23921,7 +24505,7 @@
             <w:pPr>
               <w:spacing w:after="20" w:before="0"/>
             </w:pPr>
-            <w:hyperlink w:history="1" r:id="rIdcmdwp4owhhzhcnohtif5_">
+            <w:hyperlink w:history="1" r:id="rId-3kxdbzrairu10pdkntuw">
               <w:r>
                 <w:rPr>
                   <w:rFonts w:ascii="Arial" w:cs="Arial" w:eastAsia="Arial" w:hAnsi="Arial"/>
@@ -23954,7 +24538,7 @@
               <w:spacing w:after="10" w:before="0"/>
               <w:ind w:left="120"/>
             </w:pPr>
-            <w:hyperlink w:history="1" r:id="rId-oxx_bgkq-6nmre-xa86a">
+            <w:hyperlink w:history="1" r:id="rIdjl6e-pbwwjgeo95z9kq6c">
               <w:r>
                 <w:rPr>
                   <w:rFonts w:ascii="Arial" w:cs="Arial" w:eastAsia="Arial" w:hAnsi="Arial"/>
@@ -24149,7 +24733,7 @@
             <w:pPr>
               <w:spacing w:after="20" w:before="0"/>
             </w:pPr>
-            <w:hyperlink w:history="1" r:id="rIdcy0ulpvsc8x1uu58cz_u1">
+            <w:hyperlink w:history="1" r:id="rId_neqdkdvrcb4kwsdk537k">
               <w:r>
                 <w:rPr>
                   <w:rFonts w:ascii="Arial" w:cs="Arial" w:eastAsia="Arial" w:hAnsi="Arial"/>
@@ -24182,7 +24766,7 @@
               <w:spacing w:after="10" w:before="0"/>
               <w:ind w:left="120"/>
             </w:pPr>
-            <w:hyperlink w:history="1" r:id="rIdx7zk_umihnvvuqtj6e2rv">
+            <w:hyperlink w:history="1" r:id="rId98lhkt7fzel9qd3ci8bgy">
               <w:r>
                 <w:rPr>
                   <w:rFonts w:ascii="Arial" w:cs="Arial" w:eastAsia="Arial" w:hAnsi="Arial"/>
@@ -24227,7 +24811,7 @@
             <w:pPr>
               <w:spacing w:after="20" w:before="0"/>
             </w:pPr>
-            <w:hyperlink w:history="1" r:id="rIdhsop-a8bo87vm0d2eze4z">
+            <w:hyperlink w:history="1" r:id="rIdjks9yazwcl1hefdxp8-0u">
               <w:r>
                 <w:rPr>
                   <w:rFonts w:ascii="Arial" w:cs="Arial" w:eastAsia="Arial" w:hAnsi="Arial"/>
@@ -24260,7 +24844,7 @@
               <w:spacing w:after="10" w:before="0"/>
               <w:ind w:left="120"/>
             </w:pPr>
-            <w:hyperlink w:history="1" r:id="rIduug5cji3sikedfex2olad">
+            <w:hyperlink w:history="1" r:id="rIdodc_chap9ghq8fx4qahtn">
               <w:r>
                 <w:rPr>
                   <w:rFonts w:ascii="Arial" w:cs="Arial" w:eastAsia="Arial" w:hAnsi="Arial"/>
@@ -24455,7 +25039,7 @@
             <w:pPr>
               <w:spacing w:after="20" w:before="0"/>
             </w:pPr>
-            <w:hyperlink w:history="1" r:id="rIdsh4ta7g3vlq4nbfyyis_p">
+            <w:hyperlink w:history="1" r:id="rId4oirqtmizuaiuo0p7dqgl">
               <w:r>
                 <w:rPr>
                   <w:rFonts w:ascii="Arial" w:cs="Arial" w:eastAsia="Arial" w:hAnsi="Arial"/>
@@ -24488,7 +25072,7 @@
               <w:spacing w:after="10" w:before="0"/>
               <w:ind w:left="120"/>
             </w:pPr>
-            <w:hyperlink w:history="1" r:id="rIddktcb8df_ywwn-flhbqvg">
+            <w:hyperlink w:history="1" r:id="rIds4_0fmi0ulbwhbeyfunpw">
               <w:r>
                 <w:rPr>
                   <w:rFonts w:ascii="Arial" w:cs="Arial" w:eastAsia="Arial" w:hAnsi="Arial"/>
@@ -24533,7 +25117,7 @@
             <w:pPr>
               <w:spacing w:after="20" w:before="0"/>
             </w:pPr>
-            <w:hyperlink w:history="1" r:id="rIdmufroyznsofpanxlbq44h">
+            <w:hyperlink w:history="1" r:id="rIdi6vvpaevquhzeriyoo1zt">
               <w:r>
                 <w:rPr>
                   <w:rFonts w:ascii="Arial" w:cs="Arial" w:eastAsia="Arial" w:hAnsi="Arial"/>
@@ -24566,7 +25150,7 @@
               <w:spacing w:after="10" w:before="0"/>
               <w:ind w:left="120"/>
             </w:pPr>
-            <w:hyperlink w:history="1" r:id="rIdhqdlnaxyuc80vwi-phgot">
+            <w:hyperlink w:history="1" r:id="rIduiidnlqfuaqhbktzq71j-">
               <w:r>
                 <w:rPr>
                   <w:rFonts w:ascii="Arial" w:cs="Arial" w:eastAsia="Arial" w:hAnsi="Arial"/>
@@ -24761,7 +25345,7 @@
             <w:pPr>
               <w:spacing w:after="20" w:before="0"/>
             </w:pPr>
-            <w:hyperlink w:history="1" r:id="rIdfworxls69udizqsn4tp6a">
+            <w:hyperlink w:history="1" r:id="rIdi3nnrxkpjdzvbi-pv4gah">
               <w:r>
                 <w:rPr>
                   <w:rFonts w:ascii="Arial" w:cs="Arial" w:eastAsia="Arial" w:hAnsi="Arial"/>
@@ -24794,7 +25378,7 @@
               <w:spacing w:after="10" w:before="0"/>
               <w:ind w:left="120"/>
             </w:pPr>
-            <w:hyperlink w:history="1" r:id="rIduzrwqada5xl5i_0xcp-a-">
+            <w:hyperlink w:history="1" r:id="rIdka2quffmxtt7m3ozq0ewd">
               <w:r>
                 <w:rPr>
                   <w:rFonts w:ascii="Arial" w:cs="Arial" w:eastAsia="Arial" w:hAnsi="Arial"/>
@@ -24839,7 +25423,7 @@
             <w:pPr>
               <w:spacing w:after="20" w:before="0"/>
             </w:pPr>
-            <w:hyperlink w:history="1" r:id="rId9d8tnxxaz8erjtdxksqqa">
+            <w:hyperlink w:history="1" r:id="rId6jvf0-ykxgswr3zlnspog">
               <w:r>
                 <w:rPr>
                   <w:rFonts w:ascii="Arial" w:cs="Arial" w:eastAsia="Arial" w:hAnsi="Arial"/>
@@ -24872,7 +25456,7 @@
               <w:spacing w:after="10" w:before="0"/>
               <w:ind w:left="120"/>
             </w:pPr>
-            <w:hyperlink w:history="1" r:id="rIdw63xpea-g3ozvsttb4oif">
+            <w:hyperlink w:history="1" r:id="rId7wh_di4dkg9x7knkwrh_v">
               <w:r>
                 <w:rPr>
                   <w:rFonts w:ascii="Arial" w:cs="Arial" w:eastAsia="Arial" w:hAnsi="Arial"/>
@@ -25067,7 +25651,7 @@
             <w:pPr>
               <w:spacing w:after="20" w:before="0"/>
             </w:pPr>
-            <w:hyperlink w:history="1" r:id="rId7-dkyvtiazmn2albsndul">
+            <w:hyperlink w:history="1" r:id="rIdjgkunjn28lv7r9oxgsaew">
               <w:r>
                 <w:rPr>
                   <w:rFonts w:ascii="Arial" w:cs="Arial" w:eastAsia="Arial" w:hAnsi="Arial"/>
@@ -25100,7 +25684,7 @@
               <w:spacing w:after="10" w:before="0"/>
               <w:ind w:left="120"/>
             </w:pPr>
-            <w:hyperlink w:history="1" r:id="rIdrtm24mf96mbezrcemhy9i">
+            <w:hyperlink w:history="1" r:id="rIdqaoyabpt8wsek_akq_g2e">
               <w:r>
                 <w:rPr>
                   <w:rFonts w:ascii="Arial" w:cs="Arial" w:eastAsia="Arial" w:hAnsi="Arial"/>
@@ -25145,7 +25729,7 @@
             <w:pPr>
               <w:spacing w:after="20" w:before="0"/>
             </w:pPr>
-            <w:hyperlink w:history="1" r:id="rId-cml4pytlqpfe6dntxmly">
+            <w:hyperlink w:history="1" r:id="rIdv11vtci3gvb3kyxqdaf_6">
               <w:r>
                 <w:rPr>
                   <w:rFonts w:ascii="Arial" w:cs="Arial" w:eastAsia="Arial" w:hAnsi="Arial"/>
@@ -25178,7 +25762,7 @@
               <w:spacing w:after="10" w:before="0"/>
               <w:ind w:left="120"/>
             </w:pPr>
-            <w:hyperlink w:history="1" r:id="rIdmy8jljj0qhqia7gsdjilw">
+            <w:hyperlink w:history="1" r:id="rIdjqata_vu_sg3fs37lh2pa">
               <w:r>
                 <w:rPr>
                   <w:rFonts w:ascii="Arial" w:cs="Arial" w:eastAsia="Arial" w:hAnsi="Arial"/>
@@ -25674,6 +26258,65 @@
         </w:tc>
       </w:tr>
     </w:tbl>
+    <w:p>
+      <w:pPr>
+        <w:pBdr>
+          <w:top w:val="single" w:color="BBBBBB" w:sz="4" w:space="4"/>
+        </w:pBdr>
+        <w:spacing w:after="0" w:before="160"/>
+      </w:pPr>
+      <w:r>
+        <w:rPr>
+          <w:rFonts w:ascii="Arial" w:cs="Arial" w:eastAsia="Arial" w:hAnsi="Arial"/>
+          <w:color w:val="666666"/>
+          <w:sz w:val="14"/>
+          <w:szCs w:val="14"/>
+        </w:rPr>
+        <w:t xml:space="preserve">© 2026 SeaVuria and ARES. Aligned with KICD objectives. Developed by SeaVuria; technical implementation by ARES (with AI assistance from Claude). Licensed under </w:t>
+      </w:r>
+      <w:hyperlink w:history="1" r:id="rIdesra7rnnygh-jreusflqh">
+        <w:r>
+          <w:rPr>
+            <w:rFonts w:ascii="Arial" w:cs="Arial" w:eastAsia="Arial" w:hAnsi="Arial"/>
+            <w:color w:val="1F6B75"/>
+            <w:sz w:val="14"/>
+            <w:szCs w:val="14"/>
+            <w:u w:val="single" w:color="1F6B75"/>
+          </w:rPr>
+          <w:t xml:space="preserve">CC BY-NC 4.0</w:t>
+        </w:r>
+      </w:hyperlink>
+      <w:r>
+        <w:rPr>
+          <w:rFonts w:ascii="Arial" w:cs="Arial" w:eastAsia="Arial" w:hAnsi="Arial"/>
+          <w:color w:val="666666"/>
+          <w:sz w:val="14"/>
+          <w:szCs w:val="14"/>
+        </w:rPr>
+        <w:t xml:space="preserve"> (</w:t>
+      </w:r>
+      <w:hyperlink w:history="1" r:id="rId1tsdevopprfniyouxhfp3">
+        <w:r>
+          <w:rPr>
+            <w:rFonts w:ascii="Arial" w:cs="Arial" w:eastAsia="Arial" w:hAnsi="Arial"/>
+            <w:color w:val="1F6B75"/>
+            <w:sz w:val="14"/>
+            <w:szCs w:val="14"/>
+            <w:u w:val="single" w:color="1F6B75"/>
+          </w:rPr>
+          <w:t xml:space="preserve">https://creativecommons.org/licenses/by-nc/4.0/</w:t>
+        </w:r>
+      </w:hyperlink>
+      <w:r>
+        <w:rPr>
+          <w:rFonts w:ascii="Arial" w:cs="Arial" w:eastAsia="Arial" w:hAnsi="Arial"/>
+          <w:color w:val="666666"/>
+          <w:sz w:val="14"/>
+          <w:szCs w:val="14"/>
+        </w:rPr>
+        <w:t xml:space="preserve">).</w:t>
+      </w:r>
+    </w:p>
     <w:p>
       <w:r>
         <w:br w:type="page"/>
@@ -26665,7 +27308,7 @@
             <w:pPr>
               <w:spacing w:after="20" w:before="0"/>
             </w:pPr>
-            <w:hyperlink w:history="1" r:id="rIdjm9y8ekhydm9kvmfayxin">
+            <w:hyperlink w:history="1" r:id="rId911_k2hyeptvekegpgml5">
               <w:r>
                 <w:rPr>
                   <w:rFonts w:ascii="Arial" w:cs="Arial" w:eastAsia="Arial" w:hAnsi="Arial"/>
@@ -26698,7 +27341,7 @@
               <w:spacing w:after="10" w:before="0"/>
               <w:ind w:left="120"/>
             </w:pPr>
-            <w:hyperlink w:history="1" r:id="rIdmlajkw_it62lkmawspa5a">
+            <w:hyperlink w:history="1" r:id="rIdpygf61oofjgo3rabhaey6">
               <w:r>
                 <w:rPr>
                   <w:rFonts w:ascii="Arial" w:cs="Arial" w:eastAsia="Arial" w:hAnsi="Arial"/>
@@ -26743,7 +27386,7 @@
             <w:pPr>
               <w:spacing w:after="20" w:before="0"/>
             </w:pPr>
-            <w:hyperlink w:history="1" r:id="rIdckg8yvowtf7fjfw-i12ud">
+            <w:hyperlink w:history="1" r:id="rIdlcp8fygn5whozjkb4jxhk">
               <w:r>
                 <w:rPr>
                   <w:rFonts w:ascii="Arial" w:cs="Arial" w:eastAsia="Arial" w:hAnsi="Arial"/>
@@ -26776,7 +27419,7 @@
               <w:spacing w:after="10" w:before="0"/>
               <w:ind w:left="120"/>
             </w:pPr>
-            <w:hyperlink w:history="1" r:id="rIdnj5vqdl7gryhsjje_viln">
+            <w:hyperlink w:history="1" r:id="rIdgs9kwiyxemkomjudvhrg9">
               <w:r>
                 <w:rPr>
                   <w:rFonts w:ascii="Arial" w:cs="Arial" w:eastAsia="Arial" w:hAnsi="Arial"/>
@@ -26971,7 +27614,7 @@
             <w:pPr>
               <w:spacing w:after="20" w:before="0"/>
             </w:pPr>
-            <w:hyperlink w:history="1" r:id="rIdowe5jyxdhwqbxprzkhqxo">
+            <w:hyperlink w:history="1" r:id="rIdehe3fgc4mxeuqovlz5rja">
               <w:r>
                 <w:rPr>
                   <w:rFonts w:ascii="Arial" w:cs="Arial" w:eastAsia="Arial" w:hAnsi="Arial"/>
@@ -27004,7 +27647,7 @@
               <w:spacing w:after="10" w:before="0"/>
               <w:ind w:left="120"/>
             </w:pPr>
-            <w:hyperlink w:history="1" r:id="rIdspgyd7r7zqyawxejgb2s3">
+            <w:hyperlink w:history="1" r:id="rIdlaie1_fizovjsr8ysikla">
               <w:r>
                 <w:rPr>
                   <w:rFonts w:ascii="Arial" w:cs="Arial" w:eastAsia="Arial" w:hAnsi="Arial"/>
@@ -27049,7 +27692,7 @@
             <w:pPr>
               <w:spacing w:after="20" w:before="0"/>
             </w:pPr>
-            <w:hyperlink w:history="1" r:id="rIdkae8uh1cgrfuxp7qvhym9">
+            <w:hyperlink w:history="1" r:id="rIdd1w9-uthkioai3xtaehnm">
               <w:r>
                 <w:rPr>
                   <w:rFonts w:ascii="Arial" w:cs="Arial" w:eastAsia="Arial" w:hAnsi="Arial"/>
@@ -27082,7 +27725,7 @@
               <w:spacing w:after="10" w:before="0"/>
               <w:ind w:left="120"/>
             </w:pPr>
-            <w:hyperlink w:history="1" r:id="rIdo4vfctld1hwswtbbqf-qr">
+            <w:hyperlink w:history="1" r:id="rId4mzqnauowknz0rt23cn2e">
               <w:r>
                 <w:rPr>
                   <w:rFonts w:ascii="Arial" w:cs="Arial" w:eastAsia="Arial" w:hAnsi="Arial"/>
@@ -27277,7 +27920,7 @@
             <w:pPr>
               <w:spacing w:after="20" w:before="0"/>
             </w:pPr>
-            <w:hyperlink w:history="1" r:id="rIdrhpam3jeh8gbm0htwh8dn">
+            <w:hyperlink w:history="1" r:id="rIdl4f7jrjgujvkragp1yb7f">
               <w:r>
                 <w:rPr>
                   <w:rFonts w:ascii="Arial" w:cs="Arial" w:eastAsia="Arial" w:hAnsi="Arial"/>
@@ -27310,7 +27953,7 @@
               <w:spacing w:after="10" w:before="0"/>
               <w:ind w:left="120"/>
             </w:pPr>
-            <w:hyperlink w:history="1" r:id="rIduqdbh7by-70pctroirrqe">
+            <w:hyperlink w:history="1" r:id="rIdnoftbjdqqgdyvyc-0ba29">
               <w:r>
                 <w:rPr>
                   <w:rFonts w:ascii="Arial" w:cs="Arial" w:eastAsia="Arial" w:hAnsi="Arial"/>
@@ -27355,7 +27998,7 @@
             <w:pPr>
               <w:spacing w:after="20" w:before="0"/>
             </w:pPr>
-            <w:hyperlink w:history="1" r:id="rId_b7qxhhphunowlk_vzdz2">
+            <w:hyperlink w:history="1" r:id="rIdtvsobvatiia40xcvxutet">
               <w:r>
                 <w:rPr>
                   <w:rFonts w:ascii="Arial" w:cs="Arial" w:eastAsia="Arial" w:hAnsi="Arial"/>
@@ -27388,7 +28031,7 @@
               <w:spacing w:after="10" w:before="0"/>
               <w:ind w:left="120"/>
             </w:pPr>
-            <w:hyperlink w:history="1" r:id="rIdkv9bad2hwodrrcutccwr_">
+            <w:hyperlink w:history="1" r:id="rIdpvc5bsmueuj_d0sjx4agm">
               <w:r>
                 <w:rPr>
                   <w:rFonts w:ascii="Arial" w:cs="Arial" w:eastAsia="Arial" w:hAnsi="Arial"/>
@@ -27583,7 +28226,7 @@
             <w:pPr>
               <w:spacing w:after="20" w:before="0"/>
             </w:pPr>
-            <w:hyperlink w:history="1" r:id="rIdc7z21rtzkj2h4l7fnvgmn">
+            <w:hyperlink w:history="1" r:id="rIdtxr3thdoycvwkyrlmengv">
               <w:r>
                 <w:rPr>
                   <w:rFonts w:ascii="Arial" w:cs="Arial" w:eastAsia="Arial" w:hAnsi="Arial"/>
@@ -27616,7 +28259,7 @@
               <w:spacing w:after="10" w:before="0"/>
               <w:ind w:left="120"/>
             </w:pPr>
-            <w:hyperlink w:history="1" r:id="rIdghuouxjz6__vk-qalwsle">
+            <w:hyperlink w:history="1" r:id="rId4ffdi9gplgwedttemojra">
               <w:r>
                 <w:rPr>
                   <w:rFonts w:ascii="Arial" w:cs="Arial" w:eastAsia="Arial" w:hAnsi="Arial"/>
@@ -27661,7 +28304,7 @@
             <w:pPr>
               <w:spacing w:after="20" w:before="0"/>
             </w:pPr>
-            <w:hyperlink w:history="1" r:id="rIdubw-on5gey6maeivegxzc">
+            <w:hyperlink w:history="1" r:id="rId5spgp4c69hslv7hkgog8_">
               <w:r>
                 <w:rPr>
                   <w:rFonts w:ascii="Arial" w:cs="Arial" w:eastAsia="Arial" w:hAnsi="Arial"/>
@@ -27694,7 +28337,7 @@
               <w:spacing w:after="10" w:before="0"/>
               <w:ind w:left="120"/>
             </w:pPr>
-            <w:hyperlink w:history="1" r:id="rIdwn9dfskcr3pifqappvmmt">
+            <w:hyperlink w:history="1" r:id="rIdfhxhjv1fltzmrknyzsgba">
               <w:r>
                 <w:rPr>
                   <w:rFonts w:ascii="Arial" w:cs="Arial" w:eastAsia="Arial" w:hAnsi="Arial"/>
@@ -27889,7 +28532,7 @@
             <w:pPr>
               <w:spacing w:after="20" w:before="0"/>
             </w:pPr>
-            <w:hyperlink w:history="1" r:id="rIdzdnsh7phzddc4mt4inn-l">
+            <w:hyperlink w:history="1" r:id="rId4iv6ogai5wbnj_xvm6cza">
               <w:r>
                 <w:rPr>
                   <w:rFonts w:ascii="Arial" w:cs="Arial" w:eastAsia="Arial" w:hAnsi="Arial"/>
@@ -27922,7 +28565,7 @@
               <w:spacing w:after="10" w:before="0"/>
               <w:ind w:left="120"/>
             </w:pPr>
-            <w:hyperlink w:history="1" r:id="rIdnelrb4kuij69okzxkpdqv">
+            <w:hyperlink w:history="1" r:id="rId0sxqgvwsa_fqarswfqaby">
               <w:r>
                 <w:rPr>
                   <w:rFonts w:ascii="Arial" w:cs="Arial" w:eastAsia="Arial" w:hAnsi="Arial"/>
@@ -27967,7 +28610,7 @@
             <w:pPr>
               <w:spacing w:after="20" w:before="0"/>
             </w:pPr>
-            <w:hyperlink w:history="1" r:id="rIdbdqqlb7_gz5mkyzevs8bb">
+            <w:hyperlink w:history="1" r:id="rIdcmqfhfrly9kg5zhza6sh6">
               <w:r>
                 <w:rPr>
                   <w:rFonts w:ascii="Arial" w:cs="Arial" w:eastAsia="Arial" w:hAnsi="Arial"/>
@@ -28000,7 +28643,7 @@
               <w:spacing w:after="10" w:before="0"/>
               <w:ind w:left="120"/>
             </w:pPr>
-            <w:hyperlink w:history="1" r:id="rIdutqvmkdpilvul3mgbpnd1">
+            <w:hyperlink w:history="1" r:id="rId33-jejvm8-ylkkjhros1s">
               <w:r>
                 <w:rPr>
                   <w:rFonts w:ascii="Arial" w:cs="Arial" w:eastAsia="Arial" w:hAnsi="Arial"/>
@@ -28496,6 +29139,65 @@
         </w:tc>
       </w:tr>
     </w:tbl>
+    <w:p>
+      <w:pPr>
+        <w:pBdr>
+          <w:top w:val="single" w:color="BBBBBB" w:sz="4" w:space="4"/>
+        </w:pBdr>
+        <w:spacing w:after="0" w:before="160"/>
+      </w:pPr>
+      <w:r>
+        <w:rPr>
+          <w:rFonts w:ascii="Arial" w:cs="Arial" w:eastAsia="Arial" w:hAnsi="Arial"/>
+          <w:color w:val="666666"/>
+          <w:sz w:val="14"/>
+          <w:szCs w:val="14"/>
+        </w:rPr>
+        <w:t xml:space="preserve">© 2026 SeaVuria and ARES. Aligned with KICD objectives. Developed by SeaVuria; technical implementation by ARES (with AI assistance from Claude). Licensed under </w:t>
+      </w:r>
+      <w:hyperlink w:history="1" r:id="rIdamut4h5wsramqipswbk0o">
+        <w:r>
+          <w:rPr>
+            <w:rFonts w:ascii="Arial" w:cs="Arial" w:eastAsia="Arial" w:hAnsi="Arial"/>
+            <w:color w:val="1F6B75"/>
+            <w:sz w:val="14"/>
+            <w:szCs w:val="14"/>
+            <w:u w:val="single" w:color="1F6B75"/>
+          </w:rPr>
+          <w:t xml:space="preserve">CC BY-NC 4.0</w:t>
+        </w:r>
+      </w:hyperlink>
+      <w:r>
+        <w:rPr>
+          <w:rFonts w:ascii="Arial" w:cs="Arial" w:eastAsia="Arial" w:hAnsi="Arial"/>
+          <w:color w:val="666666"/>
+          <w:sz w:val="14"/>
+          <w:szCs w:val="14"/>
+        </w:rPr>
+        <w:t xml:space="preserve"> (</w:t>
+      </w:r>
+      <w:hyperlink w:history="1" r:id="rIdyxq1pvjl_szsflt9ggl4o">
+        <w:r>
+          <w:rPr>
+            <w:rFonts w:ascii="Arial" w:cs="Arial" w:eastAsia="Arial" w:hAnsi="Arial"/>
+            <w:color w:val="1F6B75"/>
+            <w:sz w:val="14"/>
+            <w:szCs w:val="14"/>
+            <w:u w:val="single" w:color="1F6B75"/>
+          </w:rPr>
+          <w:t xml:space="preserve">https://creativecommons.org/licenses/by-nc/4.0/</w:t>
+        </w:r>
+      </w:hyperlink>
+      <w:r>
+        <w:rPr>
+          <w:rFonts w:ascii="Arial" w:cs="Arial" w:eastAsia="Arial" w:hAnsi="Arial"/>
+          <w:color w:val="666666"/>
+          <w:sz w:val="14"/>
+          <w:szCs w:val="14"/>
+        </w:rPr>
+        <w:t xml:space="preserve">).</w:t>
+      </w:r>
+    </w:p>
     <w:p>
       <w:r>
         <w:br w:type="page"/>
@@ -29487,7 +30189,7 @@
             <w:pPr>
               <w:spacing w:after="20" w:before="0"/>
             </w:pPr>
-            <w:hyperlink w:history="1" r:id="rIdq7sn7w-zcmb4uqybq6tai">
+            <w:hyperlink w:history="1" r:id="rIddkk6v6lsibow37otcesyp">
               <w:r>
                 <w:rPr>
                   <w:rFonts w:ascii="Arial" w:cs="Arial" w:eastAsia="Arial" w:hAnsi="Arial"/>
@@ -29520,7 +30222,7 @@
               <w:spacing w:after="10" w:before="0"/>
               <w:ind w:left="120"/>
             </w:pPr>
-            <w:hyperlink w:history="1" r:id="rIdrckuhindlwhqatkhvzoal">
+            <w:hyperlink w:history="1" r:id="rIddx9brcuycvt5behdop9dp">
               <w:r>
                 <w:rPr>
                   <w:rFonts w:ascii="Arial" w:cs="Arial" w:eastAsia="Arial" w:hAnsi="Arial"/>
@@ -29565,7 +30267,7 @@
             <w:pPr>
               <w:spacing w:after="20" w:before="0"/>
             </w:pPr>
-            <w:hyperlink w:history="1" r:id="rIdcle5c3pfs4dvvhxcpixr-">
+            <w:hyperlink w:history="1" r:id="rIddftvt68ogdtj4zf1xt5h5">
               <w:r>
                 <w:rPr>
                   <w:rFonts w:ascii="Arial" w:cs="Arial" w:eastAsia="Arial" w:hAnsi="Arial"/>
@@ -29598,7 +30300,7 @@
               <w:spacing w:after="10" w:before="0"/>
               <w:ind w:left="120"/>
             </w:pPr>
-            <w:hyperlink w:history="1" r:id="rIdjd5sgwfh8wlmg936oix35">
+            <w:hyperlink w:history="1" r:id="rIdlfetocaxyl4af48hqeuhw">
               <w:r>
                 <w:rPr>
                   <w:rFonts w:ascii="Arial" w:cs="Arial" w:eastAsia="Arial" w:hAnsi="Arial"/>
@@ -29793,7 +30495,7 @@
             <w:pPr>
               <w:spacing w:after="20" w:before="0"/>
             </w:pPr>
-            <w:hyperlink w:history="1" r:id="rIdnkexz_ppe3g_awkgs7jp3">
+            <w:hyperlink w:history="1" r:id="rIdlox6ncnchrjr57os94j64">
               <w:r>
                 <w:rPr>
                   <w:rFonts w:ascii="Arial" w:cs="Arial" w:eastAsia="Arial" w:hAnsi="Arial"/>
@@ -29826,7 +30528,7 @@
               <w:spacing w:after="10" w:before="0"/>
               <w:ind w:left="120"/>
             </w:pPr>
-            <w:hyperlink w:history="1" r:id="rId4qc7dfx9psh5mchor3tf1">
+            <w:hyperlink w:history="1" r:id="rId5x1swmuqqmr0ymy8xf0ac">
               <w:r>
                 <w:rPr>
                   <w:rFonts w:ascii="Arial" w:cs="Arial" w:eastAsia="Arial" w:hAnsi="Arial"/>
@@ -29871,7 +30573,7 @@
             <w:pPr>
               <w:spacing w:after="20" w:before="0"/>
             </w:pPr>
-            <w:hyperlink w:history="1" r:id="rIdqgviiu2yfl7rkb9jljxyj">
+            <w:hyperlink w:history="1" r:id="rId_xob-aspzxang-jqcuyh4">
               <w:r>
                 <w:rPr>
                   <w:rFonts w:ascii="Arial" w:cs="Arial" w:eastAsia="Arial" w:hAnsi="Arial"/>
@@ -29904,7 +30606,7 @@
               <w:spacing w:after="10" w:before="0"/>
               <w:ind w:left="120"/>
             </w:pPr>
-            <w:hyperlink w:history="1" r:id="rIdhdjv4uawjw02wyaqik7rx">
+            <w:hyperlink w:history="1" r:id="rIdw3tvt7judgxoq04zifaht">
               <w:r>
                 <w:rPr>
                   <w:rFonts w:ascii="Arial" w:cs="Arial" w:eastAsia="Arial" w:hAnsi="Arial"/>
@@ -30099,7 +30801,7 @@
             <w:pPr>
               <w:spacing w:after="20" w:before="0"/>
             </w:pPr>
-            <w:hyperlink w:history="1" r:id="rId9rinnjs_bymmfhdh8y84_">
+            <w:hyperlink w:history="1" r:id="rId6jjdiwtme6mmf6c2s-agk">
               <w:r>
                 <w:rPr>
                   <w:rFonts w:ascii="Arial" w:cs="Arial" w:eastAsia="Arial" w:hAnsi="Arial"/>
@@ -30132,7 +30834,7 @@
               <w:spacing w:after="10" w:before="0"/>
               <w:ind w:left="120"/>
             </w:pPr>
-            <w:hyperlink w:history="1" r:id="rIdgszghmpfoeus1o20hqqqy">
+            <w:hyperlink w:history="1" r:id="rIdzwikcqs1ww64hhwk8ncpa">
               <w:r>
                 <w:rPr>
                   <w:rFonts w:ascii="Arial" w:cs="Arial" w:eastAsia="Arial" w:hAnsi="Arial"/>
@@ -30177,7 +30879,7 @@
             <w:pPr>
               <w:spacing w:after="20" w:before="0"/>
             </w:pPr>
-            <w:hyperlink w:history="1" r:id="rIdlxe71opuqequmyhfyik0w">
+            <w:hyperlink w:history="1" r:id="rIdafua11ybxi4gmqpqibsda">
               <w:r>
                 <w:rPr>
                   <w:rFonts w:ascii="Arial" w:cs="Arial" w:eastAsia="Arial" w:hAnsi="Arial"/>
@@ -30210,7 +30912,7 @@
               <w:spacing w:after="10" w:before="0"/>
               <w:ind w:left="120"/>
             </w:pPr>
-            <w:hyperlink w:history="1" r:id="rIdde620migqi2g-klljxov9">
+            <w:hyperlink w:history="1" r:id="rId-ci4zgz4pgf-l6tljmdgh">
               <w:r>
                 <w:rPr>
                   <w:rFonts w:ascii="Arial" w:cs="Arial" w:eastAsia="Arial" w:hAnsi="Arial"/>
@@ -30405,7 +31107,7 @@
             <w:pPr>
               <w:spacing w:after="20" w:before="0"/>
             </w:pPr>
-            <w:hyperlink w:history="1" r:id="rIdnr0nqx3zg4cgaclrgga9r">
+            <w:hyperlink w:history="1" r:id="rIdvi8jkox0gz3au6wqox5k0">
               <w:r>
                 <w:rPr>
                   <w:rFonts w:ascii="Arial" w:cs="Arial" w:eastAsia="Arial" w:hAnsi="Arial"/>
@@ -30438,7 +31140,7 @@
               <w:spacing w:after="10" w:before="0"/>
               <w:ind w:left="120"/>
             </w:pPr>
-            <w:hyperlink w:history="1" r:id="rIdkv_ikccp5v5t9sstshy5h">
+            <w:hyperlink w:history="1" r:id="rIdgbpwyqcvuq3ywz-9q2s9k">
               <w:r>
                 <w:rPr>
                   <w:rFonts w:ascii="Arial" w:cs="Arial" w:eastAsia="Arial" w:hAnsi="Arial"/>
@@ -30483,7 +31185,7 @@
             <w:pPr>
               <w:spacing w:after="20" w:before="0"/>
             </w:pPr>
-            <w:hyperlink w:history="1" r:id="rIdud7tqqnjiihfsd7jwcmtu">
+            <w:hyperlink w:history="1" r:id="rId_xzffmzzfngk9wgpyiuig">
               <w:r>
                 <w:rPr>
                   <w:rFonts w:ascii="Arial" w:cs="Arial" w:eastAsia="Arial" w:hAnsi="Arial"/>
@@ -30516,7 +31218,7 @@
               <w:spacing w:after="10" w:before="0"/>
               <w:ind w:left="120"/>
             </w:pPr>
-            <w:hyperlink w:history="1" r:id="rIdn_i6qntktk3c8yobzuixi">
+            <w:hyperlink w:history="1" r:id="rIduiy_6tzinze7fuo71fmxn">
               <w:r>
                 <w:rPr>
                   <w:rFonts w:ascii="Arial" w:cs="Arial" w:eastAsia="Arial" w:hAnsi="Arial"/>
@@ -30711,7 +31413,7 @@
             <w:pPr>
               <w:spacing w:after="20" w:before="0"/>
             </w:pPr>
-            <w:hyperlink w:history="1" r:id="rIdsfjki_mhqovw6tnx9deju">
+            <w:hyperlink w:history="1" r:id="rId8_9_yjtbxui68avbgrgqu">
               <w:r>
                 <w:rPr>
                   <w:rFonts w:ascii="Arial" w:cs="Arial" w:eastAsia="Arial" w:hAnsi="Arial"/>
@@ -30744,7 +31446,7 @@
               <w:spacing w:after="10" w:before="0"/>
               <w:ind w:left="120"/>
             </w:pPr>
-            <w:hyperlink w:history="1" r:id="rIdobq8qywmak_f9m8yvpmgw">
+            <w:hyperlink w:history="1" r:id="rIdlh4n9uhkq62kzjwpdhlyr">
               <w:r>
                 <w:rPr>
                   <w:rFonts w:ascii="Arial" w:cs="Arial" w:eastAsia="Arial" w:hAnsi="Arial"/>
@@ -30789,7 +31491,7 @@
             <w:pPr>
               <w:spacing w:after="20" w:before="0"/>
             </w:pPr>
-            <w:hyperlink w:history="1" r:id="rIdyzgux-lewc-a8z0l98lgj">
+            <w:hyperlink w:history="1" r:id="rIdc_ifbqtv7ne5l5l7a1vik">
               <w:r>
                 <w:rPr>
                   <w:rFonts w:ascii="Arial" w:cs="Arial" w:eastAsia="Arial" w:hAnsi="Arial"/>
@@ -30822,7 +31524,7 @@
               <w:spacing w:after="10" w:before="0"/>
               <w:ind w:left="120"/>
             </w:pPr>
-            <w:hyperlink w:history="1" r:id="rId44es2a-lhtc41bvshwium">
+            <w:hyperlink w:history="1" r:id="rIdd9sschfe3pazwi2gkwcv5">
               <w:r>
                 <w:rPr>
                   <w:rFonts w:ascii="Arial" w:cs="Arial" w:eastAsia="Arial" w:hAnsi="Arial"/>
@@ -31584,6 +32286,65 @@
         </w:tc>
       </w:tr>
     </w:tbl>
+    <w:p>
+      <w:pPr>
+        <w:pBdr>
+          <w:top w:val="single" w:color="BBBBBB" w:sz="4" w:space="4"/>
+        </w:pBdr>
+        <w:spacing w:after="0" w:before="160"/>
+      </w:pPr>
+      <w:r>
+        <w:rPr>
+          <w:rFonts w:ascii="Arial" w:cs="Arial" w:eastAsia="Arial" w:hAnsi="Arial"/>
+          <w:color w:val="666666"/>
+          <w:sz w:val="14"/>
+          <w:szCs w:val="14"/>
+        </w:rPr>
+        <w:t xml:space="preserve">© 2026 SeaVuria and ARES. Aligned with KICD objectives. Developed by SeaVuria; technical implementation by ARES (with AI assistance from Claude). Licensed under </w:t>
+      </w:r>
+      <w:hyperlink w:history="1" r:id="rId-kxtfagwlwg6j1vhw7p59">
+        <w:r>
+          <w:rPr>
+            <w:rFonts w:ascii="Arial" w:cs="Arial" w:eastAsia="Arial" w:hAnsi="Arial"/>
+            <w:color w:val="1F6B75"/>
+            <w:sz w:val="14"/>
+            <w:szCs w:val="14"/>
+            <w:u w:val="single" w:color="1F6B75"/>
+          </w:rPr>
+          <w:t xml:space="preserve">CC BY-NC 4.0</w:t>
+        </w:r>
+      </w:hyperlink>
+      <w:r>
+        <w:rPr>
+          <w:rFonts w:ascii="Arial" w:cs="Arial" w:eastAsia="Arial" w:hAnsi="Arial"/>
+          <w:color w:val="666666"/>
+          <w:sz w:val="14"/>
+          <w:szCs w:val="14"/>
+        </w:rPr>
+        <w:t xml:space="preserve"> (</w:t>
+      </w:r>
+      <w:hyperlink w:history="1" r:id="rIdrj79gl8x9thjzjlzcxbog">
+        <w:r>
+          <w:rPr>
+            <w:rFonts w:ascii="Arial" w:cs="Arial" w:eastAsia="Arial" w:hAnsi="Arial"/>
+            <w:color w:val="1F6B75"/>
+            <w:sz w:val="14"/>
+            <w:szCs w:val="14"/>
+            <w:u w:val="single" w:color="1F6B75"/>
+          </w:rPr>
+          <w:t xml:space="preserve">https://creativecommons.org/licenses/by-nc/4.0/</w:t>
+        </w:r>
+      </w:hyperlink>
+      <w:r>
+        <w:rPr>
+          <w:rFonts w:ascii="Arial" w:cs="Arial" w:eastAsia="Arial" w:hAnsi="Arial"/>
+          <w:color w:val="666666"/>
+          <w:sz w:val="14"/>
+          <w:szCs w:val="14"/>
+        </w:rPr>
+        <w:t xml:space="preserve">).</w:t>
+      </w:r>
+    </w:p>
     <w:p>
       <w:r>
         <w:br w:type="page"/>

--- a/data/outputs/v2/Chemistry/SS1.3_The_Periodic_Table/Chemistry_The_Periodic_Table_CBE_LessonSequence.docx
+++ b/data/outputs/v2/Chemistry/SS1.3_The_Periodic_Table/Chemistry_The_Periodic_Table_CBE_LessonSequence.docx
@@ -38,6 +38,2057 @@
           <w:szCs w:val="22"/>
         </w:rPr>
         <w:t xml:space="preserve">CBE Phenomenon-Driven Lesson Sequence — Sub-Strand 1.3 (10 Lessons)</w:t>
+      </w:r>
+    </w:p>
+    <w:p>
+      <w:pPr>
+        <w:spacing w:after="120"/>
+      </w:pPr>
+      <w:r>
+        <w:t xml:space="preserve"/>
+      </w:r>
+    </w:p>
+    <w:tbl>
+      <w:tblPr>
+        <w:tblW w:type="dxa" w:w="13680"/>
+        <w:tblBorders>
+          <w:top w:val="single" w:color="AAAAAA" w:sz="4"/>
+          <w:left w:val="single" w:color="AAAAAA" w:sz="4"/>
+          <w:bottom w:val="single" w:color="AAAAAA" w:sz="4"/>
+          <w:right w:val="single" w:color="AAAAAA" w:sz="4"/>
+          <w:insideH w:val="single" w:color="auto" w:sz="4"/>
+          <w:insideV w:val="single" w:color="auto" w:sz="4"/>
+        </w:tblBorders>
+        <w:tblLayout w:type="fixed"/>
+      </w:tblPr>
+      <w:tblGrid>
+        <w:gridCol w:w="3000"/>
+        <w:gridCol w:w="10680"/>
+      </w:tblGrid>
+      <w:tr>
+        <w:tc>
+          <w:tcPr>
+            <w:tcW w:type="dxa" w:w="13680"/>
+            <w:gridSpan w:val="2"/>
+            <w:shd w:fill="1F3864" w:color="auto" w:val="clear"/>
+            <w:tcMar>
+              <w:top w:type="dxa" w:w="60"/>
+              <w:left w:type="dxa" w:w="120"/>
+              <w:bottom w:type="dxa" w:w="60"/>
+              <w:right w:type="dxa" w:w="120"/>
+            </w:tcMar>
+            <w:vAlign w:val="top"/>
+          </w:tcPr>
+          <w:p>
+            <w:pPr>
+              <w:spacing w:after="40" w:before="0"/>
+              <w:jc w:val="center"/>
+            </w:pPr>
+            <w:r>
+              <w:rPr>
+                <w:rFonts w:ascii="Arial" w:cs="Arial" w:eastAsia="Arial" w:hAnsi="Arial"/>
+                <w:b/>
+                <w:bCs/>
+                <w:i w:val="false"/>
+                <w:iCs w:val="false"/>
+                <w:color w:val="FFFFFF"/>
+                <w:sz w:val="22"/>
+                <w:szCs w:val="22"/>
+              </w:rPr>
+              <w:t xml:space="preserve">SUB-STRAND OVERVIEW</w:t>
+            </w:r>
+          </w:p>
+        </w:tc>
+      </w:tr>
+      <w:tr>
+        <w:tc>
+          <w:tcPr>
+            <w:tcW w:type="dxa" w:w="3000"/>
+            <w:shd w:fill="D5E8F0" w:color="auto" w:val="clear"/>
+            <w:tcMar>
+              <w:top w:type="dxa" w:w="60"/>
+              <w:left w:type="dxa" w:w="120"/>
+              <w:bottom w:type="dxa" w:w="60"/>
+              <w:right w:type="dxa" w:w="120"/>
+            </w:tcMar>
+            <w:vAlign w:val="top"/>
+          </w:tcPr>
+          <w:p>
+            <w:pPr>
+              <w:spacing w:after="40" w:before="0"/>
+              <w:jc w:val="left"/>
+            </w:pPr>
+            <w:r>
+              <w:rPr>
+                <w:rFonts w:ascii="Arial" w:cs="Arial" w:eastAsia="Arial" w:hAnsi="Arial"/>
+                <w:b/>
+                <w:bCs/>
+                <w:i w:val="false"/>
+                <w:iCs w:val="false"/>
+                <w:color w:val="000000"/>
+                <w:sz w:val="18"/>
+                <w:szCs w:val="18"/>
+              </w:rPr>
+              <w:t xml:space="preserve">Grade Level</w:t>
+            </w:r>
+          </w:p>
+        </w:tc>
+        <w:tc>
+          <w:tcPr>
+            <w:tcW w:type="dxa" w:w="10680"/>
+            <w:shd w:fill="FFFFFF" w:color="auto" w:val="clear"/>
+            <w:tcMar>
+              <w:top w:type="dxa" w:w="60"/>
+              <w:left w:type="dxa" w:w="120"/>
+              <w:bottom w:type="dxa" w:w="60"/>
+              <w:right w:type="dxa" w:w="120"/>
+            </w:tcMar>
+            <w:vAlign w:val="top"/>
+          </w:tcPr>
+          <w:p>
+            <w:pPr>
+              <w:spacing w:after="40" w:before="0"/>
+              <w:jc w:val="left"/>
+            </w:pPr>
+            <w:r>
+              <w:rPr>
+                <w:rFonts w:ascii="Arial" w:cs="Arial" w:eastAsia="Arial" w:hAnsi="Arial"/>
+                <w:b w:val="false"/>
+                <w:bCs w:val="false"/>
+                <w:i w:val="false"/>
+                <w:iCs w:val="false"/>
+                <w:color w:val="000000"/>
+                <w:sz w:val="18"/>
+                <w:szCs w:val="18"/>
+              </w:rPr>
+              <w:t xml:space="preserve">10</w:t>
+            </w:r>
+          </w:p>
+        </w:tc>
+      </w:tr>
+      <w:tr>
+        <w:tc>
+          <w:tcPr>
+            <w:tcW w:type="dxa" w:w="3000"/>
+            <w:shd w:fill="D5E8F0" w:color="auto" w:val="clear"/>
+            <w:tcMar>
+              <w:top w:type="dxa" w:w="60"/>
+              <w:left w:type="dxa" w:w="120"/>
+              <w:bottom w:type="dxa" w:w="60"/>
+              <w:right w:type="dxa" w:w="120"/>
+            </w:tcMar>
+            <w:vAlign w:val="top"/>
+          </w:tcPr>
+          <w:p>
+            <w:pPr>
+              <w:spacing w:after="40" w:before="0"/>
+              <w:jc w:val="left"/>
+            </w:pPr>
+            <w:r>
+              <w:rPr>
+                <w:rFonts w:ascii="Arial" w:cs="Arial" w:eastAsia="Arial" w:hAnsi="Arial"/>
+                <w:b/>
+                <w:bCs/>
+                <w:i w:val="false"/>
+                <w:iCs w:val="false"/>
+                <w:color w:val="000000"/>
+                <w:sz w:val="18"/>
+                <w:szCs w:val="18"/>
+              </w:rPr>
+              <w:t xml:space="preserve">Subject</w:t>
+            </w:r>
+          </w:p>
+        </w:tc>
+        <w:tc>
+          <w:tcPr>
+            <w:tcW w:type="dxa" w:w="10680"/>
+            <w:shd w:fill="FFFFFF" w:color="auto" w:val="clear"/>
+            <w:tcMar>
+              <w:top w:type="dxa" w:w="60"/>
+              <w:left w:type="dxa" w:w="120"/>
+              <w:bottom w:type="dxa" w:w="60"/>
+              <w:right w:type="dxa" w:w="120"/>
+            </w:tcMar>
+            <w:vAlign w:val="top"/>
+          </w:tcPr>
+          <w:p>
+            <w:pPr>
+              <w:spacing w:after="40" w:before="0"/>
+              <w:jc w:val="left"/>
+            </w:pPr>
+            <w:r>
+              <w:rPr>
+                <w:rFonts w:ascii="Arial" w:cs="Arial" w:eastAsia="Arial" w:hAnsi="Arial"/>
+                <w:b w:val="false"/>
+                <w:bCs w:val="false"/>
+                <w:i w:val="false"/>
+                <w:iCs w:val="false"/>
+                <w:color w:val="000000"/>
+                <w:sz w:val="18"/>
+                <w:szCs w:val="18"/>
+              </w:rPr>
+              <w:t xml:space="preserve">Chemistry</w:t>
+            </w:r>
+          </w:p>
+        </w:tc>
+      </w:tr>
+      <w:tr>
+        <w:tc>
+          <w:tcPr>
+            <w:tcW w:type="dxa" w:w="3000"/>
+            <w:shd w:fill="D5E8F0" w:color="auto" w:val="clear"/>
+            <w:tcMar>
+              <w:top w:type="dxa" w:w="60"/>
+              <w:left w:type="dxa" w:w="120"/>
+              <w:bottom w:type="dxa" w:w="60"/>
+              <w:right w:type="dxa" w:w="120"/>
+            </w:tcMar>
+            <w:vAlign w:val="top"/>
+          </w:tcPr>
+          <w:p>
+            <w:pPr>
+              <w:spacing w:after="40" w:before="0"/>
+              <w:jc w:val="left"/>
+            </w:pPr>
+            <w:r>
+              <w:rPr>
+                <w:rFonts w:ascii="Arial" w:cs="Arial" w:eastAsia="Arial" w:hAnsi="Arial"/>
+                <w:b/>
+                <w:bCs/>
+                <w:i w:val="false"/>
+                <w:iCs w:val="false"/>
+                <w:color w:val="000000"/>
+                <w:sz w:val="18"/>
+                <w:szCs w:val="18"/>
+              </w:rPr>
+              <w:t xml:space="preserve">Strand</w:t>
+            </w:r>
+          </w:p>
+        </w:tc>
+        <w:tc>
+          <w:tcPr>
+            <w:tcW w:type="dxa" w:w="10680"/>
+            <w:shd w:fill="FFFFFF" w:color="auto" w:val="clear"/>
+            <w:tcMar>
+              <w:top w:type="dxa" w:w="60"/>
+              <w:left w:type="dxa" w:w="120"/>
+              <w:bottom w:type="dxa" w:w="60"/>
+              <w:right w:type="dxa" w:w="120"/>
+            </w:tcMar>
+            <w:vAlign w:val="top"/>
+          </w:tcPr>
+          <w:p>
+            <w:pPr>
+              <w:spacing w:after="40" w:before="0"/>
+              <w:jc w:val="left"/>
+            </w:pPr>
+            <w:r>
+              <w:rPr>
+                <w:rFonts w:ascii="Arial" w:cs="Arial" w:eastAsia="Arial" w:hAnsi="Arial"/>
+                <w:b w:val="false"/>
+                <w:bCs w:val="false"/>
+                <w:i w:val="false"/>
+                <w:iCs w:val="false"/>
+                <w:color w:val="000000"/>
+                <w:sz w:val="18"/>
+                <w:szCs w:val="18"/>
+              </w:rPr>
+              <w:t xml:space="preserve">Strand 1.0: Inorganic Chemistry</w:t>
+            </w:r>
+          </w:p>
+        </w:tc>
+      </w:tr>
+      <w:tr>
+        <w:tc>
+          <w:tcPr>
+            <w:tcW w:type="dxa" w:w="3000"/>
+            <w:shd w:fill="D5E8F0" w:color="auto" w:val="clear"/>
+            <w:tcMar>
+              <w:top w:type="dxa" w:w="60"/>
+              <w:left w:type="dxa" w:w="120"/>
+              <w:bottom w:type="dxa" w:w="60"/>
+              <w:right w:type="dxa" w:w="120"/>
+            </w:tcMar>
+            <w:vAlign w:val="top"/>
+          </w:tcPr>
+          <w:p>
+            <w:pPr>
+              <w:spacing w:after="40" w:before="0"/>
+              <w:jc w:val="left"/>
+            </w:pPr>
+            <w:r>
+              <w:rPr>
+                <w:rFonts w:ascii="Arial" w:cs="Arial" w:eastAsia="Arial" w:hAnsi="Arial"/>
+                <w:b/>
+                <w:bCs/>
+                <w:i w:val="false"/>
+                <w:iCs w:val="false"/>
+                <w:color w:val="000000"/>
+                <w:sz w:val="18"/>
+                <w:szCs w:val="18"/>
+              </w:rPr>
+              <w:t xml:space="preserve">Sub-Strand</w:t>
+            </w:r>
+          </w:p>
+        </w:tc>
+        <w:tc>
+          <w:tcPr>
+            <w:tcW w:type="dxa" w:w="10680"/>
+            <w:shd w:fill="FFFFFF" w:color="auto" w:val="clear"/>
+            <w:tcMar>
+              <w:top w:type="dxa" w:w="60"/>
+              <w:left w:type="dxa" w:w="120"/>
+              <w:bottom w:type="dxa" w:w="60"/>
+              <w:right w:type="dxa" w:w="120"/>
+            </w:tcMar>
+            <w:vAlign w:val="top"/>
+          </w:tcPr>
+          <w:p>
+            <w:pPr>
+              <w:spacing w:after="40" w:before="0"/>
+              <w:jc w:val="left"/>
+            </w:pPr>
+            <w:r>
+              <w:rPr>
+                <w:rFonts w:ascii="Arial" w:cs="Arial" w:eastAsia="Arial" w:hAnsi="Arial"/>
+                <w:b w:val="false"/>
+                <w:bCs w:val="false"/>
+                <w:i w:val="false"/>
+                <w:iCs w:val="false"/>
+                <w:color w:val="000000"/>
+                <w:sz w:val="18"/>
+                <w:szCs w:val="18"/>
+              </w:rPr>
+              <w:t xml:space="preserve">Sub-Strand 1.3: The Periodic Table</w:t>
+            </w:r>
+          </w:p>
+        </w:tc>
+      </w:tr>
+      <w:tr>
+        <w:tc>
+          <w:tcPr>
+            <w:tcW w:type="dxa" w:w="3000"/>
+            <w:shd w:fill="D5E8F0" w:color="auto" w:val="clear"/>
+            <w:tcMar>
+              <w:top w:type="dxa" w:w="60"/>
+              <w:left w:type="dxa" w:w="120"/>
+              <w:bottom w:type="dxa" w:w="60"/>
+              <w:right w:type="dxa" w:w="120"/>
+            </w:tcMar>
+            <w:vAlign w:val="top"/>
+          </w:tcPr>
+          <w:p>
+            <w:pPr>
+              <w:spacing w:after="40" w:before="0"/>
+              <w:jc w:val="left"/>
+            </w:pPr>
+            <w:r>
+              <w:rPr>
+                <w:rFonts w:ascii="Arial" w:cs="Arial" w:eastAsia="Arial" w:hAnsi="Arial"/>
+                <w:b/>
+                <w:bCs/>
+                <w:i w:val="false"/>
+                <w:iCs w:val="false"/>
+                <w:color w:val="000000"/>
+                <w:sz w:val="18"/>
+                <w:szCs w:val="18"/>
+              </w:rPr>
+              <w:t xml:space="preserve">Total Duration</w:t>
+            </w:r>
+          </w:p>
+        </w:tc>
+        <w:tc>
+          <w:tcPr>
+            <w:tcW w:type="dxa" w:w="10680"/>
+            <w:shd w:fill="FFFFFF" w:color="auto" w:val="clear"/>
+            <w:tcMar>
+              <w:top w:type="dxa" w:w="60"/>
+              <w:left w:type="dxa" w:w="120"/>
+              <w:bottom w:type="dxa" w:w="60"/>
+              <w:right w:type="dxa" w:w="120"/>
+            </w:tcMar>
+            <w:vAlign w:val="top"/>
+          </w:tcPr>
+          <w:p>
+            <w:pPr>
+              <w:spacing w:after="40" w:before="0"/>
+              <w:jc w:val="left"/>
+            </w:pPr>
+            <w:r>
+              <w:rPr>
+                <w:rFonts w:ascii="Arial" w:cs="Arial" w:eastAsia="Arial" w:hAnsi="Arial"/>
+                <w:b w:val="false"/>
+                <w:bCs w:val="false"/>
+                <w:i w:val="false"/>
+                <w:iCs w:val="false"/>
+                <w:color w:val="000000"/>
+                <w:sz w:val="18"/>
+                <w:szCs w:val="18"/>
+              </w:rPr>
+              <w:t xml:space="preserve">10 lessons × 40 minutes = 400 minutes total</w:t>
+            </w:r>
+          </w:p>
+        </w:tc>
+      </w:tr>
+      <w:tr>
+        <w:tc>
+          <w:tcPr>
+            <w:tcW w:type="dxa" w:w="3000"/>
+            <w:shd w:fill="D5E8F0" w:color="auto" w:val="clear"/>
+            <w:tcMar>
+              <w:top w:type="dxa" w:w="60"/>
+              <w:left w:type="dxa" w:w="120"/>
+              <w:bottom w:type="dxa" w:w="60"/>
+              <w:right w:type="dxa" w:w="120"/>
+            </w:tcMar>
+            <w:vAlign w:val="top"/>
+          </w:tcPr>
+          <w:p>
+            <w:pPr>
+              <w:spacing w:after="40" w:before="0"/>
+              <w:jc w:val="left"/>
+            </w:pPr>
+            <w:r>
+              <w:rPr>
+                <w:rFonts w:ascii="Arial" w:cs="Arial" w:eastAsia="Arial" w:hAnsi="Arial"/>
+                <w:b/>
+                <w:bCs/>
+                <w:i w:val="false"/>
+                <w:iCs w:val="false"/>
+                <w:color w:val="000000"/>
+                <w:sz w:val="18"/>
+                <w:szCs w:val="18"/>
+              </w:rPr>
+              <w:t xml:space="preserve">Sub-Strand Content</w:t>
+            </w:r>
+          </w:p>
+        </w:tc>
+        <w:tc>
+          <w:tcPr>
+            <w:tcW w:type="dxa" w:w="10680"/>
+            <w:shd w:fill="FFFFFF" w:color="auto" w:val="clear"/>
+            <w:tcMar>
+              <w:top w:type="dxa" w:w="60"/>
+              <w:left w:type="dxa" w:w="120"/>
+              <w:bottom w:type="dxa" w:w="60"/>
+              <w:right w:type="dxa" w:w="120"/>
+            </w:tcMar>
+            <w:vAlign w:val="top"/>
+          </w:tcPr>
+          <w:p>
+            <w:pPr>
+              <w:spacing w:after="30" w:before="0"/>
+              <w:ind w:left="360" w:hanging="180"/>
+              <w:jc w:val="left"/>
+            </w:pPr>
+            <w:r>
+              <w:rPr>
+                <w:rFonts w:ascii="Arial" w:cs="Arial" w:eastAsia="Arial" w:hAnsi="Arial"/>
+                <w:b w:val="false"/>
+                <w:bCs w:val="false"/>
+                <w:i w:val="false"/>
+                <w:iCs w:val="false"/>
+                <w:color w:val="000000"/>
+                <w:sz w:val="18"/>
+                <w:szCs w:val="18"/>
+              </w:rPr>
+              <w:t xml:space="preserve">–  Development of the periodic table (Groups and periods)</w:t>
+            </w:r>
+          </w:p>
+          <w:p>
+            <w:pPr>
+              <w:spacing w:after="30" w:before="0"/>
+              <w:ind w:left="360" w:hanging="180"/>
+              <w:jc w:val="left"/>
+            </w:pPr>
+            <w:r>
+              <w:rPr>
+                <w:rFonts w:ascii="Arial" w:cs="Arial" w:eastAsia="Arial" w:hAnsi="Arial"/>
+                <w:b w:val="false"/>
+                <w:bCs w:val="false"/>
+                <w:i w:val="false"/>
+                <w:iCs w:val="false"/>
+                <w:color w:val="000000"/>
+                <w:sz w:val="18"/>
+                <w:szCs w:val="18"/>
+              </w:rPr>
+              <w:t xml:space="preserve">–  Ion formation (oxidation number, valency, radicals)</w:t>
+            </w:r>
+          </w:p>
+          <w:p>
+            <w:pPr>
+              <w:spacing w:after="30" w:before="0"/>
+              <w:ind w:left="360" w:hanging="180"/>
+              <w:jc w:val="left"/>
+            </w:pPr>
+            <w:r>
+              <w:rPr>
+                <w:rFonts w:ascii="Arial" w:cs="Arial" w:eastAsia="Arial" w:hAnsi="Arial"/>
+                <w:b w:val="false"/>
+                <w:bCs w:val="false"/>
+                <w:i w:val="false"/>
+                <w:iCs w:val="false"/>
+                <w:color w:val="000000"/>
+                <w:sz w:val="18"/>
+                <w:szCs w:val="18"/>
+              </w:rPr>
+              <w:t xml:space="preserve">–  Formulae and chemical equations</w:t>
+            </w:r>
+          </w:p>
+          <w:p>
+            <w:pPr>
+              <w:spacing w:after="30" w:before="0"/>
+              <w:ind w:left="360" w:hanging="180"/>
+              <w:jc w:val="left"/>
+            </w:pPr>
+            <w:r>
+              <w:rPr>
+                <w:rFonts w:ascii="Arial" w:cs="Arial" w:eastAsia="Arial" w:hAnsi="Arial"/>
+                <w:b w:val="false"/>
+                <w:bCs w:val="false"/>
+                <w:i w:val="false"/>
+                <w:iCs w:val="false"/>
+                <w:color w:val="000000"/>
+                <w:sz w:val="18"/>
+                <w:szCs w:val="18"/>
+              </w:rPr>
+              <w:t xml:space="preserve">–  Chemical families: alkali metals, alkaline earth metals, halogens, noble gases, and transition elements</w:t>
+            </w:r>
+          </w:p>
+        </w:tc>
+      </w:tr>
+      <w:tr>
+        <w:tc>
+          <w:tcPr>
+            <w:tcW w:type="dxa" w:w="3000"/>
+            <w:shd w:fill="D5E8F0" w:color="auto" w:val="clear"/>
+            <w:tcMar>
+              <w:top w:type="dxa" w:w="60"/>
+              <w:left w:type="dxa" w:w="120"/>
+              <w:bottom w:type="dxa" w:w="60"/>
+              <w:right w:type="dxa" w:w="120"/>
+            </w:tcMar>
+            <w:vAlign w:val="top"/>
+          </w:tcPr>
+          <w:p>
+            <w:pPr>
+              <w:spacing w:after="40" w:before="0"/>
+              <w:jc w:val="left"/>
+            </w:pPr>
+            <w:r>
+              <w:rPr>
+                <w:rFonts w:ascii="Arial" w:cs="Arial" w:eastAsia="Arial" w:hAnsi="Arial"/>
+                <w:b/>
+                <w:bCs/>
+                <w:i w:val="false"/>
+                <w:iCs w:val="false"/>
+                <w:color w:val="000000"/>
+                <w:sz w:val="18"/>
+                <w:szCs w:val="18"/>
+              </w:rPr>
+              <w:t xml:space="preserve">Learning Outcomes</w:t>
+            </w:r>
+          </w:p>
+        </w:tc>
+        <w:tc>
+          <w:tcPr>
+            <w:tcW w:type="dxa" w:w="10680"/>
+            <w:shd w:fill="FFFFFF" w:color="auto" w:val="clear"/>
+            <w:tcMar>
+              <w:top w:type="dxa" w:w="60"/>
+              <w:left w:type="dxa" w:w="120"/>
+              <w:bottom w:type="dxa" w:w="60"/>
+              <w:right w:type="dxa" w:w="120"/>
+            </w:tcMar>
+            <w:vAlign w:val="top"/>
+          </w:tcPr>
+          <w:p>
+            <w:pPr>
+              <w:spacing w:after="40" w:before="0"/>
+              <w:jc w:val="left"/>
+            </w:pPr>
+            <w:r>
+              <w:rPr>
+                <w:rFonts w:ascii="Arial" w:cs="Arial" w:eastAsia="Arial" w:hAnsi="Arial"/>
+                <w:b w:val="false"/>
+                <w:bCs w:val="false"/>
+                <w:i w:val="false"/>
+                <w:iCs w:val="false"/>
+                <w:color w:val="000000"/>
+                <w:sz w:val="18"/>
+                <w:szCs w:val="18"/>
+              </w:rPr>
+              <w:t xml:space="preserve">By the end of the sub-strand, the learner should be able to:</w:t>
+            </w:r>
+          </w:p>
+          <w:p>
+            <w:pPr>
+              <w:spacing w:after="40" w:before="0"/>
+              <w:jc w:val="left"/>
+            </w:pPr>
+            <w:r>
+              <w:rPr>
+                <w:rFonts w:ascii="Arial" w:cs="Arial" w:eastAsia="Arial" w:hAnsi="Arial"/>
+                <w:b w:val="false"/>
+                <w:bCs w:val="false"/>
+                <w:i w:val="false"/>
+                <w:iCs w:val="false"/>
+                <w:color w:val="000000"/>
+                <w:sz w:val="18"/>
+                <w:szCs w:val="18"/>
+              </w:rPr>
+              <w:t xml:space="preserve">a) relate the position of an element in the periodic table to its electron arrangement,</w:t>
+            </w:r>
+          </w:p>
+          <w:p>
+            <w:pPr>
+              <w:spacing w:after="40" w:before="0"/>
+              <w:jc w:val="left"/>
+            </w:pPr>
+            <w:r>
+              <w:rPr>
+                <w:rFonts w:ascii="Arial" w:cs="Arial" w:eastAsia="Arial" w:hAnsi="Arial"/>
+                <w:b w:val="false"/>
+                <w:bCs w:val="false"/>
+                <w:i w:val="false"/>
+                <w:iCs w:val="false"/>
+                <w:color w:val="000000"/>
+                <w:sz w:val="18"/>
+                <w:szCs w:val="18"/>
+              </w:rPr>
+              <w:t xml:space="preserve">b) illustrate ion formation of elements,</w:t>
+            </w:r>
+          </w:p>
+          <w:p>
+            <w:pPr>
+              <w:spacing w:after="40" w:before="0"/>
+              <w:jc w:val="left"/>
+            </w:pPr>
+            <w:r>
+              <w:rPr>
+                <w:rFonts w:ascii="Arial" w:cs="Arial" w:eastAsia="Arial" w:hAnsi="Arial"/>
+                <w:b w:val="false"/>
+                <w:bCs w:val="false"/>
+                <w:i w:val="false"/>
+                <w:iCs w:val="false"/>
+                <w:color w:val="000000"/>
+                <w:sz w:val="18"/>
+                <w:szCs w:val="18"/>
+              </w:rPr>
+              <w:t xml:space="preserve">c) derive the formulae of compounds,</w:t>
+            </w:r>
+          </w:p>
+          <w:p>
+            <w:pPr>
+              <w:spacing w:after="40" w:before="0"/>
+              <w:jc w:val="left"/>
+            </w:pPr>
+            <w:r>
+              <w:rPr>
+                <w:rFonts w:ascii="Arial" w:cs="Arial" w:eastAsia="Arial" w:hAnsi="Arial"/>
+                <w:b w:val="false"/>
+                <w:bCs w:val="false"/>
+                <w:i w:val="false"/>
+                <w:iCs w:val="false"/>
+                <w:color w:val="000000"/>
+                <w:sz w:val="18"/>
+                <w:szCs w:val="18"/>
+              </w:rPr>
+              <w:t xml:space="preserve">d) write balanced equations for chemical reactions,</w:t>
+            </w:r>
+          </w:p>
+          <w:p>
+            <w:pPr>
+              <w:spacing w:after="40" w:before="0"/>
+              <w:jc w:val="left"/>
+            </w:pPr>
+            <w:r>
+              <w:rPr>
+                <w:rFonts w:ascii="Arial" w:cs="Arial" w:eastAsia="Arial" w:hAnsi="Arial"/>
+                <w:b w:val="false"/>
+                <w:bCs w:val="false"/>
+                <w:i w:val="false"/>
+                <w:iCs w:val="false"/>
+                <w:color w:val="000000"/>
+                <w:sz w:val="18"/>
+                <w:szCs w:val="18"/>
+              </w:rPr>
+              <w:t xml:space="preserve">e) appreciate the role of electron arrangement in the development of the periodic table.</w:t>
+            </w:r>
+          </w:p>
+        </w:tc>
+      </w:tr>
+      <w:tr>
+        <w:tc>
+          <w:tcPr>
+            <w:tcW w:type="dxa" w:w="3000"/>
+            <w:shd w:fill="D5E8F0" w:color="auto" w:val="clear"/>
+            <w:tcMar>
+              <w:top w:type="dxa" w:w="60"/>
+              <w:left w:type="dxa" w:w="120"/>
+              <w:bottom w:type="dxa" w:w="60"/>
+              <w:right w:type="dxa" w:w="120"/>
+            </w:tcMar>
+            <w:vAlign w:val="top"/>
+          </w:tcPr>
+          <w:p>
+            <w:pPr>
+              <w:spacing w:after="40" w:before="0"/>
+              <w:jc w:val="left"/>
+            </w:pPr>
+            <w:r>
+              <w:rPr>
+                <w:rFonts w:ascii="Arial" w:cs="Arial" w:eastAsia="Arial" w:hAnsi="Arial"/>
+                <w:b/>
+                <w:bCs/>
+                <w:i w:val="false"/>
+                <w:iCs w:val="false"/>
+                <w:color w:val="000000"/>
+                <w:sz w:val="18"/>
+                <w:szCs w:val="18"/>
+              </w:rPr>
+              <w:t xml:space="preserve">Core Competencies</w:t>
+            </w:r>
+          </w:p>
+        </w:tc>
+        <w:tc>
+          <w:tcPr>
+            <w:tcW w:type="dxa" w:w="10680"/>
+            <w:shd w:fill="FFFFFF" w:color="auto" w:val="clear"/>
+            <w:tcMar>
+              <w:top w:type="dxa" w:w="60"/>
+              <w:left w:type="dxa" w:w="120"/>
+              <w:bottom w:type="dxa" w:w="60"/>
+              <w:right w:type="dxa" w:w="120"/>
+            </w:tcMar>
+            <w:vAlign w:val="top"/>
+          </w:tcPr>
+          <w:p>
+            <w:pPr>
+              <w:spacing w:after="30" w:before="0"/>
+              <w:ind w:left="360" w:hanging="180"/>
+              <w:jc w:val="left"/>
+            </w:pPr>
+            <w:r>
+              <w:rPr>
+                <w:rFonts w:ascii="Arial" w:cs="Arial" w:eastAsia="Arial" w:hAnsi="Arial"/>
+                <w:b w:val="false"/>
+                <w:bCs w:val="false"/>
+                <w:i w:val="false"/>
+                <w:iCs w:val="false"/>
+                <w:color w:val="000000"/>
+                <w:sz w:val="18"/>
+                <w:szCs w:val="18"/>
+              </w:rPr>
+              <w:t xml:space="preserve">–  Communication and Collaboration: The learner listens keenly and actively uses open questions while discussing with peers the relationship between atomic number, mass number, and number of electrons in atoms of elements — practised during group card-sorting activities and peer discussions on chemical families.</w:t>
+            </w:r>
+          </w:p>
+          <w:p>
+            <w:pPr>
+              <w:spacing w:after="30" w:before="0"/>
+              <w:ind w:left="360" w:hanging="180"/>
+              <w:jc w:val="left"/>
+            </w:pPr>
+            <w:r>
+              <w:rPr>
+                <w:rFonts w:ascii="Arial" w:cs="Arial" w:eastAsia="Arial" w:hAnsi="Arial"/>
+                <w:b w:val="false"/>
+                <w:bCs w:val="false"/>
+                <w:i w:val="false"/>
+                <w:iCs w:val="false"/>
+                <w:color w:val="000000"/>
+                <w:sz w:val="18"/>
+                <w:szCs w:val="18"/>
+              </w:rPr>
+              <w:t xml:space="preserve">–  Critical Thinking and Problem Solving: The learner creates new ideas while drawing diagrams of ions of selected elements using dots and/or crosses to illustrate ion formation — applied when predicting cation and anion formation from electron arrangements.</w:t>
+            </w:r>
+          </w:p>
+          <w:p>
+            <w:pPr>
+              <w:spacing w:after="30" w:before="0"/>
+              <w:ind w:left="360" w:hanging="180"/>
+              <w:jc w:val="left"/>
+            </w:pPr>
+            <w:r>
+              <w:rPr>
+                <w:rFonts w:ascii="Arial" w:cs="Arial" w:eastAsia="Arial" w:hAnsi="Arial"/>
+                <w:b w:val="false"/>
+                <w:bCs w:val="false"/>
+                <w:i w:val="false"/>
+                <w:iCs w:val="false"/>
+                <w:color w:val="000000"/>
+                <w:sz w:val="18"/>
+                <w:szCs w:val="18"/>
+              </w:rPr>
+              <w:t xml:space="preserve">–  Learning to Learn: The learner learns independently by writing balanced equations for chemical reactions — developed through guided practice and self-correction of chemical equations.</w:t>
+            </w:r>
+          </w:p>
+          <w:p>
+            <w:pPr>
+              <w:spacing w:after="30" w:before="0"/>
+              <w:ind w:left="360" w:hanging="180"/>
+              <w:jc w:val="left"/>
+            </w:pPr>
+            <w:r>
+              <w:rPr>
+                <w:rFonts w:ascii="Arial" w:cs="Arial" w:eastAsia="Arial" w:hAnsi="Arial"/>
+                <w:b w:val="false"/>
+                <w:bCs w:val="false"/>
+                <w:i w:val="false"/>
+                <w:iCs w:val="false"/>
+                <w:color w:val="000000"/>
+                <w:sz w:val="18"/>
+                <w:szCs w:val="18"/>
+              </w:rPr>
+              <w:t xml:space="preserve">–  Citizenship: The learner appreciates contributions made by various scientists (e.g., Mendeleev, Newlands, Moseley) on the development of atomic structure and the periodic table.</w:t>
+            </w:r>
+          </w:p>
+        </w:tc>
+      </w:tr>
+      <w:tr>
+        <w:tc>
+          <w:tcPr>
+            <w:tcW w:type="dxa" w:w="3000"/>
+            <w:shd w:fill="E2EFDA" w:color="auto" w:val="clear"/>
+            <w:tcMar>
+              <w:top w:type="dxa" w:w="60"/>
+              <w:left w:type="dxa" w:w="120"/>
+              <w:bottom w:type="dxa" w:w="60"/>
+              <w:right w:type="dxa" w:w="120"/>
+            </w:tcMar>
+            <w:vAlign w:val="top"/>
+          </w:tcPr>
+          <w:p>
+            <w:pPr>
+              <w:spacing w:after="40" w:before="0"/>
+              <w:jc w:val="left"/>
+            </w:pPr>
+            <w:r>
+              <w:rPr>
+                <w:rFonts w:ascii="Arial" w:cs="Arial" w:eastAsia="Arial" w:hAnsi="Arial"/>
+                <w:b/>
+                <w:bCs/>
+                <w:i w:val="false"/>
+                <w:iCs w:val="false"/>
+                <w:color w:val="000000"/>
+                <w:sz w:val="18"/>
+                <w:szCs w:val="18"/>
+              </w:rPr>
+              <w:t xml:space="preserve">Core Values</w:t>
+            </w:r>
+          </w:p>
+        </w:tc>
+        <w:tc>
+          <w:tcPr>
+            <w:tcW w:type="dxa" w:w="10680"/>
+            <w:shd w:fill="FFFFFF" w:color="auto" w:val="clear"/>
+            <w:tcMar>
+              <w:top w:type="dxa" w:w="60"/>
+              <w:left w:type="dxa" w:w="120"/>
+              <w:bottom w:type="dxa" w:w="60"/>
+              <w:right w:type="dxa" w:w="120"/>
+            </w:tcMar>
+            <w:vAlign w:val="top"/>
+          </w:tcPr>
+          <w:p>
+            <w:pPr>
+              <w:spacing w:after="30" w:before="0"/>
+              <w:ind w:left="360" w:hanging="180"/>
+              <w:jc w:val="left"/>
+            </w:pPr>
+            <w:r>
+              <w:rPr>
+                <w:rFonts w:ascii="Arial" w:cs="Arial" w:eastAsia="Arial" w:hAnsi="Arial"/>
+                <w:b w:val="false"/>
+                <w:bCs w:val="false"/>
+                <w:i w:val="false"/>
+                <w:iCs w:val="false"/>
+                <w:color w:val="000000"/>
+                <w:sz w:val="18"/>
+                <w:szCs w:val="18"/>
+              </w:rPr>
+              <w:t xml:space="preserve">–  Peace: The learner shows compassion as they display tolerance while predicting the type of ion formed from the electron arrangement of elements with peers — demonstrated during collaborative group sorting tasks and peer-review of ion diagrams.</w:t>
+            </w:r>
+          </w:p>
+        </w:tc>
+      </w:tr>
+      <w:tr>
+        <w:tc>
+          <w:tcPr>
+            <w:tcW w:type="dxa" w:w="3000"/>
+            <w:shd w:fill="D5E8F0" w:color="auto" w:val="clear"/>
+            <w:tcMar>
+              <w:top w:type="dxa" w:w="60"/>
+              <w:left w:type="dxa" w:w="120"/>
+              <w:bottom w:type="dxa" w:w="60"/>
+              <w:right w:type="dxa" w:w="120"/>
+            </w:tcMar>
+            <w:vAlign w:val="top"/>
+          </w:tcPr>
+          <w:p>
+            <w:pPr>
+              <w:spacing w:after="40" w:before="0"/>
+              <w:jc w:val="left"/>
+            </w:pPr>
+            <w:r>
+              <w:rPr>
+                <w:rFonts w:ascii="Arial" w:cs="Arial" w:eastAsia="Arial" w:hAnsi="Arial"/>
+                <w:b/>
+                <w:bCs/>
+                <w:i w:val="false"/>
+                <w:iCs w:val="false"/>
+                <w:color w:val="000000"/>
+                <w:sz w:val="18"/>
+                <w:szCs w:val="18"/>
+              </w:rPr>
+              <w:t xml:space="preserve">Science &amp; Engineering Practices</w:t>
+            </w:r>
+          </w:p>
+        </w:tc>
+        <w:tc>
+          <w:tcPr>
+            <w:tcW w:type="dxa" w:w="10680"/>
+            <w:shd w:fill="FFFFFF" w:color="auto" w:val="clear"/>
+            <w:tcMar>
+              <w:top w:type="dxa" w:w="60"/>
+              <w:left w:type="dxa" w:w="120"/>
+              <w:bottom w:type="dxa" w:w="60"/>
+              <w:right w:type="dxa" w:w="120"/>
+            </w:tcMar>
+            <w:vAlign w:val="top"/>
+          </w:tcPr>
+          <w:p>
+            <w:pPr>
+              <w:spacing w:after="30" w:before="0"/>
+              <w:ind w:left="360" w:hanging="180"/>
+              <w:jc w:val="left"/>
+            </w:pPr>
+            <w:r>
+              <w:rPr>
+                <w:rFonts w:ascii="Arial" w:cs="Arial" w:eastAsia="Arial" w:hAnsi="Arial"/>
+                <w:b w:val="false"/>
+                <w:bCs w:val="false"/>
+                <w:i w:val="false"/>
+                <w:iCs w:val="false"/>
+                <w:color w:val="000000"/>
+                <w:sz w:val="18"/>
+                <w:szCs w:val="18"/>
+              </w:rPr>
+              <w:t xml:space="preserve">–  Asking Questions and Defining Problems: Students generate questions about why elements behave differently (e.g., why sodium reacts violently with water but argon does not) and frame these as investigable problems tied to electron arrangement.</w:t>
+            </w:r>
+          </w:p>
+          <w:p>
+            <w:pPr>
+              <w:spacing w:after="30" w:before="0"/>
+              <w:ind w:left="360" w:hanging="180"/>
+              <w:jc w:val="left"/>
+            </w:pPr>
+            <w:r>
+              <w:rPr>
+                <w:rFonts w:ascii="Arial" w:cs="Arial" w:eastAsia="Arial" w:hAnsi="Arial"/>
+                <w:b w:val="false"/>
+                <w:bCs w:val="false"/>
+                <w:i w:val="false"/>
+                <w:iCs w:val="false"/>
+                <w:color w:val="000000"/>
+                <w:sz w:val="18"/>
+                <w:szCs w:val="18"/>
+              </w:rPr>
+              <w:t xml:space="preserve">–  Developing and Using Models: Students build and iteratively revise particle-level models of ion formation and periodic trends, using dot-and-cross diagrams to represent electron loss and gain.</w:t>
+            </w:r>
+          </w:p>
+          <w:p>
+            <w:pPr>
+              <w:spacing w:after="30" w:before="0"/>
+              <w:ind w:left="360" w:hanging="180"/>
+              <w:jc w:val="left"/>
+            </w:pPr>
+            <w:r>
+              <w:rPr>
+                <w:rFonts w:ascii="Arial" w:cs="Arial" w:eastAsia="Arial" w:hAnsi="Arial"/>
+                <w:b w:val="false"/>
+                <w:bCs w:val="false"/>
+                <w:i w:val="false"/>
+                <w:iCs w:val="false"/>
+                <w:color w:val="000000"/>
+                <w:sz w:val="18"/>
+                <w:szCs w:val="18"/>
+              </w:rPr>
+              <w:t xml:space="preserve">–  Analysing and Interpreting Data: Students analyse element card data (atomic number, mass, reactivity) to identify patterns across groups and periods, connecting data trends to electron configuration.</w:t>
+            </w:r>
+          </w:p>
+          <w:p>
+            <w:pPr>
+              <w:spacing w:after="30" w:before="0"/>
+              <w:ind w:left="360" w:hanging="180"/>
+              <w:jc w:val="left"/>
+            </w:pPr>
+            <w:r>
+              <w:rPr>
+                <w:rFonts w:ascii="Arial" w:cs="Arial" w:eastAsia="Arial" w:hAnsi="Arial"/>
+                <w:b w:val="false"/>
+                <w:bCs w:val="false"/>
+                <w:i w:val="false"/>
+                <w:iCs w:val="false"/>
+                <w:color w:val="000000"/>
+                <w:sz w:val="18"/>
+                <w:szCs w:val="18"/>
+              </w:rPr>
+              <w:t xml:space="preserve">–  Obtaining, Evaluating, and Communicating Information: Students read and evaluate historical accounts of periodic table development (Döbereiner, Newlands, Mendeleev, Moseley) and communicate findings through group presentations and the Driving Question Board.</w:t>
+            </w:r>
+          </w:p>
+        </w:tc>
+      </w:tr>
+      <w:tr>
+        <w:tc>
+          <w:tcPr>
+            <w:tcW w:type="dxa" w:w="3000"/>
+            <w:shd w:fill="FCE4D6" w:color="auto" w:val="clear"/>
+            <w:tcMar>
+              <w:top w:type="dxa" w:w="60"/>
+              <w:left w:type="dxa" w:w="120"/>
+              <w:bottom w:type="dxa" w:w="60"/>
+              <w:right w:type="dxa" w:w="120"/>
+            </w:tcMar>
+            <w:vAlign w:val="top"/>
+          </w:tcPr>
+          <w:p>
+            <w:pPr>
+              <w:spacing w:after="40" w:before="0"/>
+              <w:jc w:val="left"/>
+            </w:pPr>
+            <w:r>
+              <w:rPr>
+                <w:rFonts w:ascii="Arial" w:cs="Arial" w:eastAsia="Arial" w:hAnsi="Arial"/>
+                <w:b/>
+                <w:bCs/>
+                <w:i w:val="false"/>
+                <w:iCs w:val="false"/>
+                <w:color w:val="000000"/>
+                <w:sz w:val="18"/>
+                <w:szCs w:val="18"/>
+              </w:rPr>
+              <w:t xml:space="preserve">Pertinent &amp; Contemporary Issues (PCIs)</w:t>
+            </w:r>
+          </w:p>
+        </w:tc>
+        <w:tc>
+          <w:tcPr>
+            <w:tcW w:type="dxa" w:w="10680"/>
+            <w:shd w:fill="FFFFFF" w:color="auto" w:val="clear"/>
+            <w:tcMar>
+              <w:top w:type="dxa" w:w="60"/>
+              <w:left w:type="dxa" w:w="120"/>
+              <w:bottom w:type="dxa" w:w="60"/>
+              <w:right w:type="dxa" w:w="120"/>
+            </w:tcMar>
+            <w:vAlign w:val="top"/>
+          </w:tcPr>
+          <w:p>
+            <w:pPr>
+              <w:spacing w:after="30" w:before="0"/>
+              <w:ind w:left="360" w:hanging="180"/>
+              <w:jc w:val="left"/>
+            </w:pPr>
+            <w:r>
+              <w:rPr>
+                <w:rFonts w:ascii="Arial" w:cs="Arial" w:eastAsia="Arial" w:hAnsi="Arial"/>
+                <w:b w:val="false"/>
+                <w:bCs w:val="false"/>
+                <w:i w:val="false"/>
+                <w:iCs w:val="false"/>
+                <w:color w:val="000000"/>
+                <w:sz w:val="18"/>
+                <w:szCs w:val="18"/>
+              </w:rPr>
+              <w:t xml:space="preserve">–  Socio-Economic and Environmental Issues (Social Cohesion): As the learner discusses with peers how atoms acquire stability, collaborative group norms and mutual respect are reinforced, mirroring the cooperative values needed in Kenyan community life.</w:t>
+            </w:r>
+          </w:p>
+          <w:p>
+            <w:pPr>
+              <w:spacing w:after="30" w:before="0"/>
+              <w:ind w:left="360" w:hanging="180"/>
+              <w:jc w:val="left"/>
+            </w:pPr>
+            <w:r>
+              <w:rPr>
+                <w:rFonts w:ascii="Arial" w:cs="Arial" w:eastAsia="Arial" w:hAnsi="Arial"/>
+                <w:b w:val="false"/>
+                <w:bCs w:val="false"/>
+                <w:i w:val="false"/>
+                <w:iCs w:val="false"/>
+                <w:color w:val="000000"/>
+                <w:sz w:val="18"/>
+                <w:szCs w:val="18"/>
+              </w:rPr>
+              <w:t xml:space="preserve">–  Life Skills (Analytical Thinking): As the learner predicts the type of ion formed from a given electron arrangement of an atom, analytical and logical reasoning skills are developed that transfer to everyday decision-making.</w:t>
+            </w:r>
+          </w:p>
+        </w:tc>
+      </w:tr>
+      <w:tr>
+        <w:tc>
+          <w:tcPr>
+            <w:tcW w:type="dxa" w:w="3000"/>
+            <w:shd w:fill="D9EEF1" w:color="auto" w:val="clear"/>
+            <w:tcMar>
+              <w:top w:type="dxa" w:w="60"/>
+              <w:left w:type="dxa" w:w="120"/>
+              <w:bottom w:type="dxa" w:w="60"/>
+              <w:right w:type="dxa" w:w="120"/>
+            </w:tcMar>
+            <w:vAlign w:val="top"/>
+          </w:tcPr>
+          <w:p>
+            <w:pPr>
+              <w:spacing w:after="40" w:before="0"/>
+              <w:jc w:val="left"/>
+            </w:pPr>
+            <w:r>
+              <w:rPr>
+                <w:rFonts w:ascii="Arial" w:cs="Arial" w:eastAsia="Arial" w:hAnsi="Arial"/>
+                <w:b/>
+                <w:bCs/>
+                <w:i w:val="false"/>
+                <w:iCs w:val="false"/>
+                <w:color w:val="000000"/>
+                <w:sz w:val="18"/>
+                <w:szCs w:val="18"/>
+              </w:rPr>
+              <w:t xml:space="preserve">Career Connections</w:t>
+            </w:r>
+          </w:p>
+        </w:tc>
+        <w:tc>
+          <w:tcPr>
+            <w:tcW w:type="dxa" w:w="10680"/>
+            <w:shd w:fill="FFFFFF" w:color="auto" w:val="clear"/>
+            <w:tcMar>
+              <w:top w:type="dxa" w:w="60"/>
+              <w:left w:type="dxa" w:w="120"/>
+              <w:bottom w:type="dxa" w:w="60"/>
+              <w:right w:type="dxa" w:w="120"/>
+            </w:tcMar>
+            <w:vAlign w:val="top"/>
+          </w:tcPr>
+          <w:p>
+            <w:pPr>
+              <w:spacing w:after="30" w:before="0"/>
+              <w:ind w:left="360" w:hanging="180"/>
+              <w:jc w:val="left"/>
+            </w:pPr>
+            <w:r>
+              <w:rPr>
+                <w:rFonts w:ascii="Arial" w:cs="Arial" w:eastAsia="Arial" w:hAnsi="Arial"/>
+                <w:b w:val="false"/>
+                <w:bCs w:val="false"/>
+                <w:i w:val="false"/>
+                <w:iCs w:val="false"/>
+                <w:color w:val="000000"/>
+                <w:sz w:val="18"/>
+                <w:szCs w:val="18"/>
+              </w:rPr>
+              <w:t xml:space="preserve">–  Pharmacist / Pharmaceutical Chemist: Understanding the periodic table, ion formation, and chemical formulae is foundational for drug formulation and interactions — relevant to Kenya's growing pharmaceutical sector (e.g., companies in Nairobi's Industrial Area).</w:t>
+            </w:r>
+          </w:p>
+          <w:p>
+            <w:pPr>
+              <w:spacing w:after="30" w:before="0"/>
+              <w:ind w:left="360" w:hanging="180"/>
+              <w:jc w:val="left"/>
+            </w:pPr>
+            <w:r>
+              <w:rPr>
+                <w:rFonts w:ascii="Arial" w:cs="Arial" w:eastAsia="Arial" w:hAnsi="Arial"/>
+                <w:b w:val="false"/>
+                <w:bCs w:val="false"/>
+                <w:i w:val="false"/>
+                <w:iCs w:val="false"/>
+                <w:color w:val="000000"/>
+                <w:sz w:val="18"/>
+                <w:szCs w:val="18"/>
+              </w:rPr>
+              <w:t xml:space="preserve">–  Agricultural Chemist / Agronomist: Knowledge of element families (e.g., nitrogen, potassium, phosphorus) and their compounds underpins fertiliser use critical for Kenyan smallholder farmers in the Rift Valley and Central Kenya.</w:t>
+            </w:r>
+          </w:p>
+          <w:p>
+            <w:pPr>
+              <w:spacing w:after="30" w:before="0"/>
+              <w:ind w:left="360" w:hanging="180"/>
+              <w:jc w:val="left"/>
+            </w:pPr>
+            <w:r>
+              <w:rPr>
+                <w:rFonts w:ascii="Arial" w:cs="Arial" w:eastAsia="Arial" w:hAnsi="Arial"/>
+                <w:b w:val="false"/>
+                <w:bCs w:val="false"/>
+                <w:i w:val="false"/>
+                <w:iCs w:val="false"/>
+                <w:color w:val="000000"/>
+                <w:sz w:val="18"/>
+                <w:szCs w:val="18"/>
+              </w:rPr>
+              <w:t xml:space="preserve">–  Materials Scientist / Metallurgist: Transition metals and their variable oxidation states are central to mining and materials processing, connecting to Kenya's titanium mining in Kwale County.</w:t>
+            </w:r>
+          </w:p>
+          <w:p>
+            <w:pPr>
+              <w:spacing w:after="30" w:before="0"/>
+              <w:ind w:left="360" w:hanging="180"/>
+              <w:jc w:val="left"/>
+            </w:pPr>
+            <w:r>
+              <w:rPr>
+                <w:rFonts w:ascii="Arial" w:cs="Arial" w:eastAsia="Arial" w:hAnsi="Arial"/>
+                <w:b w:val="false"/>
+                <w:bCs w:val="false"/>
+                <w:i w:val="false"/>
+                <w:iCs w:val="false"/>
+                <w:color w:val="000000"/>
+                <w:sz w:val="18"/>
+                <w:szCs w:val="18"/>
+              </w:rPr>
+              <w:t xml:space="preserve">–  Environmental Chemist: Ion chemistry and chemical equations link to water quality testing relevant to managing Lake Victoria and Nairobi River pollution.</w:t>
+            </w:r>
+          </w:p>
+          <w:p>
+            <w:pPr>
+              <w:spacing w:after="30" w:before="0"/>
+              <w:ind w:left="360" w:hanging="180"/>
+              <w:jc w:val="left"/>
+            </w:pPr>
+            <w:r>
+              <w:rPr>
+                <w:rFonts w:ascii="Arial" w:cs="Arial" w:eastAsia="Arial" w:hAnsi="Arial"/>
+                <w:b w:val="false"/>
+                <w:bCs w:val="false"/>
+                <w:i w:val="false"/>
+                <w:iCs w:val="false"/>
+                <w:color w:val="000000"/>
+                <w:sz w:val="18"/>
+                <w:szCs w:val="18"/>
+              </w:rPr>
+              <w:t xml:space="preserve">–  Secondary School Chemistry Teacher: Deep conceptual understanding of the periodic table is essential for educators who will shape the next generation of Kenyan scientists.</w:t>
+            </w:r>
+          </w:p>
+        </w:tc>
+      </w:tr>
+      <w:tr>
+        <w:tc>
+          <w:tcPr>
+            <w:tcW w:type="dxa" w:w="3000"/>
+            <w:shd w:fill="D5E8F0" w:color="auto" w:val="clear"/>
+            <w:tcMar>
+              <w:top w:type="dxa" w:w="60"/>
+              <w:left w:type="dxa" w:w="120"/>
+              <w:bottom w:type="dxa" w:w="60"/>
+              <w:right w:type="dxa" w:w="120"/>
+            </w:tcMar>
+            <w:vAlign w:val="top"/>
+          </w:tcPr>
+          <w:p>
+            <w:pPr>
+              <w:spacing w:after="40" w:before="0"/>
+              <w:jc w:val="left"/>
+            </w:pPr>
+            <w:r>
+              <w:rPr>
+                <w:rFonts w:ascii="Arial" w:cs="Arial" w:eastAsia="Arial" w:hAnsi="Arial"/>
+                <w:b/>
+                <w:bCs/>
+                <w:i w:val="false"/>
+                <w:iCs w:val="false"/>
+                <w:color w:val="000000"/>
+                <w:sz w:val="18"/>
+                <w:szCs w:val="18"/>
+              </w:rPr>
+              <w:t xml:space="preserve">Focus for Lessons</w:t>
+            </w:r>
+          </w:p>
+        </w:tc>
+        <w:tc>
+          <w:tcPr>
+            <w:tcW w:type="dxa" w:w="10680"/>
+            <w:shd w:fill="FFFFFF" w:color="auto" w:val="clear"/>
+            <w:tcMar>
+              <w:top w:type="dxa" w:w="60"/>
+              <w:left w:type="dxa" w:w="120"/>
+              <w:bottom w:type="dxa" w:w="60"/>
+              <w:right w:type="dxa" w:w="120"/>
+            </w:tcMar>
+            <w:vAlign w:val="top"/>
+          </w:tcPr>
+          <w:p>
+            <w:pPr>
+              <w:spacing w:after="40" w:before="0"/>
+              <w:jc w:val="left"/>
+            </w:pPr>
+            <w:r>
+              <w:rPr>
+                <w:rFonts w:ascii="Arial" w:cs="Arial" w:eastAsia="Arial" w:hAnsi="Arial"/>
+                <w:b w:val="false"/>
+                <w:bCs w:val="false"/>
+                <w:i w:val="false"/>
+                <w:iCs w:val="false"/>
+                <w:color w:val="000000"/>
+                <w:sz w:val="18"/>
+                <w:szCs w:val="18"/>
+              </w:rPr>
+              <w:t xml:space="preserve">This unit anchors learning in a puzzling real-world challenge: why do some everyday Kenyan substances (table salt, baking soda, bleach, charcoal) behave so differently even though they are all made of a small set of elements? Students investigate the historical and logical development of the periodic table, discover how electron arrangement determines an element's position and chemical behaviour, and use that understanding to explain ion formation, derive chemical formulae, and write balanced equations. The instructional approach is phenomenon-driven and student-centred — students sort, predict, model, and revise understanding across all 10 lessons, with every phase explicitly linked back to the anchoring phenomenon and the Driving Question Board.</w:t>
+            </w:r>
+          </w:p>
+        </w:tc>
+      </w:tr>
+      <w:tr>
+        <w:tc>
+          <w:tcPr>
+            <w:tcW w:type="dxa" w:w="3000"/>
+            <w:shd w:fill="EAD1F5" w:color="auto" w:val="clear"/>
+            <w:tcMar>
+              <w:top w:type="dxa" w:w="60"/>
+              <w:left w:type="dxa" w:w="120"/>
+              <w:bottom w:type="dxa" w:w="60"/>
+              <w:right w:type="dxa" w:w="120"/>
+            </w:tcMar>
+            <w:vAlign w:val="top"/>
+          </w:tcPr>
+          <w:p>
+            <w:pPr>
+              <w:spacing w:after="40" w:before="0"/>
+              <w:jc w:val="left"/>
+            </w:pPr>
+            <w:r>
+              <w:rPr>
+                <w:rFonts w:ascii="Arial" w:cs="Arial" w:eastAsia="Arial" w:hAnsi="Arial"/>
+                <w:b/>
+                <w:bCs/>
+                <w:i w:val="false"/>
+                <w:iCs w:val="false"/>
+                <w:color w:val="000000"/>
+                <w:sz w:val="18"/>
+                <w:szCs w:val="18"/>
+              </w:rPr>
+              <w:t xml:space="preserve">Driving Question / Key Inquiry Questions</w:t>
+            </w:r>
+          </w:p>
+        </w:tc>
+        <w:tc>
+          <w:tcPr>
+            <w:tcW w:type="dxa" w:w="10680"/>
+            <w:shd w:fill="FFFFFF" w:color="auto" w:val="clear"/>
+            <w:tcMar>
+              <w:top w:type="dxa" w:w="60"/>
+              <w:left w:type="dxa" w:w="120"/>
+              <w:bottom w:type="dxa" w:w="60"/>
+              <w:right w:type="dxa" w:w="120"/>
+            </w:tcMar>
+            <w:vAlign w:val="top"/>
+          </w:tcPr>
+          <w:p>
+            <w:pPr>
+              <w:spacing w:after="40" w:before="0"/>
+              <w:jc w:val="left"/>
+            </w:pPr>
+            <w:r>
+              <w:rPr>
+                <w:rFonts w:ascii="Arial" w:cs="Arial" w:eastAsia="Arial" w:hAnsi="Arial"/>
+                <w:b w:val="false"/>
+                <w:bCs w:val="false"/>
+                <w:i w:val="false"/>
+                <w:iCs w:val="false"/>
+                <w:color w:val="000000"/>
+                <w:sz w:val="18"/>
+                <w:szCs w:val="18"/>
+              </w:rPr>
+              <w:t xml:space="preserve">DRIVING QUESTION: Why do the 118 elements behave so differently, and how can knowing an element's position in the periodic table help us predict what it will do?</w:t>
+            </w:r>
+          </w:p>
+          <w:p>
+            <w:pPr>
+              <w:spacing w:after="40" w:before="0"/>
+              <w:jc w:val="left"/>
+            </w:pPr>
+            <w:r>
+              <w:rPr>
+                <w:rFonts w:ascii="Arial" w:cs="Arial" w:eastAsia="Arial" w:hAnsi="Arial"/>
+                <w:b w:val="false"/>
+                <w:bCs w:val="false"/>
+                <w:i w:val="false"/>
+                <w:iCs w:val="false"/>
+                <w:color w:val="000000"/>
+                <w:sz w:val="18"/>
+                <w:szCs w:val="18"/>
+              </w:rPr>
+              <w:t xml:space="preserve"/>
+            </w:r>
+          </w:p>
+          <w:p>
+            <w:pPr>
+              <w:spacing w:after="40" w:before="0"/>
+              <w:jc w:val="left"/>
+            </w:pPr>
+            <w:r>
+              <w:rPr>
+                <w:rFonts w:ascii="Arial" w:cs="Arial" w:eastAsia="Arial" w:hAnsi="Arial"/>
+                <w:b w:val="false"/>
+                <w:bCs w:val="false"/>
+                <w:i w:val="false"/>
+                <w:iCs w:val="false"/>
+                <w:color w:val="000000"/>
+                <w:sz w:val="18"/>
+                <w:szCs w:val="18"/>
+              </w:rPr>
+              <w:t xml:space="preserve">KICD KEY INQUIRY QUESTION:</w:t>
+            </w:r>
+          </w:p>
+          <w:p>
+            <w:pPr>
+              <w:spacing w:after="40" w:before="0"/>
+              <w:jc w:val="left"/>
+            </w:pPr>
+            <w:r>
+              <w:rPr>
+                <w:rFonts w:ascii="Arial" w:cs="Arial" w:eastAsia="Arial" w:hAnsi="Arial"/>
+                <w:b w:val="false"/>
+                <w:bCs w:val="false"/>
+                <w:i w:val="false"/>
+                <w:iCs w:val="false"/>
+                <w:color w:val="000000"/>
+                <w:sz w:val="18"/>
+                <w:szCs w:val="18"/>
+              </w:rPr>
+              <w:t xml:space="preserve">1. How do chemical bonds influence the properties of substances?</w:t>
+            </w:r>
+          </w:p>
+        </w:tc>
+      </w:tr>
+      <w:tr>
+        <w:tc>
+          <w:tcPr>
+            <w:tcW w:type="dxa" w:w="3000"/>
+            <w:shd w:fill="EAD1F5" w:color="auto" w:val="clear"/>
+            <w:tcMar>
+              <w:top w:type="dxa" w:w="60"/>
+              <w:left w:type="dxa" w:w="120"/>
+              <w:bottom w:type="dxa" w:w="60"/>
+              <w:right w:type="dxa" w:w="120"/>
+            </w:tcMar>
+            <w:vAlign w:val="top"/>
+          </w:tcPr>
+          <w:p>
+            <w:pPr>
+              <w:spacing w:after="40" w:before="0"/>
+              <w:jc w:val="left"/>
+            </w:pPr>
+            <w:r>
+              <w:rPr>
+                <w:rFonts w:ascii="Arial" w:cs="Arial" w:eastAsia="Arial" w:hAnsi="Arial"/>
+                <w:b/>
+                <w:bCs/>
+                <w:i w:val="false"/>
+                <w:iCs w:val="false"/>
+                <w:color w:val="000000"/>
+                <w:sz w:val="18"/>
+                <w:szCs w:val="18"/>
+              </w:rPr>
+              <w:t xml:space="preserve">Anchoring Phenomenon</w:t>
+            </w:r>
+          </w:p>
+        </w:tc>
+        <w:tc>
+          <w:tcPr>
+            <w:tcW w:type="dxa" w:w="10680"/>
+            <w:shd w:fill="FFFFFF" w:color="auto" w:val="clear"/>
+            <w:tcMar>
+              <w:top w:type="dxa" w:w="60"/>
+              <w:left w:type="dxa" w:w="120"/>
+              <w:bottom w:type="dxa" w:w="60"/>
+              <w:right w:type="dxa" w:w="120"/>
+            </w:tcMar>
+            <w:vAlign w:val="top"/>
+          </w:tcPr>
+          <w:p>
+            <w:pPr>
+              <w:spacing w:after="40" w:before="0"/>
+              <w:jc w:val="left"/>
+            </w:pPr>
+            <w:r>
+              <w:rPr>
+                <w:rFonts w:ascii="Arial" w:cs="Arial" w:eastAsia="Arial" w:hAnsi="Arial"/>
+                <w:b w:val="false"/>
+                <w:bCs w:val="false"/>
+                <w:i w:val="false"/>
+                <w:iCs w:val="false"/>
+                <w:color w:val="000000"/>
+                <w:sz w:val="18"/>
+                <w:szCs w:val="18"/>
+              </w:rPr>
+              <w:t xml:space="preserve">ANCHORING PHENOMENON — "The Mystery Element Card Challenge":</w:t>
+            </w:r>
+          </w:p>
+          <w:p>
+            <w:pPr>
+              <w:spacing w:after="40" w:before="0"/>
+              <w:jc w:val="left"/>
+            </w:pPr>
+            <w:r>
+              <w:rPr>
+                <w:rFonts w:ascii="Arial" w:cs="Arial" w:eastAsia="Arial" w:hAnsi="Arial"/>
+                <w:b w:val="false"/>
+                <w:bCs w:val="false"/>
+                <w:i w:val="false"/>
+                <w:iCs w:val="false"/>
+                <w:color w:val="000000"/>
+                <w:sz w:val="18"/>
+                <w:szCs w:val="18"/>
+              </w:rPr>
+              <w:t xml:space="preserve">Students are presented with a set of 20 unlabelled cards (one per element, H–Ca) each showing atomic number, mass number, melting point, reactivity rating, and a photograph of a Kenyan context where the element appears (e.g., sodium in table salt used to season ugali; chlorine in water treatment at Nairobi's Gigiri plant; calcium in bones of Maasai cattle; carbon in charcoal used for nyama choma). Students are asked to arrange the cards in any logical order that groups similar cards together. Initial attempts produce several different groupings across the class — some group by mass, some by reactivity, some by appearance. The puzzle: Why do certain elements — separated by many others in mass — behave almost identically, while elements sitting next to each other can be completely different? This mirrors exactly the confusion historical chemists faced before the periodic table was invented, and creates genuine need-to-know that drives the entire unit. The phenomenon is puzzling because students cannot yet explain the invisible internal structure (electron arrangement) that causes these visible patterns of behaviour.</w:t>
+            </w:r>
+          </w:p>
+        </w:tc>
+      </w:tr>
+      <w:tr>
+        <w:tc>
+          <w:tcPr>
+            <w:tcW w:type="dxa" w:w="3000"/>
+            <w:shd w:fill="D9EEF1" w:color="auto" w:val="clear"/>
+            <w:tcMar>
+              <w:top w:type="dxa" w:w="60"/>
+              <w:left w:type="dxa" w:w="120"/>
+              <w:bottom w:type="dxa" w:w="60"/>
+              <w:right w:type="dxa" w:w="120"/>
+            </w:tcMar>
+            <w:vAlign w:val="top"/>
+          </w:tcPr>
+          <w:p>
+            <w:pPr>
+              <w:spacing w:after="40" w:before="0"/>
+              <w:jc w:val="left"/>
+            </w:pPr>
+            <w:r>
+              <w:rPr>
+                <w:rFonts w:ascii="Arial" w:cs="Arial" w:eastAsia="Arial" w:hAnsi="Arial"/>
+                <w:b/>
+                <w:bCs/>
+                <w:i w:val="false"/>
+                <w:iCs w:val="false"/>
+                <w:color w:val="000000"/>
+                <w:sz w:val="18"/>
+                <w:szCs w:val="18"/>
+              </w:rPr>
+              <w:t xml:space="preserve">Storyline Thread</w:t>
+            </w:r>
+          </w:p>
+        </w:tc>
+        <w:tc>
+          <w:tcPr>
+            <w:tcW w:type="dxa" w:w="10680"/>
+            <w:shd w:fill="FFFFFF" w:color="auto" w:val="clear"/>
+            <w:tcMar>
+              <w:top w:type="dxa" w:w="60"/>
+              <w:left w:type="dxa" w:w="120"/>
+              <w:bottom w:type="dxa" w:w="60"/>
+              <w:right w:type="dxa" w:w="120"/>
+            </w:tcMar>
+            <w:vAlign w:val="top"/>
+          </w:tcPr>
+          <w:p>
+            <w:pPr>
+              <w:spacing w:after="40" w:before="0"/>
+              <w:jc w:val="left"/>
+            </w:pPr>
+            <w:r>
+              <w:rPr>
+                <w:rFonts w:ascii="Arial" w:cs="Arial" w:eastAsia="Arial" w:hAnsi="Arial"/>
+                <w:b w:val="false"/>
+                <w:bCs w:val="false"/>
+                <w:i w:val="false"/>
+                <w:iCs w:val="false"/>
+                <w:color w:val="000000"/>
+                <w:sz w:val="18"/>
+                <w:szCs w:val="18"/>
+              </w:rPr>
+              <w:t xml:space="preserve">Lesson 1 — Anchoring Phenomenon &amp; Element Card Sort: Students encounter the 20 unlabelled element cards (H–Ca) showing Kenyan contexts. In groups they sort cards by any criteria they choose, share groupings, and articulate what is puzzling. The Driving Question Board (DQB) is started — students post "What we notice" and "What we wonder" sticky notes. Initial qualitative models are sketched: "What do you think makes these elements different on the inside?"</w:t>
+            </w:r>
+          </w:p>
+          <w:p>
+            <w:pPr>
+              <w:spacing w:after="40" w:before="0"/>
+              <w:jc w:val="left"/>
+            </w:pPr>
+            <w:r>
+              <w:rPr>
+                <w:rFonts w:ascii="Arial" w:cs="Arial" w:eastAsia="Arial" w:hAnsi="Arial"/>
+                <w:b w:val="false"/>
+                <w:bCs w:val="false"/>
+                <w:i w:val="false"/>
+                <w:iCs w:val="false"/>
+                <w:color w:val="000000"/>
+                <w:sz w:val="18"/>
+                <w:szCs w:val="18"/>
+              </w:rPr>
+              <w:t xml:space="preserve"/>
+            </w:r>
+          </w:p>
+          <w:p>
+            <w:pPr>
+              <w:spacing w:after="40" w:before="0"/>
+              <w:jc w:val="left"/>
+            </w:pPr>
+            <w:r>
+              <w:rPr>
+                <w:rFonts w:ascii="Arial" w:cs="Arial" w:eastAsia="Arial" w:hAnsi="Arial"/>
+                <w:b w:val="false"/>
+                <w:bCs w:val="false"/>
+                <w:i w:val="false"/>
+                <w:iCs w:val="false"/>
+                <w:color w:val="000000"/>
+                <w:sz w:val="18"/>
+                <w:szCs w:val="18"/>
+              </w:rPr>
+              <w:t xml:space="preserve">Lesson 2 — History of the Periodic Table (Observe &amp; Explain): Students watch a curated video on the historical development of the periodic table (Döbereiner's triads → Newlands' octaves → Mendeleev's predictions → Moseley's atomic number). Groups brainstorm on a timeline poster. Discussion focuses on: What problem were these scientists trying to solve? How is their challenge similar to our card-sort? DQB updated with new questions about atomic number vs. mass number ordering.</w:t>
+            </w:r>
+          </w:p>
+          <w:p>
+            <w:pPr>
+              <w:spacing w:after="40" w:before="0"/>
+              <w:jc w:val="left"/>
+            </w:pPr>
+            <w:r>
+              <w:rPr>
+                <w:rFonts w:ascii="Arial" w:cs="Arial" w:eastAsia="Arial" w:hAnsi="Arial"/>
+                <w:b w:val="false"/>
+                <w:bCs w:val="false"/>
+                <w:i w:val="false"/>
+                <w:iCs w:val="false"/>
+                <w:color w:val="000000"/>
+                <w:sz w:val="18"/>
+                <w:szCs w:val="18"/>
+              </w:rPr>
+              <w:t xml:space="preserve"/>
+            </w:r>
+          </w:p>
+          <w:p>
+            <w:pPr>
+              <w:spacing w:after="40" w:before="0"/>
+              <w:jc w:val="left"/>
+            </w:pPr>
+            <w:r>
+              <w:rPr>
+                <w:rFonts w:ascii="Arial" w:cs="Arial" w:eastAsia="Arial" w:hAnsi="Arial"/>
+                <w:b w:val="false"/>
+                <w:bCs w:val="false"/>
+                <w:i w:val="false"/>
+                <w:iCs w:val="false"/>
+                <w:color w:val="000000"/>
+                <w:sz w:val="18"/>
+                <w:szCs w:val="18"/>
+              </w:rPr>
+              <w:t xml:space="preserve">Lesson 3 — Electron Arrangement and Periodic Table Position (Explain &amp; Model): Students review electron configuration (s/p notation) for the first 20 elements. Teacher-guided activity: students write electron arrangements for H–Ca and physically place their element cards into a blank 4-period, 8-group grid drawn on the classroom floor (or large paper). Pattern discovered: elements in the same group have the same number of outer-shell electrons. Models revised to include electron shells on element card diagrams.</w:t>
+            </w:r>
+          </w:p>
+          <w:p>
+            <w:pPr>
+              <w:spacing w:after="40" w:before="0"/>
+              <w:jc w:val="left"/>
+            </w:pPr>
+            <w:r>
+              <w:rPr>
+                <w:rFonts w:ascii="Arial" w:cs="Arial" w:eastAsia="Arial" w:hAnsi="Arial"/>
+                <w:b w:val="false"/>
+                <w:bCs w:val="false"/>
+                <w:i w:val="false"/>
+                <w:iCs w:val="false"/>
+                <w:color w:val="000000"/>
+                <w:sz w:val="18"/>
+                <w:szCs w:val="18"/>
+              </w:rPr>
+              <w:t xml:space="preserve"/>
+            </w:r>
+          </w:p>
+          <w:p>
+            <w:pPr>
+              <w:spacing w:after="40" w:before="0"/>
+              <w:jc w:val="left"/>
+            </w:pPr>
+            <w:r>
+              <w:rPr>
+                <w:rFonts w:ascii="Arial" w:cs="Arial" w:eastAsia="Arial" w:hAnsi="Arial"/>
+                <w:b w:val="false"/>
+                <w:bCs w:val="false"/>
+                <w:i w:val="false"/>
+                <w:iCs w:val="false"/>
+                <w:color w:val="000000"/>
+                <w:sz w:val="18"/>
+                <w:szCs w:val="18"/>
+              </w:rPr>
+              <w:t xml:space="preserve">Lesson 4 — Chemical Families (Observe &amp; Explain): Students identify alkali metals (Group 1), alkaline earth metals (Group 2), halogens (Group 17), noble gases (Group 18), and transition elements from their sorted grid. Using data cards showing reactivity and physical properties, students compare trends within groups and across periods. Kenyan contexts reinforced: potassium fertilisers in Rift Valley farms (Group 1); calcium in Maasai cattle bones (Group 2); chlorine in Mombasa water treatment (Group 17). DQB updated: "Why does reactivity increase down Group 1 but decrease down Group 17?"</w:t>
+            </w:r>
+          </w:p>
+          <w:p>
+            <w:pPr>
+              <w:spacing w:after="40" w:before="0"/>
+              <w:jc w:val="left"/>
+            </w:pPr>
+            <w:r>
+              <w:rPr>
+                <w:rFonts w:ascii="Arial" w:cs="Arial" w:eastAsia="Arial" w:hAnsi="Arial"/>
+                <w:b w:val="false"/>
+                <w:bCs w:val="false"/>
+                <w:i w:val="false"/>
+                <w:iCs w:val="false"/>
+                <w:color w:val="000000"/>
+                <w:sz w:val="18"/>
+                <w:szCs w:val="18"/>
+              </w:rPr>
+              <w:t xml:space="preserve"/>
+            </w:r>
+          </w:p>
+          <w:p>
+            <w:pPr>
+              <w:spacing w:after="40" w:before="0"/>
+              <w:jc w:val="left"/>
+            </w:pPr>
+            <w:r>
+              <w:rPr>
+                <w:rFonts w:ascii="Arial" w:cs="Arial" w:eastAsia="Arial" w:hAnsi="Arial"/>
+                <w:b w:val="false"/>
+                <w:bCs w:val="false"/>
+                <w:i w:val="false"/>
+                <w:iCs w:val="false"/>
+                <w:color w:val="000000"/>
+                <w:sz w:val="18"/>
+                <w:szCs w:val="18"/>
+              </w:rPr>
+              <w:t xml:space="preserve">Lesson 5 — Ion Formation: Cations and Anions (Predict &amp; Observe): Students predict (before instruction) whether sodium, magnesium, chlorine, and oxygen will lose or gain electrons to achieve stability, writing their predictions in notebooks. Teacher demonstrates dot-and-cross diagrams on the board for Na → Na⁺ and Cl → Cl⁻. Students then draw ion diagrams for K, Ca, O, and S using dots and/or crosses. Peer-check in pairs. Misconception addressed: atoms do not "want" electrons — stability is the driver (octet rule introduced contextually).</w:t>
+            </w:r>
+          </w:p>
+          <w:p>
+            <w:pPr>
+              <w:spacing w:after="40" w:before="0"/>
+              <w:jc w:val="left"/>
+            </w:pPr>
+            <w:r>
+              <w:rPr>
+                <w:rFonts w:ascii="Arial" w:cs="Arial" w:eastAsia="Arial" w:hAnsi="Arial"/>
+                <w:b w:val="false"/>
+                <w:bCs w:val="false"/>
+                <w:i w:val="false"/>
+                <w:iCs w:val="false"/>
+                <w:color w:val="000000"/>
+                <w:sz w:val="18"/>
+                <w:szCs w:val="18"/>
+              </w:rPr>
+              <w:t xml:space="preserve"/>
+            </w:r>
+          </w:p>
+          <w:p>
+            <w:pPr>
+              <w:spacing w:after="40" w:before="0"/>
+              <w:jc w:val="left"/>
+            </w:pPr>
+            <w:r>
+              <w:rPr>
+                <w:rFonts w:ascii="Arial" w:cs="Arial" w:eastAsia="Arial" w:hAnsi="Arial"/>
+                <w:b w:val="false"/>
+                <w:bCs w:val="false"/>
+                <w:i w:val="false"/>
+                <w:iCs w:val="false"/>
+                <w:color w:val="000000"/>
+                <w:sz w:val="18"/>
+                <w:szCs w:val="18"/>
+              </w:rPr>
+              <w:t xml:space="preserve">Lesson 6 — Oxidation Numbers and Valency (Explain &amp; Model): Students infer valency and oxidation numbers from the electron arrangements they wrote in Lesson 3. Teacher guides students to tabulate valencies for Groups 1, 2, 16, and 17 elements. Variable oxidation numbers introduced for transition elements (e.g., iron as Fe²⁺ in FeCl₂ and Fe³⁺ in FeCl₃ — linking to rust from Kisumu Port railings). Radicals (SO₄²⁻, NO₃⁻, CO₃²⁻, OH⁻, NH₄⁺) introduced with their charges and valencies. DQB updated: "How do we know which oxidation number to use?"</w:t>
+            </w:r>
+          </w:p>
+          <w:p>
+            <w:pPr>
+              <w:spacing w:after="40" w:before="0"/>
+              <w:jc w:val="left"/>
+            </w:pPr>
+            <w:r>
+              <w:rPr>
+                <w:rFonts w:ascii="Arial" w:cs="Arial" w:eastAsia="Arial" w:hAnsi="Arial"/>
+                <w:b w:val="false"/>
+                <w:bCs w:val="false"/>
+                <w:i w:val="false"/>
+                <w:iCs w:val="false"/>
+                <w:color w:val="000000"/>
+                <w:sz w:val="18"/>
+                <w:szCs w:val="18"/>
+              </w:rPr>
+              <w:t xml:space="preserve"/>
+            </w:r>
+          </w:p>
+          <w:p>
+            <w:pPr>
+              <w:spacing w:after="40" w:before="0"/>
+              <w:jc w:val="left"/>
+            </w:pPr>
+            <w:r>
+              <w:rPr>
+                <w:rFonts w:ascii="Arial" w:cs="Arial" w:eastAsia="Arial" w:hAnsi="Arial"/>
+                <w:b w:val="false"/>
+                <w:bCs w:val="false"/>
+                <w:i w:val="false"/>
+                <w:iCs w:val="false"/>
+                <w:color w:val="000000"/>
+                <w:sz w:val="18"/>
+                <w:szCs w:val="18"/>
+              </w:rPr>
+              <w:t xml:space="preserve">Lesson 7 — Deriving Chemical Formulae (Explain &amp; Practice): Students use the valency/oxidation-number table from Lesson 6 to derive formulae of ionic compounds using the crossover method. Practice set: NaCl, MgO, CaCl₂, Al₂O₃, FeSO₄, Fe₂(SO₄)₃, Ca(NO₃)₂, NH₄Cl. All examples tied to Kenyan contexts: calcium nitrate fertiliser used in Kericho tea farms; ammonium chloride in dry-cell batteries common in Nairobi markets. Students self-mark against answer key and identify error patterns.</w:t>
+            </w:r>
+          </w:p>
+          <w:p>
+            <w:pPr>
+              <w:spacing w:after="40" w:before="0"/>
+              <w:jc w:val="left"/>
+            </w:pPr>
+            <w:r>
+              <w:rPr>
+                <w:rFonts w:ascii="Arial" w:cs="Arial" w:eastAsia="Arial" w:hAnsi="Arial"/>
+                <w:b w:val="false"/>
+                <w:bCs w:val="false"/>
+                <w:i w:val="false"/>
+                <w:iCs w:val="false"/>
+                <w:color w:val="000000"/>
+                <w:sz w:val="18"/>
+                <w:szCs w:val="18"/>
+              </w:rPr>
+              <w:t xml:space="preserve"/>
+            </w:r>
+          </w:p>
+          <w:p>
+            <w:pPr>
+              <w:spacing w:after="40" w:before="0"/>
+              <w:jc w:val="left"/>
+            </w:pPr>
+            <w:r>
+              <w:rPr>
+                <w:rFonts w:ascii="Arial" w:cs="Arial" w:eastAsia="Arial" w:hAnsi="Arial"/>
+                <w:b w:val="false"/>
+                <w:bCs w:val="false"/>
+                <w:i w:val="false"/>
+                <w:iCs w:val="false"/>
+                <w:color w:val="000000"/>
+                <w:sz w:val="18"/>
+                <w:szCs w:val="18"/>
+              </w:rPr>
+              <w:t xml:space="preserve">Lesson 8 — Writing and Balancing Chemical Equations (Explain &amp; Practice): Students are introduced to word equations, then symbol equations, then balanced equations using simple reactions: sodium + water → sodium hydroxide + hydrogen; magnesium + oxygen → magnesium oxide; calcium carbonate → calcium oxide + carbon dioxide (lime burning in Athi River). Step-by-step balancing strategy taught (atom inventory table). Students practise 6 equations independently, then peer-review. DQB updated: "Why must equations be balanced — what law does this connect to?"</w:t>
+            </w:r>
+          </w:p>
+          <w:p>
+            <w:pPr>
+              <w:spacing w:after="40" w:before="0"/>
+              <w:jc w:val="left"/>
+            </w:pPr>
+            <w:r>
+              <w:rPr>
+                <w:rFonts w:ascii="Arial" w:cs="Arial" w:eastAsia="Arial" w:hAnsi="Arial"/>
+                <w:b w:val="false"/>
+                <w:bCs w:val="false"/>
+                <w:i w:val="false"/>
+                <w:iCs w:val="false"/>
+                <w:color w:val="000000"/>
+                <w:sz w:val="18"/>
+                <w:szCs w:val="18"/>
+              </w:rPr>
+              <w:t xml:space="preserve"/>
+            </w:r>
+          </w:p>
+          <w:p>
+            <w:pPr>
+              <w:spacing w:after="40" w:before="0"/>
+              <w:jc w:val="left"/>
+            </w:pPr>
+            <w:r>
+              <w:rPr>
+                <w:rFonts w:ascii="Arial" w:cs="Arial" w:eastAsia="Arial" w:hAnsi="Arial"/>
+                <w:b w:val="false"/>
+                <w:bCs w:val="false"/>
+                <w:i w:val="false"/>
+                <w:iCs w:val="false"/>
+                <w:color w:val="000000"/>
+                <w:sz w:val="18"/>
+                <w:szCs w:val="18"/>
+              </w:rPr>
+              <w:t xml:space="preserve">Lesson 9 — Consolidation &amp; Extended Problem Solving (Apply &amp; Model): Students receive a scenario card: "A Kenyan farmer in Nakuru wants to use three different fertilisers — urea (CH₄N₂O), calcium ammonium nitrate (Ca(NO₃)₂·NH₄NO₃), and muriate of potash (KCl). Identify the chemical families of each element present, write the formulae from valencies, and write a balanced equation for the reaction of potassium with water." Groups work collaboratively, present solutions, and critique each other's balanced equations. Models are revised to show the link between periodic table position → electron arrangement → ion formation → formula → equation.</w:t>
+            </w:r>
+          </w:p>
+          <w:p>
+            <w:pPr>
+              <w:spacing w:after="40" w:before="0"/>
+              <w:jc w:val="left"/>
+            </w:pPr>
+            <w:r>
+              <w:rPr>
+                <w:rFonts w:ascii="Arial" w:cs="Arial" w:eastAsia="Arial" w:hAnsi="Arial"/>
+                <w:b w:val="false"/>
+                <w:bCs w:val="false"/>
+                <w:i w:val="false"/>
+                <w:iCs w:val="false"/>
+                <w:color w:val="000000"/>
+                <w:sz w:val="18"/>
+                <w:szCs w:val="18"/>
+              </w:rPr>
+              <w:t xml:space="preserve"/>
+            </w:r>
+          </w:p>
+          <w:p>
+            <w:pPr>
+              <w:spacing w:after="40" w:before="0"/>
+              <w:jc w:val="left"/>
+            </w:pPr>
+            <w:r>
+              <w:rPr>
+                <w:rFonts w:ascii="Arial" w:cs="Arial" w:eastAsia="Arial" w:hAnsi="Arial"/>
+                <w:b w:val="false"/>
+                <w:bCs w:val="false"/>
+                <w:i w:val="false"/>
+                <w:iCs w:val="false"/>
+                <w:color w:val="000000"/>
+                <w:sz w:val="18"/>
+                <w:szCs w:val="18"/>
+              </w:rPr>
+              <w:t xml:space="preserve">Lesson 10 — Model Gallery Walk, DQB Closure &amp; Unit Reflection: Students produce a final annotated model poster that traces the storyline: element card (Lesson 1) → periodic table position → electron arrangement → ion formation → formula → balanced equation, using one Kenyan element/compound as a case study (e.g., sodium chloride from Malindi salt flats). Gallery walk with peer feedback using "Glow and Grow" sticky notes. DQB revisited: teacher facilitates whole-class discussion on which questions have been answered and which remain open (bridging to Sub-Strand 1.4 — Chemical Bonding). Unit assessed via a short written task: given an unknown element's electron arrangement, students predict its group, valency, ion type, and write the formula of its compound with chlorine.</w:t>
+            </w:r>
+          </w:p>
+        </w:tc>
+      </w:tr>
+      <w:tr>
+        <w:tc>
+          <w:tcPr>
+            <w:tcW w:type="dxa" w:w="3000"/>
+            <w:shd w:fill="EAD1F5" w:color="auto" w:val="clear"/>
+            <w:tcMar>
+              <w:top w:type="dxa" w:w="60"/>
+              <w:left w:type="dxa" w:w="120"/>
+              <w:bottom w:type="dxa" w:w="60"/>
+              <w:right w:type="dxa" w:w="120"/>
+            </w:tcMar>
+            <w:vAlign w:val="top"/>
+          </w:tcPr>
+          <w:p>
+            <w:pPr>
+              <w:spacing w:after="40" w:before="0"/>
+              <w:jc w:val="left"/>
+            </w:pPr>
+            <w:r>
+              <w:rPr>
+                <w:rFonts w:ascii="Arial" w:cs="Arial" w:eastAsia="Arial" w:hAnsi="Arial"/>
+                <w:b/>
+                <w:bCs/>
+                <w:i w:val="false"/>
+                <w:iCs w:val="false"/>
+                <w:color w:val="000000"/>
+                <w:sz w:val="18"/>
+                <w:szCs w:val="18"/>
+              </w:rPr>
+              <w:t xml:space="preserve">Supporting Phenomena</w:t>
+            </w:r>
+          </w:p>
+        </w:tc>
+        <w:tc>
+          <w:tcPr>
+            <w:tcW w:type="dxa" w:w="10680"/>
+            <w:shd w:fill="FFFFFF" w:color="auto" w:val="clear"/>
+            <w:tcMar>
+              <w:top w:type="dxa" w:w="60"/>
+              <w:left w:type="dxa" w:w="120"/>
+              <w:bottom w:type="dxa" w:w="60"/>
+              <w:right w:type="dxa" w:w="120"/>
+            </w:tcMar>
+            <w:vAlign w:val="top"/>
+          </w:tcPr>
+          <w:p>
+            <w:pPr>
+              <w:spacing w:after="30" w:before="0"/>
+              <w:ind w:left="360" w:hanging="180"/>
+              <w:jc w:val="left"/>
+            </w:pPr>
+            <w:r>
+              <w:rPr>
+                <w:rFonts w:ascii="Arial" w:cs="Arial" w:eastAsia="Arial" w:hAnsi="Arial"/>
+                <w:b w:val="false"/>
+                <w:bCs w:val="false"/>
+                <w:i w:val="false"/>
+                <w:iCs w:val="false"/>
+                <w:color w:val="000000"/>
+                <w:sz w:val="18"/>
+                <w:szCs w:val="18"/>
+              </w:rPr>
+              <w:t xml:space="preserve">–  Sodium vs. Argon in Kenyan water treatment: Sodium (added as salt to food nationwide) reacts violently with water, yet argon (used in welding workshops in Nairobi's Industrial Area) is completely unreactive — why do two elements so close in mass behave so oppositely? (Supports: electron arrangement and noble gas stability)</w:t>
+            </w:r>
+          </w:p>
+          <w:p>
+            <w:pPr>
+              <w:spacing w:after="30" w:before="0"/>
+              <w:ind w:left="360" w:hanging="180"/>
+              <w:jc w:val="left"/>
+            </w:pPr>
+            <w:r>
+              <w:rPr>
+                <w:rFonts w:ascii="Arial" w:cs="Arial" w:eastAsia="Arial" w:hAnsi="Arial"/>
+                <w:b w:val="false"/>
+                <w:bCs w:val="false"/>
+                <w:i w:val="false"/>
+                <w:iCs w:val="false"/>
+                <w:color w:val="000000"/>
+                <w:sz w:val="18"/>
+                <w:szCs w:val="18"/>
+              </w:rPr>
+              <w:t xml:space="preserve">–  Rusting of iron railings at Kisumu Port vs. gold ornaments at Maasai markets: Iron corrodes rapidly in the humid Lake Victoria environment while gold remains shiny for generations — both are transition metals, yet their reactivities are vastly different. (Supports: variable oxidation numbers and transition element behaviour)</w:t>
+            </w:r>
+          </w:p>
+          <w:p>
+            <w:pPr>
+              <w:spacing w:after="30" w:before="0"/>
+              <w:ind w:left="360" w:hanging="180"/>
+              <w:jc w:val="left"/>
+            </w:pPr>
+            <w:r>
+              <w:rPr>
+                <w:rFonts w:ascii="Arial" w:cs="Arial" w:eastAsia="Arial" w:hAnsi="Arial"/>
+                <w:b w:val="false"/>
+                <w:bCs w:val="false"/>
+                <w:i w:val="false"/>
+                <w:iCs w:val="false"/>
+                <w:color w:val="000000"/>
+                <w:sz w:val="18"/>
+                <w:szCs w:val="18"/>
+              </w:rPr>
+              <w:t xml:space="preserve">–  Formation of salt crystals during sea-water evaporation at Malindi: Visible cubic crystals of sodium chloride form as Indian Ocean water evaporates — a striking macroscopic result of microscopic ion formation (Na⁺ and Cl⁻). (Supports: ion formation, valency, and chemical formulae)</w:t>
+            </w:r>
+          </w:p>
+          <w:p>
+            <w:pPr>
+              <w:spacing w:after="30" w:before="0"/>
+              <w:ind w:left="360" w:hanging="180"/>
+              <w:jc w:val="left"/>
+            </w:pPr>
+            <w:r>
+              <w:rPr>
+                <w:rFonts w:ascii="Arial" w:cs="Arial" w:eastAsia="Arial" w:hAnsi="Arial"/>
+                <w:b w:val="false"/>
+                <w:bCs w:val="false"/>
+                <w:i w:val="false"/>
+                <w:iCs w:val="false"/>
+                <w:color w:val="000000"/>
+                <w:sz w:val="18"/>
+                <w:szCs w:val="18"/>
+              </w:rPr>
+              <w:t xml:space="preserve">–  Colour change of litmus in bleach vs. baking soda solutions used in Kenyan homes: Bleach (containing chlorine compounds) and baking soda (sodium hydrogen carbonate) produce opposite effects on indicators despite both being white powders — connecting halogen and alkali metal chemistry to observable household phenomena. (Supports: chemical families and balanced equations)</w:t>
+            </w:r>
+          </w:p>
+        </w:tc>
+      </w:tr>
+    </w:tbl>
+    <w:p>
+      <w:pPr>
+        <w:spacing w:after="120"/>
+      </w:pPr>
+      <w:r>
+        <w:t xml:space="preserve"/>
       </w:r>
     </w:p>
     <w:p>
@@ -150,7 +2201,7 @@
         </w:rPr>
         <w:t xml:space="preserve">© 2026 SeaVuria and ARES. This work is licensed under a </w:t>
       </w:r>
-      <w:hyperlink w:history="1" r:id="rIdgivboamsyns_ynv0nu0a6">
+      <w:hyperlink w:history="1" r:id="rId3m9pnd24hjyhkqy2o5tay">
         <w:r>
           <w:rPr>
             <w:rFonts w:ascii="Arial" w:cs="Arial" w:eastAsia="Arial" w:hAnsi="Arial"/>
@@ -170,7 +2221,7 @@
         </w:rPr>
         <w:t xml:space="preserve"> (</w:t>
       </w:r>
-      <w:hyperlink w:history="1" r:id="rIdwhy7eb3h_nijwkljuy4oz">
+      <w:hyperlink w:history="1" r:id="rIdspxuyfnhnyl575yl_dmso">
         <w:r>
           <w:rPr>
             <w:rFonts w:ascii="Arial" w:cs="Arial" w:eastAsia="Arial" w:hAnsi="Arial"/>
@@ -190,7 +2241,7 @@
         </w:rPr>
         <w:t xml:space="preserve">). To view a copy of this license, visit </w:t>
       </w:r>
-      <w:hyperlink w:history="1" r:id="rIdfogvpibqryasse27--ohd">
+      <w:hyperlink w:history="1" r:id="rIdnzn0lgkn0mevaly-2zs3a">
         <w:r>
           <w:rPr>
             <w:rFonts w:ascii="Arial" w:cs="Arial" w:eastAsia="Arial" w:hAnsi="Arial"/>
@@ -209,2057 +2260,6 @@
           <w:szCs w:val="17"/>
         </w:rPr>
         <w:t xml:space="preserve">. You are free to copy, redistribute, and adapt this material in any medium or format, provided appropriate credit is given and the material is not used for commercial purposes. KICD learning outcomes and curriculum designations reproduced here for alignment purposes remain the property of KICD and are not covered by this license. Linked external resources (e.g. CK-12, Khan Academy, PhET) are subject to their own licenses.</w:t>
-      </w:r>
-    </w:p>
-    <w:p>
-      <w:pPr>
-        <w:spacing w:after="120"/>
-      </w:pPr>
-      <w:r>
-        <w:t xml:space="preserve"/>
-      </w:r>
-    </w:p>
-    <w:tbl>
-      <w:tblPr>
-        <w:tblW w:type="dxa" w:w="13680"/>
-        <w:tblBorders>
-          <w:top w:val="single" w:color="AAAAAA" w:sz="4"/>
-          <w:left w:val="single" w:color="AAAAAA" w:sz="4"/>
-          <w:bottom w:val="single" w:color="AAAAAA" w:sz="4"/>
-          <w:right w:val="single" w:color="AAAAAA" w:sz="4"/>
-          <w:insideH w:val="single" w:color="auto" w:sz="4"/>
-          <w:insideV w:val="single" w:color="auto" w:sz="4"/>
-        </w:tblBorders>
-        <w:tblLayout w:type="fixed"/>
-      </w:tblPr>
-      <w:tblGrid>
-        <w:gridCol w:w="3000"/>
-        <w:gridCol w:w="10680"/>
-      </w:tblGrid>
-      <w:tr>
-        <w:tc>
-          <w:tcPr>
-            <w:tcW w:type="dxa" w:w="13680"/>
-            <w:gridSpan w:val="2"/>
-            <w:shd w:fill="1F3864" w:color="auto" w:val="clear"/>
-            <w:tcMar>
-              <w:top w:type="dxa" w:w="60"/>
-              <w:left w:type="dxa" w:w="120"/>
-              <w:bottom w:type="dxa" w:w="60"/>
-              <w:right w:type="dxa" w:w="120"/>
-            </w:tcMar>
-            <w:vAlign w:val="top"/>
-          </w:tcPr>
-          <w:p>
-            <w:pPr>
-              <w:spacing w:after="40" w:before="0"/>
-              <w:jc w:val="center"/>
-            </w:pPr>
-            <w:r>
-              <w:rPr>
-                <w:rFonts w:ascii="Arial" w:cs="Arial" w:eastAsia="Arial" w:hAnsi="Arial"/>
-                <w:b/>
-                <w:bCs/>
-                <w:i w:val="false"/>
-                <w:iCs w:val="false"/>
-                <w:color w:val="FFFFFF"/>
-                <w:sz w:val="22"/>
-                <w:szCs w:val="22"/>
-              </w:rPr>
-              <w:t xml:space="preserve">SUB-STRAND OVERVIEW</w:t>
-            </w:r>
-          </w:p>
-        </w:tc>
-      </w:tr>
-      <w:tr>
-        <w:tc>
-          <w:tcPr>
-            <w:tcW w:type="dxa" w:w="3000"/>
-            <w:shd w:fill="D5E8F0" w:color="auto" w:val="clear"/>
-            <w:tcMar>
-              <w:top w:type="dxa" w:w="60"/>
-              <w:left w:type="dxa" w:w="120"/>
-              <w:bottom w:type="dxa" w:w="60"/>
-              <w:right w:type="dxa" w:w="120"/>
-            </w:tcMar>
-            <w:vAlign w:val="top"/>
-          </w:tcPr>
-          <w:p>
-            <w:pPr>
-              <w:spacing w:after="40" w:before="0"/>
-              <w:jc w:val="left"/>
-            </w:pPr>
-            <w:r>
-              <w:rPr>
-                <w:rFonts w:ascii="Arial" w:cs="Arial" w:eastAsia="Arial" w:hAnsi="Arial"/>
-                <w:b/>
-                <w:bCs/>
-                <w:i w:val="false"/>
-                <w:iCs w:val="false"/>
-                <w:color w:val="000000"/>
-                <w:sz w:val="18"/>
-                <w:szCs w:val="18"/>
-              </w:rPr>
-              <w:t xml:space="preserve">Grade Level</w:t>
-            </w:r>
-          </w:p>
-        </w:tc>
-        <w:tc>
-          <w:tcPr>
-            <w:tcW w:type="dxa" w:w="10680"/>
-            <w:shd w:fill="FFFFFF" w:color="auto" w:val="clear"/>
-            <w:tcMar>
-              <w:top w:type="dxa" w:w="60"/>
-              <w:left w:type="dxa" w:w="120"/>
-              <w:bottom w:type="dxa" w:w="60"/>
-              <w:right w:type="dxa" w:w="120"/>
-            </w:tcMar>
-            <w:vAlign w:val="top"/>
-          </w:tcPr>
-          <w:p>
-            <w:pPr>
-              <w:spacing w:after="40" w:before="0"/>
-              <w:jc w:val="left"/>
-            </w:pPr>
-            <w:r>
-              <w:rPr>
-                <w:rFonts w:ascii="Arial" w:cs="Arial" w:eastAsia="Arial" w:hAnsi="Arial"/>
-                <w:b w:val="false"/>
-                <w:bCs w:val="false"/>
-                <w:i w:val="false"/>
-                <w:iCs w:val="false"/>
-                <w:color w:val="000000"/>
-                <w:sz w:val="18"/>
-                <w:szCs w:val="18"/>
-              </w:rPr>
-              <w:t xml:space="preserve">10</w:t>
-            </w:r>
-          </w:p>
-        </w:tc>
-      </w:tr>
-      <w:tr>
-        <w:tc>
-          <w:tcPr>
-            <w:tcW w:type="dxa" w:w="3000"/>
-            <w:shd w:fill="D5E8F0" w:color="auto" w:val="clear"/>
-            <w:tcMar>
-              <w:top w:type="dxa" w:w="60"/>
-              <w:left w:type="dxa" w:w="120"/>
-              <w:bottom w:type="dxa" w:w="60"/>
-              <w:right w:type="dxa" w:w="120"/>
-            </w:tcMar>
-            <w:vAlign w:val="top"/>
-          </w:tcPr>
-          <w:p>
-            <w:pPr>
-              <w:spacing w:after="40" w:before="0"/>
-              <w:jc w:val="left"/>
-            </w:pPr>
-            <w:r>
-              <w:rPr>
-                <w:rFonts w:ascii="Arial" w:cs="Arial" w:eastAsia="Arial" w:hAnsi="Arial"/>
-                <w:b/>
-                <w:bCs/>
-                <w:i w:val="false"/>
-                <w:iCs w:val="false"/>
-                <w:color w:val="000000"/>
-                <w:sz w:val="18"/>
-                <w:szCs w:val="18"/>
-              </w:rPr>
-              <w:t xml:space="preserve">Subject</w:t>
-            </w:r>
-          </w:p>
-        </w:tc>
-        <w:tc>
-          <w:tcPr>
-            <w:tcW w:type="dxa" w:w="10680"/>
-            <w:shd w:fill="FFFFFF" w:color="auto" w:val="clear"/>
-            <w:tcMar>
-              <w:top w:type="dxa" w:w="60"/>
-              <w:left w:type="dxa" w:w="120"/>
-              <w:bottom w:type="dxa" w:w="60"/>
-              <w:right w:type="dxa" w:w="120"/>
-            </w:tcMar>
-            <w:vAlign w:val="top"/>
-          </w:tcPr>
-          <w:p>
-            <w:pPr>
-              <w:spacing w:after="40" w:before="0"/>
-              <w:jc w:val="left"/>
-            </w:pPr>
-            <w:r>
-              <w:rPr>
-                <w:rFonts w:ascii="Arial" w:cs="Arial" w:eastAsia="Arial" w:hAnsi="Arial"/>
-                <w:b w:val="false"/>
-                <w:bCs w:val="false"/>
-                <w:i w:val="false"/>
-                <w:iCs w:val="false"/>
-                <w:color w:val="000000"/>
-                <w:sz w:val="18"/>
-                <w:szCs w:val="18"/>
-              </w:rPr>
-              <w:t xml:space="preserve">Chemistry</w:t>
-            </w:r>
-          </w:p>
-        </w:tc>
-      </w:tr>
-      <w:tr>
-        <w:tc>
-          <w:tcPr>
-            <w:tcW w:type="dxa" w:w="3000"/>
-            <w:shd w:fill="D5E8F0" w:color="auto" w:val="clear"/>
-            <w:tcMar>
-              <w:top w:type="dxa" w:w="60"/>
-              <w:left w:type="dxa" w:w="120"/>
-              <w:bottom w:type="dxa" w:w="60"/>
-              <w:right w:type="dxa" w:w="120"/>
-            </w:tcMar>
-            <w:vAlign w:val="top"/>
-          </w:tcPr>
-          <w:p>
-            <w:pPr>
-              <w:spacing w:after="40" w:before="0"/>
-              <w:jc w:val="left"/>
-            </w:pPr>
-            <w:r>
-              <w:rPr>
-                <w:rFonts w:ascii="Arial" w:cs="Arial" w:eastAsia="Arial" w:hAnsi="Arial"/>
-                <w:b/>
-                <w:bCs/>
-                <w:i w:val="false"/>
-                <w:iCs w:val="false"/>
-                <w:color w:val="000000"/>
-                <w:sz w:val="18"/>
-                <w:szCs w:val="18"/>
-              </w:rPr>
-              <w:t xml:space="preserve">Strand</w:t>
-            </w:r>
-          </w:p>
-        </w:tc>
-        <w:tc>
-          <w:tcPr>
-            <w:tcW w:type="dxa" w:w="10680"/>
-            <w:shd w:fill="FFFFFF" w:color="auto" w:val="clear"/>
-            <w:tcMar>
-              <w:top w:type="dxa" w:w="60"/>
-              <w:left w:type="dxa" w:w="120"/>
-              <w:bottom w:type="dxa" w:w="60"/>
-              <w:right w:type="dxa" w:w="120"/>
-            </w:tcMar>
-            <w:vAlign w:val="top"/>
-          </w:tcPr>
-          <w:p>
-            <w:pPr>
-              <w:spacing w:after="40" w:before="0"/>
-              <w:jc w:val="left"/>
-            </w:pPr>
-            <w:r>
-              <w:rPr>
-                <w:rFonts w:ascii="Arial" w:cs="Arial" w:eastAsia="Arial" w:hAnsi="Arial"/>
-                <w:b w:val="false"/>
-                <w:bCs w:val="false"/>
-                <w:i w:val="false"/>
-                <w:iCs w:val="false"/>
-                <w:color w:val="000000"/>
-                <w:sz w:val="18"/>
-                <w:szCs w:val="18"/>
-              </w:rPr>
-              <w:t xml:space="preserve">Strand 1.0: Inorganic Chemistry</w:t>
-            </w:r>
-          </w:p>
-        </w:tc>
-      </w:tr>
-      <w:tr>
-        <w:tc>
-          <w:tcPr>
-            <w:tcW w:type="dxa" w:w="3000"/>
-            <w:shd w:fill="D5E8F0" w:color="auto" w:val="clear"/>
-            <w:tcMar>
-              <w:top w:type="dxa" w:w="60"/>
-              <w:left w:type="dxa" w:w="120"/>
-              <w:bottom w:type="dxa" w:w="60"/>
-              <w:right w:type="dxa" w:w="120"/>
-            </w:tcMar>
-            <w:vAlign w:val="top"/>
-          </w:tcPr>
-          <w:p>
-            <w:pPr>
-              <w:spacing w:after="40" w:before="0"/>
-              <w:jc w:val="left"/>
-            </w:pPr>
-            <w:r>
-              <w:rPr>
-                <w:rFonts w:ascii="Arial" w:cs="Arial" w:eastAsia="Arial" w:hAnsi="Arial"/>
-                <w:b/>
-                <w:bCs/>
-                <w:i w:val="false"/>
-                <w:iCs w:val="false"/>
-                <w:color w:val="000000"/>
-                <w:sz w:val="18"/>
-                <w:szCs w:val="18"/>
-              </w:rPr>
-              <w:t xml:space="preserve">Sub-Strand</w:t>
-            </w:r>
-          </w:p>
-        </w:tc>
-        <w:tc>
-          <w:tcPr>
-            <w:tcW w:type="dxa" w:w="10680"/>
-            <w:shd w:fill="FFFFFF" w:color="auto" w:val="clear"/>
-            <w:tcMar>
-              <w:top w:type="dxa" w:w="60"/>
-              <w:left w:type="dxa" w:w="120"/>
-              <w:bottom w:type="dxa" w:w="60"/>
-              <w:right w:type="dxa" w:w="120"/>
-            </w:tcMar>
-            <w:vAlign w:val="top"/>
-          </w:tcPr>
-          <w:p>
-            <w:pPr>
-              <w:spacing w:after="40" w:before="0"/>
-              <w:jc w:val="left"/>
-            </w:pPr>
-            <w:r>
-              <w:rPr>
-                <w:rFonts w:ascii="Arial" w:cs="Arial" w:eastAsia="Arial" w:hAnsi="Arial"/>
-                <w:b w:val="false"/>
-                <w:bCs w:val="false"/>
-                <w:i w:val="false"/>
-                <w:iCs w:val="false"/>
-                <w:color w:val="000000"/>
-                <w:sz w:val="18"/>
-                <w:szCs w:val="18"/>
-              </w:rPr>
-              <w:t xml:space="preserve">Sub-Strand 1.3: The Periodic Table</w:t>
-            </w:r>
-          </w:p>
-        </w:tc>
-      </w:tr>
-      <w:tr>
-        <w:tc>
-          <w:tcPr>
-            <w:tcW w:type="dxa" w:w="3000"/>
-            <w:shd w:fill="D5E8F0" w:color="auto" w:val="clear"/>
-            <w:tcMar>
-              <w:top w:type="dxa" w:w="60"/>
-              <w:left w:type="dxa" w:w="120"/>
-              <w:bottom w:type="dxa" w:w="60"/>
-              <w:right w:type="dxa" w:w="120"/>
-            </w:tcMar>
-            <w:vAlign w:val="top"/>
-          </w:tcPr>
-          <w:p>
-            <w:pPr>
-              <w:spacing w:after="40" w:before="0"/>
-              <w:jc w:val="left"/>
-            </w:pPr>
-            <w:r>
-              <w:rPr>
-                <w:rFonts w:ascii="Arial" w:cs="Arial" w:eastAsia="Arial" w:hAnsi="Arial"/>
-                <w:b/>
-                <w:bCs/>
-                <w:i w:val="false"/>
-                <w:iCs w:val="false"/>
-                <w:color w:val="000000"/>
-                <w:sz w:val="18"/>
-                <w:szCs w:val="18"/>
-              </w:rPr>
-              <w:t xml:space="preserve">Total Duration</w:t>
-            </w:r>
-          </w:p>
-        </w:tc>
-        <w:tc>
-          <w:tcPr>
-            <w:tcW w:type="dxa" w:w="10680"/>
-            <w:shd w:fill="FFFFFF" w:color="auto" w:val="clear"/>
-            <w:tcMar>
-              <w:top w:type="dxa" w:w="60"/>
-              <w:left w:type="dxa" w:w="120"/>
-              <w:bottom w:type="dxa" w:w="60"/>
-              <w:right w:type="dxa" w:w="120"/>
-            </w:tcMar>
-            <w:vAlign w:val="top"/>
-          </w:tcPr>
-          <w:p>
-            <w:pPr>
-              <w:spacing w:after="40" w:before="0"/>
-              <w:jc w:val="left"/>
-            </w:pPr>
-            <w:r>
-              <w:rPr>
-                <w:rFonts w:ascii="Arial" w:cs="Arial" w:eastAsia="Arial" w:hAnsi="Arial"/>
-                <w:b w:val="false"/>
-                <w:bCs w:val="false"/>
-                <w:i w:val="false"/>
-                <w:iCs w:val="false"/>
-                <w:color w:val="000000"/>
-                <w:sz w:val="18"/>
-                <w:szCs w:val="18"/>
-              </w:rPr>
-              <w:t xml:space="preserve">10 lessons × 40 minutes = 400 minutes total</w:t>
-            </w:r>
-          </w:p>
-        </w:tc>
-      </w:tr>
-      <w:tr>
-        <w:tc>
-          <w:tcPr>
-            <w:tcW w:type="dxa" w:w="3000"/>
-            <w:shd w:fill="D5E8F0" w:color="auto" w:val="clear"/>
-            <w:tcMar>
-              <w:top w:type="dxa" w:w="60"/>
-              <w:left w:type="dxa" w:w="120"/>
-              <w:bottom w:type="dxa" w:w="60"/>
-              <w:right w:type="dxa" w:w="120"/>
-            </w:tcMar>
-            <w:vAlign w:val="top"/>
-          </w:tcPr>
-          <w:p>
-            <w:pPr>
-              <w:spacing w:after="40" w:before="0"/>
-              <w:jc w:val="left"/>
-            </w:pPr>
-            <w:r>
-              <w:rPr>
-                <w:rFonts w:ascii="Arial" w:cs="Arial" w:eastAsia="Arial" w:hAnsi="Arial"/>
-                <w:b/>
-                <w:bCs/>
-                <w:i w:val="false"/>
-                <w:iCs w:val="false"/>
-                <w:color w:val="000000"/>
-                <w:sz w:val="18"/>
-                <w:szCs w:val="18"/>
-              </w:rPr>
-              <w:t xml:space="preserve">Sub-Strand Content</w:t>
-            </w:r>
-          </w:p>
-        </w:tc>
-        <w:tc>
-          <w:tcPr>
-            <w:tcW w:type="dxa" w:w="10680"/>
-            <w:shd w:fill="FFFFFF" w:color="auto" w:val="clear"/>
-            <w:tcMar>
-              <w:top w:type="dxa" w:w="60"/>
-              <w:left w:type="dxa" w:w="120"/>
-              <w:bottom w:type="dxa" w:w="60"/>
-              <w:right w:type="dxa" w:w="120"/>
-            </w:tcMar>
-            <w:vAlign w:val="top"/>
-          </w:tcPr>
-          <w:p>
-            <w:pPr>
-              <w:spacing w:after="30" w:before="0"/>
-              <w:ind w:left="360" w:hanging="180"/>
-              <w:jc w:val="left"/>
-            </w:pPr>
-            <w:r>
-              <w:rPr>
-                <w:rFonts w:ascii="Arial" w:cs="Arial" w:eastAsia="Arial" w:hAnsi="Arial"/>
-                <w:b w:val="false"/>
-                <w:bCs w:val="false"/>
-                <w:i w:val="false"/>
-                <w:iCs w:val="false"/>
-                <w:color w:val="000000"/>
-                <w:sz w:val="18"/>
-                <w:szCs w:val="18"/>
-              </w:rPr>
-              <w:t xml:space="preserve">–  Development of the periodic table (Groups and periods)</w:t>
-            </w:r>
-          </w:p>
-          <w:p>
-            <w:pPr>
-              <w:spacing w:after="30" w:before="0"/>
-              <w:ind w:left="360" w:hanging="180"/>
-              <w:jc w:val="left"/>
-            </w:pPr>
-            <w:r>
-              <w:rPr>
-                <w:rFonts w:ascii="Arial" w:cs="Arial" w:eastAsia="Arial" w:hAnsi="Arial"/>
-                <w:b w:val="false"/>
-                <w:bCs w:val="false"/>
-                <w:i w:val="false"/>
-                <w:iCs w:val="false"/>
-                <w:color w:val="000000"/>
-                <w:sz w:val="18"/>
-                <w:szCs w:val="18"/>
-              </w:rPr>
-              <w:t xml:space="preserve">–  Ion formation (oxidation number, valency, radicals)</w:t>
-            </w:r>
-          </w:p>
-          <w:p>
-            <w:pPr>
-              <w:spacing w:after="30" w:before="0"/>
-              <w:ind w:left="360" w:hanging="180"/>
-              <w:jc w:val="left"/>
-            </w:pPr>
-            <w:r>
-              <w:rPr>
-                <w:rFonts w:ascii="Arial" w:cs="Arial" w:eastAsia="Arial" w:hAnsi="Arial"/>
-                <w:b w:val="false"/>
-                <w:bCs w:val="false"/>
-                <w:i w:val="false"/>
-                <w:iCs w:val="false"/>
-                <w:color w:val="000000"/>
-                <w:sz w:val="18"/>
-                <w:szCs w:val="18"/>
-              </w:rPr>
-              <w:t xml:space="preserve">–  Formulae and chemical equations</w:t>
-            </w:r>
-          </w:p>
-          <w:p>
-            <w:pPr>
-              <w:spacing w:after="30" w:before="0"/>
-              <w:ind w:left="360" w:hanging="180"/>
-              <w:jc w:val="left"/>
-            </w:pPr>
-            <w:r>
-              <w:rPr>
-                <w:rFonts w:ascii="Arial" w:cs="Arial" w:eastAsia="Arial" w:hAnsi="Arial"/>
-                <w:b w:val="false"/>
-                <w:bCs w:val="false"/>
-                <w:i w:val="false"/>
-                <w:iCs w:val="false"/>
-                <w:color w:val="000000"/>
-                <w:sz w:val="18"/>
-                <w:szCs w:val="18"/>
-              </w:rPr>
-              <w:t xml:space="preserve">–  Chemical families: alkali metals, alkaline earth metals, halogens, noble gases, and transition elements</w:t>
-            </w:r>
-          </w:p>
-        </w:tc>
-      </w:tr>
-      <w:tr>
-        <w:tc>
-          <w:tcPr>
-            <w:tcW w:type="dxa" w:w="3000"/>
-            <w:shd w:fill="D5E8F0" w:color="auto" w:val="clear"/>
-            <w:tcMar>
-              <w:top w:type="dxa" w:w="60"/>
-              <w:left w:type="dxa" w:w="120"/>
-              <w:bottom w:type="dxa" w:w="60"/>
-              <w:right w:type="dxa" w:w="120"/>
-            </w:tcMar>
-            <w:vAlign w:val="top"/>
-          </w:tcPr>
-          <w:p>
-            <w:pPr>
-              <w:spacing w:after="40" w:before="0"/>
-              <w:jc w:val="left"/>
-            </w:pPr>
-            <w:r>
-              <w:rPr>
-                <w:rFonts w:ascii="Arial" w:cs="Arial" w:eastAsia="Arial" w:hAnsi="Arial"/>
-                <w:b/>
-                <w:bCs/>
-                <w:i w:val="false"/>
-                <w:iCs w:val="false"/>
-                <w:color w:val="000000"/>
-                <w:sz w:val="18"/>
-                <w:szCs w:val="18"/>
-              </w:rPr>
-              <w:t xml:space="preserve">Learning Outcomes</w:t>
-            </w:r>
-          </w:p>
-        </w:tc>
-        <w:tc>
-          <w:tcPr>
-            <w:tcW w:type="dxa" w:w="10680"/>
-            <w:shd w:fill="FFFFFF" w:color="auto" w:val="clear"/>
-            <w:tcMar>
-              <w:top w:type="dxa" w:w="60"/>
-              <w:left w:type="dxa" w:w="120"/>
-              <w:bottom w:type="dxa" w:w="60"/>
-              <w:right w:type="dxa" w:w="120"/>
-            </w:tcMar>
-            <w:vAlign w:val="top"/>
-          </w:tcPr>
-          <w:p>
-            <w:pPr>
-              <w:spacing w:after="40" w:before="0"/>
-              <w:jc w:val="left"/>
-            </w:pPr>
-            <w:r>
-              <w:rPr>
-                <w:rFonts w:ascii="Arial" w:cs="Arial" w:eastAsia="Arial" w:hAnsi="Arial"/>
-                <w:b w:val="false"/>
-                <w:bCs w:val="false"/>
-                <w:i w:val="false"/>
-                <w:iCs w:val="false"/>
-                <w:color w:val="000000"/>
-                <w:sz w:val="18"/>
-                <w:szCs w:val="18"/>
-              </w:rPr>
-              <w:t xml:space="preserve">By the end of the sub-strand, the learner should be able to:</w:t>
-            </w:r>
-          </w:p>
-          <w:p>
-            <w:pPr>
-              <w:spacing w:after="40" w:before="0"/>
-              <w:jc w:val="left"/>
-            </w:pPr>
-            <w:r>
-              <w:rPr>
-                <w:rFonts w:ascii="Arial" w:cs="Arial" w:eastAsia="Arial" w:hAnsi="Arial"/>
-                <w:b w:val="false"/>
-                <w:bCs w:val="false"/>
-                <w:i w:val="false"/>
-                <w:iCs w:val="false"/>
-                <w:color w:val="000000"/>
-                <w:sz w:val="18"/>
-                <w:szCs w:val="18"/>
-              </w:rPr>
-              <w:t xml:space="preserve">a) relate the position of an element in the periodic table to its electron arrangement,</w:t>
-            </w:r>
-          </w:p>
-          <w:p>
-            <w:pPr>
-              <w:spacing w:after="40" w:before="0"/>
-              <w:jc w:val="left"/>
-            </w:pPr>
-            <w:r>
-              <w:rPr>
-                <w:rFonts w:ascii="Arial" w:cs="Arial" w:eastAsia="Arial" w:hAnsi="Arial"/>
-                <w:b w:val="false"/>
-                <w:bCs w:val="false"/>
-                <w:i w:val="false"/>
-                <w:iCs w:val="false"/>
-                <w:color w:val="000000"/>
-                <w:sz w:val="18"/>
-                <w:szCs w:val="18"/>
-              </w:rPr>
-              <w:t xml:space="preserve">b) illustrate ion formation of elements,</w:t>
-            </w:r>
-          </w:p>
-          <w:p>
-            <w:pPr>
-              <w:spacing w:after="40" w:before="0"/>
-              <w:jc w:val="left"/>
-            </w:pPr>
-            <w:r>
-              <w:rPr>
-                <w:rFonts w:ascii="Arial" w:cs="Arial" w:eastAsia="Arial" w:hAnsi="Arial"/>
-                <w:b w:val="false"/>
-                <w:bCs w:val="false"/>
-                <w:i w:val="false"/>
-                <w:iCs w:val="false"/>
-                <w:color w:val="000000"/>
-                <w:sz w:val="18"/>
-                <w:szCs w:val="18"/>
-              </w:rPr>
-              <w:t xml:space="preserve">c) derive the formulae of compounds,</w:t>
-            </w:r>
-          </w:p>
-          <w:p>
-            <w:pPr>
-              <w:spacing w:after="40" w:before="0"/>
-              <w:jc w:val="left"/>
-            </w:pPr>
-            <w:r>
-              <w:rPr>
-                <w:rFonts w:ascii="Arial" w:cs="Arial" w:eastAsia="Arial" w:hAnsi="Arial"/>
-                <w:b w:val="false"/>
-                <w:bCs w:val="false"/>
-                <w:i w:val="false"/>
-                <w:iCs w:val="false"/>
-                <w:color w:val="000000"/>
-                <w:sz w:val="18"/>
-                <w:szCs w:val="18"/>
-              </w:rPr>
-              <w:t xml:space="preserve">d) write balanced equations for chemical reactions,</w:t>
-            </w:r>
-          </w:p>
-          <w:p>
-            <w:pPr>
-              <w:spacing w:after="40" w:before="0"/>
-              <w:jc w:val="left"/>
-            </w:pPr>
-            <w:r>
-              <w:rPr>
-                <w:rFonts w:ascii="Arial" w:cs="Arial" w:eastAsia="Arial" w:hAnsi="Arial"/>
-                <w:b w:val="false"/>
-                <w:bCs w:val="false"/>
-                <w:i w:val="false"/>
-                <w:iCs w:val="false"/>
-                <w:color w:val="000000"/>
-                <w:sz w:val="18"/>
-                <w:szCs w:val="18"/>
-              </w:rPr>
-              <w:t xml:space="preserve">e) appreciate the role of electron arrangement in the development of the periodic table.</w:t>
-            </w:r>
-          </w:p>
-        </w:tc>
-      </w:tr>
-      <w:tr>
-        <w:tc>
-          <w:tcPr>
-            <w:tcW w:type="dxa" w:w="3000"/>
-            <w:shd w:fill="D5E8F0" w:color="auto" w:val="clear"/>
-            <w:tcMar>
-              <w:top w:type="dxa" w:w="60"/>
-              <w:left w:type="dxa" w:w="120"/>
-              <w:bottom w:type="dxa" w:w="60"/>
-              <w:right w:type="dxa" w:w="120"/>
-            </w:tcMar>
-            <w:vAlign w:val="top"/>
-          </w:tcPr>
-          <w:p>
-            <w:pPr>
-              <w:spacing w:after="40" w:before="0"/>
-              <w:jc w:val="left"/>
-            </w:pPr>
-            <w:r>
-              <w:rPr>
-                <w:rFonts w:ascii="Arial" w:cs="Arial" w:eastAsia="Arial" w:hAnsi="Arial"/>
-                <w:b/>
-                <w:bCs/>
-                <w:i w:val="false"/>
-                <w:iCs w:val="false"/>
-                <w:color w:val="000000"/>
-                <w:sz w:val="18"/>
-                <w:szCs w:val="18"/>
-              </w:rPr>
-              <w:t xml:space="preserve">Core Competencies</w:t>
-            </w:r>
-          </w:p>
-        </w:tc>
-        <w:tc>
-          <w:tcPr>
-            <w:tcW w:type="dxa" w:w="10680"/>
-            <w:shd w:fill="FFFFFF" w:color="auto" w:val="clear"/>
-            <w:tcMar>
-              <w:top w:type="dxa" w:w="60"/>
-              <w:left w:type="dxa" w:w="120"/>
-              <w:bottom w:type="dxa" w:w="60"/>
-              <w:right w:type="dxa" w:w="120"/>
-            </w:tcMar>
-            <w:vAlign w:val="top"/>
-          </w:tcPr>
-          <w:p>
-            <w:pPr>
-              <w:spacing w:after="30" w:before="0"/>
-              <w:ind w:left="360" w:hanging="180"/>
-              <w:jc w:val="left"/>
-            </w:pPr>
-            <w:r>
-              <w:rPr>
-                <w:rFonts w:ascii="Arial" w:cs="Arial" w:eastAsia="Arial" w:hAnsi="Arial"/>
-                <w:b w:val="false"/>
-                <w:bCs w:val="false"/>
-                <w:i w:val="false"/>
-                <w:iCs w:val="false"/>
-                <w:color w:val="000000"/>
-                <w:sz w:val="18"/>
-                <w:szCs w:val="18"/>
-              </w:rPr>
-              <w:t xml:space="preserve">–  Communication and Collaboration: The learner listens keenly and actively uses open questions while discussing with peers the relationship between atomic number, mass number, and number of electrons in atoms of elements — practised during group card-sorting activities and peer discussions on chemical families.</w:t>
-            </w:r>
-          </w:p>
-          <w:p>
-            <w:pPr>
-              <w:spacing w:after="30" w:before="0"/>
-              <w:ind w:left="360" w:hanging="180"/>
-              <w:jc w:val="left"/>
-            </w:pPr>
-            <w:r>
-              <w:rPr>
-                <w:rFonts w:ascii="Arial" w:cs="Arial" w:eastAsia="Arial" w:hAnsi="Arial"/>
-                <w:b w:val="false"/>
-                <w:bCs w:val="false"/>
-                <w:i w:val="false"/>
-                <w:iCs w:val="false"/>
-                <w:color w:val="000000"/>
-                <w:sz w:val="18"/>
-                <w:szCs w:val="18"/>
-              </w:rPr>
-              <w:t xml:space="preserve">–  Critical Thinking and Problem Solving: The learner creates new ideas while drawing diagrams of ions of selected elements using dots and/or crosses to illustrate ion formation — applied when predicting cation and anion formation from electron arrangements.</w:t>
-            </w:r>
-          </w:p>
-          <w:p>
-            <w:pPr>
-              <w:spacing w:after="30" w:before="0"/>
-              <w:ind w:left="360" w:hanging="180"/>
-              <w:jc w:val="left"/>
-            </w:pPr>
-            <w:r>
-              <w:rPr>
-                <w:rFonts w:ascii="Arial" w:cs="Arial" w:eastAsia="Arial" w:hAnsi="Arial"/>
-                <w:b w:val="false"/>
-                <w:bCs w:val="false"/>
-                <w:i w:val="false"/>
-                <w:iCs w:val="false"/>
-                <w:color w:val="000000"/>
-                <w:sz w:val="18"/>
-                <w:szCs w:val="18"/>
-              </w:rPr>
-              <w:t xml:space="preserve">–  Learning to Learn: The learner learns independently by writing balanced equations for chemical reactions — developed through guided practice and self-correction of chemical equations.</w:t>
-            </w:r>
-          </w:p>
-          <w:p>
-            <w:pPr>
-              <w:spacing w:after="30" w:before="0"/>
-              <w:ind w:left="360" w:hanging="180"/>
-              <w:jc w:val="left"/>
-            </w:pPr>
-            <w:r>
-              <w:rPr>
-                <w:rFonts w:ascii="Arial" w:cs="Arial" w:eastAsia="Arial" w:hAnsi="Arial"/>
-                <w:b w:val="false"/>
-                <w:bCs w:val="false"/>
-                <w:i w:val="false"/>
-                <w:iCs w:val="false"/>
-                <w:color w:val="000000"/>
-                <w:sz w:val="18"/>
-                <w:szCs w:val="18"/>
-              </w:rPr>
-              <w:t xml:space="preserve">–  Citizenship: The learner appreciates contributions made by various scientists (e.g., Mendeleev, Newlands, Moseley) on the development of atomic structure and the periodic table.</w:t>
-            </w:r>
-          </w:p>
-        </w:tc>
-      </w:tr>
-      <w:tr>
-        <w:tc>
-          <w:tcPr>
-            <w:tcW w:type="dxa" w:w="3000"/>
-            <w:shd w:fill="E2EFDA" w:color="auto" w:val="clear"/>
-            <w:tcMar>
-              <w:top w:type="dxa" w:w="60"/>
-              <w:left w:type="dxa" w:w="120"/>
-              <w:bottom w:type="dxa" w:w="60"/>
-              <w:right w:type="dxa" w:w="120"/>
-            </w:tcMar>
-            <w:vAlign w:val="top"/>
-          </w:tcPr>
-          <w:p>
-            <w:pPr>
-              <w:spacing w:after="40" w:before="0"/>
-              <w:jc w:val="left"/>
-            </w:pPr>
-            <w:r>
-              <w:rPr>
-                <w:rFonts w:ascii="Arial" w:cs="Arial" w:eastAsia="Arial" w:hAnsi="Arial"/>
-                <w:b/>
-                <w:bCs/>
-                <w:i w:val="false"/>
-                <w:iCs w:val="false"/>
-                <w:color w:val="000000"/>
-                <w:sz w:val="18"/>
-                <w:szCs w:val="18"/>
-              </w:rPr>
-              <w:t xml:space="preserve">Core Values</w:t>
-            </w:r>
-          </w:p>
-        </w:tc>
-        <w:tc>
-          <w:tcPr>
-            <w:tcW w:type="dxa" w:w="10680"/>
-            <w:shd w:fill="FFFFFF" w:color="auto" w:val="clear"/>
-            <w:tcMar>
-              <w:top w:type="dxa" w:w="60"/>
-              <w:left w:type="dxa" w:w="120"/>
-              <w:bottom w:type="dxa" w:w="60"/>
-              <w:right w:type="dxa" w:w="120"/>
-            </w:tcMar>
-            <w:vAlign w:val="top"/>
-          </w:tcPr>
-          <w:p>
-            <w:pPr>
-              <w:spacing w:after="30" w:before="0"/>
-              <w:ind w:left="360" w:hanging="180"/>
-              <w:jc w:val="left"/>
-            </w:pPr>
-            <w:r>
-              <w:rPr>
-                <w:rFonts w:ascii="Arial" w:cs="Arial" w:eastAsia="Arial" w:hAnsi="Arial"/>
-                <w:b w:val="false"/>
-                <w:bCs w:val="false"/>
-                <w:i w:val="false"/>
-                <w:iCs w:val="false"/>
-                <w:color w:val="000000"/>
-                <w:sz w:val="18"/>
-                <w:szCs w:val="18"/>
-              </w:rPr>
-              <w:t xml:space="preserve">–  Peace: The learner shows compassion as they display tolerance while predicting the type of ion formed from the electron arrangement of elements with peers — demonstrated during collaborative group sorting tasks and peer-review of ion diagrams.</w:t>
-            </w:r>
-          </w:p>
-        </w:tc>
-      </w:tr>
-      <w:tr>
-        <w:tc>
-          <w:tcPr>
-            <w:tcW w:type="dxa" w:w="3000"/>
-            <w:shd w:fill="D5E8F0" w:color="auto" w:val="clear"/>
-            <w:tcMar>
-              <w:top w:type="dxa" w:w="60"/>
-              <w:left w:type="dxa" w:w="120"/>
-              <w:bottom w:type="dxa" w:w="60"/>
-              <w:right w:type="dxa" w:w="120"/>
-            </w:tcMar>
-            <w:vAlign w:val="top"/>
-          </w:tcPr>
-          <w:p>
-            <w:pPr>
-              <w:spacing w:after="40" w:before="0"/>
-              <w:jc w:val="left"/>
-            </w:pPr>
-            <w:r>
-              <w:rPr>
-                <w:rFonts w:ascii="Arial" w:cs="Arial" w:eastAsia="Arial" w:hAnsi="Arial"/>
-                <w:b/>
-                <w:bCs/>
-                <w:i w:val="false"/>
-                <w:iCs w:val="false"/>
-                <w:color w:val="000000"/>
-                <w:sz w:val="18"/>
-                <w:szCs w:val="18"/>
-              </w:rPr>
-              <w:t xml:space="preserve">Science &amp; Engineering Practices</w:t>
-            </w:r>
-          </w:p>
-        </w:tc>
-        <w:tc>
-          <w:tcPr>
-            <w:tcW w:type="dxa" w:w="10680"/>
-            <w:shd w:fill="FFFFFF" w:color="auto" w:val="clear"/>
-            <w:tcMar>
-              <w:top w:type="dxa" w:w="60"/>
-              <w:left w:type="dxa" w:w="120"/>
-              <w:bottom w:type="dxa" w:w="60"/>
-              <w:right w:type="dxa" w:w="120"/>
-            </w:tcMar>
-            <w:vAlign w:val="top"/>
-          </w:tcPr>
-          <w:p>
-            <w:pPr>
-              <w:spacing w:after="30" w:before="0"/>
-              <w:ind w:left="360" w:hanging="180"/>
-              <w:jc w:val="left"/>
-            </w:pPr>
-            <w:r>
-              <w:rPr>
-                <w:rFonts w:ascii="Arial" w:cs="Arial" w:eastAsia="Arial" w:hAnsi="Arial"/>
-                <w:b w:val="false"/>
-                <w:bCs w:val="false"/>
-                <w:i w:val="false"/>
-                <w:iCs w:val="false"/>
-                <w:color w:val="000000"/>
-                <w:sz w:val="18"/>
-                <w:szCs w:val="18"/>
-              </w:rPr>
-              <w:t xml:space="preserve">–  Asking Questions and Defining Problems: Students generate questions about why elements behave differently (e.g., why sodium reacts violently with water but argon does not) and frame these as investigable problems tied to electron arrangement.</w:t>
-            </w:r>
-          </w:p>
-          <w:p>
-            <w:pPr>
-              <w:spacing w:after="30" w:before="0"/>
-              <w:ind w:left="360" w:hanging="180"/>
-              <w:jc w:val="left"/>
-            </w:pPr>
-            <w:r>
-              <w:rPr>
-                <w:rFonts w:ascii="Arial" w:cs="Arial" w:eastAsia="Arial" w:hAnsi="Arial"/>
-                <w:b w:val="false"/>
-                <w:bCs w:val="false"/>
-                <w:i w:val="false"/>
-                <w:iCs w:val="false"/>
-                <w:color w:val="000000"/>
-                <w:sz w:val="18"/>
-                <w:szCs w:val="18"/>
-              </w:rPr>
-              <w:t xml:space="preserve">–  Developing and Using Models: Students build and iteratively revise particle-level models of ion formation and periodic trends, using dot-and-cross diagrams to represent electron loss and gain.</w:t>
-            </w:r>
-          </w:p>
-          <w:p>
-            <w:pPr>
-              <w:spacing w:after="30" w:before="0"/>
-              <w:ind w:left="360" w:hanging="180"/>
-              <w:jc w:val="left"/>
-            </w:pPr>
-            <w:r>
-              <w:rPr>
-                <w:rFonts w:ascii="Arial" w:cs="Arial" w:eastAsia="Arial" w:hAnsi="Arial"/>
-                <w:b w:val="false"/>
-                <w:bCs w:val="false"/>
-                <w:i w:val="false"/>
-                <w:iCs w:val="false"/>
-                <w:color w:val="000000"/>
-                <w:sz w:val="18"/>
-                <w:szCs w:val="18"/>
-              </w:rPr>
-              <w:t xml:space="preserve">–  Analysing and Interpreting Data: Students analyse element card data (atomic number, mass, reactivity) to identify patterns across groups and periods, connecting data trends to electron configuration.</w:t>
-            </w:r>
-          </w:p>
-          <w:p>
-            <w:pPr>
-              <w:spacing w:after="30" w:before="0"/>
-              <w:ind w:left="360" w:hanging="180"/>
-              <w:jc w:val="left"/>
-            </w:pPr>
-            <w:r>
-              <w:rPr>
-                <w:rFonts w:ascii="Arial" w:cs="Arial" w:eastAsia="Arial" w:hAnsi="Arial"/>
-                <w:b w:val="false"/>
-                <w:bCs w:val="false"/>
-                <w:i w:val="false"/>
-                <w:iCs w:val="false"/>
-                <w:color w:val="000000"/>
-                <w:sz w:val="18"/>
-                <w:szCs w:val="18"/>
-              </w:rPr>
-              <w:t xml:space="preserve">–  Obtaining, Evaluating, and Communicating Information: Students read and evaluate historical accounts of periodic table development (Döbereiner, Newlands, Mendeleev, Moseley) and communicate findings through group presentations and the Driving Question Board.</w:t>
-            </w:r>
-          </w:p>
-        </w:tc>
-      </w:tr>
-      <w:tr>
-        <w:tc>
-          <w:tcPr>
-            <w:tcW w:type="dxa" w:w="3000"/>
-            <w:shd w:fill="FCE4D6" w:color="auto" w:val="clear"/>
-            <w:tcMar>
-              <w:top w:type="dxa" w:w="60"/>
-              <w:left w:type="dxa" w:w="120"/>
-              <w:bottom w:type="dxa" w:w="60"/>
-              <w:right w:type="dxa" w:w="120"/>
-            </w:tcMar>
-            <w:vAlign w:val="top"/>
-          </w:tcPr>
-          <w:p>
-            <w:pPr>
-              <w:spacing w:after="40" w:before="0"/>
-              <w:jc w:val="left"/>
-            </w:pPr>
-            <w:r>
-              <w:rPr>
-                <w:rFonts w:ascii="Arial" w:cs="Arial" w:eastAsia="Arial" w:hAnsi="Arial"/>
-                <w:b/>
-                <w:bCs/>
-                <w:i w:val="false"/>
-                <w:iCs w:val="false"/>
-                <w:color w:val="000000"/>
-                <w:sz w:val="18"/>
-                <w:szCs w:val="18"/>
-              </w:rPr>
-              <w:t xml:space="preserve">Pertinent &amp; Contemporary Issues (PCIs)</w:t>
-            </w:r>
-          </w:p>
-        </w:tc>
-        <w:tc>
-          <w:tcPr>
-            <w:tcW w:type="dxa" w:w="10680"/>
-            <w:shd w:fill="FFFFFF" w:color="auto" w:val="clear"/>
-            <w:tcMar>
-              <w:top w:type="dxa" w:w="60"/>
-              <w:left w:type="dxa" w:w="120"/>
-              <w:bottom w:type="dxa" w:w="60"/>
-              <w:right w:type="dxa" w:w="120"/>
-            </w:tcMar>
-            <w:vAlign w:val="top"/>
-          </w:tcPr>
-          <w:p>
-            <w:pPr>
-              <w:spacing w:after="30" w:before="0"/>
-              <w:ind w:left="360" w:hanging="180"/>
-              <w:jc w:val="left"/>
-            </w:pPr>
-            <w:r>
-              <w:rPr>
-                <w:rFonts w:ascii="Arial" w:cs="Arial" w:eastAsia="Arial" w:hAnsi="Arial"/>
-                <w:b w:val="false"/>
-                <w:bCs w:val="false"/>
-                <w:i w:val="false"/>
-                <w:iCs w:val="false"/>
-                <w:color w:val="000000"/>
-                <w:sz w:val="18"/>
-                <w:szCs w:val="18"/>
-              </w:rPr>
-              <w:t xml:space="preserve">–  Socio-Economic and Environmental Issues (Social Cohesion): As the learner discusses with peers how atoms acquire stability, collaborative group norms and mutual respect are reinforced, mirroring the cooperative values needed in Kenyan community life.</w:t>
-            </w:r>
-          </w:p>
-          <w:p>
-            <w:pPr>
-              <w:spacing w:after="30" w:before="0"/>
-              <w:ind w:left="360" w:hanging="180"/>
-              <w:jc w:val="left"/>
-            </w:pPr>
-            <w:r>
-              <w:rPr>
-                <w:rFonts w:ascii="Arial" w:cs="Arial" w:eastAsia="Arial" w:hAnsi="Arial"/>
-                <w:b w:val="false"/>
-                <w:bCs w:val="false"/>
-                <w:i w:val="false"/>
-                <w:iCs w:val="false"/>
-                <w:color w:val="000000"/>
-                <w:sz w:val="18"/>
-                <w:szCs w:val="18"/>
-              </w:rPr>
-              <w:t xml:space="preserve">–  Life Skills (Analytical Thinking): As the learner predicts the type of ion formed from a given electron arrangement of an atom, analytical and logical reasoning skills are developed that transfer to everyday decision-making.</w:t>
-            </w:r>
-          </w:p>
-        </w:tc>
-      </w:tr>
-      <w:tr>
-        <w:tc>
-          <w:tcPr>
-            <w:tcW w:type="dxa" w:w="3000"/>
-            <w:shd w:fill="D9EEF1" w:color="auto" w:val="clear"/>
-            <w:tcMar>
-              <w:top w:type="dxa" w:w="60"/>
-              <w:left w:type="dxa" w:w="120"/>
-              <w:bottom w:type="dxa" w:w="60"/>
-              <w:right w:type="dxa" w:w="120"/>
-            </w:tcMar>
-            <w:vAlign w:val="top"/>
-          </w:tcPr>
-          <w:p>
-            <w:pPr>
-              <w:spacing w:after="40" w:before="0"/>
-              <w:jc w:val="left"/>
-            </w:pPr>
-            <w:r>
-              <w:rPr>
-                <w:rFonts w:ascii="Arial" w:cs="Arial" w:eastAsia="Arial" w:hAnsi="Arial"/>
-                <w:b/>
-                <w:bCs/>
-                <w:i w:val="false"/>
-                <w:iCs w:val="false"/>
-                <w:color w:val="000000"/>
-                <w:sz w:val="18"/>
-                <w:szCs w:val="18"/>
-              </w:rPr>
-              <w:t xml:space="preserve">Career Connections</w:t>
-            </w:r>
-          </w:p>
-        </w:tc>
-        <w:tc>
-          <w:tcPr>
-            <w:tcW w:type="dxa" w:w="10680"/>
-            <w:shd w:fill="FFFFFF" w:color="auto" w:val="clear"/>
-            <w:tcMar>
-              <w:top w:type="dxa" w:w="60"/>
-              <w:left w:type="dxa" w:w="120"/>
-              <w:bottom w:type="dxa" w:w="60"/>
-              <w:right w:type="dxa" w:w="120"/>
-            </w:tcMar>
-            <w:vAlign w:val="top"/>
-          </w:tcPr>
-          <w:p>
-            <w:pPr>
-              <w:spacing w:after="30" w:before="0"/>
-              <w:ind w:left="360" w:hanging="180"/>
-              <w:jc w:val="left"/>
-            </w:pPr>
-            <w:r>
-              <w:rPr>
-                <w:rFonts w:ascii="Arial" w:cs="Arial" w:eastAsia="Arial" w:hAnsi="Arial"/>
-                <w:b w:val="false"/>
-                <w:bCs w:val="false"/>
-                <w:i w:val="false"/>
-                <w:iCs w:val="false"/>
-                <w:color w:val="000000"/>
-                <w:sz w:val="18"/>
-                <w:szCs w:val="18"/>
-              </w:rPr>
-              <w:t xml:space="preserve">–  Pharmacist / Pharmaceutical Chemist: Understanding the periodic table, ion formation, and chemical formulae is foundational for drug formulation and interactions — relevant to Kenya's growing pharmaceutical sector (e.g., companies in Nairobi's Industrial Area).</w:t>
-            </w:r>
-          </w:p>
-          <w:p>
-            <w:pPr>
-              <w:spacing w:after="30" w:before="0"/>
-              <w:ind w:left="360" w:hanging="180"/>
-              <w:jc w:val="left"/>
-            </w:pPr>
-            <w:r>
-              <w:rPr>
-                <w:rFonts w:ascii="Arial" w:cs="Arial" w:eastAsia="Arial" w:hAnsi="Arial"/>
-                <w:b w:val="false"/>
-                <w:bCs w:val="false"/>
-                <w:i w:val="false"/>
-                <w:iCs w:val="false"/>
-                <w:color w:val="000000"/>
-                <w:sz w:val="18"/>
-                <w:szCs w:val="18"/>
-              </w:rPr>
-              <w:t xml:space="preserve">–  Agricultural Chemist / Agronomist: Knowledge of element families (e.g., nitrogen, potassium, phosphorus) and their compounds underpins fertiliser use critical for Kenyan smallholder farmers in the Rift Valley and Central Kenya.</w:t>
-            </w:r>
-          </w:p>
-          <w:p>
-            <w:pPr>
-              <w:spacing w:after="30" w:before="0"/>
-              <w:ind w:left="360" w:hanging="180"/>
-              <w:jc w:val="left"/>
-            </w:pPr>
-            <w:r>
-              <w:rPr>
-                <w:rFonts w:ascii="Arial" w:cs="Arial" w:eastAsia="Arial" w:hAnsi="Arial"/>
-                <w:b w:val="false"/>
-                <w:bCs w:val="false"/>
-                <w:i w:val="false"/>
-                <w:iCs w:val="false"/>
-                <w:color w:val="000000"/>
-                <w:sz w:val="18"/>
-                <w:szCs w:val="18"/>
-              </w:rPr>
-              <w:t xml:space="preserve">–  Materials Scientist / Metallurgist: Transition metals and their variable oxidation states are central to mining and materials processing, connecting to Kenya's titanium mining in Kwale County.</w:t>
-            </w:r>
-          </w:p>
-          <w:p>
-            <w:pPr>
-              <w:spacing w:after="30" w:before="0"/>
-              <w:ind w:left="360" w:hanging="180"/>
-              <w:jc w:val="left"/>
-            </w:pPr>
-            <w:r>
-              <w:rPr>
-                <w:rFonts w:ascii="Arial" w:cs="Arial" w:eastAsia="Arial" w:hAnsi="Arial"/>
-                <w:b w:val="false"/>
-                <w:bCs w:val="false"/>
-                <w:i w:val="false"/>
-                <w:iCs w:val="false"/>
-                <w:color w:val="000000"/>
-                <w:sz w:val="18"/>
-                <w:szCs w:val="18"/>
-              </w:rPr>
-              <w:t xml:space="preserve">–  Environmental Chemist: Ion chemistry and chemical equations link to water quality testing relevant to managing Lake Victoria and Nairobi River pollution.</w:t>
-            </w:r>
-          </w:p>
-          <w:p>
-            <w:pPr>
-              <w:spacing w:after="30" w:before="0"/>
-              <w:ind w:left="360" w:hanging="180"/>
-              <w:jc w:val="left"/>
-            </w:pPr>
-            <w:r>
-              <w:rPr>
-                <w:rFonts w:ascii="Arial" w:cs="Arial" w:eastAsia="Arial" w:hAnsi="Arial"/>
-                <w:b w:val="false"/>
-                <w:bCs w:val="false"/>
-                <w:i w:val="false"/>
-                <w:iCs w:val="false"/>
-                <w:color w:val="000000"/>
-                <w:sz w:val="18"/>
-                <w:szCs w:val="18"/>
-              </w:rPr>
-              <w:t xml:space="preserve">–  Secondary School Chemistry Teacher: Deep conceptual understanding of the periodic table is essential for educators who will shape the next generation of Kenyan scientists.</w:t>
-            </w:r>
-          </w:p>
-        </w:tc>
-      </w:tr>
-      <w:tr>
-        <w:tc>
-          <w:tcPr>
-            <w:tcW w:type="dxa" w:w="3000"/>
-            <w:shd w:fill="D5E8F0" w:color="auto" w:val="clear"/>
-            <w:tcMar>
-              <w:top w:type="dxa" w:w="60"/>
-              <w:left w:type="dxa" w:w="120"/>
-              <w:bottom w:type="dxa" w:w="60"/>
-              <w:right w:type="dxa" w:w="120"/>
-            </w:tcMar>
-            <w:vAlign w:val="top"/>
-          </w:tcPr>
-          <w:p>
-            <w:pPr>
-              <w:spacing w:after="40" w:before="0"/>
-              <w:jc w:val="left"/>
-            </w:pPr>
-            <w:r>
-              <w:rPr>
-                <w:rFonts w:ascii="Arial" w:cs="Arial" w:eastAsia="Arial" w:hAnsi="Arial"/>
-                <w:b/>
-                <w:bCs/>
-                <w:i w:val="false"/>
-                <w:iCs w:val="false"/>
-                <w:color w:val="000000"/>
-                <w:sz w:val="18"/>
-                <w:szCs w:val="18"/>
-              </w:rPr>
-              <w:t xml:space="preserve">Focus for Lessons</w:t>
-            </w:r>
-          </w:p>
-        </w:tc>
-        <w:tc>
-          <w:tcPr>
-            <w:tcW w:type="dxa" w:w="10680"/>
-            <w:shd w:fill="FFFFFF" w:color="auto" w:val="clear"/>
-            <w:tcMar>
-              <w:top w:type="dxa" w:w="60"/>
-              <w:left w:type="dxa" w:w="120"/>
-              <w:bottom w:type="dxa" w:w="60"/>
-              <w:right w:type="dxa" w:w="120"/>
-            </w:tcMar>
-            <w:vAlign w:val="top"/>
-          </w:tcPr>
-          <w:p>
-            <w:pPr>
-              <w:spacing w:after="40" w:before="0"/>
-              <w:jc w:val="left"/>
-            </w:pPr>
-            <w:r>
-              <w:rPr>
-                <w:rFonts w:ascii="Arial" w:cs="Arial" w:eastAsia="Arial" w:hAnsi="Arial"/>
-                <w:b w:val="false"/>
-                <w:bCs w:val="false"/>
-                <w:i w:val="false"/>
-                <w:iCs w:val="false"/>
-                <w:color w:val="000000"/>
-                <w:sz w:val="18"/>
-                <w:szCs w:val="18"/>
-              </w:rPr>
-              <w:t xml:space="preserve">This unit anchors learning in a puzzling real-world challenge: why do some everyday Kenyan substances (table salt, baking soda, bleach, charcoal) behave so differently even though they are all made of a small set of elements? Students investigate the historical and logical development of the periodic table, discover how electron arrangement determines an element's position and chemical behaviour, and use that understanding to explain ion formation, derive chemical formulae, and write balanced equations. The instructional approach is phenomenon-driven and student-centred — students sort, predict, model, and revise understanding across all 10 lessons, with every phase explicitly linked back to the anchoring phenomenon and the Driving Question Board.</w:t>
-            </w:r>
-          </w:p>
-        </w:tc>
-      </w:tr>
-      <w:tr>
-        <w:tc>
-          <w:tcPr>
-            <w:tcW w:type="dxa" w:w="3000"/>
-            <w:shd w:fill="EAD1F5" w:color="auto" w:val="clear"/>
-            <w:tcMar>
-              <w:top w:type="dxa" w:w="60"/>
-              <w:left w:type="dxa" w:w="120"/>
-              <w:bottom w:type="dxa" w:w="60"/>
-              <w:right w:type="dxa" w:w="120"/>
-            </w:tcMar>
-            <w:vAlign w:val="top"/>
-          </w:tcPr>
-          <w:p>
-            <w:pPr>
-              <w:spacing w:after="40" w:before="0"/>
-              <w:jc w:val="left"/>
-            </w:pPr>
-            <w:r>
-              <w:rPr>
-                <w:rFonts w:ascii="Arial" w:cs="Arial" w:eastAsia="Arial" w:hAnsi="Arial"/>
-                <w:b/>
-                <w:bCs/>
-                <w:i w:val="false"/>
-                <w:iCs w:val="false"/>
-                <w:color w:val="000000"/>
-                <w:sz w:val="18"/>
-                <w:szCs w:val="18"/>
-              </w:rPr>
-              <w:t xml:space="preserve">Driving Question / Key Inquiry Questions</w:t>
-            </w:r>
-          </w:p>
-        </w:tc>
-        <w:tc>
-          <w:tcPr>
-            <w:tcW w:type="dxa" w:w="10680"/>
-            <w:shd w:fill="FFFFFF" w:color="auto" w:val="clear"/>
-            <w:tcMar>
-              <w:top w:type="dxa" w:w="60"/>
-              <w:left w:type="dxa" w:w="120"/>
-              <w:bottom w:type="dxa" w:w="60"/>
-              <w:right w:type="dxa" w:w="120"/>
-            </w:tcMar>
-            <w:vAlign w:val="top"/>
-          </w:tcPr>
-          <w:p>
-            <w:pPr>
-              <w:spacing w:after="40" w:before="0"/>
-              <w:jc w:val="left"/>
-            </w:pPr>
-            <w:r>
-              <w:rPr>
-                <w:rFonts w:ascii="Arial" w:cs="Arial" w:eastAsia="Arial" w:hAnsi="Arial"/>
-                <w:b w:val="false"/>
-                <w:bCs w:val="false"/>
-                <w:i w:val="false"/>
-                <w:iCs w:val="false"/>
-                <w:color w:val="000000"/>
-                <w:sz w:val="18"/>
-                <w:szCs w:val="18"/>
-              </w:rPr>
-              <w:t xml:space="preserve">DRIVING QUESTION: Why do the 118 elements behave so differently, and how can knowing an element's position in the periodic table help us predict what it will do?</w:t>
-            </w:r>
-          </w:p>
-          <w:p>
-            <w:pPr>
-              <w:spacing w:after="40" w:before="0"/>
-              <w:jc w:val="left"/>
-            </w:pPr>
-            <w:r>
-              <w:rPr>
-                <w:rFonts w:ascii="Arial" w:cs="Arial" w:eastAsia="Arial" w:hAnsi="Arial"/>
-                <w:b w:val="false"/>
-                <w:bCs w:val="false"/>
-                <w:i w:val="false"/>
-                <w:iCs w:val="false"/>
-                <w:color w:val="000000"/>
-                <w:sz w:val="18"/>
-                <w:szCs w:val="18"/>
-              </w:rPr>
-              <w:t xml:space="preserve"/>
-            </w:r>
-          </w:p>
-          <w:p>
-            <w:pPr>
-              <w:spacing w:after="40" w:before="0"/>
-              <w:jc w:val="left"/>
-            </w:pPr>
-            <w:r>
-              <w:rPr>
-                <w:rFonts w:ascii="Arial" w:cs="Arial" w:eastAsia="Arial" w:hAnsi="Arial"/>
-                <w:b w:val="false"/>
-                <w:bCs w:val="false"/>
-                <w:i w:val="false"/>
-                <w:iCs w:val="false"/>
-                <w:color w:val="000000"/>
-                <w:sz w:val="18"/>
-                <w:szCs w:val="18"/>
-              </w:rPr>
-              <w:t xml:space="preserve">KICD KEY INQUIRY QUESTION:</w:t>
-            </w:r>
-          </w:p>
-          <w:p>
-            <w:pPr>
-              <w:spacing w:after="40" w:before="0"/>
-              <w:jc w:val="left"/>
-            </w:pPr>
-            <w:r>
-              <w:rPr>
-                <w:rFonts w:ascii="Arial" w:cs="Arial" w:eastAsia="Arial" w:hAnsi="Arial"/>
-                <w:b w:val="false"/>
-                <w:bCs w:val="false"/>
-                <w:i w:val="false"/>
-                <w:iCs w:val="false"/>
-                <w:color w:val="000000"/>
-                <w:sz w:val="18"/>
-                <w:szCs w:val="18"/>
-              </w:rPr>
-              <w:t xml:space="preserve">1. How do chemical bonds influence the properties of substances?</w:t>
-            </w:r>
-          </w:p>
-        </w:tc>
-      </w:tr>
-      <w:tr>
-        <w:tc>
-          <w:tcPr>
-            <w:tcW w:type="dxa" w:w="3000"/>
-            <w:shd w:fill="EAD1F5" w:color="auto" w:val="clear"/>
-            <w:tcMar>
-              <w:top w:type="dxa" w:w="60"/>
-              <w:left w:type="dxa" w:w="120"/>
-              <w:bottom w:type="dxa" w:w="60"/>
-              <w:right w:type="dxa" w:w="120"/>
-            </w:tcMar>
-            <w:vAlign w:val="top"/>
-          </w:tcPr>
-          <w:p>
-            <w:pPr>
-              <w:spacing w:after="40" w:before="0"/>
-              <w:jc w:val="left"/>
-            </w:pPr>
-            <w:r>
-              <w:rPr>
-                <w:rFonts w:ascii="Arial" w:cs="Arial" w:eastAsia="Arial" w:hAnsi="Arial"/>
-                <w:b/>
-                <w:bCs/>
-                <w:i w:val="false"/>
-                <w:iCs w:val="false"/>
-                <w:color w:val="000000"/>
-                <w:sz w:val="18"/>
-                <w:szCs w:val="18"/>
-              </w:rPr>
-              <w:t xml:space="preserve">Anchoring Phenomenon</w:t>
-            </w:r>
-          </w:p>
-        </w:tc>
-        <w:tc>
-          <w:tcPr>
-            <w:tcW w:type="dxa" w:w="10680"/>
-            <w:shd w:fill="FFFFFF" w:color="auto" w:val="clear"/>
-            <w:tcMar>
-              <w:top w:type="dxa" w:w="60"/>
-              <w:left w:type="dxa" w:w="120"/>
-              <w:bottom w:type="dxa" w:w="60"/>
-              <w:right w:type="dxa" w:w="120"/>
-            </w:tcMar>
-            <w:vAlign w:val="top"/>
-          </w:tcPr>
-          <w:p>
-            <w:pPr>
-              <w:spacing w:after="40" w:before="0"/>
-              <w:jc w:val="left"/>
-            </w:pPr>
-            <w:r>
-              <w:rPr>
-                <w:rFonts w:ascii="Arial" w:cs="Arial" w:eastAsia="Arial" w:hAnsi="Arial"/>
-                <w:b w:val="false"/>
-                <w:bCs w:val="false"/>
-                <w:i w:val="false"/>
-                <w:iCs w:val="false"/>
-                <w:color w:val="000000"/>
-                <w:sz w:val="18"/>
-                <w:szCs w:val="18"/>
-              </w:rPr>
-              <w:t xml:space="preserve">ANCHORING PHENOMENON — "The Mystery Element Card Challenge":</w:t>
-            </w:r>
-          </w:p>
-          <w:p>
-            <w:pPr>
-              <w:spacing w:after="40" w:before="0"/>
-              <w:jc w:val="left"/>
-            </w:pPr>
-            <w:r>
-              <w:rPr>
-                <w:rFonts w:ascii="Arial" w:cs="Arial" w:eastAsia="Arial" w:hAnsi="Arial"/>
-                <w:b w:val="false"/>
-                <w:bCs w:val="false"/>
-                <w:i w:val="false"/>
-                <w:iCs w:val="false"/>
-                <w:color w:val="000000"/>
-                <w:sz w:val="18"/>
-                <w:szCs w:val="18"/>
-              </w:rPr>
-              <w:t xml:space="preserve">Students are presented with a set of 20 unlabelled cards (one per element, H–Ca) each showing atomic number, mass number, melting point, reactivity rating, and a photograph of a Kenyan context where the element appears (e.g., sodium in table salt used to season ugali; chlorine in water treatment at Nairobi's Gigiri plant; calcium in bones of Maasai cattle; carbon in charcoal used for nyama choma). Students are asked to arrange the cards in any logical order that groups similar cards together. Initial attempts produce several different groupings across the class — some group by mass, some by reactivity, some by appearance. The puzzle: Why do certain elements — separated by many others in mass — behave almost identically, while elements sitting next to each other can be completely different? This mirrors exactly the confusion historical chemists faced before the periodic table was invented, and creates genuine need-to-know that drives the entire unit. The phenomenon is puzzling because students cannot yet explain the invisible internal structure (electron arrangement) that causes these visible patterns of behaviour.</w:t>
-            </w:r>
-          </w:p>
-        </w:tc>
-      </w:tr>
-      <w:tr>
-        <w:tc>
-          <w:tcPr>
-            <w:tcW w:type="dxa" w:w="3000"/>
-            <w:shd w:fill="D9EEF1" w:color="auto" w:val="clear"/>
-            <w:tcMar>
-              <w:top w:type="dxa" w:w="60"/>
-              <w:left w:type="dxa" w:w="120"/>
-              <w:bottom w:type="dxa" w:w="60"/>
-              <w:right w:type="dxa" w:w="120"/>
-            </w:tcMar>
-            <w:vAlign w:val="top"/>
-          </w:tcPr>
-          <w:p>
-            <w:pPr>
-              <w:spacing w:after="40" w:before="0"/>
-              <w:jc w:val="left"/>
-            </w:pPr>
-            <w:r>
-              <w:rPr>
-                <w:rFonts w:ascii="Arial" w:cs="Arial" w:eastAsia="Arial" w:hAnsi="Arial"/>
-                <w:b/>
-                <w:bCs/>
-                <w:i w:val="false"/>
-                <w:iCs w:val="false"/>
-                <w:color w:val="000000"/>
-                <w:sz w:val="18"/>
-                <w:szCs w:val="18"/>
-              </w:rPr>
-              <w:t xml:space="preserve">Storyline Thread</w:t>
-            </w:r>
-          </w:p>
-        </w:tc>
-        <w:tc>
-          <w:tcPr>
-            <w:tcW w:type="dxa" w:w="10680"/>
-            <w:shd w:fill="FFFFFF" w:color="auto" w:val="clear"/>
-            <w:tcMar>
-              <w:top w:type="dxa" w:w="60"/>
-              <w:left w:type="dxa" w:w="120"/>
-              <w:bottom w:type="dxa" w:w="60"/>
-              <w:right w:type="dxa" w:w="120"/>
-            </w:tcMar>
-            <w:vAlign w:val="top"/>
-          </w:tcPr>
-          <w:p>
-            <w:pPr>
-              <w:spacing w:after="40" w:before="0"/>
-              <w:jc w:val="left"/>
-            </w:pPr>
-            <w:r>
-              <w:rPr>
-                <w:rFonts w:ascii="Arial" w:cs="Arial" w:eastAsia="Arial" w:hAnsi="Arial"/>
-                <w:b w:val="false"/>
-                <w:bCs w:val="false"/>
-                <w:i w:val="false"/>
-                <w:iCs w:val="false"/>
-                <w:color w:val="000000"/>
-                <w:sz w:val="18"/>
-                <w:szCs w:val="18"/>
-              </w:rPr>
-              <w:t xml:space="preserve">Lesson 1 — Anchoring Phenomenon &amp; Element Card Sort: Students encounter the 20 unlabelled element cards (H–Ca) showing Kenyan contexts. In groups they sort cards by any criteria they choose, share groupings, and articulate what is puzzling. The Driving Question Board (DQB) is started — students post "What we notice" and "What we wonder" sticky notes. Initial qualitative models are sketched: "What do you think makes these elements different on the inside?"</w:t>
-            </w:r>
-          </w:p>
-          <w:p>
-            <w:pPr>
-              <w:spacing w:after="40" w:before="0"/>
-              <w:jc w:val="left"/>
-            </w:pPr>
-            <w:r>
-              <w:rPr>
-                <w:rFonts w:ascii="Arial" w:cs="Arial" w:eastAsia="Arial" w:hAnsi="Arial"/>
-                <w:b w:val="false"/>
-                <w:bCs w:val="false"/>
-                <w:i w:val="false"/>
-                <w:iCs w:val="false"/>
-                <w:color w:val="000000"/>
-                <w:sz w:val="18"/>
-                <w:szCs w:val="18"/>
-              </w:rPr>
-              <w:t xml:space="preserve"/>
-            </w:r>
-          </w:p>
-          <w:p>
-            <w:pPr>
-              <w:spacing w:after="40" w:before="0"/>
-              <w:jc w:val="left"/>
-            </w:pPr>
-            <w:r>
-              <w:rPr>
-                <w:rFonts w:ascii="Arial" w:cs="Arial" w:eastAsia="Arial" w:hAnsi="Arial"/>
-                <w:b w:val="false"/>
-                <w:bCs w:val="false"/>
-                <w:i w:val="false"/>
-                <w:iCs w:val="false"/>
-                <w:color w:val="000000"/>
-                <w:sz w:val="18"/>
-                <w:szCs w:val="18"/>
-              </w:rPr>
-              <w:t xml:space="preserve">Lesson 2 — History of the Periodic Table (Observe &amp; Explain): Students watch a curated video on the historical development of the periodic table (Döbereiner's triads → Newlands' octaves → Mendeleev's predictions → Moseley's atomic number). Groups brainstorm on a timeline poster. Discussion focuses on: What problem were these scientists trying to solve? How is their challenge similar to our card-sort? DQB updated with new questions about atomic number vs. mass number ordering.</w:t>
-            </w:r>
-          </w:p>
-          <w:p>
-            <w:pPr>
-              <w:spacing w:after="40" w:before="0"/>
-              <w:jc w:val="left"/>
-            </w:pPr>
-            <w:r>
-              <w:rPr>
-                <w:rFonts w:ascii="Arial" w:cs="Arial" w:eastAsia="Arial" w:hAnsi="Arial"/>
-                <w:b w:val="false"/>
-                <w:bCs w:val="false"/>
-                <w:i w:val="false"/>
-                <w:iCs w:val="false"/>
-                <w:color w:val="000000"/>
-                <w:sz w:val="18"/>
-                <w:szCs w:val="18"/>
-              </w:rPr>
-              <w:t xml:space="preserve"/>
-            </w:r>
-          </w:p>
-          <w:p>
-            <w:pPr>
-              <w:spacing w:after="40" w:before="0"/>
-              <w:jc w:val="left"/>
-            </w:pPr>
-            <w:r>
-              <w:rPr>
-                <w:rFonts w:ascii="Arial" w:cs="Arial" w:eastAsia="Arial" w:hAnsi="Arial"/>
-                <w:b w:val="false"/>
-                <w:bCs w:val="false"/>
-                <w:i w:val="false"/>
-                <w:iCs w:val="false"/>
-                <w:color w:val="000000"/>
-                <w:sz w:val="18"/>
-                <w:szCs w:val="18"/>
-              </w:rPr>
-              <w:t xml:space="preserve">Lesson 3 — Electron Arrangement and Periodic Table Position (Explain &amp; Model): Students review electron configuration (s/p notation) for the first 20 elements. Teacher-guided activity: students write electron arrangements for H–Ca and physically place their element cards into a blank 4-period, 8-group grid drawn on the classroom floor (or large paper). Pattern discovered: elements in the same group have the same number of outer-shell electrons. Models revised to include electron shells on element card diagrams.</w:t>
-            </w:r>
-          </w:p>
-          <w:p>
-            <w:pPr>
-              <w:spacing w:after="40" w:before="0"/>
-              <w:jc w:val="left"/>
-            </w:pPr>
-            <w:r>
-              <w:rPr>
-                <w:rFonts w:ascii="Arial" w:cs="Arial" w:eastAsia="Arial" w:hAnsi="Arial"/>
-                <w:b w:val="false"/>
-                <w:bCs w:val="false"/>
-                <w:i w:val="false"/>
-                <w:iCs w:val="false"/>
-                <w:color w:val="000000"/>
-                <w:sz w:val="18"/>
-                <w:szCs w:val="18"/>
-              </w:rPr>
-              <w:t xml:space="preserve"/>
-            </w:r>
-          </w:p>
-          <w:p>
-            <w:pPr>
-              <w:spacing w:after="40" w:before="0"/>
-              <w:jc w:val="left"/>
-            </w:pPr>
-            <w:r>
-              <w:rPr>
-                <w:rFonts w:ascii="Arial" w:cs="Arial" w:eastAsia="Arial" w:hAnsi="Arial"/>
-                <w:b w:val="false"/>
-                <w:bCs w:val="false"/>
-                <w:i w:val="false"/>
-                <w:iCs w:val="false"/>
-                <w:color w:val="000000"/>
-                <w:sz w:val="18"/>
-                <w:szCs w:val="18"/>
-              </w:rPr>
-              <w:t xml:space="preserve">Lesson 4 — Chemical Families (Observe &amp; Explain): Students identify alkali metals (Group 1), alkaline earth metals (Group 2), halogens (Group 17), noble gases (Group 18), and transition elements from their sorted grid. Using data cards showing reactivity and physical properties, students compare trends within groups and across periods. Kenyan contexts reinforced: potassium fertilisers in Rift Valley farms (Group 1); calcium in Maasai cattle bones (Group 2); chlorine in Mombasa water treatment (Group 17). DQB updated: "Why does reactivity increase down Group 1 but decrease down Group 17?"</w:t>
-            </w:r>
-          </w:p>
-          <w:p>
-            <w:pPr>
-              <w:spacing w:after="40" w:before="0"/>
-              <w:jc w:val="left"/>
-            </w:pPr>
-            <w:r>
-              <w:rPr>
-                <w:rFonts w:ascii="Arial" w:cs="Arial" w:eastAsia="Arial" w:hAnsi="Arial"/>
-                <w:b w:val="false"/>
-                <w:bCs w:val="false"/>
-                <w:i w:val="false"/>
-                <w:iCs w:val="false"/>
-                <w:color w:val="000000"/>
-                <w:sz w:val="18"/>
-                <w:szCs w:val="18"/>
-              </w:rPr>
-              <w:t xml:space="preserve"/>
-            </w:r>
-          </w:p>
-          <w:p>
-            <w:pPr>
-              <w:spacing w:after="40" w:before="0"/>
-              <w:jc w:val="left"/>
-            </w:pPr>
-            <w:r>
-              <w:rPr>
-                <w:rFonts w:ascii="Arial" w:cs="Arial" w:eastAsia="Arial" w:hAnsi="Arial"/>
-                <w:b w:val="false"/>
-                <w:bCs w:val="false"/>
-                <w:i w:val="false"/>
-                <w:iCs w:val="false"/>
-                <w:color w:val="000000"/>
-                <w:sz w:val="18"/>
-                <w:szCs w:val="18"/>
-              </w:rPr>
-              <w:t xml:space="preserve">Lesson 5 — Ion Formation: Cations and Anions (Predict &amp; Observe): Students predict (before instruction) whether sodium, magnesium, chlorine, and oxygen will lose or gain electrons to achieve stability, writing their predictions in notebooks. Teacher demonstrates dot-and-cross diagrams on the board for Na → Na⁺ and Cl → Cl⁻. Students then draw ion diagrams for K, Ca, O, and S using dots and/or crosses. Peer-check in pairs. Misconception addressed: atoms do not "want" electrons — stability is the driver (octet rule introduced contextually).</w:t>
-            </w:r>
-          </w:p>
-          <w:p>
-            <w:pPr>
-              <w:spacing w:after="40" w:before="0"/>
-              <w:jc w:val="left"/>
-            </w:pPr>
-            <w:r>
-              <w:rPr>
-                <w:rFonts w:ascii="Arial" w:cs="Arial" w:eastAsia="Arial" w:hAnsi="Arial"/>
-                <w:b w:val="false"/>
-                <w:bCs w:val="false"/>
-                <w:i w:val="false"/>
-                <w:iCs w:val="false"/>
-                <w:color w:val="000000"/>
-                <w:sz w:val="18"/>
-                <w:szCs w:val="18"/>
-              </w:rPr>
-              <w:t xml:space="preserve"/>
-            </w:r>
-          </w:p>
-          <w:p>
-            <w:pPr>
-              <w:spacing w:after="40" w:before="0"/>
-              <w:jc w:val="left"/>
-            </w:pPr>
-            <w:r>
-              <w:rPr>
-                <w:rFonts w:ascii="Arial" w:cs="Arial" w:eastAsia="Arial" w:hAnsi="Arial"/>
-                <w:b w:val="false"/>
-                <w:bCs w:val="false"/>
-                <w:i w:val="false"/>
-                <w:iCs w:val="false"/>
-                <w:color w:val="000000"/>
-                <w:sz w:val="18"/>
-                <w:szCs w:val="18"/>
-              </w:rPr>
-              <w:t xml:space="preserve">Lesson 6 — Oxidation Numbers and Valency (Explain &amp; Model): Students infer valency and oxidation numbers from the electron arrangements they wrote in Lesson 3. Teacher guides students to tabulate valencies for Groups 1, 2, 16, and 17 elements. Variable oxidation numbers introduced for transition elements (e.g., iron as Fe²⁺ in FeCl₂ and Fe³⁺ in FeCl₃ — linking to rust from Kisumu Port railings). Radicals (SO₄²⁻, NO₃⁻, CO₃²⁻, OH⁻, NH₄⁺) introduced with their charges and valencies. DQB updated: "How do we know which oxidation number to use?"</w:t>
-            </w:r>
-          </w:p>
-          <w:p>
-            <w:pPr>
-              <w:spacing w:after="40" w:before="0"/>
-              <w:jc w:val="left"/>
-            </w:pPr>
-            <w:r>
-              <w:rPr>
-                <w:rFonts w:ascii="Arial" w:cs="Arial" w:eastAsia="Arial" w:hAnsi="Arial"/>
-                <w:b w:val="false"/>
-                <w:bCs w:val="false"/>
-                <w:i w:val="false"/>
-                <w:iCs w:val="false"/>
-                <w:color w:val="000000"/>
-                <w:sz w:val="18"/>
-                <w:szCs w:val="18"/>
-              </w:rPr>
-              <w:t xml:space="preserve"/>
-            </w:r>
-          </w:p>
-          <w:p>
-            <w:pPr>
-              <w:spacing w:after="40" w:before="0"/>
-              <w:jc w:val="left"/>
-            </w:pPr>
-            <w:r>
-              <w:rPr>
-                <w:rFonts w:ascii="Arial" w:cs="Arial" w:eastAsia="Arial" w:hAnsi="Arial"/>
-                <w:b w:val="false"/>
-                <w:bCs w:val="false"/>
-                <w:i w:val="false"/>
-                <w:iCs w:val="false"/>
-                <w:color w:val="000000"/>
-                <w:sz w:val="18"/>
-                <w:szCs w:val="18"/>
-              </w:rPr>
-              <w:t xml:space="preserve">Lesson 7 — Deriving Chemical Formulae (Explain &amp; Practice): Students use the valency/oxidation-number table from Lesson 6 to derive formulae of ionic compounds using the crossover method. Practice set: NaCl, MgO, CaCl₂, Al₂O₃, FeSO₄, Fe₂(SO₄)₃, Ca(NO₃)₂, NH₄Cl. All examples tied to Kenyan contexts: calcium nitrate fertiliser used in Kericho tea farms; ammonium chloride in dry-cell batteries common in Nairobi markets. Students self-mark against answer key and identify error patterns.</w:t>
-            </w:r>
-          </w:p>
-          <w:p>
-            <w:pPr>
-              <w:spacing w:after="40" w:before="0"/>
-              <w:jc w:val="left"/>
-            </w:pPr>
-            <w:r>
-              <w:rPr>
-                <w:rFonts w:ascii="Arial" w:cs="Arial" w:eastAsia="Arial" w:hAnsi="Arial"/>
-                <w:b w:val="false"/>
-                <w:bCs w:val="false"/>
-                <w:i w:val="false"/>
-                <w:iCs w:val="false"/>
-                <w:color w:val="000000"/>
-                <w:sz w:val="18"/>
-                <w:szCs w:val="18"/>
-              </w:rPr>
-              <w:t xml:space="preserve"/>
-            </w:r>
-          </w:p>
-          <w:p>
-            <w:pPr>
-              <w:spacing w:after="40" w:before="0"/>
-              <w:jc w:val="left"/>
-            </w:pPr>
-            <w:r>
-              <w:rPr>
-                <w:rFonts w:ascii="Arial" w:cs="Arial" w:eastAsia="Arial" w:hAnsi="Arial"/>
-                <w:b w:val="false"/>
-                <w:bCs w:val="false"/>
-                <w:i w:val="false"/>
-                <w:iCs w:val="false"/>
-                <w:color w:val="000000"/>
-                <w:sz w:val="18"/>
-                <w:szCs w:val="18"/>
-              </w:rPr>
-              <w:t xml:space="preserve">Lesson 8 — Writing and Balancing Chemical Equations (Explain &amp; Practice): Students are introduced to word equations, then symbol equations, then balanced equations using simple reactions: sodium + water → sodium hydroxide + hydrogen; magnesium + oxygen → magnesium oxide; calcium carbonate → calcium oxide + carbon dioxide (lime burning in Athi River). Step-by-step balancing strategy taught (atom inventory table). Students practise 6 equations independently, then peer-review. DQB updated: "Why must equations be balanced — what law does this connect to?"</w:t>
-            </w:r>
-          </w:p>
-          <w:p>
-            <w:pPr>
-              <w:spacing w:after="40" w:before="0"/>
-              <w:jc w:val="left"/>
-            </w:pPr>
-            <w:r>
-              <w:rPr>
-                <w:rFonts w:ascii="Arial" w:cs="Arial" w:eastAsia="Arial" w:hAnsi="Arial"/>
-                <w:b w:val="false"/>
-                <w:bCs w:val="false"/>
-                <w:i w:val="false"/>
-                <w:iCs w:val="false"/>
-                <w:color w:val="000000"/>
-                <w:sz w:val="18"/>
-                <w:szCs w:val="18"/>
-              </w:rPr>
-              <w:t xml:space="preserve"/>
-            </w:r>
-          </w:p>
-          <w:p>
-            <w:pPr>
-              <w:spacing w:after="40" w:before="0"/>
-              <w:jc w:val="left"/>
-            </w:pPr>
-            <w:r>
-              <w:rPr>
-                <w:rFonts w:ascii="Arial" w:cs="Arial" w:eastAsia="Arial" w:hAnsi="Arial"/>
-                <w:b w:val="false"/>
-                <w:bCs w:val="false"/>
-                <w:i w:val="false"/>
-                <w:iCs w:val="false"/>
-                <w:color w:val="000000"/>
-                <w:sz w:val="18"/>
-                <w:szCs w:val="18"/>
-              </w:rPr>
-              <w:t xml:space="preserve">Lesson 9 — Consolidation &amp; Extended Problem Solving (Apply &amp; Model): Students receive a scenario card: "A Kenyan farmer in Nakuru wants to use three different fertilisers — urea (CH₄N₂O), calcium ammonium nitrate (Ca(NO₃)₂·NH₄NO₃), and muriate of potash (KCl). Identify the chemical families of each element present, write the formulae from valencies, and write a balanced equation for the reaction of potassium with water." Groups work collaboratively, present solutions, and critique each other's balanced equations. Models are revised to show the link between periodic table position → electron arrangement → ion formation → formula → equation.</w:t>
-            </w:r>
-          </w:p>
-          <w:p>
-            <w:pPr>
-              <w:spacing w:after="40" w:before="0"/>
-              <w:jc w:val="left"/>
-            </w:pPr>
-            <w:r>
-              <w:rPr>
-                <w:rFonts w:ascii="Arial" w:cs="Arial" w:eastAsia="Arial" w:hAnsi="Arial"/>
-                <w:b w:val="false"/>
-                <w:bCs w:val="false"/>
-                <w:i w:val="false"/>
-                <w:iCs w:val="false"/>
-                <w:color w:val="000000"/>
-                <w:sz w:val="18"/>
-                <w:szCs w:val="18"/>
-              </w:rPr>
-              <w:t xml:space="preserve"/>
-            </w:r>
-          </w:p>
-          <w:p>
-            <w:pPr>
-              <w:spacing w:after="40" w:before="0"/>
-              <w:jc w:val="left"/>
-            </w:pPr>
-            <w:r>
-              <w:rPr>
-                <w:rFonts w:ascii="Arial" w:cs="Arial" w:eastAsia="Arial" w:hAnsi="Arial"/>
-                <w:b w:val="false"/>
-                <w:bCs w:val="false"/>
-                <w:i w:val="false"/>
-                <w:iCs w:val="false"/>
-                <w:color w:val="000000"/>
-                <w:sz w:val="18"/>
-                <w:szCs w:val="18"/>
-              </w:rPr>
-              <w:t xml:space="preserve">Lesson 10 — Model Gallery Walk, DQB Closure &amp; Unit Reflection: Students produce a final annotated model poster that traces the storyline: element card (Lesson 1) → periodic table position → electron arrangement → ion formation → formula → balanced equation, using one Kenyan element/compound as a case study (e.g., sodium chloride from Malindi salt flats). Gallery walk with peer feedback using "Glow and Grow" sticky notes. DQB revisited: teacher facilitates whole-class discussion on which questions have been answered and which remain open (bridging to Sub-Strand 1.4 — Chemical Bonding). Unit assessed via a short written task: given an unknown element's electron arrangement, students predict its group, valency, ion type, and write the formula of its compound with chlorine.</w:t>
-            </w:r>
-          </w:p>
-        </w:tc>
-      </w:tr>
-      <w:tr>
-        <w:tc>
-          <w:tcPr>
-            <w:tcW w:type="dxa" w:w="3000"/>
-            <w:shd w:fill="EAD1F5" w:color="auto" w:val="clear"/>
-            <w:tcMar>
-              <w:top w:type="dxa" w:w="60"/>
-              <w:left w:type="dxa" w:w="120"/>
-              <w:bottom w:type="dxa" w:w="60"/>
-              <w:right w:type="dxa" w:w="120"/>
-            </w:tcMar>
-            <w:vAlign w:val="top"/>
-          </w:tcPr>
-          <w:p>
-            <w:pPr>
-              <w:spacing w:after="40" w:before="0"/>
-              <w:jc w:val="left"/>
-            </w:pPr>
-            <w:r>
-              <w:rPr>
-                <w:rFonts w:ascii="Arial" w:cs="Arial" w:eastAsia="Arial" w:hAnsi="Arial"/>
-                <w:b/>
-                <w:bCs/>
-                <w:i w:val="false"/>
-                <w:iCs w:val="false"/>
-                <w:color w:val="000000"/>
-                <w:sz w:val="18"/>
-                <w:szCs w:val="18"/>
-              </w:rPr>
-              <w:t xml:space="preserve">Supporting Phenomena</w:t>
-            </w:r>
-          </w:p>
-        </w:tc>
-        <w:tc>
-          <w:tcPr>
-            <w:tcW w:type="dxa" w:w="10680"/>
-            <w:shd w:fill="FFFFFF" w:color="auto" w:val="clear"/>
-            <w:tcMar>
-              <w:top w:type="dxa" w:w="60"/>
-              <w:left w:type="dxa" w:w="120"/>
-              <w:bottom w:type="dxa" w:w="60"/>
-              <w:right w:type="dxa" w:w="120"/>
-            </w:tcMar>
-            <w:vAlign w:val="top"/>
-          </w:tcPr>
-          <w:p>
-            <w:pPr>
-              <w:spacing w:after="30" w:before="0"/>
-              <w:ind w:left="360" w:hanging="180"/>
-              <w:jc w:val="left"/>
-            </w:pPr>
-            <w:r>
-              <w:rPr>
-                <w:rFonts w:ascii="Arial" w:cs="Arial" w:eastAsia="Arial" w:hAnsi="Arial"/>
-                <w:b w:val="false"/>
-                <w:bCs w:val="false"/>
-                <w:i w:val="false"/>
-                <w:iCs w:val="false"/>
-                <w:color w:val="000000"/>
-                <w:sz w:val="18"/>
-                <w:szCs w:val="18"/>
-              </w:rPr>
-              <w:t xml:space="preserve">–  Sodium vs. Argon in Kenyan water treatment: Sodium (added as salt to food nationwide) reacts violently with water, yet argon (used in welding workshops in Nairobi's Industrial Area) is completely unreactive — why do two elements so close in mass behave so oppositely? (Supports: electron arrangement and noble gas stability)</w:t>
-            </w:r>
-          </w:p>
-          <w:p>
-            <w:pPr>
-              <w:spacing w:after="30" w:before="0"/>
-              <w:ind w:left="360" w:hanging="180"/>
-              <w:jc w:val="left"/>
-            </w:pPr>
-            <w:r>
-              <w:rPr>
-                <w:rFonts w:ascii="Arial" w:cs="Arial" w:eastAsia="Arial" w:hAnsi="Arial"/>
-                <w:b w:val="false"/>
-                <w:bCs w:val="false"/>
-                <w:i w:val="false"/>
-                <w:iCs w:val="false"/>
-                <w:color w:val="000000"/>
-                <w:sz w:val="18"/>
-                <w:szCs w:val="18"/>
-              </w:rPr>
-              <w:t xml:space="preserve">–  Rusting of iron railings at Kisumu Port vs. gold ornaments at Maasai markets: Iron corrodes rapidly in the humid Lake Victoria environment while gold remains shiny for generations — both are transition metals, yet their reactivities are vastly different. (Supports: variable oxidation numbers and transition element behaviour)</w:t>
-            </w:r>
-          </w:p>
-          <w:p>
-            <w:pPr>
-              <w:spacing w:after="30" w:before="0"/>
-              <w:ind w:left="360" w:hanging="180"/>
-              <w:jc w:val="left"/>
-            </w:pPr>
-            <w:r>
-              <w:rPr>
-                <w:rFonts w:ascii="Arial" w:cs="Arial" w:eastAsia="Arial" w:hAnsi="Arial"/>
-                <w:b w:val="false"/>
-                <w:bCs w:val="false"/>
-                <w:i w:val="false"/>
-                <w:iCs w:val="false"/>
-                <w:color w:val="000000"/>
-                <w:sz w:val="18"/>
-                <w:szCs w:val="18"/>
-              </w:rPr>
-              <w:t xml:space="preserve">–  Formation of salt crystals during sea-water evaporation at Malindi: Visible cubic crystals of sodium chloride form as Indian Ocean water evaporates — a striking macroscopic result of microscopic ion formation (Na⁺ and Cl⁻). (Supports: ion formation, valency, and chemical formulae)</w:t>
-            </w:r>
-          </w:p>
-          <w:p>
-            <w:pPr>
-              <w:spacing w:after="30" w:before="0"/>
-              <w:ind w:left="360" w:hanging="180"/>
-              <w:jc w:val="left"/>
-            </w:pPr>
-            <w:r>
-              <w:rPr>
-                <w:rFonts w:ascii="Arial" w:cs="Arial" w:eastAsia="Arial" w:hAnsi="Arial"/>
-                <w:b w:val="false"/>
-                <w:bCs w:val="false"/>
-                <w:i w:val="false"/>
-                <w:iCs w:val="false"/>
-                <w:color w:val="000000"/>
-                <w:sz w:val="18"/>
-                <w:szCs w:val="18"/>
-              </w:rPr>
-              <w:t xml:space="preserve">–  Colour change of litmus in bleach vs. baking soda solutions used in Kenyan homes: Bleach (containing chlorine compounds) and baking soda (sodium hydrogen carbonate) produce opposite effects on indicators despite both being white powders — connecting halogen and alkali metal chemistry to observable household phenomena. (Supports: chemical families and balanced equations)</w:t>
-            </w:r>
-          </w:p>
-        </w:tc>
-      </w:tr>
-    </w:tbl>
-    <w:p>
-      <w:pPr>
-        <w:spacing w:after="120"/>
-      </w:pPr>
-      <w:r>
-        <w:t xml:space="preserve"/>
       </w:r>
     </w:p>
     <w:p>
@@ -3253,7 +3253,7 @@
             <w:pPr>
               <w:spacing w:after="20" w:before="0"/>
             </w:pPr>
-            <w:hyperlink w:history="1" r:id="rId-d3lzmbm7xrmmcptutzak">
+            <w:hyperlink w:history="1" r:id="rIdrsh1_xi4qfc4izfbppiyh">
               <w:r>
                 <w:rPr>
                   <w:rFonts w:ascii="Arial" w:cs="Arial" w:eastAsia="Arial" w:hAnsi="Arial"/>
@@ -3286,7 +3286,7 @@
               <w:spacing w:after="10" w:before="0"/>
               <w:ind w:left="120"/>
             </w:pPr>
-            <w:hyperlink w:history="1" r:id="rIdunmqdc8jwqnoijycr-9fe">
+            <w:hyperlink w:history="1" r:id="rIda8tiasaiz4rxnmslabvr5">
               <w:r>
                 <w:rPr>
                   <w:rFonts w:ascii="Arial" w:cs="Arial" w:eastAsia="Arial" w:hAnsi="Arial"/>
@@ -3331,7 +3331,7 @@
             <w:pPr>
               <w:spacing w:after="20" w:before="0"/>
             </w:pPr>
-            <w:hyperlink w:history="1" r:id="rIdyhxboejf1mjtfn4gqoi-a">
+            <w:hyperlink w:history="1" r:id="rIdfe36l86tevfdcdugryfxo">
               <w:r>
                 <w:rPr>
                   <w:rFonts w:ascii="Arial" w:cs="Arial" w:eastAsia="Arial" w:hAnsi="Arial"/>
@@ -3364,7 +3364,7 @@
               <w:spacing w:after="10" w:before="0"/>
               <w:ind w:left="120"/>
             </w:pPr>
-            <w:hyperlink w:history="1" r:id="rIdvamtoxn0y45rvqtnkyrd9">
+            <w:hyperlink w:history="1" r:id="rIdbzcc16d_kbz6qerfj3cmy">
               <w:r>
                 <w:rPr>
                   <w:rFonts w:ascii="Arial" w:cs="Arial" w:eastAsia="Arial" w:hAnsi="Arial"/>
@@ -3559,7 +3559,7 @@
             <w:pPr>
               <w:spacing w:after="20" w:before="0"/>
             </w:pPr>
-            <w:hyperlink w:history="1" r:id="rIdmfqcwgn-zu4fq2pz60qvn">
+            <w:hyperlink w:history="1" r:id="rIdgkpds4czfxqufmzljcugg">
               <w:r>
                 <w:rPr>
                   <w:rFonts w:ascii="Arial" w:cs="Arial" w:eastAsia="Arial" w:hAnsi="Arial"/>
@@ -3592,7 +3592,7 @@
               <w:spacing w:after="10" w:before="0"/>
               <w:ind w:left="120"/>
             </w:pPr>
-            <w:hyperlink w:history="1" r:id="rId1ebjdgl9iqzoxmbxpipy8">
+            <w:hyperlink w:history="1" r:id="rIdxnbkq0lpcl8xkoekw-0fp">
               <w:r>
                 <w:rPr>
                   <w:rFonts w:ascii="Arial" w:cs="Arial" w:eastAsia="Arial" w:hAnsi="Arial"/>
@@ -3637,7 +3637,7 @@
             <w:pPr>
               <w:spacing w:after="20" w:before="0"/>
             </w:pPr>
-            <w:hyperlink w:history="1" r:id="rIdplmaado8xckqkbprkd1o3">
+            <w:hyperlink w:history="1" r:id="rIdn8f99k6fq0zsm1bljzdgs">
               <w:r>
                 <w:rPr>
                   <w:rFonts w:ascii="Arial" w:cs="Arial" w:eastAsia="Arial" w:hAnsi="Arial"/>
@@ -3670,7 +3670,7 @@
               <w:spacing w:after="10" w:before="0"/>
               <w:ind w:left="120"/>
             </w:pPr>
-            <w:hyperlink w:history="1" r:id="rIdf353yxtok4p7mr8waffuf">
+            <w:hyperlink w:history="1" r:id="rIdrveuezh7trr5wjgfny38j">
               <w:r>
                 <w:rPr>
                   <w:rFonts w:ascii="Arial" w:cs="Arial" w:eastAsia="Arial" w:hAnsi="Arial"/>
@@ -3865,7 +3865,7 @@
             <w:pPr>
               <w:spacing w:after="20" w:before="0"/>
             </w:pPr>
-            <w:hyperlink w:history="1" r:id="rIdpmo4spibz_qfquonkdhgq">
+            <w:hyperlink w:history="1" r:id="rIdggbwge6ypf5puseopxlfb">
               <w:r>
                 <w:rPr>
                   <w:rFonts w:ascii="Arial" w:cs="Arial" w:eastAsia="Arial" w:hAnsi="Arial"/>
@@ -3898,7 +3898,7 @@
               <w:spacing w:after="10" w:before="0"/>
               <w:ind w:left="120"/>
             </w:pPr>
-            <w:hyperlink w:history="1" r:id="rId3lwj0vnjz8rhb6f5q2hz3">
+            <w:hyperlink w:history="1" r:id="rIdxcoo8xkv_pytkb8sscoyn">
               <w:r>
                 <w:rPr>
                   <w:rFonts w:ascii="Arial" w:cs="Arial" w:eastAsia="Arial" w:hAnsi="Arial"/>
@@ -3943,7 +3943,7 @@
             <w:pPr>
               <w:spacing w:after="20" w:before="0"/>
             </w:pPr>
-            <w:hyperlink w:history="1" r:id="rIdu1ctw0nocgqzyim5bpppx">
+            <w:hyperlink w:history="1" r:id="rIdcirpwhajfhmdtbmlgcbun">
               <w:r>
                 <w:rPr>
                   <w:rFonts w:ascii="Arial" w:cs="Arial" w:eastAsia="Arial" w:hAnsi="Arial"/>
@@ -3976,7 +3976,7 @@
               <w:spacing w:after="10" w:before="0"/>
               <w:ind w:left="120"/>
             </w:pPr>
-            <w:hyperlink w:history="1" r:id="rIdojcw4_h2ist0woaamqjau">
+            <w:hyperlink w:history="1" r:id="rIdup5tqqbbh65nl7c20mhqz">
               <w:r>
                 <w:rPr>
                   <w:rFonts w:ascii="Arial" w:cs="Arial" w:eastAsia="Arial" w:hAnsi="Arial"/>
@@ -4171,7 +4171,7 @@
             <w:pPr>
               <w:spacing w:after="20" w:before="0"/>
             </w:pPr>
-            <w:hyperlink w:history="1" r:id="rId-w5t7aa4oibkvurltbly5">
+            <w:hyperlink w:history="1" r:id="rIdnc-7qb48vsyhniip5nif5">
               <w:r>
                 <w:rPr>
                   <w:rFonts w:ascii="Arial" w:cs="Arial" w:eastAsia="Arial" w:hAnsi="Arial"/>
@@ -4204,7 +4204,7 @@
               <w:spacing w:after="10" w:before="0"/>
               <w:ind w:left="120"/>
             </w:pPr>
-            <w:hyperlink w:history="1" r:id="rIdm8cluc087c6ynvq-sxn5p">
+            <w:hyperlink w:history="1" r:id="rIdbz_g70vs_dgvuco-j_aqf">
               <w:r>
                 <w:rPr>
                   <w:rFonts w:ascii="Arial" w:cs="Arial" w:eastAsia="Arial" w:hAnsi="Arial"/>
@@ -4249,7 +4249,7 @@
             <w:pPr>
               <w:spacing w:after="20" w:before="0"/>
             </w:pPr>
-            <w:hyperlink w:history="1" r:id="rIdkyj80x5r0onrrix2pxj03">
+            <w:hyperlink w:history="1" r:id="rId9tcawtwmbmmiinzbfaz1-">
               <w:r>
                 <w:rPr>
                   <w:rFonts w:ascii="Arial" w:cs="Arial" w:eastAsia="Arial" w:hAnsi="Arial"/>
@@ -4282,7 +4282,7 @@
               <w:spacing w:after="10" w:before="0"/>
               <w:ind w:left="120"/>
             </w:pPr>
-            <w:hyperlink w:history="1" r:id="rIdd-cr_g6h1dz-isura1y-4">
+            <w:hyperlink w:history="1" r:id="rIdd0t4l06keq93t6lnt1gaa">
               <w:r>
                 <w:rPr>
                   <w:rFonts w:ascii="Arial" w:cs="Arial" w:eastAsia="Arial" w:hAnsi="Arial"/>
@@ -4477,7 +4477,7 @@
             <w:pPr>
               <w:spacing w:after="20" w:before="0"/>
             </w:pPr>
-            <w:hyperlink w:history="1" r:id="rIdvkqq8d0noxayakf5weijf">
+            <w:hyperlink w:history="1" r:id="rIdebiy0moj5bfu9qqt3130h">
               <w:r>
                 <w:rPr>
                   <w:rFonts w:ascii="Arial" w:cs="Arial" w:eastAsia="Arial" w:hAnsi="Arial"/>
@@ -4510,7 +4510,7 @@
               <w:spacing w:after="10" w:before="0"/>
               <w:ind w:left="120"/>
             </w:pPr>
-            <w:hyperlink w:history="1" r:id="rIdxq-hxsahctgyu_xtcaxyd">
+            <w:hyperlink w:history="1" r:id="rIdbia7hfv7ra1i0kmsjf-xt">
               <w:r>
                 <w:rPr>
                   <w:rFonts w:ascii="Arial" w:cs="Arial" w:eastAsia="Arial" w:hAnsi="Arial"/>
@@ -4555,7 +4555,7 @@
             <w:pPr>
               <w:spacing w:after="20" w:before="0"/>
             </w:pPr>
-            <w:hyperlink w:history="1" r:id="rIdjz3maqt6_xiy1xgaazrnd">
+            <w:hyperlink w:history="1" r:id="rIdd1kxjmw026nhudxgitang">
               <w:r>
                 <w:rPr>
                   <w:rFonts w:ascii="Arial" w:cs="Arial" w:eastAsia="Arial" w:hAnsi="Arial"/>
@@ -4588,7 +4588,7 @@
               <w:spacing w:after="10" w:before="0"/>
               <w:ind w:left="120"/>
             </w:pPr>
-            <w:hyperlink w:history="1" r:id="rIdagt5wnjxd2s02-83j642e">
+            <w:hyperlink w:history="1" r:id="rIdc6-_bjxrl9jvr0dfegwrr">
               <w:r>
                 <w:rPr>
                   <w:rFonts w:ascii="Arial" w:cs="Arial" w:eastAsia="Arial" w:hAnsi="Arial"/>
@@ -5195,7 +5195,7 @@
         </w:rPr>
         <w:t xml:space="preserve">© 2026 SeaVuria and ARES. Aligned with KICD objectives. Developed by SeaVuria; technical implementation by ARES (with AI assistance from Claude). Licensed under </w:t>
       </w:r>
-      <w:hyperlink w:history="1" r:id="rIdswobjt90ya3gkg5dkau2y">
+      <w:hyperlink w:history="1" r:id="rIdmi0yx13ijrw-agg0jay39">
         <w:r>
           <w:rPr>
             <w:rFonts w:ascii="Arial" w:cs="Arial" w:eastAsia="Arial" w:hAnsi="Arial"/>
@@ -5216,7 +5216,7 @@
         </w:rPr>
         <w:t xml:space="preserve"> (</w:t>
       </w:r>
-      <w:hyperlink w:history="1" r:id="rIdvuethffk4wqxgbfvqxieu">
+      <w:hyperlink w:history="1" r:id="rId14wr6_dngm1e3e2bsoklh">
         <w:r>
           <w:rPr>
             <w:rFonts w:ascii="Arial" w:cs="Arial" w:eastAsia="Arial" w:hAnsi="Arial"/>
@@ -6229,7 +6229,7 @@
             <w:pPr>
               <w:spacing w:after="20" w:before="0"/>
             </w:pPr>
-            <w:hyperlink w:history="1" r:id="rIdlviahbxahx3yw8gmabp1q">
+            <w:hyperlink w:history="1" r:id="rId81fdumzgnlrdrrcvr7kak">
               <w:r>
                 <w:rPr>
                   <w:rFonts w:ascii="Arial" w:cs="Arial" w:eastAsia="Arial" w:hAnsi="Arial"/>
@@ -6262,7 +6262,7 @@
               <w:spacing w:after="10" w:before="0"/>
               <w:ind w:left="120"/>
             </w:pPr>
-            <w:hyperlink w:history="1" r:id="rIdnh7psn7bvawxahkqmetgy">
+            <w:hyperlink w:history="1" r:id="rIdpt_-ab-c9lueomzbsr-qo">
               <w:r>
                 <w:rPr>
                   <w:rFonts w:ascii="Arial" w:cs="Arial" w:eastAsia="Arial" w:hAnsi="Arial"/>
@@ -6307,7 +6307,7 @@
             <w:pPr>
               <w:spacing w:after="20" w:before="0"/>
             </w:pPr>
-            <w:hyperlink w:history="1" r:id="rIdvtgupgyqcz7miuux3rmmz">
+            <w:hyperlink w:history="1" r:id="rIdz1t9aeuctchowjl29a7f3">
               <w:r>
                 <w:rPr>
                   <w:rFonts w:ascii="Arial" w:cs="Arial" w:eastAsia="Arial" w:hAnsi="Arial"/>
@@ -6340,7 +6340,7 @@
               <w:spacing w:after="10" w:before="0"/>
               <w:ind w:left="120"/>
             </w:pPr>
-            <w:hyperlink w:history="1" r:id="rIdqk58ia8cjj2w4z_l7eza5">
+            <w:hyperlink w:history="1" r:id="rId2qtwlkvn8uc8uok8nibua">
               <w:r>
                 <w:rPr>
                   <w:rFonts w:ascii="Arial" w:cs="Arial" w:eastAsia="Arial" w:hAnsi="Arial"/>
@@ -6535,7 +6535,7 @@
             <w:pPr>
               <w:spacing w:after="20" w:before="0"/>
             </w:pPr>
-            <w:hyperlink w:history="1" r:id="rIdvodft-veskguvwt1wonwy">
+            <w:hyperlink w:history="1" r:id="rIdm7xbp8ug1e828959yykba">
               <w:r>
                 <w:rPr>
                   <w:rFonts w:ascii="Arial" w:cs="Arial" w:eastAsia="Arial" w:hAnsi="Arial"/>
@@ -6568,7 +6568,7 @@
               <w:spacing w:after="10" w:before="0"/>
               <w:ind w:left="120"/>
             </w:pPr>
-            <w:hyperlink w:history="1" r:id="rIdqlb6ljf_35dlscsuclgn3">
+            <w:hyperlink w:history="1" r:id="rIdryksv3n3hpvxm-xl2mrln">
               <w:r>
                 <w:rPr>
                   <w:rFonts w:ascii="Arial" w:cs="Arial" w:eastAsia="Arial" w:hAnsi="Arial"/>
@@ -6613,7 +6613,7 @@
             <w:pPr>
               <w:spacing w:after="20" w:before="0"/>
             </w:pPr>
-            <w:hyperlink w:history="1" r:id="rIddrf7gaaxgov1llqazs5x7">
+            <w:hyperlink w:history="1" r:id="rId82rii8_oef5mlwplthflm">
               <w:r>
                 <w:rPr>
                   <w:rFonts w:ascii="Arial" w:cs="Arial" w:eastAsia="Arial" w:hAnsi="Arial"/>
@@ -6646,7 +6646,7 @@
               <w:spacing w:after="10" w:before="0"/>
               <w:ind w:left="120"/>
             </w:pPr>
-            <w:hyperlink w:history="1" r:id="rId6qbweurk0fxiqi5iepk8q">
+            <w:hyperlink w:history="1" r:id="rId_oobj3yjb_dwewwvyhnqs">
               <w:r>
                 <w:rPr>
                   <w:rFonts w:ascii="Arial" w:cs="Arial" w:eastAsia="Arial" w:hAnsi="Arial"/>
@@ -6841,7 +6841,7 @@
             <w:pPr>
               <w:spacing w:after="20" w:before="0"/>
             </w:pPr>
-            <w:hyperlink w:history="1" r:id="rIdwowbqtfn2b3b3pslkdds2">
+            <w:hyperlink w:history="1" r:id="rIduxy6tjzc5scb4n65qxeh9">
               <w:r>
                 <w:rPr>
                   <w:rFonts w:ascii="Arial" w:cs="Arial" w:eastAsia="Arial" w:hAnsi="Arial"/>
@@ -6874,7 +6874,7 @@
               <w:spacing w:after="10" w:before="0"/>
               <w:ind w:left="120"/>
             </w:pPr>
-            <w:hyperlink w:history="1" r:id="rIdz924cplwahep5nqaogkxe">
+            <w:hyperlink w:history="1" r:id="rIde5yx79zam5vpvbtpyt3ht">
               <w:r>
                 <w:rPr>
                   <w:rFonts w:ascii="Arial" w:cs="Arial" w:eastAsia="Arial" w:hAnsi="Arial"/>
@@ -6919,7 +6919,7 @@
             <w:pPr>
               <w:spacing w:after="20" w:before="0"/>
             </w:pPr>
-            <w:hyperlink w:history="1" r:id="rId4lozolblj2hf3x1jlp249">
+            <w:hyperlink w:history="1" r:id="rIdkkipo1rlvtasgeneuqzcd">
               <w:r>
                 <w:rPr>
                   <w:rFonts w:ascii="Arial" w:cs="Arial" w:eastAsia="Arial" w:hAnsi="Arial"/>
@@ -6952,7 +6952,7 @@
               <w:spacing w:after="10" w:before="0"/>
               <w:ind w:left="120"/>
             </w:pPr>
-            <w:hyperlink w:history="1" r:id="rId5c663iyxghxynanbt9yg4">
+            <w:hyperlink w:history="1" r:id="rId75ukhefc5lh6fjbacghbl">
               <w:r>
                 <w:rPr>
                   <w:rFonts w:ascii="Arial" w:cs="Arial" w:eastAsia="Arial" w:hAnsi="Arial"/>
@@ -7147,7 +7147,7 @@
             <w:pPr>
               <w:spacing w:after="20" w:before="0"/>
             </w:pPr>
-            <w:hyperlink w:history="1" r:id="rIdzwubt_icqljcxkv8bctoe">
+            <w:hyperlink w:history="1" r:id="rId34nzxdglictg3byac0oow">
               <w:r>
                 <w:rPr>
                   <w:rFonts w:ascii="Arial" w:cs="Arial" w:eastAsia="Arial" w:hAnsi="Arial"/>
@@ -7180,7 +7180,7 @@
               <w:spacing w:after="10" w:before="0"/>
               <w:ind w:left="120"/>
             </w:pPr>
-            <w:hyperlink w:history="1" r:id="rIdamn3dvt2nqvtn-y2go3at">
+            <w:hyperlink w:history="1" r:id="rId2et6m7_oux3bhofk37xey">
               <w:r>
                 <w:rPr>
                   <w:rFonts w:ascii="Arial" w:cs="Arial" w:eastAsia="Arial" w:hAnsi="Arial"/>
@@ -7225,7 +7225,7 @@
             <w:pPr>
               <w:spacing w:after="20" w:before="0"/>
             </w:pPr>
-            <w:hyperlink w:history="1" r:id="rIdmg1m8z5jplad0lwitehnt">
+            <w:hyperlink w:history="1" r:id="rId34lfpbgxdjvoaafzgf-ag">
               <w:r>
                 <w:rPr>
                   <w:rFonts w:ascii="Arial" w:cs="Arial" w:eastAsia="Arial" w:hAnsi="Arial"/>
@@ -7258,7 +7258,7 @@
               <w:spacing w:after="10" w:before="0"/>
               <w:ind w:left="120"/>
             </w:pPr>
-            <w:hyperlink w:history="1" r:id="rIddmwvpp5bjbhcfuem1j7kw">
+            <w:hyperlink w:history="1" r:id="rIdjcqoornuvjonxrp0pzhon">
               <w:r>
                 <w:rPr>
                   <w:rFonts w:ascii="Arial" w:cs="Arial" w:eastAsia="Arial" w:hAnsi="Arial"/>
@@ -7453,7 +7453,7 @@
             <w:pPr>
               <w:spacing w:after="20" w:before="0"/>
             </w:pPr>
-            <w:hyperlink w:history="1" r:id="rIddcpevpotruawamycnmjba">
+            <w:hyperlink w:history="1" r:id="rIdhqpkncxfdwrhgwqhdblh-">
               <w:r>
                 <w:rPr>
                   <w:rFonts w:ascii="Arial" w:cs="Arial" w:eastAsia="Arial" w:hAnsi="Arial"/>
@@ -7486,7 +7486,7 @@
               <w:spacing w:after="10" w:before="0"/>
               <w:ind w:left="120"/>
             </w:pPr>
-            <w:hyperlink w:history="1" r:id="rIdpw3bg34jg4nqlmkun1mlq">
+            <w:hyperlink w:history="1" r:id="rIduvtj8119xyvq4jzanccmg">
               <w:r>
                 <w:rPr>
                   <w:rFonts w:ascii="Arial" w:cs="Arial" w:eastAsia="Arial" w:hAnsi="Arial"/>
@@ -7531,7 +7531,7 @@
             <w:pPr>
               <w:spacing w:after="20" w:before="0"/>
             </w:pPr>
-            <w:hyperlink w:history="1" r:id="rIdchoqccuirvofyvarokbjx">
+            <w:hyperlink w:history="1" r:id="rIdzujdctumg6aa9lcguf0wt">
               <w:r>
                 <w:rPr>
                   <w:rFonts w:ascii="Arial" w:cs="Arial" w:eastAsia="Arial" w:hAnsi="Arial"/>
@@ -7564,7 +7564,7 @@
               <w:spacing w:after="10" w:before="0"/>
               <w:ind w:left="120"/>
             </w:pPr>
-            <w:hyperlink w:history="1" r:id="rId0xy4bxndwizyi8n9ejwq6">
+            <w:hyperlink w:history="1" r:id="rId4fienal1vl_opds34ulzv">
               <w:r>
                 <w:rPr>
                   <w:rFonts w:ascii="Arial" w:cs="Arial" w:eastAsia="Arial" w:hAnsi="Arial"/>
@@ -8076,7 +8076,7 @@
         </w:rPr>
         <w:t xml:space="preserve">© 2026 SeaVuria and ARES. Aligned with KICD objectives. Developed by SeaVuria; technical implementation by ARES (with AI assistance from Claude). Licensed under </w:t>
       </w:r>
-      <w:hyperlink w:history="1" r:id="rIdrnhjks07mz8fztxxcuy-8">
+      <w:hyperlink w:history="1" r:id="rIdqird8akpa5w68qqoc8kmh">
         <w:r>
           <w:rPr>
             <w:rFonts w:ascii="Arial" w:cs="Arial" w:eastAsia="Arial" w:hAnsi="Arial"/>
@@ -8097,7 +8097,7 @@
         </w:rPr>
         <w:t xml:space="preserve"> (</w:t>
       </w:r>
-      <w:hyperlink w:history="1" r:id="rId2iwix-keiv55qjngowqng">
+      <w:hyperlink w:history="1" r:id="rIdabu74mvd_zepv59ckij3s">
         <w:r>
           <w:rPr>
             <w:rFonts w:ascii="Arial" w:cs="Arial" w:eastAsia="Arial" w:hAnsi="Arial"/>
@@ -9110,7 +9110,7 @@
             <w:pPr>
               <w:spacing w:after="20" w:before="0"/>
             </w:pPr>
-            <w:hyperlink w:history="1" r:id="rIdrxytpz3xhublzuqnbh_pc">
+            <w:hyperlink w:history="1" r:id="rIdxhofb8brjt7f_dbndhqw5">
               <w:r>
                 <w:rPr>
                   <w:rFonts w:ascii="Arial" w:cs="Arial" w:eastAsia="Arial" w:hAnsi="Arial"/>
@@ -9143,7 +9143,7 @@
               <w:spacing w:after="10" w:before="0"/>
               <w:ind w:left="120"/>
             </w:pPr>
-            <w:hyperlink w:history="1" r:id="rIdiakol7n8stgmwtml-4cce">
+            <w:hyperlink w:history="1" r:id="rIdd2sslwx5j8ybxw9ow4sp4">
               <w:r>
                 <w:rPr>
                   <w:rFonts w:ascii="Arial" w:cs="Arial" w:eastAsia="Arial" w:hAnsi="Arial"/>
@@ -9188,7 +9188,7 @@
             <w:pPr>
               <w:spacing w:after="20" w:before="0"/>
             </w:pPr>
-            <w:hyperlink w:history="1" r:id="rIdvtgys50rp_hyudcl5qxkt">
+            <w:hyperlink w:history="1" r:id="rId9sioa9s8mvvxknaoelrj-">
               <w:r>
                 <w:rPr>
                   <w:rFonts w:ascii="Arial" w:cs="Arial" w:eastAsia="Arial" w:hAnsi="Arial"/>
@@ -9221,7 +9221,7 @@
               <w:spacing w:after="10" w:before="0"/>
               <w:ind w:left="120"/>
             </w:pPr>
-            <w:hyperlink w:history="1" r:id="rIdojs0ssiljr7kkcqspssjz">
+            <w:hyperlink w:history="1" r:id="rIdlftcc1zlktqjp0h0bwdbq">
               <w:r>
                 <w:rPr>
                   <w:rFonts w:ascii="Arial" w:cs="Arial" w:eastAsia="Arial" w:hAnsi="Arial"/>
@@ -9473,7 +9473,7 @@
             <w:pPr>
               <w:spacing w:after="20" w:before="0"/>
             </w:pPr>
-            <w:hyperlink w:history="1" r:id="rIdvb-qhrzqzjlnuh3zvts6s">
+            <w:hyperlink w:history="1" r:id="rId3_c48n6difpivnbflgx4l">
               <w:r>
                 <w:rPr>
                   <w:rFonts w:ascii="Arial" w:cs="Arial" w:eastAsia="Arial" w:hAnsi="Arial"/>
@@ -9506,7 +9506,7 @@
               <w:spacing w:after="10" w:before="0"/>
               <w:ind w:left="120"/>
             </w:pPr>
-            <w:hyperlink w:history="1" r:id="rIdj8pwzqj2yr2weia_ld3cz">
+            <w:hyperlink w:history="1" r:id="rIdsz3lfrij3y5qsfugtzrdc">
               <w:r>
                 <w:rPr>
                   <w:rFonts w:ascii="Arial" w:cs="Arial" w:eastAsia="Arial" w:hAnsi="Arial"/>
@@ -9551,7 +9551,7 @@
             <w:pPr>
               <w:spacing w:after="20" w:before="0"/>
             </w:pPr>
-            <w:hyperlink w:history="1" r:id="rIdawvei9nw-oxmxics_awjs">
+            <w:hyperlink w:history="1" r:id="rIdlcfnl8z-zcbmvh9cvijs-">
               <w:r>
                 <w:rPr>
                   <w:rFonts w:ascii="Arial" w:cs="Arial" w:eastAsia="Arial" w:hAnsi="Arial"/>
@@ -9584,7 +9584,7 @@
               <w:spacing w:after="10" w:before="0"/>
               <w:ind w:left="120"/>
             </w:pPr>
-            <w:hyperlink w:history="1" r:id="rIdtz7zb5u-itebcat5azac7">
+            <w:hyperlink w:history="1" r:id="rIdbfc9vhe3k0omj2jghwspf">
               <w:r>
                 <w:rPr>
                   <w:rFonts w:ascii="Arial" w:cs="Arial" w:eastAsia="Arial" w:hAnsi="Arial"/>
@@ -10083,7 +10083,7 @@
             <w:pPr>
               <w:spacing w:after="20" w:before="0"/>
             </w:pPr>
-            <w:hyperlink w:history="1" r:id="rIdng8ge_ahb0r69vmkrcf7p">
+            <w:hyperlink w:history="1" r:id="rIda2fmnw24a5x_vbet1wpik">
               <w:r>
                 <w:rPr>
                   <w:rFonts w:ascii="Arial" w:cs="Arial" w:eastAsia="Arial" w:hAnsi="Arial"/>
@@ -10116,7 +10116,7 @@
               <w:spacing w:after="10" w:before="0"/>
               <w:ind w:left="120"/>
             </w:pPr>
-            <w:hyperlink w:history="1" r:id="rIdp0kok77qbwmv7ghr2askq">
+            <w:hyperlink w:history="1" r:id="rIdry-eln70okykfkt975da3">
               <w:r>
                 <w:rPr>
                   <w:rFonts w:ascii="Arial" w:cs="Arial" w:eastAsia="Arial" w:hAnsi="Arial"/>
@@ -10161,7 +10161,7 @@
             <w:pPr>
               <w:spacing w:after="20" w:before="0"/>
             </w:pPr>
-            <w:hyperlink w:history="1" r:id="rIdg1ohfxpvbamqjvo-4ei7z">
+            <w:hyperlink w:history="1" r:id="rIdqi4463p6igx3vjrt4ybvh">
               <w:r>
                 <w:rPr>
                   <w:rFonts w:ascii="Arial" w:cs="Arial" w:eastAsia="Arial" w:hAnsi="Arial"/>
@@ -10194,7 +10194,7 @@
               <w:spacing w:after="10" w:before="0"/>
               <w:ind w:left="120"/>
             </w:pPr>
-            <w:hyperlink w:history="1" r:id="rIdaasmvakqdghpl0tnxkvw4">
+            <w:hyperlink w:history="1" r:id="rIdnnhf0qyu_lvn4ixiitdob">
               <w:r>
                 <w:rPr>
                   <w:rFonts w:ascii="Arial" w:cs="Arial" w:eastAsia="Arial" w:hAnsi="Arial"/>
@@ -10769,7 +10769,7 @@
             <w:pPr>
               <w:spacing w:after="20" w:before="0"/>
             </w:pPr>
-            <w:hyperlink w:history="1" r:id="rIdxadsgjnqerwqq5151sfez">
+            <w:hyperlink w:history="1" r:id="rIdwpeiqcnxymnxvs2k3xaqa">
               <w:r>
                 <w:rPr>
                   <w:rFonts w:ascii="Arial" w:cs="Arial" w:eastAsia="Arial" w:hAnsi="Arial"/>
@@ -10802,7 +10802,7 @@
               <w:spacing w:after="10" w:before="0"/>
               <w:ind w:left="120"/>
             </w:pPr>
-            <w:hyperlink w:history="1" r:id="rIdnfjgbu-yrngfhfi-bzx5y">
+            <w:hyperlink w:history="1" r:id="rId2zjbvgl8z_49rrszqayc2">
               <w:r>
                 <w:rPr>
                   <w:rFonts w:ascii="Arial" w:cs="Arial" w:eastAsia="Arial" w:hAnsi="Arial"/>
@@ -10847,7 +10847,7 @@
             <w:pPr>
               <w:spacing w:after="20" w:before="0"/>
             </w:pPr>
-            <w:hyperlink w:history="1" r:id="rIdyn9ncuffsavn0gvquqrgo">
+            <w:hyperlink w:history="1" r:id="rIdkyfqss98gigoi33noz0tf">
               <w:r>
                 <w:rPr>
                   <w:rFonts w:ascii="Arial" w:cs="Arial" w:eastAsia="Arial" w:hAnsi="Arial"/>
@@ -10880,7 +10880,7 @@
               <w:spacing w:after="10" w:before="0"/>
               <w:ind w:left="120"/>
             </w:pPr>
-            <w:hyperlink w:history="1" r:id="rIdmhsahvw4k5cyygtfmbjip">
+            <w:hyperlink w:history="1" r:id="rIdbfhp23yaufh8on5nxgi89">
               <w:r>
                 <w:rPr>
                   <w:rFonts w:ascii="Arial" w:cs="Arial" w:eastAsia="Arial" w:hAnsi="Arial"/>
@@ -11151,7 +11151,7 @@
             <w:pPr>
               <w:spacing w:after="20" w:before="0"/>
             </w:pPr>
-            <w:hyperlink w:history="1" r:id="rIdc8dedhu8ooxyvmsaihfja">
+            <w:hyperlink w:history="1" r:id="rIda5xdwedh11uvfngcwss4c">
               <w:r>
                 <w:rPr>
                   <w:rFonts w:ascii="Arial" w:cs="Arial" w:eastAsia="Arial" w:hAnsi="Arial"/>
@@ -11184,7 +11184,7 @@
               <w:spacing w:after="10" w:before="0"/>
               <w:ind w:left="120"/>
             </w:pPr>
-            <w:hyperlink w:history="1" r:id="rId6n9junsk-vjh0ohfzxrzb">
+            <w:hyperlink w:history="1" r:id="rIdyrucjucomhhvw4qebmn_3">
               <w:r>
                 <w:rPr>
                   <w:rFonts w:ascii="Arial" w:cs="Arial" w:eastAsia="Arial" w:hAnsi="Arial"/>
@@ -11229,7 +11229,7 @@
             <w:pPr>
               <w:spacing w:after="20" w:before="0"/>
             </w:pPr>
-            <w:hyperlink w:history="1" r:id="rIdafvsuz_jkzn9jwma6sgln">
+            <w:hyperlink w:history="1" r:id="rIdet5sje9sqwkpzby6k7pff">
               <w:r>
                 <w:rPr>
                   <w:rFonts w:ascii="Arial" w:cs="Arial" w:eastAsia="Arial" w:hAnsi="Arial"/>
@@ -11262,7 +11262,7 @@
               <w:spacing w:after="10" w:before="0"/>
               <w:ind w:left="120"/>
             </w:pPr>
-            <w:hyperlink w:history="1" r:id="rId_o9h1hldidbdhbk5yxg5c">
+            <w:hyperlink w:history="1" r:id="rIdx-tdbri89w89pstefydk7">
               <w:r>
                 <w:rPr>
                   <w:rFonts w:ascii="Arial" w:cs="Arial" w:eastAsia="Arial" w:hAnsi="Arial"/>
@@ -11869,7 +11869,7 @@
         </w:rPr>
         <w:t xml:space="preserve">© 2026 SeaVuria and ARES. Aligned with KICD objectives. Developed by SeaVuria; technical implementation by ARES (with AI assistance from Claude). Licensed under </w:t>
       </w:r>
-      <w:hyperlink w:history="1" r:id="rIddhlhnwfi-5gxvuywoaj-d">
+      <w:hyperlink w:history="1" r:id="rIdbfx7d-pteji9hvmylu5fj">
         <w:r>
           <w:rPr>
             <w:rFonts w:ascii="Arial" w:cs="Arial" w:eastAsia="Arial" w:hAnsi="Arial"/>
@@ -11890,7 +11890,7 @@
         </w:rPr>
         <w:t xml:space="preserve"> (</w:t>
       </w:r>
-      <w:hyperlink w:history="1" r:id="rIdrxer-vjzvh-fl1tehhblr">
+      <w:hyperlink w:history="1" r:id="rIdnelqjw6nuaovjjylsplw2">
         <w:r>
           <w:rPr>
             <w:rFonts w:ascii="Arial" w:cs="Arial" w:eastAsia="Arial" w:hAnsi="Arial"/>
@@ -12903,7 +12903,7 @@
             <w:pPr>
               <w:spacing w:after="20" w:before="0"/>
             </w:pPr>
-            <w:hyperlink w:history="1" r:id="rIdfd5xjgwnbvringca4tstg">
+            <w:hyperlink w:history="1" r:id="rIdbybvxnr4rhc0arq4we750">
               <w:r>
                 <w:rPr>
                   <w:rFonts w:ascii="Arial" w:cs="Arial" w:eastAsia="Arial" w:hAnsi="Arial"/>
@@ -12936,7 +12936,7 @@
               <w:spacing w:after="10" w:before="0"/>
               <w:ind w:left="120"/>
             </w:pPr>
-            <w:hyperlink w:history="1" r:id="rIdcqare031yopk766hsru35">
+            <w:hyperlink w:history="1" r:id="rIdmnmpnh035f0oda3flmgcs">
               <w:r>
                 <w:rPr>
                   <w:rFonts w:ascii="Arial" w:cs="Arial" w:eastAsia="Arial" w:hAnsi="Arial"/>
@@ -12981,7 +12981,7 @@
             <w:pPr>
               <w:spacing w:after="20" w:before="0"/>
             </w:pPr>
-            <w:hyperlink w:history="1" r:id="rId-mylk2xrdp9onhzwh0bjj">
+            <w:hyperlink w:history="1" r:id="rIdl5oy7fzac1abce1okr33u">
               <w:r>
                 <w:rPr>
                   <w:rFonts w:ascii="Arial" w:cs="Arial" w:eastAsia="Arial" w:hAnsi="Arial"/>
@@ -13014,7 +13014,7 @@
               <w:spacing w:after="10" w:before="0"/>
               <w:ind w:left="120"/>
             </w:pPr>
-            <w:hyperlink w:history="1" r:id="rIduwnobww80tgu3axp90ly3">
+            <w:hyperlink w:history="1" r:id="rIdg_d99ward1_q3bv2zt5d-">
               <w:r>
                 <w:rPr>
                   <w:rFonts w:ascii="Arial" w:cs="Arial" w:eastAsia="Arial" w:hAnsi="Arial"/>
@@ -13209,7 +13209,7 @@
             <w:pPr>
               <w:spacing w:after="20" w:before="0"/>
             </w:pPr>
-            <w:hyperlink w:history="1" r:id="rIdq-p429-4dxk_cuhzjaeow">
+            <w:hyperlink w:history="1" r:id="rId11xerhduhp2o5xpc2jk-j">
               <w:r>
                 <w:rPr>
                   <w:rFonts w:ascii="Arial" w:cs="Arial" w:eastAsia="Arial" w:hAnsi="Arial"/>
@@ -13242,7 +13242,7 @@
               <w:spacing w:after="10" w:before="0"/>
               <w:ind w:left="120"/>
             </w:pPr>
-            <w:hyperlink w:history="1" r:id="rIduymosoelztixdwqg_cwee">
+            <w:hyperlink w:history="1" r:id="rId0hx5ygx4r8hk-jthqvjw1">
               <w:r>
                 <w:rPr>
                   <w:rFonts w:ascii="Arial" w:cs="Arial" w:eastAsia="Arial" w:hAnsi="Arial"/>
@@ -13287,7 +13287,7 @@
             <w:pPr>
               <w:spacing w:after="20" w:before="0"/>
             </w:pPr>
-            <w:hyperlink w:history="1" r:id="rIdqgsuvptg1okj-ow7cjk2l">
+            <w:hyperlink w:history="1" r:id="rIdxikmhzprko22b1toeh-_u">
               <w:r>
                 <w:rPr>
                   <w:rFonts w:ascii="Arial" w:cs="Arial" w:eastAsia="Arial" w:hAnsi="Arial"/>
@@ -13320,7 +13320,7 @@
               <w:spacing w:after="10" w:before="0"/>
               <w:ind w:left="120"/>
             </w:pPr>
-            <w:hyperlink w:history="1" r:id="rIdsqojrmidnxioyuubm9rse">
+            <w:hyperlink w:history="1" r:id="rIdexw8uozki6gakj00ujm56">
               <w:r>
                 <w:rPr>
                   <w:rFonts w:ascii="Arial" w:cs="Arial" w:eastAsia="Arial" w:hAnsi="Arial"/>
@@ -13515,7 +13515,7 @@
             <w:pPr>
               <w:spacing w:after="20" w:before="0"/>
             </w:pPr>
-            <w:hyperlink w:history="1" r:id="rIdzx1whnwoqhkwe911ddzs8">
+            <w:hyperlink w:history="1" r:id="rIdmi8wt4-pl6c3o0-0khnin">
               <w:r>
                 <w:rPr>
                   <w:rFonts w:ascii="Arial" w:cs="Arial" w:eastAsia="Arial" w:hAnsi="Arial"/>
@@ -13548,7 +13548,7 @@
               <w:spacing w:after="10" w:before="0"/>
               <w:ind w:left="120"/>
             </w:pPr>
-            <w:hyperlink w:history="1" r:id="rId70yfevb6idlrs3ph-kyhb">
+            <w:hyperlink w:history="1" r:id="rIdscufylxdskpurbwlhikoa">
               <w:r>
                 <w:rPr>
                   <w:rFonts w:ascii="Arial" w:cs="Arial" w:eastAsia="Arial" w:hAnsi="Arial"/>
@@ -13593,7 +13593,7 @@
             <w:pPr>
               <w:spacing w:after="20" w:before="0"/>
             </w:pPr>
-            <w:hyperlink w:history="1" r:id="rId2fjqo4osajw6htmxfno4e">
+            <w:hyperlink w:history="1" r:id="rIdn_9mjgp_qcvm_clj6era6">
               <w:r>
                 <w:rPr>
                   <w:rFonts w:ascii="Arial" w:cs="Arial" w:eastAsia="Arial" w:hAnsi="Arial"/>
@@ -13626,7 +13626,7 @@
               <w:spacing w:after="10" w:before="0"/>
               <w:ind w:left="120"/>
             </w:pPr>
-            <w:hyperlink w:history="1" r:id="rIdloqozfbopuw0jlitg-nad">
+            <w:hyperlink w:history="1" r:id="rIddcadzgyxzkwnfp1zwybzl">
               <w:r>
                 <w:rPr>
                   <w:rFonts w:ascii="Arial" w:cs="Arial" w:eastAsia="Arial" w:hAnsi="Arial"/>
@@ -13821,7 +13821,7 @@
             <w:pPr>
               <w:spacing w:after="20" w:before="0"/>
             </w:pPr>
-            <w:hyperlink w:history="1" r:id="rId_yrvoedkn6xeryglbxwgj">
+            <w:hyperlink w:history="1" r:id="rId3anebwoyu3n1yls-soyt5">
               <w:r>
                 <w:rPr>
                   <w:rFonts w:ascii="Arial" w:cs="Arial" w:eastAsia="Arial" w:hAnsi="Arial"/>
@@ -13854,7 +13854,7 @@
               <w:spacing w:after="10" w:before="0"/>
               <w:ind w:left="120"/>
             </w:pPr>
-            <w:hyperlink w:history="1" r:id="rIdylvf1r4wrxbqaze4enla7">
+            <w:hyperlink w:history="1" r:id="rIdobccvo79ege8isrfl7keq">
               <w:r>
                 <w:rPr>
                   <w:rFonts w:ascii="Arial" w:cs="Arial" w:eastAsia="Arial" w:hAnsi="Arial"/>
@@ -13899,7 +13899,7 @@
             <w:pPr>
               <w:spacing w:after="20" w:before="0"/>
             </w:pPr>
-            <w:hyperlink w:history="1" r:id="rIdmnaithhagbiodp6lzmcgo">
+            <w:hyperlink w:history="1" r:id="rIdvv4uaywddzxkgji6eugt6">
               <w:r>
                 <w:rPr>
                   <w:rFonts w:ascii="Arial" w:cs="Arial" w:eastAsia="Arial" w:hAnsi="Arial"/>
@@ -13932,7 +13932,7 @@
               <w:spacing w:after="10" w:before="0"/>
               <w:ind w:left="120"/>
             </w:pPr>
-            <w:hyperlink w:history="1" r:id="rIdishiimbm0npmofr9bkq6x">
+            <w:hyperlink w:history="1" r:id="rId6it4jn-o5m17nlkrvsaqm">
               <w:r>
                 <w:rPr>
                   <w:rFonts w:ascii="Arial" w:cs="Arial" w:eastAsia="Arial" w:hAnsi="Arial"/>
@@ -14127,7 +14127,7 @@
             <w:pPr>
               <w:spacing w:after="20" w:before="0"/>
             </w:pPr>
-            <w:hyperlink w:history="1" r:id="rIdelfziy-acnpbcqspd8olo">
+            <w:hyperlink w:history="1" r:id="rIdg6nnz7yp_vxexs3aqsfvr">
               <w:r>
                 <w:rPr>
                   <w:rFonts w:ascii="Arial" w:cs="Arial" w:eastAsia="Arial" w:hAnsi="Arial"/>
@@ -14160,7 +14160,7 @@
               <w:spacing w:after="10" w:before="0"/>
               <w:ind w:left="120"/>
             </w:pPr>
-            <w:hyperlink w:history="1" r:id="rIdjkvwzw0jkuesbtxxioebz">
+            <w:hyperlink w:history="1" r:id="rIdmkiazhq4xzc4q_aaktu90">
               <w:r>
                 <w:rPr>
                   <w:rFonts w:ascii="Arial" w:cs="Arial" w:eastAsia="Arial" w:hAnsi="Arial"/>
@@ -14205,7 +14205,7 @@
             <w:pPr>
               <w:spacing w:after="20" w:before="0"/>
             </w:pPr>
-            <w:hyperlink w:history="1" r:id="rIdpnl6vruat5mk46lloxvrl">
+            <w:hyperlink w:history="1" r:id="rIdxkppok_tviverlal3axr8">
               <w:r>
                 <w:rPr>
                   <w:rFonts w:ascii="Arial" w:cs="Arial" w:eastAsia="Arial" w:hAnsi="Arial"/>
@@ -14238,7 +14238,7 @@
               <w:spacing w:after="10" w:before="0"/>
               <w:ind w:left="120"/>
             </w:pPr>
-            <w:hyperlink w:history="1" r:id="rIdpbw7ywbl4cd2sap3y-ex2">
+            <w:hyperlink w:history="1" r:id="rIdymhxkrvy_wwzjpbcivmsm">
               <w:r>
                 <w:rPr>
                   <w:rFonts w:ascii="Arial" w:cs="Arial" w:eastAsia="Arial" w:hAnsi="Arial"/>
@@ -14750,7 +14750,7 @@
         </w:rPr>
         <w:t xml:space="preserve">© 2026 SeaVuria and ARES. Aligned with KICD objectives. Developed by SeaVuria; technical implementation by ARES (with AI assistance from Claude). Licensed under </w:t>
       </w:r>
-      <w:hyperlink w:history="1" r:id="rIdwiat9vj5fslbtr6m2wtnn">
+      <w:hyperlink w:history="1" r:id="rIdtvqo88eijxjgfbhtd8_04">
         <w:r>
           <w:rPr>
             <w:rFonts w:ascii="Arial" w:cs="Arial" w:eastAsia="Arial" w:hAnsi="Arial"/>
@@ -14771,7 +14771,7 @@
         </w:rPr>
         <w:t xml:space="preserve"> (</w:t>
       </w:r>
-      <w:hyperlink w:history="1" r:id="rIdadsiqmps39kppk5_ll9p9">
+      <w:hyperlink w:history="1" r:id="rIdzamorogyewnyeix7luhz5">
         <w:r>
           <w:rPr>
             <w:rFonts w:ascii="Arial" w:cs="Arial" w:eastAsia="Arial" w:hAnsi="Arial"/>
@@ -15784,7 +15784,7 @@
             <w:pPr>
               <w:spacing w:after="20" w:before="0"/>
             </w:pPr>
-            <w:hyperlink w:history="1" r:id="rId_fyqjju8aruopqpt67ddx">
+            <w:hyperlink w:history="1" r:id="rIdmvby9vmkm2x_qauvpxpxj">
               <w:r>
                 <w:rPr>
                   <w:rFonts w:ascii="Arial" w:cs="Arial" w:eastAsia="Arial" w:hAnsi="Arial"/>
@@ -15817,7 +15817,7 @@
               <w:spacing w:after="10" w:before="0"/>
               <w:ind w:left="120"/>
             </w:pPr>
-            <w:hyperlink w:history="1" r:id="rIdguinbjdn4pcyc8ki8mhjt">
+            <w:hyperlink w:history="1" r:id="rIdqwe_qvo3spk-jmglos7v4">
               <w:r>
                 <w:rPr>
                   <w:rFonts w:ascii="Arial" w:cs="Arial" w:eastAsia="Arial" w:hAnsi="Arial"/>
@@ -15862,7 +15862,7 @@
             <w:pPr>
               <w:spacing w:after="20" w:before="0"/>
             </w:pPr>
-            <w:hyperlink w:history="1" r:id="rIdzxev0zb1jowdeg255_qhl">
+            <w:hyperlink w:history="1" r:id="rIdgnnqavqrytjieaebut1wh">
               <w:r>
                 <w:rPr>
                   <w:rFonts w:ascii="Arial" w:cs="Arial" w:eastAsia="Arial" w:hAnsi="Arial"/>
@@ -15895,7 +15895,7 @@
               <w:spacing w:after="10" w:before="0"/>
               <w:ind w:left="120"/>
             </w:pPr>
-            <w:hyperlink w:history="1" r:id="rId_3ceipf5aau8rqc-usg8r">
+            <w:hyperlink w:history="1" r:id="rId4omvhggiupiicpvxzccsz">
               <w:r>
                 <w:rPr>
                   <w:rFonts w:ascii="Arial" w:cs="Arial" w:eastAsia="Arial" w:hAnsi="Arial"/>
@@ -16090,7 +16090,7 @@
             <w:pPr>
               <w:spacing w:after="20" w:before="0"/>
             </w:pPr>
-            <w:hyperlink w:history="1" r:id="rIdxkbknrj1hfb86fkkdtglj">
+            <w:hyperlink w:history="1" r:id="rIdmk-hkjckcfdsg-l0t9odz">
               <w:r>
                 <w:rPr>
                   <w:rFonts w:ascii="Arial" w:cs="Arial" w:eastAsia="Arial" w:hAnsi="Arial"/>
@@ -16123,7 +16123,7 @@
               <w:spacing w:after="10" w:before="0"/>
               <w:ind w:left="120"/>
             </w:pPr>
-            <w:hyperlink w:history="1" r:id="rIdwxqwtye2blsuothnu7swn">
+            <w:hyperlink w:history="1" r:id="rIdr6t5funuq6yemvxoyowmk">
               <w:r>
                 <w:rPr>
                   <w:rFonts w:ascii="Arial" w:cs="Arial" w:eastAsia="Arial" w:hAnsi="Arial"/>
@@ -16168,7 +16168,7 @@
             <w:pPr>
               <w:spacing w:after="20" w:before="0"/>
             </w:pPr>
-            <w:hyperlink w:history="1" r:id="rId9upixf_eb8axemiy4znp2">
+            <w:hyperlink w:history="1" r:id="rId1k7l3ynmtnquqdtondauk">
               <w:r>
                 <w:rPr>
                   <w:rFonts w:ascii="Arial" w:cs="Arial" w:eastAsia="Arial" w:hAnsi="Arial"/>
@@ -16201,7 +16201,7 @@
               <w:spacing w:after="10" w:before="0"/>
               <w:ind w:left="120"/>
             </w:pPr>
-            <w:hyperlink w:history="1" r:id="rIdb9zyrys66ry0vimi72eos">
+            <w:hyperlink w:history="1" r:id="rIds9wui1qtf4jkndpv_zfhk">
               <w:r>
                 <w:rPr>
                   <w:rFonts w:ascii="Arial" w:cs="Arial" w:eastAsia="Arial" w:hAnsi="Arial"/>
@@ -16396,7 +16396,7 @@
             <w:pPr>
               <w:spacing w:after="20" w:before="0"/>
             </w:pPr>
-            <w:hyperlink w:history="1" r:id="rIdx5hic6ef-f--9gxbhiphk">
+            <w:hyperlink w:history="1" r:id="rIdwi3tvuya_jsuaubiz0a4o">
               <w:r>
                 <w:rPr>
                   <w:rFonts w:ascii="Arial" w:cs="Arial" w:eastAsia="Arial" w:hAnsi="Arial"/>
@@ -16429,7 +16429,7 @@
               <w:spacing w:after="10" w:before="0"/>
               <w:ind w:left="120"/>
             </w:pPr>
-            <w:hyperlink w:history="1" r:id="rIda2luqfobxwnfz_s1zmmet">
+            <w:hyperlink w:history="1" r:id="rIdnkqe5zjsw1mfwjyeivuoq">
               <w:r>
                 <w:rPr>
                   <w:rFonts w:ascii="Arial" w:cs="Arial" w:eastAsia="Arial" w:hAnsi="Arial"/>
@@ -16474,7 +16474,7 @@
             <w:pPr>
               <w:spacing w:after="20" w:before="0"/>
             </w:pPr>
-            <w:hyperlink w:history="1" r:id="rId7hijfcpbmez53js9swxox">
+            <w:hyperlink w:history="1" r:id="rIdvni5474vs9ouqkbe2md0l">
               <w:r>
                 <w:rPr>
                   <w:rFonts w:ascii="Arial" w:cs="Arial" w:eastAsia="Arial" w:hAnsi="Arial"/>
@@ -16507,7 +16507,7 @@
               <w:spacing w:after="10" w:before="0"/>
               <w:ind w:left="120"/>
             </w:pPr>
-            <w:hyperlink w:history="1" r:id="rIddyaaafljbss7bjq4lw7hh">
+            <w:hyperlink w:history="1" r:id="rIdckdsgftutqnx_zumyw9as">
               <w:r>
                 <w:rPr>
                   <w:rFonts w:ascii="Arial" w:cs="Arial" w:eastAsia="Arial" w:hAnsi="Arial"/>
@@ -16702,7 +16702,7 @@
             <w:pPr>
               <w:spacing w:after="20" w:before="0"/>
             </w:pPr>
-            <w:hyperlink w:history="1" r:id="rIdqcqdasqcsxaqrrqmkxkxm">
+            <w:hyperlink w:history="1" r:id="rIddryt3zt6hvv42w1u-qlyz">
               <w:r>
                 <w:rPr>
                   <w:rFonts w:ascii="Arial" w:cs="Arial" w:eastAsia="Arial" w:hAnsi="Arial"/>
@@ -16735,7 +16735,7 @@
               <w:spacing w:after="10" w:before="0"/>
               <w:ind w:left="120"/>
             </w:pPr>
-            <w:hyperlink w:history="1" r:id="rIdytucdqoue2x0yahhoesek">
+            <w:hyperlink w:history="1" r:id="rId_var4ozgp-rxcd3fzo2eu">
               <w:r>
                 <w:rPr>
                   <w:rFonts w:ascii="Arial" w:cs="Arial" w:eastAsia="Arial" w:hAnsi="Arial"/>
@@ -16780,7 +16780,7 @@
             <w:pPr>
               <w:spacing w:after="20" w:before="0"/>
             </w:pPr>
-            <w:hyperlink w:history="1" r:id="rIdtgq0tov9zlgwkj4pgmouk">
+            <w:hyperlink w:history="1" r:id="rIdhdipa8ahaqak8meuc7dbr">
               <w:r>
                 <w:rPr>
                   <w:rFonts w:ascii="Arial" w:cs="Arial" w:eastAsia="Arial" w:hAnsi="Arial"/>
@@ -16813,7 +16813,7 @@
               <w:spacing w:after="10" w:before="0"/>
               <w:ind w:left="120"/>
             </w:pPr>
-            <w:hyperlink w:history="1" r:id="rIdocp2tpypr30os1eq2kiks">
+            <w:hyperlink w:history="1" r:id="rIdke1zpbizyvr6yw9s_ynbk">
               <w:r>
                 <w:rPr>
                   <w:rFonts w:ascii="Arial" w:cs="Arial" w:eastAsia="Arial" w:hAnsi="Arial"/>
@@ -17008,7 +17008,7 @@
             <w:pPr>
               <w:spacing w:after="20" w:before="0"/>
             </w:pPr>
-            <w:hyperlink w:history="1" r:id="rIdpeca1b5y0ukt-bwknn4xo">
+            <w:hyperlink w:history="1" r:id="rIdgzcczeg9u3thzp8zo484f">
               <w:r>
                 <w:rPr>
                   <w:rFonts w:ascii="Arial" w:cs="Arial" w:eastAsia="Arial" w:hAnsi="Arial"/>
@@ -17041,7 +17041,7 @@
               <w:spacing w:after="10" w:before="0"/>
               <w:ind w:left="120"/>
             </w:pPr>
-            <w:hyperlink w:history="1" r:id="rIdzrcxrohbboen5ghwb_2-x">
+            <w:hyperlink w:history="1" r:id="rId0w3uroctv61zxnwkrddfo">
               <w:r>
                 <w:rPr>
                   <w:rFonts w:ascii="Arial" w:cs="Arial" w:eastAsia="Arial" w:hAnsi="Arial"/>
@@ -17086,7 +17086,7 @@
             <w:pPr>
               <w:spacing w:after="20" w:before="0"/>
             </w:pPr>
-            <w:hyperlink w:history="1" r:id="rIdlb1s3yaj9vizd27jtc192">
+            <w:hyperlink w:history="1" r:id="rIdun3mhbsowe91nuvmpi01a">
               <w:r>
                 <w:rPr>
                   <w:rFonts w:ascii="Arial" w:cs="Arial" w:eastAsia="Arial" w:hAnsi="Arial"/>
@@ -17119,7 +17119,7 @@
               <w:spacing w:after="10" w:before="0"/>
               <w:ind w:left="120"/>
             </w:pPr>
-            <w:hyperlink w:history="1" r:id="rIdmca07olkevs8oyawxwwp-">
+            <w:hyperlink w:history="1" r:id="rIdchh_89gk8faqtadxy-xlk">
               <w:r>
                 <w:rPr>
                   <w:rFonts w:ascii="Arial" w:cs="Arial" w:eastAsia="Arial" w:hAnsi="Arial"/>
@@ -17631,7 +17631,7 @@
         </w:rPr>
         <w:t xml:space="preserve">© 2026 SeaVuria and ARES. Aligned with KICD objectives. Developed by SeaVuria; technical implementation by ARES (with AI assistance from Claude). Licensed under </w:t>
       </w:r>
-      <w:hyperlink w:history="1" r:id="rIdkkpjvyaainpk9exirk5un">
+      <w:hyperlink w:history="1" r:id="rId-3feoxv6vbrp5pyivwvmh">
         <w:r>
           <w:rPr>
             <w:rFonts w:ascii="Arial" w:cs="Arial" w:eastAsia="Arial" w:hAnsi="Arial"/>
@@ -17652,7 +17652,7 @@
         </w:rPr>
         <w:t xml:space="preserve"> (</w:t>
       </w:r>
-      <w:hyperlink w:history="1" r:id="rIdg8jbisosqrnwsv9w1shyr">
+      <w:hyperlink w:history="1" r:id="rIdcubuk-pg6k6nshagnkb7-">
         <w:r>
           <w:rPr>
             <w:rFonts w:ascii="Arial" w:cs="Arial" w:eastAsia="Arial" w:hAnsi="Arial"/>
@@ -18665,7 +18665,7 @@
             <w:pPr>
               <w:spacing w:after="20" w:before="0"/>
             </w:pPr>
-            <w:hyperlink w:history="1" r:id="rIdrvq607ne-d8igwepuwo9-">
+            <w:hyperlink w:history="1" r:id="rIdhz2lropznbae61-3jy7kw">
               <w:r>
                 <w:rPr>
                   <w:rFonts w:ascii="Arial" w:cs="Arial" w:eastAsia="Arial" w:hAnsi="Arial"/>
@@ -18698,7 +18698,7 @@
               <w:spacing w:after="10" w:before="0"/>
               <w:ind w:left="120"/>
             </w:pPr>
-            <w:hyperlink w:history="1" r:id="rIdl6ocdphgw6cbmcxftb-fn">
+            <w:hyperlink w:history="1" r:id="rIdzqhl0hi420wndzw2cgvfg">
               <w:r>
                 <w:rPr>
                   <w:rFonts w:ascii="Arial" w:cs="Arial" w:eastAsia="Arial" w:hAnsi="Arial"/>
@@ -18743,7 +18743,7 @@
             <w:pPr>
               <w:spacing w:after="20" w:before="0"/>
             </w:pPr>
-            <w:hyperlink w:history="1" r:id="rIdeass_5vsdk8ltau2ycunu">
+            <w:hyperlink w:history="1" r:id="rIdkawmvyxjln_uhnjgsnymu">
               <w:r>
                 <w:rPr>
                   <w:rFonts w:ascii="Arial" w:cs="Arial" w:eastAsia="Arial" w:hAnsi="Arial"/>
@@ -18776,7 +18776,7 @@
               <w:spacing w:after="10" w:before="0"/>
               <w:ind w:left="120"/>
             </w:pPr>
-            <w:hyperlink w:history="1" r:id="rIdoec5-2vtat7penbme8qph">
+            <w:hyperlink w:history="1" r:id="rIdkraqndthq4e1tjay3ldl5">
               <w:r>
                 <w:rPr>
                   <w:rFonts w:ascii="Arial" w:cs="Arial" w:eastAsia="Arial" w:hAnsi="Arial"/>
@@ -18971,7 +18971,7 @@
             <w:pPr>
               <w:spacing w:after="20" w:before="0"/>
             </w:pPr>
-            <w:hyperlink w:history="1" r:id="rIdbyjnghpbuivyenpooluhm">
+            <w:hyperlink w:history="1" r:id="rIdvfgqnefp-dophsu61uif0">
               <w:r>
                 <w:rPr>
                   <w:rFonts w:ascii="Arial" w:cs="Arial" w:eastAsia="Arial" w:hAnsi="Arial"/>
@@ -19004,7 +19004,7 @@
               <w:spacing w:after="10" w:before="0"/>
               <w:ind w:left="120"/>
             </w:pPr>
-            <w:hyperlink w:history="1" r:id="rIdgw5eghqtbtfr1ewozywto">
+            <w:hyperlink w:history="1" r:id="rIdiewbgzd3porwuvvep5rjl">
               <w:r>
                 <w:rPr>
                   <w:rFonts w:ascii="Arial" w:cs="Arial" w:eastAsia="Arial" w:hAnsi="Arial"/>
@@ -19049,7 +19049,7 @@
             <w:pPr>
               <w:spacing w:after="20" w:before="0"/>
             </w:pPr>
-            <w:hyperlink w:history="1" r:id="rIdlsb4fmhb4pwbq25rczdme">
+            <w:hyperlink w:history="1" r:id="rIdbyzaymj-lnarqjhgplhp8">
               <w:r>
                 <w:rPr>
                   <w:rFonts w:ascii="Arial" w:cs="Arial" w:eastAsia="Arial" w:hAnsi="Arial"/>
@@ -19082,7 +19082,7 @@
               <w:spacing w:after="10" w:before="0"/>
               <w:ind w:left="120"/>
             </w:pPr>
-            <w:hyperlink w:history="1" r:id="rId9stnciywvqzm4ssqa3rtu">
+            <w:hyperlink w:history="1" r:id="rIdlnxjcbpprs16mqwc_ndud">
               <w:r>
                 <w:rPr>
                   <w:rFonts w:ascii="Arial" w:cs="Arial" w:eastAsia="Arial" w:hAnsi="Arial"/>
@@ -19277,7 +19277,7 @@
             <w:pPr>
               <w:spacing w:after="20" w:before="0"/>
             </w:pPr>
-            <w:hyperlink w:history="1" r:id="rIde0f6u1zysns_q4bezxv6g">
+            <w:hyperlink w:history="1" r:id="rIdxdwjumwx1qfq3frxogjyn">
               <w:r>
                 <w:rPr>
                   <w:rFonts w:ascii="Arial" w:cs="Arial" w:eastAsia="Arial" w:hAnsi="Arial"/>
@@ -19310,7 +19310,7 @@
               <w:spacing w:after="10" w:before="0"/>
               <w:ind w:left="120"/>
             </w:pPr>
-            <w:hyperlink w:history="1" r:id="rIdx10lei6q9g6ipancb_vxw">
+            <w:hyperlink w:history="1" r:id="rId5zppm2hlzuysm9hzd9z91">
               <w:r>
                 <w:rPr>
                   <w:rFonts w:ascii="Arial" w:cs="Arial" w:eastAsia="Arial" w:hAnsi="Arial"/>
@@ -19355,7 +19355,7 @@
             <w:pPr>
               <w:spacing w:after="20" w:before="0"/>
             </w:pPr>
-            <w:hyperlink w:history="1" r:id="rIdg9sdpyw2zzn322t8qthqw">
+            <w:hyperlink w:history="1" r:id="rIdtjhbyihdpjzqzlgzeo2mo">
               <w:r>
                 <w:rPr>
                   <w:rFonts w:ascii="Arial" w:cs="Arial" w:eastAsia="Arial" w:hAnsi="Arial"/>
@@ -19388,7 +19388,7 @@
               <w:spacing w:after="10" w:before="0"/>
               <w:ind w:left="120"/>
             </w:pPr>
-            <w:hyperlink w:history="1" r:id="rId2bxb2x_utw9avpxafk2f7">
+            <w:hyperlink w:history="1" r:id="rIdsqr2lgklq5cogw8cdwfiu">
               <w:r>
                 <w:rPr>
                   <w:rFonts w:ascii="Arial" w:cs="Arial" w:eastAsia="Arial" w:hAnsi="Arial"/>
@@ -19583,7 +19583,7 @@
             <w:pPr>
               <w:spacing w:after="20" w:before="0"/>
             </w:pPr>
-            <w:hyperlink w:history="1" r:id="rId_qzb9hk6gsx54etrdc61v">
+            <w:hyperlink w:history="1" r:id="rIdnwcy-mdqfz5gpltpw9nwb">
               <w:r>
                 <w:rPr>
                   <w:rFonts w:ascii="Arial" w:cs="Arial" w:eastAsia="Arial" w:hAnsi="Arial"/>
@@ -19616,7 +19616,7 @@
               <w:spacing w:after="10" w:before="0"/>
               <w:ind w:left="120"/>
             </w:pPr>
-            <w:hyperlink w:history="1" r:id="rId2pny4ei6obg3k5o-lmm_y">
+            <w:hyperlink w:history="1" r:id="rIdoktzqtkb3eqh5k0evhnnz">
               <w:r>
                 <w:rPr>
                   <w:rFonts w:ascii="Arial" w:cs="Arial" w:eastAsia="Arial" w:hAnsi="Arial"/>
@@ -19661,7 +19661,7 @@
             <w:pPr>
               <w:spacing w:after="20" w:before="0"/>
             </w:pPr>
-            <w:hyperlink w:history="1" r:id="rId-szmkuy1gpla3thshb0pe">
+            <w:hyperlink w:history="1" r:id="rIdqdsvqdczrr-qwrxxq5t3s">
               <w:r>
                 <w:rPr>
                   <w:rFonts w:ascii="Arial" w:cs="Arial" w:eastAsia="Arial" w:hAnsi="Arial"/>
@@ -19694,7 +19694,7 @@
               <w:spacing w:after="10" w:before="0"/>
               <w:ind w:left="120"/>
             </w:pPr>
-            <w:hyperlink w:history="1" r:id="rId-5jzb2c1tckbu1anx5cbf">
+            <w:hyperlink w:history="1" r:id="rIdbob2ol3ulcbvjgd1qvvso">
               <w:r>
                 <w:rPr>
                   <w:rFonts w:ascii="Arial" w:cs="Arial" w:eastAsia="Arial" w:hAnsi="Arial"/>
@@ -19889,7 +19889,7 @@
             <w:pPr>
               <w:spacing w:after="20" w:before="0"/>
             </w:pPr>
-            <w:hyperlink w:history="1" r:id="rIdo_svvtjjneoemakgesbas">
+            <w:hyperlink w:history="1" r:id="rIda_80reruj8i7dshfhownj">
               <w:r>
                 <w:rPr>
                   <w:rFonts w:ascii="Arial" w:cs="Arial" w:eastAsia="Arial" w:hAnsi="Arial"/>
@@ -19922,7 +19922,7 @@
               <w:spacing w:after="10" w:before="0"/>
               <w:ind w:left="120"/>
             </w:pPr>
-            <w:hyperlink w:history="1" r:id="rIdx1dfdr_cdz-szjyyfyqfr">
+            <w:hyperlink w:history="1" r:id="rIdbg9wb_klsh4pxfha-q-u7">
               <w:r>
                 <w:rPr>
                   <w:rFonts w:ascii="Arial" w:cs="Arial" w:eastAsia="Arial" w:hAnsi="Arial"/>
@@ -19967,7 +19967,7 @@
             <w:pPr>
               <w:spacing w:after="20" w:before="0"/>
             </w:pPr>
-            <w:hyperlink w:history="1" r:id="rId5d4yn5hsc0yrxj_0mpjkk">
+            <w:hyperlink w:history="1" r:id="rIdwxuuk8vcbsoginqjus2xx">
               <w:r>
                 <w:rPr>
                   <w:rFonts w:ascii="Arial" w:cs="Arial" w:eastAsia="Arial" w:hAnsi="Arial"/>
@@ -20000,7 +20000,7 @@
               <w:spacing w:after="10" w:before="0"/>
               <w:ind w:left="120"/>
             </w:pPr>
-            <w:hyperlink w:history="1" r:id="rIdkmcwrnwnpao7ypil7lqxs">
+            <w:hyperlink w:history="1" r:id="rIddjod_fcn9ba_s_y2xfn_h">
               <w:r>
                 <w:rPr>
                   <w:rFonts w:ascii="Arial" w:cs="Arial" w:eastAsia="Arial" w:hAnsi="Arial"/>
@@ -20512,7 +20512,7 @@
         </w:rPr>
         <w:t xml:space="preserve">© 2026 SeaVuria and ARES. Aligned with KICD objectives. Developed by SeaVuria; technical implementation by ARES (with AI assistance from Claude). Licensed under </w:t>
       </w:r>
-      <w:hyperlink w:history="1" r:id="rIdjcd0bms180floht7dzh9u">
+      <w:hyperlink w:history="1" r:id="rId83b5ly4ezjdll9nmotdbt">
         <w:r>
           <w:rPr>
             <w:rFonts w:ascii="Arial" w:cs="Arial" w:eastAsia="Arial" w:hAnsi="Arial"/>
@@ -20533,7 +20533,7 @@
         </w:rPr>
         <w:t xml:space="preserve"> (</w:t>
       </w:r>
-      <w:hyperlink w:history="1" r:id="rIdpjhfddhs5pw451zmcbcz_">
+      <w:hyperlink w:history="1" r:id="rIdvi9pyb9nan6hwm7wuvntu">
         <w:r>
           <w:rPr>
             <w:rFonts w:ascii="Arial" w:cs="Arial" w:eastAsia="Arial" w:hAnsi="Arial"/>
@@ -21546,7 +21546,7 @@
             <w:pPr>
               <w:spacing w:after="20" w:before="0"/>
             </w:pPr>
-            <w:hyperlink w:history="1" r:id="rIda2duymacureyy6og-sukn">
+            <w:hyperlink w:history="1" r:id="rIdobkjqcfn72l7ddpsaegbx">
               <w:r>
                 <w:rPr>
                   <w:rFonts w:ascii="Arial" w:cs="Arial" w:eastAsia="Arial" w:hAnsi="Arial"/>
@@ -21579,7 +21579,7 @@
               <w:spacing w:after="10" w:before="0"/>
               <w:ind w:left="120"/>
             </w:pPr>
-            <w:hyperlink w:history="1" r:id="rIdjqlojizkm0zbize_k-ixd">
+            <w:hyperlink w:history="1" r:id="rIde9xppbnsaxppv94doeylf">
               <w:r>
                 <w:rPr>
                   <w:rFonts w:ascii="Arial" w:cs="Arial" w:eastAsia="Arial" w:hAnsi="Arial"/>
@@ -21624,7 +21624,7 @@
             <w:pPr>
               <w:spacing w:after="20" w:before="0"/>
             </w:pPr>
-            <w:hyperlink w:history="1" r:id="rIdm2-wzvqhcikglj1tegquq">
+            <w:hyperlink w:history="1" r:id="rIdoyzrh5infijedin_ika0a">
               <w:r>
                 <w:rPr>
                   <w:rFonts w:ascii="Arial" w:cs="Arial" w:eastAsia="Arial" w:hAnsi="Arial"/>
@@ -21657,7 +21657,7 @@
               <w:spacing w:after="10" w:before="0"/>
               <w:ind w:left="120"/>
             </w:pPr>
-            <w:hyperlink w:history="1" r:id="rIdhh8ctmlazbsrphqjq6__-">
+            <w:hyperlink w:history="1" r:id="rIdwhsx5slb4q9ssfbobfaj-">
               <w:r>
                 <w:rPr>
                   <w:rFonts w:ascii="Arial" w:cs="Arial" w:eastAsia="Arial" w:hAnsi="Arial"/>
@@ -21852,7 +21852,7 @@
             <w:pPr>
               <w:spacing w:after="20" w:before="0"/>
             </w:pPr>
-            <w:hyperlink w:history="1" r:id="rIdme_d5tv8-hjhaab__xgk9">
+            <w:hyperlink w:history="1" r:id="rIdr3srkbeoctkfegyuozkfj">
               <w:r>
                 <w:rPr>
                   <w:rFonts w:ascii="Arial" w:cs="Arial" w:eastAsia="Arial" w:hAnsi="Arial"/>
@@ -21885,7 +21885,7 @@
               <w:spacing w:after="10" w:before="0"/>
               <w:ind w:left="120"/>
             </w:pPr>
-            <w:hyperlink w:history="1" r:id="rIda1e7nsrxfzpcgx2wiv8sa">
+            <w:hyperlink w:history="1" r:id="rIdwog1edfjc-ypqitl6yxoa">
               <w:r>
                 <w:rPr>
                   <w:rFonts w:ascii="Arial" w:cs="Arial" w:eastAsia="Arial" w:hAnsi="Arial"/>
@@ -21930,7 +21930,7 @@
             <w:pPr>
               <w:spacing w:after="20" w:before="0"/>
             </w:pPr>
-            <w:hyperlink w:history="1" r:id="rIdwdjvphf_tq0ijxxto0_p8">
+            <w:hyperlink w:history="1" r:id="rIdahue_6y9nhnftzxdugv9u">
               <w:r>
                 <w:rPr>
                   <w:rFonts w:ascii="Arial" w:cs="Arial" w:eastAsia="Arial" w:hAnsi="Arial"/>
@@ -21963,7 +21963,7 @@
               <w:spacing w:after="10" w:before="0"/>
               <w:ind w:left="120"/>
             </w:pPr>
-            <w:hyperlink w:history="1" r:id="rIdbxal59cs1-7azs1yyqkcu">
+            <w:hyperlink w:history="1" r:id="rIdatliumuutvoekgptbuiwp">
               <w:r>
                 <w:rPr>
                   <w:rFonts w:ascii="Arial" w:cs="Arial" w:eastAsia="Arial" w:hAnsi="Arial"/>
@@ -22158,7 +22158,7 @@
             <w:pPr>
               <w:spacing w:after="20" w:before="0"/>
             </w:pPr>
-            <w:hyperlink w:history="1" r:id="rIdt-lcgzj2sqi-ml7qnz3aw">
+            <w:hyperlink w:history="1" r:id="rIdywf6oyfju5wpgvlxiv-x0">
               <w:r>
                 <w:rPr>
                   <w:rFonts w:ascii="Arial" w:cs="Arial" w:eastAsia="Arial" w:hAnsi="Arial"/>
@@ -22191,7 +22191,7 @@
               <w:spacing w:after="10" w:before="0"/>
               <w:ind w:left="120"/>
             </w:pPr>
-            <w:hyperlink w:history="1" r:id="rId8yn-5phou8rr3inzmgppo">
+            <w:hyperlink w:history="1" r:id="rIdzpy2rftty2mjvchfclbrq">
               <w:r>
                 <w:rPr>
                   <w:rFonts w:ascii="Arial" w:cs="Arial" w:eastAsia="Arial" w:hAnsi="Arial"/>
@@ -22236,7 +22236,7 @@
             <w:pPr>
               <w:spacing w:after="20" w:before="0"/>
             </w:pPr>
-            <w:hyperlink w:history="1" r:id="rIdsdqciwfkap9-job1taq8k">
+            <w:hyperlink w:history="1" r:id="rIdu3l0i3bj9ubmcpqbtilym">
               <w:r>
                 <w:rPr>
                   <w:rFonts w:ascii="Arial" w:cs="Arial" w:eastAsia="Arial" w:hAnsi="Arial"/>
@@ -22269,7 +22269,7 @@
               <w:spacing w:after="10" w:before="0"/>
               <w:ind w:left="120"/>
             </w:pPr>
-            <w:hyperlink w:history="1" r:id="rIdgbz1s1sfrqpbuzsrgvbrk">
+            <w:hyperlink w:history="1" r:id="rIdyk46qvfqvebz_bd8km3wv">
               <w:r>
                 <w:rPr>
                   <w:rFonts w:ascii="Arial" w:cs="Arial" w:eastAsia="Arial" w:hAnsi="Arial"/>
@@ -22464,7 +22464,7 @@
             <w:pPr>
               <w:spacing w:after="20" w:before="0"/>
             </w:pPr>
-            <w:hyperlink w:history="1" r:id="rIdekl3mxzluqpgey6ayaofo">
+            <w:hyperlink w:history="1" r:id="rIdqcpivgifv0ydxezipipjx">
               <w:r>
                 <w:rPr>
                   <w:rFonts w:ascii="Arial" w:cs="Arial" w:eastAsia="Arial" w:hAnsi="Arial"/>
@@ -22497,7 +22497,7 @@
               <w:spacing w:after="10" w:before="0"/>
               <w:ind w:left="120"/>
             </w:pPr>
-            <w:hyperlink w:history="1" r:id="rIdop0o3jzbr2ifi7joaotmw">
+            <w:hyperlink w:history="1" r:id="rIdbguvl9apbgqn99uaysvoj">
               <w:r>
                 <w:rPr>
                   <w:rFonts w:ascii="Arial" w:cs="Arial" w:eastAsia="Arial" w:hAnsi="Arial"/>
@@ -22542,7 +22542,7 @@
             <w:pPr>
               <w:spacing w:after="20" w:before="0"/>
             </w:pPr>
-            <w:hyperlink w:history="1" r:id="rIdeyejtajpv1jiz0er3kwoe">
+            <w:hyperlink w:history="1" r:id="rIddncijaj2ocq4rfpximcw-">
               <w:r>
                 <w:rPr>
                   <w:rFonts w:ascii="Arial" w:cs="Arial" w:eastAsia="Arial" w:hAnsi="Arial"/>
@@ -22575,7 +22575,7 @@
               <w:spacing w:after="10" w:before="0"/>
               <w:ind w:left="120"/>
             </w:pPr>
-            <w:hyperlink w:history="1" r:id="rId5luyncuk-o-6mkpco5idu">
+            <w:hyperlink w:history="1" r:id="rIdli7qmsvl37tdegj4fqw3_">
               <w:r>
                 <w:rPr>
                   <w:rFonts w:ascii="Arial" w:cs="Arial" w:eastAsia="Arial" w:hAnsi="Arial"/>
@@ -22770,7 +22770,7 @@
             <w:pPr>
               <w:spacing w:after="20" w:before="0"/>
             </w:pPr>
-            <w:hyperlink w:history="1" r:id="rIdni5pdatmbx9gx0eq9vuea">
+            <w:hyperlink w:history="1" r:id="rIdhvwoh8tdt0tbp-9xuc6v-">
               <w:r>
                 <w:rPr>
                   <w:rFonts w:ascii="Arial" w:cs="Arial" w:eastAsia="Arial" w:hAnsi="Arial"/>
@@ -22803,7 +22803,7 @@
               <w:spacing w:after="10" w:before="0"/>
               <w:ind w:left="120"/>
             </w:pPr>
-            <w:hyperlink w:history="1" r:id="rIdrgtifegdjsov0fcwg8pb-">
+            <w:hyperlink w:history="1" r:id="rIdz0xsft1-_5wd3ce87q1am">
               <w:r>
                 <w:rPr>
                   <w:rFonts w:ascii="Arial" w:cs="Arial" w:eastAsia="Arial" w:hAnsi="Arial"/>
@@ -22848,7 +22848,7 @@
             <w:pPr>
               <w:spacing w:after="20" w:before="0"/>
             </w:pPr>
-            <w:hyperlink w:history="1" r:id="rIdbuna3xt-8jnwiwim1u2xz">
+            <w:hyperlink w:history="1" r:id="rIdctek4d2vpme2kk9xph69f">
               <w:r>
                 <w:rPr>
                   <w:rFonts w:ascii="Arial" w:cs="Arial" w:eastAsia="Arial" w:hAnsi="Arial"/>
@@ -22881,7 +22881,7 @@
               <w:spacing w:after="10" w:before="0"/>
               <w:ind w:left="120"/>
             </w:pPr>
-            <w:hyperlink w:history="1" r:id="rIdnr5htf7v_ozds48prfttb">
+            <w:hyperlink w:history="1" r:id="rId8o0zlcg1pj3ktrvfh__ch">
               <w:r>
                 <w:rPr>
                   <w:rFonts w:ascii="Arial" w:cs="Arial" w:eastAsia="Arial" w:hAnsi="Arial"/>
@@ -23393,7 +23393,7 @@
         </w:rPr>
         <w:t xml:space="preserve">© 2026 SeaVuria and ARES. Aligned with KICD objectives. Developed by SeaVuria; technical implementation by ARES (with AI assistance from Claude). Licensed under </w:t>
       </w:r>
-      <w:hyperlink w:history="1" r:id="rId3my35nxaiojofg_3qcghm">
+      <w:hyperlink w:history="1" r:id="rIdgrn27x2qglokkeex1wqrr">
         <w:r>
           <w:rPr>
             <w:rFonts w:ascii="Arial" w:cs="Arial" w:eastAsia="Arial" w:hAnsi="Arial"/>
@@ -23414,7 +23414,7 @@
         </w:rPr>
         <w:t xml:space="preserve"> (</w:t>
       </w:r>
-      <w:hyperlink w:history="1" r:id="rIdtawi-bxqwuvvcsv4x-peu">
+      <w:hyperlink w:history="1" r:id="rIdyrbcjhxkmu69vzazw_n4j">
         <w:r>
           <w:rPr>
             <w:rFonts w:ascii="Arial" w:cs="Arial" w:eastAsia="Arial" w:hAnsi="Arial"/>
@@ -24427,7 +24427,7 @@
             <w:pPr>
               <w:spacing w:after="20" w:before="0"/>
             </w:pPr>
-            <w:hyperlink w:history="1" r:id="rIdnrfbgtumk-ss4u2_dyu9z">
+            <w:hyperlink w:history="1" r:id="rIdvmbclv9btpvszijg491mw">
               <w:r>
                 <w:rPr>
                   <w:rFonts w:ascii="Arial" w:cs="Arial" w:eastAsia="Arial" w:hAnsi="Arial"/>
@@ -24460,7 +24460,7 @@
               <w:spacing w:after="10" w:before="0"/>
               <w:ind w:left="120"/>
             </w:pPr>
-            <w:hyperlink w:history="1" r:id="rIdtobiatlvxgko-ps3nyguj">
+            <w:hyperlink w:history="1" r:id="rIdxv_gbapmlhznmpqjnitz1">
               <w:r>
                 <w:rPr>
                   <w:rFonts w:ascii="Arial" w:cs="Arial" w:eastAsia="Arial" w:hAnsi="Arial"/>
@@ -24505,7 +24505,7 @@
             <w:pPr>
               <w:spacing w:after="20" w:before="0"/>
             </w:pPr>
-            <w:hyperlink w:history="1" r:id="rId-3kxdbzrairu10pdkntuw">
+            <w:hyperlink w:history="1" r:id="rIdzu9ehk7uj9v_xxzoyz-st">
               <w:r>
                 <w:rPr>
                   <w:rFonts w:ascii="Arial" w:cs="Arial" w:eastAsia="Arial" w:hAnsi="Arial"/>
@@ -24538,7 +24538,7 @@
               <w:spacing w:after="10" w:before="0"/>
               <w:ind w:left="120"/>
             </w:pPr>
-            <w:hyperlink w:history="1" r:id="rIdjl6e-pbwwjgeo95z9kq6c">
+            <w:hyperlink w:history="1" r:id="rIdt39gbrsw0rzmpnhalx57o">
               <w:r>
                 <w:rPr>
                   <w:rFonts w:ascii="Arial" w:cs="Arial" w:eastAsia="Arial" w:hAnsi="Arial"/>
@@ -24733,7 +24733,7 @@
             <w:pPr>
               <w:spacing w:after="20" w:before="0"/>
             </w:pPr>
-            <w:hyperlink w:history="1" r:id="rId_neqdkdvrcb4kwsdk537k">
+            <w:hyperlink w:history="1" r:id="rId1mijoamey09inhhdtljz0">
               <w:r>
                 <w:rPr>
                   <w:rFonts w:ascii="Arial" w:cs="Arial" w:eastAsia="Arial" w:hAnsi="Arial"/>
@@ -24766,7 +24766,7 @@
               <w:spacing w:after="10" w:before="0"/>
               <w:ind w:left="120"/>
             </w:pPr>
-            <w:hyperlink w:history="1" r:id="rId98lhkt7fzel9qd3ci8bgy">
+            <w:hyperlink w:history="1" r:id="rIdp0g4mixiv44znwyoorekm">
               <w:r>
                 <w:rPr>
                   <w:rFonts w:ascii="Arial" w:cs="Arial" w:eastAsia="Arial" w:hAnsi="Arial"/>
@@ -24811,7 +24811,7 @@
             <w:pPr>
               <w:spacing w:after="20" w:before="0"/>
             </w:pPr>
-            <w:hyperlink w:history="1" r:id="rIdjks9yazwcl1hefdxp8-0u">
+            <w:hyperlink w:history="1" r:id="rIdoyexfziwmvvsikw8b0glm">
               <w:r>
                 <w:rPr>
                   <w:rFonts w:ascii="Arial" w:cs="Arial" w:eastAsia="Arial" w:hAnsi="Arial"/>
@@ -24844,7 +24844,7 @@
               <w:spacing w:after="10" w:before="0"/>
               <w:ind w:left="120"/>
             </w:pPr>
-            <w:hyperlink w:history="1" r:id="rIdodc_chap9ghq8fx4qahtn">
+            <w:hyperlink w:history="1" r:id="rIdf3oefsr1nhvt4h4eo5l8k">
               <w:r>
                 <w:rPr>
                   <w:rFonts w:ascii="Arial" w:cs="Arial" w:eastAsia="Arial" w:hAnsi="Arial"/>
@@ -25039,7 +25039,7 @@
             <w:pPr>
               <w:spacing w:after="20" w:before="0"/>
             </w:pPr>
-            <w:hyperlink w:history="1" r:id="rId4oirqtmizuaiuo0p7dqgl">
+            <w:hyperlink w:history="1" r:id="rIdcb9eesdwanusnsufettz3">
               <w:r>
                 <w:rPr>
                   <w:rFonts w:ascii="Arial" w:cs="Arial" w:eastAsia="Arial" w:hAnsi="Arial"/>
@@ -25072,7 +25072,7 @@
               <w:spacing w:after="10" w:before="0"/>
               <w:ind w:left="120"/>
             </w:pPr>
-            <w:hyperlink w:history="1" r:id="rIds4_0fmi0ulbwhbeyfunpw">
+            <w:hyperlink w:history="1" r:id="rIddag2fxqazpbhlk31j16az">
               <w:r>
                 <w:rPr>
                   <w:rFonts w:ascii="Arial" w:cs="Arial" w:eastAsia="Arial" w:hAnsi="Arial"/>
@@ -25117,7 +25117,7 @@
             <w:pPr>
               <w:spacing w:after="20" w:before="0"/>
             </w:pPr>
-            <w:hyperlink w:history="1" r:id="rIdi6vvpaevquhzeriyoo1zt">
+            <w:hyperlink w:history="1" r:id="rIdjs7zrjae4xiwujnbnqzsp">
               <w:r>
                 <w:rPr>
                   <w:rFonts w:ascii="Arial" w:cs="Arial" w:eastAsia="Arial" w:hAnsi="Arial"/>
@@ -25150,7 +25150,7 @@
               <w:spacing w:after="10" w:before="0"/>
               <w:ind w:left="120"/>
             </w:pPr>
-            <w:hyperlink w:history="1" r:id="rIduiidnlqfuaqhbktzq71j-">
+            <w:hyperlink w:history="1" r:id="rIdrzstmkgsp8crrohdzbmp0">
               <w:r>
                 <w:rPr>
                   <w:rFonts w:ascii="Arial" w:cs="Arial" w:eastAsia="Arial" w:hAnsi="Arial"/>
@@ -25345,7 +25345,7 @@
             <w:pPr>
               <w:spacing w:after="20" w:before="0"/>
             </w:pPr>
-            <w:hyperlink w:history="1" r:id="rIdi3nnrxkpjdzvbi-pv4gah">
+            <w:hyperlink w:history="1" r:id="rIdgddgkpyiwnnwr_7djg9kb">
               <w:r>
                 <w:rPr>
                   <w:rFonts w:ascii="Arial" w:cs="Arial" w:eastAsia="Arial" w:hAnsi="Arial"/>
@@ -25378,7 +25378,7 @@
               <w:spacing w:after="10" w:before="0"/>
               <w:ind w:left="120"/>
             </w:pPr>
-            <w:hyperlink w:history="1" r:id="rIdka2quffmxtt7m3ozq0ewd">
+            <w:hyperlink w:history="1" r:id="rIdplmyr-4cx3jm2ewasllo2">
               <w:r>
                 <w:rPr>
                   <w:rFonts w:ascii="Arial" w:cs="Arial" w:eastAsia="Arial" w:hAnsi="Arial"/>
@@ -25423,7 +25423,7 @@
             <w:pPr>
               <w:spacing w:after="20" w:before="0"/>
             </w:pPr>
-            <w:hyperlink w:history="1" r:id="rId6jvf0-ykxgswr3zlnspog">
+            <w:hyperlink w:history="1" r:id="rIdlqx7myhqq3zlwongcskim">
               <w:r>
                 <w:rPr>
                   <w:rFonts w:ascii="Arial" w:cs="Arial" w:eastAsia="Arial" w:hAnsi="Arial"/>
@@ -25456,7 +25456,7 @@
               <w:spacing w:after="10" w:before="0"/>
               <w:ind w:left="120"/>
             </w:pPr>
-            <w:hyperlink w:history="1" r:id="rId7wh_di4dkg9x7knkwrh_v">
+            <w:hyperlink w:history="1" r:id="rIdggf_etavfvngukh3oqijn">
               <w:r>
                 <w:rPr>
                   <w:rFonts w:ascii="Arial" w:cs="Arial" w:eastAsia="Arial" w:hAnsi="Arial"/>
@@ -25651,7 +25651,7 @@
             <w:pPr>
               <w:spacing w:after="20" w:before="0"/>
             </w:pPr>
-            <w:hyperlink w:history="1" r:id="rIdjgkunjn28lv7r9oxgsaew">
+            <w:hyperlink w:history="1" r:id="rId1snrltfy46aqn_8qiovta">
               <w:r>
                 <w:rPr>
                   <w:rFonts w:ascii="Arial" w:cs="Arial" w:eastAsia="Arial" w:hAnsi="Arial"/>
@@ -25684,7 +25684,7 @@
               <w:spacing w:after="10" w:before="0"/>
               <w:ind w:left="120"/>
             </w:pPr>
-            <w:hyperlink w:history="1" r:id="rIdqaoyabpt8wsek_akq_g2e">
+            <w:hyperlink w:history="1" r:id="rIdiabog7oqaqycpfgbzxdkl">
               <w:r>
                 <w:rPr>
                   <w:rFonts w:ascii="Arial" w:cs="Arial" w:eastAsia="Arial" w:hAnsi="Arial"/>
@@ -25729,7 +25729,7 @@
             <w:pPr>
               <w:spacing w:after="20" w:before="0"/>
             </w:pPr>
-            <w:hyperlink w:history="1" r:id="rIdv11vtci3gvb3kyxqdaf_6">
+            <w:hyperlink w:history="1" r:id="rIdxxt1vdn3p3eozydjokgnq">
               <w:r>
                 <w:rPr>
                   <w:rFonts w:ascii="Arial" w:cs="Arial" w:eastAsia="Arial" w:hAnsi="Arial"/>
@@ -25762,7 +25762,7 @@
               <w:spacing w:after="10" w:before="0"/>
               <w:ind w:left="120"/>
             </w:pPr>
-            <w:hyperlink w:history="1" r:id="rIdjqata_vu_sg3fs37lh2pa">
+            <w:hyperlink w:history="1" r:id="rId2p2qz1fgsbx0qvqslesry">
               <w:r>
                 <w:rPr>
                   <w:rFonts w:ascii="Arial" w:cs="Arial" w:eastAsia="Arial" w:hAnsi="Arial"/>
@@ -26274,7 +26274,7 @@
         </w:rPr>
         <w:t xml:space="preserve">© 2026 SeaVuria and ARES. Aligned with KICD objectives. Developed by SeaVuria; technical implementation by ARES (with AI assistance from Claude). Licensed under </w:t>
       </w:r>
-      <w:hyperlink w:history="1" r:id="rIdesra7rnnygh-jreusflqh">
+      <w:hyperlink w:history="1" r:id="rIdfsyfdskexaljou3pwngx8">
         <w:r>
           <w:rPr>
             <w:rFonts w:ascii="Arial" w:cs="Arial" w:eastAsia="Arial" w:hAnsi="Arial"/>
@@ -26295,7 +26295,7 @@
         </w:rPr>
         <w:t xml:space="preserve"> (</w:t>
       </w:r>
-      <w:hyperlink w:history="1" r:id="rId1tsdevopprfniyouxhfp3">
+      <w:hyperlink w:history="1" r:id="rIdl4noxoakzsnxwhnhddfwg">
         <w:r>
           <w:rPr>
             <w:rFonts w:ascii="Arial" w:cs="Arial" w:eastAsia="Arial" w:hAnsi="Arial"/>
@@ -27308,7 +27308,7 @@
             <w:pPr>
               <w:spacing w:after="20" w:before="0"/>
             </w:pPr>
-            <w:hyperlink w:history="1" r:id="rId911_k2hyeptvekegpgml5">
+            <w:hyperlink w:history="1" r:id="rIdxc_3xxnjdx2j8712pc87q">
               <w:r>
                 <w:rPr>
                   <w:rFonts w:ascii="Arial" w:cs="Arial" w:eastAsia="Arial" w:hAnsi="Arial"/>
@@ -27341,7 +27341,7 @@
               <w:spacing w:after="10" w:before="0"/>
               <w:ind w:left="120"/>
             </w:pPr>
-            <w:hyperlink w:history="1" r:id="rIdpygf61oofjgo3rabhaey6">
+            <w:hyperlink w:history="1" r:id="rIdzlnkhqwzarlut3zu4l_1w">
               <w:r>
                 <w:rPr>
                   <w:rFonts w:ascii="Arial" w:cs="Arial" w:eastAsia="Arial" w:hAnsi="Arial"/>
@@ -27386,7 +27386,7 @@
             <w:pPr>
               <w:spacing w:after="20" w:before="0"/>
             </w:pPr>
-            <w:hyperlink w:history="1" r:id="rIdlcp8fygn5whozjkb4jxhk">
+            <w:hyperlink w:history="1" r:id="rIdpd4pfhl7pu3xmnrfochff">
               <w:r>
                 <w:rPr>
                   <w:rFonts w:ascii="Arial" w:cs="Arial" w:eastAsia="Arial" w:hAnsi="Arial"/>
@@ -27419,7 +27419,7 @@
               <w:spacing w:after="10" w:before="0"/>
               <w:ind w:left="120"/>
             </w:pPr>
-            <w:hyperlink w:history="1" r:id="rIdgs9kwiyxemkomjudvhrg9">
+            <w:hyperlink w:history="1" r:id="rIdqlqeuu8ys-1q2n3eyvqrv">
               <w:r>
                 <w:rPr>
                   <w:rFonts w:ascii="Arial" w:cs="Arial" w:eastAsia="Arial" w:hAnsi="Arial"/>
@@ -27614,7 +27614,7 @@
             <w:pPr>
               <w:spacing w:after="20" w:before="0"/>
             </w:pPr>
-            <w:hyperlink w:history="1" r:id="rIdehe3fgc4mxeuqovlz5rja">
+            <w:hyperlink w:history="1" r:id="rIde1v8odwkznidgi5zhmi3j">
               <w:r>
                 <w:rPr>
                   <w:rFonts w:ascii="Arial" w:cs="Arial" w:eastAsia="Arial" w:hAnsi="Arial"/>
@@ -27647,7 +27647,7 @@
               <w:spacing w:after="10" w:before="0"/>
               <w:ind w:left="120"/>
             </w:pPr>
-            <w:hyperlink w:history="1" r:id="rIdlaie1_fizovjsr8ysikla">
+            <w:hyperlink w:history="1" r:id="rIddisbnxjenzsaffgs6k1yq">
               <w:r>
                 <w:rPr>
                   <w:rFonts w:ascii="Arial" w:cs="Arial" w:eastAsia="Arial" w:hAnsi="Arial"/>
@@ -27692,7 +27692,7 @@
             <w:pPr>
               <w:spacing w:after="20" w:before="0"/>
             </w:pPr>
-            <w:hyperlink w:history="1" r:id="rIdd1w9-uthkioai3xtaehnm">
+            <w:hyperlink w:history="1" r:id="rId1bfr96xz1jzsrrp_n71eu">
               <w:r>
                 <w:rPr>
                   <w:rFonts w:ascii="Arial" w:cs="Arial" w:eastAsia="Arial" w:hAnsi="Arial"/>
@@ -27725,7 +27725,7 @@
               <w:spacing w:after="10" w:before="0"/>
               <w:ind w:left="120"/>
             </w:pPr>
-            <w:hyperlink w:history="1" r:id="rId4mzqnauowknz0rt23cn2e">
+            <w:hyperlink w:history="1" r:id="rIdo3a_qewfxts-vokueglkt">
               <w:r>
                 <w:rPr>
                   <w:rFonts w:ascii="Arial" w:cs="Arial" w:eastAsia="Arial" w:hAnsi="Arial"/>
@@ -27920,7 +27920,7 @@
             <w:pPr>
               <w:spacing w:after="20" w:before="0"/>
             </w:pPr>
-            <w:hyperlink w:history="1" r:id="rIdl4f7jrjgujvkragp1yb7f">
+            <w:hyperlink w:history="1" r:id="rIdsu_lpstumnhcdyqxzkxzl">
               <w:r>
                 <w:rPr>
                   <w:rFonts w:ascii="Arial" w:cs="Arial" w:eastAsia="Arial" w:hAnsi="Arial"/>
@@ -27953,7 +27953,7 @@
               <w:spacing w:after="10" w:before="0"/>
               <w:ind w:left="120"/>
             </w:pPr>
-            <w:hyperlink w:history="1" r:id="rIdnoftbjdqqgdyvyc-0ba29">
+            <w:hyperlink w:history="1" r:id="rIdp3usjq34uz9k5-i5etdei">
               <w:r>
                 <w:rPr>
                   <w:rFonts w:ascii="Arial" w:cs="Arial" w:eastAsia="Arial" w:hAnsi="Arial"/>
@@ -27998,7 +27998,7 @@
             <w:pPr>
               <w:spacing w:after="20" w:before="0"/>
             </w:pPr>
-            <w:hyperlink w:history="1" r:id="rIdtvsobvatiia40xcvxutet">
+            <w:hyperlink w:history="1" r:id="rId_ajyhibdd7313b9ao76m4">
               <w:r>
                 <w:rPr>
                   <w:rFonts w:ascii="Arial" w:cs="Arial" w:eastAsia="Arial" w:hAnsi="Arial"/>
@@ -28031,7 +28031,7 @@
               <w:spacing w:after="10" w:before="0"/>
               <w:ind w:left="120"/>
             </w:pPr>
-            <w:hyperlink w:history="1" r:id="rIdpvc5bsmueuj_d0sjx4agm">
+            <w:hyperlink w:history="1" r:id="rIdyqgzp4mlovp_i3frppfml">
               <w:r>
                 <w:rPr>
                   <w:rFonts w:ascii="Arial" w:cs="Arial" w:eastAsia="Arial" w:hAnsi="Arial"/>
@@ -28226,7 +28226,7 @@
             <w:pPr>
               <w:spacing w:after="20" w:before="0"/>
             </w:pPr>
-            <w:hyperlink w:history="1" r:id="rIdtxr3thdoycvwkyrlmengv">
+            <w:hyperlink w:history="1" r:id="rIdf2h5d9ww0jhzohq8322es">
               <w:r>
                 <w:rPr>
                   <w:rFonts w:ascii="Arial" w:cs="Arial" w:eastAsia="Arial" w:hAnsi="Arial"/>
@@ -28259,7 +28259,7 @@
               <w:spacing w:after="10" w:before="0"/>
               <w:ind w:left="120"/>
             </w:pPr>
-            <w:hyperlink w:history="1" r:id="rId4ffdi9gplgwedttemojra">
+            <w:hyperlink w:history="1" r:id="rId1lbhpasnvr9u-g3w39ope">
               <w:r>
                 <w:rPr>
                   <w:rFonts w:ascii="Arial" w:cs="Arial" w:eastAsia="Arial" w:hAnsi="Arial"/>
@@ -28304,7 +28304,7 @@
             <w:pPr>
               <w:spacing w:after="20" w:before="0"/>
             </w:pPr>
-            <w:hyperlink w:history="1" r:id="rId5spgp4c69hslv7hkgog8_">
+            <w:hyperlink w:history="1" r:id="rIdws-8hvzmihlxbboptrrve">
               <w:r>
                 <w:rPr>
                   <w:rFonts w:ascii="Arial" w:cs="Arial" w:eastAsia="Arial" w:hAnsi="Arial"/>
@@ -28337,7 +28337,7 @@
               <w:spacing w:after="10" w:before="0"/>
               <w:ind w:left="120"/>
             </w:pPr>
-            <w:hyperlink w:history="1" r:id="rIdfhxhjv1fltzmrknyzsgba">
+            <w:hyperlink w:history="1" r:id="rIden0nj8olomyyhcvyk9lix">
               <w:r>
                 <w:rPr>
                   <w:rFonts w:ascii="Arial" w:cs="Arial" w:eastAsia="Arial" w:hAnsi="Arial"/>
@@ -28532,7 +28532,7 @@
             <w:pPr>
               <w:spacing w:after="20" w:before="0"/>
             </w:pPr>
-            <w:hyperlink w:history="1" r:id="rId4iv6ogai5wbnj_xvm6cza">
+            <w:hyperlink w:history="1" r:id="rIdvdgwr-mb-_pnngnztyrft">
               <w:r>
                 <w:rPr>
                   <w:rFonts w:ascii="Arial" w:cs="Arial" w:eastAsia="Arial" w:hAnsi="Arial"/>
@@ -28565,7 +28565,7 @@
               <w:spacing w:after="10" w:before="0"/>
               <w:ind w:left="120"/>
             </w:pPr>
-            <w:hyperlink w:history="1" r:id="rId0sxqgvwsa_fqarswfqaby">
+            <w:hyperlink w:history="1" r:id="rIdhhtohujvl5rja0z7egxcv">
               <w:r>
                 <w:rPr>
                   <w:rFonts w:ascii="Arial" w:cs="Arial" w:eastAsia="Arial" w:hAnsi="Arial"/>
@@ -28610,7 +28610,7 @@
             <w:pPr>
               <w:spacing w:after="20" w:before="0"/>
             </w:pPr>
-            <w:hyperlink w:history="1" r:id="rIdcmqfhfrly9kg5zhza6sh6">
+            <w:hyperlink w:history="1" r:id="rId0ie0rbp3fpgi4mmm6rabr">
               <w:r>
                 <w:rPr>
                   <w:rFonts w:ascii="Arial" w:cs="Arial" w:eastAsia="Arial" w:hAnsi="Arial"/>
@@ -28643,7 +28643,7 @@
               <w:spacing w:after="10" w:before="0"/>
               <w:ind w:left="120"/>
             </w:pPr>
-            <w:hyperlink w:history="1" r:id="rId33-jejvm8-ylkkjhros1s">
+            <w:hyperlink w:history="1" r:id="rId27yhpuemeltzdep49mxyl">
               <w:r>
                 <w:rPr>
                   <w:rFonts w:ascii="Arial" w:cs="Arial" w:eastAsia="Arial" w:hAnsi="Arial"/>
@@ -29155,7 +29155,7 @@
         </w:rPr>
         <w:t xml:space="preserve">© 2026 SeaVuria and ARES. Aligned with KICD objectives. Developed by SeaVuria; technical implementation by ARES (with AI assistance from Claude). Licensed under </w:t>
       </w:r>
-      <w:hyperlink w:history="1" r:id="rIdamut4h5wsramqipswbk0o">
+      <w:hyperlink w:history="1" r:id="rIdwu1kpcy33jyz4swhhiwz8">
         <w:r>
           <w:rPr>
             <w:rFonts w:ascii="Arial" w:cs="Arial" w:eastAsia="Arial" w:hAnsi="Arial"/>
@@ -29176,7 +29176,7 @@
         </w:rPr>
         <w:t xml:space="preserve"> (</w:t>
       </w:r>
-      <w:hyperlink w:history="1" r:id="rIdyxq1pvjl_szsflt9ggl4o">
+      <w:hyperlink w:history="1" r:id="rIdszwr7kmvmnacc7b9cu_qh">
         <w:r>
           <w:rPr>
             <w:rFonts w:ascii="Arial" w:cs="Arial" w:eastAsia="Arial" w:hAnsi="Arial"/>
@@ -30189,7 +30189,7 @@
             <w:pPr>
               <w:spacing w:after="20" w:before="0"/>
             </w:pPr>
-            <w:hyperlink w:history="1" r:id="rIddkk6v6lsibow37otcesyp">
+            <w:hyperlink w:history="1" r:id="rIdvktf2bemombslncnhmptv">
               <w:r>
                 <w:rPr>
                   <w:rFonts w:ascii="Arial" w:cs="Arial" w:eastAsia="Arial" w:hAnsi="Arial"/>
@@ -30222,7 +30222,7 @@
               <w:spacing w:after="10" w:before="0"/>
               <w:ind w:left="120"/>
             </w:pPr>
-            <w:hyperlink w:history="1" r:id="rIddx9brcuycvt5behdop9dp">
+            <w:hyperlink w:history="1" r:id="rIdnun72q02q50dpugrhm6ym">
               <w:r>
                 <w:rPr>
                   <w:rFonts w:ascii="Arial" w:cs="Arial" w:eastAsia="Arial" w:hAnsi="Arial"/>
@@ -30267,7 +30267,7 @@
             <w:pPr>
               <w:spacing w:after="20" w:before="0"/>
             </w:pPr>
-            <w:hyperlink w:history="1" r:id="rIddftvt68ogdtj4zf1xt5h5">
+            <w:hyperlink w:history="1" r:id="rIdzwz1ukid66wzqu1z-i3_4">
               <w:r>
                 <w:rPr>
                   <w:rFonts w:ascii="Arial" w:cs="Arial" w:eastAsia="Arial" w:hAnsi="Arial"/>
@@ -30300,7 +30300,7 @@
               <w:spacing w:after="10" w:before="0"/>
               <w:ind w:left="120"/>
             </w:pPr>
-            <w:hyperlink w:history="1" r:id="rIdlfetocaxyl4af48hqeuhw">
+            <w:hyperlink w:history="1" r:id="rId5bqyibzl-qhqutk1k8nlr">
               <w:r>
                 <w:rPr>
                   <w:rFonts w:ascii="Arial" w:cs="Arial" w:eastAsia="Arial" w:hAnsi="Arial"/>
@@ -30495,7 +30495,7 @@
             <w:pPr>
               <w:spacing w:after="20" w:before="0"/>
             </w:pPr>
-            <w:hyperlink w:history="1" r:id="rIdlox6ncnchrjr57os94j64">
+            <w:hyperlink w:history="1" r:id="rIdzs-ybv5zxelbwtonzknf7">
               <w:r>
                 <w:rPr>
                   <w:rFonts w:ascii="Arial" w:cs="Arial" w:eastAsia="Arial" w:hAnsi="Arial"/>
@@ -30528,7 +30528,7 @@
               <w:spacing w:after="10" w:before="0"/>
               <w:ind w:left="120"/>
             </w:pPr>
-            <w:hyperlink w:history="1" r:id="rId5x1swmuqqmr0ymy8xf0ac">
+            <w:hyperlink w:history="1" r:id="rIdq-uz2gkdabqxmm7aab-wr">
               <w:r>
                 <w:rPr>
                   <w:rFonts w:ascii="Arial" w:cs="Arial" w:eastAsia="Arial" w:hAnsi="Arial"/>
@@ -30573,7 +30573,7 @@
             <w:pPr>
               <w:spacing w:after="20" w:before="0"/>
             </w:pPr>
-            <w:hyperlink w:history="1" r:id="rId_xob-aspzxang-jqcuyh4">
+            <w:hyperlink w:history="1" r:id="rId5gx5daxu2tt7hsbjitic9">
               <w:r>
                 <w:rPr>
                   <w:rFonts w:ascii="Arial" w:cs="Arial" w:eastAsia="Arial" w:hAnsi="Arial"/>
@@ -30606,7 +30606,7 @@
               <w:spacing w:after="10" w:before="0"/>
               <w:ind w:left="120"/>
             </w:pPr>
-            <w:hyperlink w:history="1" r:id="rIdw3tvt7judgxoq04zifaht">
+            <w:hyperlink w:history="1" r:id="rIdu-dskp-itkjvm80psuhch">
               <w:r>
                 <w:rPr>
                   <w:rFonts w:ascii="Arial" w:cs="Arial" w:eastAsia="Arial" w:hAnsi="Arial"/>
@@ -30801,7 +30801,7 @@
             <w:pPr>
               <w:spacing w:after="20" w:before="0"/>
             </w:pPr>
-            <w:hyperlink w:history="1" r:id="rId6jjdiwtme6mmf6c2s-agk">
+            <w:hyperlink w:history="1" r:id="rId8y4d-97i3abtlmvn0a7n9">
               <w:r>
                 <w:rPr>
                   <w:rFonts w:ascii="Arial" w:cs="Arial" w:eastAsia="Arial" w:hAnsi="Arial"/>
@@ -30834,7 +30834,7 @@
               <w:spacing w:after="10" w:before="0"/>
               <w:ind w:left="120"/>
             </w:pPr>
-            <w:hyperlink w:history="1" r:id="rIdzwikcqs1ww64hhwk8ncpa">
+            <w:hyperlink w:history="1" r:id="rIdcc_8usiyz6cb9cniroo7q">
               <w:r>
                 <w:rPr>
                   <w:rFonts w:ascii="Arial" w:cs="Arial" w:eastAsia="Arial" w:hAnsi="Arial"/>
@@ -30879,7 +30879,7 @@
             <w:pPr>
               <w:spacing w:after="20" w:before="0"/>
             </w:pPr>
-            <w:hyperlink w:history="1" r:id="rIdafua11ybxi4gmqpqibsda">
+            <w:hyperlink w:history="1" r:id="rIdae7tfvdg88wwkz-x8vksh">
               <w:r>
                 <w:rPr>
                   <w:rFonts w:ascii="Arial" w:cs="Arial" w:eastAsia="Arial" w:hAnsi="Arial"/>
@@ -30912,7 +30912,7 @@
               <w:spacing w:after="10" w:before="0"/>
               <w:ind w:left="120"/>
             </w:pPr>
-            <w:hyperlink w:history="1" r:id="rId-ci4zgz4pgf-l6tljmdgh">
+            <w:hyperlink w:history="1" r:id="rIdssjwm4wgh6ql9ejtoqtak">
               <w:r>
                 <w:rPr>
                   <w:rFonts w:ascii="Arial" w:cs="Arial" w:eastAsia="Arial" w:hAnsi="Arial"/>
@@ -31107,7 +31107,7 @@
             <w:pPr>
               <w:spacing w:after="20" w:before="0"/>
             </w:pPr>
-            <w:hyperlink w:history="1" r:id="rIdvi8jkox0gz3au6wqox5k0">
+            <w:hyperlink w:history="1" r:id="rIdwos_cfhfhcfpdjtwl_7hg">
               <w:r>
                 <w:rPr>
                   <w:rFonts w:ascii="Arial" w:cs="Arial" w:eastAsia="Arial" w:hAnsi="Arial"/>
@@ -31140,7 +31140,7 @@
               <w:spacing w:after="10" w:before="0"/>
               <w:ind w:left="120"/>
             </w:pPr>
-            <w:hyperlink w:history="1" r:id="rIdgbpwyqcvuq3ywz-9q2s9k">
+            <w:hyperlink w:history="1" r:id="rIdni5uoql3hzywh67c4iei-">
               <w:r>
                 <w:rPr>
                   <w:rFonts w:ascii="Arial" w:cs="Arial" w:eastAsia="Arial" w:hAnsi="Arial"/>
@@ -31185,7 +31185,7 @@
             <w:pPr>
               <w:spacing w:after="20" w:before="0"/>
             </w:pPr>
-            <w:hyperlink w:history="1" r:id="rId_xzffmzzfngk9wgpyiuig">
+            <w:hyperlink w:history="1" r:id="rIdfdb4tw0pc-x4jhpvebuqr">
               <w:r>
                 <w:rPr>
                   <w:rFonts w:ascii="Arial" w:cs="Arial" w:eastAsia="Arial" w:hAnsi="Arial"/>
@@ -31218,7 +31218,7 @@
               <w:spacing w:after="10" w:before="0"/>
               <w:ind w:left="120"/>
             </w:pPr>
-            <w:hyperlink w:history="1" r:id="rIduiy_6tzinze7fuo71fmxn">
+            <w:hyperlink w:history="1" r:id="rIdyfvdqzjwaus-anmlelx3s">
               <w:r>
                 <w:rPr>
                   <w:rFonts w:ascii="Arial" w:cs="Arial" w:eastAsia="Arial" w:hAnsi="Arial"/>
@@ -31413,7 +31413,7 @@
             <w:pPr>
               <w:spacing w:after="20" w:before="0"/>
             </w:pPr>
-            <w:hyperlink w:history="1" r:id="rId8_9_yjtbxui68avbgrgqu">
+            <w:hyperlink w:history="1" r:id="rIdjf5m_g--he17qwucbru5y">
               <w:r>
                 <w:rPr>
                   <w:rFonts w:ascii="Arial" w:cs="Arial" w:eastAsia="Arial" w:hAnsi="Arial"/>
@@ -31446,7 +31446,7 @@
               <w:spacing w:after="10" w:before="0"/>
               <w:ind w:left="120"/>
             </w:pPr>
-            <w:hyperlink w:history="1" r:id="rIdlh4n9uhkq62kzjwpdhlyr">
+            <w:hyperlink w:history="1" r:id="rIdlms7lskwdv5mr4e4ppukh">
               <w:r>
                 <w:rPr>
                   <w:rFonts w:ascii="Arial" w:cs="Arial" w:eastAsia="Arial" w:hAnsi="Arial"/>
@@ -31491,7 +31491,7 @@
             <w:pPr>
               <w:spacing w:after="20" w:before="0"/>
             </w:pPr>
-            <w:hyperlink w:history="1" r:id="rIdc_ifbqtv7ne5l5l7a1vik">
+            <w:hyperlink w:history="1" r:id="rIdsalcfe5ggiy5jvz1zgaji">
               <w:r>
                 <w:rPr>
                   <w:rFonts w:ascii="Arial" w:cs="Arial" w:eastAsia="Arial" w:hAnsi="Arial"/>
@@ -31524,7 +31524,7 @@
               <w:spacing w:after="10" w:before="0"/>
               <w:ind w:left="120"/>
             </w:pPr>
-            <w:hyperlink w:history="1" r:id="rIdd9sschfe3pazwi2gkwcv5">
+            <w:hyperlink w:history="1" r:id="rIdtztiayqghc5xz33yn9jbu">
               <w:r>
                 <w:rPr>
                   <w:rFonts w:ascii="Arial" w:cs="Arial" w:eastAsia="Arial" w:hAnsi="Arial"/>
@@ -32302,7 +32302,7 @@
         </w:rPr>
         <w:t xml:space="preserve">© 2026 SeaVuria and ARES. Aligned with KICD objectives. Developed by SeaVuria; technical implementation by ARES (with AI assistance from Claude). Licensed under </w:t>
       </w:r>
-      <w:hyperlink w:history="1" r:id="rId-kxtfagwlwg6j1vhw7p59">
+      <w:hyperlink w:history="1" r:id="rIdf0i8ntn5_scylzmnig99f">
         <w:r>
           <w:rPr>
             <w:rFonts w:ascii="Arial" w:cs="Arial" w:eastAsia="Arial" w:hAnsi="Arial"/>
@@ -32323,7 +32323,7 @@
         </w:rPr>
         <w:t xml:space="preserve"> (</w:t>
       </w:r>
-      <w:hyperlink w:history="1" r:id="rIdrj79gl8x9thjzjlzcxbog">
+      <w:hyperlink w:history="1" r:id="rIdgwifwdbyldawu7egus3gb">
         <w:r>
           <w:rPr>
             <w:rFonts w:ascii="Arial" w:cs="Arial" w:eastAsia="Arial" w:hAnsi="Arial"/>

--- a/data/outputs/v2/Chemistry/SS1.3_The_Periodic_Table/Chemistry_The_Periodic_Table_CBE_LessonSequence.docx
+++ b/data/outputs/v2/Chemistry/SS1.3_The_Periodic_Table/Chemistry_The_Periodic_Table_CBE_LessonSequence.docx
@@ -2201,7 +2201,7 @@
         </w:rPr>
         <w:t xml:space="preserve">© 2026 SeaVuria and ARES. This work is licensed under a </w:t>
       </w:r>
-      <w:hyperlink w:history="1" r:id="rId7brfz3vzf6kfmphkeprr3">
+      <w:hyperlink w:history="1" r:id="rIds9ea4ox4oac7imd7memra">
         <w:r>
           <w:rPr>
             <w:rFonts w:ascii="Arial" w:cs="Arial" w:eastAsia="Arial" w:hAnsi="Arial"/>
@@ -2221,7 +2221,7 @@
         </w:rPr>
         <w:t xml:space="preserve"> (</w:t>
       </w:r>
-      <w:hyperlink w:history="1" r:id="rIdz58z8fkakdvah1szv8luj">
+      <w:hyperlink w:history="1" r:id="rIdeu8kdu5mapt4i2ajyd-lm">
         <w:r>
           <w:rPr>
             <w:rFonts w:ascii="Arial" w:cs="Arial" w:eastAsia="Arial" w:hAnsi="Arial"/>
@@ -2241,7 +2241,7 @@
         </w:rPr>
         <w:t xml:space="preserve">). To view a copy of this license, visit </w:t>
       </w:r>
-      <w:hyperlink w:history="1" r:id="rIdvclxlkpkhhyivytoqc5xr">
+      <w:hyperlink w:history="1" r:id="rIdeawrhnf4kvr8a5yhnak_e">
         <w:r>
           <w:rPr>
             <w:rFonts w:ascii="Arial" w:cs="Arial" w:eastAsia="Arial" w:hAnsi="Arial"/>
@@ -3253,7 +3253,7 @@
             <w:pPr>
               <w:spacing w:after="20" w:before="0"/>
             </w:pPr>
-            <w:hyperlink w:history="1" r:id="rIdv8plfjeg9p0iuspgoumev">
+            <w:hyperlink w:history="1" r:id="rIdnwpqdlaz7jw6awmwus26u">
               <w:r>
                 <w:rPr>
                   <w:rFonts w:ascii="Arial" w:cs="Arial" w:eastAsia="Arial" w:hAnsi="Arial"/>
@@ -3286,7 +3286,7 @@
               <w:spacing w:after="10" w:before="0"/>
               <w:ind w:left="120"/>
             </w:pPr>
-            <w:hyperlink w:history="1" r:id="rIdfqpja15mfcnxqwjxby90u">
+            <w:hyperlink w:history="1" r:id="rIdysow2ul58o88ic751sfbd">
               <w:r>
                 <w:rPr>
                   <w:rFonts w:ascii="Arial" w:cs="Arial" w:eastAsia="Arial" w:hAnsi="Arial"/>
@@ -3331,7 +3331,7 @@
             <w:pPr>
               <w:spacing w:after="20" w:before="0"/>
             </w:pPr>
-            <w:hyperlink w:history="1" r:id="rIdpti6bi346zpornwu6q9qq">
+            <w:hyperlink w:history="1" r:id="rIdwoasa1dn2pit0erel9o5k">
               <w:r>
                 <w:rPr>
                   <w:rFonts w:ascii="Arial" w:cs="Arial" w:eastAsia="Arial" w:hAnsi="Arial"/>
@@ -3364,7 +3364,7 @@
               <w:spacing w:after="10" w:before="0"/>
               <w:ind w:left="120"/>
             </w:pPr>
-            <w:hyperlink w:history="1" r:id="rIdrusuuoy_7hmicyd4bbf3t">
+            <w:hyperlink w:history="1" r:id="rIdxet7qtmlheufnqbavd1va">
               <w:r>
                 <w:rPr>
                   <w:rFonts w:ascii="Arial" w:cs="Arial" w:eastAsia="Arial" w:hAnsi="Arial"/>
@@ -3559,7 +3559,7 @@
             <w:pPr>
               <w:spacing w:after="20" w:before="0"/>
             </w:pPr>
-            <w:hyperlink w:history="1" r:id="rIdz1n1gsedpohwaloy6on26">
+            <w:hyperlink w:history="1" r:id="rIdzqufkoleuc7w4i2r52dpk">
               <w:r>
                 <w:rPr>
                   <w:rFonts w:ascii="Arial" w:cs="Arial" w:eastAsia="Arial" w:hAnsi="Arial"/>
@@ -3592,7 +3592,7 @@
               <w:spacing w:after="10" w:before="0"/>
               <w:ind w:left="120"/>
             </w:pPr>
-            <w:hyperlink w:history="1" r:id="rIdsk2-tfnzaekxm9uly7aph">
+            <w:hyperlink w:history="1" r:id="rIdqnecz1twdydezuighba4t">
               <w:r>
                 <w:rPr>
                   <w:rFonts w:ascii="Arial" w:cs="Arial" w:eastAsia="Arial" w:hAnsi="Arial"/>
@@ -3637,7 +3637,7 @@
             <w:pPr>
               <w:spacing w:after="20" w:before="0"/>
             </w:pPr>
-            <w:hyperlink w:history="1" r:id="rIdbqeda3lhn-lsvel1qngnv">
+            <w:hyperlink w:history="1" r:id="rIdzaephfvv7q0ayg-m4sziz">
               <w:r>
                 <w:rPr>
                   <w:rFonts w:ascii="Arial" w:cs="Arial" w:eastAsia="Arial" w:hAnsi="Arial"/>
@@ -3670,7 +3670,7 @@
               <w:spacing w:after="10" w:before="0"/>
               <w:ind w:left="120"/>
             </w:pPr>
-            <w:hyperlink w:history="1" r:id="rIdsojn4bikeztg75qn8yd5a">
+            <w:hyperlink w:history="1" r:id="rId6k7twuv_2vmskflpazkau">
               <w:r>
                 <w:rPr>
                   <w:rFonts w:ascii="Arial" w:cs="Arial" w:eastAsia="Arial" w:hAnsi="Arial"/>
@@ -3865,7 +3865,7 @@
             <w:pPr>
               <w:spacing w:after="20" w:before="0"/>
             </w:pPr>
-            <w:hyperlink w:history="1" r:id="rIdmciuywsuyaqi8tola64gx">
+            <w:hyperlink w:history="1" r:id="rId19p_gkxo1trtb2xjskmqx">
               <w:r>
                 <w:rPr>
                   <w:rFonts w:ascii="Arial" w:cs="Arial" w:eastAsia="Arial" w:hAnsi="Arial"/>
@@ -3898,7 +3898,7 @@
               <w:spacing w:after="10" w:before="0"/>
               <w:ind w:left="120"/>
             </w:pPr>
-            <w:hyperlink w:history="1" r:id="rIdwb_ltbn7ms3igvquasyga">
+            <w:hyperlink w:history="1" r:id="rIdyg23eis6o6fvv1-bft00z">
               <w:r>
                 <w:rPr>
                   <w:rFonts w:ascii="Arial" w:cs="Arial" w:eastAsia="Arial" w:hAnsi="Arial"/>
@@ -3943,7 +3943,7 @@
             <w:pPr>
               <w:spacing w:after="20" w:before="0"/>
             </w:pPr>
-            <w:hyperlink w:history="1" r:id="rId_sj9ai5nrbilws8ijeca7">
+            <w:hyperlink w:history="1" r:id="rIdvfqggmiatkobnc6uiudul">
               <w:r>
                 <w:rPr>
                   <w:rFonts w:ascii="Arial" w:cs="Arial" w:eastAsia="Arial" w:hAnsi="Arial"/>
@@ -3992,7 +3992,7 @@
               <w:spacing w:after="10" w:before="0"/>
               <w:ind w:left="120"/>
             </w:pPr>
-            <w:hyperlink w:history="1" r:id="rIdcysu0zsfkqkbcz-rktoy4">
+            <w:hyperlink w:history="1" r:id="rId4r7rqvadgtgtjgdbknwrs">
               <w:r>
                 <w:rPr>
                   <w:rFonts w:ascii="Arial" w:cs="Arial" w:eastAsia="Arial" w:hAnsi="Arial"/>
@@ -4187,7 +4187,7 @@
             <w:pPr>
               <w:spacing w:after="20" w:before="0"/>
             </w:pPr>
-            <w:hyperlink w:history="1" r:id="rIdfmcqrokze_co09x_ee8wh">
+            <w:hyperlink w:history="1" r:id="rIdgekvzztxotlz9q3vq_smq">
               <w:r>
                 <w:rPr>
                   <w:rFonts w:ascii="Arial" w:cs="Arial" w:eastAsia="Arial" w:hAnsi="Arial"/>
@@ -4220,7 +4220,7 @@
               <w:spacing w:after="10" w:before="0"/>
               <w:ind w:left="120"/>
             </w:pPr>
-            <w:hyperlink w:history="1" r:id="rIdvhaxpr_8ywwomidpj7z7p">
+            <w:hyperlink w:history="1" r:id="rIduiox0vwgxl6swkjcdbgj2">
               <w:r>
                 <w:rPr>
                   <w:rFonts w:ascii="Arial" w:cs="Arial" w:eastAsia="Arial" w:hAnsi="Arial"/>
@@ -4265,7 +4265,7 @@
             <w:pPr>
               <w:spacing w:after="20" w:before="0"/>
             </w:pPr>
-            <w:hyperlink w:history="1" r:id="rIdhyk23ll9_x4opgolzokdi">
+            <w:hyperlink w:history="1" r:id="rIdwpvo5n8hp3-p0vbjqq3jc">
               <w:r>
                 <w:rPr>
                   <w:rFonts w:ascii="Arial" w:cs="Arial" w:eastAsia="Arial" w:hAnsi="Arial"/>
@@ -4314,7 +4314,7 @@
               <w:spacing w:after="10" w:before="0"/>
               <w:ind w:left="120"/>
             </w:pPr>
-            <w:hyperlink w:history="1" r:id="rIdadx7jm2yrbuizrnwphyb-">
+            <w:hyperlink w:history="1" r:id="rIduj_v5it2nqdmzj0eaz19g">
               <w:r>
                 <w:rPr>
                   <w:rFonts w:ascii="Arial" w:cs="Arial" w:eastAsia="Arial" w:hAnsi="Arial"/>
@@ -4388,7 +4388,7 @@
                 <w:sz w:val="18"/>
                 <w:szCs w:val="18"/>
               </w:rPr>
-              <w:t xml:space="preserve">Distribute sticky notes and say: 'Three minutes, silence, one idea per note — be as specific as you can. Use evidence from the cards. Write a card number if it helps.' After 3 minutes say: 'Stand up. Walk to the board. Place each note in its column. Read two notes that are NOT yours before you sit down.' Once all notes are placed, scan the WONDER column silently for 30 seconds, then read 4 aloud — selecting ones that point toward electron arrangement, periodicity, reactivity trends, and ion formation. Say: 'These four questions are going to be our compass for the next 30 lessons. Every time we answer one of them, we will come back here and mark it — but I predict new questions will keep appearing.' Write the unit Driving Question at the top of the DQB in bold: 'WHY DO THE 118 ELEMENTS BEHAVE SO DIFFERENTLY, AND HOW CAN KNOWING AN ELEMENT'S POSITION IN THE PERIODIC TABLE HELP US PREDICT WHAT IT WILL DO?' Ask the class: 'How many of your wonder-notes are actually asking a piece of THIS big question?' (Show of hands — expected: most hands up.) 'Good. That means you are already thinking like chemists.'</w:t>
+              <w:t xml:space="preserve">Distribute sticky notes and say: 'Three minutes, silence, one idea per note — be as specific as you can. Use evidence from the cards. Write a card number if it helps.' After 3 minutes say: 'Stand up. Walk to the board. Place each note in its column. Read two notes that are NOT yours before you sit down.' Once all notes are placed, scan the WONDER column silently for 30 seconds, then read 4 aloud — selecting ones that point toward electron arrangement, periodicity, reactivity trends, and ion formation. Say: 'These four questions are going to be our compass for the rest of this unit. Every time we answer one of them, we will come back here and mark it — but I predict new questions will keep appearing.' Write the unit Driving Question at the top of the DQB in bold: 'WHY DO THE 118 ELEMENTS BEHAVE SO DIFFERENTLY, AND HOW CAN KNOWING AN ELEMENT'S POSITION IN THE PERIODIC TABLE HELP US PREDICT WHAT IT WILL DO?' Ask the class: 'How many of your wonder-notes are actually asking a piece of THIS big question?' (Show of hands — expected: most hands up.) 'Good. That means you are already thinking like chemists.'</w:t>
             </w:r>
           </w:p>
         </w:tc>
@@ -4509,7 +4509,7 @@
             <w:pPr>
               <w:spacing w:after="20" w:before="0"/>
             </w:pPr>
-            <w:hyperlink w:history="1" r:id="rIdaqmf4pjbdvfkspymevpt8">
+            <w:hyperlink w:history="1" r:id="rIdz7zxdrvfijljc8kiliszd">
               <w:r>
                 <w:rPr>
                   <w:rFonts w:ascii="Arial" w:cs="Arial" w:eastAsia="Arial" w:hAnsi="Arial"/>
@@ -4558,7 +4558,7 @@
               <w:spacing w:after="10" w:before="0"/>
               <w:ind w:left="120"/>
             </w:pPr>
-            <w:hyperlink w:history="1" r:id="rId5g5sbbzajjphph0te7rq_">
+            <w:hyperlink w:history="1" r:id="rIdzoiapwqan4dwqx7lzvwna">
               <w:r>
                 <w:rPr>
                   <w:rFonts w:ascii="Arial" w:cs="Arial" w:eastAsia="Arial" w:hAnsi="Arial"/>
@@ -4603,7 +4603,7 @@
             <w:pPr>
               <w:spacing w:after="20" w:before="0"/>
             </w:pPr>
-            <w:hyperlink w:history="1" r:id="rIdzcg6gxpph4cbqmhuhdgwm">
+            <w:hyperlink w:history="1" r:id="rIdonuf1_pv-7ytolbzn4no4">
               <w:r>
                 <w:rPr>
                   <w:rFonts w:ascii="Arial" w:cs="Arial" w:eastAsia="Arial" w:hAnsi="Arial"/>
@@ -4652,7 +4652,7 @@
               <w:spacing w:after="10" w:before="0"/>
               <w:ind w:left="120"/>
             </w:pPr>
-            <w:hyperlink w:history="1" r:id="rIdbord6henq9laqfyloq6yk">
+            <w:hyperlink w:history="1" r:id="rId5z0xxmar5jgn7-0eszplq">
               <w:r>
                 <w:rPr>
                   <w:rFonts w:ascii="Arial" w:cs="Arial" w:eastAsia="Arial" w:hAnsi="Arial"/>
@@ -4694,7 +4694,7 @@
                 <w:sz w:val="18"/>
                 <w:szCs w:val="18"/>
               </w:rPr>
-              <w:t xml:space="preserve">Learners return to their individual blank-grid sketches from Phase 3 and now add a 'Model Panel' — a small box next to their grid where they draw their initial mental model answering: 'What do you think is INSIDE two elements from the same group (e.g., the element on Card 3 and the element on Card 11) that makes them behave similarly?' They label their drawing with at least two annotations. They also write one sentence: 'My model predicts that if I found a NEW element with [property], it would go in [position] because...' These initial models are photographed by the teacher and stored as 'Model Version 1' — they will be revised at the end of Lessons 5, 10, 15, 20, and 30 as the sub-strand progresses. Learners write their name and today's date on the model sheet and place it in their science portfolio.</w:t>
+              <w:t xml:space="preserve">Learners return to their individual blank-grid sketches from Phase 3 and now add a 'Model Panel' — a small box next to their grid where they draw their initial mental model answering: 'What do you think is INSIDE two elements from the same group (e.g., the element on Card 3 and the element on Card 11) that makes them behave similarly?' They label their drawing with at least two annotations. They also write one sentence: 'My model predicts that if I found a NEW element with [property], it would go in [position] because...' These initial models are photographed by the teacher and stored as 'Model Version 1' — they will be revised at the end of each lesson as the sub-strand progresses. Learners write their name and today's date on the model sheet and place it in their science portfolio.</w:t>
             </w:r>
           </w:p>
         </w:tc>
@@ -5259,7 +5259,7 @@
         </w:rPr>
         <w:t xml:space="preserve">© 2026 SeaVuria and ARES. Aligned with KICD objectives. Developed by SeaVuria; technical implementation by ARES (with AI assistance from Claude). Licensed under </w:t>
       </w:r>
-      <w:hyperlink w:history="1" r:id="rIdv_npzvqfyqlab_3gevelr">
+      <w:hyperlink w:history="1" r:id="rIdexdk9pdmswqkra6iyqdlf">
         <w:r>
           <w:rPr>
             <w:rFonts w:ascii="Arial" w:cs="Arial" w:eastAsia="Arial" w:hAnsi="Arial"/>
@@ -5280,7 +5280,7 @@
         </w:rPr>
         <w:t xml:space="preserve"> (</w:t>
       </w:r>
-      <w:hyperlink w:history="1" r:id="rIdlnv4r80gqfsfmvkyjiq-i">
+      <w:hyperlink w:history="1" r:id="rIdw7h4lduqw-uy4ppugcgii">
         <w:r>
           <w:rPr>
             <w:rFonts w:ascii="Arial" w:cs="Arial" w:eastAsia="Arial" w:hAnsi="Arial"/>
@@ -6293,7 +6293,7 @@
             <w:pPr>
               <w:spacing w:after="20" w:before="0"/>
             </w:pPr>
-            <w:hyperlink w:history="1" r:id="rId0t01bjny922bzzo5q6wun">
+            <w:hyperlink w:history="1" r:id="rId_lutezbxfrg4exv625jj0">
               <w:r>
                 <w:rPr>
                   <w:rFonts w:ascii="Arial" w:cs="Arial" w:eastAsia="Arial" w:hAnsi="Arial"/>
@@ -6342,7 +6342,7 @@
               <w:spacing w:after="10" w:before="0"/>
               <w:ind w:left="120"/>
             </w:pPr>
-            <w:hyperlink w:history="1" r:id="rIdsgh8_qciawed7h6kdfzva">
+            <w:hyperlink w:history="1" r:id="rId2amzps3vwq6xb1afxerfi">
               <w:r>
                 <w:rPr>
                   <w:rFonts w:ascii="Arial" w:cs="Arial" w:eastAsia="Arial" w:hAnsi="Arial"/>
@@ -6387,7 +6387,7 @@
             <w:pPr>
               <w:spacing w:after="20" w:before="0"/>
             </w:pPr>
-            <w:hyperlink w:history="1" r:id="rIdpcp9ygzdzmugg5tab23es">
+            <w:hyperlink w:history="1" r:id="rIdexkaqe8szb7_tumcui1cm">
               <w:r>
                 <w:rPr>
                   <w:rFonts w:ascii="Arial" w:cs="Arial" w:eastAsia="Arial" w:hAnsi="Arial"/>
@@ -6420,7 +6420,7 @@
               <w:spacing w:after="10" w:before="0"/>
               <w:ind w:left="120"/>
             </w:pPr>
-            <w:hyperlink w:history="1" r:id="rIdx3zwpepuwq8eovuulox6k">
+            <w:hyperlink w:history="1" r:id="rIdeg4hc_m3wj4mb23kz1wab">
               <w:r>
                 <w:rPr>
                   <w:rFonts w:ascii="Arial" w:cs="Arial" w:eastAsia="Arial" w:hAnsi="Arial"/>
@@ -6615,7 +6615,7 @@
             <w:pPr>
               <w:spacing w:after="20" w:before="0"/>
             </w:pPr>
-            <w:hyperlink w:history="1" r:id="rIdq4oarcnxmh_gkl4wskfyk">
+            <w:hyperlink w:history="1" r:id="rIdzdtr0qpnsgb7lh5vahk4d">
               <w:r>
                 <w:rPr>
                   <w:rFonts w:ascii="Arial" w:cs="Arial" w:eastAsia="Arial" w:hAnsi="Arial"/>
@@ -6664,7 +6664,7 @@
               <w:spacing w:after="10" w:before="0"/>
               <w:ind w:left="120"/>
             </w:pPr>
-            <w:hyperlink w:history="1" r:id="rIdwrygkzsxmxig-qhjhwsxk">
+            <w:hyperlink w:history="1" r:id="rIde24-i3of2guaf3-xax-r7">
               <w:r>
                 <w:rPr>
                   <w:rFonts w:ascii="Arial" w:cs="Arial" w:eastAsia="Arial" w:hAnsi="Arial"/>
@@ -6709,7 +6709,7 @@
             <w:pPr>
               <w:spacing w:after="20" w:before="0"/>
             </w:pPr>
-            <w:hyperlink w:history="1" r:id="rIdevarqagkx0l8wysnoki3o">
+            <w:hyperlink w:history="1" r:id="rId1m3kfvfvewcn1pxowy-qq">
               <w:r>
                 <w:rPr>
                   <w:rFonts w:ascii="Arial" w:cs="Arial" w:eastAsia="Arial" w:hAnsi="Arial"/>
@@ -6742,7 +6742,7 @@
               <w:spacing w:after="10" w:before="0"/>
               <w:ind w:left="120"/>
             </w:pPr>
-            <w:hyperlink w:history="1" r:id="rIdr6p7wcjauscmcsqtmowaa">
+            <w:hyperlink w:history="1" r:id="rIdrkzdr76qdicqsepkpecvg">
               <w:r>
                 <w:rPr>
                   <w:rFonts w:ascii="Arial" w:cs="Arial" w:eastAsia="Arial" w:hAnsi="Arial"/>
@@ -6937,7 +6937,7 @@
             <w:pPr>
               <w:spacing w:after="20" w:before="0"/>
             </w:pPr>
-            <w:hyperlink w:history="1" r:id="rIder-vhvtzkdzk3hordw4no">
+            <w:hyperlink w:history="1" r:id="rIdwl88rdyeift6kso20nlvn">
               <w:r>
                 <w:rPr>
                   <w:rFonts w:ascii="Arial" w:cs="Arial" w:eastAsia="Arial" w:hAnsi="Arial"/>
@@ -6986,7 +6986,7 @@
               <w:spacing w:after="10" w:before="0"/>
               <w:ind w:left="120"/>
             </w:pPr>
-            <w:hyperlink w:history="1" r:id="rId4aqhi166okc21sbag33j1">
+            <w:hyperlink w:history="1" r:id="rIdzhecr61wnxkd1qxkmhbz1">
               <w:r>
                 <w:rPr>
                   <w:rFonts w:ascii="Arial" w:cs="Arial" w:eastAsia="Arial" w:hAnsi="Arial"/>
@@ -7031,7 +7031,7 @@
             <w:pPr>
               <w:spacing w:after="20" w:before="0"/>
             </w:pPr>
-            <w:hyperlink w:history="1" r:id="rIdpocrsm6glcctqr9ccngod">
+            <w:hyperlink w:history="1" r:id="rIdrz5maupcp-mbcpk6h7lla">
               <w:r>
                 <w:rPr>
                   <w:rFonts w:ascii="Arial" w:cs="Arial" w:eastAsia="Arial" w:hAnsi="Arial"/>
@@ -7080,7 +7080,7 @@
               <w:spacing w:after="10" w:before="0"/>
               <w:ind w:left="120"/>
             </w:pPr>
-            <w:hyperlink w:history="1" r:id="rIdpewypotxugyleovsll7vz">
+            <w:hyperlink w:history="1" r:id="rIdofq2l-j-trhkcmbkajg7o">
               <w:r>
                 <w:rPr>
                   <w:rFonts w:ascii="Arial" w:cs="Arial" w:eastAsia="Arial" w:hAnsi="Arial"/>
@@ -7275,7 +7275,7 @@
             <w:pPr>
               <w:spacing w:after="20" w:before="0"/>
             </w:pPr>
-            <w:hyperlink w:history="1" r:id="rIdsbfwa5ltxrenxlpdljtu9">
+            <w:hyperlink w:history="1" r:id="rIdwhhi3giszdo3mjezbkray">
               <w:r>
                 <w:rPr>
                   <w:rFonts w:ascii="Arial" w:cs="Arial" w:eastAsia="Arial" w:hAnsi="Arial"/>
@@ -7324,7 +7324,7 @@
               <w:spacing w:after="10" w:before="0"/>
               <w:ind w:left="120"/>
             </w:pPr>
-            <w:hyperlink w:history="1" r:id="rId85_6qdt5yjz0dhjau32gb">
+            <w:hyperlink w:history="1" r:id="rIdxx3pqf2ub1na5lfysdf2r">
               <w:r>
                 <w:rPr>
                   <w:rFonts w:ascii="Arial" w:cs="Arial" w:eastAsia="Arial" w:hAnsi="Arial"/>
@@ -7369,7 +7369,7 @@
             <w:pPr>
               <w:spacing w:after="20" w:before="0"/>
             </w:pPr>
-            <w:hyperlink w:history="1" r:id="rIdtgoosm7h9ruuzg6bim-3a">
+            <w:hyperlink w:history="1" r:id="rId3ibm8o_aezktp0rjd-1ev">
               <w:r>
                 <w:rPr>
                   <w:rFonts w:ascii="Arial" w:cs="Arial" w:eastAsia="Arial" w:hAnsi="Arial"/>
@@ -7418,7 +7418,7 @@
               <w:spacing w:after="10" w:before="0"/>
               <w:ind w:left="120"/>
             </w:pPr>
-            <w:hyperlink w:history="1" r:id="rIdkqmd7-u80zmxweqscsg9w">
+            <w:hyperlink w:history="1" r:id="rIdeuza2klhb1-jrwayiaata">
               <w:r>
                 <w:rPr>
                   <w:rFonts w:ascii="Arial" w:cs="Arial" w:eastAsia="Arial" w:hAnsi="Arial"/>
@@ -7613,7 +7613,7 @@
             <w:pPr>
               <w:spacing w:after="20" w:before="0"/>
             </w:pPr>
-            <w:hyperlink w:history="1" r:id="rIdkwqzbunlargeci4ygta1z">
+            <w:hyperlink w:history="1" r:id="rId5t7-mh8scgkzoaxh6umpr">
               <w:r>
                 <w:rPr>
                   <w:rFonts w:ascii="Arial" w:cs="Arial" w:eastAsia="Arial" w:hAnsi="Arial"/>
@@ -7662,7 +7662,7 @@
               <w:spacing w:after="10" w:before="0"/>
               <w:ind w:left="120"/>
             </w:pPr>
-            <w:hyperlink w:history="1" r:id="rIdxfua2efsi3a0f-qs08xsj">
+            <w:hyperlink w:history="1" r:id="rIdel_kcnq3wuiwxvf5momv7">
               <w:r>
                 <w:rPr>
                   <w:rFonts w:ascii="Arial" w:cs="Arial" w:eastAsia="Arial" w:hAnsi="Arial"/>
@@ -7707,7 +7707,7 @@
             <w:pPr>
               <w:spacing w:after="20" w:before="0"/>
             </w:pPr>
-            <w:hyperlink w:history="1" r:id="rIdm5dxqj4hukc4n48lzfnzd">
+            <w:hyperlink w:history="1" r:id="rIdmlfpyladcowzitojwlece">
               <w:r>
                 <w:rPr>
                   <w:rFonts w:ascii="Arial" w:cs="Arial" w:eastAsia="Arial" w:hAnsi="Arial"/>
@@ -7740,7 +7740,7 @@
               <w:spacing w:after="10" w:before="0"/>
               <w:ind w:left="120"/>
             </w:pPr>
-            <w:hyperlink w:history="1" r:id="rIdqcazgvdptkl73jltqui7u">
+            <w:hyperlink w:history="1" r:id="rId0frip1zeyb5bfys9ubotv">
               <w:r>
                 <w:rPr>
                   <w:rFonts w:ascii="Arial" w:cs="Arial" w:eastAsia="Arial" w:hAnsi="Arial"/>
@@ -8252,7 +8252,7 @@
         </w:rPr>
         <w:t xml:space="preserve">© 2026 SeaVuria and ARES. Aligned with KICD objectives. Developed by SeaVuria; technical implementation by ARES (with AI assistance from Claude). Licensed under </w:t>
       </w:r>
-      <w:hyperlink w:history="1" r:id="rId_bay0td6lppvmoae7o1xa">
+      <w:hyperlink w:history="1" r:id="rIdwwspvdr44zbsnrfk4nki9">
         <w:r>
           <w:rPr>
             <w:rFonts w:ascii="Arial" w:cs="Arial" w:eastAsia="Arial" w:hAnsi="Arial"/>
@@ -8273,7 +8273,7 @@
         </w:rPr>
         <w:t xml:space="preserve"> (</w:t>
       </w:r>
-      <w:hyperlink w:history="1" r:id="rIdvt8cblwtruvji6nt50qo5">
+      <w:hyperlink w:history="1" r:id="rIdkwbpodlwmp-jfwr6iyii5">
         <w:r>
           <w:rPr>
             <w:rFonts w:ascii="Arial" w:cs="Arial" w:eastAsia="Arial" w:hAnsi="Arial"/>
@@ -9286,7 +9286,7 @@
             <w:pPr>
               <w:spacing w:after="20" w:before="0"/>
             </w:pPr>
-            <w:hyperlink w:history="1" r:id="rIda1olrriti4hlwta7ivie0">
+            <w:hyperlink w:history="1" r:id="rIdusvpt_m6vtvuhq_smvyey">
               <w:r>
                 <w:rPr>
                   <w:rFonts w:ascii="Arial" w:cs="Arial" w:eastAsia="Arial" w:hAnsi="Arial"/>
@@ -9319,7 +9319,7 @@
               <w:spacing w:after="10" w:before="0"/>
               <w:ind w:left="120"/>
             </w:pPr>
-            <w:hyperlink w:history="1" r:id="rIdkseykyunclkbybcsmfb8l">
+            <w:hyperlink w:history="1" r:id="rIdclob8ezwrvafxal6qrdt8">
               <w:r>
                 <w:rPr>
                   <w:rFonts w:ascii="Arial" w:cs="Arial" w:eastAsia="Arial" w:hAnsi="Arial"/>
@@ -9364,7 +9364,7 @@
             <w:pPr>
               <w:spacing w:after="20" w:before="0"/>
             </w:pPr>
-            <w:hyperlink w:history="1" r:id="rIdcn85egyqm1ryngj-sl8tt">
+            <w:hyperlink w:history="1" r:id="rIdr-df8upgcdutrtuzeallv">
               <w:r>
                 <w:rPr>
                   <w:rFonts w:ascii="Arial" w:cs="Arial" w:eastAsia="Arial" w:hAnsi="Arial"/>
@@ -9397,7 +9397,7 @@
               <w:spacing w:after="10" w:before="0"/>
               <w:ind w:left="120"/>
             </w:pPr>
-            <w:hyperlink w:history="1" r:id="rId7amak4vodai6f3axorkcn">
+            <w:hyperlink w:history="1" r:id="rIdbmixwbou5ptfa6_o4kjmz">
               <w:r>
                 <w:rPr>
                   <w:rFonts w:ascii="Arial" w:cs="Arial" w:eastAsia="Arial" w:hAnsi="Arial"/>
@@ -9649,7 +9649,7 @@
             <w:pPr>
               <w:spacing w:after="20" w:before="0"/>
             </w:pPr>
-            <w:hyperlink w:history="1" r:id="rIdx8x0lumhlvuzg12nwfwyd">
+            <w:hyperlink w:history="1" r:id="rIdgrukjqoujcef3xmfkubx1">
               <w:r>
                 <w:rPr>
                   <w:rFonts w:ascii="Arial" w:cs="Arial" w:eastAsia="Arial" w:hAnsi="Arial"/>
@@ -9682,7 +9682,7 @@
               <w:spacing w:after="10" w:before="0"/>
               <w:ind w:left="120"/>
             </w:pPr>
-            <w:hyperlink w:history="1" r:id="rIdkk7ab3xpdytsvzx2pw6iw">
+            <w:hyperlink w:history="1" r:id="rIdagcmsnopwptacbmv5j7j4">
               <w:r>
                 <w:rPr>
                   <w:rFonts w:ascii="Arial" w:cs="Arial" w:eastAsia="Arial" w:hAnsi="Arial"/>
@@ -9727,7 +9727,7 @@
             <w:pPr>
               <w:spacing w:after="20" w:before="0"/>
             </w:pPr>
-            <w:hyperlink w:history="1" r:id="rIdx7n7rzguezbxbwmvwf0c4">
+            <w:hyperlink w:history="1" r:id="rIdr_7fnvoxs-ywsdy-_r6np">
               <w:r>
                 <w:rPr>
                   <w:rFonts w:ascii="Arial" w:cs="Arial" w:eastAsia="Arial" w:hAnsi="Arial"/>
@@ -9760,7 +9760,7 @@
               <w:spacing w:after="10" w:before="0"/>
               <w:ind w:left="120"/>
             </w:pPr>
-            <w:hyperlink w:history="1" r:id="rIdtheihccjsggd_u91m8xdr">
+            <w:hyperlink w:history="1" r:id="rId7gux-u9xtlioxqybfoehi">
               <w:r>
                 <w:rPr>
                   <w:rFonts w:ascii="Arial" w:cs="Arial" w:eastAsia="Arial" w:hAnsi="Arial"/>
@@ -10259,7 +10259,7 @@
             <w:pPr>
               <w:spacing w:after="20" w:before="0"/>
             </w:pPr>
-            <w:hyperlink w:history="1" r:id="rIdweuxa6-ff5vvcac209yly">
+            <w:hyperlink w:history="1" r:id="rIdeklmntvdtlc9ziaqkumlg">
               <w:r>
                 <w:rPr>
                   <w:rFonts w:ascii="Arial" w:cs="Arial" w:eastAsia="Arial" w:hAnsi="Arial"/>
@@ -10292,7 +10292,7 @@
               <w:spacing w:after="10" w:before="0"/>
               <w:ind w:left="120"/>
             </w:pPr>
-            <w:hyperlink w:history="1" r:id="rIdnfrgijojmlgkdlajwxqns">
+            <w:hyperlink w:history="1" r:id="rIdvicjjgpw9dfq--0odr_cw">
               <w:r>
                 <w:rPr>
                   <w:rFonts w:ascii="Arial" w:cs="Arial" w:eastAsia="Arial" w:hAnsi="Arial"/>
@@ -10337,7 +10337,7 @@
             <w:pPr>
               <w:spacing w:after="20" w:before="0"/>
             </w:pPr>
-            <w:hyperlink w:history="1" r:id="rIdbgyua9lszuuvqsxcdnuof">
+            <w:hyperlink w:history="1" r:id="rIdp39av71gcg7fjoipwyfe9">
               <w:r>
                 <w:rPr>
                   <w:rFonts w:ascii="Arial" w:cs="Arial" w:eastAsia="Arial" w:hAnsi="Arial"/>
@@ -10386,7 +10386,7 @@
               <w:spacing w:after="10" w:before="0"/>
               <w:ind w:left="120"/>
             </w:pPr>
-            <w:hyperlink w:history="1" r:id="rIdqnnujo50zegu7qs7f4dln">
+            <w:hyperlink w:history="1" r:id="rIddhc14odp9ieyainyig0tc">
               <w:r>
                 <w:rPr>
                   <w:rFonts w:ascii="Arial" w:cs="Arial" w:eastAsia="Arial" w:hAnsi="Arial"/>
@@ -10961,7 +10961,7 @@
             <w:pPr>
               <w:spacing w:after="20" w:before="0"/>
             </w:pPr>
-            <w:hyperlink w:history="1" r:id="rIdrcxsko-qlxhnbgnmu9wlc">
+            <w:hyperlink w:history="1" r:id="rIdyek-n-fy7sau31teau4yv">
               <w:r>
                 <w:rPr>
                   <w:rFonts w:ascii="Arial" w:cs="Arial" w:eastAsia="Arial" w:hAnsi="Arial"/>
@@ -10994,7 +10994,7 @@
               <w:spacing w:after="10" w:before="0"/>
               <w:ind w:left="120"/>
             </w:pPr>
-            <w:hyperlink w:history="1" r:id="rIdhwnqfkvy85ib1qxrwarre">
+            <w:hyperlink w:history="1" r:id="rIdy7o-6bmxlknlcqwhpkvdx">
               <w:r>
                 <w:rPr>
                   <w:rFonts w:ascii="Arial" w:cs="Arial" w:eastAsia="Arial" w:hAnsi="Arial"/>
@@ -11039,7 +11039,7 @@
             <w:pPr>
               <w:spacing w:after="20" w:before="0"/>
             </w:pPr>
-            <w:hyperlink w:history="1" r:id="rIdiszobypj2_2qdgyemhzql">
+            <w:hyperlink w:history="1" r:id="rId4wd3fslvmgr8xmj76x0ua">
               <w:r>
                 <w:rPr>
                   <w:rFonts w:ascii="Arial" w:cs="Arial" w:eastAsia="Arial" w:hAnsi="Arial"/>
@@ -11088,7 +11088,7 @@
               <w:spacing w:after="10" w:before="0"/>
               <w:ind w:left="120"/>
             </w:pPr>
-            <w:hyperlink w:history="1" r:id="rId-5utbpyyx011rrvjvzsge">
+            <w:hyperlink w:history="1" r:id="rIdrnbif2rzrh2a93fbyfhi6">
               <w:r>
                 <w:rPr>
                   <w:rFonts w:ascii="Arial" w:cs="Arial" w:eastAsia="Arial" w:hAnsi="Arial"/>
@@ -11359,7 +11359,7 @@
             <w:pPr>
               <w:spacing w:after="20" w:before="0"/>
             </w:pPr>
-            <w:hyperlink w:history="1" r:id="rId5knne4zwplnfthqd347ib">
+            <w:hyperlink w:history="1" r:id="rIdj7_gp8idse8bzydctajgz">
               <w:r>
                 <w:rPr>
                   <w:rFonts w:ascii="Arial" w:cs="Arial" w:eastAsia="Arial" w:hAnsi="Arial"/>
@@ -11392,7 +11392,7 @@
               <w:spacing w:after="10" w:before="0"/>
               <w:ind w:left="120"/>
             </w:pPr>
-            <w:hyperlink w:history="1" r:id="rId49sgcpc-yxawhntwxzdyd">
+            <w:hyperlink w:history="1" r:id="rIdhj0jbmlnezqbaqmdbjb2u">
               <w:r>
                 <w:rPr>
                   <w:rFonts w:ascii="Arial" w:cs="Arial" w:eastAsia="Arial" w:hAnsi="Arial"/>
@@ -11437,7 +11437,7 @@
             <w:pPr>
               <w:spacing w:after="20" w:before="0"/>
             </w:pPr>
-            <w:hyperlink w:history="1" r:id="rIddph1xntcyeat6vbs-desf">
+            <w:hyperlink w:history="1" r:id="rIdyz3rt2xsxgodnfjb72gr5">
               <w:r>
                 <w:rPr>
                   <w:rFonts w:ascii="Arial" w:cs="Arial" w:eastAsia="Arial" w:hAnsi="Arial"/>
@@ -11486,7 +11486,7 @@
               <w:spacing w:after="10" w:before="0"/>
               <w:ind w:left="120"/>
             </w:pPr>
-            <w:hyperlink w:history="1" r:id="rId4fqhtvisbpbr3mpsa19la">
+            <w:hyperlink w:history="1" r:id="rIdmhwnrdmvvzmuaverybov3">
               <w:r>
                 <w:rPr>
                   <w:rFonts w:ascii="Arial" w:cs="Arial" w:eastAsia="Arial" w:hAnsi="Arial"/>
@@ -12093,7 +12093,7 @@
         </w:rPr>
         <w:t xml:space="preserve">© 2026 SeaVuria and ARES. Aligned with KICD objectives. Developed by SeaVuria; technical implementation by ARES (with AI assistance from Claude). Licensed under </w:t>
       </w:r>
-      <w:hyperlink w:history="1" r:id="rIdsm4f0twk28pzhj_n3unei">
+      <w:hyperlink w:history="1" r:id="rIdow8gdmilxvkqhicpekl1z">
         <w:r>
           <w:rPr>
             <w:rFonts w:ascii="Arial" w:cs="Arial" w:eastAsia="Arial" w:hAnsi="Arial"/>
@@ -12114,7 +12114,7 @@
         </w:rPr>
         <w:t xml:space="preserve"> (</w:t>
       </w:r>
-      <w:hyperlink w:history="1" r:id="rIdt9aj3rrmfutcqllb8rp76">
+      <w:hyperlink w:history="1" r:id="rIdu9qv-sduvcq0lw0vlt3xv">
         <w:r>
           <w:rPr>
             <w:rFonts w:ascii="Arial" w:cs="Arial" w:eastAsia="Arial" w:hAnsi="Arial"/>
@@ -12685,7 +12685,7 @@
                 <w:sz w:val="18"/>
                 <w:szCs w:val="18"/>
               </w:rPr>
-              <w:t xml:space="preserve">In Lessons 1–3, students physically sorted the Mystery Element Cards and began mapping elements into a grid by atomic number and period. In Lesson 4, they now zoom in on vertical columns — chemical families — and use data cards to explain why potassium fertilisers power Rift Valley crops, why chlorine purifies Mombasa's water, and why noble gases are used in safety lighting. This lesson provides the first evidence that position in the periodic table predicts behaviour, directly advancing the driving question about why elements behave so differently.</w:t>
+              <w:t xml:space="preserve">In Lessons 1–3, students physically sorted the Mystery Element Cards and began mapping elements into a grid by atomic number and period. In Lesson 4, they now zoom in on vertical columns — chemical families — and use data cards to explain why potassium fertilisers power Rift Valley crops, why chlorine purifies Nairobi's water, and why noble gases are used in safety lighting. This lesson provides the first evidence that position in the periodic table predicts behaviour, directly advancing the driving question about why elements behave so differently.</w:t>
             </w:r>
           </w:p>
         </w:tc>
@@ -12844,7 +12844,7 @@
                 <w:sz w:val="18"/>
                 <w:szCs w:val="18"/>
               </w:rPr>
-              <w:t xml:space="preserve">Students work with their sorted Mystery Element Card grids from Lessons 1–3 and a new set of Chemical Family Data Cards to identify and characterise five major chemical families: alkali metals (Group 1), alkaline earth metals (Group 2), halogens (Group 17), noble gases (Group 18), and transition elements. Through structured group analysis, whole-class data sharing, and a cross-group comparison chart, students construct evidence-based explanations for why reactivity increases down Group 1 (linking to Kenyan potassium fertilisers in the Rift Valley) but decreases down Group 17 (linking to chlorine in Mombasa water treatment). Students update the Driving Question Board with new, more precise questions about electron arrangement as the root cause of these trends. The lesson closes with a cumulative model revision in which students annotate their element grid with colour-coded family labels and directional trend arrows.</w:t>
+              <w:t xml:space="preserve">Students work with their sorted Mystery Element Card grids from Lessons 1–3 and a new set of Chemical Family Data Cards to identify and characterise five major chemical families: alkali metals (Group 1), alkaline earth metals (Group 2), halogens (Group 17), noble gases (Group 18), and transition elements. Through structured group analysis, whole-class data sharing, and a cross-group comparison chart, students construct evidence-based explanations for why reactivity increases down Group 1 (linking to Kenyan potassium fertilisers in the Rift Valley) but decreases down Group 17 (linking to chlorine in Gigiri water treatment). Students update the Driving Question Board with new, more precise questions about electron arrangement as the root cause of these trends. The lesson closes with a cumulative model revision in which students annotate their element grid with colour-coded family labels and directional trend arrows.</w:t>
             </w:r>
           </w:p>
         </w:tc>
@@ -13127,7 +13127,7 @@
             <w:pPr>
               <w:spacing w:after="20" w:before="0"/>
             </w:pPr>
-            <w:hyperlink w:history="1" r:id="rIdntpyl76my3itc1gugbaet">
+            <w:hyperlink w:history="1" r:id="rIdgpbuignctzyjoq1v9dtkk">
               <w:r>
                 <w:rPr>
                   <w:rFonts w:ascii="Arial" w:cs="Arial" w:eastAsia="Arial" w:hAnsi="Arial"/>
@@ -13160,7 +13160,7 @@
               <w:spacing w:after="10" w:before="0"/>
               <w:ind w:left="120"/>
             </w:pPr>
-            <w:hyperlink w:history="1" r:id="rIdbll3du8k5ngvzmdrn-ukb">
+            <w:hyperlink w:history="1" r:id="rIdgytsrl8tphmin0yygvjsz">
               <w:r>
                 <w:rPr>
                   <w:rFonts w:ascii="Arial" w:cs="Arial" w:eastAsia="Arial" w:hAnsi="Arial"/>
@@ -13205,7 +13205,7 @@
             <w:pPr>
               <w:spacing w:after="20" w:before="0"/>
             </w:pPr>
-            <w:hyperlink w:history="1" r:id="rId9t-u5l01bc4c-7gzdvy4q">
+            <w:hyperlink w:history="1" r:id="rIdxgl1mdrgtu-qzrx1w-8gd">
               <w:r>
                 <w:rPr>
                   <w:rFonts w:ascii="Arial" w:cs="Arial" w:eastAsia="Arial" w:hAnsi="Arial"/>
@@ -13238,7 +13238,7 @@
               <w:spacing w:after="10" w:before="0"/>
               <w:ind w:left="120"/>
             </w:pPr>
-            <w:hyperlink w:history="1" r:id="rIdlp1fbgyys0wwuq2zwi8ac">
+            <w:hyperlink w:history="1" r:id="rIdepbo5awnguengsda1ixw4">
               <w:r>
                 <w:rPr>
                   <w:rFonts w:ascii="Arial" w:cs="Arial" w:eastAsia="Arial" w:hAnsi="Arial"/>
@@ -13433,7 +13433,7 @@
             <w:pPr>
               <w:spacing w:after="20" w:before="0"/>
             </w:pPr>
-            <w:hyperlink w:history="1" r:id="rIdc3qykbjblx9gyq26d8kc7">
+            <w:hyperlink w:history="1" r:id="rId0b3lfjln9nmyvlyidy4il">
               <w:r>
                 <w:rPr>
                   <w:rFonts w:ascii="Arial" w:cs="Arial" w:eastAsia="Arial" w:hAnsi="Arial"/>
@@ -13466,7 +13466,7 @@
               <w:spacing w:after="10" w:before="0"/>
               <w:ind w:left="120"/>
             </w:pPr>
-            <w:hyperlink w:history="1" r:id="rIdh19si_t-edxzoh7l3rzpg">
+            <w:hyperlink w:history="1" r:id="rIdfi2btv03rcnjf5d6bpkkz">
               <w:r>
                 <w:rPr>
                   <w:rFonts w:ascii="Arial" w:cs="Arial" w:eastAsia="Arial" w:hAnsi="Arial"/>
@@ -13511,7 +13511,7 @@
             <w:pPr>
               <w:spacing w:after="20" w:before="0"/>
             </w:pPr>
-            <w:hyperlink w:history="1" r:id="rId0me9zuooipgjsn5anvc_a">
+            <w:hyperlink w:history="1" r:id="rIdnlnh3gumkghzvdpv0kz6p">
               <w:r>
                 <w:rPr>
                   <w:rFonts w:ascii="Arial" w:cs="Arial" w:eastAsia="Arial" w:hAnsi="Arial"/>
@@ -13544,7 +13544,7 @@
               <w:spacing w:after="10" w:before="0"/>
               <w:ind w:left="120"/>
             </w:pPr>
-            <w:hyperlink w:history="1" r:id="rId5qhh7m0sk-vmqbs6wwtb5">
+            <w:hyperlink w:history="1" r:id="rIdtl-gfsex4vkvlbwso27sv">
               <w:r>
                 <w:rPr>
                   <w:rFonts w:ascii="Arial" w:cs="Arial" w:eastAsia="Arial" w:hAnsi="Arial"/>
@@ -13739,7 +13739,7 @@
             <w:pPr>
               <w:spacing w:after="20" w:before="0"/>
             </w:pPr>
-            <w:hyperlink w:history="1" r:id="rIdymcgozce5u02klwjhoevm">
+            <w:hyperlink w:history="1" r:id="rIdun2bfcnkzea5r7ukikglr">
               <w:r>
                 <w:rPr>
                   <w:rFonts w:ascii="Arial" w:cs="Arial" w:eastAsia="Arial" w:hAnsi="Arial"/>
@@ -13772,7 +13772,7 @@
               <w:spacing w:after="10" w:before="0"/>
               <w:ind w:left="120"/>
             </w:pPr>
-            <w:hyperlink w:history="1" r:id="rIdckq-nr4qd9fzhiehcygqq">
+            <w:hyperlink w:history="1" r:id="rIdbnafh8rifjg6tvxy2q7p3">
               <w:r>
                 <w:rPr>
                   <w:rFonts w:ascii="Arial" w:cs="Arial" w:eastAsia="Arial" w:hAnsi="Arial"/>
@@ -13817,7 +13817,7 @@
             <w:pPr>
               <w:spacing w:after="20" w:before="0"/>
             </w:pPr>
-            <w:hyperlink w:history="1" r:id="rIdejff47xrm591mq9ecujpy">
+            <w:hyperlink w:history="1" r:id="rId8mes9jkafpy9hfff8tckz">
               <w:r>
                 <w:rPr>
                   <w:rFonts w:ascii="Arial" w:cs="Arial" w:eastAsia="Arial" w:hAnsi="Arial"/>
@@ -13850,7 +13850,7 @@
               <w:spacing w:after="10" w:before="0"/>
               <w:ind w:left="120"/>
             </w:pPr>
-            <w:hyperlink w:history="1" r:id="rIdmxqjbc2ctmmqxcq6ux7zs">
+            <w:hyperlink w:history="1" r:id="rIdi13_-jwg1w8rwasjy7k4j">
               <w:r>
                 <w:rPr>
                   <w:rFonts w:ascii="Arial" w:cs="Arial" w:eastAsia="Arial" w:hAnsi="Arial"/>
@@ -13892,7 +13892,7 @@
                 <w:sz w:val="18"/>
                 <w:szCs w:val="18"/>
               </w:rPr>
-              <w:t xml:space="preserve">Whole class reconvenes. The teacher reveals a large printed or projected 'Chemical Families Summary Chart' showing the periodic table grid with Groups 1, 2, 17, 18, and transition elements colour-coded. Students use their Trend Detective Tables as reference. Activity 1 — Claim-Evidence-Reasoning (CER) Writing (12 min): Each student individually writes a CER response to the prompt: 'Explain why potassium (K) is more reactive than lithium (Li), even though both are in Group 1.' Sentence starters are provided: Claim — 'Potassium is more reactive than lithium because…'; Evidence — 'According to our data cards, Li has a reactivity rating of ___ and K has ___…'; Reasoning — 'This pattern makes sense because as you go down Group 1…'. Activity 2 — Cross-family Contrast Discussion (8 min): Teacher facilitates a structured whole-class discussion comparing Group 1 and Group 17 reactivity trends. Students refer back to their Prediction Slips from Phase 1. Discussion anchor: 'Chlorine is used to purify water at the Mombasa treatment plant — but fluorine, above it in Group 17, is even more reactive. Bromine, below chlorine, is less reactive. What does this tell us about the trend in Group 17?' Students revise or confirm their Phase 1 predictions in writing at the bottom of their Prediction Slip.</w:t>
+              <w:t xml:space="preserve">Whole class reconvenes. The teacher reveals a large printed or projected 'Chemical Families Summary Chart' showing the periodic table grid with Groups 1, 2, 17, 18, and transition elements colour-coded. Students use their Trend Detective Tables as reference. Activity 1 — Claim-Evidence-Reasoning (CER) Writing (12 min): Each student individually writes a CER response to the prompt: 'Explain why potassium (K) is more reactive than lithium (Li), even though both are in Group 1.' Sentence starters are provided: Claim — 'Potassium is more reactive than lithium because…'; Evidence — 'According to our data cards, Li has a reactivity rating of ___ and K has ___…'; Reasoning — 'This pattern makes sense because as you go down Group 1…'. Activity 2 — Cross-family Contrast Discussion (8 min): Teacher facilitates a structured whole-class discussion comparing Group 1 and Group 17 reactivity trends. Students refer back to their Prediction Slips from Phase 1. Discussion anchor: 'Chlorine is used to purify water at the Gigiri treatment plant — but fluorine, above it in Group 17, is even more reactive. Bromine, below chlorine, is less reactive. What does this tell us about the trend in Group 17?' Students revise or confirm their Phase 1 predictions in writing at the bottom of their Prediction Slip.</w:t>
             </w:r>
           </w:p>
         </w:tc>
@@ -14045,7 +14045,7 @@
             <w:pPr>
               <w:spacing w:after="20" w:before="0"/>
             </w:pPr>
-            <w:hyperlink w:history="1" r:id="rIdmpebz1kilempnmc_vzqu9">
+            <w:hyperlink w:history="1" r:id="rId-8pctkz_sbffudr1qn8k6">
               <w:r>
                 <w:rPr>
                   <w:rFonts w:ascii="Arial" w:cs="Arial" w:eastAsia="Arial" w:hAnsi="Arial"/>
@@ -14078,7 +14078,7 @@
               <w:spacing w:after="10" w:before="0"/>
               <w:ind w:left="120"/>
             </w:pPr>
-            <w:hyperlink w:history="1" r:id="rId54-mpkqvpxbaaf6ni-w-k">
+            <w:hyperlink w:history="1" r:id="rIduhcpuyqcycz2quh3oy6o7">
               <w:r>
                 <w:rPr>
                   <w:rFonts w:ascii="Arial" w:cs="Arial" w:eastAsia="Arial" w:hAnsi="Arial"/>
@@ -14123,7 +14123,7 @@
             <w:pPr>
               <w:spacing w:after="20" w:before="0"/>
             </w:pPr>
-            <w:hyperlink w:history="1" r:id="rId51cus8d2hlabcugujqqdl">
+            <w:hyperlink w:history="1" r:id="rIdvjgupqsmenmu7zwl3iuco">
               <w:r>
                 <w:rPr>
                   <w:rFonts w:ascii="Arial" w:cs="Arial" w:eastAsia="Arial" w:hAnsi="Arial"/>
@@ -14156,7 +14156,7 @@
               <w:spacing w:after="10" w:before="0"/>
               <w:ind w:left="120"/>
             </w:pPr>
-            <w:hyperlink w:history="1" r:id="rId05wgrlj2dty3kvaqy60f8">
+            <w:hyperlink w:history="1" r:id="rId344v_pmas9clr3eew72ti">
               <w:r>
                 <w:rPr>
                   <w:rFonts w:ascii="Arial" w:cs="Arial" w:eastAsia="Arial" w:hAnsi="Arial"/>
@@ -14351,7 +14351,7 @@
             <w:pPr>
               <w:spacing w:after="20" w:before="0"/>
             </w:pPr>
-            <w:hyperlink w:history="1" r:id="rIdyb3mx6plpvfxyjo6z-rau">
+            <w:hyperlink w:history="1" r:id="rIdetzbtfkf_haqesjs1kq36">
               <w:r>
                 <w:rPr>
                   <w:rFonts w:ascii="Arial" w:cs="Arial" w:eastAsia="Arial" w:hAnsi="Arial"/>
@@ -14400,7 +14400,7 @@
               <w:spacing w:after="10" w:before="0"/>
               <w:ind w:left="120"/>
             </w:pPr>
-            <w:hyperlink w:history="1" r:id="rIdtvjcadsz4in0peoamfv3n">
+            <w:hyperlink w:history="1" r:id="rIdydk0dmldn7dqkhxd_65bm">
               <w:r>
                 <w:rPr>
                   <w:rFonts w:ascii="Arial" w:cs="Arial" w:eastAsia="Arial" w:hAnsi="Arial"/>
@@ -14445,7 +14445,7 @@
             <w:pPr>
               <w:spacing w:after="20" w:before="0"/>
             </w:pPr>
-            <w:hyperlink w:history="1" r:id="rIdi5ytdqwqyk6c-5yyyyxlt">
+            <w:hyperlink w:history="1" r:id="rIdekyizelzv1fs4t0yicgki">
               <w:r>
                 <w:rPr>
                   <w:rFonts w:ascii="Arial" w:cs="Arial" w:eastAsia="Arial" w:hAnsi="Arial"/>
@@ -14478,7 +14478,7 @@
               <w:spacing w:after="10" w:before="0"/>
               <w:ind w:left="120"/>
             </w:pPr>
-            <w:hyperlink w:history="1" r:id="rIdzen6fzkwluv-2ug4j4-6f">
+            <w:hyperlink w:history="1" r:id="rIdtnqhqklwlhm5luhvm2a05">
               <w:r>
                 <w:rPr>
                   <w:rFonts w:ascii="Arial" w:cs="Arial" w:eastAsia="Arial" w:hAnsi="Arial"/>
@@ -14520,7 +14520,7 @@
                 <w:sz w:val="18"/>
                 <w:szCs w:val="18"/>
               </w:rPr>
-              <w:t xml:space="preserve">Students return to their personal element grid (the annotated periodic table started in Lesson 1 and revised in Lessons 2–3). Model Revision Task (10 min): Using four different coloured pencils, students: (1) Shade Group 1 elements yellow and label the column 'Alkali Metals — reactivity ↑ going down'; (2) Shade Group 2 elements orange and label 'Alkaline Earth Metals'; (3) Shade Group 17 elements green and label 'Halogens — reactivity ↓ going down'; (4) Shade Group 18 elements blue and label 'Noble Gases — very low reactivity'; (5) Draw a bracket around the transition elements block and label it 'Transition Elements'. On their grid, students also add two Kenyan context annotations: a small drawing or label of a fertiliser bag next to potassium (K) with the note 'Rift Valley maize farms', and a water droplet next to chlorine (Cl) with the note 'Mombasa water treatment'. Finally, students draw directional trend arrows (↑ or ↓) along the left edge of Groups 1 and 17 labelled 'Reactivity trend'. Students write one 'model limitation' sentence at the bottom: 'My model shows WHERE trends occur but does not yet explain WHY they occur.'</w:t>
+              <w:t xml:space="preserve">Students return to their personal element grid (the annotated periodic table started in Lesson 1 and revised in Lessons 2–3). Model Revision Task (10 min): Using four different coloured pencils, students: (1) Shade Group 1 elements yellow and label the column 'Alkali Metals — reactivity ↑ going down'; (2) Shade Group 2 elements orange and label 'Alkaline Earth Metals'; (3) Shade Group 17 elements green and label 'Halogens — reactivity ↓ going down'; (4) Shade Group 18 elements blue and label 'Noble Gases — very low reactivity'; (5) Draw a bracket around the transition elements block and label it 'Transition Elements'. On their grid, students also add two Kenyan context annotations: a small drawing or label of a fertiliser bag next to potassium (K) with the note 'Rift Valley maize farms', and a water droplet next to chlorine (Cl) with the note 'Gigiri water treatment'. Finally, students draw directional trend arrows (↑ or ↓) along the left edge of Groups 1 and 17 labelled 'Reactivity trend'. Students write one 'model limitation' sentence at the bottom: 'My model shows WHERE trends occur but does not yet explain WHY they occur.'</w:t>
             </w:r>
           </w:p>
         </w:tc>
@@ -14709,7 +14709,7 @@
                 <w:sz w:val="18"/>
                 <w:szCs w:val="18"/>
               </w:rPr>
-              <w:t xml:space="preserve">After the lesson, review the following: (1) CER responses from Phase 3 — what percentage of students included all three components? If fewer than 70% included a reasoning component, plan a 5-minute whole-class modelling of the CER structure at the start of Lesson 5. (2) DQB sticky notes — are student questions mechanistic ('Why does…?') or purely descriptive ('What is…?')? A dominance of descriptive questions suggests students have not yet made the leap from pattern to mechanism and may need additional bridging at the start of Lesson 5. (3) Element grid models — are trend arrows consistently correct for both Group 1 and Group 17? Reversed Group 17 arrows are a strong predictor of misconception about halogen reactivity; address this explicitly in the Lesson 5 opening. (4) Consider: Did the Kenyan context examples (Rift Valley potassium fertilisers, Mombasa water treatment, Maasai cattle bones) generate genuine curiosity or were they treated as superficial decoration? If the latter, build in a 2-minute 'local connection' discussion at the start of Lesson 5 asking students to name one element family they encountered before school today.</w:t>
+              <w:t xml:space="preserve">After the lesson, review the following: (1) CER responses from Phase 3 — what percentage of students included all three components? If fewer than 70% included a reasoning component, plan a 5-minute whole-class modelling of the CER structure at the start of Lesson 5. (2) DQB sticky notes — are student questions mechanistic ('Why does…?') or purely descriptive ('What is…?')? A dominance of descriptive questions suggests students have not yet made the leap from pattern to mechanism and may need additional bridging at the start of Lesson 5. (3) Element grid models — are trend arrows consistently correct for both Group 1 and Group 17? Reversed Group 17 arrows are a strong predictor of misconception about halogen reactivity; address this explicitly in the Lesson 5 opening. (4) Consider: Did the Kenyan context examples (Rift Valley potassium fertilisers, Gigiri water treatment, Maasai cattle bones) generate genuine curiosity or were they treated as superficial decoration? If the latter, build in a 2-minute 'local connection' discussion at the start of Lesson 5 asking students to name one element family they encountered before school today.</w:t>
             </w:r>
           </w:p>
         </w:tc>
@@ -14902,7 +14902,7 @@
                 <w:sz w:val="18"/>
                 <w:szCs w:val="18"/>
               </w:rPr>
-              <w:t xml:space="preserve">Students learned the names and positions of the five major chemical families in the periodic table; that elements in the same group share similar properties due to their family membership; that reactivity trends within groups are directional and predictable; and that Kenyan materials such as potassium fertilisers (Rift Valley), chlorine for water treatment (Mombasa), and calcium in Maasai cattle bones are direct real-world expressions of these chemical families.</w:t>
+              <w:t xml:space="preserve">Students learned the names and positions of the five major chemical families in the periodic table; that elements in the same group share similar properties due to their family membership; that reactivity trends within groups are directional and predictable; and that Kenyan materials such as potassium fertilisers (Rift Valley), chlorine for water treatment (Gigiri, Nairobi), and calcium in Maasai cattle bones are direct real-world expressions of these chemical families.</w:t>
             </w:r>
           </w:p>
         </w:tc>
@@ -14990,7 +14990,7 @@
         </w:rPr>
         <w:t xml:space="preserve">© 2026 SeaVuria and ARES. Aligned with KICD objectives. Developed by SeaVuria; technical implementation by ARES (with AI assistance from Claude). Licensed under </w:t>
       </w:r>
-      <w:hyperlink w:history="1" r:id="rIdsws2o86gvbkaiqjj5wn8a">
+      <w:hyperlink w:history="1" r:id="rId90cj0-ufpl-ib3jlbnvnd">
         <w:r>
           <w:rPr>
             <w:rFonts w:ascii="Arial" w:cs="Arial" w:eastAsia="Arial" w:hAnsi="Arial"/>
@@ -15011,7 +15011,7 @@
         </w:rPr>
         <w:t xml:space="preserve"> (</w:t>
       </w:r>
-      <w:hyperlink w:history="1" r:id="rId_31mgeqiowlq-6hmcub0q">
+      <w:hyperlink w:history="1" r:id="rId72v63rrvogjxjg_i02v_p">
         <w:r>
           <w:rPr>
             <w:rFonts w:ascii="Arial" w:cs="Arial" w:eastAsia="Arial" w:hAnsi="Arial"/>
@@ -16024,7 +16024,7 @@
             <w:pPr>
               <w:spacing w:after="20" w:before="0"/>
             </w:pPr>
-            <w:hyperlink w:history="1" r:id="rIdn1dzotoikmirhim_eout_">
+            <w:hyperlink w:history="1" r:id="rIdpy42u0z2lhbsonic42jyx">
               <w:r>
                 <w:rPr>
                   <w:rFonts w:ascii="Arial" w:cs="Arial" w:eastAsia="Arial" w:hAnsi="Arial"/>
@@ -16057,7 +16057,7 @@
               <w:spacing w:after="10" w:before="0"/>
               <w:ind w:left="120"/>
             </w:pPr>
-            <w:hyperlink w:history="1" r:id="rIdpaeiyga6uoepeqswf0kgv">
+            <w:hyperlink w:history="1" r:id="rIdrj6xx2hproyjfaq9tanac">
               <w:r>
                 <w:rPr>
                   <w:rFonts w:ascii="Arial" w:cs="Arial" w:eastAsia="Arial" w:hAnsi="Arial"/>
@@ -16102,7 +16102,7 @@
             <w:pPr>
               <w:spacing w:after="20" w:before="0"/>
             </w:pPr>
-            <w:hyperlink w:history="1" r:id="rIduxmfjrezcc_9xcdvhghfe">
+            <w:hyperlink w:history="1" r:id="rId5uix2wyovrggjzt7kv_3b">
               <w:r>
                 <w:rPr>
                   <w:rFonts w:ascii="Arial" w:cs="Arial" w:eastAsia="Arial" w:hAnsi="Arial"/>
@@ -16135,7 +16135,7 @@
               <w:spacing w:after="10" w:before="0"/>
               <w:ind w:left="120"/>
             </w:pPr>
-            <w:hyperlink w:history="1" r:id="rIdvmnh-v5y4417pz-9coxzi">
+            <w:hyperlink w:history="1" r:id="rId3tipjvqhuhqtnjlq4q08o">
               <w:r>
                 <w:rPr>
                   <w:rFonts w:ascii="Arial" w:cs="Arial" w:eastAsia="Arial" w:hAnsi="Arial"/>
@@ -16177,7 +16177,7 @@
                 <w:sz w:val="18"/>
                 <w:szCs w:val="18"/>
               </w:rPr>
-              <w:t xml:space="preserve">Students open their notebooks to a fresh page headed PREDICTIONS — BEFORE INSTRUCTION. The teacher displays four element cards from the Lesson 1 card sort: sodium (Na, used in table salt that seasons ugali across Kenya), magnesium (Mg, found in green vegetables like sukuma wiki), chlorine (Cl, used in water treatment at Gigiri and Mombasa), and oxygen (O, present in air and water everywhere). For each element, students write three things without help: (1) the full electron arrangement using the notation from Lesson 3 (e.g., 2,8,1 for Na); (2) whether they predict the atom will LOSE or GAIN electrons; and (3) how many electrons they predict it will lose or gain. Students work in silence for 5 minutes. After writing, students share predictions with a neighbour and place a tick where they agree and a question mark where they disagree. The disagreement points are the productive tension that the lesson will resolve.</w:t>
+              <w:t xml:space="preserve">Students open their notebooks to a fresh page headed PREDICTIONS — BEFORE INSTRUCTION. The teacher displays four element cards from the Lesson 1 card sort: sodium (Na, used in table salt that seasons ugali across Kenya), magnesium (Mg, found in green vegetables like sukuma wiki), chlorine (Cl, used in water treatment at Gigiri), and oxygen (O, present in air and water everywhere). For each element, students write three things without help: (1) the full electron arrangement using the notation from Lesson 3 (e.g., 2,8,1 for Na); (2) whether they predict the atom will LOSE or GAIN electrons; and (3) how many electrons they predict it will lose or gain. Students work in silence for 5 minutes. After writing, students share predictions with a neighbour and place a tick where they agree and a question mark where they disagree. The disagreement points are the productive tension that the lesson will resolve.</w:t>
             </w:r>
           </w:p>
         </w:tc>
@@ -16330,7 +16330,7 @@
             <w:pPr>
               <w:spacing w:after="20" w:before="0"/>
             </w:pPr>
-            <w:hyperlink w:history="1" r:id="rIdhl_t6z7b3zmbagopjlhrd">
+            <w:hyperlink w:history="1" r:id="rIdju1yn2hgro-hcyv9abx03">
               <w:r>
                 <w:rPr>
                   <w:rFonts w:ascii="Arial" w:cs="Arial" w:eastAsia="Arial" w:hAnsi="Arial"/>
@@ -16363,7 +16363,7 @@
               <w:spacing w:after="10" w:before="0"/>
               <w:ind w:left="120"/>
             </w:pPr>
-            <w:hyperlink w:history="1" r:id="rIdffwemol2hbquvqzuzmvwc">
+            <w:hyperlink w:history="1" r:id="rIdvvcehprv0rgzyykfjdjdj">
               <w:r>
                 <w:rPr>
                   <w:rFonts w:ascii="Arial" w:cs="Arial" w:eastAsia="Arial" w:hAnsi="Arial"/>
@@ -16408,7 +16408,7 @@
             <w:pPr>
               <w:spacing w:after="20" w:before="0"/>
             </w:pPr>
-            <w:hyperlink w:history="1" r:id="rIdpr4oasgffdkryfvdb-mvr">
+            <w:hyperlink w:history="1" r:id="rIds5pqswsklxpkquqq-p5hx">
               <w:r>
                 <w:rPr>
                   <w:rFonts w:ascii="Arial" w:cs="Arial" w:eastAsia="Arial" w:hAnsi="Arial"/>
@@ -16441,7 +16441,7 @@
               <w:spacing w:after="10" w:before="0"/>
               <w:ind w:left="120"/>
             </w:pPr>
-            <w:hyperlink w:history="1" r:id="rIdvvfehdviwn4x_uv6giwqh">
+            <w:hyperlink w:history="1" r:id="rIdu73n83kx6okaljuva9w4r">
               <w:r>
                 <w:rPr>
                   <w:rFonts w:ascii="Arial" w:cs="Arial" w:eastAsia="Arial" w:hAnsi="Arial"/>
@@ -16636,7 +16636,7 @@
             <w:pPr>
               <w:spacing w:after="20" w:before="0"/>
             </w:pPr>
-            <w:hyperlink w:history="1" r:id="rIdiso_hzfoimuxp4hbnqjdq">
+            <w:hyperlink w:history="1" r:id="rIdlw49d3v_wrefnv85brwad">
               <w:r>
                 <w:rPr>
                   <w:rFonts w:ascii="Arial" w:cs="Arial" w:eastAsia="Arial" w:hAnsi="Arial"/>
@@ -16685,7 +16685,7 @@
               <w:spacing w:after="10" w:before="0"/>
               <w:ind w:left="120"/>
             </w:pPr>
-            <w:hyperlink w:history="1" r:id="rIdcifzlcq090gh-m48azq9f">
+            <w:hyperlink w:history="1" r:id="rIdgwdrphi1eije9d10ilemu">
               <w:r>
                 <w:rPr>
                   <w:rFonts w:ascii="Arial" w:cs="Arial" w:eastAsia="Arial" w:hAnsi="Arial"/>
@@ -16730,7 +16730,7 @@
             <w:pPr>
               <w:spacing w:after="20" w:before="0"/>
             </w:pPr>
-            <w:hyperlink w:history="1" r:id="rIdyaj4jrviqqksc90hwgvpf">
+            <w:hyperlink w:history="1" r:id="rIdklptx3lmeskdaextsxjjd">
               <w:r>
                 <w:rPr>
                   <w:rFonts w:ascii="Arial" w:cs="Arial" w:eastAsia="Arial" w:hAnsi="Arial"/>
@@ -16763,7 +16763,7 @@
               <w:spacing w:after="10" w:before="0"/>
               <w:ind w:left="120"/>
             </w:pPr>
-            <w:hyperlink w:history="1" r:id="rIdjqwbfqtxq8xrcxrwl4kdd">
+            <w:hyperlink w:history="1" r:id="rIdo1cd2wxpdjre9ufbpiumd">
               <w:r>
                 <w:rPr>
                   <w:rFonts w:ascii="Arial" w:cs="Arial" w:eastAsia="Arial" w:hAnsi="Arial"/>
@@ -16958,7 +16958,7 @@
             <w:pPr>
               <w:spacing w:after="20" w:before="0"/>
             </w:pPr>
-            <w:hyperlink w:history="1" r:id="rIdf-oel05kysikozx6rjtoo">
+            <w:hyperlink w:history="1" r:id="rIdocklw_6zy14q3sfrhygha">
               <w:r>
                 <w:rPr>
                   <w:rFonts w:ascii="Arial" w:cs="Arial" w:eastAsia="Arial" w:hAnsi="Arial"/>
@@ -17007,7 +17007,7 @@
               <w:spacing w:after="10" w:before="0"/>
               <w:ind w:left="120"/>
             </w:pPr>
-            <w:hyperlink w:history="1" r:id="rIdqgpfyzmtiviujjmqsgiub">
+            <w:hyperlink w:history="1" r:id="rId521u0leg2z4qid4ih8zc9">
               <w:r>
                 <w:rPr>
                   <w:rFonts w:ascii="Arial" w:cs="Arial" w:eastAsia="Arial" w:hAnsi="Arial"/>
@@ -17052,7 +17052,7 @@
             <w:pPr>
               <w:spacing w:after="20" w:before="0"/>
             </w:pPr>
-            <w:hyperlink w:history="1" r:id="rIdsbevyrpivw69p2rmre6nk">
+            <w:hyperlink w:history="1" r:id="rIdm5pyyufjupzeazuokgqey">
               <w:r>
                 <w:rPr>
                   <w:rFonts w:ascii="Arial" w:cs="Arial" w:eastAsia="Arial" w:hAnsi="Arial"/>
@@ -17085,7 +17085,7 @@
               <w:spacing w:after="10" w:before="0"/>
               <w:ind w:left="120"/>
             </w:pPr>
-            <w:hyperlink w:history="1" r:id="rIdzi0xdfaqndur0jtdszrl8">
+            <w:hyperlink w:history="1" r:id="rIdcvvjbvikdc_cqlrybbxsc">
               <w:r>
                 <w:rPr>
                   <w:rFonts w:ascii="Arial" w:cs="Arial" w:eastAsia="Arial" w:hAnsi="Arial"/>
@@ -17280,7 +17280,7 @@
             <w:pPr>
               <w:spacing w:after="20" w:before="0"/>
             </w:pPr>
-            <w:hyperlink w:history="1" r:id="rIdy0nkgxp7aadzsmput90e-">
+            <w:hyperlink w:history="1" r:id="rIdovrqjp_dcqtth8fpkoile">
               <w:r>
                 <w:rPr>
                   <w:rFonts w:ascii="Arial" w:cs="Arial" w:eastAsia="Arial" w:hAnsi="Arial"/>
@@ -17329,7 +17329,7 @@
               <w:spacing w:after="10" w:before="0"/>
               <w:ind w:left="120"/>
             </w:pPr>
-            <w:hyperlink w:history="1" r:id="rIdwo6xmha6gdpleavhulr-b">
+            <w:hyperlink w:history="1" r:id="rIdr4zczk3jssjirfn4og_de">
               <w:r>
                 <w:rPr>
                   <w:rFonts w:ascii="Arial" w:cs="Arial" w:eastAsia="Arial" w:hAnsi="Arial"/>
@@ -17374,7 +17374,7 @@
             <w:pPr>
               <w:spacing w:after="20" w:before="0"/>
             </w:pPr>
-            <w:hyperlink w:history="1" r:id="rId7upimiaxpbkpvngdnimj5">
+            <w:hyperlink w:history="1" r:id="rIdafbaszojnvybro9x24unw">
               <w:r>
                 <w:rPr>
                   <w:rFonts w:ascii="Arial" w:cs="Arial" w:eastAsia="Arial" w:hAnsi="Arial"/>
@@ -17407,7 +17407,7 @@
               <w:spacing w:after="10" w:before="0"/>
               <w:ind w:left="120"/>
             </w:pPr>
-            <w:hyperlink w:history="1" r:id="rId_1j-oz4-mpwtfa-2cyqt_">
+            <w:hyperlink w:history="1" r:id="rId3cdqcspxxjuoes4zaneaq">
               <w:r>
                 <w:rPr>
                   <w:rFonts w:ascii="Arial" w:cs="Arial" w:eastAsia="Arial" w:hAnsi="Arial"/>
@@ -17919,7 +17919,7 @@
         </w:rPr>
         <w:t xml:space="preserve">© 2026 SeaVuria and ARES. Aligned with KICD objectives. Developed by SeaVuria; technical implementation by ARES (with AI assistance from Claude). Licensed under </w:t>
       </w:r>
-      <w:hyperlink w:history="1" r:id="rIdwo95lusn1ti29g8fnhho4">
+      <w:hyperlink w:history="1" r:id="rIdrlxfa1x_sioyvv-bnle7j">
         <w:r>
           <w:rPr>
             <w:rFonts w:ascii="Arial" w:cs="Arial" w:eastAsia="Arial" w:hAnsi="Arial"/>
@@ -17940,7 +17940,7 @@
         </w:rPr>
         <w:t xml:space="preserve"> (</w:t>
       </w:r>
-      <w:hyperlink w:history="1" r:id="rIdxzylwwnujkafed0jze52q">
+      <w:hyperlink w:history="1" r:id="rIdjjtleg52xevgx3kivbxyq">
         <w:r>
           <w:rPr>
             <w:rFonts w:ascii="Arial" w:cs="Arial" w:eastAsia="Arial" w:hAnsi="Arial"/>
@@ -18953,7 +18953,7 @@
             <w:pPr>
               <w:spacing w:after="20" w:before="0"/>
             </w:pPr>
-            <w:hyperlink w:history="1" r:id="rId2jllkd7ilkwl6ojzljibd">
+            <w:hyperlink w:history="1" r:id="rIddpu-ay05hsycaypf0gix7">
               <w:r>
                 <w:rPr>
                   <w:rFonts w:ascii="Arial" w:cs="Arial" w:eastAsia="Arial" w:hAnsi="Arial"/>
@@ -18986,7 +18986,7 @@
               <w:spacing w:after="10" w:before="0"/>
               <w:ind w:left="120"/>
             </w:pPr>
-            <w:hyperlink w:history="1" r:id="rIdz8vbz57qjrbcy4li-ij2r">
+            <w:hyperlink w:history="1" r:id="rId6bxs9ocld0hcnvlf6j1ym">
               <w:r>
                 <w:rPr>
                   <w:rFonts w:ascii="Arial" w:cs="Arial" w:eastAsia="Arial" w:hAnsi="Arial"/>
@@ -19031,7 +19031,7 @@
             <w:pPr>
               <w:spacing w:after="20" w:before="0"/>
             </w:pPr>
-            <w:hyperlink w:history="1" r:id="rId5sv2bhwmwd0gqbf2xch5t">
+            <w:hyperlink w:history="1" r:id="rIds6cjnrgfzeexauc4-g8nj">
               <w:r>
                 <w:rPr>
                   <w:rFonts w:ascii="Arial" w:cs="Arial" w:eastAsia="Arial" w:hAnsi="Arial"/>
@@ -19064,7 +19064,7 @@
               <w:spacing w:after="10" w:before="0"/>
               <w:ind w:left="120"/>
             </w:pPr>
-            <w:hyperlink w:history="1" r:id="rIdjdz9y9ffxluswj1sr9avj">
+            <w:hyperlink w:history="1" r:id="rIdh2bskuk7rk7ee45dsbulu">
               <w:r>
                 <w:rPr>
                   <w:rFonts w:ascii="Arial" w:cs="Arial" w:eastAsia="Arial" w:hAnsi="Arial"/>
@@ -19259,7 +19259,7 @@
             <w:pPr>
               <w:spacing w:after="20" w:before="0"/>
             </w:pPr>
-            <w:hyperlink w:history="1" r:id="rId2gxccumfcscgnly_b2uta">
+            <w:hyperlink w:history="1" r:id="rIdk8kyi-vm50qmmpkihdpwy">
               <w:r>
                 <w:rPr>
                   <w:rFonts w:ascii="Arial" w:cs="Arial" w:eastAsia="Arial" w:hAnsi="Arial"/>
@@ -19292,7 +19292,7 @@
               <w:spacing w:after="10" w:before="0"/>
               <w:ind w:left="120"/>
             </w:pPr>
-            <w:hyperlink w:history="1" r:id="rIderoy2gedtv3kte1s6h_vf">
+            <w:hyperlink w:history="1" r:id="rIdk7o3rljnlbfjrzga0twdf">
               <w:r>
                 <w:rPr>
                   <w:rFonts w:ascii="Arial" w:cs="Arial" w:eastAsia="Arial" w:hAnsi="Arial"/>
@@ -19337,7 +19337,7 @@
             <w:pPr>
               <w:spacing w:after="20" w:before="0"/>
             </w:pPr>
-            <w:hyperlink w:history="1" r:id="rIdai9i_ec9vf75nsb_wpjjo">
+            <w:hyperlink w:history="1" r:id="rIds_y0cof2n1soej1fdaps_">
               <w:r>
                 <w:rPr>
                   <w:rFonts w:ascii="Arial" w:cs="Arial" w:eastAsia="Arial" w:hAnsi="Arial"/>
@@ -19370,7 +19370,7 @@
               <w:spacing w:after="10" w:before="0"/>
               <w:ind w:left="120"/>
             </w:pPr>
-            <w:hyperlink w:history="1" r:id="rId0gf2wyqtzzayvlbsccidu">
+            <w:hyperlink w:history="1" r:id="rId77gwr4xywpmgru4nkhzwg">
               <w:r>
                 <w:rPr>
                   <w:rFonts w:ascii="Arial" w:cs="Arial" w:eastAsia="Arial" w:hAnsi="Arial"/>
@@ -19565,7 +19565,7 @@
             <w:pPr>
               <w:spacing w:after="20" w:before="0"/>
             </w:pPr>
-            <w:hyperlink w:history="1" r:id="rIdmo7pkx5nxwv9cql613q2y">
+            <w:hyperlink w:history="1" r:id="rIdkfuymshqo9sa1o0gvz0lz">
               <w:r>
                 <w:rPr>
                   <w:rFonts w:ascii="Arial" w:cs="Arial" w:eastAsia="Arial" w:hAnsi="Arial"/>
@@ -19598,7 +19598,7 @@
               <w:spacing w:after="10" w:before="0"/>
               <w:ind w:left="120"/>
             </w:pPr>
-            <w:hyperlink w:history="1" r:id="rIdflqfpa_vo4tvhf8zbr6fg">
+            <w:hyperlink w:history="1" r:id="rIdfxq3ipwbs1_xlraqexqus">
               <w:r>
                 <w:rPr>
                   <w:rFonts w:ascii="Arial" w:cs="Arial" w:eastAsia="Arial" w:hAnsi="Arial"/>
@@ -19643,7 +19643,7 @@
             <w:pPr>
               <w:spacing w:after="20" w:before="0"/>
             </w:pPr>
-            <w:hyperlink w:history="1" r:id="rIdqmiyrvltq3r3mvzh1hjl0">
+            <w:hyperlink w:history="1" r:id="rIdpk5exqtswvgrtlzxxihgy">
               <w:r>
                 <w:rPr>
                   <w:rFonts w:ascii="Arial" w:cs="Arial" w:eastAsia="Arial" w:hAnsi="Arial"/>
@@ -19692,7 +19692,7 @@
               <w:spacing w:after="10" w:before="0"/>
               <w:ind w:left="120"/>
             </w:pPr>
-            <w:hyperlink w:history="1" r:id="rIdqucgeyxprda7ysfmfcvjx">
+            <w:hyperlink w:history="1" r:id="rIdb3apykyx1xqgwtadwbwet">
               <w:r>
                 <w:rPr>
                   <w:rFonts w:ascii="Arial" w:cs="Arial" w:eastAsia="Arial" w:hAnsi="Arial"/>
@@ -19887,7 +19887,7 @@
             <w:pPr>
               <w:spacing w:after="20" w:before="0"/>
             </w:pPr>
-            <w:hyperlink w:history="1" r:id="rId9hertxlpwuhve8ksalocs">
+            <w:hyperlink w:history="1" r:id="rId2vpguhcv__4sludv3rsps">
               <w:r>
                 <w:rPr>
                   <w:rFonts w:ascii="Arial" w:cs="Arial" w:eastAsia="Arial" w:hAnsi="Arial"/>
@@ -19920,7 +19920,7 @@
               <w:spacing w:after="10" w:before="0"/>
               <w:ind w:left="120"/>
             </w:pPr>
-            <w:hyperlink w:history="1" r:id="rId2o_u9fukprre5yecmwweq">
+            <w:hyperlink w:history="1" r:id="rId3ptmbma4pduflzf_5o1id">
               <w:r>
                 <w:rPr>
                   <w:rFonts w:ascii="Arial" w:cs="Arial" w:eastAsia="Arial" w:hAnsi="Arial"/>
@@ -19965,7 +19965,7 @@
             <w:pPr>
               <w:spacing w:after="20" w:before="0"/>
             </w:pPr>
-            <w:hyperlink w:history="1" r:id="rIde00xoxwubxm7zmb1a3rpv">
+            <w:hyperlink w:history="1" r:id="rIdpggylmb3dtquka9kqxidc">
               <w:r>
                 <w:rPr>
                   <w:rFonts w:ascii="Arial" w:cs="Arial" w:eastAsia="Arial" w:hAnsi="Arial"/>
@@ -20014,7 +20014,7 @@
               <w:spacing w:after="10" w:before="0"/>
               <w:ind w:left="120"/>
             </w:pPr>
-            <w:hyperlink w:history="1" r:id="rIdvoskshmoc_splf-fjr42l">
+            <w:hyperlink w:history="1" r:id="rIdlc4b389-hupl11ydubt4e">
               <w:r>
                 <w:rPr>
                   <w:rFonts w:ascii="Arial" w:cs="Arial" w:eastAsia="Arial" w:hAnsi="Arial"/>
@@ -20209,7 +20209,7 @@
             <w:pPr>
               <w:spacing w:after="20" w:before="0"/>
             </w:pPr>
-            <w:hyperlink w:history="1" r:id="rIdbt6dj40pmtodqxbv6cgp4">
+            <w:hyperlink w:history="1" r:id="rIddalktlkjk1bniiybiwdiz">
               <w:r>
                 <w:rPr>
                   <w:rFonts w:ascii="Arial" w:cs="Arial" w:eastAsia="Arial" w:hAnsi="Arial"/>
@@ -20242,7 +20242,7 @@
               <w:spacing w:after="10" w:before="0"/>
               <w:ind w:left="120"/>
             </w:pPr>
-            <w:hyperlink w:history="1" r:id="rIdzyilo6z6uyswm4gpjp6x-">
+            <w:hyperlink w:history="1" r:id="rIdped9cd4n0oeaulzx5unjr">
               <w:r>
                 <w:rPr>
                   <w:rFonts w:ascii="Arial" w:cs="Arial" w:eastAsia="Arial" w:hAnsi="Arial"/>
@@ -20287,7 +20287,7 @@
             <w:pPr>
               <w:spacing w:after="20" w:before="0"/>
             </w:pPr>
-            <w:hyperlink w:history="1" r:id="rIdol8ddcygc23oburtrcajy">
+            <w:hyperlink w:history="1" r:id="rIdvo8vj7lzf9r3i9vgqbkqk">
               <w:r>
                 <w:rPr>
                   <w:rFonts w:ascii="Arial" w:cs="Arial" w:eastAsia="Arial" w:hAnsi="Arial"/>
@@ -20320,7 +20320,7 @@
               <w:spacing w:after="10" w:before="0"/>
               <w:ind w:left="120"/>
             </w:pPr>
-            <w:hyperlink w:history="1" r:id="rId8ouona_4z9wmxwaeiqxu1">
+            <w:hyperlink w:history="1" r:id="rIdktswlc78es8ty248vaqxw">
               <w:r>
                 <w:rPr>
                   <w:rFonts w:ascii="Arial" w:cs="Arial" w:eastAsia="Arial" w:hAnsi="Arial"/>
@@ -20832,7 +20832,7 @@
         </w:rPr>
         <w:t xml:space="preserve">© 2026 SeaVuria and ARES. Aligned with KICD objectives. Developed by SeaVuria; technical implementation by ARES (with AI assistance from Claude). Licensed under </w:t>
       </w:r>
-      <w:hyperlink w:history="1" r:id="rIdfnpr9odvlgtetm0xk1rik">
+      <w:hyperlink w:history="1" r:id="rIdhuxawzbu_auim0ippl0jm">
         <w:r>
           <w:rPr>
             <w:rFonts w:ascii="Arial" w:cs="Arial" w:eastAsia="Arial" w:hAnsi="Arial"/>
@@ -20853,7 +20853,7 @@
         </w:rPr>
         <w:t xml:space="preserve"> (</w:t>
       </w:r>
-      <w:hyperlink w:history="1" r:id="rIdjtni6w0b91twhumycivdk">
+      <w:hyperlink w:history="1" r:id="rId3uyrpg7g6cxziuljna9zl">
         <w:r>
           <w:rPr>
             <w:rFonts w:ascii="Arial" w:cs="Arial" w:eastAsia="Arial" w:hAnsi="Arial"/>
@@ -21866,7 +21866,7 @@
             <w:pPr>
               <w:spacing w:after="20" w:before="0"/>
             </w:pPr>
-            <w:hyperlink w:history="1" r:id="rIdi5xxn5cb3jgofo-9-xvpj">
+            <w:hyperlink w:history="1" r:id="rIdgfspdvnwtf5gxyrsfla9k">
               <w:r>
                 <w:rPr>
                   <w:rFonts w:ascii="Arial" w:cs="Arial" w:eastAsia="Arial" w:hAnsi="Arial"/>
@@ -21899,7 +21899,7 @@
               <w:spacing w:after="10" w:before="0"/>
               <w:ind w:left="120"/>
             </w:pPr>
-            <w:hyperlink w:history="1" r:id="rIdyovz-o6cemhytc8gwbj8l">
+            <w:hyperlink w:history="1" r:id="rIdp9tnilnsqqo2qn2osmnip">
               <w:r>
                 <w:rPr>
                   <w:rFonts w:ascii="Arial" w:cs="Arial" w:eastAsia="Arial" w:hAnsi="Arial"/>
@@ -21944,7 +21944,7 @@
             <w:pPr>
               <w:spacing w:after="20" w:before="0"/>
             </w:pPr>
-            <w:hyperlink w:history="1" r:id="rIdfjdxoaiqw5nkskto_18lu">
+            <w:hyperlink w:history="1" r:id="rIdqchngqxmnvvsjagcoymxb">
               <w:r>
                 <w:rPr>
                   <w:rFonts w:ascii="Arial" w:cs="Arial" w:eastAsia="Arial" w:hAnsi="Arial"/>
@@ -21977,7 +21977,7 @@
               <w:spacing w:after="10" w:before="0"/>
               <w:ind w:left="120"/>
             </w:pPr>
-            <w:hyperlink w:history="1" r:id="rIdnogkwdtxzcuugylitbtwo">
+            <w:hyperlink w:history="1" r:id="rId-9pqn8hx3op-dqkm1-byu">
               <w:r>
                 <w:rPr>
                   <w:rFonts w:ascii="Arial" w:cs="Arial" w:eastAsia="Arial" w:hAnsi="Arial"/>
@@ -22172,7 +22172,7 @@
             <w:pPr>
               <w:spacing w:after="20" w:before="0"/>
             </w:pPr>
-            <w:hyperlink w:history="1" r:id="rIdee_igfjympxbtdvhov5lg">
+            <w:hyperlink w:history="1" r:id="rIdlxnznqv47yu4vlcdlupkr">
               <w:r>
                 <w:rPr>
                   <w:rFonts w:ascii="Arial" w:cs="Arial" w:eastAsia="Arial" w:hAnsi="Arial"/>
@@ -22205,7 +22205,7 @@
               <w:spacing w:after="10" w:before="0"/>
               <w:ind w:left="120"/>
             </w:pPr>
-            <w:hyperlink w:history="1" r:id="rId6bgkskedhyrbgujijdplk">
+            <w:hyperlink w:history="1" r:id="rIddmza-twynpc9ueuatlqof">
               <w:r>
                 <w:rPr>
                   <w:rFonts w:ascii="Arial" w:cs="Arial" w:eastAsia="Arial" w:hAnsi="Arial"/>
@@ -22250,7 +22250,7 @@
             <w:pPr>
               <w:spacing w:after="20" w:before="0"/>
             </w:pPr>
-            <w:hyperlink w:history="1" r:id="rIdiuhgu-ftbvpg6owuzu7hy">
+            <w:hyperlink w:history="1" r:id="rId6zhtt-kimwjt7p6za2dtd">
               <w:r>
                 <w:rPr>
                   <w:rFonts w:ascii="Arial" w:cs="Arial" w:eastAsia="Arial" w:hAnsi="Arial"/>
@@ -22283,7 +22283,7 @@
               <w:spacing w:after="10" w:before="0"/>
               <w:ind w:left="120"/>
             </w:pPr>
-            <w:hyperlink w:history="1" r:id="rIddnrof9kie30plg4dow8il">
+            <w:hyperlink w:history="1" r:id="rId5_lfo36ths9pwyoj6-uxq">
               <w:r>
                 <w:rPr>
                   <w:rFonts w:ascii="Arial" w:cs="Arial" w:eastAsia="Arial" w:hAnsi="Arial"/>
@@ -22478,7 +22478,7 @@
             <w:pPr>
               <w:spacing w:after="20" w:before="0"/>
             </w:pPr>
-            <w:hyperlink w:history="1" r:id="rIdjh0vmjkb4iocjpjmmcsy0">
+            <w:hyperlink w:history="1" r:id="rId7njzdx-h1ytmhvgc9aqfx">
               <w:r>
                 <w:rPr>
                   <w:rFonts w:ascii="Arial" w:cs="Arial" w:eastAsia="Arial" w:hAnsi="Arial"/>
@@ -22511,7 +22511,7 @@
               <w:spacing w:after="10" w:before="0"/>
               <w:ind w:left="120"/>
             </w:pPr>
-            <w:hyperlink w:history="1" r:id="rId0l5mpsf4z6g-drl2e2lda">
+            <w:hyperlink w:history="1" r:id="rIdxhnhg2qeaew6m4mbjeo1c">
               <w:r>
                 <w:rPr>
                   <w:rFonts w:ascii="Arial" w:cs="Arial" w:eastAsia="Arial" w:hAnsi="Arial"/>
@@ -22556,7 +22556,7 @@
             <w:pPr>
               <w:spacing w:after="20" w:before="0"/>
             </w:pPr>
-            <w:hyperlink w:history="1" r:id="rId2dulxkrl9gmr1cydki2cm">
+            <w:hyperlink w:history="1" r:id="rIdcd_hnnw1-1fljh1gsvyqx">
               <w:r>
                 <w:rPr>
                   <w:rFonts w:ascii="Arial" w:cs="Arial" w:eastAsia="Arial" w:hAnsi="Arial"/>
@@ -22589,7 +22589,7 @@
               <w:spacing w:after="10" w:before="0"/>
               <w:ind w:left="120"/>
             </w:pPr>
-            <w:hyperlink w:history="1" r:id="rIdffk39gb55uc-bqu6kdfta">
+            <w:hyperlink w:history="1" r:id="rIde3fmo5r2kr-qurte6-lr_">
               <w:r>
                 <w:rPr>
                   <w:rFonts w:ascii="Arial" w:cs="Arial" w:eastAsia="Arial" w:hAnsi="Arial"/>
@@ -22784,7 +22784,7 @@
             <w:pPr>
               <w:spacing w:after="20" w:before="0"/>
             </w:pPr>
-            <w:hyperlink w:history="1" r:id="rId1h_btiv4afhbzfgfwnxmz">
+            <w:hyperlink w:history="1" r:id="rIdgpylrd987asu19esvooos">
               <w:r>
                 <w:rPr>
                   <w:rFonts w:ascii="Arial" w:cs="Arial" w:eastAsia="Arial" w:hAnsi="Arial"/>
@@ -22817,7 +22817,7 @@
               <w:spacing w:after="10" w:before="0"/>
               <w:ind w:left="120"/>
             </w:pPr>
-            <w:hyperlink w:history="1" r:id="rIdzslcoxjop4k1xq84ah5xf">
+            <w:hyperlink w:history="1" r:id="rIdkd5khilhc_olwlalfm2nu">
               <w:r>
                 <w:rPr>
                   <w:rFonts w:ascii="Arial" w:cs="Arial" w:eastAsia="Arial" w:hAnsi="Arial"/>
@@ -22862,7 +22862,7 @@
             <w:pPr>
               <w:spacing w:after="20" w:before="0"/>
             </w:pPr>
-            <w:hyperlink w:history="1" r:id="rId1-cxvp9f_vvgojwlm77vb">
+            <w:hyperlink w:history="1" r:id="rIddl8ldiwcqjytqjf109vya">
               <w:r>
                 <w:rPr>
                   <w:rFonts w:ascii="Arial" w:cs="Arial" w:eastAsia="Arial" w:hAnsi="Arial"/>
@@ -22895,7 +22895,7 @@
               <w:spacing w:after="10" w:before="0"/>
               <w:ind w:left="120"/>
             </w:pPr>
-            <w:hyperlink w:history="1" r:id="rIdd6yy40-deenldboly6tei">
+            <w:hyperlink w:history="1" r:id="rIdpzqlxlt5shh2d_lbj11hx">
               <w:r>
                 <w:rPr>
                   <w:rFonts w:ascii="Arial" w:cs="Arial" w:eastAsia="Arial" w:hAnsi="Arial"/>
@@ -23090,7 +23090,7 @@
             <w:pPr>
               <w:spacing w:after="20" w:before="0"/>
             </w:pPr>
-            <w:hyperlink w:history="1" r:id="rIdfw1rfcrxantkdroywiui7">
+            <w:hyperlink w:history="1" r:id="rIdqvrsbee1quijltigp6tnx">
               <w:r>
                 <w:rPr>
                   <w:rFonts w:ascii="Arial" w:cs="Arial" w:eastAsia="Arial" w:hAnsi="Arial"/>
@@ -23139,7 +23139,7 @@
               <w:spacing w:after="10" w:before="0"/>
               <w:ind w:left="120"/>
             </w:pPr>
-            <w:hyperlink w:history="1" r:id="rIdfsbruplqyrhqyidq9wogq">
+            <w:hyperlink w:history="1" r:id="rIdd1fwmoypli7hopn-bqko0">
               <w:r>
                 <w:rPr>
                   <w:rFonts w:ascii="Arial" w:cs="Arial" w:eastAsia="Arial" w:hAnsi="Arial"/>
@@ -23184,7 +23184,7 @@
             <w:pPr>
               <w:spacing w:after="20" w:before="0"/>
             </w:pPr>
-            <w:hyperlink w:history="1" r:id="rIdsaz5bgb-az5epe3d1pnrz">
+            <w:hyperlink w:history="1" r:id="rIdpa3rjincs6u09opk-l7yz">
               <w:r>
                 <w:rPr>
                   <w:rFonts w:ascii="Arial" w:cs="Arial" w:eastAsia="Arial" w:hAnsi="Arial"/>
@@ -23217,7 +23217,7 @@
               <w:spacing w:after="10" w:before="0"/>
               <w:ind w:left="120"/>
             </w:pPr>
-            <w:hyperlink w:history="1" r:id="rIduio5tpl_v8xe2zcst8fqr">
+            <w:hyperlink w:history="1" r:id="rIdizpkmwr4ex1jsdjfdermz">
               <w:r>
                 <w:rPr>
                   <w:rFonts w:ascii="Arial" w:cs="Arial" w:eastAsia="Arial" w:hAnsi="Arial"/>
@@ -23729,7 +23729,7 @@
         </w:rPr>
         <w:t xml:space="preserve">© 2026 SeaVuria and ARES. Aligned with KICD objectives. Developed by SeaVuria; technical implementation by ARES (with AI assistance from Claude). Licensed under </w:t>
       </w:r>
-      <w:hyperlink w:history="1" r:id="rId5q1jhpf3apwnnxuv4sxjo">
+      <w:hyperlink w:history="1" r:id="rIds3kqnzu1kwjvdmhcw5g6x">
         <w:r>
           <w:rPr>
             <w:rFonts w:ascii="Arial" w:cs="Arial" w:eastAsia="Arial" w:hAnsi="Arial"/>
@@ -23750,7 +23750,7 @@
         </w:rPr>
         <w:t xml:space="preserve"> (</w:t>
       </w:r>
-      <w:hyperlink w:history="1" r:id="rIdxnx1smo6jqwmcxy9b6fqg">
+      <w:hyperlink w:history="1" r:id="rIdaq38d5xgpca8ualdeerov">
         <w:r>
           <w:rPr>
             <w:rFonts w:ascii="Arial" w:cs="Arial" w:eastAsia="Arial" w:hAnsi="Arial"/>
@@ -24763,7 +24763,7 @@
             <w:pPr>
               <w:spacing w:after="20" w:before="0"/>
             </w:pPr>
-            <w:hyperlink w:history="1" r:id="rId8b2fvverngx3c5ihtmkp1">
+            <w:hyperlink w:history="1" r:id="rIdy-2gneac-cp7nlrokjot5">
               <w:r>
                 <w:rPr>
                   <w:rFonts w:ascii="Arial" w:cs="Arial" w:eastAsia="Arial" w:hAnsi="Arial"/>
@@ -24796,7 +24796,7 @@
               <w:spacing w:after="10" w:before="0"/>
               <w:ind w:left="120"/>
             </w:pPr>
-            <w:hyperlink w:history="1" r:id="rIdngqhepw5791wanzp0aukx">
+            <w:hyperlink w:history="1" r:id="rIdyljecka0ulfemfxtn3pbd">
               <w:r>
                 <w:rPr>
                   <w:rFonts w:ascii="Arial" w:cs="Arial" w:eastAsia="Arial" w:hAnsi="Arial"/>
@@ -24841,7 +24841,7 @@
             <w:pPr>
               <w:spacing w:after="20" w:before="0"/>
             </w:pPr>
-            <w:hyperlink w:history="1" r:id="rIdvn_bdo2pzq-id-sj5dhcc">
+            <w:hyperlink w:history="1" r:id="rId1nhqgw6sxndltiypoiwwo">
               <w:r>
                 <w:rPr>
                   <w:rFonts w:ascii="Arial" w:cs="Arial" w:eastAsia="Arial" w:hAnsi="Arial"/>
@@ -24874,7 +24874,7 @@
               <w:spacing w:after="10" w:before="0"/>
               <w:ind w:left="120"/>
             </w:pPr>
-            <w:hyperlink w:history="1" r:id="rIdrcuz3mkgxi20_ujlruko0">
+            <w:hyperlink w:history="1" r:id="rIdrbg2729babpvmbkbewi4l">
               <w:r>
                 <w:rPr>
                   <w:rFonts w:ascii="Arial" w:cs="Arial" w:eastAsia="Arial" w:hAnsi="Arial"/>
@@ -25069,7 +25069,7 @@
             <w:pPr>
               <w:spacing w:after="20" w:before="0"/>
             </w:pPr>
-            <w:hyperlink w:history="1" r:id="rIdsmqrv0vonoregpcaib7bp">
+            <w:hyperlink w:history="1" r:id="rId1wg5jqobmmid3vorxibi2">
               <w:r>
                 <w:rPr>
                   <w:rFonts w:ascii="Arial" w:cs="Arial" w:eastAsia="Arial" w:hAnsi="Arial"/>
@@ -25102,7 +25102,7 @@
               <w:spacing w:after="10" w:before="0"/>
               <w:ind w:left="120"/>
             </w:pPr>
-            <w:hyperlink w:history="1" r:id="rIdf7rhi6k0qy_qhs1r5_yqq">
+            <w:hyperlink w:history="1" r:id="rId3hhchpz-amulgktpqqg_0">
               <w:r>
                 <w:rPr>
                   <w:rFonts w:ascii="Arial" w:cs="Arial" w:eastAsia="Arial" w:hAnsi="Arial"/>
@@ -25147,7 +25147,7 @@
             <w:pPr>
               <w:spacing w:after="20" w:before="0"/>
             </w:pPr>
-            <w:hyperlink w:history="1" r:id="rId-yigd5fh5g_-hbcizx1gj">
+            <w:hyperlink w:history="1" r:id="rIdfmczan9qsdv5wbtufovm-">
               <w:r>
                 <w:rPr>
                   <w:rFonts w:ascii="Arial" w:cs="Arial" w:eastAsia="Arial" w:hAnsi="Arial"/>
@@ -25180,7 +25180,7 @@
               <w:spacing w:after="10" w:before="0"/>
               <w:ind w:left="120"/>
             </w:pPr>
-            <w:hyperlink w:history="1" r:id="rId8gkyf5m1-zeauyquljulw">
+            <w:hyperlink w:history="1" r:id="rIdounsu0xunicor9qab7j5y">
               <w:r>
                 <w:rPr>
                   <w:rFonts w:ascii="Arial" w:cs="Arial" w:eastAsia="Arial" w:hAnsi="Arial"/>
@@ -25222,7 +25222,7 @@
                 <w:sz w:val="18"/>
                 <w:szCs w:val="18"/>
               </w:rPr>
-              <w:t xml:space="preserve">Teacher writes the three-step framework on the board: Step 1 — Write the word equation. Step 2 — Replace each substance with its correct formula (symbol equation, unbalanced). Step 3 — Build an atom inventory table and adjust coefficients until both sides match. The teacher then models this with two examples. Example 1: Sodium reacts with water to form sodium hydroxide and hydrogen gas (linking directly to the sodium card from the Mystery Element Card Challenge). The teacher writes the word equation, then the unbalanced symbol equation 2Na + 2H2O → 2NaOH + H2, building the atom inventory table column by column on the board with student call-and-response for atom counts. Example 2: Calcium carbonate decomposes on heating to form calcium oxide and carbon dioxide — the exact process used at the Athi River Bamburi Cement works visible to students travelling on the Nairobi–Mombasa highway. CaCO3 → CaO + CO2 is already balanced; teacher uses this to show that sometimes no adjustment is needed and the inventory table confirms it. Students copy the atom inventory tables into their notebooks and annotate each step with marginal notes in their own words.</w:t>
+              <w:t xml:space="preserve">Teacher writes the three-step framework on the board: Step 1 — Write the word equation. Step 2 — Replace each substance with its correct formula (symbol equation, unbalanced). Step 3 — Build an atom inventory table and adjust coefficients until both sides match. The teacher then models this with two examples. Example 1: Sodium reacts with water to form sodium hydroxide and hydrogen gas (linking directly to the sodium card from the Mystery Element Card Challenge). The teacher writes the word equation, then the unbalanced symbol equation Na + H2O → NaOH + H2, balancing it to 2Na + 2H2O → 2NaOH + H2 by building the atom inventory table column by column on the board with student call-and-response for atom counts. Example 2: Calcium carbonate decomposes on heating to form calcium oxide and carbon dioxide — the exact process used at the Athi River Bamburi Cement works visible to students travelling on the Nairobi–Mombasa highway. CaCO3 → CaO + CO2 is already balanced; teacher uses this to show that sometimes no adjustment is needed and the inventory table confirms it. Students copy the atom inventory tables into their notebooks and annotate each step with marginal notes in their own words.</w:t>
             </w:r>
           </w:p>
         </w:tc>
@@ -25375,7 +25375,7 @@
             <w:pPr>
               <w:spacing w:after="20" w:before="0"/>
             </w:pPr>
-            <w:hyperlink w:history="1" r:id="rIdhzkzcui9yunusryfq_j0w">
+            <w:hyperlink w:history="1" r:id="rIdksi72ym_eg2frett1gleg">
               <w:r>
                 <w:rPr>
                   <w:rFonts w:ascii="Arial" w:cs="Arial" w:eastAsia="Arial" w:hAnsi="Arial"/>
@@ -25424,7 +25424,7 @@
               <w:spacing w:after="10" w:before="0"/>
               <w:ind w:left="120"/>
             </w:pPr>
-            <w:hyperlink w:history="1" r:id="rId5bh5aiezapkzjrmr3bl3d">
+            <w:hyperlink w:history="1" r:id="rIdpshokbholygypcztyersr">
               <w:r>
                 <w:rPr>
                   <w:rFonts w:ascii="Arial" w:cs="Arial" w:eastAsia="Arial" w:hAnsi="Arial"/>
@@ -25469,7 +25469,7 @@
             <w:pPr>
               <w:spacing w:after="20" w:before="0"/>
             </w:pPr>
-            <w:hyperlink w:history="1" r:id="rIdtzbepcwesamqllejlwymh">
+            <w:hyperlink w:history="1" r:id="rIdugywri1_yzv0zgnngken2">
               <w:r>
                 <w:rPr>
                   <w:rFonts w:ascii="Arial" w:cs="Arial" w:eastAsia="Arial" w:hAnsi="Arial"/>
@@ -25502,7 +25502,7 @@
               <w:spacing w:after="10" w:before="0"/>
               <w:ind w:left="120"/>
             </w:pPr>
-            <w:hyperlink w:history="1" r:id="rIduegbx9ax4ztvhvzabmgm7">
+            <w:hyperlink w:history="1" r:id="rIdbmeyv2zugnob_ae358dnd">
               <w:r>
                 <w:rPr>
                   <w:rFonts w:ascii="Arial" w:cs="Arial" w:eastAsia="Arial" w:hAnsi="Arial"/>
@@ -25697,7 +25697,7 @@
             <w:pPr>
               <w:spacing w:after="20" w:before="0"/>
             </w:pPr>
-            <w:hyperlink w:history="1" r:id="rIdkoo2k3h6fbvrmo-_bkf71">
+            <w:hyperlink w:history="1" r:id="rIdkqcsamj9utxieqttvhz_j">
               <w:r>
                 <w:rPr>
                   <w:rFonts w:ascii="Arial" w:cs="Arial" w:eastAsia="Arial" w:hAnsi="Arial"/>
@@ -25746,7 +25746,7 @@
               <w:spacing w:after="10" w:before="0"/>
               <w:ind w:left="120"/>
             </w:pPr>
-            <w:hyperlink w:history="1" r:id="rIdkixrovjauaac4djqqmhm5">
+            <w:hyperlink w:history="1" r:id="rId-wndohmm1m_dzzd6laavx">
               <w:r>
                 <w:rPr>
                   <w:rFonts w:ascii="Arial" w:cs="Arial" w:eastAsia="Arial" w:hAnsi="Arial"/>
@@ -25791,7 +25791,7 @@
             <w:pPr>
               <w:spacing w:after="20" w:before="0"/>
             </w:pPr>
-            <w:hyperlink w:history="1" r:id="rId_ucqfdagwet-9okqnbj5c">
+            <w:hyperlink w:history="1" r:id="rIdci6l4775hvisehmiwhvii">
               <w:r>
                 <w:rPr>
                   <w:rFonts w:ascii="Arial" w:cs="Arial" w:eastAsia="Arial" w:hAnsi="Arial"/>
@@ -25824,7 +25824,7 @@
               <w:spacing w:after="10" w:before="0"/>
               <w:ind w:left="120"/>
             </w:pPr>
-            <w:hyperlink w:history="1" r:id="rIdf0rqdev2hcdukm21hduzy">
+            <w:hyperlink w:history="1" r:id="rIdgjacuqdlobelm2oi6sxji">
               <w:r>
                 <w:rPr>
                   <w:rFonts w:ascii="Arial" w:cs="Arial" w:eastAsia="Arial" w:hAnsi="Arial"/>
@@ -26019,7 +26019,7 @@
             <w:pPr>
               <w:spacing w:after="20" w:before="0"/>
             </w:pPr>
-            <w:hyperlink w:history="1" r:id="rIdmq9k7kpzxlnswfaspumzm">
+            <w:hyperlink w:history="1" r:id="rIdkq26mbkfhsohnpkn2pbip">
               <w:r>
                 <w:rPr>
                   <w:rFonts w:ascii="Arial" w:cs="Arial" w:eastAsia="Arial" w:hAnsi="Arial"/>
@@ -26068,7 +26068,7 @@
               <w:spacing w:after="10" w:before="0"/>
               <w:ind w:left="120"/>
             </w:pPr>
-            <w:hyperlink w:history="1" r:id="rIdf4humes183qmzyu6qvuf_">
+            <w:hyperlink w:history="1" r:id="rId4blxs74ik7thqor-3qdco">
               <w:r>
                 <w:rPr>
                   <w:rFonts w:ascii="Arial" w:cs="Arial" w:eastAsia="Arial" w:hAnsi="Arial"/>
@@ -26113,7 +26113,7 @@
             <w:pPr>
               <w:spacing w:after="20" w:before="0"/>
             </w:pPr>
-            <w:hyperlink w:history="1" r:id="rIdyykzuhpaxc4fbeyfhvizj">
+            <w:hyperlink w:history="1" r:id="rIdyekmdme5km2qn6uumezwc">
               <w:r>
                 <w:rPr>
                   <w:rFonts w:ascii="Arial" w:cs="Arial" w:eastAsia="Arial" w:hAnsi="Arial"/>
@@ -26146,7 +26146,7 @@
               <w:spacing w:after="10" w:before="0"/>
               <w:ind w:left="120"/>
             </w:pPr>
-            <w:hyperlink w:history="1" r:id="rIdmbplgbe87me2wzjjv56ch">
+            <w:hyperlink w:history="1" r:id="rIdvkxvgfk5df5xeikru5iv6">
               <w:r>
                 <w:rPr>
                   <w:rFonts w:ascii="Arial" w:cs="Arial" w:eastAsia="Arial" w:hAnsi="Arial"/>
@@ -26658,7 +26658,7 @@
         </w:rPr>
         <w:t xml:space="preserve">© 2026 SeaVuria and ARES. Aligned with KICD objectives. Developed by SeaVuria; technical implementation by ARES (with AI assistance from Claude). Licensed under </w:t>
       </w:r>
-      <w:hyperlink w:history="1" r:id="rIdudqthttxbwrtj9ashtvgd">
+      <w:hyperlink w:history="1" r:id="rIdlsg4ayikombj9ltxoih15">
         <w:r>
           <w:rPr>
             <w:rFonts w:ascii="Arial" w:cs="Arial" w:eastAsia="Arial" w:hAnsi="Arial"/>
@@ -26679,7 +26679,7 @@
         </w:rPr>
         <w:t xml:space="preserve"> (</w:t>
       </w:r>
-      <w:hyperlink w:history="1" r:id="rIdoaplfkzzlxzdisx2n72xj">
+      <w:hyperlink w:history="1" r:id="rIdyzwknua_87fbfmcll6omd">
         <w:r>
           <w:rPr>
             <w:rFonts w:ascii="Arial" w:cs="Arial" w:eastAsia="Arial" w:hAnsi="Arial"/>
@@ -27692,7 +27692,7 @@
             <w:pPr>
               <w:spacing w:after="20" w:before="0"/>
             </w:pPr>
-            <w:hyperlink w:history="1" r:id="rIdhevvsj6hxok5epmlf8qgp">
+            <w:hyperlink w:history="1" r:id="rId8mqu0vi7rk4zhj4jfgsum">
               <w:r>
                 <w:rPr>
                   <w:rFonts w:ascii="Arial" w:cs="Arial" w:eastAsia="Arial" w:hAnsi="Arial"/>
@@ -27725,7 +27725,7 @@
               <w:spacing w:after="10" w:before="0"/>
               <w:ind w:left="120"/>
             </w:pPr>
-            <w:hyperlink w:history="1" r:id="rIdp3jvbxlc2mcf6fgpebqdl">
+            <w:hyperlink w:history="1" r:id="rId_13lnjzh2-msrde9rg-e_">
               <w:r>
                 <w:rPr>
                   <w:rFonts w:ascii="Arial" w:cs="Arial" w:eastAsia="Arial" w:hAnsi="Arial"/>
@@ -27770,7 +27770,7 @@
             <w:pPr>
               <w:spacing w:after="20" w:before="0"/>
             </w:pPr>
-            <w:hyperlink w:history="1" r:id="rIdbrl2dc1bbr-aqzi5_h-bx">
+            <w:hyperlink w:history="1" r:id="rIdnnel3watp6wpy5y0d_vtp">
               <w:r>
                 <w:rPr>
                   <w:rFonts w:ascii="Arial" w:cs="Arial" w:eastAsia="Arial" w:hAnsi="Arial"/>
@@ -27803,7 +27803,7 @@
               <w:spacing w:after="10" w:before="0"/>
               <w:ind w:left="120"/>
             </w:pPr>
-            <w:hyperlink w:history="1" r:id="rIdawwwuyrxhjsdb1qtfq6yf">
+            <w:hyperlink w:history="1" r:id="rIdacvcw8mtbz9g8gvrnja6t">
               <w:r>
                 <w:rPr>
                   <w:rFonts w:ascii="Arial" w:cs="Arial" w:eastAsia="Arial" w:hAnsi="Arial"/>
@@ -27998,7 +27998,7 @@
             <w:pPr>
               <w:spacing w:after="20" w:before="0"/>
             </w:pPr>
-            <w:hyperlink w:history="1" r:id="rIdvk94gt6hareocvkcify0t">
+            <w:hyperlink w:history="1" r:id="rIdflds_bceun9xnencp-vt7">
               <w:r>
                 <w:rPr>
                   <w:rFonts w:ascii="Arial" w:cs="Arial" w:eastAsia="Arial" w:hAnsi="Arial"/>
@@ -28031,7 +28031,7 @@
               <w:spacing w:after="10" w:before="0"/>
               <w:ind w:left="120"/>
             </w:pPr>
-            <w:hyperlink w:history="1" r:id="rIdv1oa14hykytghppbbbkdi">
+            <w:hyperlink w:history="1" r:id="rIdciu0iufg24vyxtcoka0nf">
               <w:r>
                 <w:rPr>
                   <w:rFonts w:ascii="Arial" w:cs="Arial" w:eastAsia="Arial" w:hAnsi="Arial"/>
@@ -28076,7 +28076,7 @@
             <w:pPr>
               <w:spacing w:after="20" w:before="0"/>
             </w:pPr>
-            <w:hyperlink w:history="1" r:id="rId1ogm4fuefznmpz0rp5aqr">
+            <w:hyperlink w:history="1" r:id="rIdtundouxonbcb6wt7l90di">
               <w:r>
                 <w:rPr>
                   <w:rFonts w:ascii="Arial" w:cs="Arial" w:eastAsia="Arial" w:hAnsi="Arial"/>
@@ -28109,7 +28109,7 @@
               <w:spacing w:after="10" w:before="0"/>
               <w:ind w:left="120"/>
             </w:pPr>
-            <w:hyperlink w:history="1" r:id="rId2rqgjhhw7juylroyb4zx4">
+            <w:hyperlink w:history="1" r:id="rIduplqjehelvief-ko6liki">
               <w:r>
                 <w:rPr>
                   <w:rFonts w:ascii="Arial" w:cs="Arial" w:eastAsia="Arial" w:hAnsi="Arial"/>
@@ -28304,7 +28304,7 @@
             <w:pPr>
               <w:spacing w:after="20" w:before="0"/>
             </w:pPr>
-            <w:hyperlink w:history="1" r:id="rIdruangto-t4-lojb37cth3">
+            <w:hyperlink w:history="1" r:id="rIdosxnufz69d1dzazi8evmu">
               <w:r>
                 <w:rPr>
                   <w:rFonts w:ascii="Arial" w:cs="Arial" w:eastAsia="Arial" w:hAnsi="Arial"/>
@@ -28337,7 +28337,7 @@
               <w:spacing w:after="10" w:before="0"/>
               <w:ind w:left="120"/>
             </w:pPr>
-            <w:hyperlink w:history="1" r:id="rIdq4vnsz0d7ienvvaavkxfd">
+            <w:hyperlink w:history="1" r:id="rIdf2kjlwecgqc08yly2wsc4">
               <w:r>
                 <w:rPr>
                   <w:rFonts w:ascii="Arial" w:cs="Arial" w:eastAsia="Arial" w:hAnsi="Arial"/>
@@ -28382,7 +28382,7 @@
             <w:pPr>
               <w:spacing w:after="20" w:before="0"/>
             </w:pPr>
-            <w:hyperlink w:history="1" r:id="rIdbnpc9hqqtiwxkldrrukn8">
+            <w:hyperlink w:history="1" r:id="rIdu7sc9ovocc2eflrjycp9h">
               <w:r>
                 <w:rPr>
                   <w:rFonts w:ascii="Arial" w:cs="Arial" w:eastAsia="Arial" w:hAnsi="Arial"/>
@@ -28415,7 +28415,7 @@
               <w:spacing w:after="10" w:before="0"/>
               <w:ind w:left="120"/>
             </w:pPr>
-            <w:hyperlink w:history="1" r:id="rIdtcfnvr6i0zskw4lowjxvw">
+            <w:hyperlink w:history="1" r:id="rIdapkngg9wys7xstwy35us2">
               <w:r>
                 <w:rPr>
                   <w:rFonts w:ascii="Arial" w:cs="Arial" w:eastAsia="Arial" w:hAnsi="Arial"/>
@@ -28610,7 +28610,7 @@
             <w:pPr>
               <w:spacing w:after="20" w:before="0"/>
             </w:pPr>
-            <w:hyperlink w:history="1" r:id="rIdtnhehyj1mwbv7stcsoqel">
+            <w:hyperlink w:history="1" r:id="rIdndw1wnijzbtyqsi1ancjh">
               <w:r>
                 <w:rPr>
                   <w:rFonts w:ascii="Arial" w:cs="Arial" w:eastAsia="Arial" w:hAnsi="Arial"/>
@@ -28643,7 +28643,7 @@
               <w:spacing w:after="10" w:before="0"/>
               <w:ind w:left="120"/>
             </w:pPr>
-            <w:hyperlink w:history="1" r:id="rIdk_vexcipn8vrnn0fohjx0">
+            <w:hyperlink w:history="1" r:id="rIdod-bsnewao3vr7wdnzrqp">
               <w:r>
                 <w:rPr>
                   <w:rFonts w:ascii="Arial" w:cs="Arial" w:eastAsia="Arial" w:hAnsi="Arial"/>
@@ -28688,7 +28688,7 @@
             <w:pPr>
               <w:spacing w:after="20" w:before="0"/>
             </w:pPr>
-            <w:hyperlink w:history="1" r:id="rId5tn37yjw87ef-azqdfyrm">
+            <w:hyperlink w:history="1" r:id="rIdh_a2agqdwg_r8saiwtg9x">
               <w:r>
                 <w:rPr>
                   <w:rFonts w:ascii="Arial" w:cs="Arial" w:eastAsia="Arial" w:hAnsi="Arial"/>
@@ -28721,7 +28721,7 @@
               <w:spacing w:after="10" w:before="0"/>
               <w:ind w:left="120"/>
             </w:pPr>
-            <w:hyperlink w:history="1" r:id="rId1x_5xznsytznyl7l7z-6l">
+            <w:hyperlink w:history="1" r:id="rIdafdgzzxvhe4poytf7vz8c">
               <w:r>
                 <w:rPr>
                   <w:rFonts w:ascii="Arial" w:cs="Arial" w:eastAsia="Arial" w:hAnsi="Arial"/>
@@ -28916,7 +28916,7 @@
             <w:pPr>
               <w:spacing w:after="20" w:before="0"/>
             </w:pPr>
-            <w:hyperlink w:history="1" r:id="rIduszsgczfn1fpw2bzdfi7p">
+            <w:hyperlink w:history="1" r:id="rIdfdtsu3iejk7alj7s-nfva">
               <w:r>
                 <w:rPr>
                   <w:rFonts w:ascii="Arial" w:cs="Arial" w:eastAsia="Arial" w:hAnsi="Arial"/>
@@ -28965,7 +28965,7 @@
               <w:spacing w:after="10" w:before="0"/>
               <w:ind w:left="120"/>
             </w:pPr>
-            <w:hyperlink w:history="1" r:id="rIdgpjbqdv1iteh5upnl60fn">
+            <w:hyperlink w:history="1" r:id="rIdlqvlk-sfnwqw0hbschf2a">
               <w:r>
                 <w:rPr>
                   <w:rFonts w:ascii="Arial" w:cs="Arial" w:eastAsia="Arial" w:hAnsi="Arial"/>
@@ -29010,7 +29010,7 @@
             <w:pPr>
               <w:spacing w:after="20" w:before="0"/>
             </w:pPr>
-            <w:hyperlink w:history="1" r:id="rIdqwajgt3l0yqx4urloi8my">
+            <w:hyperlink w:history="1" r:id="rIdz3klbm0ovo3zh_nktft-i">
               <w:r>
                 <w:rPr>
                   <w:rFonts w:ascii="Arial" w:cs="Arial" w:eastAsia="Arial" w:hAnsi="Arial"/>
@@ -29059,7 +29059,7 @@
               <w:spacing w:after="10" w:before="0"/>
               <w:ind w:left="120"/>
             </w:pPr>
-            <w:hyperlink w:history="1" r:id="rId67ntsijtr6caie7nzfcts">
+            <w:hyperlink w:history="1" r:id="rIdjgvcsxym3htdhsvcvmkol">
               <w:r>
                 <w:rPr>
                   <w:rFonts w:ascii="Arial" w:cs="Arial" w:eastAsia="Arial" w:hAnsi="Arial"/>
@@ -29571,7 +29571,7 @@
         </w:rPr>
         <w:t xml:space="preserve">© 2026 SeaVuria and ARES. Aligned with KICD objectives. Developed by SeaVuria; technical implementation by ARES (with AI assistance from Claude). Licensed under </w:t>
       </w:r>
-      <w:hyperlink w:history="1" r:id="rId7kah7xtxsa7-tjrd4hfyq">
+      <w:hyperlink w:history="1" r:id="rIdbg0mbblx7rfklds2noeyl">
         <w:r>
           <w:rPr>
             <w:rFonts w:ascii="Arial" w:cs="Arial" w:eastAsia="Arial" w:hAnsi="Arial"/>
@@ -29592,7 +29592,7 @@
         </w:rPr>
         <w:t xml:space="preserve"> (</w:t>
       </w:r>
-      <w:hyperlink w:history="1" r:id="rIdck06rxztu2fefbwl8da2s">
+      <w:hyperlink w:history="1" r:id="rId9luu0x3kmvfcyacrecuza">
         <w:r>
           <w:rPr>
             <w:rFonts w:ascii="Arial" w:cs="Arial" w:eastAsia="Arial" w:hAnsi="Arial"/>
@@ -30605,7 +30605,7 @@
             <w:pPr>
               <w:spacing w:after="20" w:before="0"/>
             </w:pPr>
-            <w:hyperlink w:history="1" r:id="rIduzexgepzka-6ybzep_t0y">
+            <w:hyperlink w:history="1" r:id="rIdo05kmvt4m6xat07mcab-l">
               <w:r>
                 <w:rPr>
                   <w:rFonts w:ascii="Arial" w:cs="Arial" w:eastAsia="Arial" w:hAnsi="Arial"/>
@@ -30638,7 +30638,7 @@
               <w:spacing w:after="10" w:before="0"/>
               <w:ind w:left="120"/>
             </w:pPr>
-            <w:hyperlink w:history="1" r:id="rIddqbhi8sqzw_opn_b92-jd">
+            <w:hyperlink w:history="1" r:id="rIdarjaum5jsmxyrtjgyhzqf">
               <w:r>
                 <w:rPr>
                   <w:rFonts w:ascii="Arial" w:cs="Arial" w:eastAsia="Arial" w:hAnsi="Arial"/>
@@ -30683,7 +30683,7 @@
             <w:pPr>
               <w:spacing w:after="20" w:before="0"/>
             </w:pPr>
-            <w:hyperlink w:history="1" r:id="rIdglmgfirb5xczizg6muhzw">
+            <w:hyperlink w:history="1" r:id="rIdx3fxonccq3zomrmlc8e4c">
               <w:r>
                 <w:rPr>
                   <w:rFonts w:ascii="Arial" w:cs="Arial" w:eastAsia="Arial" w:hAnsi="Arial"/>
@@ -30732,7 +30732,7 @@
               <w:spacing w:after="10" w:before="0"/>
               <w:ind w:left="120"/>
             </w:pPr>
-            <w:hyperlink w:history="1" r:id="rIdcdhjm0tmqqmvvwcv01as9">
+            <w:hyperlink w:history="1" r:id="rIdlmrwp_3po9kwkzils_he_">
               <w:r>
                 <w:rPr>
                   <w:rFonts w:ascii="Arial" w:cs="Arial" w:eastAsia="Arial" w:hAnsi="Arial"/>
@@ -30927,7 +30927,7 @@
             <w:pPr>
               <w:spacing w:after="20" w:before="0"/>
             </w:pPr>
-            <w:hyperlink w:history="1" r:id="rIdgfh09fqpm2dvrvirdoxpn">
+            <w:hyperlink w:history="1" r:id="rId9kdfsz1em8yxnvyyhgym5">
               <w:r>
                 <w:rPr>
                   <w:rFonts w:ascii="Arial" w:cs="Arial" w:eastAsia="Arial" w:hAnsi="Arial"/>
@@ -30960,7 +30960,7 @@
               <w:spacing w:after="10" w:before="0"/>
               <w:ind w:left="120"/>
             </w:pPr>
-            <w:hyperlink w:history="1" r:id="rId4vw2prb8ajxnghckrduvl">
+            <w:hyperlink w:history="1" r:id="rId-xv4smxd928t_knxqusw3">
               <w:r>
                 <w:rPr>
                   <w:rFonts w:ascii="Arial" w:cs="Arial" w:eastAsia="Arial" w:hAnsi="Arial"/>
@@ -31005,7 +31005,7 @@
             <w:pPr>
               <w:spacing w:after="20" w:before="0"/>
             </w:pPr>
-            <w:hyperlink w:history="1" r:id="rIdwhfp4n01apegugmsowdbh">
+            <w:hyperlink w:history="1" r:id="rIdidk7yhsvjyd8h6lfed67l">
               <w:r>
                 <w:rPr>
                   <w:rFonts w:ascii="Arial" w:cs="Arial" w:eastAsia="Arial" w:hAnsi="Arial"/>
@@ -31054,7 +31054,7 @@
               <w:spacing w:after="10" w:before="0"/>
               <w:ind w:left="120"/>
             </w:pPr>
-            <w:hyperlink w:history="1" r:id="rIdr69hu0_gqxln4vi3rjhqb">
+            <w:hyperlink w:history="1" r:id="rId4ustmkbxoy6qu7vqq9kis">
               <w:r>
                 <w:rPr>
                   <w:rFonts w:ascii="Arial" w:cs="Arial" w:eastAsia="Arial" w:hAnsi="Arial"/>
@@ -31249,7 +31249,7 @@
             <w:pPr>
               <w:spacing w:after="20" w:before="0"/>
             </w:pPr>
-            <w:hyperlink w:history="1" r:id="rId6rkdf9xnehs4sbsf_6bir">
+            <w:hyperlink w:history="1" r:id="rIdt7qtg2028zg41gv1akqx4">
               <w:r>
                 <w:rPr>
                   <w:rFonts w:ascii="Arial" w:cs="Arial" w:eastAsia="Arial" w:hAnsi="Arial"/>
@@ -31282,7 +31282,7 @@
               <w:spacing w:after="10" w:before="0"/>
               <w:ind w:left="120"/>
             </w:pPr>
-            <w:hyperlink w:history="1" r:id="rId40ffyvb8fvtkwmhy81zpm">
+            <w:hyperlink w:history="1" r:id="rIdb5ay4qwpc9unk5nzrzvzp">
               <w:r>
                 <w:rPr>
                   <w:rFonts w:ascii="Arial" w:cs="Arial" w:eastAsia="Arial" w:hAnsi="Arial"/>
@@ -31327,7 +31327,7 @@
             <w:pPr>
               <w:spacing w:after="20" w:before="0"/>
             </w:pPr>
-            <w:hyperlink w:history="1" r:id="rIdznsfg7ikt3qphvo8awgee">
+            <w:hyperlink w:history="1" r:id="rIdc3sdhijecdedfsbl4khgd">
               <w:r>
                 <w:rPr>
                   <w:rFonts w:ascii="Arial" w:cs="Arial" w:eastAsia="Arial" w:hAnsi="Arial"/>
@@ -31376,7 +31376,7 @@
               <w:spacing w:after="10" w:before="0"/>
               <w:ind w:left="120"/>
             </w:pPr>
-            <w:hyperlink w:history="1" r:id="rIdta7yeum_ow3_cbqslhptx">
+            <w:hyperlink w:history="1" r:id="rIdfrzv9lmmtoxgu7xwcd4pf">
               <w:r>
                 <w:rPr>
                   <w:rFonts w:ascii="Arial" w:cs="Arial" w:eastAsia="Arial" w:hAnsi="Arial"/>
@@ -31571,7 +31571,7 @@
             <w:pPr>
               <w:spacing w:after="20" w:before="0"/>
             </w:pPr>
-            <w:hyperlink w:history="1" r:id="rIdnycyq9pzyc21dzsgtxn8i">
+            <w:hyperlink w:history="1" r:id="rId2j2seeohg2pffp7lagvhh">
               <w:r>
                 <w:rPr>
                   <w:rFonts w:ascii="Arial" w:cs="Arial" w:eastAsia="Arial" w:hAnsi="Arial"/>
@@ -31604,7 +31604,7 @@
               <w:spacing w:after="10" w:before="0"/>
               <w:ind w:left="120"/>
             </w:pPr>
-            <w:hyperlink w:history="1" r:id="rIdodblgghn40stg28_agaqg">
+            <w:hyperlink w:history="1" r:id="rIdiybrpxajckhv6y9dtqnvu">
               <w:r>
                 <w:rPr>
                   <w:rFonts w:ascii="Arial" w:cs="Arial" w:eastAsia="Arial" w:hAnsi="Arial"/>
@@ -31649,7 +31649,7 @@
             <w:pPr>
               <w:spacing w:after="20" w:before="0"/>
             </w:pPr>
-            <w:hyperlink w:history="1" r:id="rIdhjeef0x9390adhseeccys">
+            <w:hyperlink w:history="1" r:id="rId9_emgc6zmeqv1osfrhmq3">
               <w:r>
                 <w:rPr>
                   <w:rFonts w:ascii="Arial" w:cs="Arial" w:eastAsia="Arial" w:hAnsi="Arial"/>
@@ -31698,7 +31698,7 @@
               <w:spacing w:after="10" w:before="0"/>
               <w:ind w:left="120"/>
             </w:pPr>
-            <w:hyperlink w:history="1" r:id="rIdnjrwzao_ka_dj9cgav1p4">
+            <w:hyperlink w:history="1" r:id="rIdpewlrgarwntiwkbov0rkc">
               <w:r>
                 <w:rPr>
                   <w:rFonts w:ascii="Arial" w:cs="Arial" w:eastAsia="Arial" w:hAnsi="Arial"/>
@@ -31893,7 +31893,7 @@
             <w:pPr>
               <w:spacing w:after="20" w:before="0"/>
             </w:pPr>
-            <w:hyperlink w:history="1" r:id="rIdo27ncrodpimbrvms3ap_a">
+            <w:hyperlink w:history="1" r:id="rIdd82vzhdppeejargjunxj8">
               <w:r>
                 <w:rPr>
                   <w:rFonts w:ascii="Arial" w:cs="Arial" w:eastAsia="Arial" w:hAnsi="Arial"/>
@@ -31942,7 +31942,7 @@
               <w:spacing w:after="10" w:before="0"/>
               <w:ind w:left="120"/>
             </w:pPr>
-            <w:hyperlink w:history="1" r:id="rId3munxrobb13cts5igbpuh">
+            <w:hyperlink w:history="1" r:id="rIdqutxalz3hihj6m79ybssr">
               <w:r>
                 <w:rPr>
                   <w:rFonts w:ascii="Arial" w:cs="Arial" w:eastAsia="Arial" w:hAnsi="Arial"/>
@@ -31987,7 +31987,7 @@
             <w:pPr>
               <w:spacing w:after="20" w:before="0"/>
             </w:pPr>
-            <w:hyperlink w:history="1" r:id="rIdby2q9soyje1c0untcghfp">
+            <w:hyperlink w:history="1" r:id="rIdar_4b8nmvgedsff64lexb">
               <w:r>
                 <w:rPr>
                   <w:rFonts w:ascii="Arial" w:cs="Arial" w:eastAsia="Arial" w:hAnsi="Arial"/>
@@ -32036,7 +32036,7 @@
               <w:spacing w:after="10" w:before="0"/>
               <w:ind w:left="120"/>
             </w:pPr>
-            <w:hyperlink w:history="1" r:id="rIdp9nvirvtvmrzrveom-mgu">
+            <w:hyperlink w:history="1" r:id="rIdlsn1yw8cdrc9op3ayrjn_">
               <w:r>
                 <w:rPr>
                   <w:rFonts w:ascii="Arial" w:cs="Arial" w:eastAsia="Arial" w:hAnsi="Arial"/>
@@ -32814,7 +32814,7 @@
         </w:rPr>
         <w:t xml:space="preserve">© 2026 SeaVuria and ARES. Aligned with KICD objectives. Developed by SeaVuria; technical implementation by ARES (with AI assistance from Claude). Licensed under </w:t>
       </w:r>
-      <w:hyperlink w:history="1" r:id="rIdxpbnhakr48i0to_jgkpsm">
+      <w:hyperlink w:history="1" r:id="rIdjh-tnfo9z08nkllrhaemh">
         <w:r>
           <w:rPr>
             <w:rFonts w:ascii="Arial" w:cs="Arial" w:eastAsia="Arial" w:hAnsi="Arial"/>
@@ -32835,7 +32835,7 @@
         </w:rPr>
         <w:t xml:space="preserve"> (</w:t>
       </w:r>
-      <w:hyperlink w:history="1" r:id="rIdvztan-o4s1sfkzq0gnzvl">
+      <w:hyperlink w:history="1" r:id="rId_0esldckqprexbxu1o4eo">
         <w:r>
           <w:rPr>
             <w:rFonts w:ascii="Arial" w:cs="Arial" w:eastAsia="Arial" w:hAnsi="Arial"/>

--- a/data/outputs/v2/Chemistry/SS1.3_The_Periodic_Table/Chemistry_The_Periodic_Table_CBE_LessonSequence.docx
+++ b/data/outputs/v2/Chemistry/SS1.3_The_Periodic_Table/Chemistry_The_Periodic_Table_CBE_LessonSequence.docx
@@ -2201,7 +2201,7 @@
         </w:rPr>
         <w:t xml:space="preserve">© 2026 SeaVuria and ARES. This work is licensed under a </w:t>
       </w:r>
-      <w:hyperlink w:history="1" r:id="rIds9ea4ox4oac7imd7memra">
+      <w:hyperlink w:history="1" r:id="rIdi-md2w4yylw_iiijdyjox">
         <w:r>
           <w:rPr>
             <w:rFonts w:ascii="Arial" w:cs="Arial" w:eastAsia="Arial" w:hAnsi="Arial"/>
@@ -2221,7 +2221,7 @@
         </w:rPr>
         <w:t xml:space="preserve"> (</w:t>
       </w:r>
-      <w:hyperlink w:history="1" r:id="rIdeu8kdu5mapt4i2ajyd-lm">
+      <w:hyperlink w:history="1" r:id="rIdvnfkchjrlcnauw4nuw9yx">
         <w:r>
           <w:rPr>
             <w:rFonts w:ascii="Arial" w:cs="Arial" w:eastAsia="Arial" w:hAnsi="Arial"/>
@@ -2241,7 +2241,7 @@
         </w:rPr>
         <w:t xml:space="preserve">). To view a copy of this license, visit </w:t>
       </w:r>
-      <w:hyperlink w:history="1" r:id="rIdeawrhnf4kvr8a5yhnak_e">
+      <w:hyperlink w:history="1" r:id="rIdwsvzjcureqpcbwqgxy4lx">
         <w:r>
           <w:rPr>
             <w:rFonts w:ascii="Arial" w:cs="Arial" w:eastAsia="Arial" w:hAnsi="Arial"/>
@@ -3253,7 +3253,7 @@
             <w:pPr>
               <w:spacing w:after="20" w:before="0"/>
             </w:pPr>
-            <w:hyperlink w:history="1" r:id="rIdnwpqdlaz7jw6awmwus26u">
+            <w:hyperlink w:history="1" r:id="rIdxgzurb_0urtkfsblnivtd">
               <w:r>
                 <w:rPr>
                   <w:rFonts w:ascii="Arial" w:cs="Arial" w:eastAsia="Arial" w:hAnsi="Arial"/>
@@ -3286,7 +3286,7 @@
               <w:spacing w:after="10" w:before="0"/>
               <w:ind w:left="120"/>
             </w:pPr>
-            <w:hyperlink w:history="1" r:id="rIdysow2ul58o88ic751sfbd">
+            <w:hyperlink w:history="1" r:id="rIdtfy_ioo6ydse0u3mced1l">
               <w:r>
                 <w:rPr>
                   <w:rFonts w:ascii="Arial" w:cs="Arial" w:eastAsia="Arial" w:hAnsi="Arial"/>
@@ -3331,7 +3331,7 @@
             <w:pPr>
               <w:spacing w:after="20" w:before="0"/>
             </w:pPr>
-            <w:hyperlink w:history="1" r:id="rIdwoasa1dn2pit0erel9o5k">
+            <w:hyperlink w:history="1" r:id="rIdpx6jm1-svvdddhi7rlim9">
               <w:r>
                 <w:rPr>
                   <w:rFonts w:ascii="Arial" w:cs="Arial" w:eastAsia="Arial" w:hAnsi="Arial"/>
@@ -3364,7 +3364,7 @@
               <w:spacing w:after="10" w:before="0"/>
               <w:ind w:left="120"/>
             </w:pPr>
-            <w:hyperlink w:history="1" r:id="rIdxet7qtmlheufnqbavd1va">
+            <w:hyperlink w:history="1" r:id="rIdelf7rhjh1unh3pesn5-tr">
               <w:r>
                 <w:rPr>
                   <w:rFonts w:ascii="Arial" w:cs="Arial" w:eastAsia="Arial" w:hAnsi="Arial"/>
@@ -3559,7 +3559,7 @@
             <w:pPr>
               <w:spacing w:after="20" w:before="0"/>
             </w:pPr>
-            <w:hyperlink w:history="1" r:id="rIdzqufkoleuc7w4i2r52dpk">
+            <w:hyperlink w:history="1" r:id="rIda5vd8p6o_hubo-yk0gskz">
               <w:r>
                 <w:rPr>
                   <w:rFonts w:ascii="Arial" w:cs="Arial" w:eastAsia="Arial" w:hAnsi="Arial"/>
@@ -3592,7 +3592,7 @@
               <w:spacing w:after="10" w:before="0"/>
               <w:ind w:left="120"/>
             </w:pPr>
-            <w:hyperlink w:history="1" r:id="rIdqnecz1twdydezuighba4t">
+            <w:hyperlink w:history="1" r:id="rId9woba38pgsgmiitsvkotb">
               <w:r>
                 <w:rPr>
                   <w:rFonts w:ascii="Arial" w:cs="Arial" w:eastAsia="Arial" w:hAnsi="Arial"/>
@@ -3637,7 +3637,7 @@
             <w:pPr>
               <w:spacing w:after="20" w:before="0"/>
             </w:pPr>
-            <w:hyperlink w:history="1" r:id="rIdzaephfvv7q0ayg-m4sziz">
+            <w:hyperlink w:history="1" r:id="rId0hlsbsjkzt_fmliq4re7b">
               <w:r>
                 <w:rPr>
                   <w:rFonts w:ascii="Arial" w:cs="Arial" w:eastAsia="Arial" w:hAnsi="Arial"/>
@@ -3670,7 +3670,7 @@
               <w:spacing w:after="10" w:before="0"/>
               <w:ind w:left="120"/>
             </w:pPr>
-            <w:hyperlink w:history="1" r:id="rId6k7twuv_2vmskflpazkau">
+            <w:hyperlink w:history="1" r:id="rIdei3vokw0pleaqqh0dprni">
               <w:r>
                 <w:rPr>
                   <w:rFonts w:ascii="Arial" w:cs="Arial" w:eastAsia="Arial" w:hAnsi="Arial"/>
@@ -3865,7 +3865,7 @@
             <w:pPr>
               <w:spacing w:after="20" w:before="0"/>
             </w:pPr>
-            <w:hyperlink w:history="1" r:id="rId19p_gkxo1trtb2xjskmqx">
+            <w:hyperlink w:history="1" r:id="rIdf5uwwzellzksrbrogebhr">
               <w:r>
                 <w:rPr>
                   <w:rFonts w:ascii="Arial" w:cs="Arial" w:eastAsia="Arial" w:hAnsi="Arial"/>
@@ -3898,7 +3898,7 @@
               <w:spacing w:after="10" w:before="0"/>
               <w:ind w:left="120"/>
             </w:pPr>
-            <w:hyperlink w:history="1" r:id="rIdyg23eis6o6fvv1-bft00z">
+            <w:hyperlink w:history="1" r:id="rId58xbq0u0lnnlxs-qazg7i">
               <w:r>
                 <w:rPr>
                   <w:rFonts w:ascii="Arial" w:cs="Arial" w:eastAsia="Arial" w:hAnsi="Arial"/>
@@ -3943,7 +3943,7 @@
             <w:pPr>
               <w:spacing w:after="20" w:before="0"/>
             </w:pPr>
-            <w:hyperlink w:history="1" r:id="rIdvfqggmiatkobnc6uiudul">
+            <w:hyperlink w:history="1" r:id="rIdp38jgest-qydfmiheuc6r">
               <w:r>
                 <w:rPr>
                   <w:rFonts w:ascii="Arial" w:cs="Arial" w:eastAsia="Arial" w:hAnsi="Arial"/>
@@ -3992,7 +3992,7 @@
               <w:spacing w:after="10" w:before="0"/>
               <w:ind w:left="120"/>
             </w:pPr>
-            <w:hyperlink w:history="1" r:id="rId4r7rqvadgtgtjgdbknwrs">
+            <w:hyperlink w:history="1" r:id="rIdpe2gisg3gtuws2sixbzcl">
               <w:r>
                 <w:rPr>
                   <w:rFonts w:ascii="Arial" w:cs="Arial" w:eastAsia="Arial" w:hAnsi="Arial"/>
@@ -4187,7 +4187,7 @@
             <w:pPr>
               <w:spacing w:after="20" w:before="0"/>
             </w:pPr>
-            <w:hyperlink w:history="1" r:id="rIdgekvzztxotlz9q3vq_smq">
+            <w:hyperlink w:history="1" r:id="rIdvdzmppoa6edgttdqozt0d">
               <w:r>
                 <w:rPr>
                   <w:rFonts w:ascii="Arial" w:cs="Arial" w:eastAsia="Arial" w:hAnsi="Arial"/>
@@ -4220,7 +4220,7 @@
               <w:spacing w:after="10" w:before="0"/>
               <w:ind w:left="120"/>
             </w:pPr>
-            <w:hyperlink w:history="1" r:id="rIduiox0vwgxl6swkjcdbgj2">
+            <w:hyperlink w:history="1" r:id="rId_y5vsosux_gvka29t9ree">
               <w:r>
                 <w:rPr>
                   <w:rFonts w:ascii="Arial" w:cs="Arial" w:eastAsia="Arial" w:hAnsi="Arial"/>
@@ -4265,7 +4265,7 @@
             <w:pPr>
               <w:spacing w:after="20" w:before="0"/>
             </w:pPr>
-            <w:hyperlink w:history="1" r:id="rIdwpvo5n8hp3-p0vbjqq3jc">
+            <w:hyperlink w:history="1" r:id="rIdticgxogoi3spbuqyiffm7">
               <w:r>
                 <w:rPr>
                   <w:rFonts w:ascii="Arial" w:cs="Arial" w:eastAsia="Arial" w:hAnsi="Arial"/>
@@ -4314,7 +4314,7 @@
               <w:spacing w:after="10" w:before="0"/>
               <w:ind w:left="120"/>
             </w:pPr>
-            <w:hyperlink w:history="1" r:id="rIduj_v5it2nqdmzj0eaz19g">
+            <w:hyperlink w:history="1" r:id="rIdxi2waybunixhbymhf870c">
               <w:r>
                 <w:rPr>
                   <w:rFonts w:ascii="Arial" w:cs="Arial" w:eastAsia="Arial" w:hAnsi="Arial"/>
@@ -4509,7 +4509,7 @@
             <w:pPr>
               <w:spacing w:after="20" w:before="0"/>
             </w:pPr>
-            <w:hyperlink w:history="1" r:id="rIdz7zxdrvfijljc8kiliszd">
+            <w:hyperlink w:history="1" r:id="rId2uta2zbahsfspujmsr725">
               <w:r>
                 <w:rPr>
                   <w:rFonts w:ascii="Arial" w:cs="Arial" w:eastAsia="Arial" w:hAnsi="Arial"/>
@@ -4558,7 +4558,7 @@
               <w:spacing w:after="10" w:before="0"/>
               <w:ind w:left="120"/>
             </w:pPr>
-            <w:hyperlink w:history="1" r:id="rIdzoiapwqan4dwqx7lzvwna">
+            <w:hyperlink w:history="1" r:id="rIdfblqaaei4ew2q04vilmzb">
               <w:r>
                 <w:rPr>
                   <w:rFonts w:ascii="Arial" w:cs="Arial" w:eastAsia="Arial" w:hAnsi="Arial"/>
@@ -4603,7 +4603,7 @@
             <w:pPr>
               <w:spacing w:after="20" w:before="0"/>
             </w:pPr>
-            <w:hyperlink w:history="1" r:id="rIdonuf1_pv-7ytolbzn4no4">
+            <w:hyperlink w:history="1" r:id="rId_dqorpj-bx6vq1yltryuz">
               <w:r>
                 <w:rPr>
                   <w:rFonts w:ascii="Arial" w:cs="Arial" w:eastAsia="Arial" w:hAnsi="Arial"/>
@@ -4652,7 +4652,7 @@
               <w:spacing w:after="10" w:before="0"/>
               <w:ind w:left="120"/>
             </w:pPr>
-            <w:hyperlink w:history="1" r:id="rId5z0xxmar5jgn7-0eszplq">
+            <w:hyperlink w:history="1" r:id="rId9tskumiy_u-gkxpwdl0gl">
               <w:r>
                 <w:rPr>
                   <w:rFonts w:ascii="Arial" w:cs="Arial" w:eastAsia="Arial" w:hAnsi="Arial"/>
@@ -5259,7 +5259,7 @@
         </w:rPr>
         <w:t xml:space="preserve">© 2026 SeaVuria and ARES. Aligned with KICD objectives. Developed by SeaVuria; technical implementation by ARES (with AI assistance from Claude). Licensed under </w:t>
       </w:r>
-      <w:hyperlink w:history="1" r:id="rIdexdk9pdmswqkra6iyqdlf">
+      <w:hyperlink w:history="1" r:id="rId0kserbvh1piyvynbejkhs">
         <w:r>
           <w:rPr>
             <w:rFonts w:ascii="Arial" w:cs="Arial" w:eastAsia="Arial" w:hAnsi="Arial"/>
@@ -5280,7 +5280,7 @@
         </w:rPr>
         <w:t xml:space="preserve"> (</w:t>
       </w:r>
-      <w:hyperlink w:history="1" r:id="rIdw7h4lduqw-uy4ppugcgii">
+      <w:hyperlink w:history="1" r:id="rIdzlelkv0us9xaubkwlyd6e">
         <w:r>
           <w:rPr>
             <w:rFonts w:ascii="Arial" w:cs="Arial" w:eastAsia="Arial" w:hAnsi="Arial"/>
@@ -6293,7 +6293,7 @@
             <w:pPr>
               <w:spacing w:after="20" w:before="0"/>
             </w:pPr>
-            <w:hyperlink w:history="1" r:id="rId_lutezbxfrg4exv625jj0">
+            <w:hyperlink w:history="1" r:id="rIdses4ctd3qxlcd6f-vwrqx">
               <w:r>
                 <w:rPr>
                   <w:rFonts w:ascii="Arial" w:cs="Arial" w:eastAsia="Arial" w:hAnsi="Arial"/>
@@ -6342,7 +6342,7 @@
               <w:spacing w:after="10" w:before="0"/>
               <w:ind w:left="120"/>
             </w:pPr>
-            <w:hyperlink w:history="1" r:id="rId2amzps3vwq6xb1afxerfi">
+            <w:hyperlink w:history="1" r:id="rIdyxpkqlf1gwhpqqdyukmwf">
               <w:r>
                 <w:rPr>
                   <w:rFonts w:ascii="Arial" w:cs="Arial" w:eastAsia="Arial" w:hAnsi="Arial"/>
@@ -6387,7 +6387,7 @@
             <w:pPr>
               <w:spacing w:after="20" w:before="0"/>
             </w:pPr>
-            <w:hyperlink w:history="1" r:id="rIdexkaqe8szb7_tumcui1cm">
+            <w:hyperlink w:history="1" r:id="rIdc7q_tllqv5wdhwespmio-">
               <w:r>
                 <w:rPr>
                   <w:rFonts w:ascii="Arial" w:cs="Arial" w:eastAsia="Arial" w:hAnsi="Arial"/>
@@ -6420,7 +6420,7 @@
               <w:spacing w:after="10" w:before="0"/>
               <w:ind w:left="120"/>
             </w:pPr>
-            <w:hyperlink w:history="1" r:id="rIdeg4hc_m3wj4mb23kz1wab">
+            <w:hyperlink w:history="1" r:id="rId2hgoetkrsvmbob_r6f_eb">
               <w:r>
                 <w:rPr>
                   <w:rFonts w:ascii="Arial" w:cs="Arial" w:eastAsia="Arial" w:hAnsi="Arial"/>
@@ -6615,7 +6615,7 @@
             <w:pPr>
               <w:spacing w:after="20" w:before="0"/>
             </w:pPr>
-            <w:hyperlink w:history="1" r:id="rIdzdtr0qpnsgb7lh5vahk4d">
+            <w:hyperlink w:history="1" r:id="rIdc_wgkwumxqxdfhoiplbzy">
               <w:r>
                 <w:rPr>
                   <w:rFonts w:ascii="Arial" w:cs="Arial" w:eastAsia="Arial" w:hAnsi="Arial"/>
@@ -6664,7 +6664,7 @@
               <w:spacing w:after="10" w:before="0"/>
               <w:ind w:left="120"/>
             </w:pPr>
-            <w:hyperlink w:history="1" r:id="rIde24-i3of2guaf3-xax-r7">
+            <w:hyperlink w:history="1" r:id="rIddmgnktvk7bh86clqhxcqh">
               <w:r>
                 <w:rPr>
                   <w:rFonts w:ascii="Arial" w:cs="Arial" w:eastAsia="Arial" w:hAnsi="Arial"/>
@@ -6709,7 +6709,7 @@
             <w:pPr>
               <w:spacing w:after="20" w:before="0"/>
             </w:pPr>
-            <w:hyperlink w:history="1" r:id="rId1m3kfvfvewcn1pxowy-qq">
+            <w:hyperlink w:history="1" r:id="rIdfgkiba4pe5z65obbkb5sg">
               <w:r>
                 <w:rPr>
                   <w:rFonts w:ascii="Arial" w:cs="Arial" w:eastAsia="Arial" w:hAnsi="Arial"/>
@@ -6742,7 +6742,7 @@
               <w:spacing w:after="10" w:before="0"/>
               <w:ind w:left="120"/>
             </w:pPr>
-            <w:hyperlink w:history="1" r:id="rIdrkzdr76qdicqsepkpecvg">
+            <w:hyperlink w:history="1" r:id="rIdvixpnrl3jcbykolm3_bj0">
               <w:r>
                 <w:rPr>
                   <w:rFonts w:ascii="Arial" w:cs="Arial" w:eastAsia="Arial" w:hAnsi="Arial"/>
@@ -6937,7 +6937,7 @@
             <w:pPr>
               <w:spacing w:after="20" w:before="0"/>
             </w:pPr>
-            <w:hyperlink w:history="1" r:id="rIdwl88rdyeift6kso20nlvn">
+            <w:hyperlink w:history="1" r:id="rIdkfzycxv90cp1ey-spwfap">
               <w:r>
                 <w:rPr>
                   <w:rFonts w:ascii="Arial" w:cs="Arial" w:eastAsia="Arial" w:hAnsi="Arial"/>
@@ -6986,7 +6986,7 @@
               <w:spacing w:after="10" w:before="0"/>
               <w:ind w:left="120"/>
             </w:pPr>
-            <w:hyperlink w:history="1" r:id="rIdzhecr61wnxkd1qxkmhbz1">
+            <w:hyperlink w:history="1" r:id="rIdayqxhze69ojejeicji6uc">
               <w:r>
                 <w:rPr>
                   <w:rFonts w:ascii="Arial" w:cs="Arial" w:eastAsia="Arial" w:hAnsi="Arial"/>
@@ -7031,7 +7031,7 @@
             <w:pPr>
               <w:spacing w:after="20" w:before="0"/>
             </w:pPr>
-            <w:hyperlink w:history="1" r:id="rIdrz5maupcp-mbcpk6h7lla">
+            <w:hyperlink w:history="1" r:id="rId5ol5tkiekgfwjeannne6h">
               <w:r>
                 <w:rPr>
                   <w:rFonts w:ascii="Arial" w:cs="Arial" w:eastAsia="Arial" w:hAnsi="Arial"/>
@@ -7080,7 +7080,7 @@
               <w:spacing w:after="10" w:before="0"/>
               <w:ind w:left="120"/>
             </w:pPr>
-            <w:hyperlink w:history="1" r:id="rIdofq2l-j-trhkcmbkajg7o">
+            <w:hyperlink w:history="1" r:id="rIdtmwtkjcckwucmqaxloldd">
               <w:r>
                 <w:rPr>
                   <w:rFonts w:ascii="Arial" w:cs="Arial" w:eastAsia="Arial" w:hAnsi="Arial"/>
@@ -7275,7 +7275,7 @@
             <w:pPr>
               <w:spacing w:after="20" w:before="0"/>
             </w:pPr>
-            <w:hyperlink w:history="1" r:id="rIdwhhi3giszdo3mjezbkray">
+            <w:hyperlink w:history="1" r:id="rIdoaxldg7a-e0b3jnx9kg5w">
               <w:r>
                 <w:rPr>
                   <w:rFonts w:ascii="Arial" w:cs="Arial" w:eastAsia="Arial" w:hAnsi="Arial"/>
@@ -7324,7 +7324,7 @@
               <w:spacing w:after="10" w:before="0"/>
               <w:ind w:left="120"/>
             </w:pPr>
-            <w:hyperlink w:history="1" r:id="rIdxx3pqf2ub1na5lfysdf2r">
+            <w:hyperlink w:history="1" r:id="rIdbgalpjsilzhm2sp03yqzv">
               <w:r>
                 <w:rPr>
                   <w:rFonts w:ascii="Arial" w:cs="Arial" w:eastAsia="Arial" w:hAnsi="Arial"/>
@@ -7369,7 +7369,7 @@
             <w:pPr>
               <w:spacing w:after="20" w:before="0"/>
             </w:pPr>
-            <w:hyperlink w:history="1" r:id="rId3ibm8o_aezktp0rjd-1ev">
+            <w:hyperlink w:history="1" r:id="rIdwwbgb09morb1v0ae_hz52">
               <w:r>
                 <w:rPr>
                   <w:rFonts w:ascii="Arial" w:cs="Arial" w:eastAsia="Arial" w:hAnsi="Arial"/>
@@ -7418,7 +7418,7 @@
               <w:spacing w:after="10" w:before="0"/>
               <w:ind w:left="120"/>
             </w:pPr>
-            <w:hyperlink w:history="1" r:id="rIdeuza2klhb1-jrwayiaata">
+            <w:hyperlink w:history="1" r:id="rIdp_sdzf361tv0vuin1qlbu">
               <w:r>
                 <w:rPr>
                   <w:rFonts w:ascii="Arial" w:cs="Arial" w:eastAsia="Arial" w:hAnsi="Arial"/>
@@ -7613,7 +7613,7 @@
             <w:pPr>
               <w:spacing w:after="20" w:before="0"/>
             </w:pPr>
-            <w:hyperlink w:history="1" r:id="rId5t7-mh8scgkzoaxh6umpr">
+            <w:hyperlink w:history="1" r:id="rIdme4ii60ldvtyxb4yjowez">
               <w:r>
                 <w:rPr>
                   <w:rFonts w:ascii="Arial" w:cs="Arial" w:eastAsia="Arial" w:hAnsi="Arial"/>
@@ -7662,7 +7662,7 @@
               <w:spacing w:after="10" w:before="0"/>
               <w:ind w:left="120"/>
             </w:pPr>
-            <w:hyperlink w:history="1" r:id="rIdel_kcnq3wuiwxvf5momv7">
+            <w:hyperlink w:history="1" r:id="rIdygqf4saqs-fpo8sai-lgd">
               <w:r>
                 <w:rPr>
                   <w:rFonts w:ascii="Arial" w:cs="Arial" w:eastAsia="Arial" w:hAnsi="Arial"/>
@@ -7707,7 +7707,7 @@
             <w:pPr>
               <w:spacing w:after="20" w:before="0"/>
             </w:pPr>
-            <w:hyperlink w:history="1" r:id="rIdmlfpyladcowzitojwlece">
+            <w:hyperlink w:history="1" r:id="rIdeob5fqrelhiybjs23snty">
               <w:r>
                 <w:rPr>
                   <w:rFonts w:ascii="Arial" w:cs="Arial" w:eastAsia="Arial" w:hAnsi="Arial"/>
@@ -7740,7 +7740,7 @@
               <w:spacing w:after="10" w:before="0"/>
               <w:ind w:left="120"/>
             </w:pPr>
-            <w:hyperlink w:history="1" r:id="rId0frip1zeyb5bfys9ubotv">
+            <w:hyperlink w:history="1" r:id="rIdr6jp27akrvv3dr7qdtkpa">
               <w:r>
                 <w:rPr>
                   <w:rFonts w:ascii="Arial" w:cs="Arial" w:eastAsia="Arial" w:hAnsi="Arial"/>
@@ -8252,7 +8252,7 @@
         </w:rPr>
         <w:t xml:space="preserve">© 2026 SeaVuria and ARES. Aligned with KICD objectives. Developed by SeaVuria; technical implementation by ARES (with AI assistance from Claude). Licensed under </w:t>
       </w:r>
-      <w:hyperlink w:history="1" r:id="rIdwwspvdr44zbsnrfk4nki9">
+      <w:hyperlink w:history="1" r:id="rId646ebkaxu4uqr8qxbqqbx">
         <w:r>
           <w:rPr>
             <w:rFonts w:ascii="Arial" w:cs="Arial" w:eastAsia="Arial" w:hAnsi="Arial"/>
@@ -8273,7 +8273,7 @@
         </w:rPr>
         <w:t xml:space="preserve"> (</w:t>
       </w:r>
-      <w:hyperlink w:history="1" r:id="rIdkwbpodlwmp-jfwr6iyii5">
+      <w:hyperlink w:history="1" r:id="rId8o9ulwdjfpohsxfa8esyo">
         <w:r>
           <w:rPr>
             <w:rFonts w:ascii="Arial" w:cs="Arial" w:eastAsia="Arial" w:hAnsi="Arial"/>
@@ -9286,7 +9286,7 @@
             <w:pPr>
               <w:spacing w:after="20" w:before="0"/>
             </w:pPr>
-            <w:hyperlink w:history="1" r:id="rIdusvpt_m6vtvuhq_smvyey">
+            <w:hyperlink w:history="1" r:id="rId1iaoqreu21j6cpqtn5gvf">
               <w:r>
                 <w:rPr>
                   <w:rFonts w:ascii="Arial" w:cs="Arial" w:eastAsia="Arial" w:hAnsi="Arial"/>
@@ -9319,7 +9319,7 @@
               <w:spacing w:after="10" w:before="0"/>
               <w:ind w:left="120"/>
             </w:pPr>
-            <w:hyperlink w:history="1" r:id="rIdclob8ezwrvafxal6qrdt8">
+            <w:hyperlink w:history="1" r:id="rIdzamoof6xprvncdy7fz3k0">
               <w:r>
                 <w:rPr>
                   <w:rFonts w:ascii="Arial" w:cs="Arial" w:eastAsia="Arial" w:hAnsi="Arial"/>
@@ -9364,7 +9364,7 @@
             <w:pPr>
               <w:spacing w:after="20" w:before="0"/>
             </w:pPr>
-            <w:hyperlink w:history="1" r:id="rIdr-df8upgcdutrtuzeallv">
+            <w:hyperlink w:history="1" r:id="rIda_7vxfez54ecv72i1emie">
               <w:r>
                 <w:rPr>
                   <w:rFonts w:ascii="Arial" w:cs="Arial" w:eastAsia="Arial" w:hAnsi="Arial"/>
@@ -9397,7 +9397,7 @@
               <w:spacing w:after="10" w:before="0"/>
               <w:ind w:left="120"/>
             </w:pPr>
-            <w:hyperlink w:history="1" r:id="rIdbmixwbou5ptfa6_o4kjmz">
+            <w:hyperlink w:history="1" r:id="rId8r9apkgafgdmgt_eiyt5s">
               <w:r>
                 <w:rPr>
                   <w:rFonts w:ascii="Arial" w:cs="Arial" w:eastAsia="Arial" w:hAnsi="Arial"/>
@@ -9649,7 +9649,7 @@
             <w:pPr>
               <w:spacing w:after="20" w:before="0"/>
             </w:pPr>
-            <w:hyperlink w:history="1" r:id="rIdgrukjqoujcef3xmfkubx1">
+            <w:hyperlink w:history="1" r:id="rId7jd7hezajo93cxeraysv2">
               <w:r>
                 <w:rPr>
                   <w:rFonts w:ascii="Arial" w:cs="Arial" w:eastAsia="Arial" w:hAnsi="Arial"/>
@@ -9682,7 +9682,7 @@
               <w:spacing w:after="10" w:before="0"/>
               <w:ind w:left="120"/>
             </w:pPr>
-            <w:hyperlink w:history="1" r:id="rIdagcmsnopwptacbmv5j7j4">
+            <w:hyperlink w:history="1" r:id="rIdfomco9hgjwqqmeg_rnhe9">
               <w:r>
                 <w:rPr>
                   <w:rFonts w:ascii="Arial" w:cs="Arial" w:eastAsia="Arial" w:hAnsi="Arial"/>
@@ -9727,7 +9727,7 @@
             <w:pPr>
               <w:spacing w:after="20" w:before="0"/>
             </w:pPr>
-            <w:hyperlink w:history="1" r:id="rIdr_7fnvoxs-ywsdy-_r6np">
+            <w:hyperlink w:history="1" r:id="rIdyhzcymybigc-hsyftyf75">
               <w:r>
                 <w:rPr>
                   <w:rFonts w:ascii="Arial" w:cs="Arial" w:eastAsia="Arial" w:hAnsi="Arial"/>
@@ -9760,7 +9760,7 @@
               <w:spacing w:after="10" w:before="0"/>
               <w:ind w:left="120"/>
             </w:pPr>
-            <w:hyperlink w:history="1" r:id="rId7gux-u9xtlioxqybfoehi">
+            <w:hyperlink w:history="1" r:id="rIdusdgy1mjtvwrtcbf7pur1">
               <w:r>
                 <w:rPr>
                   <w:rFonts w:ascii="Arial" w:cs="Arial" w:eastAsia="Arial" w:hAnsi="Arial"/>
@@ -10259,7 +10259,7 @@
             <w:pPr>
               <w:spacing w:after="20" w:before="0"/>
             </w:pPr>
-            <w:hyperlink w:history="1" r:id="rIdeklmntvdtlc9ziaqkumlg">
+            <w:hyperlink w:history="1" r:id="rIdzmdv09saaboazybpd1hyr">
               <w:r>
                 <w:rPr>
                   <w:rFonts w:ascii="Arial" w:cs="Arial" w:eastAsia="Arial" w:hAnsi="Arial"/>
@@ -10292,7 +10292,7 @@
               <w:spacing w:after="10" w:before="0"/>
               <w:ind w:left="120"/>
             </w:pPr>
-            <w:hyperlink w:history="1" r:id="rIdvicjjgpw9dfq--0odr_cw">
+            <w:hyperlink w:history="1" r:id="rId_hb4v4ylwnvhtkb0zcyz9">
               <w:r>
                 <w:rPr>
                   <w:rFonts w:ascii="Arial" w:cs="Arial" w:eastAsia="Arial" w:hAnsi="Arial"/>
@@ -10337,7 +10337,7 @@
             <w:pPr>
               <w:spacing w:after="20" w:before="0"/>
             </w:pPr>
-            <w:hyperlink w:history="1" r:id="rIdp39av71gcg7fjoipwyfe9">
+            <w:hyperlink w:history="1" r:id="rIdj7nb1dmj_u1mtmb_aa6xb">
               <w:r>
                 <w:rPr>
                   <w:rFonts w:ascii="Arial" w:cs="Arial" w:eastAsia="Arial" w:hAnsi="Arial"/>
@@ -10386,7 +10386,7 @@
               <w:spacing w:after="10" w:before="0"/>
               <w:ind w:left="120"/>
             </w:pPr>
-            <w:hyperlink w:history="1" r:id="rIddhc14odp9ieyainyig0tc">
+            <w:hyperlink w:history="1" r:id="rIde7xqnhcytzxgbj4rdgcmz">
               <w:r>
                 <w:rPr>
                   <w:rFonts w:ascii="Arial" w:cs="Arial" w:eastAsia="Arial" w:hAnsi="Arial"/>
@@ -10961,7 +10961,7 @@
             <w:pPr>
               <w:spacing w:after="20" w:before="0"/>
             </w:pPr>
-            <w:hyperlink w:history="1" r:id="rIdyek-n-fy7sau31teau4yv">
+            <w:hyperlink w:history="1" r:id="rIdottp7hfhhmpguszcedmmh">
               <w:r>
                 <w:rPr>
                   <w:rFonts w:ascii="Arial" w:cs="Arial" w:eastAsia="Arial" w:hAnsi="Arial"/>
@@ -10994,7 +10994,7 @@
               <w:spacing w:after="10" w:before="0"/>
               <w:ind w:left="120"/>
             </w:pPr>
-            <w:hyperlink w:history="1" r:id="rIdy7o-6bmxlknlcqwhpkvdx">
+            <w:hyperlink w:history="1" r:id="rId0ytf7wr809qi2xdtij6uw">
               <w:r>
                 <w:rPr>
                   <w:rFonts w:ascii="Arial" w:cs="Arial" w:eastAsia="Arial" w:hAnsi="Arial"/>
@@ -11039,7 +11039,7 @@
             <w:pPr>
               <w:spacing w:after="20" w:before="0"/>
             </w:pPr>
-            <w:hyperlink w:history="1" r:id="rId4wd3fslvmgr8xmj76x0ua">
+            <w:hyperlink w:history="1" r:id="rIdqgffcvpzmxqbnodqn07ag">
               <w:r>
                 <w:rPr>
                   <w:rFonts w:ascii="Arial" w:cs="Arial" w:eastAsia="Arial" w:hAnsi="Arial"/>
@@ -11088,7 +11088,7 @@
               <w:spacing w:after="10" w:before="0"/>
               <w:ind w:left="120"/>
             </w:pPr>
-            <w:hyperlink w:history="1" r:id="rIdrnbif2rzrh2a93fbyfhi6">
+            <w:hyperlink w:history="1" r:id="rIdfgxn8xtzsa1z0x6qdnshi">
               <w:r>
                 <w:rPr>
                   <w:rFonts w:ascii="Arial" w:cs="Arial" w:eastAsia="Arial" w:hAnsi="Arial"/>
@@ -11359,7 +11359,7 @@
             <w:pPr>
               <w:spacing w:after="20" w:before="0"/>
             </w:pPr>
-            <w:hyperlink w:history="1" r:id="rIdj7_gp8idse8bzydctajgz">
+            <w:hyperlink w:history="1" r:id="rIdxp17vkin1juz_n_kyicjx">
               <w:r>
                 <w:rPr>
                   <w:rFonts w:ascii="Arial" w:cs="Arial" w:eastAsia="Arial" w:hAnsi="Arial"/>
@@ -11392,7 +11392,7 @@
               <w:spacing w:after="10" w:before="0"/>
               <w:ind w:left="120"/>
             </w:pPr>
-            <w:hyperlink w:history="1" r:id="rIdhj0jbmlnezqbaqmdbjb2u">
+            <w:hyperlink w:history="1" r:id="rId6yfjceammiqapi7jvvjh3">
               <w:r>
                 <w:rPr>
                   <w:rFonts w:ascii="Arial" w:cs="Arial" w:eastAsia="Arial" w:hAnsi="Arial"/>
@@ -11437,7 +11437,7 @@
             <w:pPr>
               <w:spacing w:after="20" w:before="0"/>
             </w:pPr>
-            <w:hyperlink w:history="1" r:id="rIdyz3rt2xsxgodnfjb72gr5">
+            <w:hyperlink w:history="1" r:id="rIdtmd71tsrglmdhgf_z-if6">
               <w:r>
                 <w:rPr>
                   <w:rFonts w:ascii="Arial" w:cs="Arial" w:eastAsia="Arial" w:hAnsi="Arial"/>
@@ -11486,7 +11486,7 @@
               <w:spacing w:after="10" w:before="0"/>
               <w:ind w:left="120"/>
             </w:pPr>
-            <w:hyperlink w:history="1" r:id="rIdmhwnrdmvvzmuaverybov3">
+            <w:hyperlink w:history="1" r:id="rIdcs_kdcfj8mbypaxu6kxyc">
               <w:r>
                 <w:rPr>
                   <w:rFonts w:ascii="Arial" w:cs="Arial" w:eastAsia="Arial" w:hAnsi="Arial"/>
@@ -12093,7 +12093,7 @@
         </w:rPr>
         <w:t xml:space="preserve">© 2026 SeaVuria and ARES. Aligned with KICD objectives. Developed by SeaVuria; technical implementation by ARES (with AI assistance from Claude). Licensed under </w:t>
       </w:r>
-      <w:hyperlink w:history="1" r:id="rIdow8gdmilxvkqhicpekl1z">
+      <w:hyperlink w:history="1" r:id="rIdo3htm_hd6yxkgtcuruhup">
         <w:r>
           <w:rPr>
             <w:rFonts w:ascii="Arial" w:cs="Arial" w:eastAsia="Arial" w:hAnsi="Arial"/>
@@ -12114,7 +12114,7 @@
         </w:rPr>
         <w:t xml:space="preserve"> (</w:t>
       </w:r>
-      <w:hyperlink w:history="1" r:id="rIdu9qv-sduvcq0lw0vlt3xv">
+      <w:hyperlink w:history="1" r:id="rIdbhejttl7ub9t63zkp0dms">
         <w:r>
           <w:rPr>
             <w:rFonts w:ascii="Arial" w:cs="Arial" w:eastAsia="Arial" w:hAnsi="Arial"/>
@@ -13127,7 +13127,7 @@
             <w:pPr>
               <w:spacing w:after="20" w:before="0"/>
             </w:pPr>
-            <w:hyperlink w:history="1" r:id="rIdgpbuignctzyjoq1v9dtkk">
+            <w:hyperlink w:history="1" r:id="rIdn3gen-4c_0k24nde_4p1t">
               <w:r>
                 <w:rPr>
                   <w:rFonts w:ascii="Arial" w:cs="Arial" w:eastAsia="Arial" w:hAnsi="Arial"/>
@@ -13160,7 +13160,7 @@
               <w:spacing w:after="10" w:before="0"/>
               <w:ind w:left="120"/>
             </w:pPr>
-            <w:hyperlink w:history="1" r:id="rIdgytsrl8tphmin0yygvjsz">
+            <w:hyperlink w:history="1" r:id="rIdhne_bmrvxony1eue0wxws">
               <w:r>
                 <w:rPr>
                   <w:rFonts w:ascii="Arial" w:cs="Arial" w:eastAsia="Arial" w:hAnsi="Arial"/>
@@ -13205,7 +13205,7 @@
             <w:pPr>
               <w:spacing w:after="20" w:before="0"/>
             </w:pPr>
-            <w:hyperlink w:history="1" r:id="rIdxgl1mdrgtu-qzrx1w-8gd">
+            <w:hyperlink w:history="1" r:id="rIduaf8ktfja0fxaabvblzpt">
               <w:r>
                 <w:rPr>
                   <w:rFonts w:ascii="Arial" w:cs="Arial" w:eastAsia="Arial" w:hAnsi="Arial"/>
@@ -13238,7 +13238,7 @@
               <w:spacing w:after="10" w:before="0"/>
               <w:ind w:left="120"/>
             </w:pPr>
-            <w:hyperlink w:history="1" r:id="rIdepbo5awnguengsda1ixw4">
+            <w:hyperlink w:history="1" r:id="rIdcyrq5wsesl2orj4kz24-i">
               <w:r>
                 <w:rPr>
                   <w:rFonts w:ascii="Arial" w:cs="Arial" w:eastAsia="Arial" w:hAnsi="Arial"/>
@@ -13433,7 +13433,7 @@
             <w:pPr>
               <w:spacing w:after="20" w:before="0"/>
             </w:pPr>
-            <w:hyperlink w:history="1" r:id="rId0b3lfjln9nmyvlyidy4il">
+            <w:hyperlink w:history="1" r:id="rIdtvddmtnh-ytkcq3oqskdh">
               <w:r>
                 <w:rPr>
                   <w:rFonts w:ascii="Arial" w:cs="Arial" w:eastAsia="Arial" w:hAnsi="Arial"/>
@@ -13466,7 +13466,7 @@
               <w:spacing w:after="10" w:before="0"/>
               <w:ind w:left="120"/>
             </w:pPr>
-            <w:hyperlink w:history="1" r:id="rIdfi2btv03rcnjf5d6bpkkz">
+            <w:hyperlink w:history="1" r:id="rIdkstg-uwpkdzw9lalnzqyp">
               <w:r>
                 <w:rPr>
                   <w:rFonts w:ascii="Arial" w:cs="Arial" w:eastAsia="Arial" w:hAnsi="Arial"/>
@@ -13511,7 +13511,7 @@
             <w:pPr>
               <w:spacing w:after="20" w:before="0"/>
             </w:pPr>
-            <w:hyperlink w:history="1" r:id="rIdnlnh3gumkghzvdpv0kz6p">
+            <w:hyperlink w:history="1" r:id="rIdbu7ifimzpkoupfoapshwv">
               <w:r>
                 <w:rPr>
                   <w:rFonts w:ascii="Arial" w:cs="Arial" w:eastAsia="Arial" w:hAnsi="Arial"/>
@@ -13544,7 +13544,7 @@
               <w:spacing w:after="10" w:before="0"/>
               <w:ind w:left="120"/>
             </w:pPr>
-            <w:hyperlink w:history="1" r:id="rIdtl-gfsex4vkvlbwso27sv">
+            <w:hyperlink w:history="1" r:id="rIdudbdipoizod5pcg2ebdnk">
               <w:r>
                 <w:rPr>
                   <w:rFonts w:ascii="Arial" w:cs="Arial" w:eastAsia="Arial" w:hAnsi="Arial"/>
@@ -13739,7 +13739,7 @@
             <w:pPr>
               <w:spacing w:after="20" w:before="0"/>
             </w:pPr>
-            <w:hyperlink w:history="1" r:id="rIdun2bfcnkzea5r7ukikglr">
+            <w:hyperlink w:history="1" r:id="rIdh0u_fjgll0q-rzn-s96jb">
               <w:r>
                 <w:rPr>
                   <w:rFonts w:ascii="Arial" w:cs="Arial" w:eastAsia="Arial" w:hAnsi="Arial"/>
@@ -13772,7 +13772,7 @@
               <w:spacing w:after="10" w:before="0"/>
               <w:ind w:left="120"/>
             </w:pPr>
-            <w:hyperlink w:history="1" r:id="rIdbnafh8rifjg6tvxy2q7p3">
+            <w:hyperlink w:history="1" r:id="rId2kqo4gzn1_w1j6gzlvfeh">
               <w:r>
                 <w:rPr>
                   <w:rFonts w:ascii="Arial" w:cs="Arial" w:eastAsia="Arial" w:hAnsi="Arial"/>
@@ -13817,7 +13817,7 @@
             <w:pPr>
               <w:spacing w:after="20" w:before="0"/>
             </w:pPr>
-            <w:hyperlink w:history="1" r:id="rId8mes9jkafpy9hfff8tckz">
+            <w:hyperlink w:history="1" r:id="rId6frhj2s8k0iw1f7pdcfzv">
               <w:r>
                 <w:rPr>
                   <w:rFonts w:ascii="Arial" w:cs="Arial" w:eastAsia="Arial" w:hAnsi="Arial"/>
@@ -13850,7 +13850,7 @@
               <w:spacing w:after="10" w:before="0"/>
               <w:ind w:left="120"/>
             </w:pPr>
-            <w:hyperlink w:history="1" r:id="rIdi13_-jwg1w8rwasjy7k4j">
+            <w:hyperlink w:history="1" r:id="rIdmiy9vl8mkjqtyyyqb8ofg">
               <w:r>
                 <w:rPr>
                   <w:rFonts w:ascii="Arial" w:cs="Arial" w:eastAsia="Arial" w:hAnsi="Arial"/>
@@ -14045,7 +14045,7 @@
             <w:pPr>
               <w:spacing w:after="20" w:before="0"/>
             </w:pPr>
-            <w:hyperlink w:history="1" r:id="rId-8pctkz_sbffudr1qn8k6">
+            <w:hyperlink w:history="1" r:id="rIdu2oulmvkwsvuvh0woqpfw">
               <w:r>
                 <w:rPr>
                   <w:rFonts w:ascii="Arial" w:cs="Arial" w:eastAsia="Arial" w:hAnsi="Arial"/>
@@ -14078,7 +14078,7 @@
               <w:spacing w:after="10" w:before="0"/>
               <w:ind w:left="120"/>
             </w:pPr>
-            <w:hyperlink w:history="1" r:id="rIduhcpuyqcycz2quh3oy6o7">
+            <w:hyperlink w:history="1" r:id="rIduc__phl0qwen3bpp3djkw">
               <w:r>
                 <w:rPr>
                   <w:rFonts w:ascii="Arial" w:cs="Arial" w:eastAsia="Arial" w:hAnsi="Arial"/>
@@ -14123,7 +14123,7 @@
             <w:pPr>
               <w:spacing w:after="20" w:before="0"/>
             </w:pPr>
-            <w:hyperlink w:history="1" r:id="rIdvjgupqsmenmu7zwl3iuco">
+            <w:hyperlink w:history="1" r:id="rIdpz__j9tc-9pcim4hxyis9">
               <w:r>
                 <w:rPr>
                   <w:rFonts w:ascii="Arial" w:cs="Arial" w:eastAsia="Arial" w:hAnsi="Arial"/>
@@ -14156,7 +14156,7 @@
               <w:spacing w:after="10" w:before="0"/>
               <w:ind w:left="120"/>
             </w:pPr>
-            <w:hyperlink w:history="1" r:id="rId344v_pmas9clr3eew72ti">
+            <w:hyperlink w:history="1" r:id="rIdbxqsbt44svo_e1640mh1q">
               <w:r>
                 <w:rPr>
                   <w:rFonts w:ascii="Arial" w:cs="Arial" w:eastAsia="Arial" w:hAnsi="Arial"/>
@@ -14351,7 +14351,7 @@
             <w:pPr>
               <w:spacing w:after="20" w:before="0"/>
             </w:pPr>
-            <w:hyperlink w:history="1" r:id="rIdetzbtfkf_haqesjs1kq36">
+            <w:hyperlink w:history="1" r:id="rIdsqixqdzzuicu_hdwfj7kd">
               <w:r>
                 <w:rPr>
                   <w:rFonts w:ascii="Arial" w:cs="Arial" w:eastAsia="Arial" w:hAnsi="Arial"/>
@@ -14400,7 +14400,7 @@
               <w:spacing w:after="10" w:before="0"/>
               <w:ind w:left="120"/>
             </w:pPr>
-            <w:hyperlink w:history="1" r:id="rIdydk0dmldn7dqkhxd_65bm">
+            <w:hyperlink w:history="1" r:id="rIdfgm3s0uhihcj00-7ocfac">
               <w:r>
                 <w:rPr>
                   <w:rFonts w:ascii="Arial" w:cs="Arial" w:eastAsia="Arial" w:hAnsi="Arial"/>
@@ -14445,7 +14445,7 @@
             <w:pPr>
               <w:spacing w:after="20" w:before="0"/>
             </w:pPr>
-            <w:hyperlink w:history="1" r:id="rIdekyizelzv1fs4t0yicgki">
+            <w:hyperlink w:history="1" r:id="rIdc2b0dm7v9bgzp_2crkgwe">
               <w:r>
                 <w:rPr>
                   <w:rFonts w:ascii="Arial" w:cs="Arial" w:eastAsia="Arial" w:hAnsi="Arial"/>
@@ -14478,7 +14478,7 @@
               <w:spacing w:after="10" w:before="0"/>
               <w:ind w:left="120"/>
             </w:pPr>
-            <w:hyperlink w:history="1" r:id="rIdtnqhqklwlhm5luhvm2a05">
+            <w:hyperlink w:history="1" r:id="rId38hreueitvhhziyljmyny">
               <w:r>
                 <w:rPr>
                   <w:rFonts w:ascii="Arial" w:cs="Arial" w:eastAsia="Arial" w:hAnsi="Arial"/>
@@ -14990,7 +14990,7 @@
         </w:rPr>
         <w:t xml:space="preserve">© 2026 SeaVuria and ARES. Aligned with KICD objectives. Developed by SeaVuria; technical implementation by ARES (with AI assistance from Claude). Licensed under </w:t>
       </w:r>
-      <w:hyperlink w:history="1" r:id="rId90cj0-ufpl-ib3jlbnvnd">
+      <w:hyperlink w:history="1" r:id="rIdw1ae0tyzeiwi0h306tqch">
         <w:r>
           <w:rPr>
             <w:rFonts w:ascii="Arial" w:cs="Arial" w:eastAsia="Arial" w:hAnsi="Arial"/>
@@ -15011,7 +15011,7 @@
         </w:rPr>
         <w:t xml:space="preserve"> (</w:t>
       </w:r>
-      <w:hyperlink w:history="1" r:id="rId72v63rrvogjxjg_i02v_p">
+      <w:hyperlink w:history="1" r:id="rIdiveyfmbic6a8jpgtegcmj">
         <w:r>
           <w:rPr>
             <w:rFonts w:ascii="Arial" w:cs="Arial" w:eastAsia="Arial" w:hAnsi="Arial"/>
@@ -16024,7 +16024,7 @@
             <w:pPr>
               <w:spacing w:after="20" w:before="0"/>
             </w:pPr>
-            <w:hyperlink w:history="1" r:id="rIdpy42u0z2lhbsonic42jyx">
+            <w:hyperlink w:history="1" r:id="rIdrjucxp1fevyo4utmgadnf">
               <w:r>
                 <w:rPr>
                   <w:rFonts w:ascii="Arial" w:cs="Arial" w:eastAsia="Arial" w:hAnsi="Arial"/>
@@ -16057,7 +16057,7 @@
               <w:spacing w:after="10" w:before="0"/>
               <w:ind w:left="120"/>
             </w:pPr>
-            <w:hyperlink w:history="1" r:id="rIdrj6xx2hproyjfaq9tanac">
+            <w:hyperlink w:history="1" r:id="rIdekzjlwfyxvy4bf4e9wqhp">
               <w:r>
                 <w:rPr>
                   <w:rFonts w:ascii="Arial" w:cs="Arial" w:eastAsia="Arial" w:hAnsi="Arial"/>
@@ -16102,7 +16102,7 @@
             <w:pPr>
               <w:spacing w:after="20" w:before="0"/>
             </w:pPr>
-            <w:hyperlink w:history="1" r:id="rId5uix2wyovrggjzt7kv_3b">
+            <w:hyperlink w:history="1" r:id="rIdlo71muk2r_wd6g0ge1nlu">
               <w:r>
                 <w:rPr>
                   <w:rFonts w:ascii="Arial" w:cs="Arial" w:eastAsia="Arial" w:hAnsi="Arial"/>
@@ -16135,7 +16135,7 @@
               <w:spacing w:after="10" w:before="0"/>
               <w:ind w:left="120"/>
             </w:pPr>
-            <w:hyperlink w:history="1" r:id="rId3tipjvqhuhqtnjlq4q08o">
+            <w:hyperlink w:history="1" r:id="rIdvevy07zwh-rq-2vjnte_j">
               <w:r>
                 <w:rPr>
                   <w:rFonts w:ascii="Arial" w:cs="Arial" w:eastAsia="Arial" w:hAnsi="Arial"/>
@@ -16330,7 +16330,7 @@
             <w:pPr>
               <w:spacing w:after="20" w:before="0"/>
             </w:pPr>
-            <w:hyperlink w:history="1" r:id="rIdju1yn2hgro-hcyv9abx03">
+            <w:hyperlink w:history="1" r:id="rIdb_vbf96sq7k6j59-q1ipv">
               <w:r>
                 <w:rPr>
                   <w:rFonts w:ascii="Arial" w:cs="Arial" w:eastAsia="Arial" w:hAnsi="Arial"/>
@@ -16363,7 +16363,7 @@
               <w:spacing w:after="10" w:before="0"/>
               <w:ind w:left="120"/>
             </w:pPr>
-            <w:hyperlink w:history="1" r:id="rIdvvcehprv0rgzyykfjdjdj">
+            <w:hyperlink w:history="1" r:id="rIdvsj81ypidi1-t9wkn4aw8">
               <w:r>
                 <w:rPr>
                   <w:rFonts w:ascii="Arial" w:cs="Arial" w:eastAsia="Arial" w:hAnsi="Arial"/>
@@ -16408,7 +16408,7 @@
             <w:pPr>
               <w:spacing w:after="20" w:before="0"/>
             </w:pPr>
-            <w:hyperlink w:history="1" r:id="rIds5pqswsklxpkquqq-p5hx">
+            <w:hyperlink w:history="1" r:id="rIdqtotrptrxa9zzx8mf2huz">
               <w:r>
                 <w:rPr>
                   <w:rFonts w:ascii="Arial" w:cs="Arial" w:eastAsia="Arial" w:hAnsi="Arial"/>
@@ -16441,7 +16441,7 @@
               <w:spacing w:after="10" w:before="0"/>
               <w:ind w:left="120"/>
             </w:pPr>
-            <w:hyperlink w:history="1" r:id="rIdu73n83kx6okaljuva9w4r">
+            <w:hyperlink w:history="1" r:id="rIdjn5cr8pxo3vzwlu9lgnd7">
               <w:r>
                 <w:rPr>
                   <w:rFonts w:ascii="Arial" w:cs="Arial" w:eastAsia="Arial" w:hAnsi="Arial"/>
@@ -16636,7 +16636,7 @@
             <w:pPr>
               <w:spacing w:after="20" w:before="0"/>
             </w:pPr>
-            <w:hyperlink w:history="1" r:id="rIdlw49d3v_wrefnv85brwad">
+            <w:hyperlink w:history="1" r:id="rIdfgkeb84kqf2zlfzac8atr">
               <w:r>
                 <w:rPr>
                   <w:rFonts w:ascii="Arial" w:cs="Arial" w:eastAsia="Arial" w:hAnsi="Arial"/>
@@ -16685,7 +16685,7 @@
               <w:spacing w:after="10" w:before="0"/>
               <w:ind w:left="120"/>
             </w:pPr>
-            <w:hyperlink w:history="1" r:id="rIdgwdrphi1eije9d10ilemu">
+            <w:hyperlink w:history="1" r:id="rIdh-bthazvshc1lgpakat0u">
               <w:r>
                 <w:rPr>
                   <w:rFonts w:ascii="Arial" w:cs="Arial" w:eastAsia="Arial" w:hAnsi="Arial"/>
@@ -16730,7 +16730,7 @@
             <w:pPr>
               <w:spacing w:after="20" w:before="0"/>
             </w:pPr>
-            <w:hyperlink w:history="1" r:id="rIdklptx3lmeskdaextsxjjd">
+            <w:hyperlink w:history="1" r:id="rIduii8gvpnkygc4eo_-6xrs">
               <w:r>
                 <w:rPr>
                   <w:rFonts w:ascii="Arial" w:cs="Arial" w:eastAsia="Arial" w:hAnsi="Arial"/>
@@ -16763,7 +16763,7 @@
               <w:spacing w:after="10" w:before="0"/>
               <w:ind w:left="120"/>
             </w:pPr>
-            <w:hyperlink w:history="1" r:id="rIdo1cd2wxpdjre9ufbpiumd">
+            <w:hyperlink w:history="1" r:id="rId1sotyy6ftlmtaziosqnx2">
               <w:r>
                 <w:rPr>
                   <w:rFonts w:ascii="Arial" w:cs="Arial" w:eastAsia="Arial" w:hAnsi="Arial"/>
@@ -16958,7 +16958,7 @@
             <w:pPr>
               <w:spacing w:after="20" w:before="0"/>
             </w:pPr>
-            <w:hyperlink w:history="1" r:id="rIdocklw_6zy14q3sfrhygha">
+            <w:hyperlink w:history="1" r:id="rId4j7c41hh3e-j937geiwls">
               <w:r>
                 <w:rPr>
                   <w:rFonts w:ascii="Arial" w:cs="Arial" w:eastAsia="Arial" w:hAnsi="Arial"/>
@@ -17007,7 +17007,7 @@
               <w:spacing w:after="10" w:before="0"/>
               <w:ind w:left="120"/>
             </w:pPr>
-            <w:hyperlink w:history="1" r:id="rId521u0leg2z4qid4ih8zc9">
+            <w:hyperlink w:history="1" r:id="rIdcumms2skyeghv6s0-_ipv">
               <w:r>
                 <w:rPr>
                   <w:rFonts w:ascii="Arial" w:cs="Arial" w:eastAsia="Arial" w:hAnsi="Arial"/>
@@ -17052,7 +17052,7 @@
             <w:pPr>
               <w:spacing w:after="20" w:before="0"/>
             </w:pPr>
-            <w:hyperlink w:history="1" r:id="rIdm5pyyufjupzeazuokgqey">
+            <w:hyperlink w:history="1" r:id="rId2ei5mac0bqrl8vorclnwi">
               <w:r>
                 <w:rPr>
                   <w:rFonts w:ascii="Arial" w:cs="Arial" w:eastAsia="Arial" w:hAnsi="Arial"/>
@@ -17085,7 +17085,7 @@
               <w:spacing w:after="10" w:before="0"/>
               <w:ind w:left="120"/>
             </w:pPr>
-            <w:hyperlink w:history="1" r:id="rIdcvvjbvikdc_cqlrybbxsc">
+            <w:hyperlink w:history="1" r:id="rIdl8mj_sfvnqajku3lydg46">
               <w:r>
                 <w:rPr>
                   <w:rFonts w:ascii="Arial" w:cs="Arial" w:eastAsia="Arial" w:hAnsi="Arial"/>
@@ -17280,7 +17280,7 @@
             <w:pPr>
               <w:spacing w:after="20" w:before="0"/>
             </w:pPr>
-            <w:hyperlink w:history="1" r:id="rIdovrqjp_dcqtth8fpkoile">
+            <w:hyperlink w:history="1" r:id="rIdf646fk6fsr8s2_63grtbl">
               <w:r>
                 <w:rPr>
                   <w:rFonts w:ascii="Arial" w:cs="Arial" w:eastAsia="Arial" w:hAnsi="Arial"/>
@@ -17329,7 +17329,7 @@
               <w:spacing w:after="10" w:before="0"/>
               <w:ind w:left="120"/>
             </w:pPr>
-            <w:hyperlink w:history="1" r:id="rIdr4zczk3jssjirfn4og_de">
+            <w:hyperlink w:history="1" r:id="rId8nuljy75-y1utbew6ha86">
               <w:r>
                 <w:rPr>
                   <w:rFonts w:ascii="Arial" w:cs="Arial" w:eastAsia="Arial" w:hAnsi="Arial"/>
@@ -17374,7 +17374,7 @@
             <w:pPr>
               <w:spacing w:after="20" w:before="0"/>
             </w:pPr>
-            <w:hyperlink w:history="1" r:id="rIdafbaszojnvybro9x24unw">
+            <w:hyperlink w:history="1" r:id="rIddp0c4mtwuz7c5q9o7aywe">
               <w:r>
                 <w:rPr>
                   <w:rFonts w:ascii="Arial" w:cs="Arial" w:eastAsia="Arial" w:hAnsi="Arial"/>
@@ -17407,7 +17407,7 @@
               <w:spacing w:after="10" w:before="0"/>
               <w:ind w:left="120"/>
             </w:pPr>
-            <w:hyperlink w:history="1" r:id="rId3cdqcspxxjuoes4zaneaq">
+            <w:hyperlink w:history="1" r:id="rIdgddtdwxyuzktstvbwaxui">
               <w:r>
                 <w:rPr>
                   <w:rFonts w:ascii="Arial" w:cs="Arial" w:eastAsia="Arial" w:hAnsi="Arial"/>
@@ -17919,7 +17919,7 @@
         </w:rPr>
         <w:t xml:space="preserve">© 2026 SeaVuria and ARES. Aligned with KICD objectives. Developed by SeaVuria; technical implementation by ARES (with AI assistance from Claude). Licensed under </w:t>
       </w:r>
-      <w:hyperlink w:history="1" r:id="rIdrlxfa1x_sioyvv-bnle7j">
+      <w:hyperlink w:history="1" r:id="rIdde01obb4fdqwuu6yz7miw">
         <w:r>
           <w:rPr>
             <w:rFonts w:ascii="Arial" w:cs="Arial" w:eastAsia="Arial" w:hAnsi="Arial"/>
@@ -17940,7 +17940,7 @@
         </w:rPr>
         <w:t xml:space="preserve"> (</w:t>
       </w:r>
-      <w:hyperlink w:history="1" r:id="rIdjjtleg52xevgx3kivbxyq">
+      <w:hyperlink w:history="1" r:id="rIdif1zrwypfijxl-sxed2ne">
         <w:r>
           <w:rPr>
             <w:rFonts w:ascii="Arial" w:cs="Arial" w:eastAsia="Arial" w:hAnsi="Arial"/>
@@ -18953,7 +18953,7 @@
             <w:pPr>
               <w:spacing w:after="20" w:before="0"/>
             </w:pPr>
-            <w:hyperlink w:history="1" r:id="rIddpu-ay05hsycaypf0gix7">
+            <w:hyperlink w:history="1" r:id="rIdqgbygigi2k0zzcf1bfp5z">
               <w:r>
                 <w:rPr>
                   <w:rFonts w:ascii="Arial" w:cs="Arial" w:eastAsia="Arial" w:hAnsi="Arial"/>
@@ -18986,7 +18986,7 @@
               <w:spacing w:after="10" w:before="0"/>
               <w:ind w:left="120"/>
             </w:pPr>
-            <w:hyperlink w:history="1" r:id="rId6bxs9ocld0hcnvlf6j1ym">
+            <w:hyperlink w:history="1" r:id="rId0qcbyu1lasnajkqwbremb">
               <w:r>
                 <w:rPr>
                   <w:rFonts w:ascii="Arial" w:cs="Arial" w:eastAsia="Arial" w:hAnsi="Arial"/>
@@ -19031,7 +19031,7 @@
             <w:pPr>
               <w:spacing w:after="20" w:before="0"/>
             </w:pPr>
-            <w:hyperlink w:history="1" r:id="rIds6cjnrgfzeexauc4-g8nj">
+            <w:hyperlink w:history="1" r:id="rIdngh2yx1ctiy0ny-a1it2m">
               <w:r>
                 <w:rPr>
                   <w:rFonts w:ascii="Arial" w:cs="Arial" w:eastAsia="Arial" w:hAnsi="Arial"/>
@@ -19064,7 +19064,7 @@
               <w:spacing w:after="10" w:before="0"/>
               <w:ind w:left="120"/>
             </w:pPr>
-            <w:hyperlink w:history="1" r:id="rIdh2bskuk7rk7ee45dsbulu">
+            <w:hyperlink w:history="1" r:id="rId14t49blbou4eighsnks73">
               <w:r>
                 <w:rPr>
                   <w:rFonts w:ascii="Arial" w:cs="Arial" w:eastAsia="Arial" w:hAnsi="Arial"/>
@@ -19259,7 +19259,7 @@
             <w:pPr>
               <w:spacing w:after="20" w:before="0"/>
             </w:pPr>
-            <w:hyperlink w:history="1" r:id="rIdk8kyi-vm50qmmpkihdpwy">
+            <w:hyperlink w:history="1" r:id="rIdy_31_ndqcngbhrc5yl7uv">
               <w:r>
                 <w:rPr>
                   <w:rFonts w:ascii="Arial" w:cs="Arial" w:eastAsia="Arial" w:hAnsi="Arial"/>
@@ -19292,7 +19292,7 @@
               <w:spacing w:after="10" w:before="0"/>
               <w:ind w:left="120"/>
             </w:pPr>
-            <w:hyperlink w:history="1" r:id="rIdk7o3rljnlbfjrzga0twdf">
+            <w:hyperlink w:history="1" r:id="rIde5tbtlgumhlamniade37c">
               <w:r>
                 <w:rPr>
                   <w:rFonts w:ascii="Arial" w:cs="Arial" w:eastAsia="Arial" w:hAnsi="Arial"/>
@@ -19337,7 +19337,7 @@
             <w:pPr>
               <w:spacing w:after="20" w:before="0"/>
             </w:pPr>
-            <w:hyperlink w:history="1" r:id="rIds_y0cof2n1soej1fdaps_">
+            <w:hyperlink w:history="1" r:id="rIdh8dwkpjm5gcg0cuhphanh">
               <w:r>
                 <w:rPr>
                   <w:rFonts w:ascii="Arial" w:cs="Arial" w:eastAsia="Arial" w:hAnsi="Arial"/>
@@ -19370,7 +19370,7 @@
               <w:spacing w:after="10" w:before="0"/>
               <w:ind w:left="120"/>
             </w:pPr>
-            <w:hyperlink w:history="1" r:id="rId77gwr4xywpmgru4nkhzwg">
+            <w:hyperlink w:history="1" r:id="rIdxygk2fg0zk4bm0i80ktgk">
               <w:r>
                 <w:rPr>
                   <w:rFonts w:ascii="Arial" w:cs="Arial" w:eastAsia="Arial" w:hAnsi="Arial"/>
@@ -19565,7 +19565,7 @@
             <w:pPr>
               <w:spacing w:after="20" w:before="0"/>
             </w:pPr>
-            <w:hyperlink w:history="1" r:id="rIdkfuymshqo9sa1o0gvz0lz">
+            <w:hyperlink w:history="1" r:id="rId6ssvkwdwqsb0ejiqgufbz">
               <w:r>
                 <w:rPr>
                   <w:rFonts w:ascii="Arial" w:cs="Arial" w:eastAsia="Arial" w:hAnsi="Arial"/>
@@ -19598,7 +19598,7 @@
               <w:spacing w:after="10" w:before="0"/>
               <w:ind w:left="120"/>
             </w:pPr>
-            <w:hyperlink w:history="1" r:id="rIdfxq3ipwbs1_xlraqexqus">
+            <w:hyperlink w:history="1" r:id="rIdcjeiufz_mw6sqk0usbbxi">
               <w:r>
                 <w:rPr>
                   <w:rFonts w:ascii="Arial" w:cs="Arial" w:eastAsia="Arial" w:hAnsi="Arial"/>
@@ -19643,7 +19643,7 @@
             <w:pPr>
               <w:spacing w:after="20" w:before="0"/>
             </w:pPr>
-            <w:hyperlink w:history="1" r:id="rIdpk5exqtswvgrtlzxxihgy">
+            <w:hyperlink w:history="1" r:id="rIdj1ehkrnoil3z0tjbkssa8">
               <w:r>
                 <w:rPr>
                   <w:rFonts w:ascii="Arial" w:cs="Arial" w:eastAsia="Arial" w:hAnsi="Arial"/>
@@ -19692,7 +19692,7 @@
               <w:spacing w:after="10" w:before="0"/>
               <w:ind w:left="120"/>
             </w:pPr>
-            <w:hyperlink w:history="1" r:id="rIdb3apykyx1xqgwtadwbwet">
+            <w:hyperlink w:history="1" r:id="rIdpp6becv9unaxq1c5lgb07">
               <w:r>
                 <w:rPr>
                   <w:rFonts w:ascii="Arial" w:cs="Arial" w:eastAsia="Arial" w:hAnsi="Arial"/>
@@ -19887,7 +19887,7 @@
             <w:pPr>
               <w:spacing w:after="20" w:before="0"/>
             </w:pPr>
-            <w:hyperlink w:history="1" r:id="rId2vpguhcv__4sludv3rsps">
+            <w:hyperlink w:history="1" r:id="rIdzvjg3yoewympaenxmwtra">
               <w:r>
                 <w:rPr>
                   <w:rFonts w:ascii="Arial" w:cs="Arial" w:eastAsia="Arial" w:hAnsi="Arial"/>
@@ -19920,7 +19920,7 @@
               <w:spacing w:after="10" w:before="0"/>
               <w:ind w:left="120"/>
             </w:pPr>
-            <w:hyperlink w:history="1" r:id="rId3ptmbma4pduflzf_5o1id">
+            <w:hyperlink w:history="1" r:id="rIdeg0sbbgaxro6rns70cinp">
               <w:r>
                 <w:rPr>
                   <w:rFonts w:ascii="Arial" w:cs="Arial" w:eastAsia="Arial" w:hAnsi="Arial"/>
@@ -19965,7 +19965,7 @@
             <w:pPr>
               <w:spacing w:after="20" w:before="0"/>
             </w:pPr>
-            <w:hyperlink w:history="1" r:id="rIdpggylmb3dtquka9kqxidc">
+            <w:hyperlink w:history="1" r:id="rIdbhjx9oli6l_ehig4x5ey0">
               <w:r>
                 <w:rPr>
                   <w:rFonts w:ascii="Arial" w:cs="Arial" w:eastAsia="Arial" w:hAnsi="Arial"/>
@@ -20014,7 +20014,7 @@
               <w:spacing w:after="10" w:before="0"/>
               <w:ind w:left="120"/>
             </w:pPr>
-            <w:hyperlink w:history="1" r:id="rIdlc4b389-hupl11ydubt4e">
+            <w:hyperlink w:history="1" r:id="rIdby7nivay_oidutloooj-j">
               <w:r>
                 <w:rPr>
                   <w:rFonts w:ascii="Arial" w:cs="Arial" w:eastAsia="Arial" w:hAnsi="Arial"/>
@@ -20209,7 +20209,7 @@
             <w:pPr>
               <w:spacing w:after="20" w:before="0"/>
             </w:pPr>
-            <w:hyperlink w:history="1" r:id="rIddalktlkjk1bniiybiwdiz">
+            <w:hyperlink w:history="1" r:id="rIdhqkzfcdsrdslyvoks_sxy">
               <w:r>
                 <w:rPr>
                   <w:rFonts w:ascii="Arial" w:cs="Arial" w:eastAsia="Arial" w:hAnsi="Arial"/>
@@ -20242,7 +20242,7 @@
               <w:spacing w:after="10" w:before="0"/>
               <w:ind w:left="120"/>
             </w:pPr>
-            <w:hyperlink w:history="1" r:id="rIdped9cd4n0oeaulzx5unjr">
+            <w:hyperlink w:history="1" r:id="rIdwjbpwtkvt87mlkmoz64xo">
               <w:r>
                 <w:rPr>
                   <w:rFonts w:ascii="Arial" w:cs="Arial" w:eastAsia="Arial" w:hAnsi="Arial"/>
@@ -20287,7 +20287,7 @@
             <w:pPr>
               <w:spacing w:after="20" w:before="0"/>
             </w:pPr>
-            <w:hyperlink w:history="1" r:id="rIdvo8vj7lzf9r3i9vgqbkqk">
+            <w:hyperlink w:history="1" r:id="rIdjvqrzb8_v9nfd2yobpikd">
               <w:r>
                 <w:rPr>
                   <w:rFonts w:ascii="Arial" w:cs="Arial" w:eastAsia="Arial" w:hAnsi="Arial"/>
@@ -20320,7 +20320,7 @@
               <w:spacing w:after="10" w:before="0"/>
               <w:ind w:left="120"/>
             </w:pPr>
-            <w:hyperlink w:history="1" r:id="rIdktswlc78es8ty248vaqxw">
+            <w:hyperlink w:history="1" r:id="rIdmsntjfgqp_ztaeb1ruywz">
               <w:r>
                 <w:rPr>
                   <w:rFonts w:ascii="Arial" w:cs="Arial" w:eastAsia="Arial" w:hAnsi="Arial"/>
@@ -20832,7 +20832,7 @@
         </w:rPr>
         <w:t xml:space="preserve">© 2026 SeaVuria and ARES. Aligned with KICD objectives. Developed by SeaVuria; technical implementation by ARES (with AI assistance from Claude). Licensed under </w:t>
       </w:r>
-      <w:hyperlink w:history="1" r:id="rIdhuxawzbu_auim0ippl0jm">
+      <w:hyperlink w:history="1" r:id="rIda_edhe19jwuop8ekdxk11">
         <w:r>
           <w:rPr>
             <w:rFonts w:ascii="Arial" w:cs="Arial" w:eastAsia="Arial" w:hAnsi="Arial"/>
@@ -20853,7 +20853,7 @@
         </w:rPr>
         <w:t xml:space="preserve"> (</w:t>
       </w:r>
-      <w:hyperlink w:history="1" r:id="rId3uyrpg7g6cxziuljna9zl">
+      <w:hyperlink w:history="1" r:id="rIdx_oqhbewrrvlk1_slq9sz">
         <w:r>
           <w:rPr>
             <w:rFonts w:ascii="Arial" w:cs="Arial" w:eastAsia="Arial" w:hAnsi="Arial"/>
@@ -21866,7 +21866,7 @@
             <w:pPr>
               <w:spacing w:after="20" w:before="0"/>
             </w:pPr>
-            <w:hyperlink w:history="1" r:id="rIdgfspdvnwtf5gxyrsfla9k">
+            <w:hyperlink w:history="1" r:id="rIdyglly7wgv3pheez-kuiad">
               <w:r>
                 <w:rPr>
                   <w:rFonts w:ascii="Arial" w:cs="Arial" w:eastAsia="Arial" w:hAnsi="Arial"/>
@@ -21899,7 +21899,7 @@
               <w:spacing w:after="10" w:before="0"/>
               <w:ind w:left="120"/>
             </w:pPr>
-            <w:hyperlink w:history="1" r:id="rIdp9tnilnsqqo2qn2osmnip">
+            <w:hyperlink w:history="1" r:id="rIdy8fui7-ddl9jucf4iz_tk">
               <w:r>
                 <w:rPr>
                   <w:rFonts w:ascii="Arial" w:cs="Arial" w:eastAsia="Arial" w:hAnsi="Arial"/>
@@ -21944,7 +21944,7 @@
             <w:pPr>
               <w:spacing w:after="20" w:before="0"/>
             </w:pPr>
-            <w:hyperlink w:history="1" r:id="rIdqchngqxmnvvsjagcoymxb">
+            <w:hyperlink w:history="1" r:id="rId0nzv6hm2b4hsuxbbz1oko">
               <w:r>
                 <w:rPr>
                   <w:rFonts w:ascii="Arial" w:cs="Arial" w:eastAsia="Arial" w:hAnsi="Arial"/>
@@ -21977,7 +21977,7 @@
               <w:spacing w:after="10" w:before="0"/>
               <w:ind w:left="120"/>
             </w:pPr>
-            <w:hyperlink w:history="1" r:id="rId-9pqn8hx3op-dqkm1-byu">
+            <w:hyperlink w:history="1" r:id="rIdp_m672unnuzexngtu5v3o">
               <w:r>
                 <w:rPr>
                   <w:rFonts w:ascii="Arial" w:cs="Arial" w:eastAsia="Arial" w:hAnsi="Arial"/>
@@ -22172,7 +22172,7 @@
             <w:pPr>
               <w:spacing w:after="20" w:before="0"/>
             </w:pPr>
-            <w:hyperlink w:history="1" r:id="rIdlxnznqv47yu4vlcdlupkr">
+            <w:hyperlink w:history="1" r:id="rIdbsmiwoygnvyhtydna0juh">
               <w:r>
                 <w:rPr>
                   <w:rFonts w:ascii="Arial" w:cs="Arial" w:eastAsia="Arial" w:hAnsi="Arial"/>
@@ -22205,7 +22205,7 @@
               <w:spacing w:after="10" w:before="0"/>
               <w:ind w:left="120"/>
             </w:pPr>
-            <w:hyperlink w:history="1" r:id="rIddmza-twynpc9ueuatlqof">
+            <w:hyperlink w:history="1" r:id="rId0wzavbosgdbzdsw0tlklu">
               <w:r>
                 <w:rPr>
                   <w:rFonts w:ascii="Arial" w:cs="Arial" w:eastAsia="Arial" w:hAnsi="Arial"/>
@@ -22250,7 +22250,7 @@
             <w:pPr>
               <w:spacing w:after="20" w:before="0"/>
             </w:pPr>
-            <w:hyperlink w:history="1" r:id="rId6zhtt-kimwjt7p6za2dtd">
+            <w:hyperlink w:history="1" r:id="rId1cuz_syebzwot4mfkzsrp">
               <w:r>
                 <w:rPr>
                   <w:rFonts w:ascii="Arial" w:cs="Arial" w:eastAsia="Arial" w:hAnsi="Arial"/>
@@ -22283,7 +22283,7 @@
               <w:spacing w:after="10" w:before="0"/>
               <w:ind w:left="120"/>
             </w:pPr>
-            <w:hyperlink w:history="1" r:id="rId5_lfo36ths9pwyoj6-uxq">
+            <w:hyperlink w:history="1" r:id="rIduor88hjvoeihojhfg4aez">
               <w:r>
                 <w:rPr>
                   <w:rFonts w:ascii="Arial" w:cs="Arial" w:eastAsia="Arial" w:hAnsi="Arial"/>
@@ -22478,7 +22478,7 @@
             <w:pPr>
               <w:spacing w:after="20" w:before="0"/>
             </w:pPr>
-            <w:hyperlink w:history="1" r:id="rId7njzdx-h1ytmhvgc9aqfx">
+            <w:hyperlink w:history="1" r:id="rIddwptm5u_q0fqr7cu7s1o0">
               <w:r>
                 <w:rPr>
                   <w:rFonts w:ascii="Arial" w:cs="Arial" w:eastAsia="Arial" w:hAnsi="Arial"/>
@@ -22511,7 +22511,7 @@
               <w:spacing w:after="10" w:before="0"/>
               <w:ind w:left="120"/>
             </w:pPr>
-            <w:hyperlink w:history="1" r:id="rIdxhnhg2qeaew6m4mbjeo1c">
+            <w:hyperlink w:history="1" r:id="rIdm6dmcrypzdynlvlhjnxxz">
               <w:r>
                 <w:rPr>
                   <w:rFonts w:ascii="Arial" w:cs="Arial" w:eastAsia="Arial" w:hAnsi="Arial"/>
@@ -22556,7 +22556,7 @@
             <w:pPr>
               <w:spacing w:after="20" w:before="0"/>
             </w:pPr>
-            <w:hyperlink w:history="1" r:id="rIdcd_hnnw1-1fljh1gsvyqx">
+            <w:hyperlink w:history="1" r:id="rId0dffa5nkbilv7q3kdvgjc">
               <w:r>
                 <w:rPr>
                   <w:rFonts w:ascii="Arial" w:cs="Arial" w:eastAsia="Arial" w:hAnsi="Arial"/>
@@ -22589,7 +22589,7 @@
               <w:spacing w:after="10" w:before="0"/>
               <w:ind w:left="120"/>
             </w:pPr>
-            <w:hyperlink w:history="1" r:id="rIde3fmo5r2kr-qurte6-lr_">
+            <w:hyperlink w:history="1" r:id="rIdk_fbha6jvywrqcydajcfh">
               <w:r>
                 <w:rPr>
                   <w:rFonts w:ascii="Arial" w:cs="Arial" w:eastAsia="Arial" w:hAnsi="Arial"/>
@@ -22784,7 +22784,7 @@
             <w:pPr>
               <w:spacing w:after="20" w:before="0"/>
             </w:pPr>
-            <w:hyperlink w:history="1" r:id="rIdgpylrd987asu19esvooos">
+            <w:hyperlink w:history="1" r:id="rId_evvbclvnvjcyvlods_qs">
               <w:r>
                 <w:rPr>
                   <w:rFonts w:ascii="Arial" w:cs="Arial" w:eastAsia="Arial" w:hAnsi="Arial"/>
@@ -22817,7 +22817,7 @@
               <w:spacing w:after="10" w:before="0"/>
               <w:ind w:left="120"/>
             </w:pPr>
-            <w:hyperlink w:history="1" r:id="rIdkd5khilhc_olwlalfm2nu">
+            <w:hyperlink w:history="1" r:id="rId9v0p9e8apxocdsc_ba_6p">
               <w:r>
                 <w:rPr>
                   <w:rFonts w:ascii="Arial" w:cs="Arial" w:eastAsia="Arial" w:hAnsi="Arial"/>
@@ -22862,7 +22862,7 @@
             <w:pPr>
               <w:spacing w:after="20" w:before="0"/>
             </w:pPr>
-            <w:hyperlink w:history="1" r:id="rIddl8ldiwcqjytqjf109vya">
+            <w:hyperlink w:history="1" r:id="rId8zg--savaoldd_hi_6gmo">
               <w:r>
                 <w:rPr>
                   <w:rFonts w:ascii="Arial" w:cs="Arial" w:eastAsia="Arial" w:hAnsi="Arial"/>
@@ -22895,7 +22895,7 @@
               <w:spacing w:after="10" w:before="0"/>
               <w:ind w:left="120"/>
             </w:pPr>
-            <w:hyperlink w:history="1" r:id="rIdpzqlxlt5shh2d_lbj11hx">
+            <w:hyperlink w:history="1" r:id="rIddppkbqq_pg5l0j82lvmul">
               <w:r>
                 <w:rPr>
                   <w:rFonts w:ascii="Arial" w:cs="Arial" w:eastAsia="Arial" w:hAnsi="Arial"/>
@@ -23090,7 +23090,7 @@
             <w:pPr>
               <w:spacing w:after="20" w:before="0"/>
             </w:pPr>
-            <w:hyperlink w:history="1" r:id="rIdqvrsbee1quijltigp6tnx">
+            <w:hyperlink w:history="1" r:id="rIdsns6xkv_51iuq2wjiqffb">
               <w:r>
                 <w:rPr>
                   <w:rFonts w:ascii="Arial" w:cs="Arial" w:eastAsia="Arial" w:hAnsi="Arial"/>
@@ -23139,7 +23139,7 @@
               <w:spacing w:after="10" w:before="0"/>
               <w:ind w:left="120"/>
             </w:pPr>
-            <w:hyperlink w:history="1" r:id="rIdd1fwmoypli7hopn-bqko0">
+            <w:hyperlink w:history="1" r:id="rIdqmmg5nhtpmdbplgebpnj0">
               <w:r>
                 <w:rPr>
                   <w:rFonts w:ascii="Arial" w:cs="Arial" w:eastAsia="Arial" w:hAnsi="Arial"/>
@@ -23184,7 +23184,7 @@
             <w:pPr>
               <w:spacing w:after="20" w:before="0"/>
             </w:pPr>
-            <w:hyperlink w:history="1" r:id="rIdpa3rjincs6u09opk-l7yz">
+            <w:hyperlink w:history="1" r:id="rIdzwh9g2wh_al3ma6dgsora">
               <w:r>
                 <w:rPr>
                   <w:rFonts w:ascii="Arial" w:cs="Arial" w:eastAsia="Arial" w:hAnsi="Arial"/>
@@ -23217,7 +23217,7 @@
               <w:spacing w:after="10" w:before="0"/>
               <w:ind w:left="120"/>
             </w:pPr>
-            <w:hyperlink w:history="1" r:id="rIdizpkmwr4ex1jsdjfdermz">
+            <w:hyperlink w:history="1" r:id="rIdcpdt_di4-wjvo3jjoa6ye">
               <w:r>
                 <w:rPr>
                   <w:rFonts w:ascii="Arial" w:cs="Arial" w:eastAsia="Arial" w:hAnsi="Arial"/>
@@ -23729,7 +23729,7 @@
         </w:rPr>
         <w:t xml:space="preserve">© 2026 SeaVuria and ARES. Aligned with KICD objectives. Developed by SeaVuria; technical implementation by ARES (with AI assistance from Claude). Licensed under </w:t>
       </w:r>
-      <w:hyperlink w:history="1" r:id="rIds3kqnzu1kwjvdmhcw5g6x">
+      <w:hyperlink w:history="1" r:id="rIdl6fzeznzrg3w3cxpqkrai">
         <w:r>
           <w:rPr>
             <w:rFonts w:ascii="Arial" w:cs="Arial" w:eastAsia="Arial" w:hAnsi="Arial"/>
@@ -23750,7 +23750,7 @@
         </w:rPr>
         <w:t xml:space="preserve"> (</w:t>
       </w:r>
-      <w:hyperlink w:history="1" r:id="rIdaq38d5xgpca8ualdeerov">
+      <w:hyperlink w:history="1" r:id="rIdwodi1criy_vksa2etnap0">
         <w:r>
           <w:rPr>
             <w:rFonts w:ascii="Arial" w:cs="Arial" w:eastAsia="Arial" w:hAnsi="Arial"/>
@@ -24763,7 +24763,7 @@
             <w:pPr>
               <w:spacing w:after="20" w:before="0"/>
             </w:pPr>
-            <w:hyperlink w:history="1" r:id="rIdy-2gneac-cp7nlrokjot5">
+            <w:hyperlink w:history="1" r:id="rIdatcw3aqb7y6260ctjplf9">
               <w:r>
                 <w:rPr>
                   <w:rFonts w:ascii="Arial" w:cs="Arial" w:eastAsia="Arial" w:hAnsi="Arial"/>
@@ -24796,7 +24796,7 @@
               <w:spacing w:after="10" w:before="0"/>
               <w:ind w:left="120"/>
             </w:pPr>
-            <w:hyperlink w:history="1" r:id="rIdyljecka0ulfemfxtn3pbd">
+            <w:hyperlink w:history="1" r:id="rIdwsxjw6yn7rppz0jf_j9cy">
               <w:r>
                 <w:rPr>
                   <w:rFonts w:ascii="Arial" w:cs="Arial" w:eastAsia="Arial" w:hAnsi="Arial"/>
@@ -24841,7 +24841,7 @@
             <w:pPr>
               <w:spacing w:after="20" w:before="0"/>
             </w:pPr>
-            <w:hyperlink w:history="1" r:id="rId1nhqgw6sxndltiypoiwwo">
+            <w:hyperlink w:history="1" r:id="rIdgjyke5gbyaeunowddoia1">
               <w:r>
                 <w:rPr>
                   <w:rFonts w:ascii="Arial" w:cs="Arial" w:eastAsia="Arial" w:hAnsi="Arial"/>
@@ -24874,7 +24874,7 @@
               <w:spacing w:after="10" w:before="0"/>
               <w:ind w:left="120"/>
             </w:pPr>
-            <w:hyperlink w:history="1" r:id="rIdrbg2729babpvmbkbewi4l">
+            <w:hyperlink w:history="1" r:id="rId9ioeocj0ua9ov5asuk4_u">
               <w:r>
                 <w:rPr>
                   <w:rFonts w:ascii="Arial" w:cs="Arial" w:eastAsia="Arial" w:hAnsi="Arial"/>
@@ -25069,7 +25069,7 @@
             <w:pPr>
               <w:spacing w:after="20" w:before="0"/>
             </w:pPr>
-            <w:hyperlink w:history="1" r:id="rId1wg5jqobmmid3vorxibi2">
+            <w:hyperlink w:history="1" r:id="rIdudlx6fris71qdwjb4nfcz">
               <w:r>
                 <w:rPr>
                   <w:rFonts w:ascii="Arial" w:cs="Arial" w:eastAsia="Arial" w:hAnsi="Arial"/>
@@ -25102,7 +25102,7 @@
               <w:spacing w:after="10" w:before="0"/>
               <w:ind w:left="120"/>
             </w:pPr>
-            <w:hyperlink w:history="1" r:id="rId3hhchpz-amulgktpqqg_0">
+            <w:hyperlink w:history="1" r:id="rIddx-vf1n_u3r2bpdxv-ene">
               <w:r>
                 <w:rPr>
                   <w:rFonts w:ascii="Arial" w:cs="Arial" w:eastAsia="Arial" w:hAnsi="Arial"/>
@@ -25147,7 +25147,7 @@
             <w:pPr>
               <w:spacing w:after="20" w:before="0"/>
             </w:pPr>
-            <w:hyperlink w:history="1" r:id="rIdfmczan9qsdv5wbtufovm-">
+            <w:hyperlink w:history="1" r:id="rId8h8ewptyu57wf6rkmg3fg">
               <w:r>
                 <w:rPr>
                   <w:rFonts w:ascii="Arial" w:cs="Arial" w:eastAsia="Arial" w:hAnsi="Arial"/>
@@ -25180,7 +25180,7 @@
               <w:spacing w:after="10" w:before="0"/>
               <w:ind w:left="120"/>
             </w:pPr>
-            <w:hyperlink w:history="1" r:id="rIdounsu0xunicor9qab7j5y">
+            <w:hyperlink w:history="1" r:id="rIdcopfsk_gbzst-j55iylya">
               <w:r>
                 <w:rPr>
                   <w:rFonts w:ascii="Arial" w:cs="Arial" w:eastAsia="Arial" w:hAnsi="Arial"/>
@@ -25375,7 +25375,7 @@
             <w:pPr>
               <w:spacing w:after="20" w:before="0"/>
             </w:pPr>
-            <w:hyperlink w:history="1" r:id="rIdksi72ym_eg2frett1gleg">
+            <w:hyperlink w:history="1" r:id="rId767h1e5lzpp9r6-du7lky">
               <w:r>
                 <w:rPr>
                   <w:rFonts w:ascii="Arial" w:cs="Arial" w:eastAsia="Arial" w:hAnsi="Arial"/>
@@ -25424,7 +25424,7 @@
               <w:spacing w:after="10" w:before="0"/>
               <w:ind w:left="120"/>
             </w:pPr>
-            <w:hyperlink w:history="1" r:id="rIdpshokbholygypcztyersr">
+            <w:hyperlink w:history="1" r:id="rIdao4ydfssovbbyl643qpen">
               <w:r>
                 <w:rPr>
                   <w:rFonts w:ascii="Arial" w:cs="Arial" w:eastAsia="Arial" w:hAnsi="Arial"/>
@@ -25469,7 +25469,7 @@
             <w:pPr>
               <w:spacing w:after="20" w:before="0"/>
             </w:pPr>
-            <w:hyperlink w:history="1" r:id="rIdugywri1_yzv0zgnngken2">
+            <w:hyperlink w:history="1" r:id="rIdzq-b56v5oilzsmbo4zjbl">
               <w:r>
                 <w:rPr>
                   <w:rFonts w:ascii="Arial" w:cs="Arial" w:eastAsia="Arial" w:hAnsi="Arial"/>
@@ -25502,7 +25502,7 @@
               <w:spacing w:after="10" w:before="0"/>
               <w:ind w:left="120"/>
             </w:pPr>
-            <w:hyperlink w:history="1" r:id="rIdbmeyv2zugnob_ae358dnd">
+            <w:hyperlink w:history="1" r:id="rIdte9bjjkk_lj6iva5octsr">
               <w:r>
                 <w:rPr>
                   <w:rFonts w:ascii="Arial" w:cs="Arial" w:eastAsia="Arial" w:hAnsi="Arial"/>
@@ -25697,7 +25697,7 @@
             <w:pPr>
               <w:spacing w:after="20" w:before="0"/>
             </w:pPr>
-            <w:hyperlink w:history="1" r:id="rIdkqcsamj9utxieqttvhz_j">
+            <w:hyperlink w:history="1" r:id="rIdc1hrrvmp_bdtumbkbk3et">
               <w:r>
                 <w:rPr>
                   <w:rFonts w:ascii="Arial" w:cs="Arial" w:eastAsia="Arial" w:hAnsi="Arial"/>
@@ -25746,7 +25746,7 @@
               <w:spacing w:after="10" w:before="0"/>
               <w:ind w:left="120"/>
             </w:pPr>
-            <w:hyperlink w:history="1" r:id="rId-wndohmm1m_dzzd6laavx">
+            <w:hyperlink w:history="1" r:id="rIdhwqxuturdyo8x6bzts1t_">
               <w:r>
                 <w:rPr>
                   <w:rFonts w:ascii="Arial" w:cs="Arial" w:eastAsia="Arial" w:hAnsi="Arial"/>
@@ -25791,7 +25791,7 @@
             <w:pPr>
               <w:spacing w:after="20" w:before="0"/>
             </w:pPr>
-            <w:hyperlink w:history="1" r:id="rIdci6l4775hvisehmiwhvii">
+            <w:hyperlink w:history="1" r:id="rIdihbtlqzdqa0h7kfsrhghk">
               <w:r>
                 <w:rPr>
                   <w:rFonts w:ascii="Arial" w:cs="Arial" w:eastAsia="Arial" w:hAnsi="Arial"/>
@@ -25824,7 +25824,7 @@
               <w:spacing w:after="10" w:before="0"/>
               <w:ind w:left="120"/>
             </w:pPr>
-            <w:hyperlink w:history="1" r:id="rIdgjacuqdlobelm2oi6sxji">
+            <w:hyperlink w:history="1" r:id="rIdvowygm8eml_keo702yjke">
               <w:r>
                 <w:rPr>
                   <w:rFonts w:ascii="Arial" w:cs="Arial" w:eastAsia="Arial" w:hAnsi="Arial"/>
@@ -26019,7 +26019,7 @@
             <w:pPr>
               <w:spacing w:after="20" w:before="0"/>
             </w:pPr>
-            <w:hyperlink w:history="1" r:id="rIdkq26mbkfhsohnpkn2pbip">
+            <w:hyperlink w:history="1" r:id="rId-exz0iwgz8xvxp2ufkqzp">
               <w:r>
                 <w:rPr>
                   <w:rFonts w:ascii="Arial" w:cs="Arial" w:eastAsia="Arial" w:hAnsi="Arial"/>
@@ -26068,7 +26068,7 @@
               <w:spacing w:after="10" w:before="0"/>
               <w:ind w:left="120"/>
             </w:pPr>
-            <w:hyperlink w:history="1" r:id="rId4blxs74ik7thqor-3qdco">
+            <w:hyperlink w:history="1" r:id="rIdxlzva_2tqxqum8kdj60kf">
               <w:r>
                 <w:rPr>
                   <w:rFonts w:ascii="Arial" w:cs="Arial" w:eastAsia="Arial" w:hAnsi="Arial"/>
@@ -26113,7 +26113,7 @@
             <w:pPr>
               <w:spacing w:after="20" w:before="0"/>
             </w:pPr>
-            <w:hyperlink w:history="1" r:id="rIdyekmdme5km2qn6uumezwc">
+            <w:hyperlink w:history="1" r:id="rIdy28dt0uneiil5ntqxiq9l">
               <w:r>
                 <w:rPr>
                   <w:rFonts w:ascii="Arial" w:cs="Arial" w:eastAsia="Arial" w:hAnsi="Arial"/>
@@ -26146,7 +26146,7 @@
               <w:spacing w:after="10" w:before="0"/>
               <w:ind w:left="120"/>
             </w:pPr>
-            <w:hyperlink w:history="1" r:id="rIdvkxvgfk5df5xeikru5iv6">
+            <w:hyperlink w:history="1" r:id="rIdfcalvujv7kaj4ftmiqwns">
               <w:r>
                 <w:rPr>
                   <w:rFonts w:ascii="Arial" w:cs="Arial" w:eastAsia="Arial" w:hAnsi="Arial"/>
@@ -26658,7 +26658,7 @@
         </w:rPr>
         <w:t xml:space="preserve">© 2026 SeaVuria and ARES. Aligned with KICD objectives. Developed by SeaVuria; technical implementation by ARES (with AI assistance from Claude). Licensed under </w:t>
       </w:r>
-      <w:hyperlink w:history="1" r:id="rIdlsg4ayikombj9ltxoih15">
+      <w:hyperlink w:history="1" r:id="rIddfmepnz1gmt5r8fstxzl9">
         <w:r>
           <w:rPr>
             <w:rFonts w:ascii="Arial" w:cs="Arial" w:eastAsia="Arial" w:hAnsi="Arial"/>
@@ -26679,7 +26679,7 @@
         </w:rPr>
         <w:t xml:space="preserve"> (</w:t>
       </w:r>
-      <w:hyperlink w:history="1" r:id="rIdyzwknua_87fbfmcll6omd">
+      <w:hyperlink w:history="1" r:id="rIdxwicn92hay28w6cjwmfuz">
         <w:r>
           <w:rPr>
             <w:rFonts w:ascii="Arial" w:cs="Arial" w:eastAsia="Arial" w:hAnsi="Arial"/>
@@ -27692,7 +27692,7 @@
             <w:pPr>
               <w:spacing w:after="20" w:before="0"/>
             </w:pPr>
-            <w:hyperlink w:history="1" r:id="rId8mqu0vi7rk4zhj4jfgsum">
+            <w:hyperlink w:history="1" r:id="rIdsq7awbckd_5phv1rqwlv9">
               <w:r>
                 <w:rPr>
                   <w:rFonts w:ascii="Arial" w:cs="Arial" w:eastAsia="Arial" w:hAnsi="Arial"/>
@@ -27725,7 +27725,7 @@
               <w:spacing w:after="10" w:before="0"/>
               <w:ind w:left="120"/>
             </w:pPr>
-            <w:hyperlink w:history="1" r:id="rId_13lnjzh2-msrde9rg-e_">
+            <w:hyperlink w:history="1" r:id="rIdara2soauvhcmrhdpe6uce">
               <w:r>
                 <w:rPr>
                   <w:rFonts w:ascii="Arial" w:cs="Arial" w:eastAsia="Arial" w:hAnsi="Arial"/>
@@ -27770,7 +27770,7 @@
             <w:pPr>
               <w:spacing w:after="20" w:before="0"/>
             </w:pPr>
-            <w:hyperlink w:history="1" r:id="rIdnnel3watp6wpy5y0d_vtp">
+            <w:hyperlink w:history="1" r:id="rIdf9regvuw-1ibdpjhelji3">
               <w:r>
                 <w:rPr>
                   <w:rFonts w:ascii="Arial" w:cs="Arial" w:eastAsia="Arial" w:hAnsi="Arial"/>
@@ -27803,7 +27803,7 @@
               <w:spacing w:after="10" w:before="0"/>
               <w:ind w:left="120"/>
             </w:pPr>
-            <w:hyperlink w:history="1" r:id="rIdacvcw8mtbz9g8gvrnja6t">
+            <w:hyperlink w:history="1" r:id="rIdvpzc7moszdv_qkvqkvrtk">
               <w:r>
                 <w:rPr>
                   <w:rFonts w:ascii="Arial" w:cs="Arial" w:eastAsia="Arial" w:hAnsi="Arial"/>
@@ -27998,7 +27998,7 @@
             <w:pPr>
               <w:spacing w:after="20" w:before="0"/>
             </w:pPr>
-            <w:hyperlink w:history="1" r:id="rIdflds_bceun9xnencp-vt7">
+            <w:hyperlink w:history="1" r:id="rIdjw2bge25k0wz6czoj4lbp">
               <w:r>
                 <w:rPr>
                   <w:rFonts w:ascii="Arial" w:cs="Arial" w:eastAsia="Arial" w:hAnsi="Arial"/>
@@ -28031,7 +28031,7 @@
               <w:spacing w:after="10" w:before="0"/>
               <w:ind w:left="120"/>
             </w:pPr>
-            <w:hyperlink w:history="1" r:id="rIdciu0iufg24vyxtcoka0nf">
+            <w:hyperlink w:history="1" r:id="rIdiq90q9jqv5f1uxn0husa7">
               <w:r>
                 <w:rPr>
                   <w:rFonts w:ascii="Arial" w:cs="Arial" w:eastAsia="Arial" w:hAnsi="Arial"/>
@@ -28076,7 +28076,7 @@
             <w:pPr>
               <w:spacing w:after="20" w:before="0"/>
             </w:pPr>
-            <w:hyperlink w:history="1" r:id="rIdtundouxonbcb6wt7l90di">
+            <w:hyperlink w:history="1" r:id="rIditdstutoglmbaxteab9yu">
               <w:r>
                 <w:rPr>
                   <w:rFonts w:ascii="Arial" w:cs="Arial" w:eastAsia="Arial" w:hAnsi="Arial"/>
@@ -28109,7 +28109,7 @@
               <w:spacing w:after="10" w:before="0"/>
               <w:ind w:left="120"/>
             </w:pPr>
-            <w:hyperlink w:history="1" r:id="rIduplqjehelvief-ko6liki">
+            <w:hyperlink w:history="1" r:id="rIdobqfczpdjwf87awzynpqi">
               <w:r>
                 <w:rPr>
                   <w:rFonts w:ascii="Arial" w:cs="Arial" w:eastAsia="Arial" w:hAnsi="Arial"/>
@@ -28304,7 +28304,7 @@
             <w:pPr>
               <w:spacing w:after="20" w:before="0"/>
             </w:pPr>
-            <w:hyperlink w:history="1" r:id="rIdosxnufz69d1dzazi8evmu">
+            <w:hyperlink w:history="1" r:id="rIdmrwoyyoa939qus-ev1fpg">
               <w:r>
                 <w:rPr>
                   <w:rFonts w:ascii="Arial" w:cs="Arial" w:eastAsia="Arial" w:hAnsi="Arial"/>
@@ -28337,7 +28337,7 @@
               <w:spacing w:after="10" w:before="0"/>
               <w:ind w:left="120"/>
             </w:pPr>
-            <w:hyperlink w:history="1" r:id="rIdf2kjlwecgqc08yly2wsc4">
+            <w:hyperlink w:history="1" r:id="rId1a2z5uoqltqxrr8q3siik">
               <w:r>
                 <w:rPr>
                   <w:rFonts w:ascii="Arial" w:cs="Arial" w:eastAsia="Arial" w:hAnsi="Arial"/>
@@ -28382,7 +28382,7 @@
             <w:pPr>
               <w:spacing w:after="20" w:before="0"/>
             </w:pPr>
-            <w:hyperlink w:history="1" r:id="rIdu7sc9ovocc2eflrjycp9h">
+            <w:hyperlink w:history="1" r:id="rIdiqgejviiu1wfmzh_yjhef">
               <w:r>
                 <w:rPr>
                   <w:rFonts w:ascii="Arial" w:cs="Arial" w:eastAsia="Arial" w:hAnsi="Arial"/>
@@ -28415,7 +28415,7 @@
               <w:spacing w:after="10" w:before="0"/>
               <w:ind w:left="120"/>
             </w:pPr>
-            <w:hyperlink w:history="1" r:id="rIdapkngg9wys7xstwy35us2">
+            <w:hyperlink w:history="1" r:id="rIdcfaz3vfwmqta4xflalh82">
               <w:r>
                 <w:rPr>
                   <w:rFonts w:ascii="Arial" w:cs="Arial" w:eastAsia="Arial" w:hAnsi="Arial"/>
@@ -28610,7 +28610,7 @@
             <w:pPr>
               <w:spacing w:after="20" w:before="0"/>
             </w:pPr>
-            <w:hyperlink w:history="1" r:id="rIdndw1wnijzbtyqsi1ancjh">
+            <w:hyperlink w:history="1" r:id="rIds-wim_djwbivhh7ifl2hc">
               <w:r>
                 <w:rPr>
                   <w:rFonts w:ascii="Arial" w:cs="Arial" w:eastAsia="Arial" w:hAnsi="Arial"/>
@@ -28643,7 +28643,7 @@
               <w:spacing w:after="10" w:before="0"/>
               <w:ind w:left="120"/>
             </w:pPr>
-            <w:hyperlink w:history="1" r:id="rIdod-bsnewao3vr7wdnzrqp">
+            <w:hyperlink w:history="1" r:id="rIdfnqnwogl1avsdpfhaa-fm">
               <w:r>
                 <w:rPr>
                   <w:rFonts w:ascii="Arial" w:cs="Arial" w:eastAsia="Arial" w:hAnsi="Arial"/>
@@ -28688,7 +28688,7 @@
             <w:pPr>
               <w:spacing w:after="20" w:before="0"/>
             </w:pPr>
-            <w:hyperlink w:history="1" r:id="rIdh_a2agqdwg_r8saiwtg9x">
+            <w:hyperlink w:history="1" r:id="rIdwouc-rqn4exjtvfudlk0z">
               <w:r>
                 <w:rPr>
                   <w:rFonts w:ascii="Arial" w:cs="Arial" w:eastAsia="Arial" w:hAnsi="Arial"/>
@@ -28721,7 +28721,7 @@
               <w:spacing w:after="10" w:before="0"/>
               <w:ind w:left="120"/>
             </w:pPr>
-            <w:hyperlink w:history="1" r:id="rIdafdgzzxvhe4poytf7vz8c">
+            <w:hyperlink w:history="1" r:id="rIdhy1ihucvbbiqhdxry82gl">
               <w:r>
                 <w:rPr>
                   <w:rFonts w:ascii="Arial" w:cs="Arial" w:eastAsia="Arial" w:hAnsi="Arial"/>
@@ -28916,7 +28916,7 @@
             <w:pPr>
               <w:spacing w:after="20" w:before="0"/>
             </w:pPr>
-            <w:hyperlink w:history="1" r:id="rIdfdtsu3iejk7alj7s-nfva">
+            <w:hyperlink w:history="1" r:id="rIdhxv46k2hq2leucpc-ktx4">
               <w:r>
                 <w:rPr>
                   <w:rFonts w:ascii="Arial" w:cs="Arial" w:eastAsia="Arial" w:hAnsi="Arial"/>
@@ -28965,7 +28965,7 @@
               <w:spacing w:after="10" w:before="0"/>
               <w:ind w:left="120"/>
             </w:pPr>
-            <w:hyperlink w:history="1" r:id="rIdlqvlk-sfnwqw0hbschf2a">
+            <w:hyperlink w:history="1" r:id="rIdhul7afv5yl05ub0wv9mm2">
               <w:r>
                 <w:rPr>
                   <w:rFonts w:ascii="Arial" w:cs="Arial" w:eastAsia="Arial" w:hAnsi="Arial"/>
@@ -29010,7 +29010,7 @@
             <w:pPr>
               <w:spacing w:after="20" w:before="0"/>
             </w:pPr>
-            <w:hyperlink w:history="1" r:id="rIdz3klbm0ovo3zh_nktft-i">
+            <w:hyperlink w:history="1" r:id="rIdk1stqapb5glxgrhyoefex">
               <w:r>
                 <w:rPr>
                   <w:rFonts w:ascii="Arial" w:cs="Arial" w:eastAsia="Arial" w:hAnsi="Arial"/>
@@ -29059,7 +29059,7 @@
               <w:spacing w:after="10" w:before="0"/>
               <w:ind w:left="120"/>
             </w:pPr>
-            <w:hyperlink w:history="1" r:id="rIdjgvcsxym3htdhsvcvmkol">
+            <w:hyperlink w:history="1" r:id="rIdmaihq2hzz50gxidvu9y2e">
               <w:r>
                 <w:rPr>
                   <w:rFonts w:ascii="Arial" w:cs="Arial" w:eastAsia="Arial" w:hAnsi="Arial"/>
@@ -29571,7 +29571,7 @@
         </w:rPr>
         <w:t xml:space="preserve">© 2026 SeaVuria and ARES. Aligned with KICD objectives. Developed by SeaVuria; technical implementation by ARES (with AI assistance from Claude). Licensed under </w:t>
       </w:r>
-      <w:hyperlink w:history="1" r:id="rIdbg0mbblx7rfklds2noeyl">
+      <w:hyperlink w:history="1" r:id="rIdufjv-sd1piyoo02flfa8-">
         <w:r>
           <w:rPr>
             <w:rFonts w:ascii="Arial" w:cs="Arial" w:eastAsia="Arial" w:hAnsi="Arial"/>
@@ -29592,7 +29592,7 @@
         </w:rPr>
         <w:t xml:space="preserve"> (</w:t>
       </w:r>
-      <w:hyperlink w:history="1" r:id="rId9luu0x3kmvfcyacrecuza">
+      <w:hyperlink w:history="1" r:id="rId5kytbh2mn5x6dya7hed86">
         <w:r>
           <w:rPr>
             <w:rFonts w:ascii="Arial" w:cs="Arial" w:eastAsia="Arial" w:hAnsi="Arial"/>
@@ -30605,7 +30605,7 @@
             <w:pPr>
               <w:spacing w:after="20" w:before="0"/>
             </w:pPr>
-            <w:hyperlink w:history="1" r:id="rIdo05kmvt4m6xat07mcab-l">
+            <w:hyperlink w:history="1" r:id="rId8xxtu3ssw5soieavxv01b">
               <w:r>
                 <w:rPr>
                   <w:rFonts w:ascii="Arial" w:cs="Arial" w:eastAsia="Arial" w:hAnsi="Arial"/>
@@ -30638,7 +30638,7 @@
               <w:spacing w:after="10" w:before="0"/>
               <w:ind w:left="120"/>
             </w:pPr>
-            <w:hyperlink w:history="1" r:id="rIdarjaum5jsmxyrtjgyhzqf">
+            <w:hyperlink w:history="1" r:id="rId-swmoxfl0fvjjvikyv9rl">
               <w:r>
                 <w:rPr>
                   <w:rFonts w:ascii="Arial" w:cs="Arial" w:eastAsia="Arial" w:hAnsi="Arial"/>
@@ -30683,7 +30683,7 @@
             <w:pPr>
               <w:spacing w:after="20" w:before="0"/>
             </w:pPr>
-            <w:hyperlink w:history="1" r:id="rIdx3fxonccq3zomrmlc8e4c">
+            <w:hyperlink w:history="1" r:id="rIdtsz8j-7gfrjq-xfjtij1_">
               <w:r>
                 <w:rPr>
                   <w:rFonts w:ascii="Arial" w:cs="Arial" w:eastAsia="Arial" w:hAnsi="Arial"/>
@@ -30732,7 +30732,7 @@
               <w:spacing w:after="10" w:before="0"/>
               <w:ind w:left="120"/>
             </w:pPr>
-            <w:hyperlink w:history="1" r:id="rIdlmrwp_3po9kwkzils_he_">
+            <w:hyperlink w:history="1" r:id="rId3xkvjrns_kocfgtv66xfn">
               <w:r>
                 <w:rPr>
                   <w:rFonts w:ascii="Arial" w:cs="Arial" w:eastAsia="Arial" w:hAnsi="Arial"/>
@@ -30927,7 +30927,7 @@
             <w:pPr>
               <w:spacing w:after="20" w:before="0"/>
             </w:pPr>
-            <w:hyperlink w:history="1" r:id="rId9kdfsz1em8yxnvyyhgym5">
+            <w:hyperlink w:history="1" r:id="rIdapkohr6pbfmbz_w8znrmn">
               <w:r>
                 <w:rPr>
                   <w:rFonts w:ascii="Arial" w:cs="Arial" w:eastAsia="Arial" w:hAnsi="Arial"/>
@@ -30960,7 +30960,7 @@
               <w:spacing w:after="10" w:before="0"/>
               <w:ind w:left="120"/>
             </w:pPr>
-            <w:hyperlink w:history="1" r:id="rId-xv4smxd928t_knxqusw3">
+            <w:hyperlink w:history="1" r:id="rId5k_tphdgnxtptotow8yh7">
               <w:r>
                 <w:rPr>
                   <w:rFonts w:ascii="Arial" w:cs="Arial" w:eastAsia="Arial" w:hAnsi="Arial"/>
@@ -31005,7 +31005,7 @@
             <w:pPr>
               <w:spacing w:after="20" w:before="0"/>
             </w:pPr>
-            <w:hyperlink w:history="1" r:id="rIdidk7yhsvjyd8h6lfed67l">
+            <w:hyperlink w:history="1" r:id="rIdqhokbj2eeeon4v-bsjwsf">
               <w:r>
                 <w:rPr>
                   <w:rFonts w:ascii="Arial" w:cs="Arial" w:eastAsia="Arial" w:hAnsi="Arial"/>
@@ -31054,7 +31054,7 @@
               <w:spacing w:after="10" w:before="0"/>
               <w:ind w:left="120"/>
             </w:pPr>
-            <w:hyperlink w:history="1" r:id="rId4ustmkbxoy6qu7vqq9kis">
+            <w:hyperlink w:history="1" r:id="rId_gy9fhvt-3lceraf8_q1n">
               <w:r>
                 <w:rPr>
                   <w:rFonts w:ascii="Arial" w:cs="Arial" w:eastAsia="Arial" w:hAnsi="Arial"/>
@@ -31249,7 +31249,7 @@
             <w:pPr>
               <w:spacing w:after="20" w:before="0"/>
             </w:pPr>
-            <w:hyperlink w:history="1" r:id="rIdt7qtg2028zg41gv1akqx4">
+            <w:hyperlink w:history="1" r:id="rIdnahdn2t3xtpz0a5msc9xs">
               <w:r>
                 <w:rPr>
                   <w:rFonts w:ascii="Arial" w:cs="Arial" w:eastAsia="Arial" w:hAnsi="Arial"/>
@@ -31282,7 +31282,7 @@
               <w:spacing w:after="10" w:before="0"/>
               <w:ind w:left="120"/>
             </w:pPr>
-            <w:hyperlink w:history="1" r:id="rIdb5ay4qwpc9unk5nzrzvzp">
+            <w:hyperlink w:history="1" r:id="rIdtb6ngal8eyacja0olg7ro">
               <w:r>
                 <w:rPr>
                   <w:rFonts w:ascii="Arial" w:cs="Arial" w:eastAsia="Arial" w:hAnsi="Arial"/>
@@ -31327,7 +31327,7 @@
             <w:pPr>
               <w:spacing w:after="20" w:before="0"/>
             </w:pPr>
-            <w:hyperlink w:history="1" r:id="rIdc3sdhijecdedfsbl4khgd">
+            <w:hyperlink w:history="1" r:id="rIdod-a-p34da6znqmn9jvoy">
               <w:r>
                 <w:rPr>
                   <w:rFonts w:ascii="Arial" w:cs="Arial" w:eastAsia="Arial" w:hAnsi="Arial"/>
@@ -31376,7 +31376,7 @@
               <w:spacing w:after="10" w:before="0"/>
               <w:ind w:left="120"/>
             </w:pPr>
-            <w:hyperlink w:history="1" r:id="rIdfrzv9lmmtoxgu7xwcd4pf">
+            <w:hyperlink w:history="1" r:id="rIdirkc0obmos_md6-8myqap">
               <w:r>
                 <w:rPr>
                   <w:rFonts w:ascii="Arial" w:cs="Arial" w:eastAsia="Arial" w:hAnsi="Arial"/>
@@ -31571,7 +31571,7 @@
             <w:pPr>
               <w:spacing w:after="20" w:before="0"/>
             </w:pPr>
-            <w:hyperlink w:history="1" r:id="rId2j2seeohg2pffp7lagvhh">
+            <w:hyperlink w:history="1" r:id="rIddgovkkril9fytrvl-_zng">
               <w:r>
                 <w:rPr>
                   <w:rFonts w:ascii="Arial" w:cs="Arial" w:eastAsia="Arial" w:hAnsi="Arial"/>
@@ -31604,7 +31604,7 @@
               <w:spacing w:after="10" w:before="0"/>
               <w:ind w:left="120"/>
             </w:pPr>
-            <w:hyperlink w:history="1" r:id="rIdiybrpxajckhv6y9dtqnvu">
+            <w:hyperlink w:history="1" r:id="rIdgufdv4hefrchpg2gkpbci">
               <w:r>
                 <w:rPr>
                   <w:rFonts w:ascii="Arial" w:cs="Arial" w:eastAsia="Arial" w:hAnsi="Arial"/>
@@ -31649,7 +31649,7 @@
             <w:pPr>
               <w:spacing w:after="20" w:before="0"/>
             </w:pPr>
-            <w:hyperlink w:history="1" r:id="rId9_emgc6zmeqv1osfrhmq3">
+            <w:hyperlink w:history="1" r:id="rIdwlpcifpbrubpm0zwgixcy">
               <w:r>
                 <w:rPr>
                   <w:rFonts w:ascii="Arial" w:cs="Arial" w:eastAsia="Arial" w:hAnsi="Arial"/>
@@ -31698,7 +31698,7 @@
               <w:spacing w:after="10" w:before="0"/>
               <w:ind w:left="120"/>
             </w:pPr>
-            <w:hyperlink w:history="1" r:id="rIdpewlrgarwntiwkbov0rkc">
+            <w:hyperlink w:history="1" r:id="rIdwmmil_kywo87aadcjw8ro">
               <w:r>
                 <w:rPr>
                   <w:rFonts w:ascii="Arial" w:cs="Arial" w:eastAsia="Arial" w:hAnsi="Arial"/>
@@ -31893,7 +31893,7 @@
             <w:pPr>
               <w:spacing w:after="20" w:before="0"/>
             </w:pPr>
-            <w:hyperlink w:history="1" r:id="rIdd82vzhdppeejargjunxj8">
+            <w:hyperlink w:history="1" r:id="rIdns-oa4gsbtqkvpdb4_cnc">
               <w:r>
                 <w:rPr>
                   <w:rFonts w:ascii="Arial" w:cs="Arial" w:eastAsia="Arial" w:hAnsi="Arial"/>
@@ -31942,7 +31942,7 @@
               <w:spacing w:after="10" w:before="0"/>
               <w:ind w:left="120"/>
             </w:pPr>
-            <w:hyperlink w:history="1" r:id="rIdqutxalz3hihj6m79ybssr">
+            <w:hyperlink w:history="1" r:id="rIdt47o0zpwduwd6t7jq_lev">
               <w:r>
                 <w:rPr>
                   <w:rFonts w:ascii="Arial" w:cs="Arial" w:eastAsia="Arial" w:hAnsi="Arial"/>
@@ -31987,7 +31987,7 @@
             <w:pPr>
               <w:spacing w:after="20" w:before="0"/>
             </w:pPr>
-            <w:hyperlink w:history="1" r:id="rIdar_4b8nmvgedsff64lexb">
+            <w:hyperlink w:history="1" r:id="rIdygnh87vzwvajxkvkegldo">
               <w:r>
                 <w:rPr>
                   <w:rFonts w:ascii="Arial" w:cs="Arial" w:eastAsia="Arial" w:hAnsi="Arial"/>
@@ -32036,7 +32036,7 @@
               <w:spacing w:after="10" w:before="0"/>
               <w:ind w:left="120"/>
             </w:pPr>
-            <w:hyperlink w:history="1" r:id="rIdlsn1yw8cdrc9op3ayrjn_">
+            <w:hyperlink w:history="1" r:id="rIdds4wlhnckbq1dqjpk9vem">
               <w:r>
                 <w:rPr>
                   <w:rFonts w:ascii="Arial" w:cs="Arial" w:eastAsia="Arial" w:hAnsi="Arial"/>
@@ -32814,7 +32814,7 @@
         </w:rPr>
         <w:t xml:space="preserve">© 2026 SeaVuria and ARES. Aligned with KICD objectives. Developed by SeaVuria; technical implementation by ARES (with AI assistance from Claude). Licensed under </w:t>
       </w:r>
-      <w:hyperlink w:history="1" r:id="rIdjh-tnfo9z08nkllrhaemh">
+      <w:hyperlink w:history="1" r:id="rIdg9irux1bb9ysdlq7-xcgx">
         <w:r>
           <w:rPr>
             <w:rFonts w:ascii="Arial" w:cs="Arial" w:eastAsia="Arial" w:hAnsi="Arial"/>
@@ -32835,7 +32835,7 @@
         </w:rPr>
         <w:t xml:space="preserve"> (</w:t>
       </w:r>
-      <w:hyperlink w:history="1" r:id="rId_0esldckqprexbxu1o4eo">
+      <w:hyperlink w:history="1" r:id="rIds3dpnld7wswieaiknvsga">
         <w:r>
           <w:rPr>
             <w:rFonts w:ascii="Arial" w:cs="Arial" w:eastAsia="Arial" w:hAnsi="Arial"/>

--- a/data/outputs/v2/Chemistry/SS1.3_The_Periodic_Table/Chemistry_The_Periodic_Table_CBE_LessonSequence.docx
+++ b/data/outputs/v2/Chemistry/SS1.3_The_Periodic_Table/Chemistry_The_Periodic_Table_CBE_LessonSequence.docx
@@ -2201,7 +2201,7 @@
         </w:rPr>
         <w:t xml:space="preserve">© 2026 SeaVuria and ARES. This work is licensed under a </w:t>
       </w:r>
-      <w:hyperlink w:history="1" r:id="rIdi-md2w4yylw_iiijdyjox">
+      <w:hyperlink w:history="1" r:id="rIdyemiunrrxncnzyzahqpdn">
         <w:r>
           <w:rPr>
             <w:rFonts w:ascii="Arial" w:cs="Arial" w:eastAsia="Arial" w:hAnsi="Arial"/>
@@ -2221,7 +2221,7 @@
         </w:rPr>
         <w:t xml:space="preserve"> (</w:t>
       </w:r>
-      <w:hyperlink w:history="1" r:id="rIdvnfkchjrlcnauw4nuw9yx">
+      <w:hyperlink w:history="1" r:id="rIddaxi89dvvlk8uocreqe40">
         <w:r>
           <w:rPr>
             <w:rFonts w:ascii="Arial" w:cs="Arial" w:eastAsia="Arial" w:hAnsi="Arial"/>
@@ -2241,7 +2241,7 @@
         </w:rPr>
         <w:t xml:space="preserve">). To view a copy of this license, visit </w:t>
       </w:r>
-      <w:hyperlink w:history="1" r:id="rIdwsvzjcureqpcbwqgxy4lx">
+      <w:hyperlink w:history="1" r:id="rIdgzd0nv7fc16yuykkqejix">
         <w:r>
           <w:rPr>
             <w:rFonts w:ascii="Arial" w:cs="Arial" w:eastAsia="Arial" w:hAnsi="Arial"/>
@@ -3253,7 +3253,7 @@
             <w:pPr>
               <w:spacing w:after="20" w:before="0"/>
             </w:pPr>
-            <w:hyperlink w:history="1" r:id="rIdxgzurb_0urtkfsblnivtd">
+            <w:hyperlink w:history="1" r:id="rIdussm51g5arm5jalldqkep">
               <w:r>
                 <w:rPr>
                   <w:rFonts w:ascii="Arial" w:cs="Arial" w:eastAsia="Arial" w:hAnsi="Arial"/>
@@ -3286,7 +3286,7 @@
               <w:spacing w:after="10" w:before="0"/>
               <w:ind w:left="120"/>
             </w:pPr>
-            <w:hyperlink w:history="1" r:id="rIdtfy_ioo6ydse0u3mced1l">
+            <w:hyperlink w:history="1" r:id="rIdbsh4i5jq288ojxlvfggor">
               <w:r>
                 <w:rPr>
                   <w:rFonts w:ascii="Arial" w:cs="Arial" w:eastAsia="Arial" w:hAnsi="Arial"/>
@@ -3331,7 +3331,7 @@
             <w:pPr>
               <w:spacing w:after="20" w:before="0"/>
             </w:pPr>
-            <w:hyperlink w:history="1" r:id="rIdpx6jm1-svvdddhi7rlim9">
+            <w:hyperlink w:history="1" r:id="rId78zcnx-yvlv9k2etd8hha">
               <w:r>
                 <w:rPr>
                   <w:rFonts w:ascii="Arial" w:cs="Arial" w:eastAsia="Arial" w:hAnsi="Arial"/>
@@ -3364,7 +3364,7 @@
               <w:spacing w:after="10" w:before="0"/>
               <w:ind w:left="120"/>
             </w:pPr>
-            <w:hyperlink w:history="1" r:id="rIdelf7rhjh1unh3pesn5-tr">
+            <w:hyperlink w:history="1" r:id="rId0q1qpdf0vdva-utvllnqs">
               <w:r>
                 <w:rPr>
                   <w:rFonts w:ascii="Arial" w:cs="Arial" w:eastAsia="Arial" w:hAnsi="Arial"/>
@@ -3559,7 +3559,7 @@
             <w:pPr>
               <w:spacing w:after="20" w:before="0"/>
             </w:pPr>
-            <w:hyperlink w:history="1" r:id="rIda5vd8p6o_hubo-yk0gskz">
+            <w:hyperlink w:history="1" r:id="rIdpgqxfbfxn6pq9wjfyiur1">
               <w:r>
                 <w:rPr>
                   <w:rFonts w:ascii="Arial" w:cs="Arial" w:eastAsia="Arial" w:hAnsi="Arial"/>
@@ -3592,7 +3592,7 @@
               <w:spacing w:after="10" w:before="0"/>
               <w:ind w:left="120"/>
             </w:pPr>
-            <w:hyperlink w:history="1" r:id="rId9woba38pgsgmiitsvkotb">
+            <w:hyperlink w:history="1" r:id="rIdtgm5ubedl1vetgc0s4kvs">
               <w:r>
                 <w:rPr>
                   <w:rFonts w:ascii="Arial" w:cs="Arial" w:eastAsia="Arial" w:hAnsi="Arial"/>
@@ -3637,7 +3637,7 @@
             <w:pPr>
               <w:spacing w:after="20" w:before="0"/>
             </w:pPr>
-            <w:hyperlink w:history="1" r:id="rId0hlsbsjkzt_fmliq4re7b">
+            <w:hyperlink w:history="1" r:id="rId1hgqwp4gyxnacy1qn_nfh">
               <w:r>
                 <w:rPr>
                   <w:rFonts w:ascii="Arial" w:cs="Arial" w:eastAsia="Arial" w:hAnsi="Arial"/>
@@ -3670,7 +3670,7 @@
               <w:spacing w:after="10" w:before="0"/>
               <w:ind w:left="120"/>
             </w:pPr>
-            <w:hyperlink w:history="1" r:id="rIdei3vokw0pleaqqh0dprni">
+            <w:hyperlink w:history="1" r:id="rIdksc1uua1air8imwcd6d2s">
               <w:r>
                 <w:rPr>
                   <w:rFonts w:ascii="Arial" w:cs="Arial" w:eastAsia="Arial" w:hAnsi="Arial"/>
@@ -3865,7 +3865,7 @@
             <w:pPr>
               <w:spacing w:after="20" w:before="0"/>
             </w:pPr>
-            <w:hyperlink w:history="1" r:id="rIdf5uwwzellzksrbrogebhr">
+            <w:hyperlink w:history="1" r:id="rIddbkl1ufq7v3_oqmxspi1-">
               <w:r>
                 <w:rPr>
                   <w:rFonts w:ascii="Arial" w:cs="Arial" w:eastAsia="Arial" w:hAnsi="Arial"/>
@@ -3898,7 +3898,7 @@
               <w:spacing w:after="10" w:before="0"/>
               <w:ind w:left="120"/>
             </w:pPr>
-            <w:hyperlink w:history="1" r:id="rId58xbq0u0lnnlxs-qazg7i">
+            <w:hyperlink w:history="1" r:id="rId3a8gsasuddu7fd4vsyipn">
               <w:r>
                 <w:rPr>
                   <w:rFonts w:ascii="Arial" w:cs="Arial" w:eastAsia="Arial" w:hAnsi="Arial"/>
@@ -3943,7 +3943,7 @@
             <w:pPr>
               <w:spacing w:after="20" w:before="0"/>
             </w:pPr>
-            <w:hyperlink w:history="1" r:id="rIdp38jgest-qydfmiheuc6r">
+            <w:hyperlink w:history="1" r:id="rIdn69nc8wv3uqwj25d4e5ss">
               <w:r>
                 <w:rPr>
                   <w:rFonts w:ascii="Arial" w:cs="Arial" w:eastAsia="Arial" w:hAnsi="Arial"/>
@@ -3992,7 +3992,7 @@
               <w:spacing w:after="10" w:before="0"/>
               <w:ind w:left="120"/>
             </w:pPr>
-            <w:hyperlink w:history="1" r:id="rIdpe2gisg3gtuws2sixbzcl">
+            <w:hyperlink w:history="1" r:id="rIdqtrj9sjln56jrzrj_7_iy">
               <w:r>
                 <w:rPr>
                   <w:rFonts w:ascii="Arial" w:cs="Arial" w:eastAsia="Arial" w:hAnsi="Arial"/>
@@ -4187,7 +4187,7 @@
             <w:pPr>
               <w:spacing w:after="20" w:before="0"/>
             </w:pPr>
-            <w:hyperlink w:history="1" r:id="rIdvdzmppoa6edgttdqozt0d">
+            <w:hyperlink w:history="1" r:id="rIdqefqgn7qkhgjznqeyt32r">
               <w:r>
                 <w:rPr>
                   <w:rFonts w:ascii="Arial" w:cs="Arial" w:eastAsia="Arial" w:hAnsi="Arial"/>
@@ -4220,7 +4220,7 @@
               <w:spacing w:after="10" w:before="0"/>
               <w:ind w:left="120"/>
             </w:pPr>
-            <w:hyperlink w:history="1" r:id="rId_y5vsosux_gvka29t9ree">
+            <w:hyperlink w:history="1" r:id="rId8gp-nmndr3bi2suxr0a4e">
               <w:r>
                 <w:rPr>
                   <w:rFonts w:ascii="Arial" w:cs="Arial" w:eastAsia="Arial" w:hAnsi="Arial"/>
@@ -4265,7 +4265,7 @@
             <w:pPr>
               <w:spacing w:after="20" w:before="0"/>
             </w:pPr>
-            <w:hyperlink w:history="1" r:id="rIdticgxogoi3spbuqyiffm7">
+            <w:hyperlink w:history="1" r:id="rIdhgu-ayopago7kq67jhifg">
               <w:r>
                 <w:rPr>
                   <w:rFonts w:ascii="Arial" w:cs="Arial" w:eastAsia="Arial" w:hAnsi="Arial"/>
@@ -4314,7 +4314,7 @@
               <w:spacing w:after="10" w:before="0"/>
               <w:ind w:left="120"/>
             </w:pPr>
-            <w:hyperlink w:history="1" r:id="rIdxi2waybunixhbymhf870c">
+            <w:hyperlink w:history="1" r:id="rIdek7upqkjuimuzjvwag_ec">
               <w:r>
                 <w:rPr>
                   <w:rFonts w:ascii="Arial" w:cs="Arial" w:eastAsia="Arial" w:hAnsi="Arial"/>
@@ -4509,7 +4509,7 @@
             <w:pPr>
               <w:spacing w:after="20" w:before="0"/>
             </w:pPr>
-            <w:hyperlink w:history="1" r:id="rId2uta2zbahsfspujmsr725">
+            <w:hyperlink w:history="1" r:id="rIdlo250eid8o5vxqlpwby_a">
               <w:r>
                 <w:rPr>
                   <w:rFonts w:ascii="Arial" w:cs="Arial" w:eastAsia="Arial" w:hAnsi="Arial"/>
@@ -4558,7 +4558,7 @@
               <w:spacing w:after="10" w:before="0"/>
               <w:ind w:left="120"/>
             </w:pPr>
-            <w:hyperlink w:history="1" r:id="rIdfblqaaei4ew2q04vilmzb">
+            <w:hyperlink w:history="1" r:id="rIdlyfxmixgnyj9yu8zyelmd">
               <w:r>
                 <w:rPr>
                   <w:rFonts w:ascii="Arial" w:cs="Arial" w:eastAsia="Arial" w:hAnsi="Arial"/>
@@ -4603,7 +4603,7 @@
             <w:pPr>
               <w:spacing w:after="20" w:before="0"/>
             </w:pPr>
-            <w:hyperlink w:history="1" r:id="rId_dqorpj-bx6vq1yltryuz">
+            <w:hyperlink w:history="1" r:id="rIdttcer6_39fov2l4pph16o">
               <w:r>
                 <w:rPr>
                   <w:rFonts w:ascii="Arial" w:cs="Arial" w:eastAsia="Arial" w:hAnsi="Arial"/>
@@ -4652,7 +4652,7 @@
               <w:spacing w:after="10" w:before="0"/>
               <w:ind w:left="120"/>
             </w:pPr>
-            <w:hyperlink w:history="1" r:id="rId9tskumiy_u-gkxpwdl0gl">
+            <w:hyperlink w:history="1" r:id="rId2e2dpadwqvdonxfdvypdg">
               <w:r>
                 <w:rPr>
                   <w:rFonts w:ascii="Arial" w:cs="Arial" w:eastAsia="Arial" w:hAnsi="Arial"/>
@@ -5259,7 +5259,7 @@
         </w:rPr>
         <w:t xml:space="preserve">© 2026 SeaVuria and ARES. Aligned with KICD objectives. Developed by SeaVuria; technical implementation by ARES (with AI assistance from Claude). Licensed under </w:t>
       </w:r>
-      <w:hyperlink w:history="1" r:id="rId0kserbvh1piyvynbejkhs">
+      <w:hyperlink w:history="1" r:id="rIdf6cao-knl0fnxlfjjhq1j">
         <w:r>
           <w:rPr>
             <w:rFonts w:ascii="Arial" w:cs="Arial" w:eastAsia="Arial" w:hAnsi="Arial"/>
@@ -5280,7 +5280,7 @@
         </w:rPr>
         <w:t xml:space="preserve"> (</w:t>
       </w:r>
-      <w:hyperlink w:history="1" r:id="rIdzlelkv0us9xaubkwlyd6e">
+      <w:hyperlink w:history="1" r:id="rIdluqx8b9rrpi1hrkw1aana">
         <w:r>
           <w:rPr>
             <w:rFonts w:ascii="Arial" w:cs="Arial" w:eastAsia="Arial" w:hAnsi="Arial"/>
@@ -6293,7 +6293,7 @@
             <w:pPr>
               <w:spacing w:after="20" w:before="0"/>
             </w:pPr>
-            <w:hyperlink w:history="1" r:id="rIdses4ctd3qxlcd6f-vwrqx">
+            <w:hyperlink w:history="1" r:id="rIdmhre_mufag1pva0odp2ef">
               <w:r>
                 <w:rPr>
                   <w:rFonts w:ascii="Arial" w:cs="Arial" w:eastAsia="Arial" w:hAnsi="Arial"/>
@@ -6342,7 +6342,7 @@
               <w:spacing w:after="10" w:before="0"/>
               <w:ind w:left="120"/>
             </w:pPr>
-            <w:hyperlink w:history="1" r:id="rIdyxpkqlf1gwhpqqdyukmwf">
+            <w:hyperlink w:history="1" r:id="rIdqdnixq6w30cuggutc24ha">
               <w:r>
                 <w:rPr>
                   <w:rFonts w:ascii="Arial" w:cs="Arial" w:eastAsia="Arial" w:hAnsi="Arial"/>
@@ -6387,7 +6387,7 @@
             <w:pPr>
               <w:spacing w:after="20" w:before="0"/>
             </w:pPr>
-            <w:hyperlink w:history="1" r:id="rIdc7q_tllqv5wdhwespmio-">
+            <w:hyperlink w:history="1" r:id="rIdxr24epgi4wzdc12glesd2">
               <w:r>
                 <w:rPr>
                   <w:rFonts w:ascii="Arial" w:cs="Arial" w:eastAsia="Arial" w:hAnsi="Arial"/>
@@ -6420,7 +6420,7 @@
               <w:spacing w:after="10" w:before="0"/>
               <w:ind w:left="120"/>
             </w:pPr>
-            <w:hyperlink w:history="1" r:id="rId2hgoetkrsvmbob_r6f_eb">
+            <w:hyperlink w:history="1" r:id="rIds8flbknebxtwglegf0y-t">
               <w:r>
                 <w:rPr>
                   <w:rFonts w:ascii="Arial" w:cs="Arial" w:eastAsia="Arial" w:hAnsi="Arial"/>
@@ -6615,7 +6615,7 @@
             <w:pPr>
               <w:spacing w:after="20" w:before="0"/>
             </w:pPr>
-            <w:hyperlink w:history="1" r:id="rIdc_wgkwumxqxdfhoiplbzy">
+            <w:hyperlink w:history="1" r:id="rIdwo3f1erbara-9jthdnyc2">
               <w:r>
                 <w:rPr>
                   <w:rFonts w:ascii="Arial" w:cs="Arial" w:eastAsia="Arial" w:hAnsi="Arial"/>
@@ -6664,7 +6664,7 @@
               <w:spacing w:after="10" w:before="0"/>
               <w:ind w:left="120"/>
             </w:pPr>
-            <w:hyperlink w:history="1" r:id="rIddmgnktvk7bh86clqhxcqh">
+            <w:hyperlink w:history="1" r:id="rIdk1ucy-qti02rwlk8m5chf">
               <w:r>
                 <w:rPr>
                   <w:rFonts w:ascii="Arial" w:cs="Arial" w:eastAsia="Arial" w:hAnsi="Arial"/>
@@ -6709,7 +6709,7 @@
             <w:pPr>
               <w:spacing w:after="20" w:before="0"/>
             </w:pPr>
-            <w:hyperlink w:history="1" r:id="rIdfgkiba4pe5z65obbkb5sg">
+            <w:hyperlink w:history="1" r:id="rIdz6r3msligdnym8sqzpq80">
               <w:r>
                 <w:rPr>
                   <w:rFonts w:ascii="Arial" w:cs="Arial" w:eastAsia="Arial" w:hAnsi="Arial"/>
@@ -6742,7 +6742,7 @@
               <w:spacing w:after="10" w:before="0"/>
               <w:ind w:left="120"/>
             </w:pPr>
-            <w:hyperlink w:history="1" r:id="rIdvixpnrl3jcbykolm3_bj0">
+            <w:hyperlink w:history="1" r:id="rIdsefwyrtcrsnrx444k1sxy">
               <w:r>
                 <w:rPr>
                   <w:rFonts w:ascii="Arial" w:cs="Arial" w:eastAsia="Arial" w:hAnsi="Arial"/>
@@ -6937,7 +6937,7 @@
             <w:pPr>
               <w:spacing w:after="20" w:before="0"/>
             </w:pPr>
-            <w:hyperlink w:history="1" r:id="rIdkfzycxv90cp1ey-spwfap">
+            <w:hyperlink w:history="1" r:id="rIdkrezbxxpp-sbkhnt5powq">
               <w:r>
                 <w:rPr>
                   <w:rFonts w:ascii="Arial" w:cs="Arial" w:eastAsia="Arial" w:hAnsi="Arial"/>
@@ -6986,7 +6986,7 @@
               <w:spacing w:after="10" w:before="0"/>
               <w:ind w:left="120"/>
             </w:pPr>
-            <w:hyperlink w:history="1" r:id="rIdayqxhze69ojejeicji6uc">
+            <w:hyperlink w:history="1" r:id="rId8bfw3q7ocpl7ur_9xfidj">
               <w:r>
                 <w:rPr>
                   <w:rFonts w:ascii="Arial" w:cs="Arial" w:eastAsia="Arial" w:hAnsi="Arial"/>
@@ -7031,7 +7031,7 @@
             <w:pPr>
               <w:spacing w:after="20" w:before="0"/>
             </w:pPr>
-            <w:hyperlink w:history="1" r:id="rId5ol5tkiekgfwjeannne6h">
+            <w:hyperlink w:history="1" r:id="rIdiqexeza7yi6_zhhr8oppe">
               <w:r>
                 <w:rPr>
                   <w:rFonts w:ascii="Arial" w:cs="Arial" w:eastAsia="Arial" w:hAnsi="Arial"/>
@@ -7080,7 +7080,7 @@
               <w:spacing w:after="10" w:before="0"/>
               <w:ind w:left="120"/>
             </w:pPr>
-            <w:hyperlink w:history="1" r:id="rIdtmwtkjcckwucmqaxloldd">
+            <w:hyperlink w:history="1" r:id="rIdlpyvp8kaxjnyhogh6vuul">
               <w:r>
                 <w:rPr>
                   <w:rFonts w:ascii="Arial" w:cs="Arial" w:eastAsia="Arial" w:hAnsi="Arial"/>
@@ -7275,7 +7275,7 @@
             <w:pPr>
               <w:spacing w:after="20" w:before="0"/>
             </w:pPr>
-            <w:hyperlink w:history="1" r:id="rIdoaxldg7a-e0b3jnx9kg5w">
+            <w:hyperlink w:history="1" r:id="rIdg5pg0egt9elfuf1vqobbr">
               <w:r>
                 <w:rPr>
                   <w:rFonts w:ascii="Arial" w:cs="Arial" w:eastAsia="Arial" w:hAnsi="Arial"/>
@@ -7324,7 +7324,7 @@
               <w:spacing w:after="10" w:before="0"/>
               <w:ind w:left="120"/>
             </w:pPr>
-            <w:hyperlink w:history="1" r:id="rIdbgalpjsilzhm2sp03yqzv">
+            <w:hyperlink w:history="1" r:id="rIdfiwofixcd7j3g2ji533h7">
               <w:r>
                 <w:rPr>
                   <w:rFonts w:ascii="Arial" w:cs="Arial" w:eastAsia="Arial" w:hAnsi="Arial"/>
@@ -7369,7 +7369,7 @@
             <w:pPr>
               <w:spacing w:after="20" w:before="0"/>
             </w:pPr>
-            <w:hyperlink w:history="1" r:id="rIdwwbgb09morb1v0ae_hz52">
+            <w:hyperlink w:history="1" r:id="rIdhac6vuyruo72ras8meav5">
               <w:r>
                 <w:rPr>
                   <w:rFonts w:ascii="Arial" w:cs="Arial" w:eastAsia="Arial" w:hAnsi="Arial"/>
@@ -7418,7 +7418,7 @@
               <w:spacing w:after="10" w:before="0"/>
               <w:ind w:left="120"/>
             </w:pPr>
-            <w:hyperlink w:history="1" r:id="rIdp_sdzf361tv0vuin1qlbu">
+            <w:hyperlink w:history="1" r:id="rIdh8qc41mm85ioyuv75jjiq">
               <w:r>
                 <w:rPr>
                   <w:rFonts w:ascii="Arial" w:cs="Arial" w:eastAsia="Arial" w:hAnsi="Arial"/>
@@ -7613,7 +7613,7 @@
             <w:pPr>
               <w:spacing w:after="20" w:before="0"/>
             </w:pPr>
-            <w:hyperlink w:history="1" r:id="rIdme4ii60ldvtyxb4yjowez">
+            <w:hyperlink w:history="1" r:id="rIdrewihutuzlkgf5gg5w0lc">
               <w:r>
                 <w:rPr>
                   <w:rFonts w:ascii="Arial" w:cs="Arial" w:eastAsia="Arial" w:hAnsi="Arial"/>
@@ -7662,7 +7662,7 @@
               <w:spacing w:after="10" w:before="0"/>
               <w:ind w:left="120"/>
             </w:pPr>
-            <w:hyperlink w:history="1" r:id="rIdygqf4saqs-fpo8sai-lgd">
+            <w:hyperlink w:history="1" r:id="rIdfcpa01m9hgzhrmhkphsiy">
               <w:r>
                 <w:rPr>
                   <w:rFonts w:ascii="Arial" w:cs="Arial" w:eastAsia="Arial" w:hAnsi="Arial"/>
@@ -7707,7 +7707,7 @@
             <w:pPr>
               <w:spacing w:after="20" w:before="0"/>
             </w:pPr>
-            <w:hyperlink w:history="1" r:id="rIdeob5fqrelhiybjs23snty">
+            <w:hyperlink w:history="1" r:id="rId9stlhmlnziwxo_tjxdhr2">
               <w:r>
                 <w:rPr>
                   <w:rFonts w:ascii="Arial" w:cs="Arial" w:eastAsia="Arial" w:hAnsi="Arial"/>
@@ -7740,7 +7740,7 @@
               <w:spacing w:after="10" w:before="0"/>
               <w:ind w:left="120"/>
             </w:pPr>
-            <w:hyperlink w:history="1" r:id="rIdr6jp27akrvv3dr7qdtkpa">
+            <w:hyperlink w:history="1" r:id="rId0rq8t6pnaoefk8iftd285">
               <w:r>
                 <w:rPr>
                   <w:rFonts w:ascii="Arial" w:cs="Arial" w:eastAsia="Arial" w:hAnsi="Arial"/>
@@ -8252,7 +8252,7 @@
         </w:rPr>
         <w:t xml:space="preserve">© 2026 SeaVuria and ARES. Aligned with KICD objectives. Developed by SeaVuria; technical implementation by ARES (with AI assistance from Claude). Licensed under </w:t>
       </w:r>
-      <w:hyperlink w:history="1" r:id="rId646ebkaxu4uqr8qxbqqbx">
+      <w:hyperlink w:history="1" r:id="rId6nsaoe15xtnz0vcorj6zm">
         <w:r>
           <w:rPr>
             <w:rFonts w:ascii="Arial" w:cs="Arial" w:eastAsia="Arial" w:hAnsi="Arial"/>
@@ -8273,7 +8273,7 @@
         </w:rPr>
         <w:t xml:space="preserve"> (</w:t>
       </w:r>
-      <w:hyperlink w:history="1" r:id="rId8o9ulwdjfpohsxfa8esyo">
+      <w:hyperlink w:history="1" r:id="rIdxruecxypgnqxjmv6svae9">
         <w:r>
           <w:rPr>
             <w:rFonts w:ascii="Arial" w:cs="Arial" w:eastAsia="Arial" w:hAnsi="Arial"/>
@@ -9286,7 +9286,7 @@
             <w:pPr>
               <w:spacing w:after="20" w:before="0"/>
             </w:pPr>
-            <w:hyperlink w:history="1" r:id="rId1iaoqreu21j6cpqtn5gvf">
+            <w:hyperlink w:history="1" r:id="rIdurssixp84edugzej2n-lp">
               <w:r>
                 <w:rPr>
                   <w:rFonts w:ascii="Arial" w:cs="Arial" w:eastAsia="Arial" w:hAnsi="Arial"/>
@@ -9319,7 +9319,7 @@
               <w:spacing w:after="10" w:before="0"/>
               <w:ind w:left="120"/>
             </w:pPr>
-            <w:hyperlink w:history="1" r:id="rIdzamoof6xprvncdy7fz3k0">
+            <w:hyperlink w:history="1" r:id="rIdhtsz06yyceyi-8-tvrifc">
               <w:r>
                 <w:rPr>
                   <w:rFonts w:ascii="Arial" w:cs="Arial" w:eastAsia="Arial" w:hAnsi="Arial"/>
@@ -9364,7 +9364,7 @@
             <w:pPr>
               <w:spacing w:after="20" w:before="0"/>
             </w:pPr>
-            <w:hyperlink w:history="1" r:id="rIda_7vxfez54ecv72i1emie">
+            <w:hyperlink w:history="1" r:id="rIdvzmc7yljcttlthuncbzzd">
               <w:r>
                 <w:rPr>
                   <w:rFonts w:ascii="Arial" w:cs="Arial" w:eastAsia="Arial" w:hAnsi="Arial"/>
@@ -9397,7 +9397,7 @@
               <w:spacing w:after="10" w:before="0"/>
               <w:ind w:left="120"/>
             </w:pPr>
-            <w:hyperlink w:history="1" r:id="rId8r9apkgafgdmgt_eiyt5s">
+            <w:hyperlink w:history="1" r:id="rId2mg3eqxhytyiradhd8y53">
               <w:r>
                 <w:rPr>
                   <w:rFonts w:ascii="Arial" w:cs="Arial" w:eastAsia="Arial" w:hAnsi="Arial"/>
@@ -9649,7 +9649,7 @@
             <w:pPr>
               <w:spacing w:after="20" w:before="0"/>
             </w:pPr>
-            <w:hyperlink w:history="1" r:id="rId7jd7hezajo93cxeraysv2">
+            <w:hyperlink w:history="1" r:id="rIdwommfnperczqg8av5hljt">
               <w:r>
                 <w:rPr>
                   <w:rFonts w:ascii="Arial" w:cs="Arial" w:eastAsia="Arial" w:hAnsi="Arial"/>
@@ -9682,7 +9682,7 @@
               <w:spacing w:after="10" w:before="0"/>
               <w:ind w:left="120"/>
             </w:pPr>
-            <w:hyperlink w:history="1" r:id="rIdfomco9hgjwqqmeg_rnhe9">
+            <w:hyperlink w:history="1" r:id="rId0vvg9wy-gzj0gnizcjscf">
               <w:r>
                 <w:rPr>
                   <w:rFonts w:ascii="Arial" w:cs="Arial" w:eastAsia="Arial" w:hAnsi="Arial"/>
@@ -9727,7 +9727,7 @@
             <w:pPr>
               <w:spacing w:after="20" w:before="0"/>
             </w:pPr>
-            <w:hyperlink w:history="1" r:id="rIdyhzcymybigc-hsyftyf75">
+            <w:hyperlink w:history="1" r:id="rIduv6n2jmlor75ibdy8xq-m">
               <w:r>
                 <w:rPr>
                   <w:rFonts w:ascii="Arial" w:cs="Arial" w:eastAsia="Arial" w:hAnsi="Arial"/>
@@ -9760,7 +9760,7 @@
               <w:spacing w:after="10" w:before="0"/>
               <w:ind w:left="120"/>
             </w:pPr>
-            <w:hyperlink w:history="1" r:id="rIdusdgy1mjtvwrtcbf7pur1">
+            <w:hyperlink w:history="1" r:id="rIdh-pef8lmtrakvdhddtodv">
               <w:r>
                 <w:rPr>
                   <w:rFonts w:ascii="Arial" w:cs="Arial" w:eastAsia="Arial" w:hAnsi="Arial"/>
@@ -10259,7 +10259,7 @@
             <w:pPr>
               <w:spacing w:after="20" w:before="0"/>
             </w:pPr>
-            <w:hyperlink w:history="1" r:id="rIdzmdv09saaboazybpd1hyr">
+            <w:hyperlink w:history="1" r:id="rIdqsctwkyzegauhkaujgwg4">
               <w:r>
                 <w:rPr>
                   <w:rFonts w:ascii="Arial" w:cs="Arial" w:eastAsia="Arial" w:hAnsi="Arial"/>
@@ -10292,7 +10292,7 @@
               <w:spacing w:after="10" w:before="0"/>
               <w:ind w:left="120"/>
             </w:pPr>
-            <w:hyperlink w:history="1" r:id="rId_hb4v4ylwnvhtkb0zcyz9">
+            <w:hyperlink w:history="1" r:id="rIdmkq4vddyy-u0y7ew95rim">
               <w:r>
                 <w:rPr>
                   <w:rFonts w:ascii="Arial" w:cs="Arial" w:eastAsia="Arial" w:hAnsi="Arial"/>
@@ -10337,7 +10337,7 @@
             <w:pPr>
               <w:spacing w:after="20" w:before="0"/>
             </w:pPr>
-            <w:hyperlink w:history="1" r:id="rIdj7nb1dmj_u1mtmb_aa6xb">
+            <w:hyperlink w:history="1" r:id="rIddnvo-2cdqxtzzx_cw7-gd">
               <w:r>
                 <w:rPr>
                   <w:rFonts w:ascii="Arial" w:cs="Arial" w:eastAsia="Arial" w:hAnsi="Arial"/>
@@ -10386,7 +10386,7 @@
               <w:spacing w:after="10" w:before="0"/>
               <w:ind w:left="120"/>
             </w:pPr>
-            <w:hyperlink w:history="1" r:id="rIde7xqnhcytzxgbj4rdgcmz">
+            <w:hyperlink w:history="1" r:id="rIdbsywiyixgxf4cmlurghx4">
               <w:r>
                 <w:rPr>
                   <w:rFonts w:ascii="Arial" w:cs="Arial" w:eastAsia="Arial" w:hAnsi="Arial"/>
@@ -10961,7 +10961,7 @@
             <w:pPr>
               <w:spacing w:after="20" w:before="0"/>
             </w:pPr>
-            <w:hyperlink w:history="1" r:id="rIdottp7hfhhmpguszcedmmh">
+            <w:hyperlink w:history="1" r:id="rIdylrxts2mkzrusxmizh9yt">
               <w:r>
                 <w:rPr>
                   <w:rFonts w:ascii="Arial" w:cs="Arial" w:eastAsia="Arial" w:hAnsi="Arial"/>
@@ -10994,7 +10994,7 @@
               <w:spacing w:after="10" w:before="0"/>
               <w:ind w:left="120"/>
             </w:pPr>
-            <w:hyperlink w:history="1" r:id="rId0ytf7wr809qi2xdtij6uw">
+            <w:hyperlink w:history="1" r:id="rIdvnioziym3bxrpsbf1a6aa">
               <w:r>
                 <w:rPr>
                   <w:rFonts w:ascii="Arial" w:cs="Arial" w:eastAsia="Arial" w:hAnsi="Arial"/>
@@ -11039,7 +11039,7 @@
             <w:pPr>
               <w:spacing w:after="20" w:before="0"/>
             </w:pPr>
-            <w:hyperlink w:history="1" r:id="rIdqgffcvpzmxqbnodqn07ag">
+            <w:hyperlink w:history="1" r:id="rIdr8jcmouk1dgwwtv-ae0re">
               <w:r>
                 <w:rPr>
                   <w:rFonts w:ascii="Arial" w:cs="Arial" w:eastAsia="Arial" w:hAnsi="Arial"/>
@@ -11088,7 +11088,7 @@
               <w:spacing w:after="10" w:before="0"/>
               <w:ind w:left="120"/>
             </w:pPr>
-            <w:hyperlink w:history="1" r:id="rIdfgxn8xtzsa1z0x6qdnshi">
+            <w:hyperlink w:history="1" r:id="rIdq0t8kcukvgor0f-fujzam">
               <w:r>
                 <w:rPr>
                   <w:rFonts w:ascii="Arial" w:cs="Arial" w:eastAsia="Arial" w:hAnsi="Arial"/>
@@ -11359,7 +11359,7 @@
             <w:pPr>
               <w:spacing w:after="20" w:before="0"/>
             </w:pPr>
-            <w:hyperlink w:history="1" r:id="rIdxp17vkin1juz_n_kyicjx">
+            <w:hyperlink w:history="1" r:id="rId5gfyyh2kqmmc9evvufrde">
               <w:r>
                 <w:rPr>
                   <w:rFonts w:ascii="Arial" w:cs="Arial" w:eastAsia="Arial" w:hAnsi="Arial"/>
@@ -11392,7 +11392,7 @@
               <w:spacing w:after="10" w:before="0"/>
               <w:ind w:left="120"/>
             </w:pPr>
-            <w:hyperlink w:history="1" r:id="rId6yfjceammiqapi7jvvjh3">
+            <w:hyperlink w:history="1" r:id="rIdlpri7qkdi_ldl6uteqtby">
               <w:r>
                 <w:rPr>
                   <w:rFonts w:ascii="Arial" w:cs="Arial" w:eastAsia="Arial" w:hAnsi="Arial"/>
@@ -11437,7 +11437,7 @@
             <w:pPr>
               <w:spacing w:after="20" w:before="0"/>
             </w:pPr>
-            <w:hyperlink w:history="1" r:id="rIdtmd71tsrglmdhgf_z-if6">
+            <w:hyperlink w:history="1" r:id="rIdh-wbi4gjykjl1p7iaoyxf">
               <w:r>
                 <w:rPr>
                   <w:rFonts w:ascii="Arial" w:cs="Arial" w:eastAsia="Arial" w:hAnsi="Arial"/>
@@ -11486,7 +11486,7 @@
               <w:spacing w:after="10" w:before="0"/>
               <w:ind w:left="120"/>
             </w:pPr>
-            <w:hyperlink w:history="1" r:id="rIdcs_kdcfj8mbypaxu6kxyc">
+            <w:hyperlink w:history="1" r:id="rIdhe2_bsspgjmatoirn9zaf">
               <w:r>
                 <w:rPr>
                   <w:rFonts w:ascii="Arial" w:cs="Arial" w:eastAsia="Arial" w:hAnsi="Arial"/>
@@ -12093,7 +12093,7 @@
         </w:rPr>
         <w:t xml:space="preserve">© 2026 SeaVuria and ARES. Aligned with KICD objectives. Developed by SeaVuria; technical implementation by ARES (with AI assistance from Claude). Licensed under </w:t>
       </w:r>
-      <w:hyperlink w:history="1" r:id="rIdo3htm_hd6yxkgtcuruhup">
+      <w:hyperlink w:history="1" r:id="rId7a4qzoy3smp77qy1hytel">
         <w:r>
           <w:rPr>
             <w:rFonts w:ascii="Arial" w:cs="Arial" w:eastAsia="Arial" w:hAnsi="Arial"/>
@@ -12114,7 +12114,7 @@
         </w:rPr>
         <w:t xml:space="preserve"> (</w:t>
       </w:r>
-      <w:hyperlink w:history="1" r:id="rIdbhejttl7ub9t63zkp0dms">
+      <w:hyperlink w:history="1" r:id="rIdmvac7idl0mgz2rt2qnxxl">
         <w:r>
           <w:rPr>
             <w:rFonts w:ascii="Arial" w:cs="Arial" w:eastAsia="Arial" w:hAnsi="Arial"/>
@@ -13127,7 +13127,7 @@
             <w:pPr>
               <w:spacing w:after="20" w:before="0"/>
             </w:pPr>
-            <w:hyperlink w:history="1" r:id="rIdn3gen-4c_0k24nde_4p1t">
+            <w:hyperlink w:history="1" r:id="rIdfykbywl12juy5abfrn0ic">
               <w:r>
                 <w:rPr>
                   <w:rFonts w:ascii="Arial" w:cs="Arial" w:eastAsia="Arial" w:hAnsi="Arial"/>
@@ -13160,7 +13160,7 @@
               <w:spacing w:after="10" w:before="0"/>
               <w:ind w:left="120"/>
             </w:pPr>
-            <w:hyperlink w:history="1" r:id="rIdhne_bmrvxony1eue0wxws">
+            <w:hyperlink w:history="1" r:id="rIdqcd_n1cuam-h9qd3c-uog">
               <w:r>
                 <w:rPr>
                   <w:rFonts w:ascii="Arial" w:cs="Arial" w:eastAsia="Arial" w:hAnsi="Arial"/>
@@ -13205,7 +13205,7 @@
             <w:pPr>
               <w:spacing w:after="20" w:before="0"/>
             </w:pPr>
-            <w:hyperlink w:history="1" r:id="rIduaf8ktfja0fxaabvblzpt">
+            <w:hyperlink w:history="1" r:id="rIdt9tcilg6sbppogc9xz5zy">
               <w:r>
                 <w:rPr>
                   <w:rFonts w:ascii="Arial" w:cs="Arial" w:eastAsia="Arial" w:hAnsi="Arial"/>
@@ -13238,7 +13238,7 @@
               <w:spacing w:after="10" w:before="0"/>
               <w:ind w:left="120"/>
             </w:pPr>
-            <w:hyperlink w:history="1" r:id="rIdcyrq5wsesl2orj4kz24-i">
+            <w:hyperlink w:history="1" r:id="rIdgp98gqq54r4f5clf_-ako">
               <w:r>
                 <w:rPr>
                   <w:rFonts w:ascii="Arial" w:cs="Arial" w:eastAsia="Arial" w:hAnsi="Arial"/>
@@ -13433,7 +13433,7 @@
             <w:pPr>
               <w:spacing w:after="20" w:before="0"/>
             </w:pPr>
-            <w:hyperlink w:history="1" r:id="rIdtvddmtnh-ytkcq3oqskdh">
+            <w:hyperlink w:history="1" r:id="rId2frvdt6fpezkqi9xrivcm">
               <w:r>
                 <w:rPr>
                   <w:rFonts w:ascii="Arial" w:cs="Arial" w:eastAsia="Arial" w:hAnsi="Arial"/>
@@ -13466,7 +13466,7 @@
               <w:spacing w:after="10" w:before="0"/>
               <w:ind w:left="120"/>
             </w:pPr>
-            <w:hyperlink w:history="1" r:id="rIdkstg-uwpkdzw9lalnzqyp">
+            <w:hyperlink w:history="1" r:id="rId-mbdnvuo_toih3wivbric">
               <w:r>
                 <w:rPr>
                   <w:rFonts w:ascii="Arial" w:cs="Arial" w:eastAsia="Arial" w:hAnsi="Arial"/>
@@ -13511,7 +13511,7 @@
             <w:pPr>
               <w:spacing w:after="20" w:before="0"/>
             </w:pPr>
-            <w:hyperlink w:history="1" r:id="rIdbu7ifimzpkoupfoapshwv">
+            <w:hyperlink w:history="1" r:id="rIdkq9sht5w4mgs7tn8moxuf">
               <w:r>
                 <w:rPr>
                   <w:rFonts w:ascii="Arial" w:cs="Arial" w:eastAsia="Arial" w:hAnsi="Arial"/>
@@ -13544,7 +13544,7 @@
               <w:spacing w:after="10" w:before="0"/>
               <w:ind w:left="120"/>
             </w:pPr>
-            <w:hyperlink w:history="1" r:id="rIdudbdipoizod5pcg2ebdnk">
+            <w:hyperlink w:history="1" r:id="rId2u84imoamurrbzdoa4s9g">
               <w:r>
                 <w:rPr>
                   <w:rFonts w:ascii="Arial" w:cs="Arial" w:eastAsia="Arial" w:hAnsi="Arial"/>
@@ -13739,7 +13739,7 @@
             <w:pPr>
               <w:spacing w:after="20" w:before="0"/>
             </w:pPr>
-            <w:hyperlink w:history="1" r:id="rIdh0u_fjgll0q-rzn-s96jb">
+            <w:hyperlink w:history="1" r:id="rId7eo0x2w81fvhhe1gwcqpi">
               <w:r>
                 <w:rPr>
                   <w:rFonts w:ascii="Arial" w:cs="Arial" w:eastAsia="Arial" w:hAnsi="Arial"/>
@@ -13772,7 +13772,7 @@
               <w:spacing w:after="10" w:before="0"/>
               <w:ind w:left="120"/>
             </w:pPr>
-            <w:hyperlink w:history="1" r:id="rId2kqo4gzn1_w1j6gzlvfeh">
+            <w:hyperlink w:history="1" r:id="rIddxvzwsvy0ruzziamh1ycn">
               <w:r>
                 <w:rPr>
                   <w:rFonts w:ascii="Arial" w:cs="Arial" w:eastAsia="Arial" w:hAnsi="Arial"/>
@@ -13817,7 +13817,7 @@
             <w:pPr>
               <w:spacing w:after="20" w:before="0"/>
             </w:pPr>
-            <w:hyperlink w:history="1" r:id="rId6frhj2s8k0iw1f7pdcfzv">
+            <w:hyperlink w:history="1" r:id="rIdi0shxdmm6zi9aviggkzvr">
               <w:r>
                 <w:rPr>
                   <w:rFonts w:ascii="Arial" w:cs="Arial" w:eastAsia="Arial" w:hAnsi="Arial"/>
@@ -13850,7 +13850,7 @@
               <w:spacing w:after="10" w:before="0"/>
               <w:ind w:left="120"/>
             </w:pPr>
-            <w:hyperlink w:history="1" r:id="rIdmiy9vl8mkjqtyyyqb8ofg">
+            <w:hyperlink w:history="1" r:id="rIdss6l3p_tyuhw3a3xeifso">
               <w:r>
                 <w:rPr>
                   <w:rFonts w:ascii="Arial" w:cs="Arial" w:eastAsia="Arial" w:hAnsi="Arial"/>
@@ -14045,7 +14045,7 @@
             <w:pPr>
               <w:spacing w:after="20" w:before="0"/>
             </w:pPr>
-            <w:hyperlink w:history="1" r:id="rIdu2oulmvkwsvuvh0woqpfw">
+            <w:hyperlink w:history="1" r:id="rIdh_xr2t4bulb1qk1vjj_3z">
               <w:r>
                 <w:rPr>
                   <w:rFonts w:ascii="Arial" w:cs="Arial" w:eastAsia="Arial" w:hAnsi="Arial"/>
@@ -14078,7 +14078,7 @@
               <w:spacing w:after="10" w:before="0"/>
               <w:ind w:left="120"/>
             </w:pPr>
-            <w:hyperlink w:history="1" r:id="rIduc__phl0qwen3bpp3djkw">
+            <w:hyperlink w:history="1" r:id="rId35yvrr2fwjexgcihsemvb">
               <w:r>
                 <w:rPr>
                   <w:rFonts w:ascii="Arial" w:cs="Arial" w:eastAsia="Arial" w:hAnsi="Arial"/>
@@ -14123,7 +14123,7 @@
             <w:pPr>
               <w:spacing w:after="20" w:before="0"/>
             </w:pPr>
-            <w:hyperlink w:history="1" r:id="rIdpz__j9tc-9pcim4hxyis9">
+            <w:hyperlink w:history="1" r:id="rIdvrrvysyolir0b0aaowvp8">
               <w:r>
                 <w:rPr>
                   <w:rFonts w:ascii="Arial" w:cs="Arial" w:eastAsia="Arial" w:hAnsi="Arial"/>
@@ -14156,7 +14156,7 @@
               <w:spacing w:after="10" w:before="0"/>
               <w:ind w:left="120"/>
             </w:pPr>
-            <w:hyperlink w:history="1" r:id="rIdbxqsbt44svo_e1640mh1q">
+            <w:hyperlink w:history="1" r:id="rIdfdvm12wjgnfuttiwwjrhb">
               <w:r>
                 <w:rPr>
                   <w:rFonts w:ascii="Arial" w:cs="Arial" w:eastAsia="Arial" w:hAnsi="Arial"/>
@@ -14351,7 +14351,7 @@
             <w:pPr>
               <w:spacing w:after="20" w:before="0"/>
             </w:pPr>
-            <w:hyperlink w:history="1" r:id="rIdsqixqdzzuicu_hdwfj7kd">
+            <w:hyperlink w:history="1" r:id="rId6rxdppiygk1vjgd8r7rbf">
               <w:r>
                 <w:rPr>
                   <w:rFonts w:ascii="Arial" w:cs="Arial" w:eastAsia="Arial" w:hAnsi="Arial"/>
@@ -14400,7 +14400,7 @@
               <w:spacing w:after="10" w:before="0"/>
               <w:ind w:left="120"/>
             </w:pPr>
-            <w:hyperlink w:history="1" r:id="rIdfgm3s0uhihcj00-7ocfac">
+            <w:hyperlink w:history="1" r:id="rIdijixtnxmavanljkx1vkzt">
               <w:r>
                 <w:rPr>
                   <w:rFonts w:ascii="Arial" w:cs="Arial" w:eastAsia="Arial" w:hAnsi="Arial"/>
@@ -14445,7 +14445,7 @@
             <w:pPr>
               <w:spacing w:after="20" w:before="0"/>
             </w:pPr>
-            <w:hyperlink w:history="1" r:id="rIdc2b0dm7v9bgzp_2crkgwe">
+            <w:hyperlink w:history="1" r:id="rIdbplyldosvx_bbp0jdhyi1">
               <w:r>
                 <w:rPr>
                   <w:rFonts w:ascii="Arial" w:cs="Arial" w:eastAsia="Arial" w:hAnsi="Arial"/>
@@ -14478,7 +14478,7 @@
               <w:spacing w:after="10" w:before="0"/>
               <w:ind w:left="120"/>
             </w:pPr>
-            <w:hyperlink w:history="1" r:id="rId38hreueitvhhziyljmyny">
+            <w:hyperlink w:history="1" r:id="rId0zexlkorxmvoc35vsikbz">
               <w:r>
                 <w:rPr>
                   <w:rFonts w:ascii="Arial" w:cs="Arial" w:eastAsia="Arial" w:hAnsi="Arial"/>
@@ -14990,7 +14990,7 @@
         </w:rPr>
         <w:t xml:space="preserve">© 2026 SeaVuria and ARES. Aligned with KICD objectives. Developed by SeaVuria; technical implementation by ARES (with AI assistance from Claude). Licensed under </w:t>
       </w:r>
-      <w:hyperlink w:history="1" r:id="rIdw1ae0tyzeiwi0h306tqch">
+      <w:hyperlink w:history="1" r:id="rIdlll0_ssx7txbckksrdwgn">
         <w:r>
           <w:rPr>
             <w:rFonts w:ascii="Arial" w:cs="Arial" w:eastAsia="Arial" w:hAnsi="Arial"/>
@@ -15011,7 +15011,7 @@
         </w:rPr>
         <w:t xml:space="preserve"> (</w:t>
       </w:r>
-      <w:hyperlink w:history="1" r:id="rIdiveyfmbic6a8jpgtegcmj">
+      <w:hyperlink w:history="1" r:id="rIdungb1bcazhiddfske6a7j">
         <w:r>
           <w:rPr>
             <w:rFonts w:ascii="Arial" w:cs="Arial" w:eastAsia="Arial" w:hAnsi="Arial"/>
@@ -16024,7 +16024,7 @@
             <w:pPr>
               <w:spacing w:after="20" w:before="0"/>
             </w:pPr>
-            <w:hyperlink w:history="1" r:id="rIdrjucxp1fevyo4utmgadnf">
+            <w:hyperlink w:history="1" r:id="rId50vkbhlizoz_kcllidabe">
               <w:r>
                 <w:rPr>
                   <w:rFonts w:ascii="Arial" w:cs="Arial" w:eastAsia="Arial" w:hAnsi="Arial"/>
@@ -16057,7 +16057,7 @@
               <w:spacing w:after="10" w:before="0"/>
               <w:ind w:left="120"/>
             </w:pPr>
-            <w:hyperlink w:history="1" r:id="rIdekzjlwfyxvy4bf4e9wqhp">
+            <w:hyperlink w:history="1" r:id="rIdlocccfrsdlzzdaawfkcqp">
               <w:r>
                 <w:rPr>
                   <w:rFonts w:ascii="Arial" w:cs="Arial" w:eastAsia="Arial" w:hAnsi="Arial"/>
@@ -16102,7 +16102,7 @@
             <w:pPr>
               <w:spacing w:after="20" w:before="0"/>
             </w:pPr>
-            <w:hyperlink w:history="1" r:id="rIdlo71muk2r_wd6g0ge1nlu">
+            <w:hyperlink w:history="1" r:id="rIda_4n2dph9-gm6ilgjhztd">
               <w:r>
                 <w:rPr>
                   <w:rFonts w:ascii="Arial" w:cs="Arial" w:eastAsia="Arial" w:hAnsi="Arial"/>
@@ -16135,7 +16135,7 @@
               <w:spacing w:after="10" w:before="0"/>
               <w:ind w:left="120"/>
             </w:pPr>
-            <w:hyperlink w:history="1" r:id="rIdvevy07zwh-rq-2vjnte_j">
+            <w:hyperlink w:history="1" r:id="rIdgsrsiqmuoav2hhj_8jk6d">
               <w:r>
                 <w:rPr>
                   <w:rFonts w:ascii="Arial" w:cs="Arial" w:eastAsia="Arial" w:hAnsi="Arial"/>
@@ -16330,7 +16330,7 @@
             <w:pPr>
               <w:spacing w:after="20" w:before="0"/>
             </w:pPr>
-            <w:hyperlink w:history="1" r:id="rIdb_vbf96sq7k6j59-q1ipv">
+            <w:hyperlink w:history="1" r:id="rIdzhavjzs2qph6n6rwt6jak">
               <w:r>
                 <w:rPr>
                   <w:rFonts w:ascii="Arial" w:cs="Arial" w:eastAsia="Arial" w:hAnsi="Arial"/>
@@ -16363,7 +16363,7 @@
               <w:spacing w:after="10" w:before="0"/>
               <w:ind w:left="120"/>
             </w:pPr>
-            <w:hyperlink w:history="1" r:id="rIdvsj81ypidi1-t9wkn4aw8">
+            <w:hyperlink w:history="1" r:id="rIdm6m6qnj7i0tm70l8p9abs">
               <w:r>
                 <w:rPr>
                   <w:rFonts w:ascii="Arial" w:cs="Arial" w:eastAsia="Arial" w:hAnsi="Arial"/>
@@ -16408,7 +16408,7 @@
             <w:pPr>
               <w:spacing w:after="20" w:before="0"/>
             </w:pPr>
-            <w:hyperlink w:history="1" r:id="rIdqtotrptrxa9zzx8mf2huz">
+            <w:hyperlink w:history="1" r:id="rId877tzu34ey4ulhnpzatdx">
               <w:r>
                 <w:rPr>
                   <w:rFonts w:ascii="Arial" w:cs="Arial" w:eastAsia="Arial" w:hAnsi="Arial"/>
@@ -16441,7 +16441,7 @@
               <w:spacing w:after="10" w:before="0"/>
               <w:ind w:left="120"/>
             </w:pPr>
-            <w:hyperlink w:history="1" r:id="rIdjn5cr8pxo3vzwlu9lgnd7">
+            <w:hyperlink w:history="1" r:id="rIdqpyauc8myeben81t-kyc_">
               <w:r>
                 <w:rPr>
                   <w:rFonts w:ascii="Arial" w:cs="Arial" w:eastAsia="Arial" w:hAnsi="Arial"/>
@@ -16636,7 +16636,7 @@
             <w:pPr>
               <w:spacing w:after="20" w:before="0"/>
             </w:pPr>
-            <w:hyperlink w:history="1" r:id="rIdfgkeb84kqf2zlfzac8atr">
+            <w:hyperlink w:history="1" r:id="rIdg-tfpvjk5cf6zbgq7tx_d">
               <w:r>
                 <w:rPr>
                   <w:rFonts w:ascii="Arial" w:cs="Arial" w:eastAsia="Arial" w:hAnsi="Arial"/>
@@ -16685,7 +16685,7 @@
               <w:spacing w:after="10" w:before="0"/>
               <w:ind w:left="120"/>
             </w:pPr>
-            <w:hyperlink w:history="1" r:id="rIdh-bthazvshc1lgpakat0u">
+            <w:hyperlink w:history="1" r:id="rId_qghkyapqzluft0ksgcot">
               <w:r>
                 <w:rPr>
                   <w:rFonts w:ascii="Arial" w:cs="Arial" w:eastAsia="Arial" w:hAnsi="Arial"/>
@@ -16730,7 +16730,7 @@
             <w:pPr>
               <w:spacing w:after="20" w:before="0"/>
             </w:pPr>
-            <w:hyperlink w:history="1" r:id="rIduii8gvpnkygc4eo_-6xrs">
+            <w:hyperlink w:history="1" r:id="rIdhpblvgcx8u6if45hgzp35">
               <w:r>
                 <w:rPr>
                   <w:rFonts w:ascii="Arial" w:cs="Arial" w:eastAsia="Arial" w:hAnsi="Arial"/>
@@ -16763,7 +16763,7 @@
               <w:spacing w:after="10" w:before="0"/>
               <w:ind w:left="120"/>
             </w:pPr>
-            <w:hyperlink w:history="1" r:id="rId1sotyy6ftlmtaziosqnx2">
+            <w:hyperlink w:history="1" r:id="rIdwpozu3cerocvhu_ibxx_4">
               <w:r>
                 <w:rPr>
                   <w:rFonts w:ascii="Arial" w:cs="Arial" w:eastAsia="Arial" w:hAnsi="Arial"/>
@@ -16958,7 +16958,7 @@
             <w:pPr>
               <w:spacing w:after="20" w:before="0"/>
             </w:pPr>
-            <w:hyperlink w:history="1" r:id="rId4j7c41hh3e-j937geiwls">
+            <w:hyperlink w:history="1" r:id="rIdajmkguznqg3eck3c96fva">
               <w:r>
                 <w:rPr>
                   <w:rFonts w:ascii="Arial" w:cs="Arial" w:eastAsia="Arial" w:hAnsi="Arial"/>
@@ -17007,7 +17007,7 @@
               <w:spacing w:after="10" w:before="0"/>
               <w:ind w:left="120"/>
             </w:pPr>
-            <w:hyperlink w:history="1" r:id="rIdcumms2skyeghv6s0-_ipv">
+            <w:hyperlink w:history="1" r:id="rId1meqwikzkkeyqys5fysa6">
               <w:r>
                 <w:rPr>
                   <w:rFonts w:ascii="Arial" w:cs="Arial" w:eastAsia="Arial" w:hAnsi="Arial"/>
@@ -17052,7 +17052,7 @@
             <w:pPr>
               <w:spacing w:after="20" w:before="0"/>
             </w:pPr>
-            <w:hyperlink w:history="1" r:id="rId2ei5mac0bqrl8vorclnwi">
+            <w:hyperlink w:history="1" r:id="rIdy9-5ozyp3b27n_lybuokg">
               <w:r>
                 <w:rPr>
                   <w:rFonts w:ascii="Arial" w:cs="Arial" w:eastAsia="Arial" w:hAnsi="Arial"/>
@@ -17085,7 +17085,7 @@
               <w:spacing w:after="10" w:before="0"/>
               <w:ind w:left="120"/>
             </w:pPr>
-            <w:hyperlink w:history="1" r:id="rIdl8mj_sfvnqajku3lydg46">
+            <w:hyperlink w:history="1" r:id="rIdg2neoifdafpei3fpwj7as">
               <w:r>
                 <w:rPr>
                   <w:rFonts w:ascii="Arial" w:cs="Arial" w:eastAsia="Arial" w:hAnsi="Arial"/>
@@ -17280,7 +17280,7 @@
             <w:pPr>
               <w:spacing w:after="20" w:before="0"/>
             </w:pPr>
-            <w:hyperlink w:history="1" r:id="rIdf646fk6fsr8s2_63grtbl">
+            <w:hyperlink w:history="1" r:id="rId39he9099epmjc-z258lbu">
               <w:r>
                 <w:rPr>
                   <w:rFonts w:ascii="Arial" w:cs="Arial" w:eastAsia="Arial" w:hAnsi="Arial"/>
@@ -17329,7 +17329,7 @@
               <w:spacing w:after="10" w:before="0"/>
               <w:ind w:left="120"/>
             </w:pPr>
-            <w:hyperlink w:history="1" r:id="rId8nuljy75-y1utbew6ha86">
+            <w:hyperlink w:history="1" r:id="rIdjmmymjr9-yohim37kr5r5">
               <w:r>
                 <w:rPr>
                   <w:rFonts w:ascii="Arial" w:cs="Arial" w:eastAsia="Arial" w:hAnsi="Arial"/>
@@ -17374,7 +17374,7 @@
             <w:pPr>
               <w:spacing w:after="20" w:before="0"/>
             </w:pPr>
-            <w:hyperlink w:history="1" r:id="rIddp0c4mtwuz7c5q9o7aywe">
+            <w:hyperlink w:history="1" r:id="rId3yoqjlgtnph2mx9ecvxwi">
               <w:r>
                 <w:rPr>
                   <w:rFonts w:ascii="Arial" w:cs="Arial" w:eastAsia="Arial" w:hAnsi="Arial"/>
@@ -17407,7 +17407,7 @@
               <w:spacing w:after="10" w:before="0"/>
               <w:ind w:left="120"/>
             </w:pPr>
-            <w:hyperlink w:history="1" r:id="rIdgddtdwxyuzktstvbwaxui">
+            <w:hyperlink w:history="1" r:id="rIdfurbhtvscp2ki6tl3ug0p">
               <w:r>
                 <w:rPr>
                   <w:rFonts w:ascii="Arial" w:cs="Arial" w:eastAsia="Arial" w:hAnsi="Arial"/>
@@ -17919,7 +17919,7 @@
         </w:rPr>
         <w:t xml:space="preserve">© 2026 SeaVuria and ARES. Aligned with KICD objectives. Developed by SeaVuria; technical implementation by ARES (with AI assistance from Claude). Licensed under </w:t>
       </w:r>
-      <w:hyperlink w:history="1" r:id="rIdde01obb4fdqwuu6yz7miw">
+      <w:hyperlink w:history="1" r:id="rId3wescwwfiqmqqufdpwcbw">
         <w:r>
           <w:rPr>
             <w:rFonts w:ascii="Arial" w:cs="Arial" w:eastAsia="Arial" w:hAnsi="Arial"/>
@@ -17940,7 +17940,7 @@
         </w:rPr>
         <w:t xml:space="preserve"> (</w:t>
       </w:r>
-      <w:hyperlink w:history="1" r:id="rIdif1zrwypfijxl-sxed2ne">
+      <w:hyperlink w:history="1" r:id="rIdo7gpnt0man4yogqizgnvi">
         <w:r>
           <w:rPr>
             <w:rFonts w:ascii="Arial" w:cs="Arial" w:eastAsia="Arial" w:hAnsi="Arial"/>
@@ -18953,7 +18953,7 @@
             <w:pPr>
               <w:spacing w:after="20" w:before="0"/>
             </w:pPr>
-            <w:hyperlink w:history="1" r:id="rIdqgbygigi2k0zzcf1bfp5z">
+            <w:hyperlink w:history="1" r:id="rIdimznzhzto4nht3p75rkhn">
               <w:r>
                 <w:rPr>
                   <w:rFonts w:ascii="Arial" w:cs="Arial" w:eastAsia="Arial" w:hAnsi="Arial"/>
@@ -18986,7 +18986,7 @@
               <w:spacing w:after="10" w:before="0"/>
               <w:ind w:left="120"/>
             </w:pPr>
-            <w:hyperlink w:history="1" r:id="rId0qcbyu1lasnajkqwbremb">
+            <w:hyperlink w:history="1" r:id="rIddszii0cmz1gp4jyvjwza7">
               <w:r>
                 <w:rPr>
                   <w:rFonts w:ascii="Arial" w:cs="Arial" w:eastAsia="Arial" w:hAnsi="Arial"/>
@@ -19031,7 +19031,7 @@
             <w:pPr>
               <w:spacing w:after="20" w:before="0"/>
             </w:pPr>
-            <w:hyperlink w:history="1" r:id="rIdngh2yx1ctiy0ny-a1it2m">
+            <w:hyperlink w:history="1" r:id="rIdwa-wexyozjkx4slyqqlpu">
               <w:r>
                 <w:rPr>
                   <w:rFonts w:ascii="Arial" w:cs="Arial" w:eastAsia="Arial" w:hAnsi="Arial"/>
@@ -19064,7 +19064,7 @@
               <w:spacing w:after="10" w:before="0"/>
               <w:ind w:left="120"/>
             </w:pPr>
-            <w:hyperlink w:history="1" r:id="rId14t49blbou4eighsnks73">
+            <w:hyperlink w:history="1" r:id="rIdrv-6i0txscuxhh0bqvajn">
               <w:r>
                 <w:rPr>
                   <w:rFonts w:ascii="Arial" w:cs="Arial" w:eastAsia="Arial" w:hAnsi="Arial"/>
@@ -19259,7 +19259,7 @@
             <w:pPr>
               <w:spacing w:after="20" w:before="0"/>
             </w:pPr>
-            <w:hyperlink w:history="1" r:id="rIdy_31_ndqcngbhrc5yl7uv">
+            <w:hyperlink w:history="1" r:id="rIdsfhhzvk96mgmkufupg5qg">
               <w:r>
                 <w:rPr>
                   <w:rFonts w:ascii="Arial" w:cs="Arial" w:eastAsia="Arial" w:hAnsi="Arial"/>
@@ -19292,7 +19292,7 @@
               <w:spacing w:after="10" w:before="0"/>
               <w:ind w:left="120"/>
             </w:pPr>
-            <w:hyperlink w:history="1" r:id="rIde5tbtlgumhlamniade37c">
+            <w:hyperlink w:history="1" r:id="rId_bqnit1w4ciswlstrm7hc">
               <w:r>
                 <w:rPr>
                   <w:rFonts w:ascii="Arial" w:cs="Arial" w:eastAsia="Arial" w:hAnsi="Arial"/>
@@ -19337,7 +19337,7 @@
             <w:pPr>
               <w:spacing w:after="20" w:before="0"/>
             </w:pPr>
-            <w:hyperlink w:history="1" r:id="rIdh8dwkpjm5gcg0cuhphanh">
+            <w:hyperlink w:history="1" r:id="rIdglw6puyiuxp1sejfitwyg">
               <w:r>
                 <w:rPr>
                   <w:rFonts w:ascii="Arial" w:cs="Arial" w:eastAsia="Arial" w:hAnsi="Arial"/>
@@ -19370,7 +19370,7 @@
               <w:spacing w:after="10" w:before="0"/>
               <w:ind w:left="120"/>
             </w:pPr>
-            <w:hyperlink w:history="1" r:id="rIdxygk2fg0zk4bm0i80ktgk">
+            <w:hyperlink w:history="1" r:id="rId-musuzes3m4drlsn3dwxd">
               <w:r>
                 <w:rPr>
                   <w:rFonts w:ascii="Arial" w:cs="Arial" w:eastAsia="Arial" w:hAnsi="Arial"/>
@@ -19565,7 +19565,7 @@
             <w:pPr>
               <w:spacing w:after="20" w:before="0"/>
             </w:pPr>
-            <w:hyperlink w:history="1" r:id="rId6ssvkwdwqsb0ejiqgufbz">
+            <w:hyperlink w:history="1" r:id="rId9pwtep1dikevmjwx_1nfc">
               <w:r>
                 <w:rPr>
                   <w:rFonts w:ascii="Arial" w:cs="Arial" w:eastAsia="Arial" w:hAnsi="Arial"/>
@@ -19598,7 +19598,7 @@
               <w:spacing w:after="10" w:before="0"/>
               <w:ind w:left="120"/>
             </w:pPr>
-            <w:hyperlink w:history="1" r:id="rIdcjeiufz_mw6sqk0usbbxi">
+            <w:hyperlink w:history="1" r:id="rIdz92yekeeurtx7-bi1yili">
               <w:r>
                 <w:rPr>
                   <w:rFonts w:ascii="Arial" w:cs="Arial" w:eastAsia="Arial" w:hAnsi="Arial"/>
@@ -19643,7 +19643,7 @@
             <w:pPr>
               <w:spacing w:after="20" w:before="0"/>
             </w:pPr>
-            <w:hyperlink w:history="1" r:id="rIdj1ehkrnoil3z0tjbkssa8">
+            <w:hyperlink w:history="1" r:id="rIdybq7umpilfnp1im5l7rx9">
               <w:r>
                 <w:rPr>
                   <w:rFonts w:ascii="Arial" w:cs="Arial" w:eastAsia="Arial" w:hAnsi="Arial"/>
@@ -19692,7 +19692,7 @@
               <w:spacing w:after="10" w:before="0"/>
               <w:ind w:left="120"/>
             </w:pPr>
-            <w:hyperlink w:history="1" r:id="rIdpp6becv9unaxq1c5lgb07">
+            <w:hyperlink w:history="1" r:id="rIddnsek-v5o2q00uoy3rvvq">
               <w:r>
                 <w:rPr>
                   <w:rFonts w:ascii="Arial" w:cs="Arial" w:eastAsia="Arial" w:hAnsi="Arial"/>
@@ -19887,7 +19887,7 @@
             <w:pPr>
               <w:spacing w:after="20" w:before="0"/>
             </w:pPr>
-            <w:hyperlink w:history="1" r:id="rIdzvjg3yoewympaenxmwtra">
+            <w:hyperlink w:history="1" r:id="rIdfbtizkqw4sv86pnanuvil">
               <w:r>
                 <w:rPr>
                   <w:rFonts w:ascii="Arial" w:cs="Arial" w:eastAsia="Arial" w:hAnsi="Arial"/>
@@ -19920,7 +19920,7 @@
               <w:spacing w:after="10" w:before="0"/>
               <w:ind w:left="120"/>
             </w:pPr>
-            <w:hyperlink w:history="1" r:id="rIdeg0sbbgaxro6rns70cinp">
+            <w:hyperlink w:history="1" r:id="rIdgfudetrjprib2v_wjzzfe">
               <w:r>
                 <w:rPr>
                   <w:rFonts w:ascii="Arial" w:cs="Arial" w:eastAsia="Arial" w:hAnsi="Arial"/>
@@ -19965,7 +19965,7 @@
             <w:pPr>
               <w:spacing w:after="20" w:before="0"/>
             </w:pPr>
-            <w:hyperlink w:history="1" r:id="rIdbhjx9oli6l_ehig4x5ey0">
+            <w:hyperlink w:history="1" r:id="rId2s91cfz9dcdxab9rj6mbr">
               <w:r>
                 <w:rPr>
                   <w:rFonts w:ascii="Arial" w:cs="Arial" w:eastAsia="Arial" w:hAnsi="Arial"/>
@@ -20014,7 +20014,7 @@
               <w:spacing w:after="10" w:before="0"/>
               <w:ind w:left="120"/>
             </w:pPr>
-            <w:hyperlink w:history="1" r:id="rIdby7nivay_oidutloooj-j">
+            <w:hyperlink w:history="1" r:id="rIdtpbv3vif99dxgpxoaw9ws">
               <w:r>
                 <w:rPr>
                   <w:rFonts w:ascii="Arial" w:cs="Arial" w:eastAsia="Arial" w:hAnsi="Arial"/>
@@ -20209,7 +20209,7 @@
             <w:pPr>
               <w:spacing w:after="20" w:before="0"/>
             </w:pPr>
-            <w:hyperlink w:history="1" r:id="rIdhqkzfcdsrdslyvoks_sxy">
+            <w:hyperlink w:history="1" r:id="rIdycavqqjjpwsaufwu_1xab">
               <w:r>
                 <w:rPr>
                   <w:rFonts w:ascii="Arial" w:cs="Arial" w:eastAsia="Arial" w:hAnsi="Arial"/>
@@ -20242,7 +20242,7 @@
               <w:spacing w:after="10" w:before="0"/>
               <w:ind w:left="120"/>
             </w:pPr>
-            <w:hyperlink w:history="1" r:id="rIdwjbpwtkvt87mlkmoz64xo">
+            <w:hyperlink w:history="1" r:id="rIdtqm-4llx6gskclac52xqd">
               <w:r>
                 <w:rPr>
                   <w:rFonts w:ascii="Arial" w:cs="Arial" w:eastAsia="Arial" w:hAnsi="Arial"/>
@@ -20287,7 +20287,7 @@
             <w:pPr>
               <w:spacing w:after="20" w:before="0"/>
             </w:pPr>
-            <w:hyperlink w:history="1" r:id="rIdjvqrzb8_v9nfd2yobpikd">
+            <w:hyperlink w:history="1" r:id="rId-sgp6jt0uoep5mp1np3wl">
               <w:r>
                 <w:rPr>
                   <w:rFonts w:ascii="Arial" w:cs="Arial" w:eastAsia="Arial" w:hAnsi="Arial"/>
@@ -20320,7 +20320,7 @@
               <w:spacing w:after="10" w:before="0"/>
               <w:ind w:left="120"/>
             </w:pPr>
-            <w:hyperlink w:history="1" r:id="rIdmsntjfgqp_ztaeb1ruywz">
+            <w:hyperlink w:history="1" r:id="rIdd0uknf8_slevwvcvjze2g">
               <w:r>
                 <w:rPr>
                   <w:rFonts w:ascii="Arial" w:cs="Arial" w:eastAsia="Arial" w:hAnsi="Arial"/>
@@ -20832,7 +20832,7 @@
         </w:rPr>
         <w:t xml:space="preserve">© 2026 SeaVuria and ARES. Aligned with KICD objectives. Developed by SeaVuria; technical implementation by ARES (with AI assistance from Claude). Licensed under </w:t>
       </w:r>
-      <w:hyperlink w:history="1" r:id="rIda_edhe19jwuop8ekdxk11">
+      <w:hyperlink w:history="1" r:id="rIdtxvljmcjdvhds2yot-lmk">
         <w:r>
           <w:rPr>
             <w:rFonts w:ascii="Arial" w:cs="Arial" w:eastAsia="Arial" w:hAnsi="Arial"/>
@@ -20853,7 +20853,7 @@
         </w:rPr>
         <w:t xml:space="preserve"> (</w:t>
       </w:r>
-      <w:hyperlink w:history="1" r:id="rIdx_oqhbewrrvlk1_slq9sz">
+      <w:hyperlink w:history="1" r:id="rIddnja9ixzatpxq5wcnaehn">
         <w:r>
           <w:rPr>
             <w:rFonts w:ascii="Arial" w:cs="Arial" w:eastAsia="Arial" w:hAnsi="Arial"/>
@@ -21866,7 +21866,7 @@
             <w:pPr>
               <w:spacing w:after="20" w:before="0"/>
             </w:pPr>
-            <w:hyperlink w:history="1" r:id="rIdyglly7wgv3pheez-kuiad">
+            <w:hyperlink w:history="1" r:id="rId6haey0nfagpah7ipzd_uc">
               <w:r>
                 <w:rPr>
                   <w:rFonts w:ascii="Arial" w:cs="Arial" w:eastAsia="Arial" w:hAnsi="Arial"/>
@@ -21899,7 +21899,7 @@
               <w:spacing w:after="10" w:before="0"/>
               <w:ind w:left="120"/>
             </w:pPr>
-            <w:hyperlink w:history="1" r:id="rIdy8fui7-ddl9jucf4iz_tk">
+            <w:hyperlink w:history="1" r:id="rId7x_kshxskguxquteip8lf">
               <w:r>
                 <w:rPr>
                   <w:rFonts w:ascii="Arial" w:cs="Arial" w:eastAsia="Arial" w:hAnsi="Arial"/>
@@ -21944,7 +21944,7 @@
             <w:pPr>
               <w:spacing w:after="20" w:before="0"/>
             </w:pPr>
-            <w:hyperlink w:history="1" r:id="rId0nzv6hm2b4hsuxbbz1oko">
+            <w:hyperlink w:history="1" r:id="rIdalejpv572tlzor4jfo-b9">
               <w:r>
                 <w:rPr>
                   <w:rFonts w:ascii="Arial" w:cs="Arial" w:eastAsia="Arial" w:hAnsi="Arial"/>
@@ -21977,7 +21977,7 @@
               <w:spacing w:after="10" w:before="0"/>
               <w:ind w:left="120"/>
             </w:pPr>
-            <w:hyperlink w:history="1" r:id="rIdp_m672unnuzexngtu5v3o">
+            <w:hyperlink w:history="1" r:id="rIdyppn0gtk2b1teqacen7zl">
               <w:r>
                 <w:rPr>
                   <w:rFonts w:ascii="Arial" w:cs="Arial" w:eastAsia="Arial" w:hAnsi="Arial"/>
@@ -22172,7 +22172,7 @@
             <w:pPr>
               <w:spacing w:after="20" w:before="0"/>
             </w:pPr>
-            <w:hyperlink w:history="1" r:id="rIdbsmiwoygnvyhtydna0juh">
+            <w:hyperlink w:history="1" r:id="rIdoslh3tkaqcgtzul8l73sa">
               <w:r>
                 <w:rPr>
                   <w:rFonts w:ascii="Arial" w:cs="Arial" w:eastAsia="Arial" w:hAnsi="Arial"/>
@@ -22205,7 +22205,7 @@
               <w:spacing w:after="10" w:before="0"/>
               <w:ind w:left="120"/>
             </w:pPr>
-            <w:hyperlink w:history="1" r:id="rId0wzavbosgdbzdsw0tlklu">
+            <w:hyperlink w:history="1" r:id="rIdmhx5cevfmeuulc8cvhfsa">
               <w:r>
                 <w:rPr>
                   <w:rFonts w:ascii="Arial" w:cs="Arial" w:eastAsia="Arial" w:hAnsi="Arial"/>
@@ -22250,7 +22250,7 @@
             <w:pPr>
               <w:spacing w:after="20" w:before="0"/>
             </w:pPr>
-            <w:hyperlink w:history="1" r:id="rId1cuz_syebzwot4mfkzsrp">
+            <w:hyperlink w:history="1" r:id="rIdypt89y5m9or3-gbqx4kdp">
               <w:r>
                 <w:rPr>
                   <w:rFonts w:ascii="Arial" w:cs="Arial" w:eastAsia="Arial" w:hAnsi="Arial"/>
@@ -22283,7 +22283,7 @@
               <w:spacing w:after="10" w:before="0"/>
               <w:ind w:left="120"/>
             </w:pPr>
-            <w:hyperlink w:history="1" r:id="rIduor88hjvoeihojhfg4aez">
+            <w:hyperlink w:history="1" r:id="rIdx5kn5bzybdc4g6a750yxg">
               <w:r>
                 <w:rPr>
                   <w:rFonts w:ascii="Arial" w:cs="Arial" w:eastAsia="Arial" w:hAnsi="Arial"/>
@@ -22478,7 +22478,7 @@
             <w:pPr>
               <w:spacing w:after="20" w:before="0"/>
             </w:pPr>
-            <w:hyperlink w:history="1" r:id="rIddwptm5u_q0fqr7cu7s1o0">
+            <w:hyperlink w:history="1" r:id="rIdra9ueoq8pfpsttx99dldy">
               <w:r>
                 <w:rPr>
                   <w:rFonts w:ascii="Arial" w:cs="Arial" w:eastAsia="Arial" w:hAnsi="Arial"/>
@@ -22511,7 +22511,7 @@
               <w:spacing w:after="10" w:before="0"/>
               <w:ind w:left="120"/>
             </w:pPr>
-            <w:hyperlink w:history="1" r:id="rIdm6dmcrypzdynlvlhjnxxz">
+            <w:hyperlink w:history="1" r:id="rId_givgabdjfz7irijd_vrf">
               <w:r>
                 <w:rPr>
                   <w:rFonts w:ascii="Arial" w:cs="Arial" w:eastAsia="Arial" w:hAnsi="Arial"/>
@@ -22556,7 +22556,7 @@
             <w:pPr>
               <w:spacing w:after="20" w:before="0"/>
             </w:pPr>
-            <w:hyperlink w:history="1" r:id="rId0dffa5nkbilv7q3kdvgjc">
+            <w:hyperlink w:history="1" r:id="rIdrebf7fyfr8qpn4chvhpsf">
               <w:r>
                 <w:rPr>
                   <w:rFonts w:ascii="Arial" w:cs="Arial" w:eastAsia="Arial" w:hAnsi="Arial"/>
@@ -22589,7 +22589,7 @@
               <w:spacing w:after="10" w:before="0"/>
               <w:ind w:left="120"/>
             </w:pPr>
-            <w:hyperlink w:history="1" r:id="rIdk_fbha6jvywrqcydajcfh">
+            <w:hyperlink w:history="1" r:id="rIdrdcmypdhb1tens77n37cv">
               <w:r>
                 <w:rPr>
                   <w:rFonts w:ascii="Arial" w:cs="Arial" w:eastAsia="Arial" w:hAnsi="Arial"/>
@@ -22784,7 +22784,7 @@
             <w:pPr>
               <w:spacing w:after="20" w:before="0"/>
             </w:pPr>
-            <w:hyperlink w:history="1" r:id="rId_evvbclvnvjcyvlods_qs">
+            <w:hyperlink w:history="1" r:id="rIdizuxzuvm3v4ou7uis7rt_">
               <w:r>
                 <w:rPr>
                   <w:rFonts w:ascii="Arial" w:cs="Arial" w:eastAsia="Arial" w:hAnsi="Arial"/>
@@ -22817,7 +22817,7 @@
               <w:spacing w:after="10" w:before="0"/>
               <w:ind w:left="120"/>
             </w:pPr>
-            <w:hyperlink w:history="1" r:id="rId9v0p9e8apxocdsc_ba_6p">
+            <w:hyperlink w:history="1" r:id="rId4szqqkwhwxowqchjeebqb">
               <w:r>
                 <w:rPr>
                   <w:rFonts w:ascii="Arial" w:cs="Arial" w:eastAsia="Arial" w:hAnsi="Arial"/>
@@ -22862,7 +22862,7 @@
             <w:pPr>
               <w:spacing w:after="20" w:before="0"/>
             </w:pPr>
-            <w:hyperlink w:history="1" r:id="rId8zg--savaoldd_hi_6gmo">
+            <w:hyperlink w:history="1" r:id="rIda_acnzfc6ulujaulfvzjs">
               <w:r>
                 <w:rPr>
                   <w:rFonts w:ascii="Arial" w:cs="Arial" w:eastAsia="Arial" w:hAnsi="Arial"/>
@@ -22895,7 +22895,7 @@
               <w:spacing w:after="10" w:before="0"/>
               <w:ind w:left="120"/>
             </w:pPr>
-            <w:hyperlink w:history="1" r:id="rIddppkbqq_pg5l0j82lvmul">
+            <w:hyperlink w:history="1" r:id="rIdkx-ukow_rpvbmpwzudidv">
               <w:r>
                 <w:rPr>
                   <w:rFonts w:ascii="Arial" w:cs="Arial" w:eastAsia="Arial" w:hAnsi="Arial"/>
@@ -23090,7 +23090,7 @@
             <w:pPr>
               <w:spacing w:after="20" w:before="0"/>
             </w:pPr>
-            <w:hyperlink w:history="1" r:id="rIdsns6xkv_51iuq2wjiqffb">
+            <w:hyperlink w:history="1" r:id="rIddjmvmwmzwbkfot1zb8ich">
               <w:r>
                 <w:rPr>
                   <w:rFonts w:ascii="Arial" w:cs="Arial" w:eastAsia="Arial" w:hAnsi="Arial"/>
@@ -23139,7 +23139,7 @@
               <w:spacing w:after="10" w:before="0"/>
               <w:ind w:left="120"/>
             </w:pPr>
-            <w:hyperlink w:history="1" r:id="rIdqmmg5nhtpmdbplgebpnj0">
+            <w:hyperlink w:history="1" r:id="rIddfl9hmxgbyj-rklqa6le0">
               <w:r>
                 <w:rPr>
                   <w:rFonts w:ascii="Arial" w:cs="Arial" w:eastAsia="Arial" w:hAnsi="Arial"/>
@@ -23184,7 +23184,7 @@
             <w:pPr>
               <w:spacing w:after="20" w:before="0"/>
             </w:pPr>
-            <w:hyperlink w:history="1" r:id="rIdzwh9g2wh_al3ma6dgsora">
+            <w:hyperlink w:history="1" r:id="rIdhnbh0bpukmakdl-9zksnw">
               <w:r>
                 <w:rPr>
                   <w:rFonts w:ascii="Arial" w:cs="Arial" w:eastAsia="Arial" w:hAnsi="Arial"/>
@@ -23217,7 +23217,7 @@
               <w:spacing w:after="10" w:before="0"/>
               <w:ind w:left="120"/>
             </w:pPr>
-            <w:hyperlink w:history="1" r:id="rIdcpdt_di4-wjvo3jjoa6ye">
+            <w:hyperlink w:history="1" r:id="rIdxpd05uouvcxmisxum_91q">
               <w:r>
                 <w:rPr>
                   <w:rFonts w:ascii="Arial" w:cs="Arial" w:eastAsia="Arial" w:hAnsi="Arial"/>
@@ -23729,7 +23729,7 @@
         </w:rPr>
         <w:t xml:space="preserve">© 2026 SeaVuria and ARES. Aligned with KICD objectives. Developed by SeaVuria; technical implementation by ARES (with AI assistance from Claude). Licensed under </w:t>
       </w:r>
-      <w:hyperlink w:history="1" r:id="rIdl6fzeznzrg3w3cxpqkrai">
+      <w:hyperlink w:history="1" r:id="rIdfzqccjil6nxgrn74gq6k4">
         <w:r>
           <w:rPr>
             <w:rFonts w:ascii="Arial" w:cs="Arial" w:eastAsia="Arial" w:hAnsi="Arial"/>
@@ -23750,7 +23750,7 @@
         </w:rPr>
         <w:t xml:space="preserve"> (</w:t>
       </w:r>
-      <w:hyperlink w:history="1" r:id="rIdwodi1criy_vksa2etnap0">
+      <w:hyperlink w:history="1" r:id="rIdhs8eykzdqxapmj_xai_w_">
         <w:r>
           <w:rPr>
             <w:rFonts w:ascii="Arial" w:cs="Arial" w:eastAsia="Arial" w:hAnsi="Arial"/>
@@ -24763,7 +24763,7 @@
             <w:pPr>
               <w:spacing w:after="20" w:before="0"/>
             </w:pPr>
-            <w:hyperlink w:history="1" r:id="rIdatcw3aqb7y6260ctjplf9">
+            <w:hyperlink w:history="1" r:id="rIdussc9dlpv7aoazg9evqzk">
               <w:r>
                 <w:rPr>
                   <w:rFonts w:ascii="Arial" w:cs="Arial" w:eastAsia="Arial" w:hAnsi="Arial"/>
@@ -24796,7 +24796,7 @@
               <w:spacing w:after="10" w:before="0"/>
               <w:ind w:left="120"/>
             </w:pPr>
-            <w:hyperlink w:history="1" r:id="rIdwsxjw6yn7rppz0jf_j9cy">
+            <w:hyperlink w:history="1" r:id="rIdwx3-ai-xrxmwhlxbnu5cy">
               <w:r>
                 <w:rPr>
                   <w:rFonts w:ascii="Arial" w:cs="Arial" w:eastAsia="Arial" w:hAnsi="Arial"/>
@@ -24841,7 +24841,7 @@
             <w:pPr>
               <w:spacing w:after="20" w:before="0"/>
             </w:pPr>
-            <w:hyperlink w:history="1" r:id="rIdgjyke5gbyaeunowddoia1">
+            <w:hyperlink w:history="1" r:id="rIdqa1edsgmrgoeey8e9ng9e">
               <w:r>
                 <w:rPr>
                   <w:rFonts w:ascii="Arial" w:cs="Arial" w:eastAsia="Arial" w:hAnsi="Arial"/>
@@ -24874,7 +24874,7 @@
               <w:spacing w:after="10" w:before="0"/>
               <w:ind w:left="120"/>
             </w:pPr>
-            <w:hyperlink w:history="1" r:id="rId9ioeocj0ua9ov5asuk4_u">
+            <w:hyperlink w:history="1" r:id="rIdm2chn4hybbf-pvm3t1cff">
               <w:r>
                 <w:rPr>
                   <w:rFonts w:ascii="Arial" w:cs="Arial" w:eastAsia="Arial" w:hAnsi="Arial"/>
@@ -25069,7 +25069,7 @@
             <w:pPr>
               <w:spacing w:after="20" w:before="0"/>
             </w:pPr>
-            <w:hyperlink w:history="1" r:id="rIdudlx6fris71qdwjb4nfcz">
+            <w:hyperlink w:history="1" r:id="rIdchqirympdtdqkfsn1zqv6">
               <w:r>
                 <w:rPr>
                   <w:rFonts w:ascii="Arial" w:cs="Arial" w:eastAsia="Arial" w:hAnsi="Arial"/>
@@ -25102,7 +25102,7 @@
               <w:spacing w:after="10" w:before="0"/>
               <w:ind w:left="120"/>
             </w:pPr>
-            <w:hyperlink w:history="1" r:id="rIddx-vf1n_u3r2bpdxv-ene">
+            <w:hyperlink w:history="1" r:id="rIdeh3auoj3yljqlolqc-5fy">
               <w:r>
                 <w:rPr>
                   <w:rFonts w:ascii="Arial" w:cs="Arial" w:eastAsia="Arial" w:hAnsi="Arial"/>
@@ -25147,7 +25147,7 @@
             <w:pPr>
               <w:spacing w:after="20" w:before="0"/>
             </w:pPr>
-            <w:hyperlink w:history="1" r:id="rId8h8ewptyu57wf6rkmg3fg">
+            <w:hyperlink w:history="1" r:id="rIdyieq6lzuwpmpyda1fdoez">
               <w:r>
                 <w:rPr>
                   <w:rFonts w:ascii="Arial" w:cs="Arial" w:eastAsia="Arial" w:hAnsi="Arial"/>
@@ -25180,7 +25180,7 @@
               <w:spacing w:after="10" w:before="0"/>
               <w:ind w:left="120"/>
             </w:pPr>
-            <w:hyperlink w:history="1" r:id="rIdcopfsk_gbzst-j55iylya">
+            <w:hyperlink w:history="1" r:id="rIdpq0tn2dp9a5mxfak_nivl">
               <w:r>
                 <w:rPr>
                   <w:rFonts w:ascii="Arial" w:cs="Arial" w:eastAsia="Arial" w:hAnsi="Arial"/>
@@ -25375,7 +25375,7 @@
             <w:pPr>
               <w:spacing w:after="20" w:before="0"/>
             </w:pPr>
-            <w:hyperlink w:history="1" r:id="rId767h1e5lzpp9r6-du7lky">
+            <w:hyperlink w:history="1" r:id="rId9rud0ks4zyeangbuz22nj">
               <w:r>
                 <w:rPr>
                   <w:rFonts w:ascii="Arial" w:cs="Arial" w:eastAsia="Arial" w:hAnsi="Arial"/>
@@ -25424,7 +25424,7 @@
               <w:spacing w:after="10" w:before="0"/>
               <w:ind w:left="120"/>
             </w:pPr>
-            <w:hyperlink w:history="1" r:id="rIdao4ydfssovbbyl643qpen">
+            <w:hyperlink w:history="1" r:id="rIdqu5imb-oet-r5tnwvzde5">
               <w:r>
                 <w:rPr>
                   <w:rFonts w:ascii="Arial" w:cs="Arial" w:eastAsia="Arial" w:hAnsi="Arial"/>
@@ -25469,7 +25469,7 @@
             <w:pPr>
               <w:spacing w:after="20" w:before="0"/>
             </w:pPr>
-            <w:hyperlink w:history="1" r:id="rIdzq-b56v5oilzsmbo4zjbl">
+            <w:hyperlink w:history="1" r:id="rIdltoufrswb0wctwxx5um3l">
               <w:r>
                 <w:rPr>
                   <w:rFonts w:ascii="Arial" w:cs="Arial" w:eastAsia="Arial" w:hAnsi="Arial"/>
@@ -25502,7 +25502,7 @@
               <w:spacing w:after="10" w:before="0"/>
               <w:ind w:left="120"/>
             </w:pPr>
-            <w:hyperlink w:history="1" r:id="rIdte9bjjkk_lj6iva5octsr">
+            <w:hyperlink w:history="1" r:id="rId44_h_kh53xipx81r-kovi">
               <w:r>
                 <w:rPr>
                   <w:rFonts w:ascii="Arial" w:cs="Arial" w:eastAsia="Arial" w:hAnsi="Arial"/>
@@ -25697,7 +25697,7 @@
             <w:pPr>
               <w:spacing w:after="20" w:before="0"/>
             </w:pPr>
-            <w:hyperlink w:history="1" r:id="rIdc1hrrvmp_bdtumbkbk3et">
+            <w:hyperlink w:history="1" r:id="rIdmkxzwprrq8pqr1akxjabf">
               <w:r>
                 <w:rPr>
                   <w:rFonts w:ascii="Arial" w:cs="Arial" w:eastAsia="Arial" w:hAnsi="Arial"/>
@@ -25746,7 +25746,7 @@
               <w:spacing w:after="10" w:before="0"/>
               <w:ind w:left="120"/>
             </w:pPr>
-            <w:hyperlink w:history="1" r:id="rIdhwqxuturdyo8x6bzts1t_">
+            <w:hyperlink w:history="1" r:id="rId8one87zy3nl8duarszw_0">
               <w:r>
                 <w:rPr>
                   <w:rFonts w:ascii="Arial" w:cs="Arial" w:eastAsia="Arial" w:hAnsi="Arial"/>
@@ -25791,7 +25791,7 @@
             <w:pPr>
               <w:spacing w:after="20" w:before="0"/>
             </w:pPr>
-            <w:hyperlink w:history="1" r:id="rIdihbtlqzdqa0h7kfsrhghk">
+            <w:hyperlink w:history="1" r:id="rIdtyhutz0hrcewskxiszn_i">
               <w:r>
                 <w:rPr>
                   <w:rFonts w:ascii="Arial" w:cs="Arial" w:eastAsia="Arial" w:hAnsi="Arial"/>
@@ -25824,7 +25824,7 @@
               <w:spacing w:after="10" w:before="0"/>
               <w:ind w:left="120"/>
             </w:pPr>
-            <w:hyperlink w:history="1" r:id="rIdvowygm8eml_keo702yjke">
+            <w:hyperlink w:history="1" r:id="rIdczvvupe9cate5g2bikbve">
               <w:r>
                 <w:rPr>
                   <w:rFonts w:ascii="Arial" w:cs="Arial" w:eastAsia="Arial" w:hAnsi="Arial"/>
@@ -26019,7 +26019,7 @@
             <w:pPr>
               <w:spacing w:after="20" w:before="0"/>
             </w:pPr>
-            <w:hyperlink w:history="1" r:id="rId-exz0iwgz8xvxp2ufkqzp">
+            <w:hyperlink w:history="1" r:id="rId0ngyyfzspngfxpbqvy6o-">
               <w:r>
                 <w:rPr>
                   <w:rFonts w:ascii="Arial" w:cs="Arial" w:eastAsia="Arial" w:hAnsi="Arial"/>
@@ -26068,7 +26068,7 @@
               <w:spacing w:after="10" w:before="0"/>
               <w:ind w:left="120"/>
             </w:pPr>
-            <w:hyperlink w:history="1" r:id="rIdxlzva_2tqxqum8kdj60kf">
+            <w:hyperlink w:history="1" r:id="rIdmfri23otkc3kzlxfdkwkg">
               <w:r>
                 <w:rPr>
                   <w:rFonts w:ascii="Arial" w:cs="Arial" w:eastAsia="Arial" w:hAnsi="Arial"/>
@@ -26113,7 +26113,7 @@
             <w:pPr>
               <w:spacing w:after="20" w:before="0"/>
             </w:pPr>
-            <w:hyperlink w:history="1" r:id="rIdy28dt0uneiil5ntqxiq9l">
+            <w:hyperlink w:history="1" r:id="rIddzhgod4jyjmvogohhtvsb">
               <w:r>
                 <w:rPr>
                   <w:rFonts w:ascii="Arial" w:cs="Arial" w:eastAsia="Arial" w:hAnsi="Arial"/>
@@ -26146,7 +26146,7 @@
               <w:spacing w:after="10" w:before="0"/>
               <w:ind w:left="120"/>
             </w:pPr>
-            <w:hyperlink w:history="1" r:id="rIdfcalvujv7kaj4ftmiqwns">
+            <w:hyperlink w:history="1" r:id="rIdcau7m-p4pcrh6vdn5nwnw">
               <w:r>
                 <w:rPr>
                   <w:rFonts w:ascii="Arial" w:cs="Arial" w:eastAsia="Arial" w:hAnsi="Arial"/>
@@ -26658,7 +26658,7 @@
         </w:rPr>
         <w:t xml:space="preserve">© 2026 SeaVuria and ARES. Aligned with KICD objectives. Developed by SeaVuria; technical implementation by ARES (with AI assistance from Claude). Licensed under </w:t>
       </w:r>
-      <w:hyperlink w:history="1" r:id="rIddfmepnz1gmt5r8fstxzl9">
+      <w:hyperlink w:history="1" r:id="rId9x6wfukqfcgtuac2xkqe6">
         <w:r>
           <w:rPr>
             <w:rFonts w:ascii="Arial" w:cs="Arial" w:eastAsia="Arial" w:hAnsi="Arial"/>
@@ -26679,7 +26679,7 @@
         </w:rPr>
         <w:t xml:space="preserve"> (</w:t>
       </w:r>
-      <w:hyperlink w:history="1" r:id="rIdxwicn92hay28w6cjwmfuz">
+      <w:hyperlink w:history="1" r:id="rIdwll7r0ezu_kc69km6juyo">
         <w:r>
           <w:rPr>
             <w:rFonts w:ascii="Arial" w:cs="Arial" w:eastAsia="Arial" w:hAnsi="Arial"/>
@@ -27692,7 +27692,7 @@
             <w:pPr>
               <w:spacing w:after="20" w:before="0"/>
             </w:pPr>
-            <w:hyperlink w:history="1" r:id="rIdsq7awbckd_5phv1rqwlv9">
+            <w:hyperlink w:history="1" r:id="rIdaxpfo66etlzbimrffqijn">
               <w:r>
                 <w:rPr>
                   <w:rFonts w:ascii="Arial" w:cs="Arial" w:eastAsia="Arial" w:hAnsi="Arial"/>
@@ -27725,7 +27725,7 @@
               <w:spacing w:after="10" w:before="0"/>
               <w:ind w:left="120"/>
             </w:pPr>
-            <w:hyperlink w:history="1" r:id="rIdara2soauvhcmrhdpe6uce">
+            <w:hyperlink w:history="1" r:id="rIdizfsuqgs1tutpmi-2flkr">
               <w:r>
                 <w:rPr>
                   <w:rFonts w:ascii="Arial" w:cs="Arial" w:eastAsia="Arial" w:hAnsi="Arial"/>
@@ -27770,7 +27770,7 @@
             <w:pPr>
               <w:spacing w:after="20" w:before="0"/>
             </w:pPr>
-            <w:hyperlink w:history="1" r:id="rIdf9regvuw-1ibdpjhelji3">
+            <w:hyperlink w:history="1" r:id="rIdibkiwnzpwm6ncsu25y4i6">
               <w:r>
                 <w:rPr>
                   <w:rFonts w:ascii="Arial" w:cs="Arial" w:eastAsia="Arial" w:hAnsi="Arial"/>
@@ -27803,7 +27803,7 @@
               <w:spacing w:after="10" w:before="0"/>
               <w:ind w:left="120"/>
             </w:pPr>
-            <w:hyperlink w:history="1" r:id="rIdvpzc7moszdv_qkvqkvrtk">
+            <w:hyperlink w:history="1" r:id="rIddtb7qobileugrrypbpcpq">
               <w:r>
                 <w:rPr>
                   <w:rFonts w:ascii="Arial" w:cs="Arial" w:eastAsia="Arial" w:hAnsi="Arial"/>
@@ -27998,7 +27998,7 @@
             <w:pPr>
               <w:spacing w:after="20" w:before="0"/>
             </w:pPr>
-            <w:hyperlink w:history="1" r:id="rIdjw2bge25k0wz6czoj4lbp">
+            <w:hyperlink w:history="1" r:id="rId-v3gcvoeoldjcaxe2bsgr">
               <w:r>
                 <w:rPr>
                   <w:rFonts w:ascii="Arial" w:cs="Arial" w:eastAsia="Arial" w:hAnsi="Arial"/>
@@ -28031,7 +28031,7 @@
               <w:spacing w:after="10" w:before="0"/>
               <w:ind w:left="120"/>
             </w:pPr>
-            <w:hyperlink w:history="1" r:id="rIdiq90q9jqv5f1uxn0husa7">
+            <w:hyperlink w:history="1" r:id="rIdmfmomgkz7zfl77cprynp1">
               <w:r>
                 <w:rPr>
                   <w:rFonts w:ascii="Arial" w:cs="Arial" w:eastAsia="Arial" w:hAnsi="Arial"/>
@@ -28076,7 +28076,7 @@
             <w:pPr>
               <w:spacing w:after="20" w:before="0"/>
             </w:pPr>
-            <w:hyperlink w:history="1" r:id="rIditdstutoglmbaxteab9yu">
+            <w:hyperlink w:history="1" r:id="rIdpwjsqmgxk0xkbwbsawjhg">
               <w:r>
                 <w:rPr>
                   <w:rFonts w:ascii="Arial" w:cs="Arial" w:eastAsia="Arial" w:hAnsi="Arial"/>
@@ -28109,7 +28109,7 @@
               <w:spacing w:after="10" w:before="0"/>
               <w:ind w:left="120"/>
             </w:pPr>
-            <w:hyperlink w:history="1" r:id="rIdobqfczpdjwf87awzynpqi">
+            <w:hyperlink w:history="1" r:id="rId-br0f2f3ubamedmjxpso2">
               <w:r>
                 <w:rPr>
                   <w:rFonts w:ascii="Arial" w:cs="Arial" w:eastAsia="Arial" w:hAnsi="Arial"/>
@@ -28304,7 +28304,7 @@
             <w:pPr>
               <w:spacing w:after="20" w:before="0"/>
             </w:pPr>
-            <w:hyperlink w:history="1" r:id="rIdmrwoyyoa939qus-ev1fpg">
+            <w:hyperlink w:history="1" r:id="rIdwtenw44ghseyo9sh-j9ph">
               <w:r>
                 <w:rPr>
                   <w:rFonts w:ascii="Arial" w:cs="Arial" w:eastAsia="Arial" w:hAnsi="Arial"/>
@@ -28337,7 +28337,7 @@
               <w:spacing w:after="10" w:before="0"/>
               <w:ind w:left="120"/>
             </w:pPr>
-            <w:hyperlink w:history="1" r:id="rId1a2z5uoqltqxrr8q3siik">
+            <w:hyperlink w:history="1" r:id="rIdhounzxc1zkiz960rf2oqw">
               <w:r>
                 <w:rPr>
                   <w:rFonts w:ascii="Arial" w:cs="Arial" w:eastAsia="Arial" w:hAnsi="Arial"/>
@@ -28382,7 +28382,7 @@
             <w:pPr>
               <w:spacing w:after="20" w:before="0"/>
             </w:pPr>
-            <w:hyperlink w:history="1" r:id="rIdiqgejviiu1wfmzh_yjhef">
+            <w:hyperlink w:history="1" r:id="rIdsfmqmns-igxryxtw8kfsp">
               <w:r>
                 <w:rPr>
                   <w:rFonts w:ascii="Arial" w:cs="Arial" w:eastAsia="Arial" w:hAnsi="Arial"/>
@@ -28415,7 +28415,7 @@
               <w:spacing w:after="10" w:before="0"/>
               <w:ind w:left="120"/>
             </w:pPr>
-            <w:hyperlink w:history="1" r:id="rIdcfaz3vfwmqta4xflalh82">
+            <w:hyperlink w:history="1" r:id="rIdpnbqgy67zwnd8fqb8epxd">
               <w:r>
                 <w:rPr>
                   <w:rFonts w:ascii="Arial" w:cs="Arial" w:eastAsia="Arial" w:hAnsi="Arial"/>
@@ -28610,7 +28610,7 @@
             <w:pPr>
               <w:spacing w:after="20" w:before="0"/>
             </w:pPr>
-            <w:hyperlink w:history="1" r:id="rIds-wim_djwbivhh7ifl2hc">
+            <w:hyperlink w:history="1" r:id="rIdf3xljx2tx2q7frk1b7q4v">
               <w:r>
                 <w:rPr>
                   <w:rFonts w:ascii="Arial" w:cs="Arial" w:eastAsia="Arial" w:hAnsi="Arial"/>
@@ -28643,7 +28643,7 @@
               <w:spacing w:after="10" w:before="0"/>
               <w:ind w:left="120"/>
             </w:pPr>
-            <w:hyperlink w:history="1" r:id="rIdfnqnwogl1avsdpfhaa-fm">
+            <w:hyperlink w:history="1" r:id="rIdqw3odaibzi87i_bsqj_ih">
               <w:r>
                 <w:rPr>
                   <w:rFonts w:ascii="Arial" w:cs="Arial" w:eastAsia="Arial" w:hAnsi="Arial"/>
@@ -28688,7 +28688,7 @@
             <w:pPr>
               <w:spacing w:after="20" w:before="0"/>
             </w:pPr>
-            <w:hyperlink w:history="1" r:id="rIdwouc-rqn4exjtvfudlk0z">
+            <w:hyperlink w:history="1" r:id="rId4ob4-rts6pvyjpqwnk_av">
               <w:r>
                 <w:rPr>
                   <w:rFonts w:ascii="Arial" w:cs="Arial" w:eastAsia="Arial" w:hAnsi="Arial"/>
@@ -28721,7 +28721,7 @@
               <w:spacing w:after="10" w:before="0"/>
               <w:ind w:left="120"/>
             </w:pPr>
-            <w:hyperlink w:history="1" r:id="rIdhy1ihucvbbiqhdxry82gl">
+            <w:hyperlink w:history="1" r:id="rIdphnb1zevmj6psz_eocwgl">
               <w:r>
                 <w:rPr>
                   <w:rFonts w:ascii="Arial" w:cs="Arial" w:eastAsia="Arial" w:hAnsi="Arial"/>
@@ -28916,7 +28916,7 @@
             <w:pPr>
               <w:spacing w:after="20" w:before="0"/>
             </w:pPr>
-            <w:hyperlink w:history="1" r:id="rIdhxv46k2hq2leucpc-ktx4">
+            <w:hyperlink w:history="1" r:id="rId5sveluov87nwxmog32-vg">
               <w:r>
                 <w:rPr>
                   <w:rFonts w:ascii="Arial" w:cs="Arial" w:eastAsia="Arial" w:hAnsi="Arial"/>
@@ -28965,7 +28965,7 @@
               <w:spacing w:after="10" w:before="0"/>
               <w:ind w:left="120"/>
             </w:pPr>
-            <w:hyperlink w:history="1" r:id="rIdhul7afv5yl05ub0wv9mm2">
+            <w:hyperlink w:history="1" r:id="rId4yqxsmb8goijiasgjlp4l">
               <w:r>
                 <w:rPr>
                   <w:rFonts w:ascii="Arial" w:cs="Arial" w:eastAsia="Arial" w:hAnsi="Arial"/>
@@ -29010,7 +29010,7 @@
             <w:pPr>
               <w:spacing w:after="20" w:before="0"/>
             </w:pPr>
-            <w:hyperlink w:history="1" r:id="rIdk1stqapb5glxgrhyoefex">
+            <w:hyperlink w:history="1" r:id="rIdllpsbaygfhnx7e-cgz015">
               <w:r>
                 <w:rPr>
                   <w:rFonts w:ascii="Arial" w:cs="Arial" w:eastAsia="Arial" w:hAnsi="Arial"/>
@@ -29059,7 +29059,7 @@
               <w:spacing w:after="10" w:before="0"/>
               <w:ind w:left="120"/>
             </w:pPr>
-            <w:hyperlink w:history="1" r:id="rIdmaihq2hzz50gxidvu9y2e">
+            <w:hyperlink w:history="1" r:id="rIdhrypzqe9dea6qvd_jnhub">
               <w:r>
                 <w:rPr>
                   <w:rFonts w:ascii="Arial" w:cs="Arial" w:eastAsia="Arial" w:hAnsi="Arial"/>
@@ -29571,7 +29571,7 @@
         </w:rPr>
         <w:t xml:space="preserve">© 2026 SeaVuria and ARES. Aligned with KICD objectives. Developed by SeaVuria; technical implementation by ARES (with AI assistance from Claude). Licensed under </w:t>
       </w:r>
-      <w:hyperlink w:history="1" r:id="rIdufjv-sd1piyoo02flfa8-">
+      <w:hyperlink w:history="1" r:id="rIdyitzdfct8ysvbhmiv63al">
         <w:r>
           <w:rPr>
             <w:rFonts w:ascii="Arial" w:cs="Arial" w:eastAsia="Arial" w:hAnsi="Arial"/>
@@ -29592,7 +29592,7 @@
         </w:rPr>
         <w:t xml:space="preserve"> (</w:t>
       </w:r>
-      <w:hyperlink w:history="1" r:id="rId5kytbh2mn5x6dya7hed86">
+      <w:hyperlink w:history="1" r:id="rIdnysjhmvhfje3mzd8y1d4r">
         <w:r>
           <w:rPr>
             <w:rFonts w:ascii="Arial" w:cs="Arial" w:eastAsia="Arial" w:hAnsi="Arial"/>
@@ -30605,7 +30605,7 @@
             <w:pPr>
               <w:spacing w:after="20" w:before="0"/>
             </w:pPr>
-            <w:hyperlink w:history="1" r:id="rId8xxtu3ssw5soieavxv01b">
+            <w:hyperlink w:history="1" r:id="rIdx-kviougyaxlw0orx8vd7">
               <w:r>
                 <w:rPr>
                   <w:rFonts w:ascii="Arial" w:cs="Arial" w:eastAsia="Arial" w:hAnsi="Arial"/>
@@ -30638,7 +30638,7 @@
               <w:spacing w:after="10" w:before="0"/>
               <w:ind w:left="120"/>
             </w:pPr>
-            <w:hyperlink w:history="1" r:id="rId-swmoxfl0fvjjvikyv9rl">
+            <w:hyperlink w:history="1" r:id="rIdr3wmspktif1us1v9h2ms1">
               <w:r>
                 <w:rPr>
                   <w:rFonts w:ascii="Arial" w:cs="Arial" w:eastAsia="Arial" w:hAnsi="Arial"/>
@@ -30683,7 +30683,7 @@
             <w:pPr>
               <w:spacing w:after="20" w:before="0"/>
             </w:pPr>
-            <w:hyperlink w:history="1" r:id="rIdtsz8j-7gfrjq-xfjtij1_">
+            <w:hyperlink w:history="1" r:id="rIdrv1ataulu77ms6w5bebc7">
               <w:r>
                 <w:rPr>
                   <w:rFonts w:ascii="Arial" w:cs="Arial" w:eastAsia="Arial" w:hAnsi="Arial"/>
@@ -30732,7 +30732,7 @@
               <w:spacing w:after="10" w:before="0"/>
               <w:ind w:left="120"/>
             </w:pPr>
-            <w:hyperlink w:history="1" r:id="rId3xkvjrns_kocfgtv66xfn">
+            <w:hyperlink w:history="1" r:id="rIdlvvogvvdydg2jgv_fh8np">
               <w:r>
                 <w:rPr>
                   <w:rFonts w:ascii="Arial" w:cs="Arial" w:eastAsia="Arial" w:hAnsi="Arial"/>
@@ -30927,7 +30927,7 @@
             <w:pPr>
               <w:spacing w:after="20" w:before="0"/>
             </w:pPr>
-            <w:hyperlink w:history="1" r:id="rIdapkohr6pbfmbz_w8znrmn">
+            <w:hyperlink w:history="1" r:id="rIdlrb6fynd8pmwzys6tyxhp">
               <w:r>
                 <w:rPr>
                   <w:rFonts w:ascii="Arial" w:cs="Arial" w:eastAsia="Arial" w:hAnsi="Arial"/>
@@ -30960,7 +30960,7 @@
               <w:spacing w:after="10" w:before="0"/>
               <w:ind w:left="120"/>
             </w:pPr>
-            <w:hyperlink w:history="1" r:id="rId5k_tphdgnxtptotow8yh7">
+            <w:hyperlink w:history="1" r:id="rIdjojmuwahrzjzlfqnt1-p1">
               <w:r>
                 <w:rPr>
                   <w:rFonts w:ascii="Arial" w:cs="Arial" w:eastAsia="Arial" w:hAnsi="Arial"/>
@@ -31005,7 +31005,7 @@
             <w:pPr>
               <w:spacing w:after="20" w:before="0"/>
             </w:pPr>
-            <w:hyperlink w:history="1" r:id="rIdqhokbj2eeeon4v-bsjwsf">
+            <w:hyperlink w:history="1" r:id="rIdpd5ndg3fss_1a6lx6ajwe">
               <w:r>
                 <w:rPr>
                   <w:rFonts w:ascii="Arial" w:cs="Arial" w:eastAsia="Arial" w:hAnsi="Arial"/>
@@ -31054,7 +31054,7 @@
               <w:spacing w:after="10" w:before="0"/>
               <w:ind w:left="120"/>
             </w:pPr>
-            <w:hyperlink w:history="1" r:id="rId_gy9fhvt-3lceraf8_q1n">
+            <w:hyperlink w:history="1" r:id="rIdd4s4cbav45mtbfn46fndc">
               <w:r>
                 <w:rPr>
                   <w:rFonts w:ascii="Arial" w:cs="Arial" w:eastAsia="Arial" w:hAnsi="Arial"/>
@@ -31249,7 +31249,7 @@
             <w:pPr>
               <w:spacing w:after="20" w:before="0"/>
             </w:pPr>
-            <w:hyperlink w:history="1" r:id="rIdnahdn2t3xtpz0a5msc9xs">
+            <w:hyperlink w:history="1" r:id="rIdenfudawmmxee_jeq5dbzd">
               <w:r>
                 <w:rPr>
                   <w:rFonts w:ascii="Arial" w:cs="Arial" w:eastAsia="Arial" w:hAnsi="Arial"/>
@@ -31282,7 +31282,7 @@
               <w:spacing w:after="10" w:before="0"/>
               <w:ind w:left="120"/>
             </w:pPr>
-            <w:hyperlink w:history="1" r:id="rIdtb6ngal8eyacja0olg7ro">
+            <w:hyperlink w:history="1" r:id="rIdgbbrmnssnfymxjzlppifl">
               <w:r>
                 <w:rPr>
                   <w:rFonts w:ascii="Arial" w:cs="Arial" w:eastAsia="Arial" w:hAnsi="Arial"/>
@@ -31327,7 +31327,7 @@
             <w:pPr>
               <w:spacing w:after="20" w:before="0"/>
             </w:pPr>
-            <w:hyperlink w:history="1" r:id="rIdod-a-p34da6znqmn9jvoy">
+            <w:hyperlink w:history="1" r:id="rId_c7qjz50wxsfetvdzlzjc">
               <w:r>
                 <w:rPr>
                   <w:rFonts w:ascii="Arial" w:cs="Arial" w:eastAsia="Arial" w:hAnsi="Arial"/>
@@ -31376,7 +31376,7 @@
               <w:spacing w:after="10" w:before="0"/>
               <w:ind w:left="120"/>
             </w:pPr>
-            <w:hyperlink w:history="1" r:id="rIdirkc0obmos_md6-8myqap">
+            <w:hyperlink w:history="1" r:id="rIdnceqiitp_ohfnb1gw69g9">
               <w:r>
                 <w:rPr>
                   <w:rFonts w:ascii="Arial" w:cs="Arial" w:eastAsia="Arial" w:hAnsi="Arial"/>
@@ -31571,7 +31571,7 @@
             <w:pPr>
               <w:spacing w:after="20" w:before="0"/>
             </w:pPr>
-            <w:hyperlink w:history="1" r:id="rIddgovkkril9fytrvl-_zng">
+            <w:hyperlink w:history="1" r:id="rIdy7oc8d7fhmnuft82ewe3b">
               <w:r>
                 <w:rPr>
                   <w:rFonts w:ascii="Arial" w:cs="Arial" w:eastAsia="Arial" w:hAnsi="Arial"/>
@@ -31604,7 +31604,7 @@
               <w:spacing w:after="10" w:before="0"/>
               <w:ind w:left="120"/>
             </w:pPr>
-            <w:hyperlink w:history="1" r:id="rIdgufdv4hefrchpg2gkpbci">
+            <w:hyperlink w:history="1" r:id="rIdvigwyjmhdakt0w_ixgnpo">
               <w:r>
                 <w:rPr>
                   <w:rFonts w:ascii="Arial" w:cs="Arial" w:eastAsia="Arial" w:hAnsi="Arial"/>
@@ -31649,7 +31649,7 @@
             <w:pPr>
               <w:spacing w:after="20" w:before="0"/>
             </w:pPr>
-            <w:hyperlink w:history="1" r:id="rIdwlpcifpbrubpm0zwgixcy">
+            <w:hyperlink w:history="1" r:id="rIdcgxyypsvvrvtm0xpahlib">
               <w:r>
                 <w:rPr>
                   <w:rFonts w:ascii="Arial" w:cs="Arial" w:eastAsia="Arial" w:hAnsi="Arial"/>
@@ -31698,7 +31698,7 @@
               <w:spacing w:after="10" w:before="0"/>
               <w:ind w:left="120"/>
             </w:pPr>
-            <w:hyperlink w:history="1" r:id="rIdwmmil_kywo87aadcjw8ro">
+            <w:hyperlink w:history="1" r:id="rIdeblf19sl-o2sn59vktk4j">
               <w:r>
                 <w:rPr>
                   <w:rFonts w:ascii="Arial" w:cs="Arial" w:eastAsia="Arial" w:hAnsi="Arial"/>
@@ -31893,7 +31893,7 @@
             <w:pPr>
               <w:spacing w:after="20" w:before="0"/>
             </w:pPr>
-            <w:hyperlink w:history="1" r:id="rIdns-oa4gsbtqkvpdb4_cnc">
+            <w:hyperlink w:history="1" r:id="rIdhy5uyuivud6dtqitedsoq">
               <w:r>
                 <w:rPr>
                   <w:rFonts w:ascii="Arial" w:cs="Arial" w:eastAsia="Arial" w:hAnsi="Arial"/>
@@ -31942,7 +31942,7 @@
               <w:spacing w:after="10" w:before="0"/>
               <w:ind w:left="120"/>
             </w:pPr>
-            <w:hyperlink w:history="1" r:id="rIdt47o0zpwduwd6t7jq_lev">
+            <w:hyperlink w:history="1" r:id="rId8iufsngvxs2ftppc6shx9">
               <w:r>
                 <w:rPr>
                   <w:rFonts w:ascii="Arial" w:cs="Arial" w:eastAsia="Arial" w:hAnsi="Arial"/>
@@ -31987,7 +31987,7 @@
             <w:pPr>
               <w:spacing w:after="20" w:before="0"/>
             </w:pPr>
-            <w:hyperlink w:history="1" r:id="rIdygnh87vzwvajxkvkegldo">
+            <w:hyperlink w:history="1" r:id="rId8ueekglvo9gx6fajqrj0r">
               <w:r>
                 <w:rPr>
                   <w:rFonts w:ascii="Arial" w:cs="Arial" w:eastAsia="Arial" w:hAnsi="Arial"/>
@@ -32036,7 +32036,7 @@
               <w:spacing w:after="10" w:before="0"/>
               <w:ind w:left="120"/>
             </w:pPr>
-            <w:hyperlink w:history="1" r:id="rIdds4wlhnckbq1dqjpk9vem">
+            <w:hyperlink w:history="1" r:id="rId77crcuy1h-hs28l-sspjv">
               <w:r>
                 <w:rPr>
                   <w:rFonts w:ascii="Arial" w:cs="Arial" w:eastAsia="Arial" w:hAnsi="Arial"/>
@@ -32814,7 +32814,7 @@
         </w:rPr>
         <w:t xml:space="preserve">© 2026 SeaVuria and ARES. Aligned with KICD objectives. Developed by SeaVuria; technical implementation by ARES (with AI assistance from Claude). Licensed under </w:t>
       </w:r>
-      <w:hyperlink w:history="1" r:id="rIdg9irux1bb9ysdlq7-xcgx">
+      <w:hyperlink w:history="1" r:id="rIdojmss-72z7l6nmtng0qjp">
         <w:r>
           <w:rPr>
             <w:rFonts w:ascii="Arial" w:cs="Arial" w:eastAsia="Arial" w:hAnsi="Arial"/>
@@ -32835,7 +32835,7 @@
         </w:rPr>
         <w:t xml:space="preserve"> (</w:t>
       </w:r>
-      <w:hyperlink w:history="1" r:id="rIds3dpnld7wswieaiknvsga">
+      <w:hyperlink w:history="1" r:id="rIdfakgcsbm72fbcyojxubr6">
         <w:r>
           <w:rPr>
             <w:rFonts w:ascii="Arial" w:cs="Arial" w:eastAsia="Arial" w:hAnsi="Arial"/>

--- a/data/outputs/v2/Chemistry/SS1.3_The_Periodic_Table/Chemistry_The_Periodic_Table_CBE_LessonSequence.docx
+++ b/data/outputs/v2/Chemistry/SS1.3_The_Periodic_Table/Chemistry_The_Periodic_Table_CBE_LessonSequence.docx
@@ -4,6 +4,7 @@
   <w:body>
     <w:p>
       <w:pPr>
+        <w:keepNext w:val="false"/>
         <w:spacing w:after="30" w:before="0"/>
         <w:jc w:val="center"/>
       </w:pPr>
@@ -23,6 +24,7 @@
     </w:p>
     <w:p>
       <w:pPr>
+        <w:keepNext w:val="false"/>
         <w:spacing w:after="60" w:before="0"/>
         <w:jc w:val="center"/>
       </w:pPr>
@@ -81,6 +83,7 @@
           </w:tcPr>
           <w:p>
             <w:pPr>
+              <w:keepNext w:val="false"/>
               <w:spacing w:after="40" w:before="0"/>
               <w:jc w:val="center"/>
             </w:pPr>
@@ -115,6 +118,7 @@
           </w:tcPr>
           <w:p>
             <w:pPr>
+              <w:keepNext w:val="false"/>
               <w:spacing w:after="40" w:before="0"/>
               <w:jc w:val="left"/>
             </w:pPr>
@@ -147,6 +151,7 @@
           </w:tcPr>
           <w:p>
             <w:pPr>
+              <w:keepNext w:val="false"/>
               <w:spacing w:after="40" w:before="0"/>
               <w:jc w:val="left"/>
             </w:pPr>
@@ -181,6 +186,7 @@
           </w:tcPr>
           <w:p>
             <w:pPr>
+              <w:keepNext w:val="false"/>
               <w:spacing w:after="40" w:before="0"/>
               <w:jc w:val="left"/>
             </w:pPr>
@@ -213,6 +219,7 @@
           </w:tcPr>
           <w:p>
             <w:pPr>
+              <w:keepNext w:val="false"/>
               <w:spacing w:after="40" w:before="0"/>
               <w:jc w:val="left"/>
             </w:pPr>
@@ -247,6 +254,7 @@
           </w:tcPr>
           <w:p>
             <w:pPr>
+              <w:keepNext w:val="false"/>
               <w:spacing w:after="40" w:before="0"/>
               <w:jc w:val="left"/>
             </w:pPr>
@@ -279,6 +287,7 @@
           </w:tcPr>
           <w:p>
             <w:pPr>
+              <w:keepNext w:val="false"/>
               <w:spacing w:after="40" w:before="0"/>
               <w:jc w:val="left"/>
             </w:pPr>
@@ -313,6 +322,7 @@
           </w:tcPr>
           <w:p>
             <w:pPr>
+              <w:keepNext w:val="false"/>
               <w:spacing w:after="40" w:before="0"/>
               <w:jc w:val="left"/>
             </w:pPr>
@@ -345,6 +355,7 @@
           </w:tcPr>
           <w:p>
             <w:pPr>
+              <w:keepNext w:val="false"/>
               <w:spacing w:after="40" w:before="0"/>
               <w:jc w:val="left"/>
             </w:pPr>
@@ -379,6 +390,7 @@
           </w:tcPr>
           <w:p>
             <w:pPr>
+              <w:keepNext w:val="false"/>
               <w:spacing w:after="40" w:before="0"/>
               <w:jc w:val="left"/>
             </w:pPr>
@@ -411,6 +423,7 @@
           </w:tcPr>
           <w:p>
             <w:pPr>
+              <w:keepNext w:val="false"/>
               <w:spacing w:after="40" w:before="0"/>
               <w:jc w:val="left"/>
             </w:pPr>
@@ -445,6 +458,7 @@
           </w:tcPr>
           <w:p>
             <w:pPr>
+              <w:keepNext w:val="false"/>
               <w:spacing w:after="40" w:before="0"/>
               <w:jc w:val="left"/>
             </w:pPr>
@@ -572,6 +586,7 @@
           </w:tcPr>
           <w:p>
             <w:pPr>
+              <w:keepNext w:val="false"/>
               <w:spacing w:after="40" w:before="0"/>
               <w:jc w:val="left"/>
             </w:pPr>
@@ -604,6 +619,7 @@
           </w:tcPr>
           <w:p>
             <w:pPr>
+              <w:keepNext w:val="false"/>
               <w:spacing w:after="40" w:before="0"/>
               <w:jc w:val="left"/>
             </w:pPr>
@@ -623,6 +639,7 @@
           </w:p>
           <w:p>
             <w:pPr>
+              <w:keepNext w:val="false"/>
               <w:spacing w:after="40" w:before="0"/>
               <w:jc w:val="left"/>
             </w:pPr>
@@ -642,6 +659,7 @@
           </w:p>
           <w:p>
             <w:pPr>
+              <w:keepNext w:val="false"/>
               <w:spacing w:after="40" w:before="0"/>
               <w:jc w:val="left"/>
             </w:pPr>
@@ -661,6 +679,7 @@
           </w:p>
           <w:p>
             <w:pPr>
+              <w:keepNext w:val="false"/>
               <w:spacing w:after="40" w:before="0"/>
               <w:jc w:val="left"/>
             </w:pPr>
@@ -680,6 +699,7 @@
           </w:p>
           <w:p>
             <w:pPr>
+              <w:keepNext w:val="false"/>
               <w:spacing w:after="40" w:before="0"/>
               <w:jc w:val="left"/>
             </w:pPr>
@@ -699,6 +719,7 @@
           </w:p>
           <w:p>
             <w:pPr>
+              <w:keepNext w:val="false"/>
               <w:spacing w:after="40" w:before="0"/>
               <w:jc w:val="left"/>
             </w:pPr>
@@ -733,6 +754,7 @@
           </w:tcPr>
           <w:p>
             <w:pPr>
+              <w:keepNext w:val="false"/>
               <w:spacing w:after="40" w:before="0"/>
               <w:jc w:val="left"/>
             </w:pPr>
@@ -860,6 +882,7 @@
           </w:tcPr>
           <w:p>
             <w:pPr>
+              <w:keepNext w:val="false"/>
               <w:spacing w:after="40" w:before="0"/>
               <w:jc w:val="left"/>
             </w:pPr>
@@ -927,6 +950,7 @@
           </w:tcPr>
           <w:p>
             <w:pPr>
+              <w:keepNext w:val="false"/>
               <w:spacing w:after="40" w:before="0"/>
               <w:jc w:val="left"/>
             </w:pPr>
@@ -1074,6 +1098,7 @@
           </w:tcPr>
           <w:p>
             <w:pPr>
+              <w:keepNext w:val="false"/>
               <w:spacing w:after="40" w:before="0"/>
               <w:jc w:val="left"/>
             </w:pPr>
@@ -1161,6 +1186,7 @@
           </w:tcPr>
           <w:p>
             <w:pPr>
+              <w:keepNext w:val="false"/>
               <w:spacing w:after="40" w:before="0"/>
               <w:jc w:val="left"/>
             </w:pPr>
@@ -1308,6 +1334,7 @@
           </w:tcPr>
           <w:p>
             <w:pPr>
+              <w:keepNext w:val="false"/>
               <w:spacing w:after="40" w:before="0"/>
               <w:jc w:val="left"/>
             </w:pPr>
@@ -1340,6 +1367,7 @@
           </w:tcPr>
           <w:p>
             <w:pPr>
+              <w:keepNext w:val="false"/>
               <w:spacing w:after="40" w:before="0"/>
               <w:jc w:val="left"/>
             </w:pPr>
@@ -1374,6 +1402,7 @@
           </w:tcPr>
           <w:p>
             <w:pPr>
+              <w:keepNext w:val="false"/>
               <w:spacing w:after="40" w:before="0"/>
               <w:jc w:val="left"/>
             </w:pPr>
@@ -1406,6 +1435,7 @@
           </w:tcPr>
           <w:p>
             <w:pPr>
+              <w:keepNext w:val="false"/>
               <w:spacing w:after="40" w:before="0"/>
               <w:jc w:val="left"/>
             </w:pPr>
@@ -1425,6 +1455,7 @@
           </w:p>
           <w:p>
             <w:pPr>
+              <w:keepNext w:val="false"/>
               <w:spacing w:after="40" w:before="0"/>
               <w:jc w:val="left"/>
             </w:pPr>
@@ -1444,6 +1475,7 @@
           </w:p>
           <w:p>
             <w:pPr>
+              <w:keepNext w:val="false"/>
               <w:spacing w:after="40" w:before="0"/>
               <w:jc w:val="left"/>
             </w:pPr>
@@ -1463,6 +1495,7 @@
           </w:p>
           <w:p>
             <w:pPr>
+              <w:keepNext w:val="false"/>
               <w:spacing w:after="40" w:before="0"/>
               <w:jc w:val="left"/>
             </w:pPr>
@@ -1482,6 +1515,7 @@
           </w:p>
           <w:p>
             <w:pPr>
+              <w:keepNext w:val="false"/>
               <w:spacing w:after="40" w:before="0"/>
               <w:jc w:val="left"/>
             </w:pPr>
@@ -1516,6 +1550,7 @@
           </w:tcPr>
           <w:p>
             <w:pPr>
+              <w:keepNext w:val="false"/>
               <w:spacing w:after="40" w:before="0"/>
               <w:jc w:val="left"/>
             </w:pPr>
@@ -1548,6 +1583,7 @@
           </w:tcPr>
           <w:p>
             <w:pPr>
+              <w:keepNext w:val="false"/>
               <w:spacing w:after="40" w:before="0"/>
               <w:jc w:val="left"/>
             </w:pPr>
@@ -1582,6 +1618,7 @@
           </w:tcPr>
           <w:p>
             <w:pPr>
+              <w:keepNext w:val="false"/>
               <w:spacing w:after="40" w:before="0"/>
               <w:jc w:val="left"/>
             </w:pPr>
@@ -1614,6 +1651,7 @@
           </w:tcPr>
           <w:p>
             <w:pPr>
+              <w:keepNext w:val="false"/>
               <w:spacing w:after="40" w:before="0"/>
               <w:jc w:val="left"/>
             </w:pPr>
@@ -1633,6 +1671,7 @@
           </w:p>
           <w:p>
             <w:pPr>
+              <w:keepNext w:val="false"/>
               <w:spacing w:after="40" w:before="0"/>
               <w:jc w:val="left"/>
             </w:pPr>
@@ -1652,6 +1691,7 @@
           </w:p>
           <w:p>
             <w:pPr>
+              <w:keepNext w:val="false"/>
               <w:spacing w:after="40" w:before="0"/>
               <w:jc w:val="left"/>
             </w:pPr>
@@ -1671,6 +1711,7 @@
           </w:p>
           <w:p>
             <w:pPr>
+              <w:keepNext w:val="false"/>
               <w:spacing w:after="40" w:before="0"/>
               <w:jc w:val="left"/>
             </w:pPr>
@@ -1690,6 +1731,7 @@
           </w:p>
           <w:p>
             <w:pPr>
+              <w:keepNext w:val="false"/>
               <w:spacing w:after="40" w:before="0"/>
               <w:jc w:val="left"/>
             </w:pPr>
@@ -1709,6 +1751,7 @@
           </w:p>
           <w:p>
             <w:pPr>
+              <w:keepNext w:val="false"/>
               <w:spacing w:after="40" w:before="0"/>
               <w:jc w:val="left"/>
             </w:pPr>
@@ -1728,6 +1771,7 @@
           </w:p>
           <w:p>
             <w:pPr>
+              <w:keepNext w:val="false"/>
               <w:spacing w:after="40" w:before="0"/>
               <w:jc w:val="left"/>
             </w:pPr>
@@ -1747,6 +1791,7 @@
           </w:p>
           <w:p>
             <w:pPr>
+              <w:keepNext w:val="false"/>
               <w:spacing w:after="40" w:before="0"/>
               <w:jc w:val="left"/>
             </w:pPr>
@@ -1766,6 +1811,7 @@
           </w:p>
           <w:p>
             <w:pPr>
+              <w:keepNext w:val="false"/>
               <w:spacing w:after="40" w:before="0"/>
               <w:jc w:val="left"/>
             </w:pPr>
@@ -1785,6 +1831,7 @@
           </w:p>
           <w:p>
             <w:pPr>
+              <w:keepNext w:val="false"/>
               <w:spacing w:after="40" w:before="0"/>
               <w:jc w:val="left"/>
             </w:pPr>
@@ -1819,6 +1866,7 @@
           </w:tcPr>
           <w:p>
             <w:pPr>
+              <w:keepNext w:val="false"/>
               <w:spacing w:after="40" w:before="0"/>
               <w:jc w:val="left"/>
             </w:pPr>
@@ -2050,7 +2098,7 @@
         </w:rPr>
         <w:t xml:space="preserve">© 2026 SeaVuria and ARES. This work is licensed under a </w:t>
       </w:r>
-      <w:hyperlink w:history="1" r:id="rIdh0qgwnig22t2ojrscnfw5">
+      <w:hyperlink w:history="1" r:id="rIdkqoquf4pz6wmmwo6y6qzq">
         <w:r>
           <w:rPr>
             <w:rFonts w:ascii="Arial" w:cs="Arial" w:eastAsia="Arial" w:hAnsi="Arial"/>
@@ -2070,7 +2118,7 @@
         </w:rPr>
         <w:t xml:space="preserve"> (</w:t>
       </w:r>
-      <w:hyperlink w:history="1" r:id="rIdwe9z0xmmxpqctvhl4aoau">
+      <w:hyperlink w:history="1" r:id="rId13ggpecv1hiwp6owvjgjp">
         <w:r>
           <w:rPr>
             <w:rFonts w:ascii="Arial" w:cs="Arial" w:eastAsia="Arial" w:hAnsi="Arial"/>
@@ -2090,7 +2138,7 @@
         </w:rPr>
         <w:t xml:space="preserve">). To view a copy of this license, visit </w:t>
       </w:r>
-      <w:hyperlink w:history="1" r:id="rIdrdc9jk5qw9gqwjbcf6gqy">
+      <w:hyperlink w:history="1" r:id="rId_yzfpfnivhwd0pegcsplh">
         <w:r>
           <w:rPr>
             <w:rFonts w:ascii="Arial" w:cs="Arial" w:eastAsia="Arial" w:hAnsi="Arial"/>
@@ -2149,6 +2197,7 @@
           </w:tcPr>
           <w:p>
             <w:pPr>
+              <w:keepNext w:val="false"/>
               <w:spacing w:after="40" w:before="0"/>
               <w:jc w:val="center"/>
             </w:pPr>
@@ -2184,6 +2233,7 @@
           </w:tcPr>
           <w:p>
             <w:pPr>
+              <w:keepNext w:val="false"/>
               <w:spacing w:after="40" w:before="0"/>
               <w:jc w:val="center"/>
             </w:pPr>
@@ -2218,6 +2268,7 @@
           </w:tcPr>
           <w:p>
             <w:pPr>
+              <w:keepNext w:val="false"/>
               <w:spacing w:after="40" w:before="0"/>
               <w:jc w:val="left"/>
             </w:pPr>
@@ -2250,6 +2301,7 @@
           </w:tcPr>
           <w:p>
             <w:pPr>
+              <w:keepNext w:val="false"/>
               <w:spacing w:after="40" w:before="0"/>
               <w:jc w:val="left"/>
             </w:pPr>
@@ -2284,6 +2336,7 @@
           </w:tcPr>
           <w:p>
             <w:pPr>
+              <w:keepNext w:val="false"/>
               <w:spacing w:after="40" w:before="0"/>
               <w:jc w:val="left"/>
             </w:pPr>
@@ -2316,6 +2369,7 @@
           </w:tcPr>
           <w:p>
             <w:pPr>
+              <w:keepNext w:val="false"/>
               <w:spacing w:after="40" w:before="0"/>
               <w:jc w:val="left"/>
             </w:pPr>
@@ -2350,6 +2404,7 @@
           </w:tcPr>
           <w:p>
             <w:pPr>
+              <w:keepNext w:val="false"/>
               <w:spacing w:after="40" w:before="0"/>
               <w:jc w:val="left"/>
             </w:pPr>
@@ -2382,6 +2437,7 @@
           </w:tcPr>
           <w:p>
             <w:pPr>
+              <w:keepNext w:val="false"/>
               <w:spacing w:after="40" w:before="0"/>
               <w:jc w:val="left"/>
             </w:pPr>
@@ -2416,6 +2472,7 @@
           </w:tcPr>
           <w:p>
             <w:pPr>
+              <w:keepNext w:val="false"/>
               <w:spacing w:after="40" w:before="0"/>
               <w:jc w:val="left"/>
             </w:pPr>
@@ -2448,6 +2505,7 @@
           </w:tcPr>
           <w:p>
             <w:pPr>
+              <w:keepNext w:val="false"/>
               <w:spacing w:after="40" w:before="0"/>
               <w:jc w:val="left"/>
             </w:pPr>
@@ -2482,6 +2540,7 @@
           </w:tcPr>
           <w:p>
             <w:pPr>
+              <w:keepNext w:val="false"/>
               <w:spacing w:after="40" w:before="0"/>
               <w:jc w:val="left"/>
             </w:pPr>
@@ -2514,6 +2573,7 @@
           </w:tcPr>
           <w:p>
             <w:pPr>
+              <w:keepNext w:val="false"/>
               <w:spacing w:after="40" w:before="0"/>
               <w:jc w:val="left"/>
             </w:pPr>
@@ -2548,6 +2608,7 @@
           </w:tcPr>
           <w:p>
             <w:pPr>
+              <w:keepNext w:val="false"/>
               <w:spacing w:after="40" w:before="0"/>
               <w:jc w:val="left"/>
             </w:pPr>
@@ -2580,6 +2641,7 @@
           </w:tcPr>
           <w:p>
             <w:pPr>
+              <w:keepNext w:val="false"/>
               <w:spacing w:after="40" w:before="0"/>
               <w:jc w:val="left"/>
             </w:pPr>
@@ -2614,6 +2676,7 @@
           </w:tcPr>
           <w:p>
             <w:pPr>
+              <w:keepNext w:val="false"/>
               <w:spacing w:after="40" w:before="0"/>
               <w:jc w:val="left"/>
             </w:pPr>
@@ -2646,6 +2709,7 @@
           </w:tcPr>
           <w:p>
             <w:pPr>
+              <w:keepNext w:val="false"/>
               <w:spacing w:after="40" w:before="0"/>
               <w:jc w:val="left"/>
             </w:pPr>
@@ -2680,6 +2744,7 @@
           </w:tcPr>
           <w:p>
             <w:pPr>
+              <w:keepNext w:val="false"/>
               <w:spacing w:after="40" w:before="0"/>
               <w:jc w:val="left"/>
             </w:pPr>
@@ -2712,6 +2777,7 @@
           </w:tcPr>
           <w:p>
             <w:pPr>
+              <w:keepNext w:val="false"/>
               <w:spacing w:after="40" w:before="0"/>
               <w:jc w:val="left"/>
             </w:pPr>
@@ -2771,6 +2837,7 @@
           </w:tcPr>
           <w:p>
             <w:pPr>
+              <w:keepNext w:val="false"/>
               <w:spacing w:after="40" w:before="0"/>
               <w:jc w:val="center"/>
             </w:pPr>
@@ -2805,6 +2872,7 @@
           </w:tcPr>
           <w:p>
             <w:pPr>
+              <w:keepNext w:val="false"/>
               <w:spacing w:after="40" w:before="0"/>
               <w:jc w:val="left"/>
             </w:pPr>
@@ -2869,6 +2937,7 @@
           </w:tcPr>
           <w:p>
             <w:pPr>
+              <w:keepNext w:val="false"/>
               <w:spacing w:after="40" w:before="0"/>
               <w:jc w:val="center"/>
             </w:pPr>
@@ -2903,6 +2972,7 @@
           </w:tcPr>
           <w:p>
             <w:pPr>
+              <w:keepNext w:val="false"/>
               <w:spacing w:after="40" w:before="0"/>
               <w:jc w:val="left"/>
             </w:pPr>
@@ -2935,6 +3005,7 @@
           </w:tcPr>
           <w:p>
             <w:pPr>
+              <w:keepNext w:val="false"/>
               <w:spacing w:after="40" w:before="0"/>
               <w:jc w:val="left"/>
             </w:pPr>
@@ -2967,6 +3038,7 @@
           </w:tcPr>
           <w:p>
             <w:pPr>
+              <w:keepNext w:val="false"/>
               <w:spacing w:after="40" w:before="0"/>
               <w:jc w:val="left"/>
             </w:pPr>
@@ -2999,6 +3071,7 @@
           </w:tcPr>
           <w:p>
             <w:pPr>
+              <w:keepNext w:val="false"/>
               <w:spacing w:after="40" w:before="0"/>
               <w:jc w:val="left"/>
             </w:pPr>
@@ -3031,6 +3104,7 @@
           </w:tcPr>
           <w:p>
             <w:pPr>
+              <w:keepNext w:val="false"/>
               <w:spacing w:after="40" w:before="0"/>
               <w:jc w:val="left"/>
             </w:pPr>
@@ -3065,6 +3139,7 @@
           </w:tcPr>
           <w:p>
             <w:pPr>
+              <w:keepNext w:val="false"/>
               <w:spacing w:after="40" w:before="0"/>
               <w:jc w:val="left"/>
             </w:pPr>
@@ -3102,7 +3177,7 @@
             <w:pPr>
               <w:spacing w:after="20" w:before="0"/>
             </w:pPr>
-            <w:hyperlink w:history="1" r:id="rIdi2zarn_9xzjxrjvpyreav">
+            <w:hyperlink w:history="1" r:id="rIdvugwaw2d11dn-swmxyxqh">
               <w:r>
                 <w:rPr>
                   <w:rFonts w:ascii="Arial" w:cs="Arial" w:eastAsia="Arial" w:hAnsi="Arial"/>
@@ -3135,7 +3210,7 @@
               <w:spacing w:after="10" w:before="0"/>
               <w:ind w:left="120"/>
             </w:pPr>
-            <w:hyperlink w:history="1" r:id="rIdabqfkueslw0um5gujxvzv">
+            <w:hyperlink w:history="1" r:id="rIdnohdpgifsabeowb569nqv">
               <w:r>
                 <w:rPr>
                   <w:rFonts w:ascii="Arial" w:cs="Arial" w:eastAsia="Arial" w:hAnsi="Arial"/>
@@ -3180,7 +3255,7 @@
             <w:pPr>
               <w:spacing w:after="20" w:before="0"/>
             </w:pPr>
-            <w:hyperlink w:history="1" r:id="rIdnpiomv3ni74b-yidy3f2f">
+            <w:hyperlink w:history="1" r:id="rIdkljp--tg_o1greyugyjmz">
               <w:r>
                 <w:rPr>
                   <w:rFonts w:ascii="Arial" w:cs="Arial" w:eastAsia="Arial" w:hAnsi="Arial"/>
@@ -3213,7 +3288,7 @@
               <w:spacing w:after="10" w:before="0"/>
               <w:ind w:left="120"/>
             </w:pPr>
-            <w:hyperlink w:history="1" r:id="rIdsqc8bgzglyzn-pfxd-ehl">
+            <w:hyperlink w:history="1" r:id="rIdvcz7mcm1ydk8vdd8pgymm">
               <w:r>
                 <w:rPr>
                   <w:rFonts w:ascii="Arial" w:cs="Arial" w:eastAsia="Arial" w:hAnsi="Arial"/>
@@ -3241,6 +3316,7 @@
           </w:tcPr>
           <w:p>
             <w:pPr>
+              <w:keepNext w:val="false"/>
               <w:spacing w:after="40" w:before="0"/>
               <w:jc w:val="left"/>
             </w:pPr>
@@ -3273,6 +3349,7 @@
           </w:tcPr>
           <w:p>
             <w:pPr>
+              <w:keepNext w:val="false"/>
               <w:spacing w:after="40" w:before="0"/>
               <w:jc w:val="left"/>
             </w:pPr>
@@ -3305,6 +3382,7 @@
           </w:tcPr>
           <w:p>
             <w:pPr>
+              <w:keepNext w:val="false"/>
               <w:spacing w:after="40" w:before="0"/>
               <w:jc w:val="left"/>
             </w:pPr>
@@ -3337,6 +3415,7 @@
           </w:tcPr>
           <w:p>
             <w:pPr>
+              <w:keepNext w:val="false"/>
               <w:spacing w:after="40" w:before="0"/>
               <w:jc w:val="left"/>
             </w:pPr>
@@ -3371,6 +3450,7 @@
           </w:tcPr>
           <w:p>
             <w:pPr>
+              <w:keepNext w:val="false"/>
               <w:spacing w:after="40" w:before="0"/>
               <w:jc w:val="left"/>
             </w:pPr>
@@ -3408,7 +3488,7 @@
             <w:pPr>
               <w:spacing w:after="20" w:before="0"/>
             </w:pPr>
-            <w:hyperlink w:history="1" r:id="rId9vbiei3oqmvm06pzevn_w">
+            <w:hyperlink w:history="1" r:id="rId66wqwgrlsnsgqvy1ahgc8">
               <w:r>
                 <w:rPr>
                   <w:rFonts w:ascii="Arial" w:cs="Arial" w:eastAsia="Arial" w:hAnsi="Arial"/>
@@ -3441,7 +3521,7 @@
               <w:spacing w:after="10" w:before="0"/>
               <w:ind w:left="120"/>
             </w:pPr>
-            <w:hyperlink w:history="1" r:id="rIdlop96azo_dp_or0wsabvd">
+            <w:hyperlink w:history="1" r:id="rIdt4qqthc5cocyrzor3lz5r">
               <w:r>
                 <w:rPr>
                   <w:rFonts w:ascii="Arial" w:cs="Arial" w:eastAsia="Arial" w:hAnsi="Arial"/>
@@ -3486,7 +3566,7 @@
             <w:pPr>
               <w:spacing w:after="20" w:before="0"/>
             </w:pPr>
-            <w:hyperlink w:history="1" r:id="rIdoipuwvbbcgztjxohid5se">
+            <w:hyperlink w:history="1" r:id="rIdu-gsscnpxamdjqswdwgba">
               <w:r>
                 <w:rPr>
                   <w:rFonts w:ascii="Arial" w:cs="Arial" w:eastAsia="Arial" w:hAnsi="Arial"/>
@@ -3519,7 +3599,7 @@
               <w:spacing w:after="10" w:before="0"/>
               <w:ind w:left="120"/>
             </w:pPr>
-            <w:hyperlink w:history="1" r:id="rIdx4uedlydbv-fvfqj_osmh">
+            <w:hyperlink w:history="1" r:id="rIdwonzgfau1g5kxfcdpprlf">
               <w:r>
                 <w:rPr>
                   <w:rFonts w:ascii="Arial" w:cs="Arial" w:eastAsia="Arial" w:hAnsi="Arial"/>
@@ -3547,6 +3627,7 @@
           </w:tcPr>
           <w:p>
             <w:pPr>
+              <w:keepNext w:val="false"/>
               <w:spacing w:after="40" w:before="0"/>
               <w:jc w:val="left"/>
             </w:pPr>
@@ -3579,6 +3660,7 @@
           </w:tcPr>
           <w:p>
             <w:pPr>
+              <w:keepNext w:val="false"/>
               <w:spacing w:after="40" w:before="0"/>
               <w:jc w:val="left"/>
             </w:pPr>
@@ -3611,6 +3693,7 @@
           </w:tcPr>
           <w:p>
             <w:pPr>
+              <w:keepNext w:val="false"/>
               <w:spacing w:after="40" w:before="0"/>
               <w:jc w:val="left"/>
             </w:pPr>
@@ -3643,6 +3726,7 @@
           </w:tcPr>
           <w:p>
             <w:pPr>
+              <w:keepNext w:val="false"/>
               <w:spacing w:after="40" w:before="0"/>
               <w:jc w:val="left"/>
             </w:pPr>
@@ -3677,6 +3761,7 @@
           </w:tcPr>
           <w:p>
             <w:pPr>
+              <w:keepNext w:val="false"/>
               <w:spacing w:after="40" w:before="0"/>
               <w:jc w:val="left"/>
             </w:pPr>
@@ -3714,7 +3799,7 @@
             <w:pPr>
               <w:spacing w:after="20" w:before="0"/>
             </w:pPr>
-            <w:hyperlink w:history="1" r:id="rIdzlrtsc2uwbaluclwt9khn">
+            <w:hyperlink w:history="1" r:id="rIdb6lxa68eno9csqijtc25t">
               <w:r>
                 <w:rPr>
                   <w:rFonts w:ascii="Arial" w:cs="Arial" w:eastAsia="Arial" w:hAnsi="Arial"/>
@@ -3747,7 +3832,7 @@
               <w:spacing w:after="10" w:before="0"/>
               <w:ind w:left="120"/>
             </w:pPr>
-            <w:hyperlink w:history="1" r:id="rIddqcc-67khzuidzfans9ge">
+            <w:hyperlink w:history="1" r:id="rIdl72o5oo-8xkhzy4sqr5uy">
               <w:r>
                 <w:rPr>
                   <w:rFonts w:ascii="Arial" w:cs="Arial" w:eastAsia="Arial" w:hAnsi="Arial"/>
@@ -3792,7 +3877,7 @@
             <w:pPr>
               <w:spacing w:after="20" w:before="0"/>
             </w:pPr>
-            <w:hyperlink w:history="1" r:id="rIdm9a43tzf8y_d3rpqsizk9">
+            <w:hyperlink w:history="1" r:id="rIdbin5mc2db-m9ytfbbdzjm">
               <w:r>
                 <w:rPr>
                   <w:rFonts w:ascii="Arial" w:cs="Arial" w:eastAsia="Arial" w:hAnsi="Arial"/>
@@ -3825,7 +3910,7 @@
               <w:spacing w:after="10" w:before="0"/>
               <w:ind w:left="120"/>
             </w:pPr>
-            <w:hyperlink w:history="1" r:id="rIdiindp2gq8cuo9gojnjoai">
+            <w:hyperlink w:history="1" r:id="rId7agt1yuodocncswzmy_dc">
               <w:r>
                 <w:rPr>
                   <w:rFonts w:ascii="Arial" w:cs="Arial" w:eastAsia="Arial" w:hAnsi="Arial"/>
@@ -3853,6 +3938,7 @@
           </w:tcPr>
           <w:p>
             <w:pPr>
+              <w:keepNext w:val="false"/>
               <w:spacing w:after="40" w:before="0"/>
               <w:jc w:val="left"/>
             </w:pPr>
@@ -3885,6 +3971,7 @@
           </w:tcPr>
           <w:p>
             <w:pPr>
+              <w:keepNext w:val="false"/>
               <w:spacing w:after="40" w:before="0"/>
               <w:jc w:val="left"/>
             </w:pPr>
@@ -3917,6 +4004,7 @@
           </w:tcPr>
           <w:p>
             <w:pPr>
+              <w:keepNext w:val="false"/>
               <w:spacing w:after="40" w:before="0"/>
               <w:jc w:val="left"/>
             </w:pPr>
@@ -3949,6 +4037,7 @@
           </w:tcPr>
           <w:p>
             <w:pPr>
+              <w:keepNext w:val="false"/>
               <w:spacing w:after="40" w:before="0"/>
               <w:jc w:val="left"/>
             </w:pPr>
@@ -3983,6 +4072,7 @@
           </w:tcPr>
           <w:p>
             <w:pPr>
+              <w:keepNext w:val="false"/>
               <w:spacing w:after="40" w:before="0"/>
               <w:jc w:val="left"/>
             </w:pPr>
@@ -4020,7 +4110,7 @@
             <w:pPr>
               <w:spacing w:after="20" w:before="0"/>
             </w:pPr>
-            <w:hyperlink w:history="1" r:id="rId0bw9iwlcfpvbqbgzgbeua">
+            <w:hyperlink w:history="1" r:id="rIdspum0ll1s9klxdsubbwcv">
               <w:r>
                 <w:rPr>
                   <w:rFonts w:ascii="Arial" w:cs="Arial" w:eastAsia="Arial" w:hAnsi="Arial"/>
@@ -4053,7 +4143,7 @@
               <w:spacing w:after="10" w:before="0"/>
               <w:ind w:left="120"/>
             </w:pPr>
-            <w:hyperlink w:history="1" r:id="rIdxptcx4o3dkugd31tjvpkd">
+            <w:hyperlink w:history="1" r:id="rIdvqbqymqlgwvuvmaxuupi7">
               <w:r>
                 <w:rPr>
                   <w:rFonts w:ascii="Arial" w:cs="Arial" w:eastAsia="Arial" w:hAnsi="Arial"/>
@@ -4098,7 +4188,7 @@
             <w:pPr>
               <w:spacing w:after="20" w:before="0"/>
             </w:pPr>
-            <w:hyperlink w:history="1" r:id="rIdm1iejbc2q-2notkopaask">
+            <w:hyperlink w:history="1" r:id="rId9mkjsykfrnnoigfxzabnd">
               <w:r>
                 <w:rPr>
                   <w:rFonts w:ascii="Arial" w:cs="Arial" w:eastAsia="Arial" w:hAnsi="Arial"/>
@@ -4131,7 +4221,7 @@
               <w:spacing w:after="10" w:before="0"/>
               <w:ind w:left="120"/>
             </w:pPr>
-            <w:hyperlink w:history="1" r:id="rIdkmp3i5izxa82jw3b_5wvh">
+            <w:hyperlink w:history="1" r:id="rId6s5m5d_-wozrzo_tcznnw">
               <w:r>
                 <w:rPr>
                   <w:rFonts w:ascii="Arial" w:cs="Arial" w:eastAsia="Arial" w:hAnsi="Arial"/>
@@ -4159,6 +4249,7 @@
           </w:tcPr>
           <w:p>
             <w:pPr>
+              <w:keepNext w:val="false"/>
               <w:spacing w:after="40" w:before="0"/>
               <w:jc w:val="left"/>
             </w:pPr>
@@ -4191,6 +4282,7 @@
           </w:tcPr>
           <w:p>
             <w:pPr>
+              <w:keepNext w:val="false"/>
               <w:spacing w:after="40" w:before="0"/>
               <w:jc w:val="left"/>
             </w:pPr>
@@ -4223,6 +4315,7 @@
           </w:tcPr>
           <w:p>
             <w:pPr>
+              <w:keepNext w:val="false"/>
               <w:spacing w:after="40" w:before="0"/>
               <w:jc w:val="left"/>
             </w:pPr>
@@ -4255,6 +4348,7 @@
           </w:tcPr>
           <w:p>
             <w:pPr>
+              <w:keepNext w:val="false"/>
               <w:spacing w:after="40" w:before="0"/>
               <w:jc w:val="left"/>
             </w:pPr>
@@ -4289,6 +4383,7 @@
           </w:tcPr>
           <w:p>
             <w:pPr>
+              <w:keepNext w:val="false"/>
               <w:spacing w:after="40" w:before="0"/>
               <w:jc w:val="left"/>
             </w:pPr>
@@ -4326,7 +4421,7 @@
             <w:pPr>
               <w:spacing w:after="20" w:before="0"/>
             </w:pPr>
-            <w:hyperlink w:history="1" r:id="rIdu4usljaoewmri_-42rymh">
+            <w:hyperlink w:history="1" r:id="rIdyemsjxsuzfrmnckneiksh">
               <w:r>
                 <w:rPr>
                   <w:rFonts w:ascii="Arial" w:cs="Arial" w:eastAsia="Arial" w:hAnsi="Arial"/>
@@ -4375,7 +4470,7 @@
               <w:spacing w:after="10" w:before="0"/>
               <w:ind w:left="120"/>
             </w:pPr>
-            <w:hyperlink w:history="1" r:id="rIdz0ievbvxa1pf9xbzym_bw">
+            <w:hyperlink w:history="1" r:id="rIdhh8rmm989s-chog2edqwz">
               <w:r>
                 <w:rPr>
                   <w:rFonts w:ascii="Arial" w:cs="Arial" w:eastAsia="Arial" w:hAnsi="Arial"/>
@@ -4420,7 +4515,7 @@
             <w:pPr>
               <w:spacing w:after="20" w:before="0"/>
             </w:pPr>
-            <w:hyperlink w:history="1" r:id="rIdy1rvjr88wgmmc6rbgrbch">
+            <w:hyperlink w:history="1" r:id="rIddxtliuiotp6fy8qrmfsmu">
               <w:r>
                 <w:rPr>
                   <w:rFonts w:ascii="Arial" w:cs="Arial" w:eastAsia="Arial" w:hAnsi="Arial"/>
@@ -4469,7 +4564,7 @@
               <w:spacing w:after="10" w:before="0"/>
               <w:ind w:left="120"/>
             </w:pPr>
-            <w:hyperlink w:history="1" r:id="rIdqwkugmlxfa1ysf6nyjanp">
+            <w:hyperlink w:history="1" r:id="rIdyhkq26xqyrayuwv5dwjtd">
               <w:r>
                 <w:rPr>
                   <w:rFonts w:ascii="Arial" w:cs="Arial" w:eastAsia="Arial" w:hAnsi="Arial"/>
@@ -4497,6 +4592,7 @@
           </w:tcPr>
           <w:p>
             <w:pPr>
+              <w:keepNext w:val="false"/>
               <w:spacing w:after="40" w:before="0"/>
               <w:jc w:val="left"/>
             </w:pPr>
@@ -4529,6 +4625,7 @@
           </w:tcPr>
           <w:p>
             <w:pPr>
+              <w:keepNext w:val="false"/>
               <w:spacing w:after="40" w:before="0"/>
               <w:jc w:val="left"/>
             </w:pPr>
@@ -4561,6 +4658,7 @@
           </w:tcPr>
           <w:p>
             <w:pPr>
+              <w:keepNext w:val="false"/>
               <w:spacing w:after="40" w:before="0"/>
               <w:jc w:val="left"/>
             </w:pPr>
@@ -4593,6 +4691,7 @@
           </w:tcPr>
           <w:p>
             <w:pPr>
+              <w:keepNext w:val="false"/>
               <w:spacing w:after="40" w:before="0"/>
               <w:jc w:val="left"/>
             </w:pPr>
@@ -4652,6 +4751,7 @@
           </w:tcPr>
           <w:p>
             <w:pPr>
+              <w:keepNext w:val="false"/>
               <w:spacing w:after="40" w:before="0"/>
               <w:jc w:val="center"/>
             </w:pPr>
@@ -4686,6 +4786,7 @@
           </w:tcPr>
           <w:p>
             <w:pPr>
+              <w:keepNext w:val="false"/>
               <w:spacing w:after="40" w:before="0"/>
               <w:jc w:val="left"/>
             </w:pPr>
@@ -4747,6 +4848,7 @@
           </w:tcPr>
           <w:p>
             <w:pPr>
+              <w:keepNext w:val="false"/>
               <w:spacing w:after="40" w:before="0"/>
               <w:jc w:val="center"/>
             </w:pPr>
@@ -4781,6 +4883,7 @@
           </w:tcPr>
           <w:p>
             <w:pPr>
+              <w:keepNext w:val="false"/>
               <w:spacing w:after="40" w:before="0"/>
               <w:jc w:val="left"/>
             </w:pPr>
@@ -4813,6 +4916,7 @@
           </w:tcPr>
           <w:p>
             <w:pPr>
+              <w:keepNext w:val="false"/>
               <w:spacing w:after="40" w:before="0"/>
               <w:jc w:val="left"/>
             </w:pPr>
@@ -4847,6 +4951,7 @@
           </w:tcPr>
           <w:p>
             <w:pPr>
+              <w:keepNext w:val="false"/>
               <w:spacing w:after="40" w:before="0"/>
               <w:jc w:val="left"/>
             </w:pPr>
@@ -4879,6 +4984,7 @@
           </w:tcPr>
           <w:p>
             <w:pPr>
+              <w:keepNext w:val="false"/>
               <w:spacing w:after="40" w:before="0"/>
               <w:jc w:val="left"/>
             </w:pPr>
@@ -4913,6 +5019,7 @@
           </w:tcPr>
           <w:p>
             <w:pPr>
+              <w:keepNext w:val="false"/>
               <w:spacing w:after="40" w:before="0"/>
               <w:jc w:val="left"/>
             </w:pPr>
@@ -4945,6 +5052,7 @@
           </w:tcPr>
           <w:p>
             <w:pPr>
+              <w:keepNext w:val="false"/>
               <w:spacing w:after="40" w:before="0"/>
               <w:jc w:val="left"/>
             </w:pPr>
@@ -4981,7 +5089,7 @@
         </w:rPr>
         <w:t xml:space="preserve">© 2026 SeaVuria and ARES. Aligned with KICD objectives. Developed by SeaVuria; technical implementation by ARES (with AI assistance from Claude). Licensed under </w:t>
       </w:r>
-      <w:hyperlink w:history="1" r:id="rIdg6hislfxtgyru7xntpswh">
+      <w:hyperlink w:history="1" r:id="rIdejgdi8joxbkmi8phmin1p">
         <w:r>
           <w:rPr>
             <w:rFonts w:ascii="Arial" w:cs="Arial" w:eastAsia="Arial" w:hAnsi="Arial"/>
@@ -5002,7 +5110,7 @@
         </w:rPr>
         <w:t xml:space="preserve"> (</w:t>
       </w:r>
-      <w:hyperlink w:history="1" r:id="rIdd7zvvvgvk7s6b2tyla959">
+      <w:hyperlink w:history="1" r:id="rIdx0hzilbr_5qzhqqldbjy7">
         <w:r>
           <w:rPr>
             <w:rFonts w:ascii="Arial" w:cs="Arial" w:eastAsia="Arial" w:hAnsi="Arial"/>
@@ -5062,6 +5170,7 @@
           </w:tcPr>
           <w:p>
             <w:pPr>
+              <w:keepNext w:val="false"/>
               <w:spacing w:after="40" w:before="0"/>
               <w:jc w:val="center"/>
             </w:pPr>
@@ -5097,6 +5206,7 @@
           </w:tcPr>
           <w:p>
             <w:pPr>
+              <w:keepNext w:val="false"/>
               <w:spacing w:after="40" w:before="0"/>
               <w:jc w:val="center"/>
             </w:pPr>
@@ -5131,6 +5241,7 @@
           </w:tcPr>
           <w:p>
             <w:pPr>
+              <w:keepNext w:val="false"/>
               <w:spacing w:after="40" w:before="0"/>
               <w:jc w:val="left"/>
             </w:pPr>
@@ -5163,6 +5274,7 @@
           </w:tcPr>
           <w:p>
             <w:pPr>
+              <w:keepNext w:val="false"/>
               <w:spacing w:after="40" w:before="0"/>
               <w:jc w:val="left"/>
             </w:pPr>
@@ -5197,6 +5309,7 @@
           </w:tcPr>
           <w:p>
             <w:pPr>
+              <w:keepNext w:val="false"/>
               <w:spacing w:after="40" w:before="0"/>
               <w:jc w:val="left"/>
             </w:pPr>
@@ -5229,6 +5342,7 @@
           </w:tcPr>
           <w:p>
             <w:pPr>
+              <w:keepNext w:val="false"/>
               <w:spacing w:after="40" w:before="0"/>
               <w:jc w:val="left"/>
             </w:pPr>
@@ -5263,6 +5377,7 @@
           </w:tcPr>
           <w:p>
             <w:pPr>
+              <w:keepNext w:val="false"/>
               <w:spacing w:after="40" w:before="0"/>
               <w:jc w:val="left"/>
             </w:pPr>
@@ -5295,6 +5410,7 @@
           </w:tcPr>
           <w:p>
             <w:pPr>
+              <w:keepNext w:val="false"/>
               <w:spacing w:after="40" w:before="0"/>
               <w:jc w:val="left"/>
             </w:pPr>
@@ -5329,6 +5445,7 @@
           </w:tcPr>
           <w:p>
             <w:pPr>
+              <w:keepNext w:val="false"/>
               <w:spacing w:after="40" w:before="0"/>
               <w:jc w:val="left"/>
             </w:pPr>
@@ -5361,6 +5478,7 @@
           </w:tcPr>
           <w:p>
             <w:pPr>
+              <w:keepNext w:val="false"/>
               <w:spacing w:after="40" w:before="0"/>
               <w:jc w:val="left"/>
             </w:pPr>
@@ -5395,6 +5513,7 @@
           </w:tcPr>
           <w:p>
             <w:pPr>
+              <w:keepNext w:val="false"/>
               <w:spacing w:after="40" w:before="0"/>
               <w:jc w:val="left"/>
             </w:pPr>
@@ -5427,6 +5546,7 @@
           </w:tcPr>
           <w:p>
             <w:pPr>
+              <w:keepNext w:val="false"/>
               <w:spacing w:after="40" w:before="0"/>
               <w:jc w:val="left"/>
             </w:pPr>
@@ -5461,6 +5581,7 @@
           </w:tcPr>
           <w:p>
             <w:pPr>
+              <w:keepNext w:val="false"/>
               <w:spacing w:after="40" w:before="0"/>
               <w:jc w:val="left"/>
             </w:pPr>
@@ -5493,6 +5614,7 @@
           </w:tcPr>
           <w:p>
             <w:pPr>
+              <w:keepNext w:val="false"/>
               <w:spacing w:after="40" w:before="0"/>
               <w:jc w:val="left"/>
             </w:pPr>
@@ -5527,6 +5649,7 @@
           </w:tcPr>
           <w:p>
             <w:pPr>
+              <w:keepNext w:val="false"/>
               <w:spacing w:after="40" w:before="0"/>
               <w:jc w:val="left"/>
             </w:pPr>
@@ -5559,6 +5682,7 @@
           </w:tcPr>
           <w:p>
             <w:pPr>
+              <w:keepNext w:val="false"/>
               <w:spacing w:after="40" w:before="0"/>
               <w:jc w:val="left"/>
             </w:pPr>
@@ -5593,6 +5717,7 @@
           </w:tcPr>
           <w:p>
             <w:pPr>
+              <w:keepNext w:val="false"/>
               <w:spacing w:after="40" w:before="0"/>
               <w:jc w:val="left"/>
             </w:pPr>
@@ -5625,6 +5750,7 @@
           </w:tcPr>
           <w:p>
             <w:pPr>
+              <w:keepNext w:val="false"/>
               <w:spacing w:after="40" w:before="0"/>
               <w:jc w:val="left"/>
             </w:pPr>
@@ -5684,6 +5810,7 @@
           </w:tcPr>
           <w:p>
             <w:pPr>
+              <w:keepNext w:val="false"/>
               <w:spacing w:after="40" w:before="0"/>
               <w:jc w:val="center"/>
             </w:pPr>
@@ -5718,6 +5845,7 @@
           </w:tcPr>
           <w:p>
             <w:pPr>
+              <w:keepNext w:val="false"/>
               <w:spacing w:after="40" w:before="0"/>
               <w:jc w:val="left"/>
             </w:pPr>
@@ -5782,6 +5910,7 @@
           </w:tcPr>
           <w:p>
             <w:pPr>
+              <w:keepNext w:val="false"/>
               <w:spacing w:after="40" w:before="0"/>
               <w:jc w:val="center"/>
             </w:pPr>
@@ -5816,6 +5945,7 @@
           </w:tcPr>
           <w:p>
             <w:pPr>
+              <w:keepNext w:val="false"/>
               <w:spacing w:after="40" w:before="0"/>
               <w:jc w:val="left"/>
             </w:pPr>
@@ -5848,6 +5978,7 @@
           </w:tcPr>
           <w:p>
             <w:pPr>
+              <w:keepNext w:val="false"/>
               <w:spacing w:after="40" w:before="0"/>
               <w:jc w:val="left"/>
             </w:pPr>
@@ -5880,6 +6011,7 @@
           </w:tcPr>
           <w:p>
             <w:pPr>
+              <w:keepNext w:val="false"/>
               <w:spacing w:after="40" w:before="0"/>
               <w:jc w:val="left"/>
             </w:pPr>
@@ -5912,6 +6044,7 @@
           </w:tcPr>
           <w:p>
             <w:pPr>
+              <w:keepNext w:val="false"/>
               <w:spacing w:after="40" w:before="0"/>
               <w:jc w:val="left"/>
             </w:pPr>
@@ -5944,6 +6077,7 @@
           </w:tcPr>
           <w:p>
             <w:pPr>
+              <w:keepNext w:val="false"/>
               <w:spacing w:after="40" w:before="0"/>
               <w:jc w:val="left"/>
             </w:pPr>
@@ -5978,6 +6112,7 @@
           </w:tcPr>
           <w:p>
             <w:pPr>
+              <w:keepNext w:val="false"/>
               <w:spacing w:after="40" w:before="0"/>
               <w:jc w:val="left"/>
             </w:pPr>
@@ -6015,7 +6150,7 @@
             <w:pPr>
               <w:spacing w:after="20" w:before="0"/>
             </w:pPr>
-            <w:hyperlink w:history="1" r:id="rId4jgehlnj4db071dvqjh6x">
+            <w:hyperlink w:history="1" r:id="rIdxv0cm3_nbw3mqms0v8qy2">
               <w:r>
                 <w:rPr>
                   <w:rFonts w:ascii="Arial" w:cs="Arial" w:eastAsia="Arial" w:hAnsi="Arial"/>
@@ -6048,7 +6183,7 @@
               <w:spacing w:after="10" w:before="0"/>
               <w:ind w:left="120"/>
             </w:pPr>
-            <w:hyperlink w:history="1" r:id="rIddrkl_ejffuwkyx5fi5zgu">
+            <w:hyperlink w:history="1" r:id="rId1hs0pxep7fy3550ornsgt">
               <w:r>
                 <w:rPr>
                   <w:rFonts w:ascii="Arial" w:cs="Arial" w:eastAsia="Arial" w:hAnsi="Arial"/>
@@ -6093,7 +6228,7 @@
             <w:pPr>
               <w:spacing w:after="20" w:before="0"/>
             </w:pPr>
-            <w:hyperlink w:history="1" r:id="rIdmtcub_yg1onnswuunw0ya">
+            <w:hyperlink w:history="1" r:id="rIds8egb3r-1s0f8ugqyyp2j">
               <w:r>
                 <w:rPr>
                   <w:rFonts w:ascii="Arial" w:cs="Arial" w:eastAsia="Arial" w:hAnsi="Arial"/>
@@ -6126,7 +6261,7 @@
               <w:spacing w:after="10" w:before="0"/>
               <w:ind w:left="120"/>
             </w:pPr>
-            <w:hyperlink w:history="1" r:id="rIdeo0jw7qnpfowhjpcij46t">
+            <w:hyperlink w:history="1" r:id="rIdscwocqksipzpi2z8875tp">
               <w:r>
                 <w:rPr>
                   <w:rFonts w:ascii="Arial" w:cs="Arial" w:eastAsia="Arial" w:hAnsi="Arial"/>
@@ -6154,6 +6289,7 @@
           </w:tcPr>
           <w:p>
             <w:pPr>
+              <w:keepNext w:val="false"/>
               <w:spacing w:after="40" w:before="0"/>
               <w:jc w:val="left"/>
             </w:pPr>
@@ -6186,6 +6322,7 @@
           </w:tcPr>
           <w:p>
             <w:pPr>
+              <w:keepNext w:val="false"/>
               <w:spacing w:after="40" w:before="0"/>
               <w:jc w:val="left"/>
             </w:pPr>
@@ -6218,6 +6355,7 @@
           </w:tcPr>
           <w:p>
             <w:pPr>
+              <w:keepNext w:val="false"/>
               <w:spacing w:after="40" w:before="0"/>
               <w:jc w:val="left"/>
             </w:pPr>
@@ -6250,6 +6388,7 @@
           </w:tcPr>
           <w:p>
             <w:pPr>
+              <w:keepNext w:val="false"/>
               <w:spacing w:after="40" w:before="0"/>
               <w:jc w:val="left"/>
             </w:pPr>
@@ -6284,6 +6423,7 @@
           </w:tcPr>
           <w:p>
             <w:pPr>
+              <w:keepNext w:val="false"/>
               <w:spacing w:after="40" w:before="0"/>
               <w:jc w:val="left"/>
             </w:pPr>
@@ -6321,7 +6461,7 @@
             <w:pPr>
               <w:spacing w:after="20" w:before="0"/>
             </w:pPr>
-            <w:hyperlink w:history="1" r:id="rIdyg3l1cd_b3cgyrbpke68x">
+            <w:hyperlink w:history="1" r:id="rId0rfvzyzxhti03poz6au24">
               <w:r>
                 <w:rPr>
                   <w:rFonts w:ascii="Arial" w:cs="Arial" w:eastAsia="Arial" w:hAnsi="Arial"/>
@@ -6354,7 +6494,7 @@
               <w:spacing w:after="10" w:before="0"/>
               <w:ind w:left="120"/>
             </w:pPr>
-            <w:hyperlink w:history="1" r:id="rId7tov_0yrbcvhgljbqokfs">
+            <w:hyperlink w:history="1" r:id="rIdxbigu5b5elecziroanq04">
               <w:r>
                 <w:rPr>
                   <w:rFonts w:ascii="Arial" w:cs="Arial" w:eastAsia="Arial" w:hAnsi="Arial"/>
@@ -6399,7 +6539,7 @@
             <w:pPr>
               <w:spacing w:after="20" w:before="0"/>
             </w:pPr>
-            <w:hyperlink w:history="1" r:id="rId142lhdlfkcdrbeu8zdpol">
+            <w:hyperlink w:history="1" r:id="rIdeojw80a4-gik1yxoimfa_">
               <w:r>
                 <w:rPr>
                   <w:rFonts w:ascii="Arial" w:cs="Arial" w:eastAsia="Arial" w:hAnsi="Arial"/>
@@ -6432,7 +6572,7 @@
               <w:spacing w:after="10" w:before="0"/>
               <w:ind w:left="120"/>
             </w:pPr>
-            <w:hyperlink w:history="1" r:id="rIdx6sej1splja0sd37zz6t1">
+            <w:hyperlink w:history="1" r:id="rId-5ab2oq9rbkajtq3u3tol">
               <w:r>
                 <w:rPr>
                   <w:rFonts w:ascii="Arial" w:cs="Arial" w:eastAsia="Arial" w:hAnsi="Arial"/>
@@ -6460,6 +6600,7 @@
           </w:tcPr>
           <w:p>
             <w:pPr>
+              <w:keepNext w:val="false"/>
               <w:spacing w:after="40" w:before="0"/>
               <w:jc w:val="left"/>
             </w:pPr>
@@ -6492,6 +6633,7 @@
           </w:tcPr>
           <w:p>
             <w:pPr>
+              <w:keepNext w:val="false"/>
               <w:spacing w:after="40" w:before="0"/>
               <w:jc w:val="left"/>
             </w:pPr>
@@ -6524,6 +6666,7 @@
           </w:tcPr>
           <w:p>
             <w:pPr>
+              <w:keepNext w:val="false"/>
               <w:spacing w:after="40" w:before="0"/>
               <w:jc w:val="left"/>
             </w:pPr>
@@ -6556,6 +6699,7 @@
           </w:tcPr>
           <w:p>
             <w:pPr>
+              <w:keepNext w:val="false"/>
               <w:spacing w:after="40" w:before="0"/>
               <w:jc w:val="left"/>
             </w:pPr>
@@ -6590,6 +6734,7 @@
           </w:tcPr>
           <w:p>
             <w:pPr>
+              <w:keepNext w:val="false"/>
               <w:spacing w:after="40" w:before="0"/>
               <w:jc w:val="left"/>
             </w:pPr>
@@ -6627,7 +6772,7 @@
             <w:pPr>
               <w:spacing w:after="20" w:before="0"/>
             </w:pPr>
-            <w:hyperlink w:history="1" r:id="rIdq-pi1efqsmlkmioyvkt6_">
+            <w:hyperlink w:history="1" r:id="rIdervbs_wjkhx9dr4jykjxc">
               <w:r>
                 <w:rPr>
                   <w:rFonts w:ascii="Arial" w:cs="Arial" w:eastAsia="Arial" w:hAnsi="Arial"/>
@@ -6660,7 +6805,7 @@
               <w:spacing w:after="10" w:before="0"/>
               <w:ind w:left="120"/>
             </w:pPr>
-            <w:hyperlink w:history="1" r:id="rIdassp9hckm3idutqlgjrk3">
+            <w:hyperlink w:history="1" r:id="rIdreuiro2pfychgnc048kgb">
               <w:r>
                 <w:rPr>
                   <w:rFonts w:ascii="Arial" w:cs="Arial" w:eastAsia="Arial" w:hAnsi="Arial"/>
@@ -6705,7 +6850,7 @@
             <w:pPr>
               <w:spacing w:after="20" w:before="0"/>
             </w:pPr>
-            <w:hyperlink w:history="1" r:id="rIdnqv-s5amqq4votrxzsxcl">
+            <w:hyperlink w:history="1" r:id="rIdkaoc8eg_dfyq53h3oppdw">
               <w:r>
                 <w:rPr>
                   <w:rFonts w:ascii="Arial" w:cs="Arial" w:eastAsia="Arial" w:hAnsi="Arial"/>
@@ -6738,7 +6883,7 @@
               <w:spacing w:after="10" w:before="0"/>
               <w:ind w:left="120"/>
             </w:pPr>
-            <w:hyperlink w:history="1" r:id="rIdxvmmjfnjmk92zkists3cs">
+            <w:hyperlink w:history="1" r:id="rIdvhrltnn6txg_hmkyvfm9u">
               <w:r>
                 <w:rPr>
                   <w:rFonts w:ascii="Arial" w:cs="Arial" w:eastAsia="Arial" w:hAnsi="Arial"/>
@@ -6766,6 +6911,7 @@
           </w:tcPr>
           <w:p>
             <w:pPr>
+              <w:keepNext w:val="false"/>
               <w:spacing w:after="40" w:before="0"/>
               <w:jc w:val="left"/>
             </w:pPr>
@@ -6798,6 +6944,7 @@
           </w:tcPr>
           <w:p>
             <w:pPr>
+              <w:keepNext w:val="false"/>
               <w:spacing w:after="40" w:before="0"/>
               <w:jc w:val="left"/>
             </w:pPr>
@@ -6830,6 +6977,7 @@
           </w:tcPr>
           <w:p>
             <w:pPr>
+              <w:keepNext w:val="false"/>
               <w:spacing w:after="40" w:before="0"/>
               <w:jc w:val="left"/>
             </w:pPr>
@@ -6862,6 +7010,7 @@
           </w:tcPr>
           <w:p>
             <w:pPr>
+              <w:keepNext w:val="false"/>
               <w:spacing w:after="40" w:before="0"/>
               <w:jc w:val="left"/>
             </w:pPr>
@@ -6896,6 +7045,7 @@
           </w:tcPr>
           <w:p>
             <w:pPr>
+              <w:keepNext w:val="false"/>
               <w:spacing w:after="40" w:before="0"/>
               <w:jc w:val="left"/>
             </w:pPr>
@@ -6933,7 +7083,7 @@
             <w:pPr>
               <w:spacing w:after="20" w:before="0"/>
             </w:pPr>
-            <w:hyperlink w:history="1" r:id="rIdvvi6w8bjmbilhpzuyilmn">
+            <w:hyperlink w:history="1" r:id="rIdtillgo19hltnkrkletatv">
               <w:r>
                 <w:rPr>
                   <w:rFonts w:ascii="Arial" w:cs="Arial" w:eastAsia="Arial" w:hAnsi="Arial"/>
@@ -6966,7 +7116,7 @@
               <w:spacing w:after="10" w:before="0"/>
               <w:ind w:left="120"/>
             </w:pPr>
-            <w:hyperlink w:history="1" r:id="rIdoupydoinrw6zopf5vbff3">
+            <w:hyperlink w:history="1" r:id="rId60vtaq7gyt-hiza3hm-57">
               <w:r>
                 <w:rPr>
                   <w:rFonts w:ascii="Arial" w:cs="Arial" w:eastAsia="Arial" w:hAnsi="Arial"/>
@@ -7011,7 +7161,7 @@
             <w:pPr>
               <w:spacing w:after="20" w:before="0"/>
             </w:pPr>
-            <w:hyperlink w:history="1" r:id="rIdqhj1pqg1ag4iz42l-isbq">
+            <w:hyperlink w:history="1" r:id="rIdjf2xhrp8ve40pq8ospmzh">
               <w:r>
                 <w:rPr>
                   <w:rFonts w:ascii="Arial" w:cs="Arial" w:eastAsia="Arial" w:hAnsi="Arial"/>
@@ -7044,7 +7194,7 @@
               <w:spacing w:after="10" w:before="0"/>
               <w:ind w:left="120"/>
             </w:pPr>
-            <w:hyperlink w:history="1" r:id="rIdz_rywedobekmp2j9oxomh">
+            <w:hyperlink w:history="1" r:id="rIdib9s_nifwyzabxe6ar7nt">
               <w:r>
                 <w:rPr>
                   <w:rFonts w:ascii="Arial" w:cs="Arial" w:eastAsia="Arial" w:hAnsi="Arial"/>
@@ -7072,6 +7222,7 @@
           </w:tcPr>
           <w:p>
             <w:pPr>
+              <w:keepNext w:val="false"/>
               <w:spacing w:after="40" w:before="0"/>
               <w:jc w:val="left"/>
             </w:pPr>
@@ -7104,6 +7255,7 @@
           </w:tcPr>
           <w:p>
             <w:pPr>
+              <w:keepNext w:val="false"/>
               <w:spacing w:after="40" w:before="0"/>
               <w:jc w:val="left"/>
             </w:pPr>
@@ -7136,6 +7288,7 @@
           </w:tcPr>
           <w:p>
             <w:pPr>
+              <w:keepNext w:val="false"/>
               <w:spacing w:after="40" w:before="0"/>
               <w:jc w:val="left"/>
             </w:pPr>
@@ -7168,6 +7321,7 @@
           </w:tcPr>
           <w:p>
             <w:pPr>
+              <w:keepNext w:val="false"/>
               <w:spacing w:after="40" w:before="0"/>
               <w:jc w:val="left"/>
             </w:pPr>
@@ -7202,6 +7356,7 @@
           </w:tcPr>
           <w:p>
             <w:pPr>
+              <w:keepNext w:val="false"/>
               <w:spacing w:after="40" w:before="0"/>
               <w:jc w:val="left"/>
             </w:pPr>
@@ -7239,7 +7394,7 @@
             <w:pPr>
               <w:spacing w:after="20" w:before="0"/>
             </w:pPr>
-            <w:hyperlink w:history="1" r:id="rIdbkyo_16_71yxtjikkr5dm">
+            <w:hyperlink w:history="1" r:id="rIdny05qcs9ruqkvezcdno2i">
               <w:r>
                 <w:rPr>
                   <w:rFonts w:ascii="Arial" w:cs="Arial" w:eastAsia="Arial" w:hAnsi="Arial"/>
@@ -7272,7 +7427,7 @@
               <w:spacing w:after="10" w:before="0"/>
               <w:ind w:left="120"/>
             </w:pPr>
-            <w:hyperlink w:history="1" r:id="rIduu70ajbjepsln_8pabm3i">
+            <w:hyperlink w:history="1" r:id="rId0o6ph93lhbqozlns-syla">
               <w:r>
                 <w:rPr>
                   <w:rFonts w:ascii="Arial" w:cs="Arial" w:eastAsia="Arial" w:hAnsi="Arial"/>
@@ -7317,7 +7472,7 @@
             <w:pPr>
               <w:spacing w:after="20" w:before="0"/>
             </w:pPr>
-            <w:hyperlink w:history="1" r:id="rIdqfwcprmsdjntxfagqlsqb">
+            <w:hyperlink w:history="1" r:id="rId4esilnfyvt6jml_7tf46w">
               <w:r>
                 <w:rPr>
                   <w:rFonts w:ascii="Arial" w:cs="Arial" w:eastAsia="Arial" w:hAnsi="Arial"/>
@@ -7366,7 +7521,7 @@
               <w:spacing w:after="10" w:before="0"/>
               <w:ind w:left="120"/>
             </w:pPr>
-            <w:hyperlink w:history="1" r:id="rIdt7jcbivw-l1fv3y0jm039">
+            <w:hyperlink w:history="1" r:id="rId0_mdivqsg0h0ao3rjazfx">
               <w:r>
                 <w:rPr>
                   <w:rFonts w:ascii="Arial" w:cs="Arial" w:eastAsia="Arial" w:hAnsi="Arial"/>
@@ -7394,6 +7549,7 @@
           </w:tcPr>
           <w:p>
             <w:pPr>
+              <w:keepNext w:val="false"/>
               <w:spacing w:after="40" w:before="0"/>
               <w:jc w:val="left"/>
             </w:pPr>
@@ -7426,6 +7582,7 @@
           </w:tcPr>
           <w:p>
             <w:pPr>
+              <w:keepNext w:val="false"/>
               <w:spacing w:after="40" w:before="0"/>
               <w:jc w:val="left"/>
             </w:pPr>
@@ -7458,6 +7615,7 @@
           </w:tcPr>
           <w:p>
             <w:pPr>
+              <w:keepNext w:val="false"/>
               <w:spacing w:after="40" w:before="0"/>
               <w:jc w:val="left"/>
             </w:pPr>
@@ -7490,6 +7648,7 @@
           </w:tcPr>
           <w:p>
             <w:pPr>
+              <w:keepNext w:val="false"/>
               <w:spacing w:after="40" w:before="0"/>
               <w:jc w:val="left"/>
             </w:pPr>
@@ -7549,6 +7708,7 @@
           </w:tcPr>
           <w:p>
             <w:pPr>
+              <w:keepNext w:val="false"/>
               <w:spacing w:after="40" w:before="0"/>
               <w:jc w:val="center"/>
             </w:pPr>
@@ -7583,6 +7743,7 @@
           </w:tcPr>
           <w:p>
             <w:pPr>
+              <w:keepNext w:val="false"/>
               <w:spacing w:after="40" w:before="0"/>
               <w:jc w:val="left"/>
             </w:pPr>
@@ -7644,6 +7805,7 @@
           </w:tcPr>
           <w:p>
             <w:pPr>
+              <w:keepNext w:val="false"/>
               <w:spacing w:after="40" w:before="0"/>
               <w:jc w:val="center"/>
             </w:pPr>
@@ -7678,6 +7840,7 @@
           </w:tcPr>
           <w:p>
             <w:pPr>
+              <w:keepNext w:val="false"/>
               <w:spacing w:after="40" w:before="0"/>
               <w:jc w:val="left"/>
             </w:pPr>
@@ -7710,6 +7873,7 @@
           </w:tcPr>
           <w:p>
             <w:pPr>
+              <w:keepNext w:val="false"/>
               <w:spacing w:after="40" w:before="0"/>
               <w:jc w:val="left"/>
             </w:pPr>
@@ -7744,6 +7908,7 @@
           </w:tcPr>
           <w:p>
             <w:pPr>
+              <w:keepNext w:val="false"/>
               <w:spacing w:after="40" w:before="0"/>
               <w:jc w:val="left"/>
             </w:pPr>
@@ -7776,6 +7941,7 @@
           </w:tcPr>
           <w:p>
             <w:pPr>
+              <w:keepNext w:val="false"/>
               <w:spacing w:after="40" w:before="0"/>
               <w:jc w:val="left"/>
             </w:pPr>
@@ -7810,6 +7976,7 @@
           </w:tcPr>
           <w:p>
             <w:pPr>
+              <w:keepNext w:val="false"/>
               <w:spacing w:after="40" w:before="0"/>
               <w:jc w:val="left"/>
             </w:pPr>
@@ -7842,6 +8009,7 @@
           </w:tcPr>
           <w:p>
             <w:pPr>
+              <w:keepNext w:val="false"/>
               <w:spacing w:after="40" w:before="0"/>
               <w:jc w:val="left"/>
             </w:pPr>
@@ -7878,7 +8046,7 @@
         </w:rPr>
         <w:t xml:space="preserve">© 2026 SeaVuria and ARES. Aligned with KICD objectives. Developed by SeaVuria; technical implementation by ARES (with AI assistance from Claude). Licensed under </w:t>
       </w:r>
-      <w:hyperlink w:history="1" r:id="rIddlv0sxaw7-fz4xvon9bv2">
+      <w:hyperlink w:history="1" r:id="rId69gng17z7rvabuicckvpa">
         <w:r>
           <w:rPr>
             <w:rFonts w:ascii="Arial" w:cs="Arial" w:eastAsia="Arial" w:hAnsi="Arial"/>
@@ -7899,7 +8067,7 @@
         </w:rPr>
         <w:t xml:space="preserve"> (</w:t>
       </w:r>
-      <w:hyperlink w:history="1" r:id="rIdmqd7vn0lfsf22itbzqw8a">
+      <w:hyperlink w:history="1" r:id="rIdypaqjxexhgrrpuoruly-w">
         <w:r>
           <w:rPr>
             <w:rFonts w:ascii="Arial" w:cs="Arial" w:eastAsia="Arial" w:hAnsi="Arial"/>
@@ -7959,6 +8127,7 @@
           </w:tcPr>
           <w:p>
             <w:pPr>
+              <w:keepNext w:val="false"/>
               <w:spacing w:after="40" w:before="0"/>
               <w:jc w:val="center"/>
             </w:pPr>
@@ -7994,6 +8163,7 @@
           </w:tcPr>
           <w:p>
             <w:pPr>
+              <w:keepNext w:val="false"/>
               <w:spacing w:after="40" w:before="0"/>
               <w:jc w:val="center"/>
             </w:pPr>
@@ -8028,6 +8198,7 @@
           </w:tcPr>
           <w:p>
             <w:pPr>
+              <w:keepNext w:val="false"/>
               <w:spacing w:after="40" w:before="0"/>
               <w:jc w:val="left"/>
             </w:pPr>
@@ -8060,6 +8231,7 @@
           </w:tcPr>
           <w:p>
             <w:pPr>
+              <w:keepNext w:val="false"/>
               <w:spacing w:after="40" w:before="0"/>
               <w:jc w:val="left"/>
             </w:pPr>
@@ -8094,6 +8266,7 @@
           </w:tcPr>
           <w:p>
             <w:pPr>
+              <w:keepNext w:val="false"/>
               <w:spacing w:after="40" w:before="0"/>
               <w:jc w:val="left"/>
             </w:pPr>
@@ -8126,6 +8299,7 @@
           </w:tcPr>
           <w:p>
             <w:pPr>
+              <w:keepNext w:val="false"/>
               <w:spacing w:after="40" w:before="0"/>
               <w:jc w:val="left"/>
             </w:pPr>
@@ -8160,6 +8334,7 @@
           </w:tcPr>
           <w:p>
             <w:pPr>
+              <w:keepNext w:val="false"/>
               <w:spacing w:after="40" w:before="0"/>
               <w:jc w:val="left"/>
             </w:pPr>
@@ -8192,6 +8367,7 @@
           </w:tcPr>
           <w:p>
             <w:pPr>
+              <w:keepNext w:val="false"/>
               <w:spacing w:after="40" w:before="0"/>
               <w:jc w:val="left"/>
             </w:pPr>
@@ -8226,6 +8402,7 @@
           </w:tcPr>
           <w:p>
             <w:pPr>
+              <w:keepNext w:val="false"/>
               <w:spacing w:after="40" w:before="0"/>
               <w:jc w:val="left"/>
             </w:pPr>
@@ -8258,6 +8435,7 @@
           </w:tcPr>
           <w:p>
             <w:pPr>
+              <w:keepNext w:val="false"/>
               <w:spacing w:after="40" w:before="0"/>
               <w:jc w:val="left"/>
             </w:pPr>
@@ -8292,6 +8470,7 @@
           </w:tcPr>
           <w:p>
             <w:pPr>
+              <w:keepNext w:val="false"/>
               <w:spacing w:after="40" w:before="0"/>
               <w:jc w:val="left"/>
             </w:pPr>
@@ -8324,6 +8503,7 @@
           </w:tcPr>
           <w:p>
             <w:pPr>
+              <w:keepNext w:val="false"/>
               <w:spacing w:after="40" w:before="0"/>
               <w:jc w:val="left"/>
             </w:pPr>
@@ -8358,6 +8538,7 @@
           </w:tcPr>
           <w:p>
             <w:pPr>
+              <w:keepNext w:val="false"/>
               <w:spacing w:after="40" w:before="0"/>
               <w:jc w:val="left"/>
             </w:pPr>
@@ -8390,6 +8571,7 @@
           </w:tcPr>
           <w:p>
             <w:pPr>
+              <w:keepNext w:val="false"/>
               <w:spacing w:after="40" w:before="0"/>
               <w:jc w:val="left"/>
             </w:pPr>
@@ -8424,6 +8606,7 @@
           </w:tcPr>
           <w:p>
             <w:pPr>
+              <w:keepNext w:val="false"/>
               <w:spacing w:after="40" w:before="0"/>
               <w:jc w:val="left"/>
             </w:pPr>
@@ -8456,6 +8639,7 @@
           </w:tcPr>
           <w:p>
             <w:pPr>
+              <w:keepNext w:val="false"/>
               <w:spacing w:after="40" w:before="0"/>
               <w:jc w:val="left"/>
             </w:pPr>
@@ -8490,6 +8674,7 @@
           </w:tcPr>
           <w:p>
             <w:pPr>
+              <w:keepNext w:val="false"/>
               <w:spacing w:after="40" w:before="0"/>
               <w:jc w:val="left"/>
             </w:pPr>
@@ -8522,6 +8707,7 @@
           </w:tcPr>
           <w:p>
             <w:pPr>
+              <w:keepNext w:val="false"/>
               <w:spacing w:after="40" w:before="0"/>
               <w:jc w:val="left"/>
             </w:pPr>
@@ -8581,6 +8767,7 @@
           </w:tcPr>
           <w:p>
             <w:pPr>
+              <w:keepNext w:val="false"/>
               <w:spacing w:after="40" w:before="0"/>
               <w:jc w:val="center"/>
             </w:pPr>
@@ -8615,6 +8802,7 @@
           </w:tcPr>
           <w:p>
             <w:pPr>
+              <w:keepNext w:val="false"/>
               <w:spacing w:after="40" w:before="0"/>
               <w:jc w:val="left"/>
             </w:pPr>
@@ -8679,6 +8867,7 @@
           </w:tcPr>
           <w:p>
             <w:pPr>
+              <w:keepNext w:val="false"/>
               <w:spacing w:after="40" w:before="0"/>
               <w:jc w:val="center"/>
             </w:pPr>
@@ -8713,6 +8902,7 @@
           </w:tcPr>
           <w:p>
             <w:pPr>
+              <w:keepNext w:val="false"/>
               <w:spacing w:after="40" w:before="0"/>
               <w:jc w:val="left"/>
             </w:pPr>
@@ -8745,6 +8935,7 @@
           </w:tcPr>
           <w:p>
             <w:pPr>
+              <w:keepNext w:val="false"/>
               <w:spacing w:after="40" w:before="0"/>
               <w:jc w:val="left"/>
             </w:pPr>
@@ -8777,6 +8968,7 @@
           </w:tcPr>
           <w:p>
             <w:pPr>
+              <w:keepNext w:val="false"/>
               <w:spacing w:after="40" w:before="0"/>
               <w:jc w:val="left"/>
             </w:pPr>
@@ -8809,6 +9001,7 @@
           </w:tcPr>
           <w:p>
             <w:pPr>
+              <w:keepNext w:val="false"/>
               <w:spacing w:after="40" w:before="0"/>
               <w:jc w:val="left"/>
             </w:pPr>
@@ -8841,6 +9034,7 @@
           </w:tcPr>
           <w:p>
             <w:pPr>
+              <w:keepNext w:val="false"/>
               <w:spacing w:after="40" w:before="0"/>
               <w:jc w:val="left"/>
             </w:pPr>
@@ -8875,6 +9069,7 @@
           </w:tcPr>
           <w:p>
             <w:pPr>
+              <w:keepNext w:val="false"/>
               <w:spacing w:after="40" w:before="0"/>
               <w:jc w:val="left"/>
             </w:pPr>
@@ -8912,7 +9107,7 @@
             <w:pPr>
               <w:spacing w:after="20" w:before="0"/>
             </w:pPr>
-            <w:hyperlink w:history="1" r:id="rId7svjihyeeq60gt7-sl08-">
+            <w:hyperlink w:history="1" r:id="rIdzfjum36rxxy_gv6hifgcc">
               <w:r>
                 <w:rPr>
                   <w:rFonts w:ascii="Arial" w:cs="Arial" w:eastAsia="Arial" w:hAnsi="Arial"/>
@@ -8945,7 +9140,7 @@
               <w:spacing w:after="10" w:before="0"/>
               <w:ind w:left="120"/>
             </w:pPr>
-            <w:hyperlink w:history="1" r:id="rIddybfccp2xmuizlqebffld">
+            <w:hyperlink w:history="1" r:id="rIda7_ohd_x-rdjapjxri5rx">
               <w:r>
                 <w:rPr>
                   <w:rFonts w:ascii="Arial" w:cs="Arial" w:eastAsia="Arial" w:hAnsi="Arial"/>
@@ -8990,7 +9185,7 @@
             <w:pPr>
               <w:spacing w:after="20" w:before="0"/>
             </w:pPr>
-            <w:hyperlink w:history="1" r:id="rIdp4brroljvyngssmakp7xo">
+            <w:hyperlink w:history="1" r:id="rIdufq0wapa6aahbwb9f3qpa">
               <w:r>
                 <w:rPr>
                   <w:rFonts w:ascii="Arial" w:cs="Arial" w:eastAsia="Arial" w:hAnsi="Arial"/>
@@ -9023,7 +9218,7 @@
               <w:spacing w:after="10" w:before="0"/>
               <w:ind w:left="120"/>
             </w:pPr>
-            <w:hyperlink w:history="1" r:id="rIdlxk2cfxyg3kcdvkiqdy0m">
+            <w:hyperlink w:history="1" r:id="rId-ldg3fupmljcp5hhsi_b5">
               <w:r>
                 <w:rPr>
                   <w:rFonts w:ascii="Arial" w:cs="Arial" w:eastAsia="Arial" w:hAnsi="Arial"/>
@@ -9051,6 +9246,7 @@
           </w:tcPr>
           <w:p>
             <w:pPr>
+              <w:keepNext w:val="false"/>
               <w:spacing w:after="40" w:before="0"/>
               <w:jc w:val="left"/>
             </w:pPr>
@@ -9083,6 +9279,7 @@
           </w:tcPr>
           <w:p>
             <w:pPr>
+              <w:keepNext w:val="false"/>
               <w:spacing w:after="40" w:before="0"/>
               <w:jc w:val="left"/>
             </w:pPr>
@@ -9115,6 +9312,7 @@
           </w:tcPr>
           <w:p>
             <w:pPr>
+              <w:keepNext w:val="false"/>
               <w:spacing w:after="40" w:before="0"/>
               <w:jc w:val="left"/>
             </w:pPr>
@@ -9147,6 +9345,7 @@
           </w:tcPr>
           <w:p>
             <w:pPr>
+              <w:keepNext w:val="false"/>
               <w:spacing w:after="40" w:before="0"/>
               <w:jc w:val="left"/>
             </w:pPr>
@@ -9181,6 +9380,7 @@
           </w:tcPr>
           <w:p>
             <w:pPr>
+              <w:keepNext w:val="false"/>
               <w:spacing w:after="40" w:before="0"/>
               <w:jc w:val="left"/>
             </w:pPr>
@@ -9218,7 +9418,7 @@
             <w:pPr>
               <w:spacing w:after="20" w:before="0"/>
             </w:pPr>
-            <w:hyperlink w:history="1" r:id="rIdzm5uomz9oyxdfol67utm7">
+            <w:hyperlink w:history="1" r:id="rIdauqvqgolvp-fugpxgb3hq">
               <w:r>
                 <w:rPr>
                   <w:rFonts w:ascii="Arial" w:cs="Arial" w:eastAsia="Arial" w:hAnsi="Arial"/>
@@ -9251,7 +9451,7 @@
               <w:spacing w:after="10" w:before="0"/>
               <w:ind w:left="120"/>
             </w:pPr>
-            <w:hyperlink w:history="1" r:id="rIduww-idoth_nv_7yqefbpa">
+            <w:hyperlink w:history="1" r:id="rId7yyyfsanhduuh3dwtpgiv">
               <w:r>
                 <w:rPr>
                   <w:rFonts w:ascii="Arial" w:cs="Arial" w:eastAsia="Arial" w:hAnsi="Arial"/>
@@ -9296,7 +9496,7 @@
             <w:pPr>
               <w:spacing w:after="20" w:before="0"/>
             </w:pPr>
-            <w:hyperlink w:history="1" r:id="rIdh6od4u3ndfabhq-cs3ldf">
+            <w:hyperlink w:history="1" r:id="rIddykon5etoyvehxob46bsl">
               <w:r>
                 <w:rPr>
                   <w:rFonts w:ascii="Arial" w:cs="Arial" w:eastAsia="Arial" w:hAnsi="Arial"/>
@@ -9329,7 +9529,7 @@
               <w:spacing w:after="10" w:before="0"/>
               <w:ind w:left="120"/>
             </w:pPr>
-            <w:hyperlink w:history="1" r:id="rId1um149ysugsamk2vh9bky">
+            <w:hyperlink w:history="1" r:id="rId5tnhk5hh32bhzu5lfkshr">
               <w:r>
                 <w:rPr>
                   <w:rFonts w:ascii="Arial" w:cs="Arial" w:eastAsia="Arial" w:hAnsi="Arial"/>
@@ -9357,6 +9557,7 @@
           </w:tcPr>
           <w:p>
             <w:pPr>
+              <w:keepNext w:val="false"/>
               <w:spacing w:after="40" w:before="0"/>
               <w:jc w:val="left"/>
             </w:pPr>
@@ -9389,6 +9590,7 @@
           </w:tcPr>
           <w:p>
             <w:pPr>
+              <w:keepNext w:val="false"/>
               <w:spacing w:after="40" w:before="0"/>
               <w:jc w:val="left"/>
             </w:pPr>
@@ -9421,6 +9623,7 @@
           </w:tcPr>
           <w:p>
             <w:pPr>
+              <w:keepNext w:val="false"/>
               <w:spacing w:after="40" w:before="0"/>
               <w:jc w:val="left"/>
             </w:pPr>
@@ -9453,6 +9656,7 @@
           </w:tcPr>
           <w:p>
             <w:pPr>
+              <w:keepNext w:val="false"/>
               <w:spacing w:after="40" w:before="0"/>
               <w:jc w:val="left"/>
             </w:pPr>
@@ -9487,6 +9691,7 @@
           </w:tcPr>
           <w:p>
             <w:pPr>
+              <w:keepNext w:val="false"/>
               <w:spacing w:after="40" w:before="0"/>
               <w:jc w:val="left"/>
             </w:pPr>
@@ -9524,7 +9729,7 @@
             <w:pPr>
               <w:spacing w:after="20" w:before="0"/>
             </w:pPr>
-            <w:hyperlink w:history="1" r:id="rIdxf2n_m1dezm2nmhgg4wi_">
+            <w:hyperlink w:history="1" r:id="rIds8winksccmqpbhmux_lvv">
               <w:r>
                 <w:rPr>
                   <w:rFonts w:ascii="Arial" w:cs="Arial" w:eastAsia="Arial" w:hAnsi="Arial"/>
@@ -9557,7 +9762,7 @@
               <w:spacing w:after="10" w:before="0"/>
               <w:ind w:left="120"/>
             </w:pPr>
-            <w:hyperlink w:history="1" r:id="rIdks7abjuv5giwmj-18kats">
+            <w:hyperlink w:history="1" r:id="rIdttew9fytq49n52tagpuxo">
               <w:r>
                 <w:rPr>
                   <w:rFonts w:ascii="Arial" w:cs="Arial" w:eastAsia="Arial" w:hAnsi="Arial"/>
@@ -9602,7 +9807,7 @@
             <w:pPr>
               <w:spacing w:after="20" w:before="0"/>
             </w:pPr>
-            <w:hyperlink w:history="1" r:id="rIdwo93nxjtvokypnj5utryh">
+            <w:hyperlink w:history="1" r:id="rIdlv4r_x6otelcnkktljf_y">
               <w:r>
                 <w:rPr>
                   <w:rFonts w:ascii="Arial" w:cs="Arial" w:eastAsia="Arial" w:hAnsi="Arial"/>
@@ -9635,7 +9840,7 @@
               <w:spacing w:after="10" w:before="0"/>
               <w:ind w:left="120"/>
             </w:pPr>
-            <w:hyperlink w:history="1" r:id="rIdxv_hw0_yz1uinys1otgta">
+            <w:hyperlink w:history="1" r:id="rIdxfh4x4l1bk02wu7ut7ris">
               <w:r>
                 <w:rPr>
                   <w:rFonts w:ascii="Arial" w:cs="Arial" w:eastAsia="Arial" w:hAnsi="Arial"/>
@@ -9663,6 +9868,7 @@
           </w:tcPr>
           <w:p>
             <w:pPr>
+              <w:keepNext w:val="false"/>
               <w:spacing w:after="40" w:before="0"/>
               <w:jc w:val="left"/>
             </w:pPr>
@@ -9695,6 +9901,7 @@
           </w:tcPr>
           <w:p>
             <w:pPr>
+              <w:keepNext w:val="false"/>
               <w:spacing w:after="40" w:before="0"/>
               <w:jc w:val="left"/>
             </w:pPr>
@@ -9727,6 +9934,7 @@
           </w:tcPr>
           <w:p>
             <w:pPr>
+              <w:keepNext w:val="false"/>
               <w:spacing w:after="40" w:before="0"/>
               <w:jc w:val="left"/>
             </w:pPr>
@@ -9759,6 +9967,7 @@
           </w:tcPr>
           <w:p>
             <w:pPr>
+              <w:keepNext w:val="false"/>
               <w:spacing w:after="40" w:before="0"/>
               <w:jc w:val="left"/>
             </w:pPr>
@@ -9793,6 +10002,7 @@
           </w:tcPr>
           <w:p>
             <w:pPr>
+              <w:keepNext w:val="false"/>
               <w:spacing w:after="40" w:before="0"/>
               <w:jc w:val="left"/>
             </w:pPr>
@@ -9830,7 +10040,7 @@
             <w:pPr>
               <w:spacing w:after="20" w:before="0"/>
             </w:pPr>
-            <w:hyperlink w:history="1" r:id="rIdol8wsr6tt_zazopdmseuu">
+            <w:hyperlink w:history="1" r:id="rIdy_ditzfepgdgo3hox7q_6">
               <w:r>
                 <w:rPr>
                   <w:rFonts w:ascii="Arial" w:cs="Arial" w:eastAsia="Arial" w:hAnsi="Arial"/>
@@ -9863,7 +10073,7 @@
               <w:spacing w:after="10" w:before="0"/>
               <w:ind w:left="120"/>
             </w:pPr>
-            <w:hyperlink w:history="1" r:id="rId1zdwu6utiyh8zrxon-a9w">
+            <w:hyperlink w:history="1" r:id="rIdcowxr2nawqfw5a1rzk6oq">
               <w:r>
                 <w:rPr>
                   <w:rFonts w:ascii="Arial" w:cs="Arial" w:eastAsia="Arial" w:hAnsi="Arial"/>
@@ -9908,7 +10118,7 @@
             <w:pPr>
               <w:spacing w:after="20" w:before="0"/>
             </w:pPr>
-            <w:hyperlink w:history="1" r:id="rIda2slray_02zvxuxzv0_pu">
+            <w:hyperlink w:history="1" r:id="rIdk17ap3kqnpcrznshpspvf">
               <w:r>
                 <w:rPr>
                   <w:rFonts w:ascii="Arial" w:cs="Arial" w:eastAsia="Arial" w:hAnsi="Arial"/>
@@ -9941,7 +10151,7 @@
               <w:spacing w:after="10" w:before="0"/>
               <w:ind w:left="120"/>
             </w:pPr>
-            <w:hyperlink w:history="1" r:id="rIdmqsoqbtp7utg2gyco2rwg">
+            <w:hyperlink w:history="1" r:id="rIdwavlxx2vhdpihkfcf3li2">
               <w:r>
                 <w:rPr>
                   <w:rFonts w:ascii="Arial" w:cs="Arial" w:eastAsia="Arial" w:hAnsi="Arial"/>
@@ -9969,6 +10179,7 @@
           </w:tcPr>
           <w:p>
             <w:pPr>
+              <w:keepNext w:val="false"/>
               <w:spacing w:after="40" w:before="0"/>
               <w:jc w:val="left"/>
             </w:pPr>
@@ -10001,6 +10212,7 @@
           </w:tcPr>
           <w:p>
             <w:pPr>
+              <w:keepNext w:val="false"/>
               <w:spacing w:after="40" w:before="0"/>
               <w:jc w:val="left"/>
             </w:pPr>
@@ -10033,6 +10245,7 @@
           </w:tcPr>
           <w:p>
             <w:pPr>
+              <w:keepNext w:val="false"/>
               <w:spacing w:after="40" w:before="0"/>
               <w:jc w:val="left"/>
             </w:pPr>
@@ -10065,6 +10278,7 @@
           </w:tcPr>
           <w:p>
             <w:pPr>
+              <w:keepNext w:val="false"/>
               <w:spacing w:after="40" w:before="0"/>
               <w:jc w:val="left"/>
             </w:pPr>
@@ -10099,6 +10313,7 @@
           </w:tcPr>
           <w:p>
             <w:pPr>
+              <w:keepNext w:val="false"/>
               <w:spacing w:after="40" w:before="0"/>
               <w:jc w:val="left"/>
             </w:pPr>
@@ -10136,7 +10351,7 @@
             <w:pPr>
               <w:spacing w:after="20" w:before="0"/>
             </w:pPr>
-            <w:hyperlink w:history="1" r:id="rId63a4ah3emk_iosokcovnr">
+            <w:hyperlink w:history="1" r:id="rId7jkscjzaaome2qx8uvnzm">
               <w:r>
                 <w:rPr>
                   <w:rFonts w:ascii="Arial" w:cs="Arial" w:eastAsia="Arial" w:hAnsi="Arial"/>
@@ -10169,7 +10384,7 @@
               <w:spacing w:after="10" w:before="0"/>
               <w:ind w:left="120"/>
             </w:pPr>
-            <w:hyperlink w:history="1" r:id="rIdzvqlw84vzth4wreu1fx2l">
+            <w:hyperlink w:history="1" r:id="rIdy4hdmujgp3iojqcwutqig">
               <w:r>
                 <w:rPr>
                   <w:rFonts w:ascii="Arial" w:cs="Arial" w:eastAsia="Arial" w:hAnsi="Arial"/>
@@ -10214,7 +10429,7 @@
             <w:pPr>
               <w:spacing w:after="20" w:before="0"/>
             </w:pPr>
-            <w:hyperlink w:history="1" r:id="rIdmu4w06-ygny47kjp_lgng">
+            <w:hyperlink w:history="1" r:id="rIdjzlqgb7o-0n0ovp-o082m">
               <w:r>
                 <w:rPr>
                   <w:rFonts w:ascii="Arial" w:cs="Arial" w:eastAsia="Arial" w:hAnsi="Arial"/>
@@ -10247,7 +10462,7 @@
               <w:spacing w:after="10" w:before="0"/>
               <w:ind w:left="120"/>
             </w:pPr>
-            <w:hyperlink w:history="1" r:id="rId87ckxzbuimbdb1c77ufgs">
+            <w:hyperlink w:history="1" r:id="rId9xroq9s9keqkkfujsoj-u">
               <w:r>
                 <w:rPr>
                   <w:rFonts w:ascii="Arial" w:cs="Arial" w:eastAsia="Arial" w:hAnsi="Arial"/>
@@ -10275,6 +10490,7 @@
           </w:tcPr>
           <w:p>
             <w:pPr>
+              <w:keepNext w:val="false"/>
               <w:spacing w:after="40" w:before="0"/>
               <w:jc w:val="left"/>
             </w:pPr>
@@ -10307,6 +10523,7 @@
           </w:tcPr>
           <w:p>
             <w:pPr>
+              <w:keepNext w:val="false"/>
               <w:spacing w:after="40" w:before="0"/>
               <w:jc w:val="left"/>
             </w:pPr>
@@ -10339,6 +10556,7 @@
           </w:tcPr>
           <w:p>
             <w:pPr>
+              <w:keepNext w:val="false"/>
               <w:spacing w:after="40" w:before="0"/>
               <w:jc w:val="left"/>
             </w:pPr>
@@ -10371,6 +10589,7 @@
           </w:tcPr>
           <w:p>
             <w:pPr>
+              <w:keepNext w:val="false"/>
               <w:spacing w:after="40" w:before="0"/>
               <w:jc w:val="left"/>
             </w:pPr>
@@ -10430,6 +10649,7 @@
           </w:tcPr>
           <w:p>
             <w:pPr>
+              <w:keepNext w:val="false"/>
               <w:spacing w:after="40" w:before="0"/>
               <w:jc w:val="center"/>
             </w:pPr>
@@ -10464,6 +10684,7 @@
           </w:tcPr>
           <w:p>
             <w:pPr>
+              <w:keepNext w:val="false"/>
               <w:spacing w:after="40" w:before="0"/>
               <w:jc w:val="left"/>
             </w:pPr>
@@ -10525,6 +10746,7 @@
           </w:tcPr>
           <w:p>
             <w:pPr>
+              <w:keepNext w:val="false"/>
               <w:spacing w:after="40" w:before="0"/>
               <w:jc w:val="center"/>
             </w:pPr>
@@ -10559,6 +10781,7 @@
           </w:tcPr>
           <w:p>
             <w:pPr>
+              <w:keepNext w:val="false"/>
               <w:spacing w:after="40" w:before="0"/>
               <w:jc w:val="left"/>
             </w:pPr>
@@ -10591,6 +10814,7 @@
           </w:tcPr>
           <w:p>
             <w:pPr>
+              <w:keepNext w:val="false"/>
               <w:spacing w:after="40" w:before="0"/>
               <w:jc w:val="left"/>
             </w:pPr>
@@ -10625,6 +10849,7 @@
           </w:tcPr>
           <w:p>
             <w:pPr>
+              <w:keepNext w:val="false"/>
               <w:spacing w:after="40" w:before="0"/>
               <w:jc w:val="left"/>
             </w:pPr>
@@ -10657,6 +10882,7 @@
           </w:tcPr>
           <w:p>
             <w:pPr>
+              <w:keepNext w:val="false"/>
               <w:spacing w:after="40" w:before="0"/>
               <w:jc w:val="left"/>
             </w:pPr>
@@ -10691,6 +10917,7 @@
           </w:tcPr>
           <w:p>
             <w:pPr>
+              <w:keepNext w:val="false"/>
               <w:spacing w:after="40" w:before="0"/>
               <w:jc w:val="left"/>
             </w:pPr>
@@ -10723,6 +10950,7 @@
           </w:tcPr>
           <w:p>
             <w:pPr>
+              <w:keepNext w:val="false"/>
               <w:spacing w:after="40" w:before="0"/>
               <w:jc w:val="left"/>
             </w:pPr>
@@ -10759,7 +10987,7 @@
         </w:rPr>
         <w:t xml:space="preserve">© 2026 SeaVuria and ARES. Aligned with KICD objectives. Developed by SeaVuria; technical implementation by ARES (with AI assistance from Claude). Licensed under </w:t>
       </w:r>
-      <w:hyperlink w:history="1" r:id="rIdxneeo_ydr92rn5h_ht4kr">
+      <w:hyperlink w:history="1" r:id="rIddjqxsg6itrfud0ci03zp5">
         <w:r>
           <w:rPr>
             <w:rFonts w:ascii="Arial" w:cs="Arial" w:eastAsia="Arial" w:hAnsi="Arial"/>
@@ -10780,7 +11008,7 @@
         </w:rPr>
         <w:t xml:space="preserve"> (</w:t>
       </w:r>
-      <w:hyperlink w:history="1" r:id="rIdvoflh2q0eele81lzaaz5f">
+      <w:hyperlink w:history="1" r:id="rIdhjjmba3ixyu4th6nv8rec">
         <w:r>
           <w:rPr>
             <w:rFonts w:ascii="Arial" w:cs="Arial" w:eastAsia="Arial" w:hAnsi="Arial"/>
@@ -10840,6 +11068,7 @@
           </w:tcPr>
           <w:p>
             <w:pPr>
+              <w:keepNext w:val="false"/>
               <w:spacing w:after="40" w:before="0"/>
               <w:jc w:val="center"/>
             </w:pPr>
@@ -10875,6 +11104,7 @@
           </w:tcPr>
           <w:p>
             <w:pPr>
+              <w:keepNext w:val="false"/>
               <w:spacing w:after="40" w:before="0"/>
               <w:jc w:val="center"/>
             </w:pPr>
@@ -10909,6 +11139,7 @@
           </w:tcPr>
           <w:p>
             <w:pPr>
+              <w:keepNext w:val="false"/>
               <w:spacing w:after="40" w:before="0"/>
               <w:jc w:val="left"/>
             </w:pPr>
@@ -10941,6 +11172,7 @@
           </w:tcPr>
           <w:p>
             <w:pPr>
+              <w:keepNext w:val="false"/>
               <w:spacing w:after="40" w:before="0"/>
               <w:jc w:val="left"/>
             </w:pPr>
@@ -10975,6 +11207,7 @@
           </w:tcPr>
           <w:p>
             <w:pPr>
+              <w:keepNext w:val="false"/>
               <w:spacing w:after="40" w:before="0"/>
               <w:jc w:val="left"/>
             </w:pPr>
@@ -11007,6 +11240,7 @@
           </w:tcPr>
           <w:p>
             <w:pPr>
+              <w:keepNext w:val="false"/>
               <w:spacing w:after="40" w:before="0"/>
               <w:jc w:val="left"/>
             </w:pPr>
@@ -11041,6 +11275,7 @@
           </w:tcPr>
           <w:p>
             <w:pPr>
+              <w:keepNext w:val="false"/>
               <w:spacing w:after="40" w:before="0"/>
               <w:jc w:val="left"/>
             </w:pPr>
@@ -11073,6 +11308,7 @@
           </w:tcPr>
           <w:p>
             <w:pPr>
+              <w:keepNext w:val="false"/>
               <w:spacing w:after="40" w:before="0"/>
               <w:jc w:val="left"/>
             </w:pPr>
@@ -11107,6 +11343,7 @@
           </w:tcPr>
           <w:p>
             <w:pPr>
+              <w:keepNext w:val="false"/>
               <w:spacing w:after="40" w:before="0"/>
               <w:jc w:val="left"/>
             </w:pPr>
@@ -11139,6 +11376,7 @@
           </w:tcPr>
           <w:p>
             <w:pPr>
+              <w:keepNext w:val="false"/>
               <w:spacing w:after="40" w:before="0"/>
               <w:jc w:val="left"/>
             </w:pPr>
@@ -11173,6 +11411,7 @@
           </w:tcPr>
           <w:p>
             <w:pPr>
+              <w:keepNext w:val="false"/>
               <w:spacing w:after="40" w:before="0"/>
               <w:jc w:val="left"/>
             </w:pPr>
@@ -11205,6 +11444,7 @@
           </w:tcPr>
           <w:p>
             <w:pPr>
+              <w:keepNext w:val="false"/>
               <w:spacing w:after="40" w:before="0"/>
               <w:jc w:val="left"/>
             </w:pPr>
@@ -11239,6 +11479,7 @@
           </w:tcPr>
           <w:p>
             <w:pPr>
+              <w:keepNext w:val="false"/>
               <w:spacing w:after="40" w:before="0"/>
               <w:jc w:val="left"/>
             </w:pPr>
@@ -11271,6 +11512,7 @@
           </w:tcPr>
           <w:p>
             <w:pPr>
+              <w:keepNext w:val="false"/>
               <w:spacing w:after="40" w:before="0"/>
               <w:jc w:val="left"/>
             </w:pPr>
@@ -11305,6 +11547,7 @@
           </w:tcPr>
           <w:p>
             <w:pPr>
+              <w:keepNext w:val="false"/>
               <w:spacing w:after="40" w:before="0"/>
               <w:jc w:val="left"/>
             </w:pPr>
@@ -11337,6 +11580,7 @@
           </w:tcPr>
           <w:p>
             <w:pPr>
+              <w:keepNext w:val="false"/>
               <w:spacing w:after="40" w:before="0"/>
               <w:jc w:val="left"/>
             </w:pPr>
@@ -11371,6 +11615,7 @@
           </w:tcPr>
           <w:p>
             <w:pPr>
+              <w:keepNext w:val="false"/>
               <w:spacing w:after="40" w:before="0"/>
               <w:jc w:val="left"/>
             </w:pPr>
@@ -11403,6 +11648,7 @@
           </w:tcPr>
           <w:p>
             <w:pPr>
+              <w:keepNext w:val="false"/>
               <w:spacing w:after="40" w:before="0"/>
               <w:jc w:val="left"/>
             </w:pPr>
@@ -11462,6 +11708,7 @@
           </w:tcPr>
           <w:p>
             <w:pPr>
+              <w:keepNext w:val="false"/>
               <w:spacing w:after="40" w:before="0"/>
               <w:jc w:val="center"/>
             </w:pPr>
@@ -11496,6 +11743,7 @@
           </w:tcPr>
           <w:p>
             <w:pPr>
+              <w:keepNext w:val="false"/>
               <w:spacing w:after="40" w:before="0"/>
               <w:jc w:val="left"/>
             </w:pPr>
@@ -11560,6 +11808,7 @@
           </w:tcPr>
           <w:p>
             <w:pPr>
+              <w:keepNext w:val="false"/>
               <w:spacing w:after="40" w:before="0"/>
               <w:jc w:val="center"/>
             </w:pPr>
@@ -11594,6 +11843,7 @@
           </w:tcPr>
           <w:p>
             <w:pPr>
+              <w:keepNext w:val="false"/>
               <w:spacing w:after="40" w:before="0"/>
               <w:jc w:val="left"/>
             </w:pPr>
@@ -11626,6 +11876,7 @@
           </w:tcPr>
           <w:p>
             <w:pPr>
+              <w:keepNext w:val="false"/>
               <w:spacing w:after="40" w:before="0"/>
               <w:jc w:val="left"/>
             </w:pPr>
@@ -11658,6 +11909,7 @@
           </w:tcPr>
           <w:p>
             <w:pPr>
+              <w:keepNext w:val="false"/>
               <w:spacing w:after="40" w:before="0"/>
               <w:jc w:val="left"/>
             </w:pPr>
@@ -11690,6 +11942,7 @@
           </w:tcPr>
           <w:p>
             <w:pPr>
+              <w:keepNext w:val="false"/>
               <w:spacing w:after="40" w:before="0"/>
               <w:jc w:val="left"/>
             </w:pPr>
@@ -11722,6 +11975,7 @@
           </w:tcPr>
           <w:p>
             <w:pPr>
+              <w:keepNext w:val="false"/>
               <w:spacing w:after="40" w:before="0"/>
               <w:jc w:val="left"/>
             </w:pPr>
@@ -11756,6 +12010,7 @@
           </w:tcPr>
           <w:p>
             <w:pPr>
+              <w:keepNext w:val="false"/>
               <w:spacing w:after="40" w:before="0"/>
               <w:jc w:val="left"/>
             </w:pPr>
@@ -11793,7 +12048,7 @@
             <w:pPr>
               <w:spacing w:after="20" w:before="0"/>
             </w:pPr>
-            <w:hyperlink w:history="1" r:id="rIdajmc7jisv3ns1d6e2obkn">
+            <w:hyperlink w:history="1" r:id="rIdhiv54o9irmwjbyn1ogjoq">
               <w:r>
                 <w:rPr>
                   <w:rFonts w:ascii="Arial" w:cs="Arial" w:eastAsia="Arial" w:hAnsi="Arial"/>
@@ -11826,7 +12081,7 @@
               <w:spacing w:after="10" w:before="0"/>
               <w:ind w:left="120"/>
             </w:pPr>
-            <w:hyperlink w:history="1" r:id="rId2-rbrpszix0k_l-ge0zxy">
+            <w:hyperlink w:history="1" r:id="rIddx53sv011ytwcifolwlps">
               <w:r>
                 <w:rPr>
                   <w:rFonts w:ascii="Arial" w:cs="Arial" w:eastAsia="Arial" w:hAnsi="Arial"/>
@@ -11871,7 +12126,7 @@
             <w:pPr>
               <w:spacing w:after="20" w:before="0"/>
             </w:pPr>
-            <w:hyperlink w:history="1" r:id="rId0f0o7atogienunih8y-be">
+            <w:hyperlink w:history="1" r:id="rIdhrwq7irx046c3qaw-sq4y">
               <w:r>
                 <w:rPr>
                   <w:rFonts w:ascii="Arial" w:cs="Arial" w:eastAsia="Arial" w:hAnsi="Arial"/>
@@ -11904,7 +12159,7 @@
               <w:spacing w:after="10" w:before="0"/>
               <w:ind w:left="120"/>
             </w:pPr>
-            <w:hyperlink w:history="1" r:id="rIdarmmnyfawp8neniabv_mr">
+            <w:hyperlink w:history="1" r:id="rIdwqu70zsami-mnrdvsc4ef">
               <w:r>
                 <w:rPr>
                   <w:rFonts w:ascii="Arial" w:cs="Arial" w:eastAsia="Arial" w:hAnsi="Arial"/>
@@ -11932,6 +12187,7 @@
           </w:tcPr>
           <w:p>
             <w:pPr>
+              <w:keepNext w:val="false"/>
               <w:spacing w:after="40" w:before="0"/>
               <w:jc w:val="left"/>
             </w:pPr>
@@ -11964,6 +12220,7 @@
           </w:tcPr>
           <w:p>
             <w:pPr>
+              <w:keepNext w:val="false"/>
               <w:spacing w:after="40" w:before="0"/>
               <w:jc w:val="left"/>
             </w:pPr>
@@ -11996,6 +12253,7 @@
           </w:tcPr>
           <w:p>
             <w:pPr>
+              <w:keepNext w:val="false"/>
               <w:spacing w:after="40" w:before="0"/>
               <w:jc w:val="left"/>
             </w:pPr>
@@ -12028,6 +12286,7 @@
           </w:tcPr>
           <w:p>
             <w:pPr>
+              <w:keepNext w:val="false"/>
               <w:spacing w:after="40" w:before="0"/>
               <w:jc w:val="left"/>
             </w:pPr>
@@ -12062,6 +12321,7 @@
           </w:tcPr>
           <w:p>
             <w:pPr>
+              <w:keepNext w:val="false"/>
               <w:spacing w:after="40" w:before="0"/>
               <w:jc w:val="left"/>
             </w:pPr>
@@ -12099,7 +12359,7 @@
             <w:pPr>
               <w:spacing w:after="20" w:before="0"/>
             </w:pPr>
-            <w:hyperlink w:history="1" r:id="rIdt4hordhadwsft5g_zdkcv">
+            <w:hyperlink w:history="1" r:id="rIdt2l5chddmzizm41iv5ptm">
               <w:r>
                 <w:rPr>
                   <w:rFonts w:ascii="Arial" w:cs="Arial" w:eastAsia="Arial" w:hAnsi="Arial"/>
@@ -12132,7 +12392,7 @@
               <w:spacing w:after="10" w:before="0"/>
               <w:ind w:left="120"/>
             </w:pPr>
-            <w:hyperlink w:history="1" r:id="rIdx195hr-jqww6eim15aaep">
+            <w:hyperlink w:history="1" r:id="rIdcdndcs1qpis04qpjzzgsz">
               <w:r>
                 <w:rPr>
                   <w:rFonts w:ascii="Arial" w:cs="Arial" w:eastAsia="Arial" w:hAnsi="Arial"/>
@@ -12177,7 +12437,7 @@
             <w:pPr>
               <w:spacing w:after="20" w:before="0"/>
             </w:pPr>
-            <w:hyperlink w:history="1" r:id="rIdh80lrdryyjigena-zi_lg">
+            <w:hyperlink w:history="1" r:id="rIdpn9cubg9wxszlifmr3ae1">
               <w:r>
                 <w:rPr>
                   <w:rFonts w:ascii="Arial" w:cs="Arial" w:eastAsia="Arial" w:hAnsi="Arial"/>
@@ -12210,7 +12470,7 @@
               <w:spacing w:after="10" w:before="0"/>
               <w:ind w:left="120"/>
             </w:pPr>
-            <w:hyperlink w:history="1" r:id="rIdaic3e7hxs2qgoqpmucijp">
+            <w:hyperlink w:history="1" r:id="rId74-qtdqejblg2-hzz2hhq">
               <w:r>
                 <w:rPr>
                   <w:rFonts w:ascii="Arial" w:cs="Arial" w:eastAsia="Arial" w:hAnsi="Arial"/>
@@ -12238,6 +12498,7 @@
           </w:tcPr>
           <w:p>
             <w:pPr>
+              <w:keepNext w:val="false"/>
               <w:spacing w:after="40" w:before="0"/>
               <w:jc w:val="left"/>
             </w:pPr>
@@ -12270,6 +12531,7 @@
           </w:tcPr>
           <w:p>
             <w:pPr>
+              <w:keepNext w:val="false"/>
               <w:spacing w:after="40" w:before="0"/>
               <w:jc w:val="left"/>
             </w:pPr>
@@ -12302,6 +12564,7 @@
           </w:tcPr>
           <w:p>
             <w:pPr>
+              <w:keepNext w:val="false"/>
               <w:spacing w:after="40" w:before="0"/>
               <w:jc w:val="left"/>
             </w:pPr>
@@ -12334,6 +12597,7 @@
           </w:tcPr>
           <w:p>
             <w:pPr>
+              <w:keepNext w:val="false"/>
               <w:spacing w:after="40" w:before="0"/>
               <w:jc w:val="left"/>
             </w:pPr>
@@ -12368,6 +12632,7 @@
           </w:tcPr>
           <w:p>
             <w:pPr>
+              <w:keepNext w:val="false"/>
               <w:spacing w:after="40" w:before="0"/>
               <w:jc w:val="left"/>
             </w:pPr>
@@ -12405,7 +12670,7 @@
             <w:pPr>
               <w:spacing w:after="20" w:before="0"/>
             </w:pPr>
-            <w:hyperlink w:history="1" r:id="rIdleeorld5e8ioemjjd7z8m">
+            <w:hyperlink w:history="1" r:id="rId6gugf6nacadmfj_ba2sme">
               <w:r>
                 <w:rPr>
                   <w:rFonts w:ascii="Arial" w:cs="Arial" w:eastAsia="Arial" w:hAnsi="Arial"/>
@@ -12454,7 +12719,7 @@
               <w:spacing w:after="10" w:before="0"/>
               <w:ind w:left="120"/>
             </w:pPr>
-            <w:hyperlink w:history="1" r:id="rIdo4bhpfjsick7jshlc0ryl">
+            <w:hyperlink w:history="1" r:id="rIdcmdx2ux8od_fx3ozkrrn7">
               <w:r>
                 <w:rPr>
                   <w:rFonts w:ascii="Arial" w:cs="Arial" w:eastAsia="Arial" w:hAnsi="Arial"/>
@@ -12499,7 +12764,7 @@
             <w:pPr>
               <w:spacing w:after="20" w:before="0"/>
             </w:pPr>
-            <w:hyperlink w:history="1" r:id="rIdkpbczgs3nyo_dzqc73ws-">
+            <w:hyperlink w:history="1" r:id="rIdem49hc5jn_5yod5q7kext">
               <w:r>
                 <w:rPr>
                   <w:rFonts w:ascii="Arial" w:cs="Arial" w:eastAsia="Arial" w:hAnsi="Arial"/>
@@ -12532,7 +12797,7 @@
               <w:spacing w:after="10" w:before="0"/>
               <w:ind w:left="120"/>
             </w:pPr>
-            <w:hyperlink w:history="1" r:id="rId_unkeyodjqod58izh-5ke">
+            <w:hyperlink w:history="1" r:id="rIdydgifzn9h-igqzcjdl5rl">
               <w:r>
                 <w:rPr>
                   <w:rFonts w:ascii="Arial" w:cs="Arial" w:eastAsia="Arial" w:hAnsi="Arial"/>
@@ -12560,6 +12825,7 @@
           </w:tcPr>
           <w:p>
             <w:pPr>
+              <w:keepNext w:val="false"/>
               <w:spacing w:after="40" w:before="0"/>
               <w:jc w:val="left"/>
             </w:pPr>
@@ -12592,6 +12858,7 @@
           </w:tcPr>
           <w:p>
             <w:pPr>
+              <w:keepNext w:val="false"/>
               <w:spacing w:after="40" w:before="0"/>
               <w:jc w:val="left"/>
             </w:pPr>
@@ -12624,6 +12891,7 @@
           </w:tcPr>
           <w:p>
             <w:pPr>
+              <w:keepNext w:val="false"/>
               <w:spacing w:after="40" w:before="0"/>
               <w:jc w:val="left"/>
             </w:pPr>
@@ -12656,6 +12924,7 @@
           </w:tcPr>
           <w:p>
             <w:pPr>
+              <w:keepNext w:val="false"/>
               <w:spacing w:after="40" w:before="0"/>
               <w:jc w:val="left"/>
             </w:pPr>
@@ -12690,6 +12959,7 @@
           </w:tcPr>
           <w:p>
             <w:pPr>
+              <w:keepNext w:val="false"/>
               <w:spacing w:after="40" w:before="0"/>
               <w:jc w:val="left"/>
             </w:pPr>
@@ -12727,7 +12997,7 @@
             <w:pPr>
               <w:spacing w:after="20" w:before="0"/>
             </w:pPr>
-            <w:hyperlink w:history="1" r:id="rIdx9m2m2bt9dln4pxfc1njy">
+            <w:hyperlink w:history="1" r:id="rIdae8m5xmjl5ymq4wkosrgv">
               <w:r>
                 <w:rPr>
                   <w:rFonts w:ascii="Arial" w:cs="Arial" w:eastAsia="Arial" w:hAnsi="Arial"/>
@@ -12776,7 +13046,7 @@
               <w:spacing w:after="10" w:before="0"/>
               <w:ind w:left="120"/>
             </w:pPr>
-            <w:hyperlink w:history="1" r:id="rIdifhnu-eq20gavyzkdu3th">
+            <w:hyperlink w:history="1" r:id="rId24ohurkp7kt9_h9askgwf">
               <w:r>
                 <w:rPr>
                   <w:rFonts w:ascii="Arial" w:cs="Arial" w:eastAsia="Arial" w:hAnsi="Arial"/>
@@ -12821,7 +13091,7 @@
             <w:pPr>
               <w:spacing w:after="20" w:before="0"/>
             </w:pPr>
-            <w:hyperlink w:history="1" r:id="rIdrchixu6qpln3hqt0ibuwe">
+            <w:hyperlink w:history="1" r:id="rIduhe6nf8midxoaexlkd3dv">
               <w:r>
                 <w:rPr>
                   <w:rFonts w:ascii="Arial" w:cs="Arial" w:eastAsia="Arial" w:hAnsi="Arial"/>
@@ -12854,7 +13124,7 @@
               <w:spacing w:after="10" w:before="0"/>
               <w:ind w:left="120"/>
             </w:pPr>
-            <w:hyperlink w:history="1" r:id="rIdps79oyhlhdouevhzpd7ta">
+            <w:hyperlink w:history="1" r:id="rId35nlv8wlvspjzut1xnh2z">
               <w:r>
                 <w:rPr>
                   <w:rFonts w:ascii="Arial" w:cs="Arial" w:eastAsia="Arial" w:hAnsi="Arial"/>
@@ -12882,6 +13152,7 @@
           </w:tcPr>
           <w:p>
             <w:pPr>
+              <w:keepNext w:val="false"/>
               <w:spacing w:after="40" w:before="0"/>
               <w:jc w:val="left"/>
             </w:pPr>
@@ -12914,6 +13185,7 @@
           </w:tcPr>
           <w:p>
             <w:pPr>
+              <w:keepNext w:val="false"/>
               <w:spacing w:after="40" w:before="0"/>
               <w:jc w:val="left"/>
             </w:pPr>
@@ -12946,6 +13218,7 @@
           </w:tcPr>
           <w:p>
             <w:pPr>
+              <w:keepNext w:val="false"/>
               <w:spacing w:after="40" w:before="0"/>
               <w:jc w:val="left"/>
             </w:pPr>
@@ -12978,6 +13251,7 @@
           </w:tcPr>
           <w:p>
             <w:pPr>
+              <w:keepNext w:val="false"/>
               <w:spacing w:after="40" w:before="0"/>
               <w:jc w:val="left"/>
             </w:pPr>
@@ -13012,6 +13286,7 @@
           </w:tcPr>
           <w:p>
             <w:pPr>
+              <w:keepNext w:val="false"/>
               <w:spacing w:after="40" w:before="0"/>
               <w:jc w:val="left"/>
             </w:pPr>
@@ -13049,7 +13324,7 @@
             <w:pPr>
               <w:spacing w:after="20" w:before="0"/>
             </w:pPr>
-            <w:hyperlink w:history="1" r:id="rIdarifu8veto-osgsrs5yn0">
+            <w:hyperlink w:history="1" r:id="rIdmsgpg6bvzdw9mk00ezluo">
               <w:r>
                 <w:rPr>
                   <w:rFonts w:ascii="Arial" w:cs="Arial" w:eastAsia="Arial" w:hAnsi="Arial"/>
@@ -13098,7 +13373,7 @@
               <w:spacing w:after="10" w:before="0"/>
               <w:ind w:left="120"/>
             </w:pPr>
-            <w:hyperlink w:history="1" r:id="rIdrxp8xdd8tdqwek4kw-7f8">
+            <w:hyperlink w:history="1" r:id="rIdvofvtfasrvuiritaaefiv">
               <w:r>
                 <w:rPr>
                   <w:rFonts w:ascii="Arial" w:cs="Arial" w:eastAsia="Arial" w:hAnsi="Arial"/>
@@ -13143,7 +13418,7 @@
             <w:pPr>
               <w:spacing w:after="20" w:before="0"/>
             </w:pPr>
-            <w:hyperlink w:history="1" r:id="rIdoutwa5_keemfwndp-hf07">
+            <w:hyperlink w:history="1" r:id="rIdrq-d4s03df3togh8sbwol">
               <w:r>
                 <w:rPr>
                   <w:rFonts w:ascii="Arial" w:cs="Arial" w:eastAsia="Arial" w:hAnsi="Arial"/>
@@ -13176,7 +13451,7 @@
               <w:spacing w:after="10" w:before="0"/>
               <w:ind w:left="120"/>
             </w:pPr>
-            <w:hyperlink w:history="1" r:id="rIdlhm2a8ki6564lfg9qliq4">
+            <w:hyperlink w:history="1" r:id="rIdm2ereed4d2bgqyilxf4zl">
               <w:r>
                 <w:rPr>
                   <w:rFonts w:ascii="Arial" w:cs="Arial" w:eastAsia="Arial" w:hAnsi="Arial"/>
@@ -13204,6 +13479,7 @@
           </w:tcPr>
           <w:p>
             <w:pPr>
+              <w:keepNext w:val="false"/>
               <w:spacing w:after="40" w:before="0"/>
               <w:jc w:val="left"/>
             </w:pPr>
@@ -13236,6 +13512,7 @@
           </w:tcPr>
           <w:p>
             <w:pPr>
+              <w:keepNext w:val="false"/>
               <w:spacing w:after="40" w:before="0"/>
               <w:jc w:val="left"/>
             </w:pPr>
@@ -13268,6 +13545,7 @@
           </w:tcPr>
           <w:p>
             <w:pPr>
+              <w:keepNext w:val="false"/>
               <w:spacing w:after="40" w:before="0"/>
               <w:jc w:val="left"/>
             </w:pPr>
@@ -13300,6 +13578,7 @@
           </w:tcPr>
           <w:p>
             <w:pPr>
+              <w:keepNext w:val="false"/>
               <w:spacing w:after="40" w:before="0"/>
               <w:jc w:val="left"/>
             </w:pPr>
@@ -13359,6 +13638,7 @@
           </w:tcPr>
           <w:p>
             <w:pPr>
+              <w:keepNext w:val="false"/>
               <w:spacing w:after="40" w:before="0"/>
               <w:jc w:val="center"/>
             </w:pPr>
@@ -13393,6 +13673,7 @@
           </w:tcPr>
           <w:p>
             <w:pPr>
+              <w:keepNext w:val="false"/>
               <w:spacing w:after="40" w:before="0"/>
               <w:jc w:val="left"/>
             </w:pPr>
@@ -13454,6 +13735,7 @@
           </w:tcPr>
           <w:p>
             <w:pPr>
+              <w:keepNext w:val="false"/>
               <w:spacing w:after="40" w:before="0"/>
               <w:jc w:val="center"/>
             </w:pPr>
@@ -13488,6 +13770,7 @@
           </w:tcPr>
           <w:p>
             <w:pPr>
+              <w:keepNext w:val="false"/>
               <w:spacing w:after="40" w:before="0"/>
               <w:jc w:val="left"/>
             </w:pPr>
@@ -13520,6 +13803,7 @@
           </w:tcPr>
           <w:p>
             <w:pPr>
+              <w:keepNext w:val="false"/>
               <w:spacing w:after="40" w:before="0"/>
               <w:jc w:val="left"/>
             </w:pPr>
@@ -13554,6 +13838,7 @@
           </w:tcPr>
           <w:p>
             <w:pPr>
+              <w:keepNext w:val="false"/>
               <w:spacing w:after="40" w:before="0"/>
               <w:jc w:val="left"/>
             </w:pPr>
@@ -13586,6 +13871,7 @@
           </w:tcPr>
           <w:p>
             <w:pPr>
+              <w:keepNext w:val="false"/>
               <w:spacing w:after="40" w:before="0"/>
               <w:jc w:val="left"/>
             </w:pPr>
@@ -13620,6 +13906,7 @@
           </w:tcPr>
           <w:p>
             <w:pPr>
+              <w:keepNext w:val="false"/>
               <w:spacing w:after="40" w:before="0"/>
               <w:jc w:val="left"/>
             </w:pPr>
@@ -13652,6 +13939,7 @@
           </w:tcPr>
           <w:p>
             <w:pPr>
+              <w:keepNext w:val="false"/>
               <w:spacing w:after="40" w:before="0"/>
               <w:jc w:val="left"/>
             </w:pPr>
@@ -13688,7 +13976,7 @@
         </w:rPr>
         <w:t xml:space="preserve">© 2026 SeaVuria and ARES. Aligned with KICD objectives. Developed by SeaVuria; technical implementation by ARES (with AI assistance from Claude). Licensed under </w:t>
       </w:r>
-      <w:hyperlink w:history="1" r:id="rIdc7tk7eag6xmzf3kjewzly">
+      <w:hyperlink w:history="1" r:id="rIdebm_-1py5iyk-6tahldsu">
         <w:r>
           <w:rPr>
             <w:rFonts w:ascii="Arial" w:cs="Arial" w:eastAsia="Arial" w:hAnsi="Arial"/>
@@ -13709,7 +13997,7 @@
         </w:rPr>
         <w:t xml:space="preserve"> (</w:t>
       </w:r>
-      <w:hyperlink w:history="1" r:id="rIdqdvfnblyiatgaif-cooro">
+      <w:hyperlink w:history="1" r:id="rIdb2vwzoozqa9oo8xx0kyj3">
         <w:r>
           <w:rPr>
             <w:rFonts w:ascii="Arial" w:cs="Arial" w:eastAsia="Arial" w:hAnsi="Arial"/>
@@ -13769,6 +14057,7 @@
           </w:tcPr>
           <w:p>
             <w:pPr>
+              <w:keepNext w:val="false"/>
               <w:spacing w:after="40" w:before="0"/>
               <w:jc w:val="center"/>
             </w:pPr>
@@ -13804,6 +14093,7 @@
           </w:tcPr>
           <w:p>
             <w:pPr>
+              <w:keepNext w:val="false"/>
               <w:spacing w:after="40" w:before="0"/>
               <w:jc w:val="center"/>
             </w:pPr>
@@ -13838,6 +14128,7 @@
           </w:tcPr>
           <w:p>
             <w:pPr>
+              <w:keepNext w:val="false"/>
               <w:spacing w:after="40" w:before="0"/>
               <w:jc w:val="left"/>
             </w:pPr>
@@ -13870,6 +14161,7 @@
           </w:tcPr>
           <w:p>
             <w:pPr>
+              <w:keepNext w:val="false"/>
               <w:spacing w:after="40" w:before="0"/>
               <w:jc w:val="left"/>
             </w:pPr>
@@ -13904,6 +14196,7 @@
           </w:tcPr>
           <w:p>
             <w:pPr>
+              <w:keepNext w:val="false"/>
               <w:spacing w:after="40" w:before="0"/>
               <w:jc w:val="left"/>
             </w:pPr>
@@ -13936,6 +14229,7 @@
           </w:tcPr>
           <w:p>
             <w:pPr>
+              <w:keepNext w:val="false"/>
               <w:spacing w:after="40" w:before="0"/>
               <w:jc w:val="left"/>
             </w:pPr>
@@ -13970,6 +14264,7 @@
           </w:tcPr>
           <w:p>
             <w:pPr>
+              <w:keepNext w:val="false"/>
               <w:spacing w:after="40" w:before="0"/>
               <w:jc w:val="left"/>
             </w:pPr>
@@ -14002,6 +14297,7 @@
           </w:tcPr>
           <w:p>
             <w:pPr>
+              <w:keepNext w:val="false"/>
               <w:spacing w:after="40" w:before="0"/>
               <w:jc w:val="left"/>
             </w:pPr>
@@ -14036,6 +14332,7 @@
           </w:tcPr>
           <w:p>
             <w:pPr>
+              <w:keepNext w:val="false"/>
               <w:spacing w:after="40" w:before="0"/>
               <w:jc w:val="left"/>
             </w:pPr>
@@ -14068,6 +14365,7 @@
           </w:tcPr>
           <w:p>
             <w:pPr>
+              <w:keepNext w:val="false"/>
               <w:spacing w:after="40" w:before="0"/>
               <w:jc w:val="left"/>
             </w:pPr>
@@ -14102,6 +14400,7 @@
           </w:tcPr>
           <w:p>
             <w:pPr>
+              <w:keepNext w:val="false"/>
               <w:spacing w:after="40" w:before="0"/>
               <w:jc w:val="left"/>
             </w:pPr>
@@ -14134,6 +14433,7 @@
           </w:tcPr>
           <w:p>
             <w:pPr>
+              <w:keepNext w:val="false"/>
               <w:spacing w:after="40" w:before="0"/>
               <w:jc w:val="left"/>
             </w:pPr>
@@ -14168,6 +14468,7 @@
           </w:tcPr>
           <w:p>
             <w:pPr>
+              <w:keepNext w:val="false"/>
               <w:spacing w:after="40" w:before="0"/>
               <w:jc w:val="left"/>
             </w:pPr>
@@ -14200,6 +14501,7 @@
           </w:tcPr>
           <w:p>
             <w:pPr>
+              <w:keepNext w:val="false"/>
               <w:spacing w:after="40" w:before="0"/>
               <w:jc w:val="left"/>
             </w:pPr>
@@ -14234,6 +14536,7 @@
           </w:tcPr>
           <w:p>
             <w:pPr>
+              <w:keepNext w:val="false"/>
               <w:spacing w:after="40" w:before="0"/>
               <w:jc w:val="left"/>
             </w:pPr>
@@ -14266,6 +14569,7 @@
           </w:tcPr>
           <w:p>
             <w:pPr>
+              <w:keepNext w:val="false"/>
               <w:spacing w:after="40" w:before="0"/>
               <w:jc w:val="left"/>
             </w:pPr>
@@ -14300,6 +14604,7 @@
           </w:tcPr>
           <w:p>
             <w:pPr>
+              <w:keepNext w:val="false"/>
               <w:spacing w:after="40" w:before="0"/>
               <w:jc w:val="left"/>
             </w:pPr>
@@ -14332,6 +14637,7 @@
           </w:tcPr>
           <w:p>
             <w:pPr>
+              <w:keepNext w:val="false"/>
               <w:spacing w:after="40" w:before="0"/>
               <w:jc w:val="left"/>
             </w:pPr>
@@ -14391,6 +14697,7 @@
           </w:tcPr>
           <w:p>
             <w:pPr>
+              <w:keepNext w:val="false"/>
               <w:spacing w:after="40" w:before="0"/>
               <w:jc w:val="center"/>
             </w:pPr>
@@ -14425,6 +14732,7 @@
           </w:tcPr>
           <w:p>
             <w:pPr>
+              <w:keepNext w:val="false"/>
               <w:spacing w:after="40" w:before="0"/>
               <w:jc w:val="left"/>
             </w:pPr>
@@ -14489,6 +14797,7 @@
           </w:tcPr>
           <w:p>
             <w:pPr>
+              <w:keepNext w:val="false"/>
               <w:spacing w:after="40" w:before="0"/>
               <w:jc w:val="center"/>
             </w:pPr>
@@ -14523,6 +14832,7 @@
           </w:tcPr>
           <w:p>
             <w:pPr>
+              <w:keepNext w:val="false"/>
               <w:spacing w:after="40" w:before="0"/>
               <w:jc w:val="left"/>
             </w:pPr>
@@ -14555,6 +14865,7 @@
           </w:tcPr>
           <w:p>
             <w:pPr>
+              <w:keepNext w:val="false"/>
               <w:spacing w:after="40" w:before="0"/>
               <w:jc w:val="left"/>
             </w:pPr>
@@ -14587,6 +14898,7 @@
           </w:tcPr>
           <w:p>
             <w:pPr>
+              <w:keepNext w:val="false"/>
               <w:spacing w:after="40" w:before="0"/>
               <w:jc w:val="left"/>
             </w:pPr>
@@ -14619,6 +14931,7 @@
           </w:tcPr>
           <w:p>
             <w:pPr>
+              <w:keepNext w:val="false"/>
               <w:spacing w:after="40" w:before="0"/>
               <w:jc w:val="left"/>
             </w:pPr>
@@ -14651,6 +14964,7 @@
           </w:tcPr>
           <w:p>
             <w:pPr>
+              <w:keepNext w:val="false"/>
               <w:spacing w:after="40" w:before="0"/>
               <w:jc w:val="left"/>
             </w:pPr>
@@ -14685,6 +14999,7 @@
           </w:tcPr>
           <w:p>
             <w:pPr>
+              <w:keepNext w:val="false"/>
               <w:spacing w:after="40" w:before="0"/>
               <w:jc w:val="left"/>
             </w:pPr>
@@ -14722,7 +15037,7 @@
             <w:pPr>
               <w:spacing w:after="20" w:before="0"/>
             </w:pPr>
-            <w:hyperlink w:history="1" r:id="rIdfj0uqrvri5kghrznteaik">
+            <w:hyperlink w:history="1" r:id="rIdmhpy6hfdeiib4yaadkvfb">
               <w:r>
                 <w:rPr>
                   <w:rFonts w:ascii="Arial" w:cs="Arial" w:eastAsia="Arial" w:hAnsi="Arial"/>
@@ -14755,7 +15070,7 @@
               <w:spacing w:after="10" w:before="0"/>
               <w:ind w:left="120"/>
             </w:pPr>
-            <w:hyperlink w:history="1" r:id="rIdaiqfr38ermgjtmrjm1pw7">
+            <w:hyperlink w:history="1" r:id="rId57jktzxd98huqwakmcrai">
               <w:r>
                 <w:rPr>
                   <w:rFonts w:ascii="Arial" w:cs="Arial" w:eastAsia="Arial" w:hAnsi="Arial"/>
@@ -14800,7 +15115,7 @@
             <w:pPr>
               <w:spacing w:after="20" w:before="0"/>
             </w:pPr>
-            <w:hyperlink w:history="1" r:id="rId24v6xge1a2jozpmrgzect">
+            <w:hyperlink w:history="1" r:id="rIdq49jftlcegqr8m8ehlor7">
               <w:r>
                 <w:rPr>
                   <w:rFonts w:ascii="Arial" w:cs="Arial" w:eastAsia="Arial" w:hAnsi="Arial"/>
@@ -14833,7 +15148,7 @@
               <w:spacing w:after="10" w:before="0"/>
               <w:ind w:left="120"/>
             </w:pPr>
-            <w:hyperlink w:history="1" r:id="rIdcbnohbtj0uf6y4dxg5pfm">
+            <w:hyperlink w:history="1" r:id="rIdlgryswrnwr_wz5a037ndu">
               <w:r>
                 <w:rPr>
                   <w:rFonts w:ascii="Arial" w:cs="Arial" w:eastAsia="Arial" w:hAnsi="Arial"/>
@@ -14861,6 +15176,7 @@
           </w:tcPr>
           <w:p>
             <w:pPr>
+              <w:keepNext w:val="false"/>
               <w:spacing w:after="40" w:before="0"/>
               <w:jc w:val="left"/>
             </w:pPr>
@@ -14893,6 +15209,7 @@
           </w:tcPr>
           <w:p>
             <w:pPr>
+              <w:keepNext w:val="false"/>
               <w:spacing w:after="40" w:before="0"/>
               <w:jc w:val="left"/>
             </w:pPr>
@@ -14925,6 +15242,7 @@
           </w:tcPr>
           <w:p>
             <w:pPr>
+              <w:keepNext w:val="false"/>
               <w:spacing w:after="40" w:before="0"/>
               <w:jc w:val="left"/>
             </w:pPr>
@@ -14957,6 +15275,7 @@
           </w:tcPr>
           <w:p>
             <w:pPr>
+              <w:keepNext w:val="false"/>
               <w:spacing w:after="40" w:before="0"/>
               <w:jc w:val="left"/>
             </w:pPr>
@@ -14991,6 +15310,7 @@
           </w:tcPr>
           <w:p>
             <w:pPr>
+              <w:keepNext w:val="false"/>
               <w:spacing w:after="40" w:before="0"/>
               <w:jc w:val="left"/>
             </w:pPr>
@@ -15028,7 +15348,7 @@
             <w:pPr>
               <w:spacing w:after="20" w:before="0"/>
             </w:pPr>
-            <w:hyperlink w:history="1" r:id="rIdedzcdiv8sfeqhc6o0lgf3">
+            <w:hyperlink w:history="1" r:id="rIdrarw-dm2jxpozanc8wvco">
               <w:r>
                 <w:rPr>
                   <w:rFonts w:ascii="Arial" w:cs="Arial" w:eastAsia="Arial" w:hAnsi="Arial"/>
@@ -15061,7 +15381,7 @@
               <w:spacing w:after="10" w:before="0"/>
               <w:ind w:left="120"/>
             </w:pPr>
-            <w:hyperlink w:history="1" r:id="rId8vid30hcvtn7qojwgmupk">
+            <w:hyperlink w:history="1" r:id="rIdmmlo5qpt-zza7ccyt_uov">
               <w:r>
                 <w:rPr>
                   <w:rFonts w:ascii="Arial" w:cs="Arial" w:eastAsia="Arial" w:hAnsi="Arial"/>
@@ -15106,7 +15426,7 @@
             <w:pPr>
               <w:spacing w:after="20" w:before="0"/>
             </w:pPr>
-            <w:hyperlink w:history="1" r:id="rIdf7vqgtcznt7y9-bhqb3w_">
+            <w:hyperlink w:history="1" r:id="rIdxaw_ancc5bvfk2hwu-bg5">
               <w:r>
                 <w:rPr>
                   <w:rFonts w:ascii="Arial" w:cs="Arial" w:eastAsia="Arial" w:hAnsi="Arial"/>
@@ -15139,7 +15459,7 @@
               <w:spacing w:after="10" w:before="0"/>
               <w:ind w:left="120"/>
             </w:pPr>
-            <w:hyperlink w:history="1" r:id="rIdjogalnpcxs7ruoyta4qt-">
+            <w:hyperlink w:history="1" r:id="rIdepyz8qfva7er5yffiixie">
               <w:r>
                 <w:rPr>
                   <w:rFonts w:ascii="Arial" w:cs="Arial" w:eastAsia="Arial" w:hAnsi="Arial"/>
@@ -15167,6 +15487,7 @@
           </w:tcPr>
           <w:p>
             <w:pPr>
+              <w:keepNext w:val="false"/>
               <w:spacing w:after="40" w:before="0"/>
               <w:jc w:val="left"/>
             </w:pPr>
@@ -15199,6 +15520,7 @@
           </w:tcPr>
           <w:p>
             <w:pPr>
+              <w:keepNext w:val="false"/>
               <w:spacing w:after="40" w:before="0"/>
               <w:jc w:val="left"/>
             </w:pPr>
@@ -15231,6 +15553,7 @@
           </w:tcPr>
           <w:p>
             <w:pPr>
+              <w:keepNext w:val="false"/>
               <w:spacing w:after="40" w:before="0"/>
               <w:jc w:val="left"/>
             </w:pPr>
@@ -15263,6 +15586,7 @@
           </w:tcPr>
           <w:p>
             <w:pPr>
+              <w:keepNext w:val="false"/>
               <w:spacing w:after="40" w:before="0"/>
               <w:jc w:val="left"/>
             </w:pPr>
@@ -15297,6 +15621,7 @@
           </w:tcPr>
           <w:p>
             <w:pPr>
+              <w:keepNext w:val="false"/>
               <w:spacing w:after="40" w:before="0"/>
               <w:jc w:val="left"/>
             </w:pPr>
@@ -15334,7 +15659,7 @@
             <w:pPr>
               <w:spacing w:after="20" w:before="0"/>
             </w:pPr>
-            <w:hyperlink w:history="1" r:id="rIdodz8ypnpzco62xbyewfct">
+            <w:hyperlink w:history="1" r:id="rIdxze0yfzcury3bq865mheo">
               <w:r>
                 <w:rPr>
                   <w:rFonts w:ascii="Arial" w:cs="Arial" w:eastAsia="Arial" w:hAnsi="Arial"/>
@@ -15367,7 +15692,7 @@
               <w:spacing w:after="10" w:before="0"/>
               <w:ind w:left="120"/>
             </w:pPr>
-            <w:hyperlink w:history="1" r:id="rId4ccoyrz0e2thssgpegiby">
+            <w:hyperlink w:history="1" r:id="rIdqscbkztid3lij9la2uz3n">
               <w:r>
                 <w:rPr>
                   <w:rFonts w:ascii="Arial" w:cs="Arial" w:eastAsia="Arial" w:hAnsi="Arial"/>
@@ -15412,7 +15737,7 @@
             <w:pPr>
               <w:spacing w:after="20" w:before="0"/>
             </w:pPr>
-            <w:hyperlink w:history="1" r:id="rId8uiy9o1e-mboixtkp49mc">
+            <w:hyperlink w:history="1" r:id="rIdwiyw0tz6mq9sxlp3guqvi">
               <w:r>
                 <w:rPr>
                   <w:rFonts w:ascii="Arial" w:cs="Arial" w:eastAsia="Arial" w:hAnsi="Arial"/>
@@ -15445,7 +15770,7 @@
               <w:spacing w:after="10" w:before="0"/>
               <w:ind w:left="120"/>
             </w:pPr>
-            <w:hyperlink w:history="1" r:id="rIdhsjdkvo7c8d8jxcec7ont">
+            <w:hyperlink w:history="1" r:id="rIdhgacnoik7igg9eow92io1">
               <w:r>
                 <w:rPr>
                   <w:rFonts w:ascii="Arial" w:cs="Arial" w:eastAsia="Arial" w:hAnsi="Arial"/>
@@ -15473,6 +15798,7 @@
           </w:tcPr>
           <w:p>
             <w:pPr>
+              <w:keepNext w:val="false"/>
               <w:spacing w:after="40" w:before="0"/>
               <w:jc w:val="left"/>
             </w:pPr>
@@ -15505,6 +15831,7 @@
           </w:tcPr>
           <w:p>
             <w:pPr>
+              <w:keepNext w:val="false"/>
               <w:spacing w:after="40" w:before="0"/>
               <w:jc w:val="left"/>
             </w:pPr>
@@ -15537,6 +15864,7 @@
           </w:tcPr>
           <w:p>
             <w:pPr>
+              <w:keepNext w:val="false"/>
               <w:spacing w:after="40" w:before="0"/>
               <w:jc w:val="left"/>
             </w:pPr>
@@ -15569,6 +15897,7 @@
           </w:tcPr>
           <w:p>
             <w:pPr>
+              <w:keepNext w:val="false"/>
               <w:spacing w:after="40" w:before="0"/>
               <w:jc w:val="left"/>
             </w:pPr>
@@ -15603,6 +15932,7 @@
           </w:tcPr>
           <w:p>
             <w:pPr>
+              <w:keepNext w:val="false"/>
               <w:spacing w:after="40" w:before="0"/>
               <w:jc w:val="left"/>
             </w:pPr>
@@ -15640,7 +15970,7 @@
             <w:pPr>
               <w:spacing w:after="20" w:before="0"/>
             </w:pPr>
-            <w:hyperlink w:history="1" r:id="rIdluvzndzqfgfo_lyxwotf0">
+            <w:hyperlink w:history="1" r:id="rIdgbcg2tgwvkidydk3_cag7">
               <w:r>
                 <w:rPr>
                   <w:rFonts w:ascii="Arial" w:cs="Arial" w:eastAsia="Arial" w:hAnsi="Arial"/>
@@ -15673,7 +16003,7 @@
               <w:spacing w:after="10" w:before="0"/>
               <w:ind w:left="120"/>
             </w:pPr>
-            <w:hyperlink w:history="1" r:id="rIdbvbaexnorwx2udqvnm6gr">
+            <w:hyperlink w:history="1" r:id="rIdyrdzmnrlg97x7__ahhgx4">
               <w:r>
                 <w:rPr>
                   <w:rFonts w:ascii="Arial" w:cs="Arial" w:eastAsia="Arial" w:hAnsi="Arial"/>
@@ -15718,7 +16048,7 @@
             <w:pPr>
               <w:spacing w:after="20" w:before="0"/>
             </w:pPr>
-            <w:hyperlink w:history="1" r:id="rIdgwbbwhfetk-9tzuiqzjcg">
+            <w:hyperlink w:history="1" r:id="rIdfhmlvtpo-gfxzi_ehicw_">
               <w:r>
                 <w:rPr>
                   <w:rFonts w:ascii="Arial" w:cs="Arial" w:eastAsia="Arial" w:hAnsi="Arial"/>
@@ -15751,7 +16081,7 @@
               <w:spacing w:after="10" w:before="0"/>
               <w:ind w:left="120"/>
             </w:pPr>
-            <w:hyperlink w:history="1" r:id="rIdwabyexsg4uejcxntsmtuc">
+            <w:hyperlink w:history="1" r:id="rId8tgxyfbwlwwdzuscjsjbl">
               <w:r>
                 <w:rPr>
                   <w:rFonts w:ascii="Arial" w:cs="Arial" w:eastAsia="Arial" w:hAnsi="Arial"/>
@@ -15779,6 +16109,7 @@
           </w:tcPr>
           <w:p>
             <w:pPr>
+              <w:keepNext w:val="false"/>
               <w:spacing w:after="40" w:before="0"/>
               <w:jc w:val="left"/>
             </w:pPr>
@@ -15811,6 +16142,7 @@
           </w:tcPr>
           <w:p>
             <w:pPr>
+              <w:keepNext w:val="false"/>
               <w:spacing w:after="40" w:before="0"/>
               <w:jc w:val="left"/>
             </w:pPr>
@@ -15843,6 +16175,7 @@
           </w:tcPr>
           <w:p>
             <w:pPr>
+              <w:keepNext w:val="false"/>
               <w:spacing w:after="40" w:before="0"/>
               <w:jc w:val="left"/>
             </w:pPr>
@@ -15875,6 +16208,7 @@
           </w:tcPr>
           <w:p>
             <w:pPr>
+              <w:keepNext w:val="false"/>
               <w:spacing w:after="40" w:before="0"/>
               <w:jc w:val="left"/>
             </w:pPr>
@@ -15909,6 +16243,7 @@
           </w:tcPr>
           <w:p>
             <w:pPr>
+              <w:keepNext w:val="false"/>
               <w:spacing w:after="40" w:before="0"/>
               <w:jc w:val="left"/>
             </w:pPr>
@@ -15946,7 +16281,7 @@
             <w:pPr>
               <w:spacing w:after="20" w:before="0"/>
             </w:pPr>
-            <w:hyperlink w:history="1" r:id="rIdkdrh4optfaps3qqmrkzok">
+            <w:hyperlink w:history="1" r:id="rIdekrg0w0grv2bsmmfz0td9">
               <w:r>
                 <w:rPr>
                   <w:rFonts w:ascii="Arial" w:cs="Arial" w:eastAsia="Arial" w:hAnsi="Arial"/>
@@ -15979,7 +16314,7 @@
               <w:spacing w:after="10" w:before="0"/>
               <w:ind w:left="120"/>
             </w:pPr>
-            <w:hyperlink w:history="1" r:id="rId6q_hs2anf7pgvtuy8sp1v">
+            <w:hyperlink w:history="1" r:id="rIdomnfwxqspuqpkvt9vev_8">
               <w:r>
                 <w:rPr>
                   <w:rFonts w:ascii="Arial" w:cs="Arial" w:eastAsia="Arial" w:hAnsi="Arial"/>
@@ -16024,7 +16359,7 @@
             <w:pPr>
               <w:spacing w:after="20" w:before="0"/>
             </w:pPr>
-            <w:hyperlink w:history="1" r:id="rIdafdp6-p6f2a_mxepptfae">
+            <w:hyperlink w:history="1" r:id="rIdd-gbilyy8vmrlc9_1o_ml">
               <w:r>
                 <w:rPr>
                   <w:rFonts w:ascii="Arial" w:cs="Arial" w:eastAsia="Arial" w:hAnsi="Arial"/>
@@ -16057,7 +16392,7 @@
               <w:spacing w:after="10" w:before="0"/>
               <w:ind w:left="120"/>
             </w:pPr>
-            <w:hyperlink w:history="1" r:id="rIdoh8ybk4rhx_lo_dywz0op">
+            <w:hyperlink w:history="1" r:id="rId-xube6h2lid5_xhnwzwpo">
               <w:r>
                 <w:rPr>
                   <w:rFonts w:ascii="Arial" w:cs="Arial" w:eastAsia="Arial" w:hAnsi="Arial"/>
@@ -16085,6 +16420,7 @@
           </w:tcPr>
           <w:p>
             <w:pPr>
+              <w:keepNext w:val="false"/>
               <w:spacing w:after="40" w:before="0"/>
               <w:jc w:val="left"/>
             </w:pPr>
@@ -16117,6 +16453,7 @@
           </w:tcPr>
           <w:p>
             <w:pPr>
+              <w:keepNext w:val="false"/>
               <w:spacing w:after="40" w:before="0"/>
               <w:jc w:val="left"/>
             </w:pPr>
@@ -16149,6 +16486,7 @@
           </w:tcPr>
           <w:p>
             <w:pPr>
+              <w:keepNext w:val="false"/>
               <w:spacing w:after="40" w:before="0"/>
               <w:jc w:val="left"/>
             </w:pPr>
@@ -16181,6 +16519,7 @@
           </w:tcPr>
           <w:p>
             <w:pPr>
+              <w:keepNext w:val="false"/>
               <w:spacing w:after="40" w:before="0"/>
               <w:jc w:val="left"/>
             </w:pPr>
@@ -16240,6 +16579,7 @@
           </w:tcPr>
           <w:p>
             <w:pPr>
+              <w:keepNext w:val="false"/>
               <w:spacing w:after="40" w:before="0"/>
               <w:jc w:val="center"/>
             </w:pPr>
@@ -16274,6 +16614,7 @@
           </w:tcPr>
           <w:p>
             <w:pPr>
+              <w:keepNext w:val="false"/>
               <w:spacing w:after="40" w:before="0"/>
               <w:jc w:val="left"/>
             </w:pPr>
@@ -16335,6 +16676,7 @@
           </w:tcPr>
           <w:p>
             <w:pPr>
+              <w:keepNext w:val="false"/>
               <w:spacing w:after="40" w:before="0"/>
               <w:jc w:val="center"/>
             </w:pPr>
@@ -16369,6 +16711,7 @@
           </w:tcPr>
           <w:p>
             <w:pPr>
+              <w:keepNext w:val="false"/>
               <w:spacing w:after="40" w:before="0"/>
               <w:jc w:val="left"/>
             </w:pPr>
@@ -16401,6 +16744,7 @@
           </w:tcPr>
           <w:p>
             <w:pPr>
+              <w:keepNext w:val="false"/>
               <w:spacing w:after="40" w:before="0"/>
               <w:jc w:val="left"/>
             </w:pPr>
@@ -16435,6 +16779,7 @@
           </w:tcPr>
           <w:p>
             <w:pPr>
+              <w:keepNext w:val="false"/>
               <w:spacing w:after="40" w:before="0"/>
               <w:jc w:val="left"/>
             </w:pPr>
@@ -16467,6 +16812,7 @@
           </w:tcPr>
           <w:p>
             <w:pPr>
+              <w:keepNext w:val="false"/>
               <w:spacing w:after="40" w:before="0"/>
               <w:jc w:val="left"/>
             </w:pPr>
@@ -16501,6 +16847,7 @@
           </w:tcPr>
           <w:p>
             <w:pPr>
+              <w:keepNext w:val="false"/>
               <w:spacing w:after="40" w:before="0"/>
               <w:jc w:val="left"/>
             </w:pPr>
@@ -16533,6 +16880,7 @@
           </w:tcPr>
           <w:p>
             <w:pPr>
+              <w:keepNext w:val="false"/>
               <w:spacing w:after="40" w:before="0"/>
               <w:jc w:val="left"/>
             </w:pPr>
@@ -16569,7 +16917,7 @@
         </w:rPr>
         <w:t xml:space="preserve">© 2026 SeaVuria and ARES. Aligned with KICD objectives. Developed by SeaVuria; technical implementation by ARES (with AI assistance from Claude). Licensed under </w:t>
       </w:r>
-      <w:hyperlink w:history="1" r:id="rIdolryh-ceeis9ch1a-p0jl">
+      <w:hyperlink w:history="1" r:id="rIdxzsmtqb6xjkaesovinprv">
         <w:r>
           <w:rPr>
             <w:rFonts w:ascii="Arial" w:cs="Arial" w:eastAsia="Arial" w:hAnsi="Arial"/>
@@ -16590,7 +16938,7 @@
         </w:rPr>
         <w:t xml:space="preserve"> (</w:t>
       </w:r>
-      <w:hyperlink w:history="1" r:id="rIdlyolnuffhqlpowpp0hbzz">
+      <w:hyperlink w:history="1" r:id="rIdvsk84mfdq51u040atrqxv">
         <w:r>
           <w:rPr>
             <w:rFonts w:ascii="Arial" w:cs="Arial" w:eastAsia="Arial" w:hAnsi="Arial"/>
@@ -16650,6 +16998,7 @@
           </w:tcPr>
           <w:p>
             <w:pPr>
+              <w:keepNext w:val="false"/>
               <w:spacing w:after="40" w:before="0"/>
               <w:jc w:val="center"/>
             </w:pPr>
@@ -16685,6 +17034,7 @@
           </w:tcPr>
           <w:p>
             <w:pPr>
+              <w:keepNext w:val="false"/>
               <w:spacing w:after="40" w:before="0"/>
               <w:jc w:val="center"/>
             </w:pPr>
@@ -16719,6 +17069,7 @@
           </w:tcPr>
           <w:p>
             <w:pPr>
+              <w:keepNext w:val="false"/>
               <w:spacing w:after="40" w:before="0"/>
               <w:jc w:val="left"/>
             </w:pPr>
@@ -16751,6 +17102,7 @@
           </w:tcPr>
           <w:p>
             <w:pPr>
+              <w:keepNext w:val="false"/>
               <w:spacing w:after="40" w:before="0"/>
               <w:jc w:val="left"/>
             </w:pPr>
@@ -16785,6 +17137,7 @@
           </w:tcPr>
           <w:p>
             <w:pPr>
+              <w:keepNext w:val="false"/>
               <w:spacing w:after="40" w:before="0"/>
               <w:jc w:val="left"/>
             </w:pPr>
@@ -16817,6 +17170,7 @@
           </w:tcPr>
           <w:p>
             <w:pPr>
+              <w:keepNext w:val="false"/>
               <w:spacing w:after="40" w:before="0"/>
               <w:jc w:val="left"/>
             </w:pPr>
@@ -16851,6 +17205,7 @@
           </w:tcPr>
           <w:p>
             <w:pPr>
+              <w:keepNext w:val="false"/>
               <w:spacing w:after="40" w:before="0"/>
               <w:jc w:val="left"/>
             </w:pPr>
@@ -16883,6 +17238,7 @@
           </w:tcPr>
           <w:p>
             <w:pPr>
+              <w:keepNext w:val="false"/>
               <w:spacing w:after="40" w:before="0"/>
               <w:jc w:val="left"/>
             </w:pPr>
@@ -16917,6 +17273,7 @@
           </w:tcPr>
           <w:p>
             <w:pPr>
+              <w:keepNext w:val="false"/>
               <w:spacing w:after="40" w:before="0"/>
               <w:jc w:val="left"/>
             </w:pPr>
@@ -16949,6 +17306,7 @@
           </w:tcPr>
           <w:p>
             <w:pPr>
+              <w:keepNext w:val="false"/>
               <w:spacing w:after="40" w:before="0"/>
               <w:jc w:val="left"/>
             </w:pPr>
@@ -16983,6 +17341,7 @@
           </w:tcPr>
           <w:p>
             <w:pPr>
+              <w:keepNext w:val="false"/>
               <w:spacing w:after="40" w:before="0"/>
               <w:jc w:val="left"/>
             </w:pPr>
@@ -17015,6 +17374,7 @@
           </w:tcPr>
           <w:p>
             <w:pPr>
+              <w:keepNext w:val="false"/>
               <w:spacing w:after="40" w:before="0"/>
               <w:jc w:val="left"/>
             </w:pPr>
@@ -17049,6 +17409,7 @@
           </w:tcPr>
           <w:p>
             <w:pPr>
+              <w:keepNext w:val="false"/>
               <w:spacing w:after="40" w:before="0"/>
               <w:jc w:val="left"/>
             </w:pPr>
@@ -17081,6 +17442,7 @@
           </w:tcPr>
           <w:p>
             <w:pPr>
+              <w:keepNext w:val="false"/>
               <w:spacing w:after="40" w:before="0"/>
               <w:jc w:val="left"/>
             </w:pPr>
@@ -17115,6 +17477,7 @@
           </w:tcPr>
           <w:p>
             <w:pPr>
+              <w:keepNext w:val="false"/>
               <w:spacing w:after="40" w:before="0"/>
               <w:jc w:val="left"/>
             </w:pPr>
@@ -17147,6 +17510,7 @@
           </w:tcPr>
           <w:p>
             <w:pPr>
+              <w:keepNext w:val="false"/>
               <w:spacing w:after="40" w:before="0"/>
               <w:jc w:val="left"/>
             </w:pPr>
@@ -17181,6 +17545,7 @@
           </w:tcPr>
           <w:p>
             <w:pPr>
+              <w:keepNext w:val="false"/>
               <w:spacing w:after="40" w:before="0"/>
               <w:jc w:val="left"/>
             </w:pPr>
@@ -17213,6 +17578,7 @@
           </w:tcPr>
           <w:p>
             <w:pPr>
+              <w:keepNext w:val="false"/>
               <w:spacing w:after="40" w:before="0"/>
               <w:jc w:val="left"/>
             </w:pPr>
@@ -17272,6 +17638,7 @@
           </w:tcPr>
           <w:p>
             <w:pPr>
+              <w:keepNext w:val="false"/>
               <w:spacing w:after="40" w:before="0"/>
               <w:jc w:val="center"/>
             </w:pPr>
@@ -17306,6 +17673,7 @@
           </w:tcPr>
           <w:p>
             <w:pPr>
+              <w:keepNext w:val="false"/>
               <w:spacing w:after="40" w:before="0"/>
               <w:jc w:val="left"/>
             </w:pPr>
@@ -17370,6 +17738,7 @@
           </w:tcPr>
           <w:p>
             <w:pPr>
+              <w:keepNext w:val="false"/>
               <w:spacing w:after="40" w:before="0"/>
               <w:jc w:val="center"/>
             </w:pPr>
@@ -17404,6 +17773,7 @@
           </w:tcPr>
           <w:p>
             <w:pPr>
+              <w:keepNext w:val="false"/>
               <w:spacing w:after="40" w:before="0"/>
               <w:jc w:val="left"/>
             </w:pPr>
@@ -17436,6 +17806,7 @@
           </w:tcPr>
           <w:p>
             <w:pPr>
+              <w:keepNext w:val="false"/>
               <w:spacing w:after="40" w:before="0"/>
               <w:jc w:val="left"/>
             </w:pPr>
@@ -17468,6 +17839,7 @@
           </w:tcPr>
           <w:p>
             <w:pPr>
+              <w:keepNext w:val="false"/>
               <w:spacing w:after="40" w:before="0"/>
               <w:jc w:val="left"/>
             </w:pPr>
@@ -17500,6 +17872,7 @@
           </w:tcPr>
           <w:p>
             <w:pPr>
+              <w:keepNext w:val="false"/>
               <w:spacing w:after="40" w:before="0"/>
               <w:jc w:val="left"/>
             </w:pPr>
@@ -17532,6 +17905,7 @@
           </w:tcPr>
           <w:p>
             <w:pPr>
+              <w:keepNext w:val="false"/>
               <w:spacing w:after="40" w:before="0"/>
               <w:jc w:val="left"/>
             </w:pPr>
@@ -17566,6 +17940,7 @@
           </w:tcPr>
           <w:p>
             <w:pPr>
+              <w:keepNext w:val="false"/>
               <w:spacing w:after="40" w:before="0"/>
               <w:jc w:val="left"/>
             </w:pPr>
@@ -17603,7 +17978,7 @@
             <w:pPr>
               <w:spacing w:after="20" w:before="0"/>
             </w:pPr>
-            <w:hyperlink w:history="1" r:id="rIdeext754s8974ukeummfae">
+            <w:hyperlink w:history="1" r:id="rIdfteh69crszl_mrckrzmg5">
               <w:r>
                 <w:rPr>
                   <w:rFonts w:ascii="Arial" w:cs="Arial" w:eastAsia="Arial" w:hAnsi="Arial"/>
@@ -17636,7 +18011,7 @@
               <w:spacing w:after="10" w:before="0"/>
               <w:ind w:left="120"/>
             </w:pPr>
-            <w:hyperlink w:history="1" r:id="rId1wfhfnn_j9c2nf6nc3lcw">
+            <w:hyperlink w:history="1" r:id="rIdsl9gg9jgnwtj520ctqetj">
               <w:r>
                 <w:rPr>
                   <w:rFonts w:ascii="Arial" w:cs="Arial" w:eastAsia="Arial" w:hAnsi="Arial"/>
@@ -17681,7 +18056,7 @@
             <w:pPr>
               <w:spacing w:after="20" w:before="0"/>
             </w:pPr>
-            <w:hyperlink w:history="1" r:id="rId6mwcc76rqntljyyhi82ef">
+            <w:hyperlink w:history="1" r:id="rIdu7cfx7wzbyrmexrsqlvj3">
               <w:r>
                 <w:rPr>
                   <w:rFonts w:ascii="Arial" w:cs="Arial" w:eastAsia="Arial" w:hAnsi="Arial"/>
@@ -17714,7 +18089,7 @@
               <w:spacing w:after="10" w:before="0"/>
               <w:ind w:left="120"/>
             </w:pPr>
-            <w:hyperlink w:history="1" r:id="rIdhoyl_upcoriszdbhwtbga">
+            <w:hyperlink w:history="1" r:id="rIdp6j9e-3ne0mqnkzfwqts-">
               <w:r>
                 <w:rPr>
                   <w:rFonts w:ascii="Arial" w:cs="Arial" w:eastAsia="Arial" w:hAnsi="Arial"/>
@@ -17742,6 +18117,7 @@
           </w:tcPr>
           <w:p>
             <w:pPr>
+              <w:keepNext w:val="false"/>
               <w:spacing w:after="40" w:before="0"/>
               <w:jc w:val="left"/>
             </w:pPr>
@@ -17774,6 +18150,7 @@
           </w:tcPr>
           <w:p>
             <w:pPr>
+              <w:keepNext w:val="false"/>
               <w:spacing w:after="40" w:before="0"/>
               <w:jc w:val="left"/>
             </w:pPr>
@@ -17806,6 +18183,7 @@
           </w:tcPr>
           <w:p>
             <w:pPr>
+              <w:keepNext w:val="false"/>
               <w:spacing w:after="40" w:before="0"/>
               <w:jc w:val="left"/>
             </w:pPr>
@@ -17838,6 +18216,7 @@
           </w:tcPr>
           <w:p>
             <w:pPr>
+              <w:keepNext w:val="false"/>
               <w:spacing w:after="40" w:before="0"/>
               <w:jc w:val="left"/>
             </w:pPr>
@@ -17872,6 +18251,7 @@
           </w:tcPr>
           <w:p>
             <w:pPr>
+              <w:keepNext w:val="false"/>
               <w:spacing w:after="40" w:before="0"/>
               <w:jc w:val="left"/>
             </w:pPr>
@@ -17909,7 +18289,7 @@
             <w:pPr>
               <w:spacing w:after="20" w:before="0"/>
             </w:pPr>
-            <w:hyperlink w:history="1" r:id="rIduwhvnnwlrqyhjzjht1knb">
+            <w:hyperlink w:history="1" r:id="rIddndcitiy_o7fzg9rumlxv">
               <w:r>
                 <w:rPr>
                   <w:rFonts w:ascii="Arial" w:cs="Arial" w:eastAsia="Arial" w:hAnsi="Arial"/>
@@ -17942,7 +18322,7 @@
               <w:spacing w:after="10" w:before="0"/>
               <w:ind w:left="120"/>
             </w:pPr>
-            <w:hyperlink w:history="1" r:id="rIdxglnjyf_f2rpau7zelbwh">
+            <w:hyperlink w:history="1" r:id="rIdppnbccy27gshk2l01k3kf">
               <w:r>
                 <w:rPr>
                   <w:rFonts w:ascii="Arial" w:cs="Arial" w:eastAsia="Arial" w:hAnsi="Arial"/>
@@ -17987,7 +18367,7 @@
             <w:pPr>
               <w:spacing w:after="20" w:before="0"/>
             </w:pPr>
-            <w:hyperlink w:history="1" r:id="rIdzumglt4fe6q0upg8vpczu">
+            <w:hyperlink w:history="1" r:id="rIdvqdy2zcgtgc-tzjmjs64i">
               <w:r>
                 <w:rPr>
                   <w:rFonts w:ascii="Arial" w:cs="Arial" w:eastAsia="Arial" w:hAnsi="Arial"/>
@@ -18020,7 +18400,7 @@
               <w:spacing w:after="10" w:before="0"/>
               <w:ind w:left="120"/>
             </w:pPr>
-            <w:hyperlink w:history="1" r:id="rId1mo3g76spb-ik_wcj0fju">
+            <w:hyperlink w:history="1" r:id="rIdejc0m-s2lahzfj2cq5jxh">
               <w:r>
                 <w:rPr>
                   <w:rFonts w:ascii="Arial" w:cs="Arial" w:eastAsia="Arial" w:hAnsi="Arial"/>
@@ -18048,6 +18428,7 @@
           </w:tcPr>
           <w:p>
             <w:pPr>
+              <w:keepNext w:val="false"/>
               <w:spacing w:after="40" w:before="0"/>
               <w:jc w:val="left"/>
             </w:pPr>
@@ -18080,6 +18461,7 @@
           </w:tcPr>
           <w:p>
             <w:pPr>
+              <w:keepNext w:val="false"/>
               <w:spacing w:after="40" w:before="0"/>
               <w:jc w:val="left"/>
             </w:pPr>
@@ -18112,6 +18494,7 @@
           </w:tcPr>
           <w:p>
             <w:pPr>
+              <w:keepNext w:val="false"/>
               <w:spacing w:after="40" w:before="0"/>
               <w:jc w:val="left"/>
             </w:pPr>
@@ -18144,6 +18527,7 @@
           </w:tcPr>
           <w:p>
             <w:pPr>
+              <w:keepNext w:val="false"/>
               <w:spacing w:after="40" w:before="0"/>
               <w:jc w:val="left"/>
             </w:pPr>
@@ -18178,6 +18562,7 @@
           </w:tcPr>
           <w:p>
             <w:pPr>
+              <w:keepNext w:val="false"/>
               <w:spacing w:after="40" w:before="0"/>
               <w:jc w:val="left"/>
             </w:pPr>
@@ -18215,7 +18600,7 @@
             <w:pPr>
               <w:spacing w:after="20" w:before="0"/>
             </w:pPr>
-            <w:hyperlink w:history="1" r:id="rIdimc-yoxseuliona-_7jrq">
+            <w:hyperlink w:history="1" r:id="rIdbbhcw0omvqhvjwziwh0qw">
               <w:r>
                 <w:rPr>
                   <w:rFonts w:ascii="Arial" w:cs="Arial" w:eastAsia="Arial" w:hAnsi="Arial"/>
@@ -18264,7 +18649,7 @@
               <w:spacing w:after="10" w:before="0"/>
               <w:ind w:left="120"/>
             </w:pPr>
-            <w:hyperlink w:history="1" r:id="rIdhbfjgxsyyya1yj6som7g5">
+            <w:hyperlink w:history="1" r:id="rIda3urmth8omsdjlkqwbcqw">
               <w:r>
                 <w:rPr>
                   <w:rFonts w:ascii="Arial" w:cs="Arial" w:eastAsia="Arial" w:hAnsi="Arial"/>
@@ -18309,7 +18694,7 @@
             <w:pPr>
               <w:spacing w:after="20" w:before="0"/>
             </w:pPr>
-            <w:hyperlink w:history="1" r:id="rIdxzalyvferp2c3qlivthji">
+            <w:hyperlink w:history="1" r:id="rIdhj_ytazy80zna0hiw3oww">
               <w:r>
                 <w:rPr>
                   <w:rFonts w:ascii="Arial" w:cs="Arial" w:eastAsia="Arial" w:hAnsi="Arial"/>
@@ -18342,7 +18727,7 @@
               <w:spacing w:after="10" w:before="0"/>
               <w:ind w:left="120"/>
             </w:pPr>
-            <w:hyperlink w:history="1" r:id="rIdxbagmjgem1qfskjf4abxu">
+            <w:hyperlink w:history="1" r:id="rId7ilkkkwf9lw3usqefocmc">
               <w:r>
                 <w:rPr>
                   <w:rFonts w:ascii="Arial" w:cs="Arial" w:eastAsia="Arial" w:hAnsi="Arial"/>
@@ -18370,6 +18755,7 @@
           </w:tcPr>
           <w:p>
             <w:pPr>
+              <w:keepNext w:val="false"/>
               <w:spacing w:after="40" w:before="0"/>
               <w:jc w:val="left"/>
             </w:pPr>
@@ -18402,6 +18788,7 @@
           </w:tcPr>
           <w:p>
             <w:pPr>
+              <w:keepNext w:val="false"/>
               <w:spacing w:after="40" w:before="0"/>
               <w:jc w:val="left"/>
             </w:pPr>
@@ -18434,6 +18821,7 @@
           </w:tcPr>
           <w:p>
             <w:pPr>
+              <w:keepNext w:val="false"/>
               <w:spacing w:after="40" w:before="0"/>
               <w:jc w:val="left"/>
             </w:pPr>
@@ -18466,6 +18854,7 @@
           </w:tcPr>
           <w:p>
             <w:pPr>
+              <w:keepNext w:val="false"/>
               <w:spacing w:after="40" w:before="0"/>
               <w:jc w:val="left"/>
             </w:pPr>
@@ -18500,6 +18889,7 @@
           </w:tcPr>
           <w:p>
             <w:pPr>
+              <w:keepNext w:val="false"/>
               <w:spacing w:after="40" w:before="0"/>
               <w:jc w:val="left"/>
             </w:pPr>
@@ -18537,7 +18927,7 @@
             <w:pPr>
               <w:spacing w:after="20" w:before="0"/>
             </w:pPr>
-            <w:hyperlink w:history="1" r:id="rIdgg6fubcn12jp_qpaoyvkr">
+            <w:hyperlink w:history="1" r:id="rIdibsj7uqraytebnxjfiqmy">
               <w:r>
                 <w:rPr>
                   <w:rFonts w:ascii="Arial" w:cs="Arial" w:eastAsia="Arial" w:hAnsi="Arial"/>
@@ -18586,7 +18976,7 @@
               <w:spacing w:after="10" w:before="0"/>
               <w:ind w:left="120"/>
             </w:pPr>
-            <w:hyperlink w:history="1" r:id="rIdo1he-7krym8hf02u19f0d">
+            <w:hyperlink w:history="1" r:id="rIdo-x0pou9jtgytnxsrznfs">
               <w:r>
                 <w:rPr>
                   <w:rFonts w:ascii="Arial" w:cs="Arial" w:eastAsia="Arial" w:hAnsi="Arial"/>
@@ -18631,7 +19021,7 @@
             <w:pPr>
               <w:spacing w:after="20" w:before="0"/>
             </w:pPr>
-            <w:hyperlink w:history="1" r:id="rIdxwygp-snvkqhvj_bkbzhf">
+            <w:hyperlink w:history="1" r:id="rIdc6kivieshvabzs25uyow7">
               <w:r>
                 <w:rPr>
                   <w:rFonts w:ascii="Arial" w:cs="Arial" w:eastAsia="Arial" w:hAnsi="Arial"/>
@@ -18664,7 +19054,7 @@
               <w:spacing w:after="10" w:before="0"/>
               <w:ind w:left="120"/>
             </w:pPr>
-            <w:hyperlink w:history="1" r:id="rIdmwkcsfn4f-biog15viaws">
+            <w:hyperlink w:history="1" r:id="rIdhpoabr5rlmfeptadtth1n">
               <w:r>
                 <w:rPr>
                   <w:rFonts w:ascii="Arial" w:cs="Arial" w:eastAsia="Arial" w:hAnsi="Arial"/>
@@ -18692,6 +19082,7 @@
           </w:tcPr>
           <w:p>
             <w:pPr>
+              <w:keepNext w:val="false"/>
               <w:spacing w:after="40" w:before="0"/>
               <w:jc w:val="left"/>
             </w:pPr>
@@ -18724,6 +19115,7 @@
           </w:tcPr>
           <w:p>
             <w:pPr>
+              <w:keepNext w:val="false"/>
               <w:spacing w:after="40" w:before="0"/>
               <w:jc w:val="left"/>
             </w:pPr>
@@ -18756,6 +19148,7 @@
           </w:tcPr>
           <w:p>
             <w:pPr>
+              <w:keepNext w:val="false"/>
               <w:spacing w:after="40" w:before="0"/>
               <w:jc w:val="left"/>
             </w:pPr>
@@ -18788,6 +19181,7 @@
           </w:tcPr>
           <w:p>
             <w:pPr>
+              <w:keepNext w:val="false"/>
               <w:spacing w:after="40" w:before="0"/>
               <w:jc w:val="left"/>
             </w:pPr>
@@ -18822,6 +19216,7 @@
           </w:tcPr>
           <w:p>
             <w:pPr>
+              <w:keepNext w:val="false"/>
               <w:spacing w:after="40" w:before="0"/>
               <w:jc w:val="left"/>
             </w:pPr>
@@ -18859,7 +19254,7 @@
             <w:pPr>
               <w:spacing w:after="20" w:before="0"/>
             </w:pPr>
-            <w:hyperlink w:history="1" r:id="rIdpgs2e9phavnvemxkns9ds">
+            <w:hyperlink w:history="1" r:id="rIdy-pertoifzophci9azar_">
               <w:r>
                 <w:rPr>
                   <w:rFonts w:ascii="Arial" w:cs="Arial" w:eastAsia="Arial" w:hAnsi="Arial"/>
@@ -18908,7 +19303,7 @@
               <w:spacing w:after="10" w:before="0"/>
               <w:ind w:left="120"/>
             </w:pPr>
-            <w:hyperlink w:history="1" r:id="rId7om0p7sgl3cyoojmnlgdr">
+            <w:hyperlink w:history="1" r:id="rIde3kcciilivjlae9kdfd0c">
               <w:r>
                 <w:rPr>
                   <w:rFonts w:ascii="Arial" w:cs="Arial" w:eastAsia="Arial" w:hAnsi="Arial"/>
@@ -18953,7 +19348,7 @@
             <w:pPr>
               <w:spacing w:after="20" w:before="0"/>
             </w:pPr>
-            <w:hyperlink w:history="1" r:id="rIdqx3rruaccdvky3xd8lm1m">
+            <w:hyperlink w:history="1" r:id="rIdyqaf1mqelhfv3y90gt7ty">
               <w:r>
                 <w:rPr>
                   <w:rFonts w:ascii="Arial" w:cs="Arial" w:eastAsia="Arial" w:hAnsi="Arial"/>
@@ -18986,7 +19381,7 @@
               <w:spacing w:after="10" w:before="0"/>
               <w:ind w:left="120"/>
             </w:pPr>
-            <w:hyperlink w:history="1" r:id="rIdq025jhnyzdb_ltsj1c6kt">
+            <w:hyperlink w:history="1" r:id="rIdedhaw6bpzwlejfkwa67mb">
               <w:r>
                 <w:rPr>
                   <w:rFonts w:ascii="Arial" w:cs="Arial" w:eastAsia="Arial" w:hAnsi="Arial"/>
@@ -19014,6 +19409,7 @@
           </w:tcPr>
           <w:p>
             <w:pPr>
+              <w:keepNext w:val="false"/>
               <w:spacing w:after="40" w:before="0"/>
               <w:jc w:val="left"/>
             </w:pPr>
@@ -19046,6 +19442,7 @@
           </w:tcPr>
           <w:p>
             <w:pPr>
+              <w:keepNext w:val="false"/>
               <w:spacing w:after="40" w:before="0"/>
               <w:jc w:val="left"/>
             </w:pPr>
@@ -19078,6 +19475,7 @@
           </w:tcPr>
           <w:p>
             <w:pPr>
+              <w:keepNext w:val="false"/>
               <w:spacing w:after="40" w:before="0"/>
               <w:jc w:val="left"/>
             </w:pPr>
@@ -19110,6 +19508,7 @@
           </w:tcPr>
           <w:p>
             <w:pPr>
+              <w:keepNext w:val="false"/>
               <w:spacing w:after="40" w:before="0"/>
               <w:jc w:val="left"/>
             </w:pPr>
@@ -19169,6 +19568,7 @@
           </w:tcPr>
           <w:p>
             <w:pPr>
+              <w:keepNext w:val="false"/>
               <w:spacing w:after="40" w:before="0"/>
               <w:jc w:val="center"/>
             </w:pPr>
@@ -19203,6 +19603,7 @@
           </w:tcPr>
           <w:p>
             <w:pPr>
+              <w:keepNext w:val="false"/>
               <w:spacing w:after="40" w:before="0"/>
               <w:jc w:val="left"/>
             </w:pPr>
@@ -19264,6 +19665,7 @@
           </w:tcPr>
           <w:p>
             <w:pPr>
+              <w:keepNext w:val="false"/>
               <w:spacing w:after="40" w:before="0"/>
               <w:jc w:val="center"/>
             </w:pPr>
@@ -19298,6 +19700,7 @@
           </w:tcPr>
           <w:p>
             <w:pPr>
+              <w:keepNext w:val="false"/>
               <w:spacing w:after="40" w:before="0"/>
               <w:jc w:val="left"/>
             </w:pPr>
@@ -19330,6 +19733,7 @@
           </w:tcPr>
           <w:p>
             <w:pPr>
+              <w:keepNext w:val="false"/>
               <w:spacing w:after="40" w:before="0"/>
               <w:jc w:val="left"/>
             </w:pPr>
@@ -19364,6 +19768,7 @@
           </w:tcPr>
           <w:p>
             <w:pPr>
+              <w:keepNext w:val="false"/>
               <w:spacing w:after="40" w:before="0"/>
               <w:jc w:val="left"/>
             </w:pPr>
@@ -19396,6 +19801,7 @@
           </w:tcPr>
           <w:p>
             <w:pPr>
+              <w:keepNext w:val="false"/>
               <w:spacing w:after="40" w:before="0"/>
               <w:jc w:val="left"/>
             </w:pPr>
@@ -19430,6 +19836,7 @@
           </w:tcPr>
           <w:p>
             <w:pPr>
+              <w:keepNext w:val="false"/>
               <w:spacing w:after="40" w:before="0"/>
               <w:jc w:val="left"/>
             </w:pPr>
@@ -19462,6 +19869,7 @@
           </w:tcPr>
           <w:p>
             <w:pPr>
+              <w:keepNext w:val="false"/>
               <w:spacing w:after="40" w:before="0"/>
               <w:jc w:val="left"/>
             </w:pPr>
@@ -19498,7 +19906,7 @@
         </w:rPr>
         <w:t xml:space="preserve">© 2026 SeaVuria and ARES. Aligned with KICD objectives. Developed by SeaVuria; technical implementation by ARES (with AI assistance from Claude). Licensed under </w:t>
       </w:r>
-      <w:hyperlink w:history="1" r:id="rIdogqimediljfcvo-tmz9hb">
+      <w:hyperlink w:history="1" r:id="rIdku2w9l2jassu2xcpi4o2j">
         <w:r>
           <w:rPr>
             <w:rFonts w:ascii="Arial" w:cs="Arial" w:eastAsia="Arial" w:hAnsi="Arial"/>
@@ -19519,7 +19927,7 @@
         </w:rPr>
         <w:t xml:space="preserve"> (</w:t>
       </w:r>
-      <w:hyperlink w:history="1" r:id="rIdobxeenb4gv1fcdtlk55kr">
+      <w:hyperlink w:history="1" r:id="rIdegqh9-cwwwm01rm1txzaq">
         <w:r>
           <w:rPr>
             <w:rFonts w:ascii="Arial" w:cs="Arial" w:eastAsia="Arial" w:hAnsi="Arial"/>
@@ -19579,6 +19987,7 @@
           </w:tcPr>
           <w:p>
             <w:pPr>
+              <w:keepNext w:val="false"/>
               <w:spacing w:after="40" w:before="0"/>
               <w:jc w:val="center"/>
             </w:pPr>
@@ -19614,6 +20023,7 @@
           </w:tcPr>
           <w:p>
             <w:pPr>
+              <w:keepNext w:val="false"/>
               <w:spacing w:after="40" w:before="0"/>
               <w:jc w:val="center"/>
             </w:pPr>
@@ -19648,6 +20058,7 @@
           </w:tcPr>
           <w:p>
             <w:pPr>
+              <w:keepNext w:val="false"/>
               <w:spacing w:after="40" w:before="0"/>
               <w:jc w:val="left"/>
             </w:pPr>
@@ -19680,6 +20091,7 @@
           </w:tcPr>
           <w:p>
             <w:pPr>
+              <w:keepNext w:val="false"/>
               <w:spacing w:after="40" w:before="0"/>
               <w:jc w:val="left"/>
             </w:pPr>
@@ -19714,6 +20126,7 @@
           </w:tcPr>
           <w:p>
             <w:pPr>
+              <w:keepNext w:val="false"/>
               <w:spacing w:after="40" w:before="0"/>
               <w:jc w:val="left"/>
             </w:pPr>
@@ -19746,6 +20159,7 @@
           </w:tcPr>
           <w:p>
             <w:pPr>
+              <w:keepNext w:val="false"/>
               <w:spacing w:after="40" w:before="0"/>
               <w:jc w:val="left"/>
             </w:pPr>
@@ -19780,6 +20194,7 @@
           </w:tcPr>
           <w:p>
             <w:pPr>
+              <w:keepNext w:val="false"/>
               <w:spacing w:after="40" w:before="0"/>
               <w:jc w:val="left"/>
             </w:pPr>
@@ -19812,6 +20227,7 @@
           </w:tcPr>
           <w:p>
             <w:pPr>
+              <w:keepNext w:val="false"/>
               <w:spacing w:after="40" w:before="0"/>
               <w:jc w:val="left"/>
             </w:pPr>
@@ -19846,6 +20262,7 @@
           </w:tcPr>
           <w:p>
             <w:pPr>
+              <w:keepNext w:val="false"/>
               <w:spacing w:after="40" w:before="0"/>
               <w:jc w:val="left"/>
             </w:pPr>
@@ -19878,6 +20295,7 @@
           </w:tcPr>
           <w:p>
             <w:pPr>
+              <w:keepNext w:val="false"/>
               <w:spacing w:after="40" w:before="0"/>
               <w:jc w:val="left"/>
             </w:pPr>
@@ -19912,6 +20330,7 @@
           </w:tcPr>
           <w:p>
             <w:pPr>
+              <w:keepNext w:val="false"/>
               <w:spacing w:after="40" w:before="0"/>
               <w:jc w:val="left"/>
             </w:pPr>
@@ -19944,6 +20363,7 @@
           </w:tcPr>
           <w:p>
             <w:pPr>
+              <w:keepNext w:val="false"/>
               <w:spacing w:after="40" w:before="0"/>
               <w:jc w:val="left"/>
             </w:pPr>
@@ -19978,6 +20398,7 @@
           </w:tcPr>
           <w:p>
             <w:pPr>
+              <w:keepNext w:val="false"/>
               <w:spacing w:after="40" w:before="0"/>
               <w:jc w:val="left"/>
             </w:pPr>
@@ -20010,6 +20431,7 @@
           </w:tcPr>
           <w:p>
             <w:pPr>
+              <w:keepNext w:val="false"/>
               <w:spacing w:after="40" w:before="0"/>
               <w:jc w:val="left"/>
             </w:pPr>
@@ -20044,6 +20466,7 @@
           </w:tcPr>
           <w:p>
             <w:pPr>
+              <w:keepNext w:val="false"/>
               <w:spacing w:after="40" w:before="0"/>
               <w:jc w:val="left"/>
             </w:pPr>
@@ -20076,6 +20499,7 @@
           </w:tcPr>
           <w:p>
             <w:pPr>
+              <w:keepNext w:val="false"/>
               <w:spacing w:after="40" w:before="0"/>
               <w:jc w:val="left"/>
             </w:pPr>
@@ -20110,6 +20534,7 @@
           </w:tcPr>
           <w:p>
             <w:pPr>
+              <w:keepNext w:val="false"/>
               <w:spacing w:after="40" w:before="0"/>
               <w:jc w:val="left"/>
             </w:pPr>
@@ -20142,6 +20567,7 @@
           </w:tcPr>
           <w:p>
             <w:pPr>
+              <w:keepNext w:val="false"/>
               <w:spacing w:after="40" w:before="0"/>
               <w:jc w:val="left"/>
             </w:pPr>
@@ -20201,6 +20627,7 @@
           </w:tcPr>
           <w:p>
             <w:pPr>
+              <w:keepNext w:val="false"/>
               <w:spacing w:after="40" w:before="0"/>
               <w:jc w:val="center"/>
             </w:pPr>
@@ -20235,6 +20662,7 @@
           </w:tcPr>
           <w:p>
             <w:pPr>
+              <w:keepNext w:val="false"/>
               <w:spacing w:after="40" w:before="0"/>
               <w:jc w:val="left"/>
             </w:pPr>
@@ -20299,6 +20727,7 @@
           </w:tcPr>
           <w:p>
             <w:pPr>
+              <w:keepNext w:val="false"/>
               <w:spacing w:after="40" w:before="0"/>
               <w:jc w:val="center"/>
             </w:pPr>
@@ -20333,6 +20762,7 @@
           </w:tcPr>
           <w:p>
             <w:pPr>
+              <w:keepNext w:val="false"/>
               <w:spacing w:after="40" w:before="0"/>
               <w:jc w:val="left"/>
             </w:pPr>
@@ -20365,6 +20795,7 @@
           </w:tcPr>
           <w:p>
             <w:pPr>
+              <w:keepNext w:val="false"/>
               <w:spacing w:after="40" w:before="0"/>
               <w:jc w:val="left"/>
             </w:pPr>
@@ -20397,6 +20828,7 @@
           </w:tcPr>
           <w:p>
             <w:pPr>
+              <w:keepNext w:val="false"/>
               <w:spacing w:after="40" w:before="0"/>
               <w:jc w:val="left"/>
             </w:pPr>
@@ -20429,6 +20861,7 @@
           </w:tcPr>
           <w:p>
             <w:pPr>
+              <w:keepNext w:val="false"/>
               <w:spacing w:after="40" w:before="0"/>
               <w:jc w:val="left"/>
             </w:pPr>
@@ -20461,6 +20894,7 @@
           </w:tcPr>
           <w:p>
             <w:pPr>
+              <w:keepNext w:val="false"/>
               <w:spacing w:after="40" w:before="0"/>
               <w:jc w:val="left"/>
             </w:pPr>
@@ -20495,6 +20929,7 @@
           </w:tcPr>
           <w:p>
             <w:pPr>
+              <w:keepNext w:val="false"/>
               <w:spacing w:after="40" w:before="0"/>
               <w:jc w:val="left"/>
             </w:pPr>
@@ -20532,7 +20967,7 @@
             <w:pPr>
               <w:spacing w:after="20" w:before="0"/>
             </w:pPr>
-            <w:hyperlink w:history="1" r:id="rId9wsbg8wcqqglp76sw_gii">
+            <w:hyperlink w:history="1" r:id="rId28ecepxlhw6ffh_moozao">
               <w:r>
                 <w:rPr>
                   <w:rFonts w:ascii="Arial" w:cs="Arial" w:eastAsia="Arial" w:hAnsi="Arial"/>
@@ -20565,7 +21000,7 @@
               <w:spacing w:after="10" w:before="0"/>
               <w:ind w:left="120"/>
             </w:pPr>
-            <w:hyperlink w:history="1" r:id="rIdtunupvbmko_lrxv1m0muc">
+            <w:hyperlink w:history="1" r:id="rId2ejyvixhubrmd1v2rl9e4">
               <w:r>
                 <w:rPr>
                   <w:rFonts w:ascii="Arial" w:cs="Arial" w:eastAsia="Arial" w:hAnsi="Arial"/>
@@ -20610,7 +21045,7 @@
             <w:pPr>
               <w:spacing w:after="20" w:before="0"/>
             </w:pPr>
-            <w:hyperlink w:history="1" r:id="rIdb3aa26v02x4vnmd2qrw30">
+            <w:hyperlink w:history="1" r:id="rIdcrk4zr1edbdqw_ipnrnql">
               <w:r>
                 <w:rPr>
                   <w:rFonts w:ascii="Arial" w:cs="Arial" w:eastAsia="Arial" w:hAnsi="Arial"/>
@@ -20643,7 +21078,7 @@
               <w:spacing w:after="10" w:before="0"/>
               <w:ind w:left="120"/>
             </w:pPr>
-            <w:hyperlink w:history="1" r:id="rIdvtebazirrppb-odgkgvqg">
+            <w:hyperlink w:history="1" r:id="rIdiguyn1c4gvwmiwx_nzup4">
               <w:r>
                 <w:rPr>
                   <w:rFonts w:ascii="Arial" w:cs="Arial" w:eastAsia="Arial" w:hAnsi="Arial"/>
@@ -20671,6 +21106,7 @@
           </w:tcPr>
           <w:p>
             <w:pPr>
+              <w:keepNext w:val="false"/>
               <w:spacing w:after="40" w:before="0"/>
               <w:jc w:val="left"/>
             </w:pPr>
@@ -20703,6 +21139,7 @@
           </w:tcPr>
           <w:p>
             <w:pPr>
+              <w:keepNext w:val="false"/>
               <w:spacing w:after="40" w:before="0"/>
               <w:jc w:val="left"/>
             </w:pPr>
@@ -20735,6 +21172,7 @@
           </w:tcPr>
           <w:p>
             <w:pPr>
+              <w:keepNext w:val="false"/>
               <w:spacing w:after="40" w:before="0"/>
               <w:jc w:val="left"/>
             </w:pPr>
@@ -20767,6 +21205,7 @@
           </w:tcPr>
           <w:p>
             <w:pPr>
+              <w:keepNext w:val="false"/>
               <w:spacing w:after="40" w:before="0"/>
               <w:jc w:val="left"/>
             </w:pPr>
@@ -20801,6 +21240,7 @@
           </w:tcPr>
           <w:p>
             <w:pPr>
+              <w:keepNext w:val="false"/>
               <w:spacing w:after="40" w:before="0"/>
               <w:jc w:val="left"/>
             </w:pPr>
@@ -20838,7 +21278,7 @@
             <w:pPr>
               <w:spacing w:after="20" w:before="0"/>
             </w:pPr>
-            <w:hyperlink w:history="1" r:id="rIdgolyefiutzd3xme-cmevn">
+            <w:hyperlink w:history="1" r:id="rIdmsibdooxqag4ucelslzro">
               <w:r>
                 <w:rPr>
                   <w:rFonts w:ascii="Arial" w:cs="Arial" w:eastAsia="Arial" w:hAnsi="Arial"/>
@@ -20871,7 +21311,7 @@
               <w:spacing w:after="10" w:before="0"/>
               <w:ind w:left="120"/>
             </w:pPr>
-            <w:hyperlink w:history="1" r:id="rIdmukfxjsv2a7e1lgwc1kgn">
+            <w:hyperlink w:history="1" r:id="rId4reiepk8cz_7dyvnsvuj7">
               <w:r>
                 <w:rPr>
                   <w:rFonts w:ascii="Arial" w:cs="Arial" w:eastAsia="Arial" w:hAnsi="Arial"/>
@@ -20916,7 +21356,7 @@
             <w:pPr>
               <w:spacing w:after="20" w:before="0"/>
             </w:pPr>
-            <w:hyperlink w:history="1" r:id="rId-8zkwfjpt8mrm1j4yxu5f">
+            <w:hyperlink w:history="1" r:id="rIdse4tbdp5mhhp8n47tskmm">
               <w:r>
                 <w:rPr>
                   <w:rFonts w:ascii="Arial" w:cs="Arial" w:eastAsia="Arial" w:hAnsi="Arial"/>
@@ -20949,7 +21389,7 @@
               <w:spacing w:after="10" w:before="0"/>
               <w:ind w:left="120"/>
             </w:pPr>
-            <w:hyperlink w:history="1" r:id="rIdoiwfoldfqrasqbz05a6uk">
+            <w:hyperlink w:history="1" r:id="rId1j8tawrs-aaujgvdpecno">
               <w:r>
                 <w:rPr>
                   <w:rFonts w:ascii="Arial" w:cs="Arial" w:eastAsia="Arial" w:hAnsi="Arial"/>
@@ -20977,6 +21417,7 @@
           </w:tcPr>
           <w:p>
             <w:pPr>
+              <w:keepNext w:val="false"/>
               <w:spacing w:after="40" w:before="0"/>
               <w:jc w:val="left"/>
             </w:pPr>
@@ -21009,6 +21450,7 @@
           </w:tcPr>
           <w:p>
             <w:pPr>
+              <w:keepNext w:val="false"/>
               <w:spacing w:after="40" w:before="0"/>
               <w:jc w:val="left"/>
             </w:pPr>
@@ -21041,6 +21483,7 @@
           </w:tcPr>
           <w:p>
             <w:pPr>
+              <w:keepNext w:val="false"/>
               <w:spacing w:after="40" w:before="0"/>
               <w:jc w:val="left"/>
             </w:pPr>
@@ -21073,6 +21516,7 @@
           </w:tcPr>
           <w:p>
             <w:pPr>
+              <w:keepNext w:val="false"/>
               <w:spacing w:after="40" w:before="0"/>
               <w:jc w:val="left"/>
             </w:pPr>
@@ -21107,6 +21551,7 @@
           </w:tcPr>
           <w:p>
             <w:pPr>
+              <w:keepNext w:val="false"/>
               <w:spacing w:after="40" w:before="0"/>
               <w:jc w:val="left"/>
             </w:pPr>
@@ -21144,7 +21589,7 @@
             <w:pPr>
               <w:spacing w:after="20" w:before="0"/>
             </w:pPr>
-            <w:hyperlink w:history="1" r:id="rId6kl4u92vmqngyxf-ypcy3">
+            <w:hyperlink w:history="1" r:id="rIdepsahk8bvxu9roku5oy3h">
               <w:r>
                 <w:rPr>
                   <w:rFonts w:ascii="Arial" w:cs="Arial" w:eastAsia="Arial" w:hAnsi="Arial"/>
@@ -21193,7 +21638,7 @@
               <w:spacing w:after="10" w:before="0"/>
               <w:ind w:left="120"/>
             </w:pPr>
-            <w:hyperlink w:history="1" r:id="rIdfyuf-fce2qy-mxelosjty">
+            <w:hyperlink w:history="1" r:id="rIdttpbjs2pu4ooav4fxeaai">
               <w:r>
                 <w:rPr>
                   <w:rFonts w:ascii="Arial" w:cs="Arial" w:eastAsia="Arial" w:hAnsi="Arial"/>
@@ -21238,7 +21683,7 @@
             <w:pPr>
               <w:spacing w:after="20" w:before="0"/>
             </w:pPr>
-            <w:hyperlink w:history="1" r:id="rIdvawcmosnshemn_8hz5inz">
+            <w:hyperlink w:history="1" r:id="rIda-czilghjsoiar8ltkwpe">
               <w:r>
                 <w:rPr>
                   <w:rFonts w:ascii="Arial" w:cs="Arial" w:eastAsia="Arial" w:hAnsi="Arial"/>
@@ -21287,7 +21732,7 @@
               <w:spacing w:after="10" w:before="0"/>
               <w:ind w:left="120"/>
             </w:pPr>
-            <w:hyperlink w:history="1" r:id="rIdddoyv5-pfyrklsx3-yedy">
+            <w:hyperlink w:history="1" r:id="rIdolshsgf8fdj5jemct9jps">
               <w:r>
                 <w:rPr>
                   <w:rFonts w:ascii="Arial" w:cs="Arial" w:eastAsia="Arial" w:hAnsi="Arial"/>
@@ -21315,6 +21760,7 @@
           </w:tcPr>
           <w:p>
             <w:pPr>
+              <w:keepNext w:val="false"/>
               <w:spacing w:after="40" w:before="0"/>
               <w:jc w:val="left"/>
             </w:pPr>
@@ -21347,6 +21793,7 @@
           </w:tcPr>
           <w:p>
             <w:pPr>
+              <w:keepNext w:val="false"/>
               <w:spacing w:after="40" w:before="0"/>
               <w:jc w:val="left"/>
             </w:pPr>
@@ -21379,6 +21826,7 @@
           </w:tcPr>
           <w:p>
             <w:pPr>
+              <w:keepNext w:val="false"/>
               <w:spacing w:after="40" w:before="0"/>
               <w:jc w:val="left"/>
             </w:pPr>
@@ -21411,6 +21859,7 @@
           </w:tcPr>
           <w:p>
             <w:pPr>
+              <w:keepNext w:val="false"/>
               <w:spacing w:after="40" w:before="0"/>
               <w:jc w:val="left"/>
             </w:pPr>
@@ -21445,6 +21894,7 @@
           </w:tcPr>
           <w:p>
             <w:pPr>
+              <w:keepNext w:val="false"/>
               <w:spacing w:after="40" w:before="0"/>
               <w:jc w:val="left"/>
             </w:pPr>
@@ -21482,7 +21932,7 @@
             <w:pPr>
               <w:spacing w:after="20" w:before="0"/>
             </w:pPr>
-            <w:hyperlink w:history="1" r:id="rIdilqk4kymc_bc4a7wgpqx5">
+            <w:hyperlink w:history="1" r:id="rIdjcl_pcni-cjyheman8ww3">
               <w:r>
                 <w:rPr>
                   <w:rFonts w:ascii="Arial" w:cs="Arial" w:eastAsia="Arial" w:hAnsi="Arial"/>
@@ -21531,7 +21981,7 @@
               <w:spacing w:after="10" w:before="0"/>
               <w:ind w:left="120"/>
             </w:pPr>
-            <w:hyperlink w:history="1" r:id="rIdua9jzm32yz08rdzlytbwr">
+            <w:hyperlink w:history="1" r:id="rId1dhvswj3nql9-ewm_eyra">
               <w:r>
                 <w:rPr>
                   <w:rFonts w:ascii="Arial" w:cs="Arial" w:eastAsia="Arial" w:hAnsi="Arial"/>
@@ -21576,7 +22026,7 @@
             <w:pPr>
               <w:spacing w:after="20" w:before="0"/>
             </w:pPr>
-            <w:hyperlink w:history="1" r:id="rIdj_mfuq3aah94ceo5kl4ac">
+            <w:hyperlink w:history="1" r:id="rIdirqrtpndbglu7esmimscg">
               <w:r>
                 <w:rPr>
                   <w:rFonts w:ascii="Arial" w:cs="Arial" w:eastAsia="Arial" w:hAnsi="Arial"/>
@@ -21625,7 +22075,7 @@
               <w:spacing w:after="10" w:before="0"/>
               <w:ind w:left="120"/>
             </w:pPr>
-            <w:hyperlink w:history="1" r:id="rIdtslofsmqtvlgqrvzvxevj">
+            <w:hyperlink w:history="1" r:id="rIdlfsr1eemut01nafq-phzl">
               <w:r>
                 <w:rPr>
                   <w:rFonts w:ascii="Arial" w:cs="Arial" w:eastAsia="Arial" w:hAnsi="Arial"/>
@@ -21653,6 +22103,7 @@
           </w:tcPr>
           <w:p>
             <w:pPr>
+              <w:keepNext w:val="false"/>
               <w:spacing w:after="40" w:before="0"/>
               <w:jc w:val="left"/>
             </w:pPr>
@@ -21685,6 +22136,7 @@
           </w:tcPr>
           <w:p>
             <w:pPr>
+              <w:keepNext w:val="false"/>
               <w:spacing w:after="40" w:before="0"/>
               <w:jc w:val="left"/>
             </w:pPr>
@@ -21717,6 +22169,7 @@
           </w:tcPr>
           <w:p>
             <w:pPr>
+              <w:keepNext w:val="false"/>
               <w:spacing w:after="40" w:before="0"/>
               <w:jc w:val="left"/>
             </w:pPr>
@@ -21749,6 +22202,7 @@
           </w:tcPr>
           <w:p>
             <w:pPr>
+              <w:keepNext w:val="false"/>
               <w:spacing w:after="40" w:before="0"/>
               <w:jc w:val="left"/>
             </w:pPr>
@@ -21783,6 +22237,7 @@
           </w:tcPr>
           <w:p>
             <w:pPr>
+              <w:keepNext w:val="false"/>
               <w:spacing w:after="40" w:before="0"/>
               <w:jc w:val="left"/>
             </w:pPr>
@@ -21820,7 +22275,7 @@
             <w:pPr>
               <w:spacing w:after="20" w:before="0"/>
             </w:pPr>
-            <w:hyperlink w:history="1" r:id="rIdagv3bn0fjn9ctpdxfuc2d">
+            <w:hyperlink w:history="1" r:id="rIdsh-gmtzlfb_xotfswwjyp">
               <w:r>
                 <w:rPr>
                   <w:rFonts w:ascii="Arial" w:cs="Arial" w:eastAsia="Arial" w:hAnsi="Arial"/>
@@ -21869,7 +22324,7 @@
               <w:spacing w:after="10" w:before="0"/>
               <w:ind w:left="120"/>
             </w:pPr>
-            <w:hyperlink w:history="1" r:id="rIdyhupnsldc64cymjiieqbd">
+            <w:hyperlink w:history="1" r:id="rIdrmccrdy3pox7ko7l-v0aw">
               <w:r>
                 <w:rPr>
                   <w:rFonts w:ascii="Arial" w:cs="Arial" w:eastAsia="Arial" w:hAnsi="Arial"/>
@@ -21914,7 +22369,7 @@
             <w:pPr>
               <w:spacing w:after="20" w:before="0"/>
             </w:pPr>
-            <w:hyperlink w:history="1" r:id="rIdse3tbtaz0chg0afofpawd">
+            <w:hyperlink w:history="1" r:id="rId8bbgwee7ybixi8q4vtz64">
               <w:r>
                 <w:rPr>
                   <w:rFonts w:ascii="Arial" w:cs="Arial" w:eastAsia="Arial" w:hAnsi="Arial"/>
@@ -21947,7 +22402,7 @@
               <w:spacing w:after="10" w:before="0"/>
               <w:ind w:left="120"/>
             </w:pPr>
-            <w:hyperlink w:history="1" r:id="rIdbyvw5rohofbkqux2ij7e8">
+            <w:hyperlink w:history="1" r:id="rIdc2sdrvihs_weypbhuaqi_">
               <w:r>
                 <w:rPr>
                   <w:rFonts w:ascii="Arial" w:cs="Arial" w:eastAsia="Arial" w:hAnsi="Arial"/>
@@ -21975,6 +22430,7 @@
           </w:tcPr>
           <w:p>
             <w:pPr>
+              <w:keepNext w:val="false"/>
               <w:spacing w:after="40" w:before="0"/>
               <w:jc w:val="left"/>
             </w:pPr>
@@ -22007,6 +22463,7 @@
           </w:tcPr>
           <w:p>
             <w:pPr>
+              <w:keepNext w:val="false"/>
               <w:spacing w:after="40" w:before="0"/>
               <w:jc w:val="left"/>
             </w:pPr>
@@ -22039,6 +22496,7 @@
           </w:tcPr>
           <w:p>
             <w:pPr>
+              <w:keepNext w:val="false"/>
               <w:spacing w:after="40" w:before="0"/>
               <w:jc w:val="left"/>
             </w:pPr>
@@ -22071,6 +22529,7 @@
           </w:tcPr>
           <w:p>
             <w:pPr>
+              <w:keepNext w:val="false"/>
               <w:spacing w:after="40" w:before="0"/>
               <w:jc w:val="left"/>
             </w:pPr>
@@ -22130,6 +22589,7 @@
           </w:tcPr>
           <w:p>
             <w:pPr>
+              <w:keepNext w:val="false"/>
               <w:spacing w:after="40" w:before="0"/>
               <w:jc w:val="center"/>
             </w:pPr>
@@ -22164,6 +22624,7 @@
           </w:tcPr>
           <w:p>
             <w:pPr>
+              <w:keepNext w:val="false"/>
               <w:spacing w:after="40" w:before="0"/>
               <w:jc w:val="left"/>
             </w:pPr>
@@ -22225,6 +22686,7 @@
           </w:tcPr>
           <w:p>
             <w:pPr>
+              <w:keepNext w:val="false"/>
               <w:spacing w:after="40" w:before="0"/>
               <w:jc w:val="center"/>
             </w:pPr>
@@ -22259,6 +22721,7 @@
           </w:tcPr>
           <w:p>
             <w:pPr>
+              <w:keepNext w:val="false"/>
               <w:spacing w:after="40" w:before="0"/>
               <w:jc w:val="left"/>
             </w:pPr>
@@ -22291,6 +22754,7 @@
           </w:tcPr>
           <w:p>
             <w:pPr>
+              <w:keepNext w:val="false"/>
               <w:spacing w:after="40" w:before="0"/>
               <w:jc w:val="left"/>
             </w:pPr>
@@ -22325,6 +22789,7 @@
           </w:tcPr>
           <w:p>
             <w:pPr>
+              <w:keepNext w:val="false"/>
               <w:spacing w:after="40" w:before="0"/>
               <w:jc w:val="left"/>
             </w:pPr>
@@ -22357,6 +22822,7 @@
           </w:tcPr>
           <w:p>
             <w:pPr>
+              <w:keepNext w:val="false"/>
               <w:spacing w:after="40" w:before="0"/>
               <w:jc w:val="left"/>
             </w:pPr>
@@ -22391,6 +22857,7 @@
           </w:tcPr>
           <w:p>
             <w:pPr>
+              <w:keepNext w:val="false"/>
               <w:spacing w:after="40" w:before="0"/>
               <w:jc w:val="left"/>
             </w:pPr>
@@ -22423,6 +22890,7 @@
           </w:tcPr>
           <w:p>
             <w:pPr>
+              <w:keepNext w:val="false"/>
               <w:spacing w:after="40" w:before="0"/>
               <w:jc w:val="left"/>
             </w:pPr>
@@ -22459,7 +22927,7 @@
         </w:rPr>
         <w:t xml:space="preserve">© 2026 SeaVuria and ARES. Aligned with KICD objectives. Developed by SeaVuria; technical implementation by ARES (with AI assistance from Claude). Licensed under </w:t>
       </w:r>
-      <w:hyperlink w:history="1" r:id="rIdnnp8vgopkhocqbi3zkvgm">
+      <w:hyperlink w:history="1" r:id="rIdp5bhrfgvr5fb79pzht0wv">
         <w:r>
           <w:rPr>
             <w:rFonts w:ascii="Arial" w:cs="Arial" w:eastAsia="Arial" w:hAnsi="Arial"/>
@@ -22480,7 +22948,7 @@
         </w:rPr>
         <w:t xml:space="preserve"> (</w:t>
       </w:r>
-      <w:hyperlink w:history="1" r:id="rId4xinsuk50hhhkk4qck9te">
+      <w:hyperlink w:history="1" r:id="rIdvtswh4l0ifm2yv2fqqly8">
         <w:r>
           <w:rPr>
             <w:rFonts w:ascii="Arial" w:cs="Arial" w:eastAsia="Arial" w:hAnsi="Arial"/>
@@ -22540,6 +23008,7 @@
           </w:tcPr>
           <w:p>
             <w:pPr>
+              <w:keepNext w:val="false"/>
               <w:spacing w:after="40" w:before="0"/>
               <w:jc w:val="center"/>
             </w:pPr>
@@ -22575,6 +23044,7 @@
           </w:tcPr>
           <w:p>
             <w:pPr>
+              <w:keepNext w:val="false"/>
               <w:spacing w:after="40" w:before="0"/>
               <w:jc w:val="center"/>
             </w:pPr>
@@ -22609,6 +23079,7 @@
           </w:tcPr>
           <w:p>
             <w:pPr>
+              <w:keepNext w:val="false"/>
               <w:spacing w:after="40" w:before="0"/>
               <w:jc w:val="left"/>
             </w:pPr>
@@ -22641,6 +23112,7 @@
           </w:tcPr>
           <w:p>
             <w:pPr>
+              <w:keepNext w:val="false"/>
               <w:spacing w:after="40" w:before="0"/>
               <w:jc w:val="left"/>
             </w:pPr>
@@ -22675,6 +23147,7 @@
           </w:tcPr>
           <w:p>
             <w:pPr>
+              <w:keepNext w:val="false"/>
               <w:spacing w:after="40" w:before="0"/>
               <w:jc w:val="left"/>
             </w:pPr>
@@ -22707,6 +23180,7 @@
           </w:tcPr>
           <w:p>
             <w:pPr>
+              <w:keepNext w:val="false"/>
               <w:spacing w:after="40" w:before="0"/>
               <w:jc w:val="left"/>
             </w:pPr>
@@ -22741,6 +23215,7 @@
           </w:tcPr>
           <w:p>
             <w:pPr>
+              <w:keepNext w:val="false"/>
               <w:spacing w:after="40" w:before="0"/>
               <w:jc w:val="left"/>
             </w:pPr>
@@ -22773,6 +23248,7 @@
           </w:tcPr>
           <w:p>
             <w:pPr>
+              <w:keepNext w:val="false"/>
               <w:spacing w:after="40" w:before="0"/>
               <w:jc w:val="left"/>
             </w:pPr>
@@ -22807,6 +23283,7 @@
           </w:tcPr>
           <w:p>
             <w:pPr>
+              <w:keepNext w:val="false"/>
               <w:spacing w:after="40" w:before="0"/>
               <w:jc w:val="left"/>
             </w:pPr>
@@ -22839,6 +23316,7 @@
           </w:tcPr>
           <w:p>
             <w:pPr>
+              <w:keepNext w:val="false"/>
               <w:spacing w:after="40" w:before="0"/>
               <w:jc w:val="left"/>
             </w:pPr>
@@ -22873,6 +23351,7 @@
           </w:tcPr>
           <w:p>
             <w:pPr>
+              <w:keepNext w:val="false"/>
               <w:spacing w:after="40" w:before="0"/>
               <w:jc w:val="left"/>
             </w:pPr>
@@ -22905,6 +23384,7 @@
           </w:tcPr>
           <w:p>
             <w:pPr>
+              <w:keepNext w:val="false"/>
               <w:spacing w:after="40" w:before="0"/>
               <w:jc w:val="left"/>
             </w:pPr>
@@ -22939,6 +23419,7 @@
           </w:tcPr>
           <w:p>
             <w:pPr>
+              <w:keepNext w:val="false"/>
               <w:spacing w:after="40" w:before="0"/>
               <w:jc w:val="left"/>
             </w:pPr>
@@ -22971,6 +23452,7 @@
           </w:tcPr>
           <w:p>
             <w:pPr>
+              <w:keepNext w:val="false"/>
               <w:spacing w:after="40" w:before="0"/>
               <w:jc w:val="left"/>
             </w:pPr>
@@ -23005,6 +23487,7 @@
           </w:tcPr>
           <w:p>
             <w:pPr>
+              <w:keepNext w:val="false"/>
               <w:spacing w:after="40" w:before="0"/>
               <w:jc w:val="left"/>
             </w:pPr>
@@ -23037,6 +23520,7 @@
           </w:tcPr>
           <w:p>
             <w:pPr>
+              <w:keepNext w:val="false"/>
               <w:spacing w:after="40" w:before="0"/>
               <w:jc w:val="left"/>
             </w:pPr>
@@ -23071,6 +23555,7 @@
           </w:tcPr>
           <w:p>
             <w:pPr>
+              <w:keepNext w:val="false"/>
               <w:spacing w:after="40" w:before="0"/>
               <w:jc w:val="left"/>
             </w:pPr>
@@ -23103,6 +23588,7 @@
           </w:tcPr>
           <w:p>
             <w:pPr>
+              <w:keepNext w:val="false"/>
               <w:spacing w:after="40" w:before="0"/>
               <w:jc w:val="left"/>
             </w:pPr>
@@ -23162,6 +23648,7 @@
           </w:tcPr>
           <w:p>
             <w:pPr>
+              <w:keepNext w:val="false"/>
               <w:spacing w:after="40" w:before="0"/>
               <w:jc w:val="center"/>
             </w:pPr>
@@ -23196,6 +23683,7 @@
           </w:tcPr>
           <w:p>
             <w:pPr>
+              <w:keepNext w:val="false"/>
               <w:spacing w:after="40" w:before="0"/>
               <w:jc w:val="left"/>
             </w:pPr>
@@ -23260,6 +23748,7 @@
           </w:tcPr>
           <w:p>
             <w:pPr>
+              <w:keepNext w:val="false"/>
               <w:spacing w:after="40" w:before="0"/>
               <w:jc w:val="center"/>
             </w:pPr>
@@ -23294,6 +23783,7 @@
           </w:tcPr>
           <w:p>
             <w:pPr>
+              <w:keepNext w:val="false"/>
               <w:spacing w:after="40" w:before="0"/>
               <w:jc w:val="left"/>
             </w:pPr>
@@ -23326,6 +23816,7 @@
           </w:tcPr>
           <w:p>
             <w:pPr>
+              <w:keepNext w:val="false"/>
               <w:spacing w:after="40" w:before="0"/>
               <w:jc w:val="left"/>
             </w:pPr>
@@ -23358,6 +23849,7 @@
           </w:tcPr>
           <w:p>
             <w:pPr>
+              <w:keepNext w:val="false"/>
               <w:spacing w:after="40" w:before="0"/>
               <w:jc w:val="left"/>
             </w:pPr>
@@ -23390,6 +23882,7 @@
           </w:tcPr>
           <w:p>
             <w:pPr>
+              <w:keepNext w:val="false"/>
               <w:spacing w:after="40" w:before="0"/>
               <w:jc w:val="left"/>
             </w:pPr>
@@ -23422,6 +23915,7 @@
           </w:tcPr>
           <w:p>
             <w:pPr>
+              <w:keepNext w:val="false"/>
               <w:spacing w:after="40" w:before="0"/>
               <w:jc w:val="left"/>
             </w:pPr>
@@ -23456,6 +23950,7 @@
           </w:tcPr>
           <w:p>
             <w:pPr>
+              <w:keepNext w:val="false"/>
               <w:spacing w:after="40" w:before="0"/>
               <w:jc w:val="left"/>
             </w:pPr>
@@ -23493,7 +23988,7 @@
             <w:pPr>
               <w:spacing w:after="20" w:before="0"/>
             </w:pPr>
-            <w:hyperlink w:history="1" r:id="rIdhbococgp3lmrj6i9avgha">
+            <w:hyperlink w:history="1" r:id="rIdr5macjzdbrj-c-jgjpwtb">
               <w:r>
                 <w:rPr>
                   <w:rFonts w:ascii="Arial" w:cs="Arial" w:eastAsia="Arial" w:hAnsi="Arial"/>
@@ -23542,7 +24037,7 @@
               <w:spacing w:after="10" w:before="0"/>
               <w:ind w:left="120"/>
             </w:pPr>
-            <w:hyperlink w:history="1" r:id="rId8jnymxp8wekgukrbxgkrf">
+            <w:hyperlink w:history="1" r:id="rIddv7lj1ybtkw-mzz8xolf0">
               <w:r>
                 <w:rPr>
                   <w:rFonts w:ascii="Arial" w:cs="Arial" w:eastAsia="Arial" w:hAnsi="Arial"/>
@@ -23587,7 +24082,7 @@
             <w:pPr>
               <w:spacing w:after="20" w:before="0"/>
             </w:pPr>
-            <w:hyperlink w:history="1" r:id="rIds1of7wng8cy5pay9unopx">
+            <w:hyperlink w:history="1" r:id="rIdueps9rdcxdvo7vwm9_kgr">
               <w:r>
                 <w:rPr>
                   <w:rFonts w:ascii="Arial" w:cs="Arial" w:eastAsia="Arial" w:hAnsi="Arial"/>
@@ -23636,7 +24131,7 @@
               <w:spacing w:after="10" w:before="0"/>
               <w:ind w:left="120"/>
             </w:pPr>
-            <w:hyperlink w:history="1" r:id="rIdxpilkpe9dln-0ijw13vq6">
+            <w:hyperlink w:history="1" r:id="rIdzhvxps00dsegpm_wxsg7l">
               <w:r>
                 <w:rPr>
                   <w:rFonts w:ascii="Arial" w:cs="Arial" w:eastAsia="Arial" w:hAnsi="Arial"/>
@@ -23664,6 +24159,7 @@
           </w:tcPr>
           <w:p>
             <w:pPr>
+              <w:keepNext w:val="false"/>
               <w:spacing w:after="40" w:before="0"/>
               <w:jc w:val="left"/>
             </w:pPr>
@@ -23696,6 +24192,7 @@
           </w:tcPr>
           <w:p>
             <w:pPr>
+              <w:keepNext w:val="false"/>
               <w:spacing w:after="40" w:before="0"/>
               <w:jc w:val="left"/>
             </w:pPr>
@@ -23728,6 +24225,7 @@
           </w:tcPr>
           <w:p>
             <w:pPr>
+              <w:keepNext w:val="false"/>
               <w:spacing w:after="40" w:before="0"/>
               <w:jc w:val="left"/>
             </w:pPr>
@@ -23760,6 +24258,7 @@
           </w:tcPr>
           <w:p>
             <w:pPr>
+              <w:keepNext w:val="false"/>
               <w:spacing w:after="40" w:before="0"/>
               <w:jc w:val="left"/>
             </w:pPr>
@@ -23794,6 +24293,7 @@
           </w:tcPr>
           <w:p>
             <w:pPr>
+              <w:keepNext w:val="false"/>
               <w:spacing w:after="40" w:before="0"/>
               <w:jc w:val="left"/>
             </w:pPr>
@@ -23831,7 +24331,7 @@
             <w:pPr>
               <w:spacing w:after="20" w:before="0"/>
             </w:pPr>
-            <w:hyperlink w:history="1" r:id="rIdy8nugeikrg99aspdfdjmp">
+            <w:hyperlink w:history="1" r:id="rIdptbys1rvuegywjrmm3des">
               <w:r>
                 <w:rPr>
                   <w:rFonts w:ascii="Arial" w:cs="Arial" w:eastAsia="Arial" w:hAnsi="Arial"/>
@@ -23880,7 +24380,7 @@
               <w:spacing w:after="10" w:before="0"/>
               <w:ind w:left="120"/>
             </w:pPr>
-            <w:hyperlink w:history="1" r:id="rId7vjnmelumsub5omqcaouq">
+            <w:hyperlink w:history="1" r:id="rIdv_vbdolwu3ecy93v-bsbg">
               <w:r>
                 <w:rPr>
                   <w:rFonts w:ascii="Arial" w:cs="Arial" w:eastAsia="Arial" w:hAnsi="Arial"/>
@@ -23925,7 +24425,7 @@
             <w:pPr>
               <w:spacing w:after="20" w:before="0"/>
             </w:pPr>
-            <w:hyperlink w:history="1" r:id="rIdtgzt_fjerwqtm0evg7qmt">
+            <w:hyperlink w:history="1" r:id="rIdvnwmsj5cg-orqwuhffvzi">
               <w:r>
                 <w:rPr>
                   <w:rFonts w:ascii="Arial" w:cs="Arial" w:eastAsia="Arial" w:hAnsi="Arial"/>
@@ -23974,7 +24474,7 @@
               <w:spacing w:after="10" w:before="0"/>
               <w:ind w:left="120"/>
             </w:pPr>
-            <w:hyperlink w:history="1" r:id="rIdeov5qdx9orxd88gmyawg-">
+            <w:hyperlink w:history="1" r:id="rId36r3kzy9lu_5j2jvvvuz8">
               <w:r>
                 <w:rPr>
                   <w:rFonts w:ascii="Arial" w:cs="Arial" w:eastAsia="Arial" w:hAnsi="Arial"/>
@@ -24002,6 +24502,7 @@
           </w:tcPr>
           <w:p>
             <w:pPr>
+              <w:keepNext w:val="false"/>
               <w:spacing w:after="40" w:before="0"/>
               <w:jc w:val="left"/>
             </w:pPr>
@@ -24034,6 +24535,7 @@
           </w:tcPr>
           <w:p>
             <w:pPr>
+              <w:keepNext w:val="false"/>
               <w:spacing w:after="40" w:before="0"/>
               <w:jc w:val="left"/>
             </w:pPr>
@@ -24066,6 +24568,7 @@
           </w:tcPr>
           <w:p>
             <w:pPr>
+              <w:keepNext w:val="false"/>
               <w:spacing w:after="40" w:before="0"/>
               <w:jc w:val="left"/>
             </w:pPr>
@@ -24098,6 +24601,7 @@
           </w:tcPr>
           <w:p>
             <w:pPr>
+              <w:keepNext w:val="false"/>
               <w:spacing w:after="40" w:before="0"/>
               <w:jc w:val="left"/>
             </w:pPr>
@@ -24132,6 +24636,7 @@
           </w:tcPr>
           <w:p>
             <w:pPr>
+              <w:keepNext w:val="false"/>
               <w:spacing w:after="40" w:before="0"/>
               <w:jc w:val="left"/>
             </w:pPr>
@@ -24169,7 +24674,7 @@
             <w:pPr>
               <w:spacing w:after="20" w:before="0"/>
             </w:pPr>
-            <w:hyperlink w:history="1" r:id="rIdelyzda6h0c38nc0rqnoed">
+            <w:hyperlink w:history="1" r:id="rId3o3tjyzh2_kykslfwj4kg">
               <w:r>
                 <w:rPr>
                   <w:rFonts w:ascii="Arial" w:cs="Arial" w:eastAsia="Arial" w:hAnsi="Arial"/>
@@ -24218,7 +24723,7 @@
               <w:spacing w:after="10" w:before="0"/>
               <w:ind w:left="120"/>
             </w:pPr>
-            <w:hyperlink w:history="1" r:id="rIdgcjvkvgbc8n1n1jb0jkdl">
+            <w:hyperlink w:history="1" r:id="rIdip0g-oiw4yjbri-spaxgx">
               <w:r>
                 <w:rPr>
                   <w:rFonts w:ascii="Arial" w:cs="Arial" w:eastAsia="Arial" w:hAnsi="Arial"/>
@@ -24263,7 +24768,7 @@
             <w:pPr>
               <w:spacing w:after="20" w:before="0"/>
             </w:pPr>
-            <w:hyperlink w:history="1" r:id="rIdcd2bsmjcpfmr3r5z8qgjg">
+            <w:hyperlink w:history="1" r:id="rIdfdft8l5cqkvdwuvavy8ts">
               <w:r>
                 <w:rPr>
                   <w:rFonts w:ascii="Arial" w:cs="Arial" w:eastAsia="Arial" w:hAnsi="Arial"/>
@@ -24312,7 +24817,7 @@
               <w:spacing w:after="10" w:before="0"/>
               <w:ind w:left="120"/>
             </w:pPr>
-            <w:hyperlink w:history="1" r:id="rIdcmzrtgsttfwz5ai1zyqtn">
+            <w:hyperlink w:history="1" r:id="rIdew4hb9gjr9dhrtz2l0ayx">
               <w:r>
                 <w:rPr>
                   <w:rFonts w:ascii="Arial" w:cs="Arial" w:eastAsia="Arial" w:hAnsi="Arial"/>
@@ -24340,6 +24845,7 @@
           </w:tcPr>
           <w:p>
             <w:pPr>
+              <w:keepNext w:val="false"/>
               <w:spacing w:after="40" w:before="0"/>
               <w:jc w:val="left"/>
             </w:pPr>
@@ -24372,6 +24878,7 @@
           </w:tcPr>
           <w:p>
             <w:pPr>
+              <w:keepNext w:val="false"/>
               <w:spacing w:after="40" w:before="0"/>
               <w:jc w:val="left"/>
             </w:pPr>
@@ -24404,6 +24911,7 @@
           </w:tcPr>
           <w:p>
             <w:pPr>
+              <w:keepNext w:val="false"/>
               <w:spacing w:after="40" w:before="0"/>
               <w:jc w:val="left"/>
             </w:pPr>
@@ -24436,6 +24944,7 @@
           </w:tcPr>
           <w:p>
             <w:pPr>
+              <w:keepNext w:val="false"/>
               <w:spacing w:after="40" w:before="0"/>
               <w:jc w:val="left"/>
             </w:pPr>
@@ -24470,6 +24979,7 @@
           </w:tcPr>
           <w:p>
             <w:pPr>
+              <w:keepNext w:val="false"/>
               <w:spacing w:after="40" w:before="0"/>
               <w:jc w:val="left"/>
             </w:pPr>
@@ -24507,7 +25017,7 @@
             <w:pPr>
               <w:spacing w:after="20" w:before="0"/>
             </w:pPr>
-            <w:hyperlink w:history="1" r:id="rIdfvdx2-ubhma4t9yikdbjw">
+            <w:hyperlink w:history="1" r:id="rIdjw0qxouta3zrivefng0px">
               <w:r>
                 <w:rPr>
                   <w:rFonts w:ascii="Arial" w:cs="Arial" w:eastAsia="Arial" w:hAnsi="Arial"/>
@@ -24556,7 +25066,7 @@
               <w:spacing w:after="10" w:before="0"/>
               <w:ind w:left="120"/>
             </w:pPr>
-            <w:hyperlink w:history="1" r:id="rId5tekannetwqe2fuydtd4j">
+            <w:hyperlink w:history="1" r:id="rIddfgcmquuzkvpms7nfeu--">
               <w:r>
                 <w:rPr>
                   <w:rFonts w:ascii="Arial" w:cs="Arial" w:eastAsia="Arial" w:hAnsi="Arial"/>
@@ -24601,7 +25111,7 @@
             <w:pPr>
               <w:spacing w:after="20" w:before="0"/>
             </w:pPr>
-            <w:hyperlink w:history="1" r:id="rIdjflft6p6hnovx0tzthifn">
+            <w:hyperlink w:history="1" r:id="rIdfd50jnxpup1azv2b_p64f">
               <w:r>
                 <w:rPr>
                   <w:rFonts w:ascii="Arial" w:cs="Arial" w:eastAsia="Arial" w:hAnsi="Arial"/>
@@ -24650,7 +25160,7 @@
               <w:spacing w:after="10" w:before="0"/>
               <w:ind w:left="120"/>
             </w:pPr>
-            <w:hyperlink w:history="1" r:id="rIdafu0lvhe1p-sxozygh5zx">
+            <w:hyperlink w:history="1" r:id="rIdlqth1rgtopropo9t_2hze">
               <w:r>
                 <w:rPr>
                   <w:rFonts w:ascii="Arial" w:cs="Arial" w:eastAsia="Arial" w:hAnsi="Arial"/>
@@ -24678,6 +25188,7 @@
           </w:tcPr>
           <w:p>
             <w:pPr>
+              <w:keepNext w:val="false"/>
               <w:spacing w:after="40" w:before="0"/>
               <w:jc w:val="left"/>
             </w:pPr>
@@ -24710,6 +25221,7 @@
           </w:tcPr>
           <w:p>
             <w:pPr>
+              <w:keepNext w:val="false"/>
               <w:spacing w:after="40" w:before="0"/>
               <w:jc w:val="left"/>
             </w:pPr>
@@ -24742,6 +25254,7 @@
           </w:tcPr>
           <w:p>
             <w:pPr>
+              <w:keepNext w:val="false"/>
               <w:spacing w:after="40" w:before="0"/>
               <w:jc w:val="left"/>
             </w:pPr>
@@ -24774,6 +25287,7 @@
           </w:tcPr>
           <w:p>
             <w:pPr>
+              <w:keepNext w:val="false"/>
               <w:spacing w:after="40" w:before="0"/>
               <w:jc w:val="left"/>
             </w:pPr>
@@ -24808,6 +25322,7 @@
           </w:tcPr>
           <w:p>
             <w:pPr>
+              <w:keepNext w:val="false"/>
               <w:spacing w:after="40" w:before="0"/>
               <w:jc w:val="left"/>
             </w:pPr>
@@ -24845,7 +25360,7 @@
             <w:pPr>
               <w:spacing w:after="20" w:before="0"/>
             </w:pPr>
-            <w:hyperlink w:history="1" r:id="rIde1p8eqqxtzhrrqfjecfqd">
+            <w:hyperlink w:history="1" r:id="rId9x_kuhgkenuhw7yakvxf_">
               <w:r>
                 <w:rPr>
                   <w:rFonts w:ascii="Arial" w:cs="Arial" w:eastAsia="Arial" w:hAnsi="Arial"/>
@@ -24894,7 +25409,7 @@
               <w:spacing w:after="10" w:before="0"/>
               <w:ind w:left="120"/>
             </w:pPr>
-            <w:hyperlink w:history="1" r:id="rIdxnq0eehvkvpb3qli6ano7">
+            <w:hyperlink w:history="1" r:id="rIdvzdiictyyt0iwvdzbph1x">
               <w:r>
                 <w:rPr>
                   <w:rFonts w:ascii="Arial" w:cs="Arial" w:eastAsia="Arial" w:hAnsi="Arial"/>
@@ -24939,7 +25454,7 @@
             <w:pPr>
               <w:spacing w:after="20" w:before="0"/>
             </w:pPr>
-            <w:hyperlink w:history="1" r:id="rIdzqvlbqophh6wrjdfu8tgu">
+            <w:hyperlink w:history="1" r:id="rIdz6zsgdnhdooab6r5iwzxd">
               <w:r>
                 <w:rPr>
                   <w:rFonts w:ascii="Arial" w:cs="Arial" w:eastAsia="Arial" w:hAnsi="Arial"/>
@@ -24988,7 +25503,7 @@
               <w:spacing w:after="10" w:before="0"/>
               <w:ind w:left="120"/>
             </w:pPr>
-            <w:hyperlink w:history="1" r:id="rId-zgi_pmp7s9cw1z48wkd1">
+            <w:hyperlink w:history="1" r:id="rIdfptlabafk1jc972nrj63v">
               <w:r>
                 <w:rPr>
                   <w:rFonts w:ascii="Arial" w:cs="Arial" w:eastAsia="Arial" w:hAnsi="Arial"/>
@@ -25016,6 +25531,7 @@
           </w:tcPr>
           <w:p>
             <w:pPr>
+              <w:keepNext w:val="false"/>
               <w:spacing w:after="40" w:before="0"/>
               <w:jc w:val="left"/>
             </w:pPr>
@@ -25048,6 +25564,7 @@
           </w:tcPr>
           <w:p>
             <w:pPr>
+              <w:keepNext w:val="false"/>
               <w:spacing w:after="40" w:before="0"/>
               <w:jc w:val="left"/>
             </w:pPr>
@@ -25080,6 +25597,7 @@
           </w:tcPr>
           <w:p>
             <w:pPr>
+              <w:keepNext w:val="false"/>
               <w:spacing w:after="40" w:before="0"/>
               <w:jc w:val="left"/>
             </w:pPr>
@@ -25112,6 +25630,7 @@
           </w:tcPr>
           <w:p>
             <w:pPr>
+              <w:keepNext w:val="false"/>
               <w:spacing w:after="40" w:before="0"/>
               <w:jc w:val="left"/>
             </w:pPr>
@@ -25171,6 +25690,7 @@
           </w:tcPr>
           <w:p>
             <w:pPr>
+              <w:keepNext w:val="false"/>
               <w:spacing w:after="40" w:before="0"/>
               <w:jc w:val="center"/>
             </w:pPr>
@@ -25205,6 +25725,7 @@
           </w:tcPr>
           <w:p>
             <w:pPr>
+              <w:keepNext w:val="false"/>
               <w:spacing w:after="40" w:before="0"/>
               <w:jc w:val="left"/>
             </w:pPr>
@@ -25266,6 +25787,7 @@
           </w:tcPr>
           <w:p>
             <w:pPr>
+              <w:keepNext w:val="false"/>
               <w:spacing w:after="40" w:before="0"/>
               <w:jc w:val="center"/>
             </w:pPr>
@@ -25300,6 +25822,7 @@
           </w:tcPr>
           <w:p>
             <w:pPr>
+              <w:keepNext w:val="false"/>
               <w:spacing w:after="40" w:before="0"/>
               <w:jc w:val="left"/>
             </w:pPr>
@@ -25332,6 +25855,7 @@
           </w:tcPr>
           <w:p>
             <w:pPr>
+              <w:keepNext w:val="false"/>
               <w:spacing w:after="40" w:before="0"/>
               <w:jc w:val="left"/>
             </w:pPr>
@@ -25366,6 +25890,7 @@
           </w:tcPr>
           <w:p>
             <w:pPr>
+              <w:keepNext w:val="false"/>
               <w:spacing w:after="40" w:before="0"/>
               <w:jc w:val="left"/>
             </w:pPr>
@@ -25398,6 +25923,7 @@
           </w:tcPr>
           <w:p>
             <w:pPr>
+              <w:keepNext w:val="false"/>
               <w:spacing w:after="40" w:before="0"/>
               <w:jc w:val="left"/>
             </w:pPr>
@@ -25432,6 +25958,7 @@
           </w:tcPr>
           <w:p>
             <w:pPr>
+              <w:keepNext w:val="false"/>
               <w:spacing w:after="40" w:before="0"/>
               <w:jc w:val="left"/>
             </w:pPr>
@@ -25464,6 +25991,7 @@
           </w:tcPr>
           <w:p>
             <w:pPr>
+              <w:keepNext w:val="false"/>
               <w:spacing w:after="40" w:before="0"/>
               <w:jc w:val="left"/>
             </w:pPr>
@@ -25500,7 +26028,7 @@
         </w:rPr>
         <w:t xml:space="preserve">© 2026 SeaVuria and ARES. Aligned with KICD objectives. Developed by SeaVuria; technical implementation by ARES (with AI assistance from Claude). Licensed under </w:t>
       </w:r>
-      <w:hyperlink w:history="1" r:id="rIdbwpfjhheffib7qaaezccn">
+      <w:hyperlink w:history="1" r:id="rIdzcb6wb-5fldmflmljzprn">
         <w:r>
           <w:rPr>
             <w:rFonts w:ascii="Arial" w:cs="Arial" w:eastAsia="Arial" w:hAnsi="Arial"/>
@@ -25521,7 +26049,7 @@
         </w:rPr>
         <w:t xml:space="preserve"> (</w:t>
       </w:r>
-      <w:hyperlink w:history="1" r:id="rIdzcasvyat1ofcgyypu2_bj">
+      <w:hyperlink w:history="1" r:id="rId-uenscoci6lxjscslpfp2">
         <w:r>
           <w:rPr>
             <w:rFonts w:ascii="Arial" w:cs="Arial" w:eastAsia="Arial" w:hAnsi="Arial"/>
@@ -25581,6 +26109,7 @@
           </w:tcPr>
           <w:p>
             <w:pPr>
+              <w:keepNext w:val="false"/>
               <w:spacing w:after="40" w:before="0"/>
               <w:jc w:val="center"/>
             </w:pPr>
@@ -25616,6 +26145,7 @@
           </w:tcPr>
           <w:p>
             <w:pPr>
+              <w:keepNext w:val="false"/>
               <w:spacing w:after="40" w:before="0"/>
               <w:jc w:val="center"/>
             </w:pPr>
@@ -25650,6 +26180,7 @@
           </w:tcPr>
           <w:p>
             <w:pPr>
+              <w:keepNext w:val="false"/>
               <w:spacing w:after="40" w:before="0"/>
               <w:jc w:val="left"/>
             </w:pPr>
@@ -25682,6 +26213,7 @@
           </w:tcPr>
           <w:p>
             <w:pPr>
+              <w:keepNext w:val="false"/>
               <w:spacing w:after="40" w:before="0"/>
               <w:jc w:val="left"/>
             </w:pPr>
@@ -25716,6 +26248,7 @@
           </w:tcPr>
           <w:p>
             <w:pPr>
+              <w:keepNext w:val="false"/>
               <w:spacing w:after="40" w:before="0"/>
               <w:jc w:val="left"/>
             </w:pPr>
@@ -25748,6 +26281,7 @@
           </w:tcPr>
           <w:p>
             <w:pPr>
+              <w:keepNext w:val="false"/>
               <w:spacing w:after="40" w:before="0"/>
               <w:jc w:val="left"/>
             </w:pPr>
@@ -25782,6 +26316,7 @@
           </w:tcPr>
           <w:p>
             <w:pPr>
+              <w:keepNext w:val="false"/>
               <w:spacing w:after="40" w:before="0"/>
               <w:jc w:val="left"/>
             </w:pPr>
@@ -25814,6 +26349,7 @@
           </w:tcPr>
           <w:p>
             <w:pPr>
+              <w:keepNext w:val="false"/>
               <w:spacing w:after="40" w:before="0"/>
               <w:jc w:val="left"/>
             </w:pPr>
@@ -25848,6 +26384,7 @@
           </w:tcPr>
           <w:p>
             <w:pPr>
+              <w:keepNext w:val="false"/>
               <w:spacing w:after="40" w:before="0"/>
               <w:jc w:val="left"/>
             </w:pPr>
@@ -25880,6 +26417,7 @@
           </w:tcPr>
           <w:p>
             <w:pPr>
+              <w:keepNext w:val="false"/>
               <w:spacing w:after="40" w:before="0"/>
               <w:jc w:val="left"/>
             </w:pPr>
@@ -25914,6 +26452,7 @@
           </w:tcPr>
           <w:p>
             <w:pPr>
+              <w:keepNext w:val="false"/>
               <w:spacing w:after="40" w:before="0"/>
               <w:jc w:val="left"/>
             </w:pPr>
@@ -25946,6 +26485,7 @@
           </w:tcPr>
           <w:p>
             <w:pPr>
+              <w:keepNext w:val="false"/>
               <w:spacing w:after="40" w:before="0"/>
               <w:jc w:val="left"/>
             </w:pPr>
@@ -25980,6 +26520,7 @@
           </w:tcPr>
           <w:p>
             <w:pPr>
+              <w:keepNext w:val="false"/>
               <w:spacing w:after="40" w:before="0"/>
               <w:jc w:val="left"/>
             </w:pPr>
@@ -26012,6 +26553,7 @@
           </w:tcPr>
           <w:p>
             <w:pPr>
+              <w:keepNext w:val="false"/>
               <w:spacing w:after="40" w:before="0"/>
               <w:jc w:val="left"/>
             </w:pPr>
@@ -26046,6 +26588,7 @@
           </w:tcPr>
           <w:p>
             <w:pPr>
+              <w:keepNext w:val="false"/>
               <w:spacing w:after="40" w:before="0"/>
               <w:jc w:val="left"/>
             </w:pPr>
@@ -26078,6 +26621,7 @@
           </w:tcPr>
           <w:p>
             <w:pPr>
+              <w:keepNext w:val="false"/>
               <w:spacing w:after="40" w:before="0"/>
               <w:jc w:val="left"/>
             </w:pPr>
@@ -26112,6 +26656,7 @@
           </w:tcPr>
           <w:p>
             <w:pPr>
+              <w:keepNext w:val="false"/>
               <w:spacing w:after="40" w:before="0"/>
               <w:jc w:val="left"/>
             </w:pPr>
@@ -26144,6 +26689,7 @@
           </w:tcPr>
           <w:p>
             <w:pPr>
+              <w:keepNext w:val="false"/>
               <w:spacing w:after="40" w:before="0"/>
               <w:jc w:val="left"/>
             </w:pPr>
@@ -26203,6 +26749,7 @@
           </w:tcPr>
           <w:p>
             <w:pPr>
+              <w:keepNext w:val="false"/>
               <w:spacing w:after="40" w:before="0"/>
               <w:jc w:val="center"/>
             </w:pPr>
@@ -26237,6 +26784,7 @@
           </w:tcPr>
           <w:p>
             <w:pPr>
+              <w:keepNext w:val="false"/>
               <w:spacing w:after="40" w:before="0"/>
               <w:jc w:val="left"/>
             </w:pPr>
@@ -26301,6 +26849,7 @@
           </w:tcPr>
           <w:p>
             <w:pPr>
+              <w:keepNext w:val="false"/>
               <w:spacing w:after="40" w:before="0"/>
               <w:jc w:val="center"/>
             </w:pPr>
@@ -26335,6 +26884,7 @@
           </w:tcPr>
           <w:p>
             <w:pPr>
+              <w:keepNext w:val="false"/>
               <w:spacing w:after="40" w:before="0"/>
               <w:jc w:val="left"/>
             </w:pPr>
@@ -26367,6 +26917,7 @@
           </w:tcPr>
           <w:p>
             <w:pPr>
+              <w:keepNext w:val="false"/>
               <w:spacing w:after="40" w:before="0"/>
               <w:jc w:val="left"/>
             </w:pPr>
@@ -26399,6 +26950,7 @@
           </w:tcPr>
           <w:p>
             <w:pPr>
+              <w:keepNext w:val="false"/>
               <w:spacing w:after="40" w:before="0"/>
               <w:jc w:val="left"/>
             </w:pPr>
@@ -26431,6 +26983,7 @@
           </w:tcPr>
           <w:p>
             <w:pPr>
+              <w:keepNext w:val="false"/>
               <w:spacing w:after="40" w:before="0"/>
               <w:jc w:val="left"/>
             </w:pPr>
@@ -26463,6 +27016,7 @@
           </w:tcPr>
           <w:p>
             <w:pPr>
+              <w:keepNext w:val="false"/>
               <w:spacing w:after="40" w:before="0"/>
               <w:jc w:val="left"/>
             </w:pPr>
@@ -26497,6 +27051,7 @@
           </w:tcPr>
           <w:p>
             <w:pPr>
+              <w:keepNext w:val="false"/>
               <w:spacing w:after="40" w:before="0"/>
               <w:jc w:val="left"/>
             </w:pPr>
@@ -26534,7 +27089,7 @@
             <w:pPr>
               <w:spacing w:after="20" w:before="0"/>
             </w:pPr>
-            <w:hyperlink w:history="1" r:id="rIdqbdafmus4jp97puo44dtl">
+            <w:hyperlink w:history="1" r:id="rIdt9adgkj-dd_7hq6yhb--d">
               <w:r>
                 <w:rPr>
                   <w:rFonts w:ascii="Arial" w:cs="Arial" w:eastAsia="Arial" w:hAnsi="Arial"/>
@@ -26567,7 +27122,7 @@
               <w:spacing w:after="10" w:before="0"/>
               <w:ind w:left="120"/>
             </w:pPr>
-            <w:hyperlink w:history="1" r:id="rId3zzwrln5mwo16-cqpclwd">
+            <w:hyperlink w:history="1" r:id="rIdjdhf3qqbkdubu5czjjel7">
               <w:r>
                 <w:rPr>
                   <w:rFonts w:ascii="Arial" w:cs="Arial" w:eastAsia="Arial" w:hAnsi="Arial"/>
@@ -26612,7 +27167,7 @@
             <w:pPr>
               <w:spacing w:after="20" w:before="0"/>
             </w:pPr>
-            <w:hyperlink w:history="1" r:id="rIddk-oottvt_wvtzty43rr-">
+            <w:hyperlink w:history="1" r:id="rIdtzt1vv3dzwhjrh3oipdg-">
               <w:r>
                 <w:rPr>
                   <w:rFonts w:ascii="Arial" w:cs="Arial" w:eastAsia="Arial" w:hAnsi="Arial"/>
@@ -26645,7 +27200,7 @@
               <w:spacing w:after="10" w:before="0"/>
               <w:ind w:left="120"/>
             </w:pPr>
-            <w:hyperlink w:history="1" r:id="rIdollnodayw0er9yftiogsf">
+            <w:hyperlink w:history="1" r:id="rId38hyv5zrkqri7joy86sd7">
               <w:r>
                 <w:rPr>
                   <w:rFonts w:ascii="Arial" w:cs="Arial" w:eastAsia="Arial" w:hAnsi="Arial"/>
@@ -26673,6 +27228,7 @@
           </w:tcPr>
           <w:p>
             <w:pPr>
+              <w:keepNext w:val="false"/>
               <w:spacing w:after="40" w:before="0"/>
               <w:jc w:val="left"/>
             </w:pPr>
@@ -26705,6 +27261,7 @@
           </w:tcPr>
           <w:p>
             <w:pPr>
+              <w:keepNext w:val="false"/>
               <w:spacing w:after="40" w:before="0"/>
               <w:jc w:val="left"/>
             </w:pPr>
@@ -26737,6 +27294,7 @@
           </w:tcPr>
           <w:p>
             <w:pPr>
+              <w:keepNext w:val="false"/>
               <w:spacing w:after="40" w:before="0"/>
               <w:jc w:val="left"/>
             </w:pPr>
@@ -26769,6 +27327,7 @@
           </w:tcPr>
           <w:p>
             <w:pPr>
+              <w:keepNext w:val="false"/>
               <w:spacing w:after="40" w:before="0"/>
               <w:jc w:val="left"/>
             </w:pPr>
@@ -26803,6 +27362,7 @@
           </w:tcPr>
           <w:p>
             <w:pPr>
+              <w:keepNext w:val="false"/>
               <w:spacing w:after="40" w:before="0"/>
               <w:jc w:val="left"/>
             </w:pPr>
@@ -26840,7 +27400,7 @@
             <w:pPr>
               <w:spacing w:after="20" w:before="0"/>
             </w:pPr>
-            <w:hyperlink w:history="1" r:id="rIdhlqvaej-eiysyq2sgfdqw">
+            <w:hyperlink w:history="1" r:id="rId7p-za-pzhxeob-a3sco9z">
               <w:r>
                 <w:rPr>
                   <w:rFonts w:ascii="Arial" w:cs="Arial" w:eastAsia="Arial" w:hAnsi="Arial"/>
@@ -26873,7 +27433,7 @@
               <w:spacing w:after="10" w:before="0"/>
               <w:ind w:left="120"/>
             </w:pPr>
-            <w:hyperlink w:history="1" r:id="rId04awakwhljxkvlux8fb0y">
+            <w:hyperlink w:history="1" r:id="rIdsbrcz7sadoibuupw8rzcn">
               <w:r>
                 <w:rPr>
                   <w:rFonts w:ascii="Arial" w:cs="Arial" w:eastAsia="Arial" w:hAnsi="Arial"/>
@@ -26918,7 +27478,7 @@
             <w:pPr>
               <w:spacing w:after="20" w:before="0"/>
             </w:pPr>
-            <w:hyperlink w:history="1" r:id="rIdt0v0yh4fifnaz0-qxwnf7">
+            <w:hyperlink w:history="1" r:id="rIdlcmkgs_esxgt5oik6ob1n">
               <w:r>
                 <w:rPr>
                   <w:rFonts w:ascii="Arial" w:cs="Arial" w:eastAsia="Arial" w:hAnsi="Arial"/>
@@ -26951,7 +27511,7 @@
               <w:spacing w:after="10" w:before="0"/>
               <w:ind w:left="120"/>
             </w:pPr>
-            <w:hyperlink w:history="1" r:id="rIdexbli3ns4tcy1ockjktit">
+            <w:hyperlink w:history="1" r:id="rIdiw2ltiv4w0f_ziocwxh_c">
               <w:r>
                 <w:rPr>
                   <w:rFonts w:ascii="Arial" w:cs="Arial" w:eastAsia="Arial" w:hAnsi="Arial"/>
@@ -26979,6 +27539,7 @@
           </w:tcPr>
           <w:p>
             <w:pPr>
+              <w:keepNext w:val="false"/>
               <w:spacing w:after="40" w:before="0"/>
               <w:jc w:val="left"/>
             </w:pPr>
@@ -27011,6 +27572,7 @@
           </w:tcPr>
           <w:p>
             <w:pPr>
+              <w:keepNext w:val="false"/>
               <w:spacing w:after="40" w:before="0"/>
               <w:jc w:val="left"/>
             </w:pPr>
@@ -27043,6 +27605,7 @@
           </w:tcPr>
           <w:p>
             <w:pPr>
+              <w:keepNext w:val="false"/>
               <w:spacing w:after="40" w:before="0"/>
               <w:jc w:val="left"/>
             </w:pPr>
@@ -27075,6 +27638,7 @@
           </w:tcPr>
           <w:p>
             <w:pPr>
+              <w:keepNext w:val="false"/>
               <w:spacing w:after="40" w:before="0"/>
               <w:jc w:val="left"/>
             </w:pPr>
@@ -27109,6 +27673,7 @@
           </w:tcPr>
           <w:p>
             <w:pPr>
+              <w:keepNext w:val="false"/>
               <w:spacing w:after="40" w:before="0"/>
               <w:jc w:val="left"/>
             </w:pPr>
@@ -27146,7 +27711,7 @@
             <w:pPr>
               <w:spacing w:after="20" w:before="0"/>
             </w:pPr>
-            <w:hyperlink w:history="1" r:id="rIdo2xzxvqou3piilvsygxvg">
+            <w:hyperlink w:history="1" r:id="rIdfohs6v6icahphqtbgkjud">
               <w:r>
                 <w:rPr>
                   <w:rFonts w:ascii="Arial" w:cs="Arial" w:eastAsia="Arial" w:hAnsi="Arial"/>
@@ -27179,7 +27744,7 @@
               <w:spacing w:after="10" w:before="0"/>
               <w:ind w:left="120"/>
             </w:pPr>
-            <w:hyperlink w:history="1" r:id="rIdg4akrssgmvqh0jd5ujor8">
+            <w:hyperlink w:history="1" r:id="rIdg_eztla52hy3vcjlfwaey">
               <w:r>
                 <w:rPr>
                   <w:rFonts w:ascii="Arial" w:cs="Arial" w:eastAsia="Arial" w:hAnsi="Arial"/>
@@ -27224,7 +27789,7 @@
             <w:pPr>
               <w:spacing w:after="20" w:before="0"/>
             </w:pPr>
-            <w:hyperlink w:history="1" r:id="rId9qovpwo8-ldhtl4kaiyxc">
+            <w:hyperlink w:history="1" r:id="rIdu2udvpixy4p60r4nmqz8k">
               <w:r>
                 <w:rPr>
                   <w:rFonts w:ascii="Arial" w:cs="Arial" w:eastAsia="Arial" w:hAnsi="Arial"/>
@@ -27257,7 +27822,7 @@
               <w:spacing w:after="10" w:before="0"/>
               <w:ind w:left="120"/>
             </w:pPr>
-            <w:hyperlink w:history="1" r:id="rIdiu4f8_wuiw7vei9ohdxcf">
+            <w:hyperlink w:history="1" r:id="rIdpu5nenwnzuhid5mmv1dnn">
               <w:r>
                 <w:rPr>
                   <w:rFonts w:ascii="Arial" w:cs="Arial" w:eastAsia="Arial" w:hAnsi="Arial"/>
@@ -27285,6 +27850,7 @@
           </w:tcPr>
           <w:p>
             <w:pPr>
+              <w:keepNext w:val="false"/>
               <w:spacing w:after="40" w:before="0"/>
               <w:jc w:val="left"/>
             </w:pPr>
@@ -27317,6 +27883,7 @@
           </w:tcPr>
           <w:p>
             <w:pPr>
+              <w:keepNext w:val="false"/>
               <w:spacing w:after="40" w:before="0"/>
               <w:jc w:val="left"/>
             </w:pPr>
@@ -27349,6 +27916,7 @@
           </w:tcPr>
           <w:p>
             <w:pPr>
+              <w:keepNext w:val="false"/>
               <w:spacing w:after="40" w:before="0"/>
               <w:jc w:val="left"/>
             </w:pPr>
@@ -27381,6 +27949,7 @@
           </w:tcPr>
           <w:p>
             <w:pPr>
+              <w:keepNext w:val="false"/>
               <w:spacing w:after="40" w:before="0"/>
               <w:jc w:val="left"/>
             </w:pPr>
@@ -27415,6 +27984,7 @@
           </w:tcPr>
           <w:p>
             <w:pPr>
+              <w:keepNext w:val="false"/>
               <w:spacing w:after="40" w:before="0"/>
               <w:jc w:val="left"/>
             </w:pPr>
@@ -27452,7 +28022,7 @@
             <w:pPr>
               <w:spacing w:after="20" w:before="0"/>
             </w:pPr>
-            <w:hyperlink w:history="1" r:id="rId9dewflipiu7o3t9cthugm">
+            <w:hyperlink w:history="1" r:id="rIdawtjvmitaljw7i7ehl9ft">
               <w:r>
                 <w:rPr>
                   <w:rFonts w:ascii="Arial" w:cs="Arial" w:eastAsia="Arial" w:hAnsi="Arial"/>
@@ -27485,7 +28055,7 @@
               <w:spacing w:after="10" w:before="0"/>
               <w:ind w:left="120"/>
             </w:pPr>
-            <w:hyperlink w:history="1" r:id="rIdky_gr8x1fhmms4g4uurmm">
+            <w:hyperlink w:history="1" r:id="rIdnwk5vex6ycl7rce95eg8a">
               <w:r>
                 <w:rPr>
                   <w:rFonts w:ascii="Arial" w:cs="Arial" w:eastAsia="Arial" w:hAnsi="Arial"/>
@@ -27530,7 +28100,7 @@
             <w:pPr>
               <w:spacing w:after="20" w:before="0"/>
             </w:pPr>
-            <w:hyperlink w:history="1" r:id="rIdg-fxplgnvkc0dktspoj4c">
+            <w:hyperlink w:history="1" r:id="rIdbphzxm8btey622vzjnfzi">
               <w:r>
                 <w:rPr>
                   <w:rFonts w:ascii="Arial" w:cs="Arial" w:eastAsia="Arial" w:hAnsi="Arial"/>
@@ -27563,7 +28133,7 @@
               <w:spacing w:after="10" w:before="0"/>
               <w:ind w:left="120"/>
             </w:pPr>
-            <w:hyperlink w:history="1" r:id="rIdtv5s9ajijqqh4u41f2zpt">
+            <w:hyperlink w:history="1" r:id="rIdrmemd_cy4kxxjvpjjuwbl">
               <w:r>
                 <w:rPr>
                   <w:rFonts w:ascii="Arial" w:cs="Arial" w:eastAsia="Arial" w:hAnsi="Arial"/>
@@ -27591,6 +28161,7 @@
           </w:tcPr>
           <w:p>
             <w:pPr>
+              <w:keepNext w:val="false"/>
               <w:spacing w:after="40" w:before="0"/>
               <w:jc w:val="left"/>
             </w:pPr>
@@ -27623,6 +28194,7 @@
           </w:tcPr>
           <w:p>
             <w:pPr>
+              <w:keepNext w:val="false"/>
               <w:spacing w:after="40" w:before="0"/>
               <w:jc w:val="left"/>
             </w:pPr>
@@ -27655,6 +28227,7 @@
           </w:tcPr>
           <w:p>
             <w:pPr>
+              <w:keepNext w:val="false"/>
               <w:spacing w:after="40" w:before="0"/>
               <w:jc w:val="left"/>
             </w:pPr>
@@ -27687,6 +28260,7 @@
           </w:tcPr>
           <w:p>
             <w:pPr>
+              <w:keepNext w:val="false"/>
               <w:spacing w:after="40" w:before="0"/>
               <w:jc w:val="left"/>
             </w:pPr>
@@ -27721,6 +28295,7 @@
           </w:tcPr>
           <w:p>
             <w:pPr>
+              <w:keepNext w:val="false"/>
               <w:spacing w:after="40" w:before="0"/>
               <w:jc w:val="left"/>
             </w:pPr>
@@ -27758,7 +28333,7 @@
             <w:pPr>
               <w:spacing w:after="20" w:before="0"/>
             </w:pPr>
-            <w:hyperlink w:history="1" r:id="rIdoue6kwkfpvtfdk8co875k">
+            <w:hyperlink w:history="1" r:id="rIdwvpraevkpx1byfyd6cddx">
               <w:r>
                 <w:rPr>
                   <w:rFonts w:ascii="Arial" w:cs="Arial" w:eastAsia="Arial" w:hAnsi="Arial"/>
@@ -27807,7 +28382,7 @@
               <w:spacing w:after="10" w:before="0"/>
               <w:ind w:left="120"/>
             </w:pPr>
-            <w:hyperlink w:history="1" r:id="rIdtk4ipcqteocsqfd-hytzk">
+            <w:hyperlink w:history="1" r:id="rId8o1lw4a5fodhsfovo2v5g">
               <w:r>
                 <w:rPr>
                   <w:rFonts w:ascii="Arial" w:cs="Arial" w:eastAsia="Arial" w:hAnsi="Arial"/>
@@ -27852,7 +28427,7 @@
             <w:pPr>
               <w:spacing w:after="20" w:before="0"/>
             </w:pPr>
-            <w:hyperlink w:history="1" r:id="rIdwzq-75rrr32sxhf1xccdf">
+            <w:hyperlink w:history="1" r:id="rId9bn-rtfzjlxupqxfme3h2">
               <w:r>
                 <w:rPr>
                   <w:rFonts w:ascii="Arial" w:cs="Arial" w:eastAsia="Arial" w:hAnsi="Arial"/>
@@ -27885,7 +28460,7 @@
               <w:spacing w:after="10" w:before="0"/>
               <w:ind w:left="120"/>
             </w:pPr>
-            <w:hyperlink w:history="1" r:id="rIda0_4ngyd290wnzo6t7gjp">
+            <w:hyperlink w:history="1" r:id="rIdan8wohj26z4lmiph7mliw">
               <w:r>
                 <w:rPr>
                   <w:rFonts w:ascii="Arial" w:cs="Arial" w:eastAsia="Arial" w:hAnsi="Arial"/>
@@ -27913,6 +28488,7 @@
           </w:tcPr>
           <w:p>
             <w:pPr>
+              <w:keepNext w:val="false"/>
               <w:spacing w:after="40" w:before="0"/>
               <w:jc w:val="left"/>
             </w:pPr>
@@ -27945,6 +28521,7 @@
           </w:tcPr>
           <w:p>
             <w:pPr>
+              <w:keepNext w:val="false"/>
               <w:spacing w:after="40" w:before="0"/>
               <w:jc w:val="left"/>
             </w:pPr>
@@ -27977,6 +28554,7 @@
           </w:tcPr>
           <w:p>
             <w:pPr>
+              <w:keepNext w:val="false"/>
               <w:spacing w:after="40" w:before="0"/>
               <w:jc w:val="left"/>
             </w:pPr>
@@ -28009,6 +28587,7 @@
           </w:tcPr>
           <w:p>
             <w:pPr>
+              <w:keepNext w:val="false"/>
               <w:spacing w:after="40" w:before="0"/>
               <w:jc w:val="left"/>
             </w:pPr>
@@ -28068,6 +28647,7 @@
           </w:tcPr>
           <w:p>
             <w:pPr>
+              <w:keepNext w:val="false"/>
               <w:spacing w:after="40" w:before="0"/>
               <w:jc w:val="center"/>
             </w:pPr>
@@ -28102,6 +28682,7 @@
           </w:tcPr>
           <w:p>
             <w:pPr>
+              <w:keepNext w:val="false"/>
               <w:spacing w:after="40" w:before="0"/>
               <w:jc w:val="left"/>
             </w:pPr>
@@ -28163,6 +28744,7 @@
           </w:tcPr>
           <w:p>
             <w:pPr>
+              <w:keepNext w:val="false"/>
               <w:spacing w:after="40" w:before="0"/>
               <w:jc w:val="center"/>
             </w:pPr>
@@ -28197,6 +28779,7 @@
           </w:tcPr>
           <w:p>
             <w:pPr>
+              <w:keepNext w:val="false"/>
               <w:spacing w:after="40" w:before="0"/>
               <w:jc w:val="left"/>
             </w:pPr>
@@ -28229,6 +28812,7 @@
           </w:tcPr>
           <w:p>
             <w:pPr>
+              <w:keepNext w:val="false"/>
               <w:spacing w:after="40" w:before="0"/>
               <w:jc w:val="left"/>
             </w:pPr>
@@ -28263,6 +28847,7 @@
           </w:tcPr>
           <w:p>
             <w:pPr>
+              <w:keepNext w:val="false"/>
               <w:spacing w:after="40" w:before="0"/>
               <w:jc w:val="left"/>
             </w:pPr>
@@ -28295,6 +28880,7 @@
           </w:tcPr>
           <w:p>
             <w:pPr>
+              <w:keepNext w:val="false"/>
               <w:spacing w:after="40" w:before="0"/>
               <w:jc w:val="left"/>
             </w:pPr>
@@ -28329,6 +28915,7 @@
           </w:tcPr>
           <w:p>
             <w:pPr>
+              <w:keepNext w:val="false"/>
               <w:spacing w:after="40" w:before="0"/>
               <w:jc w:val="left"/>
             </w:pPr>
@@ -28361,6 +28948,7 @@
           </w:tcPr>
           <w:p>
             <w:pPr>
+              <w:keepNext w:val="false"/>
               <w:spacing w:after="40" w:before="0"/>
               <w:jc w:val="left"/>
             </w:pPr>
@@ -28397,7 +28985,7 @@
         </w:rPr>
         <w:t xml:space="preserve">© 2026 SeaVuria and ARES. Aligned with KICD objectives. Developed by SeaVuria; technical implementation by ARES (with AI assistance from Claude). Licensed under </w:t>
       </w:r>
-      <w:hyperlink w:history="1" r:id="rIdfptcz-vz0mfmcfhwo0fzc">
+      <w:hyperlink w:history="1" r:id="rIdb4mucn6wrgof_fuhwe9me">
         <w:r>
           <w:rPr>
             <w:rFonts w:ascii="Arial" w:cs="Arial" w:eastAsia="Arial" w:hAnsi="Arial"/>
@@ -28418,7 +29006,7 @@
         </w:rPr>
         <w:t xml:space="preserve"> (</w:t>
       </w:r>
-      <w:hyperlink w:history="1" r:id="rIdt6mmkapzsphljdzk5toy4">
+      <w:hyperlink w:history="1" r:id="rIdajggosfgfsishhohqultz">
         <w:r>
           <w:rPr>
             <w:rFonts w:ascii="Arial" w:cs="Arial" w:eastAsia="Arial" w:hAnsi="Arial"/>
@@ -28478,6 +29066,7 @@
           </w:tcPr>
           <w:p>
             <w:pPr>
+              <w:keepNext w:val="false"/>
               <w:spacing w:after="40" w:before="0"/>
               <w:jc w:val="center"/>
             </w:pPr>
@@ -28513,6 +29102,7 @@
           </w:tcPr>
           <w:p>
             <w:pPr>
+              <w:keepNext w:val="false"/>
               <w:spacing w:after="40" w:before="0"/>
               <w:jc w:val="center"/>
             </w:pPr>
@@ -28547,6 +29137,7 @@
           </w:tcPr>
           <w:p>
             <w:pPr>
+              <w:keepNext w:val="false"/>
               <w:spacing w:after="40" w:before="0"/>
               <w:jc w:val="left"/>
             </w:pPr>
@@ -28579,6 +29170,7 @@
           </w:tcPr>
           <w:p>
             <w:pPr>
+              <w:keepNext w:val="false"/>
               <w:spacing w:after="40" w:before="0"/>
               <w:jc w:val="left"/>
             </w:pPr>
@@ -28613,6 +29205,7 @@
           </w:tcPr>
           <w:p>
             <w:pPr>
+              <w:keepNext w:val="false"/>
               <w:spacing w:after="40" w:before="0"/>
               <w:jc w:val="left"/>
             </w:pPr>
@@ -28645,6 +29238,7 @@
           </w:tcPr>
           <w:p>
             <w:pPr>
+              <w:keepNext w:val="false"/>
               <w:spacing w:after="40" w:before="0"/>
               <w:jc w:val="left"/>
             </w:pPr>
@@ -28679,6 +29273,7 @@
           </w:tcPr>
           <w:p>
             <w:pPr>
+              <w:keepNext w:val="false"/>
               <w:spacing w:after="40" w:before="0"/>
               <w:jc w:val="left"/>
             </w:pPr>
@@ -28711,6 +29306,7 @@
           </w:tcPr>
           <w:p>
             <w:pPr>
+              <w:keepNext w:val="false"/>
               <w:spacing w:after="40" w:before="0"/>
               <w:jc w:val="left"/>
             </w:pPr>
@@ -28745,6 +29341,7 @@
           </w:tcPr>
           <w:p>
             <w:pPr>
+              <w:keepNext w:val="false"/>
               <w:spacing w:after="40" w:before="0"/>
               <w:jc w:val="left"/>
             </w:pPr>
@@ -28777,6 +29374,7 @@
           </w:tcPr>
           <w:p>
             <w:pPr>
+              <w:keepNext w:val="false"/>
               <w:spacing w:after="40" w:before="0"/>
               <w:jc w:val="left"/>
             </w:pPr>
@@ -28811,6 +29409,7 @@
           </w:tcPr>
           <w:p>
             <w:pPr>
+              <w:keepNext w:val="false"/>
               <w:spacing w:after="40" w:before="0"/>
               <w:jc w:val="left"/>
             </w:pPr>
@@ -28843,6 +29442,7 @@
           </w:tcPr>
           <w:p>
             <w:pPr>
+              <w:keepNext w:val="false"/>
               <w:spacing w:after="40" w:before="0"/>
               <w:jc w:val="left"/>
             </w:pPr>
@@ -28877,6 +29477,7 @@
           </w:tcPr>
           <w:p>
             <w:pPr>
+              <w:keepNext w:val="false"/>
               <w:spacing w:after="40" w:before="0"/>
               <w:jc w:val="left"/>
             </w:pPr>
@@ -28909,6 +29510,7 @@
           </w:tcPr>
           <w:p>
             <w:pPr>
+              <w:keepNext w:val="false"/>
               <w:spacing w:after="40" w:before="0"/>
               <w:jc w:val="left"/>
             </w:pPr>
@@ -28943,6 +29545,7 @@
           </w:tcPr>
           <w:p>
             <w:pPr>
+              <w:keepNext w:val="false"/>
               <w:spacing w:after="40" w:before="0"/>
               <w:jc w:val="left"/>
             </w:pPr>
@@ -28975,6 +29578,7 @@
           </w:tcPr>
           <w:p>
             <w:pPr>
+              <w:keepNext w:val="false"/>
               <w:spacing w:after="40" w:before="0"/>
               <w:jc w:val="left"/>
             </w:pPr>
@@ -29009,6 +29613,7 @@
           </w:tcPr>
           <w:p>
             <w:pPr>
+              <w:keepNext w:val="false"/>
               <w:spacing w:after="40" w:before="0"/>
               <w:jc w:val="left"/>
             </w:pPr>
@@ -29041,6 +29646,7 @@
           </w:tcPr>
           <w:p>
             <w:pPr>
+              <w:keepNext w:val="false"/>
               <w:spacing w:after="40" w:before="0"/>
               <w:jc w:val="left"/>
             </w:pPr>
@@ -29100,6 +29706,7 @@
           </w:tcPr>
           <w:p>
             <w:pPr>
+              <w:keepNext w:val="false"/>
               <w:spacing w:after="40" w:before="0"/>
               <w:jc w:val="center"/>
             </w:pPr>
@@ -29134,6 +29741,7 @@
           </w:tcPr>
           <w:p>
             <w:pPr>
+              <w:keepNext w:val="false"/>
               <w:spacing w:after="40" w:before="0"/>
               <w:jc w:val="left"/>
             </w:pPr>
@@ -29198,6 +29806,7 @@
           </w:tcPr>
           <w:p>
             <w:pPr>
+              <w:keepNext w:val="false"/>
               <w:spacing w:after="40" w:before="0"/>
               <w:jc w:val="center"/>
             </w:pPr>
@@ -29232,6 +29841,7 @@
           </w:tcPr>
           <w:p>
             <w:pPr>
+              <w:keepNext w:val="false"/>
               <w:spacing w:after="40" w:before="0"/>
               <w:jc w:val="left"/>
             </w:pPr>
@@ -29264,6 +29874,7 @@
           </w:tcPr>
           <w:p>
             <w:pPr>
+              <w:keepNext w:val="false"/>
               <w:spacing w:after="40" w:before="0"/>
               <w:jc w:val="left"/>
             </w:pPr>
@@ -29296,6 +29907,7 @@
           </w:tcPr>
           <w:p>
             <w:pPr>
+              <w:keepNext w:val="false"/>
               <w:spacing w:after="40" w:before="0"/>
               <w:jc w:val="left"/>
             </w:pPr>
@@ -29328,6 +29940,7 @@
           </w:tcPr>
           <w:p>
             <w:pPr>
+              <w:keepNext w:val="false"/>
               <w:spacing w:after="40" w:before="0"/>
               <w:jc w:val="left"/>
             </w:pPr>
@@ -29360,6 +29973,7 @@
           </w:tcPr>
           <w:p>
             <w:pPr>
+              <w:keepNext w:val="false"/>
               <w:spacing w:after="40" w:before="0"/>
               <w:jc w:val="left"/>
             </w:pPr>
@@ -29394,6 +30008,7 @@
           </w:tcPr>
           <w:p>
             <w:pPr>
+              <w:keepNext w:val="false"/>
               <w:spacing w:after="40" w:before="0"/>
               <w:jc w:val="left"/>
             </w:pPr>
@@ -29431,7 +30046,7 @@
             <w:pPr>
               <w:spacing w:after="20" w:before="0"/>
             </w:pPr>
-            <w:hyperlink w:history="1" r:id="rIdvbgcow9gsenqpsohvaehb">
+            <w:hyperlink w:history="1" r:id="rIdplxfpm8wzzoyamsq_g1l2">
               <w:r>
                 <w:rPr>
                   <w:rFonts w:ascii="Arial" w:cs="Arial" w:eastAsia="Arial" w:hAnsi="Arial"/>
@@ -29464,7 +30079,7 @@
               <w:spacing w:after="10" w:before="0"/>
               <w:ind w:left="120"/>
             </w:pPr>
-            <w:hyperlink w:history="1" r:id="rIdxx5of-dda6_polbpu5cih">
+            <w:hyperlink w:history="1" r:id="rIdbwtwk5ofqycupi0-3u5iq">
               <w:r>
                 <w:rPr>
                   <w:rFonts w:ascii="Arial" w:cs="Arial" w:eastAsia="Arial" w:hAnsi="Arial"/>
@@ -29509,7 +30124,7 @@
             <w:pPr>
               <w:spacing w:after="20" w:before="0"/>
             </w:pPr>
-            <w:hyperlink w:history="1" r:id="rIdxj65lsiymrh5znntgapmg">
+            <w:hyperlink w:history="1" r:id="rIdmvsclm7-rhjojod9b2src">
               <w:r>
                 <w:rPr>
                   <w:rFonts w:ascii="Arial" w:cs="Arial" w:eastAsia="Arial" w:hAnsi="Arial"/>
@@ -29542,7 +30157,7 @@
               <w:spacing w:after="10" w:before="0"/>
               <w:ind w:left="120"/>
             </w:pPr>
-            <w:hyperlink w:history="1" r:id="rIdyc8obew5tuv6igae3xxdv">
+            <w:hyperlink w:history="1" r:id="rId4lfxgi8rw61ywfaej4qte">
               <w:r>
                 <w:rPr>
                   <w:rFonts w:ascii="Arial" w:cs="Arial" w:eastAsia="Arial" w:hAnsi="Arial"/>
@@ -29570,6 +30185,7 @@
           </w:tcPr>
           <w:p>
             <w:pPr>
+              <w:keepNext w:val="false"/>
               <w:spacing w:after="40" w:before="0"/>
               <w:jc w:val="left"/>
             </w:pPr>
@@ -29602,6 +30218,7 @@
           </w:tcPr>
           <w:p>
             <w:pPr>
+              <w:keepNext w:val="false"/>
               <w:spacing w:after="40" w:before="0"/>
               <w:jc w:val="left"/>
             </w:pPr>
@@ -29634,6 +30251,7 @@
           </w:tcPr>
           <w:p>
             <w:pPr>
+              <w:keepNext w:val="false"/>
               <w:spacing w:after="40" w:before="0"/>
               <w:jc w:val="left"/>
             </w:pPr>
@@ -29666,6 +30284,7 @@
           </w:tcPr>
           <w:p>
             <w:pPr>
+              <w:keepNext w:val="false"/>
               <w:spacing w:after="40" w:before="0"/>
               <w:jc w:val="left"/>
             </w:pPr>
@@ -29700,6 +30319,7 @@
           </w:tcPr>
           <w:p>
             <w:pPr>
+              <w:keepNext w:val="false"/>
               <w:spacing w:after="40" w:before="0"/>
               <w:jc w:val="left"/>
             </w:pPr>
@@ -29737,7 +30357,7 @@
             <w:pPr>
               <w:spacing w:after="20" w:before="0"/>
             </w:pPr>
-            <w:hyperlink w:history="1" r:id="rIdroskgnn9qbp1w7c-jdtwa">
+            <w:hyperlink w:history="1" r:id="rIdnhbaaf56purrsnmigxjgm">
               <w:r>
                 <w:rPr>
                   <w:rFonts w:ascii="Arial" w:cs="Arial" w:eastAsia="Arial" w:hAnsi="Arial"/>
@@ -29770,7 +30390,7 @@
               <w:spacing w:after="10" w:before="0"/>
               <w:ind w:left="120"/>
             </w:pPr>
-            <w:hyperlink w:history="1" r:id="rIdtkalrpppe2jdz4vmji3ko">
+            <w:hyperlink w:history="1" r:id="rIdk-j1-a9fnjbb_jvq4tptv">
               <w:r>
                 <w:rPr>
                   <w:rFonts w:ascii="Arial" w:cs="Arial" w:eastAsia="Arial" w:hAnsi="Arial"/>
@@ -29815,7 +30435,7 @@
             <w:pPr>
               <w:spacing w:after="20" w:before="0"/>
             </w:pPr>
-            <w:hyperlink w:history="1" r:id="rIdn6vot2yxpws1xjwef7skr">
+            <w:hyperlink w:history="1" r:id="rIdxqq0qko1j4ouvt5259ni_">
               <w:r>
                 <w:rPr>
                   <w:rFonts w:ascii="Arial" w:cs="Arial" w:eastAsia="Arial" w:hAnsi="Arial"/>
@@ -29848,7 +30468,7 @@
               <w:spacing w:after="10" w:before="0"/>
               <w:ind w:left="120"/>
             </w:pPr>
-            <w:hyperlink w:history="1" r:id="rIdujaepndhnhedwmq1d0rqm">
+            <w:hyperlink w:history="1" r:id="rIdfiwh9yr20mrltcp9tevaw">
               <w:r>
                 <w:rPr>
                   <w:rFonts w:ascii="Arial" w:cs="Arial" w:eastAsia="Arial" w:hAnsi="Arial"/>
@@ -29876,6 +30496,7 @@
           </w:tcPr>
           <w:p>
             <w:pPr>
+              <w:keepNext w:val="false"/>
               <w:spacing w:after="40" w:before="0"/>
               <w:jc w:val="left"/>
             </w:pPr>
@@ -29908,6 +30529,7 @@
           </w:tcPr>
           <w:p>
             <w:pPr>
+              <w:keepNext w:val="false"/>
               <w:spacing w:after="40" w:before="0"/>
               <w:jc w:val="left"/>
             </w:pPr>
@@ -29940,6 +30562,7 @@
           </w:tcPr>
           <w:p>
             <w:pPr>
+              <w:keepNext w:val="false"/>
               <w:spacing w:after="40" w:before="0"/>
               <w:jc w:val="left"/>
             </w:pPr>
@@ -29972,6 +30595,7 @@
           </w:tcPr>
           <w:p>
             <w:pPr>
+              <w:keepNext w:val="false"/>
               <w:spacing w:after="40" w:before="0"/>
               <w:jc w:val="left"/>
             </w:pPr>
@@ -30006,6 +30630,7 @@
           </w:tcPr>
           <w:p>
             <w:pPr>
+              <w:keepNext w:val="false"/>
               <w:spacing w:after="40" w:before="0"/>
               <w:jc w:val="left"/>
             </w:pPr>
@@ -30043,7 +30668,7 @@
             <w:pPr>
               <w:spacing w:after="20" w:before="0"/>
             </w:pPr>
-            <w:hyperlink w:history="1" r:id="rIdvpz7n_tp-u5a4i-_do_t4">
+            <w:hyperlink w:history="1" r:id="rIdln1hlzxotz2m1j65ucx7w">
               <w:r>
                 <w:rPr>
                   <w:rFonts w:ascii="Arial" w:cs="Arial" w:eastAsia="Arial" w:hAnsi="Arial"/>
@@ -30076,7 +30701,7 @@
               <w:spacing w:after="10" w:before="0"/>
               <w:ind w:left="120"/>
             </w:pPr>
-            <w:hyperlink w:history="1" r:id="rId5mjzpb_svil-0i1bu5bbs">
+            <w:hyperlink w:history="1" r:id="rId8qhdwy_igsq2oq5plppel">
               <w:r>
                 <w:rPr>
                   <w:rFonts w:ascii="Arial" w:cs="Arial" w:eastAsia="Arial" w:hAnsi="Arial"/>
@@ -30121,7 +30746,7 @@
             <w:pPr>
               <w:spacing w:after="20" w:before="0"/>
             </w:pPr>
-            <w:hyperlink w:history="1" r:id="rIdnggil917mknn-djjjpv6z">
+            <w:hyperlink w:history="1" r:id="rIdnpdeajxnrpwuybda_lnak">
               <w:r>
                 <w:rPr>
                   <w:rFonts w:ascii="Arial" w:cs="Arial" w:eastAsia="Arial" w:hAnsi="Arial"/>
@@ -30154,7 +30779,7 @@
               <w:spacing w:after="10" w:before="0"/>
               <w:ind w:left="120"/>
             </w:pPr>
-            <w:hyperlink w:history="1" r:id="rIdtryyj8ve9prublwnkoadf">
+            <w:hyperlink w:history="1" r:id="rIdxmqp05lqs041ezkvtjz7h">
               <w:r>
                 <w:rPr>
                   <w:rFonts w:ascii="Arial" w:cs="Arial" w:eastAsia="Arial" w:hAnsi="Arial"/>
@@ -30182,6 +30807,7 @@
           </w:tcPr>
           <w:p>
             <w:pPr>
+              <w:keepNext w:val="false"/>
               <w:spacing w:after="40" w:before="0"/>
               <w:jc w:val="left"/>
             </w:pPr>
@@ -30214,6 +30840,7 @@
           </w:tcPr>
           <w:p>
             <w:pPr>
+              <w:keepNext w:val="false"/>
               <w:spacing w:after="40" w:before="0"/>
               <w:jc w:val="left"/>
             </w:pPr>
@@ -30246,6 +30873,7 @@
           </w:tcPr>
           <w:p>
             <w:pPr>
+              <w:keepNext w:val="false"/>
               <w:spacing w:after="40" w:before="0"/>
               <w:jc w:val="left"/>
             </w:pPr>
@@ -30278,6 +30906,7 @@
           </w:tcPr>
           <w:p>
             <w:pPr>
+              <w:keepNext w:val="false"/>
               <w:spacing w:after="40" w:before="0"/>
               <w:jc w:val="left"/>
             </w:pPr>
@@ -30312,6 +30941,7 @@
           </w:tcPr>
           <w:p>
             <w:pPr>
+              <w:keepNext w:val="false"/>
               <w:spacing w:after="40" w:before="0"/>
               <w:jc w:val="left"/>
             </w:pPr>
@@ -30349,7 +30979,7 @@
             <w:pPr>
               <w:spacing w:after="20" w:before="0"/>
             </w:pPr>
-            <w:hyperlink w:history="1" r:id="rIdpvmogn9slijdx6urzb8fy">
+            <w:hyperlink w:history="1" r:id="rIdbjgagdepdlhqm6i4ovjhf">
               <w:r>
                 <w:rPr>
                   <w:rFonts w:ascii="Arial" w:cs="Arial" w:eastAsia="Arial" w:hAnsi="Arial"/>
@@ -30382,7 +31012,7 @@
               <w:spacing w:after="10" w:before="0"/>
               <w:ind w:left="120"/>
             </w:pPr>
-            <w:hyperlink w:history="1" r:id="rIdpzfkak0dt67kjh1p0edhq">
+            <w:hyperlink w:history="1" r:id="rIdetg7_8r6tsmlhc4tdmrut">
               <w:r>
                 <w:rPr>
                   <w:rFonts w:ascii="Arial" w:cs="Arial" w:eastAsia="Arial" w:hAnsi="Arial"/>
@@ -30427,7 +31057,7 @@
             <w:pPr>
               <w:spacing w:after="20" w:before="0"/>
             </w:pPr>
-            <w:hyperlink w:history="1" r:id="rIdbeow0z_3gnsiha6i9862v">
+            <w:hyperlink w:history="1" r:id="rId67hctr8sj6j0f2kqjbzek">
               <w:r>
                 <w:rPr>
                   <w:rFonts w:ascii="Arial" w:cs="Arial" w:eastAsia="Arial" w:hAnsi="Arial"/>
@@ -30460,7 +31090,7 @@
               <w:spacing w:after="10" w:before="0"/>
               <w:ind w:left="120"/>
             </w:pPr>
-            <w:hyperlink w:history="1" r:id="rIdt8om8z4piwrxmlu-wtfoo">
+            <w:hyperlink w:history="1" r:id="rIdgvtytgqwub7tucdvfuu-r">
               <w:r>
                 <w:rPr>
                   <w:rFonts w:ascii="Arial" w:cs="Arial" w:eastAsia="Arial" w:hAnsi="Arial"/>
@@ -30488,6 +31118,7 @@
           </w:tcPr>
           <w:p>
             <w:pPr>
+              <w:keepNext w:val="false"/>
               <w:spacing w:after="40" w:before="0"/>
               <w:jc w:val="left"/>
             </w:pPr>
@@ -30520,6 +31151,7 @@
           </w:tcPr>
           <w:p>
             <w:pPr>
+              <w:keepNext w:val="false"/>
               <w:spacing w:after="40" w:before="0"/>
               <w:jc w:val="left"/>
             </w:pPr>
@@ -30552,6 +31184,7 @@
           </w:tcPr>
           <w:p>
             <w:pPr>
+              <w:keepNext w:val="false"/>
               <w:spacing w:after="40" w:before="0"/>
               <w:jc w:val="left"/>
             </w:pPr>
@@ -30584,6 +31217,7 @@
           </w:tcPr>
           <w:p>
             <w:pPr>
+              <w:keepNext w:val="false"/>
               <w:spacing w:after="40" w:before="0"/>
               <w:jc w:val="left"/>
             </w:pPr>
@@ -30618,6 +31252,7 @@
           </w:tcPr>
           <w:p>
             <w:pPr>
+              <w:keepNext w:val="false"/>
               <w:spacing w:after="40" w:before="0"/>
               <w:jc w:val="left"/>
             </w:pPr>
@@ -30655,7 +31290,7 @@
             <w:pPr>
               <w:spacing w:after="20" w:before="0"/>
             </w:pPr>
-            <w:hyperlink w:history="1" r:id="rIdjttoiuupxisdzi5_udzp2">
+            <w:hyperlink w:history="1" r:id="rId2ppnrw5lvq0jnvwjzl1zo">
               <w:r>
                 <w:rPr>
                   <w:rFonts w:ascii="Arial" w:cs="Arial" w:eastAsia="Arial" w:hAnsi="Arial"/>
@@ -30688,7 +31323,7 @@
               <w:spacing w:after="10" w:before="0"/>
               <w:ind w:left="120"/>
             </w:pPr>
-            <w:hyperlink w:history="1" r:id="rIdgsaecawvnkaadrtjknbli">
+            <w:hyperlink w:history="1" r:id="rId4d6cbp-qj4-ldwbnapdwp">
               <w:r>
                 <w:rPr>
                   <w:rFonts w:ascii="Arial" w:cs="Arial" w:eastAsia="Arial" w:hAnsi="Arial"/>
@@ -30733,7 +31368,7 @@
             <w:pPr>
               <w:spacing w:after="20" w:before="0"/>
             </w:pPr>
-            <w:hyperlink w:history="1" r:id="rIdct3puaquywxh7wln5c34d">
+            <w:hyperlink w:history="1" r:id="rIdejxqyv8rxtzifd3wqknec">
               <w:r>
                 <w:rPr>
                   <w:rFonts w:ascii="Arial" w:cs="Arial" w:eastAsia="Arial" w:hAnsi="Arial"/>
@@ -30766,7 +31401,7 @@
               <w:spacing w:after="10" w:before="0"/>
               <w:ind w:left="120"/>
             </w:pPr>
-            <w:hyperlink w:history="1" r:id="rIdbmvo1plq1m-kizeczk2mw">
+            <w:hyperlink w:history="1" r:id="rIdnr252ny0jzlwfwmnjjled">
               <w:r>
                 <w:rPr>
                   <w:rFonts w:ascii="Arial" w:cs="Arial" w:eastAsia="Arial" w:hAnsi="Arial"/>
@@ -30794,6 +31429,7 @@
           </w:tcPr>
           <w:p>
             <w:pPr>
+              <w:keepNext w:val="false"/>
               <w:spacing w:after="40" w:before="0"/>
               <w:jc w:val="left"/>
             </w:pPr>
@@ -30826,6 +31462,7 @@
           </w:tcPr>
           <w:p>
             <w:pPr>
+              <w:keepNext w:val="false"/>
               <w:spacing w:after="40" w:before="0"/>
               <w:jc w:val="left"/>
             </w:pPr>
@@ -30858,6 +31495,7 @@
           </w:tcPr>
           <w:p>
             <w:pPr>
+              <w:keepNext w:val="false"/>
               <w:spacing w:after="40" w:before="0"/>
               <w:jc w:val="left"/>
             </w:pPr>
@@ -30890,6 +31528,7 @@
           </w:tcPr>
           <w:p>
             <w:pPr>
+              <w:keepNext w:val="false"/>
               <w:spacing w:after="40" w:before="0"/>
               <w:jc w:val="left"/>
             </w:pPr>
@@ -30949,6 +31588,7 @@
           </w:tcPr>
           <w:p>
             <w:pPr>
+              <w:keepNext w:val="false"/>
               <w:spacing w:after="40" w:before="0"/>
               <w:jc w:val="center"/>
             </w:pPr>
@@ -30983,6 +31623,7 @@
           </w:tcPr>
           <w:p>
             <w:pPr>
+              <w:keepNext w:val="false"/>
               <w:spacing w:after="40" w:before="0"/>
               <w:jc w:val="left"/>
             </w:pPr>
@@ -31044,6 +31685,7 @@
           </w:tcPr>
           <w:p>
             <w:pPr>
+              <w:keepNext w:val="false"/>
               <w:spacing w:after="40" w:before="0"/>
               <w:jc w:val="center"/>
             </w:pPr>
@@ -31078,6 +31720,7 @@
           </w:tcPr>
           <w:p>
             <w:pPr>
+              <w:keepNext w:val="false"/>
               <w:spacing w:after="40" w:before="0"/>
               <w:jc w:val="left"/>
             </w:pPr>
@@ -31110,6 +31753,7 @@
           </w:tcPr>
           <w:p>
             <w:pPr>
+              <w:keepNext w:val="false"/>
               <w:spacing w:after="40" w:before="0"/>
               <w:jc w:val="left"/>
             </w:pPr>
@@ -31144,6 +31788,7 @@
           </w:tcPr>
           <w:p>
             <w:pPr>
+              <w:keepNext w:val="false"/>
               <w:spacing w:after="40" w:before="0"/>
               <w:jc w:val="left"/>
             </w:pPr>
@@ -31176,6 +31821,7 @@
           </w:tcPr>
           <w:p>
             <w:pPr>
+              <w:keepNext w:val="false"/>
               <w:spacing w:after="40" w:before="0"/>
               <w:jc w:val="left"/>
             </w:pPr>
@@ -31210,6 +31856,7 @@
           </w:tcPr>
           <w:p>
             <w:pPr>
+              <w:keepNext w:val="false"/>
               <w:spacing w:after="40" w:before="0"/>
               <w:jc w:val="left"/>
             </w:pPr>
@@ -31242,6 +31889,7 @@
           </w:tcPr>
           <w:p>
             <w:pPr>
+              <w:keepNext w:val="false"/>
               <w:spacing w:after="40" w:before="0"/>
               <w:jc w:val="left"/>
             </w:pPr>
@@ -31278,7 +31926,7 @@
         </w:rPr>
         <w:t xml:space="preserve">© 2026 SeaVuria and ARES. Aligned with KICD objectives. Developed by SeaVuria; technical implementation by ARES (with AI assistance from Claude). Licensed under </w:t>
       </w:r>
-      <w:hyperlink w:history="1" r:id="rIdj696hqr-d37nq83exmb5z">
+      <w:hyperlink w:history="1" r:id="rIdahg49jesuy1j83fvxe7ev">
         <w:r>
           <w:rPr>
             <w:rFonts w:ascii="Arial" w:cs="Arial" w:eastAsia="Arial" w:hAnsi="Arial"/>
@@ -31299,7 +31947,7 @@
         </w:rPr>
         <w:t xml:space="preserve"> (</w:t>
       </w:r>
-      <w:hyperlink w:history="1" r:id="rIdjwhh1liiiofio1ujtn9c5">
+      <w:hyperlink w:history="1" r:id="rIdtvexzq9pvmxovmraq7mqo">
         <w:r>
           <w:rPr>
             <w:rFonts w:ascii="Arial" w:cs="Arial" w:eastAsia="Arial" w:hAnsi="Arial"/>
@@ -31360,6 +32008,7 @@
           </w:tcPr>
           <w:p>
             <w:pPr>
+              <w:keepNext w:val="false"/>
               <w:spacing w:after="40" w:before="0"/>
               <w:jc w:val="center"/>
             </w:pPr>
@@ -31394,6 +32043,7 @@
           </w:tcPr>
           <w:p>
             <w:pPr>
+              <w:keepNext w:val="false"/>
               <w:spacing w:after="40" w:before="0"/>
               <w:jc w:val="left"/>
             </w:pPr>
@@ -31426,6 +32076,7 @@
           </w:tcPr>
           <w:p>
             <w:pPr>
+              <w:keepNext w:val="false"/>
               <w:spacing w:after="40" w:before="0"/>
               <w:jc w:val="left"/>
             </w:pPr>
@@ -31458,6 +32109,7 @@
           </w:tcPr>
           <w:p>
             <w:pPr>
+              <w:keepNext w:val="false"/>
               <w:spacing w:after="40" w:before="0"/>
               <w:jc w:val="left"/>
             </w:pPr>
@@ -31492,6 +32144,7 @@
           </w:tcPr>
           <w:p>
             <w:pPr>
+              <w:keepNext w:val="false"/>
               <w:spacing w:after="40" w:before="0"/>
               <w:jc w:val="left"/>
             </w:pPr>
@@ -31524,6 +32177,7 @@
           </w:tcPr>
           <w:p>
             <w:pPr>
+              <w:keepNext w:val="false"/>
               <w:spacing w:after="40" w:before="0"/>
               <w:jc w:val="left"/>
             </w:pPr>
@@ -31556,6 +32210,7 @@
           </w:tcPr>
           <w:p>
             <w:pPr>
+              <w:keepNext w:val="false"/>
               <w:spacing w:after="40" w:before="0"/>
               <w:jc w:val="left"/>
             </w:pPr>
@@ -31590,6 +32245,7 @@
           </w:tcPr>
           <w:p>
             <w:pPr>
+              <w:keepNext w:val="false"/>
               <w:spacing w:after="40" w:before="0"/>
               <w:jc w:val="left"/>
             </w:pPr>
@@ -31622,6 +32278,7 @@
           </w:tcPr>
           <w:p>
             <w:pPr>
+              <w:keepNext w:val="false"/>
               <w:spacing w:after="40" w:before="0"/>
               <w:jc w:val="left"/>
             </w:pPr>
@@ -31654,6 +32311,7 @@
           </w:tcPr>
           <w:p>
             <w:pPr>
+              <w:keepNext w:val="false"/>
               <w:spacing w:after="40" w:before="0"/>
               <w:jc w:val="left"/>
             </w:pPr>
@@ -31688,6 +32346,7 @@
           </w:tcPr>
           <w:p>
             <w:pPr>
+              <w:keepNext w:val="false"/>
               <w:spacing w:after="40" w:before="0"/>
               <w:jc w:val="left"/>
             </w:pPr>
@@ -31720,6 +32379,7 @@
           </w:tcPr>
           <w:p>
             <w:pPr>
+              <w:keepNext w:val="false"/>
               <w:spacing w:after="40" w:before="0"/>
               <w:jc w:val="left"/>
             </w:pPr>
@@ -31752,6 +32412,7 @@
           </w:tcPr>
           <w:p>
             <w:pPr>
+              <w:keepNext w:val="false"/>
               <w:spacing w:after="40" w:before="0"/>
               <w:jc w:val="left"/>
             </w:pPr>

--- a/data/outputs/v2/Chemistry/SS1.3_The_Periodic_Table/Chemistry_The_Periodic_Table_CBE_LessonSequence.docx
+++ b/data/outputs/v2/Chemistry/SS1.3_The_Periodic_Table/Chemistry_The_Periodic_Table_CBE_LessonSequence.docx
@@ -2098,7 +2098,7 @@
         </w:rPr>
         <w:t xml:space="preserve">© 2026 SeaVuria and ARES. This work is licensed under a </w:t>
       </w:r>
-      <w:hyperlink w:history="1" r:id="rIdkqoquf4pz6wmmwo6y6qzq">
+      <w:hyperlink w:history="1" r:id="rIdhz2a_wuvzpmx0wmrbpkgr">
         <w:r>
           <w:rPr>
             <w:rFonts w:ascii="Arial" w:cs="Arial" w:eastAsia="Arial" w:hAnsi="Arial"/>
@@ -2118,7 +2118,7 @@
         </w:rPr>
         <w:t xml:space="preserve"> (</w:t>
       </w:r>
-      <w:hyperlink w:history="1" r:id="rId13ggpecv1hiwp6owvjgjp">
+      <w:hyperlink w:history="1" r:id="rIdzdgyf0elxohgdxzs6mmsg">
         <w:r>
           <w:rPr>
             <w:rFonts w:ascii="Arial" w:cs="Arial" w:eastAsia="Arial" w:hAnsi="Arial"/>
@@ -2138,7 +2138,7 @@
         </w:rPr>
         <w:t xml:space="preserve">). To view a copy of this license, visit </w:t>
       </w:r>
-      <w:hyperlink w:history="1" r:id="rId_yzfpfnivhwd0pegcsplh">
+      <w:hyperlink w:history="1" r:id="rId7ladpqpnt5bdq2takp6og">
         <w:r>
           <w:rPr>
             <w:rFonts w:ascii="Arial" w:cs="Arial" w:eastAsia="Arial" w:hAnsi="Arial"/>
@@ -3177,7 +3177,7 @@
             <w:pPr>
               <w:spacing w:after="20" w:before="0"/>
             </w:pPr>
-            <w:hyperlink w:history="1" r:id="rIdvugwaw2d11dn-swmxyxqh">
+            <w:hyperlink w:history="1" r:id="rId3wndds3crgulzodtiupkc">
               <w:r>
                 <w:rPr>
                   <w:rFonts w:ascii="Arial" w:cs="Arial" w:eastAsia="Arial" w:hAnsi="Arial"/>
@@ -3210,7 +3210,7 @@
               <w:spacing w:after="10" w:before="0"/>
               <w:ind w:left="120"/>
             </w:pPr>
-            <w:hyperlink w:history="1" r:id="rIdnohdpgifsabeowb569nqv">
+            <w:hyperlink w:history="1" r:id="rIdklciib9gxdrezpyubdjpf">
               <w:r>
                 <w:rPr>
                   <w:rFonts w:ascii="Arial" w:cs="Arial" w:eastAsia="Arial" w:hAnsi="Arial"/>
@@ -3255,7 +3255,7 @@
             <w:pPr>
               <w:spacing w:after="20" w:before="0"/>
             </w:pPr>
-            <w:hyperlink w:history="1" r:id="rIdkljp--tg_o1greyugyjmz">
+            <w:hyperlink w:history="1" r:id="rIdall3ws745jyliursikedm">
               <w:r>
                 <w:rPr>
                   <w:rFonts w:ascii="Arial" w:cs="Arial" w:eastAsia="Arial" w:hAnsi="Arial"/>
@@ -3288,7 +3288,7 @@
               <w:spacing w:after="10" w:before="0"/>
               <w:ind w:left="120"/>
             </w:pPr>
-            <w:hyperlink w:history="1" r:id="rIdvcz7mcm1ydk8vdd8pgymm">
+            <w:hyperlink w:history="1" r:id="rIdzjkfvfsn6bwobjhkrlxk5">
               <w:r>
                 <w:rPr>
                   <w:rFonts w:ascii="Arial" w:cs="Arial" w:eastAsia="Arial" w:hAnsi="Arial"/>
@@ -3488,7 +3488,7 @@
             <w:pPr>
               <w:spacing w:after="20" w:before="0"/>
             </w:pPr>
-            <w:hyperlink w:history="1" r:id="rId66wqwgrlsnsgqvy1ahgc8">
+            <w:hyperlink w:history="1" r:id="rId2r3wjolt4ngzider-ilsx">
               <w:r>
                 <w:rPr>
                   <w:rFonts w:ascii="Arial" w:cs="Arial" w:eastAsia="Arial" w:hAnsi="Arial"/>
@@ -3521,7 +3521,7 @@
               <w:spacing w:after="10" w:before="0"/>
               <w:ind w:left="120"/>
             </w:pPr>
-            <w:hyperlink w:history="1" r:id="rIdt4qqthc5cocyrzor3lz5r">
+            <w:hyperlink w:history="1" r:id="rIdjnobloq-6jnodw4x1rxkr">
               <w:r>
                 <w:rPr>
                   <w:rFonts w:ascii="Arial" w:cs="Arial" w:eastAsia="Arial" w:hAnsi="Arial"/>
@@ -3566,7 +3566,7 @@
             <w:pPr>
               <w:spacing w:after="20" w:before="0"/>
             </w:pPr>
-            <w:hyperlink w:history="1" r:id="rIdu-gsscnpxamdjqswdwgba">
+            <w:hyperlink w:history="1" r:id="rIdj1htp-wn9gw4ovkn4dslx">
               <w:r>
                 <w:rPr>
                   <w:rFonts w:ascii="Arial" w:cs="Arial" w:eastAsia="Arial" w:hAnsi="Arial"/>
@@ -3599,7 +3599,7 @@
               <w:spacing w:after="10" w:before="0"/>
               <w:ind w:left="120"/>
             </w:pPr>
-            <w:hyperlink w:history="1" r:id="rIdwonzgfau1g5kxfcdpprlf">
+            <w:hyperlink w:history="1" r:id="rIdanitoz4iwwgw5nvumacrz">
               <w:r>
                 <w:rPr>
                   <w:rFonts w:ascii="Arial" w:cs="Arial" w:eastAsia="Arial" w:hAnsi="Arial"/>
@@ -3799,7 +3799,7 @@
             <w:pPr>
               <w:spacing w:after="20" w:before="0"/>
             </w:pPr>
-            <w:hyperlink w:history="1" r:id="rIdb6lxa68eno9csqijtc25t">
+            <w:hyperlink w:history="1" r:id="rIdcrpy5y7plsdg2yb81xfhm">
               <w:r>
                 <w:rPr>
                   <w:rFonts w:ascii="Arial" w:cs="Arial" w:eastAsia="Arial" w:hAnsi="Arial"/>
@@ -3832,7 +3832,7 @@
               <w:spacing w:after="10" w:before="0"/>
               <w:ind w:left="120"/>
             </w:pPr>
-            <w:hyperlink w:history="1" r:id="rIdl72o5oo-8xkhzy4sqr5uy">
+            <w:hyperlink w:history="1" r:id="rIdjfnzq7floraab42ajmmof">
               <w:r>
                 <w:rPr>
                   <w:rFonts w:ascii="Arial" w:cs="Arial" w:eastAsia="Arial" w:hAnsi="Arial"/>
@@ -3877,7 +3877,7 @@
             <w:pPr>
               <w:spacing w:after="20" w:before="0"/>
             </w:pPr>
-            <w:hyperlink w:history="1" r:id="rIdbin5mc2db-m9ytfbbdzjm">
+            <w:hyperlink w:history="1" r:id="rIdwnonyff2sgk4o63idleuq">
               <w:r>
                 <w:rPr>
                   <w:rFonts w:ascii="Arial" w:cs="Arial" w:eastAsia="Arial" w:hAnsi="Arial"/>
@@ -3910,7 +3910,7 @@
               <w:spacing w:after="10" w:before="0"/>
               <w:ind w:left="120"/>
             </w:pPr>
-            <w:hyperlink w:history="1" r:id="rId7agt1yuodocncswzmy_dc">
+            <w:hyperlink w:history="1" r:id="rIdv8xlittfwftlwyx8aix0-">
               <w:r>
                 <w:rPr>
                   <w:rFonts w:ascii="Arial" w:cs="Arial" w:eastAsia="Arial" w:hAnsi="Arial"/>
@@ -4110,7 +4110,7 @@
             <w:pPr>
               <w:spacing w:after="20" w:before="0"/>
             </w:pPr>
-            <w:hyperlink w:history="1" r:id="rIdspum0ll1s9klxdsubbwcv">
+            <w:hyperlink w:history="1" r:id="rIdijvdci0ormv4sely3o32-">
               <w:r>
                 <w:rPr>
                   <w:rFonts w:ascii="Arial" w:cs="Arial" w:eastAsia="Arial" w:hAnsi="Arial"/>
@@ -4143,7 +4143,7 @@
               <w:spacing w:after="10" w:before="0"/>
               <w:ind w:left="120"/>
             </w:pPr>
-            <w:hyperlink w:history="1" r:id="rIdvqbqymqlgwvuvmaxuupi7">
+            <w:hyperlink w:history="1" r:id="rIdck6qr9kh6su0wskizqku1">
               <w:r>
                 <w:rPr>
                   <w:rFonts w:ascii="Arial" w:cs="Arial" w:eastAsia="Arial" w:hAnsi="Arial"/>
@@ -4188,7 +4188,7 @@
             <w:pPr>
               <w:spacing w:after="20" w:before="0"/>
             </w:pPr>
-            <w:hyperlink w:history="1" r:id="rId9mkjsykfrnnoigfxzabnd">
+            <w:hyperlink w:history="1" r:id="rIdms0kkquqj6y9ux_u9whj7">
               <w:r>
                 <w:rPr>
                   <w:rFonts w:ascii="Arial" w:cs="Arial" w:eastAsia="Arial" w:hAnsi="Arial"/>
@@ -4221,7 +4221,7 @@
               <w:spacing w:after="10" w:before="0"/>
               <w:ind w:left="120"/>
             </w:pPr>
-            <w:hyperlink w:history="1" r:id="rId6s5m5d_-wozrzo_tcznnw">
+            <w:hyperlink w:history="1" r:id="rIdy9xc7zq-ansraheg6ush9">
               <w:r>
                 <w:rPr>
                   <w:rFonts w:ascii="Arial" w:cs="Arial" w:eastAsia="Arial" w:hAnsi="Arial"/>
@@ -4421,7 +4421,7 @@
             <w:pPr>
               <w:spacing w:after="20" w:before="0"/>
             </w:pPr>
-            <w:hyperlink w:history="1" r:id="rIdyemsjxsuzfrmnckneiksh">
+            <w:hyperlink w:history="1" r:id="rId4bwvbjbi0cakotwiq0yfb">
               <w:r>
                 <w:rPr>
                   <w:rFonts w:ascii="Arial" w:cs="Arial" w:eastAsia="Arial" w:hAnsi="Arial"/>
@@ -4470,7 +4470,7 @@
               <w:spacing w:after="10" w:before="0"/>
               <w:ind w:left="120"/>
             </w:pPr>
-            <w:hyperlink w:history="1" r:id="rIdhh8rmm989s-chog2edqwz">
+            <w:hyperlink w:history="1" r:id="rId48ntdmsr3kuf6zzcahmf-">
               <w:r>
                 <w:rPr>
                   <w:rFonts w:ascii="Arial" w:cs="Arial" w:eastAsia="Arial" w:hAnsi="Arial"/>
@@ -4515,7 +4515,7 @@
             <w:pPr>
               <w:spacing w:after="20" w:before="0"/>
             </w:pPr>
-            <w:hyperlink w:history="1" r:id="rIddxtliuiotp6fy8qrmfsmu">
+            <w:hyperlink w:history="1" r:id="rIdiehckwsgytq8evjrybe1h">
               <w:r>
                 <w:rPr>
                   <w:rFonts w:ascii="Arial" w:cs="Arial" w:eastAsia="Arial" w:hAnsi="Arial"/>
@@ -4564,7 +4564,7 @@
               <w:spacing w:after="10" w:before="0"/>
               <w:ind w:left="120"/>
             </w:pPr>
-            <w:hyperlink w:history="1" r:id="rIdyhkq26xqyrayuwv5dwjtd">
+            <w:hyperlink w:history="1" r:id="rIdi9y5y1yse8p4esyur5l_g">
               <w:r>
                 <w:rPr>
                   <w:rFonts w:ascii="Arial" w:cs="Arial" w:eastAsia="Arial" w:hAnsi="Arial"/>
@@ -5089,7 +5089,7 @@
         </w:rPr>
         <w:t xml:space="preserve">© 2026 SeaVuria and ARES. Aligned with KICD objectives. Developed by SeaVuria; technical implementation by ARES (with AI assistance from Claude). Licensed under </w:t>
       </w:r>
-      <w:hyperlink w:history="1" r:id="rIdejgdi8joxbkmi8phmin1p">
+      <w:hyperlink w:history="1" r:id="rIdip5hzgucx7hkomglbx5bf">
         <w:r>
           <w:rPr>
             <w:rFonts w:ascii="Arial" w:cs="Arial" w:eastAsia="Arial" w:hAnsi="Arial"/>
@@ -5110,7 +5110,7 @@
         </w:rPr>
         <w:t xml:space="preserve"> (</w:t>
       </w:r>
-      <w:hyperlink w:history="1" r:id="rIdx0hzilbr_5qzhqqldbjy7">
+      <w:hyperlink w:history="1" r:id="rIdl47ds5xsii6-btvkxo_br">
         <w:r>
           <w:rPr>
             <w:rFonts w:ascii="Arial" w:cs="Arial" w:eastAsia="Arial" w:hAnsi="Arial"/>
@@ -6150,7 +6150,7 @@
             <w:pPr>
               <w:spacing w:after="20" w:before="0"/>
             </w:pPr>
-            <w:hyperlink w:history="1" r:id="rIdxv0cm3_nbw3mqms0v8qy2">
+            <w:hyperlink w:history="1" r:id="rIdxszy7ljvli5a0yo5gyyyo">
               <w:r>
                 <w:rPr>
                   <w:rFonts w:ascii="Arial" w:cs="Arial" w:eastAsia="Arial" w:hAnsi="Arial"/>
@@ -6183,7 +6183,7 @@
               <w:spacing w:after="10" w:before="0"/>
               <w:ind w:left="120"/>
             </w:pPr>
-            <w:hyperlink w:history="1" r:id="rId1hs0pxep7fy3550ornsgt">
+            <w:hyperlink w:history="1" r:id="rIdaxo-adedp-8cz6a2yjrr7">
               <w:r>
                 <w:rPr>
                   <w:rFonts w:ascii="Arial" w:cs="Arial" w:eastAsia="Arial" w:hAnsi="Arial"/>
@@ -6228,7 +6228,7 @@
             <w:pPr>
               <w:spacing w:after="20" w:before="0"/>
             </w:pPr>
-            <w:hyperlink w:history="1" r:id="rIds8egb3r-1s0f8ugqyyp2j">
+            <w:hyperlink w:history="1" r:id="rIdxfb0unhwmltd0fmaithcf">
               <w:r>
                 <w:rPr>
                   <w:rFonts w:ascii="Arial" w:cs="Arial" w:eastAsia="Arial" w:hAnsi="Arial"/>
@@ -6261,7 +6261,7 @@
               <w:spacing w:after="10" w:before="0"/>
               <w:ind w:left="120"/>
             </w:pPr>
-            <w:hyperlink w:history="1" r:id="rIdscwocqksipzpi2z8875tp">
+            <w:hyperlink w:history="1" r:id="rIdiib_gohcdob-2uqj7gwy2">
               <w:r>
                 <w:rPr>
                   <w:rFonts w:ascii="Arial" w:cs="Arial" w:eastAsia="Arial" w:hAnsi="Arial"/>
@@ -6461,7 +6461,7 @@
             <w:pPr>
               <w:spacing w:after="20" w:before="0"/>
             </w:pPr>
-            <w:hyperlink w:history="1" r:id="rId0rfvzyzxhti03poz6au24">
+            <w:hyperlink w:history="1" r:id="rIdepy7j0efgrui8veqt57yx">
               <w:r>
                 <w:rPr>
                   <w:rFonts w:ascii="Arial" w:cs="Arial" w:eastAsia="Arial" w:hAnsi="Arial"/>
@@ -6494,7 +6494,7 @@
               <w:spacing w:after="10" w:before="0"/>
               <w:ind w:left="120"/>
             </w:pPr>
-            <w:hyperlink w:history="1" r:id="rIdxbigu5b5elecziroanq04">
+            <w:hyperlink w:history="1" r:id="rIdtplxywim9n--q1z2ptfej">
               <w:r>
                 <w:rPr>
                   <w:rFonts w:ascii="Arial" w:cs="Arial" w:eastAsia="Arial" w:hAnsi="Arial"/>
@@ -6539,7 +6539,7 @@
             <w:pPr>
               <w:spacing w:after="20" w:before="0"/>
             </w:pPr>
-            <w:hyperlink w:history="1" r:id="rIdeojw80a4-gik1yxoimfa_">
+            <w:hyperlink w:history="1" r:id="rId23x0gbs6tbajm-38uv7go">
               <w:r>
                 <w:rPr>
                   <w:rFonts w:ascii="Arial" w:cs="Arial" w:eastAsia="Arial" w:hAnsi="Arial"/>
@@ -6572,7 +6572,7 @@
               <w:spacing w:after="10" w:before="0"/>
               <w:ind w:left="120"/>
             </w:pPr>
-            <w:hyperlink w:history="1" r:id="rId-5ab2oq9rbkajtq3u3tol">
+            <w:hyperlink w:history="1" r:id="rId1tccyzrjmyz7son_mnhaj">
               <w:r>
                 <w:rPr>
                   <w:rFonts w:ascii="Arial" w:cs="Arial" w:eastAsia="Arial" w:hAnsi="Arial"/>
@@ -6772,7 +6772,7 @@
             <w:pPr>
               <w:spacing w:after="20" w:before="0"/>
             </w:pPr>
-            <w:hyperlink w:history="1" r:id="rIdervbs_wjkhx9dr4jykjxc">
+            <w:hyperlink w:history="1" r:id="rIdkbbpjiezhwxp6l3yuxphl">
               <w:r>
                 <w:rPr>
                   <w:rFonts w:ascii="Arial" w:cs="Arial" w:eastAsia="Arial" w:hAnsi="Arial"/>
@@ -6805,7 +6805,7 @@
               <w:spacing w:after="10" w:before="0"/>
               <w:ind w:left="120"/>
             </w:pPr>
-            <w:hyperlink w:history="1" r:id="rIdreuiro2pfychgnc048kgb">
+            <w:hyperlink w:history="1" r:id="rIdmqqavsyiqzrb2lnahruqd">
               <w:r>
                 <w:rPr>
                   <w:rFonts w:ascii="Arial" w:cs="Arial" w:eastAsia="Arial" w:hAnsi="Arial"/>
@@ -6850,7 +6850,7 @@
             <w:pPr>
               <w:spacing w:after="20" w:before="0"/>
             </w:pPr>
-            <w:hyperlink w:history="1" r:id="rIdkaoc8eg_dfyq53h3oppdw">
+            <w:hyperlink w:history="1" r:id="rIdbd-mow9qzvaiv9bdhf6nc">
               <w:r>
                 <w:rPr>
                   <w:rFonts w:ascii="Arial" w:cs="Arial" w:eastAsia="Arial" w:hAnsi="Arial"/>
@@ -6883,7 +6883,7 @@
               <w:spacing w:after="10" w:before="0"/>
               <w:ind w:left="120"/>
             </w:pPr>
-            <w:hyperlink w:history="1" r:id="rIdvhrltnn6txg_hmkyvfm9u">
+            <w:hyperlink w:history="1" r:id="rIdqgf4cpssbwoi7n-gjwgpg">
               <w:r>
                 <w:rPr>
                   <w:rFonts w:ascii="Arial" w:cs="Arial" w:eastAsia="Arial" w:hAnsi="Arial"/>
@@ -7083,7 +7083,7 @@
             <w:pPr>
               <w:spacing w:after="20" w:before="0"/>
             </w:pPr>
-            <w:hyperlink w:history="1" r:id="rIdtillgo19hltnkrkletatv">
+            <w:hyperlink w:history="1" r:id="rIdschzgygx4luruueds-847">
               <w:r>
                 <w:rPr>
                   <w:rFonts w:ascii="Arial" w:cs="Arial" w:eastAsia="Arial" w:hAnsi="Arial"/>
@@ -7116,7 +7116,7 @@
               <w:spacing w:after="10" w:before="0"/>
               <w:ind w:left="120"/>
             </w:pPr>
-            <w:hyperlink w:history="1" r:id="rId60vtaq7gyt-hiza3hm-57">
+            <w:hyperlink w:history="1" r:id="rIdrpufkco0jua6ydcfw07pa">
               <w:r>
                 <w:rPr>
                   <w:rFonts w:ascii="Arial" w:cs="Arial" w:eastAsia="Arial" w:hAnsi="Arial"/>
@@ -7161,7 +7161,7 @@
             <w:pPr>
               <w:spacing w:after="20" w:before="0"/>
             </w:pPr>
-            <w:hyperlink w:history="1" r:id="rIdjf2xhrp8ve40pq8ospmzh">
+            <w:hyperlink w:history="1" r:id="rIdpt8nbdcxeprhxa89poekc">
               <w:r>
                 <w:rPr>
                   <w:rFonts w:ascii="Arial" w:cs="Arial" w:eastAsia="Arial" w:hAnsi="Arial"/>
@@ -7194,7 +7194,7 @@
               <w:spacing w:after="10" w:before="0"/>
               <w:ind w:left="120"/>
             </w:pPr>
-            <w:hyperlink w:history="1" r:id="rIdib9s_nifwyzabxe6ar7nt">
+            <w:hyperlink w:history="1" r:id="rIdrgc4zbncihs_w6snk3amk">
               <w:r>
                 <w:rPr>
                   <w:rFonts w:ascii="Arial" w:cs="Arial" w:eastAsia="Arial" w:hAnsi="Arial"/>
@@ -7394,7 +7394,7 @@
             <w:pPr>
               <w:spacing w:after="20" w:before="0"/>
             </w:pPr>
-            <w:hyperlink w:history="1" r:id="rIdny05qcs9ruqkvezcdno2i">
+            <w:hyperlink w:history="1" r:id="rIdhkzxun6qs94wzaxudg5co">
               <w:r>
                 <w:rPr>
                   <w:rFonts w:ascii="Arial" w:cs="Arial" w:eastAsia="Arial" w:hAnsi="Arial"/>
@@ -7427,7 +7427,7 @@
               <w:spacing w:after="10" w:before="0"/>
               <w:ind w:left="120"/>
             </w:pPr>
-            <w:hyperlink w:history="1" r:id="rId0o6ph93lhbqozlns-syla">
+            <w:hyperlink w:history="1" r:id="rIdpaxugqxv_-xnr_6nxgvza">
               <w:r>
                 <w:rPr>
                   <w:rFonts w:ascii="Arial" w:cs="Arial" w:eastAsia="Arial" w:hAnsi="Arial"/>
@@ -7472,7 +7472,7 @@
             <w:pPr>
               <w:spacing w:after="20" w:before="0"/>
             </w:pPr>
-            <w:hyperlink w:history="1" r:id="rId4esilnfyvt6jml_7tf46w">
+            <w:hyperlink w:history="1" r:id="rId5gnp_cnqatxqwykps_ohn">
               <w:r>
                 <w:rPr>
                   <w:rFonts w:ascii="Arial" w:cs="Arial" w:eastAsia="Arial" w:hAnsi="Arial"/>
@@ -7521,7 +7521,7 @@
               <w:spacing w:after="10" w:before="0"/>
               <w:ind w:left="120"/>
             </w:pPr>
-            <w:hyperlink w:history="1" r:id="rId0_mdivqsg0h0ao3rjazfx">
+            <w:hyperlink w:history="1" r:id="rIda4s1oyibcuxjvhzu2akoy">
               <w:r>
                 <w:rPr>
                   <w:rFonts w:ascii="Arial" w:cs="Arial" w:eastAsia="Arial" w:hAnsi="Arial"/>
@@ -8046,7 +8046,7 @@
         </w:rPr>
         <w:t xml:space="preserve">© 2026 SeaVuria and ARES. Aligned with KICD objectives. Developed by SeaVuria; technical implementation by ARES (with AI assistance from Claude). Licensed under </w:t>
       </w:r>
-      <w:hyperlink w:history="1" r:id="rId69gng17z7rvabuicckvpa">
+      <w:hyperlink w:history="1" r:id="rId0t7idsehxlgomnswzbifn">
         <w:r>
           <w:rPr>
             <w:rFonts w:ascii="Arial" w:cs="Arial" w:eastAsia="Arial" w:hAnsi="Arial"/>
@@ -8067,7 +8067,7 @@
         </w:rPr>
         <w:t xml:space="preserve"> (</w:t>
       </w:r>
-      <w:hyperlink w:history="1" r:id="rIdypaqjxexhgrrpuoruly-w">
+      <w:hyperlink w:history="1" r:id="rIdjxg2ixk8g-qrdimuasyy1">
         <w:r>
           <w:rPr>
             <w:rFonts w:ascii="Arial" w:cs="Arial" w:eastAsia="Arial" w:hAnsi="Arial"/>
@@ -9107,7 +9107,7 @@
             <w:pPr>
               <w:spacing w:after="20" w:before="0"/>
             </w:pPr>
-            <w:hyperlink w:history="1" r:id="rIdzfjum36rxxy_gv6hifgcc">
+            <w:hyperlink w:history="1" r:id="rIdmqhecrxbpme44cytuilzg">
               <w:r>
                 <w:rPr>
                   <w:rFonts w:ascii="Arial" w:cs="Arial" w:eastAsia="Arial" w:hAnsi="Arial"/>
@@ -9140,7 +9140,7 @@
               <w:spacing w:after="10" w:before="0"/>
               <w:ind w:left="120"/>
             </w:pPr>
-            <w:hyperlink w:history="1" r:id="rIda7_ohd_x-rdjapjxri5rx">
+            <w:hyperlink w:history="1" r:id="rIde1cshabd5p5bhhknn6jcd">
               <w:r>
                 <w:rPr>
                   <w:rFonts w:ascii="Arial" w:cs="Arial" w:eastAsia="Arial" w:hAnsi="Arial"/>
@@ -9185,7 +9185,7 @@
             <w:pPr>
               <w:spacing w:after="20" w:before="0"/>
             </w:pPr>
-            <w:hyperlink w:history="1" r:id="rIdufq0wapa6aahbwb9f3qpa">
+            <w:hyperlink w:history="1" r:id="rIdvlqfonxkkmehyf1rj3ecf">
               <w:r>
                 <w:rPr>
                   <w:rFonts w:ascii="Arial" w:cs="Arial" w:eastAsia="Arial" w:hAnsi="Arial"/>
@@ -9218,7 +9218,7 @@
               <w:spacing w:after="10" w:before="0"/>
               <w:ind w:left="120"/>
             </w:pPr>
-            <w:hyperlink w:history="1" r:id="rId-ldg3fupmljcp5hhsi_b5">
+            <w:hyperlink w:history="1" r:id="rIdok66ii2ckmvgxusafazb4">
               <w:r>
                 <w:rPr>
                   <w:rFonts w:ascii="Arial" w:cs="Arial" w:eastAsia="Arial" w:hAnsi="Arial"/>
@@ -9418,7 +9418,7 @@
             <w:pPr>
               <w:spacing w:after="20" w:before="0"/>
             </w:pPr>
-            <w:hyperlink w:history="1" r:id="rIdauqvqgolvp-fugpxgb3hq">
+            <w:hyperlink w:history="1" r:id="rId7zape8khbdyyss3l8qazp">
               <w:r>
                 <w:rPr>
                   <w:rFonts w:ascii="Arial" w:cs="Arial" w:eastAsia="Arial" w:hAnsi="Arial"/>
@@ -9451,7 +9451,7 @@
               <w:spacing w:after="10" w:before="0"/>
               <w:ind w:left="120"/>
             </w:pPr>
-            <w:hyperlink w:history="1" r:id="rId7yyyfsanhduuh3dwtpgiv">
+            <w:hyperlink w:history="1" r:id="rIdbd6dszjjl-j1tejmxtkv7">
               <w:r>
                 <w:rPr>
                   <w:rFonts w:ascii="Arial" w:cs="Arial" w:eastAsia="Arial" w:hAnsi="Arial"/>
@@ -9496,7 +9496,7 @@
             <w:pPr>
               <w:spacing w:after="20" w:before="0"/>
             </w:pPr>
-            <w:hyperlink w:history="1" r:id="rIddykon5etoyvehxob46bsl">
+            <w:hyperlink w:history="1" r:id="rIdqlcycbumzs1kwqrvez-pu">
               <w:r>
                 <w:rPr>
                   <w:rFonts w:ascii="Arial" w:cs="Arial" w:eastAsia="Arial" w:hAnsi="Arial"/>
@@ -9529,7 +9529,7 @@
               <w:spacing w:after="10" w:before="0"/>
               <w:ind w:left="120"/>
             </w:pPr>
-            <w:hyperlink w:history="1" r:id="rId5tnhk5hh32bhzu5lfkshr">
+            <w:hyperlink w:history="1" r:id="rIdfl1ckhrzn0xn42zbutm9i">
               <w:r>
                 <w:rPr>
                   <w:rFonts w:ascii="Arial" w:cs="Arial" w:eastAsia="Arial" w:hAnsi="Arial"/>
@@ -9729,7 +9729,7 @@
             <w:pPr>
               <w:spacing w:after="20" w:before="0"/>
             </w:pPr>
-            <w:hyperlink w:history="1" r:id="rIds8winksccmqpbhmux_lvv">
+            <w:hyperlink w:history="1" r:id="rId37guro2mxqetraoe0cfrs">
               <w:r>
                 <w:rPr>
                   <w:rFonts w:ascii="Arial" w:cs="Arial" w:eastAsia="Arial" w:hAnsi="Arial"/>
@@ -9762,7 +9762,7 @@
               <w:spacing w:after="10" w:before="0"/>
               <w:ind w:left="120"/>
             </w:pPr>
-            <w:hyperlink w:history="1" r:id="rIdttew9fytq49n52tagpuxo">
+            <w:hyperlink w:history="1" r:id="rIdkiwdvvdqknsg5ahkvbsuj">
               <w:r>
                 <w:rPr>
                   <w:rFonts w:ascii="Arial" w:cs="Arial" w:eastAsia="Arial" w:hAnsi="Arial"/>
@@ -9807,7 +9807,7 @@
             <w:pPr>
               <w:spacing w:after="20" w:before="0"/>
             </w:pPr>
-            <w:hyperlink w:history="1" r:id="rIdlv4r_x6otelcnkktljf_y">
+            <w:hyperlink w:history="1" r:id="rIdjitvfekjp-2bs-8jkg5wj">
               <w:r>
                 <w:rPr>
                   <w:rFonts w:ascii="Arial" w:cs="Arial" w:eastAsia="Arial" w:hAnsi="Arial"/>
@@ -9840,7 +9840,7 @@
               <w:spacing w:after="10" w:before="0"/>
               <w:ind w:left="120"/>
             </w:pPr>
-            <w:hyperlink w:history="1" r:id="rIdxfh4x4l1bk02wu7ut7ris">
+            <w:hyperlink w:history="1" r:id="rIdwu450buf1o6rs6v6xa2r3">
               <w:r>
                 <w:rPr>
                   <w:rFonts w:ascii="Arial" w:cs="Arial" w:eastAsia="Arial" w:hAnsi="Arial"/>
@@ -10040,7 +10040,7 @@
             <w:pPr>
               <w:spacing w:after="20" w:before="0"/>
             </w:pPr>
-            <w:hyperlink w:history="1" r:id="rIdy_ditzfepgdgo3hox7q_6">
+            <w:hyperlink w:history="1" r:id="rIdzwwaj9o6vox0cfjvptl3a">
               <w:r>
                 <w:rPr>
                   <w:rFonts w:ascii="Arial" w:cs="Arial" w:eastAsia="Arial" w:hAnsi="Arial"/>
@@ -10073,7 +10073,7 @@
               <w:spacing w:after="10" w:before="0"/>
               <w:ind w:left="120"/>
             </w:pPr>
-            <w:hyperlink w:history="1" r:id="rIdcowxr2nawqfw5a1rzk6oq">
+            <w:hyperlink w:history="1" r:id="rIde26s_zgxi9yjh0eeyw6kq">
               <w:r>
                 <w:rPr>
                   <w:rFonts w:ascii="Arial" w:cs="Arial" w:eastAsia="Arial" w:hAnsi="Arial"/>
@@ -10118,7 +10118,7 @@
             <w:pPr>
               <w:spacing w:after="20" w:before="0"/>
             </w:pPr>
-            <w:hyperlink w:history="1" r:id="rIdk17ap3kqnpcrznshpspvf">
+            <w:hyperlink w:history="1" r:id="rId1t59qhgi4nzyl7yzia8cc">
               <w:r>
                 <w:rPr>
                   <w:rFonts w:ascii="Arial" w:cs="Arial" w:eastAsia="Arial" w:hAnsi="Arial"/>
@@ -10151,7 +10151,7 @@
               <w:spacing w:after="10" w:before="0"/>
               <w:ind w:left="120"/>
             </w:pPr>
-            <w:hyperlink w:history="1" r:id="rIdwavlxx2vhdpihkfcf3li2">
+            <w:hyperlink w:history="1" r:id="rIdpng8a3kkaprhvtxbi7o1o">
               <w:r>
                 <w:rPr>
                   <w:rFonts w:ascii="Arial" w:cs="Arial" w:eastAsia="Arial" w:hAnsi="Arial"/>
@@ -10351,7 +10351,7 @@
             <w:pPr>
               <w:spacing w:after="20" w:before="0"/>
             </w:pPr>
-            <w:hyperlink w:history="1" r:id="rId7jkscjzaaome2qx8uvnzm">
+            <w:hyperlink w:history="1" r:id="rId5uip5afouukfzg6lujnlw">
               <w:r>
                 <w:rPr>
                   <w:rFonts w:ascii="Arial" w:cs="Arial" w:eastAsia="Arial" w:hAnsi="Arial"/>
@@ -10384,7 +10384,7 @@
               <w:spacing w:after="10" w:before="0"/>
               <w:ind w:left="120"/>
             </w:pPr>
-            <w:hyperlink w:history="1" r:id="rIdy4hdmujgp3iojqcwutqig">
+            <w:hyperlink w:history="1" r:id="rIduvbwm6wo8yebfuqp3mowp">
               <w:r>
                 <w:rPr>
                   <w:rFonts w:ascii="Arial" w:cs="Arial" w:eastAsia="Arial" w:hAnsi="Arial"/>
@@ -10429,7 +10429,7 @@
             <w:pPr>
               <w:spacing w:after="20" w:before="0"/>
             </w:pPr>
-            <w:hyperlink w:history="1" r:id="rIdjzlqgb7o-0n0ovp-o082m">
+            <w:hyperlink w:history="1" r:id="rIdovx0s9f7v0tmx_rphvojy">
               <w:r>
                 <w:rPr>
                   <w:rFonts w:ascii="Arial" w:cs="Arial" w:eastAsia="Arial" w:hAnsi="Arial"/>
@@ -10462,7 +10462,7 @@
               <w:spacing w:after="10" w:before="0"/>
               <w:ind w:left="120"/>
             </w:pPr>
-            <w:hyperlink w:history="1" r:id="rId9xroq9s9keqkkfujsoj-u">
+            <w:hyperlink w:history="1" r:id="rId5evrzzfgcmj3vtqxppli6">
               <w:r>
                 <w:rPr>
                   <w:rFonts w:ascii="Arial" w:cs="Arial" w:eastAsia="Arial" w:hAnsi="Arial"/>
@@ -10987,7 +10987,7 @@
         </w:rPr>
         <w:t xml:space="preserve">© 2026 SeaVuria and ARES. Aligned with KICD objectives. Developed by SeaVuria; technical implementation by ARES (with AI assistance from Claude). Licensed under </w:t>
       </w:r>
-      <w:hyperlink w:history="1" r:id="rIddjqxsg6itrfud0ci03zp5">
+      <w:hyperlink w:history="1" r:id="rId3jdo0hp8dkmecfao7stsp">
         <w:r>
           <w:rPr>
             <w:rFonts w:ascii="Arial" w:cs="Arial" w:eastAsia="Arial" w:hAnsi="Arial"/>
@@ -11008,7 +11008,7 @@
         </w:rPr>
         <w:t xml:space="preserve"> (</w:t>
       </w:r>
-      <w:hyperlink w:history="1" r:id="rIdhjjmba3ixyu4th6nv8rec">
+      <w:hyperlink w:history="1" r:id="rIdwqjamujb4c1awwtttuixq">
         <w:r>
           <w:rPr>
             <w:rFonts w:ascii="Arial" w:cs="Arial" w:eastAsia="Arial" w:hAnsi="Arial"/>
@@ -12048,7 +12048,7 @@
             <w:pPr>
               <w:spacing w:after="20" w:before="0"/>
             </w:pPr>
-            <w:hyperlink w:history="1" r:id="rIdhiv54o9irmwjbyn1ogjoq">
+            <w:hyperlink w:history="1" r:id="rIdifuf7kcdcqdcvssrnfzbg">
               <w:r>
                 <w:rPr>
                   <w:rFonts w:ascii="Arial" w:cs="Arial" w:eastAsia="Arial" w:hAnsi="Arial"/>
@@ -12081,7 +12081,7 @@
               <w:spacing w:after="10" w:before="0"/>
               <w:ind w:left="120"/>
             </w:pPr>
-            <w:hyperlink w:history="1" r:id="rIddx53sv011ytwcifolwlps">
+            <w:hyperlink w:history="1" r:id="rIdot3mqxykk3qvlyuqaym9x">
               <w:r>
                 <w:rPr>
                   <w:rFonts w:ascii="Arial" w:cs="Arial" w:eastAsia="Arial" w:hAnsi="Arial"/>
@@ -12126,7 +12126,7 @@
             <w:pPr>
               <w:spacing w:after="20" w:before="0"/>
             </w:pPr>
-            <w:hyperlink w:history="1" r:id="rIdhrwq7irx046c3qaw-sq4y">
+            <w:hyperlink w:history="1" r:id="rIdtzhctqqra-9xpv0qiataj">
               <w:r>
                 <w:rPr>
                   <w:rFonts w:ascii="Arial" w:cs="Arial" w:eastAsia="Arial" w:hAnsi="Arial"/>
@@ -12159,7 +12159,7 @@
               <w:spacing w:after="10" w:before="0"/>
               <w:ind w:left="120"/>
             </w:pPr>
-            <w:hyperlink w:history="1" r:id="rIdwqu70zsami-mnrdvsc4ef">
+            <w:hyperlink w:history="1" r:id="rIdjtw59mjknk_vizavmmq9m">
               <w:r>
                 <w:rPr>
                   <w:rFonts w:ascii="Arial" w:cs="Arial" w:eastAsia="Arial" w:hAnsi="Arial"/>
@@ -12359,7 +12359,7 @@
             <w:pPr>
               <w:spacing w:after="20" w:before="0"/>
             </w:pPr>
-            <w:hyperlink w:history="1" r:id="rIdt2l5chddmzizm41iv5ptm">
+            <w:hyperlink w:history="1" r:id="rIdkuixpddnduxrneqxj8ipo">
               <w:r>
                 <w:rPr>
                   <w:rFonts w:ascii="Arial" w:cs="Arial" w:eastAsia="Arial" w:hAnsi="Arial"/>
@@ -12392,7 +12392,7 @@
               <w:spacing w:after="10" w:before="0"/>
               <w:ind w:left="120"/>
             </w:pPr>
-            <w:hyperlink w:history="1" r:id="rIdcdndcs1qpis04qpjzzgsz">
+            <w:hyperlink w:history="1" r:id="rIdgqm69npwi7uu7sgojnu4l">
               <w:r>
                 <w:rPr>
                   <w:rFonts w:ascii="Arial" w:cs="Arial" w:eastAsia="Arial" w:hAnsi="Arial"/>
@@ -12437,7 +12437,7 @@
             <w:pPr>
               <w:spacing w:after="20" w:before="0"/>
             </w:pPr>
-            <w:hyperlink w:history="1" r:id="rIdpn9cubg9wxszlifmr3ae1">
+            <w:hyperlink w:history="1" r:id="rIdkz1mvif65cskvy4dxk6jd">
               <w:r>
                 <w:rPr>
                   <w:rFonts w:ascii="Arial" w:cs="Arial" w:eastAsia="Arial" w:hAnsi="Arial"/>
@@ -12470,7 +12470,7 @@
               <w:spacing w:after="10" w:before="0"/>
               <w:ind w:left="120"/>
             </w:pPr>
-            <w:hyperlink w:history="1" r:id="rId74-qtdqejblg2-hzz2hhq">
+            <w:hyperlink w:history="1" r:id="rIdttijy-sdi4skmelkrv5lj">
               <w:r>
                 <w:rPr>
                   <w:rFonts w:ascii="Arial" w:cs="Arial" w:eastAsia="Arial" w:hAnsi="Arial"/>
@@ -12670,7 +12670,7 @@
             <w:pPr>
               <w:spacing w:after="20" w:before="0"/>
             </w:pPr>
-            <w:hyperlink w:history="1" r:id="rId6gugf6nacadmfj_ba2sme">
+            <w:hyperlink w:history="1" r:id="rIdkb12jqlcd8kc3wroavb_2">
               <w:r>
                 <w:rPr>
                   <w:rFonts w:ascii="Arial" w:cs="Arial" w:eastAsia="Arial" w:hAnsi="Arial"/>
@@ -12719,7 +12719,7 @@
               <w:spacing w:after="10" w:before="0"/>
               <w:ind w:left="120"/>
             </w:pPr>
-            <w:hyperlink w:history="1" r:id="rIdcmdx2ux8od_fx3ozkrrn7">
+            <w:hyperlink w:history="1" r:id="rIdqlzeyy0gvkqjmi21gbibv">
               <w:r>
                 <w:rPr>
                   <w:rFonts w:ascii="Arial" w:cs="Arial" w:eastAsia="Arial" w:hAnsi="Arial"/>
@@ -12764,7 +12764,7 @@
             <w:pPr>
               <w:spacing w:after="20" w:before="0"/>
             </w:pPr>
-            <w:hyperlink w:history="1" r:id="rIdem49hc5jn_5yod5q7kext">
+            <w:hyperlink w:history="1" r:id="rIdeelavr-nclidao9hh0hxy">
               <w:r>
                 <w:rPr>
                   <w:rFonts w:ascii="Arial" w:cs="Arial" w:eastAsia="Arial" w:hAnsi="Arial"/>
@@ -12797,7 +12797,7 @@
               <w:spacing w:after="10" w:before="0"/>
               <w:ind w:left="120"/>
             </w:pPr>
-            <w:hyperlink w:history="1" r:id="rIdydgifzn9h-igqzcjdl5rl">
+            <w:hyperlink w:history="1" r:id="rIdptxmm2k0ojmyrba1crmcr">
               <w:r>
                 <w:rPr>
                   <w:rFonts w:ascii="Arial" w:cs="Arial" w:eastAsia="Arial" w:hAnsi="Arial"/>
@@ -12997,7 +12997,7 @@
             <w:pPr>
               <w:spacing w:after="20" w:before="0"/>
             </w:pPr>
-            <w:hyperlink w:history="1" r:id="rIdae8m5xmjl5ymq4wkosrgv">
+            <w:hyperlink w:history="1" r:id="rIdpu3u9-d1j7bu8zu_llaeu">
               <w:r>
                 <w:rPr>
                   <w:rFonts w:ascii="Arial" w:cs="Arial" w:eastAsia="Arial" w:hAnsi="Arial"/>
@@ -13046,7 +13046,7 @@
               <w:spacing w:after="10" w:before="0"/>
               <w:ind w:left="120"/>
             </w:pPr>
-            <w:hyperlink w:history="1" r:id="rId24ohurkp7kt9_h9askgwf">
+            <w:hyperlink w:history="1" r:id="rIdnduojzscu53rjjqmiaue2">
               <w:r>
                 <w:rPr>
                   <w:rFonts w:ascii="Arial" w:cs="Arial" w:eastAsia="Arial" w:hAnsi="Arial"/>
@@ -13091,7 +13091,7 @@
             <w:pPr>
               <w:spacing w:after="20" w:before="0"/>
             </w:pPr>
-            <w:hyperlink w:history="1" r:id="rIduhe6nf8midxoaexlkd3dv">
+            <w:hyperlink w:history="1" r:id="rIdd5wgy1tgwf2lxa4nzsxew">
               <w:r>
                 <w:rPr>
                   <w:rFonts w:ascii="Arial" w:cs="Arial" w:eastAsia="Arial" w:hAnsi="Arial"/>
@@ -13124,7 +13124,7 @@
               <w:spacing w:after="10" w:before="0"/>
               <w:ind w:left="120"/>
             </w:pPr>
-            <w:hyperlink w:history="1" r:id="rId35nlv8wlvspjzut1xnh2z">
+            <w:hyperlink w:history="1" r:id="rIdmsplpeobygx5qcwstecem">
               <w:r>
                 <w:rPr>
                   <w:rFonts w:ascii="Arial" w:cs="Arial" w:eastAsia="Arial" w:hAnsi="Arial"/>
@@ -13324,7 +13324,7 @@
             <w:pPr>
               <w:spacing w:after="20" w:before="0"/>
             </w:pPr>
-            <w:hyperlink w:history="1" r:id="rIdmsgpg6bvzdw9mk00ezluo">
+            <w:hyperlink w:history="1" r:id="rId1cr7egidemxexhtrosn1q">
               <w:r>
                 <w:rPr>
                   <w:rFonts w:ascii="Arial" w:cs="Arial" w:eastAsia="Arial" w:hAnsi="Arial"/>
@@ -13373,7 +13373,7 @@
               <w:spacing w:after="10" w:before="0"/>
               <w:ind w:left="120"/>
             </w:pPr>
-            <w:hyperlink w:history="1" r:id="rIdvofvtfasrvuiritaaefiv">
+            <w:hyperlink w:history="1" r:id="rId7luzczorra3-380ovc7zo">
               <w:r>
                 <w:rPr>
                   <w:rFonts w:ascii="Arial" w:cs="Arial" w:eastAsia="Arial" w:hAnsi="Arial"/>
@@ -13418,7 +13418,7 @@
             <w:pPr>
               <w:spacing w:after="20" w:before="0"/>
             </w:pPr>
-            <w:hyperlink w:history="1" r:id="rIdrq-d4s03df3togh8sbwol">
+            <w:hyperlink w:history="1" r:id="rIdggo6b65e-llkexgyoo029">
               <w:r>
                 <w:rPr>
                   <w:rFonts w:ascii="Arial" w:cs="Arial" w:eastAsia="Arial" w:hAnsi="Arial"/>
@@ -13451,7 +13451,7 @@
               <w:spacing w:after="10" w:before="0"/>
               <w:ind w:left="120"/>
             </w:pPr>
-            <w:hyperlink w:history="1" r:id="rIdm2ereed4d2bgqyilxf4zl">
+            <w:hyperlink w:history="1" r:id="rIduzsxyytmvifplnmbvzoim">
               <w:r>
                 <w:rPr>
                   <w:rFonts w:ascii="Arial" w:cs="Arial" w:eastAsia="Arial" w:hAnsi="Arial"/>
@@ -13976,7 +13976,7 @@
         </w:rPr>
         <w:t xml:space="preserve">© 2026 SeaVuria and ARES. Aligned with KICD objectives. Developed by SeaVuria; technical implementation by ARES (with AI assistance from Claude). Licensed under </w:t>
       </w:r>
-      <w:hyperlink w:history="1" r:id="rIdebm_-1py5iyk-6tahldsu">
+      <w:hyperlink w:history="1" r:id="rIdg1rpmrncuipxxctgpngbv">
         <w:r>
           <w:rPr>
             <w:rFonts w:ascii="Arial" w:cs="Arial" w:eastAsia="Arial" w:hAnsi="Arial"/>
@@ -13997,7 +13997,7 @@
         </w:rPr>
         <w:t xml:space="preserve"> (</w:t>
       </w:r>
-      <w:hyperlink w:history="1" r:id="rIdb2vwzoozqa9oo8xx0kyj3">
+      <w:hyperlink w:history="1" r:id="rIdu2qck2-s9csudndnfh34l">
         <w:r>
           <w:rPr>
             <w:rFonts w:ascii="Arial" w:cs="Arial" w:eastAsia="Arial" w:hAnsi="Arial"/>
@@ -15037,7 +15037,7 @@
             <w:pPr>
               <w:spacing w:after="20" w:before="0"/>
             </w:pPr>
-            <w:hyperlink w:history="1" r:id="rIdmhpy6hfdeiib4yaadkvfb">
+            <w:hyperlink w:history="1" r:id="rIdzu4rzc8wob7j72r-iewaa">
               <w:r>
                 <w:rPr>
                   <w:rFonts w:ascii="Arial" w:cs="Arial" w:eastAsia="Arial" w:hAnsi="Arial"/>
@@ -15070,7 +15070,7 @@
               <w:spacing w:after="10" w:before="0"/>
               <w:ind w:left="120"/>
             </w:pPr>
-            <w:hyperlink w:history="1" r:id="rId57jktzxd98huqwakmcrai">
+            <w:hyperlink w:history="1" r:id="rIdk1fwqtpiloywvlijk-h7a">
               <w:r>
                 <w:rPr>
                   <w:rFonts w:ascii="Arial" w:cs="Arial" w:eastAsia="Arial" w:hAnsi="Arial"/>
@@ -15115,7 +15115,7 @@
             <w:pPr>
               <w:spacing w:after="20" w:before="0"/>
             </w:pPr>
-            <w:hyperlink w:history="1" r:id="rIdq49jftlcegqr8m8ehlor7">
+            <w:hyperlink w:history="1" r:id="rIdjjni9kjokupxtnu4gq552">
               <w:r>
                 <w:rPr>
                   <w:rFonts w:ascii="Arial" w:cs="Arial" w:eastAsia="Arial" w:hAnsi="Arial"/>
@@ -15148,7 +15148,7 @@
               <w:spacing w:after="10" w:before="0"/>
               <w:ind w:left="120"/>
             </w:pPr>
-            <w:hyperlink w:history="1" r:id="rIdlgryswrnwr_wz5a037ndu">
+            <w:hyperlink w:history="1" r:id="rIdegoszu3960nokavvojq2i">
               <w:r>
                 <w:rPr>
                   <w:rFonts w:ascii="Arial" w:cs="Arial" w:eastAsia="Arial" w:hAnsi="Arial"/>
@@ -15348,7 +15348,7 @@
             <w:pPr>
               <w:spacing w:after="20" w:before="0"/>
             </w:pPr>
-            <w:hyperlink w:history="1" r:id="rIdrarw-dm2jxpozanc8wvco">
+            <w:hyperlink w:history="1" r:id="rId_uybotwgtopp4jcbwjtbt">
               <w:r>
                 <w:rPr>
                   <w:rFonts w:ascii="Arial" w:cs="Arial" w:eastAsia="Arial" w:hAnsi="Arial"/>
@@ -15381,7 +15381,7 @@
               <w:spacing w:after="10" w:before="0"/>
               <w:ind w:left="120"/>
             </w:pPr>
-            <w:hyperlink w:history="1" r:id="rIdmmlo5qpt-zza7ccyt_uov">
+            <w:hyperlink w:history="1" r:id="rIdf_xm37vy2s7riv1yg5tti">
               <w:r>
                 <w:rPr>
                   <w:rFonts w:ascii="Arial" w:cs="Arial" w:eastAsia="Arial" w:hAnsi="Arial"/>
@@ -15426,7 +15426,7 @@
             <w:pPr>
               <w:spacing w:after="20" w:before="0"/>
             </w:pPr>
-            <w:hyperlink w:history="1" r:id="rIdxaw_ancc5bvfk2hwu-bg5">
+            <w:hyperlink w:history="1" r:id="rIdzfbxzr_r6bufksxjv9cuh">
               <w:r>
                 <w:rPr>
                   <w:rFonts w:ascii="Arial" w:cs="Arial" w:eastAsia="Arial" w:hAnsi="Arial"/>
@@ -15459,7 +15459,7 @@
               <w:spacing w:after="10" w:before="0"/>
               <w:ind w:left="120"/>
             </w:pPr>
-            <w:hyperlink w:history="1" r:id="rIdepyz8qfva7er5yffiixie">
+            <w:hyperlink w:history="1" r:id="rIdcyujxcu-ic5ycndv8iztk">
               <w:r>
                 <w:rPr>
                   <w:rFonts w:ascii="Arial" w:cs="Arial" w:eastAsia="Arial" w:hAnsi="Arial"/>
@@ -15659,7 +15659,7 @@
             <w:pPr>
               <w:spacing w:after="20" w:before="0"/>
             </w:pPr>
-            <w:hyperlink w:history="1" r:id="rIdxze0yfzcury3bq865mheo">
+            <w:hyperlink w:history="1" r:id="rIdbmy8aq4igfqatgkzoi1_k">
               <w:r>
                 <w:rPr>
                   <w:rFonts w:ascii="Arial" w:cs="Arial" w:eastAsia="Arial" w:hAnsi="Arial"/>
@@ -15692,7 +15692,7 @@
               <w:spacing w:after="10" w:before="0"/>
               <w:ind w:left="120"/>
             </w:pPr>
-            <w:hyperlink w:history="1" r:id="rIdqscbkztid3lij9la2uz3n">
+            <w:hyperlink w:history="1" r:id="rIdf8pfqqcqgjhuu7ikzyaz8">
               <w:r>
                 <w:rPr>
                   <w:rFonts w:ascii="Arial" w:cs="Arial" w:eastAsia="Arial" w:hAnsi="Arial"/>
@@ -15737,7 +15737,7 @@
             <w:pPr>
               <w:spacing w:after="20" w:before="0"/>
             </w:pPr>
-            <w:hyperlink w:history="1" r:id="rIdwiyw0tz6mq9sxlp3guqvi">
+            <w:hyperlink w:history="1" r:id="rIdzbtlxpmw3uy93fnbg9vck">
               <w:r>
                 <w:rPr>
                   <w:rFonts w:ascii="Arial" w:cs="Arial" w:eastAsia="Arial" w:hAnsi="Arial"/>
@@ -15770,7 +15770,7 @@
               <w:spacing w:after="10" w:before="0"/>
               <w:ind w:left="120"/>
             </w:pPr>
-            <w:hyperlink w:history="1" r:id="rIdhgacnoik7igg9eow92io1">
+            <w:hyperlink w:history="1" r:id="rId08hdwcpmbqo7b7fbiyatb">
               <w:r>
                 <w:rPr>
                   <w:rFonts w:ascii="Arial" w:cs="Arial" w:eastAsia="Arial" w:hAnsi="Arial"/>
@@ -15970,7 +15970,7 @@
             <w:pPr>
               <w:spacing w:after="20" w:before="0"/>
             </w:pPr>
-            <w:hyperlink w:history="1" r:id="rIdgbcg2tgwvkidydk3_cag7">
+            <w:hyperlink w:history="1" r:id="rIdo0q5mfne0ask9e8khpjkl">
               <w:r>
                 <w:rPr>
                   <w:rFonts w:ascii="Arial" w:cs="Arial" w:eastAsia="Arial" w:hAnsi="Arial"/>
@@ -16003,7 +16003,7 @@
               <w:spacing w:after="10" w:before="0"/>
               <w:ind w:left="120"/>
             </w:pPr>
-            <w:hyperlink w:history="1" r:id="rIdyrdzmnrlg97x7__ahhgx4">
+            <w:hyperlink w:history="1" r:id="rIdlp2pweepmtj1b-ddk1lf8">
               <w:r>
                 <w:rPr>
                   <w:rFonts w:ascii="Arial" w:cs="Arial" w:eastAsia="Arial" w:hAnsi="Arial"/>
@@ -16048,7 +16048,7 @@
             <w:pPr>
               <w:spacing w:after="20" w:before="0"/>
             </w:pPr>
-            <w:hyperlink w:history="1" r:id="rIdfhmlvtpo-gfxzi_ehicw_">
+            <w:hyperlink w:history="1" r:id="rIdifmz7lj_7cyb2xx8yqlbj">
               <w:r>
                 <w:rPr>
                   <w:rFonts w:ascii="Arial" w:cs="Arial" w:eastAsia="Arial" w:hAnsi="Arial"/>
@@ -16081,7 +16081,7 @@
               <w:spacing w:after="10" w:before="0"/>
               <w:ind w:left="120"/>
             </w:pPr>
-            <w:hyperlink w:history="1" r:id="rId8tgxyfbwlwwdzuscjsjbl">
+            <w:hyperlink w:history="1" r:id="rIddcbsxhu__mn-rhqpddfc4">
               <w:r>
                 <w:rPr>
                   <w:rFonts w:ascii="Arial" w:cs="Arial" w:eastAsia="Arial" w:hAnsi="Arial"/>
@@ -16281,7 +16281,7 @@
             <w:pPr>
               <w:spacing w:after="20" w:before="0"/>
             </w:pPr>
-            <w:hyperlink w:history="1" r:id="rIdekrg0w0grv2bsmmfz0td9">
+            <w:hyperlink w:history="1" r:id="rId8xk-8pwytwxqruhg7my_v">
               <w:r>
                 <w:rPr>
                   <w:rFonts w:ascii="Arial" w:cs="Arial" w:eastAsia="Arial" w:hAnsi="Arial"/>
@@ -16314,7 +16314,7 @@
               <w:spacing w:after="10" w:before="0"/>
               <w:ind w:left="120"/>
             </w:pPr>
-            <w:hyperlink w:history="1" r:id="rIdomnfwxqspuqpkvt9vev_8">
+            <w:hyperlink w:history="1" r:id="rIddyvzvgrbykbhp8fjp0nqs">
               <w:r>
                 <w:rPr>
                   <w:rFonts w:ascii="Arial" w:cs="Arial" w:eastAsia="Arial" w:hAnsi="Arial"/>
@@ -16359,7 +16359,7 @@
             <w:pPr>
               <w:spacing w:after="20" w:before="0"/>
             </w:pPr>
-            <w:hyperlink w:history="1" r:id="rIdd-gbilyy8vmrlc9_1o_ml">
+            <w:hyperlink w:history="1" r:id="rIdm8peogs3adgz0htfgjgrz">
               <w:r>
                 <w:rPr>
                   <w:rFonts w:ascii="Arial" w:cs="Arial" w:eastAsia="Arial" w:hAnsi="Arial"/>
@@ -16392,7 +16392,7 @@
               <w:spacing w:after="10" w:before="0"/>
               <w:ind w:left="120"/>
             </w:pPr>
-            <w:hyperlink w:history="1" r:id="rId-xube6h2lid5_xhnwzwpo">
+            <w:hyperlink w:history="1" r:id="rIdoauioyu1aueixrk17xvs1">
               <w:r>
                 <w:rPr>
                   <w:rFonts w:ascii="Arial" w:cs="Arial" w:eastAsia="Arial" w:hAnsi="Arial"/>
@@ -16917,7 +16917,7 @@
         </w:rPr>
         <w:t xml:space="preserve">© 2026 SeaVuria and ARES. Aligned with KICD objectives. Developed by SeaVuria; technical implementation by ARES (with AI assistance from Claude). Licensed under </w:t>
       </w:r>
-      <w:hyperlink w:history="1" r:id="rIdxzsmtqb6xjkaesovinprv">
+      <w:hyperlink w:history="1" r:id="rIdjedvqszhfsg477h0p373w">
         <w:r>
           <w:rPr>
             <w:rFonts w:ascii="Arial" w:cs="Arial" w:eastAsia="Arial" w:hAnsi="Arial"/>
@@ -16938,7 +16938,7 @@
         </w:rPr>
         <w:t xml:space="preserve"> (</w:t>
       </w:r>
-      <w:hyperlink w:history="1" r:id="rIdvsk84mfdq51u040atrqxv">
+      <w:hyperlink w:history="1" r:id="rIdnja9vwc0bt7g6bj7tig_0">
         <w:r>
           <w:rPr>
             <w:rFonts w:ascii="Arial" w:cs="Arial" w:eastAsia="Arial" w:hAnsi="Arial"/>
@@ -17978,7 +17978,7 @@
             <w:pPr>
               <w:spacing w:after="20" w:before="0"/>
             </w:pPr>
-            <w:hyperlink w:history="1" r:id="rIdfteh69crszl_mrckrzmg5">
+            <w:hyperlink w:history="1" r:id="rIdsy91u_fdhn6lhn3mtj9pz">
               <w:r>
                 <w:rPr>
                   <w:rFonts w:ascii="Arial" w:cs="Arial" w:eastAsia="Arial" w:hAnsi="Arial"/>
@@ -18011,7 +18011,7 @@
               <w:spacing w:after="10" w:before="0"/>
               <w:ind w:left="120"/>
             </w:pPr>
-            <w:hyperlink w:history="1" r:id="rIdsl9gg9jgnwtj520ctqetj">
+            <w:hyperlink w:history="1" r:id="rIdllvpvjzzcv0c1cawmkvbv">
               <w:r>
                 <w:rPr>
                   <w:rFonts w:ascii="Arial" w:cs="Arial" w:eastAsia="Arial" w:hAnsi="Arial"/>
@@ -18056,7 +18056,7 @@
             <w:pPr>
               <w:spacing w:after="20" w:before="0"/>
             </w:pPr>
-            <w:hyperlink w:history="1" r:id="rIdu7cfx7wzbyrmexrsqlvj3">
+            <w:hyperlink w:history="1" r:id="rIdxw9wkn907aiipdojvgisk">
               <w:r>
                 <w:rPr>
                   <w:rFonts w:ascii="Arial" w:cs="Arial" w:eastAsia="Arial" w:hAnsi="Arial"/>
@@ -18089,7 +18089,7 @@
               <w:spacing w:after="10" w:before="0"/>
               <w:ind w:left="120"/>
             </w:pPr>
-            <w:hyperlink w:history="1" r:id="rIdp6j9e-3ne0mqnkzfwqts-">
+            <w:hyperlink w:history="1" r:id="rIdsmy1mos5s17javxeglrbj">
               <w:r>
                 <w:rPr>
                   <w:rFonts w:ascii="Arial" w:cs="Arial" w:eastAsia="Arial" w:hAnsi="Arial"/>
@@ -18289,7 +18289,7 @@
             <w:pPr>
               <w:spacing w:after="20" w:before="0"/>
             </w:pPr>
-            <w:hyperlink w:history="1" r:id="rIddndcitiy_o7fzg9rumlxv">
+            <w:hyperlink w:history="1" r:id="rId7x3txv3gnocyxdq7m-oz8">
               <w:r>
                 <w:rPr>
                   <w:rFonts w:ascii="Arial" w:cs="Arial" w:eastAsia="Arial" w:hAnsi="Arial"/>
@@ -18322,7 +18322,7 @@
               <w:spacing w:after="10" w:before="0"/>
               <w:ind w:left="120"/>
             </w:pPr>
-            <w:hyperlink w:history="1" r:id="rIdppnbccy27gshk2l01k3kf">
+            <w:hyperlink w:history="1" r:id="rIdrytfr_cnotl1vn05cqt9n">
               <w:r>
                 <w:rPr>
                   <w:rFonts w:ascii="Arial" w:cs="Arial" w:eastAsia="Arial" w:hAnsi="Arial"/>
@@ -18367,7 +18367,7 @@
             <w:pPr>
               <w:spacing w:after="20" w:before="0"/>
             </w:pPr>
-            <w:hyperlink w:history="1" r:id="rIdvqdy2zcgtgc-tzjmjs64i">
+            <w:hyperlink w:history="1" r:id="rId8bwrsy9q_peeoavxpfrdx">
               <w:r>
                 <w:rPr>
                   <w:rFonts w:ascii="Arial" w:cs="Arial" w:eastAsia="Arial" w:hAnsi="Arial"/>
@@ -18400,7 +18400,7 @@
               <w:spacing w:after="10" w:before="0"/>
               <w:ind w:left="120"/>
             </w:pPr>
-            <w:hyperlink w:history="1" r:id="rIdejc0m-s2lahzfj2cq5jxh">
+            <w:hyperlink w:history="1" r:id="rIdctayxj5nhriul30iskhdc">
               <w:r>
                 <w:rPr>
                   <w:rFonts w:ascii="Arial" w:cs="Arial" w:eastAsia="Arial" w:hAnsi="Arial"/>
@@ -18600,7 +18600,7 @@
             <w:pPr>
               <w:spacing w:after="20" w:before="0"/>
             </w:pPr>
-            <w:hyperlink w:history="1" r:id="rIdbbhcw0omvqhvjwziwh0qw">
+            <w:hyperlink w:history="1" r:id="rIdtz6ologkze2kvyztzuczs">
               <w:r>
                 <w:rPr>
                   <w:rFonts w:ascii="Arial" w:cs="Arial" w:eastAsia="Arial" w:hAnsi="Arial"/>
@@ -18649,7 +18649,7 @@
               <w:spacing w:after="10" w:before="0"/>
               <w:ind w:left="120"/>
             </w:pPr>
-            <w:hyperlink w:history="1" r:id="rIda3urmth8omsdjlkqwbcqw">
+            <w:hyperlink w:history="1" r:id="rIdh16tjtdrwig_42kef7d40">
               <w:r>
                 <w:rPr>
                   <w:rFonts w:ascii="Arial" w:cs="Arial" w:eastAsia="Arial" w:hAnsi="Arial"/>
@@ -18694,7 +18694,7 @@
             <w:pPr>
               <w:spacing w:after="20" w:before="0"/>
             </w:pPr>
-            <w:hyperlink w:history="1" r:id="rIdhj_ytazy80zna0hiw3oww">
+            <w:hyperlink w:history="1" r:id="rIdlln9stdmfpem62nwavkzg">
               <w:r>
                 <w:rPr>
                   <w:rFonts w:ascii="Arial" w:cs="Arial" w:eastAsia="Arial" w:hAnsi="Arial"/>
@@ -18727,7 +18727,7 @@
               <w:spacing w:after="10" w:before="0"/>
               <w:ind w:left="120"/>
             </w:pPr>
-            <w:hyperlink w:history="1" r:id="rId7ilkkkwf9lw3usqefocmc">
+            <w:hyperlink w:history="1" r:id="rIdw0sfb3wrh4hx0gvfcb3mk">
               <w:r>
                 <w:rPr>
                   <w:rFonts w:ascii="Arial" w:cs="Arial" w:eastAsia="Arial" w:hAnsi="Arial"/>
@@ -18927,7 +18927,7 @@
             <w:pPr>
               <w:spacing w:after="20" w:before="0"/>
             </w:pPr>
-            <w:hyperlink w:history="1" r:id="rIdibsj7uqraytebnxjfiqmy">
+            <w:hyperlink w:history="1" r:id="rIdvzbdx8qdlkygxt4-e0x3y">
               <w:r>
                 <w:rPr>
                   <w:rFonts w:ascii="Arial" w:cs="Arial" w:eastAsia="Arial" w:hAnsi="Arial"/>
@@ -18976,7 +18976,7 @@
               <w:spacing w:after="10" w:before="0"/>
               <w:ind w:left="120"/>
             </w:pPr>
-            <w:hyperlink w:history="1" r:id="rIdo-x0pou9jtgytnxsrznfs">
+            <w:hyperlink w:history="1" r:id="rIdiqpo_ittiwkicw1hgxxih">
               <w:r>
                 <w:rPr>
                   <w:rFonts w:ascii="Arial" w:cs="Arial" w:eastAsia="Arial" w:hAnsi="Arial"/>
@@ -19021,7 +19021,7 @@
             <w:pPr>
               <w:spacing w:after="20" w:before="0"/>
             </w:pPr>
-            <w:hyperlink w:history="1" r:id="rIdc6kivieshvabzs25uyow7">
+            <w:hyperlink w:history="1" r:id="rIdr59njnpz54moizpw5tedi">
               <w:r>
                 <w:rPr>
                   <w:rFonts w:ascii="Arial" w:cs="Arial" w:eastAsia="Arial" w:hAnsi="Arial"/>
@@ -19054,7 +19054,7 @@
               <w:spacing w:after="10" w:before="0"/>
               <w:ind w:left="120"/>
             </w:pPr>
-            <w:hyperlink w:history="1" r:id="rIdhpoabr5rlmfeptadtth1n">
+            <w:hyperlink w:history="1" r:id="rIdsrn4kppeiidyraj_zfssu">
               <w:r>
                 <w:rPr>
                   <w:rFonts w:ascii="Arial" w:cs="Arial" w:eastAsia="Arial" w:hAnsi="Arial"/>
@@ -19254,7 +19254,7 @@
             <w:pPr>
               <w:spacing w:after="20" w:before="0"/>
             </w:pPr>
-            <w:hyperlink w:history="1" r:id="rIdy-pertoifzophci9azar_">
+            <w:hyperlink w:history="1" r:id="rIdragui5b6su1ycmxf-osav">
               <w:r>
                 <w:rPr>
                   <w:rFonts w:ascii="Arial" w:cs="Arial" w:eastAsia="Arial" w:hAnsi="Arial"/>
@@ -19303,7 +19303,7 @@
               <w:spacing w:after="10" w:before="0"/>
               <w:ind w:left="120"/>
             </w:pPr>
-            <w:hyperlink w:history="1" r:id="rIde3kcciilivjlae9kdfd0c">
+            <w:hyperlink w:history="1" r:id="rIdfdh0d7_ot5l0aeuxzun-9">
               <w:r>
                 <w:rPr>
                   <w:rFonts w:ascii="Arial" w:cs="Arial" w:eastAsia="Arial" w:hAnsi="Arial"/>
@@ -19348,7 +19348,7 @@
             <w:pPr>
               <w:spacing w:after="20" w:before="0"/>
             </w:pPr>
-            <w:hyperlink w:history="1" r:id="rIdyqaf1mqelhfv3y90gt7ty">
+            <w:hyperlink w:history="1" r:id="rIdckzioinui4zvsowa9rh_n">
               <w:r>
                 <w:rPr>
                   <w:rFonts w:ascii="Arial" w:cs="Arial" w:eastAsia="Arial" w:hAnsi="Arial"/>
@@ -19381,7 +19381,7 @@
               <w:spacing w:after="10" w:before="0"/>
               <w:ind w:left="120"/>
             </w:pPr>
-            <w:hyperlink w:history="1" r:id="rIdedhaw6bpzwlejfkwa67mb">
+            <w:hyperlink w:history="1" r:id="rIdbaa0szaxq3elen1jm1mnp">
               <w:r>
                 <w:rPr>
                   <w:rFonts w:ascii="Arial" w:cs="Arial" w:eastAsia="Arial" w:hAnsi="Arial"/>
@@ -19906,7 +19906,7 @@
         </w:rPr>
         <w:t xml:space="preserve">© 2026 SeaVuria and ARES. Aligned with KICD objectives. Developed by SeaVuria; technical implementation by ARES (with AI assistance from Claude). Licensed under </w:t>
       </w:r>
-      <w:hyperlink w:history="1" r:id="rIdku2w9l2jassu2xcpi4o2j">
+      <w:hyperlink w:history="1" r:id="rIdlixahmzouiu3kr92xbiec">
         <w:r>
           <w:rPr>
             <w:rFonts w:ascii="Arial" w:cs="Arial" w:eastAsia="Arial" w:hAnsi="Arial"/>
@@ -19927,7 +19927,7 @@
         </w:rPr>
         <w:t xml:space="preserve"> (</w:t>
       </w:r>
-      <w:hyperlink w:history="1" r:id="rIdegqh9-cwwwm01rm1txzaq">
+      <w:hyperlink w:history="1" r:id="rIdah-e1gixpq7kgfiueae57">
         <w:r>
           <w:rPr>
             <w:rFonts w:ascii="Arial" w:cs="Arial" w:eastAsia="Arial" w:hAnsi="Arial"/>
@@ -20967,7 +20967,7 @@
             <w:pPr>
               <w:spacing w:after="20" w:before="0"/>
             </w:pPr>
-            <w:hyperlink w:history="1" r:id="rId28ecepxlhw6ffh_moozao">
+            <w:hyperlink w:history="1" r:id="rId5lcwc5ofg6cdo-zqpqf2b">
               <w:r>
                 <w:rPr>
                   <w:rFonts w:ascii="Arial" w:cs="Arial" w:eastAsia="Arial" w:hAnsi="Arial"/>
@@ -21000,7 +21000,7 @@
               <w:spacing w:after="10" w:before="0"/>
               <w:ind w:left="120"/>
             </w:pPr>
-            <w:hyperlink w:history="1" r:id="rId2ejyvixhubrmd1v2rl9e4">
+            <w:hyperlink w:history="1" r:id="rIdqzeuk6yjyd8_nhmczc_--">
               <w:r>
                 <w:rPr>
                   <w:rFonts w:ascii="Arial" w:cs="Arial" w:eastAsia="Arial" w:hAnsi="Arial"/>
@@ -21045,7 +21045,7 @@
             <w:pPr>
               <w:spacing w:after="20" w:before="0"/>
             </w:pPr>
-            <w:hyperlink w:history="1" r:id="rIdcrk4zr1edbdqw_ipnrnql">
+            <w:hyperlink w:history="1" r:id="rId4bsbh-dkbmnsmbmtlnruy">
               <w:r>
                 <w:rPr>
                   <w:rFonts w:ascii="Arial" w:cs="Arial" w:eastAsia="Arial" w:hAnsi="Arial"/>
@@ -21078,7 +21078,7 @@
               <w:spacing w:after="10" w:before="0"/>
               <w:ind w:left="120"/>
             </w:pPr>
-            <w:hyperlink w:history="1" r:id="rIdiguyn1c4gvwmiwx_nzup4">
+            <w:hyperlink w:history="1" r:id="rId3hjroxvxjz4xfv6vnss61">
               <w:r>
                 <w:rPr>
                   <w:rFonts w:ascii="Arial" w:cs="Arial" w:eastAsia="Arial" w:hAnsi="Arial"/>
@@ -21278,7 +21278,7 @@
             <w:pPr>
               <w:spacing w:after="20" w:before="0"/>
             </w:pPr>
-            <w:hyperlink w:history="1" r:id="rIdmsibdooxqag4ucelslzro">
+            <w:hyperlink w:history="1" r:id="rIdyf7fmnpehrmx8xx7uzfiq">
               <w:r>
                 <w:rPr>
                   <w:rFonts w:ascii="Arial" w:cs="Arial" w:eastAsia="Arial" w:hAnsi="Arial"/>
@@ -21311,7 +21311,7 @@
               <w:spacing w:after="10" w:before="0"/>
               <w:ind w:left="120"/>
             </w:pPr>
-            <w:hyperlink w:history="1" r:id="rId4reiepk8cz_7dyvnsvuj7">
+            <w:hyperlink w:history="1" r:id="rIdifavqbkpa9xlxttkfwne_">
               <w:r>
                 <w:rPr>
                   <w:rFonts w:ascii="Arial" w:cs="Arial" w:eastAsia="Arial" w:hAnsi="Arial"/>
@@ -21356,7 +21356,7 @@
             <w:pPr>
               <w:spacing w:after="20" w:before="0"/>
             </w:pPr>
-            <w:hyperlink w:history="1" r:id="rIdse4tbdp5mhhp8n47tskmm">
+            <w:hyperlink w:history="1" r:id="rIdgupwtfkiglmiz6l-rto7k">
               <w:r>
                 <w:rPr>
                   <w:rFonts w:ascii="Arial" w:cs="Arial" w:eastAsia="Arial" w:hAnsi="Arial"/>
@@ -21389,7 +21389,7 @@
               <w:spacing w:after="10" w:before="0"/>
               <w:ind w:left="120"/>
             </w:pPr>
-            <w:hyperlink w:history="1" r:id="rId1j8tawrs-aaujgvdpecno">
+            <w:hyperlink w:history="1" r:id="rIdk-ckox5mg-qorbtyr3f_w">
               <w:r>
                 <w:rPr>
                   <w:rFonts w:ascii="Arial" w:cs="Arial" w:eastAsia="Arial" w:hAnsi="Arial"/>
@@ -21589,7 +21589,7 @@
             <w:pPr>
               <w:spacing w:after="20" w:before="0"/>
             </w:pPr>
-            <w:hyperlink w:history="1" r:id="rIdepsahk8bvxu9roku5oy3h">
+            <w:hyperlink w:history="1" r:id="rIdatluhs8lwhrhikhu3-ekj">
               <w:r>
                 <w:rPr>
                   <w:rFonts w:ascii="Arial" w:cs="Arial" w:eastAsia="Arial" w:hAnsi="Arial"/>
@@ -21638,7 +21638,7 @@
               <w:spacing w:after="10" w:before="0"/>
               <w:ind w:left="120"/>
             </w:pPr>
-            <w:hyperlink w:history="1" r:id="rIdttpbjs2pu4ooav4fxeaai">
+            <w:hyperlink w:history="1" r:id="rIdbhv9umhwybokh9xtidjmu">
               <w:r>
                 <w:rPr>
                   <w:rFonts w:ascii="Arial" w:cs="Arial" w:eastAsia="Arial" w:hAnsi="Arial"/>
@@ -21683,7 +21683,7 @@
             <w:pPr>
               <w:spacing w:after="20" w:before="0"/>
             </w:pPr>
-            <w:hyperlink w:history="1" r:id="rIda-czilghjsoiar8ltkwpe">
+            <w:hyperlink w:history="1" r:id="rIdtzz0f_2iae9orvtsxajeh">
               <w:r>
                 <w:rPr>
                   <w:rFonts w:ascii="Arial" w:cs="Arial" w:eastAsia="Arial" w:hAnsi="Arial"/>
@@ -21732,7 +21732,7 @@
               <w:spacing w:after="10" w:before="0"/>
               <w:ind w:left="120"/>
             </w:pPr>
-            <w:hyperlink w:history="1" r:id="rIdolshsgf8fdj5jemct9jps">
+            <w:hyperlink w:history="1" r:id="rIdag566gfyrckyzeat2xlie">
               <w:r>
                 <w:rPr>
                   <w:rFonts w:ascii="Arial" w:cs="Arial" w:eastAsia="Arial" w:hAnsi="Arial"/>
@@ -21932,7 +21932,7 @@
             <w:pPr>
               <w:spacing w:after="20" w:before="0"/>
             </w:pPr>
-            <w:hyperlink w:history="1" r:id="rIdjcl_pcni-cjyheman8ww3">
+            <w:hyperlink w:history="1" r:id="rIdnkhupnissah2suhu6w2eh">
               <w:r>
                 <w:rPr>
                   <w:rFonts w:ascii="Arial" w:cs="Arial" w:eastAsia="Arial" w:hAnsi="Arial"/>
@@ -21981,7 +21981,7 @@
               <w:spacing w:after="10" w:before="0"/>
               <w:ind w:left="120"/>
             </w:pPr>
-            <w:hyperlink w:history="1" r:id="rId1dhvswj3nql9-ewm_eyra">
+            <w:hyperlink w:history="1" r:id="rIdpuj6cs4yx86xsqoflbjuz">
               <w:r>
                 <w:rPr>
                   <w:rFonts w:ascii="Arial" w:cs="Arial" w:eastAsia="Arial" w:hAnsi="Arial"/>
@@ -22026,7 +22026,7 @@
             <w:pPr>
               <w:spacing w:after="20" w:before="0"/>
             </w:pPr>
-            <w:hyperlink w:history="1" r:id="rIdirqrtpndbglu7esmimscg">
+            <w:hyperlink w:history="1" r:id="rIdp3gphze8eangxmeozil1q">
               <w:r>
                 <w:rPr>
                   <w:rFonts w:ascii="Arial" w:cs="Arial" w:eastAsia="Arial" w:hAnsi="Arial"/>
@@ -22075,7 +22075,7 @@
               <w:spacing w:after="10" w:before="0"/>
               <w:ind w:left="120"/>
             </w:pPr>
-            <w:hyperlink w:history="1" r:id="rIdlfsr1eemut01nafq-phzl">
+            <w:hyperlink w:history="1" r:id="rIdjxhxr7tz9vgzwstvtl_mt">
               <w:r>
                 <w:rPr>
                   <w:rFonts w:ascii="Arial" w:cs="Arial" w:eastAsia="Arial" w:hAnsi="Arial"/>
@@ -22275,7 +22275,7 @@
             <w:pPr>
               <w:spacing w:after="20" w:before="0"/>
             </w:pPr>
-            <w:hyperlink w:history="1" r:id="rIdsh-gmtzlfb_xotfswwjyp">
+            <w:hyperlink w:history="1" r:id="rId5b6ki-arsjb94leel6xg9">
               <w:r>
                 <w:rPr>
                   <w:rFonts w:ascii="Arial" w:cs="Arial" w:eastAsia="Arial" w:hAnsi="Arial"/>
@@ -22324,7 +22324,7 @@
               <w:spacing w:after="10" w:before="0"/>
               <w:ind w:left="120"/>
             </w:pPr>
-            <w:hyperlink w:history="1" r:id="rIdrmccrdy3pox7ko7l-v0aw">
+            <w:hyperlink w:history="1" r:id="rId7mlkqlaqrtflxx8sm5pni">
               <w:r>
                 <w:rPr>
                   <w:rFonts w:ascii="Arial" w:cs="Arial" w:eastAsia="Arial" w:hAnsi="Arial"/>
@@ -22369,7 +22369,7 @@
             <w:pPr>
               <w:spacing w:after="20" w:before="0"/>
             </w:pPr>
-            <w:hyperlink w:history="1" r:id="rId8bbgwee7ybixi8q4vtz64">
+            <w:hyperlink w:history="1" r:id="rIdo7zdrgmtzrktxtlaspxju">
               <w:r>
                 <w:rPr>
                   <w:rFonts w:ascii="Arial" w:cs="Arial" w:eastAsia="Arial" w:hAnsi="Arial"/>
@@ -22402,7 +22402,7 @@
               <w:spacing w:after="10" w:before="0"/>
               <w:ind w:left="120"/>
             </w:pPr>
-            <w:hyperlink w:history="1" r:id="rIdc2sdrvihs_weypbhuaqi_">
+            <w:hyperlink w:history="1" r:id="rIds4gd7xvnulszmodfch467">
               <w:r>
                 <w:rPr>
                   <w:rFonts w:ascii="Arial" w:cs="Arial" w:eastAsia="Arial" w:hAnsi="Arial"/>
@@ -22927,7 +22927,7 @@
         </w:rPr>
         <w:t xml:space="preserve">© 2026 SeaVuria and ARES. Aligned with KICD objectives. Developed by SeaVuria; technical implementation by ARES (with AI assistance from Claude). Licensed under </w:t>
       </w:r>
-      <w:hyperlink w:history="1" r:id="rIdp5bhrfgvr5fb79pzht0wv">
+      <w:hyperlink w:history="1" r:id="rIdknguidyaeq6vl36onathr">
         <w:r>
           <w:rPr>
             <w:rFonts w:ascii="Arial" w:cs="Arial" w:eastAsia="Arial" w:hAnsi="Arial"/>
@@ -22948,7 +22948,7 @@
         </w:rPr>
         <w:t xml:space="preserve"> (</w:t>
       </w:r>
-      <w:hyperlink w:history="1" r:id="rIdvtswh4l0ifm2yv2fqqly8">
+      <w:hyperlink w:history="1" r:id="rIdmi0ux0g_wpc-sobadxyse">
         <w:r>
           <w:rPr>
             <w:rFonts w:ascii="Arial" w:cs="Arial" w:eastAsia="Arial" w:hAnsi="Arial"/>
@@ -23988,7 +23988,7 @@
             <w:pPr>
               <w:spacing w:after="20" w:before="0"/>
             </w:pPr>
-            <w:hyperlink w:history="1" r:id="rIdr5macjzdbrj-c-jgjpwtb">
+            <w:hyperlink w:history="1" r:id="rId67mxuozed2drq5arvczc6">
               <w:r>
                 <w:rPr>
                   <w:rFonts w:ascii="Arial" w:cs="Arial" w:eastAsia="Arial" w:hAnsi="Arial"/>
@@ -24037,7 +24037,7 @@
               <w:spacing w:after="10" w:before="0"/>
               <w:ind w:left="120"/>
             </w:pPr>
-            <w:hyperlink w:history="1" r:id="rIddv7lj1ybtkw-mzz8xolf0">
+            <w:hyperlink w:history="1" r:id="rIdtjfnavfcf6zt7tmraty7b">
               <w:r>
                 <w:rPr>
                   <w:rFonts w:ascii="Arial" w:cs="Arial" w:eastAsia="Arial" w:hAnsi="Arial"/>
@@ -24082,7 +24082,7 @@
             <w:pPr>
               <w:spacing w:after="20" w:before="0"/>
             </w:pPr>
-            <w:hyperlink w:history="1" r:id="rIdueps9rdcxdvo7vwm9_kgr">
+            <w:hyperlink w:history="1" r:id="rIdt7bf4v5bgiwngwtifjvzr">
               <w:r>
                 <w:rPr>
                   <w:rFonts w:ascii="Arial" w:cs="Arial" w:eastAsia="Arial" w:hAnsi="Arial"/>
@@ -24131,7 +24131,7 @@
               <w:spacing w:after="10" w:before="0"/>
               <w:ind w:left="120"/>
             </w:pPr>
-            <w:hyperlink w:history="1" r:id="rIdzhvxps00dsegpm_wxsg7l">
+            <w:hyperlink w:history="1" r:id="rIdzokotnfzad3dpr_q4kfzq">
               <w:r>
                 <w:rPr>
                   <w:rFonts w:ascii="Arial" w:cs="Arial" w:eastAsia="Arial" w:hAnsi="Arial"/>
@@ -24331,7 +24331,7 @@
             <w:pPr>
               <w:spacing w:after="20" w:before="0"/>
             </w:pPr>
-            <w:hyperlink w:history="1" r:id="rIdptbys1rvuegywjrmm3des">
+            <w:hyperlink w:history="1" r:id="rIddsvwudqoliwsjkiedm-45">
               <w:r>
                 <w:rPr>
                   <w:rFonts w:ascii="Arial" w:cs="Arial" w:eastAsia="Arial" w:hAnsi="Arial"/>
@@ -24380,7 +24380,7 @@
               <w:spacing w:after="10" w:before="0"/>
               <w:ind w:left="120"/>
             </w:pPr>
-            <w:hyperlink w:history="1" r:id="rIdv_vbdolwu3ecy93v-bsbg">
+            <w:hyperlink w:history="1" r:id="rIdh1yy3fejddslsu4hd610l">
               <w:r>
                 <w:rPr>
                   <w:rFonts w:ascii="Arial" w:cs="Arial" w:eastAsia="Arial" w:hAnsi="Arial"/>
@@ -24425,7 +24425,7 @@
             <w:pPr>
               <w:spacing w:after="20" w:before="0"/>
             </w:pPr>
-            <w:hyperlink w:history="1" r:id="rIdvnwmsj5cg-orqwuhffvzi">
+            <w:hyperlink w:history="1" r:id="rIdr9kyafqzusys8vcl03wct">
               <w:r>
                 <w:rPr>
                   <w:rFonts w:ascii="Arial" w:cs="Arial" w:eastAsia="Arial" w:hAnsi="Arial"/>
@@ -24474,7 +24474,7 @@
               <w:spacing w:after="10" w:before="0"/>
               <w:ind w:left="120"/>
             </w:pPr>
-            <w:hyperlink w:history="1" r:id="rId36r3kzy9lu_5j2jvvvuz8">
+            <w:hyperlink w:history="1" r:id="rId-adr1zh52bq5au47ker8_">
               <w:r>
                 <w:rPr>
                   <w:rFonts w:ascii="Arial" w:cs="Arial" w:eastAsia="Arial" w:hAnsi="Arial"/>
@@ -24674,7 +24674,7 @@
             <w:pPr>
               <w:spacing w:after="20" w:before="0"/>
             </w:pPr>
-            <w:hyperlink w:history="1" r:id="rId3o3tjyzh2_kykslfwj4kg">
+            <w:hyperlink w:history="1" r:id="rIdsnwiecehxyghd_fw0r2ay">
               <w:r>
                 <w:rPr>
                   <w:rFonts w:ascii="Arial" w:cs="Arial" w:eastAsia="Arial" w:hAnsi="Arial"/>
@@ -24723,7 +24723,7 @@
               <w:spacing w:after="10" w:before="0"/>
               <w:ind w:left="120"/>
             </w:pPr>
-            <w:hyperlink w:history="1" r:id="rIdip0g-oiw4yjbri-spaxgx">
+            <w:hyperlink w:history="1" r:id="rId9t6kmhalwlowhpcorrrns">
               <w:r>
                 <w:rPr>
                   <w:rFonts w:ascii="Arial" w:cs="Arial" w:eastAsia="Arial" w:hAnsi="Arial"/>
@@ -24768,7 +24768,7 @@
             <w:pPr>
               <w:spacing w:after="20" w:before="0"/>
             </w:pPr>
-            <w:hyperlink w:history="1" r:id="rIdfdft8l5cqkvdwuvavy8ts">
+            <w:hyperlink w:history="1" r:id="rIddurlbfygssw0zf_zevl8o">
               <w:r>
                 <w:rPr>
                   <w:rFonts w:ascii="Arial" w:cs="Arial" w:eastAsia="Arial" w:hAnsi="Arial"/>
@@ -24817,7 +24817,7 @@
               <w:spacing w:after="10" w:before="0"/>
               <w:ind w:left="120"/>
             </w:pPr>
-            <w:hyperlink w:history="1" r:id="rIdew4hb9gjr9dhrtz2l0ayx">
+            <w:hyperlink w:history="1" r:id="rIdrjx_hqsoarjuhfsxevyg8">
               <w:r>
                 <w:rPr>
                   <w:rFonts w:ascii="Arial" w:cs="Arial" w:eastAsia="Arial" w:hAnsi="Arial"/>
@@ -25017,7 +25017,7 @@
             <w:pPr>
               <w:spacing w:after="20" w:before="0"/>
             </w:pPr>
-            <w:hyperlink w:history="1" r:id="rIdjw0qxouta3zrivefng0px">
+            <w:hyperlink w:history="1" r:id="rId4-gfqmdqncdrenrijxrtg">
               <w:r>
                 <w:rPr>
                   <w:rFonts w:ascii="Arial" w:cs="Arial" w:eastAsia="Arial" w:hAnsi="Arial"/>
@@ -25066,7 +25066,7 @@
               <w:spacing w:after="10" w:before="0"/>
               <w:ind w:left="120"/>
             </w:pPr>
-            <w:hyperlink w:history="1" r:id="rIddfgcmquuzkvpms7nfeu--">
+            <w:hyperlink w:history="1" r:id="rIdmfvuvkspg12z7is4joehc">
               <w:r>
                 <w:rPr>
                   <w:rFonts w:ascii="Arial" w:cs="Arial" w:eastAsia="Arial" w:hAnsi="Arial"/>
@@ -25111,7 +25111,7 @@
             <w:pPr>
               <w:spacing w:after="20" w:before="0"/>
             </w:pPr>
-            <w:hyperlink w:history="1" r:id="rIdfd50jnxpup1azv2b_p64f">
+            <w:hyperlink w:history="1" r:id="rIdcs1uqbj7yrxmbe7tc0gz2">
               <w:r>
                 <w:rPr>
                   <w:rFonts w:ascii="Arial" w:cs="Arial" w:eastAsia="Arial" w:hAnsi="Arial"/>
@@ -25160,7 +25160,7 @@
               <w:spacing w:after="10" w:before="0"/>
               <w:ind w:left="120"/>
             </w:pPr>
-            <w:hyperlink w:history="1" r:id="rIdlqth1rgtopropo9t_2hze">
+            <w:hyperlink w:history="1" r:id="rIdtbg3orfkz1dsm1irad3ox">
               <w:r>
                 <w:rPr>
                   <w:rFonts w:ascii="Arial" w:cs="Arial" w:eastAsia="Arial" w:hAnsi="Arial"/>
@@ -25360,7 +25360,7 @@
             <w:pPr>
               <w:spacing w:after="20" w:before="0"/>
             </w:pPr>
-            <w:hyperlink w:history="1" r:id="rId9x_kuhgkenuhw7yakvxf_">
+            <w:hyperlink w:history="1" r:id="rIdbocxeterfre8hulcuzlsw">
               <w:r>
                 <w:rPr>
                   <w:rFonts w:ascii="Arial" w:cs="Arial" w:eastAsia="Arial" w:hAnsi="Arial"/>
@@ -25409,7 +25409,7 @@
               <w:spacing w:after="10" w:before="0"/>
               <w:ind w:left="120"/>
             </w:pPr>
-            <w:hyperlink w:history="1" r:id="rIdvzdiictyyt0iwvdzbph1x">
+            <w:hyperlink w:history="1" r:id="rIdp8ftxf76lkvnnyj9ldiat">
               <w:r>
                 <w:rPr>
                   <w:rFonts w:ascii="Arial" w:cs="Arial" w:eastAsia="Arial" w:hAnsi="Arial"/>
@@ -25454,7 +25454,7 @@
             <w:pPr>
               <w:spacing w:after="20" w:before="0"/>
             </w:pPr>
-            <w:hyperlink w:history="1" r:id="rIdz6zsgdnhdooab6r5iwzxd">
+            <w:hyperlink w:history="1" r:id="rIdkly0dga3trfghp-dvqfcr">
               <w:r>
                 <w:rPr>
                   <w:rFonts w:ascii="Arial" w:cs="Arial" w:eastAsia="Arial" w:hAnsi="Arial"/>
@@ -25503,7 +25503,7 @@
               <w:spacing w:after="10" w:before="0"/>
               <w:ind w:left="120"/>
             </w:pPr>
-            <w:hyperlink w:history="1" r:id="rIdfptlabafk1jc972nrj63v">
+            <w:hyperlink w:history="1" r:id="rIdvpx-jl1pf7julf0b_qjbd">
               <w:r>
                 <w:rPr>
                   <w:rFonts w:ascii="Arial" w:cs="Arial" w:eastAsia="Arial" w:hAnsi="Arial"/>
@@ -26028,7 +26028,7 @@
         </w:rPr>
         <w:t xml:space="preserve">© 2026 SeaVuria and ARES. Aligned with KICD objectives. Developed by SeaVuria; technical implementation by ARES (with AI assistance from Claude). Licensed under </w:t>
       </w:r>
-      <w:hyperlink w:history="1" r:id="rIdzcb6wb-5fldmflmljzprn">
+      <w:hyperlink w:history="1" r:id="rIdsm4zhf8mnulvhjobynotc">
         <w:r>
           <w:rPr>
             <w:rFonts w:ascii="Arial" w:cs="Arial" w:eastAsia="Arial" w:hAnsi="Arial"/>
@@ -26049,7 +26049,7 @@
         </w:rPr>
         <w:t xml:space="preserve"> (</w:t>
       </w:r>
-      <w:hyperlink w:history="1" r:id="rId-uenscoci6lxjscslpfp2">
+      <w:hyperlink w:history="1" r:id="rIdoabp-lgr8fjmqfetj2joh">
         <w:r>
           <w:rPr>
             <w:rFonts w:ascii="Arial" w:cs="Arial" w:eastAsia="Arial" w:hAnsi="Arial"/>
@@ -27089,7 +27089,7 @@
             <w:pPr>
               <w:spacing w:after="20" w:before="0"/>
             </w:pPr>
-            <w:hyperlink w:history="1" r:id="rIdt9adgkj-dd_7hq6yhb--d">
+            <w:hyperlink w:history="1" r:id="rIdar1r2jk3ppdddebl9k1o-">
               <w:r>
                 <w:rPr>
                   <w:rFonts w:ascii="Arial" w:cs="Arial" w:eastAsia="Arial" w:hAnsi="Arial"/>
@@ -27122,7 +27122,7 @@
               <w:spacing w:after="10" w:before="0"/>
               <w:ind w:left="120"/>
             </w:pPr>
-            <w:hyperlink w:history="1" r:id="rIdjdhf3qqbkdubu5czjjel7">
+            <w:hyperlink w:history="1" r:id="rIddm5ud9rdk_z33osrkunxo">
               <w:r>
                 <w:rPr>
                   <w:rFonts w:ascii="Arial" w:cs="Arial" w:eastAsia="Arial" w:hAnsi="Arial"/>
@@ -27167,7 +27167,7 @@
             <w:pPr>
               <w:spacing w:after="20" w:before="0"/>
             </w:pPr>
-            <w:hyperlink w:history="1" r:id="rIdtzt1vv3dzwhjrh3oipdg-">
+            <w:hyperlink w:history="1" r:id="rIdlhlodlm9wvjztjqx0n07j">
               <w:r>
                 <w:rPr>
                   <w:rFonts w:ascii="Arial" w:cs="Arial" w:eastAsia="Arial" w:hAnsi="Arial"/>
@@ -27200,7 +27200,7 @@
               <w:spacing w:after="10" w:before="0"/>
               <w:ind w:left="120"/>
             </w:pPr>
-            <w:hyperlink w:history="1" r:id="rId38hyv5zrkqri7joy86sd7">
+            <w:hyperlink w:history="1" r:id="rIdzmbmaewafefptzns9ykit">
               <w:r>
                 <w:rPr>
                   <w:rFonts w:ascii="Arial" w:cs="Arial" w:eastAsia="Arial" w:hAnsi="Arial"/>
@@ -27400,7 +27400,7 @@
             <w:pPr>
               <w:spacing w:after="20" w:before="0"/>
             </w:pPr>
-            <w:hyperlink w:history="1" r:id="rId7p-za-pzhxeob-a3sco9z">
+            <w:hyperlink w:history="1" r:id="rIdkyu00ttaad2bwgpqkp7q_">
               <w:r>
                 <w:rPr>
                   <w:rFonts w:ascii="Arial" w:cs="Arial" w:eastAsia="Arial" w:hAnsi="Arial"/>
@@ -27433,7 +27433,7 @@
               <w:spacing w:after="10" w:before="0"/>
               <w:ind w:left="120"/>
             </w:pPr>
-            <w:hyperlink w:history="1" r:id="rIdsbrcz7sadoibuupw8rzcn">
+            <w:hyperlink w:history="1" r:id="rIds2lea5lggdwlky7peget9">
               <w:r>
                 <w:rPr>
                   <w:rFonts w:ascii="Arial" w:cs="Arial" w:eastAsia="Arial" w:hAnsi="Arial"/>
@@ -27478,7 +27478,7 @@
             <w:pPr>
               <w:spacing w:after="20" w:before="0"/>
             </w:pPr>
-            <w:hyperlink w:history="1" r:id="rIdlcmkgs_esxgt5oik6ob1n">
+            <w:hyperlink w:history="1" r:id="rId9wgoyuq_pw8qzon2qnzup">
               <w:r>
                 <w:rPr>
                   <w:rFonts w:ascii="Arial" w:cs="Arial" w:eastAsia="Arial" w:hAnsi="Arial"/>
@@ -27511,7 +27511,7 @@
               <w:spacing w:after="10" w:before="0"/>
               <w:ind w:left="120"/>
             </w:pPr>
-            <w:hyperlink w:history="1" r:id="rIdiw2ltiv4w0f_ziocwxh_c">
+            <w:hyperlink w:history="1" r:id="rId8hwy51pwyrqqfkp7afm7a">
               <w:r>
                 <w:rPr>
                   <w:rFonts w:ascii="Arial" w:cs="Arial" w:eastAsia="Arial" w:hAnsi="Arial"/>
@@ -27711,7 +27711,7 @@
             <w:pPr>
               <w:spacing w:after="20" w:before="0"/>
             </w:pPr>
-            <w:hyperlink w:history="1" r:id="rIdfohs6v6icahphqtbgkjud">
+            <w:hyperlink w:history="1" r:id="rIdy-vzh-m6xlj8iktartsf7">
               <w:r>
                 <w:rPr>
                   <w:rFonts w:ascii="Arial" w:cs="Arial" w:eastAsia="Arial" w:hAnsi="Arial"/>
@@ -27744,7 +27744,7 @@
               <w:spacing w:after="10" w:before="0"/>
               <w:ind w:left="120"/>
             </w:pPr>
-            <w:hyperlink w:history="1" r:id="rIdg_eztla52hy3vcjlfwaey">
+            <w:hyperlink w:history="1" r:id="rIdvjf0qzi7rvgn2jx2qdnjl">
               <w:r>
                 <w:rPr>
                   <w:rFonts w:ascii="Arial" w:cs="Arial" w:eastAsia="Arial" w:hAnsi="Arial"/>
@@ -27789,7 +27789,7 @@
             <w:pPr>
               <w:spacing w:after="20" w:before="0"/>
             </w:pPr>
-            <w:hyperlink w:history="1" r:id="rIdu2udvpixy4p60r4nmqz8k">
+            <w:hyperlink w:history="1" r:id="rIdoq2c0x-g5wdnn9rcsqdea">
               <w:r>
                 <w:rPr>
                   <w:rFonts w:ascii="Arial" w:cs="Arial" w:eastAsia="Arial" w:hAnsi="Arial"/>
@@ -27822,7 +27822,7 @@
               <w:spacing w:after="10" w:before="0"/>
               <w:ind w:left="120"/>
             </w:pPr>
-            <w:hyperlink w:history="1" r:id="rIdpu5nenwnzuhid5mmv1dnn">
+            <w:hyperlink w:history="1" r:id="rIdijv40zfvk2hj7fqni2_xt">
               <w:r>
                 <w:rPr>
                   <w:rFonts w:ascii="Arial" w:cs="Arial" w:eastAsia="Arial" w:hAnsi="Arial"/>
@@ -28022,7 +28022,7 @@
             <w:pPr>
               <w:spacing w:after="20" w:before="0"/>
             </w:pPr>
-            <w:hyperlink w:history="1" r:id="rIdawtjvmitaljw7i7ehl9ft">
+            <w:hyperlink w:history="1" r:id="rIdmsgizinc8y83vtjqqnvqx">
               <w:r>
                 <w:rPr>
                   <w:rFonts w:ascii="Arial" w:cs="Arial" w:eastAsia="Arial" w:hAnsi="Arial"/>
@@ -28055,7 +28055,7 @@
               <w:spacing w:after="10" w:before="0"/>
               <w:ind w:left="120"/>
             </w:pPr>
-            <w:hyperlink w:history="1" r:id="rIdnwk5vex6ycl7rce95eg8a">
+            <w:hyperlink w:history="1" r:id="rIdhrpjgn_8sgshn2y956t4n">
               <w:r>
                 <w:rPr>
                   <w:rFonts w:ascii="Arial" w:cs="Arial" w:eastAsia="Arial" w:hAnsi="Arial"/>
@@ -28100,7 +28100,7 @@
             <w:pPr>
               <w:spacing w:after="20" w:before="0"/>
             </w:pPr>
-            <w:hyperlink w:history="1" r:id="rIdbphzxm8btey622vzjnfzi">
+            <w:hyperlink w:history="1" r:id="rIdovjeyu6xh7hrq70j9tbxy">
               <w:r>
                 <w:rPr>
                   <w:rFonts w:ascii="Arial" w:cs="Arial" w:eastAsia="Arial" w:hAnsi="Arial"/>
@@ -28133,7 +28133,7 @@
               <w:spacing w:after="10" w:before="0"/>
               <w:ind w:left="120"/>
             </w:pPr>
-            <w:hyperlink w:history="1" r:id="rIdrmemd_cy4kxxjvpjjuwbl">
+            <w:hyperlink w:history="1" r:id="rIdealjovx0uh5yk-zfoi4oh">
               <w:r>
                 <w:rPr>
                   <w:rFonts w:ascii="Arial" w:cs="Arial" w:eastAsia="Arial" w:hAnsi="Arial"/>
@@ -28333,7 +28333,7 @@
             <w:pPr>
               <w:spacing w:after="20" w:before="0"/>
             </w:pPr>
-            <w:hyperlink w:history="1" r:id="rIdwvpraevkpx1byfyd6cddx">
+            <w:hyperlink w:history="1" r:id="rIdcm6ejnkg5qf0d21zakulm">
               <w:r>
                 <w:rPr>
                   <w:rFonts w:ascii="Arial" w:cs="Arial" w:eastAsia="Arial" w:hAnsi="Arial"/>
@@ -28382,7 +28382,7 @@
               <w:spacing w:after="10" w:before="0"/>
               <w:ind w:left="120"/>
             </w:pPr>
-            <w:hyperlink w:history="1" r:id="rId8o1lw4a5fodhsfovo2v5g">
+            <w:hyperlink w:history="1" r:id="rIdnzczmxpzyqy0xbzjyfjzl">
               <w:r>
                 <w:rPr>
                   <w:rFonts w:ascii="Arial" w:cs="Arial" w:eastAsia="Arial" w:hAnsi="Arial"/>
@@ -28427,7 +28427,7 @@
             <w:pPr>
               <w:spacing w:after="20" w:before="0"/>
             </w:pPr>
-            <w:hyperlink w:history="1" r:id="rId9bn-rtfzjlxupqxfme3h2">
+            <w:hyperlink w:history="1" r:id="rId3ks8blmqyfjxfer13xrmf">
               <w:r>
                 <w:rPr>
                   <w:rFonts w:ascii="Arial" w:cs="Arial" w:eastAsia="Arial" w:hAnsi="Arial"/>
@@ -28460,7 +28460,7 @@
               <w:spacing w:after="10" w:before="0"/>
               <w:ind w:left="120"/>
             </w:pPr>
-            <w:hyperlink w:history="1" r:id="rIdan8wohj26z4lmiph7mliw">
+            <w:hyperlink w:history="1" r:id="rIdgefv9g48ordveeygtzuff">
               <w:r>
                 <w:rPr>
                   <w:rFonts w:ascii="Arial" w:cs="Arial" w:eastAsia="Arial" w:hAnsi="Arial"/>
@@ -28985,7 +28985,7 @@
         </w:rPr>
         <w:t xml:space="preserve">© 2026 SeaVuria and ARES. Aligned with KICD objectives. Developed by SeaVuria; technical implementation by ARES (with AI assistance from Claude). Licensed under </w:t>
       </w:r>
-      <w:hyperlink w:history="1" r:id="rIdb4mucn6wrgof_fuhwe9me">
+      <w:hyperlink w:history="1" r:id="rIdoek-99f4wkewmq3nebpwr">
         <w:r>
           <w:rPr>
             <w:rFonts w:ascii="Arial" w:cs="Arial" w:eastAsia="Arial" w:hAnsi="Arial"/>
@@ -29006,7 +29006,7 @@
         </w:rPr>
         <w:t xml:space="preserve"> (</w:t>
       </w:r>
-      <w:hyperlink w:history="1" r:id="rIdajggosfgfsishhohqultz">
+      <w:hyperlink w:history="1" r:id="rIdrszfri_2htpkmjmq3kjp-">
         <w:r>
           <w:rPr>
             <w:rFonts w:ascii="Arial" w:cs="Arial" w:eastAsia="Arial" w:hAnsi="Arial"/>
@@ -30046,7 +30046,7 @@
             <w:pPr>
               <w:spacing w:after="20" w:before="0"/>
             </w:pPr>
-            <w:hyperlink w:history="1" r:id="rIdplxfpm8wzzoyamsq_g1l2">
+            <w:hyperlink w:history="1" r:id="rIdzdc_lbcszmtdip-h1pit3">
               <w:r>
                 <w:rPr>
                   <w:rFonts w:ascii="Arial" w:cs="Arial" w:eastAsia="Arial" w:hAnsi="Arial"/>
@@ -30079,7 +30079,7 @@
               <w:spacing w:after="10" w:before="0"/>
               <w:ind w:left="120"/>
             </w:pPr>
-            <w:hyperlink w:history="1" r:id="rIdbwtwk5ofqycupi0-3u5iq">
+            <w:hyperlink w:history="1" r:id="rIdevpjzv_wmszqvwhitdsvn">
               <w:r>
                 <w:rPr>
                   <w:rFonts w:ascii="Arial" w:cs="Arial" w:eastAsia="Arial" w:hAnsi="Arial"/>
@@ -30124,7 +30124,7 @@
             <w:pPr>
               <w:spacing w:after="20" w:before="0"/>
             </w:pPr>
-            <w:hyperlink w:history="1" r:id="rIdmvsclm7-rhjojod9b2src">
+            <w:hyperlink w:history="1" r:id="rId_q0fz5k3idzanbjsvaguw">
               <w:r>
                 <w:rPr>
                   <w:rFonts w:ascii="Arial" w:cs="Arial" w:eastAsia="Arial" w:hAnsi="Arial"/>
@@ -30157,7 +30157,7 @@
               <w:spacing w:after="10" w:before="0"/>
               <w:ind w:left="120"/>
             </w:pPr>
-            <w:hyperlink w:history="1" r:id="rId4lfxgi8rw61ywfaej4qte">
+            <w:hyperlink w:history="1" r:id="rId_ryfv_g8s6vumbawaaa83">
               <w:r>
                 <w:rPr>
                   <w:rFonts w:ascii="Arial" w:cs="Arial" w:eastAsia="Arial" w:hAnsi="Arial"/>
@@ -30357,7 +30357,7 @@
             <w:pPr>
               <w:spacing w:after="20" w:before="0"/>
             </w:pPr>
-            <w:hyperlink w:history="1" r:id="rIdnhbaaf56purrsnmigxjgm">
+            <w:hyperlink w:history="1" r:id="rIdrgpjkp02au7jbpqtujmrw">
               <w:r>
                 <w:rPr>
                   <w:rFonts w:ascii="Arial" w:cs="Arial" w:eastAsia="Arial" w:hAnsi="Arial"/>
@@ -30390,7 +30390,7 @@
               <w:spacing w:after="10" w:before="0"/>
               <w:ind w:left="120"/>
             </w:pPr>
-            <w:hyperlink w:history="1" r:id="rIdk-j1-a9fnjbb_jvq4tptv">
+            <w:hyperlink w:history="1" r:id="rIdhxeq4gkiz9rhttxray2lw">
               <w:r>
                 <w:rPr>
                   <w:rFonts w:ascii="Arial" w:cs="Arial" w:eastAsia="Arial" w:hAnsi="Arial"/>
@@ -30435,7 +30435,7 @@
             <w:pPr>
               <w:spacing w:after="20" w:before="0"/>
             </w:pPr>
-            <w:hyperlink w:history="1" r:id="rIdxqq0qko1j4ouvt5259ni_">
+            <w:hyperlink w:history="1" r:id="rIdpgsjmxgrexnjticdqzwve">
               <w:r>
                 <w:rPr>
                   <w:rFonts w:ascii="Arial" w:cs="Arial" w:eastAsia="Arial" w:hAnsi="Arial"/>
@@ -30468,7 +30468,7 @@
               <w:spacing w:after="10" w:before="0"/>
               <w:ind w:left="120"/>
             </w:pPr>
-            <w:hyperlink w:history="1" r:id="rIdfiwh9yr20mrltcp9tevaw">
+            <w:hyperlink w:history="1" r:id="rIduitvyuuoiy3q-fomdtl1a">
               <w:r>
                 <w:rPr>
                   <w:rFonts w:ascii="Arial" w:cs="Arial" w:eastAsia="Arial" w:hAnsi="Arial"/>
@@ -30668,7 +30668,7 @@
             <w:pPr>
               <w:spacing w:after="20" w:before="0"/>
             </w:pPr>
-            <w:hyperlink w:history="1" r:id="rIdln1hlzxotz2m1j65ucx7w">
+            <w:hyperlink w:history="1" r:id="rIdumzj2janxzeasj9qemk-4">
               <w:r>
                 <w:rPr>
                   <w:rFonts w:ascii="Arial" w:cs="Arial" w:eastAsia="Arial" w:hAnsi="Arial"/>
@@ -30701,7 +30701,7 @@
               <w:spacing w:after="10" w:before="0"/>
               <w:ind w:left="120"/>
             </w:pPr>
-            <w:hyperlink w:history="1" r:id="rId8qhdwy_igsq2oq5plppel">
+            <w:hyperlink w:history="1" r:id="rIdwfrosidy0dpdbkzp5lmvy">
               <w:r>
                 <w:rPr>
                   <w:rFonts w:ascii="Arial" w:cs="Arial" w:eastAsia="Arial" w:hAnsi="Arial"/>
@@ -30746,7 +30746,7 @@
             <w:pPr>
               <w:spacing w:after="20" w:before="0"/>
             </w:pPr>
-            <w:hyperlink w:history="1" r:id="rIdnpdeajxnrpwuybda_lnak">
+            <w:hyperlink w:history="1" r:id="rIdbqwgz3livhce_0bmnk5zx">
               <w:r>
                 <w:rPr>
                   <w:rFonts w:ascii="Arial" w:cs="Arial" w:eastAsia="Arial" w:hAnsi="Arial"/>
@@ -30779,7 +30779,7 @@
               <w:spacing w:after="10" w:before="0"/>
               <w:ind w:left="120"/>
             </w:pPr>
-            <w:hyperlink w:history="1" r:id="rIdxmqp05lqs041ezkvtjz7h">
+            <w:hyperlink w:history="1" r:id="rIdd8wqnu2zno8jxcd1s18fg">
               <w:r>
                 <w:rPr>
                   <w:rFonts w:ascii="Arial" w:cs="Arial" w:eastAsia="Arial" w:hAnsi="Arial"/>
@@ -30979,7 +30979,7 @@
             <w:pPr>
               <w:spacing w:after="20" w:before="0"/>
             </w:pPr>
-            <w:hyperlink w:history="1" r:id="rIdbjgagdepdlhqm6i4ovjhf">
+            <w:hyperlink w:history="1" r:id="rId8bv-k7ymlf3gfts-hds9e">
               <w:r>
                 <w:rPr>
                   <w:rFonts w:ascii="Arial" w:cs="Arial" w:eastAsia="Arial" w:hAnsi="Arial"/>
@@ -31012,7 +31012,7 @@
               <w:spacing w:after="10" w:before="0"/>
               <w:ind w:left="120"/>
             </w:pPr>
-            <w:hyperlink w:history="1" r:id="rIdetg7_8r6tsmlhc4tdmrut">
+            <w:hyperlink w:history="1" r:id="rIdo6km8ehtno9j-hptpimgv">
               <w:r>
                 <w:rPr>
                   <w:rFonts w:ascii="Arial" w:cs="Arial" w:eastAsia="Arial" w:hAnsi="Arial"/>
@@ -31057,7 +31057,7 @@
             <w:pPr>
               <w:spacing w:after="20" w:before="0"/>
             </w:pPr>
-            <w:hyperlink w:history="1" r:id="rId67hctr8sj6j0f2kqjbzek">
+            <w:hyperlink w:history="1" r:id="rIdh2hcgo1gm8dymh0roftt4">
               <w:r>
                 <w:rPr>
                   <w:rFonts w:ascii="Arial" w:cs="Arial" w:eastAsia="Arial" w:hAnsi="Arial"/>
@@ -31090,7 +31090,7 @@
               <w:spacing w:after="10" w:before="0"/>
               <w:ind w:left="120"/>
             </w:pPr>
-            <w:hyperlink w:history="1" r:id="rIdgvtytgqwub7tucdvfuu-r">
+            <w:hyperlink w:history="1" r:id="rId5xe9l0dqtgoj_jjnfvi2q">
               <w:r>
                 <w:rPr>
                   <w:rFonts w:ascii="Arial" w:cs="Arial" w:eastAsia="Arial" w:hAnsi="Arial"/>
@@ -31290,7 +31290,7 @@
             <w:pPr>
               <w:spacing w:after="20" w:before="0"/>
             </w:pPr>
-            <w:hyperlink w:history="1" r:id="rId2ppnrw5lvq0jnvwjzl1zo">
+            <w:hyperlink w:history="1" r:id="rIdcd0xkspn37l5rxxe_7-z0">
               <w:r>
                 <w:rPr>
                   <w:rFonts w:ascii="Arial" w:cs="Arial" w:eastAsia="Arial" w:hAnsi="Arial"/>
@@ -31323,7 +31323,7 @@
               <w:spacing w:after="10" w:before="0"/>
               <w:ind w:left="120"/>
             </w:pPr>
-            <w:hyperlink w:history="1" r:id="rId4d6cbp-qj4-ldwbnapdwp">
+            <w:hyperlink w:history="1" r:id="rIddwevrjo8vogbkf6s990ou">
               <w:r>
                 <w:rPr>
                   <w:rFonts w:ascii="Arial" w:cs="Arial" w:eastAsia="Arial" w:hAnsi="Arial"/>
@@ -31368,7 +31368,7 @@
             <w:pPr>
               <w:spacing w:after="20" w:before="0"/>
             </w:pPr>
-            <w:hyperlink w:history="1" r:id="rIdejxqyv8rxtzifd3wqknec">
+            <w:hyperlink w:history="1" r:id="rIdhfbr6yrxwrquxvt4-mprd">
               <w:r>
                 <w:rPr>
                   <w:rFonts w:ascii="Arial" w:cs="Arial" w:eastAsia="Arial" w:hAnsi="Arial"/>
@@ -31401,7 +31401,7 @@
               <w:spacing w:after="10" w:before="0"/>
               <w:ind w:left="120"/>
             </w:pPr>
-            <w:hyperlink w:history="1" r:id="rIdnr252ny0jzlwfwmnjjled">
+            <w:hyperlink w:history="1" r:id="rIdwafqgyadn56erhb9rsgv0">
               <w:r>
                 <w:rPr>
                   <w:rFonts w:ascii="Arial" w:cs="Arial" w:eastAsia="Arial" w:hAnsi="Arial"/>
@@ -31926,7 +31926,7 @@
         </w:rPr>
         <w:t xml:space="preserve">© 2026 SeaVuria and ARES. Aligned with KICD objectives. Developed by SeaVuria; technical implementation by ARES (with AI assistance from Claude). Licensed under </w:t>
       </w:r>
-      <w:hyperlink w:history="1" r:id="rIdahg49jesuy1j83fvxe7ev">
+      <w:hyperlink w:history="1" r:id="rIdtgmbw0czlkzm3uwoszt2s">
         <w:r>
           <w:rPr>
             <w:rFonts w:ascii="Arial" w:cs="Arial" w:eastAsia="Arial" w:hAnsi="Arial"/>
@@ -31947,7 +31947,7 @@
         </w:rPr>
         <w:t xml:space="preserve"> (</w:t>
       </w:r>
-      <w:hyperlink w:history="1" r:id="rIdtvexzq9pvmxovmraq7mqo">
+      <w:hyperlink w:history="1" r:id="rIdifhz8pjw43dvdreg9jkwr">
         <w:r>
           <w:rPr>
             <w:rFonts w:ascii="Arial" w:cs="Arial" w:eastAsia="Arial" w:hAnsi="Arial"/>
